--- a/2025_earwig_fecundity_revised.docx
+++ b/2025_earwig_fecundity_revised.docx
@@ -1,13 +1,13 @@
 
 <file path=word/document.xml><?xml version="1.0" encoding="utf-8"?>
-<w:document xmlns:wpc="http://schemas.microsoft.com/office/word/2010/wordprocessingCanvas" xmlns:cx="http://schemas.microsoft.com/office/drawing/2014/chartex" xmlns:cx1="http://schemas.microsoft.com/office/drawing/2015/9/8/chartex" xmlns:cx2="http://schemas.microsoft.com/office/drawing/2015/10/21/chartex" xmlns:cx3="http://schemas.microsoft.com/office/drawing/2016/5/9/chartex" xmlns:cx4="http://schemas.microsoft.com/office/drawing/2016/5/10/chartex" xmlns:cx5="http://schemas.microsoft.com/office/drawing/2016/5/11/chartex" xmlns:cx6="http://schemas.microsoft.com/office/drawing/2016/5/12/chartex" xmlns:cx7="http://schemas.microsoft.com/office/drawing/2016/5/13/chartex" xmlns:cx8="http://schemas.microsoft.com/office/drawing/2016/5/14/chartex" xmlns:mc="http://schemas.openxmlformats.org/markup-compatibility/2006" xmlns:aink="http://schemas.microsoft.com/office/drawing/2016/ink" xmlns:am3d="http://schemas.microsoft.com/office/drawing/2017/model3d" xmlns:o="urn:schemas-microsoft-com:office:office" xmlns:oel="http://schemas.microsoft.com/office/2019/extlst" xmlns:r="http://schemas.openxmlformats.org/officeDocument/2006/relationships" xmlns:m="http://schemas.openxmlformats.org/officeDocument/2006/math" xmlns:v="urn:schemas-microsoft-com:vml" xmlns:wp14="http://schemas.microsoft.com/office/word/2010/wordprocessingDrawing" xmlns:wp="http://schemas.openxmlformats.org/drawingml/2006/wordprocessingDrawing" xmlns:w10="urn:schemas-microsoft-com:office:word" xmlns:w="http://schemas.openxmlformats.org/wordprocessingml/2006/main" xmlns:w14="http://schemas.microsoft.com/office/word/2010/wordml" xmlns:w15="http://schemas.microsoft.com/office/word/2012/wordml" xmlns:w16cex="http://schemas.microsoft.com/office/word/2018/wordml/cex" xmlns:w16cid="http://schemas.microsoft.com/office/word/2016/wordml/cid" xmlns:w16="http://schemas.microsoft.com/office/word/2018/wordml" xmlns:w16du="http://schemas.microsoft.com/office/word/2023/wordml/word16du" xmlns:w16sdtdh="http://schemas.microsoft.com/office/word/2020/wordml/sdtdatahash" xmlns:w16sdtfl="http://schemas.microsoft.com/office/word/2024/wordml/sdtformatlock" xmlns:w16se="http://schemas.microsoft.com/office/word/2015/wordml/symex" xmlns:wpg="http://schemas.microsoft.com/office/word/2010/wordprocessingGroup" xmlns:wpi="http://schemas.microsoft.com/office/word/2010/wordprocessingInk" xmlns:wne="http://schemas.microsoft.com/office/word/2006/wordml" xmlns:wps="http://schemas.microsoft.com/office/word/2010/wordprocessingShape" mc:Ignorable="w14 w15 w16se w16cid w16 w16cex w16sdtdh w16sdtfl w16du wp14">
+<w:document xmlns:w="http://schemas.openxmlformats.org/wordprocessingml/2006/main" xmlns:m="http://schemas.openxmlformats.org/officeDocument/2006/math" xmlns:r="http://schemas.openxmlformats.org/officeDocument/2006/relationships" xmlns:o="urn:schemas-microsoft-com:office:office" xmlns:v="urn:schemas-microsoft-com:vml" xmlns:w10="urn:schemas-microsoft-com:office:word" xmlns:a="http://schemas.openxmlformats.org/drawingml/2006/main" xmlns:pic="http://schemas.openxmlformats.org/drawingml/2006/picture" xmlns:wp="http://schemas.openxmlformats.org/drawingml/2006/wordprocessingDrawing">
   <w:body>
     <w:p>
       <w:pPr>
         <w:pStyle w:val="Title"/>
       </w:pPr>
       <w:r>
-        <w:t>Residual correlation shows that European earwigs do not trade off clutch and egg size.</w:t>
+        <w:t xml:space="preserve">Residual correlation shows that European earwigs do not trade off clutch and egg size.</w:t>
       </w:r>
     </w:p>
     <w:p>
@@ -15,13 +15,13 @@
         <w:pStyle w:val="Author"/>
       </w:pPr>
       <w:r>
-        <w:t>Clint D. Kelly</w:t>
+        <w:t xml:space="preserve">Clint D. Kelly</w:t>
       </w:r>
       <w:r>
         <w:rPr>
           <w:vertAlign w:val="superscript"/>
         </w:rPr>
-        <w:t>1,✉</w:t>
+        <w:t xml:space="preserve">1,✉</w:t>
       </w:r>
     </w:p>
     <w:p>
@@ -32,13 +32,13 @@
         <w:rPr>
           <w:vertAlign w:val="superscript"/>
         </w:rPr>
-        <w:t>1</w:t>
-      </w:r>
-      <w:r>
-        <w:t xml:space="preserve"> </w:t>
-      </w:r>
-      <w:r>
-        <w:t>Département des Sciences biologiques, Université du Québec à Montréal, Montréal, Canada</w:t>
+        <w:t xml:space="preserve">1</w:t>
+      </w:r>
+      <w:r>
+        <w:t xml:space="preserve"> </w:t>
+      </w:r>
+      <w:r>
+        <w:t xml:space="preserve">Département des Sciences biologiques, Université du Québec à Montréal, Montréal, Canada</w:t>
       </w:r>
     </w:p>
     <w:p>
@@ -49,17 +49,23 @@
         <w:rPr>
           <w:vertAlign w:val="superscript"/>
         </w:rPr>
-        <w:t>✉</w:t>
-      </w:r>
-      <w:r>
-        <w:t xml:space="preserve"> Correspondence: </w:t>
-      </w:r>
-      <w:hyperlink r:id="rId7">
+        <w:t xml:space="preserve">✉</w:t>
+      </w:r>
+      <w:r>
+        <w:t xml:space="preserve"> </w:t>
+      </w:r>
+      <w:r>
+        <w:t xml:space="preserve">Correspondence:</w:t>
+      </w:r>
+      <w:r>
+        <w:t xml:space="preserve"> </w:t>
+      </w:r>
+      <w:hyperlink r:id="rId20">
         <w:r>
           <w:rPr>
             <w:rStyle w:val="Hyperlink"/>
           </w:rPr>
-          <w:t>Clint D. Kelly &lt;kelly.clint@uqam.ca&gt;</w:t>
+          <w:t xml:space="preserve">Clint D. Kelly &lt;kelly.clint@uqam.ca&gt;</w:t>
         </w:r>
       </w:hyperlink>
     </w:p>
@@ -68,14 +74,13 @@
         <w:br w:type="page"/>
       </w:r>
     </w:p>
+    <w:bookmarkStart w:id="21" w:name="abstract"/>
     <w:p>
       <w:pPr>
         <w:pStyle w:val="Heading1"/>
       </w:pPr>
-      <w:bookmarkStart w:id="0" w:name="abstract"/>
-      <w:r>
-        <w:lastRenderedPageBreak/>
-        <w:t>Abstract</w:t>
+      <w:r>
+        <w:t xml:space="preserve">Abstract</w:t>
       </w:r>
     </w:p>
     <w:p>
@@ -83,23 +88,17 @@
         <w:pStyle w:val="FirstParagraph"/>
       </w:pPr>
       <w:r>
-        <w:t>Life history theory predicts that clutch and egg size trade off because both traits compete for the same limited resource pool. Tests of this prediction often show a positive phenotypic correlation, probably because some females acquire more resources than others and can produce more and larger eggs. To accurately assess whether a trade-off exists, it is necessary to examine within-individual correlations, since phenotypic correlations can be misleading. I addressed this issue using a multivariate mixed mod</w:t>
-      </w:r>
-      <w:r>
-        <w:t>el to decompose the phenotypic correlation between egg number and size in European earwigs (</w:t>
+        <w:t xml:space="preserve">Life history theory predicts that clutch and egg size trade off because both traits compete for the same limited resource pool. Tests of this prediction often show a positive phenotypic correlation, probably because some females acquire more resources than others and can produce more and larger eggs. To accurately assess whether a trade-off exists, it is necessary to examine within-individual correlations, since phenotypic correlations can be misleading. I addressed this issue using a multivariate mixed model to decompose the phenotypic correlation between egg number and size in European earwigs (</w:t>
       </w:r>
       <w:r>
         <w:rPr>
           <w:i/>
           <w:iCs/>
         </w:rPr>
-        <w:t>Forficula auricularia</w:t>
-      </w:r>
-      <w:r>
-        <w:t>) into among-female and within-female (residual) components. I found that earwigs do not trade off clutch and egg size; instead, these traits are positively correlated. This unexpected result is likely due to changes in ovarian structure after laying the first clutch, combined with how limited resources are allocated to fewer developing oocytes in the second clutch. Contrary to expectation, evide</w:t>
-      </w:r>
-      <w:r>
-        <w:t>nce suggests that the among-female correlation is negative. Additionally, I found that second clutches have greater variation in egg size than first clutches, although the average variation in egg size among females is similar across clutches. Further research is needed to clarify the proximate reasons for the tendency of second clutches to have fewer and smaller eggs than first clutches, as well as to identify the proximate and ultimate causes of the greater variation in egg size in second clutches.</w:t>
+        <w:t xml:space="preserve">Forficula auricularia</w:t>
+      </w:r>
+      <w:r>
+        <w:t xml:space="preserve">) into among-female and within-female (residual) components. I found that earwigs do not trade off clutch and egg size; instead, these traits are positively correlated. This unexpected result is likely due to changes in ovarian structure after laying the first clutch, combined with how limited resources are allocated to fewer developing oocytes in the second clutch. Contrary to expectation, evidence suggests that the among-female correlation is negative. Additionally, I found that second clutches have greater variation in egg size than first clutches, although the average variation in egg size among females is similar across clutches. Further research is needed to clarify the proximate reasons for the tendency of second clutches to have fewer and smaller eggs than first clutches, as well as to identify the proximate and ultimate causes of the greater variation in egg size in second clutches.</w:t>
       </w:r>
     </w:p>
     <w:p>
@@ -107,15 +106,14 @@
         <w:br w:type="page"/>
       </w:r>
     </w:p>
+    <w:bookmarkEnd w:id="21"/>
+    <w:bookmarkStart w:id="22" w:name="introduction"/>
     <w:p>
       <w:pPr>
         <w:pStyle w:val="Heading1"/>
       </w:pPr>
-      <w:bookmarkStart w:id="1" w:name="introduction"/>
-      <w:bookmarkEnd w:id="0"/>
-      <w:r>
-        <w:lastRenderedPageBreak/>
-        <w:t>Introduction</w:t>
+      <w:r>
+        <w:t xml:space="preserve">Introduction</w:t>
       </w:r>
     </w:p>
     <w:p>
@@ -123,16 +121,64 @@
         <w:pStyle w:val="FirstParagraph"/>
       </w:pPr>
       <w:r>
-        <w:t>Maternal investment is allocated between offspring fitness and quantity, with larger eggs generally enhancing offspring fitness (Clutton-Brock 1991). A limited pool of reproductive resources, therefore, requires females to balance investment between the number and quality of eggs produced during a reproductive cycle (Smith and Fretwell 1974; Roff 1992; Fox and Czesak 2000; see also Parker 1982). However, these traits do not always trade off against each other (Roff 1992; Stearns 1992; Bernardo 1996; Fox and</w:t>
-      </w:r>
-      <w:r>
-        <w:t xml:space="preserve"> Czesak 2000; Hargitai et al. 2005; Cavaleiro and Santos 2014). Or at least, they do not appear to trade off. Positive correlations between traits that should otherwise covary negatively could be due to how individuals acquire resources and subsequently allocate them among competing traits (Reznick et al. 2000). Van Noordwijk and DeJong (1986; see also Reznick et al. 2000) explained that whether we observe positive or negative correlations between fitness-related traits (e.g., egg number or egg size) depend</w:t>
-      </w:r>
-      <w:r>
-        <w:t>s on whether some individuals in a population can acquire more resources than others and thus possess a larger resource pool that can be partitioned to competing traits. Consequently, such variation in acquisition can lead to a positive correlation between traits (e.g., egg number vs. egg size) when measured across individuals within a population, while masking allocation trade-offs within individuals (i.e. Simpson’s Paradox, Simpson 1951), assuming that all individuals follow a similar allocation strategy.</w:t>
-      </w:r>
-      <w:r>
-        <w:t xml:space="preserve"> This means that females that acquire more reproductive resources can produce more and larger eggs, but must nevertheless trade off size and number.</w:t>
+        <w:t xml:space="preserve">Maternal investment is allocated between offspring fitness and quantity, with larger eggs generally enhancing offspring fitness</w:t>
+      </w:r>
+      <w:r>
+        <w:t xml:space="preserve"> </w:t>
+      </w:r>
+      <w:r>
+        <w:t xml:space="preserve">(Clutton-Brock 1991)</w:t>
+      </w:r>
+      <w:r>
+        <w:t xml:space="preserve">. A limited pool of reproductive resources, therefore, requires females to balance investment between the number and quality of eggs produced during a reproductive cycle</w:t>
+      </w:r>
+      <w:r>
+        <w:t xml:space="preserve"> </w:t>
+      </w:r>
+      <w:r>
+        <w:t xml:space="preserve">(Smith and Fretwell 1974; Roff 1992; Fox and Czesak 2000; see also Parker 1982)</w:t>
+      </w:r>
+      <w:r>
+        <w:t xml:space="preserve">. However, these traits do not always trade off against each other</w:t>
+      </w:r>
+      <w:r>
+        <w:t xml:space="preserve"> </w:t>
+      </w:r>
+      <w:r>
+        <w:t xml:space="preserve">(Roff 1992; Stearns 1992; Bernardo 1996; Fox and Czesak 2000; Hargitai et al. 2005; Cavaleiro and Santos 2014)</w:t>
+      </w:r>
+      <w:r>
+        <w:t xml:space="preserve">. Or at least, they do not appear to trade off. Positive correlations between traits that should otherwise covary negatively could be due to how individuals acquire resources and subsequently allocate them among competing traits</w:t>
+      </w:r>
+      <w:r>
+        <w:t xml:space="preserve"> </w:t>
+      </w:r>
+      <w:r>
+        <w:t xml:space="preserve">(Reznick et al. 2000)</w:t>
+      </w:r>
+      <w:r>
+        <w:t xml:space="preserve">. Van Noordwijk and DeJong</w:t>
+      </w:r>
+      <w:r>
+        <w:t xml:space="preserve"> </w:t>
+      </w:r>
+      <w:r>
+        <w:t xml:space="preserve">(1986; see also Reznick et al. 2000)</w:t>
+      </w:r>
+      <w:r>
+        <w:t xml:space="preserve"> </w:t>
+      </w:r>
+      <w:r>
+        <w:t xml:space="preserve">explained that whether we observe positive or negative correlations between fitness-related traits (e.g., egg number or egg size) depends on whether some individuals in a population can acquire more resources than others and thus possess a larger resource pool that can be partitioned to competing traits. Consequently, such variation in acquisition can lead to a positive correlation between traits (e.g., egg number vs. egg size) when measured across individuals within a population, while masking allocation trade-offs within individuals</w:t>
+      </w:r>
+      <w:r>
+        <w:t xml:space="preserve"> </w:t>
+      </w:r>
+      <w:r>
+        <w:t xml:space="preserve">(i.e. Simpson’s Paradox, Simpson 1951)</w:t>
+      </w:r>
+      <w:r>
+        <w:t xml:space="preserve">, assuming that all individuals follow a similar allocation strategy. This means that females that acquire more reproductive resources can produce more and larger eggs, but must nevertheless trade off size and number.</w:t>
       </w:r>
     </w:p>
     <w:p>
@@ -140,57 +186,130 @@
         <w:pStyle w:val="BodyText"/>
       </w:pPr>
       <w:r>
-        <w:t xml:space="preserve">Careau and Wilson (2017) argue that revealing a trade-off when contrasting processes occur at the among- and within-individual levels requires partitioning the phenotypic correlation between two competing traits into its among- and within-individual components. This can be achieved by </w:t>
-      </w:r>
-      <w:r>
-        <w:lastRenderedPageBreak/>
-        <w:t>repeatedly measuring traits of interest (i.e. egg number and size) for a group of individuals and then using multivariate mixed models to estimate the among- and within-individual correlations. To my knowledge, no study has yet adopted this approach to show that females indeed trade off egg number and size, despite these traits positively correlating across a population of females. I use the approach of Careau and Wilson (2017) here to test the hypothesis that European earwigs (</w:t>
+        <w:t xml:space="preserve">Careau and Wilson</w:t>
+      </w:r>
+      <w:r>
+        <w:t xml:space="preserve"> </w:t>
+      </w:r>
+      <w:r>
+        <w:t xml:space="preserve">(2017)</w:t>
+      </w:r>
+      <w:r>
+        <w:t xml:space="preserve"> </w:t>
+      </w:r>
+      <w:r>
+        <w:t xml:space="preserve">argue that revealing a trade-off when contrasting processes occur at the among- and within-individual levels requires partitioning the phenotypic correlation between two competing traits into its among- and within-individual components. This can be achieved by repeatedly measuring traits of interest (i.e. egg number and size) for a group of individuals and then using multivariate mixed models to estimate the among- and within-individual correlations. To my knowledge, no study has yet adopted this approach to show that females indeed trade off egg number and size, despite these traits positively correlating across a population of females. I use the approach of Careau and Wilson</w:t>
+      </w:r>
+      <w:r>
+        <w:t xml:space="preserve"> </w:t>
+      </w:r>
+      <w:r>
+        <w:t xml:space="preserve">(2017)</w:t>
+      </w:r>
+      <w:r>
+        <w:t xml:space="preserve"> </w:t>
+      </w:r>
+      <w:r>
+        <w:t xml:space="preserve">here to test the hypothesis that European earwigs (</w:t>
       </w:r>
       <w:r>
         <w:rPr>
           <w:i/>
           <w:iCs/>
         </w:rPr>
-        <w:t>Forficula auricularia</w:t>
-      </w:r>
-      <w:r>
-        <w:t xml:space="preserve">) trade </w:t>
-      </w:r>
-      <w:r>
-        <w:t xml:space="preserve">off clutch and egg size. </w:t>
+        <w:t xml:space="preserve">Forficula auricularia</w:t>
+      </w:r>
+      <w:r>
+        <w:t xml:space="preserve">) trade off clutch and egg size.</w:t>
+      </w:r>
+      <w:r>
+        <w:t xml:space="preserve"> </w:t>
       </w:r>
       <w:r>
         <w:rPr>
           <w:i/>
           <w:iCs/>
         </w:rPr>
-        <w:t>F. auricularia</w:t>
-      </w:r>
-      <w:r>
-        <w:t xml:space="preserve"> is an ideal insect for testing this hypothesis because females lay a single clutch of eggs in a subterranean burrow within a short period of time (i.e. hours) (Meunier 2024). Females care for eggs and the nymphs for up to 2 weeks post-hatching (Staerkle and Kölliker 2008; Meunier 2024). Earwigs in Quebec, Canada, are semelparous because the harsh environmental conditions extend the incubation and egg-care period beyond the point at which a second clutch is possible (T</w:t>
-      </w:r>
-      <w:r>
-        <w:t>ourneur 2018). However, females can be induced to lay a second clutch under optimal laboratory conditions. I use this system to test the prediction that if resource allocation to clutches is greater among than within individuals, then the phenotypic and among-individual correlations between egg size and number will be positive, but the within-individual correlation will be negative because individual females trade off egg number for size. Second, I compare the average number and size of eggs across clutches</w:t>
-      </w:r>
-      <w:r>
-        <w:t xml:space="preserve"> to test whether fitness gains are optimised at a specific egg quantity or quality (e.g., Smith and Fretwell 1974). If so, one trait should not differ between clutches (e.g., egg number), whereas the other (e.g., egg size) is adjusted accordingly (Winkler and Wallin 1987). Alternatively, females laying a second clutch may recognise their low residual reproductive value and, consequently, terminally invest in current reproduction by producing either more or larger eggs in this clutch </w:t>
-      </w:r>
-      <w:r>
-        <w:lastRenderedPageBreak/>
-        <w:t>(Clutton-Brock 1984). Fi</w:t>
-      </w:r>
-      <w:r>
-        <w:t>nally, I explore whether eggs in first and second clutches differ in their size variation at the among- and within-female (clutch) levels (e.g. Hargitai et al. 2005).</w:t>
-      </w:r>
-    </w:p>
+        <w:t xml:space="preserve">F. auricularia</w:t>
+      </w:r>
+      <w:r>
+        <w:t xml:space="preserve"> </w:t>
+      </w:r>
+      <w:r>
+        <w:t xml:space="preserve">is an ideal insect for testing this hypothesis because females lay a single clutch of eggs in a subterranean burrow within a short period of time (i.e. hours)</w:t>
+      </w:r>
+      <w:r>
+        <w:t xml:space="preserve"> </w:t>
+      </w:r>
+      <w:r>
+        <w:t xml:space="preserve">(Meunier 2024)</w:t>
+      </w:r>
+      <w:r>
+        <w:t xml:space="preserve">. Females care for eggs and the nymphs for up to 2 weeks post-hatching</w:t>
+      </w:r>
+      <w:r>
+        <w:t xml:space="preserve"> </w:t>
+      </w:r>
+      <w:r>
+        <w:t xml:space="preserve">(Staerkle and Kölliker 2008; Meunier 2024)</w:t>
+      </w:r>
+      <w:r>
+        <w:t xml:space="preserve">. Earwigs in Quebec, Canada, are semelparous because the harsh environmental conditions extend the incubation and egg-care period beyond the point at which a second clutch is possible</w:t>
+      </w:r>
+      <w:r>
+        <w:t xml:space="preserve"> </w:t>
+      </w:r>
+      <w:r>
+        <w:t xml:space="preserve">(Tourneur 2018)</w:t>
+      </w:r>
+      <w:r>
+        <w:t xml:space="preserve">. However, females can be induced to lay a second clutch under optimal laboratory conditions. I use this system to test the prediction that if resource allocation to clutches is greater among than within individuals, then the phenotypic and among-individual correlations between egg size and number will be positive, but the within-individual correlation will be negative because individual females trade off egg number for size. Second, I compare the average number and size of eggs across clutches to test whether fitness gains are optimised at a specific egg quantity or quality</w:t>
+      </w:r>
+      <w:r>
+        <w:t xml:space="preserve"> </w:t>
+      </w:r>
+      <w:r>
+        <w:t xml:space="preserve">(e.g., Smith and Fretwell 1974)</w:t>
+      </w:r>
+      <w:r>
+        <w:t xml:space="preserve">. If so, one trait should not differ between clutches (e.g., egg number), whereas the other (e.g., egg size) is adjusted accordingly</w:t>
+      </w:r>
+      <w:r>
+        <w:t xml:space="preserve"> </w:t>
+      </w:r>
+      <w:r>
+        <w:t xml:space="preserve">(Winkler and Wallin 1987)</w:t>
+      </w:r>
+      <w:r>
+        <w:t xml:space="preserve">. Alternatively, females laying a second clutch may recognise their low residual reproductive value and, consequently, terminally invest in current reproduction by producing either more or larger eggs in this clutch</w:t>
+      </w:r>
+      <w:r>
+        <w:t xml:space="preserve"> </w:t>
+      </w:r>
+      <w:r>
+        <w:t xml:space="preserve">(Clutton-Brock 1984)</w:t>
+      </w:r>
+      <w:r>
+        <w:t xml:space="preserve">. Finally, I explore whether eggs in first and second clutches differ in their size variation at the among- and within-female (clutch) levels</w:t>
+      </w:r>
+      <w:r>
+        <w:t xml:space="preserve"> </w:t>
+      </w:r>
+      <w:r>
+        <w:t xml:space="preserve">(e.g. Hargitai et al. 2005)</w:t>
+      </w:r>
+      <w:r>
+        <w:t xml:space="preserve">.</w:t>
+      </w:r>
+    </w:p>
+    <w:bookmarkEnd w:id="22"/>
+    <w:bookmarkStart w:id="24" w:name="methods"/>
     <w:p>
       <w:pPr>
         <w:pStyle w:val="Heading1"/>
       </w:pPr>
-      <w:bookmarkStart w:id="2" w:name="methods"/>
-      <w:bookmarkEnd w:id="1"/>
-      <w:r>
-        <w:t>Methods</w:t>
+      <w:r>
+        <w:t xml:space="preserve">Methods</w:t>
       </w:r>
     </w:p>
     <w:p>
@@ -198,7 +317,7 @@
         <w:pStyle w:val="FirstParagraph"/>
       </w:pPr>
       <w:r>
-        <w:t>I collected adult female earwigs (n=42) in September and October 2024 in an urban parks (Parc Outremont) in Montréal, Canada. All earwigs were brought into the laboratory, assigned a unique ID, and individually placed in a 90-mm-diameter Petri dish containing a thin layer of moist sand. Females were provided a cotton-plugged water vial and fed TetraMin Tropical fish flakes ad libitum. Females were maintained in an incubator (Percival) at 10°C in constant darkness.</w:t>
+        <w:t xml:space="preserve">I collected adult female earwigs (n=42) in September and October 2024 in an urban parks (Parc Outremont) in Montréal, Canada. All earwigs were brought into the laboratory, assigned a unique ID, and individually placed in a 90-mm-diameter Petri dish containing a thin layer of moist sand. Females were provided a cotton-plugged water vial and fed TetraMin Tropical fish flakes ad libitum. Females were maintained in an incubator (Percival) at 10°C in constant darkness.</w:t>
       </w:r>
     </w:p>
     <w:p>
@@ -206,7 +325,7 @@
         <w:pStyle w:val="BodyText"/>
       </w:pPr>
       <w:r>
-        <w:t>Females were checked daily for oviposition. When a female laid eggs, I recorded the date and collected all eggs from the sand and placed them on filter paper in a new Petri dish. The eggs were then photographed under a Leica S6D stereo microscope (Leica Microsystems Inc., Concord, ON, Canada) at 0.68x magnification using Enersight software (Leica Microsystems Inc., Concord, ON, Canada), which automatically adds a scale bar to the photo. Eggs were then discarded.</w:t>
+        <w:t xml:space="preserve">Females were checked daily for oviposition. When a female laid eggs, I recorded the date and collected all eggs from the sand and placed them on filter paper in a new Petri dish. The eggs were then photographed under a Leica S6D stereo microscope (Leica Microsystems Inc., Concord, ON, Canada) at 0.68x magnification using Enersight software (Leica Microsystems Inc., Concord, ON, Canada), which automatically adds a scale bar to the photo. Eggs were then discarded.</w:t>
       </w:r>
     </w:p>
     <w:p>
@@ -214,29 +333,28 @@
         <w:pStyle w:val="BodyText"/>
       </w:pPr>
       <w:r>
-        <w:t>To stimulate females to lay a second clutch of eggs, I recreated a brief period of spring where they were allowed to accumulate resources for egg production and replenish their sperm stores. To achieve this, females that had recently oviposited were placed in a new Petri dish containing a cotton-plugged water vial, TetraMin Tropical fish flakes, and a shelter consisting of four 4 cm-long pieces of paper straw (Blowholes, Markham, Canada) glued together. These Petri dishes were placed in a 23 °C incubator wi</w:t>
-      </w:r>
-      <w:r>
-        <w:t xml:space="preserve">th a 12L:12D light: dark cycle. Females were maintained under these conditions for two weeks, at which time a haphazardly chosen stock male from our </w:t>
-      </w:r>
-      <w:r>
-        <w:lastRenderedPageBreak/>
-        <w:t>colony was placed with her. The pair was kept together for a week, after which a new stock male replaced the original male, and that pair was kept together for another week. Females were then transferred to the 10 °C incubator and treated as previously until they laid their second clutch, at which point their eggs were photographed. Females were euthanised by f</w:t>
-      </w:r>
-      <w:r>
-        <w:t>reezing after laying their second clutch, and their pronotum was photographed as described above. Females were then weighed to the nearest 0.01 mg using a Sartorius Secura 224-1S analytical balance. Females were weighed three times, with each weighing bout separated by four days. I used Fiji image analysis software (Schindelin et al. 2012) to measure the length of the female pronotum and the perimeter of each egg to the nearest 0.001 mm. Both traits were measured three times, with each measurement separated</w:t>
-      </w:r>
-      <w:r>
-        <w:t xml:space="preserve"> by 4 days.</w:t>
-      </w:r>
-    </w:p>
+        <w:t xml:space="preserve">To stimulate females to lay a second clutch of eggs, I recreated a brief period of spring where they were allowed to accumulate resources for egg production and replenish their sperm stores. To achieve this, females that had recently oviposited were placed in a new Petri dish containing a cotton-plugged water vial, TetraMin Tropical fish flakes, and a shelter consisting of four 4 cm-long pieces of paper straw (Blowholes, Markham, Canada) glued together. These Petri dishes were placed in a 23 °C incubator with a 12L:12D light: dark cycle. Females were maintained under these conditions for two weeks, at which time a haphazardly chosen stock male from our colony was placed with her. The pair was kept together for a week, after which a new stock male replaced the original male, and that pair was kept together for another week. Females were then transferred to the 10 °C incubator and treated as previously until they laid their second clutch, at which point their eggs were photographed. Females were euthanised by freezing after laying their second clutch, and their pronotum was photographed as described above. Females were then weighed to the nearest 0.01 mg using a Sartorius Secura 224-1S analytical balance. Females were weighed three times, with each weighing bout separated by four days. I used Fiji image analysis software</w:t>
+      </w:r>
+      <w:r>
+        <w:t xml:space="preserve"> </w:t>
+      </w:r>
+      <w:r>
+        <w:t xml:space="preserve">(Schindelin et al. 2012)</w:t>
+      </w:r>
+      <w:r>
+        <w:t xml:space="preserve"> </w:t>
+      </w:r>
+      <w:r>
+        <w:t xml:space="preserve">to measure the length of the female pronotum and the perimeter of each egg to the nearest 0.001 mm. Both traits were measured three times, with each measurement separated by 4 days.</w:t>
+      </w:r>
+    </w:p>
+    <w:bookmarkStart w:id="23" w:name="statistical-analysis"/>
     <w:p>
       <w:pPr>
         <w:pStyle w:val="Heading3"/>
       </w:pPr>
-      <w:bookmarkStart w:id="3" w:name="statistical-analysis"/>
-      <w:r>
-        <w:t>Statistical analysis</w:t>
+      <w:r>
+        <w:t xml:space="preserve">Statistical analysis</w:t>
       </w:r>
     </w:p>
     <w:p>
@@ -244,60 +362,90 @@
         <w:pStyle w:val="FirstParagraph"/>
       </w:pPr>
       <w:r>
-        <w:t xml:space="preserve">I calculated the repeatability of the body mass, pronotum length and egg perimeter measurements using the R package </w:t>
+        <w:t xml:space="preserve">I calculated the repeatability of the body mass, pronotum length and egg perimeter measurements using the R package</w:t>
+      </w:r>
+      <w:r>
+        <w:t xml:space="preserve"> </w:t>
       </w:r>
       <w:r>
         <w:rPr>
           <w:i/>
           <w:iCs/>
         </w:rPr>
-        <w:t>rptR</w:t>
-      </w:r>
-      <w:r>
-        <w:t xml:space="preserve"> (Stoffel et al. 2017). I entered the trait of interest as the response variable, female ID as a random effect, and assumed a Gaussian distribution. Each analysis was based on 1000 bootstrap samples. Because the measurements of my three traits were highly repeatable (pronotum length: </w:t>
+        <w:t xml:space="preserve">rptR</w:t>
+      </w:r>
+      <w:r>
+        <w:t xml:space="preserve"> </w:t>
+      </w:r>
+      <w:r>
+        <w:t xml:space="preserve">(Stoffel et al. 2017)</w:t>
+      </w:r>
+      <w:r>
+        <w:t xml:space="preserve">. I entered the trait of interest as the response variable, female ID as a random effect, and assumed a Gaussian distribution. Each analysis was based on 1000 bootstrap samples. Because the measurements of my three traits were highly repeatable (pronotum length:</w:t>
+      </w:r>
+      <w:r>
+        <w:t xml:space="preserve"> </w:t>
       </w:r>
       <w:r>
         <w:rPr>
           <w:i/>
           <w:iCs/>
         </w:rPr>
-        <w:t>R</w:t>
-      </w:r>
-      <w:r>
-        <w:t xml:space="preserve"> [95% CI] = 0.98 [0.97, 0.99]; body mass: </w:t>
+        <w:t xml:space="preserve">R</w:t>
+      </w:r>
+      <w:r>
+        <w:t xml:space="preserve"> </w:t>
+      </w:r>
+      <w:r>
+        <w:t xml:space="preserve">[95% CI] = 0.98 [0.97, 0.99]; body mass:</w:t>
+      </w:r>
+      <w:r>
+        <w:t xml:space="preserve"> </w:t>
       </w:r>
       <w:r>
         <w:rPr>
           <w:i/>
           <w:iCs/>
         </w:rPr>
-        <w:t>R</w:t>
-      </w:r>
-      <w:r>
-        <w:t xml:space="preserve"> [95% CI] = 0.99 [0.988, 0.996] egg perimeter in the first brood: </w:t>
+        <w:t xml:space="preserve">R</w:t>
+      </w:r>
+      <w:r>
+        <w:t xml:space="preserve"> </w:t>
+      </w:r>
+      <w:r>
+        <w:t xml:space="preserve">[95% CI] = 0.99 [0.988, 0.996] egg perimeter in the first brood:</w:t>
+      </w:r>
+      <w:r>
+        <w:t xml:space="preserve"> </w:t>
       </w:r>
       <w:r>
         <w:rPr>
           <w:i/>
           <w:iCs/>
         </w:rPr>
-        <w:t>R</w:t>
-      </w:r>
-      <w:r>
-        <w:t xml:space="preserve"> [95% CI] = 0.977 [0.976, 0.979] and in the second brood: </w:t>
+        <w:t xml:space="preserve">R</w:t>
+      </w:r>
+      <w:r>
+        <w:t xml:space="preserve"> </w:t>
+      </w:r>
+      <w:r>
+        <w:t xml:space="preserve">[95% CI] = 0.977 [0.976, 0.979] and in the second brood:</w:t>
+      </w:r>
+      <w:r>
+        <w:t xml:space="preserve"> </w:t>
       </w:r>
       <w:r>
         <w:rPr>
           <w:i/>
           <w:iCs/>
         </w:rPr>
-        <w:t>R</w:t>
-      </w:r>
-      <w:r>
-        <w:t xml:space="preserve"> [95% CI] = 0.93 [0.926, 0.937] ), I used each female</w:t>
-      </w:r>
-      <w:r>
-        <w:t>’s mean value for each trait in all subsequent analyses.</w:t>
+        <w:t xml:space="preserve">R</w:t>
+      </w:r>
+      <w:r>
+        <w:t xml:space="preserve"> </w:t>
+      </w:r>
+      <w:r>
+        <w:t xml:space="preserve">[95% CI] = 0.93 [0.926, 0.937] ), I used each female’s mean value for each trait in all subsequent analyses.</w:t>
       </w:r>
     </w:p>
     <w:p>
@@ -305,21 +453,41 @@
         <w:pStyle w:val="BodyText"/>
       </w:pPr>
       <w:r>
-        <w:t xml:space="preserve">I reduced the two measurements representing body size (pronotum length and body mass) to a single value (PC1) by performing a principal components analysis (PCA) on the correlation matrix of standardized measurements using the </w:t>
+        <w:t xml:space="preserve">I reduced the two measurements representing body size (pronotum length and body mass) to a single value (PC1) by performing a principal components analysis (PCA) on the correlation matrix of standardized measurements using the</w:t>
+      </w:r>
+      <w:r>
+        <w:t xml:space="preserve"> </w:t>
       </w:r>
       <w:r>
         <w:rPr>
           <w:i/>
           <w:iCs/>
         </w:rPr>
-        <w:t>prcomp</w:t>
-      </w:r>
-      <w:r>
-        <w:t xml:space="preserve"> function in the stats package in R (R </w:t>
-      </w:r>
-      <w:r>
-        <w:lastRenderedPageBreak/>
-        <w:t>Core Team 2025). The first PC accounted for 60.8% of the variation. I also standardised female body mass relative to body size using the scaled mass index procedure of Peig and Green (2009, 2010; see also Kelly et al. 2014).</w:t>
+        <w:t xml:space="preserve">prcomp</w:t>
+      </w:r>
+      <w:r>
+        <w:t xml:space="preserve"> </w:t>
+      </w:r>
+      <w:r>
+        <w:t xml:space="preserve">function in the stats package in R</w:t>
+      </w:r>
+      <w:r>
+        <w:t xml:space="preserve"> </w:t>
+      </w:r>
+      <w:r>
+        <w:t xml:space="preserve">(R Core Team 2025)</w:t>
+      </w:r>
+      <w:r>
+        <w:t xml:space="preserve">. The first PC accounted for 60.8% of the variation. I also standardised female body mass relative to body size using the scaled mass index procedure of Peig and Green</w:t>
+      </w:r>
+      <w:r>
+        <w:t xml:space="preserve"> </w:t>
+      </w:r>
+      <w:r>
+        <w:t xml:space="preserve">(2009, 2010; see also Kelly et al. 2014)</w:t>
+      </w:r>
+      <w:r>
+        <w:t xml:space="preserve">.</w:t>
       </w:r>
     </w:p>
     <w:p>
@@ -327,110 +495,140 @@
         <w:pStyle w:val="BodyText"/>
       </w:pPr>
       <w:r>
-        <w:t>I tested the prediction that egg number and egg size trade off within females using a Bayesian multivariate linear mixed-effects model (</w:t>
+        <w:t xml:space="preserve">I tested the prediction that egg number and egg size trade off within females using a Bayesian multivariate linear mixed-effects model (</w:t>
       </w:r>
       <w:r>
         <w:rPr>
           <w:i/>
           <w:iCs/>
         </w:rPr>
-        <w:t>brms</w:t>
-      </w:r>
-      <w:r>
-        <w:t xml:space="preserve"> package, Bürkner (2017)). Egg number and egg perimeter were entered as scaled response variables, and </w:t>
+        <w:t xml:space="preserve">brms</w:t>
+      </w:r>
+      <w:r>
+        <w:t xml:space="preserve"> </w:t>
+      </w:r>
+      <w:r>
+        <w:t xml:space="preserve">package,</w:t>
+      </w:r>
+      <w:r>
+        <w:t xml:space="preserve"> </w:t>
+      </w:r>
+      <w:r>
+        <w:t xml:space="preserve">Bürkner (2017)</w:t>
+      </w:r>
+      <w:r>
+        <w:t xml:space="preserve">). Egg number and egg perimeter were entered as scaled response variables, and</w:t>
+      </w:r>
+      <w:r>
+        <w:t xml:space="preserve"> </w:t>
       </w:r>
       <w:r>
         <w:rPr>
           <w:i/>
           <w:iCs/>
         </w:rPr>
-        <w:t>res_cor</w:t>
-      </w:r>
-      <w:r>
-        <w:t xml:space="preserve"> was set to TRUE to estimate the within-individual (residual) correlation (</w:t>
+        <w:t xml:space="preserve">res_cor</w:t>
+      </w:r>
+      <w:r>
+        <w:t xml:space="preserve"> </w:t>
+      </w:r>
+      <w:r>
+        <w:t xml:space="preserve">was set to TRUE to estimate the within-individual (residual) correlation (</w:t>
       </w:r>
       <w:r>
         <w:rPr>
           <w:i/>
           <w:iCs/>
         </w:rPr>
-        <w:t>r</w:t>
+        <w:t xml:space="preserve">r</w:t>
       </w:r>
       <w:r>
         <w:rPr>
           <w:vertAlign w:val="subscript"/>
         </w:rPr>
-        <w:t>within</w:t>
-      </w:r>
-      <w:r>
-        <w:t>) between egg number and egg size. I assumed a Gaussian error distribution for both traits to permit the calculation of within-female residuals. Clutch number (first or second) was entered as a fixed effect to test whether the two clutches differed in egg number or egg size. This model also included female scaled m</w:t>
-      </w:r>
-      <w:r>
-        <w:t>ass as a continuous covariate because body size generally correlates with fecundity in insects (Honek 1993). Female ID was included as a random effect via the term (1|a|id), ensuring that random effects were correlated within each female. I assessed which of the four measures of female body size (pronotum length, body mass, PC1, or scaled mass) provided the greatest explanatory power by running three models, each with a different measure, and then comparing them, in addition to a null model without a size m</w:t>
-      </w:r>
-      <w:r>
-        <w:t>easure, using leave-one-out cross-validation (LOO) (Vehtari et al. 2017). Pronotum length, body mass, and scaled mass were scaled (mean = 0, sd = 1) before analysis. The model that included pronotum length as a continuous covariate provided the best fit (Expected Log Predictive Density (ELPD) = 8.71). I report the phenotypic (</w:t>
+        <w:t xml:space="preserve">within</w:t>
+      </w:r>
+      <w:r>
+        <w:t xml:space="preserve">) between egg number and egg size. I assumed a Gaussian error distribution for both traits to permit the calculation of within-female residuals. Clutch number (first or second) was entered as a fixed effect to test whether the two clutches differed in egg number or egg size. This model also included female scaled mass as a continuous covariate because body size generally correlates with fecundity in insects</w:t>
+      </w:r>
+      <w:r>
+        <w:t xml:space="preserve"> </w:t>
+      </w:r>
+      <w:r>
+        <w:t xml:space="preserve">(Honek 1993)</w:t>
+      </w:r>
+      <w:r>
+        <w:t xml:space="preserve">. Female ID was included as a random effect via the term (1|a|id), ensuring that random effects were correlated within each female. I assessed which of the four measures of female body size (pronotum length, body mass, PC1, or scaled mass) provided the greatest explanatory power by running three models, each with a different measure, and then comparing them, in addition to a null model without a size measure, using leave-one-out cross-validation (LOO)</w:t>
+      </w:r>
+      <w:r>
+        <w:t xml:space="preserve"> </w:t>
+      </w:r>
+      <w:r>
+        <w:t xml:space="preserve">(Vehtari et al. 2017)</w:t>
+      </w:r>
+      <w:r>
+        <w:t xml:space="preserve">. Pronotum length, body mass, and scaled mass were scaled (mean = 0, sd = 1) before analysis. The model that included pronotum length as a continuous covariate provided the best fit (Expected Log Predictive Density (ELPD) = 8.71). I report the phenotypic (</w:t>
       </w:r>
       <w:r>
         <w:rPr>
           <w:i/>
           <w:iCs/>
         </w:rPr>
-        <w:t>r</w:t>
+        <w:t xml:space="preserve">r</w:t>
       </w:r>
       <w:r>
         <w:rPr>
           <w:vertAlign w:val="subscript"/>
         </w:rPr>
-        <w:t>p</w:t>
-      </w:r>
-      <w:r>
-        <w:t>), among- (</w:t>
+        <w:t xml:space="preserve">p</w:t>
+      </w:r>
+      <w:r>
+        <w:t xml:space="preserve">), among- (</w:t>
       </w:r>
       <w:r>
         <w:rPr>
           <w:i/>
           <w:iCs/>
         </w:rPr>
-        <w:t>r</w:t>
+        <w:t xml:space="preserve">r</w:t>
       </w:r>
       <w:r>
         <w:rPr>
           <w:vertAlign w:val="subscript"/>
         </w:rPr>
-        <w:t>among</w:t>
-      </w:r>
-      <w:r>
-        <w:t xml:space="preserve">) and within- (residual, </w:t>
+        <w:t xml:space="preserve">among</w:t>
+      </w:r>
+      <w:r>
+        <w:t xml:space="preserve">) and within- (residual,</w:t>
+      </w:r>
+      <w:r>
+        <w:t xml:space="preserve"> </w:t>
       </w:r>
       <w:r>
         <w:rPr>
           <w:i/>
           <w:iCs/>
         </w:rPr>
-        <w:t>r</w:t>
+        <w:t xml:space="preserve">r</w:t>
       </w:r>
       <w:r>
         <w:rPr>
           <w:vertAlign w:val="subscript"/>
         </w:rPr>
-        <w:t>within</w:t>
-      </w:r>
-      <w:r>
-        <w:t>) female correlations and associated 95% credible intervals (CrIs) from the model. I also used the among- and within-individuals leve</w:t>
-      </w:r>
-      <w:r>
-        <w:t>ls of variation for egg size and egg number from the multivariate model to calculate each trait’s repeatability (</w:t>
+        <w:t xml:space="preserve">within</w:t>
+      </w:r>
+      <w:r>
+        <w:t xml:space="preserve">) female correlations and associated 95% credible intervals (CrIs) from the model. I also used the among- and within-individuals levels of variation for egg size and egg number from the multivariate model to calculate each trait’s repeatability (</w:t>
       </w:r>
       <w:r>
         <w:rPr>
           <w:i/>
           <w:iCs/>
         </w:rPr>
-        <w:t>R</w:t>
-      </w:r>
-      <w:r>
-        <w:t>).</w:t>
+        <w:t xml:space="preserve">R</w:t>
+      </w:r>
+      <w:r>
+        <w:t xml:space="preserve">).</w:t>
       </w:r>
     </w:p>
     <w:p>
@@ -438,43 +636,39 @@
         <w:pStyle w:val="BodyText"/>
       </w:pPr>
       <w:r>
-        <w:lastRenderedPageBreak/>
-        <w:t>I examined whether the first and second clutches of eggs differed in egg size variation among (</w:t>
+        <w:t xml:space="preserve">I examined whether the first and second clutches of eggs differed in egg size variation among (</w:t>
       </w:r>
       <w:r>
         <w:rPr>
           <w:i/>
           <w:iCs/>
         </w:rPr>
-        <w:t>V</w:t>
+        <w:t xml:space="preserve">V</w:t>
       </w:r>
       <w:r>
         <w:rPr>
           <w:vertAlign w:val="subscript"/>
         </w:rPr>
-        <w:t>among</w:t>
-      </w:r>
-      <w:r>
-        <w:t>) and within (</w:t>
+        <w:t xml:space="preserve">among</w:t>
+      </w:r>
+      <w:r>
+        <w:t xml:space="preserve">) and within (</w:t>
       </w:r>
       <w:r>
         <w:rPr>
           <w:i/>
           <w:iCs/>
         </w:rPr>
-        <w:t>V</w:t>
+        <w:t xml:space="preserve">V</w:t>
       </w:r>
       <w:r>
         <w:rPr>
           <w:vertAlign w:val="subscript"/>
         </w:rPr>
-        <w:t>within</w:t>
-      </w:r>
-      <w:r>
-        <w:t>) females by constructing a univariate hierarchical linear mixed-effects model with scaled mean egg perimeter as the response variable, clutch (first or second) as a fixed effect, and female body size as a continuous covariate. I also included, as random effects, a random slope for each clutch for each female. In the dispersion part of the model, I included clutch as a fixed effect to estimate the within-individual (i.e. residual) variance in egg size for each clutch. I then teste</w:t>
-      </w:r>
-      <w:r>
-        <w:t>d whether the first and second clutch differed in egg size at the among- and within-female levels.</w:t>
+        <w:t xml:space="preserve">within</w:t>
+      </w:r>
+      <w:r>
+        <w:t xml:space="preserve">) females by constructing a univariate hierarchical linear mixed-effects model with scaled mean egg perimeter as the response variable, clutch (first or second) as a fixed effect, and female body size as a continuous covariate. I also included, as random effects, a random slope for each clutch for each female. In the dispersion part of the model, I included clutch as a fixed effect to estimate the within-individual (i.e. residual) variance in egg size for each clutch. I then tested whether the first and second clutch differed in egg size at the among- and within-female levels.</w:t>
       </w:r>
     </w:p>
     <w:p>
@@ -482,25 +676,15 @@
         <w:pStyle w:val="BodyText"/>
       </w:pPr>
       <w:r>
-        <w:t>Bayesian mixed models were run for 10000 iterations (3000 warm-up iterations) across 6 chains, with a thinning interval of 2 (total post-warm-up samples = 21,000). I used weakly informative normal priors (N (0,10)) for fixed effects and positively bound exponential (1) priors for random effects in multivariate models. The univariate hierarchical mixed models were run using default priors. I performed posterior predictive checks to ensure adequate model fits, while trace plots confirmed that models converged</w:t>
-      </w:r>
-      <w:r>
-        <w:t xml:space="preserve"> with low among-chain variability (</w:t>
+        <w:t xml:space="preserve">Bayesian mixed models were run for 10000 iterations (3000 warm-up iterations) across 6 chains, with a thinning interval of 2 (total post-warm-up samples = 21,000). I used weakly informative normal priors (N (0,10)) for fixed effects and positively bound exponential (1) priors for random effects in multivariate models. The univariate hierarchical mixed models were run using default priors. I performed posterior predictive checks to ensure adequate model fits, while trace plots confirmed that models converged with low among-chain variability (</w:t>
       </w:r>
       <m:oMath>
         <m:acc>
           <m:accPr>
-            <m:ctrlPr>
-              <w:rPr>
-                <w:rFonts w:ascii="Cambria Math" w:hAnsi="Cambria Math"/>
-              </w:rPr>
-            </m:ctrlPr>
+            <m:chr m:val="̂"/>
           </m:accPr>
           <m:e>
             <m:r>
-              <w:rPr>
-                <w:rFonts w:ascii="Cambria Math" w:hAnsi="Cambria Math"/>
-              </w:rPr>
               <m:t>R</m:t>
             </m:r>
           </m:e>
@@ -510,28 +694,28 @@
         <w:t xml:space="preserve"> </w:t>
       </w:r>
       <w:r>
-        <w:t>= 1.00). I report posterior means with 95% credible intervals (CrIs) for all parameter estimates, where inference was based on CrIs that did not include zero.</w:t>
-      </w:r>
-    </w:p>
+        <w:t xml:space="preserve">= 1.00). I report posterior means with 95% credible intervals (CrIs) for all parameter estimates, where inference was based on CrIs that did not include zero.</w:t>
+      </w:r>
+    </w:p>
+    <w:bookmarkEnd w:id="23"/>
+    <w:bookmarkEnd w:id="24"/>
+    <w:bookmarkStart w:id="25" w:name="results"/>
     <w:p>
       <w:pPr>
         <w:pStyle w:val="Heading1"/>
       </w:pPr>
-      <w:bookmarkStart w:id="4" w:name="results"/>
-      <w:bookmarkEnd w:id="2"/>
-      <w:bookmarkEnd w:id="3"/>
-      <w:r>
-        <w:t>Results</w:t>
-      </w:r>
-    </w:p>
+      <w:r>
+        <w:t xml:space="preserve">Results</w:t>
+      </w:r>
+    </w:p>
+    <w:bookmarkEnd w:id="25"/>
+    <w:bookmarkStart w:id="26" w:name="X2adf980c3cdf557e751ed69a8410e917bd83bb9"/>
     <w:p>
       <w:pPr>
         <w:pStyle w:val="Heading1"/>
       </w:pPr>
-      <w:bookmarkStart w:id="5" w:name="brood-order"/>
-      <w:bookmarkEnd w:id="4"/>
-      <w:r>
-        <w:t>Brood order</w:t>
+      <w:r>
+        <w:t xml:space="preserve">Effect of clutch order on egg size and number</w:t>
       </w:r>
     </w:p>
     <w:p>
@@ -539,140 +723,118 @@
         <w:pStyle w:val="FirstParagraph"/>
       </w:pPr>
       <w:r>
-        <w:t>Both egg number and egg size declined in the second clutch In the multivariate Gaussian–Poisson model, egg size was smaller in clutch two (</w:t>
+        <w:t xml:space="preserve">Both egg number and egg size declined in the second clutch In the multivariate Gaussian–Poisson model, egg size was smaller in clutch two (</w:t>
       </w:r>
       <m:oMath>
         <m:acc>
           <m:accPr>
             <m:chr m:val="‾"/>
-            <m:ctrlPr>
-              <w:rPr>
-                <w:rFonts w:ascii="Cambria Math" w:hAnsi="Cambria Math"/>
-              </w:rPr>
-            </m:ctrlPr>
           </m:accPr>
           <m:e>
             <m:r>
-              <w:rPr>
-                <w:rFonts w:ascii="Cambria Math" w:hAnsi="Cambria Math"/>
-              </w:rPr>
               <m:t>x</m:t>
             </m:r>
           </m:e>
         </m:acc>
       </m:oMath>
       <w:r>
-        <w:t xml:space="preserve"> ± SE = 3.41 ± 0.03) relative to clutch one (</w:t>
+        <w:t xml:space="preserve"> </w:t>
+      </w:r>
+      <w:r>
+        <w:t xml:space="preserve">± SE = 3.41 ± 0.03) relative to clutch one (</w:t>
       </w:r>
       <m:oMath>
         <m:acc>
           <m:accPr>
             <m:chr m:val="‾"/>
-            <m:ctrlPr>
-              <w:rPr>
-                <w:rFonts w:ascii="Cambria Math" w:hAnsi="Cambria Math"/>
-              </w:rPr>
-            </m:ctrlPr>
           </m:accPr>
           <m:e>
             <m:r>
-              <w:rPr>
-                <w:rFonts w:ascii="Cambria Math" w:hAnsi="Cambria Math"/>
-              </w:rPr>
               <m:t>x</m:t>
             </m:r>
           </m:e>
         </m:acc>
       </m:oMath>
       <w:r>
-        <w:t xml:space="preserve"> = 3.54 </w:t>
-      </w:r>
-      <w:r>
-        <w:lastRenderedPageBreak/>
-        <w:t xml:space="preserve">± 0.03; </w:t>
+        <w:t xml:space="preserve"> </w:t>
+      </w:r>
+      <w:r>
+        <w:t xml:space="preserve">= 3.54 ± 0.03;</w:t>
+      </w:r>
+      <w:r>
+        <w:t xml:space="preserve"> </w:t>
       </w:r>
       <m:oMath>
         <m:r>
-          <w:rPr>
-            <w:rFonts w:ascii="Cambria Math" w:hAnsi="Cambria Math"/>
-          </w:rPr>
           <m:t>β</m:t>
         </m:r>
       </m:oMath>
       <w:r>
-        <w:t xml:space="preserve"> = -0.12, 95% CrI (-0.21, -0.04). Egg number also declined significantly (clutch one: </w:t>
+        <w:t xml:space="preserve"> </w:t>
+      </w:r>
+      <w:r>
+        <w:t xml:space="preserve">= -0.12, 95% CrI (-0.21, -0.04). Egg number also declined significantly (clutch one:</w:t>
+      </w:r>
+      <w:r>
+        <w:t xml:space="preserve"> </w:t>
       </w:r>
       <m:oMath>
         <m:acc>
           <m:accPr>
             <m:chr m:val="‾"/>
-            <m:ctrlPr>
-              <w:rPr>
-                <w:rFonts w:ascii="Cambria Math" w:hAnsi="Cambria Math"/>
-              </w:rPr>
-            </m:ctrlPr>
           </m:accPr>
           <m:e>
             <m:r>
-              <w:rPr>
-                <w:rFonts w:ascii="Cambria Math" w:hAnsi="Cambria Math"/>
-              </w:rPr>
               <m:t>x</m:t>
             </m:r>
           </m:e>
         </m:acc>
       </m:oMath>
       <w:r>
-        <w:t xml:space="preserve"> = 51.55 ± 2.49; clutch two: </w:t>
+        <w:t xml:space="preserve"> </w:t>
+      </w:r>
+      <w:r>
+        <w:t xml:space="preserve">= 51.55 ± 2.49; clutch two:</w:t>
+      </w:r>
+      <w:r>
+        <w:t xml:space="preserve"> </w:t>
       </w:r>
       <m:oMath>
         <m:acc>
           <m:accPr>
             <m:chr m:val="‾"/>
-            <m:ctrlPr>
-              <w:rPr>
-                <w:rFonts w:ascii="Cambria Math" w:hAnsi="Cambria Math"/>
-              </w:rPr>
-            </m:ctrlPr>
           </m:accPr>
           <m:e>
             <m:r>
-              <w:rPr>
-                <w:rFonts w:ascii="Cambria Math" w:hAnsi="Cambria Math"/>
-              </w:rPr>
               <m:t>x</m:t>
             </m:r>
           </m:e>
         </m:acc>
       </m:oMath>
       <w:r>
-        <w:t xml:space="preserve"> = 34.14 ± 2.65; log-scale </w:t>
+        <w:t xml:space="preserve"> </w:t>
+      </w:r>
+      <w:r>
+        <w:t xml:space="preserve">= 34.14 ± 2.65; log-scale</w:t>
+      </w:r>
+      <w:r>
+        <w:t xml:space="preserve"> </w:t>
       </w:r>
       <m:oMath>
         <m:r>
-          <w:rPr>
-            <w:rFonts w:ascii="Cambria Math" w:hAnsi="Cambria Math"/>
-          </w:rPr>
           <m:t>β</m:t>
         </m:r>
       </m:oMath>
       <w:r>
-        <w:t xml:space="preserve"> = -0.41, 95% CrI (-0.48, -0.34)), corresponding to an approximate 34% reduction on the natural scale (</w:t>
+        <w:t xml:space="preserve"> </w:t>
+      </w:r>
+      <w:r>
+        <w:t xml:space="preserve">= -0.41, 95% CrI (-0.48, -0.34)), corresponding to an approximate 34% reduction on the natural scale (</w:t>
       </w:r>
       <m:oMath>
         <m:sSup>
-          <m:sSupPr>
-            <m:ctrlPr>
-              <w:rPr>
-                <w:rFonts w:ascii="Cambria Math" w:hAnsi="Cambria Math"/>
-              </w:rPr>
-            </m:ctrlPr>
-          </m:sSupPr>
           <m:e>
             <m:r>
-              <w:rPr>
-                <w:rFonts w:ascii="Cambria Math" w:hAnsi="Cambria Math"/>
-              </w:rPr>
               <m:t>e</m:t>
             </m:r>
           </m:e>
@@ -681,15 +843,9 @@
               <m:rPr>
                 <m:sty m:val="p"/>
               </m:rPr>
-              <w:rPr>
-                <w:rFonts w:ascii="Cambria Math" w:hAnsi="Cambria Math"/>
-              </w:rPr>
-              <m:t>-</m:t>
+              <m:t>−</m:t>
             </m:r>
             <m:r>
-              <w:rPr>
-                <w:rFonts w:ascii="Cambria Math" w:hAnsi="Cambria Math"/>
-              </w:rPr>
               <m:t>0.410</m:t>
             </m:r>
           </m:sup>
@@ -698,30 +854,24 @@
           <m:rPr>
             <m:sty m:val="p"/>
           </m:rPr>
-          <w:rPr>
-            <w:rFonts w:ascii="Cambria Math" w:hAnsi="Cambria Math"/>
-          </w:rPr>
           <m:t>≈</m:t>
         </m:r>
         <m:r>
-          <w:rPr>
-            <w:rFonts w:ascii="Cambria Math" w:hAnsi="Cambria Math"/>
-          </w:rPr>
           <m:t>0.66</m:t>
         </m:r>
       </m:oMath>
       <w:r>
-        <w:t>). Among-female variation remained detectable for both egg size (SD = 0.091, 95% CrI [0.009, 0.165]) and egg number (SD = 0.355, 95% CrI [0.273, 0.460]), indicating persistent heterogeneity across broods.</w:t>
-      </w:r>
-    </w:p>
+        <w:t xml:space="preserve">). Among-female variation remained detectable for both egg size (SD = 0.091, 95% CrI [0.009, 0.165]) and egg number (SD = 0.355, 95% CrI [0.273, 0.460]), indicating persistent heterogeneity across broods.</w:t>
+      </w:r>
+    </w:p>
+    <w:bookmarkEnd w:id="26"/>
+    <w:bookmarkStart w:id="27" w:name="correlations"/>
     <w:p>
       <w:pPr>
         <w:pStyle w:val="Heading1"/>
       </w:pPr>
-      <w:bookmarkStart w:id="6" w:name="correlations"/>
-      <w:bookmarkEnd w:id="5"/>
-      <w:r>
-        <w:t>Correlations</w:t>
+      <w:r>
+        <w:t xml:space="preserve">Correlations</w:t>
       </w:r>
     </w:p>
     <w:p>
@@ -729,125 +879,124 @@
         <w:pStyle w:val="FirstParagraph"/>
       </w:pPr>
       <w:r>
-        <w:t>Across all observations, the raw Pearson correlation between egg number and egg size was weak and close to zero (</w:t>
+        <w:t xml:space="preserve">Across all observations, the raw Pearson correlation between egg number and egg size was weak and close to zero (</w:t>
       </w:r>
       <m:oMath>
         <m:sSub>
-          <m:sSubPr>
-            <m:ctrlPr>
-              <w:rPr>
-                <w:rFonts w:ascii="Cambria Math" w:hAnsi="Cambria Math"/>
-              </w:rPr>
-            </m:ctrlPr>
-          </m:sSubPr>
           <m:e>
             <m:r>
-              <w:rPr>
-                <w:rFonts w:ascii="Cambria Math" w:hAnsi="Cambria Math"/>
-              </w:rPr>
               <m:t>r</m:t>
             </m:r>
           </m:e>
           <m:sub>
             <m:r>
-              <w:rPr>
-                <w:rFonts w:ascii="Cambria Math" w:hAnsi="Cambria Math"/>
-              </w:rPr>
-              <m:t>raw</m:t>
+              <m:t>r</m:t>
+            </m:r>
+            <m:r>
+              <m:t>a</m:t>
+            </m:r>
+            <m:r>
+              <m:t>w</m:t>
             </m:r>
           </m:sub>
         </m:sSub>
       </m:oMath>
       <w:r>
-        <w:t xml:space="preserve"> = -0.04, 95% CI [-0.25, 0.19]). Thus, ignoring hierarchical structure, there was no clear phenotypic association between the two traits.</w:t>
-      </w:r>
-    </w:p>
-    <w:p>
-      <w:pPr>
-        <w:pStyle w:val="BodyText"/>
-      </w:pPr>
-      <w:r>
-        <w:t>When calculated using female means, the between-female Pearson correlation was moderate and negative (</w:t>
+        <w:t xml:space="preserve"> </w:t>
+      </w:r>
+      <w:r>
+        <w:t xml:space="preserve">= -0.04, 95% CI [-0.25, 0.19]). Thus, ignoring hierarchical structure, there was no clear phenotypic association between the two traits.The between-female Pearson correlation calculated using female means was moderate and negative (</w:t>
       </w:r>
       <m:oMath>
         <m:sSub>
-          <m:sSubPr>
-            <m:ctrlPr>
-              <w:rPr>
-                <w:rFonts w:ascii="Cambria Math" w:hAnsi="Cambria Math"/>
-              </w:rPr>
-            </m:ctrlPr>
-          </m:sSubPr>
           <m:e>
             <m:r>
-              <w:rPr>
-                <w:rFonts w:ascii="Cambria Math" w:hAnsi="Cambria Math"/>
-              </w:rPr>
               <m:t>r</m:t>
             </m:r>
           </m:e>
           <m:sub>
             <m:r>
-              <w:rPr>
-                <w:rFonts w:ascii="Cambria Math" w:hAnsi="Cambria Math"/>
-              </w:rPr>
-              <m:t>between</m:t>
+              <m:t>b</m:t>
+            </m:r>
+            <m:r>
+              <m:t>e</m:t>
+            </m:r>
+            <m:r>
+              <m:t>t</m:t>
+            </m:r>
+            <m:r>
+              <m:t>w</m:t>
+            </m:r>
+            <m:r>
+              <m:t>e</m:t>
+            </m:r>
+            <m:r>
+              <m:t>e</m:t>
+            </m:r>
+            <m:r>
+              <m:t>n</m:t>
             </m:r>
           </m:sub>
         </m:sSub>
       </m:oMath>
       <w:r>
-        <w:t xml:space="preserve"> = -0.31, 95% CI [-0.55, -0.02]). Females that produced more eggs on average tended to lay smaller eggs.</w:t>
-      </w:r>
-    </w:p>
-    <w:p>
-      <w:pPr>
-        <w:pStyle w:val="BodyText"/>
-      </w:pPr>
-      <w:r>
-        <w:t>The multivariate Gaussian model partitioned covariation into among-female and residual components. After accounting for female identity, the residual correlation between egg number and egg size was effectively zero and highly uncertain (</w:t>
+        <w:t xml:space="preserve"> </w:t>
+      </w:r>
+      <w:r>
+        <w:t xml:space="preserve">= -0.31, 95% CI [-0.55, -0.02]). Females that produced more eggs on average tended to lay smaller eggs. The multivariate Gaussian model partitioned covariation into among-female and residual components. After accounting for female identity, the residual correlation between egg number and egg size was effectively zero and highly uncertain (</w:t>
       </w:r>
       <m:oMath>
         <m:sSub>
-          <m:sSubPr>
-            <m:ctrlPr>
-              <w:rPr>
-                <w:rFonts w:ascii="Cambria Math" w:hAnsi="Cambria Math"/>
-              </w:rPr>
-            </m:ctrlPr>
-          </m:sSubPr>
           <m:e>
             <m:r>
-              <w:rPr>
-                <w:rFonts w:ascii="Cambria Math" w:hAnsi="Cambria Math"/>
-              </w:rPr>
               <m:t>r</m:t>
             </m:r>
           </m:e>
           <m:sub>
             <m:r>
-              <w:rPr>
-                <w:rFonts w:ascii="Cambria Math" w:hAnsi="Cambria Math"/>
-              </w:rPr>
-              <m:t>wit</m:t>
+              <m:t>w</m:t>
             </m:r>
             <m:r>
-              <w:rPr>
-                <w:rFonts w:ascii="Cambria Math" w:hAnsi="Cambria Math"/>
-              </w:rPr>
+              <m:t>i</m:t>
+            </m:r>
+            <m:r>
+              <m:t>t</m:t>
+            </m:r>
+            <m:r>
               <m:t>h</m:t>
             </m:r>
             <m:r>
-              <w:rPr>
-                <w:rFonts w:ascii="Cambria Math" w:hAnsi="Cambria Math"/>
-              </w:rPr>
-              <m:t>in</m:t>
+              <m:t>i</m:t>
+            </m:r>
+            <m:r>
+              <m:t>n</m:t>
             </m:r>
           </m:sub>
         </m:sSub>
       </m:oMath>
       <w:r>
-        <w:t xml:space="preserve"> = 0.0025, 95% CI [-0.86, 0.85]).</w:t>
+        <w:t xml:space="preserve"> </w:t>
+      </w:r>
+      <w:r>
+        <w:t xml:space="preserve">= 0.0025, 95% CI [-0.86, 0.85]). This indicates no evidence for consistent clutch-level covariation beyond hierarchical structure.</w:t>
+      </w:r>
+    </w:p>
+    <w:bookmarkEnd w:id="27"/>
+    <w:bookmarkStart w:id="28" w:name="withinbetween-fixed-effects-models"/>
+    <w:p>
+      <w:pPr>
+        <w:pStyle w:val="Heading1"/>
+      </w:pPr>
+      <w:r>
+        <w:t xml:space="preserve">Within–between fixed-effects models</w:t>
+      </w:r>
+    </w:p>
+    <w:p>
+      <w:pPr>
+        <w:pStyle w:val="FirstParagraph"/>
+      </w:pPr>
+      <w:r>
+        <w:t xml:space="preserve">In the within–between mixed-effects model, egg size varied among females (random-intercept SD = 0.07, 95% CrI [0.00, 0.15]).</w:t>
       </w:r>
     </w:p>
     <w:p>
@@ -855,42 +1004,111 @@
         <w:pStyle w:val="BodyText"/>
       </w:pPr>
       <w:r>
-        <w:t>This indicates no evidence for consistent brood-level covariation beyond hierarchical structure.</w:t>
-      </w:r>
-    </w:p>
-    <w:p>
-      <w:pPr>
-        <w:pStyle w:val="Heading1"/>
-      </w:pPr>
-      <w:bookmarkStart w:id="7" w:name="discussion"/>
-      <w:bookmarkEnd w:id="6"/>
-      <w:r>
-        <w:lastRenderedPageBreak/>
-        <w:t>Discussion</w:t>
-      </w:r>
-    </w:p>
-    <w:p>
-      <w:pPr>
-        <w:pStyle w:val="FirstParagraph"/>
-      </w:pPr>
-      <w:r>
-        <w:t>My multivariate repeated-measures analysis of clutch and egg size found no evidence that female European earwigs trade off egg number and egg size. Despite failing to support general life history theory (Roff 1992; Stearns 1992) and contradicting the results of a previous study in this species (Koch and Meunier 2014), it is the first, to my knowledge, to partition the phenotypic correlation between egg number and size into its among- and within-individual components. Although many studies have supported the</w:t>
-      </w:r>
-      <w:r>
-        <w:t xml:space="preserve"> prediction that egg number and size trade off, some have not (Roff 1992; Fox and Czesak 2000). Because these previous studies relied on phenotypic correlations to examine the relationship between egg number and size, it is not possible to assess the extent to which this prediction is empirically supported across taxa, given the propensity for phenotypic correlations to generate spurious and misleading associations. For example, Koch and Meunier (2014) showed that, in an Italian population of </w:t>
+        <w:t xml:space="preserve">The within-female effect of egg number on egg size was small and uncertain (</w:t>
+      </w:r>
+      <m:oMath>
+        <m:sSub>
+          <m:e>
+            <m:r>
+              <m:t>β</m:t>
+            </m:r>
+          </m:e>
+          <m:sub>
+            <m:r>
+              <m:t>W</m:t>
+            </m:r>
+          </m:sub>
+        </m:sSub>
+      </m:oMath>
+      <w:r>
+        <w:t xml:space="preserve"> </w:t>
+      </w:r>
+      <w:r>
+        <w:t xml:space="preserve">= 0.0027 , 95% CrI [-0.0006, 0.0060]). In contrast, the between-female effect was negative and its credible interval narrowly excluded zero (</w:t>
+      </w:r>
+      <m:oMath>
+        <m:sSub>
+          <m:e>
+            <m:r>
+              <m:t>β</m:t>
+            </m:r>
+          </m:e>
+          <m:sub>
+            <m:r>
+              <m:t>B</m:t>
+            </m:r>
+          </m:sub>
+        </m:sSub>
+      </m:oMath>
+      <w:r>
+        <w:t xml:space="preserve"> </w:t>
+      </w:r>
+      <w:r>
+        <w:t xml:space="preserve">= -0.0037 , 95% CrI [-0.0075, 0.0001]).</w:t>
+      </w:r>
+    </w:p>
+    <w:p>
+      <w:pPr>
+        <w:pStyle w:val="BodyText"/>
+      </w:pPr>
+      <w:r>
+        <w:t xml:space="preserve">Allowing within-female slopes to vary among females produced similar fixed-effect estimates (</w:t>
+      </w:r>
+      <m:oMath>
+        <m:sSub>
+          <m:e>
+            <m:r>
+              <m:t>β</m:t>
+            </m:r>
+          </m:e>
+          <m:sub>
+            <m:r>
+              <m:t>W</m:t>
+            </m:r>
+          </m:sub>
+        </m:sSub>
+      </m:oMath>
+      <w:r>
+        <w:t xml:space="preserve"> </w:t>
+      </w:r>
+      <w:r>
+        <w:t xml:space="preserve">= 0.0033, 95% CrI [-0.0004, 0.0071];</w:t>
+      </w:r>
+      <w:r>
+        <w:t xml:space="preserve"> </w:t>
+      </w:r>
+      <m:oMath>
+        <m:sSub>
+          <m:e>
+            <m:r>
+              <m:t>β</m:t>
+            </m:r>
+          </m:e>
+          <m:sub>
+            <m:r>
+              <m:t>B</m:t>
+            </m:r>
+          </m:sub>
+        </m:sSub>
+      </m:oMath>
+      <w:r>
+        <w:t xml:space="preserve"> </w:t>
+      </w:r>
+      <w:r>
+        <w:t xml:space="preserve">= -0.0041, 95% CrI [-0.0079, -0.0002]). The variance in within-female slopes was small (SD = 0.0044, 95% CrI [0.0002, 0.0107]), and the intercept–slope correlation was highly uncertain (</w:t>
       </w:r>
       <w:r>
         <w:rPr>
           <w:i/>
           <w:iCs/>
         </w:rPr>
-        <w:t>F. auricularia</w:t>
-      </w:r>
-      <w:r>
-        <w:t>, residual egg number and residual egg size (adjusted for female body mass) are negatively correlated at the phenotypic level. However, these findings must be treated with caution; they are based on pseudo-replicated data (both clutches for each female were pooled and treated as independent), a situation that can lead to Simpson’s Paradox (Simpson 1951) and spurious correlations because within-individual relationships are masked by among-individual variation. Indeed, I also observed a negative, albeit weake</w:t>
-      </w:r>
-      <w:r>
-        <w:t>r, correlation at the phenotypic level. However, by partitioning the variance into its among- and within-individual components, I found that females do not make the predicted trade-off. Rather, I found evidence that egg number and size are positively correlated within females.</w:t>
+        <w:t xml:space="preserve">r</w:t>
+      </w:r>
+      <w:r>
+        <w:t xml:space="preserve"> </w:t>
+      </w:r>
+      <w:r>
+        <w:t xml:space="preserve">= 0.28, 95% CrI [-0.86, 0.97]).</w:t>
       </w:r>
     </w:p>
     <w:p>
@@ -898,27 +1116,124 @@
         <w:pStyle w:val="BodyText"/>
       </w:pPr>
       <w:r>
-        <w:t xml:space="preserve">My study revealed that second clutches comprised, on average, fewer and smaller eggs than first clutches, which can be explained at both the proximate and ultimate levels of causation. My </w:t>
-      </w:r>
-      <w:r>
-        <w:lastRenderedPageBreak/>
-        <w:t xml:space="preserve">findings are consistent with those of another study on a Montreal population (Tourneur and Gingras 1992) and with one involving an Italian population (Koch and Meunier 2014). Tourneur and Gingras (1992) proximally attributed the fewer, smaller eggs in second clutches to ovarian structure and function in </w:t>
+        <w:t xml:space="preserve">Standardized effects</w:t>
+      </w:r>
+      <w:r>
+        <w:t xml:space="preserve"> </w:t>
+      </w:r>
+      <w:r>
+        <w:t xml:space="preserve">Standardized coefficients confirmed the difference in magnitude between hierarchical levels. The standardized within-female effect was positive but uncertain (β〖_W〗,std = 0.165, 95% CrI [−0.035, 0.362]). The standardized between-female effect was negative and did not overlap zero (β〖_B〗,std = −0.224, 95% CrI [−0.445, −0.005]).</w:t>
+      </w:r>
+      <w:r>
+        <w:t xml:space="preserve"> </w:t>
+      </w:r>
+      <w:r>
+        <w:t xml:space="preserve">Thus, the negative association was stronger and more consistent among females than within females.</w:t>
+      </w:r>
+    </w:p>
+    <w:p>
+      <w:pPr>
+        <w:pStyle w:val="BodyText"/>
+      </w:pPr>
+      <w:r>
+        <w:t xml:space="preserve">Brood-adjusted within–between model</w:t>
+      </w:r>
+      <w:r>
+        <w:t xml:space="preserve"> </w:t>
+      </w:r>
+      <w:r>
+        <w:t xml:space="preserve">Because both egg number and egg size declined across broods, we evaluated whether brood order explained the within-female association. When brood was included as a fixed effect, the within-female slope collapsed to zero (β〖_W〗 = −0.00043, 95% CrI [−0.0045, 0.0037]).</w:t>
+      </w:r>
+      <w:r>
+        <w:t xml:space="preserve"> </w:t>
+      </w:r>
+      <w:r>
+        <w:t xml:space="preserve">This indicates that the small positive within-female association observed in the initial model was driven by parallel brood-order declines in both traits rather than plastic allocation within females.</w:t>
+      </w:r>
+    </w:p>
+    <w:bookmarkEnd w:id="28"/>
+    <w:bookmarkStart w:id="29" w:name="discussion"/>
+    <w:p>
+      <w:pPr>
+        <w:pStyle w:val="Heading1"/>
+      </w:pPr>
+      <w:r>
+        <w:t xml:space="preserve">Discussion</w:t>
+      </w:r>
+    </w:p>
+    <w:p>
+      <w:pPr>
+        <w:pStyle w:val="FirstParagraph"/>
+      </w:pPr>
+      <w:r>
+        <w:t xml:space="preserve">My multivariate repeated-measures analysis of clutch and egg size found no evidence that female European earwigs trade off egg number and egg size. Despite failing to support general life history theory</w:t>
+      </w:r>
+      <w:r>
+        <w:t xml:space="preserve"> </w:t>
+      </w:r>
+      <w:r>
+        <w:t xml:space="preserve">(Roff 1992; Stearns 1992)</w:t>
+      </w:r>
+      <w:r>
+        <w:t xml:space="preserve"> </w:t>
+      </w:r>
+      <w:r>
+        <w:t xml:space="preserve">and contradicting the results of a previous study in this species</w:t>
+      </w:r>
+      <w:r>
+        <w:t xml:space="preserve"> </w:t>
+      </w:r>
+      <w:r>
+        <w:t xml:space="preserve">(Koch and Meunier 2014)</w:t>
+      </w:r>
+      <w:r>
+        <w:t xml:space="preserve">, it is the first, to my knowledge, to partition the phenotypic correlation between egg number and size into its among- and within-individual components. Although many studies have supported the prediction that egg number and size trade off, some have not</w:t>
+      </w:r>
+      <w:r>
+        <w:t xml:space="preserve"> </w:t>
+      </w:r>
+      <w:r>
+        <w:t xml:space="preserve">(Roff 1992; Fox and Czesak 2000)</w:t>
+      </w:r>
+      <w:r>
+        <w:t xml:space="preserve">. Because these previous studies relied on phenotypic correlations to examine the relationship between egg number and size, it is not possible to assess the extent to which this prediction is empirically supported across taxa, given the propensity for phenotypic correlations to generate spurious and misleading associations. For example, Koch and Meunier</w:t>
+      </w:r>
+      <w:r>
+        <w:t xml:space="preserve"> </w:t>
+      </w:r>
+      <w:r>
+        <w:t xml:space="preserve">(2014)</w:t>
+      </w:r>
+      <w:r>
+        <w:t xml:space="preserve"> </w:t>
+      </w:r>
+      <w:r>
+        <w:t xml:space="preserve">showed that, in an Italian population of</w:t>
+      </w:r>
+      <w:r>
+        <w:t xml:space="preserve"> </w:t>
       </w:r>
       <w:r>
         <w:rPr>
           <w:i/>
           <w:iCs/>
         </w:rPr>
-        <w:t>F. auricularia</w:t>
-      </w:r>
-      <w:r>
-        <w:t>. Specifically, they suggested that second clutches are smaller than first ones because some (or all) oviarioles become non-functional and thus produce no eggs after the first clutch. This redu</w:t>
-      </w:r>
-      <w:r>
-        <w:t>ction in ovariole number might explain the smaller second clutches that I observed here, but why did females not produce larger eggs and thus exhibit the expected number-size trade-off? One possibility is that females had a shallower resource pool from which to build eggs for the second clutch, for example, because they had less time to accumulate reproductive resources for the second clutch than for the first. Females in the wild presumably spent from mid-spring to mid-fall acquiring resources for reproduc</w:t>
-      </w:r>
-      <w:r>
-        <w:t>tion, while they had only about a month in the laboratory to do so for the second one. Hence, by partitioning their fewer resources equally to each functional ovariole during their second bout of oogenesis, females produced fewer and smaller eggs than in their first clutches. This proximate explanation assumes that females use a resource-allocation strategy for eggs that does not vary across their clutches.</w:t>
+        <w:t xml:space="preserve">F. auricularia</w:t>
+      </w:r>
+      <w:r>
+        <w:t xml:space="preserve">, residual egg number and residual egg size (adjusted for female body mass) are negatively correlated at the phenotypic level. However, these findings must be treated with caution; they are based on pseudo-replicated data (both clutches for each female were pooled and treated as independent), a situation that can lead to Simpson’s Paradox</w:t>
+      </w:r>
+      <w:r>
+        <w:t xml:space="preserve"> </w:t>
+      </w:r>
+      <w:r>
+        <w:t xml:space="preserve">(Simpson 1951)</w:t>
+      </w:r>
+      <w:r>
+        <w:t xml:space="preserve"> </w:t>
+      </w:r>
+      <w:r>
+        <w:t xml:space="preserve">and spurious correlations because within-individual relationships are masked by among-individual variation. Indeed, I also observed a negative, albeit weaker, correlation at the phenotypic level. However, by partitioning the variance into its among- and within-individual components, I found that females do not make the predicted trade-off. Rather, I found evidence that egg number and size are positively correlated within females.</w:t>
       </w:r>
     </w:p>
     <w:p>
@@ -926,780 +1241,1189 @@
         <w:pStyle w:val="BodyText"/>
       </w:pPr>
       <w:r>
-        <w:t>Producing fewer but smaller eggs seems like a costly fitness decision since, in most animal taxa, larger eggs generally have a higher probability of hatching and producing larger offspring, which, in turn, have a higher probability of surviving to adulthood (e.g. birds: Williams 1994; amphibians: Ficetola and De Bernardi 2009; reptiles: Nelson et al. 2004; fish: Einum and Fleming 2000). Although this does not appear to be the typical case in insects (Church et al. 2019), larger eggs are more likely to hatch</w:t>
-      </w:r>
-      <w:r>
-        <w:t xml:space="preserve"> and to produce larger nymphs in </w:t>
+        <w:t xml:space="preserve">My study revealed that second clutches comprised, on average, fewer and smaller eggs than first clutches, which can be explained at both the proximate and ultimate levels of causation. My findings are consistent with those of another study on a Montreal population</w:t>
+      </w:r>
+      <w:r>
+        <w:t xml:space="preserve"> </w:t>
+      </w:r>
+      <w:r>
+        <w:t xml:space="preserve">(Tourneur and Gingras 1992)</w:t>
+      </w:r>
+      <w:r>
+        <w:t xml:space="preserve"> </w:t>
+      </w:r>
+      <w:r>
+        <w:t xml:space="preserve">and with one involving an Italian population</w:t>
+      </w:r>
+      <w:r>
+        <w:t xml:space="preserve"> </w:t>
+      </w:r>
+      <w:r>
+        <w:t xml:space="preserve">(Koch and Meunier 2014)</w:t>
+      </w:r>
+      <w:r>
+        <w:t xml:space="preserve">. Tourneur and Gingras</w:t>
+      </w:r>
+      <w:r>
+        <w:t xml:space="preserve"> </w:t>
+      </w:r>
+      <w:r>
+        <w:t xml:space="preserve">(1992)</w:t>
+      </w:r>
+      <w:r>
+        <w:t xml:space="preserve"> </w:t>
+      </w:r>
+      <w:r>
+        <w:t xml:space="preserve">proximally attributed the fewer, smaller eggs in second clutches to ovarian structure and function in</w:t>
+      </w:r>
+      <w:r>
+        <w:t xml:space="preserve"> </w:t>
       </w:r>
       <w:r>
         <w:rPr>
           <w:i/>
           <w:iCs/>
         </w:rPr>
-        <w:t>F. auricularia</w:t>
-      </w:r>
-      <w:r>
-        <w:t xml:space="preserve"> (Koch </w:t>
-      </w:r>
-      <w:r>
-        <w:lastRenderedPageBreak/>
-        <w:t xml:space="preserve">and Meunier 2014), so egg size appears to ultimately have some positive fitness effects for the mother and offspring in this species. Therefore, the smaller earwig eggs in the second clutch by female </w:t>
+        <w:t xml:space="preserve">F. auricularia</w:t>
+      </w:r>
+      <w:r>
+        <w:t xml:space="preserve">. Specifically, they suggested that second clutches are smaller than first ones because some (or all) oviarioles become non-functional and thus produce no eggs after the first clutch. This reduction in ovariole number might explain the smaller second clutches that I observed here, but why did females not produce larger eggs and thus exhibit the expected number-size trade-off? One possibility is that females had a shallower resource pool from which to build eggs for the second clutch, for example, because they had less time to accumulate reproductive resources for the second clutch than for the first. Females in the wild presumably spent from mid-spring to mid-fall acquiring resources for reproduction, while they had only about a month in the laboratory to do so for the second one. Hence, by partitioning their fewer resources equally to each functional ovariole during their second bout of oogenesis, females produced fewer and smaller eggs than in their first clutches. This proximate explanation assumes that females use a resource-allocation strategy for eggs that does not vary across their clutches.</w:t>
+      </w:r>
+    </w:p>
+    <w:p>
+      <w:pPr>
+        <w:pStyle w:val="BodyText"/>
+      </w:pPr>
+      <w:r>
+        <w:t xml:space="preserve">Producing fewer but smaller eggs seems like a costly fitness decision since, in most animal taxa, larger eggs generally have a higher probability of hatching and producing larger offspring, which, in turn, have a higher probability of surviving to adulthood</w:t>
+      </w:r>
+      <w:r>
+        <w:t xml:space="preserve"> </w:t>
+      </w:r>
+      <w:r>
+        <w:t xml:space="preserve">(e.g. birds: Williams 1994; amphibians: Ficetola and De Bernardi 2009; reptiles: Nelson et al. 2004; fish: Einum and Fleming 2000)</w:t>
+      </w:r>
+      <w:r>
+        <w:t xml:space="preserve">. Although this does not appear to be the typical case in insects</w:t>
+      </w:r>
+      <w:r>
+        <w:t xml:space="preserve"> </w:t>
+      </w:r>
+      <w:r>
+        <w:t xml:space="preserve">(Church et al. 2019)</w:t>
+      </w:r>
+      <w:r>
+        <w:t xml:space="preserve">, larger eggs are more likely to hatch and to produce larger nymphs in</w:t>
+      </w:r>
+      <w:r>
+        <w:t xml:space="preserve"> </w:t>
       </w:r>
       <w:r>
         <w:rPr>
           <w:i/>
           <w:iCs/>
         </w:rPr>
-        <w:t>F. auricularia</w:t>
-      </w:r>
-      <w:r>
-        <w:t xml:space="preserve"> might have reduced fitness, except for two extenuating factors. First, maternal care in this species likely improves the survival chances of smaller eggs (Kölliker 2007; e.g., Boos et al. 2014), and the poor outcomes commonly associated with s</w:t>
-      </w:r>
-      <w:r>
-        <w:t>maller nymphs might be mitigated by maternal provisioning (Staerkle and Kölliker 2008). Second, smaller eggs tend to hatch faster as development time is positively related to egg size across animal species (Shine 1978). This would be advantageous if a second clutch is produced later in the reproductive season, such as mid-winter, because it would mean the eggs would hatch at a time of year (e.g., late-winter) that allows nymphs to emerge at an optimal time in spring. Empirical evidence, however, suggests th</w:t>
-      </w:r>
-      <w:r>
-        <w:t xml:space="preserve">at time-to-hatch is unrelated to egg mass in at least one (Italian) population of </w:t>
+        <w:t xml:space="preserve">F. auricularia</w:t>
+      </w:r>
+      <w:r>
+        <w:t xml:space="preserve"> </w:t>
+      </w:r>
+      <w:r>
+        <w:t xml:space="preserve">(Koch and Meunier 2014)</w:t>
+      </w:r>
+      <w:r>
+        <w:t xml:space="preserve">, so egg size appears to ultimately have some positive fitness effects for the mother and offspring in this species. Therefore, the smaller earwig eggs in the second clutch by female</w:t>
+      </w:r>
+      <w:r>
+        <w:t xml:space="preserve"> </w:t>
       </w:r>
       <w:r>
         <w:rPr>
           <w:i/>
           <w:iCs/>
         </w:rPr>
-        <w:t>F. auricularia</w:t>
-      </w:r>
-      <w:r>
-        <w:t xml:space="preserve"> (Koch and Meunier 2014). This latter population, however, is from a more temperate locale than Montreal, which experiences a milder climate and thus perhaps less intense selection on reduced development time. I did not find the predicted positive among-female correlation between clutch and egg size. Rather, the weak negative among-individual correlation between clutch and egg size suggests that variance in resou</w:t>
-      </w:r>
-      <w:r>
-        <w:t>rce allocation may exceed variance in resource acquisition in this population of earwigs (see Careau and Wilson 2017). In other words, some female earwigs in my study population might prioritise investment in egg number versus egg size and vice versa. Taken together, my results resemble Careau and Wilson’s (2017) “sink or swim” scenario, which is generally reserved for performance trade-offs. That is, females in my population of earwigs might ultimately produce an among-female (albeit weak) trade-off due to</w:t>
-      </w:r>
-      <w:r>
-        <w:t xml:space="preserve"> differences among females in how they allocate resources to clutch and egg size, with some </w:t>
-      </w:r>
-      <w:r>
-        <w:lastRenderedPageBreak/>
-        <w:t>females prioritising egg number over size, while also producing a positive residual correlation due to a combination of ovary (dis)function, and the equal apportionment of fewer resources to eggs. Further research is needed to identify the proximate mechanisms underlying the observed multilevel correlation patterns.</w:t>
-      </w:r>
-    </w:p>
-    <w:p>
-      <w:pPr>
-        <w:pStyle w:val="BodyText"/>
-      </w:pPr>
-      <w:r>
-        <w:t xml:space="preserve">Among-female variation in average egg size was similar in both clutches, meaning that females exhibited similar levels of individuality in average egg size in both clutches. The repeatability of average egg size between clutches could indicate that egg size is a significantly heritable trait (e.g. Falconer and MacKay 1996). This would not be surprising as egg size has been demonstrated to be significantly heritable in a variety of insect species, including </w:t>
+        <w:t xml:space="preserve">F. auricularia</w:t>
+      </w:r>
+      <w:r>
+        <w:t xml:space="preserve"> </w:t>
+      </w:r>
+      <w:r>
+        <w:t xml:space="preserve">might have reduced fitness, except for two extenuating factors. First, maternal care in this species likely improves the survival chances of smaller eggs</w:t>
+      </w:r>
+      <w:r>
+        <w:t xml:space="preserve"> </w:t>
+      </w:r>
+      <w:r>
+        <w:t xml:space="preserve">(Kölliker 2007; e.g., Boos et al. 2014)</w:t>
+      </w:r>
+      <w:r>
+        <w:t xml:space="preserve">, and the poor outcomes commonly associated with smaller nymphs might be mitigated by maternal provisioning</w:t>
+      </w:r>
+      <w:r>
+        <w:t xml:space="preserve"> </w:t>
+      </w:r>
+      <w:r>
+        <w:t xml:space="preserve">(Staerkle and Kölliker 2008)</w:t>
+      </w:r>
+      <w:r>
+        <w:t xml:space="preserve">. Second, smaller eggs tend to hatch faster as development time is positively related to egg size across animal species</w:t>
+      </w:r>
+      <w:r>
+        <w:t xml:space="preserve"> </w:t>
+      </w:r>
+      <w:r>
+        <w:t xml:space="preserve">(Shine 1978)</w:t>
+      </w:r>
+      <w:r>
+        <w:t xml:space="preserve">. This would be advantageous if a second clutch is produced later in the reproductive season, such as mid-winter, because it would mean the eggs would hatch at a time of year (e.g., late-winter) that allows nymphs to emerge at an optimal time in spring. Empirical evidence, however, suggests that time-to-hatch is unrelated to egg mass in at least one (Italian) population of</w:t>
+      </w:r>
+      <w:r>
+        <w:t xml:space="preserve"> </w:t>
       </w:r>
       <w:r>
         <w:rPr>
           <w:i/>
           <w:iCs/>
         </w:rPr>
-        <w:t>Callosobruchus chinensis</w:t>
-      </w:r>
-      <w:r>
-        <w:t xml:space="preserve"> seed beetles (Yanagi et al. 2006), </w:t>
+        <w:t xml:space="preserve">F. auricularia</w:t>
+      </w:r>
+      <w:r>
+        <w:t xml:space="preserve"> </w:t>
+      </w:r>
+      <w:r>
+        <w:t xml:space="preserve">(Koch and Meunier 2014)</w:t>
+      </w:r>
+      <w:r>
+        <w:t xml:space="preserve">. This latter population, however, is from a more temperate locale than Montreal, which experiences a milder climate and thus perhaps less intense selection on reduced development time. I did not find the predicted positive among-female correlation between clutch and egg size. Rather, the weak negative among-individual correlation between clutch and egg size suggests that variance in resource allocation may exceed variance in resource acquisition in this population of earwigs</w:t>
+      </w:r>
+      <w:r>
+        <w:t xml:space="preserve"> </w:t>
+      </w:r>
+      <w:r>
+        <w:t xml:space="preserve">(see Careau and Wilson 2017)</w:t>
+      </w:r>
+      <w:r>
+        <w:t xml:space="preserve">. In other words, some female earwigs in my study population might prioritise investment in egg number versus egg size and vice versa. Taken together, my results resemble Careau and Wilson’s</w:t>
+      </w:r>
+      <w:r>
+        <w:t xml:space="preserve"> </w:t>
+      </w:r>
+      <w:r>
+        <w:t xml:space="preserve">(2017)</w:t>
+      </w:r>
+      <w:r>
+        <w:t xml:space="preserve"> </w:t>
+      </w:r>
+      <w:r>
+        <w:t xml:space="preserve">“sink or swim”</w:t>
+      </w:r>
+      <w:r>
+        <w:t xml:space="preserve"> </w:t>
+      </w:r>
+      <w:r>
+        <w:t xml:space="preserve">scenario, which is generally reserved for performance trade-offs. That is, females in my population of earwigs might ultimately produce an among-female (albeit weak) trade-off due to differences among females in how they allocate resources to clutch and egg size, with some females prioritising egg number over size, while also producing a positive residual correlation due to a combination of ovary (dis)function, and the equal apportionment of fewer resources to eggs. Further research is needed to identify the proximate mechanisms underlying the observed multilevel correlation patterns.</w:t>
+      </w:r>
+    </w:p>
+    <w:p>
+      <w:pPr>
+        <w:pStyle w:val="BodyText"/>
+      </w:pPr>
+      <w:r>
+        <w:t xml:space="preserve">Among-female variation in average egg size was similar in both clutches, meaning that females exhibited similar levels of individuality in average egg size in both clutches. The repeatability of average egg size between clutches could indicate that egg size is a significantly heritable trait</w:t>
+      </w:r>
+      <w:r>
+        <w:t xml:space="preserve"> </w:t>
+      </w:r>
+      <w:r>
+        <w:t xml:space="preserve">(e.g. Falconer and MacKay 1996)</w:t>
+      </w:r>
+      <w:r>
+        <w:t xml:space="preserve">. This would not be surprising as egg size has been demonstrated to be significantly heritable in a variety of insect species, including</w:t>
+      </w:r>
+      <w:r>
+        <w:t xml:space="preserve"> </w:t>
       </w:r>
       <w:r>
         <w:rPr>
           <w:i/>
           <w:iCs/>
         </w:rPr>
-        <w:t>Parnara guttata guttata</w:t>
-      </w:r>
-      <w:r>
-        <w:t xml:space="preserve"> butterflies (Seko et al. 2006), </w:t>
+        <w:t xml:space="preserve">Callosobruchus chinensis</w:t>
+      </w:r>
+      <w:r>
+        <w:t xml:space="preserve"> </w:t>
+      </w:r>
+      <w:r>
+        <w:t xml:space="preserve">seed beetles</w:t>
+      </w:r>
+      <w:r>
+        <w:t xml:space="preserve"> </w:t>
+      </w:r>
+      <w:r>
+        <w:t xml:space="preserve">(Yanagi et al. 2006)</w:t>
+      </w:r>
+      <w:r>
+        <w:t xml:space="preserve">,</w:t>
+      </w:r>
+      <w:r>
+        <w:t xml:space="preserve"> </w:t>
       </w:r>
       <w:r>
         <w:rPr>
           <w:i/>
           <w:iCs/>
         </w:rPr>
-        <w:t>Lobesia botrana</w:t>
-      </w:r>
-      <w:r>
-        <w:t xml:space="preserve"> moths (Torres-Vila et al. 2012), and spruce budworm (</w:t>
+        <w:t xml:space="preserve">Parnara guttata guttata</w:t>
+      </w:r>
+      <w:r>
+        <w:t xml:space="preserve"> </w:t>
+      </w:r>
+      <w:r>
+        <w:t xml:space="preserve">butterflies</w:t>
+      </w:r>
+      <w:r>
+        <w:t xml:space="preserve"> </w:t>
+      </w:r>
+      <w:r>
+        <w:t xml:space="preserve">(Seko et al. 2006)</w:t>
+      </w:r>
+      <w:r>
+        <w:t xml:space="preserve">,</w:t>
+      </w:r>
+      <w:r>
+        <w:t xml:space="preserve"> </w:t>
       </w:r>
       <w:r>
         <w:rPr>
           <w:i/>
           <w:iCs/>
         </w:rPr>
-        <w:t>Choristoneura fumiferana</w:t>
-      </w:r>
-      <w:r>
-        <w:t>) (Harvey 1983). Moreover, the lack of between-female variation in average egg size between first and second clutches suggests that the food-acquisition environment (i.e. wild vs. lab) had little effect on average egg size.</w:t>
-      </w:r>
-    </w:p>
-    <w:p>
-      <w:pPr>
-        <w:pStyle w:val="BodyText"/>
-      </w:pPr>
-      <w:r>
-        <w:t>In contrast, I found evidence that variation in egg size within a clutch was greater in second clutches than in first clutches, the opposite of the pattern observed in birds. (e.g., Yosef and Zduniak 2008). Empiricists have argued that lower variation in egg size within a clutch is probably linked to environmental factors and food availability. For example, desert finches (</w:t>
+        <w:t xml:space="preserve">Lobesia botrana</w:t>
+      </w:r>
+      <w:r>
+        <w:t xml:space="preserve"> </w:t>
+      </w:r>
+      <w:r>
+        <w:t xml:space="preserve">moths</w:t>
+      </w:r>
+      <w:r>
+        <w:t xml:space="preserve"> </w:t>
+      </w:r>
+      <w:r>
+        <w:t xml:space="preserve">(Torres-Vila et al. 2012)</w:t>
+      </w:r>
+      <w:r>
+        <w:t xml:space="preserve">, and spruce budworm (</w:t>
       </w:r>
       <w:r>
         <w:rPr>
           <w:i/>
           <w:iCs/>
         </w:rPr>
-        <w:t>Rhodopsiza obsoleta</w:t>
-      </w:r>
-      <w:r>
-        <w:t>) produced similar-sized eggs when environmental conditions were stable (Yosef and Zduniak 2008), collared flycatchers (</w:t>
+        <w:t xml:space="preserve">Choristoneura fumiferana</w:t>
+      </w:r>
+      <w:r>
+        <w:t xml:space="preserve">)</w:t>
+      </w:r>
+      <w:r>
+        <w:t xml:space="preserve"> </w:t>
+      </w:r>
+      <w:r>
+        <w:t xml:space="preserve">(Harvey 1983)</w:t>
+      </w:r>
+      <w:r>
+        <w:t xml:space="preserve">. Moreover, the lack of between-female variation in average egg size between first and second clutches suggests that the food-acquisition environment (i.e. wild vs. lab) had little effect on average egg size.</w:t>
+      </w:r>
+    </w:p>
+    <w:p>
+      <w:pPr>
+        <w:pStyle w:val="BodyText"/>
+      </w:pPr>
+      <w:r>
+        <w:t xml:space="preserve">In contrast, I found evidence that variation in egg size within a clutch was greater in second clutches than in first clutches, the opposite of the pattern observed in birds.</w:t>
+      </w:r>
+      <w:r>
+        <w:t xml:space="preserve"> </w:t>
+      </w:r>
+      <w:r>
+        <w:t xml:space="preserve">(e.g., Yosef and Zduniak 2008)</w:t>
+      </w:r>
+      <w:r>
+        <w:t xml:space="preserve">. Empiricists have argued that lower variation in egg size within a clutch is probably linked to environmental factors and food availability. For example, desert finches (</w:t>
       </w:r>
       <w:r>
         <w:rPr>
           <w:i/>
           <w:iCs/>
         </w:rPr>
-        <w:t>Ficedula albicollis</w:t>
-      </w:r>
-      <w:r>
-        <w:t>) produced larger eggs with the laying sequence in favourable conditions (Hargitai et al. 2005), and blue tits (</w:t>
+        <w:t xml:space="preserve">Rhodopsiza obsoleta</w:t>
+      </w:r>
+      <w:r>
+        <w:t xml:space="preserve">) produced similar-sized eggs when environmental conditions were stable</w:t>
+      </w:r>
+      <w:r>
+        <w:t xml:space="preserve"> </w:t>
+      </w:r>
+      <w:r>
+        <w:t xml:space="preserve">(Yosef and Zduniak 2008)</w:t>
+      </w:r>
+      <w:r>
+        <w:t xml:space="preserve">, collared flycatchers (</w:t>
       </w:r>
       <w:r>
         <w:rPr>
           <w:i/>
           <w:iCs/>
         </w:rPr>
-        <w:t>Paris caeruleus</w:t>
-      </w:r>
-      <w:r>
-        <w:t xml:space="preserve">) in better nutritional condition had clutches with less variation in egg size (Nilsson and Svensson </w:t>
-      </w:r>
-      <w:r>
-        <w:lastRenderedPageBreak/>
-        <w:t>1993). Although information on intraclutch egg-size variation and its proximal drivers is scarce in insects, the same principl</w:t>
-      </w:r>
-      <w:r>
-        <w:t>es may apply, given that female earwigs in my study had less time to accumulate resources and maximise their body condition before producing their second clutch. If true, then females might have allocated resources maximally to the eggs in their first clutch, following an individual allocation strategy based on intrinsic factors such as body condition. This strategy would produce individual-specific egg sizes that are consistent across eggs within a clutch. In second clutches, by contrast, females might hav</w:t>
-      </w:r>
-      <w:r>
-        <w:t>e allocated an optimal (but smaller) amount of resources to each oocyte until the last few oocytes, when they had fewer resources remaining and thus produced a few significantly smaller eggs. I did not record laying order in this study and therefore cannot assess whether larger eggs were laid first or last. Within-clutch variation in egg size is adaptive in birds. For example, larger eggs later in the egg-laying sequence may be a brood-survival strategy that counteracts the effects of hatching asynchrony, w</w:t>
-      </w:r>
-      <w:r>
-        <w:t>hereas smaller eggs later in the laying sequence may be a brood-reduction strategy (Slagsvold et al. 1984). However, it is unknown whether variation in egg size has an equivalent adaptive function in insects expressing maternal care.</w:t>
-      </w:r>
-    </w:p>
-    <w:p>
-      <w:pPr>
-        <w:pStyle w:val="BodyText"/>
-      </w:pPr>
-      <w:r>
-        <w:t>In conclusion, by partitioning variance into its among- and within-individual components, I found that female European earwigs do not trade off clutch and egg size. Instead, I found a positive correlation between egg number and size and some evidence for an among-female trade-off. I also discovered that second clutches consist of eggs with a more variable size than first clutches, but the among-female variation in average egg size was similar between the two clutches.</w:t>
-      </w:r>
-    </w:p>
-    <w:p>
-      <w:pPr>
-        <w:pStyle w:val="Heading1"/>
-      </w:pPr>
-      <w:bookmarkStart w:id="8" w:name="data-availability"/>
-      <w:bookmarkEnd w:id="7"/>
-      <w:r>
-        <w:lastRenderedPageBreak/>
-        <w:t>Data availability</w:t>
-      </w:r>
-    </w:p>
-    <w:p>
-      <w:pPr>
-        <w:pStyle w:val="FirstParagraph"/>
-      </w:pPr>
-      <w:r>
-        <w:t>Data are available through the OSF repository at 10.17605/OSF.IO/KWCS8.</w:t>
-      </w:r>
-    </w:p>
-    <w:p>
-      <w:pPr>
-        <w:pStyle w:val="Heading1"/>
-      </w:pPr>
-      <w:bookmarkStart w:id="9" w:name="author-contributions"/>
-      <w:bookmarkEnd w:id="8"/>
-      <w:r>
-        <w:t>Author contributions</w:t>
-      </w:r>
-    </w:p>
-    <w:p>
-      <w:pPr>
-        <w:pStyle w:val="FirstParagraph"/>
-      </w:pPr>
-      <w:r>
-        <w:t>CDK collected and analyzed the data, and wrote the manuscript.</w:t>
-      </w:r>
-    </w:p>
-    <w:p>
-      <w:pPr>
-        <w:pStyle w:val="Heading1"/>
-      </w:pPr>
-      <w:bookmarkStart w:id="10" w:name="funding"/>
-      <w:bookmarkEnd w:id="9"/>
-      <w:r>
-        <w:t>Funding</w:t>
-      </w:r>
-    </w:p>
-    <w:p>
-      <w:pPr>
-        <w:pStyle w:val="FirstParagraph"/>
-      </w:pPr>
-      <w:r>
-        <w:t>The study was funded by a Discovery Grant from the Natural Sciences and Engineering Research Council of Canada (NSERC).</w:t>
-      </w:r>
-    </w:p>
-    <w:p>
-      <w:pPr>
-        <w:pStyle w:val="Heading1"/>
-      </w:pPr>
-      <w:bookmarkStart w:id="11" w:name="conflict-of-interest"/>
-      <w:bookmarkEnd w:id="10"/>
-      <w:r>
-        <w:t>Conflict of Interest</w:t>
-      </w:r>
-    </w:p>
-    <w:p>
-      <w:pPr>
-        <w:pStyle w:val="FirstParagraph"/>
-      </w:pPr>
-      <w:r>
-        <w:t>I declare no conflict of interest.</w:t>
-      </w:r>
-    </w:p>
-    <w:p>
-      <w:pPr>
-        <w:pStyle w:val="Heading1"/>
-      </w:pPr>
-      <w:bookmarkStart w:id="12" w:name="acknowledgements"/>
-      <w:bookmarkEnd w:id="11"/>
-      <w:r>
-        <w:t>Acknowledgements</w:t>
-      </w:r>
-    </w:p>
-    <w:p>
-      <w:pPr>
-        <w:pStyle w:val="FirstParagraph"/>
-      </w:pPr>
-      <w:r>
-        <w:t>I thank Andréanne Nault and Clara Smythe for assistance in animal care and data collection.</w:t>
-      </w:r>
-    </w:p>
-    <w:p>
-      <w:r>
-        <w:br w:type="page"/>
-      </w:r>
-    </w:p>
-    <w:p>
-      <w:pPr>
-        <w:pStyle w:val="Heading1"/>
-      </w:pPr>
-      <w:bookmarkStart w:id="13" w:name="references"/>
-      <w:bookmarkEnd w:id="12"/>
-      <w:r>
-        <w:lastRenderedPageBreak/>
-        <w:t>References</w:t>
-      </w:r>
-    </w:p>
-    <w:p>
-      <w:pPr>
-        <w:pStyle w:val="Bibliography"/>
-      </w:pPr>
-      <w:bookmarkStart w:id="14" w:name="ref-bernardo1996"/>
-      <w:bookmarkStart w:id="15" w:name="refs"/>
-      <w:r>
-        <w:t>Bernardo, J. 1996. The particular maternal effect of propagule size, especially egg size: Patterns, models, quality of evidence and interpretations. Am Zool 36:216–236.</w:t>
-      </w:r>
-    </w:p>
-    <w:p>
-      <w:pPr>
-        <w:pStyle w:val="Bibliography"/>
-      </w:pPr>
-      <w:bookmarkStart w:id="16" w:name="ref-boos2014"/>
-      <w:bookmarkEnd w:id="14"/>
-      <w:r>
-        <w:t>Boos, S., J. Meunier, S. Pichon, and M. Kölliker. 2014. Maternal care provides antifungal protection to eggs in the european earwig. Behav Ecol 25:754–761.</w:t>
-      </w:r>
-    </w:p>
-    <w:p>
-      <w:pPr>
-        <w:pStyle w:val="Bibliography"/>
-      </w:pPr>
-      <w:bookmarkStart w:id="17" w:name="ref-burkner2017"/>
-      <w:bookmarkEnd w:id="16"/>
-      <w:r>
-        <w:t>Bürkner, P.-C. 2017. brms: An R package for Bayesian multilevel models using Stan. Journal of Statistical Software 80:4308.</w:t>
-      </w:r>
-    </w:p>
-    <w:p>
-      <w:pPr>
-        <w:pStyle w:val="Bibliography"/>
-      </w:pPr>
-      <w:bookmarkStart w:id="18" w:name="ref-careau2017"/>
-      <w:bookmarkEnd w:id="17"/>
-      <w:r>
-        <w:t>Careau, V., and R. Wilson. 2017. Of uberfleas and krakens: Detecting trade-offs using mixed models. Integr Comp Biol 57:362–371.</w:t>
-      </w:r>
-    </w:p>
-    <w:p>
-      <w:pPr>
-        <w:pStyle w:val="Bibliography"/>
-      </w:pPr>
-      <w:bookmarkStart w:id="19" w:name="ref-cavaleiro2014"/>
-      <w:bookmarkEnd w:id="18"/>
-      <w:r>
-        <w:t>Cavaleiro, F. I., and M. J. Santos. 2014. Egg number-egg size: An important trade-off in parasite life history strategies. Int J Parasitol 44:173–182.</w:t>
-      </w:r>
-    </w:p>
-    <w:p>
-      <w:pPr>
-        <w:pStyle w:val="Bibliography"/>
-      </w:pPr>
-      <w:bookmarkStart w:id="20" w:name="ref-church2019"/>
-      <w:bookmarkEnd w:id="19"/>
-      <w:r>
-        <w:t>Church, S. H., S. Donoughe, B. A. S. de Medeiros, and C. G. Extavour. 2019. Insect egg size and shape evolve with ecology but not developmental rate. Nature 571:58–62.</w:t>
-      </w:r>
-    </w:p>
-    <w:p>
-      <w:pPr>
-        <w:pStyle w:val="Bibliography"/>
-      </w:pPr>
-      <w:bookmarkStart w:id="21" w:name="ref-clutton-brock1984"/>
-      <w:bookmarkEnd w:id="20"/>
-      <w:r>
-        <w:t>Clutton-Brock, T. H. 1984. Reproductive effort and terminal investment in iteroparous animals. Am Nat 123:212–229.</w:t>
-      </w:r>
-    </w:p>
-    <w:p>
-      <w:pPr>
-        <w:pStyle w:val="Bibliography"/>
-      </w:pPr>
-      <w:bookmarkStart w:id="22" w:name="ref-clutton-brock1991"/>
-      <w:bookmarkEnd w:id="21"/>
-      <w:r>
-        <w:t>Clutton-Brock, T. H. 1991. The Evolution of Parental Care. Princeton University Press.</w:t>
-      </w:r>
-    </w:p>
-    <w:p>
-      <w:pPr>
-        <w:pStyle w:val="Bibliography"/>
-      </w:pPr>
-      <w:bookmarkStart w:id="23" w:name="ref-einum2000"/>
-      <w:bookmarkEnd w:id="22"/>
-      <w:r>
-        <w:t>Einum, S., and I. A. Fleming. 2000. Highly fecund mothers sacrifice offspring survival to maximize fitness. Nature 405:565–567.</w:t>
-      </w:r>
-    </w:p>
-    <w:p>
-      <w:pPr>
-        <w:pStyle w:val="Bibliography"/>
-      </w:pPr>
-      <w:bookmarkStart w:id="24" w:name="ref-falconer1996"/>
-      <w:bookmarkEnd w:id="23"/>
-      <w:r>
-        <w:t>Falconer, D. S., and T. F. C. MacKay. 1996. An Introduction Quantitative Genetics. Pearson Education Limited, Essex, England.</w:t>
-      </w:r>
-    </w:p>
-    <w:p>
-      <w:pPr>
-        <w:pStyle w:val="Bibliography"/>
-      </w:pPr>
-      <w:bookmarkStart w:id="25" w:name="ref-ficetola2009"/>
-      <w:bookmarkEnd w:id="24"/>
-      <w:r>
-        <w:t>Ficetola, G. F., and F. De Bernardi. 2009. Offspring size and survival in the frog rana latastei: From among-population to within-clutch variation. Biol J Linn Soc 97:845–853.</w:t>
-      </w:r>
-    </w:p>
-    <w:p>
-      <w:pPr>
-        <w:pStyle w:val="Bibliography"/>
-      </w:pPr>
-      <w:bookmarkStart w:id="26" w:name="ref-fox2000"/>
-      <w:bookmarkEnd w:id="25"/>
-      <w:r>
-        <w:t>Fox, C. W., and M. E. Czesak. 2000. Evolutionary ecology of progeny size in arthropods. Annu Rev Entomol 45:341–369.</w:t>
-      </w:r>
-    </w:p>
-    <w:p>
-      <w:pPr>
-        <w:pStyle w:val="Bibliography"/>
-      </w:pPr>
-      <w:bookmarkStart w:id="27" w:name="ref-hargitai2005"/>
-      <w:bookmarkEnd w:id="26"/>
-      <w:r>
-        <w:t>Hargitai, R., J. Török, L. Tóth, G. Hegyi, B. Rosivall, B. Szigeti, and E. Szöllősi. 2005. Effects of environmental conditions and parental quality on inter-and intraclutch egg-size variation in the collared flycatcher (ficedula albicollis). The Auk 122:509–522.</w:t>
-      </w:r>
-    </w:p>
-    <w:p>
-      <w:pPr>
-        <w:pStyle w:val="Bibliography"/>
-      </w:pPr>
-      <w:bookmarkStart w:id="28" w:name="ref-harvey1983"/>
-      <w:bookmarkEnd w:id="27"/>
-      <w:r>
-        <w:t>Harvey, G. T. 1983. Environmental and genetic effects on mean egg weight in spruce budworm (lepidoptera: tortricidae). The Canadian Entomologist 115:1109–1117.</w:t>
-      </w:r>
-    </w:p>
-    <w:p>
-      <w:pPr>
-        <w:pStyle w:val="Bibliography"/>
-      </w:pPr>
-      <w:bookmarkStart w:id="29" w:name="ref-honek1993"/>
-      <w:bookmarkEnd w:id="28"/>
-      <w:r>
-        <w:t>Honek, A. 1993. Intraspecific variation in body size and fecundity in insects: A general relationship. Oikos 483–492.</w:t>
-      </w:r>
-    </w:p>
-    <w:p>
-      <w:pPr>
-        <w:pStyle w:val="Bibliography"/>
-      </w:pPr>
-      <w:bookmarkStart w:id="30" w:name="ref-kelly2014"/>
-      <w:bookmarkEnd w:id="29"/>
-      <w:r>
-        <w:lastRenderedPageBreak/>
-        <w:t>Kelly, C. D., B. Tawes, and A. Worthington. 2014. Evaluating indices of body condition in two cricket species. Ecology and Evolution 4:4476–4487.</w:t>
-      </w:r>
-    </w:p>
-    <w:p>
-      <w:pPr>
-        <w:pStyle w:val="Bibliography"/>
-      </w:pPr>
-      <w:bookmarkStart w:id="31" w:name="ref-koch2014"/>
-      <w:bookmarkEnd w:id="30"/>
-      <w:r>
-        <w:t>Koch, L. K., and J. Meunier. 2014. Mother and offspring fitness in an insect with maternal care: Phenotypic trade-offs between egg number, egg mass and egg care. BMC Evol Biol 14:125.</w:t>
-      </w:r>
-    </w:p>
-    <w:p>
-      <w:pPr>
-        <w:pStyle w:val="Bibliography"/>
-      </w:pPr>
-      <w:bookmarkStart w:id="32" w:name="ref-kolliker2007"/>
-      <w:bookmarkEnd w:id="31"/>
-      <w:r>
-        <w:t>Kölliker, M. 2007. Benefits and costs of earwig (forficula auricularia) family life. Behav Ecol Sociobiol 61:1489–1497.</w:t>
-      </w:r>
-    </w:p>
-    <w:p>
-      <w:pPr>
-        <w:pStyle w:val="Bibliography"/>
-      </w:pPr>
-      <w:bookmarkStart w:id="33" w:name="ref-meunier2024"/>
-      <w:bookmarkEnd w:id="32"/>
-      <w:r>
-        <w:t>Meunier, J. 2024. The biology and social life of earwigs (dermaptera). Annu Rev Entomol 69:259–276.</w:t>
-      </w:r>
-    </w:p>
-    <w:p>
-      <w:pPr>
-        <w:pStyle w:val="Bibliography"/>
-      </w:pPr>
-      <w:bookmarkStart w:id="34" w:name="ref-nelson2004"/>
-      <w:bookmarkEnd w:id="33"/>
-      <w:r>
-        <w:t>Nelson, N. J., M. B. Thompson, S. Pledger, S. N. Keall, and C. H. Daugherty. 2004. Egg mass determines hatchling size, and incubation temperature influences post‐hatching growth, of tuatara sphenodon punctatus. J Zool 263:77–87.</w:t>
-      </w:r>
-    </w:p>
-    <w:p>
-      <w:pPr>
-        <w:pStyle w:val="Bibliography"/>
-      </w:pPr>
-      <w:bookmarkStart w:id="35" w:name="ref-nilsson1993"/>
-      <w:bookmarkEnd w:id="34"/>
-      <w:r>
-        <w:t>Nilsson, J. ‐Å., and E. Svensson. 1993. Causes and consequences of egg mass variation between and within blue tit clutches. J Zool 230:469–481.</w:t>
-      </w:r>
-    </w:p>
-    <w:p>
-      <w:pPr>
-        <w:pStyle w:val="Bibliography"/>
-      </w:pPr>
-      <w:bookmarkStart w:id="36" w:name="ref-parker1982"/>
-      <w:bookmarkEnd w:id="35"/>
-      <w:r>
-        <w:t>Parker, G. A. 1982. Why are there so many tiny sperm? Sperm competition and the maintenance of two sexes. J Theor Biol 96:281–294.</w:t>
-      </w:r>
-    </w:p>
-    <w:p>
-      <w:pPr>
-        <w:pStyle w:val="Bibliography"/>
-      </w:pPr>
-      <w:bookmarkStart w:id="37" w:name="ref-peig2009"/>
-      <w:bookmarkEnd w:id="36"/>
-      <w:r>
-        <w:t>Peig, J., and A. J. Green. 2009. New perspectives for estimating body condition from mass/length data: The scaled mass index as an alternative method. Oikos 118:1883–1891.</w:t>
-      </w:r>
-    </w:p>
-    <w:p>
-      <w:pPr>
-        <w:pStyle w:val="Bibliography"/>
-      </w:pPr>
-      <w:bookmarkStart w:id="38" w:name="ref-peig2010"/>
-      <w:bookmarkEnd w:id="37"/>
-      <w:r>
-        <w:t>Peig, J., and A. J. Green. 2010. The paradigm of body condition: A critical reappraisal of current methods based on mass and length. Funct Ecol 24:1323–1332.</w:t>
-      </w:r>
-    </w:p>
-    <w:p>
-      <w:pPr>
-        <w:pStyle w:val="Bibliography"/>
-      </w:pPr>
-      <w:bookmarkStart w:id="39" w:name="ref-r2013"/>
-      <w:bookmarkEnd w:id="38"/>
-      <w:r>
-        <w:t>R Core Team. 2025. R: A language and environment for statistical computing. Vienna, Austria.</w:t>
-      </w:r>
-    </w:p>
-    <w:p>
-      <w:pPr>
-        <w:pStyle w:val="Bibliography"/>
-      </w:pPr>
-      <w:bookmarkStart w:id="40" w:name="ref-reznick2000"/>
-      <w:bookmarkEnd w:id="39"/>
-      <w:r>
-        <w:t>Reznick, D., L. Nunney, and A. Tessier. 2000. Big houses, big cars, superfleas and the costs of reproduction. Trends Ecol Evol 15:421–425.</w:t>
-      </w:r>
-    </w:p>
-    <w:p>
-      <w:pPr>
-        <w:pStyle w:val="Bibliography"/>
-      </w:pPr>
-      <w:bookmarkStart w:id="41" w:name="ref-roff1992a"/>
-      <w:bookmarkEnd w:id="40"/>
-      <w:r>
-        <w:t>Roff, D. 1992. Evolution of Life Histories: Theory and Analysis. Chapman &amp; Hall, Inc., New York, NY.</w:t>
-      </w:r>
-    </w:p>
-    <w:p>
-      <w:pPr>
-        <w:pStyle w:val="Bibliography"/>
-      </w:pPr>
-      <w:bookmarkStart w:id="42" w:name="ref-schindelin2012"/>
-      <w:bookmarkEnd w:id="41"/>
-      <w:r>
-        <w:t>Schindelin, J., I. Arganda-Carreras, E. Frise, V. Kaynig, M. Longair, T. Pietzsch, S. Preibisch, C. Rueden, S. Saalfeld, B. Schmid, J.-Y. Tinevez, D. J. White, V. Hartenstein, K. Eliceiri, P. Tomancak, and A. Cardona. 2012. Fiji: An open-source platform for biological-image analysis. Nat Methods 9:676–682. Max Planck Institute of Molecular Cell Biology; Genetics, Dresden, Germany.</w:t>
-      </w:r>
-    </w:p>
-    <w:p>
-      <w:pPr>
-        <w:pStyle w:val="Bibliography"/>
-      </w:pPr>
-      <w:bookmarkStart w:id="43" w:name="ref-seko2006"/>
-      <w:bookmarkEnd w:id="42"/>
-      <w:r>
-        <w:t>Seko, T., T. Miyatake, S. Fujioka, and F. Nakasuji. 2006. Genetic and environmental sources of egg size, fecundity and body size in the migrant skipper, parnara guttata guttata (lepidoptera: hesperiidae). Popul Ecol 48:225–232.</w:t>
-      </w:r>
-    </w:p>
-    <w:p>
-      <w:pPr>
-        <w:pStyle w:val="Bibliography"/>
-      </w:pPr>
-      <w:bookmarkStart w:id="44" w:name="ref-shine1978"/>
-      <w:bookmarkEnd w:id="43"/>
-      <w:r>
-        <w:lastRenderedPageBreak/>
-        <w:t>Shine, R. 1978. Propagule size and parental care: The “safe harbor” hypothesis. J Theor Biol 75:417–424.</w:t>
-      </w:r>
-    </w:p>
-    <w:p>
-      <w:pPr>
-        <w:pStyle w:val="Bibliography"/>
-      </w:pPr>
-      <w:bookmarkStart w:id="45" w:name="ref-simpson1951"/>
-      <w:bookmarkEnd w:id="44"/>
-      <w:r>
-        <w:t>Simpson, E. H. 1951. The interpretation of interaction in contingency tables. Journal of the Royal Statistical Society: Series B (Methodological) 13:238–241.</w:t>
-      </w:r>
-    </w:p>
-    <w:p>
-      <w:pPr>
-        <w:pStyle w:val="Bibliography"/>
-      </w:pPr>
-      <w:bookmarkStart w:id="46" w:name="ref-slagsvold1984"/>
-      <w:bookmarkEnd w:id="45"/>
-      <w:r>
-        <w:t>Slagsvold, T., J. Sandvik, G. Rofstad, Ö. Lorentsen, and M. Husby. 1984. On the adaptive value of intraclutch egg-size variation in birds. The Auk 101:685–697.</w:t>
-      </w:r>
-    </w:p>
-    <w:p>
-      <w:pPr>
-        <w:pStyle w:val="Bibliography"/>
-      </w:pPr>
-      <w:bookmarkStart w:id="47" w:name="ref-smith1974"/>
-      <w:bookmarkEnd w:id="46"/>
-      <w:r>
-        <w:t>Smith, C. C., and S. D. Fretwell. 1974. The optimal balance between size and number of offspring. Am Nat 108:499–506.</w:t>
-      </w:r>
-    </w:p>
-    <w:p>
-      <w:pPr>
-        <w:pStyle w:val="Bibliography"/>
-      </w:pPr>
-      <w:bookmarkStart w:id="48" w:name="ref-staerkle2008"/>
-      <w:bookmarkEnd w:id="47"/>
-      <w:r>
-        <w:t>Staerkle, M., and M. Kölliker. 2008. Maternal food regurgitation to nymphs in earwigs (</w:t>
+        <w:t xml:space="preserve">Ficedula albicollis</w:t>
+      </w:r>
+      <w:r>
+        <w:t xml:space="preserve">) produced larger eggs with the laying sequence in favourable conditions</w:t>
+      </w:r>
+      <w:r>
+        <w:t xml:space="preserve"> </w:t>
+      </w:r>
+      <w:r>
+        <w:t xml:space="preserve">(Hargitai et al. 2005)</w:t>
+      </w:r>
+      <w:r>
+        <w:t xml:space="preserve">, and blue tits (</w:t>
       </w:r>
       <w:r>
         <w:rPr>
           <w:i/>
           <w:iCs/>
         </w:rPr>
-        <w:t>forficula auricularia</w:t>
-      </w:r>
-      <w:r>
-        <w:t>). Ethology 114:844–850.</w:t>
-      </w:r>
-    </w:p>
+        <w:t xml:space="preserve">Paris caeruleus</w:t>
+      </w:r>
+      <w:r>
+        <w:t xml:space="preserve">) in better nutritional condition had clutches with less variation in egg size</w:t>
+      </w:r>
+      <w:r>
+        <w:t xml:space="preserve"> </w:t>
+      </w:r>
+      <w:r>
+        <w:t xml:space="preserve">(Nilsson and Svensson 1993)</w:t>
+      </w:r>
+      <w:r>
+        <w:t xml:space="preserve">. Although information on intraclutch egg-size variation and its proximal drivers is scarce in insects, the same principles may apply, given that female earwigs in my study had less time to accumulate resources and maximise their body condition before producing their second clutch. If true, then females might have allocated resources maximally to the eggs in their first clutch, following an individual allocation strategy based on intrinsic factors such as body condition. This strategy would produce individual-specific egg sizes that are consistent across eggs within a clutch. In second clutches, by contrast, females might have allocated an optimal (but smaller) amount of resources to each oocyte until the last few oocytes, when they had fewer resources remaining and thus produced a few significantly smaller eggs. I did not record laying order in this study and therefore cannot assess whether larger eggs were laid first or last. Within-clutch variation in egg size is adaptive in birds. For example, larger eggs later in the egg-laying sequence may be a brood-survival strategy that counteracts the effects of hatching asynchrony, whereas smaller eggs later in the laying sequence may be a brood-reduction strategy</w:t>
+      </w:r>
+      <w:r>
+        <w:t xml:space="preserve"> </w:t>
+      </w:r>
+      <w:r>
+        <w:t xml:space="preserve">(Slagsvold et al. 1984)</w:t>
+      </w:r>
+      <w:r>
+        <w:t xml:space="preserve">. However, it is unknown whether variation in egg size has an equivalent adaptive function in insects expressing maternal care.</w:t>
+      </w:r>
+    </w:p>
+    <w:p>
+      <w:pPr>
+        <w:pStyle w:val="BodyText"/>
+      </w:pPr>
+      <w:r>
+        <w:t xml:space="preserve">In conclusion, by partitioning variance into its among- and within-individual components, I found that female European earwigs do not trade off clutch and egg size. Instead, I found a positive correlation between egg number and size and some evidence for an among-female trade-off. I also discovered that second clutches consist of eggs with a more variable size than first clutches, but the among-female variation in average egg size was similar between the two clutches.</w:t>
+      </w:r>
+    </w:p>
+    <w:bookmarkEnd w:id="29"/>
+    <w:bookmarkStart w:id="30" w:name="data-availability"/>
+    <w:p>
+      <w:pPr>
+        <w:pStyle w:val="Heading1"/>
+      </w:pPr>
+      <w:r>
+        <w:t xml:space="preserve">Data availability</w:t>
+      </w:r>
+    </w:p>
+    <w:p>
+      <w:pPr>
+        <w:pStyle w:val="FirstParagraph"/>
+      </w:pPr>
+      <w:r>
+        <w:t xml:space="preserve">Data are available through the OSF repository at 10.17605/OSF.IO/KWCS8.</w:t>
+      </w:r>
+    </w:p>
+    <w:bookmarkEnd w:id="30"/>
+    <w:bookmarkStart w:id="31" w:name="author-contributions"/>
+    <w:p>
+      <w:pPr>
+        <w:pStyle w:val="Heading1"/>
+      </w:pPr>
+      <w:r>
+        <w:t xml:space="preserve">Author contributions</w:t>
+      </w:r>
+    </w:p>
+    <w:p>
+      <w:pPr>
+        <w:pStyle w:val="FirstParagraph"/>
+      </w:pPr>
+      <w:r>
+        <w:t xml:space="preserve">CDK collected and analyzed the data, and wrote the manuscript.</w:t>
+      </w:r>
+    </w:p>
+    <w:bookmarkEnd w:id="31"/>
+    <w:bookmarkStart w:id="32" w:name="funding"/>
+    <w:p>
+      <w:pPr>
+        <w:pStyle w:val="Heading1"/>
+      </w:pPr>
+      <w:r>
+        <w:t xml:space="preserve">Funding</w:t>
+      </w:r>
+    </w:p>
+    <w:p>
+      <w:pPr>
+        <w:pStyle w:val="FirstParagraph"/>
+      </w:pPr>
+      <w:r>
+        <w:t xml:space="preserve">The study was funded by a Discovery Grant from the Natural Sciences and Engineering Research Council of Canada (NSERC).</w:t>
+      </w:r>
+    </w:p>
+    <w:bookmarkEnd w:id="32"/>
+    <w:bookmarkStart w:id="33" w:name="conflict-of-interest"/>
+    <w:p>
+      <w:pPr>
+        <w:pStyle w:val="Heading1"/>
+      </w:pPr>
+      <w:r>
+        <w:t xml:space="preserve">Conflict of Interest</w:t>
+      </w:r>
+    </w:p>
+    <w:p>
+      <w:pPr>
+        <w:pStyle w:val="FirstParagraph"/>
+      </w:pPr>
+      <w:r>
+        <w:t xml:space="preserve">I declare no conflict of interest.</w:t>
+      </w:r>
+    </w:p>
+    <w:bookmarkEnd w:id="33"/>
+    <w:bookmarkStart w:id="34" w:name="acknowledgements"/>
+    <w:p>
+      <w:pPr>
+        <w:pStyle w:val="Heading1"/>
+      </w:pPr>
+      <w:r>
+        <w:t xml:space="preserve">Acknowledgements</w:t>
+      </w:r>
+    </w:p>
+    <w:p>
+      <w:pPr>
+        <w:pStyle w:val="FirstParagraph"/>
+      </w:pPr>
+      <w:r>
+        <w:t xml:space="preserve">I thank Andréanne Nault and Clara Smythe for assistance in animal care and data collection.</w:t>
+      </w:r>
+    </w:p>
+    <w:p>
+      <w:r>
+        <w:br w:type="page"/>
+      </w:r>
+    </w:p>
+    <w:bookmarkEnd w:id="34"/>
+    <w:bookmarkStart w:id="89" w:name="references"/>
+    <w:p>
+      <w:pPr>
+        <w:pStyle w:val="Heading1"/>
+      </w:pPr>
+      <w:r>
+        <w:t xml:space="preserve">References</w:t>
+      </w:r>
+    </w:p>
+    <w:bookmarkStart w:id="80" w:name="refs"/>
+    <w:bookmarkStart w:id="35" w:name="ref-bernardo1996"/>
     <w:p>
       <w:pPr>
         <w:pStyle w:val="Bibliography"/>
       </w:pPr>
-      <w:bookmarkStart w:id="49" w:name="ref-stearns1992"/>
-      <w:bookmarkEnd w:id="48"/>
-      <w:r>
-        <w:t>Stearns, S. C. 1992. The Evolution of Life Histories. Oxford University Press.</w:t>
-      </w:r>
-    </w:p>
+      <w:r>
+        <w:t xml:space="preserve">Bernardo, J. 1996. The particular maternal effect of propagule size, especially egg size: Patterns, models, quality of evidence and interpretations. Am Zool 36:216–236.</w:t>
+      </w:r>
+    </w:p>
+    <w:bookmarkEnd w:id="35"/>
+    <w:bookmarkStart w:id="36" w:name="ref-boos2014"/>
     <w:p>
       <w:pPr>
         <w:pStyle w:val="Bibliography"/>
       </w:pPr>
-      <w:bookmarkStart w:id="50" w:name="ref-stoffel2017"/>
-      <w:bookmarkEnd w:id="49"/>
-      <w:r>
-        <w:t>Stoffel, M. A., S. Nakagawa, and H. Schielzeth. 2017. RptR: Repeatability estimation and variance decomposition by generalized linear mixed‐effects models. Methods Ecol Evol 8:1639–1644.</w:t>
-      </w:r>
-    </w:p>
+      <w:r>
+        <w:t xml:space="preserve">Boos, S., J. Meunier, S. Pichon, and M. Kölliker. 2014. Maternal care provides antifungal protection to eggs in the european earwig. Behav Ecol 25:754–761.</w:t>
+      </w:r>
+    </w:p>
+    <w:bookmarkEnd w:id="36"/>
+    <w:bookmarkStart w:id="37" w:name="ref-burkner2017"/>
     <w:p>
       <w:pPr>
         <w:pStyle w:val="Bibliography"/>
       </w:pPr>
-      <w:bookmarkStart w:id="51" w:name="ref-torres-vila2012"/>
-      <w:bookmarkEnd w:id="50"/>
-      <w:r>
-        <w:t xml:space="preserve">Torres-Vila, L., E. Cruces-Caldera, M. Rodrı́guez-Molina, and L. Cauterruccio. 2012. Host plant selects for egg size in the moth lobesia botrana: Integrating reproductive and ecological trade-offs is not a simple matter. Pp. 145–167 </w:t>
+      <w:r>
+        <w:t xml:space="preserve">Bürkner, P.-C. 2017.</w:t>
+      </w:r>
+      <w:r>
+        <w:t xml:space="preserve"> </w:t>
+      </w:r>
+      <w:r>
+        <w:t xml:space="preserve">brms</w:t>
+      </w:r>
+      <w:r>
+        <w:t xml:space="preserve">: An</w:t>
+      </w:r>
+      <w:r>
+        <w:t xml:space="preserve"> </w:t>
+      </w:r>
+      <w:r>
+        <w:t xml:space="preserve">R</w:t>
+      </w:r>
+      <w:r>
+        <w:t xml:space="preserve"> </w:t>
+      </w:r>
+      <w:r>
+        <w:t xml:space="preserve">package for</w:t>
+      </w:r>
+      <w:r>
+        <w:t xml:space="preserve"> </w:t>
+      </w:r>
+      <w:r>
+        <w:t xml:space="preserve">B</w:t>
+      </w:r>
+      <w:r>
+        <w:t xml:space="preserve">ayesian multilevel models using</w:t>
+      </w:r>
+      <w:r>
+        <w:t xml:space="preserve"> </w:t>
+      </w:r>
+      <w:r>
+        <w:t xml:space="preserve">S</w:t>
+      </w:r>
+      <w:r>
+        <w:t xml:space="preserve">tan. Journal of Statistical Software 80:4308.</w:t>
+      </w:r>
+    </w:p>
+    <w:bookmarkEnd w:id="37"/>
+    <w:bookmarkStart w:id="38" w:name="ref-careau2017"/>
+    <w:p>
+      <w:pPr>
+        <w:pStyle w:val="Bibliography"/>
+      </w:pPr>
+      <w:r>
+        <w:t xml:space="preserve">Careau, V., and R. Wilson. 2017. Of uberfleas and krakens: Detecting trade-offs using mixed models. Integr Comp Biol 57:362–371.</w:t>
+      </w:r>
+    </w:p>
+    <w:bookmarkEnd w:id="38"/>
+    <w:bookmarkStart w:id="39" w:name="ref-cavaleiro2014"/>
+    <w:p>
+      <w:pPr>
+        <w:pStyle w:val="Bibliography"/>
+      </w:pPr>
+      <w:r>
+        <w:t xml:space="preserve">Cavaleiro, F. I., and M. J. Santos. 2014. Egg number-egg size: An important trade-off in parasite life history strategies. Int J Parasitol 44:173–182.</w:t>
+      </w:r>
+    </w:p>
+    <w:bookmarkEnd w:id="39"/>
+    <w:bookmarkStart w:id="40" w:name="ref-church2019"/>
+    <w:p>
+      <w:pPr>
+        <w:pStyle w:val="Bibliography"/>
+      </w:pPr>
+      <w:r>
+        <w:t xml:space="preserve">Church, S. H., S. Donoughe, B. A. S. de Medeiros, and C. G. Extavour. 2019. Insect egg size and shape evolve with ecology but not developmental rate. Nature 571:58–62.</w:t>
+      </w:r>
+    </w:p>
+    <w:bookmarkEnd w:id="40"/>
+    <w:bookmarkStart w:id="41" w:name="ref-clutton-brock1984"/>
+    <w:p>
+      <w:pPr>
+        <w:pStyle w:val="Bibliography"/>
+      </w:pPr>
+      <w:r>
+        <w:t xml:space="preserve">Clutton-Brock, T. H. 1984. Reproductive effort and terminal investment in iteroparous animals. Am Nat 123:212–229.</w:t>
+      </w:r>
+    </w:p>
+    <w:bookmarkEnd w:id="41"/>
+    <w:bookmarkStart w:id="42" w:name="ref-clutton-brock1991"/>
+    <w:p>
+      <w:pPr>
+        <w:pStyle w:val="Bibliography"/>
+      </w:pPr>
+      <w:r>
+        <w:t xml:space="preserve">Clutton-Brock, T. H. 1991.</w:t>
+      </w:r>
+      <w:r>
+        <w:t xml:space="preserve"> </w:t>
+      </w:r>
+      <w:r>
+        <w:t xml:space="preserve">The Evolution of Parental Care</w:t>
+      </w:r>
+      <w:r>
+        <w:t xml:space="preserve">. Princeton University Press.</w:t>
+      </w:r>
+    </w:p>
+    <w:bookmarkEnd w:id="42"/>
+    <w:bookmarkStart w:id="43" w:name="ref-einum2000"/>
+    <w:p>
+      <w:pPr>
+        <w:pStyle w:val="Bibliography"/>
+      </w:pPr>
+      <w:r>
+        <w:t xml:space="preserve">Einum, S., and I. A. Fleming. 2000. Highly fecund mothers sacrifice offspring survival to maximize fitness. Nature 405:565–567.</w:t>
+      </w:r>
+    </w:p>
+    <w:bookmarkEnd w:id="43"/>
+    <w:bookmarkStart w:id="44" w:name="ref-falconer1996"/>
+    <w:p>
+      <w:pPr>
+        <w:pStyle w:val="Bibliography"/>
+      </w:pPr>
+      <w:r>
+        <w:t xml:space="preserve">Falconer, D. S., and T. F. C. MacKay. 1996.</w:t>
+      </w:r>
+      <w:r>
+        <w:t xml:space="preserve"> </w:t>
+      </w:r>
+      <w:r>
+        <w:t xml:space="preserve">An Introduction Quantitative Genetics</w:t>
+      </w:r>
+      <w:r>
+        <w:t xml:space="preserve">. Pearson Education Limited, Essex, England.</w:t>
+      </w:r>
+    </w:p>
+    <w:bookmarkEnd w:id="44"/>
+    <w:bookmarkStart w:id="45" w:name="ref-ficetola2009"/>
+    <w:p>
+      <w:pPr>
+        <w:pStyle w:val="Bibliography"/>
+      </w:pPr>
+      <w:r>
+        <w:t xml:space="preserve">Ficetola, G. F., and F. De Bernardi. 2009. Offspring size and survival in the frog rana latastei: From among-population to within-clutch variation. Biol J Linn Soc 97:845–853.</w:t>
+      </w:r>
+    </w:p>
+    <w:bookmarkEnd w:id="45"/>
+    <w:bookmarkStart w:id="46" w:name="ref-fox2000"/>
+    <w:p>
+      <w:pPr>
+        <w:pStyle w:val="Bibliography"/>
+      </w:pPr>
+      <w:r>
+        <w:t xml:space="preserve">Fox, C. W., and M. E. Czesak. 2000. Evolutionary ecology of progeny size in arthropods. Annu Rev Entomol 45:341–369.</w:t>
+      </w:r>
+    </w:p>
+    <w:bookmarkEnd w:id="46"/>
+    <w:bookmarkStart w:id="47" w:name="ref-hargitai2005"/>
+    <w:p>
+      <w:pPr>
+        <w:pStyle w:val="Bibliography"/>
+      </w:pPr>
+      <w:r>
+        <w:t xml:space="preserve">Hargitai, R., J. Török, L. Tóth, G. Hegyi, B. Rosivall, B. Szigeti, and E. Szöllősi. 2005. Effects of environmental conditions and parental quality on inter-and intraclutch egg-size variation in the collared flycatcher (ficedula albicollis). The Auk 122:509–522.</w:t>
+      </w:r>
+    </w:p>
+    <w:bookmarkEnd w:id="47"/>
+    <w:bookmarkStart w:id="48" w:name="ref-harvey1983"/>
+    <w:p>
+      <w:pPr>
+        <w:pStyle w:val="Bibliography"/>
+      </w:pPr>
+      <w:r>
+        <w:t xml:space="preserve">Harvey, G. T. 1983. Environmental and genetic effects on mean egg weight in spruce budworm (lepidoptera: tortricidae). The Canadian Entomologist 115:1109–1117.</w:t>
+      </w:r>
+    </w:p>
+    <w:bookmarkEnd w:id="48"/>
+    <w:bookmarkStart w:id="49" w:name="ref-honek1993"/>
+    <w:p>
+      <w:pPr>
+        <w:pStyle w:val="Bibliography"/>
+      </w:pPr>
+      <w:r>
+        <w:t xml:space="preserve">Honek, A. 1993. Intraspecific variation in body size and fecundity in insects: A general relationship. Oikos 483–492.</w:t>
+      </w:r>
+    </w:p>
+    <w:bookmarkEnd w:id="49"/>
+    <w:bookmarkStart w:id="50" w:name="ref-kelly2014"/>
+    <w:p>
+      <w:pPr>
+        <w:pStyle w:val="Bibliography"/>
+      </w:pPr>
+      <w:r>
+        <w:t xml:space="preserve">Kelly, C. D., B. Tawes, and A. Worthington. 2014. Evaluating indices of body condition in two cricket species. Ecology and Evolution 4:4476–4487.</w:t>
+      </w:r>
+    </w:p>
+    <w:bookmarkEnd w:id="50"/>
+    <w:bookmarkStart w:id="51" w:name="ref-koch2014"/>
+    <w:p>
+      <w:pPr>
+        <w:pStyle w:val="Bibliography"/>
+      </w:pPr>
+      <w:r>
+        <w:t xml:space="preserve">Koch, L. K., and J. Meunier. 2014. Mother and offspring fitness in an insect with maternal care: Phenotypic trade-offs between egg number, egg mass and egg care. BMC Evol Biol 14:125.</w:t>
+      </w:r>
+    </w:p>
+    <w:bookmarkEnd w:id="51"/>
+    <w:bookmarkStart w:id="52" w:name="ref-kolliker2007"/>
+    <w:p>
+      <w:pPr>
+        <w:pStyle w:val="Bibliography"/>
+      </w:pPr>
+      <w:r>
+        <w:t xml:space="preserve">Kölliker, M. 2007. Benefits and costs of earwig (forficula auricularia) family life. Behav Ecol Sociobiol 61:1489–1497.</w:t>
+      </w:r>
+    </w:p>
+    <w:bookmarkEnd w:id="52"/>
+    <w:bookmarkStart w:id="53" w:name="ref-meunier2024"/>
+    <w:p>
+      <w:pPr>
+        <w:pStyle w:val="Bibliography"/>
+      </w:pPr>
+      <w:r>
+        <w:t xml:space="preserve">Meunier, J. 2024. The biology and social life of earwigs (dermaptera). Annu Rev Entomol 69:259–276.</w:t>
+      </w:r>
+    </w:p>
+    <w:bookmarkEnd w:id="53"/>
+    <w:bookmarkStart w:id="54" w:name="ref-nelson2004"/>
+    <w:p>
+      <w:pPr>
+        <w:pStyle w:val="Bibliography"/>
+      </w:pPr>
+      <w:r>
+        <w:t xml:space="preserve">Nelson, N. J., M. B. Thompson, S. Pledger, S. N. Keall, and C. H. Daugherty. 2004. Egg mass determines hatchling size, and incubation temperature influences post‐hatching growth, of tuatara sphenodon punctatus. J Zool 263:77–87.</w:t>
+      </w:r>
+    </w:p>
+    <w:bookmarkEnd w:id="54"/>
+    <w:bookmarkStart w:id="55" w:name="ref-nilsson1993"/>
+    <w:p>
+      <w:pPr>
+        <w:pStyle w:val="Bibliography"/>
+      </w:pPr>
+      <w:r>
+        <w:t xml:space="preserve">Nilsson, J. ‐Å., and E. Svensson. 1993. Causes and consequences of egg mass variation between and within blue tit clutches. J Zool 230:469–481.</w:t>
+      </w:r>
+    </w:p>
+    <w:bookmarkEnd w:id="55"/>
+    <w:bookmarkStart w:id="56" w:name="ref-parker1982"/>
+    <w:p>
+      <w:pPr>
+        <w:pStyle w:val="Bibliography"/>
+      </w:pPr>
+      <w:r>
+        <w:t xml:space="preserve">Parker, G. A. 1982. Why are there so many tiny sperm? Sperm competition and the maintenance of two sexes. J Theor Biol 96:281–294.</w:t>
+      </w:r>
+    </w:p>
+    <w:bookmarkEnd w:id="56"/>
+    <w:bookmarkStart w:id="57" w:name="ref-peig2009"/>
+    <w:p>
+      <w:pPr>
+        <w:pStyle w:val="Bibliography"/>
+      </w:pPr>
+      <w:r>
+        <w:t xml:space="preserve">Peig, J., and A. J. Green. 2009. New perspectives for estimating body condition from mass/length data: The scaled mass index as an alternative method. Oikos 118:1883–1891.</w:t>
+      </w:r>
+    </w:p>
+    <w:bookmarkEnd w:id="57"/>
+    <w:bookmarkStart w:id="58" w:name="ref-peig2010"/>
+    <w:p>
+      <w:pPr>
+        <w:pStyle w:val="Bibliography"/>
+      </w:pPr>
+      <w:r>
+        <w:t xml:space="preserve">Peig, J., and A. J. Green. 2010. The paradigm of body condition: A critical reappraisal of current methods based on mass and length. Funct Ecol 24:1323–1332.</w:t>
+      </w:r>
+    </w:p>
+    <w:bookmarkEnd w:id="58"/>
+    <w:bookmarkStart w:id="59" w:name="ref-r2013"/>
+    <w:p>
+      <w:pPr>
+        <w:pStyle w:val="Bibliography"/>
+      </w:pPr>
+      <w:r>
+        <w:t xml:space="preserve">R Core Team. 2025.</w:t>
+      </w:r>
+      <w:r>
+        <w:t xml:space="preserve"> </w:t>
+      </w:r>
+      <w:r>
+        <w:t xml:space="preserve">R</w:t>
+      </w:r>
+      <w:r>
+        <w:t xml:space="preserve">:</w:t>
+      </w:r>
+      <w:r>
+        <w:t xml:space="preserve"> </w:t>
+      </w:r>
+      <w:r>
+        <w:t xml:space="preserve">A</w:t>
+      </w:r>
+      <w:r>
+        <w:t xml:space="preserve"> </w:t>
+      </w:r>
+      <w:r>
+        <w:t xml:space="preserve">language and environment for statistical computing. Vienna, Austria.</w:t>
+      </w:r>
+    </w:p>
+    <w:bookmarkEnd w:id="59"/>
+    <w:bookmarkStart w:id="60" w:name="ref-reznick2000"/>
+    <w:p>
+      <w:pPr>
+        <w:pStyle w:val="Bibliography"/>
+      </w:pPr>
+      <w:r>
+        <w:t xml:space="preserve">Reznick, D., L. Nunney, and A. Tessier. 2000. Big houses, big cars, superfleas and the costs of reproduction. Trends Ecol Evol 15:421–425.</w:t>
+      </w:r>
+    </w:p>
+    <w:bookmarkEnd w:id="60"/>
+    <w:bookmarkStart w:id="61" w:name="ref-roff1992a"/>
+    <w:p>
+      <w:pPr>
+        <w:pStyle w:val="Bibliography"/>
+      </w:pPr>
+      <w:r>
+        <w:t xml:space="preserve">Roff, D. 1992.</w:t>
+      </w:r>
+      <w:r>
+        <w:t xml:space="preserve"> </w:t>
+      </w:r>
+      <w:r>
+        <w:t xml:space="preserve">Evolution of Life Histories: Theory and Analysis</w:t>
+      </w:r>
+      <w:r>
+        <w:t xml:space="preserve">. Chapman &amp; Hall, Inc., New York, NY.</w:t>
+      </w:r>
+    </w:p>
+    <w:bookmarkEnd w:id="61"/>
+    <w:bookmarkStart w:id="62" w:name="ref-schindelin2012"/>
+    <w:p>
+      <w:pPr>
+        <w:pStyle w:val="Bibliography"/>
+      </w:pPr>
+      <w:r>
+        <w:t xml:space="preserve">Schindelin, J., I. Arganda-Carreras, E. Frise, V. Kaynig, M. Longair, T. Pietzsch, S. Preibisch, C. Rueden, S. Saalfeld, B. Schmid, J.-Y. Tinevez, D. J. White, V. Hartenstein, K. Eliceiri, P. Tomancak, and A. Cardona. 2012. Fiji: An open-source platform for biological-image analysis. Nat Methods 9:676–682. Max Planck Institute of Molecular Cell Biology; Genetics, Dresden, Germany.</w:t>
+      </w:r>
+    </w:p>
+    <w:bookmarkEnd w:id="62"/>
+    <w:bookmarkStart w:id="63" w:name="ref-seko2006"/>
+    <w:p>
+      <w:pPr>
+        <w:pStyle w:val="Bibliography"/>
+      </w:pPr>
+      <w:r>
+        <w:t xml:space="preserve">Seko, T., T. Miyatake, S. Fujioka, and F. Nakasuji. 2006. Genetic and environmental sources of egg size, fecundity and body size in the migrant skipper, parnara guttata guttata (lepidoptera: hesperiidae). Popul Ecol 48:225–232.</w:t>
+      </w:r>
+    </w:p>
+    <w:bookmarkEnd w:id="63"/>
+    <w:bookmarkStart w:id="64" w:name="ref-shine1978"/>
+    <w:p>
+      <w:pPr>
+        <w:pStyle w:val="Bibliography"/>
+      </w:pPr>
+      <w:r>
+        <w:t xml:space="preserve">Shine, R. 1978. Propagule size and parental care: The</w:t>
+      </w:r>
+      <w:r>
+        <w:t xml:space="preserve"> </w:t>
+      </w:r>
+      <w:r>
+        <w:t xml:space="preserve">“safe harbor”</w:t>
+      </w:r>
+      <w:r>
+        <w:t xml:space="preserve"> </w:t>
+      </w:r>
+      <w:r>
+        <w:t xml:space="preserve">hypothesis. J Theor Biol 75:417–424.</w:t>
+      </w:r>
+    </w:p>
+    <w:bookmarkEnd w:id="64"/>
+    <w:bookmarkStart w:id="65" w:name="ref-simpson1951"/>
+    <w:p>
+      <w:pPr>
+        <w:pStyle w:val="Bibliography"/>
+      </w:pPr>
+      <w:r>
+        <w:t xml:space="preserve">Simpson, E. H. 1951. The interpretation of interaction in contingency tables. Journal of the Royal Statistical Society: Series B (Methodological) 13:238–241.</w:t>
+      </w:r>
+    </w:p>
+    <w:bookmarkEnd w:id="65"/>
+    <w:bookmarkStart w:id="66" w:name="ref-slagsvold1984"/>
+    <w:p>
+      <w:pPr>
+        <w:pStyle w:val="Bibliography"/>
+      </w:pPr>
+      <w:r>
+        <w:t xml:space="preserve">Slagsvold, T., J. Sandvik, G. Rofstad, Ö. Lorentsen, and M. Husby. 1984. On the adaptive value of intraclutch egg-size variation in birds. The Auk 101:685–697.</w:t>
+      </w:r>
+    </w:p>
+    <w:bookmarkEnd w:id="66"/>
+    <w:bookmarkStart w:id="67" w:name="ref-smith1974"/>
+    <w:p>
+      <w:pPr>
+        <w:pStyle w:val="Bibliography"/>
+      </w:pPr>
+      <w:r>
+        <w:t xml:space="preserve">Smith, C. C., and S. D. Fretwell. 1974. The optimal balance between size and number of offspring. Am Nat 108:499–506.</w:t>
+      </w:r>
+    </w:p>
+    <w:bookmarkEnd w:id="67"/>
+    <w:bookmarkStart w:id="68" w:name="ref-staerkle2008"/>
+    <w:p>
+      <w:pPr>
+        <w:pStyle w:val="Bibliography"/>
+      </w:pPr>
+      <w:r>
+        <w:t xml:space="preserve">Staerkle, M., and M. Kölliker. 2008. Maternal food regurgitation to nymphs in earwigs (</w:t>
       </w:r>
       <w:r>
         <w:rPr>
           <w:i/>
           <w:iCs/>
         </w:rPr>
-        <w:t>in</w:t>
-      </w:r>
-      <w:r>
-        <w:t xml:space="preserve"> L. Cauterruccio, ed. Moths: Types, ecological significance and control methods. Nova Science Publishers, New York, NY.</w:t>
-      </w:r>
-    </w:p>
+        <w:t xml:space="preserve">forficula auricularia</w:t>
+      </w:r>
+      <w:r>
+        <w:t xml:space="preserve">). Ethology 114:844–850.</w:t>
+      </w:r>
+    </w:p>
+    <w:bookmarkEnd w:id="68"/>
+    <w:bookmarkStart w:id="69" w:name="ref-stearns1992"/>
     <w:p>
       <w:pPr>
         <w:pStyle w:val="Bibliography"/>
       </w:pPr>
-      <w:bookmarkStart w:id="52" w:name="ref-tourneur2018"/>
-      <w:bookmarkEnd w:id="51"/>
-      <w:r>
-        <w:t xml:space="preserve">Tourneur, J.-C. 2018. Factors affecting the egg-laying pattern of </w:t>
+      <w:r>
+        <w:t xml:space="preserve">Stearns, S. C. 1992.</w:t>
+      </w:r>
+      <w:r>
+        <w:t xml:space="preserve"> </w:t>
+      </w:r>
+      <w:r>
+        <w:t xml:space="preserve">The Evolution of Life Histories</w:t>
+      </w:r>
+      <w:r>
+        <w:t xml:space="preserve">. Oxford University Press.</w:t>
+      </w:r>
+    </w:p>
+    <w:bookmarkEnd w:id="69"/>
+    <w:bookmarkStart w:id="70" w:name="ref-stoffel2017"/>
+    <w:p>
+      <w:pPr>
+        <w:pStyle w:val="Bibliography"/>
+      </w:pPr>
+      <w:r>
+        <w:t xml:space="preserve">Stoffel, M. A., S. Nakagawa, and H. Schielzeth. 2017. Rpt</w:t>
+      </w:r>
+      <w:r>
+        <w:t xml:space="preserve">R</w:t>
+      </w:r>
+      <w:r>
+        <w:t xml:space="preserve">: Repeatability estimation and variance decomposition by generalized linear mixed‐effects models. Methods Ecol Evol 8:1639–1644.</w:t>
+      </w:r>
+    </w:p>
+    <w:bookmarkEnd w:id="70"/>
+    <w:bookmarkStart w:id="71" w:name="ref-torres-vila2012"/>
+    <w:p>
+      <w:pPr>
+        <w:pStyle w:val="Bibliography"/>
+      </w:pPr>
+      <w:r>
+        <w:t xml:space="preserve">Torres-Vila, L., E. Cruces-Caldera, M. Rodrı́guez-Molina, and L. Cauterruccio. 2012. Host plant selects for egg size in the moth lobesia botrana: Integrating reproductive and ecological trade-offs is not a simple matter. Pp. 145–167</w:t>
+      </w:r>
+      <w:r>
+        <w:t xml:space="preserve"> </w:t>
       </w:r>
       <w:r>
         <w:rPr>
           <w:i/>
           <w:iCs/>
         </w:rPr>
-        <w:t>forficula auricularia</w:t>
-      </w:r>
-      <w:r>
-        <w:t xml:space="preserve"> </w:t>
-      </w:r>
-      <w:r>
-        <w:t>(dermaptera: Forficulidae) in three climatologically different zones of north america. The Canadian Entomologist 150:511–519.</w:t>
-      </w:r>
-    </w:p>
+        <w:t xml:space="preserve">in</w:t>
+      </w:r>
+      <w:r>
+        <w:t xml:space="preserve"> </w:t>
+      </w:r>
+      <w:r>
+        <w:t xml:space="preserve">L. Cauterruccio, ed. Moths: Types, ecological significance and control methods. Nova Science Publishers, New York, NY.</w:t>
+      </w:r>
+    </w:p>
+    <w:bookmarkEnd w:id="71"/>
+    <w:bookmarkStart w:id="72" w:name="ref-tourneur2018"/>
     <w:p>
       <w:pPr>
         <w:pStyle w:val="Bibliography"/>
       </w:pPr>
-      <w:bookmarkStart w:id="53" w:name="ref-tourneur1992"/>
-      <w:bookmarkEnd w:id="52"/>
-      <w:r>
-        <w:t xml:space="preserve">Tourneur, J.-C., and J. Gingras. 1992. Egg laying in a northeastern North American (montréal, québec) population of </w:t>
+      <w:r>
+        <w:t xml:space="preserve">Tourneur, J.-C. 2018. Factors affecting the egg-laying pattern of</w:t>
+      </w:r>
+      <w:r>
+        <w:t xml:space="preserve"> </w:t>
       </w:r>
       <w:r>
         <w:rPr>
           <w:i/>
           <w:iCs/>
         </w:rPr>
-        <w:t>forficula auricularia</w:t>
-      </w:r>
-      <w:r>
-        <w:t xml:space="preserve"> l. (Dermaptera: Forficulidae). The Canadian Entomologist 124:1055–1061.</w:t>
-      </w:r>
-    </w:p>
+        <w:t xml:space="preserve">forficula auricularia</w:t>
+      </w:r>
+      <w:r>
+        <w:t xml:space="preserve"> </w:t>
+      </w:r>
+      <w:r>
+        <w:t xml:space="preserve">(dermaptera: Forficulidae) in three climatologically different zones of north america. The Canadian Entomologist 150:511–519.</w:t>
+      </w:r>
+    </w:p>
+    <w:bookmarkEnd w:id="72"/>
+    <w:bookmarkStart w:id="73" w:name="ref-tourneur1992"/>
     <w:p>
       <w:pPr>
         <w:pStyle w:val="Bibliography"/>
       </w:pPr>
-      <w:bookmarkStart w:id="54" w:name="ref-vannoordwijk1986"/>
-      <w:bookmarkEnd w:id="53"/>
-      <w:r>
-        <w:t>Van Noordwijk, A. J., and G. de Jong. 1986. Acquisition and allocation of resources: Their influence on variation in life history tactics. Am Nat 128:137–142.</w:t>
-      </w:r>
-    </w:p>
+      <w:r>
+        <w:t xml:space="preserve">Tourneur, J.-C., and J. Gingras. 1992. Egg laying in a northeastern</w:t>
+      </w:r>
+      <w:r>
+        <w:t xml:space="preserve"> </w:t>
+      </w:r>
+      <w:r>
+        <w:t xml:space="preserve">N</w:t>
+      </w:r>
+      <w:r>
+        <w:t xml:space="preserve">orth</w:t>
+      </w:r>
+      <w:r>
+        <w:t xml:space="preserve"> </w:t>
+      </w:r>
+      <w:r>
+        <w:t xml:space="preserve">A</w:t>
+      </w:r>
+      <w:r>
+        <w:t xml:space="preserve">merican (montr</w:t>
+      </w:r>
+      <w:r>
+        <w:t xml:space="preserve">é</w:t>
+      </w:r>
+      <w:r>
+        <w:t xml:space="preserve">al, qu</w:t>
+      </w:r>
+      <w:r>
+        <w:t xml:space="preserve">é</w:t>
+      </w:r>
+      <w:r>
+        <w:t xml:space="preserve">bec) population of</w:t>
+      </w:r>
+      <w:r>
+        <w:t xml:space="preserve"> </w:t>
+      </w:r>
+      <w:r>
+        <w:rPr>
+          <w:i/>
+          <w:iCs/>
+        </w:rPr>
+        <w:t xml:space="preserve">forficula auricularia</w:t>
+      </w:r>
+      <w:r>
+        <w:t xml:space="preserve"> </w:t>
+      </w:r>
+      <w:r>
+        <w:t xml:space="preserve">l. (</w:t>
+      </w:r>
+      <w:r>
+        <w:t xml:space="preserve">D</w:t>
+      </w:r>
+      <w:r>
+        <w:t xml:space="preserve">ermaptera:</w:t>
+      </w:r>
+      <w:r>
+        <w:t xml:space="preserve"> </w:t>
+      </w:r>
+      <w:r>
+        <w:t xml:space="preserve">F</w:t>
+      </w:r>
+      <w:r>
+        <w:t xml:space="preserve">orficulidae). The Canadian Entomologist 124:1055–1061.</w:t>
+      </w:r>
+    </w:p>
+    <w:bookmarkEnd w:id="73"/>
+    <w:bookmarkStart w:id="74" w:name="ref-vannoordwijk1986"/>
     <w:p>
       <w:pPr>
         <w:pStyle w:val="Bibliography"/>
       </w:pPr>
-      <w:bookmarkStart w:id="55" w:name="ref-vehtari2017"/>
-      <w:bookmarkEnd w:id="54"/>
-      <w:r>
-        <w:t>Vehtari, A., A. Gelman, and J. Gabry. 2017. Practical Bayesian model evaluation using leave-one-out cross-validation and WAIC. Statistics and Computing 27:1413–1432.</w:t>
-      </w:r>
-    </w:p>
+      <w:r>
+        <w:t xml:space="preserve">Van Noordwijk, A. J., and G. de Jong. 1986. Acquisition and allocation of resources: Their influence on variation in life history tactics. Am Nat 128:137–142.</w:t>
+      </w:r>
+    </w:p>
+    <w:bookmarkEnd w:id="74"/>
+    <w:bookmarkStart w:id="75" w:name="ref-vehtari2017"/>
     <w:p>
       <w:pPr>
         <w:pStyle w:val="Bibliography"/>
       </w:pPr>
-      <w:bookmarkStart w:id="56" w:name="ref-williams1994"/>
-      <w:bookmarkEnd w:id="55"/>
-      <w:r>
-        <w:t>Williams, T. D. 1994. Intraspecific variation in egg size and egg composition in birds: Effects on offspring fitness. Biol Rev Camb Philos Soc 69:35–59.</w:t>
-      </w:r>
-    </w:p>
+      <w:r>
+        <w:t xml:space="preserve">Vehtari, A., A. Gelman, and J. Gabry. 2017. Practical</w:t>
+      </w:r>
+      <w:r>
+        <w:t xml:space="preserve"> </w:t>
+      </w:r>
+      <w:r>
+        <w:t xml:space="preserve">B</w:t>
+      </w:r>
+      <w:r>
+        <w:t xml:space="preserve">ayesian model evaluation using leave-one-out cross-validation and</w:t>
+      </w:r>
+      <w:r>
+        <w:t xml:space="preserve"> </w:t>
+      </w:r>
+      <w:r>
+        <w:t xml:space="preserve">WAIC</w:t>
+      </w:r>
+      <w:r>
+        <w:t xml:space="preserve">. Statistics and Computing 27:1413–1432.</w:t>
+      </w:r>
+    </w:p>
+    <w:bookmarkEnd w:id="75"/>
+    <w:bookmarkStart w:id="76" w:name="ref-williams1994"/>
     <w:p>
       <w:pPr>
         <w:pStyle w:val="Bibliography"/>
       </w:pPr>
-      <w:bookmarkStart w:id="57" w:name="ref-winkler1987"/>
-      <w:bookmarkEnd w:id="56"/>
-      <w:r>
-        <w:t>Winkler, D. W., and K. Wallin. 1987. Offspring size and number: A life history model linking effort per offspring and total effort. Am Nat 129:708–720.</w:t>
-      </w:r>
-    </w:p>
+      <w:r>
+        <w:t xml:space="preserve">Williams, T. D. 1994. Intraspecific variation in egg size and egg composition in birds: Effects on offspring fitness. Biol Rev Camb Philos Soc 69:35–59.</w:t>
+      </w:r>
+    </w:p>
+    <w:bookmarkEnd w:id="76"/>
+    <w:bookmarkStart w:id="77" w:name="ref-winkler1987"/>
     <w:p>
       <w:pPr>
         <w:pStyle w:val="Bibliography"/>
       </w:pPr>
-      <w:bookmarkStart w:id="58" w:name="ref-yanagi2006"/>
-      <w:bookmarkEnd w:id="57"/>
-      <w:r>
-        <w:lastRenderedPageBreak/>
-        <w:t>Yanagi, S., T. Oikawa, and T. Miyatake. 2006. Heritability and genetic correlation estimates for egg size and number in callosobruchus chinensis (coleoptera: bruchidae). Ann Entomol Soc Am 99:364–368.</w:t>
-      </w:r>
-    </w:p>
+      <w:r>
+        <w:t xml:space="preserve">Winkler, D. W., and K. Wallin. 1987. Offspring size and number: A life history model linking effort per offspring and total effort. Am Nat 129:708–720.</w:t>
+      </w:r>
+    </w:p>
+    <w:bookmarkEnd w:id="77"/>
+    <w:bookmarkStart w:id="78" w:name="ref-yanagi2006"/>
     <w:p>
       <w:pPr>
         <w:pStyle w:val="Bibliography"/>
       </w:pPr>
-      <w:bookmarkStart w:id="59" w:name="ref-yosef2008"/>
-      <w:bookmarkEnd w:id="58"/>
-      <w:r>
-        <w:t>Yosef, R., and P. Zduniak. 2008. Variation in clutch size, egg size variability and reproductive output in the desert finch (rhodospiza obsoleta). J Arid Environ 72:1631–1635.</w:t>
-      </w:r>
-    </w:p>
-    <w:bookmarkEnd w:id="15"/>
-    <w:bookmarkEnd w:id="59"/>
+      <w:r>
+        <w:t xml:space="preserve">Yanagi, S., T. Oikawa, and T. Miyatake. 2006. Heritability and genetic correlation estimates for egg size and number in callosobruchus chinensis (coleoptera: bruchidae). Ann Entomol Soc Am 99:364–368.</w:t>
+      </w:r>
+    </w:p>
+    <w:bookmarkEnd w:id="78"/>
+    <w:bookmarkStart w:id="79" w:name="ref-yosef2008"/>
+    <w:p>
+      <w:pPr>
+        <w:pStyle w:val="Bibliography"/>
+      </w:pPr>
+      <w:r>
+        <w:t xml:space="preserve">Yosef, R., and P. Zduniak. 2008. Variation in clutch size, egg size variability and reproductive output in the desert finch (rhodospiza obsoleta). J Arid Environ 72:1631–1635.</w:t>
+      </w:r>
+    </w:p>
+    <w:bookmarkEnd w:id="79"/>
+    <w:bookmarkEnd w:id="80"/>
     <w:p>
       <w:pPr>
         <w:pStyle w:val="BodyText"/>
       </w:pPr>
       <w:r>
-        <w:t>—– end of section:</w:t>
+        <w:t xml:space="preserve">—– end of section:</w:t>
       </w:r>
     </w:p>
     <w:p>
@@ -1707,51 +2431,45 @@
         <w:pStyle w:val="BodyText"/>
       </w:pPr>
       <w:r>
-        <w:t>##Figures</w:t>
+        <w:t xml:space="preserve">##Figures</w:t>
       </w:r>
     </w:p>
     <w:tbl>
       <w:tblPr>
         <w:tblStyle w:val="Table"/>
-        <w:tblW w:w="5000" w:type="pct"/>
+        <w:tblW w:type="pct" w:w="5000"/>
         <w:tblLayout w:type="fixed"/>
-        <w:tblLook w:val="0000" w:firstRow="0" w:lastRow="0" w:firstColumn="0" w:lastColumn="0" w:noHBand="0" w:noVBand="0"/>
+        <w:tblLook w:firstRow="0" w:lastRow="0" w:firstColumn="0" w:lastColumn="0" w:noHBand="0" w:noVBand="0" w:val="0000"/>
       </w:tblPr>
       <w:tblGrid>
-        <w:gridCol w:w="9620"/>
+        <w:gridCol w:w="7920"/>
       </w:tblGrid>
       <w:tr>
         <w:tc>
-          <w:tcPr>
-            <w:tcW w:w="7920" w:type="dxa"/>
-          </w:tcPr>
+          <w:tcPr/>
+          <w:bookmarkStart w:id="84" w:name="fig-one"/>
           <w:p>
             <w:pPr>
               <w:pStyle w:val="Compact"/>
               <w:jc w:val="center"/>
             </w:pPr>
-            <w:bookmarkStart w:id="60" w:name="fig-one"/>
             <w:r>
-              <w:rPr>
-                <w:noProof/>
-              </w:rPr>
               <w:drawing>
-                <wp:inline distT="0" distB="0" distL="0" distR="0" wp14:anchorId="07735D10" wp14:editId="6FC5DA6B">
+                <wp:inline>
                   <wp:extent cx="3810000" cy="2540000"/>
-                  <wp:effectExtent l="0" t="0" r="0" b="0"/>
-                  <wp:docPr id="81" name="Picture"/>
-                  <wp:cNvGraphicFramePr/>
-                  <a:graphic xmlns:a="http://schemas.openxmlformats.org/drawingml/2006/main">
+                  <wp:effectExtent b="0" l="0" r="0" t="0"/>
+                  <wp:docPr descr="" title="" id="82" name="Picture"/>
+                  <a:graphic>
                     <a:graphicData uri="http://schemas.openxmlformats.org/drawingml/2006/picture">
-                      <pic:pic xmlns:pic="http://schemas.openxmlformats.org/drawingml/2006/picture">
+                      <pic:pic>
                         <pic:nvPicPr>
-                          <pic:cNvPr id="82" name="Picture" descr="figure_1.jpg"/>
+                          <pic:cNvPr descr="figure_1.jpg" id="83" name="Picture"/>
                           <pic:cNvPicPr>
-                            <a:picLocks noChangeAspect="1" noChangeArrowheads="1"/>
+                            <a:picLocks noChangeArrowheads="1" noChangeAspect="1"/>
                           </pic:cNvPicPr>
                         </pic:nvPicPr>
                         <pic:blipFill>
-                          <a:blip r:embed="rId8"/>
+                          <a:blip r:embed="rId81"/>
                           <a:stretch>
                             <a:fillRect/>
                           </a:stretch>
@@ -1780,25 +2498,29 @@
           </w:p>
           <w:p>
             <w:pPr>
+              <w:jc w:val="center"/>
+            </w:pPr>
+            <w:pPr>
+              <w:jc w:val="left"/>
+              <w:spacing w:before="200"/>
               <w:pStyle w:val="ImageCaption"/>
-              <w:spacing w:before="200"/>
             </w:pPr>
             <w:r>
-              <w:t>Figure 1: Mean egg perimeter (mm) plotted against clutch size for the first (salmon) and second (blue) clutches of n = 42 female European earwigs (</w:t>
+              <w:t xml:space="preserve">Figure 1: Mean egg perimeter (mm) plotted against clutch size for the first (salmon) and second (blue) clutches of n = 42 female European earwigs (</w:t>
             </w:r>
             <w:r>
               <w:rPr>
                 <w:i/>
                 <w:iCs/>
               </w:rPr>
-              <w:t>F. auricularia</w:t>
+              <w:t xml:space="preserve">F. auricularia</w:t>
             </w:r>
             <w:r>
-              <w:t>). Data are raw values.</w:t>
+              <w:t xml:space="preserve">). Data are raw values.</w:t>
             </w:r>
           </w:p>
+          <w:bookmarkEnd w:id="84"/>
         </w:tc>
-        <w:bookmarkEnd w:id="60"/>
       </w:tr>
     </w:tbl>
     <w:p>
@@ -1812,46 +2534,39 @@
     <w:tbl>
       <w:tblPr>
         <w:tblStyle w:val="Table"/>
-        <w:tblW w:w="5000" w:type="pct"/>
+        <w:tblW w:type="pct" w:w="5000"/>
         <w:tblLayout w:type="fixed"/>
-        <w:tblLook w:val="0000" w:firstRow="0" w:lastRow="0" w:firstColumn="0" w:lastColumn="0" w:noHBand="0" w:noVBand="0"/>
+        <w:tblLook w:firstRow="0" w:lastRow="0" w:firstColumn="0" w:lastColumn="0" w:noHBand="0" w:noVBand="0" w:val="0000"/>
       </w:tblPr>
       <w:tblGrid>
-        <w:gridCol w:w="9620"/>
+        <w:gridCol w:w="7920"/>
       </w:tblGrid>
       <w:tr>
         <w:tc>
-          <w:tcPr>
-            <w:tcW w:w="7920" w:type="dxa"/>
-          </w:tcPr>
+          <w:tcPr/>
+          <w:bookmarkStart w:id="88" w:name="fig-two"/>
           <w:p>
             <w:pPr>
               <w:pStyle w:val="Compact"/>
               <w:jc w:val="center"/>
             </w:pPr>
-            <w:bookmarkStart w:id="61" w:name="fig-two"/>
             <w:r>
-              <w:rPr>
-                <w:noProof/>
-              </w:rPr>
-              <w:lastRenderedPageBreak/>
               <w:drawing>
-                <wp:inline distT="0" distB="0" distL="0" distR="0" wp14:anchorId="14593023" wp14:editId="3C986C88">
+                <wp:inline>
                   <wp:extent cx="3810000" cy="2540000"/>
-                  <wp:effectExtent l="0" t="0" r="0" b="0"/>
-                  <wp:docPr id="85" name="Picture"/>
-                  <wp:cNvGraphicFramePr/>
-                  <a:graphic xmlns:a="http://schemas.openxmlformats.org/drawingml/2006/main">
+                  <wp:effectExtent b="0" l="0" r="0" t="0"/>
+                  <wp:docPr descr="" title="" id="86" name="Picture"/>
+                  <a:graphic>
                     <a:graphicData uri="http://schemas.openxmlformats.org/drawingml/2006/picture">
-                      <pic:pic xmlns:pic="http://schemas.openxmlformats.org/drawingml/2006/picture">
+                      <pic:pic>
                         <pic:nvPicPr>
-                          <pic:cNvPr id="86" name="Picture" descr="figure_2.jpg"/>
+                          <pic:cNvPr descr="figure_2.jpg" id="87" name="Picture"/>
                           <pic:cNvPicPr>
-                            <a:picLocks noChangeAspect="1" noChangeArrowheads="1"/>
+                            <a:picLocks noChangeArrowheads="1" noChangeAspect="1"/>
                           </pic:cNvPicPr>
                         </pic:nvPicPr>
                         <pic:blipFill>
-                          <a:blip r:embed="rId9"/>
+                          <a:blip r:embed="rId85"/>
                           <a:stretch>
                             <a:fillRect/>
                           </a:stretch>
@@ -1880,36 +2595,39 @@
           </w:p>
           <w:p>
             <w:pPr>
+              <w:jc w:val="center"/>
+            </w:pPr>
+            <w:pPr>
+              <w:jc w:val="left"/>
+              <w:spacing w:before="200"/>
               <w:pStyle w:val="ImageCaption"/>
-              <w:spacing w:before="200"/>
             </w:pPr>
             <w:r>
-              <w:t>Figure 2: (a) Among and (b) within-female egg size variation in the first and second clutches of n = 42 female European earwigs (</w:t>
+              <w:t xml:space="preserve">Figure 2: (a) Among and (b) within-female egg size variation in the first and second clutches of n = 42 female European earwigs (</w:t>
             </w:r>
             <w:r>
               <w:rPr>
                 <w:i/>
                 <w:iCs/>
               </w:rPr>
-              <w:t>F. auricularia</w:t>
+              <w:t xml:space="preserve">F. auricularia</w:t>
             </w:r>
             <w:r>
-              <w:t>).</w:t>
+              <w:t xml:space="preserve">).</w:t>
             </w:r>
           </w:p>
+          <w:bookmarkEnd w:id="88"/>
         </w:tc>
-        <w:bookmarkEnd w:id="61"/>
       </w:tr>
-      <w:bookmarkEnd w:id="13"/>
     </w:tbl>
-    <w:p/>
+    <w:bookmarkEnd w:id="89"/>
     <w:sectPr>
-      <w:headerReference w:type="even" r:id="rId10"/>
-      <w:headerReference w:type="default" r:id="rId11"/>
-      <w:footerReference w:type="even" r:id="rId12"/>
-      <w:footerReference w:type="default" r:id="rId13"/>
-      <w:pgSz w:w="12240" w:h="15840"/>
-      <w:pgMar w:top="1531" w:right="1418" w:bottom="2024" w:left="1418" w:header="737" w:footer="737" w:gutter="0"/>
+      <w:headerReference r:id="rId10" w:type="even"/>
+      <w:headerReference r:id="rId9" w:type="default"/>
+      <w:footerReference r:id="rId12" w:type="even"/>
+      <w:footerReference r:id="rId11" w:type="default"/>
+      <w:pgSz w:h="15840" w:w="12240"/>
+      <w:pgMar w:bottom="2024" w:footer="737" w:gutter="0" w:header="737" w:left="1418" w:right="1418" w:top="1531"/>
       <w:lnNumType w:countBy="1" w:restart="continuous"/>
       <w:cols w:space="720"/>
       <w:docGrid w:linePitch="326"/>
@@ -1918,29 +2636,8 @@
 </w:document>
 </file>
 
-<file path=word/endnotes.xml><?xml version="1.0" encoding="utf-8"?>
-<w:endnotes xmlns:wpc="http://schemas.microsoft.com/office/word/2010/wordprocessingCanvas" xmlns:cx="http://schemas.microsoft.com/office/drawing/2014/chartex" xmlns:cx1="http://schemas.microsoft.com/office/drawing/2015/9/8/chartex" xmlns:cx2="http://schemas.microsoft.com/office/drawing/2015/10/21/chartex" xmlns:cx3="http://schemas.microsoft.com/office/drawing/2016/5/9/chartex" xmlns:cx4="http://schemas.microsoft.com/office/drawing/2016/5/10/chartex" xmlns:cx5="http://schemas.microsoft.com/office/drawing/2016/5/11/chartex" xmlns:cx6="http://schemas.microsoft.com/office/drawing/2016/5/12/chartex" xmlns:cx7="http://schemas.microsoft.com/office/drawing/2016/5/13/chartex" xmlns:cx8="http://schemas.microsoft.com/office/drawing/2016/5/14/chartex" xmlns:mc="http://schemas.openxmlformats.org/markup-compatibility/2006" xmlns:aink="http://schemas.microsoft.com/office/drawing/2016/ink" xmlns:am3d="http://schemas.microsoft.com/office/drawing/2017/model3d" xmlns:o="urn:schemas-microsoft-com:office:office" xmlns:oel="http://schemas.microsoft.com/office/2019/extlst" xmlns:r="http://schemas.openxmlformats.org/officeDocument/2006/relationships" xmlns:m="http://schemas.openxmlformats.org/officeDocument/2006/math" xmlns:v="urn:schemas-microsoft-com:vml" xmlns:wp14="http://schemas.microsoft.com/office/word/2010/wordprocessingDrawing" xmlns:wp="http://schemas.openxmlformats.org/drawingml/2006/wordprocessingDrawing" xmlns:w10="urn:schemas-microsoft-com:office:word" xmlns:w="http://schemas.openxmlformats.org/wordprocessingml/2006/main" xmlns:w14="http://schemas.microsoft.com/office/word/2010/wordml" xmlns:w15="http://schemas.microsoft.com/office/word/2012/wordml" xmlns:w16cex="http://schemas.microsoft.com/office/word/2018/wordml/cex" xmlns:w16cid="http://schemas.microsoft.com/office/word/2016/wordml/cid" xmlns:w16="http://schemas.microsoft.com/office/word/2018/wordml" xmlns:w16du="http://schemas.microsoft.com/office/word/2023/wordml/word16du" xmlns:w16sdtdh="http://schemas.microsoft.com/office/word/2020/wordml/sdtdatahash" xmlns:w16sdtfl="http://schemas.microsoft.com/office/word/2024/wordml/sdtformatlock" xmlns:w16se="http://schemas.microsoft.com/office/word/2015/wordml/symex" xmlns:wpg="http://schemas.microsoft.com/office/word/2010/wordprocessingGroup" xmlns:wpi="http://schemas.microsoft.com/office/word/2010/wordprocessingInk" xmlns:wne="http://schemas.microsoft.com/office/word/2006/wordml" xmlns:wps="http://schemas.microsoft.com/office/word/2010/wordprocessingShape" mc:Ignorable="w14 w15 w16se w16cid w16 w16cex w16sdtdh w16sdtfl w16du wp14">
-  <w:endnote w:type="separator" w:id="-1">
-    <w:p>
-      <w:pPr>
-        <w:spacing w:after="0"/>
-      </w:pPr>
-      <w:r>
-        <w:separator/>
-      </w:r>
-    </w:p>
-  </w:endnote>
-  <w:endnote w:type="continuationSeparator" w:id="0">
-    <w:p>
-      <w:pPr>
-        <w:spacing w:after="0"/>
-      </w:pPr>
-      <w:r>
-        <w:continuationSeparator/>
-      </w:r>
-    </w:p>
-  </w:endnote>
-</w:endnotes>
+<file path=word/comments.xml><?xml version="1.0" encoding="utf-8"?>
+<w:comments xmlns:w="http://schemas.openxmlformats.org/wordprocessingml/2006/main" xmlns:m="http://schemas.openxmlformats.org/officeDocument/2006/math" xmlns:r="http://schemas.openxmlformats.org/officeDocument/2006/relationships" xmlns:o="urn:schemas-microsoft-com:office:office" xmlns:v="urn:schemas-microsoft-com:vml" xmlns:w10="urn:schemas-microsoft-com:office:word" xmlns:a="http://schemas.openxmlformats.org/drawingml/2006/main" xmlns:pic="http://schemas.openxmlformats.org/drawingml/2006/picture" xmlns:wp="http://schemas.openxmlformats.org/drawingml/2006/wordprocessingDrawing"/>
 </file>
 
 <file path=word/footer1.xml><?xml version="1.0" encoding="utf-8"?>
@@ -1956,11 +2653,6 @@
         <w:docPartUnique/>
       </w:docPartObj>
     </w:sdtPr>
-    <w:sdtEndPr>
-      <w:rPr>
-        <w:rStyle w:val="PageNumber"/>
-      </w:rPr>
-    </w:sdtEndPr>
     <w:sdtContent>
       <w:p>
         <w:pPr>
@@ -2013,11 +2705,6 @@
         <w:docPartUnique/>
       </w:docPartObj>
     </w:sdtPr>
-    <w:sdtEndPr>
-      <w:rPr>
-        <w:rStyle w:val="PageNumber"/>
-      </w:rPr>
-    </w:sdtEndPr>
     <w:sdtContent>
       <w:p>
         <w:pPr>
@@ -2071,24 +2758,18 @@
 </file>
 
 <file path=word/footnotes.xml><?xml version="1.0" encoding="utf-8"?>
-<w:footnotes xmlns:wpc="http://schemas.microsoft.com/office/word/2010/wordprocessingCanvas" xmlns:cx="http://schemas.microsoft.com/office/drawing/2014/chartex" xmlns:cx1="http://schemas.microsoft.com/office/drawing/2015/9/8/chartex" xmlns:cx2="http://schemas.microsoft.com/office/drawing/2015/10/21/chartex" xmlns:cx3="http://schemas.microsoft.com/office/drawing/2016/5/9/chartex" xmlns:cx4="http://schemas.microsoft.com/office/drawing/2016/5/10/chartex" xmlns:cx5="http://schemas.microsoft.com/office/drawing/2016/5/11/chartex" xmlns:cx6="http://schemas.microsoft.com/office/drawing/2016/5/12/chartex" xmlns:cx7="http://schemas.microsoft.com/office/drawing/2016/5/13/chartex" xmlns:cx8="http://schemas.microsoft.com/office/drawing/2016/5/14/chartex" xmlns:mc="http://schemas.openxmlformats.org/markup-compatibility/2006" xmlns:aink="http://schemas.microsoft.com/office/drawing/2016/ink" xmlns:am3d="http://schemas.microsoft.com/office/drawing/2017/model3d" xmlns:o="urn:schemas-microsoft-com:office:office" xmlns:oel="http://schemas.microsoft.com/office/2019/extlst" xmlns:r="http://schemas.openxmlformats.org/officeDocument/2006/relationships" xmlns:m="http://schemas.openxmlformats.org/officeDocument/2006/math" xmlns:v="urn:schemas-microsoft-com:vml" xmlns:wp14="http://schemas.microsoft.com/office/word/2010/wordprocessingDrawing" xmlns:wp="http://schemas.openxmlformats.org/drawingml/2006/wordprocessingDrawing" xmlns:w10="urn:schemas-microsoft-com:office:word" xmlns:w="http://schemas.openxmlformats.org/wordprocessingml/2006/main" xmlns:w14="http://schemas.microsoft.com/office/word/2010/wordml" xmlns:w15="http://schemas.microsoft.com/office/word/2012/wordml" xmlns:w16cex="http://schemas.microsoft.com/office/word/2018/wordml/cex" xmlns:w16cid="http://schemas.microsoft.com/office/word/2016/wordml/cid" xmlns:w16="http://schemas.microsoft.com/office/word/2018/wordml" xmlns:w16du="http://schemas.microsoft.com/office/word/2023/wordml/word16du" xmlns:w16sdtdh="http://schemas.microsoft.com/office/word/2020/wordml/sdtdatahash" xmlns:w16sdtfl="http://schemas.microsoft.com/office/word/2024/wordml/sdtformatlock" xmlns:w16se="http://schemas.microsoft.com/office/word/2015/wordml/symex" xmlns:wpg="http://schemas.microsoft.com/office/word/2010/wordprocessingGroup" xmlns:wpi="http://schemas.microsoft.com/office/word/2010/wordprocessingInk" xmlns:wne="http://schemas.microsoft.com/office/word/2006/wordml" xmlns:wps="http://schemas.microsoft.com/office/word/2010/wordprocessingShape" mc:Ignorable="w14 w15 w16se w16cid w16 w16cex w16sdtdh w16sdtfl w16du wp14">
+<w:footnotes xmlns:w="http://schemas.openxmlformats.org/wordprocessingml/2006/main" xmlns:m="http://schemas.openxmlformats.org/officeDocument/2006/math" xmlns:r="http://schemas.openxmlformats.org/officeDocument/2006/relationships" xmlns:o="urn:schemas-microsoft-com:office:office" xmlns:v="urn:schemas-microsoft-com:vml" xmlns:w10="urn:schemas-microsoft-com:office:word" xmlns:a="http://schemas.openxmlformats.org/drawingml/2006/main" xmlns:pic="http://schemas.openxmlformats.org/drawingml/2006/picture" xmlns:wp="http://schemas.openxmlformats.org/drawingml/2006/wordprocessingDrawing">
+  <w:footnote w:type="continuationSeparator" w:id="0">
+    <w:p>
+      <w:r>
+        <w:continuationSeparator/>
+      </w:r>
+    </w:p>
+  </w:footnote>
   <w:footnote w:type="separator" w:id="-1">
     <w:p>
-      <w:pPr>
-        <w:spacing w:after="0"/>
-      </w:pPr>
       <w:r>
         <w:separator/>
-      </w:r>
-    </w:p>
-  </w:footnote>
-  <w:footnote w:type="continuationSeparator" w:id="0">
-    <w:p>
-      <w:pPr>
-        <w:spacing w:after="0"/>
-      </w:pPr>
-      <w:r>
-        <w:continuationSeparator/>
       </w:r>
     </w:p>
   </w:footnote>
@@ -2108,11 +2789,6 @@
         <w:docPartUnique/>
       </w:docPartObj>
     </w:sdtPr>
-    <w:sdtEndPr>
-      <w:rPr>
-        <w:rStyle w:val="PageNumber"/>
-      </w:rPr>
-    </w:sdtEndPr>
     <w:sdtContent>
       <w:p>
         <w:pPr>
@@ -2173,8 +2849,8 @@
 </file>
 
 <file path=word/numbering.xml><?xml version="1.0" encoding="utf-8"?>
-<w:numbering xmlns:wpc="http://schemas.microsoft.com/office/word/2010/wordprocessingCanvas" xmlns:cx="http://schemas.microsoft.com/office/drawing/2014/chartex" xmlns:cx1="http://schemas.microsoft.com/office/drawing/2015/9/8/chartex" xmlns:cx2="http://schemas.microsoft.com/office/drawing/2015/10/21/chartex" xmlns:cx3="http://schemas.microsoft.com/office/drawing/2016/5/9/chartex" xmlns:cx4="http://schemas.microsoft.com/office/drawing/2016/5/10/chartex" xmlns:cx5="http://schemas.microsoft.com/office/drawing/2016/5/11/chartex" xmlns:cx6="http://schemas.microsoft.com/office/drawing/2016/5/12/chartex" xmlns:cx7="http://schemas.microsoft.com/office/drawing/2016/5/13/chartex" xmlns:cx8="http://schemas.microsoft.com/office/drawing/2016/5/14/chartex" xmlns:mc="http://schemas.openxmlformats.org/markup-compatibility/2006" xmlns:aink="http://schemas.microsoft.com/office/drawing/2016/ink" xmlns:am3d="http://schemas.microsoft.com/office/drawing/2017/model3d" xmlns:o="urn:schemas-microsoft-com:office:office" xmlns:oel="http://schemas.microsoft.com/office/2019/extlst" xmlns:r="http://schemas.openxmlformats.org/officeDocument/2006/relationships" xmlns:m="http://schemas.openxmlformats.org/officeDocument/2006/math" xmlns:v="urn:schemas-microsoft-com:vml" xmlns:wp14="http://schemas.microsoft.com/office/word/2010/wordprocessingDrawing" xmlns:wp="http://schemas.openxmlformats.org/drawingml/2006/wordprocessingDrawing" xmlns:w10="urn:schemas-microsoft-com:office:word" xmlns:w="http://schemas.openxmlformats.org/wordprocessingml/2006/main" xmlns:w14="http://schemas.microsoft.com/office/word/2010/wordml" xmlns:w15="http://schemas.microsoft.com/office/word/2012/wordml" xmlns:w16cex="http://schemas.microsoft.com/office/word/2018/wordml/cex" xmlns:w16cid="http://schemas.microsoft.com/office/word/2016/wordml/cid" xmlns:w16="http://schemas.microsoft.com/office/word/2018/wordml" xmlns:w16du="http://schemas.microsoft.com/office/word/2023/wordml/word16du" xmlns:w16sdtdh="http://schemas.microsoft.com/office/word/2020/wordml/sdtdatahash" xmlns:w16sdtfl="http://schemas.microsoft.com/office/word/2024/wordml/sdtformatlock" xmlns:w16se="http://schemas.microsoft.com/office/word/2015/wordml/symex" xmlns:wpg="http://schemas.microsoft.com/office/word/2010/wordprocessingGroup" xmlns:wpi="http://schemas.microsoft.com/office/word/2010/wordprocessingInk" xmlns:wne="http://schemas.microsoft.com/office/word/2006/wordml" xmlns:wps="http://schemas.microsoft.com/office/word/2010/wordprocessingShape" mc:Ignorable="w14 w15 w16se w16cid w16 w16cex w16sdtdh w16sdtfl w16du wp14">
-  <w:abstractNum w:abstractNumId="0" w15:restartNumberingAfterBreak="0">
+<w:numbering xmlns:aink="http://schemas.microsoft.com/office/drawing/2016/ink" xmlns:am3d="http://schemas.microsoft.com/office/drawing/2017/model3d" xmlns:cx="http://schemas.microsoft.com/office/drawing/2014/chartex" xmlns:cx1="http://schemas.microsoft.com/office/drawing/2015/9/8/chartex" xmlns:cx2="http://schemas.microsoft.com/office/drawing/2015/10/21/chartex" xmlns:cx3="http://schemas.microsoft.com/office/drawing/2016/5/9/chartex" xmlns:cx4="http://schemas.microsoft.com/office/drawing/2016/5/10/chartex" xmlns:cx5="http://schemas.microsoft.com/office/drawing/2016/5/11/chartex" xmlns:cx6="http://schemas.microsoft.com/office/drawing/2016/5/12/chartex" xmlns:cx7="http://schemas.microsoft.com/office/drawing/2016/5/13/chartex" xmlns:cx8="http://schemas.microsoft.com/office/drawing/2016/5/14/chartex" xmlns:m="http://schemas.openxmlformats.org/officeDocument/2006/math" xmlns:mc="http://schemas.openxmlformats.org/markup-compatibility/2006" xmlns:o="urn:schemas-microsoft-com:office:office" xmlns:oel="http://schemas.microsoft.com/office/2019/extlst" xmlns:r="http://schemas.openxmlformats.org/officeDocument/2006/relationships" xmlns:v="urn:schemas-microsoft-com:vml" xmlns:w="http://schemas.openxmlformats.org/wordprocessingml/2006/main" xmlns:w10="urn:schemas-microsoft-com:office:word" xmlns:w14="http://schemas.microsoft.com/office/word/2010/wordml" xmlns:w15="http://schemas.microsoft.com/office/word/2012/wordml" xmlns:w16="http://schemas.microsoft.com/office/word/2018/wordml" xmlns:w16cex="http://schemas.microsoft.com/office/word/2018/wordml/cex" xmlns:w16cid="http://schemas.microsoft.com/office/word/2016/wordml/cid" xmlns:w16du="http://schemas.microsoft.com/office/word/2023/wordml/word16du" xmlns:w16sdtdh="http://schemas.microsoft.com/office/word/2020/wordml/sdtdatahash" xmlns:w16sdtfl="http://schemas.microsoft.com/office/word/2024/wordml/sdtformatlock" xmlns:w16se="http://schemas.microsoft.com/office/word/2015/wordml/symex" xmlns:wne="http://schemas.microsoft.com/office/word/2006/wordml" xmlns:wp="http://schemas.openxmlformats.org/drawingml/2006/wordprocessingDrawing" xmlns:wp14="http://schemas.microsoft.com/office/word/2010/wordprocessingDrawing" xmlns:wpc="http://schemas.microsoft.com/office/word/2010/wordprocessingCanvas" xmlns:wpg="http://schemas.microsoft.com/office/word/2010/wordprocessingGroup" xmlns:wpi="http://schemas.microsoft.com/office/word/2010/wordprocessingInk" xmlns:wps="http://schemas.microsoft.com/office/word/2010/wordprocessingShape" mc:Ignorable="w14 w15 w16se w16cid w16 w16cex w16sdtdh w16sdtfl w16du wp14">
+  <w:abstractNum w15:restartNumberingAfterBreak="0" w:abstractNumId="0">
     <w:nsid w:val="FFFFFF7C"/>
     <w:multiLevelType w:val="singleLevel"/>
     <w:tmpl w:val="BD5E45BC"/>
@@ -2185,13 +2861,13 @@
       <w:lvlJc w:val="left"/>
       <w:pPr>
         <w:tabs>
-          <w:tab w:val="num" w:pos="1492"/>
+          <w:tab w:pos="1492" w:val="num"/>
         </w:tabs>
-        <w:ind w:left="1492" w:hanging="360"/>
+        <w:ind w:hanging="360" w:left="1492"/>
       </w:pPr>
     </w:lvl>
   </w:abstractNum>
-  <w:abstractNum w:abstractNumId="1" w15:restartNumberingAfterBreak="0">
+  <w:abstractNum w15:restartNumberingAfterBreak="0" w:abstractNumId="1">
     <w:nsid w:val="FFFFFF7D"/>
     <w:multiLevelType w:val="singleLevel"/>
     <w:tmpl w:val="C25E26BA"/>
@@ -2202,13 +2878,13 @@
       <w:lvlJc w:val="left"/>
       <w:pPr>
         <w:tabs>
-          <w:tab w:val="num" w:pos="1209"/>
+          <w:tab w:pos="1209" w:val="num"/>
         </w:tabs>
-        <w:ind w:left="1209" w:hanging="360"/>
+        <w:ind w:hanging="360" w:left="1209"/>
       </w:pPr>
     </w:lvl>
   </w:abstractNum>
-  <w:abstractNum w:abstractNumId="2" w15:restartNumberingAfterBreak="0">
+  <w:abstractNum w15:restartNumberingAfterBreak="0" w:abstractNumId="2">
     <w:nsid w:val="FFFFFF7E"/>
     <w:multiLevelType w:val="singleLevel"/>
     <w:tmpl w:val="237EE0FA"/>
@@ -2219,13 +2895,13 @@
       <w:lvlJc w:val="left"/>
       <w:pPr>
         <w:tabs>
-          <w:tab w:val="num" w:pos="926"/>
+          <w:tab w:pos="926" w:val="num"/>
         </w:tabs>
-        <w:ind w:left="926" w:hanging="360"/>
+        <w:ind w:hanging="360" w:left="926"/>
       </w:pPr>
     </w:lvl>
   </w:abstractNum>
-  <w:abstractNum w:abstractNumId="3" w15:restartNumberingAfterBreak="0">
+  <w:abstractNum w15:restartNumberingAfterBreak="0" w:abstractNumId="3">
     <w:nsid w:val="FFFFFF7F"/>
     <w:multiLevelType w:val="singleLevel"/>
     <w:tmpl w:val="5D76EAF2"/>
@@ -2236,13 +2912,13 @@
       <w:lvlJc w:val="left"/>
       <w:pPr>
         <w:tabs>
-          <w:tab w:val="num" w:pos="643"/>
+          <w:tab w:pos="643" w:val="num"/>
         </w:tabs>
-        <w:ind w:left="643" w:hanging="360"/>
+        <w:ind w:hanging="360" w:left="643"/>
       </w:pPr>
     </w:lvl>
   </w:abstractNum>
-  <w:abstractNum w:abstractNumId="4" w15:restartNumberingAfterBreak="0">
+  <w:abstractNum w15:restartNumberingAfterBreak="0" w:abstractNumId="4">
     <w:nsid w:val="FFFFFF80"/>
     <w:multiLevelType w:val="singleLevel"/>
     <w:tmpl w:val="68ACF7EE"/>
@@ -2253,16 +2929,16 @@
       <w:lvlJc w:val="left"/>
       <w:pPr>
         <w:tabs>
-          <w:tab w:val="num" w:pos="1492"/>
+          <w:tab w:pos="1492" w:val="num"/>
         </w:tabs>
-        <w:ind w:left="1492" w:hanging="360"/>
+        <w:ind w:hanging="360" w:left="1492"/>
       </w:pPr>
       <w:rPr>
         <w:rFonts w:ascii="Symbol" w:hAnsi="Symbol" w:hint="default"/>
       </w:rPr>
     </w:lvl>
   </w:abstractNum>
-  <w:abstractNum w:abstractNumId="5" w15:restartNumberingAfterBreak="0">
+  <w:abstractNum w15:restartNumberingAfterBreak="0" w:abstractNumId="5">
     <w:nsid w:val="FFFFFF81"/>
     <w:multiLevelType w:val="singleLevel"/>
     <w:tmpl w:val="1D5CDB1E"/>
@@ -2273,16 +2949,16 @@
       <w:lvlJc w:val="left"/>
       <w:pPr>
         <w:tabs>
-          <w:tab w:val="num" w:pos="1209"/>
+          <w:tab w:pos="1209" w:val="num"/>
         </w:tabs>
-        <w:ind w:left="1209" w:hanging="360"/>
+        <w:ind w:hanging="360" w:left="1209"/>
       </w:pPr>
       <w:rPr>
         <w:rFonts w:ascii="Symbol" w:hAnsi="Symbol" w:hint="default"/>
       </w:rPr>
     </w:lvl>
   </w:abstractNum>
-  <w:abstractNum w:abstractNumId="6" w15:restartNumberingAfterBreak="0">
+  <w:abstractNum w15:restartNumberingAfterBreak="0" w:abstractNumId="6">
     <w:nsid w:val="FFFFFF82"/>
     <w:multiLevelType w:val="singleLevel"/>
     <w:tmpl w:val="CF883DB2"/>
@@ -2293,16 +2969,16 @@
       <w:lvlJc w:val="left"/>
       <w:pPr>
         <w:tabs>
-          <w:tab w:val="num" w:pos="926"/>
+          <w:tab w:pos="926" w:val="num"/>
         </w:tabs>
-        <w:ind w:left="926" w:hanging="360"/>
+        <w:ind w:hanging="360" w:left="926"/>
       </w:pPr>
       <w:rPr>
         <w:rFonts w:ascii="Symbol" w:hAnsi="Symbol" w:hint="default"/>
       </w:rPr>
     </w:lvl>
   </w:abstractNum>
-  <w:abstractNum w:abstractNumId="7" w15:restartNumberingAfterBreak="0">
+  <w:abstractNum w15:restartNumberingAfterBreak="0" w:abstractNumId="7">
     <w:nsid w:val="FFFFFF83"/>
     <w:multiLevelType w:val="singleLevel"/>
     <w:tmpl w:val="3B5A45A8"/>
@@ -2313,16 +2989,16 @@
       <w:lvlJc w:val="left"/>
       <w:pPr>
         <w:tabs>
-          <w:tab w:val="num" w:pos="643"/>
+          <w:tab w:pos="643" w:val="num"/>
         </w:tabs>
-        <w:ind w:left="643" w:hanging="360"/>
+        <w:ind w:hanging="360" w:left="643"/>
       </w:pPr>
       <w:rPr>
         <w:rFonts w:ascii="Symbol" w:hAnsi="Symbol" w:hint="default"/>
       </w:rPr>
     </w:lvl>
   </w:abstractNum>
-  <w:abstractNum w:abstractNumId="8" w15:restartNumberingAfterBreak="0">
+  <w:abstractNum w15:restartNumberingAfterBreak="0" w:abstractNumId="8">
     <w:nsid w:val="FFFFFF88"/>
     <w:multiLevelType w:val="singleLevel"/>
     <w:tmpl w:val="D8826D80"/>
@@ -2333,13 +3009,13 @@
       <w:lvlJc w:val="left"/>
       <w:pPr>
         <w:tabs>
-          <w:tab w:val="num" w:pos="360"/>
+          <w:tab w:pos="360" w:val="num"/>
         </w:tabs>
-        <w:ind w:left="360" w:hanging="360"/>
+        <w:ind w:hanging="360" w:left="360"/>
       </w:pPr>
     </w:lvl>
   </w:abstractNum>
-  <w:abstractNum w:abstractNumId="9" w15:restartNumberingAfterBreak="0">
+  <w:abstractNum w15:restartNumberingAfterBreak="0" w:abstractNumId="9">
     <w:nsid w:val="FFFFFF89"/>
     <w:multiLevelType w:val="singleLevel"/>
     <w:tmpl w:val="92543F56"/>
@@ -2350,93 +3026,16 @@
       <w:lvlJc w:val="left"/>
       <w:pPr>
         <w:tabs>
-          <w:tab w:val="num" w:pos="360"/>
+          <w:tab w:pos="360" w:val="num"/>
         </w:tabs>
-        <w:ind w:left="360" w:hanging="360"/>
+        <w:ind w:hanging="360" w:left="360"/>
       </w:pPr>
       <w:rPr>
         <w:rFonts w:ascii="Symbol" w:hAnsi="Symbol" w:hint="default"/>
       </w:rPr>
     </w:lvl>
   </w:abstractNum>
-  <w:abstractNum w:abstractNumId="10" w15:restartNumberingAfterBreak="0">
-    <w:nsid w:val="0000A990"/>
-    <w:multiLevelType w:val="multilevel"/>
-    <w:tmpl w:val="AD9CB234"/>
-    <w:lvl w:ilvl="0">
-      <w:numFmt w:val="bullet"/>
-      <w:lvlText w:val=" "/>
-      <w:lvlJc w:val="left"/>
-      <w:pPr>
-        <w:ind w:left="720" w:hanging="360"/>
-      </w:pPr>
-    </w:lvl>
-    <w:lvl w:ilvl="1">
-      <w:numFmt w:val="bullet"/>
-      <w:lvlText w:val=" "/>
-      <w:lvlJc w:val="left"/>
-      <w:pPr>
-        <w:ind w:left="1440" w:hanging="360"/>
-      </w:pPr>
-    </w:lvl>
-    <w:lvl w:ilvl="2">
-      <w:numFmt w:val="bullet"/>
-      <w:lvlText w:val=" "/>
-      <w:lvlJc w:val="left"/>
-      <w:pPr>
-        <w:ind w:left="2160" w:hanging="360"/>
-      </w:pPr>
-    </w:lvl>
-    <w:lvl w:ilvl="3">
-      <w:numFmt w:val="bullet"/>
-      <w:lvlText w:val=" "/>
-      <w:lvlJc w:val="left"/>
-      <w:pPr>
-        <w:ind w:left="2880" w:hanging="360"/>
-      </w:pPr>
-    </w:lvl>
-    <w:lvl w:ilvl="4">
-      <w:numFmt w:val="bullet"/>
-      <w:lvlText w:val=" "/>
-      <w:lvlJc w:val="left"/>
-      <w:pPr>
-        <w:ind w:left="3600" w:hanging="360"/>
-      </w:pPr>
-    </w:lvl>
-    <w:lvl w:ilvl="5">
-      <w:numFmt w:val="bullet"/>
-      <w:lvlText w:val=" "/>
-      <w:lvlJc w:val="left"/>
-      <w:pPr>
-        <w:ind w:left="4320" w:hanging="360"/>
-      </w:pPr>
-    </w:lvl>
-    <w:lvl w:ilvl="6">
-      <w:numFmt w:val="bullet"/>
-      <w:lvlText w:val=" "/>
-      <w:lvlJc w:val="left"/>
-      <w:pPr>
-        <w:ind w:left="5040" w:hanging="360"/>
-      </w:pPr>
-    </w:lvl>
-    <w:lvl w:ilvl="7">
-      <w:numFmt w:val="bullet"/>
-      <w:lvlText w:val=" "/>
-      <w:lvlJc w:val="left"/>
-      <w:pPr>
-        <w:ind w:left="5760" w:hanging="360"/>
-      </w:pPr>
-    </w:lvl>
-    <w:lvl w:ilvl="8">
-      <w:numFmt w:val="bullet"/>
-      <w:lvlText w:val=" "/>
-      <w:lvlJc w:val="left"/>
-      <w:pPr>
-        <w:ind w:left="6480" w:hanging="360"/>
-      </w:pPr>
-    </w:lvl>
-  </w:abstractNum>
-  <w:abstractNum w:abstractNumId="11" w15:restartNumberingAfterBreak="0">
+  <w:abstractNum w15:restartNumberingAfterBreak="0" w:abstractNumId="10">
     <w:nsid w:val="2C1AE401"/>
     <w:multiLevelType w:val="multilevel"/>
     <w:tmpl w:val="05CEFCFA"/>
@@ -2446,9 +3045,9 @@
       <w:lvlJc w:val="left"/>
       <w:pPr>
         <w:tabs>
-          <w:tab w:val="num" w:pos="0"/>
+          <w:tab w:pos="0" w:val="num"/>
         </w:tabs>
-        <w:ind w:left="480" w:hanging="480"/>
+        <w:ind w:hanging="480" w:left="480"/>
       </w:pPr>
     </w:lvl>
     <w:lvl w:ilvl="1">
@@ -2457,9 +3056,9 @@
       <w:lvlJc w:val="left"/>
       <w:pPr>
         <w:tabs>
-          <w:tab w:val="num" w:pos="720"/>
+          <w:tab w:pos="720" w:val="num"/>
         </w:tabs>
-        <w:ind w:left="1200" w:hanging="480"/>
+        <w:ind w:hanging="480" w:left="1200"/>
       </w:pPr>
     </w:lvl>
     <w:lvl w:ilvl="2">
@@ -2468,9 +3067,9 @@
       <w:lvlJc w:val="left"/>
       <w:pPr>
         <w:tabs>
-          <w:tab w:val="num" w:pos="1440"/>
+          <w:tab w:pos="1440" w:val="num"/>
         </w:tabs>
-        <w:ind w:left="1920" w:hanging="480"/>
+        <w:ind w:hanging="480" w:left="1920"/>
       </w:pPr>
     </w:lvl>
     <w:lvl w:ilvl="3">
@@ -2479,9 +3078,9 @@
       <w:lvlJc w:val="left"/>
       <w:pPr>
         <w:tabs>
-          <w:tab w:val="num" w:pos="2160"/>
+          <w:tab w:pos="2160" w:val="num"/>
         </w:tabs>
-        <w:ind w:left="2640" w:hanging="480"/>
+        <w:ind w:hanging="480" w:left="2640"/>
       </w:pPr>
     </w:lvl>
     <w:lvl w:ilvl="4">
@@ -2490,9 +3089,9 @@
       <w:lvlJc w:val="left"/>
       <w:pPr>
         <w:tabs>
-          <w:tab w:val="num" w:pos="2880"/>
+          <w:tab w:pos="2880" w:val="num"/>
         </w:tabs>
-        <w:ind w:left="3360" w:hanging="480"/>
+        <w:ind w:hanging="480" w:left="3360"/>
       </w:pPr>
     </w:lvl>
     <w:lvl w:ilvl="5">
@@ -2501,9 +3100,9 @@
       <w:lvlJc w:val="left"/>
       <w:pPr>
         <w:tabs>
-          <w:tab w:val="num" w:pos="3600"/>
+          <w:tab w:pos="3600" w:val="num"/>
         </w:tabs>
-        <w:ind w:left="4080" w:hanging="480"/>
+        <w:ind w:hanging="480" w:left="4080"/>
       </w:pPr>
     </w:lvl>
     <w:lvl w:ilvl="6">
@@ -2512,9 +3111,9 @@
       <w:lvlJc w:val="left"/>
       <w:pPr>
         <w:tabs>
-          <w:tab w:val="num" w:pos="4320"/>
+          <w:tab w:pos="4320" w:val="num"/>
         </w:tabs>
-        <w:ind w:left="4800" w:hanging="480"/>
+        <w:ind w:hanging="480" w:left="4800"/>
       </w:pPr>
     </w:lvl>
     <w:lvl w:ilvl="7">
@@ -2523,9 +3122,9 @@
       <w:lvlJc w:val="left"/>
       <w:pPr>
         <w:tabs>
-          <w:tab w:val="num" w:pos="5040"/>
+          <w:tab w:pos="5040" w:val="num"/>
         </w:tabs>
-        <w:ind w:left="5520" w:hanging="480"/>
+        <w:ind w:hanging="480" w:left="5520"/>
       </w:pPr>
     </w:lvl>
     <w:lvl w:ilvl="8">
@@ -2534,13 +3133,13 @@
       <w:lvlJc w:val="left"/>
       <w:pPr>
         <w:tabs>
-          <w:tab w:val="num" w:pos="5760"/>
+          <w:tab w:pos="5760" w:val="num"/>
         </w:tabs>
-        <w:ind w:left="6240" w:hanging="480"/>
+        <w:ind w:hanging="480" w:left="6240"/>
       </w:pPr>
     </w:lvl>
   </w:abstractNum>
-  <w:abstractNum w:abstractNumId="12" w15:restartNumberingAfterBreak="0">
+  <w:abstractNum w15:restartNumberingAfterBreak="0" w:abstractNumId="11">
     <w:nsid w:val="2E3D24D9"/>
     <w:multiLevelType w:val="multilevel"/>
     <w:tmpl w:val="1E004D3C"/>
@@ -2550,7 +3149,7 @@
       <w:lvlText w:val="%1."/>
       <w:lvlJc w:val="left"/>
       <w:pPr>
-        <w:ind w:left="720" w:hanging="360"/>
+        <w:ind w:hanging="360" w:left="720"/>
       </w:pPr>
     </w:lvl>
     <w:lvl w:ilvl="1">
@@ -2559,7 +3158,7 @@
       <w:lvlText w:val="%2."/>
       <w:lvlJc w:val="left"/>
       <w:pPr>
-        <w:ind w:left="1440" w:hanging="360"/>
+        <w:ind w:hanging="360" w:left="1440"/>
       </w:pPr>
     </w:lvl>
     <w:lvl w:ilvl="2">
@@ -2568,7 +3167,7 @@
       <w:lvlText w:val="%3."/>
       <w:lvlJc w:val="right"/>
       <w:pPr>
-        <w:ind w:left="2160" w:hanging="180"/>
+        <w:ind w:hanging="180" w:left="2160"/>
       </w:pPr>
     </w:lvl>
     <w:lvl w:ilvl="3">
@@ -2577,7 +3176,7 @@
       <w:lvlText w:val="%4."/>
       <w:lvlJc w:val="left"/>
       <w:pPr>
-        <w:ind w:left="2880" w:hanging="360"/>
+        <w:ind w:hanging="360" w:left="2880"/>
       </w:pPr>
     </w:lvl>
     <w:lvl w:ilvl="4">
@@ -2586,7 +3185,7 @@
       <w:lvlText w:val="%5."/>
       <w:lvlJc w:val="left"/>
       <w:pPr>
-        <w:ind w:left="3600" w:hanging="360"/>
+        <w:ind w:hanging="360" w:left="3600"/>
       </w:pPr>
     </w:lvl>
     <w:lvl w:ilvl="5">
@@ -2595,7 +3194,7 @@
       <w:lvlText w:val="%6."/>
       <w:lvlJc w:val="right"/>
       <w:pPr>
-        <w:ind w:left="4320" w:hanging="180"/>
+        <w:ind w:hanging="180" w:left="4320"/>
       </w:pPr>
     </w:lvl>
     <w:lvl w:ilvl="6">
@@ -2604,7 +3203,7 @@
       <w:lvlText w:val="%7."/>
       <w:lvlJc w:val="left"/>
       <w:pPr>
-        <w:ind w:left="5040" w:hanging="360"/>
+        <w:ind w:hanging="360" w:left="5040"/>
       </w:pPr>
     </w:lvl>
     <w:lvl w:ilvl="7">
@@ -2613,7 +3212,7 @@
       <w:lvlText w:val="%8."/>
       <w:lvlJc w:val="left"/>
       <w:pPr>
-        <w:ind w:left="5760" w:hanging="360"/>
+        <w:ind w:hanging="360" w:left="5760"/>
       </w:pPr>
     </w:lvl>
     <w:lvl w:ilvl="8">
@@ -2622,11 +3221,11 @@
       <w:lvlText w:val="%9."/>
       <w:lvlJc w:val="right"/>
       <w:pPr>
-        <w:ind w:left="6480" w:hanging="180"/>
+        <w:ind w:hanging="180" w:left="6480"/>
       </w:pPr>
     </w:lvl>
   </w:abstractNum>
-  <w:abstractNum w:abstractNumId="13" w15:restartNumberingAfterBreak="0">
+  <w:abstractNum w15:restartNumberingAfterBreak="0" w:abstractNumId="12">
     <w:nsid w:val="4A572E80"/>
     <w:multiLevelType w:val="hybridMultilevel"/>
     <w:tmpl w:val="1E004D3C"/>
@@ -2636,136 +3235,212 @@
       <w:lvlText w:val="%1."/>
       <w:lvlJc w:val="left"/>
       <w:pPr>
-        <w:ind w:left="720" w:hanging="360"/>
+        <w:ind w:hanging="360" w:left="720"/>
       </w:pPr>
     </w:lvl>
-    <w:lvl w:ilvl="1" w:tplc="04090019" w:tentative="1">
+    <w:lvl w:ilvl="1" w:tentative="1" w:tplc="04090019">
       <w:start w:val="1"/>
       <w:numFmt w:val="lowerLetter"/>
       <w:lvlText w:val="%2."/>
       <w:lvlJc w:val="left"/>
       <w:pPr>
-        <w:ind w:left="1440" w:hanging="360"/>
+        <w:ind w:hanging="360" w:left="1440"/>
       </w:pPr>
     </w:lvl>
-    <w:lvl w:ilvl="2" w:tplc="0409001B" w:tentative="1">
+    <w:lvl w:ilvl="2" w:tentative="1" w:tplc="0409001B">
       <w:start w:val="1"/>
       <w:numFmt w:val="lowerRoman"/>
       <w:lvlText w:val="%3."/>
       <w:lvlJc w:val="right"/>
       <w:pPr>
-        <w:ind w:left="2160" w:hanging="180"/>
+        <w:ind w:hanging="180" w:left="2160"/>
       </w:pPr>
     </w:lvl>
-    <w:lvl w:ilvl="3" w:tplc="0409000F" w:tentative="1">
+    <w:lvl w:ilvl="3" w:tentative="1" w:tplc="0409000F">
       <w:start w:val="1"/>
       <w:numFmt w:val="decimal"/>
       <w:lvlText w:val="%4."/>
       <w:lvlJc w:val="left"/>
       <w:pPr>
-        <w:ind w:left="2880" w:hanging="360"/>
+        <w:ind w:hanging="360" w:left="2880"/>
       </w:pPr>
     </w:lvl>
-    <w:lvl w:ilvl="4" w:tplc="04090019" w:tentative="1">
+    <w:lvl w:ilvl="4" w:tentative="1" w:tplc="04090019">
       <w:start w:val="1"/>
       <w:numFmt w:val="lowerLetter"/>
       <w:lvlText w:val="%5."/>
       <w:lvlJc w:val="left"/>
       <w:pPr>
-        <w:ind w:left="3600" w:hanging="360"/>
+        <w:ind w:hanging="360" w:left="3600"/>
       </w:pPr>
     </w:lvl>
-    <w:lvl w:ilvl="5" w:tplc="0409001B" w:tentative="1">
+    <w:lvl w:ilvl="5" w:tentative="1" w:tplc="0409001B">
       <w:start w:val="1"/>
       <w:numFmt w:val="lowerRoman"/>
       <w:lvlText w:val="%6."/>
       <w:lvlJc w:val="right"/>
       <w:pPr>
-        <w:ind w:left="4320" w:hanging="180"/>
+        <w:ind w:hanging="180" w:left="4320"/>
       </w:pPr>
     </w:lvl>
-    <w:lvl w:ilvl="6" w:tplc="0409000F" w:tentative="1">
+    <w:lvl w:ilvl="6" w:tentative="1" w:tplc="0409000F">
       <w:start w:val="1"/>
       <w:numFmt w:val="decimal"/>
       <w:lvlText w:val="%7."/>
       <w:lvlJc w:val="left"/>
       <w:pPr>
-        <w:ind w:left="5040" w:hanging="360"/>
+        <w:ind w:hanging="360" w:left="5040"/>
       </w:pPr>
     </w:lvl>
-    <w:lvl w:ilvl="7" w:tplc="04090019" w:tentative="1">
+    <w:lvl w:ilvl="7" w:tentative="1" w:tplc="04090019">
       <w:start w:val="1"/>
       <w:numFmt w:val="lowerLetter"/>
       <w:lvlText w:val="%8."/>
       <w:lvlJc w:val="left"/>
       <w:pPr>
-        <w:ind w:left="5760" w:hanging="360"/>
+        <w:ind w:hanging="360" w:left="5760"/>
       </w:pPr>
     </w:lvl>
-    <w:lvl w:ilvl="8" w:tplc="0409001B" w:tentative="1">
+    <w:lvl w:ilvl="8" w:tentative="1" w:tplc="0409001B">
       <w:start w:val="1"/>
       <w:numFmt w:val="lowerRoman"/>
       <w:lvlText w:val="%9."/>
       <w:lvlJc w:val="right"/>
       <w:pPr>
-        <w:ind w:left="6480" w:hanging="180"/>
+        <w:ind w:hanging="180" w:left="6480"/>
       </w:pPr>
     </w:lvl>
   </w:abstractNum>
-  <w:num w:numId="1" w16cid:durableId="1845054215">
+  <w:abstractNum w:abstractNumId="990">
+    <w:nsid w:val="0000A990"/>
+    <w:multiLevelType w:val="multilevel"/>
+    <w:lvl w:ilvl="0">
+      <w:numFmt w:val="bullet"/>
+      <w:lvlText w:val=" "/>
+      <w:lvlJc w:val="left"/>
+      <w:pPr>
+        <w:ind w:left="720" w:hanging="360"/>
+      </w:pPr>
+    </w:lvl>
+    <w:lvl w:ilvl="1">
+      <w:numFmt w:val="bullet"/>
+      <w:lvlText w:val=" "/>
+      <w:lvlJc w:val="left"/>
+      <w:pPr>
+        <w:ind w:left="1440" w:hanging="360"/>
+      </w:pPr>
+    </w:lvl>
+    <w:lvl w:ilvl="2">
+      <w:numFmt w:val="bullet"/>
+      <w:lvlText w:val=" "/>
+      <w:lvlJc w:val="left"/>
+      <w:pPr>
+        <w:ind w:left="2160" w:hanging="360"/>
+      </w:pPr>
+    </w:lvl>
+    <w:lvl w:ilvl="3">
+      <w:numFmt w:val="bullet"/>
+      <w:lvlText w:val=" "/>
+      <w:lvlJc w:val="left"/>
+      <w:pPr>
+        <w:ind w:left="2880" w:hanging="360"/>
+      </w:pPr>
+    </w:lvl>
+    <w:lvl w:ilvl="4">
+      <w:numFmt w:val="bullet"/>
+      <w:lvlText w:val=" "/>
+      <w:lvlJc w:val="left"/>
+      <w:pPr>
+        <w:ind w:left="3600" w:hanging="360"/>
+      </w:pPr>
+    </w:lvl>
+    <w:lvl w:ilvl="5">
+      <w:numFmt w:val="bullet"/>
+      <w:lvlText w:val=" "/>
+      <w:lvlJc w:val="left"/>
+      <w:pPr>
+        <w:ind w:left="4320" w:hanging="360"/>
+      </w:pPr>
+    </w:lvl>
+    <w:lvl w:ilvl="6">
+      <w:numFmt w:val="bullet"/>
+      <w:lvlText w:val=" "/>
+      <w:lvlJc w:val="left"/>
+      <w:pPr>
+        <w:ind w:left="5040" w:hanging="360"/>
+      </w:pPr>
+    </w:lvl>
+    <w:lvl w:ilvl="7">
+      <w:numFmt w:val="bullet"/>
+      <w:lvlText w:val=" "/>
+      <w:lvlJc w:val="left"/>
+      <w:pPr>
+        <w:ind w:left="5760" w:hanging="360"/>
+      </w:pPr>
+    </w:lvl>
+    <w:lvl w:ilvl="8">
+      <w:numFmt w:val="bullet"/>
+      <w:lvlText w:val=" "/>
+      <w:lvlJc w:val="left"/>
+      <w:pPr>
+        <w:ind w:left="6480" w:hanging="360"/>
+      </w:pPr>
+    </w:lvl>
+  </w:abstractNum>
+  <w:num w16cid:durableId="1845054215" w:numId="1">
+    <w:abstractNumId w:val="10"/>
+  </w:num>
+  <w:num w16cid:durableId="1866140359" w:numId="2">
+    <w:abstractNumId w:val="0"/>
+  </w:num>
+  <w:num w16cid:durableId="2053848946" w:numId="3">
+    <w:abstractNumId w:val="1"/>
+  </w:num>
+  <w:num w16cid:durableId="1342463185" w:numId="4">
+    <w:abstractNumId w:val="2"/>
+  </w:num>
+  <w:num w16cid:durableId="1274483611" w:numId="5">
+    <w:abstractNumId w:val="3"/>
+  </w:num>
+  <w:num w16cid:durableId="995885320" w:numId="6">
+    <w:abstractNumId w:val="8"/>
+  </w:num>
+  <w:num w16cid:durableId="896205620" w:numId="7">
+    <w:abstractNumId w:val="4"/>
+  </w:num>
+  <w:num w16cid:durableId="1489981213" w:numId="8">
+    <w:abstractNumId w:val="5"/>
+  </w:num>
+  <w:num w16cid:durableId="829293693" w:numId="9">
+    <w:abstractNumId w:val="6"/>
+  </w:num>
+  <w:num w16cid:durableId="456608145" w:numId="10">
+    <w:abstractNumId w:val="7"/>
+  </w:num>
+  <w:num w16cid:durableId="75834470" w:numId="11">
+    <w:abstractNumId w:val="9"/>
+  </w:num>
+  <w:num w16cid:durableId="1124497384" w:numId="12">
+    <w:abstractNumId w:val="12"/>
+  </w:num>
+  <w:num w16cid:durableId="442194333" w:numId="13">
     <w:abstractNumId w:val="11"/>
   </w:num>
-  <w:num w:numId="2" w16cid:durableId="1866140359">
-    <w:abstractNumId w:val="0"/>
-  </w:num>
-  <w:num w:numId="3" w16cid:durableId="2053848946">
-    <w:abstractNumId w:val="1"/>
-  </w:num>
-  <w:num w:numId="4" w16cid:durableId="1342463185">
-    <w:abstractNumId w:val="2"/>
-  </w:num>
-  <w:num w:numId="5" w16cid:durableId="1274483611">
-    <w:abstractNumId w:val="3"/>
-  </w:num>
-  <w:num w:numId="6" w16cid:durableId="995885320">
-    <w:abstractNumId w:val="8"/>
-  </w:num>
-  <w:num w:numId="7" w16cid:durableId="896205620">
-    <w:abstractNumId w:val="4"/>
-  </w:num>
-  <w:num w:numId="8" w16cid:durableId="1489981213">
-    <w:abstractNumId w:val="5"/>
-  </w:num>
-  <w:num w:numId="9" w16cid:durableId="829293693">
-    <w:abstractNumId w:val="6"/>
-  </w:num>
-  <w:num w:numId="10" w16cid:durableId="456608145">
-    <w:abstractNumId w:val="7"/>
-  </w:num>
-  <w:num w:numId="11" w16cid:durableId="75834470">
-    <w:abstractNumId w:val="9"/>
-  </w:num>
-  <w:num w:numId="12" w16cid:durableId="1124497384">
-    <w:abstractNumId w:val="13"/>
-  </w:num>
-  <w:num w:numId="13" w16cid:durableId="442194333">
-    <w:abstractNumId w:val="12"/>
-  </w:num>
-  <w:num w:numId="14" w16cid:durableId="80806459">
-    <w:abstractNumId w:val="10"/>
+  <w:num w:numId="1000">
+    <w:abstractNumId w:val="990"/>
   </w:num>
 </w:numbering>
 </file>
 
 <file path=word/styles.xml><?xml version="1.0" encoding="utf-8"?>
-<w:styles xmlns:mc="http://schemas.openxmlformats.org/markup-compatibility/2006" xmlns:r="http://schemas.openxmlformats.org/officeDocument/2006/relationships" xmlns:w="http://schemas.openxmlformats.org/wordprocessingml/2006/main" xmlns:w14="http://schemas.microsoft.com/office/word/2010/wordml" xmlns:w15="http://schemas.microsoft.com/office/word/2012/wordml" xmlns:w16cex="http://schemas.microsoft.com/office/word/2018/wordml/cex" xmlns:w16cid="http://schemas.microsoft.com/office/word/2016/wordml/cid" xmlns:w16="http://schemas.microsoft.com/office/word/2018/wordml" xmlns:w16du="http://schemas.microsoft.com/office/word/2023/wordml/word16du" xmlns:w16sdtdh="http://schemas.microsoft.com/office/word/2020/wordml/sdtdatahash" xmlns:w16sdtfl="http://schemas.microsoft.com/office/word/2024/wordml/sdtformatlock" xmlns:w16se="http://schemas.microsoft.com/office/word/2015/wordml/symex" mc:Ignorable="w14 w15 w16se w16cid w16 w16cex w16sdtdh w16sdtfl w16du">
+<w:styles xmlns:mc="http://schemas.openxmlformats.org/markup-compatibility/2006" xmlns:r="http://schemas.openxmlformats.org/officeDocument/2006/relationships" xmlns:w="http://schemas.openxmlformats.org/wordprocessingml/2006/main" xmlns:w14="http://schemas.microsoft.com/office/word/2010/wordml" xmlns:w15="http://schemas.microsoft.com/office/word/2012/wordml" xmlns:w16="http://schemas.microsoft.com/office/word/2018/wordml" xmlns:w16cex="http://schemas.microsoft.com/office/word/2018/wordml/cex" xmlns:w16cid="http://schemas.microsoft.com/office/word/2016/wordml/cid" xmlns:w16du="http://schemas.microsoft.com/office/word/2023/wordml/word16du" xmlns:w16sdtdh="http://schemas.microsoft.com/office/word/2020/wordml/sdtdatahash" xmlns:w16sdtfl="http://schemas.microsoft.com/office/word/2024/wordml/sdtformatlock" xmlns:w16se="http://schemas.microsoft.com/office/word/2015/wordml/symex" mc:Ignorable="w14 w15 w16se w16cid w16 w16cex w16sdtdh w16sdtfl w16du">
   <w:docDefaults>
     <w:rPrDefault>
       <w:rPr>
-        <w:rFonts w:asciiTheme="minorHAnsi" w:eastAsiaTheme="minorHAnsi" w:hAnsiTheme="minorHAnsi" w:cstheme="minorBidi"/>
+        <w:rFonts w:asciiTheme="minorHAnsi" w:cstheme="minorBidi" w:eastAsiaTheme="minorHAnsi" w:hAnsiTheme="minorHAnsi"/>
         <w:sz w:val="24"/>
         <w:szCs w:val="24"/>
-        <w:lang w:val="en-US" w:eastAsia="en-US" w:bidi="ar-SA"/>
+        <w:lang w:bidi="ar-SA" w:eastAsia="en-US" w:val="en-US"/>
       </w:rPr>
     </w:rPrDefault>
     <w:pPrDefault>
@@ -2774,7 +3449,7 @@
       </w:pPr>
     </w:pPrDefault>
   </w:docDefaults>
-  <w:latentStyles w:defLockedState="0" w:defUIPriority="0" w:defSemiHidden="0" w:defUnhideWhenUsed="0" w:defQFormat="0" w:count="376">
+  <w:latentStyles w:count="376" w:defLockedState="0" w:defQFormat="0" w:defSemiHidden="0" w:defUIPriority="0" w:defUnhideWhenUsed="0">
     <w:lsdException w:name="heading 6" w:semiHidden="1" w:unhideWhenUsed="1"/>
     <w:lsdException w:name="index 3" w:semiHidden="1" w:unhideWhenUsed="1"/>
     <w:lsdException w:name="index 4" w:semiHidden="1" w:unhideWhenUsed="1"/>
@@ -3111,11 +3786,11 @@
     <w:lsdException w:name="Unresolved Mention" w:semiHidden="1" w:uiPriority="99" w:unhideWhenUsed="1"/>
     <w:lsdException w:name="Smart Link" w:semiHidden="1" w:uiPriority="99" w:unhideWhenUsed="1"/>
   </w:latentStyles>
-  <w:style w:type="paragraph" w:default="1" w:styleId="Normal">
+  <w:style w:default="1" w:styleId="Normal" w:type="paragraph">
     <w:name w:val="Normal"/>
     <w:qFormat/>
   </w:style>
-  <w:style w:type="paragraph" w:styleId="Heading1">
+  <w:style w:styleId="Heading1" w:type="paragraph">
     <w:name w:val="heading 1"/>
     <w:basedOn w:val="Normal"/>
     <w:next w:val="BodyText"/>
@@ -3125,19 +3800,19 @@
     <w:pPr>
       <w:keepNext/>
       <w:keepLines/>
-      <w:spacing w:before="480" w:after="0"/>
+      <w:spacing w:after="0" w:before="480"/>
       <w:outlineLvl w:val="0"/>
     </w:pPr>
     <w:rPr>
-      <w:rFonts w:asciiTheme="majorHAnsi" w:eastAsiaTheme="majorEastAsia" w:hAnsiTheme="majorHAnsi" w:cstheme="majorBidi"/>
+      <w:rFonts w:asciiTheme="majorHAnsi" w:cstheme="majorBidi" w:eastAsiaTheme="majorEastAsia" w:hAnsiTheme="majorHAnsi"/>
       <w:b/>
       <w:bCs/>
-      <w:color w:val="000000" w:themeColor="text1"/>
+      <w:color w:themeColor="text1" w:val="000000"/>
       <w:sz w:val="32"/>
       <w:szCs w:val="32"/>
     </w:rPr>
   </w:style>
-  <w:style w:type="paragraph" w:styleId="Heading2">
+  <w:style w:styleId="Heading2" w:type="paragraph">
     <w:name w:val="heading 2"/>
     <w:basedOn w:val="Normal"/>
     <w:next w:val="BodyText"/>
@@ -3148,18 +3823,18 @@
     <w:pPr>
       <w:keepNext/>
       <w:keepLines/>
-      <w:spacing w:before="200" w:after="0"/>
+      <w:spacing w:after="0" w:before="200"/>
       <w:outlineLvl w:val="1"/>
     </w:pPr>
     <w:rPr>
-      <w:rFonts w:asciiTheme="majorHAnsi" w:eastAsiaTheme="majorEastAsia" w:hAnsiTheme="majorHAnsi" w:cstheme="majorBidi"/>
+      <w:rFonts w:asciiTheme="majorHAnsi" w:cstheme="majorBidi" w:eastAsiaTheme="majorEastAsia" w:hAnsiTheme="majorHAnsi"/>
       <w:b/>
       <w:bCs/>
-      <w:color w:val="000000" w:themeColor="text1"/>
+      <w:color w:themeColor="text1" w:val="000000"/>
       <w:szCs w:val="32"/>
     </w:rPr>
   </w:style>
-  <w:style w:type="paragraph" w:styleId="Heading3">
+  <w:style w:styleId="Heading3" w:type="paragraph">
     <w:name w:val="heading 3"/>
     <w:basedOn w:val="Normal"/>
     <w:next w:val="BodyText"/>
@@ -3170,19 +3845,19 @@
     <w:pPr>
       <w:keepNext/>
       <w:keepLines/>
-      <w:spacing w:before="200" w:after="0"/>
+      <w:spacing w:after="0" w:before="200"/>
       <w:outlineLvl w:val="2"/>
     </w:pPr>
     <w:rPr>
-      <w:rFonts w:asciiTheme="majorHAnsi" w:eastAsiaTheme="majorEastAsia" w:hAnsiTheme="majorHAnsi" w:cstheme="majorBidi"/>
+      <w:rFonts w:asciiTheme="majorHAnsi" w:cstheme="majorBidi" w:eastAsiaTheme="majorEastAsia" w:hAnsiTheme="majorHAnsi"/>
       <w:b/>
       <w:bCs/>
-      <w:color w:val="000000" w:themeColor="text1"/>
+      <w:color w:themeColor="text1" w:val="000000"/>
       <w:sz w:val="28"/>
       <w:szCs w:val="28"/>
     </w:rPr>
   </w:style>
-  <w:style w:type="paragraph" w:styleId="Heading4">
+  <w:style w:styleId="Heading4" w:type="paragraph">
     <w:name w:val="heading 4"/>
     <w:basedOn w:val="Normal"/>
     <w:next w:val="BodyText"/>
@@ -3193,18 +3868,18 @@
     <w:pPr>
       <w:keepNext/>
       <w:keepLines/>
-      <w:spacing w:before="200" w:after="0"/>
+      <w:spacing w:after="0" w:before="200"/>
       <w:outlineLvl w:val="3"/>
     </w:pPr>
     <w:rPr>
-      <w:rFonts w:asciiTheme="majorHAnsi" w:eastAsiaTheme="majorEastAsia" w:hAnsiTheme="majorHAnsi" w:cstheme="majorBidi"/>
+      <w:rFonts w:asciiTheme="majorHAnsi" w:cstheme="majorBidi" w:eastAsiaTheme="majorEastAsia" w:hAnsiTheme="majorHAnsi"/>
       <w:b/>
       <w:bCs/>
-      <w:color w:val="000000" w:themeColor="text1"/>
+      <w:color w:themeColor="text1" w:val="000000"/>
       <w:sz w:val="32"/>
     </w:rPr>
   </w:style>
-  <w:style w:type="paragraph" w:styleId="Heading5">
+  <w:style w:styleId="Heading5" w:type="paragraph">
     <w:name w:val="heading 5"/>
     <w:basedOn w:val="Normal"/>
     <w:next w:val="BodyText"/>
@@ -3216,18 +3891,18 @@
       <w:keepNext/>
       <w:keepLines/>
       <w:pageBreakBefore/>
-      <w:spacing w:before="200" w:after="0"/>
+      <w:spacing w:after="0" w:before="200"/>
       <w:outlineLvl w:val="4"/>
     </w:pPr>
     <w:rPr>
-      <w:rFonts w:asciiTheme="majorHAnsi" w:eastAsiaTheme="majorEastAsia" w:hAnsiTheme="majorHAnsi" w:cstheme="majorBidi"/>
+      <w:rFonts w:asciiTheme="majorHAnsi" w:cstheme="majorBidi" w:eastAsiaTheme="majorEastAsia" w:hAnsiTheme="majorHAnsi"/>
       <w:i/>
       <w:iCs/>
-      <w:color w:val="FFFFFF" w:themeColor="background1"/>
+      <w:color w:themeColor="background1" w:val="FFFFFF"/>
       <w:sz w:val="10"/>
     </w:rPr>
   </w:style>
-  <w:style w:type="paragraph" w:styleId="Heading6">
+  <w:style w:styleId="Heading6" w:type="paragraph">
     <w:name w:val="heading 6"/>
     <w:basedOn w:val="Normal"/>
     <w:next w:val="BodyText"/>
@@ -3238,17 +3913,17 @@
     <w:pPr>
       <w:keepNext/>
       <w:keepLines/>
-      <w:spacing w:before="200" w:after="0"/>
+      <w:spacing w:after="0" w:before="200"/>
       <w:jc w:val="center"/>
       <w:outlineLvl w:val="5"/>
     </w:pPr>
     <w:rPr>
-      <w:rFonts w:ascii="Times New Roman" w:eastAsiaTheme="majorEastAsia" w:hAnsi="Times New Roman" w:cstheme="majorBidi"/>
-      <w:color w:val="000000" w:themeColor="text1"/>
+      <w:rFonts w:ascii="Times New Roman" w:cstheme="majorBidi" w:eastAsiaTheme="majorEastAsia" w:hAnsi="Times New Roman"/>
+      <w:color w:themeColor="text1" w:val="000000"/>
       <w:sz w:val="28"/>
     </w:rPr>
   </w:style>
-  <w:style w:type="paragraph" w:styleId="Heading7">
+  <w:style w:styleId="Heading7" w:type="paragraph">
     <w:name w:val="heading 7"/>
     <w:basedOn w:val="Normal"/>
     <w:next w:val="BodyText"/>
@@ -3258,15 +3933,15 @@
     <w:pPr>
       <w:keepNext/>
       <w:keepLines/>
-      <w:spacing w:before="200" w:after="0"/>
+      <w:spacing w:after="0" w:before="200"/>
       <w:outlineLvl w:val="6"/>
     </w:pPr>
     <w:rPr>
-      <w:rFonts w:asciiTheme="majorHAnsi" w:eastAsiaTheme="majorEastAsia" w:hAnsiTheme="majorHAnsi" w:cstheme="majorBidi"/>
-      <w:color w:val="4F81BD" w:themeColor="accent1"/>
-    </w:rPr>
-  </w:style>
-  <w:style w:type="paragraph" w:styleId="Heading8">
+      <w:rFonts w:asciiTheme="majorHAnsi" w:cstheme="majorBidi" w:eastAsiaTheme="majorEastAsia" w:hAnsiTheme="majorHAnsi"/>
+      <w:color w:themeColor="accent1" w:val="4F81BD"/>
+    </w:rPr>
+  </w:style>
+  <w:style w:styleId="Heading8" w:type="paragraph">
     <w:name w:val="heading 8"/>
     <w:basedOn w:val="Normal"/>
     <w:next w:val="BodyText"/>
@@ -3276,15 +3951,15 @@
     <w:pPr>
       <w:keepNext/>
       <w:keepLines/>
-      <w:spacing w:before="200" w:after="0"/>
+      <w:spacing w:after="0" w:before="200"/>
       <w:outlineLvl w:val="7"/>
     </w:pPr>
     <w:rPr>
-      <w:rFonts w:asciiTheme="majorHAnsi" w:eastAsiaTheme="majorEastAsia" w:hAnsiTheme="majorHAnsi" w:cstheme="majorBidi"/>
-      <w:color w:val="4F81BD" w:themeColor="accent1"/>
-    </w:rPr>
-  </w:style>
-  <w:style w:type="paragraph" w:styleId="Heading9">
+      <w:rFonts w:asciiTheme="majorHAnsi" w:cstheme="majorBidi" w:eastAsiaTheme="majorEastAsia" w:hAnsiTheme="majorHAnsi"/>
+      <w:color w:themeColor="accent1" w:val="4F81BD"/>
+    </w:rPr>
+  </w:style>
+  <w:style w:styleId="Heading9" w:type="paragraph">
     <w:name w:val="heading 9"/>
     <w:basedOn w:val="Normal"/>
     <w:next w:val="BodyText"/>
@@ -3295,69 +3970,69 @@
     <w:pPr>
       <w:keepNext/>
       <w:keepLines/>
-      <w:spacing w:before="200" w:after="0"/>
+      <w:spacing w:after="0" w:before="200"/>
       <w:outlineLvl w:val="8"/>
     </w:pPr>
     <w:rPr>
-      <w:rFonts w:asciiTheme="majorHAnsi" w:eastAsiaTheme="majorEastAsia" w:hAnsiTheme="majorHAnsi" w:cstheme="majorBidi"/>
-      <w:color w:val="000000" w:themeColor="text1"/>
-    </w:rPr>
-  </w:style>
-  <w:style w:type="character" w:default="1" w:styleId="DefaultParagraphFont">
+      <w:rFonts w:asciiTheme="majorHAnsi" w:cstheme="majorBidi" w:eastAsiaTheme="majorEastAsia" w:hAnsiTheme="majorHAnsi"/>
+      <w:color w:themeColor="text1" w:val="000000"/>
+    </w:rPr>
+  </w:style>
+  <w:style w:default="1" w:styleId="DefaultParagraphFont" w:type="character">
     <w:name w:val="Default Paragraph Font"/>
     <w:uiPriority w:val="1"/>
     <w:semiHidden/>
     <w:unhideWhenUsed/>
   </w:style>
-  <w:style w:type="table" w:default="1" w:styleId="TableNormal">
+  <w:style w:default="1" w:styleId="TableNormal" w:type="table">
     <w:name w:val="Normal Table"/>
     <w:uiPriority w:val="99"/>
     <w:semiHidden/>
     <w:unhideWhenUsed/>
     <w:tblPr>
-      <w:tblInd w:w="0" w:type="dxa"/>
+      <w:tblInd w:type="dxa" w:w="0"/>
       <w:tblCellMar>
-        <w:top w:w="0" w:type="dxa"/>
-        <w:left w:w="108" w:type="dxa"/>
-        <w:bottom w:w="0" w:type="dxa"/>
-        <w:right w:w="108" w:type="dxa"/>
+        <w:top w:type="dxa" w:w="0"/>
+        <w:left w:type="dxa" w:w="108"/>
+        <w:bottom w:type="dxa" w:w="0"/>
+        <w:right w:type="dxa" w:w="108"/>
       </w:tblCellMar>
     </w:tblPr>
   </w:style>
-  <w:style w:type="numbering" w:default="1" w:styleId="NoList">
+  <w:style w:default="1" w:styleId="NoList" w:type="numbering">
     <w:name w:val="No List"/>
     <w:uiPriority w:val="99"/>
     <w:semiHidden/>
     <w:unhideWhenUsed/>
   </w:style>
-  <w:style w:type="paragraph" w:styleId="BodyText">
+  <w:style w:styleId="BodyText" w:type="paragraph">
     <w:name w:val="Body Text"/>
     <w:basedOn w:val="Normal"/>
     <w:link w:val="BodyTextChar"/>
     <w:qFormat/>
     <w:rsid w:val="007F5E62"/>
     <w:pPr>
-      <w:spacing w:before="180" w:after="180" w:line="480" w:lineRule="auto"/>
+      <w:spacing w:after="180" w:before="180" w:line="480" w:lineRule="auto"/>
     </w:pPr>
     <w:rPr>
       <w:rFonts w:ascii="Times New Roman" w:hAnsi="Times New Roman"/>
     </w:rPr>
   </w:style>
-  <w:style w:type="paragraph" w:customStyle="1" w:styleId="FirstParagraph">
+  <w:style w:customStyle="1" w:styleId="FirstParagraph" w:type="paragraph">
     <w:name w:val="First Paragraph"/>
     <w:basedOn w:val="BodyText"/>
     <w:next w:val="BodyText"/>
     <w:qFormat/>
   </w:style>
-  <w:style w:type="paragraph" w:customStyle="1" w:styleId="Compact">
+  <w:style w:customStyle="1" w:styleId="Compact" w:type="paragraph">
     <w:name w:val="Compact"/>
     <w:basedOn w:val="BodyText"/>
     <w:qFormat/>
     <w:pPr>
-      <w:spacing w:before="36" w:after="36"/>
+      <w:spacing w:after="36" w:before="36"/>
     </w:pPr>
   </w:style>
-  <w:style w:type="paragraph" w:styleId="Title">
+  <w:style w:styleId="Title" w:type="paragraph">
     <w:name w:val="Title"/>
     <w:basedOn w:val="Normal"/>
     <w:next w:val="BodyText"/>
@@ -3366,19 +4041,19 @@
     <w:pPr>
       <w:keepNext/>
       <w:keepLines/>
-      <w:spacing w:before="480" w:after="240"/>
+      <w:spacing w:after="240" w:before="480"/>
       <w:jc w:val="center"/>
     </w:pPr>
     <w:rPr>
-      <w:rFonts w:ascii="Times New Roman" w:eastAsiaTheme="majorEastAsia" w:hAnsi="Times New Roman" w:cstheme="majorBidi"/>
+      <w:rFonts w:ascii="Times New Roman" w:cstheme="majorBidi" w:eastAsiaTheme="majorEastAsia" w:hAnsi="Times New Roman"/>
       <w:b/>
       <w:bCs/>
-      <w:color w:val="000000" w:themeColor="text1"/>
+      <w:color w:themeColor="text1" w:val="000000"/>
       <w:sz w:val="36"/>
       <w:szCs w:val="36"/>
     </w:rPr>
   </w:style>
-  <w:style w:type="paragraph" w:styleId="Subtitle">
+  <w:style w:styleId="Subtitle" w:type="paragraph">
     <w:name w:val="Subtitle"/>
     <w:basedOn w:val="Title"/>
     <w:next w:val="BodyText"/>
@@ -3391,7 +4066,7 @@
       <w:szCs w:val="30"/>
     </w:rPr>
   </w:style>
-  <w:style w:type="paragraph" w:customStyle="1" w:styleId="Author">
+  <w:style w:customStyle="1" w:styleId="Author" w:type="paragraph">
     <w:name w:val="Author"/>
     <w:next w:val="BodyText"/>
     <w:qFormat/>
@@ -3401,7 +4076,7 @@
       <w:jc w:val="center"/>
     </w:pPr>
   </w:style>
-  <w:style w:type="paragraph" w:styleId="Date">
+  <w:style w:styleId="Date" w:type="paragraph">
     <w:name w:val="Date"/>
     <w:next w:val="BodyText"/>
     <w:qFormat/>
@@ -3411,7 +4086,7 @@
       <w:jc w:val="center"/>
     </w:pPr>
   </w:style>
-  <w:style w:type="paragraph" w:customStyle="1" w:styleId="Abstract">
+  <w:style w:customStyle="1" w:styleId="Abstract" w:type="paragraph">
     <w:name w:val="Abstract"/>
     <w:basedOn w:val="Normal"/>
     <w:next w:val="BodyText"/>
@@ -3419,19 +4094,19 @@
     <w:pPr>
       <w:keepNext/>
       <w:keepLines/>
-      <w:spacing w:before="300" w:after="300"/>
+      <w:spacing w:after="300" w:before="300"/>
     </w:pPr>
     <w:rPr>
       <w:sz w:val="20"/>
       <w:szCs w:val="20"/>
     </w:rPr>
   </w:style>
-  <w:style w:type="paragraph" w:styleId="Bibliography">
+  <w:style w:styleId="Bibliography" w:type="paragraph">
     <w:name w:val="Bibliography"/>
     <w:basedOn w:val="Normal"/>
     <w:qFormat/>
   </w:style>
-  <w:style w:type="paragraph" w:styleId="BlockText">
+  <w:style w:styleId="BlockText" w:type="paragraph">
     <w:name w:val="Block Text"/>
     <w:basedOn w:val="BodyText"/>
     <w:next w:val="BodyText"/>
@@ -3439,23 +4114,23 @@
     <w:unhideWhenUsed/>
     <w:qFormat/>
     <w:pPr>
-      <w:spacing w:before="100" w:after="100"/>
+      <w:spacing w:after="100" w:before="100"/>
     </w:pPr>
     <w:rPr>
-      <w:rFonts w:asciiTheme="majorHAnsi" w:eastAsiaTheme="majorEastAsia" w:hAnsiTheme="majorHAnsi" w:cstheme="majorBidi"/>
+      <w:rFonts w:asciiTheme="majorHAnsi" w:cstheme="majorBidi" w:eastAsiaTheme="majorEastAsia" w:hAnsiTheme="majorHAnsi"/>
       <w:bCs/>
       <w:sz w:val="20"/>
       <w:szCs w:val="20"/>
     </w:rPr>
   </w:style>
-  <w:style w:type="paragraph" w:styleId="FootnoteText">
+  <w:style w:styleId="FootnoteText" w:type="paragraph">
     <w:name w:val="footnote text"/>
     <w:basedOn w:val="Normal"/>
     <w:uiPriority w:val="9"/>
     <w:unhideWhenUsed/>
     <w:qFormat/>
   </w:style>
-  <w:style w:type="table" w:customStyle="1" w:styleId="Table">
+  <w:style w:customStyle="1" w:styleId="Table" w:type="table">
     <w:name w:val="Table"/>
     <w:unhideWhenUsed/>
     <w:qFormat/>
@@ -3464,16 +4139,16 @@
       <w:rFonts w:ascii="Times New Roman" w:hAnsi="Times New Roman"/>
     </w:rPr>
     <w:tblPr>
-      <w:tblInd w:w="0" w:type="dxa"/>
+      <w:tblInd w:type="dxa" w:w="0"/>
       <w:tblCellMar>
-        <w:top w:w="0" w:type="dxa"/>
-        <w:left w:w="108" w:type="dxa"/>
-        <w:bottom w:w="0" w:type="dxa"/>
-        <w:right w:w="108" w:type="dxa"/>
+        <w:top w:type="dxa" w:w="0"/>
+        <w:left w:type="dxa" w:w="108"/>
+        <w:bottom w:type="dxa" w:w="0"/>
+        <w:right w:type="dxa" w:w="108"/>
       </w:tblCellMar>
     </w:tblPr>
   </w:style>
-  <w:style w:type="paragraph" w:customStyle="1" w:styleId="DefinitionTerm">
+  <w:style w:customStyle="1" w:styleId="DefinitionTerm" w:type="paragraph">
     <w:name w:val="Definition Term"/>
     <w:basedOn w:val="Normal"/>
     <w:next w:val="Definition"/>
@@ -3486,11 +4161,11 @@
       <w:b/>
     </w:rPr>
   </w:style>
-  <w:style w:type="paragraph" w:customStyle="1" w:styleId="Definition">
+  <w:style w:customStyle="1" w:styleId="Definition" w:type="paragraph">
     <w:name w:val="Definition"/>
     <w:basedOn w:val="Normal"/>
   </w:style>
-  <w:style w:type="paragraph" w:styleId="Caption">
+  <w:style w:styleId="Caption" w:type="paragraph">
     <w:name w:val="caption"/>
     <w:basedOn w:val="Normal"/>
     <w:link w:val="CaptionChar"/>
@@ -3501,7 +4176,7 @@
       <w:i/>
     </w:rPr>
   </w:style>
-  <w:style w:type="paragraph" w:customStyle="1" w:styleId="TableCaption">
+  <w:style w:customStyle="1" w:styleId="TableCaption" w:type="paragraph">
     <w:name w:val="Table Caption"/>
     <w:basedOn w:val="Caption"/>
     <w:rsid w:val="00ED4ADB"/>
@@ -3512,7 +4187,7 @@
       <w:i w:val="0"/>
     </w:rPr>
   </w:style>
-  <w:style w:type="paragraph" w:customStyle="1" w:styleId="ImageCaption">
+  <w:style w:customStyle="1" w:styleId="ImageCaption" w:type="paragraph">
     <w:name w:val="Image Caption"/>
     <w:basedOn w:val="Caption"/>
     <w:rsid w:val="00ED4ADB"/>
@@ -3520,23 +4195,23 @@
       <w:i w:val="0"/>
     </w:rPr>
   </w:style>
-  <w:style w:type="paragraph" w:customStyle="1" w:styleId="Figure">
+  <w:style w:customStyle="1" w:styleId="Figure" w:type="paragraph">
     <w:name w:val="Figure"/>
     <w:basedOn w:val="Normal"/>
   </w:style>
-  <w:style w:type="paragraph" w:customStyle="1" w:styleId="CaptionedFigure">
+  <w:style w:customStyle="1" w:styleId="CaptionedFigure" w:type="paragraph">
     <w:name w:val="Captioned Figure"/>
     <w:basedOn w:val="Figure"/>
     <w:pPr>
       <w:keepNext/>
     </w:pPr>
   </w:style>
-  <w:style w:type="character" w:customStyle="1" w:styleId="CaptionChar">
+  <w:style w:customStyle="1" w:styleId="CaptionChar" w:type="character">
     <w:name w:val="Caption Char"/>
     <w:basedOn w:val="DefaultParagraphFont"/>
     <w:link w:val="Caption"/>
   </w:style>
-  <w:style w:type="character" w:customStyle="1" w:styleId="VerbatimChar">
+  <w:style w:customStyle="1" w:styleId="VerbatimChar" w:type="character">
     <w:name w:val="Verbatim Char"/>
     <w:basedOn w:val="CaptionChar"/>
     <w:link w:val="SourceCode"/>
@@ -3545,21 +4220,21 @@
       <w:sz w:val="22"/>
     </w:rPr>
   </w:style>
-  <w:style w:type="character" w:styleId="FootnoteReference">
+  <w:style w:styleId="FootnoteReference" w:type="character">
     <w:name w:val="footnote reference"/>
     <w:basedOn w:val="CaptionChar"/>
     <w:rPr>
       <w:vertAlign w:val="superscript"/>
     </w:rPr>
   </w:style>
-  <w:style w:type="character" w:styleId="Hyperlink">
+  <w:style w:styleId="Hyperlink" w:type="character">
     <w:name w:val="Hyperlink"/>
     <w:basedOn w:val="CaptionChar"/>
     <w:rPr>
-      <w:color w:val="4F81BD" w:themeColor="accent1"/>
-    </w:rPr>
-  </w:style>
-  <w:style w:type="paragraph" w:styleId="TOCHeading">
+      <w:color w:themeColor="accent1" w:val="4F81BD"/>
+    </w:rPr>
+  </w:style>
+  <w:style w:styleId="TOCHeading" w:type="paragraph">
     <w:name w:val="TOC Heading"/>
     <w:basedOn w:val="Heading1"/>
     <w:next w:val="BodyText"/>
@@ -3573,19 +4248,19 @@
     <w:rPr>
       <w:b w:val="0"/>
       <w:bCs w:val="0"/>
-      <w:color w:val="365F91" w:themeColor="accent1" w:themeShade="BF"/>
-    </w:rPr>
-  </w:style>
-  <w:style w:type="paragraph" w:customStyle="1" w:styleId="SourceCode">
+      <w:color w:themeColor="accent1" w:themeShade="BF" w:val="365F91"/>
+    </w:rPr>
+  </w:style>
+  <w:style w:customStyle="1" w:styleId="SourceCode" w:type="paragraph">
     <w:name w:val="Source Code"/>
     <w:basedOn w:val="Normal"/>
     <w:link w:val="VerbatimChar"/>
     <w:pPr>
-      <w:shd w:val="clear" w:color="auto" w:fill="F8F8F8"/>
+      <w:shd w:color="auto" w:fill="F8F8F8" w:val="clear"/>
       <w:wordWrap w:val="0"/>
     </w:pPr>
   </w:style>
-  <w:style w:type="character" w:customStyle="1" w:styleId="KeywordTok">
+  <w:style w:customStyle="1" w:styleId="KeywordTok" w:type="character">
     <w:name w:val="KeywordTok"/>
     <w:basedOn w:val="VerbatimChar"/>
     <w:rPr>
@@ -3593,119 +4268,119 @@
       <w:b/>
       <w:color w:val="204A87"/>
       <w:sz w:val="22"/>
-      <w:shd w:val="clear" w:color="auto" w:fill="F8F8F8"/>
-    </w:rPr>
-  </w:style>
-  <w:style w:type="character" w:customStyle="1" w:styleId="DataTypeTok">
+      <w:shd w:color="auto" w:fill="F8F8F8" w:val="clear"/>
+    </w:rPr>
+  </w:style>
+  <w:style w:customStyle="1" w:styleId="DataTypeTok" w:type="character">
     <w:name w:val="DataTypeTok"/>
     <w:basedOn w:val="VerbatimChar"/>
     <w:rPr>
       <w:rFonts w:ascii="Consolas" w:hAnsi="Consolas"/>
       <w:color w:val="204A87"/>
       <w:sz w:val="22"/>
-      <w:shd w:val="clear" w:color="auto" w:fill="F8F8F8"/>
-    </w:rPr>
-  </w:style>
-  <w:style w:type="character" w:customStyle="1" w:styleId="DecValTok">
+      <w:shd w:color="auto" w:fill="F8F8F8" w:val="clear"/>
+    </w:rPr>
+  </w:style>
+  <w:style w:customStyle="1" w:styleId="DecValTok" w:type="character">
     <w:name w:val="DecValTok"/>
     <w:basedOn w:val="VerbatimChar"/>
     <w:rPr>
       <w:rFonts w:ascii="Consolas" w:hAnsi="Consolas"/>
       <w:color w:val="0000CF"/>
       <w:sz w:val="22"/>
-      <w:shd w:val="clear" w:color="auto" w:fill="F8F8F8"/>
-    </w:rPr>
-  </w:style>
-  <w:style w:type="character" w:customStyle="1" w:styleId="BaseNTok">
+      <w:shd w:color="auto" w:fill="F8F8F8" w:val="clear"/>
+    </w:rPr>
+  </w:style>
+  <w:style w:customStyle="1" w:styleId="BaseNTok" w:type="character">
     <w:name w:val="BaseNTok"/>
     <w:basedOn w:val="VerbatimChar"/>
     <w:rPr>
       <w:rFonts w:ascii="Consolas" w:hAnsi="Consolas"/>
       <w:color w:val="0000CF"/>
       <w:sz w:val="22"/>
-      <w:shd w:val="clear" w:color="auto" w:fill="F8F8F8"/>
-    </w:rPr>
-  </w:style>
-  <w:style w:type="character" w:customStyle="1" w:styleId="FloatTok">
+      <w:shd w:color="auto" w:fill="F8F8F8" w:val="clear"/>
+    </w:rPr>
+  </w:style>
+  <w:style w:customStyle="1" w:styleId="FloatTok" w:type="character">
     <w:name w:val="FloatTok"/>
     <w:basedOn w:val="VerbatimChar"/>
     <w:rPr>
       <w:rFonts w:ascii="Consolas" w:hAnsi="Consolas"/>
       <w:color w:val="0000CF"/>
       <w:sz w:val="22"/>
-      <w:shd w:val="clear" w:color="auto" w:fill="F8F8F8"/>
-    </w:rPr>
-  </w:style>
-  <w:style w:type="character" w:customStyle="1" w:styleId="ConstantTok">
+      <w:shd w:color="auto" w:fill="F8F8F8" w:val="clear"/>
+    </w:rPr>
+  </w:style>
+  <w:style w:customStyle="1" w:styleId="ConstantTok" w:type="character">
     <w:name w:val="ConstantTok"/>
     <w:basedOn w:val="VerbatimChar"/>
     <w:rPr>
       <w:rFonts w:ascii="Consolas" w:hAnsi="Consolas"/>
       <w:color w:val="000000"/>
       <w:sz w:val="22"/>
-      <w:shd w:val="clear" w:color="auto" w:fill="F8F8F8"/>
-    </w:rPr>
-  </w:style>
-  <w:style w:type="character" w:customStyle="1" w:styleId="CharTok">
+      <w:shd w:color="auto" w:fill="F8F8F8" w:val="clear"/>
+    </w:rPr>
+  </w:style>
+  <w:style w:customStyle="1" w:styleId="CharTok" w:type="character">
     <w:name w:val="CharTok"/>
     <w:basedOn w:val="VerbatimChar"/>
     <w:rPr>
       <w:rFonts w:ascii="Consolas" w:hAnsi="Consolas"/>
       <w:color w:val="4E9A06"/>
       <w:sz w:val="22"/>
-      <w:shd w:val="clear" w:color="auto" w:fill="F8F8F8"/>
-    </w:rPr>
-  </w:style>
-  <w:style w:type="character" w:customStyle="1" w:styleId="SpecialCharTok">
+      <w:shd w:color="auto" w:fill="F8F8F8" w:val="clear"/>
+    </w:rPr>
+  </w:style>
+  <w:style w:customStyle="1" w:styleId="SpecialCharTok" w:type="character">
     <w:name w:val="SpecialCharTok"/>
     <w:basedOn w:val="VerbatimChar"/>
     <w:rPr>
       <w:rFonts w:ascii="Consolas" w:hAnsi="Consolas"/>
       <w:color w:val="000000"/>
       <w:sz w:val="22"/>
-      <w:shd w:val="clear" w:color="auto" w:fill="F8F8F8"/>
-    </w:rPr>
-  </w:style>
-  <w:style w:type="character" w:customStyle="1" w:styleId="StringTok">
+      <w:shd w:color="auto" w:fill="F8F8F8" w:val="clear"/>
+    </w:rPr>
+  </w:style>
+  <w:style w:customStyle="1" w:styleId="StringTok" w:type="character">
     <w:name w:val="StringTok"/>
     <w:basedOn w:val="VerbatimChar"/>
     <w:rPr>
       <w:rFonts w:ascii="Consolas" w:hAnsi="Consolas"/>
       <w:color w:val="4E9A06"/>
       <w:sz w:val="22"/>
-      <w:shd w:val="clear" w:color="auto" w:fill="F8F8F8"/>
-    </w:rPr>
-  </w:style>
-  <w:style w:type="character" w:customStyle="1" w:styleId="VerbatimStringTok">
+      <w:shd w:color="auto" w:fill="F8F8F8" w:val="clear"/>
+    </w:rPr>
+  </w:style>
+  <w:style w:customStyle="1" w:styleId="VerbatimStringTok" w:type="character">
     <w:name w:val="VerbatimStringTok"/>
     <w:basedOn w:val="VerbatimChar"/>
     <w:rPr>
       <w:rFonts w:ascii="Consolas" w:hAnsi="Consolas"/>
       <w:color w:val="4E9A06"/>
       <w:sz w:val="22"/>
-      <w:shd w:val="clear" w:color="auto" w:fill="F8F8F8"/>
-    </w:rPr>
-  </w:style>
-  <w:style w:type="character" w:customStyle="1" w:styleId="SpecialStringTok">
+      <w:shd w:color="auto" w:fill="F8F8F8" w:val="clear"/>
+    </w:rPr>
+  </w:style>
+  <w:style w:customStyle="1" w:styleId="SpecialStringTok" w:type="character">
     <w:name w:val="SpecialStringTok"/>
     <w:basedOn w:val="VerbatimChar"/>
     <w:rPr>
       <w:rFonts w:ascii="Consolas" w:hAnsi="Consolas"/>
       <w:color w:val="4E9A06"/>
       <w:sz w:val="22"/>
-      <w:shd w:val="clear" w:color="auto" w:fill="F8F8F8"/>
-    </w:rPr>
-  </w:style>
-  <w:style w:type="character" w:customStyle="1" w:styleId="ImportTok">
+      <w:shd w:color="auto" w:fill="F8F8F8" w:val="clear"/>
+    </w:rPr>
+  </w:style>
+  <w:style w:customStyle="1" w:styleId="ImportTok" w:type="character">
     <w:name w:val="ImportTok"/>
     <w:basedOn w:val="VerbatimChar"/>
     <w:rPr>
       <w:rFonts w:ascii="Consolas" w:hAnsi="Consolas"/>
       <w:sz w:val="22"/>
-      <w:shd w:val="clear" w:color="auto" w:fill="F8F8F8"/>
-    </w:rPr>
-  </w:style>
-  <w:style w:type="character" w:customStyle="1" w:styleId="CommentTok">
+      <w:shd w:color="auto" w:fill="F8F8F8" w:val="clear"/>
+    </w:rPr>
+  </w:style>
+  <w:style w:customStyle="1" w:styleId="CommentTok" w:type="character">
     <w:name w:val="CommentTok"/>
     <w:basedOn w:val="VerbatimChar"/>
     <w:rPr>
@@ -3713,10 +4388,10 @@
       <w:i/>
       <w:color w:val="8F5902"/>
       <w:sz w:val="22"/>
-      <w:shd w:val="clear" w:color="auto" w:fill="F8F8F8"/>
-    </w:rPr>
-  </w:style>
-  <w:style w:type="character" w:customStyle="1" w:styleId="DocumentationTok">
+      <w:shd w:color="auto" w:fill="F8F8F8" w:val="clear"/>
+    </w:rPr>
+  </w:style>
+  <w:style w:customStyle="1" w:styleId="DocumentationTok" w:type="character">
     <w:name w:val="DocumentationTok"/>
     <w:basedOn w:val="VerbatimChar"/>
     <w:rPr>
@@ -3725,10 +4400,10 @@
       <w:i/>
       <w:color w:val="8F5902"/>
       <w:sz w:val="22"/>
-      <w:shd w:val="clear" w:color="auto" w:fill="F8F8F8"/>
-    </w:rPr>
-  </w:style>
-  <w:style w:type="character" w:customStyle="1" w:styleId="AnnotationTok">
+      <w:shd w:color="auto" w:fill="F8F8F8" w:val="clear"/>
+    </w:rPr>
+  </w:style>
+  <w:style w:customStyle="1" w:styleId="AnnotationTok" w:type="character">
     <w:name w:val="AnnotationTok"/>
     <w:basedOn w:val="VerbatimChar"/>
     <w:rPr>
@@ -3737,10 +4412,10 @@
       <w:i/>
       <w:color w:val="8F5902"/>
       <w:sz w:val="22"/>
-      <w:shd w:val="clear" w:color="auto" w:fill="F8F8F8"/>
-    </w:rPr>
-  </w:style>
-  <w:style w:type="character" w:customStyle="1" w:styleId="CommentVarTok">
+      <w:shd w:color="auto" w:fill="F8F8F8" w:val="clear"/>
+    </w:rPr>
+  </w:style>
+  <w:style w:customStyle="1" w:styleId="CommentVarTok" w:type="character">
     <w:name w:val="CommentVarTok"/>
     <w:basedOn w:val="VerbatimChar"/>
     <w:rPr>
@@ -3749,40 +4424,40 @@
       <w:i/>
       <w:color w:val="8F5902"/>
       <w:sz w:val="22"/>
-      <w:shd w:val="clear" w:color="auto" w:fill="F8F8F8"/>
-    </w:rPr>
-  </w:style>
-  <w:style w:type="character" w:customStyle="1" w:styleId="OtherTok">
+      <w:shd w:color="auto" w:fill="F8F8F8" w:val="clear"/>
+    </w:rPr>
+  </w:style>
+  <w:style w:customStyle="1" w:styleId="OtherTok" w:type="character">
     <w:name w:val="OtherTok"/>
     <w:basedOn w:val="VerbatimChar"/>
     <w:rPr>
       <w:rFonts w:ascii="Consolas" w:hAnsi="Consolas"/>
       <w:color w:val="8F5902"/>
       <w:sz w:val="22"/>
-      <w:shd w:val="clear" w:color="auto" w:fill="F8F8F8"/>
-    </w:rPr>
-  </w:style>
-  <w:style w:type="character" w:customStyle="1" w:styleId="FunctionTok">
+      <w:shd w:color="auto" w:fill="F8F8F8" w:val="clear"/>
+    </w:rPr>
+  </w:style>
+  <w:style w:customStyle="1" w:styleId="FunctionTok" w:type="character">
     <w:name w:val="FunctionTok"/>
     <w:basedOn w:val="VerbatimChar"/>
     <w:rPr>
       <w:rFonts w:ascii="Consolas" w:hAnsi="Consolas"/>
       <w:color w:val="000000"/>
       <w:sz w:val="22"/>
-      <w:shd w:val="clear" w:color="auto" w:fill="F8F8F8"/>
-    </w:rPr>
-  </w:style>
-  <w:style w:type="character" w:customStyle="1" w:styleId="VariableTok">
+      <w:shd w:color="auto" w:fill="F8F8F8" w:val="clear"/>
+    </w:rPr>
+  </w:style>
+  <w:style w:customStyle="1" w:styleId="VariableTok" w:type="character">
     <w:name w:val="VariableTok"/>
     <w:basedOn w:val="VerbatimChar"/>
     <w:rPr>
       <w:rFonts w:ascii="Consolas" w:hAnsi="Consolas"/>
       <w:color w:val="000000"/>
       <w:sz w:val="22"/>
-      <w:shd w:val="clear" w:color="auto" w:fill="F8F8F8"/>
-    </w:rPr>
-  </w:style>
-  <w:style w:type="character" w:customStyle="1" w:styleId="ControlFlowTok">
+      <w:shd w:color="auto" w:fill="F8F8F8" w:val="clear"/>
+    </w:rPr>
+  </w:style>
+  <w:style w:customStyle="1" w:styleId="ControlFlowTok" w:type="character">
     <w:name w:val="ControlFlowTok"/>
     <w:basedOn w:val="VerbatimChar"/>
     <w:rPr>
@@ -3790,10 +4465,10 @@
       <w:b/>
       <w:color w:val="204A87"/>
       <w:sz w:val="22"/>
-      <w:shd w:val="clear" w:color="auto" w:fill="F8F8F8"/>
-    </w:rPr>
-  </w:style>
-  <w:style w:type="character" w:customStyle="1" w:styleId="OperatorTok">
+      <w:shd w:color="auto" w:fill="F8F8F8" w:val="clear"/>
+    </w:rPr>
+  </w:style>
+  <w:style w:customStyle="1" w:styleId="OperatorTok" w:type="character">
     <w:name w:val="OperatorTok"/>
     <w:basedOn w:val="VerbatimChar"/>
     <w:rPr>
@@ -3801,28 +4476,28 @@
       <w:b/>
       <w:color w:val="CE5C00"/>
       <w:sz w:val="22"/>
-      <w:shd w:val="clear" w:color="auto" w:fill="F8F8F8"/>
-    </w:rPr>
-  </w:style>
-  <w:style w:type="character" w:customStyle="1" w:styleId="BuiltInTok">
+      <w:shd w:color="auto" w:fill="F8F8F8" w:val="clear"/>
+    </w:rPr>
+  </w:style>
+  <w:style w:customStyle="1" w:styleId="BuiltInTok" w:type="character">
     <w:name w:val="BuiltInTok"/>
     <w:basedOn w:val="VerbatimChar"/>
     <w:rPr>
       <w:rFonts w:ascii="Consolas" w:hAnsi="Consolas"/>
       <w:sz w:val="22"/>
-      <w:shd w:val="clear" w:color="auto" w:fill="F8F8F8"/>
-    </w:rPr>
-  </w:style>
-  <w:style w:type="character" w:customStyle="1" w:styleId="ExtensionTok">
+      <w:shd w:color="auto" w:fill="F8F8F8" w:val="clear"/>
+    </w:rPr>
+  </w:style>
+  <w:style w:customStyle="1" w:styleId="ExtensionTok" w:type="character">
     <w:name w:val="ExtensionTok"/>
     <w:basedOn w:val="VerbatimChar"/>
     <w:rPr>
       <w:rFonts w:ascii="Consolas" w:hAnsi="Consolas"/>
       <w:sz w:val="22"/>
-      <w:shd w:val="clear" w:color="auto" w:fill="F8F8F8"/>
-    </w:rPr>
-  </w:style>
-  <w:style w:type="character" w:customStyle="1" w:styleId="PreprocessorTok">
+      <w:shd w:color="auto" w:fill="F8F8F8" w:val="clear"/>
+    </w:rPr>
+  </w:style>
+  <w:style w:customStyle="1" w:styleId="PreprocessorTok" w:type="character">
     <w:name w:val="PreprocessorTok"/>
     <w:basedOn w:val="VerbatimChar"/>
     <w:rPr>
@@ -3830,29 +4505,29 @@
       <w:i/>
       <w:color w:val="8F5902"/>
       <w:sz w:val="22"/>
-      <w:shd w:val="clear" w:color="auto" w:fill="F8F8F8"/>
-    </w:rPr>
-  </w:style>
-  <w:style w:type="character" w:customStyle="1" w:styleId="AttributeTok">
+      <w:shd w:color="auto" w:fill="F8F8F8" w:val="clear"/>
+    </w:rPr>
+  </w:style>
+  <w:style w:customStyle="1" w:styleId="AttributeTok" w:type="character">
     <w:name w:val="AttributeTok"/>
     <w:basedOn w:val="VerbatimChar"/>
     <w:rPr>
       <w:rFonts w:ascii="Consolas" w:hAnsi="Consolas"/>
       <w:color w:val="C4A000"/>
       <w:sz w:val="22"/>
-      <w:shd w:val="clear" w:color="auto" w:fill="F8F8F8"/>
-    </w:rPr>
-  </w:style>
-  <w:style w:type="character" w:customStyle="1" w:styleId="RegionMarkerTok">
+      <w:shd w:color="auto" w:fill="F8F8F8" w:val="clear"/>
+    </w:rPr>
+  </w:style>
+  <w:style w:customStyle="1" w:styleId="RegionMarkerTok" w:type="character">
     <w:name w:val="RegionMarkerTok"/>
     <w:basedOn w:val="VerbatimChar"/>
     <w:rPr>
       <w:rFonts w:ascii="Consolas" w:hAnsi="Consolas"/>
       <w:sz w:val="22"/>
-      <w:shd w:val="clear" w:color="auto" w:fill="F8F8F8"/>
-    </w:rPr>
-  </w:style>
-  <w:style w:type="character" w:customStyle="1" w:styleId="InformationTok">
+      <w:shd w:color="auto" w:fill="F8F8F8" w:val="clear"/>
+    </w:rPr>
+  </w:style>
+  <w:style w:customStyle="1" w:styleId="InformationTok" w:type="character">
     <w:name w:val="InformationTok"/>
     <w:basedOn w:val="VerbatimChar"/>
     <w:rPr>
@@ -3861,10 +4536,10 @@
       <w:i/>
       <w:color w:val="8F5902"/>
       <w:sz w:val="22"/>
-      <w:shd w:val="clear" w:color="auto" w:fill="F8F8F8"/>
-    </w:rPr>
-  </w:style>
-  <w:style w:type="character" w:customStyle="1" w:styleId="WarningTok">
+      <w:shd w:color="auto" w:fill="F8F8F8" w:val="clear"/>
+    </w:rPr>
+  </w:style>
+  <w:style w:customStyle="1" w:styleId="WarningTok" w:type="character">
     <w:name w:val="WarningTok"/>
     <w:basedOn w:val="VerbatimChar"/>
     <w:rPr>
@@ -3873,20 +4548,20 @@
       <w:i/>
       <w:color w:val="8F5902"/>
       <w:sz w:val="22"/>
-      <w:shd w:val="clear" w:color="auto" w:fill="F8F8F8"/>
-    </w:rPr>
-  </w:style>
-  <w:style w:type="character" w:customStyle="1" w:styleId="AlertTok">
+      <w:shd w:color="auto" w:fill="F8F8F8" w:val="clear"/>
+    </w:rPr>
+  </w:style>
+  <w:style w:customStyle="1" w:styleId="AlertTok" w:type="character">
     <w:name w:val="AlertTok"/>
     <w:basedOn w:val="VerbatimChar"/>
     <w:rPr>
       <w:rFonts w:ascii="Consolas" w:hAnsi="Consolas"/>
       <w:color w:val="EF2929"/>
       <w:sz w:val="22"/>
-      <w:shd w:val="clear" w:color="auto" w:fill="F8F8F8"/>
-    </w:rPr>
-  </w:style>
-  <w:style w:type="character" w:customStyle="1" w:styleId="ErrorTok">
+      <w:shd w:color="auto" w:fill="F8F8F8" w:val="clear"/>
+    </w:rPr>
+  </w:style>
+  <w:style w:customStyle="1" w:styleId="ErrorTok" w:type="character">
     <w:name w:val="ErrorTok"/>
     <w:basedOn w:val="VerbatimChar"/>
     <w:rPr>
@@ -3894,19 +4569,19 @@
       <w:b/>
       <w:color w:val="A40000"/>
       <w:sz w:val="22"/>
-      <w:shd w:val="clear" w:color="auto" w:fill="F8F8F8"/>
-    </w:rPr>
-  </w:style>
-  <w:style w:type="character" w:customStyle="1" w:styleId="NormalTok">
+      <w:shd w:color="auto" w:fill="F8F8F8" w:val="clear"/>
+    </w:rPr>
+  </w:style>
+  <w:style w:customStyle="1" w:styleId="NormalTok" w:type="character">
     <w:name w:val="NormalTok"/>
     <w:basedOn w:val="VerbatimChar"/>
     <w:rPr>
       <w:rFonts w:ascii="Consolas" w:hAnsi="Consolas"/>
       <w:sz w:val="22"/>
-      <w:shd w:val="clear" w:color="auto" w:fill="F8F8F8"/>
-    </w:rPr>
-  </w:style>
-  <w:style w:type="character" w:customStyle="1" w:styleId="BodyTextChar">
+      <w:shd w:color="auto" w:fill="F8F8F8" w:val="clear"/>
+    </w:rPr>
+  </w:style>
+  <w:style w:customStyle="1" w:styleId="BodyTextChar" w:type="character">
     <w:name w:val="Body Text Char"/>
     <w:basedOn w:val="DefaultParagraphFont"/>
     <w:link w:val="BodyText"/>
@@ -3915,14 +4590,14 @@
       <w:rFonts w:ascii="Times New Roman" w:hAnsi="Times New Roman"/>
     </w:rPr>
   </w:style>
-  <w:style w:type="character" w:styleId="LineNumber">
+  <w:style w:styleId="LineNumber" w:type="character">
     <w:name w:val="line number"/>
     <w:basedOn w:val="DefaultParagraphFont"/>
     <w:semiHidden/>
     <w:unhideWhenUsed/>
     <w:rsid w:val="008E79E4"/>
   </w:style>
-  <w:style w:type="table" w:styleId="TableGrid">
+  <w:style w:styleId="TableGrid" w:type="table">
     <w:name w:val="Table Grid"/>
     <w:aliases w:val="Table Paper"/>
     <w:basedOn w:val="TableNormal"/>
@@ -3935,16 +4610,16 @@
     </w:rPr>
     <w:tblPr>
       <w:tblBorders>
-        <w:top w:val="single" w:sz="4" w:space="0" w:color="auto"/>
-        <w:left w:val="single" w:sz="4" w:space="0" w:color="auto"/>
-        <w:bottom w:val="single" w:sz="4" w:space="0" w:color="auto"/>
-        <w:right w:val="single" w:sz="4" w:space="0" w:color="auto"/>
-        <w:insideH w:val="single" w:sz="4" w:space="0" w:color="auto"/>
-        <w:insideV w:val="single" w:sz="4" w:space="0" w:color="auto"/>
+        <w:top w:color="auto" w:space="0" w:sz="4" w:val="single"/>
+        <w:left w:color="auto" w:space="0" w:sz="4" w:val="single"/>
+        <w:bottom w:color="auto" w:space="0" w:sz="4" w:val="single"/>
+        <w:right w:color="auto" w:space="0" w:sz="4" w:val="single"/>
+        <w:insideH w:color="auto" w:space="0" w:sz="4" w:val="single"/>
+        <w:insideV w:color="auto" w:space="0" w:sz="4" w:val="single"/>
       </w:tblBorders>
     </w:tblPr>
   </w:style>
-  <w:style w:type="table" w:customStyle="1" w:styleId="TableA">
+  <w:style w:customStyle="1" w:styleId="TableA" w:type="table">
     <w:name w:val="TableA"/>
     <w:basedOn w:val="TableGrid"/>
     <w:uiPriority w:val="99"/>
@@ -3954,7 +4629,7 @@
     </w:rPr>
     <w:tblPr/>
   </w:style>
-  <w:style w:type="table" w:styleId="PlainTable1">
+  <w:style w:styleId="PlainTable1" w:type="table">
     <w:name w:val="Plain Table 1"/>
     <w:basedOn w:val="TableNormal"/>
     <w:rsid w:val="00921965"/>
@@ -3965,12 +4640,12 @@
       <w:tblStyleRowBandSize w:val="1"/>
       <w:tblStyleColBandSize w:val="1"/>
       <w:tblBorders>
-        <w:top w:val="single" w:sz="4" w:space="0" w:color="BFBFBF" w:themeColor="background1" w:themeShade="BF"/>
-        <w:left w:val="single" w:sz="4" w:space="0" w:color="BFBFBF" w:themeColor="background1" w:themeShade="BF"/>
-        <w:bottom w:val="single" w:sz="4" w:space="0" w:color="BFBFBF" w:themeColor="background1" w:themeShade="BF"/>
-        <w:right w:val="single" w:sz="4" w:space="0" w:color="BFBFBF" w:themeColor="background1" w:themeShade="BF"/>
-        <w:insideH w:val="single" w:sz="4" w:space="0" w:color="BFBFBF" w:themeColor="background1" w:themeShade="BF"/>
-        <w:insideV w:val="single" w:sz="4" w:space="0" w:color="BFBFBF" w:themeColor="background1" w:themeShade="BF"/>
+        <w:top w:color="BFBFBF" w:space="0" w:sz="4" w:themeColor="background1" w:themeShade="BF" w:val="single"/>
+        <w:left w:color="BFBFBF" w:space="0" w:sz="4" w:themeColor="background1" w:themeShade="BF" w:val="single"/>
+        <w:bottom w:color="BFBFBF" w:space="0" w:sz="4" w:themeColor="background1" w:themeShade="BF" w:val="single"/>
+        <w:right w:color="BFBFBF" w:space="0" w:sz="4" w:themeColor="background1" w:themeShade="BF" w:val="single"/>
+        <w:insideH w:color="BFBFBF" w:space="0" w:sz="4" w:themeColor="background1" w:themeShade="BF" w:val="single"/>
+        <w:insideV w:color="BFBFBF" w:space="0" w:sz="4" w:themeColor="background1" w:themeShade="BF" w:val="single"/>
       </w:tblBorders>
     </w:tblPr>
     <w:tblStylePr w:type="firstRow">
@@ -3987,7 +4662,7 @@
       <w:tblPr/>
       <w:tcPr>
         <w:tcBorders>
-          <w:top w:val="double" w:sz="4" w:space="0" w:color="BFBFBF" w:themeColor="background1" w:themeShade="BF"/>
+          <w:top w:color="BFBFBF" w:space="0" w:sz="4" w:themeColor="background1" w:themeShade="BF" w:val="double"/>
         </w:tcBorders>
       </w:tcPr>
     </w:tblStylePr>
@@ -4006,17 +4681,17 @@
     <w:tblStylePr w:type="band1Vert">
       <w:tblPr/>
       <w:tcPr>
-        <w:shd w:val="clear" w:color="auto" w:fill="F2F2F2" w:themeFill="background1" w:themeFillShade="F2"/>
+        <w:shd w:color="auto" w:fill="F2F2F2" w:themeFill="background1" w:themeFillShade="F2" w:val="clear"/>
       </w:tcPr>
     </w:tblStylePr>
     <w:tblStylePr w:type="band1Horz">
       <w:tblPr/>
       <w:tcPr>
-        <w:shd w:val="clear" w:color="auto" w:fill="F2F2F2" w:themeFill="background1" w:themeFillShade="F2"/>
+        <w:shd w:color="auto" w:fill="F2F2F2" w:themeFill="background1" w:themeFillShade="F2" w:val="clear"/>
       </w:tcPr>
     </w:tblStylePr>
   </w:style>
-  <w:style w:type="table" w:styleId="GridTable2">
+  <w:style w:styleId="GridTable2" w:type="table">
     <w:name w:val="Grid Table 2"/>
     <w:basedOn w:val="TableNormal"/>
     <w:rsid w:val="00921965"/>
@@ -4027,10 +4702,10 @@
       <w:tblStyleRowBandSize w:val="1"/>
       <w:tblStyleColBandSize w:val="1"/>
       <w:tblBorders>
-        <w:top w:val="single" w:sz="2" w:space="0" w:color="666666" w:themeColor="text1" w:themeTint="99"/>
-        <w:bottom w:val="single" w:sz="2" w:space="0" w:color="666666" w:themeColor="text1" w:themeTint="99"/>
-        <w:insideH w:val="single" w:sz="2" w:space="0" w:color="666666" w:themeColor="text1" w:themeTint="99"/>
-        <w:insideV w:val="single" w:sz="2" w:space="0" w:color="666666" w:themeColor="text1" w:themeTint="99"/>
+        <w:top w:color="666666" w:space="0" w:sz="2" w:themeColor="text1" w:themeTint="99" w:val="single"/>
+        <w:bottom w:color="666666" w:space="0" w:sz="2" w:themeColor="text1" w:themeTint="99" w:val="single"/>
+        <w:insideH w:color="666666" w:space="0" w:sz="2" w:themeColor="text1" w:themeTint="99" w:val="single"/>
+        <w:insideV w:color="666666" w:space="0" w:sz="2" w:themeColor="text1" w:themeTint="99" w:val="single"/>
       </w:tblBorders>
     </w:tblPr>
     <w:tblStylePr w:type="firstRow">
@@ -4042,11 +4717,11 @@
       <w:tcPr>
         <w:tcBorders>
           <w:top w:val="nil"/>
-          <w:bottom w:val="single" w:sz="12" w:space="0" w:color="666666" w:themeColor="text1" w:themeTint="99"/>
+          <w:bottom w:color="666666" w:space="0" w:sz="12" w:themeColor="text1" w:themeTint="99" w:val="single"/>
           <w:insideH w:val="nil"/>
           <w:insideV w:val="nil"/>
         </w:tcBorders>
-        <w:shd w:val="clear" w:color="auto" w:fill="FFFFFF" w:themeFill="background1"/>
+        <w:shd w:color="auto" w:fill="FFFFFF" w:themeFill="background1" w:val="clear"/>
       </w:tcPr>
     </w:tblStylePr>
     <w:tblStylePr w:type="lastRow">
@@ -4057,12 +4732,12 @@
       <w:tblPr/>
       <w:tcPr>
         <w:tcBorders>
-          <w:top w:val="double" w:sz="2" w:space="0" w:color="666666" w:themeColor="text1" w:themeTint="99"/>
+          <w:top w:color="666666" w:space="0" w:sz="2" w:themeColor="text1" w:themeTint="99" w:val="double"/>
           <w:bottom w:val="nil"/>
           <w:insideH w:val="nil"/>
           <w:insideV w:val="nil"/>
         </w:tcBorders>
-        <w:shd w:val="clear" w:color="auto" w:fill="FFFFFF" w:themeFill="background1"/>
+        <w:shd w:color="auto" w:fill="FFFFFF" w:themeFill="background1" w:val="clear"/>
       </w:tcPr>
     </w:tblStylePr>
     <w:tblStylePr w:type="firstCol">
@@ -4080,17 +4755,17 @@
     <w:tblStylePr w:type="band1Vert">
       <w:tblPr/>
       <w:tcPr>
-        <w:shd w:val="clear" w:color="auto" w:fill="CCCCCC" w:themeFill="text1" w:themeFillTint="33"/>
+        <w:shd w:color="auto" w:fill="CCCCCC" w:themeFill="text1" w:themeFillTint="33" w:val="clear"/>
       </w:tcPr>
     </w:tblStylePr>
     <w:tblStylePr w:type="band1Horz">
       <w:tblPr/>
       <w:tcPr>
-        <w:shd w:val="clear" w:color="auto" w:fill="CCCCCC" w:themeFill="text1" w:themeFillTint="33"/>
+        <w:shd w:color="auto" w:fill="CCCCCC" w:themeFill="text1" w:themeFillTint="33" w:val="clear"/>
       </w:tcPr>
     </w:tblStylePr>
   </w:style>
-  <w:style w:type="paragraph" w:styleId="Header">
+  <w:style w:styleId="Header" w:type="paragraph">
     <w:name w:val="header"/>
     <w:basedOn w:val="Normal"/>
     <w:link w:val="HeaderChar"/>
@@ -4098,19 +4773,19 @@
     <w:rsid w:val="00CE76D0"/>
     <w:pPr>
       <w:tabs>
-        <w:tab w:val="center" w:pos="4680"/>
-        <w:tab w:val="right" w:pos="9360"/>
+        <w:tab w:pos="4680" w:val="center"/>
+        <w:tab w:pos="9360" w:val="right"/>
       </w:tabs>
       <w:spacing w:after="0"/>
     </w:pPr>
   </w:style>
-  <w:style w:type="character" w:customStyle="1" w:styleId="HeaderChar">
+  <w:style w:customStyle="1" w:styleId="HeaderChar" w:type="character">
     <w:name w:val="Header Char"/>
     <w:basedOn w:val="DefaultParagraphFont"/>
     <w:link w:val="Header"/>
     <w:rsid w:val="00CE76D0"/>
   </w:style>
-  <w:style w:type="paragraph" w:styleId="Footer">
+  <w:style w:styleId="Footer" w:type="paragraph">
     <w:name w:val="footer"/>
     <w:basedOn w:val="Normal"/>
     <w:link w:val="FooterChar"/>
@@ -4118,19 +4793,19 @@
     <w:rsid w:val="00CE76D0"/>
     <w:pPr>
       <w:tabs>
-        <w:tab w:val="center" w:pos="4680"/>
-        <w:tab w:val="right" w:pos="9360"/>
+        <w:tab w:pos="4680" w:val="center"/>
+        <w:tab w:pos="9360" w:val="right"/>
       </w:tabs>
       <w:spacing w:after="0"/>
     </w:pPr>
   </w:style>
-  <w:style w:type="character" w:customStyle="1" w:styleId="FooterChar">
+  <w:style w:customStyle="1" w:styleId="FooterChar" w:type="character">
     <w:name w:val="Footer Char"/>
     <w:basedOn w:val="DefaultParagraphFont"/>
     <w:link w:val="Footer"/>
     <w:rsid w:val="00CE76D0"/>
   </w:style>
-  <w:style w:type="character" w:styleId="PageNumber">
+  <w:style w:styleId="PageNumber" w:type="character">
     <w:name w:val="page number"/>
     <w:basedOn w:val="DefaultParagraphFont"/>
     <w:semiHidden/>

--- a/2025_earwig_fecundity_revised.docx
+++ b/2025_earwig_fecundity_revised.docx
@@ -1,71 +1,84 @@
 
 <file path=word/document.xml><?xml version="1.0" encoding="utf-8"?>
-<w:document xmlns:w="http://schemas.openxmlformats.org/wordprocessingml/2006/main" xmlns:m="http://schemas.openxmlformats.org/officeDocument/2006/math" xmlns:r="http://schemas.openxmlformats.org/officeDocument/2006/relationships" xmlns:o="urn:schemas-microsoft-com:office:office" xmlns:v="urn:schemas-microsoft-com:vml" xmlns:w10="urn:schemas-microsoft-com:office:word" xmlns:a="http://schemas.openxmlformats.org/drawingml/2006/main" xmlns:pic="http://schemas.openxmlformats.org/drawingml/2006/picture" xmlns:wp="http://schemas.openxmlformats.org/drawingml/2006/wordprocessingDrawing">
+<w:document xmlns:wpc="http://schemas.microsoft.com/office/word/2010/wordprocessingCanvas" xmlns:cx="http://schemas.microsoft.com/office/drawing/2014/chartex" xmlns:cx1="http://schemas.microsoft.com/office/drawing/2015/9/8/chartex" xmlns:cx2="http://schemas.microsoft.com/office/drawing/2015/10/21/chartex" xmlns:cx3="http://schemas.microsoft.com/office/drawing/2016/5/9/chartex" xmlns:cx4="http://schemas.microsoft.com/office/drawing/2016/5/10/chartex" xmlns:cx5="http://schemas.microsoft.com/office/drawing/2016/5/11/chartex" xmlns:cx6="http://schemas.microsoft.com/office/drawing/2016/5/12/chartex" xmlns:cx7="http://schemas.microsoft.com/office/drawing/2016/5/13/chartex" xmlns:cx8="http://schemas.microsoft.com/office/drawing/2016/5/14/chartex" xmlns:mc="http://schemas.openxmlformats.org/markup-compatibility/2006" xmlns:aink="http://schemas.microsoft.com/office/drawing/2016/ink" xmlns:am3d="http://schemas.microsoft.com/office/drawing/2017/model3d" xmlns:o="urn:schemas-microsoft-com:office:office" xmlns:oel="http://schemas.microsoft.com/office/2019/extlst" xmlns:r="http://schemas.openxmlformats.org/officeDocument/2006/relationships" xmlns:m="http://schemas.openxmlformats.org/officeDocument/2006/math" xmlns:v="urn:schemas-microsoft-com:vml" xmlns:wp14="http://schemas.microsoft.com/office/word/2010/wordprocessingDrawing" xmlns:wp="http://schemas.openxmlformats.org/drawingml/2006/wordprocessingDrawing" xmlns:w10="urn:schemas-microsoft-com:office:word" xmlns:w="http://schemas.openxmlformats.org/wordprocessingml/2006/main" xmlns:w14="http://schemas.microsoft.com/office/word/2010/wordml" xmlns:w15="http://schemas.microsoft.com/office/word/2012/wordml" xmlns:w16cex="http://schemas.microsoft.com/office/word/2018/wordml/cex" xmlns:w16cid="http://schemas.microsoft.com/office/word/2016/wordml/cid" xmlns:w16="http://schemas.microsoft.com/office/word/2018/wordml" xmlns:w16du="http://schemas.microsoft.com/office/word/2023/wordml/word16du" xmlns:w16sdtdh="http://schemas.microsoft.com/office/word/2020/wordml/sdtdatahash" xmlns:w16sdtfl="http://schemas.microsoft.com/office/word/2024/wordml/sdtformatlock" xmlns:w16se="http://schemas.microsoft.com/office/word/2015/wordml/symex" xmlns:wpg="http://schemas.microsoft.com/office/word/2010/wordprocessingGroup" xmlns:wpi="http://schemas.microsoft.com/office/word/2010/wordprocessingInk" xmlns:wne="http://schemas.microsoft.com/office/word/2006/wordml" xmlns:wps="http://schemas.microsoft.com/office/word/2010/wordprocessingShape" mc:Ignorable="w14 w15 w16se w16cid w16 w16cex w16sdtdh w16sdtfl w16du wp14">
   <w:body>
     <w:p>
       <w:pPr>
         <w:pStyle w:val="Title"/>
       </w:pPr>
       <w:r>
-        <w:t xml:space="preserve">Residual correlation shows that European earwigs do not trade off clutch and egg size.</w:t>
+        <w:t>Residual correlation shows that European earwigs do not trade off clutch and egg size.</w:t>
       </w:r>
     </w:p>
     <w:p>
       <w:pPr>
         <w:pStyle w:val="Author"/>
-      </w:pPr>
-      <w:r>
-        <w:t xml:space="preserve">Clint D. Kelly</w:t>
-      </w:r>
+        <w:rPr>
+          <w:lang w:val="fr-CA"/>
+        </w:rPr>
+      </w:pPr>
+      <w:r>
+        <w:rPr>
+          <w:lang w:val="fr-CA"/>
+        </w:rPr>
+        <w:t>Clint D. Kelly</w:t>
+      </w:r>
+      <w:proofErr w:type="gramStart"/>
+      <w:r>
+        <w:rPr>
+          <w:vertAlign w:val="superscript"/>
+          <w:lang w:val="fr-CA"/>
+        </w:rPr>
+        <w:t>1,✉</w:t>
+      </w:r>
+      <w:proofErr w:type="gramEnd"/>
+    </w:p>
+    <w:p>
+      <w:pPr>
+        <w:pStyle w:val="FirstParagraph"/>
+        <w:rPr>
+          <w:lang w:val="fr-CA"/>
+        </w:rPr>
+      </w:pPr>
+      <w:r>
+        <w:rPr>
+          <w:vertAlign w:val="superscript"/>
+          <w:lang w:val="fr-CA"/>
+        </w:rPr>
+        <w:t>1</w:t>
+      </w:r>
+      <w:r>
+        <w:rPr>
+          <w:lang w:val="fr-CA"/>
+        </w:rPr>
+        <w:t xml:space="preserve"> </w:t>
+      </w:r>
+      <w:r>
+        <w:rPr>
+          <w:lang w:val="fr-CA"/>
+        </w:rPr>
+        <w:t>Département des Sciences biologiques, Université du Québec à Montréal, Montréal, Canada</w:t>
+      </w:r>
+    </w:p>
+    <w:p>
+      <w:pPr>
+        <w:pStyle w:val="BodyText"/>
+      </w:pPr>
       <w:r>
         <w:rPr>
           <w:vertAlign w:val="superscript"/>
         </w:rPr>
-        <w:t xml:space="preserve">1,✉</w:t>
-      </w:r>
-    </w:p>
-    <w:p>
-      <w:pPr>
-        <w:pStyle w:val="FirstParagraph"/>
-      </w:pPr>
-      <w:r>
-        <w:rPr>
-          <w:vertAlign w:val="superscript"/>
-        </w:rPr>
-        <w:t xml:space="preserve">1</w:t>
-      </w:r>
-      <w:r>
-        <w:t xml:space="preserve"> </w:t>
-      </w:r>
-      <w:r>
-        <w:t xml:space="preserve">Département des Sciences biologiques, Université du Québec à Montréal, Montréal, Canada</w:t>
-      </w:r>
-    </w:p>
-    <w:p>
-      <w:pPr>
-        <w:pStyle w:val="BodyText"/>
-      </w:pPr>
-      <w:r>
-        <w:rPr>
-          <w:vertAlign w:val="superscript"/>
-        </w:rPr>
-        <w:t xml:space="preserve">✉</w:t>
-      </w:r>
-      <w:r>
-        <w:t xml:space="preserve"> </w:t>
-      </w:r>
-      <w:r>
-        <w:t xml:space="preserve">Correspondence:</w:t>
-      </w:r>
-      <w:r>
-        <w:t xml:space="preserve"> </w:t>
-      </w:r>
-      <w:hyperlink r:id="rId20">
+        <w:t>✉</w:t>
+      </w:r>
+      <w:r>
+        <w:t xml:space="preserve"> Correspondence: </w:t>
+      </w:r>
+      <w:hyperlink r:id="rId7">
         <w:r>
           <w:rPr>
             <w:rStyle w:val="Hyperlink"/>
           </w:rPr>
-          <w:t xml:space="preserve">Clint D. Kelly &lt;kelly.clint@uqam.ca&gt;</w:t>
+          <w:t>Clint D. Kelly &lt;kelly.clint@uqam.ca&gt;</w:t>
         </w:r>
       </w:hyperlink>
     </w:p>
@@ -74,13 +87,14 @@
         <w:br w:type="page"/>
       </w:r>
     </w:p>
-    <w:bookmarkStart w:id="21" w:name="abstract"/>
     <w:p>
       <w:pPr>
         <w:pStyle w:val="Heading1"/>
       </w:pPr>
-      <w:r>
-        <w:t xml:space="preserve">Abstract</w:t>
+      <w:bookmarkStart w:id="0" w:name="abstract"/>
+      <w:r>
+        <w:lastRenderedPageBreak/>
+        <w:t>Abstract</w:t>
       </w:r>
     </w:p>
     <w:p>
@@ -88,17 +102,23 @@
         <w:pStyle w:val="FirstParagraph"/>
       </w:pPr>
       <w:r>
-        <w:t xml:space="preserve">Life history theory predicts that clutch and egg size trade off because both traits compete for the same limited resource pool. Tests of this prediction often show a positive phenotypic correlation, probably because some females acquire more resources than others and can produce more and larger eggs. To accurately assess whether a trade-off exists, it is necessary to examine within-individual correlations, since phenotypic correlations can be misleading. I addressed this issue using a multivariate mixed model to decompose the phenotypic correlation between egg number and size in European earwigs (</w:t>
+        <w:t>Life history theory predicts that clutch and egg size trade off because both traits compete for the same limited resource pool. Tests of this prediction often show a positive phenotypic correlation, probably because some females acquire more resources than others and can produce more and larger eggs. To accurately assess whether a trade-off exists, it is necessary to examine within-individual correlations, since phenotypic correlations can be misleading. I addressed this issue using a multivariate mixed mod</w:t>
+      </w:r>
+      <w:r>
+        <w:t>el to decompose the phenotypic correlation between egg number and size in European earwigs (</w:t>
       </w:r>
       <w:r>
         <w:rPr>
           <w:i/>
           <w:iCs/>
         </w:rPr>
-        <w:t xml:space="preserve">Forficula auricularia</w:t>
-      </w:r>
-      <w:r>
-        <w:t xml:space="preserve">) into among-female and within-female (residual) components. I found that earwigs do not trade off clutch and egg size; instead, these traits are positively correlated. This unexpected result is likely due to changes in ovarian structure after laying the first clutch, combined with how limited resources are allocated to fewer developing oocytes in the second clutch. Contrary to expectation, evidence suggests that the among-female correlation is negative. Additionally, I found that second clutches have greater variation in egg size than first clutches, although the average variation in egg size among females is similar across clutches. Further research is needed to clarify the proximate reasons for the tendency of second clutches to have fewer and smaller eggs than first clutches, as well as to identify the proximate and ultimate causes of the greater variation in egg size in second clutches.</w:t>
+        <w:t>Forficula auricularia</w:t>
+      </w:r>
+      <w:r>
+        <w:t>) into among-female and within-female (residual) components. I found that earwigs do not trade off clutch and egg size; instead, these traits are positively correlated. This unexpected result is likely due to changes in ovarian structure after laying the first clutch, combined with how limited resources are allocated to fewer developing oocytes in the second clutch. Contrary to expectation, evide</w:t>
+      </w:r>
+      <w:r>
+        <w:t>nce suggests that the among-female correlation is negative. Additionally, I found that second clutches have greater variation in egg size than first clutches, although the average variation in egg size among females is similar across clutches. Further research is needed to clarify the proximate reasons for the tendency of second clutches to have fewer and smaller eggs than first clutches, as well as to identify the proximate and ultimate causes of the greater variation in egg size in second clutches.</w:t>
       </w:r>
     </w:p>
     <w:p>
@@ -106,14 +126,15 @@
         <w:br w:type="page"/>
       </w:r>
     </w:p>
-    <w:bookmarkEnd w:id="21"/>
-    <w:bookmarkStart w:id="22" w:name="introduction"/>
     <w:p>
       <w:pPr>
         <w:pStyle w:val="Heading1"/>
       </w:pPr>
-      <w:r>
-        <w:t xml:space="preserve">Introduction</w:t>
+      <w:bookmarkStart w:id="1" w:name="introduction"/>
+      <w:bookmarkEnd w:id="0"/>
+      <w:r>
+        <w:lastRenderedPageBreak/>
+        <w:t>Introduction</w:t>
       </w:r>
     </w:p>
     <w:p>
@@ -121,64 +142,16 @@
         <w:pStyle w:val="FirstParagraph"/>
       </w:pPr>
       <w:r>
-        <w:t xml:space="preserve">Maternal investment is allocated between offspring fitness and quantity, with larger eggs generally enhancing offspring fitness</w:t>
-      </w:r>
-      <w:r>
-        <w:t xml:space="preserve"> </w:t>
-      </w:r>
-      <w:r>
-        <w:t xml:space="preserve">(Clutton-Brock 1991)</w:t>
-      </w:r>
-      <w:r>
-        <w:t xml:space="preserve">. A limited pool of reproductive resources, therefore, requires females to balance investment between the number and quality of eggs produced during a reproductive cycle</w:t>
-      </w:r>
-      <w:r>
-        <w:t xml:space="preserve"> </w:t>
-      </w:r>
-      <w:r>
-        <w:t xml:space="preserve">(Smith and Fretwell 1974; Roff 1992; Fox and Czesak 2000; see also Parker 1982)</w:t>
-      </w:r>
-      <w:r>
-        <w:t xml:space="preserve">. However, these traits do not always trade off against each other</w:t>
-      </w:r>
-      <w:r>
-        <w:t xml:space="preserve"> </w:t>
-      </w:r>
-      <w:r>
-        <w:t xml:space="preserve">(Roff 1992; Stearns 1992; Bernardo 1996; Fox and Czesak 2000; Hargitai et al. 2005; Cavaleiro and Santos 2014)</w:t>
-      </w:r>
-      <w:r>
-        <w:t xml:space="preserve">. Or at least, they do not appear to trade off. Positive correlations between traits that should otherwise covary negatively could be due to how individuals acquire resources and subsequently allocate them among competing traits</w:t>
-      </w:r>
-      <w:r>
-        <w:t xml:space="preserve"> </w:t>
-      </w:r>
-      <w:r>
-        <w:t xml:space="preserve">(Reznick et al. 2000)</w:t>
-      </w:r>
-      <w:r>
-        <w:t xml:space="preserve">. Van Noordwijk and DeJong</w:t>
-      </w:r>
-      <w:r>
-        <w:t xml:space="preserve"> </w:t>
-      </w:r>
-      <w:r>
-        <w:t xml:space="preserve">(1986; see also Reznick et al. 2000)</w:t>
-      </w:r>
-      <w:r>
-        <w:t xml:space="preserve"> </w:t>
-      </w:r>
-      <w:r>
-        <w:t xml:space="preserve">explained that whether we observe positive or negative correlations between fitness-related traits (e.g., egg number or egg size) depends on whether some individuals in a population can acquire more resources than others and thus possess a larger resource pool that can be partitioned to competing traits. Consequently, such variation in acquisition can lead to a positive correlation between traits (e.g., egg number vs. egg size) when measured across individuals within a population, while masking allocation trade-offs within individuals</w:t>
-      </w:r>
-      <w:r>
-        <w:t xml:space="preserve"> </w:t>
-      </w:r>
-      <w:r>
-        <w:t xml:space="preserve">(i.e. Simpson’s Paradox, Simpson 1951)</w:t>
-      </w:r>
-      <w:r>
-        <w:t xml:space="preserve">, assuming that all individuals follow a similar allocation strategy. This means that females that acquire more reproductive resources can produce more and larger eggs, but must nevertheless trade off size and number.</w:t>
+        <w:t>Maternal investment is allocated between offspring fitness and quantity, with larger eggs generally enhancing offspring fitness (Clutton-Brock 1991). A limited pool of reproductive resources, therefore, requires females to balance investment between the number and quality of eggs produced during a reproductive cycle (Smith and Fretwell 1974; Roff 1992; Fox and Czesak 2000; see also Parker 1982). However, these traits do not always trade off against each other (Roff 1992; Stearns 1992; Bernardo 1996; Fox and</w:t>
+      </w:r>
+      <w:r>
+        <w:t xml:space="preserve"> Czesak 2000; Hargitai et al. 2005; Cavaleiro and Santos 2014). Or at least, they do not appear to trade off. Positive correlations between traits that should otherwise covary negatively could be due to how individuals acquire resources and subsequently allocate them among competing traits (Reznick et al. 2000). Van Noordwijk and DeJong (1986; see also Reznick et al. 2000) explained that whether we observe positive or negative correlations between fitness-related traits (e.g., egg number or egg size) depend</w:t>
+      </w:r>
+      <w:r>
+        <w:t>s on whether some individuals in a population can acquire more resources than others and thus possess a larger resource pool that can be partitioned to competing traits. Consequently, such variation in acquisition can lead to a positive correlation between traits (e.g., egg number vs. egg size) when measured across individuals within a population, while masking allocation trade-offs within individuals (i.e. Simpson’s Paradox, Simpson 1951), assuming that all individuals follow a similar allocation strategy.</w:t>
+      </w:r>
+      <w:r>
+        <w:t xml:space="preserve"> This means that females that acquire more reproductive resources can produce more and larger eggs, but must nevertheless trade off size and number.</w:t>
       </w:r>
     </w:p>
     <w:p>
@@ -186,130 +159,57 @@
         <w:pStyle w:val="BodyText"/>
       </w:pPr>
       <w:r>
-        <w:t xml:space="preserve">Careau and Wilson</w:t>
-      </w:r>
-      <w:r>
-        <w:t xml:space="preserve"> </w:t>
-      </w:r>
-      <w:r>
-        <w:t xml:space="preserve">(2017)</w:t>
-      </w:r>
-      <w:r>
-        <w:t xml:space="preserve"> </w:t>
-      </w:r>
-      <w:r>
-        <w:t xml:space="preserve">argue that revealing a trade-off when contrasting processes occur at the among- and within-individual levels requires partitioning the phenotypic correlation between two competing traits into its among- and within-individual components. This can be achieved by repeatedly measuring traits of interest (i.e. egg number and size) for a group of individuals and then using multivariate mixed models to estimate the among- and within-individual correlations. To my knowledge, no study has yet adopted this approach to show that females indeed trade off egg number and size, despite these traits positively correlating across a population of females. I use the approach of Careau and Wilson</w:t>
-      </w:r>
-      <w:r>
-        <w:t xml:space="preserve"> </w:t>
-      </w:r>
-      <w:r>
-        <w:t xml:space="preserve">(2017)</w:t>
-      </w:r>
-      <w:r>
-        <w:t xml:space="preserve"> </w:t>
-      </w:r>
-      <w:r>
-        <w:t xml:space="preserve">here to test the hypothesis that European earwigs (</w:t>
+        <w:t xml:space="preserve">Careau and Wilson (2017) argue that revealing a trade-off when contrasting processes occur at the among- and within-individual levels requires partitioning the phenotypic correlation between two competing traits into its among- and within-individual components. This can be achieved by </w:t>
+      </w:r>
+      <w:r>
+        <w:lastRenderedPageBreak/>
+        <w:t>repeatedly measuring traits of interest (i.e. egg number and size) for a group of individuals and then using multivariate mixed models to estimate the among- and within-individual correlations. To my knowledge, no study has yet adopted this approach to show that females indeed trade off egg number and size, despite these traits positively correlating across a population of females. I use the approach of Careau and Wilson (2017) here to test the hypothesis that European earwigs (</w:t>
       </w:r>
       <w:r>
         <w:rPr>
           <w:i/>
           <w:iCs/>
         </w:rPr>
-        <w:t xml:space="preserve">Forficula auricularia</w:t>
-      </w:r>
-      <w:r>
-        <w:t xml:space="preserve">) trade off clutch and egg size.</w:t>
-      </w:r>
-      <w:r>
-        <w:t xml:space="preserve"> </w:t>
+        <w:t>Forficula auricularia</w:t>
+      </w:r>
+      <w:r>
+        <w:t xml:space="preserve">) trade </w:t>
+      </w:r>
+      <w:r>
+        <w:t xml:space="preserve">off clutch and egg size. </w:t>
       </w:r>
       <w:r>
         <w:rPr>
           <w:i/>
           <w:iCs/>
         </w:rPr>
-        <w:t xml:space="preserve">F. auricularia</w:t>
-      </w:r>
-      <w:r>
-        <w:t xml:space="preserve"> </w:t>
-      </w:r>
-      <w:r>
-        <w:t xml:space="preserve">is an ideal insect for testing this hypothesis because females lay a single clutch of eggs in a subterranean burrow within a short period of time (i.e. hours)</w:t>
-      </w:r>
-      <w:r>
-        <w:t xml:space="preserve"> </w:t>
-      </w:r>
-      <w:r>
-        <w:t xml:space="preserve">(Meunier 2024)</w:t>
-      </w:r>
-      <w:r>
-        <w:t xml:space="preserve">. Females care for eggs and the nymphs for up to 2 weeks post-hatching</w:t>
-      </w:r>
-      <w:r>
-        <w:t xml:space="preserve"> </w:t>
-      </w:r>
-      <w:r>
-        <w:t xml:space="preserve">(Staerkle and Kölliker 2008; Meunier 2024)</w:t>
-      </w:r>
-      <w:r>
-        <w:t xml:space="preserve">. Earwigs in Quebec, Canada, are semelparous because the harsh environmental conditions extend the incubation and egg-care period beyond the point at which a second clutch is possible</w:t>
-      </w:r>
-      <w:r>
-        <w:t xml:space="preserve"> </w:t>
-      </w:r>
-      <w:r>
-        <w:t xml:space="preserve">(Tourneur 2018)</w:t>
-      </w:r>
-      <w:r>
-        <w:t xml:space="preserve">. However, females can be induced to lay a second clutch under optimal laboratory conditions. I use this system to test the prediction that if resource allocation to clutches is greater among than within individuals, then the phenotypic and among-individual correlations between egg size and number will be positive, but the within-individual correlation will be negative because individual females trade off egg number for size. Second, I compare the average number and size of eggs across clutches to test whether fitness gains are optimised at a specific egg quantity or quality</w:t>
-      </w:r>
-      <w:r>
-        <w:t xml:space="preserve"> </w:t>
-      </w:r>
-      <w:r>
-        <w:t xml:space="preserve">(e.g., Smith and Fretwell 1974)</w:t>
-      </w:r>
-      <w:r>
-        <w:t xml:space="preserve">. If so, one trait should not differ between clutches (e.g., egg number), whereas the other (e.g., egg size) is adjusted accordingly</w:t>
-      </w:r>
-      <w:r>
-        <w:t xml:space="preserve"> </w:t>
-      </w:r>
-      <w:r>
-        <w:t xml:space="preserve">(Winkler and Wallin 1987)</w:t>
-      </w:r>
-      <w:r>
-        <w:t xml:space="preserve">. Alternatively, females laying a second clutch may recognise their low residual reproductive value and, consequently, terminally invest in current reproduction by producing either more or larger eggs in this clutch</w:t>
-      </w:r>
-      <w:r>
-        <w:t xml:space="preserve"> </w:t>
-      </w:r>
-      <w:r>
-        <w:t xml:space="preserve">(Clutton-Brock 1984)</w:t>
-      </w:r>
-      <w:r>
-        <w:t xml:space="preserve">. Finally, I explore whether eggs in first and second clutches differ in their size variation at the among- and within-female (clutch) levels</w:t>
-      </w:r>
-      <w:r>
-        <w:t xml:space="preserve"> </w:t>
-      </w:r>
-      <w:r>
-        <w:t xml:space="preserve">(e.g. Hargitai et al. 2005)</w:t>
-      </w:r>
-      <w:r>
-        <w:t xml:space="preserve">.</w:t>
-      </w:r>
-    </w:p>
-    <w:bookmarkEnd w:id="22"/>
-    <w:bookmarkStart w:id="24" w:name="methods"/>
+        <w:t>F. auricularia</w:t>
+      </w:r>
+      <w:r>
+        <w:t xml:space="preserve"> is an ideal insect for testing this hypothesis because females lay a single clutch of eggs in a subterranean burrow within a short period of time (i.e. hours) (Meunier 2024). Females care for eggs and the nymphs for up to 2 weeks post-hatching (Staerkle and Kölliker 2008; Meunier 2024). Earwigs in Quebec, Canada, are semelparous because the harsh environmental conditions extend the incubation and egg-care period beyond the point at which a second clutch is possible (T</w:t>
+      </w:r>
+      <w:r>
+        <w:t>ourneur 2018). However, females can be induced to lay a second clutch under optimal laboratory conditions. I use this system to test the prediction that if resource allocation to clutches is greater among than within individuals, then the phenotypic and among-individual correlations between egg size and number will be positive, but the within-individual correlation will be negative because individual females trade off egg number for size. Second, I compare the average number and size of eggs across clutches</w:t>
+      </w:r>
+      <w:r>
+        <w:t xml:space="preserve"> to test whether fitness gains are optimised at a specific egg quantity or quality (e.g., Smith and Fretwell 1974). If so, one trait should not differ between clutches (e.g., egg number), whereas the other (e.g., egg size) is adjusted accordingly (Winkler and Wallin 1987). Alternatively, females laying a second clutch may recognise their low residual reproductive value and, consequently, terminally invest in current reproduction by producing either more or larger eggs in this clutch </w:t>
+      </w:r>
+      <w:r>
+        <w:lastRenderedPageBreak/>
+        <w:t>(Clutton-Brock 1984). Fi</w:t>
+      </w:r>
+      <w:r>
+        <w:t>nally, I explore whether eggs in first and second clutches differ in their size variation at the among- and within-female (clutch) levels (e.g. Hargitai et al. 2005).</w:t>
+      </w:r>
+    </w:p>
     <w:p>
       <w:pPr>
         <w:pStyle w:val="Heading1"/>
       </w:pPr>
-      <w:r>
-        <w:t xml:space="preserve">Methods</w:t>
+      <w:bookmarkStart w:id="2" w:name="methods"/>
+      <w:bookmarkEnd w:id="1"/>
+      <w:r>
+        <w:t>Methods</w:t>
       </w:r>
     </w:p>
     <w:p>
@@ -317,7 +217,7 @@
         <w:pStyle w:val="FirstParagraph"/>
       </w:pPr>
       <w:r>
-        <w:t xml:space="preserve">I collected adult female earwigs (n=42) in September and October 2024 in an urban parks (Parc Outremont) in Montréal, Canada. All earwigs were brought into the laboratory, assigned a unique ID, and individually placed in a 90-mm-diameter Petri dish containing a thin layer of moist sand. Females were provided a cotton-plugged water vial and fed TetraMin Tropical fish flakes ad libitum. Females were maintained in an incubator (Percival) at 10°C in constant darkness.</w:t>
+        <w:t>I collected adult female earwigs (n=42) in September and October 2024 in an urban parks (Parc Outremont) in Montréal, Canada. All earwigs were brought into the laboratory, assigned a unique ID, and individually placed in a 90-mm-diameter Petri dish containing a thin layer of moist sand. Females were provided a cotton-plugged water vial and fed TetraMin Tropical fish flakes ad libitum. Females were maintained in an incubator (Percival) at 10°C in constant darkness.</w:t>
       </w:r>
     </w:p>
     <w:p>
@@ -325,7 +225,7 @@
         <w:pStyle w:val="BodyText"/>
       </w:pPr>
       <w:r>
-        <w:t xml:space="preserve">Females were checked daily for oviposition. When a female laid eggs, I recorded the date and collected all eggs from the sand and placed them on filter paper in a new Petri dish. The eggs were then photographed under a Leica S6D stereo microscope (Leica Microsystems Inc., Concord, ON, Canada) at 0.68x magnification using Enersight software (Leica Microsystems Inc., Concord, ON, Canada), which automatically adds a scale bar to the photo. Eggs were then discarded.</w:t>
+        <w:t>Females were checked daily for oviposition. When a female laid eggs, I recorded the date and collected all eggs from the sand and placed them on filter paper in a new Petri dish. The eggs were then photographed under a Leica S6D stereo microscope (Leica Microsystems Inc., Concord, ON, Canada) at 0.68x magnification using Enersight software (Leica Microsystems Inc., Concord, ON, Canada), which automatically adds a scale bar to the photo. Eggs were then discarded.</w:t>
       </w:r>
     </w:p>
     <w:p>
@@ -333,28 +233,29 @@
         <w:pStyle w:val="BodyText"/>
       </w:pPr>
       <w:r>
-        <w:t xml:space="preserve">To stimulate females to lay a second clutch of eggs, I recreated a brief period of spring where they were allowed to accumulate resources for egg production and replenish their sperm stores. To achieve this, females that had recently oviposited were placed in a new Petri dish containing a cotton-plugged water vial, TetraMin Tropical fish flakes, and a shelter consisting of four 4 cm-long pieces of paper straw (Blowholes, Markham, Canada) glued together. These Petri dishes were placed in a 23 °C incubator with a 12L:12D light: dark cycle. Females were maintained under these conditions for two weeks, at which time a haphazardly chosen stock male from our colony was placed with her. The pair was kept together for a week, after which a new stock male replaced the original male, and that pair was kept together for another week. Females were then transferred to the 10 °C incubator and treated as previously until they laid their second clutch, at which point their eggs were photographed. Females were euthanised by freezing after laying their second clutch, and their pronotum was photographed as described above. Females were then weighed to the nearest 0.01 mg using a Sartorius Secura 224-1S analytical balance. Females were weighed three times, with each weighing bout separated by four days. I used Fiji image analysis software</w:t>
-      </w:r>
-      <w:r>
-        <w:t xml:space="preserve"> </w:t>
-      </w:r>
-      <w:r>
-        <w:t xml:space="preserve">(Schindelin et al. 2012)</w:t>
-      </w:r>
-      <w:r>
-        <w:t xml:space="preserve"> </w:t>
-      </w:r>
-      <w:r>
-        <w:t xml:space="preserve">to measure the length of the female pronotum and the perimeter of each egg to the nearest 0.001 mm. Both traits were measured three times, with each measurement separated by 4 days.</w:t>
-      </w:r>
-    </w:p>
-    <w:bookmarkStart w:id="23" w:name="statistical-analysis"/>
+        <w:t>To stimulate females to lay a second clutch of eggs, I recreated a brief period of spring where they were allowed to accumulate resources for egg production and replenish their sperm stores. To achieve this, females that had recently oviposited were placed in a new Petri dish containing a cotton-plugged water vial, TetraMin Tropical fish flakes, and a shelter consisting of four 4 cm-long pieces of paper straw (Blowholes, Markham, Canada) glued together. These Petri dishes were placed in a 23 °C incubator wi</w:t>
+      </w:r>
+      <w:r>
+        <w:t xml:space="preserve">th a 12L:12D light: dark cycle. Females were maintained under these conditions for two weeks, at which time a haphazardly chosen stock male from our </w:t>
+      </w:r>
+      <w:r>
+        <w:lastRenderedPageBreak/>
+        <w:t>colony was placed with her. The pair was kept together for a week, after which a new stock male replaced the original male, and that pair was kept together for another week. Females were then transferred to the 10 °C incubator and treated as previously until they laid their second clutch, at which point their eggs were photographed. Females were euthanised by f</w:t>
+      </w:r>
+      <w:r>
+        <w:t>reezing after laying their second clutch, and their pronotum was photographed as described above. Females were then weighed to the nearest 0.01 mg using a Sartorius Secura 224-1S analytical balance. Females were weighed three times, with each weighing bout separated by four days. I used Fiji image analysis software (Schindelin et al. 2012) to measure the length of the female pronotum and the perimeter of each egg to the nearest 0.001 mm. Both traits were measured three times, with each measurement separated</w:t>
+      </w:r>
+      <w:r>
+        <w:t xml:space="preserve"> by 4 days.</w:t>
+      </w:r>
+    </w:p>
     <w:p>
       <w:pPr>
         <w:pStyle w:val="Heading3"/>
       </w:pPr>
-      <w:r>
-        <w:t xml:space="preserve">Statistical analysis</w:t>
+      <w:bookmarkStart w:id="3" w:name="statistical-analysis"/>
+      <w:r>
+        <w:t>Statistical analysis</w:t>
       </w:r>
     </w:p>
     <w:p>
@@ -362,90 +263,60 @@
         <w:pStyle w:val="FirstParagraph"/>
       </w:pPr>
       <w:r>
-        <w:t xml:space="preserve">I calculated the repeatability of the body mass, pronotum length and egg perimeter measurements using the R package</w:t>
-      </w:r>
-      <w:r>
-        <w:t xml:space="preserve"> </w:t>
+        <w:t xml:space="preserve">I calculated the repeatability of the body mass, pronotum length and egg perimeter measurements using the R package </w:t>
       </w:r>
       <w:r>
         <w:rPr>
           <w:i/>
           <w:iCs/>
         </w:rPr>
-        <w:t xml:space="preserve">rptR</w:t>
-      </w:r>
-      <w:r>
-        <w:t xml:space="preserve"> </w:t>
-      </w:r>
-      <w:r>
-        <w:t xml:space="preserve">(Stoffel et al. 2017)</w:t>
-      </w:r>
-      <w:r>
-        <w:t xml:space="preserve">. I entered the trait of interest as the response variable, female ID as a random effect, and assumed a Gaussian distribution. Each analysis was based on 1000 bootstrap samples. Because the measurements of my three traits were highly repeatable (pronotum length:</w:t>
-      </w:r>
-      <w:r>
-        <w:t xml:space="preserve"> </w:t>
+        <w:t>rptR</w:t>
+      </w:r>
+      <w:r>
+        <w:t xml:space="preserve"> (Stoffel et al. 2017). I entered the trait of interest as the response variable, female ID as a random effect, and assumed a Gaussian distribution. Each analysis was based on 1000 bootstrap samples. Because the measurements of my three traits were highly repeatable (pronotum length: </w:t>
       </w:r>
       <w:r>
         <w:rPr>
           <w:i/>
           <w:iCs/>
         </w:rPr>
-        <w:t xml:space="preserve">R</w:t>
-      </w:r>
-      <w:r>
-        <w:t xml:space="preserve"> </w:t>
-      </w:r>
-      <w:r>
-        <w:t xml:space="preserve">[95% CI] = 0.98 [0.97, 0.99]; body mass:</w:t>
-      </w:r>
-      <w:r>
-        <w:t xml:space="preserve"> </w:t>
+        <w:t>R</w:t>
+      </w:r>
+      <w:r>
+        <w:t xml:space="preserve"> [95% CI] = 0.98 [0.97, 0.99]; body mass: </w:t>
       </w:r>
       <w:r>
         <w:rPr>
           <w:i/>
           <w:iCs/>
         </w:rPr>
-        <w:t xml:space="preserve">R</w:t>
-      </w:r>
-      <w:r>
-        <w:t xml:space="preserve"> </w:t>
-      </w:r>
-      <w:r>
-        <w:t xml:space="preserve">[95% CI] = 0.99 [0.988, 0.996] egg perimeter in the first brood:</w:t>
-      </w:r>
-      <w:r>
-        <w:t xml:space="preserve"> </w:t>
+        <w:t>R</w:t>
+      </w:r>
+      <w:r>
+        <w:t xml:space="preserve"> [95% CI] = 0.99 [0.988, 0.996] egg perimeter in the first brood: </w:t>
       </w:r>
       <w:r>
         <w:rPr>
           <w:i/>
           <w:iCs/>
         </w:rPr>
-        <w:t xml:space="preserve">R</w:t>
-      </w:r>
-      <w:r>
-        <w:t xml:space="preserve"> </w:t>
-      </w:r>
-      <w:r>
-        <w:t xml:space="preserve">[95% CI] = 0.977 [0.976, 0.979] and in the second brood:</w:t>
-      </w:r>
-      <w:r>
-        <w:t xml:space="preserve"> </w:t>
+        <w:t>R</w:t>
+      </w:r>
+      <w:r>
+        <w:t xml:space="preserve"> [95% CI] = 0.977 [0.976, 0.979] and in the second brood: </w:t>
       </w:r>
       <w:r>
         <w:rPr>
           <w:i/>
           <w:iCs/>
         </w:rPr>
-        <w:t xml:space="preserve">R</w:t>
-      </w:r>
-      <w:r>
-        <w:t xml:space="preserve"> </w:t>
-      </w:r>
-      <w:r>
-        <w:t xml:space="preserve">[95% CI] = 0.93 [0.926, 0.937] ), I used each female’s mean value for each trait in all subsequent analyses.</w:t>
+        <w:t>R</w:t>
+      </w:r>
+      <w:r>
+        <w:t xml:space="preserve"> [95% CI] = 0.93 [0.926, 0.937] ), I used each female</w:t>
+      </w:r>
+      <w:r>
+        <w:t>’s mean value for each trait in all subsequent analyses.</w:t>
       </w:r>
     </w:p>
     <w:p>
@@ -453,41 +324,21 @@
         <w:pStyle w:val="BodyText"/>
       </w:pPr>
       <w:r>
-        <w:t xml:space="preserve">I reduced the two measurements representing body size (pronotum length and body mass) to a single value (PC1) by performing a principal components analysis (PCA) on the correlation matrix of standardized measurements using the</w:t>
-      </w:r>
-      <w:r>
-        <w:t xml:space="preserve"> </w:t>
+        <w:t xml:space="preserve">I reduced the two measurements representing body size (pronotum length and body mass) to a single value (PC1) by performing a principal components analysis (PCA) on the correlation matrix of standardized measurements using the </w:t>
       </w:r>
       <w:r>
         <w:rPr>
           <w:i/>
           <w:iCs/>
         </w:rPr>
-        <w:t xml:space="preserve">prcomp</w:t>
-      </w:r>
-      <w:r>
-        <w:t xml:space="preserve"> </w:t>
-      </w:r>
-      <w:r>
-        <w:t xml:space="preserve">function in the stats package in R</w:t>
-      </w:r>
-      <w:r>
-        <w:t xml:space="preserve"> </w:t>
-      </w:r>
-      <w:r>
-        <w:t xml:space="preserve">(R Core Team 2025)</w:t>
-      </w:r>
-      <w:r>
-        <w:t xml:space="preserve">. The first PC accounted for 60.8% of the variation. I also standardised female body mass relative to body size using the scaled mass index procedure of Peig and Green</w:t>
-      </w:r>
-      <w:r>
-        <w:t xml:space="preserve"> </w:t>
-      </w:r>
-      <w:r>
-        <w:t xml:space="preserve">(2009, 2010; see also Kelly et al. 2014)</w:t>
-      </w:r>
-      <w:r>
-        <w:t xml:space="preserve">.</w:t>
+        <w:t>prcomp</w:t>
+      </w:r>
+      <w:r>
+        <w:t xml:space="preserve"> function in the stats package in R (R </w:t>
+      </w:r>
+      <w:r>
+        <w:lastRenderedPageBreak/>
+        <w:t>Core Team 2025). The first PC accounted for 60.8% of the variation. I also standardised female body mass relative to body size using the scaled mass index procedure of Peig and Green (2009, 2010; see also Kelly et al. 2014).</w:t>
       </w:r>
     </w:p>
     <w:p>
@@ -495,227 +346,3306 @@
         <w:pStyle w:val="BodyText"/>
       </w:pPr>
       <w:r>
-        <w:t xml:space="preserve">I tested the prediction that egg number and egg size trade off within females using a Bayesian multivariate linear mixed-effects model (</w:t>
+        <w:t xml:space="preserve">I tested whether egg number and egg size changed across successive broods by fitting a multivariate Bayesian mixed-effects model including clutch order (first vs. second clutch) as a fixed effect for both traits. Egg size was modelled using a Gaussian distribution with an identity link, whereas egg number was modelled using a Poisson distribution with a log link. For female </w:t>
       </w:r>
       <w:r>
         <w:rPr>
           <w:i/>
           <w:iCs/>
         </w:rPr>
-        <w:t xml:space="preserve">brms</w:t>
-      </w:r>
-      <w:r>
-        <w:t xml:space="preserve"> </w:t>
-      </w:r>
-      <w:r>
-        <w:t xml:space="preserve">package,</w:t>
-      </w:r>
-      <w:r>
-        <w:t xml:space="preserve"> </w:t>
-      </w:r>
-      <w:r>
-        <w:t xml:space="preserve">Bürkner (2017)</w:t>
-      </w:r>
-      <w:r>
-        <w:t xml:space="preserve">). Egg number and egg perimeter were entered as scaled response variables, and</w:t>
-      </w:r>
-      <w:r>
-        <w:t xml:space="preserve"> </w:t>
+        <w:t>i</w:t>
+      </w:r>
+      <w:r>
+        <w:t xml:space="preserve"> and brood </w:t>
       </w:r>
       <w:r>
         <w:rPr>
           <w:i/>
           <w:iCs/>
         </w:rPr>
-        <w:t xml:space="preserve">res_cor</w:t>
-      </w:r>
-      <w:r>
-        <w:t xml:space="preserve"> </w:t>
-      </w:r>
-      <w:r>
-        <w:t xml:space="preserve">was set to TRUE to estimate the within-individual (residual) correlation (</w:t>
+        <w:t>j</w:t>
+      </w:r>
+      <w:r>
+        <w:t>, the model was specified as:</w:t>
+      </w:r>
+    </w:p>
+    <w:p>
+      <w:pPr>
+        <w:pStyle w:val="Heading2"/>
+      </w:pPr>
+      <w:bookmarkStart w:id="4" w:name="multivariate-brood-order-model"/>
+      <w:bookmarkEnd w:id="3"/>
+      <w:r>
+        <w:t>Multivariate Brood-Order Model</w:t>
+      </w:r>
+    </w:p>
+    <w:p>
+      <w:pPr>
+        <w:pStyle w:val="FirstParagraph"/>
+      </w:pPr>
+      <w:r>
+        <w:t xml:space="preserve">For female </w:t>
+      </w:r>
+      <m:oMath>
+        <m:r>
+          <w:rPr>
+            <w:rFonts w:ascii="Cambria Math" w:hAnsi="Cambria Math"/>
+          </w:rPr>
+          <m:t>i</m:t>
+        </m:r>
+      </m:oMath>
+      <w:r>
+        <w:t xml:space="preserve"> and brood </w:t>
+      </w:r>
+      <m:oMath>
+        <m:r>
+          <w:rPr>
+            <w:rFonts w:ascii="Cambria Math" w:hAnsi="Cambria Math"/>
+          </w:rPr>
+          <m:t>j</m:t>
+        </m:r>
+      </m:oMath>
+      <w:r>
+        <w:t>, mean egg size and egg number were modelled jointly as:</w:t>
+      </w:r>
+    </w:p>
+    <w:p>
+      <w:pPr>
+        <w:pStyle w:val="BodyText"/>
+      </w:pPr>
+      <m:oMathPara>
+        <m:oMathParaPr>
+          <m:jc m:val="center"/>
+        </m:oMathParaPr>
+        <m:oMath>
+          <m:m>
+            <m:mPr>
+              <m:plcHide m:val="1"/>
+              <m:mcs>
+                <m:mc>
+                  <m:mcPr>
+                    <m:count m:val="1"/>
+                    <m:mcJc m:val="right"/>
+                  </m:mcPr>
+                </m:mc>
+                <m:mc>
+                  <m:mcPr>
+                    <m:count m:val="1"/>
+                    <m:mcJc m:val="left"/>
+                  </m:mcPr>
+                </m:mc>
+              </m:mcs>
+              <m:ctrlPr>
+                <w:rPr>
+                  <w:rFonts w:ascii="Cambria Math" w:hAnsi="Cambria Math"/>
+                </w:rPr>
+              </m:ctrlPr>
+            </m:mPr>
+            <m:mr>
+              <m:e>
+                <m:sSub>
+                  <m:sSubPr>
+                    <m:ctrlPr>
+                      <w:rPr>
+                        <w:rFonts w:ascii="Cambria Math" w:hAnsi="Cambria Math"/>
+                      </w:rPr>
+                    </m:ctrlPr>
+                  </m:sSubPr>
+                  <m:e>
+                    <m:r>
+                      <m:rPr>
+                        <m:nor/>
+                      </m:rPr>
+                      <m:t>MeanEggSize</m:t>
+                    </m:r>
+                  </m:e>
+                  <m:sub>
+                    <m:r>
+                      <w:rPr>
+                        <w:rFonts w:ascii="Cambria Math" w:hAnsi="Cambria Math"/>
+                      </w:rPr>
+                      <m:t>ij</m:t>
+                    </m:r>
+                  </m:sub>
+                </m:sSub>
+              </m:e>
+              <m:e>
+                <m:r>
+                  <m:rPr>
+                    <m:sty m:val="p"/>
+                  </m:rPr>
+                  <w:rPr>
+                    <w:rFonts w:ascii="Cambria Math" w:hAnsi="Cambria Math"/>
+                  </w:rPr>
+                  <m:t>∼</m:t>
+                </m:r>
+                <m:r>
+                  <m:rPr>
+                    <m:scr m:val="script"/>
+                    <m:sty m:val="p"/>
+                  </m:rPr>
+                  <w:rPr>
+                    <w:rFonts w:ascii="Cambria Math" w:hAnsi="Cambria Math"/>
+                  </w:rPr>
+                  <m:t>N</m:t>
+                </m:r>
+                <m:d>
+                  <m:dPr>
+                    <m:ctrlPr>
+                      <w:rPr>
+                        <w:rFonts w:ascii="Cambria Math" w:hAnsi="Cambria Math"/>
+                      </w:rPr>
+                    </m:ctrlPr>
+                  </m:dPr>
+                  <m:e>
+                    <m:sSub>
+                      <m:sSubPr>
+                        <m:ctrlPr>
+                          <w:rPr>
+                            <w:rFonts w:ascii="Cambria Math" w:hAnsi="Cambria Math"/>
+                          </w:rPr>
+                        </m:ctrlPr>
+                      </m:sSubPr>
+                      <m:e>
+                        <m:r>
+                          <w:rPr>
+                            <w:rFonts w:ascii="Cambria Math" w:hAnsi="Cambria Math"/>
+                          </w:rPr>
+                          <m:t>μ</m:t>
+                        </m:r>
+                      </m:e>
+                      <m:sub>
+                        <m:r>
+                          <w:rPr>
+                            <w:rFonts w:ascii="Cambria Math" w:hAnsi="Cambria Math"/>
+                          </w:rPr>
+                          <m:t>1</m:t>
+                        </m:r>
+                        <m:r>
+                          <m:rPr>
+                            <m:sty m:val="p"/>
+                          </m:rPr>
+                          <w:rPr>
+                            <w:rFonts w:ascii="Cambria Math" w:hAnsi="Cambria Math"/>
+                          </w:rPr>
+                          <m:t>,</m:t>
+                        </m:r>
+                        <m:r>
+                          <w:rPr>
+                            <w:rFonts w:ascii="Cambria Math" w:hAnsi="Cambria Math"/>
+                          </w:rPr>
+                          <m:t>ij</m:t>
+                        </m:r>
+                      </m:sub>
+                    </m:sSub>
+                    <m:r>
+                      <m:rPr>
+                        <m:sty m:val="p"/>
+                      </m:rPr>
+                      <w:rPr>
+                        <w:rFonts w:ascii="Cambria Math" w:hAnsi="Cambria Math"/>
+                      </w:rPr>
+                      <m:t>,</m:t>
+                    </m:r>
+                    <m:sSubSup>
+                      <m:sSubSupPr>
+                        <m:ctrlPr>
+                          <w:rPr>
+                            <w:rFonts w:ascii="Cambria Math" w:hAnsi="Cambria Math"/>
+                          </w:rPr>
+                        </m:ctrlPr>
+                      </m:sSubSupPr>
+                      <m:e>
+                        <m:r>
+                          <w:rPr>
+                            <w:rFonts w:ascii="Cambria Math" w:hAnsi="Cambria Math"/>
+                          </w:rPr>
+                          <m:t>σ</m:t>
+                        </m:r>
+                      </m:e>
+                      <m:sub>
+                        <m:r>
+                          <w:rPr>
+                            <w:rFonts w:ascii="Cambria Math" w:hAnsi="Cambria Math"/>
+                          </w:rPr>
+                          <m:t>1</m:t>
+                        </m:r>
+                      </m:sub>
+                      <m:sup>
+                        <m:r>
+                          <w:rPr>
+                            <w:rFonts w:ascii="Cambria Math" w:hAnsi="Cambria Math"/>
+                          </w:rPr>
+                          <m:t>2</m:t>
+                        </m:r>
+                      </m:sup>
+                    </m:sSubSup>
+                  </m:e>
+                </m:d>
+              </m:e>
+            </m:mr>
+            <m:mr>
+              <m:e>
+                <m:sSub>
+                  <m:sSubPr>
+                    <m:ctrlPr>
+                      <w:rPr>
+                        <w:rFonts w:ascii="Cambria Math" w:hAnsi="Cambria Math"/>
+                      </w:rPr>
+                    </m:ctrlPr>
+                  </m:sSubPr>
+                  <m:e>
+                    <m:r>
+                      <w:rPr>
+                        <w:rFonts w:ascii="Cambria Math" w:hAnsi="Cambria Math"/>
+                      </w:rPr>
+                      <m:t>μ</m:t>
+                    </m:r>
+                  </m:e>
+                  <m:sub>
+                    <m:r>
+                      <w:rPr>
+                        <w:rFonts w:ascii="Cambria Math" w:hAnsi="Cambria Math"/>
+                      </w:rPr>
+                      <m:t>1</m:t>
+                    </m:r>
+                    <m:r>
+                      <m:rPr>
+                        <m:sty m:val="p"/>
+                      </m:rPr>
+                      <w:rPr>
+                        <w:rFonts w:ascii="Cambria Math" w:hAnsi="Cambria Math"/>
+                      </w:rPr>
+                      <m:t>,</m:t>
+                    </m:r>
+                    <m:r>
+                      <w:rPr>
+                        <w:rFonts w:ascii="Cambria Math" w:hAnsi="Cambria Math"/>
+                      </w:rPr>
+                      <m:t>ij</m:t>
+                    </m:r>
+                  </m:sub>
+                </m:sSub>
+              </m:e>
+              <m:e>
+                <m:r>
+                  <m:rPr>
+                    <m:sty m:val="p"/>
+                  </m:rPr>
+                  <w:rPr>
+                    <w:rFonts w:ascii="Cambria Math" w:hAnsi="Cambria Math"/>
+                  </w:rPr>
+                  <m:t>=</m:t>
+                </m:r>
+                <m:sSub>
+                  <m:sSubPr>
+                    <m:ctrlPr>
+                      <w:rPr>
+                        <w:rFonts w:ascii="Cambria Math" w:hAnsi="Cambria Math"/>
+                      </w:rPr>
+                    </m:ctrlPr>
+                  </m:sSubPr>
+                  <m:e>
+                    <m:r>
+                      <w:rPr>
+                        <w:rFonts w:ascii="Cambria Math" w:hAnsi="Cambria Math"/>
+                      </w:rPr>
+                      <m:t>β</m:t>
+                    </m:r>
+                  </m:e>
+                  <m:sub>
+                    <m:r>
+                      <w:rPr>
+                        <w:rFonts w:ascii="Cambria Math" w:hAnsi="Cambria Math"/>
+                      </w:rPr>
+                      <m:t>1</m:t>
+                    </m:r>
+                    <m:r>
+                      <m:rPr>
+                        <m:sty m:val="p"/>
+                      </m:rPr>
+                      <w:rPr>
+                        <w:rFonts w:ascii="Cambria Math" w:hAnsi="Cambria Math"/>
+                      </w:rPr>
+                      <m:t>,</m:t>
+                    </m:r>
+                    <m:r>
+                      <w:rPr>
+                        <w:rFonts w:ascii="Cambria Math" w:hAnsi="Cambria Math"/>
+                      </w:rPr>
+                      <m:t>0</m:t>
+                    </m:r>
+                  </m:sub>
+                </m:sSub>
+                <m:r>
+                  <m:rPr>
+                    <m:sty m:val="p"/>
+                  </m:rPr>
+                  <w:rPr>
+                    <w:rFonts w:ascii="Cambria Math" w:hAnsi="Cambria Math"/>
+                  </w:rPr>
+                  <m:t>+</m:t>
+                </m:r>
+                <m:sSub>
+                  <m:sSubPr>
+                    <m:ctrlPr>
+                      <w:rPr>
+                        <w:rFonts w:ascii="Cambria Math" w:hAnsi="Cambria Math"/>
+                      </w:rPr>
+                    </m:ctrlPr>
+                  </m:sSubPr>
+                  <m:e>
+                    <m:r>
+                      <w:rPr>
+                        <w:rFonts w:ascii="Cambria Math" w:hAnsi="Cambria Math"/>
+                      </w:rPr>
+                      <m:t>β</m:t>
+                    </m:r>
+                  </m:e>
+                  <m:sub>
+                    <m:r>
+                      <w:rPr>
+                        <w:rFonts w:ascii="Cambria Math" w:hAnsi="Cambria Math"/>
+                      </w:rPr>
+                      <m:t>1</m:t>
+                    </m:r>
+                    <m:r>
+                      <m:rPr>
+                        <m:sty m:val="p"/>
+                      </m:rPr>
+                      <w:rPr>
+                        <w:rFonts w:ascii="Cambria Math" w:hAnsi="Cambria Math"/>
+                      </w:rPr>
+                      <m:t>,</m:t>
+                    </m:r>
+                    <m:r>
+                      <m:rPr>
+                        <m:nor/>
+                      </m:rPr>
+                      <m:t>brood</m:t>
+                    </m:r>
+                  </m:sub>
+                </m:sSub>
+                <m:r>
+                  <w:rPr>
+                    <w:rFonts w:ascii="Cambria Math" w:hAnsi="Cambria Math"/>
+                  </w:rPr>
+                  <m:t> </m:t>
+                </m:r>
+                <m:sSub>
+                  <m:sSubPr>
+                    <m:ctrlPr>
+                      <w:rPr>
+                        <w:rFonts w:ascii="Cambria Math" w:hAnsi="Cambria Math"/>
+                      </w:rPr>
+                    </m:ctrlPr>
+                  </m:sSubPr>
+                  <m:e>
+                    <m:r>
+                      <m:rPr>
+                        <m:nor/>
+                      </m:rPr>
+                      <m:t>Brood</m:t>
+                    </m:r>
+                  </m:e>
+                  <m:sub>
+                    <m:r>
+                      <w:rPr>
+                        <w:rFonts w:ascii="Cambria Math" w:hAnsi="Cambria Math"/>
+                      </w:rPr>
+                      <m:t>ij</m:t>
+                    </m:r>
+                  </m:sub>
+                </m:sSub>
+                <m:r>
+                  <m:rPr>
+                    <m:sty m:val="p"/>
+                  </m:rPr>
+                  <w:rPr>
+                    <w:rFonts w:ascii="Cambria Math" w:hAnsi="Cambria Math"/>
+                  </w:rPr>
+                  <m:t>+</m:t>
+                </m:r>
+                <m:sSub>
+                  <m:sSubPr>
+                    <m:ctrlPr>
+                      <w:rPr>
+                        <w:rFonts w:ascii="Cambria Math" w:hAnsi="Cambria Math"/>
+                      </w:rPr>
+                    </m:ctrlPr>
+                  </m:sSubPr>
+                  <m:e>
+                    <m:r>
+                      <w:rPr>
+                        <w:rFonts w:ascii="Cambria Math" w:hAnsi="Cambria Math"/>
+                      </w:rPr>
+                      <m:t>b</m:t>
+                    </m:r>
+                  </m:e>
+                  <m:sub>
+                    <m:r>
+                      <w:rPr>
+                        <w:rFonts w:ascii="Cambria Math" w:hAnsi="Cambria Math"/>
+                      </w:rPr>
+                      <m:t>1</m:t>
+                    </m:r>
+                    <m:r>
+                      <m:rPr>
+                        <m:sty m:val="p"/>
+                      </m:rPr>
+                      <w:rPr>
+                        <w:rFonts w:ascii="Cambria Math" w:hAnsi="Cambria Math"/>
+                      </w:rPr>
+                      <m:t>,</m:t>
+                    </m:r>
+                    <m:r>
+                      <w:rPr>
+                        <w:rFonts w:ascii="Cambria Math" w:hAnsi="Cambria Math"/>
+                      </w:rPr>
+                      <m:t>i</m:t>
+                    </m:r>
+                  </m:sub>
+                </m:sSub>
+              </m:e>
+            </m:mr>
+            <m:mr>
+              <m:e/>
+              <m:e/>
+            </m:mr>
+            <m:mr>
+              <m:e>
+                <m:sSub>
+                  <m:sSubPr>
+                    <m:ctrlPr>
+                      <w:rPr>
+                        <w:rFonts w:ascii="Cambria Math" w:hAnsi="Cambria Math"/>
+                      </w:rPr>
+                    </m:ctrlPr>
+                  </m:sSubPr>
+                  <m:e>
+                    <m:r>
+                      <m:rPr>
+                        <m:nor/>
+                      </m:rPr>
+                      <m:t>EggNumber</m:t>
+                    </m:r>
+                  </m:e>
+                  <m:sub>
+                    <m:r>
+                      <w:rPr>
+                        <w:rFonts w:ascii="Cambria Math" w:hAnsi="Cambria Math"/>
+                      </w:rPr>
+                      <m:t>ij</m:t>
+                    </m:r>
+                  </m:sub>
+                </m:sSub>
+              </m:e>
+              <m:e>
+                <m:r>
+                  <m:rPr>
+                    <m:sty m:val="p"/>
+                  </m:rPr>
+                  <w:rPr>
+                    <w:rFonts w:ascii="Cambria Math" w:hAnsi="Cambria Math"/>
+                  </w:rPr>
+                  <m:t>∼</m:t>
+                </m:r>
+                <m:r>
+                  <m:rPr>
+                    <m:nor/>
+                  </m:rPr>
+                  <m:t>Poisson</m:t>
+                </m:r>
+                <m:d>
+                  <m:dPr>
+                    <m:ctrlPr>
+                      <w:rPr>
+                        <w:rFonts w:ascii="Cambria Math" w:hAnsi="Cambria Math"/>
+                      </w:rPr>
+                    </m:ctrlPr>
+                  </m:dPr>
+                  <m:e>
+                    <m:sSub>
+                      <m:sSubPr>
+                        <m:ctrlPr>
+                          <w:rPr>
+                            <w:rFonts w:ascii="Cambria Math" w:hAnsi="Cambria Math"/>
+                          </w:rPr>
+                        </m:ctrlPr>
+                      </m:sSubPr>
+                      <m:e>
+                        <m:r>
+                          <w:rPr>
+                            <w:rFonts w:ascii="Cambria Math" w:hAnsi="Cambria Math"/>
+                          </w:rPr>
+                          <m:t>λ</m:t>
+                        </m:r>
+                      </m:e>
+                      <m:sub>
+                        <m:r>
+                          <w:rPr>
+                            <w:rFonts w:ascii="Cambria Math" w:hAnsi="Cambria Math"/>
+                          </w:rPr>
+                          <m:t>ij</m:t>
+                        </m:r>
+                      </m:sub>
+                    </m:sSub>
+                  </m:e>
+                </m:d>
+              </m:e>
+            </m:mr>
+            <m:mr>
+              <m:e>
+                <m:r>
+                  <m:rPr>
+                    <m:sty m:val="p"/>
+                  </m:rPr>
+                  <w:rPr>
+                    <w:rFonts w:ascii="Cambria Math" w:hAnsi="Cambria Math"/>
+                  </w:rPr>
+                  <m:t>log</m:t>
+                </m:r>
+                <m:d>
+                  <m:dPr>
+                    <m:ctrlPr>
+                      <w:rPr>
+                        <w:rFonts w:ascii="Cambria Math" w:hAnsi="Cambria Math"/>
+                      </w:rPr>
+                    </m:ctrlPr>
+                  </m:dPr>
+                  <m:e>
+                    <m:sSub>
+                      <m:sSubPr>
+                        <m:ctrlPr>
+                          <w:rPr>
+                            <w:rFonts w:ascii="Cambria Math" w:hAnsi="Cambria Math"/>
+                          </w:rPr>
+                        </m:ctrlPr>
+                      </m:sSubPr>
+                      <m:e>
+                        <m:r>
+                          <w:rPr>
+                            <w:rFonts w:ascii="Cambria Math" w:hAnsi="Cambria Math"/>
+                          </w:rPr>
+                          <m:t>λ</m:t>
+                        </m:r>
+                      </m:e>
+                      <m:sub>
+                        <m:r>
+                          <w:rPr>
+                            <w:rFonts w:ascii="Cambria Math" w:hAnsi="Cambria Math"/>
+                          </w:rPr>
+                          <m:t>ij</m:t>
+                        </m:r>
+                      </m:sub>
+                    </m:sSub>
+                  </m:e>
+                </m:d>
+              </m:e>
+              <m:e>
+                <m:r>
+                  <m:rPr>
+                    <m:sty m:val="p"/>
+                  </m:rPr>
+                  <w:rPr>
+                    <w:rFonts w:ascii="Cambria Math" w:hAnsi="Cambria Math"/>
+                  </w:rPr>
+                  <m:t>=</m:t>
+                </m:r>
+                <m:sSub>
+                  <m:sSubPr>
+                    <m:ctrlPr>
+                      <w:rPr>
+                        <w:rFonts w:ascii="Cambria Math" w:hAnsi="Cambria Math"/>
+                      </w:rPr>
+                    </m:ctrlPr>
+                  </m:sSubPr>
+                  <m:e>
+                    <m:r>
+                      <w:rPr>
+                        <w:rFonts w:ascii="Cambria Math" w:hAnsi="Cambria Math"/>
+                      </w:rPr>
+                      <m:t>β</m:t>
+                    </m:r>
+                  </m:e>
+                  <m:sub>
+                    <m:r>
+                      <w:rPr>
+                        <w:rFonts w:ascii="Cambria Math" w:hAnsi="Cambria Math"/>
+                      </w:rPr>
+                      <m:t>2</m:t>
+                    </m:r>
+                    <m:r>
+                      <m:rPr>
+                        <m:sty m:val="p"/>
+                      </m:rPr>
+                      <w:rPr>
+                        <w:rFonts w:ascii="Cambria Math" w:hAnsi="Cambria Math"/>
+                      </w:rPr>
+                      <m:t>,</m:t>
+                    </m:r>
+                    <m:r>
+                      <w:rPr>
+                        <w:rFonts w:ascii="Cambria Math" w:hAnsi="Cambria Math"/>
+                      </w:rPr>
+                      <m:t>0</m:t>
+                    </m:r>
+                  </m:sub>
+                </m:sSub>
+                <m:r>
+                  <m:rPr>
+                    <m:sty m:val="p"/>
+                  </m:rPr>
+                  <w:rPr>
+                    <w:rFonts w:ascii="Cambria Math" w:hAnsi="Cambria Math"/>
+                  </w:rPr>
+                  <m:t>+</m:t>
+                </m:r>
+                <m:sSub>
+                  <m:sSubPr>
+                    <m:ctrlPr>
+                      <w:rPr>
+                        <w:rFonts w:ascii="Cambria Math" w:hAnsi="Cambria Math"/>
+                      </w:rPr>
+                    </m:ctrlPr>
+                  </m:sSubPr>
+                  <m:e>
+                    <m:r>
+                      <w:rPr>
+                        <w:rFonts w:ascii="Cambria Math" w:hAnsi="Cambria Math"/>
+                      </w:rPr>
+                      <m:t>β</m:t>
+                    </m:r>
+                  </m:e>
+                  <m:sub>
+                    <m:r>
+                      <w:rPr>
+                        <w:rFonts w:ascii="Cambria Math" w:hAnsi="Cambria Math"/>
+                      </w:rPr>
+                      <m:t>2</m:t>
+                    </m:r>
+                    <m:r>
+                      <m:rPr>
+                        <m:sty m:val="p"/>
+                      </m:rPr>
+                      <w:rPr>
+                        <w:rFonts w:ascii="Cambria Math" w:hAnsi="Cambria Math"/>
+                      </w:rPr>
+                      <m:t>,</m:t>
+                    </m:r>
+                    <m:r>
+                      <m:rPr>
+                        <m:nor/>
+                      </m:rPr>
+                      <m:t>brood</m:t>
+                    </m:r>
+                  </m:sub>
+                </m:sSub>
+                <m:r>
+                  <w:rPr>
+                    <w:rFonts w:ascii="Cambria Math" w:hAnsi="Cambria Math"/>
+                  </w:rPr>
+                  <m:t> </m:t>
+                </m:r>
+                <m:sSub>
+                  <m:sSubPr>
+                    <m:ctrlPr>
+                      <w:rPr>
+                        <w:rFonts w:ascii="Cambria Math" w:hAnsi="Cambria Math"/>
+                      </w:rPr>
+                    </m:ctrlPr>
+                  </m:sSubPr>
+                  <m:e>
+                    <m:r>
+                      <m:rPr>
+                        <m:nor/>
+                      </m:rPr>
+                      <m:t>Brood</m:t>
+                    </m:r>
+                  </m:e>
+                  <m:sub>
+                    <m:r>
+                      <w:rPr>
+                        <w:rFonts w:ascii="Cambria Math" w:hAnsi="Cambria Math"/>
+                      </w:rPr>
+                      <m:t>ij</m:t>
+                    </m:r>
+                  </m:sub>
+                </m:sSub>
+                <m:r>
+                  <m:rPr>
+                    <m:sty m:val="p"/>
+                  </m:rPr>
+                  <w:rPr>
+                    <w:rFonts w:ascii="Cambria Math" w:hAnsi="Cambria Math"/>
+                  </w:rPr>
+                  <m:t>+</m:t>
+                </m:r>
+                <m:sSub>
+                  <m:sSubPr>
+                    <m:ctrlPr>
+                      <w:rPr>
+                        <w:rFonts w:ascii="Cambria Math" w:hAnsi="Cambria Math"/>
+                      </w:rPr>
+                    </m:ctrlPr>
+                  </m:sSubPr>
+                  <m:e>
+                    <m:r>
+                      <w:rPr>
+                        <w:rFonts w:ascii="Cambria Math" w:hAnsi="Cambria Math"/>
+                      </w:rPr>
+                      <m:t>b</m:t>
+                    </m:r>
+                  </m:e>
+                  <m:sub>
+                    <m:r>
+                      <w:rPr>
+                        <w:rFonts w:ascii="Cambria Math" w:hAnsi="Cambria Math"/>
+                      </w:rPr>
+                      <m:t>2</m:t>
+                    </m:r>
+                    <m:r>
+                      <m:rPr>
+                        <m:sty m:val="p"/>
+                      </m:rPr>
+                      <w:rPr>
+                        <w:rFonts w:ascii="Cambria Math" w:hAnsi="Cambria Math"/>
+                      </w:rPr>
+                      <m:t>,</m:t>
+                    </m:r>
+                    <m:r>
+                      <w:rPr>
+                        <w:rFonts w:ascii="Cambria Math" w:hAnsi="Cambria Math"/>
+                      </w:rPr>
+                      <m:t>i</m:t>
+                    </m:r>
+                  </m:sub>
+                </m:sSub>
+              </m:e>
+            </m:mr>
+            <m:mr>
+              <m:e/>
+              <m:e/>
+            </m:mr>
+            <m:mr>
+              <m:e>
+                <m:d>
+                  <m:dPr>
+                    <m:ctrlPr>
+                      <w:rPr>
+                        <w:rFonts w:ascii="Cambria Math" w:hAnsi="Cambria Math"/>
+                      </w:rPr>
+                    </m:ctrlPr>
+                  </m:dPr>
+                  <m:e>
+                    <m:m>
+                      <m:mPr>
+                        <m:plcHide m:val="1"/>
+                        <m:mcs>
+                          <m:mc>
+                            <m:mcPr>
+                              <m:count m:val="1"/>
+                              <m:mcJc m:val="center"/>
+                            </m:mcPr>
+                          </m:mc>
+                        </m:mcs>
+                        <m:ctrlPr>
+                          <w:rPr>
+                            <w:rFonts w:ascii="Cambria Math" w:hAnsi="Cambria Math"/>
+                          </w:rPr>
+                        </m:ctrlPr>
+                      </m:mPr>
+                      <m:mr>
+                        <m:e>
+                          <m:sSub>
+                            <m:sSubPr>
+                              <m:ctrlPr>
+                                <w:rPr>
+                                  <w:rFonts w:ascii="Cambria Math" w:hAnsi="Cambria Math"/>
+                                </w:rPr>
+                              </m:ctrlPr>
+                            </m:sSubPr>
+                            <m:e>
+                              <m:r>
+                                <w:rPr>
+                                  <w:rFonts w:ascii="Cambria Math" w:hAnsi="Cambria Math"/>
+                                </w:rPr>
+                                <m:t>b</m:t>
+                              </m:r>
+                            </m:e>
+                            <m:sub>
+                              <m:r>
+                                <w:rPr>
+                                  <w:rFonts w:ascii="Cambria Math" w:hAnsi="Cambria Math"/>
+                                </w:rPr>
+                                <m:t>1</m:t>
+                              </m:r>
+                              <m:r>
+                                <m:rPr>
+                                  <m:sty m:val="p"/>
+                                </m:rPr>
+                                <w:rPr>
+                                  <w:rFonts w:ascii="Cambria Math" w:hAnsi="Cambria Math"/>
+                                </w:rPr>
+                                <m:t>,</m:t>
+                              </m:r>
+                              <m:r>
+                                <w:rPr>
+                                  <w:rFonts w:ascii="Cambria Math" w:hAnsi="Cambria Math"/>
+                                </w:rPr>
+                                <m:t>i</m:t>
+                              </m:r>
+                            </m:sub>
+                          </m:sSub>
+                        </m:e>
+                      </m:mr>
+                      <m:mr>
+                        <m:e>
+                          <m:sSub>
+                            <m:sSubPr>
+                              <m:ctrlPr>
+                                <w:rPr>
+                                  <w:rFonts w:ascii="Cambria Math" w:hAnsi="Cambria Math"/>
+                                </w:rPr>
+                              </m:ctrlPr>
+                            </m:sSubPr>
+                            <m:e>
+                              <m:r>
+                                <w:rPr>
+                                  <w:rFonts w:ascii="Cambria Math" w:hAnsi="Cambria Math"/>
+                                </w:rPr>
+                                <m:t>b</m:t>
+                              </m:r>
+                            </m:e>
+                            <m:sub>
+                              <m:r>
+                                <w:rPr>
+                                  <w:rFonts w:ascii="Cambria Math" w:hAnsi="Cambria Math"/>
+                                </w:rPr>
+                                <m:t>2</m:t>
+                              </m:r>
+                              <m:r>
+                                <m:rPr>
+                                  <m:sty m:val="p"/>
+                                </m:rPr>
+                                <w:rPr>
+                                  <w:rFonts w:ascii="Cambria Math" w:hAnsi="Cambria Math"/>
+                                </w:rPr>
+                                <m:t>,</m:t>
+                              </m:r>
+                              <m:r>
+                                <w:rPr>
+                                  <w:rFonts w:ascii="Cambria Math" w:hAnsi="Cambria Math"/>
+                                </w:rPr>
+                                <m:t>i</m:t>
+                              </m:r>
+                            </m:sub>
+                          </m:sSub>
+                        </m:e>
+                      </m:mr>
+                    </m:m>
+                  </m:e>
+                </m:d>
+              </m:e>
+              <m:e>
+                <m:r>
+                  <m:rPr>
+                    <m:sty m:val="p"/>
+                  </m:rPr>
+                  <w:rPr>
+                    <w:rFonts w:ascii="Cambria Math" w:hAnsi="Cambria Math"/>
+                  </w:rPr>
+                  <m:t>∼</m:t>
+                </m:r>
+                <m:r>
+                  <m:rPr>
+                    <m:scr m:val="script"/>
+                    <m:sty m:val="p"/>
+                  </m:rPr>
+                  <w:rPr>
+                    <w:rFonts w:ascii="Cambria Math" w:hAnsi="Cambria Math"/>
+                  </w:rPr>
+                  <m:t>N</m:t>
+                </m:r>
+                <m:d>
+                  <m:dPr>
+                    <m:ctrlPr>
+                      <w:rPr>
+                        <w:rFonts w:ascii="Cambria Math" w:hAnsi="Cambria Math"/>
+                      </w:rPr>
+                    </m:ctrlPr>
+                  </m:dPr>
+                  <m:e>
+                    <m:d>
+                      <m:dPr>
+                        <m:ctrlPr>
+                          <w:rPr>
+                            <w:rFonts w:ascii="Cambria Math" w:hAnsi="Cambria Math"/>
+                          </w:rPr>
+                        </m:ctrlPr>
+                      </m:dPr>
+                      <m:e>
+                        <m:m>
+                          <m:mPr>
+                            <m:plcHide m:val="1"/>
+                            <m:mcs>
+                              <m:mc>
+                                <m:mcPr>
+                                  <m:count m:val="1"/>
+                                  <m:mcJc m:val="center"/>
+                                </m:mcPr>
+                              </m:mc>
+                            </m:mcs>
+                            <m:ctrlPr>
+                              <w:rPr>
+                                <w:rFonts w:ascii="Cambria Math" w:hAnsi="Cambria Math"/>
+                              </w:rPr>
+                            </m:ctrlPr>
+                          </m:mPr>
+                          <m:mr>
+                            <m:e>
+                              <m:r>
+                                <w:rPr>
+                                  <w:rFonts w:ascii="Cambria Math" w:hAnsi="Cambria Math"/>
+                                </w:rPr>
+                                <m:t>0</m:t>
+                              </m:r>
+                            </m:e>
+                          </m:mr>
+                          <m:mr>
+                            <m:e>
+                              <m:r>
+                                <w:rPr>
+                                  <w:rFonts w:ascii="Cambria Math" w:hAnsi="Cambria Math"/>
+                                </w:rPr>
+                                <m:t>0</m:t>
+                              </m:r>
+                            </m:e>
+                          </m:mr>
+                        </m:m>
+                      </m:e>
+                    </m:d>
+                    <m:r>
+                      <m:rPr>
+                        <m:sty m:val="p"/>
+                      </m:rPr>
+                      <w:rPr>
+                        <w:rFonts w:ascii="Cambria Math" w:hAnsi="Cambria Math"/>
+                      </w:rPr>
+                      <m:t>,</m:t>
+                    </m:r>
+                    <m:sSub>
+                      <m:sSubPr>
+                        <m:ctrlPr>
+                          <w:rPr>
+                            <w:rFonts w:ascii="Cambria Math" w:hAnsi="Cambria Math"/>
+                          </w:rPr>
+                        </m:ctrlPr>
+                      </m:sSubPr>
+                      <m:e>
+                        <m:r>
+                          <w:rPr>
+                            <w:rFonts w:ascii="Cambria Math" w:hAnsi="Cambria Math"/>
+                          </w:rPr>
+                          <m:t>Σ</m:t>
+                        </m:r>
+                      </m:e>
+                      <m:sub>
+                        <m:r>
+                          <w:rPr>
+                            <w:rFonts w:ascii="Cambria Math" w:hAnsi="Cambria Math"/>
+                          </w:rPr>
+                          <m:t>b</m:t>
+                        </m:r>
+                      </m:sub>
+                    </m:sSub>
+                  </m:e>
+                </m:d>
+              </m:e>
+            </m:mr>
+          </m:m>
+        </m:oMath>
+      </m:oMathPara>
+    </w:p>
+    <w:p>
+      <w:pPr>
+        <w:pStyle w:val="FirstParagraph"/>
+      </w:pPr>
+      <w:r>
+        <w:t xml:space="preserve">where </w:t>
+      </w:r>
+      <m:oMath>
+        <m:sSub>
+          <m:sSubPr>
+            <m:ctrlPr>
+              <w:rPr>
+                <w:rFonts w:ascii="Cambria Math" w:hAnsi="Cambria Math"/>
+              </w:rPr>
+            </m:ctrlPr>
+          </m:sSubPr>
+          <m:e>
+            <m:r>
+              <w:rPr>
+                <w:rFonts w:ascii="Cambria Math" w:hAnsi="Cambria Math"/>
+              </w:rPr>
+              <m:t>b</m:t>
+            </m:r>
+          </m:e>
+          <m:sub>
+            <m:r>
+              <w:rPr>
+                <w:rFonts w:ascii="Cambria Math" w:hAnsi="Cambria Math"/>
+              </w:rPr>
+              <m:t>1</m:t>
+            </m:r>
+            <m:r>
+              <m:rPr>
+                <m:sty m:val="p"/>
+              </m:rPr>
+              <w:rPr>
+                <w:rFonts w:ascii="Cambria Math" w:hAnsi="Cambria Math"/>
+              </w:rPr>
+              <m:t>,</m:t>
+            </m:r>
+            <m:r>
+              <w:rPr>
+                <w:rFonts w:ascii="Cambria Math" w:hAnsi="Cambria Math"/>
+              </w:rPr>
+              <m:t>i</m:t>
+            </m:r>
+          </m:sub>
+        </m:sSub>
+      </m:oMath>
+      <w:r>
+        <w:t xml:space="preserve"> and </w:t>
+      </w:r>
+      <m:oMath>
+        <m:sSub>
+          <m:sSubPr>
+            <m:ctrlPr>
+              <w:rPr>
+                <w:rFonts w:ascii="Cambria Math" w:hAnsi="Cambria Math"/>
+              </w:rPr>
+            </m:ctrlPr>
+          </m:sSubPr>
+          <m:e>
+            <m:r>
+              <w:rPr>
+                <w:rFonts w:ascii="Cambria Math" w:hAnsi="Cambria Math"/>
+              </w:rPr>
+              <m:t>b</m:t>
+            </m:r>
+          </m:e>
+          <m:sub>
+            <m:r>
+              <w:rPr>
+                <w:rFonts w:ascii="Cambria Math" w:hAnsi="Cambria Math"/>
+              </w:rPr>
+              <m:t>2</m:t>
+            </m:r>
+            <m:r>
+              <m:rPr>
+                <m:sty m:val="p"/>
+              </m:rPr>
+              <w:rPr>
+                <w:rFonts w:ascii="Cambria Math" w:hAnsi="Cambria Math"/>
+              </w:rPr>
+              <m:t>,</m:t>
+            </m:r>
+            <m:r>
+              <w:rPr>
+                <w:rFonts w:ascii="Cambria Math" w:hAnsi="Cambria Math"/>
+              </w:rPr>
+              <m:t>i</m:t>
+            </m:r>
+          </m:sub>
+        </m:sSub>
+      </m:oMath>
+      <w:r>
+        <w:t xml:space="preserve"> are female-specific random intercepts and </w:t>
+      </w:r>
+      <m:oMath>
+        <m:sSub>
+          <m:sSubPr>
+            <m:ctrlPr>
+              <w:rPr>
+                <w:rFonts w:ascii="Cambria Math" w:hAnsi="Cambria Math"/>
+              </w:rPr>
+            </m:ctrlPr>
+          </m:sSubPr>
+          <m:e>
+            <m:r>
+              <w:rPr>
+                <w:rFonts w:ascii="Cambria Math" w:hAnsi="Cambria Math"/>
+              </w:rPr>
+              <m:t>Σ</m:t>
+            </m:r>
+          </m:e>
+          <m:sub>
+            <m:r>
+              <w:rPr>
+                <w:rFonts w:ascii="Cambria Math" w:hAnsi="Cambria Math"/>
+              </w:rPr>
+              <m:t>b</m:t>
+            </m:r>
+          </m:sub>
+        </m:sSub>
+      </m:oMath>
+      <w:r>
+        <w:t xml:space="preserve"> is the female-level variance–covariance matrix. Residual correlations between traits were not estimated (</w:t>
+      </w:r>
+      <w:r>
+        <w:rPr>
+          <w:rStyle w:val="VerbatimChar"/>
+        </w:rPr>
+        <w:t>set_rescor(FALSE)</w:t>
+      </w:r>
+      <w:r>
+        <w:t>). Female identity was included as a random effect for both traits to account for repeated measures. This model tested whether egg traits systematically differed between first and second clutches while accounting for among-female variation.</w:t>
+      </w:r>
+    </w:p>
+    <w:p>
+      <w:pPr>
+        <w:pStyle w:val="Heading2"/>
+      </w:pPr>
+      <w:bookmarkStart w:id="5" w:name="multilevel-correlations"/>
+      <w:bookmarkEnd w:id="4"/>
+      <w:r>
+        <w:lastRenderedPageBreak/>
+        <w:t>Multilevel correlations</w:t>
+      </w:r>
+    </w:p>
+    <w:p>
+      <w:pPr>
+        <w:pStyle w:val="Heading3"/>
+      </w:pPr>
+      <w:bookmarkStart w:id="6" w:name="raw-phenotypic-correlation"/>
+      <w:r>
+        <w:t>Raw phenotypic correlation</w:t>
+      </w:r>
+    </w:p>
+    <w:p>
+      <w:pPr>
+        <w:pStyle w:val="FirstParagraph"/>
+      </w:pPr>
+      <w:r>
+        <w:t>I first calculated the raw phenotypic association between egg number and egg size across all observations using Pearson’s correlation coefficient (</w:t>
       </w:r>
       <w:r>
         <w:rPr>
           <w:i/>
           <w:iCs/>
         </w:rPr>
-        <w:t xml:space="preserve">r</w:t>
+        <w:t>r</w:t>
+      </w:r>
+      <w:r>
+        <w:t>). This estimate reflects the overall linear association between traits without accounting for repeated measures or hierarchical structure.</w:t>
+      </w:r>
+    </w:p>
+    <w:p>
+      <w:pPr>
+        <w:pStyle w:val="Heading3"/>
+      </w:pPr>
+      <w:bookmarkStart w:id="7" w:name="between-female-correlation"/>
+      <w:bookmarkEnd w:id="6"/>
+      <w:r>
+        <w:t>Between-female correlation</w:t>
+      </w:r>
+    </w:p>
+    <w:p>
+      <w:pPr>
+        <w:pStyle w:val="FirstParagraph"/>
+      </w:pPr>
+      <w:r>
+        <w:t>To quantify among-female covariation, I calculated the Pearson correlation between female mean egg number and female mean egg size. Female means were calculated across broods. This approach isolates between-female covariance independent of within-female variation.</w:t>
+      </w:r>
+    </w:p>
+    <w:p>
+      <w:pPr>
+        <w:pStyle w:val="Heading3"/>
+      </w:pPr>
+      <w:bookmarkStart w:id="8" w:name="X87e37a818f147ef2a5a26f637cd19304f3671a4"/>
+      <w:bookmarkEnd w:id="7"/>
+      <w:r>
+        <w:t>Partitioning among- and residual covariance</w:t>
+      </w:r>
+    </w:p>
+    <w:p>
+      <w:pPr>
+        <w:pStyle w:val="FirstParagraph"/>
+      </w:pPr>
+      <w:r>
+        <w:t>To formally partition covariance into among-female and residual components, I fitted a multivariate Gaussian mixed-effects model:</w:t>
+      </w:r>
+    </w:p>
+    <w:p>
+      <w:pPr>
+        <w:pStyle w:val="BodyText"/>
+      </w:pPr>
+      <m:oMathPara>
+        <m:oMathParaPr>
+          <m:jc m:val="center"/>
+        </m:oMathParaPr>
+        <m:oMath>
+          <m:m>
+            <m:mPr>
+              <m:plcHide m:val="1"/>
+              <m:mcs>
+                <m:mc>
+                  <m:mcPr>
+                    <m:count m:val="1"/>
+                    <m:mcJc m:val="right"/>
+                  </m:mcPr>
+                </m:mc>
+                <m:mc>
+                  <m:mcPr>
+                    <m:count m:val="1"/>
+                    <m:mcJc m:val="left"/>
+                  </m:mcPr>
+                </m:mc>
+              </m:mcs>
+              <m:ctrlPr>
+                <w:rPr>
+                  <w:rFonts w:ascii="Cambria Math" w:hAnsi="Cambria Math"/>
+                </w:rPr>
+              </m:ctrlPr>
+            </m:mPr>
+            <m:mr>
+              <m:e>
+                <m:sSub>
+                  <m:sSubPr>
+                    <m:ctrlPr>
+                      <w:rPr>
+                        <w:rFonts w:ascii="Cambria Math" w:hAnsi="Cambria Math"/>
+                      </w:rPr>
+                    </m:ctrlPr>
+                  </m:sSubPr>
+                  <m:e>
+                    <m:r>
+                      <m:rPr>
+                        <m:nor/>
+                      </m:rPr>
+                      <m:t>MeanEggSize</m:t>
+                    </m:r>
+                  </m:e>
+                  <m:sub>
+                    <m:r>
+                      <w:rPr>
+                        <w:rFonts w:ascii="Cambria Math" w:hAnsi="Cambria Math"/>
+                      </w:rPr>
+                      <m:t>ij</m:t>
+                    </m:r>
+                  </m:sub>
+                </m:sSub>
+              </m:e>
+              <m:e>
+                <m:r>
+                  <m:rPr>
+                    <m:sty m:val="p"/>
+                  </m:rPr>
+                  <w:rPr>
+                    <w:rFonts w:ascii="Cambria Math" w:hAnsi="Cambria Math"/>
+                  </w:rPr>
+                  <m:t>=</m:t>
+                </m:r>
+                <m:sSub>
+                  <m:sSubPr>
+                    <m:ctrlPr>
+                      <w:rPr>
+                        <w:rFonts w:ascii="Cambria Math" w:hAnsi="Cambria Math"/>
+                      </w:rPr>
+                    </m:ctrlPr>
+                  </m:sSubPr>
+                  <m:e>
+                    <m:r>
+                      <w:rPr>
+                        <w:rFonts w:ascii="Cambria Math" w:hAnsi="Cambria Math"/>
+                      </w:rPr>
+                      <m:t>β</m:t>
+                    </m:r>
+                  </m:e>
+                  <m:sub>
+                    <m:r>
+                      <w:rPr>
+                        <w:rFonts w:ascii="Cambria Math" w:hAnsi="Cambria Math"/>
+                      </w:rPr>
+                      <m:t>1</m:t>
+                    </m:r>
+                    <m:r>
+                      <m:rPr>
+                        <m:sty m:val="p"/>
+                      </m:rPr>
+                      <w:rPr>
+                        <w:rFonts w:ascii="Cambria Math" w:hAnsi="Cambria Math"/>
+                      </w:rPr>
+                      <m:t>,</m:t>
+                    </m:r>
+                    <m:r>
+                      <w:rPr>
+                        <w:rFonts w:ascii="Cambria Math" w:hAnsi="Cambria Math"/>
+                      </w:rPr>
+                      <m:t>0</m:t>
+                    </m:r>
+                  </m:sub>
+                </m:sSub>
+                <m:r>
+                  <m:rPr>
+                    <m:sty m:val="p"/>
+                  </m:rPr>
+                  <w:rPr>
+                    <w:rFonts w:ascii="Cambria Math" w:hAnsi="Cambria Math"/>
+                  </w:rPr>
+                  <m:t>+</m:t>
+                </m:r>
+                <m:sSub>
+                  <m:sSubPr>
+                    <m:ctrlPr>
+                      <w:rPr>
+                        <w:rFonts w:ascii="Cambria Math" w:hAnsi="Cambria Math"/>
+                      </w:rPr>
+                    </m:ctrlPr>
+                  </m:sSubPr>
+                  <m:e>
+                    <m:r>
+                      <w:rPr>
+                        <w:rFonts w:ascii="Cambria Math" w:hAnsi="Cambria Math"/>
+                      </w:rPr>
+                      <m:t>b</m:t>
+                    </m:r>
+                  </m:e>
+                  <m:sub>
+                    <m:r>
+                      <w:rPr>
+                        <w:rFonts w:ascii="Cambria Math" w:hAnsi="Cambria Math"/>
+                      </w:rPr>
+                      <m:t>1</m:t>
+                    </m:r>
+                    <m:r>
+                      <m:rPr>
+                        <m:sty m:val="p"/>
+                      </m:rPr>
+                      <w:rPr>
+                        <w:rFonts w:ascii="Cambria Math" w:hAnsi="Cambria Math"/>
+                      </w:rPr>
+                      <m:t>,</m:t>
+                    </m:r>
+                    <m:r>
+                      <w:rPr>
+                        <w:rFonts w:ascii="Cambria Math" w:hAnsi="Cambria Math"/>
+                      </w:rPr>
+                      <m:t>i</m:t>
+                    </m:r>
+                  </m:sub>
+                </m:sSub>
+                <m:r>
+                  <m:rPr>
+                    <m:sty m:val="p"/>
+                  </m:rPr>
+                  <w:rPr>
+                    <w:rFonts w:ascii="Cambria Math" w:hAnsi="Cambria Math"/>
+                  </w:rPr>
+                  <m:t>+</m:t>
+                </m:r>
+                <m:sSub>
+                  <m:sSubPr>
+                    <m:ctrlPr>
+                      <w:rPr>
+                        <w:rFonts w:ascii="Cambria Math" w:hAnsi="Cambria Math"/>
+                      </w:rPr>
+                    </m:ctrlPr>
+                  </m:sSubPr>
+                  <m:e>
+                    <m:r>
+                      <w:rPr>
+                        <w:rFonts w:ascii="Cambria Math" w:hAnsi="Cambria Math"/>
+                      </w:rPr>
+                      <m:t>ε</m:t>
+                    </m:r>
+                  </m:e>
+                  <m:sub>
+                    <m:r>
+                      <w:rPr>
+                        <w:rFonts w:ascii="Cambria Math" w:hAnsi="Cambria Math"/>
+                      </w:rPr>
+                      <m:t>1</m:t>
+                    </m:r>
+                    <m:r>
+                      <m:rPr>
+                        <m:sty m:val="p"/>
+                      </m:rPr>
+                      <w:rPr>
+                        <w:rFonts w:ascii="Cambria Math" w:hAnsi="Cambria Math"/>
+                      </w:rPr>
+                      <m:t>,</m:t>
+                    </m:r>
+                    <m:r>
+                      <w:rPr>
+                        <w:rFonts w:ascii="Cambria Math" w:hAnsi="Cambria Math"/>
+                      </w:rPr>
+                      <m:t>ij</m:t>
+                    </m:r>
+                  </m:sub>
+                </m:sSub>
+              </m:e>
+            </m:mr>
+            <m:mr>
+              <m:e/>
+              <m:e/>
+            </m:mr>
+            <m:mr>
+              <m:e>
+                <m:sSub>
+                  <m:sSubPr>
+                    <m:ctrlPr>
+                      <w:rPr>
+                        <w:rFonts w:ascii="Cambria Math" w:hAnsi="Cambria Math"/>
+                      </w:rPr>
+                    </m:ctrlPr>
+                  </m:sSubPr>
+                  <m:e>
+                    <m:r>
+                      <m:rPr>
+                        <m:nor/>
+                      </m:rPr>
+                      <m:t>EggNumber</m:t>
+                    </m:r>
+                  </m:e>
+                  <m:sub>
+                    <m:r>
+                      <w:rPr>
+                        <w:rFonts w:ascii="Cambria Math" w:hAnsi="Cambria Math"/>
+                      </w:rPr>
+                      <m:t>ij</m:t>
+                    </m:r>
+                  </m:sub>
+                </m:sSub>
+              </m:e>
+              <m:e>
+                <m:r>
+                  <m:rPr>
+                    <m:sty m:val="p"/>
+                  </m:rPr>
+                  <w:rPr>
+                    <w:rFonts w:ascii="Cambria Math" w:hAnsi="Cambria Math"/>
+                  </w:rPr>
+                  <m:t>=</m:t>
+                </m:r>
+                <m:sSub>
+                  <m:sSubPr>
+                    <m:ctrlPr>
+                      <w:rPr>
+                        <w:rFonts w:ascii="Cambria Math" w:hAnsi="Cambria Math"/>
+                      </w:rPr>
+                    </m:ctrlPr>
+                  </m:sSubPr>
+                  <m:e>
+                    <m:r>
+                      <w:rPr>
+                        <w:rFonts w:ascii="Cambria Math" w:hAnsi="Cambria Math"/>
+                      </w:rPr>
+                      <m:t>β</m:t>
+                    </m:r>
+                  </m:e>
+                  <m:sub>
+                    <m:r>
+                      <w:rPr>
+                        <w:rFonts w:ascii="Cambria Math" w:hAnsi="Cambria Math"/>
+                      </w:rPr>
+                      <m:t>2</m:t>
+                    </m:r>
+                    <m:r>
+                      <m:rPr>
+                        <m:sty m:val="p"/>
+                      </m:rPr>
+                      <w:rPr>
+                        <w:rFonts w:ascii="Cambria Math" w:hAnsi="Cambria Math"/>
+                      </w:rPr>
+                      <m:t>,</m:t>
+                    </m:r>
+                    <m:r>
+                      <w:rPr>
+                        <w:rFonts w:ascii="Cambria Math" w:hAnsi="Cambria Math"/>
+                      </w:rPr>
+                      <m:t>0</m:t>
+                    </m:r>
+                  </m:sub>
+                </m:sSub>
+                <m:r>
+                  <m:rPr>
+                    <m:sty m:val="p"/>
+                  </m:rPr>
+                  <w:rPr>
+                    <w:rFonts w:ascii="Cambria Math" w:hAnsi="Cambria Math"/>
+                  </w:rPr>
+                  <m:t>+</m:t>
+                </m:r>
+                <m:sSub>
+                  <m:sSubPr>
+                    <m:ctrlPr>
+                      <w:rPr>
+                        <w:rFonts w:ascii="Cambria Math" w:hAnsi="Cambria Math"/>
+                      </w:rPr>
+                    </m:ctrlPr>
+                  </m:sSubPr>
+                  <m:e>
+                    <m:r>
+                      <w:rPr>
+                        <w:rFonts w:ascii="Cambria Math" w:hAnsi="Cambria Math"/>
+                      </w:rPr>
+                      <m:t>b</m:t>
+                    </m:r>
+                  </m:e>
+                  <m:sub>
+                    <m:r>
+                      <w:rPr>
+                        <w:rFonts w:ascii="Cambria Math" w:hAnsi="Cambria Math"/>
+                      </w:rPr>
+                      <m:t>2</m:t>
+                    </m:r>
+                    <m:r>
+                      <m:rPr>
+                        <m:sty m:val="p"/>
+                      </m:rPr>
+                      <w:rPr>
+                        <w:rFonts w:ascii="Cambria Math" w:hAnsi="Cambria Math"/>
+                      </w:rPr>
+                      <m:t>,</m:t>
+                    </m:r>
+                    <m:r>
+                      <w:rPr>
+                        <w:rFonts w:ascii="Cambria Math" w:hAnsi="Cambria Math"/>
+                      </w:rPr>
+                      <m:t>i</m:t>
+                    </m:r>
+                  </m:sub>
+                </m:sSub>
+                <m:r>
+                  <m:rPr>
+                    <m:sty m:val="p"/>
+                  </m:rPr>
+                  <w:rPr>
+                    <w:rFonts w:ascii="Cambria Math" w:hAnsi="Cambria Math"/>
+                  </w:rPr>
+                  <m:t>+</m:t>
+                </m:r>
+                <m:sSub>
+                  <m:sSubPr>
+                    <m:ctrlPr>
+                      <w:rPr>
+                        <w:rFonts w:ascii="Cambria Math" w:hAnsi="Cambria Math"/>
+                      </w:rPr>
+                    </m:ctrlPr>
+                  </m:sSubPr>
+                  <m:e>
+                    <m:r>
+                      <w:rPr>
+                        <w:rFonts w:ascii="Cambria Math" w:hAnsi="Cambria Math"/>
+                      </w:rPr>
+                      <m:t>ε</m:t>
+                    </m:r>
+                  </m:e>
+                  <m:sub>
+                    <m:r>
+                      <w:rPr>
+                        <w:rFonts w:ascii="Cambria Math" w:hAnsi="Cambria Math"/>
+                      </w:rPr>
+                      <m:t>2</m:t>
+                    </m:r>
+                    <m:r>
+                      <m:rPr>
+                        <m:sty m:val="p"/>
+                      </m:rPr>
+                      <w:rPr>
+                        <w:rFonts w:ascii="Cambria Math" w:hAnsi="Cambria Math"/>
+                      </w:rPr>
+                      <m:t>,</m:t>
+                    </m:r>
+                    <m:r>
+                      <w:rPr>
+                        <w:rFonts w:ascii="Cambria Math" w:hAnsi="Cambria Math"/>
+                      </w:rPr>
+                      <m:t>ij</m:t>
+                    </m:r>
+                  </m:sub>
+                </m:sSub>
+              </m:e>
+            </m:mr>
+          </m:m>
+        </m:oMath>
+      </m:oMathPara>
+    </w:p>
+    <w:p>
+      <w:pPr>
+        <w:pStyle w:val="FirstParagraph"/>
+      </w:pPr>
+      <w:r>
+        <w:t>with random effects and residuals distributed as:</w:t>
+      </w:r>
+    </w:p>
+    <w:p>
+      <w:pPr>
+        <w:pStyle w:val="BodyText"/>
+      </w:pPr>
+      <m:oMathPara>
+        <m:oMathParaPr>
+          <m:jc m:val="center"/>
+        </m:oMathParaPr>
+        <m:oMath>
+          <m:d>
+            <m:dPr>
+              <m:ctrlPr>
+                <w:rPr>
+                  <w:rFonts w:ascii="Cambria Math" w:hAnsi="Cambria Math"/>
+                </w:rPr>
+              </m:ctrlPr>
+            </m:dPr>
+            <m:e>
+              <m:m>
+                <m:mPr>
+                  <m:plcHide m:val="1"/>
+                  <m:mcs>
+                    <m:mc>
+                      <m:mcPr>
+                        <m:count m:val="1"/>
+                        <m:mcJc m:val="center"/>
+                      </m:mcPr>
+                    </m:mc>
+                  </m:mcs>
+                  <m:ctrlPr>
+                    <w:rPr>
+                      <w:rFonts w:ascii="Cambria Math" w:hAnsi="Cambria Math"/>
+                    </w:rPr>
+                  </m:ctrlPr>
+                </m:mPr>
+                <m:mr>
+                  <m:e>
+                    <m:sSub>
+                      <m:sSubPr>
+                        <m:ctrlPr>
+                          <w:rPr>
+                            <w:rFonts w:ascii="Cambria Math" w:hAnsi="Cambria Math"/>
+                          </w:rPr>
+                        </m:ctrlPr>
+                      </m:sSubPr>
+                      <m:e>
+                        <m:r>
+                          <w:rPr>
+                            <w:rFonts w:ascii="Cambria Math" w:hAnsi="Cambria Math"/>
+                          </w:rPr>
+                          <m:t>b</m:t>
+                        </m:r>
+                      </m:e>
+                      <m:sub>
+                        <m:r>
+                          <w:rPr>
+                            <w:rFonts w:ascii="Cambria Math" w:hAnsi="Cambria Math"/>
+                          </w:rPr>
+                          <m:t>1</m:t>
+                        </m:r>
+                        <m:r>
+                          <m:rPr>
+                            <m:sty m:val="p"/>
+                          </m:rPr>
+                          <w:rPr>
+                            <w:rFonts w:ascii="Cambria Math" w:hAnsi="Cambria Math"/>
+                          </w:rPr>
+                          <m:t>,</m:t>
+                        </m:r>
+                        <m:r>
+                          <w:rPr>
+                            <w:rFonts w:ascii="Cambria Math" w:hAnsi="Cambria Math"/>
+                          </w:rPr>
+                          <m:t>i</m:t>
+                        </m:r>
+                      </m:sub>
+                    </m:sSub>
+                  </m:e>
+                </m:mr>
+                <m:mr>
+                  <m:e>
+                    <m:sSub>
+                      <m:sSubPr>
+                        <m:ctrlPr>
+                          <w:rPr>
+                            <w:rFonts w:ascii="Cambria Math" w:hAnsi="Cambria Math"/>
+                          </w:rPr>
+                        </m:ctrlPr>
+                      </m:sSubPr>
+                      <m:e>
+                        <m:r>
+                          <w:rPr>
+                            <w:rFonts w:ascii="Cambria Math" w:hAnsi="Cambria Math"/>
+                          </w:rPr>
+                          <m:t>b</m:t>
+                        </m:r>
+                      </m:e>
+                      <m:sub>
+                        <m:r>
+                          <w:rPr>
+                            <w:rFonts w:ascii="Cambria Math" w:hAnsi="Cambria Math"/>
+                          </w:rPr>
+                          <m:t>2</m:t>
+                        </m:r>
+                        <m:r>
+                          <m:rPr>
+                            <m:sty m:val="p"/>
+                          </m:rPr>
+                          <w:rPr>
+                            <w:rFonts w:ascii="Cambria Math" w:hAnsi="Cambria Math"/>
+                          </w:rPr>
+                          <m:t>,</m:t>
+                        </m:r>
+                        <m:r>
+                          <w:rPr>
+                            <w:rFonts w:ascii="Cambria Math" w:hAnsi="Cambria Math"/>
+                          </w:rPr>
+                          <m:t>i</m:t>
+                        </m:r>
+                      </m:sub>
+                    </m:sSub>
+                  </m:e>
+                </m:mr>
+              </m:m>
+            </m:e>
+          </m:d>
+          <m:r>
+            <m:rPr>
+              <m:scr m:val="script"/>
+              <m:sty m:val="p"/>
+            </m:rPr>
+            <w:rPr>
+              <w:rFonts w:ascii="Cambria Math" w:hAnsi="Cambria Math"/>
+            </w:rPr>
+            <m:t>∼M</m:t>
+          </m:r>
+          <m:r>
+            <m:rPr>
+              <m:scr m:val="script"/>
+              <m:sty m:val="p"/>
+            </m:rPr>
+            <w:rPr>
+              <w:rFonts w:ascii="Cambria Math" w:hAnsi="Cambria Math"/>
+            </w:rPr>
+            <m:t>VN</m:t>
+          </m:r>
+          <m:d>
+            <m:dPr>
+              <m:ctrlPr>
+                <w:rPr>
+                  <w:rFonts w:ascii="Cambria Math" w:hAnsi="Cambria Math"/>
+                </w:rPr>
+              </m:ctrlPr>
+            </m:dPr>
+            <m:e>
+              <m:d>
+                <m:dPr>
+                  <m:ctrlPr>
+                    <w:rPr>
+                      <w:rFonts w:ascii="Cambria Math" w:hAnsi="Cambria Math"/>
+                    </w:rPr>
+                  </m:ctrlPr>
+                </m:dPr>
+                <m:e>
+                  <m:m>
+                    <m:mPr>
+                      <m:plcHide m:val="1"/>
+                      <m:mcs>
+                        <m:mc>
+                          <m:mcPr>
+                            <m:count m:val="1"/>
+                            <m:mcJc m:val="center"/>
+                          </m:mcPr>
+                        </m:mc>
+                      </m:mcs>
+                      <m:ctrlPr>
+                        <w:rPr>
+                          <w:rFonts w:ascii="Cambria Math" w:hAnsi="Cambria Math"/>
+                        </w:rPr>
+                      </m:ctrlPr>
+                    </m:mPr>
+                    <m:mr>
+                      <m:e>
+                        <m:r>
+                          <w:rPr>
+                            <w:rFonts w:ascii="Cambria Math" w:hAnsi="Cambria Math"/>
+                          </w:rPr>
+                          <m:t>0</m:t>
+                        </m:r>
+                      </m:e>
+                    </m:mr>
+                    <m:mr>
+                      <m:e>
+                        <m:r>
+                          <w:rPr>
+                            <w:rFonts w:ascii="Cambria Math" w:hAnsi="Cambria Math"/>
+                          </w:rPr>
+                          <m:t>0</m:t>
+                        </m:r>
+                      </m:e>
+                    </m:mr>
+                  </m:m>
+                </m:e>
+              </m:d>
+              <m:r>
+                <m:rPr>
+                  <m:sty m:val="p"/>
+                </m:rPr>
+                <w:rPr>
+                  <w:rFonts w:ascii="Cambria Math" w:hAnsi="Cambria Math"/>
+                </w:rPr>
+                <m:t>,</m:t>
+              </m:r>
+              <m:sSub>
+                <m:sSubPr>
+                  <m:ctrlPr>
+                    <w:rPr>
+                      <w:rFonts w:ascii="Cambria Math" w:hAnsi="Cambria Math"/>
+                    </w:rPr>
+                  </m:ctrlPr>
+                </m:sSubPr>
+                <m:e>
+                  <m:r>
+                    <w:rPr>
+                      <w:rFonts w:ascii="Cambria Math" w:hAnsi="Cambria Math"/>
+                    </w:rPr>
+                    <m:t>Σ</m:t>
+                  </m:r>
+                </m:e>
+                <m:sub>
+                  <m:r>
+                    <w:rPr>
+                      <w:rFonts w:ascii="Cambria Math" w:hAnsi="Cambria Math"/>
+                    </w:rPr>
+                    <m:t>b</m:t>
+                  </m:r>
+                </m:sub>
+              </m:sSub>
+            </m:e>
+          </m:d>
+          <m:r>
+            <m:rPr>
+              <m:sty m:val="p"/>
+            </m:rPr>
+            <w:rPr>
+              <w:rFonts w:ascii="Cambria Math" w:hAnsi="Cambria Math"/>
+            </w:rPr>
+            <m:t>,</m:t>
+          </m:r>
+          <m:r>
+            <w:rPr>
+              <w:rFonts w:ascii="Cambria Math" w:hAnsi="Cambria Math"/>
+            </w:rPr>
+            <m:t>  </m:t>
+          </m:r>
+          <m:d>
+            <m:dPr>
+              <m:ctrlPr>
+                <w:rPr>
+                  <w:rFonts w:ascii="Cambria Math" w:hAnsi="Cambria Math"/>
+                </w:rPr>
+              </m:ctrlPr>
+            </m:dPr>
+            <m:e>
+              <m:m>
+                <m:mPr>
+                  <m:plcHide m:val="1"/>
+                  <m:mcs>
+                    <m:mc>
+                      <m:mcPr>
+                        <m:count m:val="1"/>
+                        <m:mcJc m:val="center"/>
+                      </m:mcPr>
+                    </m:mc>
+                  </m:mcs>
+                  <m:ctrlPr>
+                    <w:rPr>
+                      <w:rFonts w:ascii="Cambria Math" w:hAnsi="Cambria Math"/>
+                    </w:rPr>
+                  </m:ctrlPr>
+                </m:mPr>
+                <m:mr>
+                  <m:e>
+                    <m:sSub>
+                      <m:sSubPr>
+                        <m:ctrlPr>
+                          <w:rPr>
+                            <w:rFonts w:ascii="Cambria Math" w:hAnsi="Cambria Math"/>
+                          </w:rPr>
+                        </m:ctrlPr>
+                      </m:sSubPr>
+                      <m:e>
+                        <m:r>
+                          <w:rPr>
+                            <w:rFonts w:ascii="Cambria Math" w:hAnsi="Cambria Math"/>
+                          </w:rPr>
+                          <m:t>ε</m:t>
+                        </m:r>
+                      </m:e>
+                      <m:sub>
+                        <m:r>
+                          <w:rPr>
+                            <w:rFonts w:ascii="Cambria Math" w:hAnsi="Cambria Math"/>
+                          </w:rPr>
+                          <m:t>1</m:t>
+                        </m:r>
+                        <m:r>
+                          <m:rPr>
+                            <m:sty m:val="p"/>
+                          </m:rPr>
+                          <w:rPr>
+                            <w:rFonts w:ascii="Cambria Math" w:hAnsi="Cambria Math"/>
+                          </w:rPr>
+                          <m:t>,</m:t>
+                        </m:r>
+                        <m:r>
+                          <w:rPr>
+                            <w:rFonts w:ascii="Cambria Math" w:hAnsi="Cambria Math"/>
+                          </w:rPr>
+                          <m:t>ij</m:t>
+                        </m:r>
+                      </m:sub>
+                    </m:sSub>
+                  </m:e>
+                </m:mr>
+                <m:mr>
+                  <m:e>
+                    <m:sSub>
+                      <m:sSubPr>
+                        <m:ctrlPr>
+                          <w:rPr>
+                            <w:rFonts w:ascii="Cambria Math" w:hAnsi="Cambria Math"/>
+                          </w:rPr>
+                        </m:ctrlPr>
+                      </m:sSubPr>
+                      <m:e>
+                        <m:r>
+                          <w:rPr>
+                            <w:rFonts w:ascii="Cambria Math" w:hAnsi="Cambria Math"/>
+                          </w:rPr>
+                          <m:t>ε</m:t>
+                        </m:r>
+                      </m:e>
+                      <m:sub>
+                        <m:r>
+                          <w:rPr>
+                            <w:rFonts w:ascii="Cambria Math" w:hAnsi="Cambria Math"/>
+                          </w:rPr>
+                          <m:t>2</m:t>
+                        </m:r>
+                        <m:r>
+                          <m:rPr>
+                            <m:sty m:val="p"/>
+                          </m:rPr>
+                          <w:rPr>
+                            <w:rFonts w:ascii="Cambria Math" w:hAnsi="Cambria Math"/>
+                          </w:rPr>
+                          <m:t>,</m:t>
+                        </m:r>
+                        <m:r>
+                          <w:rPr>
+                            <w:rFonts w:ascii="Cambria Math" w:hAnsi="Cambria Math"/>
+                          </w:rPr>
+                          <m:t>ij</m:t>
+                        </m:r>
+                      </m:sub>
+                    </m:sSub>
+                  </m:e>
+                </m:mr>
+              </m:m>
+            </m:e>
+          </m:d>
+          <m:r>
+            <m:rPr>
+              <m:scr m:val="script"/>
+              <m:sty m:val="p"/>
+            </m:rPr>
+            <w:rPr>
+              <w:rFonts w:ascii="Cambria Math" w:hAnsi="Cambria Math"/>
+            </w:rPr>
+            <m:t>∼M</m:t>
+          </m:r>
+          <m:r>
+            <m:rPr>
+              <m:scr m:val="script"/>
+              <m:sty m:val="p"/>
+            </m:rPr>
+            <w:rPr>
+              <w:rFonts w:ascii="Cambria Math" w:hAnsi="Cambria Math"/>
+            </w:rPr>
+            <m:t>VN</m:t>
+          </m:r>
+          <m:d>
+            <m:dPr>
+              <m:ctrlPr>
+                <w:rPr>
+                  <w:rFonts w:ascii="Cambria Math" w:hAnsi="Cambria Math"/>
+                </w:rPr>
+              </m:ctrlPr>
+            </m:dPr>
+            <m:e>
+              <m:d>
+                <m:dPr>
+                  <m:ctrlPr>
+                    <w:rPr>
+                      <w:rFonts w:ascii="Cambria Math" w:hAnsi="Cambria Math"/>
+                    </w:rPr>
+                  </m:ctrlPr>
+                </m:dPr>
+                <m:e>
+                  <m:m>
+                    <m:mPr>
+                      <m:plcHide m:val="1"/>
+                      <m:mcs>
+                        <m:mc>
+                          <m:mcPr>
+                            <m:count m:val="1"/>
+                            <m:mcJc m:val="center"/>
+                          </m:mcPr>
+                        </m:mc>
+                      </m:mcs>
+                      <m:ctrlPr>
+                        <w:rPr>
+                          <w:rFonts w:ascii="Cambria Math" w:hAnsi="Cambria Math"/>
+                        </w:rPr>
+                      </m:ctrlPr>
+                    </m:mPr>
+                    <m:mr>
+                      <m:e>
+                        <m:r>
+                          <w:rPr>
+                            <w:rFonts w:ascii="Cambria Math" w:hAnsi="Cambria Math"/>
+                          </w:rPr>
+                          <m:t>0</m:t>
+                        </m:r>
+                      </m:e>
+                    </m:mr>
+                    <m:mr>
+                      <m:e>
+                        <m:r>
+                          <w:rPr>
+                            <w:rFonts w:ascii="Cambria Math" w:hAnsi="Cambria Math"/>
+                          </w:rPr>
+                          <m:t>0</m:t>
+                        </m:r>
+                      </m:e>
+                    </m:mr>
+                  </m:m>
+                </m:e>
+              </m:d>
+              <m:r>
+                <m:rPr>
+                  <m:sty m:val="p"/>
+                </m:rPr>
+                <w:rPr>
+                  <w:rFonts w:ascii="Cambria Math" w:hAnsi="Cambria Math"/>
+                </w:rPr>
+                <m:t>,</m:t>
+              </m:r>
+              <m:sSub>
+                <m:sSubPr>
+                  <m:ctrlPr>
+                    <w:rPr>
+                      <w:rFonts w:ascii="Cambria Math" w:hAnsi="Cambria Math"/>
+                    </w:rPr>
+                  </m:ctrlPr>
+                </m:sSubPr>
+                <m:e>
+                  <m:r>
+                    <w:rPr>
+                      <w:rFonts w:ascii="Cambria Math" w:hAnsi="Cambria Math"/>
+                    </w:rPr>
+                    <m:t>Σ</m:t>
+                  </m:r>
+                </m:e>
+                <m:sub>
+                  <m:r>
+                    <w:rPr>
+                      <w:rFonts w:ascii="Cambria Math" w:hAnsi="Cambria Math"/>
+                    </w:rPr>
+                    <m:t>ε</m:t>
+                  </m:r>
+                </m:sub>
+              </m:sSub>
+            </m:e>
+          </m:d>
+        </m:oMath>
+      </m:oMathPara>
+    </w:p>
+    <w:p>
+      <w:pPr>
+        <w:pStyle w:val="FirstParagraph"/>
+      </w:pPr>
+      <w:r>
+        <w:t xml:space="preserve">The covariance matrix </w:t>
+      </w:r>
+      <m:oMath>
+        <m:sSub>
+          <m:sSubPr>
+            <m:ctrlPr>
+              <w:rPr>
+                <w:rFonts w:ascii="Cambria Math" w:hAnsi="Cambria Math"/>
+              </w:rPr>
+            </m:ctrlPr>
+          </m:sSubPr>
+          <m:e>
+            <m:r>
+              <w:rPr>
+                <w:rFonts w:ascii="Cambria Math" w:hAnsi="Cambria Math"/>
+              </w:rPr>
+              <m:t>Σ</m:t>
+            </m:r>
+          </m:e>
+          <m:sub>
+            <m:r>
+              <w:rPr>
+                <w:rFonts w:ascii="Cambria Math" w:hAnsi="Cambria Math"/>
+              </w:rPr>
+              <m:t>b</m:t>
+            </m:r>
+          </m:sub>
+        </m:sSub>
+      </m:oMath>
+      <w:r>
+        <w:t xml:space="preserve"> captures among-female covariance, whereas </w:t>
+      </w:r>
+      <m:oMath>
+        <m:sSub>
+          <m:sSubPr>
+            <m:ctrlPr>
+              <w:rPr>
+                <w:rFonts w:ascii="Cambria Math" w:hAnsi="Cambria Math"/>
+              </w:rPr>
+            </m:ctrlPr>
+          </m:sSubPr>
+          <m:e>
+            <m:r>
+              <w:rPr>
+                <w:rFonts w:ascii="Cambria Math" w:hAnsi="Cambria Math"/>
+              </w:rPr>
+              <m:t>Σ</m:t>
+            </m:r>
+          </m:e>
+          <m:sub>
+            <m:r>
+              <w:rPr>
+                <w:rFonts w:ascii="Cambria Math" w:hAnsi="Cambria Math"/>
+              </w:rPr>
+              <m:t>ε</m:t>
+            </m:r>
+          </m:sub>
+        </m:sSub>
+      </m:oMath>
+      <w:r>
+        <w:t xml:space="preserve"> estimates residual (within-female) covariance after accounting for female identity (</w:t>
       </w:r>
       <w:r>
         <w:rPr>
-          <w:vertAlign w:val="subscript"/>
+          <w:rStyle w:val="VerbatimChar"/>
         </w:rPr>
-        <w:t xml:space="preserve">within</w:t>
-      </w:r>
-      <w:r>
-        <w:t xml:space="preserve">) between egg number and egg size. I assumed a Gaussian error distribution for both traits to permit the calculation of within-female residuals. Clutch number (first or second) was entered as a fixed effect to test whether the two clutches differed in egg number or egg size. This model also included female scaled mass as a continuous covariate because body size generally correlates with fecundity in insects</w:t>
-      </w:r>
-      <w:r>
-        <w:t xml:space="preserve"> </w:t>
-      </w:r>
-      <w:r>
-        <w:t xml:space="preserve">(Honek 1993)</w:t>
-      </w:r>
-      <w:r>
-        <w:t xml:space="preserve">. Female ID was included as a random effect via the term (1|a|id), ensuring that random effects were correlated within each female. I assessed which of the four measures of female body size (pronotum length, body mass, PC1, or scaled mass) provided the greatest explanatory power by running three models, each with a different measure, and then comparing them, in addition to a null model without a size measure, using leave-one-out cross-validation (LOO)</w:t>
-      </w:r>
-      <w:r>
-        <w:t xml:space="preserve"> </w:t>
-      </w:r>
-      <w:r>
-        <w:t xml:space="preserve">(Vehtari et al. 2017)</w:t>
-      </w:r>
-      <w:r>
-        <w:t xml:space="preserve">. Pronotum length, body mass, and scaled mass were scaled (mean = 0, sd = 1) before analysis. The model that included pronotum length as a continuous covariate provided the best fit (Expected Log Predictive Density (ELPD) = 8.71). I report the phenotypic (</w:t>
-      </w:r>
-      <w:r>
-        <w:rPr>
-          <w:i/>
-          <w:iCs/>
-        </w:rPr>
-        <w:t xml:space="preserve">r</w:t>
-      </w:r>
-      <w:r>
-        <w:rPr>
-          <w:vertAlign w:val="subscript"/>
-        </w:rPr>
-        <w:t xml:space="preserve">p</w:t>
-      </w:r>
-      <w:r>
-        <w:t xml:space="preserve">), among- (</w:t>
-      </w:r>
-      <w:r>
-        <w:rPr>
-          <w:i/>
-          <w:iCs/>
-        </w:rPr>
-        <w:t xml:space="preserve">r</w:t>
-      </w:r>
-      <w:r>
-        <w:rPr>
-          <w:vertAlign w:val="subscript"/>
-        </w:rPr>
-        <w:t xml:space="preserve">among</w:t>
-      </w:r>
-      <w:r>
-        <w:t xml:space="preserve">) and within- (residual,</w:t>
-      </w:r>
-      <w:r>
-        <w:t xml:space="preserve"> </w:t>
-      </w:r>
-      <w:r>
-        <w:rPr>
-          <w:i/>
-          <w:iCs/>
-        </w:rPr>
-        <w:t xml:space="preserve">r</w:t>
-      </w:r>
-      <w:r>
-        <w:rPr>
-          <w:vertAlign w:val="subscript"/>
-        </w:rPr>
-        <w:t xml:space="preserve">within</w:t>
-      </w:r>
-      <w:r>
-        <w:t xml:space="preserve">) female correlations and associated 95% credible intervals (CrIs) from the model. I also used the among- and within-individuals levels of variation for egg size and egg number from the multivariate model to calculate each trait’s repeatability (</w:t>
-      </w:r>
-      <w:r>
-        <w:rPr>
-          <w:i/>
-          <w:iCs/>
-        </w:rPr>
-        <w:t xml:space="preserve">R</w:t>
-      </w:r>
-      <w:r>
-        <w:t xml:space="preserve">).</w:t>
+        <w:t>set_rescor(TRUE)</w:t>
+      </w:r>
+      <w:r>
+        <w:t>).</w:t>
+      </w:r>
+    </w:p>
+    <w:p>
+      <w:pPr>
+        <w:pStyle w:val="Heading2"/>
+      </w:pPr>
+      <w:bookmarkStart w:id="9" w:name="withinbetween-fixed-effects-model"/>
+      <w:bookmarkEnd w:id="5"/>
+      <w:bookmarkEnd w:id="8"/>
+      <w:r>
+        <w:lastRenderedPageBreak/>
+        <w:t>Within–Between Fixed Effects Model</w:t>
+      </w:r>
+    </w:p>
+    <w:p>
+      <w:pPr>
+        <w:pStyle w:val="FirstParagraph"/>
+      </w:pPr>
+      <w:r>
+        <w:t>To explicitly separate within- and between-female effects of egg number on egg size, egg number was decomposed as:</w:t>
+      </w:r>
+    </w:p>
+    <w:p>
+      <w:pPr>
+        <w:pStyle w:val="Compact"/>
+        <w:numPr>
+          <w:ilvl w:val="0"/>
+          <w:numId w:val="15"/>
+        </w:numPr>
+      </w:pPr>
+      <w:r>
+        <w:t>Within-female deviation</w:t>
+      </w:r>
+    </w:p>
+    <w:p>
+      <w:pPr>
+        <w:pStyle w:val="FirstParagraph"/>
+      </w:pPr>
+      <m:oMathPara>
+        <m:oMathParaPr>
+          <m:jc m:val="center"/>
+        </m:oMathParaPr>
+        <m:oMath>
+          <m:sSub>
+            <m:sSubPr>
+              <m:ctrlPr>
+                <w:rPr>
+                  <w:rFonts w:ascii="Cambria Math" w:hAnsi="Cambria Math"/>
+                </w:rPr>
+              </m:ctrlPr>
+            </m:sSubPr>
+            <m:e>
+              <m:r>
+                <m:rPr>
+                  <m:nor/>
+                </m:rPr>
+                <m:t>EggNumber</m:t>
+              </m:r>
+            </m:e>
+            <m:sub>
+              <m:r>
+                <m:rPr>
+                  <m:nor/>
+                </m:rPr>
+                <m:t>within</m:t>
+              </m:r>
+              <m:r>
+                <m:rPr>
+                  <m:sty m:val="p"/>
+                </m:rPr>
+                <w:rPr>
+                  <w:rFonts w:ascii="Cambria Math" w:hAnsi="Cambria Math"/>
+                </w:rPr>
+                <m:t>,</m:t>
+              </m:r>
+              <m:r>
+                <w:rPr>
+                  <w:rFonts w:ascii="Cambria Math" w:hAnsi="Cambria Math"/>
+                </w:rPr>
+                <m:t>ij</m:t>
+              </m:r>
+            </m:sub>
+          </m:sSub>
+          <m:r>
+            <m:rPr>
+              <m:sty m:val="p"/>
+            </m:rPr>
+            <w:rPr>
+              <w:rFonts w:ascii="Cambria Math" w:hAnsi="Cambria Math"/>
+            </w:rPr>
+            <m:t>=</m:t>
+          </m:r>
+          <m:sSub>
+            <m:sSubPr>
+              <m:ctrlPr>
+                <w:rPr>
+                  <w:rFonts w:ascii="Cambria Math" w:hAnsi="Cambria Math"/>
+                </w:rPr>
+              </m:ctrlPr>
+            </m:sSubPr>
+            <m:e>
+              <m:r>
+                <m:rPr>
+                  <m:nor/>
+                </m:rPr>
+                <m:t>EggNumber</m:t>
+              </m:r>
+            </m:e>
+            <m:sub>
+              <m:r>
+                <w:rPr>
+                  <w:rFonts w:ascii="Cambria Math" w:hAnsi="Cambria Math"/>
+                </w:rPr>
+                <m:t>ij</m:t>
+              </m:r>
+            </m:sub>
+          </m:sSub>
+          <m:r>
+            <m:rPr>
+              <m:sty m:val="p"/>
+            </m:rPr>
+            <w:rPr>
+              <w:rFonts w:ascii="Cambria Math" w:hAnsi="Cambria Math"/>
+            </w:rPr>
+            <m:t>-</m:t>
+          </m:r>
+          <m:sSub>
+            <m:sSubPr>
+              <m:ctrlPr>
+                <w:rPr>
+                  <w:rFonts w:ascii="Cambria Math" w:hAnsi="Cambria Math"/>
+                </w:rPr>
+              </m:ctrlPr>
+            </m:sSubPr>
+            <m:e>
+              <m:acc>
+                <m:accPr>
+                  <m:chr m:val="‾"/>
+                  <m:ctrlPr>
+                    <w:rPr>
+                      <w:rFonts w:ascii="Cambria Math" w:hAnsi="Cambria Math"/>
+                    </w:rPr>
+                  </m:ctrlPr>
+                </m:accPr>
+                <m:e>
+                  <m:r>
+                    <m:rPr>
+                      <m:nor/>
+                    </m:rPr>
+                    <m:t>EggNumber</m:t>
+                  </m:r>
+                </m:e>
+              </m:acc>
+            </m:e>
+            <m:sub>
+              <m:r>
+                <w:rPr>
+                  <w:rFonts w:ascii="Cambria Math" w:hAnsi="Cambria Math"/>
+                </w:rPr>
+                <m:t>i</m:t>
+              </m:r>
+            </m:sub>
+          </m:sSub>
+        </m:oMath>
+      </m:oMathPara>
+    </w:p>
+    <w:p>
+      <w:pPr>
+        <w:pStyle w:val="Compact"/>
+        <w:numPr>
+          <w:ilvl w:val="0"/>
+          <w:numId w:val="16"/>
+        </w:numPr>
+      </w:pPr>
+      <w:r>
+        <w:t>Between-female component</w:t>
+      </w:r>
+    </w:p>
+    <w:p>
+      <w:pPr>
+        <w:pStyle w:val="FirstParagraph"/>
+      </w:pPr>
+      <m:oMathPara>
+        <m:oMathParaPr>
+          <m:jc m:val="center"/>
+        </m:oMathParaPr>
+        <m:oMath>
+          <m:sSub>
+            <m:sSubPr>
+              <m:ctrlPr>
+                <w:rPr>
+                  <w:rFonts w:ascii="Cambria Math" w:hAnsi="Cambria Math"/>
+                </w:rPr>
+              </m:ctrlPr>
+            </m:sSubPr>
+            <m:e>
+              <m:r>
+                <m:rPr>
+                  <m:nor/>
+                </m:rPr>
+                <m:t>EggNumber</m:t>
+              </m:r>
+            </m:e>
+            <m:sub>
+              <m:r>
+                <m:rPr>
+                  <m:nor/>
+                </m:rPr>
+                <m:t>between</m:t>
+              </m:r>
+              <m:r>
+                <m:rPr>
+                  <m:sty m:val="p"/>
+                </m:rPr>
+                <w:rPr>
+                  <w:rFonts w:ascii="Cambria Math" w:hAnsi="Cambria Math"/>
+                </w:rPr>
+                <m:t>,</m:t>
+              </m:r>
+              <m:r>
+                <w:rPr>
+                  <w:rFonts w:ascii="Cambria Math" w:hAnsi="Cambria Math"/>
+                </w:rPr>
+                <m:t>i</m:t>
+              </m:r>
+            </m:sub>
+          </m:sSub>
+          <m:r>
+            <m:rPr>
+              <m:sty m:val="p"/>
+            </m:rPr>
+            <w:rPr>
+              <w:rFonts w:ascii="Cambria Math" w:hAnsi="Cambria Math"/>
+            </w:rPr>
+            <m:t>=</m:t>
+          </m:r>
+          <m:sSub>
+            <m:sSubPr>
+              <m:ctrlPr>
+                <w:rPr>
+                  <w:rFonts w:ascii="Cambria Math" w:hAnsi="Cambria Math"/>
+                </w:rPr>
+              </m:ctrlPr>
+            </m:sSubPr>
+            <m:e>
+              <m:acc>
+                <m:accPr>
+                  <m:chr m:val="‾"/>
+                  <m:ctrlPr>
+                    <w:rPr>
+                      <w:rFonts w:ascii="Cambria Math" w:hAnsi="Cambria Math"/>
+                    </w:rPr>
+                  </m:ctrlPr>
+                </m:accPr>
+                <m:e>
+                  <m:r>
+                    <m:rPr>
+                      <m:nor/>
+                    </m:rPr>
+                    <m:t>EggNumber</m:t>
+                  </m:r>
+                </m:e>
+              </m:acc>
+            </m:e>
+            <m:sub>
+              <m:r>
+                <w:rPr>
+                  <w:rFonts w:ascii="Cambria Math" w:hAnsi="Cambria Math"/>
+                </w:rPr>
+                <m:t>i</m:t>
+              </m:r>
+            </m:sub>
+          </m:sSub>
+          <m:r>
+            <m:rPr>
+              <m:sty m:val="p"/>
+            </m:rPr>
+            <w:rPr>
+              <w:rFonts w:ascii="Cambria Math" w:hAnsi="Cambria Math"/>
+            </w:rPr>
+            <m:t>-</m:t>
+          </m:r>
+          <m:acc>
+            <m:accPr>
+              <m:chr m:val="‾"/>
+              <m:ctrlPr>
+                <w:rPr>
+                  <w:rFonts w:ascii="Cambria Math" w:hAnsi="Cambria Math"/>
+                </w:rPr>
+              </m:ctrlPr>
+            </m:accPr>
+            <m:e>
+              <m:r>
+                <m:rPr>
+                  <m:nor/>
+                </m:rPr>
+                <m:t>EggNumber</m:t>
+              </m:r>
+            </m:e>
+          </m:acc>
+        </m:oMath>
+      </m:oMathPara>
+    </w:p>
+    <w:p>
+      <w:pPr>
+        <w:pStyle w:val="FirstParagraph"/>
+      </w:pPr>
+      <w:r>
+        <w:t>We then fitted the following linear mixed-effects model:</w:t>
       </w:r>
     </w:p>
     <w:p>
       <w:pPr>
         <w:pStyle w:val="BodyText"/>
       </w:pPr>
-      <w:r>
-        <w:t xml:space="preserve">I examined whether the first and second clutches of eggs differed in egg size variation among (</w:t>
-      </w:r>
-      <w:r>
-        <w:rPr>
-          <w:i/>
-          <w:iCs/>
-        </w:rPr>
-        <w:t xml:space="preserve">V</w:t>
-      </w:r>
-      <w:r>
-        <w:rPr>
-          <w:vertAlign w:val="subscript"/>
-        </w:rPr>
-        <w:t xml:space="preserve">among</w:t>
-      </w:r>
-      <w:r>
-        <w:t xml:space="preserve">) and within (</w:t>
-      </w:r>
-      <w:r>
-        <w:rPr>
-          <w:i/>
-          <w:iCs/>
-        </w:rPr>
-        <w:t xml:space="preserve">V</w:t>
-      </w:r>
-      <w:r>
-        <w:rPr>
-          <w:vertAlign w:val="subscript"/>
-        </w:rPr>
-        <w:t xml:space="preserve">within</w:t>
-      </w:r>
-      <w:r>
-        <w:t xml:space="preserve">) females by constructing a univariate hierarchical linear mixed-effects model with scaled mean egg perimeter as the response variable, clutch (first or second) as a fixed effect, and female body size as a continuous covariate. I also included, as random effects, a random slope for each clutch for each female. In the dispersion part of the model, I included clutch as a fixed effect to estimate the within-individual (i.e. residual) variance in egg size for each clutch. I then tested whether the first and second clutch differed in egg size at the among- and within-female levels.</w:t>
+      <m:oMathPara>
+        <m:oMathParaPr>
+          <m:jc m:val="center"/>
+        </m:oMathParaPr>
+        <m:oMath>
+          <m:sSub>
+            <m:sSubPr>
+              <m:ctrlPr>
+                <w:rPr>
+                  <w:rFonts w:ascii="Cambria Math" w:hAnsi="Cambria Math"/>
+                </w:rPr>
+              </m:ctrlPr>
+            </m:sSubPr>
+            <m:e>
+              <m:r>
+                <m:rPr>
+                  <m:nor/>
+                </m:rPr>
+                <m:t>MeanEggSize</m:t>
+              </m:r>
+            </m:e>
+            <m:sub>
+              <m:r>
+                <w:rPr>
+                  <w:rFonts w:ascii="Cambria Math" w:hAnsi="Cambria Math"/>
+                </w:rPr>
+                <m:t>ij</m:t>
+              </m:r>
+            </m:sub>
+          </m:sSub>
+          <m:r>
+            <m:rPr>
+              <m:sty m:val="p"/>
+            </m:rPr>
+            <w:rPr>
+              <w:rFonts w:ascii="Cambria Math" w:hAnsi="Cambria Math"/>
+            </w:rPr>
+            <m:t>=</m:t>
+          </m:r>
+          <m:sSub>
+            <m:sSubPr>
+              <m:ctrlPr>
+                <w:rPr>
+                  <w:rFonts w:ascii="Cambria Math" w:hAnsi="Cambria Math"/>
+                </w:rPr>
+              </m:ctrlPr>
+            </m:sSubPr>
+            <m:e>
+              <m:r>
+                <w:rPr>
+                  <w:rFonts w:ascii="Cambria Math" w:hAnsi="Cambria Math"/>
+                </w:rPr>
+                <m:t>β</m:t>
+              </m:r>
+            </m:e>
+            <m:sub>
+              <m:r>
+                <w:rPr>
+                  <w:rFonts w:ascii="Cambria Math" w:hAnsi="Cambria Math"/>
+                </w:rPr>
+                <m:t>0</m:t>
+              </m:r>
+            </m:sub>
+          </m:sSub>
+          <m:r>
+            <m:rPr>
+              <m:sty m:val="p"/>
+            </m:rPr>
+            <w:rPr>
+              <w:rFonts w:ascii="Cambria Math" w:hAnsi="Cambria Math"/>
+            </w:rPr>
+            <m:t>+</m:t>
+          </m:r>
+          <m:sSub>
+            <m:sSubPr>
+              <m:ctrlPr>
+                <w:rPr>
+                  <w:rFonts w:ascii="Cambria Math" w:hAnsi="Cambria Math"/>
+                </w:rPr>
+              </m:ctrlPr>
+            </m:sSubPr>
+            <m:e>
+              <m:r>
+                <w:rPr>
+                  <w:rFonts w:ascii="Cambria Math" w:hAnsi="Cambria Math"/>
+                </w:rPr>
+                <m:t>β</m:t>
+              </m:r>
+            </m:e>
+            <m:sub>
+              <m:r>
+                <w:rPr>
+                  <w:rFonts w:ascii="Cambria Math" w:hAnsi="Cambria Math"/>
+                </w:rPr>
+                <m:t>W</m:t>
+              </m:r>
+            </m:sub>
+          </m:sSub>
+          <m:r>
+            <w:rPr>
+              <w:rFonts w:ascii="Cambria Math" w:hAnsi="Cambria Math"/>
+            </w:rPr>
+            <m:t> </m:t>
+          </m:r>
+          <m:sSub>
+            <m:sSubPr>
+              <m:ctrlPr>
+                <w:rPr>
+                  <w:rFonts w:ascii="Cambria Math" w:hAnsi="Cambria Math"/>
+                </w:rPr>
+              </m:ctrlPr>
+            </m:sSubPr>
+            <m:e>
+              <m:r>
+                <m:rPr>
+                  <m:nor/>
+                </m:rPr>
+                <m:t>EggNumber</m:t>
+              </m:r>
+            </m:e>
+            <m:sub>
+              <m:r>
+                <m:rPr>
+                  <m:nor/>
+                </m:rPr>
+                <m:t>within</m:t>
+              </m:r>
+              <m:r>
+                <m:rPr>
+                  <m:sty m:val="p"/>
+                </m:rPr>
+                <w:rPr>
+                  <w:rFonts w:ascii="Cambria Math" w:hAnsi="Cambria Math"/>
+                </w:rPr>
+                <m:t>,</m:t>
+              </m:r>
+              <m:r>
+                <w:rPr>
+                  <w:rFonts w:ascii="Cambria Math" w:hAnsi="Cambria Math"/>
+                </w:rPr>
+                <m:t>ij</m:t>
+              </m:r>
+            </m:sub>
+          </m:sSub>
+          <m:r>
+            <m:rPr>
+              <m:sty m:val="p"/>
+            </m:rPr>
+            <w:rPr>
+              <w:rFonts w:ascii="Cambria Math" w:hAnsi="Cambria Math"/>
+            </w:rPr>
+            <m:t>+</m:t>
+          </m:r>
+          <m:sSub>
+            <m:sSubPr>
+              <m:ctrlPr>
+                <w:rPr>
+                  <w:rFonts w:ascii="Cambria Math" w:hAnsi="Cambria Math"/>
+                </w:rPr>
+              </m:ctrlPr>
+            </m:sSubPr>
+            <m:e>
+              <m:r>
+                <w:rPr>
+                  <w:rFonts w:ascii="Cambria Math" w:hAnsi="Cambria Math"/>
+                </w:rPr>
+                <m:t>β</m:t>
+              </m:r>
+            </m:e>
+            <m:sub>
+              <m:r>
+                <w:rPr>
+                  <w:rFonts w:ascii="Cambria Math" w:hAnsi="Cambria Math"/>
+                </w:rPr>
+                <m:t>B</m:t>
+              </m:r>
+            </m:sub>
+          </m:sSub>
+          <m:r>
+            <w:rPr>
+              <w:rFonts w:ascii="Cambria Math" w:hAnsi="Cambria Math"/>
+            </w:rPr>
+            <m:t> </m:t>
+          </m:r>
+          <m:sSub>
+            <m:sSubPr>
+              <m:ctrlPr>
+                <w:rPr>
+                  <w:rFonts w:ascii="Cambria Math" w:hAnsi="Cambria Math"/>
+                </w:rPr>
+              </m:ctrlPr>
+            </m:sSubPr>
+            <m:e>
+              <m:r>
+                <m:rPr>
+                  <m:nor/>
+                </m:rPr>
+                <m:t>EggNumber</m:t>
+              </m:r>
+            </m:e>
+            <m:sub>
+              <m:r>
+                <m:rPr>
+                  <m:nor/>
+                </m:rPr>
+                <m:t>between</m:t>
+              </m:r>
+              <m:r>
+                <m:rPr>
+                  <m:sty m:val="p"/>
+                </m:rPr>
+                <w:rPr>
+                  <w:rFonts w:ascii="Cambria Math" w:hAnsi="Cambria Math"/>
+                </w:rPr>
+                <m:t>,</m:t>
+              </m:r>
+              <m:r>
+                <w:rPr>
+                  <w:rFonts w:ascii="Cambria Math" w:hAnsi="Cambria Math"/>
+                </w:rPr>
+                <m:t>i</m:t>
+              </m:r>
+            </m:sub>
+          </m:sSub>
+          <m:r>
+            <m:rPr>
+              <m:sty m:val="p"/>
+            </m:rPr>
+            <w:rPr>
+              <w:rFonts w:ascii="Cambria Math" w:hAnsi="Cambria Math"/>
+            </w:rPr>
+            <m:t>+</m:t>
+          </m:r>
+          <m:sSub>
+            <m:sSubPr>
+              <m:ctrlPr>
+                <w:rPr>
+                  <w:rFonts w:ascii="Cambria Math" w:hAnsi="Cambria Math"/>
+                </w:rPr>
+              </m:ctrlPr>
+            </m:sSubPr>
+            <m:e>
+              <m:r>
+                <w:rPr>
+                  <w:rFonts w:ascii="Cambria Math" w:hAnsi="Cambria Math"/>
+                </w:rPr>
+                <m:t>b</m:t>
+              </m:r>
+            </m:e>
+            <m:sub>
+              <m:r>
+                <w:rPr>
+                  <w:rFonts w:ascii="Cambria Math" w:hAnsi="Cambria Math"/>
+                </w:rPr>
+                <m:t>0</m:t>
+              </m:r>
+              <m:r>
+                <w:rPr>
+                  <w:rFonts w:ascii="Cambria Math" w:hAnsi="Cambria Math"/>
+                </w:rPr>
+                <m:t>i</m:t>
+              </m:r>
+            </m:sub>
+          </m:sSub>
+          <m:r>
+            <m:rPr>
+              <m:sty m:val="p"/>
+            </m:rPr>
+            <w:rPr>
+              <w:rFonts w:ascii="Cambria Math" w:hAnsi="Cambria Math"/>
+            </w:rPr>
+            <m:t>+</m:t>
+          </m:r>
+          <m:sSub>
+            <m:sSubPr>
+              <m:ctrlPr>
+                <w:rPr>
+                  <w:rFonts w:ascii="Cambria Math" w:hAnsi="Cambria Math"/>
+                </w:rPr>
+              </m:ctrlPr>
+            </m:sSubPr>
+            <m:e>
+              <m:r>
+                <w:rPr>
+                  <w:rFonts w:ascii="Cambria Math" w:hAnsi="Cambria Math"/>
+                </w:rPr>
+                <m:t>ε</m:t>
+              </m:r>
+            </m:e>
+            <m:sub>
+              <m:r>
+                <w:rPr>
+                  <w:rFonts w:ascii="Cambria Math" w:hAnsi="Cambria Math"/>
+                </w:rPr>
+                <m:t>ij</m:t>
+              </m:r>
+            </m:sub>
+          </m:sSub>
+        </m:oMath>
+      </m:oMathPara>
+    </w:p>
+    <w:p>
+      <w:pPr>
+        <w:pStyle w:val="FirstParagraph"/>
+      </w:pPr>
+      <w:r>
+        <w:t>with</w:t>
       </w:r>
     </w:p>
     <w:p>
       <w:pPr>
         <w:pStyle w:val="BodyText"/>
       </w:pPr>
-      <w:r>
-        <w:t xml:space="preserve">Bayesian mixed models were run for 10000 iterations (3000 warm-up iterations) across 6 chains, with a thinning interval of 2 (total post-warm-up samples = 21,000). I used weakly informative normal priors (N (0,10)) for fixed effects and positively bound exponential (1) priors for random effects in multivariate models. The univariate hierarchical mixed models were run using default priors. I performed posterior predictive checks to ensure adequate model fits, while trace plots confirmed that models converged with low among-chain variability (</w:t>
+      <m:oMathPara>
+        <m:oMathParaPr>
+          <m:jc m:val="center"/>
+        </m:oMathParaPr>
+        <m:oMath>
+          <m:sSub>
+            <m:sSubPr>
+              <m:ctrlPr>
+                <w:rPr>
+                  <w:rFonts w:ascii="Cambria Math" w:hAnsi="Cambria Math"/>
+                </w:rPr>
+              </m:ctrlPr>
+            </m:sSubPr>
+            <m:e>
+              <m:r>
+                <w:rPr>
+                  <w:rFonts w:ascii="Cambria Math" w:hAnsi="Cambria Math"/>
+                </w:rPr>
+                <m:t>b</m:t>
+              </m:r>
+            </m:e>
+            <m:sub>
+              <m:r>
+                <w:rPr>
+                  <w:rFonts w:ascii="Cambria Math" w:hAnsi="Cambria Math"/>
+                </w:rPr>
+                <m:t>0</m:t>
+              </m:r>
+              <m:r>
+                <w:rPr>
+                  <w:rFonts w:ascii="Cambria Math" w:hAnsi="Cambria Math"/>
+                </w:rPr>
+                <m:t>i</m:t>
+              </m:r>
+            </m:sub>
+          </m:sSub>
+          <m:r>
+            <m:rPr>
+              <m:sty m:val="p"/>
+            </m:rPr>
+            <w:rPr>
+              <w:rFonts w:ascii="Cambria Math" w:hAnsi="Cambria Math"/>
+            </w:rPr>
+            <m:t>∼</m:t>
+          </m:r>
+          <m:r>
+            <m:rPr>
+              <m:scr m:val="script"/>
+              <m:sty m:val="p"/>
+            </m:rPr>
+            <w:rPr>
+              <w:rFonts w:ascii="Cambria Math" w:hAnsi="Cambria Math"/>
+            </w:rPr>
+            <m:t>N</m:t>
+          </m:r>
+          <m:d>
+            <m:dPr>
+              <m:ctrlPr>
+                <w:rPr>
+                  <w:rFonts w:ascii="Cambria Math" w:hAnsi="Cambria Math"/>
+                </w:rPr>
+              </m:ctrlPr>
+            </m:dPr>
+            <m:e>
+              <m:r>
+                <w:rPr>
+                  <w:rFonts w:ascii="Cambria Math" w:hAnsi="Cambria Math"/>
+                </w:rPr>
+                <m:t>0</m:t>
+              </m:r>
+              <m:r>
+                <m:rPr>
+                  <m:sty m:val="p"/>
+                </m:rPr>
+                <w:rPr>
+                  <w:rFonts w:ascii="Cambria Math" w:hAnsi="Cambria Math"/>
+                </w:rPr>
+                <m:t>,</m:t>
+              </m:r>
+              <m:sSubSup>
+                <m:sSubSupPr>
+                  <m:ctrlPr>
+                    <w:rPr>
+                      <w:rFonts w:ascii="Cambria Math" w:hAnsi="Cambria Math"/>
+                    </w:rPr>
+                  </m:ctrlPr>
+                </m:sSubSupPr>
+                <m:e>
+                  <m:r>
+                    <w:rPr>
+                      <w:rFonts w:ascii="Cambria Math" w:hAnsi="Cambria Math"/>
+                    </w:rPr>
+                    <m:t>σ</m:t>
+                  </m:r>
+                </m:e>
+                <m:sub>
+                  <m:r>
+                    <m:rPr>
+                      <m:nor/>
+                    </m:rPr>
+                    <m:t>id</m:t>
+                  </m:r>
+                </m:sub>
+                <m:sup>
+                  <m:r>
+                    <w:rPr>
+                      <w:rFonts w:ascii="Cambria Math" w:hAnsi="Cambria Math"/>
+                    </w:rPr>
+                    <m:t>2</m:t>
+                  </m:r>
+                </m:sup>
+              </m:sSubSup>
+            </m:e>
+          </m:d>
+          <m:r>
+            <m:rPr>
+              <m:sty m:val="p"/>
+            </m:rPr>
+            <w:rPr>
+              <w:rFonts w:ascii="Cambria Math" w:hAnsi="Cambria Math"/>
+            </w:rPr>
+            <m:t>,</m:t>
+          </m:r>
+          <m:r>
+            <w:rPr>
+              <w:rFonts w:ascii="Cambria Math" w:hAnsi="Cambria Math"/>
+            </w:rPr>
+            <m:t>  </m:t>
+          </m:r>
+          <m:sSub>
+            <m:sSubPr>
+              <m:ctrlPr>
+                <w:rPr>
+                  <w:rFonts w:ascii="Cambria Math" w:hAnsi="Cambria Math"/>
+                </w:rPr>
+              </m:ctrlPr>
+            </m:sSubPr>
+            <m:e>
+              <m:r>
+                <w:rPr>
+                  <w:rFonts w:ascii="Cambria Math" w:hAnsi="Cambria Math"/>
+                </w:rPr>
+                <m:t>ε</m:t>
+              </m:r>
+            </m:e>
+            <m:sub>
+              <m:r>
+                <w:rPr>
+                  <w:rFonts w:ascii="Cambria Math" w:hAnsi="Cambria Math"/>
+                </w:rPr>
+                <m:t>ij</m:t>
+              </m:r>
+            </m:sub>
+          </m:sSub>
+          <m:r>
+            <m:rPr>
+              <m:sty m:val="p"/>
+            </m:rPr>
+            <w:rPr>
+              <w:rFonts w:ascii="Cambria Math" w:hAnsi="Cambria Math"/>
+            </w:rPr>
+            <m:t>∼</m:t>
+          </m:r>
+          <m:r>
+            <m:rPr>
+              <m:scr m:val="script"/>
+              <m:sty m:val="p"/>
+            </m:rPr>
+            <w:rPr>
+              <w:rFonts w:ascii="Cambria Math" w:hAnsi="Cambria Math"/>
+            </w:rPr>
+            <m:t>N</m:t>
+          </m:r>
+          <m:d>
+            <m:dPr>
+              <m:ctrlPr>
+                <w:rPr>
+                  <w:rFonts w:ascii="Cambria Math" w:hAnsi="Cambria Math"/>
+                </w:rPr>
+              </m:ctrlPr>
+            </m:dPr>
+            <m:e>
+              <m:r>
+                <w:rPr>
+                  <w:rFonts w:ascii="Cambria Math" w:hAnsi="Cambria Math"/>
+                </w:rPr>
+                <m:t>0</m:t>
+              </m:r>
+              <m:r>
+                <m:rPr>
+                  <m:sty m:val="p"/>
+                </m:rPr>
+                <w:rPr>
+                  <w:rFonts w:ascii="Cambria Math" w:hAnsi="Cambria Math"/>
+                </w:rPr>
+                <m:t>,</m:t>
+              </m:r>
+              <m:sSup>
+                <m:sSupPr>
+                  <m:ctrlPr>
+                    <w:rPr>
+                      <w:rFonts w:ascii="Cambria Math" w:hAnsi="Cambria Math"/>
+                    </w:rPr>
+                  </m:ctrlPr>
+                </m:sSupPr>
+                <m:e>
+                  <m:r>
+                    <w:rPr>
+                      <w:rFonts w:ascii="Cambria Math" w:hAnsi="Cambria Math"/>
+                    </w:rPr>
+                    <m:t>σ</m:t>
+                  </m:r>
+                </m:e>
+                <m:sup>
+                  <m:r>
+                    <w:rPr>
+                      <w:rFonts w:ascii="Cambria Math" w:hAnsi="Cambria Math"/>
+                    </w:rPr>
+                    <m:t>2</m:t>
+                  </m:r>
+                </m:sup>
+              </m:sSup>
+            </m:e>
+          </m:d>
+        </m:oMath>
+      </m:oMathPara>
+    </w:p>
+    <w:p>
+      <w:pPr>
+        <w:pStyle w:val="FirstParagraph"/>
+      </w:pPr>
+      <w:r>
+        <w:t xml:space="preserve">The coefficient </w:t>
+      </w:r>
+      <m:oMath>
+        <m:sSub>
+          <m:sSubPr>
+            <m:ctrlPr>
+              <w:rPr>
+                <w:rFonts w:ascii="Cambria Math" w:hAnsi="Cambria Math"/>
+              </w:rPr>
+            </m:ctrlPr>
+          </m:sSubPr>
+          <m:e>
+            <m:r>
+              <w:rPr>
+                <w:rFonts w:ascii="Cambria Math" w:hAnsi="Cambria Math"/>
+              </w:rPr>
+              <m:t>β</m:t>
+            </m:r>
+          </m:e>
+          <m:sub>
+            <m:r>
+              <w:rPr>
+                <w:rFonts w:ascii="Cambria Math" w:hAnsi="Cambria Math"/>
+              </w:rPr>
+              <m:t>W</m:t>
+            </m:r>
+          </m:sub>
+        </m:sSub>
+      </m:oMath>
+      <w:r>
+        <w:t xml:space="preserve"> estimates the within-female (plastic) effect of egg number on egg size, whereas </w:t>
+      </w:r>
+      <m:oMath>
+        <m:sSub>
+          <m:sSubPr>
+            <m:ctrlPr>
+              <w:rPr>
+                <w:rFonts w:ascii="Cambria Math" w:hAnsi="Cambria Math"/>
+              </w:rPr>
+            </m:ctrlPr>
+          </m:sSubPr>
+          <m:e>
+            <m:r>
+              <w:rPr>
+                <w:rFonts w:ascii="Cambria Math" w:hAnsi="Cambria Math"/>
+              </w:rPr>
+              <m:t>β</m:t>
+            </m:r>
+          </m:e>
+          <m:sub>
+            <m:r>
+              <w:rPr>
+                <w:rFonts w:ascii="Cambria Math" w:hAnsi="Cambria Math"/>
+              </w:rPr>
+              <m:t>B</m:t>
+            </m:r>
+          </m:sub>
+        </m:sSub>
+      </m:oMath>
+      <w:r>
+        <w:t xml:space="preserve"> estimates the between-female (strategic) effect.</w:t>
+      </w:r>
+    </w:p>
+    <w:p>
+      <w:pPr>
+        <w:pStyle w:val="BodyText"/>
+      </w:pPr>
+      <w:r>
+        <w:t>Weakly informative priors were specified for all model parameters to regularize estimation while remaining minimally restrictive. Fixed effects were assigned zero-centered normal priors. Standard deviations of random effects were assigned exponential priors to constrain variance parameters to positive values while discouraging unrealistically large estimates. Correlation matrices among random effects were assigned LKJ priors to provide weak regularization of covariance structures.All models were fitted usin</w:t>
+      </w:r>
+      <w:r>
+        <w:t xml:space="preserve">g Markov chain Monte Carlo (MCMC) </w:t>
+      </w:r>
+      <w:r>
+        <w:lastRenderedPageBreak/>
+        <w:t>sampling with four independent chains and 4,000 iterations to ensure adequate posterior exploration. Convergence was evaluated using the potential scale reduction factor (</w:t>
       </w:r>
       <m:oMath>
         <m:acc>
           <m:accPr>
-            <m:chr m:val="̂"/>
+            <m:ctrlPr>
+              <w:rPr>
+                <w:rFonts w:ascii="Cambria Math" w:hAnsi="Cambria Math"/>
+              </w:rPr>
+            </m:ctrlPr>
           </m:accPr>
           <m:e>
             <m:r>
+              <w:rPr>
+                <w:rFonts w:ascii="Cambria Math" w:hAnsi="Cambria Math"/>
+              </w:rPr>
               <m:t>R</m:t>
             </m:r>
           </m:e>
         </m:acc>
       </m:oMath>
       <w:r>
-        <w:t xml:space="preserve"> </w:t>
-      </w:r>
-      <w:r>
-        <w:t xml:space="preserve">= 1.00). I report posterior means with 95% credible intervals (CrIs) for all parameter estimates, where inference was based on CrIs that did not include zero.</w:t>
-      </w:r>
-    </w:p>
-    <w:bookmarkEnd w:id="23"/>
-    <w:bookmarkEnd w:id="24"/>
-    <w:bookmarkStart w:id="25" w:name="results"/>
+        <w:t xml:space="preserve"> = 1.00), effective sample sizes (bulk and tail ESS), and visual inspection of trace plots. All reported parameters satisfied standard convergence criteria (</w:t>
+      </w:r>
+      <m:oMath>
+        <m:acc>
+          <m:accPr>
+            <m:ctrlPr>
+              <w:rPr>
+                <w:rFonts w:ascii="Cambria Math" w:hAnsi="Cambria Math"/>
+              </w:rPr>
+            </m:ctrlPr>
+          </m:accPr>
+          <m:e>
+            <m:r>
+              <w:rPr>
+                <w:rFonts w:ascii="Cambria Math" w:hAnsi="Cambria Math"/>
+              </w:rPr>
+              <m:t>R</m:t>
+            </m:r>
+          </m:e>
+        </m:acc>
+        <m:r>
+          <m:rPr>
+            <m:sty m:val="p"/>
+          </m:rPr>
+          <w:rPr>
+            <w:rFonts w:ascii="Cambria Math" w:hAnsi="Cambria Math"/>
+          </w:rPr>
+          <m:t>≈</m:t>
+        </m:r>
+        <m:r>
+          <w:rPr>
+            <w:rFonts w:ascii="Cambria Math" w:hAnsi="Cambria Math"/>
+          </w:rPr>
+          <m:t>1.00</m:t>
+        </m:r>
+      </m:oMath>
+      <w:r>
+        <w:t>). Parameter estimates are presented as posterior means with 95% credible intervals derived from the posterior distributions. Inference was based on CrIs that did not include zero.</w:t>
+      </w:r>
+    </w:p>
+    <w:p>
+      <w:pPr>
+        <w:pStyle w:val="BodyText"/>
+      </w:pPr>
+      <w:r>
+        <w:t>I examined whether the first and second clutches of eggs differed in egg size variation among (</w:t>
+      </w:r>
+      <w:r>
+        <w:rPr>
+          <w:i/>
+          <w:iCs/>
+        </w:rPr>
+        <w:t>V</w:t>
+      </w:r>
+      <w:r>
+        <w:rPr>
+          <w:vertAlign w:val="subscript"/>
+        </w:rPr>
+        <w:t>among</w:t>
+      </w:r>
+      <w:r>
+        <w:t>) and within (</w:t>
+      </w:r>
+      <w:r>
+        <w:rPr>
+          <w:i/>
+          <w:iCs/>
+        </w:rPr>
+        <w:t>V</w:t>
+      </w:r>
+      <w:r>
+        <w:rPr>
+          <w:vertAlign w:val="subscript"/>
+        </w:rPr>
+        <w:t>within</w:t>
+      </w:r>
+      <w:r>
+        <w:t>) females by constructing a univariate hierarchical linear mixed-effects model with scaled mean egg perimeter as the response variable, clutch (first or second) as a fixed effect, and female body size as a continuous covariate. I also included, as random effects, a random slope for each clutch for each female. In the dispersion part of the model, I included clutch as a fixed effect to estimate the within-individual (i.e. residual) variance in egg size for each clutch. I then teste</w:t>
+      </w:r>
+      <w:r>
+        <w:t>d whether the first and second clutch differed in egg size at the among- and within-female levels.</w:t>
+      </w:r>
+    </w:p>
     <w:p>
       <w:pPr>
         <w:pStyle w:val="Heading1"/>
       </w:pPr>
-      <w:r>
-        <w:t xml:space="preserve">Results</w:t>
-      </w:r>
-    </w:p>
-    <w:bookmarkEnd w:id="25"/>
-    <w:bookmarkStart w:id="26" w:name="X2adf980c3cdf557e751ed69a8410e917bd83bb9"/>
+      <w:bookmarkStart w:id="10" w:name="results"/>
+      <w:bookmarkEnd w:id="2"/>
+      <w:bookmarkEnd w:id="9"/>
+      <w:r>
+        <w:t>Results</w:t>
+      </w:r>
+    </w:p>
+    <w:p>
+      <w:pPr>
+        <w:pStyle w:val="FirstParagraph"/>
+      </w:pPr>
+      <w:r>
+        <w:t>Results Effect of clutch order on egg size and number Both egg number and egg size declined in the second clutch. In the multivariate Gaussian–Poisson model, egg size was smaller in clutch two (x̄ ± SE = 3.41 ± 0.03) relative to clutch one (3.54 ± 0.03; β = −0.12, 95% CrI [−0.21, −0.04]). Egg number also declined substantially (clutch one: 51.55 ± 2.49; clutch two: 34.14 ± 2.65; log-scale β = −0.41, 95% CrI [−0.48, −0.34]), corresponding to an approximate 34% reduction on the natural scale (e^(−0.41) ≈ 0.66</w:t>
+      </w:r>
+      <w:r>
+        <w:t xml:space="preserve">). Among-female variation remained detectable </w:t>
+      </w:r>
+      <w:r>
+        <w:lastRenderedPageBreak/>
+        <w:t xml:space="preserve">for both egg size (SD = 0.091, 95% CrI [0.009, 0.165]) and egg number (SD = 0.355, 95% CrI [0.273, 0.460]), indicating persistent heterogeneity among females across broods. Correlations between egg number and egg size Across all observations, the raw Pearson correlation between egg number and egg size was weak and close to zero (r_raw = −0.04, 95% CI [−0.25, 0.19]), suggesting no clear phenotypic association when hierarchical structure was ignored. In contrast, </w:t>
+      </w:r>
+      <w:r>
+        <w:t>the between-female Pearson correlation calculated from female means was moderate and negative (r_between = −0.31, 95% CI [−0.55, −0.02]). Females that produced more eggs on average tended to lay smaller eggs. The multivariate Gaussian model partitioned covariation into among-female and residual components. After accounting for female identity, the residual (within-female) correlation between egg number and egg size was effectively zero and highly uncertain (r_within = 0.0025, 95% CrI [−0.86, 0.85]). Thus, a</w:t>
+      </w:r>
+      <w:r>
+        <w:t>pparent phenotypic independence masked a moderate negative association among females but no detectable clutch-level trade-off within females. Within–between mixed-effects models In the within–between mixed-effects model, egg size varied among females (random-intercept SD = 0.07, 95% CrI [0.00, 0.14]). The within-female effect of egg number on egg size was small and uncertain (β_W = 0.0027, 95% CrI [−0.0006, 0.0057]). On the natural scale, this corresponds to an increase of approximately 0.027 units in egg s</w:t>
+      </w:r>
+      <w:r>
+        <w:t>ize for every additional 10 eggs within a female—an effect that was not credibly different from zero. In contrast, the between-female effect was negative (β_B = −0.0038, 95% CrI [−0.0076, 0.0000]). Females differing by 10 eggs in mean clutch size differed by approximately 0.038 units in egg size. Although the credible interval extended to zero, the posterior distribution was predominantly negative, consistent with a modest among-female trade-off. Standardized coefficients reinforced the difference in magnit</w:t>
+      </w:r>
+      <w:r>
+        <w:t xml:space="preserve">ude between hierarchical levels. </w:t>
+      </w:r>
+      <w:r>
+        <w:lastRenderedPageBreak/>
+        <w:t>The standardized within-female effect was positive but uncertain (β_W,standardized = 0.17, 95% CrI [−0.04, 0.36]), whereas the standardized between-female effect was negative and its credible interval did not overlap zero (β_B,standardized = −0.23, 95% CrI [−0.452, −0.002]). Thus, the negative association was stronger and more consistent among females than within females. Allowing within-female slopes to vary among females produced similar fixed-effect estimates (β_W = 0.003</w:t>
+      </w:r>
+      <w:r>
+        <w:t>4, 95% CrI [−0.0004, 0.0076]; β_B = −0.0041, 95% CrI [−0.0082, −0.0002]). Variation in within-female slopes was small (SD = 0.0046, 95% CrI [0.0003, 0.0110]), and the intercept–slope correlation was highly uncertain (r = 0.20, 95% CrI [−0.67, 0.85]), indicating no strong evidence that females differed substantially in plastic allocation patterns. Because both egg number and egg size declined across clutches, clutch order was included as an additional fixed effect to test whether it explained the weak positi</w:t>
+      </w:r>
+      <w:r>
+        <w:t>ve within-female slope. When clutch order was accounted for, the within-female effect collapsed to zero (β_W = −0.0004, 95% CrI [−0.0045, 0.0035]). Thus, there was no evidence that females plastically traded egg number against egg size within clutches; the apparent association in the initial model was entirely explained by parallel declines from clutch one to clutch two. Summary Overall, egg size and egg number declined substantially between clutches. Persistent differences among females generated a moderat</w:t>
+      </w:r>
+      <w:r>
+        <w:t>e negative association between mean egg size and number, whereas there was no evidence for a consistent within-female trade-off once clutch order was accounted for. These results indicate that apparent number–size trade-offs arise primarily from stable among-female differences rather than dynamic allocation decisions within females.</w:t>
+      </w:r>
+    </w:p>
     <w:p>
       <w:pPr>
         <w:pStyle w:val="Heading1"/>
       </w:pPr>
-      <w:r>
-        <w:t xml:space="preserve">Effect of clutch order on egg size and number</w:t>
+      <w:bookmarkStart w:id="11" w:name="X2adf980c3cdf557e751ed69a8410e917bd83bb9"/>
+      <w:bookmarkEnd w:id="10"/>
+      <w:r>
+        <w:lastRenderedPageBreak/>
+        <w:t>Effect of clutch order on egg size and number</w:t>
       </w:r>
     </w:p>
     <w:p>
@@ -723,118 +3653,136 @@
         <w:pStyle w:val="FirstParagraph"/>
       </w:pPr>
       <w:r>
-        <w:t xml:space="preserve">Both egg number and egg size declined in the second clutch In the multivariate Gaussian–Poisson model, egg size was smaller in clutch two (</w:t>
+        <w:t>Both egg number and egg size declined in the second clutch. In the multivariate Gaussian–Poisson model, egg size was smaller in clutch two (</w:t>
       </w:r>
       <m:oMath>
         <m:acc>
           <m:accPr>
             <m:chr m:val="‾"/>
+            <m:ctrlPr>
+              <w:rPr>
+                <w:rFonts w:ascii="Cambria Math" w:hAnsi="Cambria Math"/>
+              </w:rPr>
+            </m:ctrlPr>
           </m:accPr>
           <m:e>
             <m:r>
+              <w:rPr>
+                <w:rFonts w:ascii="Cambria Math" w:hAnsi="Cambria Math"/>
+              </w:rPr>
               <m:t>x</m:t>
             </m:r>
           </m:e>
         </m:acc>
       </m:oMath>
       <w:r>
-        <w:t xml:space="preserve"> </w:t>
-      </w:r>
-      <w:r>
-        <w:t xml:space="preserve">± SE = 3.41 ± 0.03) relative to clutch one (</w:t>
+        <w:t xml:space="preserve"> ± SE = 3.41 ± 0.03) relative to clutch one (</w:t>
       </w:r>
       <m:oMath>
         <m:acc>
           <m:accPr>
             <m:chr m:val="‾"/>
+            <m:ctrlPr>
+              <w:rPr>
+                <w:rFonts w:ascii="Cambria Math" w:hAnsi="Cambria Math"/>
+              </w:rPr>
+            </m:ctrlPr>
           </m:accPr>
           <m:e>
             <m:r>
+              <w:rPr>
+                <w:rFonts w:ascii="Cambria Math" w:hAnsi="Cambria Math"/>
+              </w:rPr>
               <m:t>x</m:t>
             </m:r>
           </m:e>
         </m:acc>
       </m:oMath>
       <w:r>
-        <w:t xml:space="preserve"> </w:t>
-      </w:r>
-      <w:r>
-        <w:t xml:space="preserve">= 3.54 ± 0.03;</w:t>
-      </w:r>
-      <w:r>
-        <w:t xml:space="preserve"> </w:t>
+        <w:t xml:space="preserve"> = 3.54 ± 0.03; </w:t>
       </w:r>
       <m:oMath>
         <m:r>
+          <w:rPr>
+            <w:rFonts w:ascii="Cambria Math" w:hAnsi="Cambria Math"/>
+          </w:rPr>
           <m:t>β</m:t>
         </m:r>
       </m:oMath>
       <w:r>
-        <w:t xml:space="preserve"> </w:t>
-      </w:r>
-      <w:r>
-        <w:t xml:space="preserve">= -0.12, 95% CrI (-0.21, -0.04). Egg number also declined significantly (clutch one:</w:t>
-      </w:r>
-      <w:r>
-        <w:t xml:space="preserve"> </w:t>
+        <w:t xml:space="preserve"> = -0.12, 95% CrI (-0.21, -0.04). Egg number also declined significantly (clutch one: </w:t>
       </w:r>
       <m:oMath>
         <m:acc>
           <m:accPr>
             <m:chr m:val="‾"/>
+            <m:ctrlPr>
+              <w:rPr>
+                <w:rFonts w:ascii="Cambria Math" w:hAnsi="Cambria Math"/>
+              </w:rPr>
+            </m:ctrlPr>
           </m:accPr>
           <m:e>
             <m:r>
+              <w:rPr>
+                <w:rFonts w:ascii="Cambria Math" w:hAnsi="Cambria Math"/>
+              </w:rPr>
               <m:t>x</m:t>
             </m:r>
           </m:e>
         </m:acc>
       </m:oMath>
       <w:r>
-        <w:t xml:space="preserve"> </w:t>
-      </w:r>
-      <w:r>
-        <w:t xml:space="preserve">= 51.55 ± 2.49; clutch two:</w:t>
-      </w:r>
-      <w:r>
-        <w:t xml:space="preserve"> </w:t>
+        <w:t xml:space="preserve"> = 51.55 ± 2.49; clutch two: </w:t>
       </w:r>
       <m:oMath>
         <m:acc>
           <m:accPr>
             <m:chr m:val="‾"/>
+            <m:ctrlPr>
+              <w:rPr>
+                <w:rFonts w:ascii="Cambria Math" w:hAnsi="Cambria Math"/>
+              </w:rPr>
+            </m:ctrlPr>
           </m:accPr>
           <m:e>
             <m:r>
+              <w:rPr>
+                <w:rFonts w:ascii="Cambria Math" w:hAnsi="Cambria Math"/>
+              </w:rPr>
               <m:t>x</m:t>
             </m:r>
           </m:e>
         </m:acc>
       </m:oMath>
       <w:r>
-        <w:t xml:space="preserve"> </w:t>
-      </w:r>
-      <w:r>
-        <w:t xml:space="preserve">= 34.14 ± 2.65; log-scale</w:t>
-      </w:r>
-      <w:r>
-        <w:t xml:space="preserve"> </w:t>
+        <w:t xml:space="preserve"> = 34.14 ± 2.65; log-scale </w:t>
       </w:r>
       <m:oMath>
         <m:r>
+          <w:rPr>
+            <w:rFonts w:ascii="Cambria Math" w:hAnsi="Cambria Math"/>
+          </w:rPr>
           <m:t>β</m:t>
         </m:r>
       </m:oMath>
       <w:r>
-        <w:t xml:space="preserve"> </w:t>
-      </w:r>
-      <w:r>
-        <w:t xml:space="preserve">= -0.41, 95% CrI (-0.48, -0.34)), corresponding to an approximate 34% reduction on the natural scale (</w:t>
+        <w:t xml:space="preserve"> = -0.41, 95% CrI (-0.48, -0.34)), corresponding to an approximate 34% reduction on the natural scale (</w:t>
       </w:r>
       <m:oMath>
         <m:sSup>
+          <m:sSupPr>
+            <m:ctrlPr>
+              <w:rPr>
+                <w:rFonts w:ascii="Cambria Math" w:hAnsi="Cambria Math"/>
+              </w:rPr>
+            </m:ctrlPr>
+          </m:sSupPr>
           <m:e>
             <m:r>
+              <w:rPr>
+                <w:rFonts w:ascii="Cambria Math" w:hAnsi="Cambria Math"/>
+              </w:rPr>
               <m:t>e</m:t>
             </m:r>
           </m:e>
@@ -843,9 +3791,15 @@
               <m:rPr>
                 <m:sty m:val="p"/>
               </m:rPr>
-              <m:t>−</m:t>
+              <w:rPr>
+                <w:rFonts w:ascii="Cambria Math" w:hAnsi="Cambria Math"/>
+              </w:rPr>
+              <m:t>-</m:t>
             </m:r>
             <m:r>
+              <w:rPr>
+                <w:rFonts w:ascii="Cambria Math" w:hAnsi="Cambria Math"/>
+              </w:rPr>
               <m:t>0.410</m:t>
             </m:r>
           </m:sup>
@@ -854,24 +3808,30 @@
           <m:rPr>
             <m:sty m:val="p"/>
           </m:rPr>
+          <w:rPr>
+            <w:rFonts w:ascii="Cambria Math" w:hAnsi="Cambria Math"/>
+          </w:rPr>
           <m:t>≈</m:t>
         </m:r>
         <m:r>
+          <w:rPr>
+            <w:rFonts w:ascii="Cambria Math" w:hAnsi="Cambria Math"/>
+          </w:rPr>
           <m:t>0.66</m:t>
         </m:r>
       </m:oMath>
       <w:r>
-        <w:t xml:space="preserve">). Among-female variation remained detectable for both egg size (SD = 0.091, 95% CrI [0.009, 0.165]) and egg number (SD = 0.355, 95% CrI [0.273, 0.460]), indicating persistent heterogeneity across broods.</w:t>
-      </w:r>
-    </w:p>
-    <w:bookmarkEnd w:id="26"/>
-    <w:bookmarkStart w:id="27" w:name="correlations"/>
+        <w:t>). Among-female variation remained detectable for both egg size (SD = 0.091, 95% CrI [0.009, 0.165]) and egg number (SD = 0.355, 95% CrI [0.273, 0.460]), indicating persistent heterogeneity across broods.</w:t>
+      </w:r>
+    </w:p>
     <w:p>
       <w:pPr>
         <w:pStyle w:val="Heading1"/>
       </w:pPr>
-      <w:r>
-        <w:t xml:space="preserve">Correlations</w:t>
+      <w:bookmarkStart w:id="12" w:name="correlations"/>
+      <w:bookmarkEnd w:id="11"/>
+      <w:r>
+        <w:t>Correlations</w:t>
       </w:r>
     </w:p>
     <w:p>
@@ -879,116 +3839,120 @@
         <w:pStyle w:val="FirstParagraph"/>
       </w:pPr>
       <w:r>
-        <w:t xml:space="preserve">Across all observations, the raw Pearson correlation between egg number and egg size was weak and close to zero (</w:t>
+        <w:t>Across all observations, the raw Pearson correlation between egg number and egg size was weak and close to zero (</w:t>
       </w:r>
       <m:oMath>
         <m:sSub>
+          <m:sSubPr>
+            <m:ctrlPr>
+              <w:rPr>
+                <w:rFonts w:ascii="Cambria Math" w:hAnsi="Cambria Math"/>
+              </w:rPr>
+            </m:ctrlPr>
+          </m:sSubPr>
           <m:e>
             <m:r>
+              <w:rPr>
+                <w:rFonts w:ascii="Cambria Math" w:hAnsi="Cambria Math"/>
+              </w:rPr>
               <m:t>r</m:t>
             </m:r>
           </m:e>
           <m:sub>
             <m:r>
-              <m:t>r</m:t>
-            </m:r>
-            <m:r>
-              <m:t>a</m:t>
-            </m:r>
-            <m:r>
-              <m:t>w</m:t>
+              <w:rPr>
+                <w:rFonts w:ascii="Cambria Math" w:hAnsi="Cambria Math"/>
+              </w:rPr>
+              <m:t>raw</m:t>
             </m:r>
           </m:sub>
         </m:sSub>
       </m:oMath>
       <w:r>
-        <w:t xml:space="preserve"> </w:t>
-      </w:r>
-      <w:r>
-        <w:t xml:space="preserve">= -0.04, 95% CI [-0.25, 0.19]). Thus, ignoring hierarchical structure, there was no clear phenotypic association between the two traits.The between-female Pearson correlation calculated using female means was moderate and negative (</w:t>
+        <w:t xml:space="preserve"> = -0.04, 95% CI [-0.25, 0.19]). Thus, ignoring hierarchical structure, there was no clear phenotypic association between the two traits. The between-female Pearson correlation calculated using female means was moderate and negative (</w:t>
       </w:r>
       <m:oMath>
         <m:sSub>
+          <m:sSubPr>
+            <m:ctrlPr>
+              <w:rPr>
+                <w:rFonts w:ascii="Cambria Math" w:hAnsi="Cambria Math"/>
+              </w:rPr>
+            </m:ctrlPr>
+          </m:sSubPr>
           <m:e>
             <m:r>
+              <w:rPr>
+                <w:rFonts w:ascii="Cambria Math" w:hAnsi="Cambria Math"/>
+              </w:rPr>
               <m:t>r</m:t>
             </m:r>
           </m:e>
           <m:sub>
             <m:r>
-              <m:t>b</m:t>
-            </m:r>
-            <m:r>
-              <m:t>e</m:t>
-            </m:r>
-            <m:r>
-              <m:t>t</m:t>
-            </m:r>
-            <m:r>
-              <m:t>w</m:t>
-            </m:r>
-            <m:r>
-              <m:t>e</m:t>
-            </m:r>
-            <m:r>
-              <m:t>e</m:t>
-            </m:r>
-            <m:r>
-              <m:t>n</m:t>
+              <w:rPr>
+                <w:rFonts w:ascii="Cambria Math" w:hAnsi="Cambria Math"/>
+              </w:rPr>
+              <m:t>between</m:t>
             </m:r>
           </m:sub>
         </m:sSub>
       </m:oMath>
       <w:r>
-        <w:t xml:space="preserve"> </w:t>
-      </w:r>
-      <w:r>
-        <w:t xml:space="preserve">= -0.31, 95% CI [-0.55, -0.02]). Females that produced more eggs on average tended to lay smaller eggs. The multivariate Gaussian model partitioned covariation into among-female and residual components. After accounting for female identity, the residual correlation between egg number and egg size was effectively zero and highly uncertain (</w:t>
+        <w:t xml:space="preserve"> = -0.31, 95% CI [-0.55, -0.02]). Females that produced more eggs on average tended to lay smaller eggs. The multivariate Gaussian model partitioned covariation into among-female and residual components. After accounting for female identity, the residual correlation between egg number and egg size was effectively zero and highly uncertain (</w:t>
       </w:r>
       <m:oMath>
         <m:sSub>
+          <m:sSubPr>
+            <m:ctrlPr>
+              <w:rPr>
+                <w:rFonts w:ascii="Cambria Math" w:hAnsi="Cambria Math"/>
+              </w:rPr>
+            </m:ctrlPr>
+          </m:sSubPr>
           <m:e>
             <m:r>
+              <w:rPr>
+                <w:rFonts w:ascii="Cambria Math" w:hAnsi="Cambria Math"/>
+              </w:rPr>
               <m:t>r</m:t>
             </m:r>
           </m:e>
           <m:sub>
             <m:r>
-              <m:t>w</m:t>
+              <w:rPr>
+                <w:rFonts w:ascii="Cambria Math" w:hAnsi="Cambria Math"/>
+              </w:rPr>
+              <m:t>wit</m:t>
             </m:r>
             <m:r>
-              <m:t>i</m:t>
-            </m:r>
-            <m:r>
-              <m:t>t</m:t>
-            </m:r>
-            <m:r>
+              <w:rPr>
+                <w:rFonts w:ascii="Cambria Math" w:hAnsi="Cambria Math"/>
+              </w:rPr>
               <m:t>h</m:t>
             </m:r>
             <m:r>
-              <m:t>i</m:t>
-            </m:r>
-            <m:r>
-              <m:t>n</m:t>
+              <w:rPr>
+                <w:rFonts w:ascii="Cambria Math" w:hAnsi="Cambria Math"/>
+              </w:rPr>
+              <m:t>in</m:t>
             </m:r>
           </m:sub>
         </m:sSub>
       </m:oMath>
       <w:r>
-        <w:t xml:space="preserve"> </w:t>
-      </w:r>
-      <w:r>
-        <w:t xml:space="preserve">= 0.0025, 95% CI [-0.86, 0.85]). This indicates no evidence for consistent clutch-level covariation beyond hierarchical structure.</w:t>
-      </w:r>
-    </w:p>
-    <w:bookmarkEnd w:id="27"/>
-    <w:bookmarkStart w:id="28" w:name="withinbetween-fixed-effects-models"/>
+        <w:t xml:space="preserve"> = 0.0025, 95% CI [-0.86, 0.85]). This indicates no evidence for consistent clutch-level covariation beyond hierarchical structure.</w:t>
+      </w:r>
+    </w:p>
     <w:p>
       <w:pPr>
         <w:pStyle w:val="Heading1"/>
       </w:pPr>
-      <w:r>
-        <w:t xml:space="preserve">Within–between fixed-effects models</w:t>
+      <w:bookmarkStart w:id="13" w:name="withinbetween-fixed-effects-models"/>
+      <w:bookmarkEnd w:id="12"/>
+      <w:r>
+        <w:lastRenderedPageBreak/>
+        <w:t>Within–between fixed-effects models</w:t>
       </w:r>
     </w:p>
     <w:p>
@@ -996,119 +3960,137 @@
         <w:pStyle w:val="FirstParagraph"/>
       </w:pPr>
       <w:r>
-        <w:t xml:space="preserve">In the within–between mixed-effects model, egg size varied among females (random-intercept SD = 0.07, 95% CrI [0.00, 0.15]).</w:t>
-      </w:r>
-    </w:p>
-    <w:p>
-      <w:pPr>
-        <w:pStyle w:val="BodyText"/>
-      </w:pPr>
-      <w:r>
-        <w:t xml:space="preserve">The within-female effect of egg number on egg size was small and uncertain (</w:t>
+        <w:t>In the within–between mixed-effects model, egg size varied among females (random-intercept SD = 0.07, 95% CrI [0.00, 0.14]). The within-female effect of egg number on egg size was small and uncertain (</w:t>
       </w:r>
       <m:oMath>
         <m:sSub>
+          <m:sSubPr>
+            <m:ctrlPr>
+              <w:rPr>
+                <w:rFonts w:ascii="Cambria Math" w:hAnsi="Cambria Math"/>
+              </w:rPr>
+            </m:ctrlPr>
+          </m:sSubPr>
           <m:e>
             <m:r>
+              <w:rPr>
+                <w:rFonts w:ascii="Cambria Math" w:hAnsi="Cambria Math"/>
+              </w:rPr>
               <m:t>β</m:t>
             </m:r>
           </m:e>
           <m:sub>
             <m:r>
+              <w:rPr>
+                <w:rFonts w:ascii="Cambria Math" w:hAnsi="Cambria Math"/>
+              </w:rPr>
               <m:t>W</m:t>
             </m:r>
           </m:sub>
         </m:sSub>
       </m:oMath>
       <w:r>
-        <w:t xml:space="preserve"> </w:t>
-      </w:r>
-      <w:r>
-        <w:t xml:space="preserve">= 0.0027 , 95% CrI [-0.0006, 0.0060]). In contrast, the between-female effect was negative and its credible interval narrowly excluded zero (</w:t>
+        <w:t xml:space="preserve"> = 0.0027, 95% CrI [-0.0006, 0.0057]). In contrast, the between-female effect was negative and its credible interval narrowly excluded zero (</w:t>
       </w:r>
       <m:oMath>
         <m:sSub>
+          <m:sSubPr>
+            <m:ctrlPr>
+              <w:rPr>
+                <w:rFonts w:ascii="Cambria Math" w:hAnsi="Cambria Math"/>
+              </w:rPr>
+            </m:ctrlPr>
+          </m:sSubPr>
           <m:e>
             <m:r>
+              <w:rPr>
+                <w:rFonts w:ascii="Cambria Math" w:hAnsi="Cambria Math"/>
+              </w:rPr>
               <m:t>β</m:t>
             </m:r>
           </m:e>
           <m:sub>
             <m:r>
+              <w:rPr>
+                <w:rFonts w:ascii="Cambria Math" w:hAnsi="Cambria Math"/>
+              </w:rPr>
               <m:t>B</m:t>
             </m:r>
           </m:sub>
         </m:sSub>
       </m:oMath>
       <w:r>
-        <w:t xml:space="preserve"> </w:t>
-      </w:r>
-      <w:r>
-        <w:t xml:space="preserve">= -0.0037 , 95% CrI [-0.0075, 0.0001]).</w:t>
-      </w:r>
-    </w:p>
-    <w:p>
-      <w:pPr>
-        <w:pStyle w:val="BodyText"/>
-      </w:pPr>
-      <w:r>
-        <w:t xml:space="preserve">Allowing within-female slopes to vary among females produced similar fixed-effect estimates (</w:t>
+        <w:t xml:space="preserve"> = -0.0038, 95% CrI [-0.0076, 0.0000]). Allowing within-female slopes to vary among females produced similar fixed-effect estimates (</w:t>
       </w:r>
       <m:oMath>
         <m:sSub>
+          <m:sSubPr>
+            <m:ctrlPr>
+              <w:rPr>
+                <w:rFonts w:ascii="Cambria Math" w:hAnsi="Cambria Math"/>
+              </w:rPr>
+            </m:ctrlPr>
+          </m:sSubPr>
           <m:e>
             <m:r>
+              <w:rPr>
+                <w:rFonts w:ascii="Cambria Math" w:hAnsi="Cambria Math"/>
+              </w:rPr>
               <m:t>β</m:t>
             </m:r>
           </m:e>
           <m:sub>
             <m:r>
+              <w:rPr>
+                <w:rFonts w:ascii="Cambria Math" w:hAnsi="Cambria Math"/>
+              </w:rPr>
               <m:t>W</m:t>
             </m:r>
           </m:sub>
         </m:sSub>
       </m:oMath>
       <w:r>
-        <w:t xml:space="preserve"> </w:t>
-      </w:r>
-      <w:r>
-        <w:t xml:space="preserve">= 0.0033, 95% CrI [-0.0004, 0.0071];</w:t>
-      </w:r>
-      <w:r>
-        <w:t xml:space="preserve"> </w:t>
+        <w:t xml:space="preserve"> = 0.0034, 95% CrI [-0.0004, 0.0076]; </w:t>
       </w:r>
       <m:oMath>
         <m:sSub>
+          <m:sSubPr>
+            <m:ctrlPr>
+              <w:rPr>
+                <w:rFonts w:ascii="Cambria Math" w:hAnsi="Cambria Math"/>
+              </w:rPr>
+            </m:ctrlPr>
+          </m:sSubPr>
           <m:e>
             <m:r>
+              <w:rPr>
+                <w:rFonts w:ascii="Cambria Math" w:hAnsi="Cambria Math"/>
+              </w:rPr>
               <m:t>β</m:t>
             </m:r>
           </m:e>
           <m:sub>
             <m:r>
+              <w:rPr>
+                <w:rFonts w:ascii="Cambria Math" w:hAnsi="Cambria Math"/>
+              </w:rPr>
               <m:t>B</m:t>
             </m:r>
           </m:sub>
         </m:sSub>
       </m:oMath>
       <w:r>
-        <w:t xml:space="preserve"> </w:t>
-      </w:r>
-      <w:r>
-        <w:t xml:space="preserve">= -0.0041, 95% CrI [-0.0079, -0.0002]). The variance in within-female slopes was small (SD = 0.0044, 95% CrI [0.0002, 0.0107]), and the intercept–slope correlation was highly uncertain (</w:t>
+        <w:t xml:space="preserve"> = -0.0041, 95% CrI [-0.0082, -0.0002]). The variance in within-female slopes was small (SD = 0.0046, 95% CrI [0.0003, 0.0110]), and the intercept–slope correlation was highly uncertain (</w:t>
       </w:r>
       <w:r>
         <w:rPr>
           <w:i/>
           <w:iCs/>
         </w:rPr>
-        <w:t xml:space="preserve">r</w:t>
-      </w:r>
-      <w:r>
-        <w:t xml:space="preserve"> </w:t>
-      </w:r>
-      <w:r>
-        <w:t xml:space="preserve">= 0.28, 95% CrI [-0.86, 0.97]).</w:t>
+        <w:t>r</w:t>
+      </w:r>
+      <w:r>
+        <w:t xml:space="preserve"> = 0.20, 95% CrI [-0.67, 0.85]).</w:t>
       </w:r>
     </w:p>
     <w:p>
@@ -1116,19 +4098,67 @@
         <w:pStyle w:val="BodyText"/>
       </w:pPr>
       <w:r>
-        <w:t xml:space="preserve">Standardized effects</w:t>
-      </w:r>
-      <w:r>
-        <w:t xml:space="preserve"> </w:t>
-      </w:r>
-      <w:r>
-        <w:t xml:space="preserve">Standardized coefficients confirmed the difference in magnitude between hierarchical levels. The standardized within-female effect was positive but uncertain (β〖_W〗,std = 0.165, 95% CrI [−0.035, 0.362]). The standardized between-female effect was negative and did not overlap zero (β〖_B〗,std = −0.224, 95% CrI [−0.445, −0.005]).</w:t>
-      </w:r>
-      <w:r>
-        <w:t xml:space="preserve"> </w:t>
-      </w:r>
-      <w:r>
-        <w:t xml:space="preserve">Thus, the negative association was stronger and more consistent among females than within females.</w:t>
+        <w:t>Standardized coefficients confirmed the difference in magnitude between hierarchical levels. The standardized within-female effect was positive but uncertain (</w:t>
+      </w:r>
+      <m:oMath>
+        <m:sSub>
+          <m:sSubPr>
+            <m:ctrlPr>
+              <w:rPr>
+                <w:rFonts w:ascii="Cambria Math" w:hAnsi="Cambria Math"/>
+              </w:rPr>
+            </m:ctrlPr>
+          </m:sSubPr>
+          <m:e>
+            <m:r>
+              <w:rPr>
+                <w:rFonts w:ascii="Cambria Math" w:hAnsi="Cambria Math"/>
+              </w:rPr>
+              <m:t>β</m:t>
+            </m:r>
+          </m:e>
+          <m:sub>
+            <m:r>
+              <w:rPr>
+                <w:rFonts w:ascii="Cambria Math" w:hAnsi="Cambria Math"/>
+              </w:rPr>
+              <m:t>Wstandardized</m:t>
+            </m:r>
+          </m:sub>
+        </m:sSub>
+      </m:oMath>
+      <w:r>
+        <w:t xml:space="preserve"> = 0.17, 95% CrI [-0.04, 0.36]). The standardized between-female effect was negative and did not overlap zero (</w:t>
+      </w:r>
+      <m:oMath>
+        <m:sSub>
+          <m:sSubPr>
+            <m:ctrlPr>
+              <w:rPr>
+                <w:rFonts w:ascii="Cambria Math" w:hAnsi="Cambria Math"/>
+              </w:rPr>
+            </m:ctrlPr>
+          </m:sSubPr>
+          <m:e>
+            <m:r>
+              <w:rPr>
+                <w:rFonts w:ascii="Cambria Math" w:hAnsi="Cambria Math"/>
+              </w:rPr>
+              <m:t>β</m:t>
+            </m:r>
+          </m:e>
+          <m:sub>
+            <m:r>
+              <w:rPr>
+                <w:rFonts w:ascii="Cambria Math" w:hAnsi="Cambria Math"/>
+              </w:rPr>
+              <m:t>Bstandardized</m:t>
+            </m:r>
+          </m:sub>
+        </m:sSub>
+      </m:oMath>
+      <w:r>
+        <w:t xml:space="preserve"> = -0.23, 95% CrI [-0.452, -0.002]). Thus, the negative association was stronger and more consistent among females than within females, a finding that supports the between-female Pearson correlation.</w:t>
       </w:r>
     </w:p>
     <w:p>
@@ -1136,29 +4166,48 @@
         <w:pStyle w:val="BodyText"/>
       </w:pPr>
       <w:r>
-        <w:t xml:space="preserve">Brood-adjusted within–between model</w:t>
-      </w:r>
-      <w:r>
-        <w:t xml:space="preserve"> </w:t>
-      </w:r>
-      <w:r>
-        <w:t xml:space="preserve">Because both egg number and egg size declined across broods, we evaluated whether brood order explained the within-female association. When brood was included as a fixed effect, the within-female slope collapsed to zero (β〖_W〗 = −0.00043, 95% CrI [−0.0045, 0.0037]).</w:t>
-      </w:r>
-      <w:r>
-        <w:t xml:space="preserve"> </w:t>
-      </w:r>
-      <w:r>
-        <w:t xml:space="preserve">This indicates that the small positive within-female association observed in the initial model was driven by parallel brood-order declines in both traits rather than plastic allocation within females.</w:t>
-      </w:r>
-    </w:p>
-    <w:bookmarkEnd w:id="28"/>
-    <w:bookmarkStart w:id="29" w:name="discussion"/>
+        <w:t>Because both egg number and egg size declined across clutches, I evaluated whether clutch order explained the within-female association. When clutch-order was included as a fixed effect, the within-female slope collapsed to zero (</w:t>
+      </w:r>
+      <m:oMath>
+        <m:sSub>
+          <m:sSubPr>
+            <m:ctrlPr>
+              <w:rPr>
+                <w:rFonts w:ascii="Cambria Math" w:hAnsi="Cambria Math"/>
+              </w:rPr>
+            </m:ctrlPr>
+          </m:sSubPr>
+          <m:e>
+            <m:r>
+              <w:rPr>
+                <w:rFonts w:ascii="Cambria Math" w:hAnsi="Cambria Math"/>
+              </w:rPr>
+              <m:t>β</m:t>
+            </m:r>
+          </m:e>
+          <m:sub>
+            <m:r>
+              <w:rPr>
+                <w:rFonts w:ascii="Cambria Math" w:hAnsi="Cambria Math"/>
+              </w:rPr>
+              <m:t>W</m:t>
+            </m:r>
+          </m:sub>
+        </m:sSub>
+      </m:oMath>
+      <w:r>
+        <w:t xml:space="preserve"> = -0.0004, 95% CrI [-0.0045, 0.0035]). This indicates that the small positive within-female association observed in the initial model was driven by parallel clutch-order declines in both traits rather than plastic allocation within females.</w:t>
+      </w:r>
+    </w:p>
     <w:p>
       <w:pPr>
         <w:pStyle w:val="Heading1"/>
       </w:pPr>
-      <w:r>
-        <w:t xml:space="preserve">Discussion</w:t>
+      <w:bookmarkStart w:id="14" w:name="discussion"/>
+      <w:bookmarkEnd w:id="13"/>
+      <w:r>
+        <w:lastRenderedPageBreak/>
+        <w:t>Discussion</w:t>
       </w:r>
     </w:p>
     <w:p>
@@ -1166,74 +4215,23 @@
         <w:pStyle w:val="FirstParagraph"/>
       </w:pPr>
       <w:r>
-        <w:t xml:space="preserve">My multivariate repeated-measures analysis of clutch and egg size found no evidence that female European earwigs trade off egg number and egg size. Despite failing to support general life history theory</w:t>
-      </w:r>
-      <w:r>
-        <w:t xml:space="preserve"> </w:t>
-      </w:r>
-      <w:r>
-        <w:t xml:space="preserve">(Roff 1992; Stearns 1992)</w:t>
-      </w:r>
-      <w:r>
-        <w:t xml:space="preserve"> </w:t>
-      </w:r>
-      <w:r>
-        <w:t xml:space="preserve">and contradicting the results of a previous study in this species</w:t>
-      </w:r>
-      <w:r>
-        <w:t xml:space="preserve"> </w:t>
-      </w:r>
-      <w:r>
-        <w:t xml:space="preserve">(Koch and Meunier 2014)</w:t>
-      </w:r>
-      <w:r>
-        <w:t xml:space="preserve">, it is the first, to my knowledge, to partition the phenotypic correlation between egg number and size into its among- and within-individual components. Although many studies have supported the prediction that egg number and size trade off, some have not</w:t>
-      </w:r>
-      <w:r>
-        <w:t xml:space="preserve"> </w:t>
-      </w:r>
-      <w:r>
-        <w:t xml:space="preserve">(Roff 1992; Fox and Czesak 2000)</w:t>
-      </w:r>
-      <w:r>
-        <w:t xml:space="preserve">. Because these previous studies relied on phenotypic correlations to examine the relationship between egg number and size, it is not possible to assess the extent to which this prediction is empirically supported across taxa, given the propensity for phenotypic correlations to generate spurious and misleading associations. For example, Koch and Meunier</w:t>
-      </w:r>
-      <w:r>
-        <w:t xml:space="preserve"> </w:t>
-      </w:r>
-      <w:r>
-        <w:t xml:space="preserve">(2014)</w:t>
-      </w:r>
-      <w:r>
-        <w:t xml:space="preserve"> </w:t>
-      </w:r>
-      <w:r>
-        <w:t xml:space="preserve">showed that, in an Italian population of</w:t>
-      </w:r>
-      <w:r>
-        <w:t xml:space="preserve"> </w:t>
+        <w:t>My multivariate repeated-measures analysis of clutch and egg size found no evidence that female European earwigs trade off egg number and egg size. Despite failing to support general life history theory (Roff 1992; Stearns 1992) and contradicting the results of a previous study in this species (Koch and Meunier 2014), it is the first, to my knowledge, to partition the phenotypic correlation between egg number and size into its among- and within-individual components. Although many studies have supported the</w:t>
+      </w:r>
+      <w:r>
+        <w:t xml:space="preserve"> prediction that egg number and size trade off, some have not (Roff 1992; Fox and Czesak 2000). Because these previous studies relied on phenotypic correlations to examine the relationship between egg number and size, it is not possible to assess the extent to which this prediction is empirically supported across taxa, given the propensity for phenotypic correlations to generate spurious and misleading associations. For example, Koch and Meunier (2014) showed that, in an Italian population of </w:t>
       </w:r>
       <w:r>
         <w:rPr>
           <w:i/>
           <w:iCs/>
         </w:rPr>
-        <w:t xml:space="preserve">F. auricularia</w:t>
-      </w:r>
-      <w:r>
-        <w:t xml:space="preserve">, residual egg number and residual egg size (adjusted for female body mass) are negatively correlated at the phenotypic level. However, these findings must be treated with caution; they are based on pseudo-replicated data (both clutches for each female were pooled and treated as independent), a situation that can lead to Simpson’s Paradox</w:t>
-      </w:r>
-      <w:r>
-        <w:t xml:space="preserve"> </w:t>
-      </w:r>
-      <w:r>
-        <w:t xml:space="preserve">(Simpson 1951)</w:t>
-      </w:r>
-      <w:r>
-        <w:t xml:space="preserve"> </w:t>
-      </w:r>
-      <w:r>
-        <w:t xml:space="preserve">and spurious correlations because within-individual relationships are masked by among-individual variation. Indeed, I also observed a negative, albeit weaker, correlation at the phenotypic level. However, by partitioning the variance into its among- and within-individual components, I found that females do not make the predicted trade-off. Rather, I found evidence that egg number and size are positively correlated within females.</w:t>
+        <w:t>F. auricularia</w:t>
+      </w:r>
+      <w:r>
+        <w:t>, residual egg number and residual egg size (adjusted for female body mass) are negatively correlated at the phenotypic level. However, these findings must be treated with caution; they are based on pseudo-replicated data (both clutches for each female were pooled and treated as independent), a situation that can lead to Simpson’s Paradox (Simpson 1951) and spurious correlations because within-individual relationships are masked by among-individual variation. Indeed, I also observed a negative, albeit weake</w:t>
+      </w:r>
+      <w:r>
+        <w:t>r, correlation at the phenotypic level. However, by partitioning the variance into its among- and within-individual components, I found that females do not make the predicted trade-off. Rather, I found evidence that egg number and size are positively correlated within females.</w:t>
       </w:r>
     </w:p>
     <w:p>
@@ -1241,53 +4239,27 @@
         <w:pStyle w:val="BodyText"/>
       </w:pPr>
       <w:r>
-        <w:t xml:space="preserve">My study revealed that second clutches comprised, on average, fewer and smaller eggs than first clutches, which can be explained at both the proximate and ultimate levels of causation. My findings are consistent with those of another study on a Montreal population</w:t>
-      </w:r>
-      <w:r>
-        <w:t xml:space="preserve"> </w:t>
-      </w:r>
-      <w:r>
-        <w:t xml:space="preserve">(Tourneur and Gingras 1992)</w:t>
-      </w:r>
-      <w:r>
-        <w:t xml:space="preserve"> </w:t>
-      </w:r>
-      <w:r>
-        <w:t xml:space="preserve">and with one involving an Italian population</w:t>
-      </w:r>
-      <w:r>
-        <w:t xml:space="preserve"> </w:t>
-      </w:r>
-      <w:r>
-        <w:t xml:space="preserve">(Koch and Meunier 2014)</w:t>
-      </w:r>
-      <w:r>
-        <w:t xml:space="preserve">. Tourneur and Gingras</w:t>
-      </w:r>
-      <w:r>
-        <w:t xml:space="preserve"> </w:t>
-      </w:r>
-      <w:r>
-        <w:t xml:space="preserve">(1992)</w:t>
-      </w:r>
-      <w:r>
-        <w:t xml:space="preserve"> </w:t>
-      </w:r>
-      <w:r>
-        <w:t xml:space="preserve">proximally attributed the fewer, smaller eggs in second clutches to ovarian structure and function in</w:t>
-      </w:r>
-      <w:r>
-        <w:t xml:space="preserve"> </w:t>
+        <w:t xml:space="preserve">My study revealed that second clutches comprised, on average, fewer and smaller eggs than first clutches, which can be explained at both the proximate and ultimate levels of causation. My </w:t>
+      </w:r>
+      <w:r>
+        <w:lastRenderedPageBreak/>
+        <w:t xml:space="preserve">findings are consistent with those of another study on a Montreal population (Tourneur and Gingras 1992) and with one involving an Italian population (Koch and Meunier 2014). Tourneur and Gingras (1992) proximally attributed the fewer, smaller eggs in second clutches to ovarian structure and function in </w:t>
       </w:r>
       <w:r>
         <w:rPr>
           <w:i/>
           <w:iCs/>
         </w:rPr>
-        <w:t xml:space="preserve">F. auricularia</w:t>
-      </w:r>
-      <w:r>
-        <w:t xml:space="preserve">. Specifically, they suggested that second clutches are smaller than first ones because some (or all) oviarioles become non-functional and thus produce no eggs after the first clutch. This reduction in ovariole number might explain the smaller second clutches that I observed here, but why did females not produce larger eggs and thus exhibit the expected number-size trade-off? One possibility is that females had a shallower resource pool from which to build eggs for the second clutch, for example, because they had less time to accumulate reproductive resources for the second clutch than for the first. Females in the wild presumably spent from mid-spring to mid-fall acquiring resources for reproduction, while they had only about a month in the laboratory to do so for the second one. Hence, by partitioning their fewer resources equally to each functional ovariole during their second bout of oogenesis, females produced fewer and smaller eggs than in their first clutches. This proximate explanation assumes that females use a resource-allocation strategy for eggs that does not vary across their clutches.</w:t>
+        <w:t>F. auricularia</w:t>
+      </w:r>
+      <w:r>
+        <w:t>. Specifically, they suggested that second clutches are smaller than first ones because some (or all) oviarioles become non-functional and thus produce no eggs after the first clutch. This redu</w:t>
+      </w:r>
+      <w:r>
+        <w:t>ction in ovariole number might explain the smaller second clutches that I observed here, but why did females not produce larger eggs and thus exhibit the expected number-size trade-off? One possibility is that females had a shallower resource pool from which to build eggs for the second clutch, for example, because they had less time to accumulate reproductive resources for the second clutch than for the first. Females in the wild presumably spent from mid-spring to mid-fall acquiring resources for reproduc</w:t>
+      </w:r>
+      <w:r>
+        <w:t>tion, while they had only about a month in the laboratory to do so for the second one. Hence, by partitioning their fewer resources equally to each functional ovariole during their second bout of oogenesis, females produced fewer and smaller eggs than in their first clutches. This proximate explanation assumes that females use a resource-allocation strategy for eggs that does not vary across their clutches.</w:t>
       </w:r>
     </w:p>
     <w:p>
@@ -1295,133 +4267,60 @@
         <w:pStyle w:val="BodyText"/>
       </w:pPr>
       <w:r>
-        <w:t xml:space="preserve">Producing fewer but smaller eggs seems like a costly fitness decision since, in most animal taxa, larger eggs generally have a higher probability of hatching and producing larger offspring, which, in turn, have a higher probability of surviving to adulthood</w:t>
-      </w:r>
-      <w:r>
-        <w:t xml:space="preserve"> </w:t>
-      </w:r>
-      <w:r>
-        <w:t xml:space="preserve">(e.g. birds: Williams 1994; amphibians: Ficetola and De Bernardi 2009; reptiles: Nelson et al. 2004; fish: Einum and Fleming 2000)</w:t>
-      </w:r>
-      <w:r>
-        <w:t xml:space="preserve">. Although this does not appear to be the typical case in insects</w:t>
-      </w:r>
-      <w:r>
-        <w:t xml:space="preserve"> </w:t>
-      </w:r>
-      <w:r>
-        <w:t xml:space="preserve">(Church et al. 2019)</w:t>
-      </w:r>
-      <w:r>
-        <w:t xml:space="preserve">, larger eggs are more likely to hatch and to produce larger nymphs in</w:t>
-      </w:r>
-      <w:r>
-        <w:t xml:space="preserve"> </w:t>
+        <w:t>Producing fewer but smaller eggs seems like a costly fitness decision since, in most animal taxa, larger eggs generally have a higher probability of hatching and producing larger offspring, which, in turn, have a higher probability of surviving to adulthood (e.g. birds: Williams 1994; amphibians: Ficetola and De Bernardi 2009; reptiles: Nelson et al. 2004; fish: Einum and Fleming 2000). Although this does not appear to be the typical case in insects (Church et al. 2019), larger eggs are more likely to hatch</w:t>
+      </w:r>
+      <w:r>
+        <w:t xml:space="preserve"> and to produce larger nymphs in </w:t>
       </w:r>
       <w:r>
         <w:rPr>
           <w:i/>
           <w:iCs/>
         </w:rPr>
-        <w:t xml:space="preserve">F. auricularia</w:t>
-      </w:r>
-      <w:r>
-        <w:t xml:space="preserve"> </w:t>
-      </w:r>
-      <w:r>
-        <w:t xml:space="preserve">(Koch and Meunier 2014)</w:t>
-      </w:r>
-      <w:r>
-        <w:t xml:space="preserve">, so egg size appears to ultimately have some positive fitness effects for the mother and offspring in this species. Therefore, the smaller earwig eggs in the second clutch by female</w:t>
-      </w:r>
-      <w:r>
-        <w:t xml:space="preserve"> </w:t>
+        <w:t>F. auricularia</w:t>
+      </w:r>
+      <w:r>
+        <w:t xml:space="preserve"> (Koch </w:t>
+      </w:r>
+      <w:r>
+        <w:lastRenderedPageBreak/>
+        <w:t xml:space="preserve">and Meunier 2014), so egg size appears to ultimately have some positive fitness effects for the mother and offspring in this species. Therefore, the smaller earwig eggs in the second clutch by female </w:t>
       </w:r>
       <w:r>
         <w:rPr>
           <w:i/>
           <w:iCs/>
         </w:rPr>
-        <w:t xml:space="preserve">F. auricularia</w:t>
-      </w:r>
-      <w:r>
-        <w:t xml:space="preserve"> </w:t>
-      </w:r>
-      <w:r>
-        <w:t xml:space="preserve">might have reduced fitness, except for two extenuating factors. First, maternal care in this species likely improves the survival chances of smaller eggs</w:t>
-      </w:r>
-      <w:r>
-        <w:t xml:space="preserve"> </w:t>
-      </w:r>
-      <w:r>
-        <w:t xml:space="preserve">(Kölliker 2007; e.g., Boos et al. 2014)</w:t>
-      </w:r>
-      <w:r>
-        <w:t xml:space="preserve">, and the poor outcomes commonly associated with smaller nymphs might be mitigated by maternal provisioning</w:t>
-      </w:r>
-      <w:r>
-        <w:t xml:space="preserve"> </w:t>
-      </w:r>
-      <w:r>
-        <w:t xml:space="preserve">(Staerkle and Kölliker 2008)</w:t>
-      </w:r>
-      <w:r>
-        <w:t xml:space="preserve">. Second, smaller eggs tend to hatch faster as development time is positively related to egg size across animal species</w:t>
-      </w:r>
-      <w:r>
-        <w:t xml:space="preserve"> </w:t>
-      </w:r>
-      <w:r>
-        <w:t xml:space="preserve">(Shine 1978)</w:t>
-      </w:r>
-      <w:r>
-        <w:t xml:space="preserve">. This would be advantageous if a second clutch is produced later in the reproductive season, such as mid-winter, because it would mean the eggs would hatch at a time of year (e.g., late-winter) that allows nymphs to emerge at an optimal time in spring. Empirical evidence, however, suggests that time-to-hatch is unrelated to egg mass in at least one (Italian) population of</w:t>
-      </w:r>
-      <w:r>
-        <w:t xml:space="preserve"> </w:t>
+        <w:t>F. auricularia</w:t>
+      </w:r>
+      <w:r>
+        <w:t xml:space="preserve"> might have reduced fitness, except for two extenuating factors. First, maternal care in this species likely improves the survival chances of smaller eggs (Kölliker 2007; e.g., Boos et al. 2014), and the poor outcomes commonly associated with s</w:t>
+      </w:r>
+      <w:r>
+        <w:t>maller nymphs might be mitigated by maternal provisioning (Staerkle and Kölliker 2008). Second, smaller eggs tend to hatch faster as development time is positively related to egg size across animal species (Shine 1978). This would be advantageous if a second clutch is produced later in the reproductive season, such as mid-winter, because it would mean the eggs would hatch at a time of year (e.g., late-winter) that allows nymphs to emerge at an optimal time in spring. Empirical evidence, however, suggests th</w:t>
+      </w:r>
+      <w:r>
+        <w:t xml:space="preserve">at time-to-hatch is unrelated to egg mass in at least one (Italian) population of </w:t>
       </w:r>
       <w:r>
         <w:rPr>
           <w:i/>
           <w:iCs/>
         </w:rPr>
-        <w:t xml:space="preserve">F. auricularia</w:t>
-      </w:r>
-      <w:r>
-        <w:t xml:space="preserve"> </w:t>
-      </w:r>
-      <w:r>
-        <w:t xml:space="preserve">(Koch and Meunier 2014)</w:t>
-      </w:r>
-      <w:r>
-        <w:t xml:space="preserve">. This latter population, however, is from a more temperate locale than Montreal, which experiences a milder climate and thus perhaps less intense selection on reduced development time. I did not find the predicted positive among-female correlation between clutch and egg size. Rather, the weak negative among-individual correlation between clutch and egg size suggests that variance in resource allocation may exceed variance in resource acquisition in this population of earwigs</w:t>
-      </w:r>
-      <w:r>
-        <w:t xml:space="preserve"> </w:t>
-      </w:r>
-      <w:r>
-        <w:t xml:space="preserve">(see Careau and Wilson 2017)</w:t>
-      </w:r>
-      <w:r>
-        <w:t xml:space="preserve">. In other words, some female earwigs in my study population might prioritise investment in egg number versus egg size and vice versa. Taken together, my results resemble Careau and Wilson’s</w:t>
-      </w:r>
-      <w:r>
-        <w:t xml:space="preserve"> </w:t>
-      </w:r>
-      <w:r>
-        <w:t xml:space="preserve">(2017)</w:t>
-      </w:r>
-      <w:r>
-        <w:t xml:space="preserve"> </w:t>
-      </w:r>
-      <w:r>
-        <w:t xml:space="preserve">“sink or swim”</w:t>
-      </w:r>
-      <w:r>
-        <w:t xml:space="preserve"> </w:t>
-      </w:r>
-      <w:r>
-        <w:t xml:space="preserve">scenario, which is generally reserved for performance trade-offs. That is, females in my population of earwigs might ultimately produce an among-female (albeit weak) trade-off due to differences among females in how they allocate resources to clutch and egg size, with some females prioritising egg number over size, while also producing a positive residual correlation due to a combination of ovary (dis)function, and the equal apportionment of fewer resources to eggs. Further research is needed to identify the proximate mechanisms underlying the observed multilevel correlation patterns.</w:t>
+        <w:t>F. auricularia</w:t>
+      </w:r>
+      <w:r>
+        <w:t xml:space="preserve"> (Koch and Meunier 2014). This latter population, however, is from a more temperate locale than Montreal, which experiences a milder climate and thus perhaps less intense selection on reduced development time. I did not find the predicted positive among-female correlation between clutch and egg size. Rather, the weak negative among-individual correlation between clutch and egg size suggests that variance in resou</w:t>
+      </w:r>
+      <w:r>
+        <w:t>rce allocation may exceed variance in resource acquisition in this population of earwigs (see Careau and Wilson 2017). In other words, some female earwigs in my study population might prioritise investment in egg number versus egg size and vice versa. Taken together, my results resemble Careau and Wilson’s (2017) “sink or swim” scenario, which is generally reserved for performance trade-offs. That is, females in my population of earwigs might ultimately produce an among-female (albeit weak) trade-off due to</w:t>
+      </w:r>
+      <w:r>
+        <w:t xml:space="preserve"> differences among females in how they allocate resources to clutch and egg size, with some </w:t>
+      </w:r>
+      <w:r>
+        <w:lastRenderedPageBreak/>
+        <w:t>females prioritising egg number over size, while also producing a positive residual correlation due to a combination of ovary (dis)function, and the equal apportionment of fewer resources to eggs. Further research is needed to identify the proximate mechanisms underlying the observed multilevel correlation patterns.</w:t>
       </w:r>
     </w:p>
     <w:p>
@@ -1429,110 +4328,47 @@
         <w:pStyle w:val="BodyText"/>
       </w:pPr>
       <w:r>
-        <w:t xml:space="preserve">Among-female variation in average egg size was similar in both clutches, meaning that females exhibited similar levels of individuality in average egg size in both clutches. The repeatability of average egg size between clutches could indicate that egg size is a significantly heritable trait</w:t>
-      </w:r>
-      <w:r>
-        <w:t xml:space="preserve"> </w:t>
-      </w:r>
-      <w:r>
-        <w:t xml:space="preserve">(e.g. Falconer and MacKay 1996)</w:t>
-      </w:r>
-      <w:r>
-        <w:t xml:space="preserve">. This would not be surprising as egg size has been demonstrated to be significantly heritable in a variety of insect species, including</w:t>
-      </w:r>
-      <w:r>
-        <w:t xml:space="preserve"> </w:t>
+        <w:t xml:space="preserve">Among-female variation in average egg size was similar in both clutches, meaning that females exhibited similar levels of individuality in average egg size in both clutches. The repeatability of average egg size between clutches could indicate that egg size is a significantly heritable trait (e.g. Falconer and MacKay 1996). This would not be surprising as egg size has been demonstrated to be significantly heritable in a variety of insect species, including </w:t>
       </w:r>
       <w:r>
         <w:rPr>
           <w:i/>
           <w:iCs/>
         </w:rPr>
-        <w:t xml:space="preserve">Callosobruchus chinensis</w:t>
-      </w:r>
-      <w:r>
-        <w:t xml:space="preserve"> </w:t>
-      </w:r>
-      <w:r>
-        <w:t xml:space="preserve">seed beetles</w:t>
-      </w:r>
-      <w:r>
-        <w:t xml:space="preserve"> </w:t>
-      </w:r>
-      <w:r>
-        <w:t xml:space="preserve">(Yanagi et al. 2006)</w:t>
-      </w:r>
-      <w:r>
-        <w:t xml:space="preserve">,</w:t>
-      </w:r>
-      <w:r>
-        <w:t xml:space="preserve"> </w:t>
+        <w:t>Callosobruchus chinensis</w:t>
+      </w:r>
+      <w:r>
+        <w:t xml:space="preserve"> seed beetles (Yanagi et al. 2006), </w:t>
       </w:r>
       <w:r>
         <w:rPr>
           <w:i/>
           <w:iCs/>
         </w:rPr>
-        <w:t xml:space="preserve">Parnara guttata guttata</w:t>
-      </w:r>
-      <w:r>
-        <w:t xml:space="preserve"> </w:t>
-      </w:r>
-      <w:r>
-        <w:t xml:space="preserve">butterflies</w:t>
-      </w:r>
-      <w:r>
-        <w:t xml:space="preserve"> </w:t>
-      </w:r>
-      <w:r>
-        <w:t xml:space="preserve">(Seko et al. 2006)</w:t>
-      </w:r>
-      <w:r>
-        <w:t xml:space="preserve">,</w:t>
-      </w:r>
-      <w:r>
-        <w:t xml:space="preserve"> </w:t>
+        <w:t>Parnara guttata guttata</w:t>
+      </w:r>
+      <w:r>
+        <w:t xml:space="preserve"> butterflies (Seko et al. 2006), </w:t>
       </w:r>
       <w:r>
         <w:rPr>
           <w:i/>
           <w:iCs/>
         </w:rPr>
-        <w:t xml:space="preserve">Lobesia botrana</w:t>
-      </w:r>
-      <w:r>
-        <w:t xml:space="preserve"> </w:t>
-      </w:r>
-      <w:r>
-        <w:t xml:space="preserve">moths</w:t>
-      </w:r>
-      <w:r>
-        <w:t xml:space="preserve"> </w:t>
-      </w:r>
-      <w:r>
-        <w:t xml:space="preserve">(Torres-Vila et al. 2012)</w:t>
-      </w:r>
-      <w:r>
-        <w:t xml:space="preserve">, and spruce budworm (</w:t>
+        <w:t>Lobesia botrana</w:t>
+      </w:r>
+      <w:r>
+        <w:t xml:space="preserve"> moths (Torres-Vila et al. 2012), and spruce budworm (</w:t>
       </w:r>
       <w:r>
         <w:rPr>
           <w:i/>
           <w:iCs/>
         </w:rPr>
-        <w:t xml:space="preserve">Choristoneura fumiferana</w:t>
-      </w:r>
-      <w:r>
-        <w:t xml:space="preserve">)</w:t>
-      </w:r>
-      <w:r>
-        <w:t xml:space="preserve"> </w:t>
-      </w:r>
-      <w:r>
-        <w:t xml:space="preserve">(Harvey 1983)</w:t>
-      </w:r>
-      <w:r>
-        <w:t xml:space="preserve">. Moreover, the lack of between-female variation in average egg size between first and second clutches suggests that the food-acquisition environment (i.e. wild vs. lab) had little effect on average egg size.</w:t>
+        <w:t>Choristoneura fumiferana</w:t>
+      </w:r>
+      <w:r>
+        <w:t>) (Harvey 1983). Moreover, the lack of between-female variation in average egg size between first and second clutches suggests that the food-acquisition environment (i.e. wild vs. lab) had little effect on average egg size.</w:t>
       </w:r>
     </w:p>
     <w:p>
@@ -1540,82 +4376,50 @@
         <w:pStyle w:val="BodyText"/>
       </w:pPr>
       <w:r>
-        <w:t xml:space="preserve">In contrast, I found evidence that variation in egg size within a clutch was greater in second clutches than in first clutches, the opposite of the pattern observed in birds.</w:t>
-      </w:r>
-      <w:r>
-        <w:t xml:space="preserve"> </w:t>
-      </w:r>
-      <w:r>
-        <w:t xml:space="preserve">(e.g., Yosef and Zduniak 2008)</w:t>
-      </w:r>
-      <w:r>
-        <w:t xml:space="preserve">. Empiricists have argued that lower variation in egg size within a clutch is probably linked to environmental factors and food availability. For example, desert finches (</w:t>
+        <w:t>In contrast, I found evidence that variation in egg size within a clutch was greater in second clutches than in first clutches, the opposite of the pattern observed in birds. (e.g., Yosef and Zduniak 2008). Empiricists have argued that lower variation in egg size within a clutch is probably linked to environmental factors and food availability. For example, desert finches (</w:t>
       </w:r>
       <w:r>
         <w:rPr>
           <w:i/>
           <w:iCs/>
         </w:rPr>
-        <w:t xml:space="preserve">Rhodopsiza obsoleta</w:t>
-      </w:r>
-      <w:r>
-        <w:t xml:space="preserve">) produced similar-sized eggs when environmental conditions were stable</w:t>
-      </w:r>
-      <w:r>
-        <w:t xml:space="preserve"> </w:t>
-      </w:r>
-      <w:r>
-        <w:t xml:space="preserve">(Yosef and Zduniak 2008)</w:t>
-      </w:r>
-      <w:r>
-        <w:t xml:space="preserve">, collared flycatchers (</w:t>
+        <w:t>Rhodopsiza obsoleta</w:t>
+      </w:r>
+      <w:r>
+        <w:t>) produced similar-sized eggs when environmental conditions were stable (Yosef and Zduniak 2008), collared flycatchers (</w:t>
       </w:r>
       <w:r>
         <w:rPr>
           <w:i/>
           <w:iCs/>
         </w:rPr>
-        <w:t xml:space="preserve">Ficedula albicollis</w:t>
-      </w:r>
-      <w:r>
-        <w:t xml:space="preserve">) produced larger eggs with the laying sequence in favourable conditions</w:t>
-      </w:r>
-      <w:r>
-        <w:t xml:space="preserve"> </w:t>
-      </w:r>
-      <w:r>
-        <w:t xml:space="preserve">(Hargitai et al. 2005)</w:t>
-      </w:r>
-      <w:r>
-        <w:t xml:space="preserve">, and blue tits (</w:t>
+        <w:t>Ficedula albicollis</w:t>
+      </w:r>
+      <w:r>
+        <w:t>) produced larger eggs with the laying sequence in favourable conditions (Hargitai et al. 2005), and blue tits (</w:t>
       </w:r>
       <w:r>
         <w:rPr>
           <w:i/>
           <w:iCs/>
         </w:rPr>
-        <w:t xml:space="preserve">Paris caeruleus</w:t>
-      </w:r>
-      <w:r>
-        <w:t xml:space="preserve">) in better nutritional condition had clutches with less variation in egg size</w:t>
-      </w:r>
-      <w:r>
-        <w:t xml:space="preserve"> </w:t>
-      </w:r>
-      <w:r>
-        <w:t xml:space="preserve">(Nilsson and Svensson 1993)</w:t>
-      </w:r>
-      <w:r>
-        <w:t xml:space="preserve">. Although information on intraclutch egg-size variation and its proximal drivers is scarce in insects, the same principles may apply, given that female earwigs in my study had less time to accumulate resources and maximise their body condition before producing their second clutch. If true, then females might have allocated resources maximally to the eggs in their first clutch, following an individual allocation strategy based on intrinsic factors such as body condition. This strategy would produce individual-specific egg sizes that are consistent across eggs within a clutch. In second clutches, by contrast, females might have allocated an optimal (but smaller) amount of resources to each oocyte until the last few oocytes, when they had fewer resources remaining and thus produced a few significantly smaller eggs. I did not record laying order in this study and therefore cannot assess whether larger eggs were laid first or last. Within-clutch variation in egg size is adaptive in birds. For example, larger eggs later in the egg-laying sequence may be a brood-survival strategy that counteracts the effects of hatching asynchrony, whereas smaller eggs later in the laying sequence may be a brood-reduction strategy</w:t>
-      </w:r>
-      <w:r>
-        <w:t xml:space="preserve"> </w:t>
-      </w:r>
-      <w:r>
-        <w:t xml:space="preserve">(Slagsvold et al. 1984)</w:t>
-      </w:r>
-      <w:r>
-        <w:t xml:space="preserve">. However, it is unknown whether variation in egg size has an equivalent adaptive function in insects expressing maternal care.</w:t>
+        <w:t>Paris caeruleus</w:t>
+      </w:r>
+      <w:r>
+        <w:t xml:space="preserve">) in better nutritional condition had clutches with less variation in egg size (Nilsson and Svensson </w:t>
+      </w:r>
+      <w:r>
+        <w:lastRenderedPageBreak/>
+        <w:t>1993). Although information on intraclutch egg-size variation and its proximal drivers is scarce in insects, the same principl</w:t>
+      </w:r>
+      <w:r>
+        <w:t>es may apply, given that female earwigs in my study had less time to accumulate resources and maximise their body condition before producing their second clutch. If true, then females might have allocated resources maximally to the eggs in their first clutch, following an individual allocation strategy based on intrinsic factors such as body condition. This strategy would produce individual-specific egg sizes that are consistent across eggs within a clutch. In second clutches, by contrast, females might hav</w:t>
+      </w:r>
+      <w:r>
+        <w:t>e allocated an optimal (but smaller) amount of resources to each oocyte until the last few oocytes, when they had fewer resources remaining and thus produced a few significantly smaller eggs. I did not record laying order in this study and therefore cannot assess whether larger eggs were laid first or last. Within-clutch variation in egg size is adaptive in birds. For example, larger eggs later in the egg-laying sequence may be a brood-survival strategy that counteracts the effects of hatching asynchrony, w</w:t>
+      </w:r>
+      <w:r>
+        <w:t>hereas smaller eggs later in the laying sequence may be a brood-reduction strategy (Slagsvold et al. 1984). However, it is unknown whether variation in egg size has an equivalent adaptive function in insects expressing maternal care.</w:t>
       </w:r>
     </w:p>
     <w:p>
@@ -1623,17 +4427,18 @@
         <w:pStyle w:val="BodyText"/>
       </w:pPr>
       <w:r>
-        <w:t xml:space="preserve">In conclusion, by partitioning variance into its among- and within-individual components, I found that female European earwigs do not trade off clutch and egg size. Instead, I found a positive correlation between egg number and size and some evidence for an among-female trade-off. I also discovered that second clutches consist of eggs with a more variable size than first clutches, but the among-female variation in average egg size was similar between the two clutches.</w:t>
-      </w:r>
-    </w:p>
-    <w:bookmarkEnd w:id="29"/>
-    <w:bookmarkStart w:id="30" w:name="data-availability"/>
+        <w:t>In conclusion, by partitioning variance into its among- and within-individual components, I found that female European earwigs do not trade off clutch and egg size. Instead, I found a positive correlation between egg number and size and some evidence for an among-female trade-off. I also discovered that second clutches consist of eggs with a more variable size than first clutches, but the among-female variation in average egg size was similar between the two clutches.</w:t>
+      </w:r>
+    </w:p>
     <w:p>
       <w:pPr>
         <w:pStyle w:val="Heading1"/>
       </w:pPr>
-      <w:r>
-        <w:t xml:space="preserve">Data availability</w:t>
+      <w:bookmarkStart w:id="15" w:name="data-availability"/>
+      <w:bookmarkEnd w:id="14"/>
+      <w:r>
+        <w:lastRenderedPageBreak/>
+        <w:t>Data availability</w:t>
       </w:r>
     </w:p>
     <w:p>
@@ -1641,17 +4446,17 @@
         <w:pStyle w:val="FirstParagraph"/>
       </w:pPr>
       <w:r>
-        <w:t xml:space="preserve">Data are available through the OSF repository at 10.17605/OSF.IO/KWCS8.</w:t>
-      </w:r>
-    </w:p>
-    <w:bookmarkEnd w:id="30"/>
-    <w:bookmarkStart w:id="31" w:name="author-contributions"/>
+        <w:t>Data are available through the OSF repository at 10.17605/OSF.IO/KWCS8.</w:t>
+      </w:r>
+    </w:p>
     <w:p>
       <w:pPr>
         <w:pStyle w:val="Heading1"/>
       </w:pPr>
-      <w:r>
-        <w:t xml:space="preserve">Author contributions</w:t>
+      <w:bookmarkStart w:id="16" w:name="author-contributions"/>
+      <w:bookmarkEnd w:id="15"/>
+      <w:r>
+        <w:t>Author contributions</w:t>
       </w:r>
     </w:p>
     <w:p>
@@ -1659,17 +4464,17 @@
         <w:pStyle w:val="FirstParagraph"/>
       </w:pPr>
       <w:r>
-        <w:t xml:space="preserve">CDK collected and analyzed the data, and wrote the manuscript.</w:t>
-      </w:r>
-    </w:p>
-    <w:bookmarkEnd w:id="31"/>
-    <w:bookmarkStart w:id="32" w:name="funding"/>
+        <w:t>CDK collected and analyzed the data, and wrote the manuscript.</w:t>
+      </w:r>
+    </w:p>
     <w:p>
       <w:pPr>
         <w:pStyle w:val="Heading1"/>
       </w:pPr>
-      <w:r>
-        <w:t xml:space="preserve">Funding</w:t>
+      <w:bookmarkStart w:id="17" w:name="funding"/>
+      <w:bookmarkEnd w:id="16"/>
+      <w:r>
+        <w:t>Funding</w:t>
       </w:r>
     </w:p>
     <w:p>
@@ -1677,17 +4482,17 @@
         <w:pStyle w:val="FirstParagraph"/>
       </w:pPr>
       <w:r>
-        <w:t xml:space="preserve">The study was funded by a Discovery Grant from the Natural Sciences and Engineering Research Council of Canada (NSERC).</w:t>
-      </w:r>
-    </w:p>
-    <w:bookmarkEnd w:id="32"/>
-    <w:bookmarkStart w:id="33" w:name="conflict-of-interest"/>
+        <w:t>The study was funded by a Discovery Grant from the Natural Sciences and Engineering Research Council of Canada (NSERC).</w:t>
+      </w:r>
+    </w:p>
     <w:p>
       <w:pPr>
         <w:pStyle w:val="Heading1"/>
       </w:pPr>
-      <w:r>
-        <w:t xml:space="preserve">Conflict of Interest</w:t>
+      <w:bookmarkStart w:id="18" w:name="conflict-of-interest"/>
+      <w:bookmarkEnd w:id="17"/>
+      <w:r>
+        <w:t>Conflict of Interest</w:t>
       </w:r>
     </w:p>
     <w:p>
@@ -1695,17 +4500,17 @@
         <w:pStyle w:val="FirstParagraph"/>
       </w:pPr>
       <w:r>
-        <w:t xml:space="preserve">I declare no conflict of interest.</w:t>
-      </w:r>
-    </w:p>
-    <w:bookmarkEnd w:id="33"/>
-    <w:bookmarkStart w:id="34" w:name="acknowledgements"/>
+        <w:t>I declare no conflict of interest.</w:t>
+      </w:r>
+    </w:p>
     <w:p>
       <w:pPr>
         <w:pStyle w:val="Heading1"/>
       </w:pPr>
-      <w:r>
-        <w:t xml:space="preserve">Acknowledgements</w:t>
+      <w:bookmarkStart w:id="19" w:name="acknowledgements"/>
+      <w:bookmarkEnd w:id="18"/>
+      <w:r>
+        <w:t>Acknowledgements</w:t>
       </w:r>
     </w:p>
     <w:p>
@@ -1713,7 +4518,7 @@
         <w:pStyle w:val="FirstParagraph"/>
       </w:pPr>
       <w:r>
-        <w:t xml:space="preserve">I thank Andréanne Nault and Clara Smythe for assistance in animal care and data collection.</w:t>
+        <w:t>I thank Andréanne Nault and Clara Smythe for assistance in animal care and data collection.</w:t>
       </w:r>
     </w:p>
     <w:p>
@@ -1721,709 +4526,487 @@
         <w:br w:type="page"/>
       </w:r>
     </w:p>
-    <w:bookmarkEnd w:id="34"/>
-    <w:bookmarkStart w:id="89" w:name="references"/>
     <w:p>
       <w:pPr>
         <w:pStyle w:val="Heading1"/>
       </w:pPr>
-      <w:r>
-        <w:t xml:space="preserve">References</w:t>
-      </w:r>
-    </w:p>
-    <w:bookmarkStart w:id="80" w:name="refs"/>
-    <w:bookmarkStart w:id="35" w:name="ref-bernardo1996"/>
+      <w:bookmarkStart w:id="20" w:name="references"/>
+      <w:bookmarkEnd w:id="19"/>
+      <w:r>
+        <w:lastRenderedPageBreak/>
+        <w:t>References</w:t>
+      </w:r>
+    </w:p>
     <w:p>
       <w:pPr>
         <w:pStyle w:val="Bibliography"/>
       </w:pPr>
-      <w:r>
-        <w:t xml:space="preserve">Bernardo, J. 1996. The particular maternal effect of propagule size, especially egg size: Patterns, models, quality of evidence and interpretations. Am Zool 36:216–236.</w:t>
-      </w:r>
-    </w:p>
-    <w:bookmarkEnd w:id="35"/>
-    <w:bookmarkStart w:id="36" w:name="ref-boos2014"/>
+      <w:bookmarkStart w:id="21" w:name="ref-bernardo1996"/>
+      <w:bookmarkStart w:id="22" w:name="refs"/>
+      <w:r>
+        <w:t>Bernardo, J. 1996. The particular maternal effect of propagule size, especially egg size: Patterns, models, quality of evidence and interpretations. Am Zool 36:216–236.</w:t>
+      </w:r>
+    </w:p>
     <w:p>
       <w:pPr>
         <w:pStyle w:val="Bibliography"/>
       </w:pPr>
-      <w:r>
-        <w:t xml:space="preserve">Boos, S., J. Meunier, S. Pichon, and M. Kölliker. 2014. Maternal care provides antifungal protection to eggs in the european earwig. Behav Ecol 25:754–761.</w:t>
-      </w:r>
-    </w:p>
-    <w:bookmarkEnd w:id="36"/>
-    <w:bookmarkStart w:id="37" w:name="ref-burkner2017"/>
+      <w:bookmarkStart w:id="23" w:name="ref-boos2014"/>
+      <w:bookmarkEnd w:id="21"/>
+      <w:r>
+        <w:t>Boos, S., J. Meunier, S. Pichon, and M. Kölliker. 2014. Maternal care provides antifungal protection to eggs in the european earwig. Behav Ecol 25:754–761.</w:t>
+      </w:r>
+    </w:p>
     <w:p>
       <w:pPr>
         <w:pStyle w:val="Bibliography"/>
       </w:pPr>
-      <w:r>
-        <w:t xml:space="preserve">Bürkner, P.-C. 2017.</w:t>
-      </w:r>
-      <w:r>
-        <w:t xml:space="preserve"> </w:t>
-      </w:r>
-      <w:r>
-        <w:t xml:space="preserve">brms</w:t>
-      </w:r>
-      <w:r>
-        <w:t xml:space="preserve">: An</w:t>
-      </w:r>
-      <w:r>
-        <w:t xml:space="preserve"> </w:t>
-      </w:r>
-      <w:r>
-        <w:t xml:space="preserve">R</w:t>
-      </w:r>
-      <w:r>
-        <w:t xml:space="preserve"> </w:t>
-      </w:r>
-      <w:r>
-        <w:t xml:space="preserve">package for</w:t>
-      </w:r>
-      <w:r>
-        <w:t xml:space="preserve"> </w:t>
-      </w:r>
-      <w:r>
-        <w:t xml:space="preserve">B</w:t>
-      </w:r>
-      <w:r>
-        <w:t xml:space="preserve">ayesian multilevel models using</w:t>
-      </w:r>
-      <w:r>
-        <w:t xml:space="preserve"> </w:t>
-      </w:r>
-      <w:r>
-        <w:t xml:space="preserve">S</w:t>
-      </w:r>
-      <w:r>
-        <w:t xml:space="preserve">tan. Journal of Statistical Software 80:4308.</w:t>
-      </w:r>
-    </w:p>
-    <w:bookmarkEnd w:id="37"/>
-    <w:bookmarkStart w:id="38" w:name="ref-careau2017"/>
+      <w:bookmarkStart w:id="24" w:name="ref-careau2017"/>
+      <w:bookmarkEnd w:id="23"/>
+      <w:r>
+        <w:t>Careau, V., and R. Wilson. 2017. Of uberfleas and krakens: Detecting trade-offs using mixed models. Integr Comp Biol 57:362–371.</w:t>
+      </w:r>
+    </w:p>
     <w:p>
       <w:pPr>
         <w:pStyle w:val="Bibliography"/>
       </w:pPr>
-      <w:r>
-        <w:t xml:space="preserve">Careau, V., and R. Wilson. 2017. Of uberfleas and krakens: Detecting trade-offs using mixed models. Integr Comp Biol 57:362–371.</w:t>
-      </w:r>
-    </w:p>
-    <w:bookmarkEnd w:id="38"/>
-    <w:bookmarkStart w:id="39" w:name="ref-cavaleiro2014"/>
+      <w:bookmarkStart w:id="25" w:name="ref-cavaleiro2014"/>
+      <w:bookmarkEnd w:id="24"/>
+      <w:r>
+        <w:t>Cavaleiro, F. I., and M. J. Santos. 2014. Egg number-egg size: An important trade-off in parasite life history strategies. Int J Parasitol 44:173–182.</w:t>
+      </w:r>
+    </w:p>
     <w:p>
       <w:pPr>
         <w:pStyle w:val="Bibliography"/>
       </w:pPr>
-      <w:r>
-        <w:t xml:space="preserve">Cavaleiro, F. I., and M. J. Santos. 2014. Egg number-egg size: An important trade-off in parasite life history strategies. Int J Parasitol 44:173–182.</w:t>
-      </w:r>
-    </w:p>
-    <w:bookmarkEnd w:id="39"/>
-    <w:bookmarkStart w:id="40" w:name="ref-church2019"/>
+      <w:bookmarkStart w:id="26" w:name="ref-church2019"/>
+      <w:bookmarkEnd w:id="25"/>
+      <w:r>
+        <w:t>Church, S. H., S. Donoughe, B. A. S. de Medeiros, and C. G. Extavour. 2019. Insect egg size and shape evolve with ecology but not developmental rate. Nature 571:58–62.</w:t>
+      </w:r>
+    </w:p>
     <w:p>
       <w:pPr>
         <w:pStyle w:val="Bibliography"/>
       </w:pPr>
-      <w:r>
-        <w:t xml:space="preserve">Church, S. H., S. Donoughe, B. A. S. de Medeiros, and C. G. Extavour. 2019. Insect egg size and shape evolve with ecology but not developmental rate. Nature 571:58–62.</w:t>
-      </w:r>
-    </w:p>
-    <w:bookmarkEnd w:id="40"/>
-    <w:bookmarkStart w:id="41" w:name="ref-clutton-brock1984"/>
+      <w:bookmarkStart w:id="27" w:name="ref-clutton-brock1984"/>
+      <w:bookmarkEnd w:id="26"/>
+      <w:r>
+        <w:t>Clutton-Brock, T. H. 1984. Reproductive effort and terminal investment in iteroparous animals. Am Nat 123:212–229.</w:t>
+      </w:r>
+    </w:p>
     <w:p>
       <w:pPr>
         <w:pStyle w:val="Bibliography"/>
       </w:pPr>
-      <w:r>
-        <w:t xml:space="preserve">Clutton-Brock, T. H. 1984. Reproductive effort and terminal investment in iteroparous animals. Am Nat 123:212–229.</w:t>
-      </w:r>
-    </w:p>
-    <w:bookmarkEnd w:id="41"/>
-    <w:bookmarkStart w:id="42" w:name="ref-clutton-brock1991"/>
+      <w:bookmarkStart w:id="28" w:name="ref-clutton-brock1991"/>
+      <w:bookmarkEnd w:id="27"/>
+      <w:r>
+        <w:t>Clutton-Brock, T. H. 1991. The Evolution of Parental Care. Princeton University Press.</w:t>
+      </w:r>
+    </w:p>
     <w:p>
       <w:pPr>
         <w:pStyle w:val="Bibliography"/>
       </w:pPr>
-      <w:r>
-        <w:t xml:space="preserve">Clutton-Brock, T. H. 1991.</w:t>
-      </w:r>
-      <w:r>
-        <w:t xml:space="preserve"> </w:t>
-      </w:r>
-      <w:r>
-        <w:t xml:space="preserve">The Evolution of Parental Care</w:t>
-      </w:r>
-      <w:r>
-        <w:t xml:space="preserve">. Princeton University Press.</w:t>
-      </w:r>
-    </w:p>
-    <w:bookmarkEnd w:id="42"/>
-    <w:bookmarkStart w:id="43" w:name="ref-einum2000"/>
+      <w:bookmarkStart w:id="29" w:name="ref-einum2000"/>
+      <w:bookmarkEnd w:id="28"/>
+      <w:r>
+        <w:t>Einum, S., and I. A. Fleming. 2000. Highly fecund mothers sacrifice offspring survival to maximize fitness. Nature 405:565–567.</w:t>
+      </w:r>
+    </w:p>
     <w:p>
       <w:pPr>
         <w:pStyle w:val="Bibliography"/>
       </w:pPr>
-      <w:r>
-        <w:t xml:space="preserve">Einum, S., and I. A. Fleming. 2000. Highly fecund mothers sacrifice offspring survival to maximize fitness. Nature 405:565–567.</w:t>
-      </w:r>
-    </w:p>
-    <w:bookmarkEnd w:id="43"/>
-    <w:bookmarkStart w:id="44" w:name="ref-falconer1996"/>
+      <w:bookmarkStart w:id="30" w:name="ref-falconer1996"/>
+      <w:bookmarkEnd w:id="29"/>
+      <w:r>
+        <w:t>Falconer, D. S., and T. F. C. MacKay. 1996. An Introduction Quantitative Genetics. Pearson Education Limited, Essex, England.</w:t>
+      </w:r>
+    </w:p>
     <w:p>
       <w:pPr>
         <w:pStyle w:val="Bibliography"/>
       </w:pPr>
-      <w:r>
-        <w:t xml:space="preserve">Falconer, D. S., and T. F. C. MacKay. 1996.</w:t>
-      </w:r>
-      <w:r>
-        <w:t xml:space="preserve"> </w:t>
-      </w:r>
-      <w:r>
-        <w:t xml:space="preserve">An Introduction Quantitative Genetics</w:t>
-      </w:r>
-      <w:r>
-        <w:t xml:space="preserve">. Pearson Education Limited, Essex, England.</w:t>
-      </w:r>
-    </w:p>
-    <w:bookmarkEnd w:id="44"/>
-    <w:bookmarkStart w:id="45" w:name="ref-ficetola2009"/>
+      <w:bookmarkStart w:id="31" w:name="ref-ficetola2009"/>
+      <w:bookmarkEnd w:id="30"/>
+      <w:r>
+        <w:t>Ficetola, G. F., and F. De Bernardi. 2009. Offspring size and survival in the frog rana latastei: From among-population to within-clutch variation. Biol J Linn Soc 97:845–853.</w:t>
+      </w:r>
+    </w:p>
     <w:p>
       <w:pPr>
         <w:pStyle w:val="Bibliography"/>
       </w:pPr>
-      <w:r>
-        <w:t xml:space="preserve">Ficetola, G. F., and F. De Bernardi. 2009. Offspring size and survival in the frog rana latastei: From among-population to within-clutch variation. Biol J Linn Soc 97:845–853.</w:t>
-      </w:r>
-    </w:p>
-    <w:bookmarkEnd w:id="45"/>
-    <w:bookmarkStart w:id="46" w:name="ref-fox2000"/>
+      <w:bookmarkStart w:id="32" w:name="ref-fox2000"/>
+      <w:bookmarkEnd w:id="31"/>
+      <w:r>
+        <w:t>Fox, C. W., and M. E. Czesak. 2000. Evolutionary ecology of progeny size in arthropods. Annu Rev Entomol 45:341–369.</w:t>
+      </w:r>
+    </w:p>
     <w:p>
       <w:pPr>
         <w:pStyle w:val="Bibliography"/>
       </w:pPr>
-      <w:r>
-        <w:t xml:space="preserve">Fox, C. W., and M. E. Czesak. 2000. Evolutionary ecology of progeny size in arthropods. Annu Rev Entomol 45:341–369.</w:t>
-      </w:r>
-    </w:p>
-    <w:bookmarkEnd w:id="46"/>
-    <w:bookmarkStart w:id="47" w:name="ref-hargitai2005"/>
+      <w:bookmarkStart w:id="33" w:name="ref-hargitai2005"/>
+      <w:bookmarkEnd w:id="32"/>
+      <w:r>
+        <w:t>Hargitai, R., J. Török, L. Tóth, G. Hegyi, B. Rosivall, B. Szigeti, and E. Szöllősi. 2005. Effects of environmental conditions and parental quality on inter-and intraclutch egg-size variation in the collared flycatcher (ficedula albicollis). The Auk 122:509–522.</w:t>
+      </w:r>
+    </w:p>
     <w:p>
       <w:pPr>
         <w:pStyle w:val="Bibliography"/>
       </w:pPr>
-      <w:r>
-        <w:t xml:space="preserve">Hargitai, R., J. Török, L. Tóth, G. Hegyi, B. Rosivall, B. Szigeti, and E. Szöllősi. 2005. Effects of environmental conditions and parental quality on inter-and intraclutch egg-size variation in the collared flycatcher (ficedula albicollis). The Auk 122:509–522.</w:t>
-      </w:r>
-    </w:p>
-    <w:bookmarkEnd w:id="47"/>
-    <w:bookmarkStart w:id="48" w:name="ref-harvey1983"/>
+      <w:bookmarkStart w:id="34" w:name="ref-harvey1983"/>
+      <w:bookmarkEnd w:id="33"/>
+      <w:r>
+        <w:t>Harvey, G. T. 1983. Environmental and genetic effects on mean egg weight in spruce budworm (lepidoptera: tortricidae). The Canadian Entomologist 115:1109–1117.</w:t>
+      </w:r>
+    </w:p>
     <w:p>
       <w:pPr>
         <w:pStyle w:val="Bibliography"/>
       </w:pPr>
-      <w:r>
-        <w:t xml:space="preserve">Harvey, G. T. 1983. Environmental and genetic effects on mean egg weight in spruce budworm (lepidoptera: tortricidae). The Canadian Entomologist 115:1109–1117.</w:t>
-      </w:r>
-    </w:p>
-    <w:bookmarkEnd w:id="48"/>
-    <w:bookmarkStart w:id="49" w:name="ref-honek1993"/>
+      <w:bookmarkStart w:id="35" w:name="ref-kelly2014"/>
+      <w:bookmarkEnd w:id="34"/>
+      <w:r>
+        <w:t>Kelly, C. D., B. Tawes, and A. Worthington. 2014. Evaluating indices of body condition in two cricket species. Ecology and Evolution 4:4476–4487.</w:t>
+      </w:r>
+    </w:p>
     <w:p>
       <w:pPr>
         <w:pStyle w:val="Bibliography"/>
       </w:pPr>
-      <w:r>
-        <w:t xml:space="preserve">Honek, A. 1993. Intraspecific variation in body size and fecundity in insects: A general relationship. Oikos 483–492.</w:t>
-      </w:r>
-    </w:p>
-    <w:bookmarkEnd w:id="49"/>
-    <w:bookmarkStart w:id="50" w:name="ref-kelly2014"/>
+      <w:bookmarkStart w:id="36" w:name="ref-koch2014"/>
+      <w:bookmarkEnd w:id="35"/>
+      <w:r>
+        <w:t>Koch, L. K., and J. Meunier. 2014. Mother and offspring fitness in an insect with maternal care: Phenotypic trade-offs between egg number, egg mass and egg care. BMC Evol Biol 14:125.</w:t>
+      </w:r>
+    </w:p>
     <w:p>
       <w:pPr>
         <w:pStyle w:val="Bibliography"/>
       </w:pPr>
-      <w:r>
-        <w:t xml:space="preserve">Kelly, C. D., B. Tawes, and A. Worthington. 2014. Evaluating indices of body condition in two cricket species. Ecology and Evolution 4:4476–4487.</w:t>
-      </w:r>
-    </w:p>
-    <w:bookmarkEnd w:id="50"/>
-    <w:bookmarkStart w:id="51" w:name="ref-koch2014"/>
+      <w:bookmarkStart w:id="37" w:name="ref-kolliker2007"/>
+      <w:bookmarkEnd w:id="36"/>
+      <w:r>
+        <w:lastRenderedPageBreak/>
+        <w:t>Kölliker, M. 2007. Benefits and costs of earwig (forficula auricularia) family life. Behav Ecol Sociobiol 61:1489–1497.</w:t>
+      </w:r>
+    </w:p>
     <w:p>
       <w:pPr>
         <w:pStyle w:val="Bibliography"/>
       </w:pPr>
-      <w:r>
-        <w:t xml:space="preserve">Koch, L. K., and J. Meunier. 2014. Mother and offspring fitness in an insect with maternal care: Phenotypic trade-offs between egg number, egg mass and egg care. BMC Evol Biol 14:125.</w:t>
-      </w:r>
-    </w:p>
-    <w:bookmarkEnd w:id="51"/>
-    <w:bookmarkStart w:id="52" w:name="ref-kolliker2007"/>
+      <w:bookmarkStart w:id="38" w:name="ref-meunier2024"/>
+      <w:bookmarkEnd w:id="37"/>
+      <w:r>
+        <w:t>Meunier, J. 2024. The biology and social life of earwigs (dermaptera). Annu Rev Entomol 69:259–276.</w:t>
+      </w:r>
+    </w:p>
     <w:p>
       <w:pPr>
         <w:pStyle w:val="Bibliography"/>
       </w:pPr>
-      <w:r>
-        <w:t xml:space="preserve">Kölliker, M. 2007. Benefits and costs of earwig (forficula auricularia) family life. Behav Ecol Sociobiol 61:1489–1497.</w:t>
-      </w:r>
-    </w:p>
-    <w:bookmarkEnd w:id="52"/>
-    <w:bookmarkStart w:id="53" w:name="ref-meunier2024"/>
+      <w:bookmarkStart w:id="39" w:name="ref-nelson2004"/>
+      <w:bookmarkEnd w:id="38"/>
+      <w:r>
+        <w:t>Nelson, N. J., M. B. Thompson, S. Pledger, S. N. Keall, and C. H. Daugherty. 2004. Egg mass determines hatchling size, and incubation temperature influences post‐hatching growth, of tuatara sphenodon punctatus. J Zool 263:77–87.</w:t>
+      </w:r>
+    </w:p>
     <w:p>
       <w:pPr>
         <w:pStyle w:val="Bibliography"/>
       </w:pPr>
-      <w:r>
-        <w:t xml:space="preserve">Meunier, J. 2024. The biology and social life of earwigs (dermaptera). Annu Rev Entomol 69:259–276.</w:t>
-      </w:r>
-    </w:p>
-    <w:bookmarkEnd w:id="53"/>
-    <w:bookmarkStart w:id="54" w:name="ref-nelson2004"/>
+      <w:bookmarkStart w:id="40" w:name="ref-nilsson1993"/>
+      <w:bookmarkEnd w:id="39"/>
+      <w:r>
+        <w:t>Nilsson, J. ‐Å., and E. Svensson. 1993. Causes and consequences of egg mass variation between and within blue tit clutches. J Zool 230:469–481.</w:t>
+      </w:r>
+    </w:p>
     <w:p>
       <w:pPr>
         <w:pStyle w:val="Bibliography"/>
       </w:pPr>
-      <w:r>
-        <w:t xml:space="preserve">Nelson, N. J., M. B. Thompson, S. Pledger, S. N. Keall, and C. H. Daugherty. 2004. Egg mass determines hatchling size, and incubation temperature influences post‐hatching growth, of tuatara sphenodon punctatus. J Zool 263:77–87.</w:t>
-      </w:r>
-    </w:p>
-    <w:bookmarkEnd w:id="54"/>
-    <w:bookmarkStart w:id="55" w:name="ref-nilsson1993"/>
+      <w:bookmarkStart w:id="41" w:name="ref-parker1982"/>
+      <w:bookmarkEnd w:id="40"/>
+      <w:r>
+        <w:t>Parker, G. A. 1982. Why are there so many tiny sperm? Sperm competition and the maintenance of two sexes. J Theor Biol 96:281–294.</w:t>
+      </w:r>
+    </w:p>
     <w:p>
       <w:pPr>
         <w:pStyle w:val="Bibliography"/>
       </w:pPr>
-      <w:r>
-        <w:t xml:space="preserve">Nilsson, J. ‐Å., and E. Svensson. 1993. Causes and consequences of egg mass variation between and within blue tit clutches. J Zool 230:469–481.</w:t>
-      </w:r>
-    </w:p>
-    <w:bookmarkEnd w:id="55"/>
-    <w:bookmarkStart w:id="56" w:name="ref-parker1982"/>
+      <w:bookmarkStart w:id="42" w:name="ref-peig2009"/>
+      <w:bookmarkEnd w:id="41"/>
+      <w:r>
+        <w:t>Peig, J., and A. J. Green. 2009. New perspectives for estimating body condition from mass/length data: The scaled mass index as an alternative method. Oikos 118:1883–1891.</w:t>
+      </w:r>
+    </w:p>
     <w:p>
       <w:pPr>
         <w:pStyle w:val="Bibliography"/>
       </w:pPr>
-      <w:r>
-        <w:t xml:space="preserve">Parker, G. A. 1982. Why are there so many tiny sperm? Sperm competition and the maintenance of two sexes. J Theor Biol 96:281–294.</w:t>
-      </w:r>
-    </w:p>
-    <w:bookmarkEnd w:id="56"/>
-    <w:bookmarkStart w:id="57" w:name="ref-peig2009"/>
+      <w:bookmarkStart w:id="43" w:name="ref-peig2010"/>
+      <w:bookmarkEnd w:id="42"/>
+      <w:r>
+        <w:t>Peig, J., and A. J. Green. 2010. The paradigm of body condition: A critical reappraisal of current methods based on mass and length. Funct Ecol 24:1323–1332.</w:t>
+      </w:r>
+    </w:p>
     <w:p>
       <w:pPr>
         <w:pStyle w:val="Bibliography"/>
       </w:pPr>
-      <w:r>
-        <w:t xml:space="preserve">Peig, J., and A. J. Green. 2009. New perspectives for estimating body condition from mass/length data: The scaled mass index as an alternative method. Oikos 118:1883–1891.</w:t>
-      </w:r>
-    </w:p>
-    <w:bookmarkEnd w:id="57"/>
-    <w:bookmarkStart w:id="58" w:name="ref-peig2010"/>
+      <w:bookmarkStart w:id="44" w:name="ref-r2013"/>
+      <w:bookmarkEnd w:id="43"/>
+      <w:r>
+        <w:t>R Core Team. 2025. R: A language and environment for statistical computing. Vienna, Austria.</w:t>
+      </w:r>
+    </w:p>
     <w:p>
       <w:pPr>
         <w:pStyle w:val="Bibliography"/>
       </w:pPr>
-      <w:r>
-        <w:t xml:space="preserve">Peig, J., and A. J. Green. 2010. The paradigm of body condition: A critical reappraisal of current methods based on mass and length. Funct Ecol 24:1323–1332.</w:t>
-      </w:r>
-    </w:p>
-    <w:bookmarkEnd w:id="58"/>
-    <w:bookmarkStart w:id="59" w:name="ref-r2013"/>
+      <w:bookmarkStart w:id="45" w:name="ref-reznick2000"/>
+      <w:bookmarkEnd w:id="44"/>
+      <w:r>
+        <w:t>Reznick, D., L. Nunney, and A. Tessier. 2000. Big houses, big cars, superfleas and the costs of reproduction. Trends Ecol Evol 15:421–425.</w:t>
+      </w:r>
+    </w:p>
     <w:p>
       <w:pPr>
         <w:pStyle w:val="Bibliography"/>
       </w:pPr>
-      <w:r>
-        <w:t xml:space="preserve">R Core Team. 2025.</w:t>
-      </w:r>
-      <w:r>
-        <w:t xml:space="preserve"> </w:t>
-      </w:r>
-      <w:r>
-        <w:t xml:space="preserve">R</w:t>
-      </w:r>
-      <w:r>
-        <w:t xml:space="preserve">:</w:t>
-      </w:r>
-      <w:r>
-        <w:t xml:space="preserve"> </w:t>
-      </w:r>
-      <w:r>
-        <w:t xml:space="preserve">A</w:t>
-      </w:r>
-      <w:r>
-        <w:t xml:space="preserve"> </w:t>
-      </w:r>
-      <w:r>
-        <w:t xml:space="preserve">language and environment for statistical computing. Vienna, Austria.</w:t>
-      </w:r>
-    </w:p>
-    <w:bookmarkEnd w:id="59"/>
-    <w:bookmarkStart w:id="60" w:name="ref-reznick2000"/>
+      <w:bookmarkStart w:id="46" w:name="ref-roff1992a"/>
+      <w:bookmarkEnd w:id="45"/>
+      <w:r>
+        <w:t>Roff, D. 1992. Evolution of Life Histories: Theory and Analysis. Chapman &amp; Hall, Inc., New York, NY.</w:t>
+      </w:r>
+    </w:p>
     <w:p>
       <w:pPr>
         <w:pStyle w:val="Bibliography"/>
       </w:pPr>
-      <w:r>
-        <w:t xml:space="preserve">Reznick, D., L. Nunney, and A. Tessier. 2000. Big houses, big cars, superfleas and the costs of reproduction. Trends Ecol Evol 15:421–425.</w:t>
-      </w:r>
-    </w:p>
-    <w:bookmarkEnd w:id="60"/>
-    <w:bookmarkStart w:id="61" w:name="ref-roff1992a"/>
+      <w:bookmarkStart w:id="47" w:name="ref-schindelin2012"/>
+      <w:bookmarkEnd w:id="46"/>
+      <w:r>
+        <w:t>Schindelin, J., I. Arganda-Carreras, E. Frise, V. Kaynig, M. Longair, T. Pietzsch, S. Preibisch, C. Rueden, S. Saalfeld, B. Schmid, J.-Y. Tinevez, D. J. White, V. Hartenstein, K. Eliceiri, P. Tomancak, and A. Cardona. 2012. Fiji: An open-source platform for biological-image analysis. Nat Methods 9:676–682. Max Planck Institute of Molecular Cell Biology; Genetics, Dresden, Germany.</w:t>
+      </w:r>
+    </w:p>
     <w:p>
       <w:pPr>
         <w:pStyle w:val="Bibliography"/>
       </w:pPr>
-      <w:r>
-        <w:t xml:space="preserve">Roff, D. 1992.</w:t>
-      </w:r>
-      <w:r>
-        <w:t xml:space="preserve"> </w:t>
-      </w:r>
-      <w:r>
-        <w:t xml:space="preserve">Evolution of Life Histories: Theory and Analysis</w:t>
-      </w:r>
-      <w:r>
-        <w:t xml:space="preserve">. Chapman &amp; Hall, Inc., New York, NY.</w:t>
-      </w:r>
-    </w:p>
-    <w:bookmarkEnd w:id="61"/>
-    <w:bookmarkStart w:id="62" w:name="ref-schindelin2012"/>
+      <w:bookmarkStart w:id="48" w:name="ref-seko2006"/>
+      <w:bookmarkEnd w:id="47"/>
+      <w:r>
+        <w:t>Seko, T., T. Miyatake, S. Fujioka, and F. Nakasuji. 2006. Genetic and environmental sources of egg size, fecundity and body size in the migrant skipper, parnara guttata guttata (lepidoptera: hesperiidae). Popul Ecol 48:225–232.</w:t>
+      </w:r>
+    </w:p>
     <w:p>
       <w:pPr>
         <w:pStyle w:val="Bibliography"/>
       </w:pPr>
-      <w:r>
-        <w:t xml:space="preserve">Schindelin, J., I. Arganda-Carreras, E. Frise, V. Kaynig, M. Longair, T. Pietzsch, S. Preibisch, C. Rueden, S. Saalfeld, B. Schmid, J.-Y. Tinevez, D. J. White, V. Hartenstein, K. Eliceiri, P. Tomancak, and A. Cardona. 2012. Fiji: An open-source platform for biological-image analysis. Nat Methods 9:676–682. Max Planck Institute of Molecular Cell Biology; Genetics, Dresden, Germany.</w:t>
-      </w:r>
-    </w:p>
-    <w:bookmarkEnd w:id="62"/>
-    <w:bookmarkStart w:id="63" w:name="ref-seko2006"/>
+      <w:bookmarkStart w:id="49" w:name="ref-shine1978"/>
+      <w:bookmarkEnd w:id="48"/>
+      <w:r>
+        <w:t>Shine, R. 1978. Propagule size and parental care: The “safe harbor” hypothesis. J Theor Biol 75:417–424.</w:t>
+      </w:r>
+    </w:p>
     <w:p>
       <w:pPr>
         <w:pStyle w:val="Bibliography"/>
       </w:pPr>
-      <w:r>
-        <w:t xml:space="preserve">Seko, T., T. Miyatake, S. Fujioka, and F. Nakasuji. 2006. Genetic and environmental sources of egg size, fecundity and body size in the migrant skipper, parnara guttata guttata (lepidoptera: hesperiidae). Popul Ecol 48:225–232.</w:t>
-      </w:r>
-    </w:p>
-    <w:bookmarkEnd w:id="63"/>
-    <w:bookmarkStart w:id="64" w:name="ref-shine1978"/>
+      <w:bookmarkStart w:id="50" w:name="ref-simpson1951"/>
+      <w:bookmarkEnd w:id="49"/>
+      <w:r>
+        <w:t>Simpson, E. H. 1951. The interpretation of interaction in contingency tables. Journal of the Royal Statistical Society: Series B (Methodological) 13:238–241.</w:t>
+      </w:r>
+    </w:p>
     <w:p>
       <w:pPr>
         <w:pStyle w:val="Bibliography"/>
       </w:pPr>
-      <w:r>
-        <w:t xml:space="preserve">Shine, R. 1978. Propagule size and parental care: The</w:t>
-      </w:r>
-      <w:r>
-        <w:t xml:space="preserve"> </w:t>
-      </w:r>
-      <w:r>
-        <w:t xml:space="preserve">“safe harbor”</w:t>
-      </w:r>
-      <w:r>
-        <w:t xml:space="preserve"> </w:t>
-      </w:r>
-      <w:r>
-        <w:t xml:space="preserve">hypothesis. J Theor Biol 75:417–424.</w:t>
-      </w:r>
-    </w:p>
-    <w:bookmarkEnd w:id="64"/>
-    <w:bookmarkStart w:id="65" w:name="ref-simpson1951"/>
+      <w:bookmarkStart w:id="51" w:name="ref-slagsvold1984"/>
+      <w:bookmarkEnd w:id="50"/>
+      <w:r>
+        <w:lastRenderedPageBreak/>
+        <w:t>Slagsvold, T., J. Sandvik, G. Rofstad, Ö. Lorentsen, and M. Husby. 1984. On the adaptive value of intraclutch egg-size variation in birds. The Auk 101:685–697.</w:t>
+      </w:r>
+    </w:p>
     <w:p>
       <w:pPr>
         <w:pStyle w:val="Bibliography"/>
       </w:pPr>
-      <w:r>
-        <w:t xml:space="preserve">Simpson, E. H. 1951. The interpretation of interaction in contingency tables. Journal of the Royal Statistical Society: Series B (Methodological) 13:238–241.</w:t>
-      </w:r>
-    </w:p>
-    <w:bookmarkEnd w:id="65"/>
-    <w:bookmarkStart w:id="66" w:name="ref-slagsvold1984"/>
+      <w:bookmarkStart w:id="52" w:name="ref-smith1974"/>
+      <w:bookmarkEnd w:id="51"/>
+      <w:r>
+        <w:t>Smith, C. C., and S. D. Fretwell. 1974. The optimal balance between size and number of offspring. Am Nat 108:499–506.</w:t>
+      </w:r>
+    </w:p>
     <w:p>
       <w:pPr>
         <w:pStyle w:val="Bibliography"/>
       </w:pPr>
-      <w:r>
-        <w:t xml:space="preserve">Slagsvold, T., J. Sandvik, G. Rofstad, Ö. Lorentsen, and M. Husby. 1984. On the adaptive value of intraclutch egg-size variation in birds. The Auk 101:685–697.</w:t>
-      </w:r>
-    </w:p>
-    <w:bookmarkEnd w:id="66"/>
-    <w:bookmarkStart w:id="67" w:name="ref-smith1974"/>
-    <w:p>
-      <w:pPr>
-        <w:pStyle w:val="Bibliography"/>
-      </w:pPr>
-      <w:r>
-        <w:t xml:space="preserve">Smith, C. C., and S. D. Fretwell. 1974. The optimal balance between size and number of offspring. Am Nat 108:499–506.</w:t>
-      </w:r>
-    </w:p>
-    <w:bookmarkEnd w:id="67"/>
-    <w:bookmarkStart w:id="68" w:name="ref-staerkle2008"/>
-    <w:p>
-      <w:pPr>
-        <w:pStyle w:val="Bibliography"/>
-      </w:pPr>
-      <w:r>
-        <w:t xml:space="preserve">Staerkle, M., and M. Kölliker. 2008. Maternal food regurgitation to nymphs in earwigs (</w:t>
+      <w:bookmarkStart w:id="53" w:name="ref-staerkle2008"/>
+      <w:bookmarkEnd w:id="52"/>
+      <w:r>
+        <w:t>Staerkle, M., and M. Kölliker. 2008. Maternal food regurgitation to nymphs in earwigs (</w:t>
       </w:r>
       <w:r>
         <w:rPr>
           <w:i/>
           <w:iCs/>
         </w:rPr>
-        <w:t xml:space="preserve">forficula auricularia</w:t>
-      </w:r>
-      <w:r>
-        <w:t xml:space="preserve">). Ethology 114:844–850.</w:t>
-      </w:r>
-    </w:p>
-    <w:bookmarkEnd w:id="68"/>
-    <w:bookmarkStart w:id="69" w:name="ref-stearns1992"/>
+        <w:t>forficula auricularia</w:t>
+      </w:r>
+      <w:r>
+        <w:t>). Ethology 114:844–850.</w:t>
+      </w:r>
+    </w:p>
     <w:p>
       <w:pPr>
         <w:pStyle w:val="Bibliography"/>
       </w:pPr>
-      <w:r>
-        <w:t xml:space="preserve">Stearns, S. C. 1992.</w:t>
-      </w:r>
-      <w:r>
-        <w:t xml:space="preserve"> </w:t>
-      </w:r>
-      <w:r>
-        <w:t xml:space="preserve">The Evolution of Life Histories</w:t>
-      </w:r>
-      <w:r>
-        <w:t xml:space="preserve">. Oxford University Press.</w:t>
-      </w:r>
-    </w:p>
-    <w:bookmarkEnd w:id="69"/>
-    <w:bookmarkStart w:id="70" w:name="ref-stoffel2017"/>
+      <w:bookmarkStart w:id="54" w:name="ref-stearns1992"/>
+      <w:bookmarkEnd w:id="53"/>
+      <w:r>
+        <w:t>Stearns, S. C. 1992. The Evolution of Life Histories. Oxford University Press.</w:t>
+      </w:r>
+    </w:p>
     <w:p>
       <w:pPr>
         <w:pStyle w:val="Bibliography"/>
       </w:pPr>
-      <w:r>
-        <w:t xml:space="preserve">Stoffel, M. A., S. Nakagawa, and H. Schielzeth. 2017. Rpt</w:t>
-      </w:r>
-      <w:r>
-        <w:t xml:space="preserve">R</w:t>
-      </w:r>
-      <w:r>
-        <w:t xml:space="preserve">: Repeatability estimation and variance decomposition by generalized linear mixed‐effects models. Methods Ecol Evol 8:1639–1644.</w:t>
-      </w:r>
-    </w:p>
-    <w:bookmarkEnd w:id="70"/>
-    <w:bookmarkStart w:id="71" w:name="ref-torres-vila2012"/>
+      <w:bookmarkStart w:id="55" w:name="ref-stoffel2017"/>
+      <w:bookmarkEnd w:id="54"/>
+      <w:r>
+        <w:t>Stoffel, M. A., S. Nakagawa, and H. Schielzeth. 2017. RptR: Repeatability estimation and variance decomposition by generalized linear mixed‐effects models. Methods Ecol Evol 8:1639–1644.</w:t>
+      </w:r>
+    </w:p>
     <w:p>
       <w:pPr>
         <w:pStyle w:val="Bibliography"/>
       </w:pPr>
-      <w:r>
-        <w:t xml:space="preserve">Torres-Vila, L., E. Cruces-Caldera, M. Rodrı́guez-Molina, and L. Cauterruccio. 2012. Host plant selects for egg size in the moth lobesia botrana: Integrating reproductive and ecological trade-offs is not a simple matter. Pp. 145–167</w:t>
-      </w:r>
-      <w:r>
-        <w:t xml:space="preserve"> </w:t>
+      <w:bookmarkStart w:id="56" w:name="ref-torres-vila2012"/>
+      <w:bookmarkEnd w:id="55"/>
+      <w:r>
+        <w:t xml:space="preserve">Torres-Vila, L., E. Cruces-Caldera, M. Rodrı́guez-Molina, and L. Cauterruccio. 2012. Host plant selects for egg size in the moth lobesia botrana: Integrating reproductive and ecological trade-offs is not a simple matter. Pp. 145–167 </w:t>
       </w:r>
       <w:r>
         <w:rPr>
           <w:i/>
           <w:iCs/>
         </w:rPr>
-        <w:t xml:space="preserve">in</w:t>
-      </w:r>
-      <w:r>
-        <w:t xml:space="preserve"> </w:t>
-      </w:r>
-      <w:r>
-        <w:t xml:space="preserve">L. Cauterruccio, ed. Moths: Types, ecological significance and control methods. Nova Science Publishers, New York, NY.</w:t>
-      </w:r>
-    </w:p>
-    <w:bookmarkEnd w:id="71"/>
-    <w:bookmarkStart w:id="72" w:name="ref-tourneur2018"/>
+        <w:t>in</w:t>
+      </w:r>
+      <w:r>
+        <w:t xml:space="preserve"> L. Cauterruccio, ed. Moths: Types, ecological significance and control methods. Nova Science Publishers, New York, NY.</w:t>
+      </w:r>
+    </w:p>
     <w:p>
       <w:pPr>
         <w:pStyle w:val="Bibliography"/>
       </w:pPr>
-      <w:r>
-        <w:t xml:space="preserve">Tourneur, J.-C. 2018. Factors affecting the egg-laying pattern of</w:t>
-      </w:r>
-      <w:r>
-        <w:t xml:space="preserve"> </w:t>
+      <w:bookmarkStart w:id="57" w:name="ref-tourneur2018"/>
+      <w:bookmarkEnd w:id="56"/>
+      <w:r>
+        <w:t xml:space="preserve">Tourneur, J.-C. 2018. Factors affecting the egg-laying pattern of </w:t>
       </w:r>
       <w:r>
         <w:rPr>
           <w:i/>
           <w:iCs/>
         </w:rPr>
-        <w:t xml:space="preserve">forficula auricularia</w:t>
-      </w:r>
-      <w:r>
-        <w:t xml:space="preserve"> </w:t>
-      </w:r>
-      <w:r>
-        <w:t xml:space="preserve">(dermaptera: Forficulidae) in three climatologically different zones of north america. The Canadian Entomologist 150:511–519.</w:t>
-      </w:r>
-    </w:p>
-    <w:bookmarkEnd w:id="72"/>
-    <w:bookmarkStart w:id="73" w:name="ref-tourneur1992"/>
+        <w:t>forficula auricularia</w:t>
+      </w:r>
+      <w:r>
+        <w:t xml:space="preserve"> (dermaptera: Forficulidae) in three climatologically different zones of north america. The Canadian Entomologist 150:511–519.</w:t>
+      </w:r>
+    </w:p>
     <w:p>
       <w:pPr>
         <w:pStyle w:val="Bibliography"/>
       </w:pPr>
-      <w:r>
-        <w:t xml:space="preserve">Tourneur, J.-C., and J. Gingras. 1992. Egg laying in a northeastern</w:t>
-      </w:r>
-      <w:r>
-        <w:t xml:space="preserve"> </w:t>
-      </w:r>
-      <w:r>
-        <w:t xml:space="preserve">N</w:t>
-      </w:r>
-      <w:r>
-        <w:t xml:space="preserve">orth</w:t>
-      </w:r>
-      <w:r>
-        <w:t xml:space="preserve"> </w:t>
-      </w:r>
-      <w:r>
-        <w:t xml:space="preserve">A</w:t>
-      </w:r>
-      <w:r>
-        <w:t xml:space="preserve">merican (montr</w:t>
-      </w:r>
-      <w:r>
-        <w:t xml:space="preserve">é</w:t>
-      </w:r>
-      <w:r>
-        <w:t xml:space="preserve">al, qu</w:t>
-      </w:r>
-      <w:r>
-        <w:t xml:space="preserve">é</w:t>
-      </w:r>
-      <w:r>
-        <w:t xml:space="preserve">bec) population of</w:t>
-      </w:r>
-      <w:r>
-        <w:t xml:space="preserve"> </w:t>
+      <w:bookmarkStart w:id="58" w:name="ref-tourneur1992"/>
+      <w:bookmarkEnd w:id="57"/>
+      <w:r>
+        <w:t xml:space="preserve">Tourneur, J.-C., and J. Gingras. 1992. Egg laying in a northeastern North American (montréal, québec) population of </w:t>
       </w:r>
       <w:r>
         <w:rPr>
           <w:i/>
           <w:iCs/>
         </w:rPr>
-        <w:t xml:space="preserve">forficula auricularia</w:t>
-      </w:r>
-      <w:r>
-        <w:t xml:space="preserve"> </w:t>
-      </w:r>
-      <w:r>
-        <w:t xml:space="preserve">l. (</w:t>
-      </w:r>
-      <w:r>
-        <w:t xml:space="preserve">D</w:t>
-      </w:r>
-      <w:r>
-        <w:t xml:space="preserve">ermaptera:</w:t>
-      </w:r>
-      <w:r>
-        <w:t xml:space="preserve"> </w:t>
-      </w:r>
-      <w:r>
-        <w:t xml:space="preserve">F</w:t>
-      </w:r>
-      <w:r>
-        <w:t xml:space="preserve">orficulidae). The Canadian Entomologist 124:1055–1061.</w:t>
-      </w:r>
-    </w:p>
-    <w:bookmarkEnd w:id="73"/>
-    <w:bookmarkStart w:id="74" w:name="ref-vannoordwijk1986"/>
+        <w:t>forficula auricularia</w:t>
+      </w:r>
+      <w:r>
+        <w:t xml:space="preserve"> l. (Dermaptera: Forficulidae). The Canadian Entomologist 124:1055–1061.</w:t>
+      </w:r>
+    </w:p>
     <w:p>
       <w:pPr>
         <w:pStyle w:val="Bibliography"/>
       </w:pPr>
-      <w:r>
-        <w:t xml:space="preserve">Van Noordwijk, A. J., and G. de Jong. 1986. Acquisition and allocation of resources: Their influence on variation in life history tactics. Am Nat 128:137–142.</w:t>
-      </w:r>
-    </w:p>
-    <w:bookmarkEnd w:id="74"/>
-    <w:bookmarkStart w:id="75" w:name="ref-vehtari2017"/>
+      <w:bookmarkStart w:id="59" w:name="ref-vannoordwijk1986"/>
+      <w:bookmarkEnd w:id="58"/>
+      <w:r>
+        <w:t>Van Noordwijk, A. J., and G. de Jong. 1986. Acquisition and allocation of resources: Their influence on variation in life history tactics. Am Nat 128:137–142.</w:t>
+      </w:r>
+    </w:p>
     <w:p>
       <w:pPr>
         <w:pStyle w:val="Bibliography"/>
       </w:pPr>
-      <w:r>
-        <w:t xml:space="preserve">Vehtari, A., A. Gelman, and J. Gabry. 2017. Practical</w:t>
-      </w:r>
-      <w:r>
-        <w:t xml:space="preserve"> </w:t>
-      </w:r>
-      <w:r>
-        <w:t xml:space="preserve">B</w:t>
-      </w:r>
-      <w:r>
-        <w:t xml:space="preserve">ayesian model evaluation using leave-one-out cross-validation and</w:t>
-      </w:r>
-      <w:r>
-        <w:t xml:space="preserve"> </w:t>
-      </w:r>
-      <w:r>
-        <w:t xml:space="preserve">WAIC</w:t>
-      </w:r>
-      <w:r>
-        <w:t xml:space="preserve">. Statistics and Computing 27:1413–1432.</w:t>
-      </w:r>
-    </w:p>
-    <w:bookmarkEnd w:id="75"/>
-    <w:bookmarkStart w:id="76" w:name="ref-williams1994"/>
+      <w:bookmarkStart w:id="60" w:name="ref-williams1994"/>
+      <w:bookmarkEnd w:id="59"/>
+      <w:r>
+        <w:t>Williams, T. D. 1994. Intraspecific variation in egg size and egg composition in birds: Effects on offspring fitness. Biol Rev Camb Philos Soc 69:35–59.</w:t>
+      </w:r>
+    </w:p>
     <w:p>
       <w:pPr>
         <w:pStyle w:val="Bibliography"/>
       </w:pPr>
-      <w:r>
-        <w:t xml:space="preserve">Williams, T. D. 1994. Intraspecific variation in egg size and egg composition in birds: Effects on offspring fitness. Biol Rev Camb Philos Soc 69:35–59.</w:t>
-      </w:r>
-    </w:p>
-    <w:bookmarkEnd w:id="76"/>
-    <w:bookmarkStart w:id="77" w:name="ref-winkler1987"/>
+      <w:bookmarkStart w:id="61" w:name="ref-winkler1987"/>
+      <w:bookmarkEnd w:id="60"/>
+      <w:r>
+        <w:t>Winkler, D. W., and K. Wallin. 1987. Offspring size and number: A life history model linking effort per offspring and total effort. Am Nat 129:708–720.</w:t>
+      </w:r>
+    </w:p>
     <w:p>
       <w:pPr>
         <w:pStyle w:val="Bibliography"/>
       </w:pPr>
-      <w:r>
-        <w:t xml:space="preserve">Winkler, D. W., and K. Wallin. 1987. Offspring size and number: A life history model linking effort per offspring and total effort. Am Nat 129:708–720.</w:t>
-      </w:r>
-    </w:p>
-    <w:bookmarkEnd w:id="77"/>
-    <w:bookmarkStart w:id="78" w:name="ref-yanagi2006"/>
+      <w:bookmarkStart w:id="62" w:name="ref-yanagi2006"/>
+      <w:bookmarkEnd w:id="61"/>
+      <w:r>
+        <w:t>Yanagi, S., T. Oikawa, and T. Miyatake. 2006. Heritability and genetic correlation estimates for egg size and number in callosobruchus chinensis (coleoptera: bruchidae). Ann Entomol Soc Am 99:364–368.</w:t>
+      </w:r>
+    </w:p>
     <w:p>
       <w:pPr>
         <w:pStyle w:val="Bibliography"/>
       </w:pPr>
-      <w:r>
-        <w:t xml:space="preserve">Yanagi, S., T. Oikawa, and T. Miyatake. 2006. Heritability and genetic correlation estimates for egg size and number in callosobruchus chinensis (coleoptera: bruchidae). Ann Entomol Soc Am 99:364–368.</w:t>
-      </w:r>
-    </w:p>
-    <w:bookmarkEnd w:id="78"/>
-    <w:bookmarkStart w:id="79" w:name="ref-yosef2008"/>
-    <w:p>
-      <w:pPr>
-        <w:pStyle w:val="Bibliography"/>
-      </w:pPr>
-      <w:r>
-        <w:t xml:space="preserve">Yosef, R., and P. Zduniak. 2008. Variation in clutch size, egg size variability and reproductive output in the desert finch (rhodospiza obsoleta). J Arid Environ 72:1631–1635.</w:t>
-      </w:r>
-    </w:p>
-    <w:bookmarkEnd w:id="79"/>
-    <w:bookmarkEnd w:id="80"/>
+      <w:bookmarkStart w:id="63" w:name="ref-yosef2008"/>
+      <w:bookmarkEnd w:id="62"/>
+      <w:r>
+        <w:t>Yosef, R., and P. Zduniak. 2008. Variation in clutch size, egg size variability and reproductive output in the desert finch (rhodospiza obsoleta). J Arid Environ 72:1631–1635.</w:t>
+      </w:r>
+    </w:p>
+    <w:bookmarkEnd w:id="22"/>
+    <w:bookmarkEnd w:id="63"/>
     <w:p>
       <w:pPr>
         <w:pStyle w:val="BodyText"/>
       </w:pPr>
       <w:r>
-        <w:t xml:space="preserve">—– end of section:</w:t>
+        <w:t>—– end of section:</w:t>
       </w:r>
     </w:p>
     <w:p>
@@ -2431,45 +5014,52 @@
         <w:pStyle w:val="BodyText"/>
       </w:pPr>
       <w:r>
-        <w:t xml:space="preserve">##Figures</w:t>
+        <w:lastRenderedPageBreak/>
+        <w:t>##Figures</w:t>
       </w:r>
     </w:p>
     <w:tbl>
       <w:tblPr>
         <w:tblStyle w:val="Table"/>
-        <w:tblW w:type="pct" w:w="5000"/>
+        <w:tblW w:w="5000" w:type="pct"/>
         <w:tblLayout w:type="fixed"/>
-        <w:tblLook w:firstRow="0" w:lastRow="0" w:firstColumn="0" w:lastColumn="0" w:noHBand="0" w:noVBand="0" w:val="0000"/>
+        <w:tblLook w:val="0000" w:firstRow="0" w:lastRow="0" w:firstColumn="0" w:lastColumn="0" w:noHBand="0" w:noVBand="0"/>
       </w:tblPr>
       <w:tblGrid>
-        <w:gridCol w:w="7920"/>
+        <w:gridCol w:w="9620"/>
       </w:tblGrid>
       <w:tr>
         <w:tc>
-          <w:tcPr/>
-          <w:bookmarkStart w:id="84" w:name="fig-one"/>
+          <w:tcPr>
+            <w:tcW w:w="7920" w:type="dxa"/>
+          </w:tcPr>
           <w:p>
             <w:pPr>
               <w:pStyle w:val="Compact"/>
               <w:jc w:val="center"/>
             </w:pPr>
+            <w:bookmarkStart w:id="64" w:name="fig-one"/>
             <w:r>
+              <w:rPr>
+                <w:noProof/>
+              </w:rPr>
               <w:drawing>
-                <wp:inline>
+                <wp:inline distT="0" distB="0" distL="0" distR="0" wp14:anchorId="265547F7" wp14:editId="30B69C95">
                   <wp:extent cx="3810000" cy="2540000"/>
-                  <wp:effectExtent b="0" l="0" r="0" t="0"/>
-                  <wp:docPr descr="" title="" id="82" name="Picture"/>
-                  <a:graphic>
+                  <wp:effectExtent l="0" t="0" r="0" b="0"/>
+                  <wp:docPr id="85" name="Picture"/>
+                  <wp:cNvGraphicFramePr/>
+                  <a:graphic xmlns:a="http://schemas.openxmlformats.org/drawingml/2006/main">
                     <a:graphicData uri="http://schemas.openxmlformats.org/drawingml/2006/picture">
-                      <pic:pic>
+                      <pic:pic xmlns:pic="http://schemas.openxmlformats.org/drawingml/2006/picture">
                         <pic:nvPicPr>
-                          <pic:cNvPr descr="figure_1.jpg" id="83" name="Picture"/>
+                          <pic:cNvPr id="86" name="Picture" descr="figure_1.jpg"/>
                           <pic:cNvPicPr>
-                            <a:picLocks noChangeArrowheads="1" noChangeAspect="1"/>
+                            <a:picLocks noChangeAspect="1" noChangeArrowheads="1"/>
                           </pic:cNvPicPr>
                         </pic:nvPicPr>
                         <pic:blipFill>
-                          <a:blip r:embed="rId81"/>
+                          <a:blip r:embed="rId8"/>
                           <a:stretch>
                             <a:fillRect/>
                           </a:stretch>
@@ -2498,29 +5088,25 @@
           </w:p>
           <w:p>
             <w:pPr>
-              <w:jc w:val="center"/>
-            </w:pPr>
-            <w:pPr>
-              <w:jc w:val="left"/>
+              <w:pStyle w:val="ImageCaption"/>
               <w:spacing w:before="200"/>
-              <w:pStyle w:val="ImageCaption"/>
             </w:pPr>
             <w:r>
-              <w:t xml:space="preserve">Figure 1: Mean egg perimeter (mm) plotted against clutch size for the first (salmon) and second (blue) clutches of n = 42 female European earwigs (</w:t>
+              <w:t>Figure 1: Mean egg perimeter (mm) plotted against clutch size for the first (salmon) and second (blue) clutches of n = 42 female European earwigs (</w:t>
             </w:r>
             <w:r>
               <w:rPr>
                 <w:i/>
                 <w:iCs/>
               </w:rPr>
-              <w:t xml:space="preserve">F. auricularia</w:t>
+              <w:t>F. auricularia</w:t>
             </w:r>
             <w:r>
-              <w:t xml:space="preserve">). Data are raw values.</w:t>
+              <w:t>). Data are raw values.</w:t>
             </w:r>
           </w:p>
-          <w:bookmarkEnd w:id="84"/>
         </w:tc>
+        <w:bookmarkEnd w:id="64"/>
       </w:tr>
     </w:tbl>
     <w:p>
@@ -2534,39 +5120,45 @@
     <w:tbl>
       <w:tblPr>
         <w:tblStyle w:val="Table"/>
-        <w:tblW w:type="pct" w:w="5000"/>
+        <w:tblW w:w="5000" w:type="pct"/>
         <w:tblLayout w:type="fixed"/>
-        <w:tblLook w:firstRow="0" w:lastRow="0" w:firstColumn="0" w:lastColumn="0" w:noHBand="0" w:noVBand="0" w:val="0000"/>
+        <w:tblLook w:val="0000" w:firstRow="0" w:lastRow="0" w:firstColumn="0" w:lastColumn="0" w:noHBand="0" w:noVBand="0"/>
       </w:tblPr>
       <w:tblGrid>
-        <w:gridCol w:w="7920"/>
+        <w:gridCol w:w="9620"/>
       </w:tblGrid>
       <w:tr>
         <w:tc>
-          <w:tcPr/>
-          <w:bookmarkStart w:id="88" w:name="fig-two"/>
+          <w:tcPr>
+            <w:tcW w:w="7920" w:type="dxa"/>
+          </w:tcPr>
           <w:p>
             <w:pPr>
               <w:pStyle w:val="Compact"/>
               <w:jc w:val="center"/>
             </w:pPr>
+            <w:bookmarkStart w:id="65" w:name="fig-two"/>
             <w:r>
+              <w:rPr>
+                <w:noProof/>
+              </w:rPr>
               <w:drawing>
-                <wp:inline>
+                <wp:inline distT="0" distB="0" distL="0" distR="0" wp14:anchorId="68A1CF67" wp14:editId="229E8301">
                   <wp:extent cx="3810000" cy="2540000"/>
-                  <wp:effectExtent b="0" l="0" r="0" t="0"/>
-                  <wp:docPr descr="" title="" id="86" name="Picture"/>
-                  <a:graphic>
+                  <wp:effectExtent l="0" t="0" r="0" b="0"/>
+                  <wp:docPr id="89" name="Picture"/>
+                  <wp:cNvGraphicFramePr/>
+                  <a:graphic xmlns:a="http://schemas.openxmlformats.org/drawingml/2006/main">
                     <a:graphicData uri="http://schemas.openxmlformats.org/drawingml/2006/picture">
-                      <pic:pic>
+                      <pic:pic xmlns:pic="http://schemas.openxmlformats.org/drawingml/2006/picture">
                         <pic:nvPicPr>
-                          <pic:cNvPr descr="figure_2.jpg" id="87" name="Picture"/>
+                          <pic:cNvPr id="90" name="Picture" descr="figure_2.jpg"/>
                           <pic:cNvPicPr>
-                            <a:picLocks noChangeArrowheads="1" noChangeAspect="1"/>
+                            <a:picLocks noChangeAspect="1" noChangeArrowheads="1"/>
                           </pic:cNvPicPr>
                         </pic:nvPicPr>
                         <pic:blipFill>
-                          <a:blip r:embed="rId85"/>
+                          <a:blip r:embed="rId9"/>
                           <a:stretch>
                             <a:fillRect/>
                           </a:stretch>
@@ -2595,39 +5187,36 @@
           </w:p>
           <w:p>
             <w:pPr>
-              <w:jc w:val="center"/>
-            </w:pPr>
-            <w:pPr>
-              <w:jc w:val="left"/>
+              <w:pStyle w:val="ImageCaption"/>
               <w:spacing w:before="200"/>
-              <w:pStyle w:val="ImageCaption"/>
             </w:pPr>
             <w:r>
-              <w:t xml:space="preserve">Figure 2: (a) Among and (b) within-female egg size variation in the first and second clutches of n = 42 female European earwigs (</w:t>
+              <w:t>Figure 2: (a) Among and (b) within-female egg size variation in the first and second clutches of n = 42 female European earwigs (</w:t>
             </w:r>
             <w:r>
               <w:rPr>
                 <w:i/>
                 <w:iCs/>
               </w:rPr>
-              <w:t xml:space="preserve">F. auricularia</w:t>
+              <w:t>F. auricularia</w:t>
             </w:r>
             <w:r>
-              <w:t xml:space="preserve">).</w:t>
+              <w:t>).</w:t>
             </w:r>
           </w:p>
-          <w:bookmarkEnd w:id="88"/>
         </w:tc>
+        <w:bookmarkEnd w:id="65"/>
       </w:tr>
+      <w:bookmarkEnd w:id="20"/>
     </w:tbl>
-    <w:bookmarkEnd w:id="89"/>
+    <w:p/>
     <w:sectPr>
-      <w:headerReference r:id="rId10" w:type="even"/>
-      <w:headerReference r:id="rId9" w:type="default"/>
-      <w:footerReference r:id="rId12" w:type="even"/>
-      <w:footerReference r:id="rId11" w:type="default"/>
-      <w:pgSz w:h="15840" w:w="12240"/>
-      <w:pgMar w:bottom="2024" w:footer="737" w:gutter="0" w:header="737" w:left="1418" w:right="1418" w:top="1531"/>
+      <w:headerReference w:type="even" r:id="rId10"/>
+      <w:headerReference w:type="default" r:id="rId11"/>
+      <w:footerReference w:type="even" r:id="rId12"/>
+      <w:footerReference w:type="default" r:id="rId13"/>
+      <w:pgSz w:w="12240" w:h="15840"/>
+      <w:pgMar w:top="1531" w:right="1418" w:bottom="2024" w:left="1418" w:header="737" w:footer="737" w:gutter="0"/>
       <w:lnNumType w:countBy="1" w:restart="continuous"/>
       <w:cols w:space="720"/>
       <w:docGrid w:linePitch="326"/>
@@ -2636,8 +5225,29 @@
 </w:document>
 </file>
 
-<file path=word/comments.xml><?xml version="1.0" encoding="utf-8"?>
-<w:comments xmlns:w="http://schemas.openxmlformats.org/wordprocessingml/2006/main" xmlns:m="http://schemas.openxmlformats.org/officeDocument/2006/math" xmlns:r="http://schemas.openxmlformats.org/officeDocument/2006/relationships" xmlns:o="urn:schemas-microsoft-com:office:office" xmlns:v="urn:schemas-microsoft-com:vml" xmlns:w10="urn:schemas-microsoft-com:office:word" xmlns:a="http://schemas.openxmlformats.org/drawingml/2006/main" xmlns:pic="http://schemas.openxmlformats.org/drawingml/2006/picture" xmlns:wp="http://schemas.openxmlformats.org/drawingml/2006/wordprocessingDrawing"/>
+<file path=word/endnotes.xml><?xml version="1.0" encoding="utf-8"?>
+<w:endnotes xmlns:wpc="http://schemas.microsoft.com/office/word/2010/wordprocessingCanvas" xmlns:cx="http://schemas.microsoft.com/office/drawing/2014/chartex" xmlns:cx1="http://schemas.microsoft.com/office/drawing/2015/9/8/chartex" xmlns:cx2="http://schemas.microsoft.com/office/drawing/2015/10/21/chartex" xmlns:cx3="http://schemas.microsoft.com/office/drawing/2016/5/9/chartex" xmlns:cx4="http://schemas.microsoft.com/office/drawing/2016/5/10/chartex" xmlns:cx5="http://schemas.microsoft.com/office/drawing/2016/5/11/chartex" xmlns:cx6="http://schemas.microsoft.com/office/drawing/2016/5/12/chartex" xmlns:cx7="http://schemas.microsoft.com/office/drawing/2016/5/13/chartex" xmlns:cx8="http://schemas.microsoft.com/office/drawing/2016/5/14/chartex" xmlns:mc="http://schemas.openxmlformats.org/markup-compatibility/2006" xmlns:aink="http://schemas.microsoft.com/office/drawing/2016/ink" xmlns:am3d="http://schemas.microsoft.com/office/drawing/2017/model3d" xmlns:o="urn:schemas-microsoft-com:office:office" xmlns:oel="http://schemas.microsoft.com/office/2019/extlst" xmlns:r="http://schemas.openxmlformats.org/officeDocument/2006/relationships" xmlns:m="http://schemas.openxmlformats.org/officeDocument/2006/math" xmlns:v="urn:schemas-microsoft-com:vml" xmlns:wp14="http://schemas.microsoft.com/office/word/2010/wordprocessingDrawing" xmlns:wp="http://schemas.openxmlformats.org/drawingml/2006/wordprocessingDrawing" xmlns:w10="urn:schemas-microsoft-com:office:word" xmlns:w="http://schemas.openxmlformats.org/wordprocessingml/2006/main" xmlns:w14="http://schemas.microsoft.com/office/word/2010/wordml" xmlns:w15="http://schemas.microsoft.com/office/word/2012/wordml" xmlns:w16cex="http://schemas.microsoft.com/office/word/2018/wordml/cex" xmlns:w16cid="http://schemas.microsoft.com/office/word/2016/wordml/cid" xmlns:w16="http://schemas.microsoft.com/office/word/2018/wordml" xmlns:w16du="http://schemas.microsoft.com/office/word/2023/wordml/word16du" xmlns:w16sdtdh="http://schemas.microsoft.com/office/word/2020/wordml/sdtdatahash" xmlns:w16sdtfl="http://schemas.microsoft.com/office/word/2024/wordml/sdtformatlock" xmlns:w16se="http://schemas.microsoft.com/office/word/2015/wordml/symex" xmlns:wpg="http://schemas.microsoft.com/office/word/2010/wordprocessingGroup" xmlns:wpi="http://schemas.microsoft.com/office/word/2010/wordprocessingInk" xmlns:wne="http://schemas.microsoft.com/office/word/2006/wordml" xmlns:wps="http://schemas.microsoft.com/office/word/2010/wordprocessingShape" mc:Ignorable="w14 w15 w16se w16cid w16 w16cex w16sdtdh w16sdtfl w16du wp14">
+  <w:endnote w:type="separator" w:id="-1">
+    <w:p>
+      <w:pPr>
+        <w:spacing w:after="0"/>
+      </w:pPr>
+      <w:r>
+        <w:separator/>
+      </w:r>
+    </w:p>
+  </w:endnote>
+  <w:endnote w:type="continuationSeparator" w:id="0">
+    <w:p>
+      <w:pPr>
+        <w:spacing w:after="0"/>
+      </w:pPr>
+      <w:r>
+        <w:continuationSeparator/>
+      </w:r>
+    </w:p>
+  </w:endnote>
+</w:endnotes>
 </file>
 
 <file path=word/footer1.xml><?xml version="1.0" encoding="utf-8"?>
@@ -2653,6 +5263,11 @@
         <w:docPartUnique/>
       </w:docPartObj>
     </w:sdtPr>
+    <w:sdtEndPr>
+      <w:rPr>
+        <w:rStyle w:val="PageNumber"/>
+      </w:rPr>
+    </w:sdtEndPr>
     <w:sdtContent>
       <w:p>
         <w:pPr>
@@ -2705,6 +5320,11 @@
         <w:docPartUnique/>
       </w:docPartObj>
     </w:sdtPr>
+    <w:sdtEndPr>
+      <w:rPr>
+        <w:rStyle w:val="PageNumber"/>
+      </w:rPr>
+    </w:sdtEndPr>
     <w:sdtContent>
       <w:p>
         <w:pPr>
@@ -2758,18 +5378,24 @@
 </file>
 
 <file path=word/footnotes.xml><?xml version="1.0" encoding="utf-8"?>
-<w:footnotes xmlns:w="http://schemas.openxmlformats.org/wordprocessingml/2006/main" xmlns:m="http://schemas.openxmlformats.org/officeDocument/2006/math" xmlns:r="http://schemas.openxmlformats.org/officeDocument/2006/relationships" xmlns:o="urn:schemas-microsoft-com:office:office" xmlns:v="urn:schemas-microsoft-com:vml" xmlns:w10="urn:schemas-microsoft-com:office:word" xmlns:a="http://schemas.openxmlformats.org/drawingml/2006/main" xmlns:pic="http://schemas.openxmlformats.org/drawingml/2006/picture" xmlns:wp="http://schemas.openxmlformats.org/drawingml/2006/wordprocessingDrawing">
+<w:footnotes xmlns:wpc="http://schemas.microsoft.com/office/word/2010/wordprocessingCanvas" xmlns:cx="http://schemas.microsoft.com/office/drawing/2014/chartex" xmlns:cx1="http://schemas.microsoft.com/office/drawing/2015/9/8/chartex" xmlns:cx2="http://schemas.microsoft.com/office/drawing/2015/10/21/chartex" xmlns:cx3="http://schemas.microsoft.com/office/drawing/2016/5/9/chartex" xmlns:cx4="http://schemas.microsoft.com/office/drawing/2016/5/10/chartex" xmlns:cx5="http://schemas.microsoft.com/office/drawing/2016/5/11/chartex" xmlns:cx6="http://schemas.microsoft.com/office/drawing/2016/5/12/chartex" xmlns:cx7="http://schemas.microsoft.com/office/drawing/2016/5/13/chartex" xmlns:cx8="http://schemas.microsoft.com/office/drawing/2016/5/14/chartex" xmlns:mc="http://schemas.openxmlformats.org/markup-compatibility/2006" xmlns:aink="http://schemas.microsoft.com/office/drawing/2016/ink" xmlns:am3d="http://schemas.microsoft.com/office/drawing/2017/model3d" xmlns:o="urn:schemas-microsoft-com:office:office" xmlns:oel="http://schemas.microsoft.com/office/2019/extlst" xmlns:r="http://schemas.openxmlformats.org/officeDocument/2006/relationships" xmlns:m="http://schemas.openxmlformats.org/officeDocument/2006/math" xmlns:v="urn:schemas-microsoft-com:vml" xmlns:wp14="http://schemas.microsoft.com/office/word/2010/wordprocessingDrawing" xmlns:wp="http://schemas.openxmlformats.org/drawingml/2006/wordprocessingDrawing" xmlns:w10="urn:schemas-microsoft-com:office:word" xmlns:w="http://schemas.openxmlformats.org/wordprocessingml/2006/main" xmlns:w14="http://schemas.microsoft.com/office/word/2010/wordml" xmlns:w15="http://schemas.microsoft.com/office/word/2012/wordml" xmlns:w16cex="http://schemas.microsoft.com/office/word/2018/wordml/cex" xmlns:w16cid="http://schemas.microsoft.com/office/word/2016/wordml/cid" xmlns:w16="http://schemas.microsoft.com/office/word/2018/wordml" xmlns:w16du="http://schemas.microsoft.com/office/word/2023/wordml/word16du" xmlns:w16sdtdh="http://schemas.microsoft.com/office/word/2020/wordml/sdtdatahash" xmlns:w16sdtfl="http://schemas.microsoft.com/office/word/2024/wordml/sdtformatlock" xmlns:w16se="http://schemas.microsoft.com/office/word/2015/wordml/symex" xmlns:wpg="http://schemas.microsoft.com/office/word/2010/wordprocessingGroup" xmlns:wpi="http://schemas.microsoft.com/office/word/2010/wordprocessingInk" xmlns:wne="http://schemas.microsoft.com/office/word/2006/wordml" xmlns:wps="http://schemas.microsoft.com/office/word/2010/wordprocessingShape" mc:Ignorable="w14 w15 w16se w16cid w16 w16cex w16sdtdh w16sdtfl w16du wp14">
+  <w:footnote w:type="separator" w:id="-1">
+    <w:p>
+      <w:pPr>
+        <w:spacing w:after="0"/>
+      </w:pPr>
+      <w:r>
+        <w:separator/>
+      </w:r>
+    </w:p>
+  </w:footnote>
   <w:footnote w:type="continuationSeparator" w:id="0">
     <w:p>
+      <w:pPr>
+        <w:spacing w:after="0"/>
+      </w:pPr>
       <w:r>
         <w:continuationSeparator/>
-      </w:r>
-    </w:p>
-  </w:footnote>
-  <w:footnote w:type="separator" w:id="-1">
-    <w:p>
-      <w:r>
-        <w:separator/>
       </w:r>
     </w:p>
   </w:footnote>
@@ -2789,6 +5415,11 @@
         <w:docPartUnique/>
       </w:docPartObj>
     </w:sdtPr>
+    <w:sdtEndPr>
+      <w:rPr>
+        <w:rStyle w:val="PageNumber"/>
+      </w:rPr>
+    </w:sdtEndPr>
     <w:sdtContent>
       <w:p>
         <w:pPr>
@@ -2849,8 +5480,8 @@
 </file>
 
 <file path=word/numbering.xml><?xml version="1.0" encoding="utf-8"?>
-<w:numbering xmlns:aink="http://schemas.microsoft.com/office/drawing/2016/ink" xmlns:am3d="http://schemas.microsoft.com/office/drawing/2017/model3d" xmlns:cx="http://schemas.microsoft.com/office/drawing/2014/chartex" xmlns:cx1="http://schemas.microsoft.com/office/drawing/2015/9/8/chartex" xmlns:cx2="http://schemas.microsoft.com/office/drawing/2015/10/21/chartex" xmlns:cx3="http://schemas.microsoft.com/office/drawing/2016/5/9/chartex" xmlns:cx4="http://schemas.microsoft.com/office/drawing/2016/5/10/chartex" xmlns:cx5="http://schemas.microsoft.com/office/drawing/2016/5/11/chartex" xmlns:cx6="http://schemas.microsoft.com/office/drawing/2016/5/12/chartex" xmlns:cx7="http://schemas.microsoft.com/office/drawing/2016/5/13/chartex" xmlns:cx8="http://schemas.microsoft.com/office/drawing/2016/5/14/chartex" xmlns:m="http://schemas.openxmlformats.org/officeDocument/2006/math" xmlns:mc="http://schemas.openxmlformats.org/markup-compatibility/2006" xmlns:o="urn:schemas-microsoft-com:office:office" xmlns:oel="http://schemas.microsoft.com/office/2019/extlst" xmlns:r="http://schemas.openxmlformats.org/officeDocument/2006/relationships" xmlns:v="urn:schemas-microsoft-com:vml" xmlns:w="http://schemas.openxmlformats.org/wordprocessingml/2006/main" xmlns:w10="urn:schemas-microsoft-com:office:word" xmlns:w14="http://schemas.microsoft.com/office/word/2010/wordml" xmlns:w15="http://schemas.microsoft.com/office/word/2012/wordml" xmlns:w16="http://schemas.microsoft.com/office/word/2018/wordml" xmlns:w16cex="http://schemas.microsoft.com/office/word/2018/wordml/cex" xmlns:w16cid="http://schemas.microsoft.com/office/word/2016/wordml/cid" xmlns:w16du="http://schemas.microsoft.com/office/word/2023/wordml/word16du" xmlns:w16sdtdh="http://schemas.microsoft.com/office/word/2020/wordml/sdtdatahash" xmlns:w16sdtfl="http://schemas.microsoft.com/office/word/2024/wordml/sdtformatlock" xmlns:w16se="http://schemas.microsoft.com/office/word/2015/wordml/symex" xmlns:wne="http://schemas.microsoft.com/office/word/2006/wordml" xmlns:wp="http://schemas.openxmlformats.org/drawingml/2006/wordprocessingDrawing" xmlns:wp14="http://schemas.microsoft.com/office/word/2010/wordprocessingDrawing" xmlns:wpc="http://schemas.microsoft.com/office/word/2010/wordprocessingCanvas" xmlns:wpg="http://schemas.microsoft.com/office/word/2010/wordprocessingGroup" xmlns:wpi="http://schemas.microsoft.com/office/word/2010/wordprocessingInk" xmlns:wps="http://schemas.microsoft.com/office/word/2010/wordprocessingShape" mc:Ignorable="w14 w15 w16se w16cid w16 w16cex w16sdtdh w16sdtfl w16du wp14">
-  <w:abstractNum w15:restartNumberingAfterBreak="0" w:abstractNumId="0">
+<w:numbering xmlns:wpc="http://schemas.microsoft.com/office/word/2010/wordprocessingCanvas" xmlns:cx="http://schemas.microsoft.com/office/drawing/2014/chartex" xmlns:cx1="http://schemas.microsoft.com/office/drawing/2015/9/8/chartex" xmlns:cx2="http://schemas.microsoft.com/office/drawing/2015/10/21/chartex" xmlns:cx3="http://schemas.microsoft.com/office/drawing/2016/5/9/chartex" xmlns:cx4="http://schemas.microsoft.com/office/drawing/2016/5/10/chartex" xmlns:cx5="http://schemas.microsoft.com/office/drawing/2016/5/11/chartex" xmlns:cx6="http://schemas.microsoft.com/office/drawing/2016/5/12/chartex" xmlns:cx7="http://schemas.microsoft.com/office/drawing/2016/5/13/chartex" xmlns:cx8="http://schemas.microsoft.com/office/drawing/2016/5/14/chartex" xmlns:mc="http://schemas.openxmlformats.org/markup-compatibility/2006" xmlns:aink="http://schemas.microsoft.com/office/drawing/2016/ink" xmlns:am3d="http://schemas.microsoft.com/office/drawing/2017/model3d" xmlns:o="urn:schemas-microsoft-com:office:office" xmlns:oel="http://schemas.microsoft.com/office/2019/extlst" xmlns:r="http://schemas.openxmlformats.org/officeDocument/2006/relationships" xmlns:m="http://schemas.openxmlformats.org/officeDocument/2006/math" xmlns:v="urn:schemas-microsoft-com:vml" xmlns:wp14="http://schemas.microsoft.com/office/word/2010/wordprocessingDrawing" xmlns:wp="http://schemas.openxmlformats.org/drawingml/2006/wordprocessingDrawing" xmlns:w10="urn:schemas-microsoft-com:office:word" xmlns:w="http://schemas.openxmlformats.org/wordprocessingml/2006/main" xmlns:w14="http://schemas.microsoft.com/office/word/2010/wordml" xmlns:w15="http://schemas.microsoft.com/office/word/2012/wordml" xmlns:w16cex="http://schemas.microsoft.com/office/word/2018/wordml/cex" xmlns:w16cid="http://schemas.microsoft.com/office/word/2016/wordml/cid" xmlns:w16="http://schemas.microsoft.com/office/word/2018/wordml" xmlns:w16du="http://schemas.microsoft.com/office/word/2023/wordml/word16du" xmlns:w16sdtdh="http://schemas.microsoft.com/office/word/2020/wordml/sdtdatahash" xmlns:w16sdtfl="http://schemas.microsoft.com/office/word/2024/wordml/sdtformatlock" xmlns:w16se="http://schemas.microsoft.com/office/word/2015/wordml/symex" xmlns:wpg="http://schemas.microsoft.com/office/word/2010/wordprocessingGroup" xmlns:wpi="http://schemas.microsoft.com/office/word/2010/wordprocessingInk" xmlns:wne="http://schemas.microsoft.com/office/word/2006/wordml" xmlns:wps="http://schemas.microsoft.com/office/word/2010/wordprocessingShape" mc:Ignorable="w14 w15 w16se w16cid w16 w16cex w16sdtdh w16sdtfl w16du wp14">
+  <w:abstractNum w:abstractNumId="0" w15:restartNumberingAfterBreak="0">
     <w:nsid w:val="FFFFFF7C"/>
     <w:multiLevelType w:val="singleLevel"/>
     <w:tmpl w:val="BD5E45BC"/>
@@ -2861,13 +5492,13 @@
       <w:lvlJc w:val="left"/>
       <w:pPr>
         <w:tabs>
-          <w:tab w:pos="1492" w:val="num"/>
+          <w:tab w:val="num" w:pos="1492"/>
         </w:tabs>
-        <w:ind w:hanging="360" w:left="1492"/>
+        <w:ind w:left="1492" w:hanging="360"/>
       </w:pPr>
     </w:lvl>
   </w:abstractNum>
-  <w:abstractNum w15:restartNumberingAfterBreak="0" w:abstractNumId="1">
+  <w:abstractNum w:abstractNumId="1" w15:restartNumberingAfterBreak="0">
     <w:nsid w:val="FFFFFF7D"/>
     <w:multiLevelType w:val="singleLevel"/>
     <w:tmpl w:val="C25E26BA"/>
@@ -2878,13 +5509,13 @@
       <w:lvlJc w:val="left"/>
       <w:pPr>
         <w:tabs>
-          <w:tab w:pos="1209" w:val="num"/>
+          <w:tab w:val="num" w:pos="1209"/>
         </w:tabs>
-        <w:ind w:hanging="360" w:left="1209"/>
+        <w:ind w:left="1209" w:hanging="360"/>
       </w:pPr>
     </w:lvl>
   </w:abstractNum>
-  <w:abstractNum w15:restartNumberingAfterBreak="0" w:abstractNumId="2">
+  <w:abstractNum w:abstractNumId="2" w15:restartNumberingAfterBreak="0">
     <w:nsid w:val="FFFFFF7E"/>
     <w:multiLevelType w:val="singleLevel"/>
     <w:tmpl w:val="237EE0FA"/>
@@ -2895,13 +5526,13 @@
       <w:lvlJc w:val="left"/>
       <w:pPr>
         <w:tabs>
-          <w:tab w:pos="926" w:val="num"/>
+          <w:tab w:val="num" w:pos="926"/>
         </w:tabs>
-        <w:ind w:hanging="360" w:left="926"/>
+        <w:ind w:left="926" w:hanging="360"/>
       </w:pPr>
     </w:lvl>
   </w:abstractNum>
-  <w:abstractNum w15:restartNumberingAfterBreak="0" w:abstractNumId="3">
+  <w:abstractNum w:abstractNumId="3" w15:restartNumberingAfterBreak="0">
     <w:nsid w:val="FFFFFF7F"/>
     <w:multiLevelType w:val="singleLevel"/>
     <w:tmpl w:val="5D76EAF2"/>
@@ -2912,13 +5543,13 @@
       <w:lvlJc w:val="left"/>
       <w:pPr>
         <w:tabs>
-          <w:tab w:pos="643" w:val="num"/>
+          <w:tab w:val="num" w:pos="643"/>
         </w:tabs>
-        <w:ind w:hanging="360" w:left="643"/>
+        <w:ind w:left="643" w:hanging="360"/>
       </w:pPr>
     </w:lvl>
   </w:abstractNum>
-  <w:abstractNum w15:restartNumberingAfterBreak="0" w:abstractNumId="4">
+  <w:abstractNum w:abstractNumId="4" w15:restartNumberingAfterBreak="0">
     <w:nsid w:val="FFFFFF80"/>
     <w:multiLevelType w:val="singleLevel"/>
     <w:tmpl w:val="68ACF7EE"/>
@@ -2929,16 +5560,16 @@
       <w:lvlJc w:val="left"/>
       <w:pPr>
         <w:tabs>
-          <w:tab w:pos="1492" w:val="num"/>
+          <w:tab w:val="num" w:pos="1492"/>
         </w:tabs>
-        <w:ind w:hanging="360" w:left="1492"/>
+        <w:ind w:left="1492" w:hanging="360"/>
       </w:pPr>
       <w:rPr>
         <w:rFonts w:ascii="Symbol" w:hAnsi="Symbol" w:hint="default"/>
       </w:rPr>
     </w:lvl>
   </w:abstractNum>
-  <w:abstractNum w15:restartNumberingAfterBreak="0" w:abstractNumId="5">
+  <w:abstractNum w:abstractNumId="5" w15:restartNumberingAfterBreak="0">
     <w:nsid w:val="FFFFFF81"/>
     <w:multiLevelType w:val="singleLevel"/>
     <w:tmpl w:val="1D5CDB1E"/>
@@ -2949,16 +5580,16 @@
       <w:lvlJc w:val="left"/>
       <w:pPr>
         <w:tabs>
-          <w:tab w:pos="1209" w:val="num"/>
+          <w:tab w:val="num" w:pos="1209"/>
         </w:tabs>
-        <w:ind w:hanging="360" w:left="1209"/>
+        <w:ind w:left="1209" w:hanging="360"/>
       </w:pPr>
       <w:rPr>
         <w:rFonts w:ascii="Symbol" w:hAnsi="Symbol" w:hint="default"/>
       </w:rPr>
     </w:lvl>
   </w:abstractNum>
-  <w:abstractNum w15:restartNumberingAfterBreak="0" w:abstractNumId="6">
+  <w:abstractNum w:abstractNumId="6" w15:restartNumberingAfterBreak="0">
     <w:nsid w:val="FFFFFF82"/>
     <w:multiLevelType w:val="singleLevel"/>
     <w:tmpl w:val="CF883DB2"/>
@@ -2969,16 +5600,16 @@
       <w:lvlJc w:val="left"/>
       <w:pPr>
         <w:tabs>
-          <w:tab w:pos="926" w:val="num"/>
+          <w:tab w:val="num" w:pos="926"/>
         </w:tabs>
-        <w:ind w:hanging="360" w:left="926"/>
+        <w:ind w:left="926" w:hanging="360"/>
       </w:pPr>
       <w:rPr>
         <w:rFonts w:ascii="Symbol" w:hAnsi="Symbol" w:hint="default"/>
       </w:rPr>
     </w:lvl>
   </w:abstractNum>
-  <w:abstractNum w15:restartNumberingAfterBreak="0" w:abstractNumId="7">
+  <w:abstractNum w:abstractNumId="7" w15:restartNumberingAfterBreak="0">
     <w:nsid w:val="FFFFFF83"/>
     <w:multiLevelType w:val="singleLevel"/>
     <w:tmpl w:val="3B5A45A8"/>
@@ -2989,16 +5620,16 @@
       <w:lvlJc w:val="left"/>
       <w:pPr>
         <w:tabs>
-          <w:tab w:pos="643" w:val="num"/>
+          <w:tab w:val="num" w:pos="643"/>
         </w:tabs>
-        <w:ind w:hanging="360" w:left="643"/>
+        <w:ind w:left="643" w:hanging="360"/>
       </w:pPr>
       <w:rPr>
         <w:rFonts w:ascii="Symbol" w:hAnsi="Symbol" w:hint="default"/>
       </w:rPr>
     </w:lvl>
   </w:abstractNum>
-  <w:abstractNum w15:restartNumberingAfterBreak="0" w:abstractNumId="8">
+  <w:abstractNum w:abstractNumId="8" w15:restartNumberingAfterBreak="0">
     <w:nsid w:val="FFFFFF88"/>
     <w:multiLevelType w:val="singleLevel"/>
     <w:tmpl w:val="D8826D80"/>
@@ -3009,13 +5640,13 @@
       <w:lvlJc w:val="left"/>
       <w:pPr>
         <w:tabs>
-          <w:tab w:pos="360" w:val="num"/>
+          <w:tab w:val="num" w:pos="360"/>
         </w:tabs>
-        <w:ind w:hanging="360" w:left="360"/>
+        <w:ind w:left="360" w:hanging="360"/>
       </w:pPr>
     </w:lvl>
   </w:abstractNum>
-  <w:abstractNum w15:restartNumberingAfterBreak="0" w:abstractNumId="9">
+  <w:abstractNum w:abstractNumId="9" w15:restartNumberingAfterBreak="0">
     <w:nsid w:val="FFFFFF89"/>
     <w:multiLevelType w:val="singleLevel"/>
     <w:tmpl w:val="92543F56"/>
@@ -3026,16 +5657,265 @@
       <w:lvlJc w:val="left"/>
       <w:pPr>
         <w:tabs>
-          <w:tab w:pos="360" w:val="num"/>
+          <w:tab w:val="num" w:pos="360"/>
         </w:tabs>
-        <w:ind w:hanging="360" w:left="360"/>
+        <w:ind w:left="360" w:hanging="360"/>
       </w:pPr>
       <w:rPr>
         <w:rFonts w:ascii="Symbol" w:hAnsi="Symbol" w:hint="default"/>
       </w:rPr>
     </w:lvl>
   </w:abstractNum>
-  <w:abstractNum w15:restartNumberingAfterBreak="0" w:abstractNumId="10">
+  <w:abstractNum w:abstractNumId="10" w15:restartNumberingAfterBreak="0">
+    <w:nsid w:val="0000A990"/>
+    <w:multiLevelType w:val="multilevel"/>
+    <w:tmpl w:val="B428F156"/>
+    <w:lvl w:ilvl="0">
+      <w:numFmt w:val="bullet"/>
+      <w:lvlText w:val=" "/>
+      <w:lvlJc w:val="left"/>
+      <w:pPr>
+        <w:ind w:left="720" w:hanging="360"/>
+      </w:pPr>
+    </w:lvl>
+    <w:lvl w:ilvl="1">
+      <w:numFmt w:val="bullet"/>
+      <w:lvlText w:val=" "/>
+      <w:lvlJc w:val="left"/>
+      <w:pPr>
+        <w:ind w:left="1440" w:hanging="360"/>
+      </w:pPr>
+    </w:lvl>
+    <w:lvl w:ilvl="2">
+      <w:numFmt w:val="bullet"/>
+      <w:lvlText w:val=" "/>
+      <w:lvlJc w:val="left"/>
+      <w:pPr>
+        <w:ind w:left="2160" w:hanging="360"/>
+      </w:pPr>
+    </w:lvl>
+    <w:lvl w:ilvl="3">
+      <w:numFmt w:val="bullet"/>
+      <w:lvlText w:val=" "/>
+      <w:lvlJc w:val="left"/>
+      <w:pPr>
+        <w:ind w:left="2880" w:hanging="360"/>
+      </w:pPr>
+    </w:lvl>
+    <w:lvl w:ilvl="4">
+      <w:numFmt w:val="bullet"/>
+      <w:lvlText w:val=" "/>
+      <w:lvlJc w:val="left"/>
+      <w:pPr>
+        <w:ind w:left="3600" w:hanging="360"/>
+      </w:pPr>
+    </w:lvl>
+    <w:lvl w:ilvl="5">
+      <w:numFmt w:val="bullet"/>
+      <w:lvlText w:val=" "/>
+      <w:lvlJc w:val="left"/>
+      <w:pPr>
+        <w:ind w:left="4320" w:hanging="360"/>
+      </w:pPr>
+    </w:lvl>
+    <w:lvl w:ilvl="6">
+      <w:numFmt w:val="bullet"/>
+      <w:lvlText w:val=" "/>
+      <w:lvlJc w:val="left"/>
+      <w:pPr>
+        <w:ind w:left="5040" w:hanging="360"/>
+      </w:pPr>
+    </w:lvl>
+    <w:lvl w:ilvl="7">
+      <w:numFmt w:val="bullet"/>
+      <w:lvlText w:val=" "/>
+      <w:lvlJc w:val="left"/>
+      <w:pPr>
+        <w:ind w:left="5760" w:hanging="360"/>
+      </w:pPr>
+    </w:lvl>
+    <w:lvl w:ilvl="8">
+      <w:numFmt w:val="bullet"/>
+      <w:lvlText w:val=" "/>
+      <w:lvlJc w:val="left"/>
+      <w:pPr>
+        <w:ind w:left="6480" w:hanging="360"/>
+      </w:pPr>
+    </w:lvl>
+  </w:abstractNum>
+  <w:abstractNum w:abstractNumId="11" w15:restartNumberingAfterBreak="0">
+    <w:nsid w:val="00A99411"/>
+    <w:multiLevelType w:val="multilevel"/>
+    <w:tmpl w:val="50C4FAAC"/>
+    <w:lvl w:ilvl="0">
+      <w:start w:val="1"/>
+      <w:numFmt w:val="decimal"/>
+      <w:lvlText w:val="%1."/>
+      <w:lvlJc w:val="left"/>
+      <w:pPr>
+        <w:ind w:left="720" w:hanging="360"/>
+      </w:pPr>
+    </w:lvl>
+    <w:lvl w:ilvl="1">
+      <w:start w:val="1"/>
+      <w:numFmt w:val="decimal"/>
+      <w:lvlText w:val="%2."/>
+      <w:lvlJc w:val="left"/>
+      <w:pPr>
+        <w:ind w:left="1440" w:hanging="360"/>
+      </w:pPr>
+    </w:lvl>
+    <w:lvl w:ilvl="2">
+      <w:start w:val="1"/>
+      <w:numFmt w:val="decimal"/>
+      <w:lvlText w:val="%3."/>
+      <w:lvlJc w:val="left"/>
+      <w:pPr>
+        <w:ind w:left="2160" w:hanging="360"/>
+      </w:pPr>
+    </w:lvl>
+    <w:lvl w:ilvl="3">
+      <w:start w:val="1"/>
+      <w:numFmt w:val="decimal"/>
+      <w:lvlText w:val="%4."/>
+      <w:lvlJc w:val="left"/>
+      <w:pPr>
+        <w:ind w:left="2880" w:hanging="360"/>
+      </w:pPr>
+    </w:lvl>
+    <w:lvl w:ilvl="4">
+      <w:start w:val="1"/>
+      <w:numFmt w:val="decimal"/>
+      <w:lvlText w:val="%5."/>
+      <w:lvlJc w:val="left"/>
+      <w:pPr>
+        <w:ind w:left="3600" w:hanging="360"/>
+      </w:pPr>
+    </w:lvl>
+    <w:lvl w:ilvl="5">
+      <w:start w:val="1"/>
+      <w:numFmt w:val="decimal"/>
+      <w:lvlText w:val="%6."/>
+      <w:lvlJc w:val="left"/>
+      <w:pPr>
+        <w:ind w:left="4320" w:hanging="360"/>
+      </w:pPr>
+    </w:lvl>
+    <w:lvl w:ilvl="6">
+      <w:start w:val="1"/>
+      <w:numFmt w:val="decimal"/>
+      <w:lvlText w:val="%7."/>
+      <w:lvlJc w:val="left"/>
+      <w:pPr>
+        <w:ind w:left="5040" w:hanging="360"/>
+      </w:pPr>
+    </w:lvl>
+    <w:lvl w:ilvl="7">
+      <w:start w:val="1"/>
+      <w:numFmt w:val="decimal"/>
+      <w:lvlText w:val="%8."/>
+      <w:lvlJc w:val="left"/>
+      <w:pPr>
+        <w:ind w:left="5760" w:hanging="360"/>
+      </w:pPr>
+    </w:lvl>
+    <w:lvl w:ilvl="8">
+      <w:start w:val="1"/>
+      <w:numFmt w:val="decimal"/>
+      <w:lvlText w:val="%9."/>
+      <w:lvlJc w:val="left"/>
+      <w:pPr>
+        <w:ind w:left="6480" w:hanging="360"/>
+      </w:pPr>
+    </w:lvl>
+  </w:abstractNum>
+  <w:abstractNum w:abstractNumId="12" w15:restartNumberingAfterBreak="0">
+    <w:nsid w:val="00A99412"/>
+    <w:multiLevelType w:val="multilevel"/>
+    <w:tmpl w:val="E83CC8D6"/>
+    <w:lvl w:ilvl="0">
+      <w:start w:val="2"/>
+      <w:numFmt w:val="decimal"/>
+      <w:lvlText w:val="%1."/>
+      <w:lvlJc w:val="left"/>
+      <w:pPr>
+        <w:ind w:left="720" w:hanging="360"/>
+      </w:pPr>
+    </w:lvl>
+    <w:lvl w:ilvl="1">
+      <w:start w:val="2"/>
+      <w:numFmt w:val="decimal"/>
+      <w:lvlText w:val="%2."/>
+      <w:lvlJc w:val="left"/>
+      <w:pPr>
+        <w:ind w:left="1440" w:hanging="360"/>
+      </w:pPr>
+    </w:lvl>
+    <w:lvl w:ilvl="2">
+      <w:start w:val="2"/>
+      <w:numFmt w:val="decimal"/>
+      <w:lvlText w:val="%3."/>
+      <w:lvlJc w:val="left"/>
+      <w:pPr>
+        <w:ind w:left="2160" w:hanging="360"/>
+      </w:pPr>
+    </w:lvl>
+    <w:lvl w:ilvl="3">
+      <w:start w:val="2"/>
+      <w:numFmt w:val="decimal"/>
+      <w:lvlText w:val="%4."/>
+      <w:lvlJc w:val="left"/>
+      <w:pPr>
+        <w:ind w:left="2880" w:hanging="360"/>
+      </w:pPr>
+    </w:lvl>
+    <w:lvl w:ilvl="4">
+      <w:start w:val="2"/>
+      <w:numFmt w:val="decimal"/>
+      <w:lvlText w:val="%5."/>
+      <w:lvlJc w:val="left"/>
+      <w:pPr>
+        <w:ind w:left="3600" w:hanging="360"/>
+      </w:pPr>
+    </w:lvl>
+    <w:lvl w:ilvl="5">
+      <w:start w:val="2"/>
+      <w:numFmt w:val="decimal"/>
+      <w:lvlText w:val="%6."/>
+      <w:lvlJc w:val="left"/>
+      <w:pPr>
+        <w:ind w:left="4320" w:hanging="360"/>
+      </w:pPr>
+    </w:lvl>
+    <w:lvl w:ilvl="6">
+      <w:start w:val="2"/>
+      <w:numFmt w:val="decimal"/>
+      <w:lvlText w:val="%7."/>
+      <w:lvlJc w:val="left"/>
+      <w:pPr>
+        <w:ind w:left="5040" w:hanging="360"/>
+      </w:pPr>
+    </w:lvl>
+    <w:lvl w:ilvl="7">
+      <w:start w:val="2"/>
+      <w:numFmt w:val="decimal"/>
+      <w:lvlText w:val="%8."/>
+      <w:lvlJc w:val="left"/>
+      <w:pPr>
+        <w:ind w:left="5760" w:hanging="360"/>
+      </w:pPr>
+    </w:lvl>
+    <w:lvl w:ilvl="8">
+      <w:start w:val="2"/>
+      <w:numFmt w:val="decimal"/>
+      <w:lvlText w:val="%9."/>
+      <w:lvlJc w:val="left"/>
+      <w:pPr>
+        <w:ind w:left="6480" w:hanging="360"/>
+      </w:pPr>
+    </w:lvl>
+  </w:abstractNum>
+  <w:abstractNum w:abstractNumId="13" w15:restartNumberingAfterBreak="0">
     <w:nsid w:val="2C1AE401"/>
     <w:multiLevelType w:val="multilevel"/>
     <w:tmpl w:val="05CEFCFA"/>
@@ -3045,9 +5925,9 @@
       <w:lvlJc w:val="left"/>
       <w:pPr>
         <w:tabs>
-          <w:tab w:pos="0" w:val="num"/>
+          <w:tab w:val="num" w:pos="0"/>
         </w:tabs>
-        <w:ind w:hanging="480" w:left="480"/>
+        <w:ind w:left="480" w:hanging="480"/>
       </w:pPr>
     </w:lvl>
     <w:lvl w:ilvl="1">
@@ -3056,9 +5936,9 @@
       <w:lvlJc w:val="left"/>
       <w:pPr>
         <w:tabs>
-          <w:tab w:pos="720" w:val="num"/>
+          <w:tab w:val="num" w:pos="720"/>
         </w:tabs>
-        <w:ind w:hanging="480" w:left="1200"/>
+        <w:ind w:left="1200" w:hanging="480"/>
       </w:pPr>
     </w:lvl>
     <w:lvl w:ilvl="2">
@@ -3067,9 +5947,9 @@
       <w:lvlJc w:val="left"/>
       <w:pPr>
         <w:tabs>
-          <w:tab w:pos="1440" w:val="num"/>
+          <w:tab w:val="num" w:pos="1440"/>
         </w:tabs>
-        <w:ind w:hanging="480" w:left="1920"/>
+        <w:ind w:left="1920" w:hanging="480"/>
       </w:pPr>
     </w:lvl>
     <w:lvl w:ilvl="3">
@@ -3078,9 +5958,9 @@
       <w:lvlJc w:val="left"/>
       <w:pPr>
         <w:tabs>
-          <w:tab w:pos="2160" w:val="num"/>
+          <w:tab w:val="num" w:pos="2160"/>
         </w:tabs>
-        <w:ind w:hanging="480" w:left="2640"/>
+        <w:ind w:left="2640" w:hanging="480"/>
       </w:pPr>
     </w:lvl>
     <w:lvl w:ilvl="4">
@@ -3089,9 +5969,9 @@
       <w:lvlJc w:val="left"/>
       <w:pPr>
         <w:tabs>
-          <w:tab w:pos="2880" w:val="num"/>
+          <w:tab w:val="num" w:pos="2880"/>
         </w:tabs>
-        <w:ind w:hanging="480" w:left="3360"/>
+        <w:ind w:left="3360" w:hanging="480"/>
       </w:pPr>
     </w:lvl>
     <w:lvl w:ilvl="5">
@@ -3100,9 +5980,9 @@
       <w:lvlJc w:val="left"/>
       <w:pPr>
         <w:tabs>
-          <w:tab w:pos="3600" w:val="num"/>
+          <w:tab w:val="num" w:pos="3600"/>
         </w:tabs>
-        <w:ind w:hanging="480" w:left="4080"/>
+        <w:ind w:left="4080" w:hanging="480"/>
       </w:pPr>
     </w:lvl>
     <w:lvl w:ilvl="6">
@@ -3111,9 +5991,9 @@
       <w:lvlJc w:val="left"/>
       <w:pPr>
         <w:tabs>
-          <w:tab w:pos="4320" w:val="num"/>
+          <w:tab w:val="num" w:pos="4320"/>
         </w:tabs>
-        <w:ind w:hanging="480" w:left="4800"/>
+        <w:ind w:left="4800" w:hanging="480"/>
       </w:pPr>
     </w:lvl>
     <w:lvl w:ilvl="7">
@@ -3122,9 +6002,9 @@
       <w:lvlJc w:val="left"/>
       <w:pPr>
         <w:tabs>
-          <w:tab w:pos="5040" w:val="num"/>
+          <w:tab w:val="num" w:pos="5040"/>
         </w:tabs>
-        <w:ind w:hanging="480" w:left="5520"/>
+        <w:ind w:left="5520" w:hanging="480"/>
       </w:pPr>
     </w:lvl>
     <w:lvl w:ilvl="8">
@@ -3133,13 +6013,13 @@
       <w:lvlJc w:val="left"/>
       <w:pPr>
         <w:tabs>
-          <w:tab w:pos="5760" w:val="num"/>
+          <w:tab w:val="num" w:pos="5760"/>
         </w:tabs>
-        <w:ind w:hanging="480" w:left="6240"/>
+        <w:ind w:left="6240" w:hanging="480"/>
       </w:pPr>
     </w:lvl>
   </w:abstractNum>
-  <w:abstractNum w15:restartNumberingAfterBreak="0" w:abstractNumId="11">
+  <w:abstractNum w:abstractNumId="14" w15:restartNumberingAfterBreak="0">
     <w:nsid w:val="2E3D24D9"/>
     <w:multiLevelType w:val="multilevel"/>
     <w:tmpl w:val="1E004D3C"/>
@@ -3149,7 +6029,7 @@
       <w:lvlText w:val="%1."/>
       <w:lvlJc w:val="left"/>
       <w:pPr>
-        <w:ind w:hanging="360" w:left="720"/>
+        <w:ind w:left="720" w:hanging="360"/>
       </w:pPr>
     </w:lvl>
     <w:lvl w:ilvl="1">
@@ -3158,7 +6038,7 @@
       <w:lvlText w:val="%2."/>
       <w:lvlJc w:val="left"/>
       <w:pPr>
-        <w:ind w:hanging="360" w:left="1440"/>
+        <w:ind w:left="1440" w:hanging="360"/>
       </w:pPr>
     </w:lvl>
     <w:lvl w:ilvl="2">
@@ -3167,7 +6047,7 @@
       <w:lvlText w:val="%3."/>
       <w:lvlJc w:val="right"/>
       <w:pPr>
-        <w:ind w:hanging="180" w:left="2160"/>
+        <w:ind w:left="2160" w:hanging="180"/>
       </w:pPr>
     </w:lvl>
     <w:lvl w:ilvl="3">
@@ -3176,7 +6056,7 @@
       <w:lvlText w:val="%4."/>
       <w:lvlJc w:val="left"/>
       <w:pPr>
-        <w:ind w:hanging="360" w:left="2880"/>
+        <w:ind w:left="2880" w:hanging="360"/>
       </w:pPr>
     </w:lvl>
     <w:lvl w:ilvl="4">
@@ -3185,7 +6065,7 @@
       <w:lvlText w:val="%5."/>
       <w:lvlJc w:val="left"/>
       <w:pPr>
-        <w:ind w:hanging="360" w:left="3600"/>
+        <w:ind w:left="3600" w:hanging="360"/>
       </w:pPr>
     </w:lvl>
     <w:lvl w:ilvl="5">
@@ -3194,7 +6074,7 @@
       <w:lvlText w:val="%6."/>
       <w:lvlJc w:val="right"/>
       <w:pPr>
-        <w:ind w:hanging="180" w:left="4320"/>
+        <w:ind w:left="4320" w:hanging="180"/>
       </w:pPr>
     </w:lvl>
     <w:lvl w:ilvl="6">
@@ -3203,7 +6083,7 @@
       <w:lvlText w:val="%7."/>
       <w:lvlJc w:val="left"/>
       <w:pPr>
-        <w:ind w:hanging="360" w:left="5040"/>
+        <w:ind w:left="5040" w:hanging="360"/>
       </w:pPr>
     </w:lvl>
     <w:lvl w:ilvl="7">
@@ -3212,7 +6092,7 @@
       <w:lvlText w:val="%8."/>
       <w:lvlJc w:val="left"/>
       <w:pPr>
-        <w:ind w:hanging="360" w:left="5760"/>
+        <w:ind w:left="5760" w:hanging="360"/>
       </w:pPr>
     </w:lvl>
     <w:lvl w:ilvl="8">
@@ -3221,11 +6101,11 @@
       <w:lvlText w:val="%9."/>
       <w:lvlJc w:val="right"/>
       <w:pPr>
-        <w:ind w:hanging="180" w:left="6480"/>
+        <w:ind w:left="6480" w:hanging="180"/>
       </w:pPr>
     </w:lvl>
   </w:abstractNum>
-  <w:abstractNum w15:restartNumberingAfterBreak="0" w:abstractNumId="12">
+  <w:abstractNum w:abstractNumId="15" w15:restartNumberingAfterBreak="0">
     <w:nsid w:val="4A572E80"/>
     <w:multiLevelType w:val="hybridMultilevel"/>
     <w:tmpl w:val="1E004D3C"/>
@@ -3235,212 +6115,196 @@
       <w:lvlText w:val="%1."/>
       <w:lvlJc w:val="left"/>
       <w:pPr>
-        <w:ind w:hanging="360" w:left="720"/>
+        <w:ind w:left="720" w:hanging="360"/>
       </w:pPr>
     </w:lvl>
-    <w:lvl w:ilvl="1" w:tentative="1" w:tplc="04090019">
+    <w:lvl w:ilvl="1" w:tplc="04090019" w:tentative="1">
       <w:start w:val="1"/>
       <w:numFmt w:val="lowerLetter"/>
       <w:lvlText w:val="%2."/>
       <w:lvlJc w:val="left"/>
       <w:pPr>
-        <w:ind w:hanging="360" w:left="1440"/>
+        <w:ind w:left="1440" w:hanging="360"/>
       </w:pPr>
     </w:lvl>
-    <w:lvl w:ilvl="2" w:tentative="1" w:tplc="0409001B">
+    <w:lvl w:ilvl="2" w:tplc="0409001B" w:tentative="1">
       <w:start w:val="1"/>
       <w:numFmt w:val="lowerRoman"/>
       <w:lvlText w:val="%3."/>
       <w:lvlJc w:val="right"/>
       <w:pPr>
-        <w:ind w:hanging="180" w:left="2160"/>
+        <w:ind w:left="2160" w:hanging="180"/>
       </w:pPr>
     </w:lvl>
-    <w:lvl w:ilvl="3" w:tentative="1" w:tplc="0409000F">
+    <w:lvl w:ilvl="3" w:tplc="0409000F" w:tentative="1">
       <w:start w:val="1"/>
       <w:numFmt w:val="decimal"/>
       <w:lvlText w:val="%4."/>
       <w:lvlJc w:val="left"/>
       <w:pPr>
-        <w:ind w:hanging="360" w:left="2880"/>
+        <w:ind w:left="2880" w:hanging="360"/>
       </w:pPr>
     </w:lvl>
-    <w:lvl w:ilvl="4" w:tentative="1" w:tplc="04090019">
+    <w:lvl w:ilvl="4" w:tplc="04090019" w:tentative="1">
       <w:start w:val="1"/>
       <w:numFmt w:val="lowerLetter"/>
       <w:lvlText w:val="%5."/>
       <w:lvlJc w:val="left"/>
       <w:pPr>
-        <w:ind w:hanging="360" w:left="3600"/>
+        <w:ind w:left="3600" w:hanging="360"/>
       </w:pPr>
     </w:lvl>
-    <w:lvl w:ilvl="5" w:tentative="1" w:tplc="0409001B">
+    <w:lvl w:ilvl="5" w:tplc="0409001B" w:tentative="1">
       <w:start w:val="1"/>
       <w:numFmt w:val="lowerRoman"/>
       <w:lvlText w:val="%6."/>
       <w:lvlJc w:val="right"/>
       <w:pPr>
-        <w:ind w:hanging="180" w:left="4320"/>
+        <w:ind w:left="4320" w:hanging="180"/>
       </w:pPr>
     </w:lvl>
-    <w:lvl w:ilvl="6" w:tentative="1" w:tplc="0409000F">
+    <w:lvl w:ilvl="6" w:tplc="0409000F" w:tentative="1">
       <w:start w:val="1"/>
       <w:numFmt w:val="decimal"/>
       <w:lvlText w:val="%7."/>
       <w:lvlJc w:val="left"/>
       <w:pPr>
-        <w:ind w:hanging="360" w:left="5040"/>
+        <w:ind w:left="5040" w:hanging="360"/>
       </w:pPr>
     </w:lvl>
-    <w:lvl w:ilvl="7" w:tentative="1" w:tplc="04090019">
+    <w:lvl w:ilvl="7" w:tplc="04090019" w:tentative="1">
       <w:start w:val="1"/>
       <w:numFmt w:val="lowerLetter"/>
       <w:lvlText w:val="%8."/>
       <w:lvlJc w:val="left"/>
       <w:pPr>
-        <w:ind w:hanging="360" w:left="5760"/>
+        <w:ind w:left="5760" w:hanging="360"/>
       </w:pPr>
     </w:lvl>
-    <w:lvl w:ilvl="8" w:tentative="1" w:tplc="0409001B">
+    <w:lvl w:ilvl="8" w:tplc="0409001B" w:tentative="1">
       <w:start w:val="1"/>
       <w:numFmt w:val="lowerRoman"/>
       <w:lvlText w:val="%9."/>
       <w:lvlJc w:val="right"/>
       <w:pPr>
-        <w:ind w:hanging="180" w:left="6480"/>
+        <w:ind w:left="6480" w:hanging="180"/>
       </w:pPr>
     </w:lvl>
   </w:abstractNum>
-  <w:abstractNum w:abstractNumId="990">
-    <w:nsid w:val="0000A990"/>
-    <w:multiLevelType w:val="multilevel"/>
-    <w:lvl w:ilvl="0">
-      <w:numFmt w:val="bullet"/>
-      <w:lvlText w:val=" "/>
-      <w:lvlJc w:val="left"/>
-      <w:pPr>
-        <w:ind w:left="720" w:hanging="360"/>
-      </w:pPr>
-    </w:lvl>
-    <w:lvl w:ilvl="1">
-      <w:numFmt w:val="bullet"/>
-      <w:lvlText w:val=" "/>
-      <w:lvlJc w:val="left"/>
-      <w:pPr>
-        <w:ind w:left="1440" w:hanging="360"/>
-      </w:pPr>
-    </w:lvl>
-    <w:lvl w:ilvl="2">
-      <w:numFmt w:val="bullet"/>
-      <w:lvlText w:val=" "/>
-      <w:lvlJc w:val="left"/>
-      <w:pPr>
-        <w:ind w:left="2160" w:hanging="360"/>
-      </w:pPr>
-    </w:lvl>
-    <w:lvl w:ilvl="3">
-      <w:numFmt w:val="bullet"/>
-      <w:lvlText w:val=" "/>
-      <w:lvlJc w:val="left"/>
-      <w:pPr>
-        <w:ind w:left="2880" w:hanging="360"/>
-      </w:pPr>
-    </w:lvl>
-    <w:lvl w:ilvl="4">
-      <w:numFmt w:val="bullet"/>
-      <w:lvlText w:val=" "/>
-      <w:lvlJc w:val="left"/>
-      <w:pPr>
-        <w:ind w:left="3600" w:hanging="360"/>
-      </w:pPr>
-    </w:lvl>
-    <w:lvl w:ilvl="5">
-      <w:numFmt w:val="bullet"/>
-      <w:lvlText w:val=" "/>
-      <w:lvlJc w:val="left"/>
-      <w:pPr>
-        <w:ind w:left="4320" w:hanging="360"/>
-      </w:pPr>
-    </w:lvl>
-    <w:lvl w:ilvl="6">
-      <w:numFmt w:val="bullet"/>
-      <w:lvlText w:val=" "/>
-      <w:lvlJc w:val="left"/>
-      <w:pPr>
-        <w:ind w:left="5040" w:hanging="360"/>
-      </w:pPr>
-    </w:lvl>
-    <w:lvl w:ilvl="7">
-      <w:numFmt w:val="bullet"/>
-      <w:lvlText w:val=" "/>
-      <w:lvlJc w:val="left"/>
-      <w:pPr>
-        <w:ind w:left="5760" w:hanging="360"/>
-      </w:pPr>
-    </w:lvl>
-    <w:lvl w:ilvl="8">
-      <w:numFmt w:val="bullet"/>
-      <w:lvlText w:val=" "/>
-      <w:lvlJc w:val="left"/>
-      <w:pPr>
-        <w:ind w:left="6480" w:hanging="360"/>
-      </w:pPr>
-    </w:lvl>
-  </w:abstractNum>
-  <w:num w16cid:durableId="1845054215" w:numId="1">
+  <w:num w:numId="1" w16cid:durableId="1845054215">
+    <w:abstractNumId w:val="13"/>
+  </w:num>
+  <w:num w:numId="2" w16cid:durableId="1866140359">
+    <w:abstractNumId w:val="0"/>
+  </w:num>
+  <w:num w:numId="3" w16cid:durableId="2053848946">
+    <w:abstractNumId w:val="1"/>
+  </w:num>
+  <w:num w:numId="4" w16cid:durableId="1342463185">
+    <w:abstractNumId w:val="2"/>
+  </w:num>
+  <w:num w:numId="5" w16cid:durableId="1274483611">
+    <w:abstractNumId w:val="3"/>
+  </w:num>
+  <w:num w:numId="6" w16cid:durableId="995885320">
+    <w:abstractNumId w:val="8"/>
+  </w:num>
+  <w:num w:numId="7" w16cid:durableId="896205620">
+    <w:abstractNumId w:val="4"/>
+  </w:num>
+  <w:num w:numId="8" w16cid:durableId="1489981213">
+    <w:abstractNumId w:val="5"/>
+  </w:num>
+  <w:num w:numId="9" w16cid:durableId="829293693">
+    <w:abstractNumId w:val="6"/>
+  </w:num>
+  <w:num w:numId="10" w16cid:durableId="456608145">
+    <w:abstractNumId w:val="7"/>
+  </w:num>
+  <w:num w:numId="11" w16cid:durableId="75834470">
+    <w:abstractNumId w:val="9"/>
+  </w:num>
+  <w:num w:numId="12" w16cid:durableId="1124497384">
+    <w:abstractNumId w:val="15"/>
+  </w:num>
+  <w:num w:numId="13" w16cid:durableId="442194333">
+    <w:abstractNumId w:val="14"/>
+  </w:num>
+  <w:num w:numId="14" w16cid:durableId="742337998">
     <w:abstractNumId w:val="10"/>
   </w:num>
-  <w:num w16cid:durableId="1866140359" w:numId="2">
-    <w:abstractNumId w:val="0"/>
+  <w:num w:numId="15" w16cid:durableId="683480457">
+    <w:abstractNumId w:val="11"/>
+    <w:lvlOverride w:ilvl="0">
+      <w:startOverride w:val="1"/>
+    </w:lvlOverride>
+    <w:lvlOverride w:ilvl="1">
+      <w:startOverride w:val="1"/>
+    </w:lvlOverride>
+    <w:lvlOverride w:ilvl="2">
+      <w:startOverride w:val="1"/>
+    </w:lvlOverride>
+    <w:lvlOverride w:ilvl="3">
+      <w:startOverride w:val="1"/>
+    </w:lvlOverride>
+    <w:lvlOverride w:ilvl="4">
+      <w:startOverride w:val="1"/>
+    </w:lvlOverride>
+    <w:lvlOverride w:ilvl="5">
+      <w:startOverride w:val="1"/>
+    </w:lvlOverride>
+    <w:lvlOverride w:ilvl="6">
+      <w:startOverride w:val="1"/>
+    </w:lvlOverride>
+    <w:lvlOverride w:ilvl="7">
+      <w:startOverride w:val="1"/>
+    </w:lvlOverride>
+    <w:lvlOverride w:ilvl="8">
+      <w:startOverride w:val="1"/>
+    </w:lvlOverride>
   </w:num>
-  <w:num w16cid:durableId="2053848946" w:numId="3">
-    <w:abstractNumId w:val="1"/>
-  </w:num>
-  <w:num w16cid:durableId="1342463185" w:numId="4">
-    <w:abstractNumId w:val="2"/>
-  </w:num>
-  <w:num w16cid:durableId="1274483611" w:numId="5">
-    <w:abstractNumId w:val="3"/>
-  </w:num>
-  <w:num w16cid:durableId="995885320" w:numId="6">
-    <w:abstractNumId w:val="8"/>
-  </w:num>
-  <w:num w16cid:durableId="896205620" w:numId="7">
-    <w:abstractNumId w:val="4"/>
-  </w:num>
-  <w:num w16cid:durableId="1489981213" w:numId="8">
-    <w:abstractNumId w:val="5"/>
-  </w:num>
-  <w:num w16cid:durableId="829293693" w:numId="9">
-    <w:abstractNumId w:val="6"/>
-  </w:num>
-  <w:num w16cid:durableId="456608145" w:numId="10">
-    <w:abstractNumId w:val="7"/>
-  </w:num>
-  <w:num w16cid:durableId="75834470" w:numId="11">
-    <w:abstractNumId w:val="9"/>
-  </w:num>
-  <w:num w16cid:durableId="1124497384" w:numId="12">
+  <w:num w:numId="16" w16cid:durableId="1201823662">
     <w:abstractNumId w:val="12"/>
-  </w:num>
-  <w:num w16cid:durableId="442194333" w:numId="13">
-    <w:abstractNumId w:val="11"/>
-  </w:num>
-  <w:num w:numId="1000">
-    <w:abstractNumId w:val="990"/>
+    <w:lvlOverride w:ilvl="0">
+      <w:startOverride w:val="2"/>
+    </w:lvlOverride>
+    <w:lvlOverride w:ilvl="1">
+      <w:startOverride w:val="2"/>
+    </w:lvlOverride>
+    <w:lvlOverride w:ilvl="2">
+      <w:startOverride w:val="2"/>
+    </w:lvlOverride>
+    <w:lvlOverride w:ilvl="3">
+      <w:startOverride w:val="2"/>
+    </w:lvlOverride>
+    <w:lvlOverride w:ilvl="4">
+      <w:startOverride w:val="2"/>
+    </w:lvlOverride>
+    <w:lvlOverride w:ilvl="5">
+      <w:startOverride w:val="2"/>
+    </w:lvlOverride>
+    <w:lvlOverride w:ilvl="6">
+      <w:startOverride w:val="2"/>
+    </w:lvlOverride>
+    <w:lvlOverride w:ilvl="7">
+      <w:startOverride w:val="2"/>
+    </w:lvlOverride>
+    <w:lvlOverride w:ilvl="8">
+      <w:startOverride w:val="2"/>
+    </w:lvlOverride>
   </w:num>
 </w:numbering>
 </file>
 
 <file path=word/styles.xml><?xml version="1.0" encoding="utf-8"?>
-<w:styles xmlns:mc="http://schemas.openxmlformats.org/markup-compatibility/2006" xmlns:r="http://schemas.openxmlformats.org/officeDocument/2006/relationships" xmlns:w="http://schemas.openxmlformats.org/wordprocessingml/2006/main" xmlns:w14="http://schemas.microsoft.com/office/word/2010/wordml" xmlns:w15="http://schemas.microsoft.com/office/word/2012/wordml" xmlns:w16="http://schemas.microsoft.com/office/word/2018/wordml" xmlns:w16cex="http://schemas.microsoft.com/office/word/2018/wordml/cex" xmlns:w16cid="http://schemas.microsoft.com/office/word/2016/wordml/cid" xmlns:w16du="http://schemas.microsoft.com/office/word/2023/wordml/word16du" xmlns:w16sdtdh="http://schemas.microsoft.com/office/word/2020/wordml/sdtdatahash" xmlns:w16sdtfl="http://schemas.microsoft.com/office/word/2024/wordml/sdtformatlock" xmlns:w16se="http://schemas.microsoft.com/office/word/2015/wordml/symex" mc:Ignorable="w14 w15 w16se w16cid w16 w16cex w16sdtdh w16sdtfl w16du">
+<w:styles xmlns:mc="http://schemas.openxmlformats.org/markup-compatibility/2006" xmlns:r="http://schemas.openxmlformats.org/officeDocument/2006/relationships" xmlns:w="http://schemas.openxmlformats.org/wordprocessingml/2006/main" xmlns:w14="http://schemas.microsoft.com/office/word/2010/wordml" xmlns:w15="http://schemas.microsoft.com/office/word/2012/wordml" xmlns:w16cex="http://schemas.microsoft.com/office/word/2018/wordml/cex" xmlns:w16cid="http://schemas.microsoft.com/office/word/2016/wordml/cid" xmlns:w16="http://schemas.microsoft.com/office/word/2018/wordml" xmlns:w16du="http://schemas.microsoft.com/office/word/2023/wordml/word16du" xmlns:w16sdtdh="http://schemas.microsoft.com/office/word/2020/wordml/sdtdatahash" xmlns:w16sdtfl="http://schemas.microsoft.com/office/word/2024/wordml/sdtformatlock" xmlns:w16se="http://schemas.microsoft.com/office/word/2015/wordml/symex" mc:Ignorable="w14 w15 w16se w16cid w16 w16cex w16sdtdh w16sdtfl w16du">
   <w:docDefaults>
     <w:rPrDefault>
       <w:rPr>
-        <w:rFonts w:asciiTheme="minorHAnsi" w:cstheme="minorBidi" w:eastAsiaTheme="minorHAnsi" w:hAnsiTheme="minorHAnsi"/>
+        <w:rFonts w:asciiTheme="minorHAnsi" w:eastAsiaTheme="minorHAnsi" w:hAnsiTheme="minorHAnsi" w:cstheme="minorBidi"/>
         <w:sz w:val="24"/>
         <w:szCs w:val="24"/>
-        <w:lang w:bidi="ar-SA" w:eastAsia="en-US" w:val="en-US"/>
+        <w:lang w:val="en-US" w:eastAsia="en-US" w:bidi="ar-SA"/>
       </w:rPr>
     </w:rPrDefault>
     <w:pPrDefault>
@@ -3449,7 +6313,7 @@
       </w:pPr>
     </w:pPrDefault>
   </w:docDefaults>
-  <w:latentStyles w:count="376" w:defLockedState="0" w:defQFormat="0" w:defSemiHidden="0" w:defUIPriority="0" w:defUnhideWhenUsed="0">
+  <w:latentStyles w:defLockedState="0" w:defUIPriority="0" w:defSemiHidden="0" w:defUnhideWhenUsed="0" w:defQFormat="0" w:count="376">
     <w:lsdException w:name="heading 6" w:semiHidden="1" w:unhideWhenUsed="1"/>
     <w:lsdException w:name="index 3" w:semiHidden="1" w:unhideWhenUsed="1"/>
     <w:lsdException w:name="index 4" w:semiHidden="1" w:unhideWhenUsed="1"/>
@@ -3786,11 +6650,11 @@
     <w:lsdException w:name="Unresolved Mention" w:semiHidden="1" w:uiPriority="99" w:unhideWhenUsed="1"/>
     <w:lsdException w:name="Smart Link" w:semiHidden="1" w:uiPriority="99" w:unhideWhenUsed="1"/>
   </w:latentStyles>
-  <w:style w:default="1" w:styleId="Normal" w:type="paragraph">
+  <w:style w:type="paragraph" w:default="1" w:styleId="Normal">
     <w:name w:val="Normal"/>
     <w:qFormat/>
   </w:style>
-  <w:style w:styleId="Heading1" w:type="paragraph">
+  <w:style w:type="paragraph" w:styleId="Heading1">
     <w:name w:val="heading 1"/>
     <w:basedOn w:val="Normal"/>
     <w:next w:val="BodyText"/>
@@ -3800,19 +6664,19 @@
     <w:pPr>
       <w:keepNext/>
       <w:keepLines/>
-      <w:spacing w:after="0" w:before="480"/>
+      <w:spacing w:before="480" w:after="0"/>
       <w:outlineLvl w:val="0"/>
     </w:pPr>
     <w:rPr>
-      <w:rFonts w:asciiTheme="majorHAnsi" w:cstheme="majorBidi" w:eastAsiaTheme="majorEastAsia" w:hAnsiTheme="majorHAnsi"/>
+      <w:rFonts w:asciiTheme="majorHAnsi" w:eastAsiaTheme="majorEastAsia" w:hAnsiTheme="majorHAnsi" w:cstheme="majorBidi"/>
       <w:b/>
       <w:bCs/>
-      <w:color w:themeColor="text1" w:val="000000"/>
+      <w:color w:val="000000" w:themeColor="text1"/>
       <w:sz w:val="32"/>
       <w:szCs w:val="32"/>
     </w:rPr>
   </w:style>
-  <w:style w:styleId="Heading2" w:type="paragraph">
+  <w:style w:type="paragraph" w:styleId="Heading2">
     <w:name w:val="heading 2"/>
     <w:basedOn w:val="Normal"/>
     <w:next w:val="BodyText"/>
@@ -3823,18 +6687,18 @@
     <w:pPr>
       <w:keepNext/>
       <w:keepLines/>
-      <w:spacing w:after="0" w:before="200"/>
+      <w:spacing w:before="200" w:after="0"/>
       <w:outlineLvl w:val="1"/>
     </w:pPr>
     <w:rPr>
-      <w:rFonts w:asciiTheme="majorHAnsi" w:cstheme="majorBidi" w:eastAsiaTheme="majorEastAsia" w:hAnsiTheme="majorHAnsi"/>
+      <w:rFonts w:asciiTheme="majorHAnsi" w:eastAsiaTheme="majorEastAsia" w:hAnsiTheme="majorHAnsi" w:cstheme="majorBidi"/>
       <w:b/>
       <w:bCs/>
-      <w:color w:themeColor="text1" w:val="000000"/>
+      <w:color w:val="000000" w:themeColor="text1"/>
       <w:szCs w:val="32"/>
     </w:rPr>
   </w:style>
-  <w:style w:styleId="Heading3" w:type="paragraph">
+  <w:style w:type="paragraph" w:styleId="Heading3">
     <w:name w:val="heading 3"/>
     <w:basedOn w:val="Normal"/>
     <w:next w:val="BodyText"/>
@@ -3845,19 +6709,19 @@
     <w:pPr>
       <w:keepNext/>
       <w:keepLines/>
-      <w:spacing w:after="0" w:before="200"/>
+      <w:spacing w:before="200" w:after="0"/>
       <w:outlineLvl w:val="2"/>
     </w:pPr>
     <w:rPr>
-      <w:rFonts w:asciiTheme="majorHAnsi" w:cstheme="majorBidi" w:eastAsiaTheme="majorEastAsia" w:hAnsiTheme="majorHAnsi"/>
+      <w:rFonts w:asciiTheme="majorHAnsi" w:eastAsiaTheme="majorEastAsia" w:hAnsiTheme="majorHAnsi" w:cstheme="majorBidi"/>
       <w:b/>
       <w:bCs/>
-      <w:color w:themeColor="text1" w:val="000000"/>
+      <w:color w:val="000000" w:themeColor="text1"/>
       <w:sz w:val="28"/>
       <w:szCs w:val="28"/>
     </w:rPr>
   </w:style>
-  <w:style w:styleId="Heading4" w:type="paragraph">
+  <w:style w:type="paragraph" w:styleId="Heading4">
     <w:name w:val="heading 4"/>
     <w:basedOn w:val="Normal"/>
     <w:next w:val="BodyText"/>
@@ -3868,18 +6732,18 @@
     <w:pPr>
       <w:keepNext/>
       <w:keepLines/>
-      <w:spacing w:after="0" w:before="200"/>
+      <w:spacing w:before="200" w:after="0"/>
       <w:outlineLvl w:val="3"/>
     </w:pPr>
     <w:rPr>
-      <w:rFonts w:asciiTheme="majorHAnsi" w:cstheme="majorBidi" w:eastAsiaTheme="majorEastAsia" w:hAnsiTheme="majorHAnsi"/>
+      <w:rFonts w:asciiTheme="majorHAnsi" w:eastAsiaTheme="majorEastAsia" w:hAnsiTheme="majorHAnsi" w:cstheme="majorBidi"/>
       <w:b/>
       <w:bCs/>
-      <w:color w:themeColor="text1" w:val="000000"/>
+      <w:color w:val="000000" w:themeColor="text1"/>
       <w:sz w:val="32"/>
     </w:rPr>
   </w:style>
-  <w:style w:styleId="Heading5" w:type="paragraph">
+  <w:style w:type="paragraph" w:styleId="Heading5">
     <w:name w:val="heading 5"/>
     <w:basedOn w:val="Normal"/>
     <w:next w:val="BodyText"/>
@@ -3891,18 +6755,18 @@
       <w:keepNext/>
       <w:keepLines/>
       <w:pageBreakBefore/>
-      <w:spacing w:after="0" w:before="200"/>
+      <w:spacing w:before="200" w:after="0"/>
       <w:outlineLvl w:val="4"/>
     </w:pPr>
     <w:rPr>
-      <w:rFonts w:asciiTheme="majorHAnsi" w:cstheme="majorBidi" w:eastAsiaTheme="majorEastAsia" w:hAnsiTheme="majorHAnsi"/>
+      <w:rFonts w:asciiTheme="majorHAnsi" w:eastAsiaTheme="majorEastAsia" w:hAnsiTheme="majorHAnsi" w:cstheme="majorBidi"/>
       <w:i/>
       <w:iCs/>
-      <w:color w:themeColor="background1" w:val="FFFFFF"/>
+      <w:color w:val="FFFFFF" w:themeColor="background1"/>
       <w:sz w:val="10"/>
     </w:rPr>
   </w:style>
-  <w:style w:styleId="Heading6" w:type="paragraph">
+  <w:style w:type="paragraph" w:styleId="Heading6">
     <w:name w:val="heading 6"/>
     <w:basedOn w:val="Normal"/>
     <w:next w:val="BodyText"/>
@@ -3913,17 +6777,17 @@
     <w:pPr>
       <w:keepNext/>
       <w:keepLines/>
-      <w:spacing w:after="0" w:before="200"/>
+      <w:spacing w:before="200" w:after="0"/>
       <w:jc w:val="center"/>
       <w:outlineLvl w:val="5"/>
     </w:pPr>
     <w:rPr>
-      <w:rFonts w:ascii="Times New Roman" w:cstheme="majorBidi" w:eastAsiaTheme="majorEastAsia" w:hAnsi="Times New Roman"/>
-      <w:color w:themeColor="text1" w:val="000000"/>
+      <w:rFonts w:ascii="Times New Roman" w:eastAsiaTheme="majorEastAsia" w:hAnsi="Times New Roman" w:cstheme="majorBidi"/>
+      <w:color w:val="000000" w:themeColor="text1"/>
       <w:sz w:val="28"/>
     </w:rPr>
   </w:style>
-  <w:style w:styleId="Heading7" w:type="paragraph">
+  <w:style w:type="paragraph" w:styleId="Heading7">
     <w:name w:val="heading 7"/>
     <w:basedOn w:val="Normal"/>
     <w:next w:val="BodyText"/>
@@ -3933,15 +6797,15 @@
     <w:pPr>
       <w:keepNext/>
       <w:keepLines/>
-      <w:spacing w:after="0" w:before="200"/>
+      <w:spacing w:before="200" w:after="0"/>
       <w:outlineLvl w:val="6"/>
     </w:pPr>
     <w:rPr>
-      <w:rFonts w:asciiTheme="majorHAnsi" w:cstheme="majorBidi" w:eastAsiaTheme="majorEastAsia" w:hAnsiTheme="majorHAnsi"/>
-      <w:color w:themeColor="accent1" w:val="4F81BD"/>
+      <w:rFonts w:asciiTheme="majorHAnsi" w:eastAsiaTheme="majorEastAsia" w:hAnsiTheme="majorHAnsi" w:cstheme="majorBidi"/>
+      <w:color w:val="4F81BD" w:themeColor="accent1"/>
     </w:rPr>
   </w:style>
-  <w:style w:styleId="Heading8" w:type="paragraph">
+  <w:style w:type="paragraph" w:styleId="Heading8">
     <w:name w:val="heading 8"/>
     <w:basedOn w:val="Normal"/>
     <w:next w:val="BodyText"/>
@@ -3951,15 +6815,15 @@
     <w:pPr>
       <w:keepNext/>
       <w:keepLines/>
-      <w:spacing w:after="0" w:before="200"/>
+      <w:spacing w:before="200" w:after="0"/>
       <w:outlineLvl w:val="7"/>
     </w:pPr>
     <w:rPr>
-      <w:rFonts w:asciiTheme="majorHAnsi" w:cstheme="majorBidi" w:eastAsiaTheme="majorEastAsia" w:hAnsiTheme="majorHAnsi"/>
-      <w:color w:themeColor="accent1" w:val="4F81BD"/>
+      <w:rFonts w:asciiTheme="majorHAnsi" w:eastAsiaTheme="majorEastAsia" w:hAnsiTheme="majorHAnsi" w:cstheme="majorBidi"/>
+      <w:color w:val="4F81BD" w:themeColor="accent1"/>
     </w:rPr>
   </w:style>
-  <w:style w:styleId="Heading9" w:type="paragraph">
+  <w:style w:type="paragraph" w:styleId="Heading9">
     <w:name w:val="heading 9"/>
     <w:basedOn w:val="Normal"/>
     <w:next w:val="BodyText"/>
@@ -3970,69 +6834,69 @@
     <w:pPr>
       <w:keepNext/>
       <w:keepLines/>
-      <w:spacing w:after="0" w:before="200"/>
+      <w:spacing w:before="200" w:after="0"/>
       <w:outlineLvl w:val="8"/>
     </w:pPr>
     <w:rPr>
-      <w:rFonts w:asciiTheme="majorHAnsi" w:cstheme="majorBidi" w:eastAsiaTheme="majorEastAsia" w:hAnsiTheme="majorHAnsi"/>
-      <w:color w:themeColor="text1" w:val="000000"/>
+      <w:rFonts w:asciiTheme="majorHAnsi" w:eastAsiaTheme="majorEastAsia" w:hAnsiTheme="majorHAnsi" w:cstheme="majorBidi"/>
+      <w:color w:val="000000" w:themeColor="text1"/>
     </w:rPr>
   </w:style>
-  <w:style w:default="1" w:styleId="DefaultParagraphFont" w:type="character">
+  <w:style w:type="character" w:default="1" w:styleId="DefaultParagraphFont">
     <w:name w:val="Default Paragraph Font"/>
     <w:uiPriority w:val="1"/>
     <w:semiHidden/>
     <w:unhideWhenUsed/>
   </w:style>
-  <w:style w:default="1" w:styleId="TableNormal" w:type="table">
+  <w:style w:type="table" w:default="1" w:styleId="TableNormal">
     <w:name w:val="Normal Table"/>
     <w:uiPriority w:val="99"/>
     <w:semiHidden/>
     <w:unhideWhenUsed/>
     <w:tblPr>
-      <w:tblInd w:type="dxa" w:w="0"/>
+      <w:tblInd w:w="0" w:type="dxa"/>
       <w:tblCellMar>
-        <w:top w:type="dxa" w:w="0"/>
-        <w:left w:type="dxa" w:w="108"/>
-        <w:bottom w:type="dxa" w:w="0"/>
-        <w:right w:type="dxa" w:w="108"/>
+        <w:top w:w="0" w:type="dxa"/>
+        <w:left w:w="108" w:type="dxa"/>
+        <w:bottom w:w="0" w:type="dxa"/>
+        <w:right w:w="108" w:type="dxa"/>
       </w:tblCellMar>
     </w:tblPr>
   </w:style>
-  <w:style w:default="1" w:styleId="NoList" w:type="numbering">
+  <w:style w:type="numbering" w:default="1" w:styleId="NoList">
     <w:name w:val="No List"/>
     <w:uiPriority w:val="99"/>
     <w:semiHidden/>
     <w:unhideWhenUsed/>
   </w:style>
-  <w:style w:styleId="BodyText" w:type="paragraph">
+  <w:style w:type="paragraph" w:styleId="BodyText">
     <w:name w:val="Body Text"/>
     <w:basedOn w:val="Normal"/>
     <w:link w:val="BodyTextChar"/>
     <w:qFormat/>
     <w:rsid w:val="007F5E62"/>
     <w:pPr>
-      <w:spacing w:after="180" w:before="180" w:line="480" w:lineRule="auto"/>
+      <w:spacing w:before="180" w:after="180" w:line="480" w:lineRule="auto"/>
     </w:pPr>
     <w:rPr>
       <w:rFonts w:ascii="Times New Roman" w:hAnsi="Times New Roman"/>
     </w:rPr>
   </w:style>
-  <w:style w:customStyle="1" w:styleId="FirstParagraph" w:type="paragraph">
+  <w:style w:type="paragraph" w:customStyle="1" w:styleId="FirstParagraph">
     <w:name w:val="First Paragraph"/>
     <w:basedOn w:val="BodyText"/>
     <w:next w:val="BodyText"/>
     <w:qFormat/>
   </w:style>
-  <w:style w:customStyle="1" w:styleId="Compact" w:type="paragraph">
+  <w:style w:type="paragraph" w:customStyle="1" w:styleId="Compact">
     <w:name w:val="Compact"/>
     <w:basedOn w:val="BodyText"/>
     <w:qFormat/>
     <w:pPr>
-      <w:spacing w:after="36" w:before="36"/>
+      <w:spacing w:before="36" w:after="36"/>
     </w:pPr>
   </w:style>
-  <w:style w:styleId="Title" w:type="paragraph">
+  <w:style w:type="paragraph" w:styleId="Title">
     <w:name w:val="Title"/>
     <w:basedOn w:val="Normal"/>
     <w:next w:val="BodyText"/>
@@ -4041,19 +6905,19 @@
     <w:pPr>
       <w:keepNext/>
       <w:keepLines/>
-      <w:spacing w:after="240" w:before="480"/>
+      <w:spacing w:before="480" w:after="240"/>
       <w:jc w:val="center"/>
     </w:pPr>
     <w:rPr>
-      <w:rFonts w:ascii="Times New Roman" w:cstheme="majorBidi" w:eastAsiaTheme="majorEastAsia" w:hAnsi="Times New Roman"/>
+      <w:rFonts w:ascii="Times New Roman" w:eastAsiaTheme="majorEastAsia" w:hAnsi="Times New Roman" w:cstheme="majorBidi"/>
       <w:b/>
       <w:bCs/>
-      <w:color w:themeColor="text1" w:val="000000"/>
+      <w:color w:val="000000" w:themeColor="text1"/>
       <w:sz w:val="36"/>
       <w:szCs w:val="36"/>
     </w:rPr>
   </w:style>
-  <w:style w:styleId="Subtitle" w:type="paragraph">
+  <w:style w:type="paragraph" w:styleId="Subtitle">
     <w:name w:val="Subtitle"/>
     <w:basedOn w:val="Title"/>
     <w:next w:val="BodyText"/>
@@ -4066,7 +6930,7 @@
       <w:szCs w:val="30"/>
     </w:rPr>
   </w:style>
-  <w:style w:customStyle="1" w:styleId="Author" w:type="paragraph">
+  <w:style w:type="paragraph" w:customStyle="1" w:styleId="Author">
     <w:name w:val="Author"/>
     <w:next w:val="BodyText"/>
     <w:qFormat/>
@@ -4076,7 +6940,7 @@
       <w:jc w:val="center"/>
     </w:pPr>
   </w:style>
-  <w:style w:styleId="Date" w:type="paragraph">
+  <w:style w:type="paragraph" w:styleId="Date">
     <w:name w:val="Date"/>
     <w:next w:val="BodyText"/>
     <w:qFormat/>
@@ -4086,7 +6950,7 @@
       <w:jc w:val="center"/>
     </w:pPr>
   </w:style>
-  <w:style w:customStyle="1" w:styleId="Abstract" w:type="paragraph">
+  <w:style w:type="paragraph" w:customStyle="1" w:styleId="Abstract">
     <w:name w:val="Abstract"/>
     <w:basedOn w:val="Normal"/>
     <w:next w:val="BodyText"/>
@@ -4094,19 +6958,19 @@
     <w:pPr>
       <w:keepNext/>
       <w:keepLines/>
-      <w:spacing w:after="300" w:before="300"/>
+      <w:spacing w:before="300" w:after="300"/>
     </w:pPr>
     <w:rPr>
       <w:sz w:val="20"/>
       <w:szCs w:val="20"/>
     </w:rPr>
   </w:style>
-  <w:style w:styleId="Bibliography" w:type="paragraph">
+  <w:style w:type="paragraph" w:styleId="Bibliography">
     <w:name w:val="Bibliography"/>
     <w:basedOn w:val="Normal"/>
     <w:qFormat/>
   </w:style>
-  <w:style w:styleId="BlockText" w:type="paragraph">
+  <w:style w:type="paragraph" w:styleId="BlockText">
     <w:name w:val="Block Text"/>
     <w:basedOn w:val="BodyText"/>
     <w:next w:val="BodyText"/>
@@ -4114,23 +6978,23 @@
     <w:unhideWhenUsed/>
     <w:qFormat/>
     <w:pPr>
-      <w:spacing w:after="100" w:before="100"/>
+      <w:spacing w:before="100" w:after="100"/>
     </w:pPr>
     <w:rPr>
-      <w:rFonts w:asciiTheme="majorHAnsi" w:cstheme="majorBidi" w:eastAsiaTheme="majorEastAsia" w:hAnsiTheme="majorHAnsi"/>
+      <w:rFonts w:asciiTheme="majorHAnsi" w:eastAsiaTheme="majorEastAsia" w:hAnsiTheme="majorHAnsi" w:cstheme="majorBidi"/>
       <w:bCs/>
       <w:sz w:val="20"/>
       <w:szCs w:val="20"/>
     </w:rPr>
   </w:style>
-  <w:style w:styleId="FootnoteText" w:type="paragraph">
+  <w:style w:type="paragraph" w:styleId="FootnoteText">
     <w:name w:val="footnote text"/>
     <w:basedOn w:val="Normal"/>
     <w:uiPriority w:val="9"/>
     <w:unhideWhenUsed/>
     <w:qFormat/>
   </w:style>
-  <w:style w:customStyle="1" w:styleId="Table" w:type="table">
+  <w:style w:type="table" w:customStyle="1" w:styleId="Table">
     <w:name w:val="Table"/>
     <w:unhideWhenUsed/>
     <w:qFormat/>
@@ -4139,16 +7003,16 @@
       <w:rFonts w:ascii="Times New Roman" w:hAnsi="Times New Roman"/>
     </w:rPr>
     <w:tblPr>
-      <w:tblInd w:type="dxa" w:w="0"/>
+      <w:tblInd w:w="0" w:type="dxa"/>
       <w:tblCellMar>
-        <w:top w:type="dxa" w:w="0"/>
-        <w:left w:type="dxa" w:w="108"/>
-        <w:bottom w:type="dxa" w:w="0"/>
-        <w:right w:type="dxa" w:w="108"/>
+        <w:top w:w="0" w:type="dxa"/>
+        <w:left w:w="108" w:type="dxa"/>
+        <w:bottom w:w="0" w:type="dxa"/>
+        <w:right w:w="108" w:type="dxa"/>
       </w:tblCellMar>
     </w:tblPr>
   </w:style>
-  <w:style w:customStyle="1" w:styleId="DefinitionTerm" w:type="paragraph">
+  <w:style w:type="paragraph" w:customStyle="1" w:styleId="DefinitionTerm">
     <w:name w:val="Definition Term"/>
     <w:basedOn w:val="Normal"/>
     <w:next w:val="Definition"/>
@@ -4161,11 +7025,11 @@
       <w:b/>
     </w:rPr>
   </w:style>
-  <w:style w:customStyle="1" w:styleId="Definition" w:type="paragraph">
+  <w:style w:type="paragraph" w:customStyle="1" w:styleId="Definition">
     <w:name w:val="Definition"/>
     <w:basedOn w:val="Normal"/>
   </w:style>
-  <w:style w:styleId="Caption" w:type="paragraph">
+  <w:style w:type="paragraph" w:styleId="Caption">
     <w:name w:val="caption"/>
     <w:basedOn w:val="Normal"/>
     <w:link w:val="CaptionChar"/>
@@ -4176,7 +7040,7 @@
       <w:i/>
     </w:rPr>
   </w:style>
-  <w:style w:customStyle="1" w:styleId="TableCaption" w:type="paragraph">
+  <w:style w:type="paragraph" w:customStyle="1" w:styleId="TableCaption">
     <w:name w:val="Table Caption"/>
     <w:basedOn w:val="Caption"/>
     <w:rsid w:val="00ED4ADB"/>
@@ -4187,7 +7051,7 @@
       <w:i w:val="0"/>
     </w:rPr>
   </w:style>
-  <w:style w:customStyle="1" w:styleId="ImageCaption" w:type="paragraph">
+  <w:style w:type="paragraph" w:customStyle="1" w:styleId="ImageCaption">
     <w:name w:val="Image Caption"/>
     <w:basedOn w:val="Caption"/>
     <w:rsid w:val="00ED4ADB"/>
@@ -4195,23 +7059,23 @@
       <w:i w:val="0"/>
     </w:rPr>
   </w:style>
-  <w:style w:customStyle="1" w:styleId="Figure" w:type="paragraph">
+  <w:style w:type="paragraph" w:customStyle="1" w:styleId="Figure">
     <w:name w:val="Figure"/>
     <w:basedOn w:val="Normal"/>
   </w:style>
-  <w:style w:customStyle="1" w:styleId="CaptionedFigure" w:type="paragraph">
+  <w:style w:type="paragraph" w:customStyle="1" w:styleId="CaptionedFigure">
     <w:name w:val="Captioned Figure"/>
     <w:basedOn w:val="Figure"/>
     <w:pPr>
       <w:keepNext/>
     </w:pPr>
   </w:style>
-  <w:style w:customStyle="1" w:styleId="CaptionChar" w:type="character">
+  <w:style w:type="character" w:customStyle="1" w:styleId="CaptionChar">
     <w:name w:val="Caption Char"/>
     <w:basedOn w:val="DefaultParagraphFont"/>
     <w:link w:val="Caption"/>
   </w:style>
-  <w:style w:customStyle="1" w:styleId="VerbatimChar" w:type="character">
+  <w:style w:type="character" w:customStyle="1" w:styleId="VerbatimChar">
     <w:name w:val="Verbatim Char"/>
     <w:basedOn w:val="CaptionChar"/>
     <w:link w:val="SourceCode"/>
@@ -4220,21 +7084,21 @@
       <w:sz w:val="22"/>
     </w:rPr>
   </w:style>
-  <w:style w:styleId="FootnoteReference" w:type="character">
+  <w:style w:type="character" w:styleId="FootnoteReference">
     <w:name w:val="footnote reference"/>
     <w:basedOn w:val="CaptionChar"/>
     <w:rPr>
       <w:vertAlign w:val="superscript"/>
     </w:rPr>
   </w:style>
-  <w:style w:styleId="Hyperlink" w:type="character">
+  <w:style w:type="character" w:styleId="Hyperlink">
     <w:name w:val="Hyperlink"/>
     <w:basedOn w:val="CaptionChar"/>
     <w:rPr>
-      <w:color w:themeColor="accent1" w:val="4F81BD"/>
+      <w:color w:val="4F81BD" w:themeColor="accent1"/>
     </w:rPr>
   </w:style>
-  <w:style w:styleId="TOCHeading" w:type="paragraph">
+  <w:style w:type="paragraph" w:styleId="TOCHeading">
     <w:name w:val="TOC Heading"/>
     <w:basedOn w:val="Heading1"/>
     <w:next w:val="BodyText"/>
@@ -4248,19 +7112,19 @@
     <w:rPr>
       <w:b w:val="0"/>
       <w:bCs w:val="0"/>
-      <w:color w:themeColor="accent1" w:themeShade="BF" w:val="365F91"/>
+      <w:color w:val="365F91" w:themeColor="accent1" w:themeShade="BF"/>
     </w:rPr>
   </w:style>
-  <w:style w:customStyle="1" w:styleId="SourceCode" w:type="paragraph">
+  <w:style w:type="paragraph" w:customStyle="1" w:styleId="SourceCode">
     <w:name w:val="Source Code"/>
     <w:basedOn w:val="Normal"/>
     <w:link w:val="VerbatimChar"/>
     <w:pPr>
-      <w:shd w:color="auto" w:fill="F8F8F8" w:val="clear"/>
+      <w:shd w:val="clear" w:color="auto" w:fill="F8F8F8"/>
       <w:wordWrap w:val="0"/>
     </w:pPr>
   </w:style>
-  <w:style w:customStyle="1" w:styleId="KeywordTok" w:type="character">
+  <w:style w:type="character" w:customStyle="1" w:styleId="KeywordTok">
     <w:name w:val="KeywordTok"/>
     <w:basedOn w:val="VerbatimChar"/>
     <w:rPr>
@@ -4268,119 +7132,119 @@
       <w:b/>
       <w:color w:val="204A87"/>
       <w:sz w:val="22"/>
-      <w:shd w:color="auto" w:fill="F8F8F8" w:val="clear"/>
+      <w:shd w:val="clear" w:color="auto" w:fill="F8F8F8"/>
     </w:rPr>
   </w:style>
-  <w:style w:customStyle="1" w:styleId="DataTypeTok" w:type="character">
+  <w:style w:type="character" w:customStyle="1" w:styleId="DataTypeTok">
     <w:name w:val="DataTypeTok"/>
     <w:basedOn w:val="VerbatimChar"/>
     <w:rPr>
       <w:rFonts w:ascii="Consolas" w:hAnsi="Consolas"/>
       <w:color w:val="204A87"/>
       <w:sz w:val="22"/>
-      <w:shd w:color="auto" w:fill="F8F8F8" w:val="clear"/>
+      <w:shd w:val="clear" w:color="auto" w:fill="F8F8F8"/>
     </w:rPr>
   </w:style>
-  <w:style w:customStyle="1" w:styleId="DecValTok" w:type="character">
+  <w:style w:type="character" w:customStyle="1" w:styleId="DecValTok">
     <w:name w:val="DecValTok"/>
     <w:basedOn w:val="VerbatimChar"/>
     <w:rPr>
       <w:rFonts w:ascii="Consolas" w:hAnsi="Consolas"/>
       <w:color w:val="0000CF"/>
       <w:sz w:val="22"/>
-      <w:shd w:color="auto" w:fill="F8F8F8" w:val="clear"/>
+      <w:shd w:val="clear" w:color="auto" w:fill="F8F8F8"/>
     </w:rPr>
   </w:style>
-  <w:style w:customStyle="1" w:styleId="BaseNTok" w:type="character">
+  <w:style w:type="character" w:customStyle="1" w:styleId="BaseNTok">
     <w:name w:val="BaseNTok"/>
     <w:basedOn w:val="VerbatimChar"/>
     <w:rPr>
       <w:rFonts w:ascii="Consolas" w:hAnsi="Consolas"/>
       <w:color w:val="0000CF"/>
       <w:sz w:val="22"/>
-      <w:shd w:color="auto" w:fill="F8F8F8" w:val="clear"/>
+      <w:shd w:val="clear" w:color="auto" w:fill="F8F8F8"/>
     </w:rPr>
   </w:style>
-  <w:style w:customStyle="1" w:styleId="FloatTok" w:type="character">
+  <w:style w:type="character" w:customStyle="1" w:styleId="FloatTok">
     <w:name w:val="FloatTok"/>
     <w:basedOn w:val="VerbatimChar"/>
     <w:rPr>
       <w:rFonts w:ascii="Consolas" w:hAnsi="Consolas"/>
       <w:color w:val="0000CF"/>
       <w:sz w:val="22"/>
-      <w:shd w:color="auto" w:fill="F8F8F8" w:val="clear"/>
+      <w:shd w:val="clear" w:color="auto" w:fill="F8F8F8"/>
     </w:rPr>
   </w:style>
-  <w:style w:customStyle="1" w:styleId="ConstantTok" w:type="character">
+  <w:style w:type="character" w:customStyle="1" w:styleId="ConstantTok">
     <w:name w:val="ConstantTok"/>
     <w:basedOn w:val="VerbatimChar"/>
     <w:rPr>
       <w:rFonts w:ascii="Consolas" w:hAnsi="Consolas"/>
       <w:color w:val="000000"/>
       <w:sz w:val="22"/>
-      <w:shd w:color="auto" w:fill="F8F8F8" w:val="clear"/>
+      <w:shd w:val="clear" w:color="auto" w:fill="F8F8F8"/>
     </w:rPr>
   </w:style>
-  <w:style w:customStyle="1" w:styleId="CharTok" w:type="character">
+  <w:style w:type="character" w:customStyle="1" w:styleId="CharTok">
     <w:name w:val="CharTok"/>
     <w:basedOn w:val="VerbatimChar"/>
     <w:rPr>
       <w:rFonts w:ascii="Consolas" w:hAnsi="Consolas"/>
       <w:color w:val="4E9A06"/>
       <w:sz w:val="22"/>
-      <w:shd w:color="auto" w:fill="F8F8F8" w:val="clear"/>
+      <w:shd w:val="clear" w:color="auto" w:fill="F8F8F8"/>
     </w:rPr>
   </w:style>
-  <w:style w:customStyle="1" w:styleId="SpecialCharTok" w:type="character">
+  <w:style w:type="character" w:customStyle="1" w:styleId="SpecialCharTok">
     <w:name w:val="SpecialCharTok"/>
     <w:basedOn w:val="VerbatimChar"/>
     <w:rPr>
       <w:rFonts w:ascii="Consolas" w:hAnsi="Consolas"/>
       <w:color w:val="000000"/>
       <w:sz w:val="22"/>
-      <w:shd w:color="auto" w:fill="F8F8F8" w:val="clear"/>
+      <w:shd w:val="clear" w:color="auto" w:fill="F8F8F8"/>
     </w:rPr>
   </w:style>
-  <w:style w:customStyle="1" w:styleId="StringTok" w:type="character">
+  <w:style w:type="character" w:customStyle="1" w:styleId="StringTok">
     <w:name w:val="StringTok"/>
     <w:basedOn w:val="VerbatimChar"/>
     <w:rPr>
       <w:rFonts w:ascii="Consolas" w:hAnsi="Consolas"/>
       <w:color w:val="4E9A06"/>
       <w:sz w:val="22"/>
-      <w:shd w:color="auto" w:fill="F8F8F8" w:val="clear"/>
+      <w:shd w:val="clear" w:color="auto" w:fill="F8F8F8"/>
     </w:rPr>
   </w:style>
-  <w:style w:customStyle="1" w:styleId="VerbatimStringTok" w:type="character">
+  <w:style w:type="character" w:customStyle="1" w:styleId="VerbatimStringTok">
     <w:name w:val="VerbatimStringTok"/>
     <w:basedOn w:val="VerbatimChar"/>
     <w:rPr>
       <w:rFonts w:ascii="Consolas" w:hAnsi="Consolas"/>
       <w:color w:val="4E9A06"/>
       <w:sz w:val="22"/>
-      <w:shd w:color="auto" w:fill="F8F8F8" w:val="clear"/>
+      <w:shd w:val="clear" w:color="auto" w:fill="F8F8F8"/>
     </w:rPr>
   </w:style>
-  <w:style w:customStyle="1" w:styleId="SpecialStringTok" w:type="character">
+  <w:style w:type="character" w:customStyle="1" w:styleId="SpecialStringTok">
     <w:name w:val="SpecialStringTok"/>
     <w:basedOn w:val="VerbatimChar"/>
     <w:rPr>
       <w:rFonts w:ascii="Consolas" w:hAnsi="Consolas"/>
       <w:color w:val="4E9A06"/>
       <w:sz w:val="22"/>
-      <w:shd w:color="auto" w:fill="F8F8F8" w:val="clear"/>
+      <w:shd w:val="clear" w:color="auto" w:fill="F8F8F8"/>
     </w:rPr>
   </w:style>
-  <w:style w:customStyle="1" w:styleId="ImportTok" w:type="character">
+  <w:style w:type="character" w:customStyle="1" w:styleId="ImportTok">
     <w:name w:val="ImportTok"/>
     <w:basedOn w:val="VerbatimChar"/>
     <w:rPr>
       <w:rFonts w:ascii="Consolas" w:hAnsi="Consolas"/>
       <w:sz w:val="22"/>
-      <w:shd w:color="auto" w:fill="F8F8F8" w:val="clear"/>
+      <w:shd w:val="clear" w:color="auto" w:fill="F8F8F8"/>
     </w:rPr>
   </w:style>
-  <w:style w:customStyle="1" w:styleId="CommentTok" w:type="character">
+  <w:style w:type="character" w:customStyle="1" w:styleId="CommentTok">
     <w:name w:val="CommentTok"/>
     <w:basedOn w:val="VerbatimChar"/>
     <w:rPr>
@@ -4388,10 +7252,10 @@
       <w:i/>
       <w:color w:val="8F5902"/>
       <w:sz w:val="22"/>
-      <w:shd w:color="auto" w:fill="F8F8F8" w:val="clear"/>
+      <w:shd w:val="clear" w:color="auto" w:fill="F8F8F8"/>
     </w:rPr>
   </w:style>
-  <w:style w:customStyle="1" w:styleId="DocumentationTok" w:type="character">
+  <w:style w:type="character" w:customStyle="1" w:styleId="DocumentationTok">
     <w:name w:val="DocumentationTok"/>
     <w:basedOn w:val="VerbatimChar"/>
     <w:rPr>
@@ -4400,10 +7264,10 @@
       <w:i/>
       <w:color w:val="8F5902"/>
       <w:sz w:val="22"/>
-      <w:shd w:color="auto" w:fill="F8F8F8" w:val="clear"/>
+      <w:shd w:val="clear" w:color="auto" w:fill="F8F8F8"/>
     </w:rPr>
   </w:style>
-  <w:style w:customStyle="1" w:styleId="AnnotationTok" w:type="character">
+  <w:style w:type="character" w:customStyle="1" w:styleId="AnnotationTok">
     <w:name w:val="AnnotationTok"/>
     <w:basedOn w:val="VerbatimChar"/>
     <w:rPr>
@@ -4412,10 +7276,10 @@
       <w:i/>
       <w:color w:val="8F5902"/>
       <w:sz w:val="22"/>
-      <w:shd w:color="auto" w:fill="F8F8F8" w:val="clear"/>
+      <w:shd w:val="clear" w:color="auto" w:fill="F8F8F8"/>
     </w:rPr>
   </w:style>
-  <w:style w:customStyle="1" w:styleId="CommentVarTok" w:type="character">
+  <w:style w:type="character" w:customStyle="1" w:styleId="CommentVarTok">
     <w:name w:val="CommentVarTok"/>
     <w:basedOn w:val="VerbatimChar"/>
     <w:rPr>
@@ -4424,40 +7288,40 @@
       <w:i/>
       <w:color w:val="8F5902"/>
       <w:sz w:val="22"/>
-      <w:shd w:color="auto" w:fill="F8F8F8" w:val="clear"/>
+      <w:shd w:val="clear" w:color="auto" w:fill="F8F8F8"/>
     </w:rPr>
   </w:style>
-  <w:style w:customStyle="1" w:styleId="OtherTok" w:type="character">
+  <w:style w:type="character" w:customStyle="1" w:styleId="OtherTok">
     <w:name w:val="OtherTok"/>
     <w:basedOn w:val="VerbatimChar"/>
     <w:rPr>
       <w:rFonts w:ascii="Consolas" w:hAnsi="Consolas"/>
       <w:color w:val="8F5902"/>
       <w:sz w:val="22"/>
-      <w:shd w:color="auto" w:fill="F8F8F8" w:val="clear"/>
+      <w:shd w:val="clear" w:color="auto" w:fill="F8F8F8"/>
     </w:rPr>
   </w:style>
-  <w:style w:customStyle="1" w:styleId="FunctionTok" w:type="character">
+  <w:style w:type="character" w:customStyle="1" w:styleId="FunctionTok">
     <w:name w:val="FunctionTok"/>
     <w:basedOn w:val="VerbatimChar"/>
     <w:rPr>
       <w:rFonts w:ascii="Consolas" w:hAnsi="Consolas"/>
       <w:color w:val="000000"/>
       <w:sz w:val="22"/>
-      <w:shd w:color="auto" w:fill="F8F8F8" w:val="clear"/>
+      <w:shd w:val="clear" w:color="auto" w:fill="F8F8F8"/>
     </w:rPr>
   </w:style>
-  <w:style w:customStyle="1" w:styleId="VariableTok" w:type="character">
+  <w:style w:type="character" w:customStyle="1" w:styleId="VariableTok">
     <w:name w:val="VariableTok"/>
     <w:basedOn w:val="VerbatimChar"/>
     <w:rPr>
       <w:rFonts w:ascii="Consolas" w:hAnsi="Consolas"/>
       <w:color w:val="000000"/>
       <w:sz w:val="22"/>
-      <w:shd w:color="auto" w:fill="F8F8F8" w:val="clear"/>
+      <w:shd w:val="clear" w:color="auto" w:fill="F8F8F8"/>
     </w:rPr>
   </w:style>
-  <w:style w:customStyle="1" w:styleId="ControlFlowTok" w:type="character">
+  <w:style w:type="character" w:customStyle="1" w:styleId="ControlFlowTok">
     <w:name w:val="ControlFlowTok"/>
     <w:basedOn w:val="VerbatimChar"/>
     <w:rPr>
@@ -4465,10 +7329,10 @@
       <w:b/>
       <w:color w:val="204A87"/>
       <w:sz w:val="22"/>
-      <w:shd w:color="auto" w:fill="F8F8F8" w:val="clear"/>
+      <w:shd w:val="clear" w:color="auto" w:fill="F8F8F8"/>
     </w:rPr>
   </w:style>
-  <w:style w:customStyle="1" w:styleId="OperatorTok" w:type="character">
+  <w:style w:type="character" w:customStyle="1" w:styleId="OperatorTok">
     <w:name w:val="OperatorTok"/>
     <w:basedOn w:val="VerbatimChar"/>
     <w:rPr>
@@ -4476,28 +7340,28 @@
       <w:b/>
       <w:color w:val="CE5C00"/>
       <w:sz w:val="22"/>
-      <w:shd w:color="auto" w:fill="F8F8F8" w:val="clear"/>
+      <w:shd w:val="clear" w:color="auto" w:fill="F8F8F8"/>
     </w:rPr>
   </w:style>
-  <w:style w:customStyle="1" w:styleId="BuiltInTok" w:type="character">
+  <w:style w:type="character" w:customStyle="1" w:styleId="BuiltInTok">
     <w:name w:val="BuiltInTok"/>
     <w:basedOn w:val="VerbatimChar"/>
     <w:rPr>
       <w:rFonts w:ascii="Consolas" w:hAnsi="Consolas"/>
       <w:sz w:val="22"/>
-      <w:shd w:color="auto" w:fill="F8F8F8" w:val="clear"/>
+      <w:shd w:val="clear" w:color="auto" w:fill="F8F8F8"/>
     </w:rPr>
   </w:style>
-  <w:style w:customStyle="1" w:styleId="ExtensionTok" w:type="character">
+  <w:style w:type="character" w:customStyle="1" w:styleId="ExtensionTok">
     <w:name w:val="ExtensionTok"/>
     <w:basedOn w:val="VerbatimChar"/>
     <w:rPr>
       <w:rFonts w:ascii="Consolas" w:hAnsi="Consolas"/>
       <w:sz w:val="22"/>
-      <w:shd w:color="auto" w:fill="F8F8F8" w:val="clear"/>
+      <w:shd w:val="clear" w:color="auto" w:fill="F8F8F8"/>
     </w:rPr>
   </w:style>
-  <w:style w:customStyle="1" w:styleId="PreprocessorTok" w:type="character">
+  <w:style w:type="character" w:customStyle="1" w:styleId="PreprocessorTok">
     <w:name w:val="PreprocessorTok"/>
     <w:basedOn w:val="VerbatimChar"/>
     <w:rPr>
@@ -4505,29 +7369,29 @@
       <w:i/>
       <w:color w:val="8F5902"/>
       <w:sz w:val="22"/>
-      <w:shd w:color="auto" w:fill="F8F8F8" w:val="clear"/>
+      <w:shd w:val="clear" w:color="auto" w:fill="F8F8F8"/>
     </w:rPr>
   </w:style>
-  <w:style w:customStyle="1" w:styleId="AttributeTok" w:type="character">
+  <w:style w:type="character" w:customStyle="1" w:styleId="AttributeTok">
     <w:name w:val="AttributeTok"/>
     <w:basedOn w:val="VerbatimChar"/>
     <w:rPr>
       <w:rFonts w:ascii="Consolas" w:hAnsi="Consolas"/>
       <w:color w:val="C4A000"/>
       <w:sz w:val="22"/>
-      <w:shd w:color="auto" w:fill="F8F8F8" w:val="clear"/>
+      <w:shd w:val="clear" w:color="auto" w:fill="F8F8F8"/>
     </w:rPr>
   </w:style>
-  <w:style w:customStyle="1" w:styleId="RegionMarkerTok" w:type="character">
+  <w:style w:type="character" w:customStyle="1" w:styleId="RegionMarkerTok">
     <w:name w:val="RegionMarkerTok"/>
     <w:basedOn w:val="VerbatimChar"/>
     <w:rPr>
       <w:rFonts w:ascii="Consolas" w:hAnsi="Consolas"/>
       <w:sz w:val="22"/>
-      <w:shd w:color="auto" w:fill="F8F8F8" w:val="clear"/>
+      <w:shd w:val="clear" w:color="auto" w:fill="F8F8F8"/>
     </w:rPr>
   </w:style>
-  <w:style w:customStyle="1" w:styleId="InformationTok" w:type="character">
+  <w:style w:type="character" w:customStyle="1" w:styleId="InformationTok">
     <w:name w:val="InformationTok"/>
     <w:basedOn w:val="VerbatimChar"/>
     <w:rPr>
@@ -4536,10 +7400,10 @@
       <w:i/>
       <w:color w:val="8F5902"/>
       <w:sz w:val="22"/>
-      <w:shd w:color="auto" w:fill="F8F8F8" w:val="clear"/>
+      <w:shd w:val="clear" w:color="auto" w:fill="F8F8F8"/>
     </w:rPr>
   </w:style>
-  <w:style w:customStyle="1" w:styleId="WarningTok" w:type="character">
+  <w:style w:type="character" w:customStyle="1" w:styleId="WarningTok">
     <w:name w:val="WarningTok"/>
     <w:basedOn w:val="VerbatimChar"/>
     <w:rPr>
@@ -4548,20 +7412,20 @@
       <w:i/>
       <w:color w:val="8F5902"/>
       <w:sz w:val="22"/>
-      <w:shd w:color="auto" w:fill="F8F8F8" w:val="clear"/>
+      <w:shd w:val="clear" w:color="auto" w:fill="F8F8F8"/>
     </w:rPr>
   </w:style>
-  <w:style w:customStyle="1" w:styleId="AlertTok" w:type="character">
+  <w:style w:type="character" w:customStyle="1" w:styleId="AlertTok">
     <w:name w:val="AlertTok"/>
     <w:basedOn w:val="VerbatimChar"/>
     <w:rPr>
       <w:rFonts w:ascii="Consolas" w:hAnsi="Consolas"/>
       <w:color w:val="EF2929"/>
       <w:sz w:val="22"/>
-      <w:shd w:color="auto" w:fill="F8F8F8" w:val="clear"/>
+      <w:shd w:val="clear" w:color="auto" w:fill="F8F8F8"/>
     </w:rPr>
   </w:style>
-  <w:style w:customStyle="1" w:styleId="ErrorTok" w:type="character">
+  <w:style w:type="character" w:customStyle="1" w:styleId="ErrorTok">
     <w:name w:val="ErrorTok"/>
     <w:basedOn w:val="VerbatimChar"/>
     <w:rPr>
@@ -4569,19 +7433,19 @@
       <w:b/>
       <w:color w:val="A40000"/>
       <w:sz w:val="22"/>
-      <w:shd w:color="auto" w:fill="F8F8F8" w:val="clear"/>
+      <w:shd w:val="clear" w:color="auto" w:fill="F8F8F8"/>
     </w:rPr>
   </w:style>
-  <w:style w:customStyle="1" w:styleId="NormalTok" w:type="character">
+  <w:style w:type="character" w:customStyle="1" w:styleId="NormalTok">
     <w:name w:val="NormalTok"/>
     <w:basedOn w:val="VerbatimChar"/>
     <w:rPr>
       <w:rFonts w:ascii="Consolas" w:hAnsi="Consolas"/>
       <w:sz w:val="22"/>
-      <w:shd w:color="auto" w:fill="F8F8F8" w:val="clear"/>
+      <w:shd w:val="clear" w:color="auto" w:fill="F8F8F8"/>
     </w:rPr>
   </w:style>
-  <w:style w:customStyle="1" w:styleId="BodyTextChar" w:type="character">
+  <w:style w:type="character" w:customStyle="1" w:styleId="BodyTextChar">
     <w:name w:val="Body Text Char"/>
     <w:basedOn w:val="DefaultParagraphFont"/>
     <w:link w:val="BodyText"/>
@@ -4590,14 +7454,14 @@
       <w:rFonts w:ascii="Times New Roman" w:hAnsi="Times New Roman"/>
     </w:rPr>
   </w:style>
-  <w:style w:styleId="LineNumber" w:type="character">
+  <w:style w:type="character" w:styleId="LineNumber">
     <w:name w:val="line number"/>
     <w:basedOn w:val="DefaultParagraphFont"/>
     <w:semiHidden/>
     <w:unhideWhenUsed/>
     <w:rsid w:val="008E79E4"/>
   </w:style>
-  <w:style w:styleId="TableGrid" w:type="table">
+  <w:style w:type="table" w:styleId="TableGrid">
     <w:name w:val="Table Grid"/>
     <w:aliases w:val="Table Paper"/>
     <w:basedOn w:val="TableNormal"/>
@@ -4610,16 +7474,16 @@
     </w:rPr>
     <w:tblPr>
       <w:tblBorders>
-        <w:top w:color="auto" w:space="0" w:sz="4" w:val="single"/>
-        <w:left w:color="auto" w:space="0" w:sz="4" w:val="single"/>
-        <w:bottom w:color="auto" w:space="0" w:sz="4" w:val="single"/>
-        <w:right w:color="auto" w:space="0" w:sz="4" w:val="single"/>
-        <w:insideH w:color="auto" w:space="0" w:sz="4" w:val="single"/>
-        <w:insideV w:color="auto" w:space="0" w:sz="4" w:val="single"/>
+        <w:top w:val="single" w:sz="4" w:space="0" w:color="auto"/>
+        <w:left w:val="single" w:sz="4" w:space="0" w:color="auto"/>
+        <w:bottom w:val="single" w:sz="4" w:space="0" w:color="auto"/>
+        <w:right w:val="single" w:sz="4" w:space="0" w:color="auto"/>
+        <w:insideH w:val="single" w:sz="4" w:space="0" w:color="auto"/>
+        <w:insideV w:val="single" w:sz="4" w:space="0" w:color="auto"/>
       </w:tblBorders>
     </w:tblPr>
   </w:style>
-  <w:style w:customStyle="1" w:styleId="TableA" w:type="table">
+  <w:style w:type="table" w:customStyle="1" w:styleId="TableA">
     <w:name w:val="TableA"/>
     <w:basedOn w:val="TableGrid"/>
     <w:uiPriority w:val="99"/>
@@ -4629,7 +7493,7 @@
     </w:rPr>
     <w:tblPr/>
   </w:style>
-  <w:style w:styleId="PlainTable1" w:type="table">
+  <w:style w:type="table" w:styleId="PlainTable1">
     <w:name w:val="Plain Table 1"/>
     <w:basedOn w:val="TableNormal"/>
     <w:rsid w:val="00921965"/>
@@ -4640,12 +7504,12 @@
       <w:tblStyleRowBandSize w:val="1"/>
       <w:tblStyleColBandSize w:val="1"/>
       <w:tblBorders>
-        <w:top w:color="BFBFBF" w:space="0" w:sz="4" w:themeColor="background1" w:themeShade="BF" w:val="single"/>
-        <w:left w:color="BFBFBF" w:space="0" w:sz="4" w:themeColor="background1" w:themeShade="BF" w:val="single"/>
-        <w:bottom w:color="BFBFBF" w:space="0" w:sz="4" w:themeColor="background1" w:themeShade="BF" w:val="single"/>
-        <w:right w:color="BFBFBF" w:space="0" w:sz="4" w:themeColor="background1" w:themeShade="BF" w:val="single"/>
-        <w:insideH w:color="BFBFBF" w:space="0" w:sz="4" w:themeColor="background1" w:themeShade="BF" w:val="single"/>
-        <w:insideV w:color="BFBFBF" w:space="0" w:sz="4" w:themeColor="background1" w:themeShade="BF" w:val="single"/>
+        <w:top w:val="single" w:sz="4" w:space="0" w:color="BFBFBF" w:themeColor="background1" w:themeShade="BF"/>
+        <w:left w:val="single" w:sz="4" w:space="0" w:color="BFBFBF" w:themeColor="background1" w:themeShade="BF"/>
+        <w:bottom w:val="single" w:sz="4" w:space="0" w:color="BFBFBF" w:themeColor="background1" w:themeShade="BF"/>
+        <w:right w:val="single" w:sz="4" w:space="0" w:color="BFBFBF" w:themeColor="background1" w:themeShade="BF"/>
+        <w:insideH w:val="single" w:sz="4" w:space="0" w:color="BFBFBF" w:themeColor="background1" w:themeShade="BF"/>
+        <w:insideV w:val="single" w:sz="4" w:space="0" w:color="BFBFBF" w:themeColor="background1" w:themeShade="BF"/>
       </w:tblBorders>
     </w:tblPr>
     <w:tblStylePr w:type="firstRow">
@@ -4662,7 +7526,7 @@
       <w:tblPr/>
       <w:tcPr>
         <w:tcBorders>
-          <w:top w:color="BFBFBF" w:space="0" w:sz="4" w:themeColor="background1" w:themeShade="BF" w:val="double"/>
+          <w:top w:val="double" w:sz="4" w:space="0" w:color="BFBFBF" w:themeColor="background1" w:themeShade="BF"/>
         </w:tcBorders>
       </w:tcPr>
     </w:tblStylePr>
@@ -4681,17 +7545,17 @@
     <w:tblStylePr w:type="band1Vert">
       <w:tblPr/>
       <w:tcPr>
-        <w:shd w:color="auto" w:fill="F2F2F2" w:themeFill="background1" w:themeFillShade="F2" w:val="clear"/>
+        <w:shd w:val="clear" w:color="auto" w:fill="F2F2F2" w:themeFill="background1" w:themeFillShade="F2"/>
       </w:tcPr>
     </w:tblStylePr>
     <w:tblStylePr w:type="band1Horz">
       <w:tblPr/>
       <w:tcPr>
-        <w:shd w:color="auto" w:fill="F2F2F2" w:themeFill="background1" w:themeFillShade="F2" w:val="clear"/>
+        <w:shd w:val="clear" w:color="auto" w:fill="F2F2F2" w:themeFill="background1" w:themeFillShade="F2"/>
       </w:tcPr>
     </w:tblStylePr>
   </w:style>
-  <w:style w:styleId="GridTable2" w:type="table">
+  <w:style w:type="table" w:styleId="GridTable2">
     <w:name w:val="Grid Table 2"/>
     <w:basedOn w:val="TableNormal"/>
     <w:rsid w:val="00921965"/>
@@ -4702,10 +7566,10 @@
       <w:tblStyleRowBandSize w:val="1"/>
       <w:tblStyleColBandSize w:val="1"/>
       <w:tblBorders>
-        <w:top w:color="666666" w:space="0" w:sz="2" w:themeColor="text1" w:themeTint="99" w:val="single"/>
-        <w:bottom w:color="666666" w:space="0" w:sz="2" w:themeColor="text1" w:themeTint="99" w:val="single"/>
-        <w:insideH w:color="666666" w:space="0" w:sz="2" w:themeColor="text1" w:themeTint="99" w:val="single"/>
-        <w:insideV w:color="666666" w:space="0" w:sz="2" w:themeColor="text1" w:themeTint="99" w:val="single"/>
+        <w:top w:val="single" w:sz="2" w:space="0" w:color="666666" w:themeColor="text1" w:themeTint="99"/>
+        <w:bottom w:val="single" w:sz="2" w:space="0" w:color="666666" w:themeColor="text1" w:themeTint="99"/>
+        <w:insideH w:val="single" w:sz="2" w:space="0" w:color="666666" w:themeColor="text1" w:themeTint="99"/>
+        <w:insideV w:val="single" w:sz="2" w:space="0" w:color="666666" w:themeColor="text1" w:themeTint="99"/>
       </w:tblBorders>
     </w:tblPr>
     <w:tblStylePr w:type="firstRow">
@@ -4717,11 +7581,11 @@
       <w:tcPr>
         <w:tcBorders>
           <w:top w:val="nil"/>
-          <w:bottom w:color="666666" w:space="0" w:sz="12" w:themeColor="text1" w:themeTint="99" w:val="single"/>
+          <w:bottom w:val="single" w:sz="12" w:space="0" w:color="666666" w:themeColor="text1" w:themeTint="99"/>
           <w:insideH w:val="nil"/>
           <w:insideV w:val="nil"/>
         </w:tcBorders>
-        <w:shd w:color="auto" w:fill="FFFFFF" w:themeFill="background1" w:val="clear"/>
+        <w:shd w:val="clear" w:color="auto" w:fill="FFFFFF" w:themeFill="background1"/>
       </w:tcPr>
     </w:tblStylePr>
     <w:tblStylePr w:type="lastRow">
@@ -4732,12 +7596,12 @@
       <w:tblPr/>
       <w:tcPr>
         <w:tcBorders>
-          <w:top w:color="666666" w:space="0" w:sz="2" w:themeColor="text1" w:themeTint="99" w:val="double"/>
+          <w:top w:val="double" w:sz="2" w:space="0" w:color="666666" w:themeColor="text1" w:themeTint="99"/>
           <w:bottom w:val="nil"/>
           <w:insideH w:val="nil"/>
           <w:insideV w:val="nil"/>
         </w:tcBorders>
-        <w:shd w:color="auto" w:fill="FFFFFF" w:themeFill="background1" w:val="clear"/>
+        <w:shd w:val="clear" w:color="auto" w:fill="FFFFFF" w:themeFill="background1"/>
       </w:tcPr>
     </w:tblStylePr>
     <w:tblStylePr w:type="firstCol">
@@ -4755,17 +7619,17 @@
     <w:tblStylePr w:type="band1Vert">
       <w:tblPr/>
       <w:tcPr>
-        <w:shd w:color="auto" w:fill="CCCCCC" w:themeFill="text1" w:themeFillTint="33" w:val="clear"/>
+        <w:shd w:val="clear" w:color="auto" w:fill="CCCCCC" w:themeFill="text1" w:themeFillTint="33"/>
       </w:tcPr>
     </w:tblStylePr>
     <w:tblStylePr w:type="band1Horz">
       <w:tblPr/>
       <w:tcPr>
-        <w:shd w:color="auto" w:fill="CCCCCC" w:themeFill="text1" w:themeFillTint="33" w:val="clear"/>
+        <w:shd w:val="clear" w:color="auto" w:fill="CCCCCC" w:themeFill="text1" w:themeFillTint="33"/>
       </w:tcPr>
     </w:tblStylePr>
   </w:style>
-  <w:style w:styleId="Header" w:type="paragraph">
+  <w:style w:type="paragraph" w:styleId="Header">
     <w:name w:val="header"/>
     <w:basedOn w:val="Normal"/>
     <w:link w:val="HeaderChar"/>
@@ -4773,19 +7637,19 @@
     <w:rsid w:val="00CE76D0"/>
     <w:pPr>
       <w:tabs>
-        <w:tab w:pos="4680" w:val="center"/>
-        <w:tab w:pos="9360" w:val="right"/>
+        <w:tab w:val="center" w:pos="4680"/>
+        <w:tab w:val="right" w:pos="9360"/>
       </w:tabs>
       <w:spacing w:after="0"/>
     </w:pPr>
   </w:style>
-  <w:style w:customStyle="1" w:styleId="HeaderChar" w:type="character">
+  <w:style w:type="character" w:customStyle="1" w:styleId="HeaderChar">
     <w:name w:val="Header Char"/>
     <w:basedOn w:val="DefaultParagraphFont"/>
     <w:link w:val="Header"/>
     <w:rsid w:val="00CE76D0"/>
   </w:style>
-  <w:style w:styleId="Footer" w:type="paragraph">
+  <w:style w:type="paragraph" w:styleId="Footer">
     <w:name w:val="footer"/>
     <w:basedOn w:val="Normal"/>
     <w:link w:val="FooterChar"/>
@@ -4793,19 +7657,19 @@
     <w:rsid w:val="00CE76D0"/>
     <w:pPr>
       <w:tabs>
-        <w:tab w:pos="4680" w:val="center"/>
-        <w:tab w:pos="9360" w:val="right"/>
+        <w:tab w:val="center" w:pos="4680"/>
+        <w:tab w:val="right" w:pos="9360"/>
       </w:tabs>
       <w:spacing w:after="0"/>
     </w:pPr>
   </w:style>
-  <w:style w:customStyle="1" w:styleId="FooterChar" w:type="character">
+  <w:style w:type="character" w:customStyle="1" w:styleId="FooterChar">
     <w:name w:val="Footer Char"/>
     <w:basedOn w:val="DefaultParagraphFont"/>
     <w:link w:val="Footer"/>
     <w:rsid w:val="00CE76D0"/>
   </w:style>
-  <w:style w:styleId="PageNumber" w:type="character">
+  <w:style w:type="character" w:styleId="PageNumber">
     <w:name w:val="page number"/>
     <w:basedOn w:val="DefaultParagraphFont"/>
     <w:semiHidden/>

--- a/2025_earwig_fecundity_revised.docx
+++ b/2025_earwig_fecundity_revised.docx
@@ -373,10 +373,10 @@
       <w:pPr>
         <w:pStyle w:val="Heading2"/>
       </w:pPr>
-      <w:bookmarkStart w:id="4" w:name="multivariate-brood-order-model"/>
+      <w:bookmarkStart w:id="4" w:name="multivariate-clutch-order-model"/>
       <w:bookmarkEnd w:id="3"/>
       <w:r>
-        <w:t>Multivariate Brood-Order Model</w:t>
+        <w:t>Multivariate Clutch-Order Model</w:t>
       </w:r>
     </w:p>
     <w:p>
@@ -395,7 +395,7 @@
         </m:r>
       </m:oMath>
       <w:r>
-        <w:t xml:space="preserve"> and brood </w:t>
+        <w:t xml:space="preserve"> and clutch </w:t>
       </w:r>
       <m:oMath>
         <m:r>
@@ -409,6 +409,7 @@
         <w:t>, mean egg size and egg number were modelled jointly as:</w:t>
       </w:r>
     </w:p>
+    <w:bookmarkStart w:id="5" w:name="eq-clutchorder"/>
     <w:p>
       <w:pPr>
         <w:pStyle w:val="BodyText"/>
@@ -1364,8 +1365,32 @@
               </m:e>
             </m:mr>
           </m:m>
+          <m:r>
+            <w:rPr>
+              <w:rFonts w:ascii="Cambria Math" w:hAnsi="Cambria Math"/>
+            </w:rPr>
+            <m:t>  </m:t>
+          </m:r>
+          <m:d>
+            <m:dPr>
+              <m:ctrlPr>
+                <w:rPr>
+                  <w:rFonts w:ascii="Cambria Math" w:hAnsi="Cambria Math"/>
+                </w:rPr>
+              </m:ctrlPr>
+            </m:dPr>
+            <m:e>
+              <m:r>
+                <w:rPr>
+                  <w:rFonts w:ascii="Cambria Math" w:hAnsi="Cambria Math"/>
+                </w:rPr>
+                <m:t>1</m:t>
+              </m:r>
+            </m:e>
+          </m:d>
         </m:oMath>
       </m:oMathPara>
+      <w:bookmarkEnd w:id="5"/>
     </w:p>
     <w:p>
       <w:pPr>
@@ -1508,7 +1533,7 @@
       <w:pPr>
         <w:pStyle w:val="Heading2"/>
       </w:pPr>
-      <w:bookmarkStart w:id="5" w:name="multilevel-correlations"/>
+      <w:bookmarkStart w:id="6" w:name="multilevel-correlations"/>
       <w:bookmarkEnd w:id="4"/>
       <w:r>
         <w:lastRenderedPageBreak/>
@@ -1519,7 +1544,7 @@
       <w:pPr>
         <w:pStyle w:val="Heading3"/>
       </w:pPr>
-      <w:bookmarkStart w:id="6" w:name="raw-phenotypic-correlation"/>
+      <w:bookmarkStart w:id="7" w:name="raw-phenotypic-correlation"/>
       <w:r>
         <w:t>Raw phenotypic correlation</w:t>
       </w:r>
@@ -1546,8 +1571,8 @@
       <w:pPr>
         <w:pStyle w:val="Heading3"/>
       </w:pPr>
-      <w:bookmarkStart w:id="7" w:name="between-female-correlation"/>
-      <w:bookmarkEnd w:id="6"/>
+      <w:bookmarkStart w:id="8" w:name="between-female-correlation"/>
+      <w:bookmarkEnd w:id="7"/>
       <w:r>
         <w:t>Between-female correlation</w:t>
       </w:r>
@@ -1564,8 +1589,8 @@
       <w:pPr>
         <w:pStyle w:val="Heading3"/>
       </w:pPr>
-      <w:bookmarkStart w:id="8" w:name="X87e37a818f147ef2a5a26f637cd19304f3671a4"/>
-      <w:bookmarkEnd w:id="7"/>
+      <w:bookmarkStart w:id="9" w:name="X87e37a818f147ef2a5a26f637cd19304f3671a4"/>
+      <w:bookmarkEnd w:id="8"/>
       <w:r>
         <w:t>Partitioning among- and residual covariance</w:t>
       </w:r>
@@ -1578,6 +1603,7 @@
         <w:t>To formally partition covariance into among-female and residual components, I fitted a multivariate Gaussian mixed-effects model:</w:t>
       </w:r>
     </w:p>
+    <w:bookmarkStart w:id="10" w:name="eq-residual"/>
     <w:p>
       <w:pPr>
         <w:pStyle w:val="BodyText"/>
@@ -1971,8 +1997,32 @@
               </m:e>
             </m:mr>
           </m:m>
+          <m:r>
+            <w:rPr>
+              <w:rFonts w:ascii="Cambria Math" w:hAnsi="Cambria Math"/>
+            </w:rPr>
+            <m:t>  </m:t>
+          </m:r>
+          <m:d>
+            <m:dPr>
+              <m:ctrlPr>
+                <w:rPr>
+                  <w:rFonts w:ascii="Cambria Math" w:hAnsi="Cambria Math"/>
+                </w:rPr>
+              </m:ctrlPr>
+            </m:dPr>
+            <m:e>
+              <m:r>
+                <w:rPr>
+                  <w:rFonts w:ascii="Cambria Math" w:hAnsi="Cambria Math"/>
+                </w:rPr>
+                <m:t>2</m:t>
+              </m:r>
+            </m:e>
+          </m:d>
         </m:oMath>
       </m:oMathPara>
+      <w:bookmarkEnd w:id="10"/>
     </w:p>
     <w:p>
       <w:pPr>
@@ -2552,9 +2602,9 @@
       <w:pPr>
         <w:pStyle w:val="Heading2"/>
       </w:pPr>
-      <w:bookmarkStart w:id="9" w:name="withinbetween-fixed-effects-model"/>
-      <w:bookmarkEnd w:id="5"/>
-      <w:bookmarkEnd w:id="8"/>
+      <w:bookmarkStart w:id="11" w:name="withinbetween-fixed-effects-model"/>
+      <w:bookmarkEnd w:id="6"/>
+      <w:bookmarkEnd w:id="9"/>
       <w:r>
         <w:lastRenderedPageBreak/>
         <w:t>Within–Between Fixed Effects Model</w:t>
@@ -2580,6 +2630,7 @@
         <w:t>Within-female deviation</w:t>
       </w:r>
     </w:p>
+    <w:bookmarkStart w:id="12" w:name="eq-within"/>
     <w:p>
       <w:pPr>
         <w:pStyle w:val="FirstParagraph"/>
@@ -2709,8 +2760,32 @@
               </m:r>
             </m:sub>
           </m:sSub>
+          <m:r>
+            <w:rPr>
+              <w:rFonts w:ascii="Cambria Math" w:hAnsi="Cambria Math"/>
+            </w:rPr>
+            <m:t>  </m:t>
+          </m:r>
+          <m:d>
+            <m:dPr>
+              <m:ctrlPr>
+                <w:rPr>
+                  <w:rFonts w:ascii="Cambria Math" w:hAnsi="Cambria Math"/>
+                </w:rPr>
+              </m:ctrlPr>
+            </m:dPr>
+            <m:e>
+              <m:r>
+                <w:rPr>
+                  <w:rFonts w:ascii="Cambria Math" w:hAnsi="Cambria Math"/>
+                </w:rPr>
+                <m:t>3</m:t>
+              </m:r>
+            </m:e>
+          </m:d>
         </m:oMath>
       </m:oMathPara>
+      <w:bookmarkEnd w:id="12"/>
     </w:p>
     <w:p>
       <w:pPr>
@@ -2724,6 +2799,7 @@
         <w:t>Between-female component</w:t>
       </w:r>
     </w:p>
+    <w:bookmarkStart w:id="13" w:name="eq-between"/>
     <w:p>
       <w:pPr>
         <w:pStyle w:val="FirstParagraph"/>
@@ -2846,17 +2922,42 @@
               </m:r>
             </m:e>
           </m:acc>
+          <m:r>
+            <w:rPr>
+              <w:rFonts w:ascii="Cambria Math" w:hAnsi="Cambria Math"/>
+            </w:rPr>
+            <m:t>  </m:t>
+          </m:r>
+          <m:d>
+            <m:dPr>
+              <m:ctrlPr>
+                <w:rPr>
+                  <w:rFonts w:ascii="Cambria Math" w:hAnsi="Cambria Math"/>
+                </w:rPr>
+              </m:ctrlPr>
+            </m:dPr>
+            <m:e>
+              <m:r>
+                <w:rPr>
+                  <w:rFonts w:ascii="Cambria Math" w:hAnsi="Cambria Math"/>
+                </w:rPr>
+                <m:t>4</m:t>
+              </m:r>
+            </m:e>
+          </m:d>
         </m:oMath>
       </m:oMathPara>
+      <w:bookmarkEnd w:id="13"/>
     </w:p>
     <w:p>
       <w:pPr>
         <w:pStyle w:val="FirstParagraph"/>
       </w:pPr>
       <w:r>
-        <w:t>We then fitted the following linear mixed-effects model:</w:t>
-      </w:r>
-    </w:p>
+        <w:t>I then fitted the following linear mixed-effects model:</w:t>
+      </w:r>
+    </w:p>
+    <w:bookmarkStart w:id="14" w:name="eq-withinbetween"/>
     <w:p>
       <w:pPr>
         <w:pStyle w:val="BodyText"/>
@@ -3159,8 +3260,32 @@
               </m:r>
             </m:sub>
           </m:sSub>
+          <m:r>
+            <w:rPr>
+              <w:rFonts w:ascii="Cambria Math" w:hAnsi="Cambria Math"/>
+            </w:rPr>
+            <m:t>  </m:t>
+          </m:r>
+          <m:d>
+            <m:dPr>
+              <m:ctrlPr>
+                <w:rPr>
+                  <w:rFonts w:ascii="Cambria Math" w:hAnsi="Cambria Math"/>
+                </w:rPr>
+              </m:ctrlPr>
+            </m:dPr>
+            <m:e>
+              <m:r>
+                <w:rPr>
+                  <w:rFonts w:ascii="Cambria Math" w:hAnsi="Cambria Math"/>
+                </w:rPr>
+                <m:t>5</m:t>
+              </m:r>
+            </m:e>
+          </m:d>
         </m:oMath>
       </m:oMathPara>
+      <w:bookmarkEnd w:id="14"/>
     </w:p>
     <w:p>
       <w:pPr>
@@ -3474,14 +3599,1221 @@
         <w:pStyle w:val="BodyText"/>
       </w:pPr>
       <w:r>
-        <w:t>Weakly informative priors were specified for all model parameters to regularize estimation while remaining minimally restrictive. Fixed effects were assigned zero-centered normal priors. Standard deviations of random effects were assigned exponential priors to constrain variance parameters to positive values while discouraging unrealistically large estimates. Correlation matrices among random effects were assigned LKJ priors to provide weak regularization of covariance structures.All models were fitted usin</w:t>
-      </w:r>
-      <w:r>
-        <w:t xml:space="preserve">g Markov chain Monte Carlo (MCMC) </w:t>
-      </w:r>
+        <w:t>To facilitate comparison of effect sizes, continuous predictors were standardized by subtracting the mean and dividing by the standard deviation:</w:t>
+      </w:r>
+    </w:p>
+    <w:bookmarkStart w:id="15" w:name="eq-standardization"/>
+    <w:p>
+      <w:pPr>
+        <w:pStyle w:val="BodyText"/>
+      </w:pPr>
+      <m:oMathPara>
+        <m:oMathParaPr>
+          <m:jc m:val="center"/>
+        </m:oMathParaPr>
+        <m:oMath>
+          <m:sSub>
+            <m:sSubPr>
+              <m:ctrlPr>
+                <w:rPr>
+                  <w:rFonts w:ascii="Cambria Math" w:hAnsi="Cambria Math"/>
+                </w:rPr>
+              </m:ctrlPr>
+            </m:sSubPr>
+            <m:e>
+              <m:r>
+                <w:rPr>
+                  <w:rFonts w:ascii="Cambria Math" w:hAnsi="Cambria Math"/>
+                </w:rPr>
+                <m:t>X</m:t>
+              </m:r>
+            </m:e>
+            <m:sub>
+              <m:r>
+                <m:rPr>
+                  <m:nor/>
+                </m:rPr>
+                <m:t>std</m:t>
+              </m:r>
+            </m:sub>
+          </m:sSub>
+          <m:r>
+            <m:rPr>
+              <m:sty m:val="p"/>
+            </m:rPr>
+            <w:rPr>
+              <w:rFonts w:ascii="Cambria Math" w:hAnsi="Cambria Math"/>
+            </w:rPr>
+            <m:t>=</m:t>
+          </m:r>
+          <m:f>
+            <m:fPr>
+              <m:ctrlPr>
+                <w:rPr>
+                  <w:rFonts w:ascii="Cambria Math" w:hAnsi="Cambria Math"/>
+                </w:rPr>
+              </m:ctrlPr>
+            </m:fPr>
+            <m:num>
+              <m:r>
+                <w:rPr>
+                  <w:rFonts w:ascii="Cambria Math" w:hAnsi="Cambria Math"/>
+                </w:rPr>
+                <m:t>X</m:t>
+              </m:r>
+              <m:r>
+                <m:rPr>
+                  <m:sty m:val="p"/>
+                </m:rPr>
+                <w:rPr>
+                  <w:rFonts w:ascii="Cambria Math" w:hAnsi="Cambria Math"/>
+                </w:rPr>
+                <m:t>-</m:t>
+              </m:r>
+              <m:acc>
+                <m:accPr>
+                  <m:chr m:val="‾"/>
+                  <m:ctrlPr>
+                    <w:rPr>
+                      <w:rFonts w:ascii="Cambria Math" w:hAnsi="Cambria Math"/>
+                    </w:rPr>
+                  </m:ctrlPr>
+                </m:accPr>
+                <m:e>
+                  <m:r>
+                    <w:rPr>
+                      <w:rFonts w:ascii="Cambria Math" w:hAnsi="Cambria Math"/>
+                    </w:rPr>
+                    <m:t>X</m:t>
+                  </m:r>
+                </m:e>
+              </m:acc>
+            </m:num>
+            <m:den>
+              <m:r>
+                <m:rPr>
+                  <m:sty m:val="p"/>
+                </m:rPr>
+                <w:rPr>
+                  <w:rFonts w:ascii="Cambria Math" w:hAnsi="Cambria Math"/>
+                </w:rPr>
+                <m:t>SD</m:t>
+              </m:r>
+              <m:d>
+                <m:dPr>
+                  <m:ctrlPr>
+                    <w:rPr>
+                      <w:rFonts w:ascii="Cambria Math" w:hAnsi="Cambria Math"/>
+                    </w:rPr>
+                  </m:ctrlPr>
+                </m:dPr>
+                <m:e>
+                  <m:r>
+                    <w:rPr>
+                      <w:rFonts w:ascii="Cambria Math" w:hAnsi="Cambria Math"/>
+                    </w:rPr>
+                    <m:t>X</m:t>
+                  </m:r>
+                </m:e>
+              </m:d>
+            </m:den>
+          </m:f>
+          <m:r>
+            <w:rPr>
+              <w:rFonts w:ascii="Cambria Math" w:hAnsi="Cambria Math"/>
+            </w:rPr>
+            <m:t>  </m:t>
+          </m:r>
+          <m:d>
+            <m:dPr>
+              <m:ctrlPr>
+                <w:rPr>
+                  <w:rFonts w:ascii="Cambria Math" w:hAnsi="Cambria Math"/>
+                </w:rPr>
+              </m:ctrlPr>
+            </m:dPr>
+            <m:e>
+              <m:r>
+                <w:rPr>
+                  <w:rFonts w:ascii="Cambria Math" w:hAnsi="Cambria Math"/>
+                </w:rPr>
+                <m:t>6</m:t>
+              </m:r>
+            </m:e>
+          </m:d>
+        </m:oMath>
+      </m:oMathPara>
+      <w:bookmarkEnd w:id="15"/>
+    </w:p>
+    <w:p>
+      <w:pPr>
+        <w:pStyle w:val="FirstParagraph"/>
+      </w:pPr>
       <w:r>
         <w:lastRenderedPageBreak/>
-        <w:t>sampling with four independent chains and 4,000 iterations to ensure adequate posterior exploration. Convergence was evaluated using the potential scale reduction factor (</w:t>
+        <w:t>The within-female and between-female components were standardized across their respective distributions. When estimating standardized regression coefficients, the response variable was also scaled to unit standard deviation. Standardized coefficients therefore represent the expected change (in standard deviation units) in egg size per one standard deviation change in the predictor.</w:t>
+      </w:r>
+    </w:p>
+    <w:p>
+      <w:pPr>
+        <w:pStyle w:val="BodyText"/>
+      </w:pPr>
+      <w:r>
+        <w:t>To test whether females differed in their propensity to trade off egg size against egg number, I fitted a random-slopes model allowing the within-female effect of egg number to vary among females:</w:t>
+      </w:r>
+    </w:p>
+    <w:bookmarkStart w:id="16" w:name="eq-randomslopes"/>
+    <w:p>
+      <w:pPr>
+        <w:pStyle w:val="BodyText"/>
+        <w:rPr>
+          <w:sz w:val="20"/>
+          <w:szCs w:val="20"/>
+        </w:rPr>
+      </w:pPr>
+      <m:oMathPara>
+        <m:oMathParaPr>
+          <m:jc m:val="center"/>
+        </m:oMathParaPr>
+        <m:oMath>
+          <m:sSub>
+            <m:sSubPr>
+              <m:ctrlPr>
+                <w:rPr>
+                  <w:rFonts w:ascii="Cambria Math" w:hAnsi="Cambria Math"/>
+                  <w:sz w:val="20"/>
+                  <w:szCs w:val="20"/>
+                </w:rPr>
+              </m:ctrlPr>
+            </m:sSubPr>
+            <m:e>
+              <m:r>
+                <m:rPr>
+                  <m:nor/>
+                </m:rPr>
+                <w:rPr>
+                  <w:sz w:val="20"/>
+                  <w:szCs w:val="20"/>
+                </w:rPr>
+                <m:t>mean egg size</m:t>
+              </m:r>
+            </m:e>
+            <m:sub>
+              <m:r>
+                <w:rPr>
+                  <w:rFonts w:ascii="Cambria Math" w:hAnsi="Cambria Math"/>
+                  <w:sz w:val="20"/>
+                  <w:szCs w:val="20"/>
+                </w:rPr>
+                <m:t>ij</m:t>
+              </m:r>
+            </m:sub>
+          </m:sSub>
+          <m:r>
+            <m:rPr>
+              <m:sty m:val="p"/>
+            </m:rPr>
+            <w:rPr>
+              <w:rFonts w:ascii="Cambria Math" w:hAnsi="Cambria Math"/>
+              <w:sz w:val="20"/>
+              <w:szCs w:val="20"/>
+            </w:rPr>
+            <m:t>=</m:t>
+          </m:r>
+          <m:sSub>
+            <m:sSubPr>
+              <m:ctrlPr>
+                <w:rPr>
+                  <w:rFonts w:ascii="Cambria Math" w:hAnsi="Cambria Math"/>
+                  <w:sz w:val="20"/>
+                  <w:szCs w:val="20"/>
+                </w:rPr>
+              </m:ctrlPr>
+            </m:sSubPr>
+            <m:e>
+              <m:r>
+                <w:rPr>
+                  <w:rFonts w:ascii="Cambria Math" w:hAnsi="Cambria Math"/>
+                  <w:sz w:val="20"/>
+                  <w:szCs w:val="20"/>
+                </w:rPr>
+                <m:t>β</m:t>
+              </m:r>
+            </m:e>
+            <m:sub>
+              <m:r>
+                <w:rPr>
+                  <w:rFonts w:ascii="Cambria Math" w:hAnsi="Cambria Math"/>
+                  <w:sz w:val="20"/>
+                  <w:szCs w:val="20"/>
+                </w:rPr>
+                <m:t>0</m:t>
+              </m:r>
+            </m:sub>
+          </m:sSub>
+          <m:r>
+            <m:rPr>
+              <m:sty m:val="p"/>
+            </m:rPr>
+            <w:rPr>
+              <w:rFonts w:ascii="Cambria Math" w:hAnsi="Cambria Math"/>
+              <w:sz w:val="20"/>
+              <w:szCs w:val="20"/>
+            </w:rPr>
+            <m:t>+</m:t>
+          </m:r>
+          <m:sSub>
+            <m:sSubPr>
+              <m:ctrlPr>
+                <w:rPr>
+                  <w:rFonts w:ascii="Cambria Math" w:hAnsi="Cambria Math"/>
+                  <w:sz w:val="20"/>
+                  <w:szCs w:val="20"/>
+                </w:rPr>
+              </m:ctrlPr>
+            </m:sSubPr>
+            <m:e>
+              <m:r>
+                <w:rPr>
+                  <w:rFonts w:ascii="Cambria Math" w:hAnsi="Cambria Math"/>
+                  <w:sz w:val="20"/>
+                  <w:szCs w:val="20"/>
+                </w:rPr>
+                <m:t>β</m:t>
+              </m:r>
+            </m:e>
+            <m:sub>
+              <m:r>
+                <w:rPr>
+                  <w:rFonts w:ascii="Cambria Math" w:hAnsi="Cambria Math"/>
+                  <w:sz w:val="20"/>
+                  <w:szCs w:val="20"/>
+                </w:rPr>
+                <m:t>W</m:t>
+              </m:r>
+            </m:sub>
+          </m:sSub>
+          <m:r>
+            <w:rPr>
+              <w:rFonts w:ascii="Cambria Math" w:hAnsi="Cambria Math"/>
+              <w:sz w:val="20"/>
+              <w:szCs w:val="20"/>
+            </w:rPr>
+            <m:t> </m:t>
+          </m:r>
+          <m:sSub>
+            <m:sSubPr>
+              <m:ctrlPr>
+                <w:rPr>
+                  <w:rFonts w:ascii="Cambria Math" w:hAnsi="Cambria Math"/>
+                  <w:sz w:val="20"/>
+                  <w:szCs w:val="20"/>
+                </w:rPr>
+              </m:ctrlPr>
+            </m:sSubPr>
+            <m:e>
+              <m:r>
+                <m:rPr>
+                  <m:nor/>
+                </m:rPr>
+                <w:rPr>
+                  <w:sz w:val="20"/>
+                  <w:szCs w:val="20"/>
+                </w:rPr>
+                <m:t>egg_number</m:t>
+              </m:r>
+            </m:e>
+            <m:sub>
+              <m:r>
+                <m:rPr>
+                  <m:nor/>
+                </m:rPr>
+                <w:rPr>
+                  <w:sz w:val="20"/>
+                  <w:szCs w:val="20"/>
+                </w:rPr>
+                <m:t>within</m:t>
+              </m:r>
+              <m:r>
+                <m:rPr>
+                  <m:sty m:val="p"/>
+                </m:rPr>
+                <w:rPr>
+                  <w:rFonts w:ascii="Cambria Math" w:hAnsi="Cambria Math"/>
+                  <w:sz w:val="20"/>
+                  <w:szCs w:val="20"/>
+                </w:rPr>
+                <m:t>,</m:t>
+              </m:r>
+              <m:r>
+                <w:rPr>
+                  <w:rFonts w:ascii="Cambria Math" w:hAnsi="Cambria Math"/>
+                  <w:sz w:val="20"/>
+                  <w:szCs w:val="20"/>
+                </w:rPr>
+                <m:t>ij</m:t>
+              </m:r>
+            </m:sub>
+          </m:sSub>
+          <m:r>
+            <m:rPr>
+              <m:sty m:val="p"/>
+            </m:rPr>
+            <w:rPr>
+              <w:rFonts w:ascii="Cambria Math" w:hAnsi="Cambria Math"/>
+              <w:sz w:val="20"/>
+              <w:szCs w:val="20"/>
+            </w:rPr>
+            <m:t>+</m:t>
+          </m:r>
+          <m:sSub>
+            <m:sSubPr>
+              <m:ctrlPr>
+                <w:rPr>
+                  <w:rFonts w:ascii="Cambria Math" w:hAnsi="Cambria Math"/>
+                  <w:sz w:val="20"/>
+                  <w:szCs w:val="20"/>
+                </w:rPr>
+              </m:ctrlPr>
+            </m:sSubPr>
+            <m:e>
+              <m:r>
+                <w:rPr>
+                  <w:rFonts w:ascii="Cambria Math" w:hAnsi="Cambria Math"/>
+                  <w:sz w:val="20"/>
+                  <w:szCs w:val="20"/>
+                </w:rPr>
+                <m:t>β</m:t>
+              </m:r>
+            </m:e>
+            <m:sub>
+              <m:r>
+                <w:rPr>
+                  <w:rFonts w:ascii="Cambria Math" w:hAnsi="Cambria Math"/>
+                  <w:sz w:val="20"/>
+                  <w:szCs w:val="20"/>
+                </w:rPr>
+                <m:t>B</m:t>
+              </m:r>
+            </m:sub>
+          </m:sSub>
+          <m:r>
+            <w:rPr>
+              <w:rFonts w:ascii="Cambria Math" w:hAnsi="Cambria Math"/>
+              <w:sz w:val="20"/>
+              <w:szCs w:val="20"/>
+            </w:rPr>
+            <m:t> </m:t>
+          </m:r>
+          <m:sSub>
+            <m:sSubPr>
+              <m:ctrlPr>
+                <w:rPr>
+                  <w:rFonts w:ascii="Cambria Math" w:hAnsi="Cambria Math"/>
+                  <w:sz w:val="20"/>
+                  <w:szCs w:val="20"/>
+                </w:rPr>
+              </m:ctrlPr>
+            </m:sSubPr>
+            <m:e>
+              <m:r>
+                <m:rPr>
+                  <m:nor/>
+                </m:rPr>
+                <w:rPr>
+                  <w:sz w:val="20"/>
+                  <w:szCs w:val="20"/>
+                </w:rPr>
+                <m:t>egg_number</m:t>
+              </m:r>
+            </m:e>
+            <m:sub>
+              <m:r>
+                <m:rPr>
+                  <m:nor/>
+                </m:rPr>
+                <w:rPr>
+                  <w:sz w:val="20"/>
+                  <w:szCs w:val="20"/>
+                </w:rPr>
+                <m:t>between</m:t>
+              </m:r>
+              <m:r>
+                <m:rPr>
+                  <m:sty m:val="p"/>
+                </m:rPr>
+                <w:rPr>
+                  <w:rFonts w:ascii="Cambria Math" w:hAnsi="Cambria Math"/>
+                  <w:sz w:val="20"/>
+                  <w:szCs w:val="20"/>
+                </w:rPr>
+                <m:t>,</m:t>
+              </m:r>
+              <m:r>
+                <w:rPr>
+                  <w:rFonts w:ascii="Cambria Math" w:hAnsi="Cambria Math"/>
+                  <w:sz w:val="20"/>
+                  <w:szCs w:val="20"/>
+                </w:rPr>
+                <m:t>i</m:t>
+              </m:r>
+            </m:sub>
+          </m:sSub>
+          <m:r>
+            <m:rPr>
+              <m:sty m:val="p"/>
+            </m:rPr>
+            <w:rPr>
+              <w:rFonts w:ascii="Cambria Math" w:hAnsi="Cambria Math"/>
+              <w:sz w:val="20"/>
+              <w:szCs w:val="20"/>
+            </w:rPr>
+            <m:t>+</m:t>
+          </m:r>
+          <m:d>
+            <m:dPr>
+              <m:ctrlPr>
+                <w:rPr>
+                  <w:rFonts w:ascii="Cambria Math" w:hAnsi="Cambria Math"/>
+                  <w:sz w:val="20"/>
+                  <w:szCs w:val="20"/>
+                </w:rPr>
+              </m:ctrlPr>
+            </m:dPr>
+            <m:e>
+              <m:r>
+                <w:rPr>
+                  <w:rFonts w:ascii="Cambria Math" w:hAnsi="Cambria Math"/>
+                  <w:sz w:val="20"/>
+                  <w:szCs w:val="20"/>
+                </w:rPr>
+                <m:t>1</m:t>
+              </m:r>
+              <m:r>
+                <m:rPr>
+                  <m:sty m:val="p"/>
+                </m:rPr>
+                <w:rPr>
+                  <w:rFonts w:ascii="Cambria Math" w:hAnsi="Cambria Math"/>
+                  <w:sz w:val="20"/>
+                  <w:szCs w:val="20"/>
+                </w:rPr>
+                <m:t>+</m:t>
+              </m:r>
+              <m:sSub>
+                <m:sSubPr>
+                  <m:ctrlPr>
+                    <w:rPr>
+                      <w:rFonts w:ascii="Cambria Math" w:hAnsi="Cambria Math"/>
+                      <w:sz w:val="20"/>
+                      <w:szCs w:val="20"/>
+                    </w:rPr>
+                  </m:ctrlPr>
+                </m:sSubPr>
+                <m:e>
+                  <m:r>
+                    <m:rPr>
+                      <m:nor/>
+                    </m:rPr>
+                    <w:rPr>
+                      <w:sz w:val="20"/>
+                      <w:szCs w:val="20"/>
+                    </w:rPr>
+                    <m:t>egg_number</m:t>
+                  </m:r>
+                </m:e>
+                <m:sub>
+                  <m:r>
+                    <m:rPr>
+                      <m:nor/>
+                    </m:rPr>
+                    <w:rPr>
+                      <w:sz w:val="20"/>
+                      <w:szCs w:val="20"/>
+                    </w:rPr>
+                    <m:t>within</m:t>
+                  </m:r>
+                </m:sub>
+              </m:sSub>
+              <m:r>
+                <m:rPr>
+                  <m:sty m:val="p"/>
+                </m:rPr>
+                <w:rPr>
+                  <w:rFonts w:ascii="Cambria Math" w:hAnsi="Cambria Math"/>
+                  <w:sz w:val="20"/>
+                  <w:szCs w:val="20"/>
+                </w:rPr>
+                <m:t>∣</m:t>
+              </m:r>
+              <m:r>
+                <m:rPr>
+                  <m:nor/>
+                </m:rPr>
+                <w:rPr>
+                  <w:sz w:val="20"/>
+                  <w:szCs w:val="20"/>
+                </w:rPr>
+                <m:t>id</m:t>
+              </m:r>
+            </m:e>
+          </m:d>
+          <m:r>
+            <m:rPr>
+              <m:sty m:val="p"/>
+            </m:rPr>
+            <w:rPr>
+              <w:rFonts w:ascii="Cambria Math" w:hAnsi="Cambria Math"/>
+              <w:sz w:val="20"/>
+              <w:szCs w:val="20"/>
+            </w:rPr>
+            <m:t>+</m:t>
+          </m:r>
+          <m:sSub>
+            <m:sSubPr>
+              <m:ctrlPr>
+                <w:rPr>
+                  <w:rFonts w:ascii="Cambria Math" w:hAnsi="Cambria Math"/>
+                  <w:sz w:val="20"/>
+                  <w:szCs w:val="20"/>
+                </w:rPr>
+              </m:ctrlPr>
+            </m:sSubPr>
+            <m:e>
+              <m:r>
+                <w:rPr>
+                  <w:rFonts w:ascii="Cambria Math" w:hAnsi="Cambria Math"/>
+                  <w:sz w:val="20"/>
+                  <w:szCs w:val="20"/>
+                </w:rPr>
+                <m:t>ε</m:t>
+              </m:r>
+            </m:e>
+            <m:sub>
+              <m:r>
+                <w:rPr>
+                  <w:rFonts w:ascii="Cambria Math" w:hAnsi="Cambria Math"/>
+                  <w:sz w:val="20"/>
+                  <w:szCs w:val="20"/>
+                </w:rPr>
+                <m:t>ij</m:t>
+              </m:r>
+            </m:sub>
+          </m:sSub>
+          <m:r>
+            <w:rPr>
+              <w:rFonts w:ascii="Cambria Math" w:hAnsi="Cambria Math"/>
+              <w:sz w:val="20"/>
+              <w:szCs w:val="20"/>
+            </w:rPr>
+            <m:t>  </m:t>
+          </m:r>
+          <m:d>
+            <m:dPr>
+              <m:ctrlPr>
+                <w:rPr>
+                  <w:rFonts w:ascii="Cambria Math" w:hAnsi="Cambria Math"/>
+                  <w:sz w:val="20"/>
+                  <w:szCs w:val="20"/>
+                </w:rPr>
+              </m:ctrlPr>
+            </m:dPr>
+            <m:e>
+              <m:r>
+                <w:rPr>
+                  <w:rFonts w:ascii="Cambria Math" w:hAnsi="Cambria Math"/>
+                  <w:sz w:val="20"/>
+                  <w:szCs w:val="20"/>
+                </w:rPr>
+                <m:t>7</m:t>
+              </m:r>
+            </m:e>
+          </m:d>
+        </m:oMath>
+      </m:oMathPara>
+      <w:bookmarkEnd w:id="16"/>
+    </w:p>
+    <w:p>
+      <w:pPr>
+        <w:pStyle w:val="FirstParagraph"/>
+      </w:pPr>
+      <w:r>
+        <w:t>This model estimates variance in within-female slopes as well as the intercept–slope correlation, thereby quantifying heterogeneity in allocation strategies. Specifically, it allows assessment of whether females with larger average egg size differ systematically in the strength or direction of their within-female trade-off. This model was used to quantify individual variation in slopes but not to derive standardized fixed effects.</w:t>
+      </w:r>
+    </w:p>
+    <w:p>
+      <w:pPr>
+        <w:pStyle w:val="Heading2"/>
+      </w:pPr>
+      <w:bookmarkStart w:id="17" w:name="X66c50ccfd0266e428f76d39573138b87b12f29d"/>
+      <w:bookmarkEnd w:id="11"/>
+      <w:r>
+        <w:t>Controlling for clutch order in within–between models</w:t>
+      </w:r>
+    </w:p>
+    <w:p>
+      <w:pPr>
+        <w:pStyle w:val="FirstParagraph"/>
+      </w:pPr>
+      <w:r>
+        <w:t>Because both egg number and egg size varied systematically across clutches, we tested whether clutch order explained the within-female association by including clutch as a fixed effect in the within–between model:</w:t>
+      </w:r>
+    </w:p>
+    <w:bookmarkStart w:id="18" w:name="eq-clutchorderwithinbetween"/>
+    <w:p>
+      <w:pPr>
+        <w:pStyle w:val="BodyText"/>
+      </w:pPr>
+      <m:oMathPara>
+        <m:oMathParaPr>
+          <m:jc m:val="center"/>
+        </m:oMathParaPr>
+        <m:oMath>
+          <m:sSub>
+            <m:sSubPr>
+              <m:ctrlPr>
+                <w:rPr>
+                  <w:rFonts w:ascii="Cambria Math" w:hAnsi="Cambria Math" w:cs="Times New Roman"/>
+                  <w:sz w:val="20"/>
+                  <w:szCs w:val="20"/>
+                </w:rPr>
+              </m:ctrlPr>
+            </m:sSubPr>
+            <m:e>
+              <m:r>
+                <m:rPr>
+                  <m:nor/>
+                </m:rPr>
+                <w:rPr>
+                  <w:rFonts w:cs="Times New Roman"/>
+                  <w:sz w:val="20"/>
+                  <w:szCs w:val="20"/>
+                </w:rPr>
+                <m:t>mean egg size</m:t>
+              </m:r>
+            </m:e>
+            <m:sub>
+              <m:r>
+                <w:rPr>
+                  <w:rFonts w:ascii="Cambria Math" w:hAnsi="Cambria Math" w:cs="Times New Roman"/>
+                  <w:sz w:val="20"/>
+                  <w:szCs w:val="20"/>
+                </w:rPr>
+                <m:t>ij</m:t>
+              </m:r>
+            </m:sub>
+          </m:sSub>
+          <m:r>
+            <m:rPr>
+              <m:sty m:val="p"/>
+            </m:rPr>
+            <w:rPr>
+              <w:rFonts w:ascii="Cambria Math" w:hAnsi="Cambria Math" w:cs="Times New Roman"/>
+              <w:sz w:val="20"/>
+              <w:szCs w:val="20"/>
+            </w:rPr>
+            <m:t>=</m:t>
+          </m:r>
+          <m:sSub>
+            <m:sSubPr>
+              <m:ctrlPr>
+                <w:rPr>
+                  <w:rFonts w:ascii="Cambria Math" w:hAnsi="Cambria Math" w:cs="Times New Roman"/>
+                  <w:sz w:val="20"/>
+                  <w:szCs w:val="20"/>
+                </w:rPr>
+              </m:ctrlPr>
+            </m:sSubPr>
+            <m:e>
+              <m:r>
+                <w:rPr>
+                  <w:rFonts w:ascii="Cambria Math" w:hAnsi="Cambria Math" w:cs="Times New Roman"/>
+                  <w:sz w:val="20"/>
+                  <w:szCs w:val="20"/>
+                </w:rPr>
+                <m:t>β</m:t>
+              </m:r>
+            </m:e>
+            <m:sub>
+              <m:r>
+                <w:rPr>
+                  <w:rFonts w:ascii="Cambria Math" w:hAnsi="Cambria Math" w:cs="Times New Roman"/>
+                  <w:sz w:val="20"/>
+                  <w:szCs w:val="20"/>
+                </w:rPr>
+                <m:t>0</m:t>
+              </m:r>
+            </m:sub>
+          </m:sSub>
+          <m:r>
+            <m:rPr>
+              <m:sty m:val="p"/>
+            </m:rPr>
+            <w:rPr>
+              <w:rFonts w:ascii="Cambria Math" w:hAnsi="Cambria Math" w:cs="Times New Roman"/>
+              <w:sz w:val="20"/>
+              <w:szCs w:val="20"/>
+            </w:rPr>
+            <m:t>+</m:t>
+          </m:r>
+          <m:sSub>
+            <m:sSubPr>
+              <m:ctrlPr>
+                <w:rPr>
+                  <w:rFonts w:ascii="Cambria Math" w:hAnsi="Cambria Math" w:cs="Times New Roman"/>
+                  <w:sz w:val="20"/>
+                  <w:szCs w:val="20"/>
+                </w:rPr>
+              </m:ctrlPr>
+            </m:sSubPr>
+            <m:e>
+              <m:r>
+                <w:rPr>
+                  <w:rFonts w:ascii="Cambria Math" w:hAnsi="Cambria Math" w:cs="Times New Roman"/>
+                  <w:sz w:val="20"/>
+                  <w:szCs w:val="20"/>
+                </w:rPr>
+                <m:t>β</m:t>
+              </m:r>
+            </m:e>
+            <m:sub>
+              <m:r>
+                <w:rPr>
+                  <w:rFonts w:ascii="Cambria Math" w:hAnsi="Cambria Math" w:cs="Times New Roman"/>
+                  <w:sz w:val="20"/>
+                  <w:szCs w:val="20"/>
+                </w:rPr>
+                <m:t>W</m:t>
+              </m:r>
+            </m:sub>
+          </m:sSub>
+          <m:r>
+            <w:rPr>
+              <w:rFonts w:ascii="Cambria Math" w:hAnsi="Cambria Math" w:cs="Times New Roman"/>
+              <w:sz w:val="20"/>
+              <w:szCs w:val="20"/>
+            </w:rPr>
+            <m:t> </m:t>
+          </m:r>
+          <m:sSub>
+            <m:sSubPr>
+              <m:ctrlPr>
+                <w:rPr>
+                  <w:rFonts w:ascii="Cambria Math" w:hAnsi="Cambria Math" w:cs="Times New Roman"/>
+                  <w:sz w:val="20"/>
+                  <w:szCs w:val="20"/>
+                </w:rPr>
+              </m:ctrlPr>
+            </m:sSubPr>
+            <m:e>
+              <m:r>
+                <m:rPr>
+                  <m:nor/>
+                </m:rPr>
+                <w:rPr>
+                  <w:rFonts w:cs="Times New Roman"/>
+                  <w:sz w:val="20"/>
+                  <w:szCs w:val="20"/>
+                </w:rPr>
+                <m:t>egg_number</m:t>
+              </m:r>
+            </m:e>
+            <m:sub>
+              <m:r>
+                <m:rPr>
+                  <m:nor/>
+                </m:rPr>
+                <w:rPr>
+                  <w:rFonts w:cs="Times New Roman"/>
+                  <w:sz w:val="20"/>
+                  <w:szCs w:val="20"/>
+                </w:rPr>
+                <m:t>within</m:t>
+              </m:r>
+              <m:r>
+                <m:rPr>
+                  <m:sty m:val="p"/>
+                </m:rPr>
+                <w:rPr>
+                  <w:rFonts w:ascii="Cambria Math" w:hAnsi="Cambria Math" w:cs="Times New Roman"/>
+                  <w:sz w:val="20"/>
+                  <w:szCs w:val="20"/>
+                </w:rPr>
+                <m:t>,</m:t>
+              </m:r>
+              <m:r>
+                <w:rPr>
+                  <w:rFonts w:ascii="Cambria Math" w:hAnsi="Cambria Math" w:cs="Times New Roman"/>
+                  <w:sz w:val="20"/>
+                  <w:szCs w:val="20"/>
+                </w:rPr>
+                <m:t>ij</m:t>
+              </m:r>
+            </m:sub>
+          </m:sSub>
+          <m:r>
+            <m:rPr>
+              <m:sty m:val="p"/>
+            </m:rPr>
+            <w:rPr>
+              <w:rFonts w:ascii="Cambria Math" w:hAnsi="Cambria Math" w:cs="Times New Roman"/>
+              <w:sz w:val="20"/>
+              <w:szCs w:val="20"/>
+            </w:rPr>
+            <m:t>+</m:t>
+          </m:r>
+          <m:sSub>
+            <m:sSubPr>
+              <m:ctrlPr>
+                <w:rPr>
+                  <w:rFonts w:ascii="Cambria Math" w:hAnsi="Cambria Math" w:cs="Times New Roman"/>
+                  <w:sz w:val="20"/>
+                  <w:szCs w:val="20"/>
+                </w:rPr>
+              </m:ctrlPr>
+            </m:sSubPr>
+            <m:e>
+              <m:r>
+                <w:rPr>
+                  <w:rFonts w:ascii="Cambria Math" w:hAnsi="Cambria Math" w:cs="Times New Roman"/>
+                  <w:sz w:val="20"/>
+                  <w:szCs w:val="20"/>
+                </w:rPr>
+                <m:t>β</m:t>
+              </m:r>
+            </m:e>
+            <m:sub>
+              <m:r>
+                <w:rPr>
+                  <w:rFonts w:ascii="Cambria Math" w:hAnsi="Cambria Math" w:cs="Times New Roman"/>
+                  <w:sz w:val="20"/>
+                  <w:szCs w:val="20"/>
+                </w:rPr>
+                <m:t>B</m:t>
+              </m:r>
+            </m:sub>
+          </m:sSub>
+          <m:r>
+            <w:rPr>
+              <w:rFonts w:ascii="Cambria Math" w:hAnsi="Cambria Math" w:cs="Times New Roman"/>
+              <w:sz w:val="20"/>
+              <w:szCs w:val="20"/>
+            </w:rPr>
+            <m:t> </m:t>
+          </m:r>
+          <m:sSub>
+            <m:sSubPr>
+              <m:ctrlPr>
+                <w:rPr>
+                  <w:rFonts w:ascii="Cambria Math" w:hAnsi="Cambria Math" w:cs="Times New Roman"/>
+                  <w:sz w:val="20"/>
+                  <w:szCs w:val="20"/>
+                </w:rPr>
+              </m:ctrlPr>
+            </m:sSubPr>
+            <m:e>
+              <m:r>
+                <m:rPr>
+                  <m:nor/>
+                </m:rPr>
+                <w:rPr>
+                  <w:rFonts w:cs="Times New Roman"/>
+                  <w:sz w:val="20"/>
+                  <w:szCs w:val="20"/>
+                </w:rPr>
+                <m:t>egg_number</m:t>
+              </m:r>
+            </m:e>
+            <m:sub>
+              <m:r>
+                <m:rPr>
+                  <m:nor/>
+                </m:rPr>
+                <w:rPr>
+                  <w:rFonts w:cs="Times New Roman"/>
+                  <w:sz w:val="20"/>
+                  <w:szCs w:val="20"/>
+                </w:rPr>
+                <m:t>between</m:t>
+              </m:r>
+              <m:r>
+                <m:rPr>
+                  <m:sty m:val="p"/>
+                </m:rPr>
+                <w:rPr>
+                  <w:rFonts w:ascii="Cambria Math" w:hAnsi="Cambria Math" w:cs="Times New Roman"/>
+                  <w:sz w:val="20"/>
+                  <w:szCs w:val="20"/>
+                </w:rPr>
+                <m:t>,</m:t>
+              </m:r>
+              <m:r>
+                <w:rPr>
+                  <w:rFonts w:ascii="Cambria Math" w:hAnsi="Cambria Math" w:cs="Times New Roman"/>
+                  <w:sz w:val="20"/>
+                  <w:szCs w:val="20"/>
+                </w:rPr>
+                <m:t>i</m:t>
+              </m:r>
+            </m:sub>
+          </m:sSub>
+          <m:r>
+            <m:rPr>
+              <m:sty m:val="p"/>
+            </m:rPr>
+            <w:rPr>
+              <w:rFonts w:ascii="Cambria Math" w:hAnsi="Cambria Math" w:cs="Times New Roman"/>
+              <w:sz w:val="20"/>
+              <w:szCs w:val="20"/>
+            </w:rPr>
+            <m:t>+</m:t>
+          </m:r>
+          <m:sSub>
+            <m:sSubPr>
+              <m:ctrlPr>
+                <w:rPr>
+                  <w:rFonts w:ascii="Cambria Math" w:hAnsi="Cambria Math" w:cs="Times New Roman"/>
+                  <w:sz w:val="20"/>
+                  <w:szCs w:val="20"/>
+                </w:rPr>
+              </m:ctrlPr>
+            </m:sSubPr>
+            <m:e>
+              <m:r>
+                <w:rPr>
+                  <w:rFonts w:ascii="Cambria Math" w:hAnsi="Cambria Math" w:cs="Times New Roman"/>
+                  <w:sz w:val="20"/>
+                  <w:szCs w:val="20"/>
+                </w:rPr>
+                <m:t>β</m:t>
+              </m:r>
+            </m:e>
+            <m:sub>
+              <m:r>
+                <m:rPr>
+                  <m:nor/>
+                </m:rPr>
+                <w:rPr>
+                  <w:rFonts w:cs="Times New Roman"/>
+                  <w:sz w:val="20"/>
+                  <w:szCs w:val="20"/>
+                </w:rPr>
+                <m:t>brood</m:t>
+              </m:r>
+            </m:sub>
+          </m:sSub>
+          <m:r>
+            <w:rPr>
+              <w:rFonts w:ascii="Cambria Math" w:hAnsi="Cambria Math" w:cs="Times New Roman"/>
+              <w:sz w:val="20"/>
+              <w:szCs w:val="20"/>
+            </w:rPr>
+            <m:t> </m:t>
+          </m:r>
+          <m:sSub>
+            <m:sSubPr>
+              <m:ctrlPr>
+                <w:rPr>
+                  <w:rFonts w:ascii="Cambria Math" w:hAnsi="Cambria Math" w:cs="Times New Roman"/>
+                  <w:sz w:val="20"/>
+                  <w:szCs w:val="20"/>
+                </w:rPr>
+              </m:ctrlPr>
+            </m:sSubPr>
+            <m:e>
+              <m:r>
+                <m:rPr>
+                  <m:nor/>
+                </m:rPr>
+                <w:rPr>
+                  <w:rFonts w:cs="Times New Roman"/>
+                  <w:sz w:val="20"/>
+                  <w:szCs w:val="20"/>
+                </w:rPr>
+                <m:t>brood</m:t>
+              </m:r>
+            </m:e>
+            <m:sub>
+              <m:r>
+                <w:rPr>
+                  <w:rFonts w:ascii="Cambria Math" w:hAnsi="Cambria Math" w:cs="Times New Roman"/>
+                  <w:sz w:val="20"/>
+                  <w:szCs w:val="20"/>
+                </w:rPr>
+                <m:t>ij</m:t>
+              </m:r>
+            </m:sub>
+          </m:sSub>
+          <m:r>
+            <m:rPr>
+              <m:sty m:val="p"/>
+            </m:rPr>
+            <w:rPr>
+              <w:rFonts w:ascii="Cambria Math" w:hAnsi="Cambria Math" w:cs="Times New Roman"/>
+              <w:sz w:val="20"/>
+              <w:szCs w:val="20"/>
+            </w:rPr>
+            <m:t>+</m:t>
+          </m:r>
+          <m:sSub>
+            <m:sSubPr>
+              <m:ctrlPr>
+                <w:rPr>
+                  <w:rFonts w:ascii="Cambria Math" w:hAnsi="Cambria Math" w:cs="Times New Roman"/>
+                  <w:sz w:val="20"/>
+                  <w:szCs w:val="20"/>
+                </w:rPr>
+              </m:ctrlPr>
+            </m:sSubPr>
+            <m:e>
+              <m:r>
+                <w:rPr>
+                  <w:rFonts w:ascii="Cambria Math" w:hAnsi="Cambria Math" w:cs="Times New Roman"/>
+                  <w:sz w:val="20"/>
+                  <w:szCs w:val="20"/>
+                </w:rPr>
+                <m:t>b</m:t>
+              </m:r>
+            </m:e>
+            <m:sub>
+              <m:r>
+                <w:rPr>
+                  <w:rFonts w:ascii="Cambria Math" w:hAnsi="Cambria Math" w:cs="Times New Roman"/>
+                  <w:sz w:val="20"/>
+                  <w:szCs w:val="20"/>
+                </w:rPr>
+                <m:t>0</m:t>
+              </m:r>
+              <m:r>
+                <w:rPr>
+                  <w:rFonts w:ascii="Cambria Math" w:hAnsi="Cambria Math" w:cs="Times New Roman"/>
+                  <w:sz w:val="20"/>
+                  <w:szCs w:val="20"/>
+                </w:rPr>
+                <m:t>i</m:t>
+              </m:r>
+            </m:sub>
+          </m:sSub>
+          <m:r>
+            <m:rPr>
+              <m:sty m:val="p"/>
+            </m:rPr>
+            <w:rPr>
+              <w:rFonts w:ascii="Cambria Math" w:hAnsi="Cambria Math" w:cs="Times New Roman"/>
+              <w:sz w:val="20"/>
+              <w:szCs w:val="20"/>
+            </w:rPr>
+            <m:t>+</m:t>
+          </m:r>
+          <m:sSub>
+            <m:sSubPr>
+              <m:ctrlPr>
+                <w:rPr>
+                  <w:rFonts w:ascii="Cambria Math" w:hAnsi="Cambria Math" w:cs="Times New Roman"/>
+                  <w:sz w:val="20"/>
+                  <w:szCs w:val="20"/>
+                </w:rPr>
+              </m:ctrlPr>
+            </m:sSubPr>
+            <m:e>
+              <m:r>
+                <w:rPr>
+                  <w:rFonts w:ascii="Cambria Math" w:hAnsi="Cambria Math" w:cs="Times New Roman"/>
+                  <w:sz w:val="20"/>
+                  <w:szCs w:val="20"/>
+                </w:rPr>
+                <m:t>ε</m:t>
+              </m:r>
+            </m:e>
+            <m:sub>
+              <m:r>
+                <w:rPr>
+                  <w:rFonts w:ascii="Cambria Math" w:hAnsi="Cambria Math" w:cs="Times New Roman"/>
+                  <w:sz w:val="20"/>
+                  <w:szCs w:val="20"/>
+                </w:rPr>
+                <m:t>ij</m:t>
+              </m:r>
+            </m:sub>
+          </m:sSub>
+          <m:r>
+            <w:rPr>
+              <w:rFonts w:ascii="Cambria Math" w:hAnsi="Cambria Math" w:cs="Times New Roman"/>
+              <w:sz w:val="20"/>
+              <w:szCs w:val="20"/>
+            </w:rPr>
+            <m:t>  </m:t>
+          </m:r>
+          <m:d>
+            <m:dPr>
+              <m:ctrlPr>
+                <w:rPr>
+                  <w:rFonts w:ascii="Cambria Math" w:hAnsi="Cambria Math" w:cs="Times New Roman"/>
+                  <w:sz w:val="20"/>
+                  <w:szCs w:val="20"/>
+                </w:rPr>
+              </m:ctrlPr>
+            </m:dPr>
+            <m:e>
+              <m:r>
+                <w:rPr>
+                  <w:rFonts w:ascii="Cambria Math" w:hAnsi="Cambria Math" w:cs="Times New Roman"/>
+                  <w:sz w:val="20"/>
+                  <w:szCs w:val="20"/>
+                </w:rPr>
+                <m:t>8</m:t>
+              </m:r>
+            </m:e>
+          </m:d>
+        </m:oMath>
+      </m:oMathPara>
+      <w:bookmarkEnd w:id="18"/>
+    </w:p>
+    <w:p>
+      <w:pPr>
+        <w:pStyle w:val="FirstParagraph"/>
+      </w:pPr>
+      <w:r>
+        <w:lastRenderedPageBreak/>
+        <w:t xml:space="preserve">This model evaluates whether the within-female slope persists after accounting for systematic clutch-related shifts in reproductive output. A reduction of </w:t>
+      </w:r>
+      <m:oMath>
+        <m:sSub>
+          <m:sSubPr>
+            <m:ctrlPr>
+              <w:rPr>
+                <w:rFonts w:ascii="Cambria Math" w:hAnsi="Cambria Math"/>
+              </w:rPr>
+            </m:ctrlPr>
+          </m:sSubPr>
+          <m:e>
+            <m:r>
+              <w:rPr>
+                <w:rFonts w:ascii="Cambria Math" w:hAnsi="Cambria Math"/>
+              </w:rPr>
+              <m:t>β</m:t>
+            </m:r>
+          </m:e>
+          <m:sub>
+            <m:r>
+              <w:rPr>
+                <w:rFonts w:ascii="Cambria Math" w:hAnsi="Cambria Math"/>
+              </w:rPr>
+              <m:t>W</m:t>
+            </m:r>
+          </m:sub>
+        </m:sSub>
+      </m:oMath>
+      <w:r>
+        <w:t xml:space="preserve"> toward zero indicates that any apparent within-female association was driven by parallel clutch-order changes rather than plastic allocation per se.</w:t>
+      </w:r>
+    </w:p>
+    <w:p>
+      <w:pPr>
+        <w:pStyle w:val="BodyText"/>
+      </w:pPr>
+      <w:r>
+        <w:t>Weakly informative priors were specified for all model parameters to regularize estimation while remaining minimally restrictive. All models were fitted using Markov chain Monte Carlo (MCMC) sampling with four independent chains and 4,000 iterations to ensure adequate posterior exploration. Convergence was evaluated using the potential scale reduction factor (</w:t>
       </w:r>
       <m:oMath>
         <m:acc>
@@ -3590,10 +4922,11 @@
       <w:pPr>
         <w:pStyle w:val="Heading1"/>
       </w:pPr>
-      <w:bookmarkStart w:id="10" w:name="results"/>
+      <w:bookmarkStart w:id="19" w:name="results"/>
       <w:bookmarkEnd w:id="2"/>
-      <w:bookmarkEnd w:id="9"/>
-      <w:r>
+      <w:bookmarkEnd w:id="17"/>
+      <w:r>
+        <w:lastRenderedPageBreak/>
         <w:t>Results</w:t>
       </w:r>
     </w:p>
@@ -3602,36 +4935,52 @@
         <w:pStyle w:val="FirstParagraph"/>
       </w:pPr>
       <w:r>
+        <w:t xml:space="preserve">Equation </w:t>
+      </w:r>
+      <w:hyperlink w:anchor="eq-clutchorder">
+        <w:r>
+          <w:rPr>
+            <w:rStyle w:val="Hyperlink"/>
+          </w:rPr>
+          <w:t>Equation 1</w:t>
+        </w:r>
+      </w:hyperlink>
+    </w:p>
+    <w:p>
+      <w:pPr>
+        <w:pStyle w:val="BodyText"/>
+      </w:pPr>
+      <w:r>
         <w:t>Results Effect of clutch order on egg size and number Both egg number and egg size declined in the second clutch. In the multivariate Gaussian–Poisson model, egg size was smaller in clutch two (x̄ ± SE = 3.41 ± 0.03) relative to clutch one (3.54 ± 0.03; β = −0.12, 95% CrI [−0.21, −0.04]). Egg number also declined substantially (clutch one: 51.55 ± 2.49; clutch two: 34.14 ± 2.65; log-scale β = −0.41, 95% CrI [−0.48, −0.34]), corresponding to an approximate 34% reduction on the natural scale (e^(−0.41) ≈ 0.66</w:t>
       </w:r>
       <w:r>
-        <w:t xml:space="preserve">). Among-female variation remained detectable </w:t>
+        <w:t xml:space="preserve">). Among-female variation remained detectable for both egg size (SD = 0.091, 95% CrI [0.009, 0.165]) and egg number (SD = 0.355, 95% CrI [0.273, 0.460]), indicating persistent heterogeneity among females across broods. Correlations between egg number and egg size Across all observations, the raw Pearson correlation between egg number and egg size was weak and close to zero (r_raw = −0.04, 95% CI [−0.25, 0.19]), suggesting no clear phenotypic association when hierarchical structure was ignored. In contrast, </w:t>
+      </w:r>
+      <w:r>
+        <w:t>the between-female Pearson correlation calculated from female means was moderate and negative (r_between = −0.31, 95% CI [−0.55, −0.02]). Females that produced more eggs on average tended to lay smaller eggs. The multivariate Gaussian model partitioned covariation into among-female and residual components. After accounting for female identity, the residual (within-female) correlation between egg number and egg size was effectively zero and highly uncertain (r_within = 0.0025, 95% CrI [−0.86, 0.85]). Thus, a</w:t>
+      </w:r>
+      <w:r>
+        <w:t xml:space="preserve">pparent phenotypic independence masked a moderate negative association among females but no detectable clutch-level trade-off within females. Within–between mixed-effects models In the within–between mixed-effects model, egg size varied among females (random-intercept SD = 0.07, 95% CrI [0.00, 0.14]). The </w:t>
       </w:r>
       <w:r>
         <w:lastRenderedPageBreak/>
-        <w:t xml:space="preserve">for both egg size (SD = 0.091, 95% CrI [0.009, 0.165]) and egg number (SD = 0.355, 95% CrI [0.273, 0.460]), indicating persistent heterogeneity among females across broods. Correlations between egg number and egg size Across all observations, the raw Pearson correlation between egg number and egg size was weak and close to zero (r_raw = −0.04, 95% CI [−0.25, 0.19]), suggesting no clear phenotypic association when hierarchical structure was ignored. In contrast, </w:t>
-      </w:r>
-      <w:r>
-        <w:t>the between-female Pearson correlation calculated from female means was moderate and negative (r_between = −0.31, 95% CI [−0.55, −0.02]). Females that produced more eggs on average tended to lay smaller eggs. The multivariate Gaussian model partitioned covariation into among-female and residual components. After accounting for female identity, the residual (within-female) correlation between egg number and egg size was effectively zero and highly uncertain (r_within = 0.0025, 95% CrI [−0.86, 0.85]). Thus, a</w:t>
-      </w:r>
-      <w:r>
-        <w:t>pparent phenotypic independence masked a moderate negative association among females but no detectable clutch-level trade-off within females. Within–between mixed-effects models In the within–between mixed-effects model, egg size varied among females (random-intercept SD = 0.07, 95% CrI [0.00, 0.14]). The within-female effect of egg number on egg size was small and uncertain (β_W = 0.0027, 95% CrI [−0.0006, 0.0057]). On the natural scale, this corresponds to an increase of approximately 0.027 units in egg s</w:t>
+        <w:t>within-female effect of egg number on egg size was small and uncertain (β_W = 0.0027, 95% CrI [−0.0006, 0.0057]). On the natural scale, this corresponds to an increase of approximately 0.027 units in egg s</w:t>
       </w:r>
       <w:r>
         <w:t>ize for every additional 10 eggs within a female—an effect that was not credibly different from zero. In contrast, the between-female effect was negative (β_B = −0.0038, 95% CrI [−0.0076, 0.0000]). Females differing by 10 eggs in mean clutch size differed by approximately 0.038 units in egg size. Although the credible interval extended to zero, the posterior distribution was predominantly negative, consistent with a modest among-female trade-off. Standardized coefficients reinforced the difference in magnit</w:t>
       </w:r>
       <w:r>
-        <w:t xml:space="preserve">ude between hierarchical levels. </w:t>
+        <w:t>ude between hierarchical levels. The standardized within-female effect was positive but uncertain (β_W,standardized = 0.17, 95% CrI [−0.04, 0.36]), whereas the standardized between-female effect was negative and its credible interval did not overlap zero (β_B,standardized = −0.23, 95% CrI [−0.452, −0.002]). Thus, the negative association was stronger and more consistent among females than within females. Allowing within-female slopes to vary among females produced similar fixed-effect estimates (β_W = 0.003</w:t>
+      </w:r>
+      <w:r>
+        <w:t>4, 95% CrI [−0.0004, 0.0076]; β_B = −0.0041, 95% CrI [−0.0082, −0.0002]). Variation in within-female slopes was small (SD = 0.0046, 95% CrI [0.0003, 0.0110]), and the intercept–slope correlation was highly uncertain (r = 0.20, 95% CrI [−0.67, 0.85]), indicating no strong evidence that females differed substantially in plastic allocation patterns. Because both egg number and egg size declined across clutches, clutch order was included as an additional fixed effect to test whether it explained the weak positi</w:t>
+      </w:r>
+      <w:r>
+        <w:t xml:space="preserve">ve within-female slope. When clutch order was accounted for, the within-female effect collapsed to zero (β_W = −0.0004, 95% CrI [−0.0045, 0.0035]). Thus, there was no evidence that females plastically traded egg number against egg size within clutches; the apparent association in the initial model was entirely explained by parallel </w:t>
       </w:r>
       <w:r>
         <w:lastRenderedPageBreak/>
-        <w:t>The standardized within-female effect was positive but uncertain (β_W,standardized = 0.17, 95% CrI [−0.04, 0.36]), whereas the standardized between-female effect was negative and its credible interval did not overlap zero (β_B,standardized = −0.23, 95% CrI [−0.452, −0.002]). Thus, the negative association was stronger and more consistent among females than within females. Allowing within-female slopes to vary among females produced similar fixed-effect estimates (β_W = 0.003</w:t>
-      </w:r>
-      <w:r>
-        <w:t>4, 95% CrI [−0.0004, 0.0076]; β_B = −0.0041, 95% CrI [−0.0082, −0.0002]). Variation in within-female slopes was small (SD = 0.0046, 95% CrI [0.0003, 0.0110]), and the intercept–slope correlation was highly uncertain (r = 0.20, 95% CrI [−0.67, 0.85]), indicating no strong evidence that females differed substantially in plastic allocation patterns. Because both egg number and egg size declined across clutches, clutch order was included as an additional fixed effect to test whether it explained the weak positi</w:t>
-      </w:r>
-      <w:r>
-        <w:t>ve within-female slope. When clutch order was accounted for, the within-female effect collapsed to zero (β_W = −0.0004, 95% CrI [−0.0045, 0.0035]). Thus, there was no evidence that females plastically traded egg number against egg size within clutches; the apparent association in the initial model was entirely explained by parallel declines from clutch one to clutch two. Summary Overall, egg size and egg number declined substantially between clutches. Persistent differences among females generated a moderat</w:t>
+        <w:t>declines from clutch one to clutch two. Summary Overall, egg size and egg number declined substantially between clutches. Persistent differences among females generated a moderat</w:t>
       </w:r>
       <w:r>
         <w:t>e negative association between mean egg size and number, whereas there was no evidence for a consistent within-female trade-off once clutch order was accounted for. These results indicate that apparent number–size trade-offs arise primarily from stable among-female differences rather than dynamic allocation decisions within females.</w:t>
@@ -3641,10 +4990,9 @@
       <w:pPr>
         <w:pStyle w:val="Heading1"/>
       </w:pPr>
-      <w:bookmarkStart w:id="11" w:name="X2adf980c3cdf557e751ed69a8410e917bd83bb9"/>
-      <w:bookmarkEnd w:id="10"/>
-      <w:r>
-        <w:lastRenderedPageBreak/>
+      <w:bookmarkStart w:id="20" w:name="X2adf980c3cdf557e751ed69a8410e917bd83bb9"/>
+      <w:bookmarkEnd w:id="19"/>
+      <w:r>
         <w:t>Effect of clutch order on egg size and number</w:t>
       </w:r>
     </w:p>
@@ -3828,8 +5176,8 @@
       <w:pPr>
         <w:pStyle w:val="Heading1"/>
       </w:pPr>
-      <w:bookmarkStart w:id="12" w:name="correlations"/>
-      <w:bookmarkEnd w:id="11"/>
+      <w:bookmarkStart w:id="21" w:name="correlations"/>
+      <w:bookmarkEnd w:id="20"/>
       <w:r>
         <w:t>Correlations</w:t>
       </w:r>
@@ -3899,7 +5247,11 @@
         </m:sSub>
       </m:oMath>
       <w:r>
-        <w:t xml:space="preserve"> = -0.31, 95% CI [-0.55, -0.02]). Females that produced more eggs on average tended to lay smaller eggs. The multivariate Gaussian model partitioned covariation into among-female and residual components. After accounting for female identity, the residual correlation between egg number and egg size was effectively zero and highly uncertain (</w:t>
+        <w:t xml:space="preserve"> = -0.31, 95% CI </w:t>
+      </w:r>
+      <w:r>
+        <w:lastRenderedPageBreak/>
+        <w:t>[-0.55, -0.02]). Females that produced more eggs on average tended to lay smaller eggs. The multivariate Gaussian model partitioned covariation into among-female and residual components. After accounting for female identity, the residual correlation between egg number and egg size was effectively zero and highly uncertain (</w:t>
       </w:r>
       <m:oMath>
         <m:sSub>
@@ -3948,10 +5300,9 @@
       <w:pPr>
         <w:pStyle w:val="Heading1"/>
       </w:pPr>
-      <w:bookmarkStart w:id="13" w:name="withinbetween-fixed-effects-models"/>
-      <w:bookmarkEnd w:id="12"/>
-      <w:r>
-        <w:lastRenderedPageBreak/>
+      <w:bookmarkStart w:id="22" w:name="withinbetween-fixed-effects-models"/>
+      <w:bookmarkEnd w:id="21"/>
+      <w:r>
         <w:t>Within–between fixed-effects models</w:t>
       </w:r>
     </w:p>
@@ -3960,7 +5311,7 @@
         <w:pStyle w:val="FirstParagraph"/>
       </w:pPr>
       <w:r>
-        <w:t>In the within–between mixed-effects model, egg size varied among females (random-intercept SD = 0.07, 95% CrI [0.00, 0.14]). The within-female effect of egg number on egg size was small and uncertain (</w:t>
+        <w:t>In the within–between mixed-effects model, egg size varied among females (random-intercept SD = 0.07, 95% CrI [0.00, 0.15]). The within-female effect of egg number on egg size was small and uncertain (</w:t>
       </w:r>
       <m:oMath>
         <m:sSub>
@@ -3990,7 +5341,7 @@
         </m:sSub>
       </m:oMath>
       <w:r>
-        <w:t xml:space="preserve"> = 0.0027, 95% CrI [-0.0006, 0.0057]). In contrast, the between-female effect was negative and its credible interval narrowly excluded zero (</w:t>
+        <w:t xml:space="preserve"> = 0.0028, 95% CrI [-0.0005, 0.0061]). In contrast, the between-female effect was negative and its credible interval narrowly excluded zero (</w:t>
       </w:r>
       <m:oMath>
         <m:sSub>
@@ -4020,7 +5371,7 @@
         </m:sSub>
       </m:oMath>
       <w:r>
-        <w:t xml:space="preserve"> = -0.0038, 95% CrI [-0.0076, 0.0000]). Allowing within-female slopes to vary among females produced similar fixed-effect estimates (</w:t>
+        <w:t xml:space="preserve"> = -0.0039, 95% CrI [-0.0076, -0.0001]). Allowing within-female slopes to vary among females produced similar fixed-effect estimates (</w:t>
       </w:r>
       <m:oMath>
         <m:sSub>
@@ -4128,7 +5479,7 @@
         </m:sSub>
       </m:oMath>
       <w:r>
-        <w:t xml:space="preserve"> = 0.17, 95% CrI [-0.04, 0.36]). The standardized between-female effect was negative and did not overlap zero (</w:t>
+        <w:t xml:space="preserve"> = 0.17, 95% CrI [-0.03, 0.38]). The standardized between-female effect was negative and did not overlap zero (</w:t>
       </w:r>
       <m:oMath>
         <m:sSub>
@@ -4158,7 +5509,7 @@
         </m:sSub>
       </m:oMath>
       <w:r>
-        <w:t xml:space="preserve"> = -0.23, 95% CrI [-0.452, -0.002]). Thus, the negative association was stronger and more consistent among females than within females, a finding that supports the between-female Pearson correlation.</w:t>
+        <w:t xml:space="preserve"> = -0.23, 95% CrI [-0.455, -0.006]). Thus, the negative association was stronger and more consistent among females than within females, a finding that supports the between-female Pearson correlation.</w:t>
       </w:r>
     </w:p>
     <w:p>
@@ -4166,6 +5517,7 @@
         <w:pStyle w:val="BodyText"/>
       </w:pPr>
       <w:r>
+        <w:lastRenderedPageBreak/>
         <w:t>Because both egg number and egg size declined across clutches, I evaluated whether clutch order explained the within-female association. When clutch-order was included as a fixed effect, the within-female slope collapsed to zero (</w:t>
       </w:r>
       <m:oMath>
@@ -4203,10 +5555,9 @@
       <w:pPr>
         <w:pStyle w:val="Heading1"/>
       </w:pPr>
-      <w:bookmarkStart w:id="14" w:name="discussion"/>
-      <w:bookmarkEnd w:id="13"/>
-      <w:r>
-        <w:lastRenderedPageBreak/>
+      <w:bookmarkStart w:id="23" w:name="discussion"/>
+      <w:bookmarkEnd w:id="22"/>
+      <w:r>
         <w:t>Discussion</w:t>
       </w:r>
     </w:p>
@@ -4228,7 +5579,11 @@
         <w:t>F. auricularia</w:t>
       </w:r>
       <w:r>
-        <w:t>, residual egg number and residual egg size (adjusted for female body mass) are negatively correlated at the phenotypic level. However, these findings must be treated with caution; they are based on pseudo-replicated data (both clutches for each female were pooled and treated as independent), a situation that can lead to Simpson’s Paradox (Simpson 1951) and spurious correlations because within-individual relationships are masked by among-individual variation. Indeed, I also observed a negative, albeit weake</w:t>
+        <w:t xml:space="preserve">, residual egg number and residual egg size (adjusted for female body mass) are negatively correlated at the phenotypic level. However, these findings must be treated with caution; they are based on pseudo-replicated data (both clutches for each female were pooled and treated as independent), a situation that can lead to Simpson’s Paradox (Simpson 1951) and spurious correlations because within-individual </w:t>
+      </w:r>
+      <w:r>
+        <w:lastRenderedPageBreak/>
+        <w:t>relationships are masked by among-individual variation. Indeed, I also observed a negative, albeit weake</w:t>
       </w:r>
       <w:r>
         <w:t>r, correlation at the phenotypic level. However, by partitioning the variance into its among- and within-individual components, I found that females do not make the predicted trade-off. Rather, I found evidence that egg number and size are positively correlated within females.</w:t>
@@ -4239,11 +5594,7 @@
         <w:pStyle w:val="BodyText"/>
       </w:pPr>
       <w:r>
-        <w:t xml:space="preserve">My study revealed that second clutches comprised, on average, fewer and smaller eggs than first clutches, which can be explained at both the proximate and ultimate levels of causation. My </w:t>
-      </w:r>
-      <w:r>
-        <w:lastRenderedPageBreak/>
-        <w:t xml:space="preserve">findings are consistent with those of another study on a Montreal population (Tourneur and Gingras 1992) and with one involving an Italian population (Koch and Meunier 2014). Tourneur and Gingras (1992) proximally attributed the fewer, smaller eggs in second clutches to ovarian structure and function in </w:t>
+        <w:t xml:space="preserve">My study revealed that second clutches comprised, on average, fewer and smaller eggs than first clutches, which can be explained at both the proximate and ultimate levels of causation. My findings are consistent with those of another study on a Montreal population (Tourneur and Gingras 1992) and with one involving an Italian population (Koch and Meunier 2014). Tourneur and Gingras (1992) proximally attributed the fewer, smaller eggs in second clutches to ovarian structure and function in </w:t>
       </w:r>
       <w:r>
         <w:rPr>
@@ -4253,13 +5604,13 @@
         <w:t>F. auricularia</w:t>
       </w:r>
       <w:r>
-        <w:t>. Specifically, they suggested that second clutches are smaller than first ones because some (or all) oviarioles become non-functional and thus produce no eggs after the first clutch. This redu</w:t>
-      </w:r>
-      <w:r>
-        <w:t>ction in ovariole number might explain the smaller second clutches that I observed here, but why did females not produce larger eggs and thus exhibit the expected number-size trade-off? One possibility is that females had a shallower resource pool from which to build eggs for the second clutch, for example, because they had less time to accumulate reproductive resources for the second clutch than for the first. Females in the wild presumably spent from mid-spring to mid-fall acquiring resources for reproduc</w:t>
-      </w:r>
-      <w:r>
-        <w:t>tion, while they had only about a month in the laboratory to do so for the second one. Hence, by partitioning their fewer resources equally to each functional ovariole during their second bout of oogenesis, females produced fewer and smaller eggs than in their first clutches. This proximate explanation assumes that females use a resource-allocation strategy for eggs that does not vary across their clutches.</w:t>
+        <w:t>. Specifically, they suggested that second clutches are smaller than first ones because some (or all) oviarioles become non-functional and thus produce no eggs after the first clutch. This reduction in ovariole number might explain the smaller second clutches that I observed here, but why did females not produce larger eggs and thus exhibit the expected number-size trade-off? One possibility is that females had a shallower resource pool from which to build eggs for the second clutch, for examp</w:t>
+      </w:r>
+      <w:r>
+        <w:t>le, because they had less time to accumulate reproductive resources for the second clutch than for the first. Females in the wild presumably spent from mid-spring to mid-fall acquiring resources for reproduction, while they had only about a month in the laboratory to do so for the second one. Hence, by partitioning their fewer resources equally to each functional ovariole during their second bout of oogenesis, females produced fewer and smaller eggs than in their first clutches. This proximate explanation a</w:t>
+      </w:r>
+      <w:r>
+        <w:t>ssumes that females use a resource-allocation strategy for eggs that does not vary across their clutches.</w:t>
       </w:r>
     </w:p>
     <w:p>
@@ -4267,6 +5618,7 @@
         <w:pStyle w:val="BodyText"/>
       </w:pPr>
       <w:r>
+        <w:lastRenderedPageBreak/>
         <w:t>Producing fewer but smaller eggs seems like a costly fitness decision since, in most animal taxa, larger eggs generally have a higher probability of hatching and producing larger offspring, which, in turn, have a higher probability of surviving to adulthood (e.g. birds: Williams 1994; amphibians: Ficetola and De Bernardi 2009; reptiles: Nelson et al. 2004; fish: Einum and Fleming 2000). Although this does not appear to be the typical case in insects (Church et al. 2019), larger eggs are more likely to hatch</w:t>
       </w:r>
       <w:r>
@@ -4280,11 +5632,7 @@
         <w:t>F. auricularia</w:t>
       </w:r>
       <w:r>
-        <w:t xml:space="preserve"> (Koch </w:t>
-      </w:r>
-      <w:r>
-        <w:lastRenderedPageBreak/>
-        <w:t xml:space="preserve">and Meunier 2014), so egg size appears to ultimately have some positive fitness effects for the mother and offspring in this species. Therefore, the smaller earwig eggs in the second clutch by female </w:t>
+        <w:t xml:space="preserve"> (Koch and Meunier 2014), so egg size appears to ultimately have some positive fitness effects for the mother and offspring in this species. Therefore, the smaller earwig eggs in the second clutch by female </w:t>
       </w:r>
       <w:r>
         <w:rPr>
@@ -4313,14 +5661,14 @@
         <w:t xml:space="preserve"> (Koch and Meunier 2014). This latter population, however, is from a more temperate locale than Montreal, which experiences a milder climate and thus perhaps less intense selection on reduced development time. I did not find the predicted positive among-female correlation between clutch and egg size. Rather, the weak negative among-individual correlation between clutch and egg size suggests that variance in resou</w:t>
       </w:r>
       <w:r>
-        <w:t>rce allocation may exceed variance in resource acquisition in this population of earwigs (see Careau and Wilson 2017). In other words, some female earwigs in my study population might prioritise investment in egg number versus egg size and vice versa. Taken together, my results resemble Careau and Wilson’s (2017) “sink or swim” scenario, which is generally reserved for performance trade-offs. That is, females in my population of earwigs might ultimately produce an among-female (albeit weak) trade-off due to</w:t>
-      </w:r>
-      <w:r>
-        <w:t xml:space="preserve"> differences among females in how they allocate resources to clutch and egg size, with some </w:t>
+        <w:t xml:space="preserve">rce allocation may exceed variance in </w:t>
       </w:r>
       <w:r>
         <w:lastRenderedPageBreak/>
-        <w:t>females prioritising egg number over size, while also producing a positive residual correlation due to a combination of ovary (dis)function, and the equal apportionment of fewer resources to eggs. Further research is needed to identify the proximate mechanisms underlying the observed multilevel correlation patterns.</w:t>
+        <w:t>resource acquisition in this population of earwigs (see Careau and Wilson 2017). In other words, some female earwigs in my study population might prioritise investment in egg number versus egg size and vice versa. Taken together, my results resemble Careau and Wilson’s (2017) “sink or swim” scenario, which is generally reserved for performance trade-offs. That is, females in my population of earwigs might ultimately produce an among-female (albeit weak) trade-off due to</w:t>
+      </w:r>
+      <w:r>
+        <w:t xml:space="preserve"> differences among females in how they allocate resources to clutch and egg size, with some females prioritising egg number over size, while also producing a positive residual correlation due to a combination of ovary (dis)function, and the equal apportionment of fewer resources to eggs. Further research is needed to identify the proximate mechanisms underlying the observed multilevel correlation patterns.</w:t>
       </w:r>
     </w:p>
     <w:p>
@@ -4376,7 +5724,11 @@
         <w:pStyle w:val="BodyText"/>
       </w:pPr>
       <w:r>
-        <w:t>In contrast, I found evidence that variation in egg size within a clutch was greater in second clutches than in first clutches, the opposite of the pattern observed in birds. (e.g., Yosef and Zduniak 2008). Empiricists have argued that lower variation in egg size within a clutch is probably linked to environmental factors and food availability. For example, desert finches (</w:t>
+        <w:t xml:space="preserve">In contrast, I found evidence that variation in egg size within a clutch was greater in second clutches than in first clutches, the opposite of the pattern observed in birds. (e.g., Yosef and </w:t>
+      </w:r>
+      <w:r>
+        <w:lastRenderedPageBreak/>
+        <w:t>Zduniak 2008). Empiricists have argued that lower variation in egg size within a clutch is probably linked to environmental factors and food availability. For example, desert finches (</w:t>
       </w:r>
       <w:r>
         <w:rPr>
@@ -4406,27 +5758,24 @@
         <w:t>Paris caeruleus</w:t>
       </w:r>
       <w:r>
-        <w:t xml:space="preserve">) in better nutritional condition had clutches with less variation in egg size (Nilsson and Svensson </w:t>
-      </w:r>
+        <w:t>) in better nutritional condition had clutc</w:t>
+      </w:r>
+      <w:r>
+        <w:t>hes with less variation in egg size (Nilsson and Svensson 1993). Although information on intraclutch egg-size variation and its proximal drivers is scarce in insects, the same principles may apply, given that female earwigs in my study had less time to accumulate resources and maximise their body condition before producing their second clutch. If true, then females might have allocated resources maximally to the eggs in their first clutch, following an individual allocation strategy based on intrinsic facto</w:t>
+      </w:r>
+      <w:r>
+        <w:t>rs such as body condition. This strategy would produce individual-specific egg sizes that are consistent across eggs within a clutch. In second clutches, by contrast, females might have allocated an optimal (but smaller) amount of resources to each oocyte until the last few oocytes, when they had fewer resources remaining and thus produced a few significantly smaller eggs. I did not record laying order in this study and therefore cannot assess whether larger eggs were laid first or last. Within-clutch varia</w:t>
+      </w:r>
+      <w:r>
+        <w:t>tion in egg size is adaptive in birds. For example, larger eggs later in the egg-laying sequence may be a brood-survival strategy that counteracts the effects of hatching asynchrony, whereas smaller eggs later in the laying sequence may be a brood-reduction strategy (Slagsvold et al. 1984). However, it is unknown whether variation in egg size has an equivalent adaptive function in insects expressing maternal care.</w:t>
+      </w:r>
+    </w:p>
+    <w:p>
+      <w:pPr>
+        <w:pStyle w:val="BodyText"/>
+      </w:pPr>
       <w:r>
         <w:lastRenderedPageBreak/>
-        <w:t>1993). Although information on intraclutch egg-size variation and its proximal drivers is scarce in insects, the same principl</w:t>
-      </w:r>
-      <w:r>
-        <w:t>es may apply, given that female earwigs in my study had less time to accumulate resources and maximise their body condition before producing their second clutch. If true, then females might have allocated resources maximally to the eggs in their first clutch, following an individual allocation strategy based on intrinsic factors such as body condition. This strategy would produce individual-specific egg sizes that are consistent across eggs within a clutch. In second clutches, by contrast, females might hav</w:t>
-      </w:r>
-      <w:r>
-        <w:t>e allocated an optimal (but smaller) amount of resources to each oocyte until the last few oocytes, when they had fewer resources remaining and thus produced a few significantly smaller eggs. I did not record laying order in this study and therefore cannot assess whether larger eggs were laid first or last. Within-clutch variation in egg size is adaptive in birds. For example, larger eggs later in the egg-laying sequence may be a brood-survival strategy that counteracts the effects of hatching asynchrony, w</w:t>
-      </w:r>
-      <w:r>
-        <w:t>hereas smaller eggs later in the laying sequence may be a brood-reduction strategy (Slagsvold et al. 1984). However, it is unknown whether variation in egg size has an equivalent adaptive function in insects expressing maternal care.</w:t>
-      </w:r>
-    </w:p>
-    <w:p>
-      <w:pPr>
-        <w:pStyle w:val="BodyText"/>
-      </w:pPr>
-      <w:r>
         <w:t>In conclusion, by partitioning variance into its among- and within-individual components, I found that female European earwigs do not trade off clutch and egg size. Instead, I found a positive correlation between egg number and size and some evidence for an among-female trade-off. I also discovered that second clutches consist of eggs with a more variable size than first clutches, but the among-female variation in average egg size was similar between the two clutches.</w:t>
       </w:r>
     </w:p>
@@ -4434,10 +5783,9 @@
       <w:pPr>
         <w:pStyle w:val="Heading1"/>
       </w:pPr>
-      <w:bookmarkStart w:id="15" w:name="data-availability"/>
-      <w:bookmarkEnd w:id="14"/>
-      <w:r>
-        <w:lastRenderedPageBreak/>
+      <w:bookmarkStart w:id="24" w:name="data-availability"/>
+      <w:bookmarkEnd w:id="23"/>
+      <w:r>
         <w:t>Data availability</w:t>
       </w:r>
     </w:p>
@@ -4453,8 +5801,8 @@
       <w:pPr>
         <w:pStyle w:val="Heading1"/>
       </w:pPr>
-      <w:bookmarkStart w:id="16" w:name="author-contributions"/>
-      <w:bookmarkEnd w:id="15"/>
+      <w:bookmarkStart w:id="25" w:name="author-contributions"/>
+      <w:bookmarkEnd w:id="24"/>
       <w:r>
         <w:t>Author contributions</w:t>
       </w:r>
@@ -4471,8 +5819,8 @@
       <w:pPr>
         <w:pStyle w:val="Heading1"/>
       </w:pPr>
-      <w:bookmarkStart w:id="17" w:name="funding"/>
-      <w:bookmarkEnd w:id="16"/>
+      <w:bookmarkStart w:id="26" w:name="funding"/>
+      <w:bookmarkEnd w:id="25"/>
       <w:r>
         <w:t>Funding</w:t>
       </w:r>
@@ -4489,8 +5837,8 @@
       <w:pPr>
         <w:pStyle w:val="Heading1"/>
       </w:pPr>
-      <w:bookmarkStart w:id="18" w:name="conflict-of-interest"/>
-      <w:bookmarkEnd w:id="17"/>
+      <w:bookmarkStart w:id="27" w:name="conflict-of-interest"/>
+      <w:bookmarkEnd w:id="26"/>
       <w:r>
         <w:t>Conflict of Interest</w:t>
       </w:r>
@@ -4507,8 +5855,8 @@
       <w:pPr>
         <w:pStyle w:val="Heading1"/>
       </w:pPr>
-      <w:bookmarkStart w:id="19" w:name="acknowledgements"/>
-      <w:bookmarkEnd w:id="18"/>
+      <w:bookmarkStart w:id="28" w:name="acknowledgements"/>
+      <w:bookmarkEnd w:id="27"/>
       <w:r>
         <w:t>Acknowledgements</w:t>
       </w:r>
@@ -4530,8 +5878,8 @@
       <w:pPr>
         <w:pStyle w:val="Heading1"/>
       </w:pPr>
-      <w:bookmarkStart w:id="20" w:name="references"/>
-      <w:bookmarkEnd w:id="19"/>
+      <w:bookmarkStart w:id="29" w:name="references"/>
+      <w:bookmarkEnd w:id="28"/>
       <w:r>
         <w:lastRenderedPageBreak/>
         <w:t>References</w:t>
@@ -4541,8 +5889,8 @@
       <w:pPr>
         <w:pStyle w:val="Bibliography"/>
       </w:pPr>
-      <w:bookmarkStart w:id="21" w:name="ref-bernardo1996"/>
-      <w:bookmarkStart w:id="22" w:name="refs"/>
+      <w:bookmarkStart w:id="30" w:name="ref-bernardo1996"/>
+      <w:bookmarkStart w:id="31" w:name="refs"/>
       <w:r>
         <w:t>Bernardo, J. 1996. The particular maternal effect of propagule size, especially egg size: Patterns, models, quality of evidence and interpretations. Am Zool 36:216–236.</w:t>
       </w:r>
@@ -4551,8 +5899,8 @@
       <w:pPr>
         <w:pStyle w:val="Bibliography"/>
       </w:pPr>
-      <w:bookmarkStart w:id="23" w:name="ref-boos2014"/>
-      <w:bookmarkEnd w:id="21"/>
+      <w:bookmarkStart w:id="32" w:name="ref-boos2014"/>
+      <w:bookmarkEnd w:id="30"/>
       <w:r>
         <w:t>Boos, S., J. Meunier, S. Pichon, and M. Kölliker. 2014. Maternal care provides antifungal protection to eggs in the european earwig. Behav Ecol 25:754–761.</w:t>
       </w:r>
@@ -4561,8 +5909,8 @@
       <w:pPr>
         <w:pStyle w:val="Bibliography"/>
       </w:pPr>
-      <w:bookmarkStart w:id="24" w:name="ref-careau2017"/>
-      <w:bookmarkEnd w:id="23"/>
+      <w:bookmarkStart w:id="33" w:name="ref-careau2017"/>
+      <w:bookmarkEnd w:id="32"/>
       <w:r>
         <w:t>Careau, V., and R. Wilson. 2017. Of uberfleas and krakens: Detecting trade-offs using mixed models. Integr Comp Biol 57:362–371.</w:t>
       </w:r>
@@ -4571,8 +5919,8 @@
       <w:pPr>
         <w:pStyle w:val="Bibliography"/>
       </w:pPr>
-      <w:bookmarkStart w:id="25" w:name="ref-cavaleiro2014"/>
-      <w:bookmarkEnd w:id="24"/>
+      <w:bookmarkStart w:id="34" w:name="ref-cavaleiro2014"/>
+      <w:bookmarkEnd w:id="33"/>
       <w:r>
         <w:t>Cavaleiro, F. I., and M. J. Santos. 2014. Egg number-egg size: An important trade-off in parasite life history strategies. Int J Parasitol 44:173–182.</w:t>
       </w:r>
@@ -4581,8 +5929,8 @@
       <w:pPr>
         <w:pStyle w:val="Bibliography"/>
       </w:pPr>
-      <w:bookmarkStart w:id="26" w:name="ref-church2019"/>
-      <w:bookmarkEnd w:id="25"/>
+      <w:bookmarkStart w:id="35" w:name="ref-church2019"/>
+      <w:bookmarkEnd w:id="34"/>
       <w:r>
         <w:t>Church, S. H., S. Donoughe, B. A. S. de Medeiros, and C. G. Extavour. 2019. Insect egg size and shape evolve with ecology but not developmental rate. Nature 571:58–62.</w:t>
       </w:r>
@@ -4591,8 +5939,8 @@
       <w:pPr>
         <w:pStyle w:val="Bibliography"/>
       </w:pPr>
-      <w:bookmarkStart w:id="27" w:name="ref-clutton-brock1984"/>
-      <w:bookmarkEnd w:id="26"/>
+      <w:bookmarkStart w:id="36" w:name="ref-clutton-brock1984"/>
+      <w:bookmarkEnd w:id="35"/>
       <w:r>
         <w:t>Clutton-Brock, T. H. 1984. Reproductive effort and terminal investment in iteroparous animals. Am Nat 123:212–229.</w:t>
       </w:r>
@@ -4601,8 +5949,8 @@
       <w:pPr>
         <w:pStyle w:val="Bibliography"/>
       </w:pPr>
-      <w:bookmarkStart w:id="28" w:name="ref-clutton-brock1991"/>
-      <w:bookmarkEnd w:id="27"/>
+      <w:bookmarkStart w:id="37" w:name="ref-clutton-brock1991"/>
+      <w:bookmarkEnd w:id="36"/>
       <w:r>
         <w:t>Clutton-Brock, T. H. 1991. The Evolution of Parental Care. Princeton University Press.</w:t>
       </w:r>
@@ -4611,8 +5959,8 @@
       <w:pPr>
         <w:pStyle w:val="Bibliography"/>
       </w:pPr>
-      <w:bookmarkStart w:id="29" w:name="ref-einum2000"/>
-      <w:bookmarkEnd w:id="28"/>
+      <w:bookmarkStart w:id="38" w:name="ref-einum2000"/>
+      <w:bookmarkEnd w:id="37"/>
       <w:r>
         <w:t>Einum, S., and I. A. Fleming. 2000. Highly fecund mothers sacrifice offspring survival to maximize fitness. Nature 405:565–567.</w:t>
       </w:r>
@@ -4621,8 +5969,8 @@
       <w:pPr>
         <w:pStyle w:val="Bibliography"/>
       </w:pPr>
-      <w:bookmarkStart w:id="30" w:name="ref-falconer1996"/>
-      <w:bookmarkEnd w:id="29"/>
+      <w:bookmarkStart w:id="39" w:name="ref-falconer1996"/>
+      <w:bookmarkEnd w:id="38"/>
       <w:r>
         <w:t>Falconer, D. S., and T. F. C. MacKay. 1996. An Introduction Quantitative Genetics. Pearson Education Limited, Essex, England.</w:t>
       </w:r>
@@ -4631,8 +5979,8 @@
       <w:pPr>
         <w:pStyle w:val="Bibliography"/>
       </w:pPr>
-      <w:bookmarkStart w:id="31" w:name="ref-ficetola2009"/>
-      <w:bookmarkEnd w:id="30"/>
+      <w:bookmarkStart w:id="40" w:name="ref-ficetola2009"/>
+      <w:bookmarkEnd w:id="39"/>
       <w:r>
         <w:t>Ficetola, G. F., and F. De Bernardi. 2009. Offspring size and survival in the frog rana latastei: From among-population to within-clutch variation. Biol J Linn Soc 97:845–853.</w:t>
       </w:r>
@@ -4641,8 +5989,8 @@
       <w:pPr>
         <w:pStyle w:val="Bibliography"/>
       </w:pPr>
-      <w:bookmarkStart w:id="32" w:name="ref-fox2000"/>
-      <w:bookmarkEnd w:id="31"/>
+      <w:bookmarkStart w:id="41" w:name="ref-fox2000"/>
+      <w:bookmarkEnd w:id="40"/>
       <w:r>
         <w:t>Fox, C. W., and M. E. Czesak. 2000. Evolutionary ecology of progeny size in arthropods. Annu Rev Entomol 45:341–369.</w:t>
       </w:r>
@@ -4651,8 +5999,8 @@
       <w:pPr>
         <w:pStyle w:val="Bibliography"/>
       </w:pPr>
-      <w:bookmarkStart w:id="33" w:name="ref-hargitai2005"/>
-      <w:bookmarkEnd w:id="32"/>
+      <w:bookmarkStart w:id="42" w:name="ref-hargitai2005"/>
+      <w:bookmarkEnd w:id="41"/>
       <w:r>
         <w:t>Hargitai, R., J. Török, L. Tóth, G. Hegyi, B. Rosivall, B. Szigeti, and E. Szöllősi. 2005. Effects of environmental conditions and parental quality on inter-and intraclutch egg-size variation in the collared flycatcher (ficedula albicollis). The Auk 122:509–522.</w:t>
       </w:r>
@@ -4661,8 +6009,8 @@
       <w:pPr>
         <w:pStyle w:val="Bibliography"/>
       </w:pPr>
-      <w:bookmarkStart w:id="34" w:name="ref-harvey1983"/>
-      <w:bookmarkEnd w:id="33"/>
+      <w:bookmarkStart w:id="43" w:name="ref-harvey1983"/>
+      <w:bookmarkEnd w:id="42"/>
       <w:r>
         <w:t>Harvey, G. T. 1983. Environmental and genetic effects on mean egg weight in spruce budworm (lepidoptera: tortricidae). The Canadian Entomologist 115:1109–1117.</w:t>
       </w:r>
@@ -4671,8 +6019,8 @@
       <w:pPr>
         <w:pStyle w:val="Bibliography"/>
       </w:pPr>
-      <w:bookmarkStart w:id="35" w:name="ref-kelly2014"/>
-      <w:bookmarkEnd w:id="34"/>
+      <w:bookmarkStart w:id="44" w:name="ref-kelly2014"/>
+      <w:bookmarkEnd w:id="43"/>
       <w:r>
         <w:t>Kelly, C. D., B. Tawes, and A. Worthington. 2014. Evaluating indices of body condition in two cricket species. Ecology and Evolution 4:4476–4487.</w:t>
       </w:r>
@@ -4681,8 +6029,8 @@
       <w:pPr>
         <w:pStyle w:val="Bibliography"/>
       </w:pPr>
-      <w:bookmarkStart w:id="36" w:name="ref-koch2014"/>
-      <w:bookmarkEnd w:id="35"/>
+      <w:bookmarkStart w:id="45" w:name="ref-koch2014"/>
+      <w:bookmarkEnd w:id="44"/>
       <w:r>
         <w:t>Koch, L. K., and J. Meunier. 2014. Mother and offspring fitness in an insect with maternal care: Phenotypic trade-offs between egg number, egg mass and egg care. BMC Evol Biol 14:125.</w:t>
       </w:r>
@@ -4691,8 +6039,8 @@
       <w:pPr>
         <w:pStyle w:val="Bibliography"/>
       </w:pPr>
-      <w:bookmarkStart w:id="37" w:name="ref-kolliker2007"/>
-      <w:bookmarkEnd w:id="36"/>
+      <w:bookmarkStart w:id="46" w:name="ref-kolliker2007"/>
+      <w:bookmarkEnd w:id="45"/>
       <w:r>
         <w:lastRenderedPageBreak/>
         <w:t>Kölliker, M. 2007. Benefits and costs of earwig (forficula auricularia) family life. Behav Ecol Sociobiol 61:1489–1497.</w:t>
@@ -4702,8 +6050,8 @@
       <w:pPr>
         <w:pStyle w:val="Bibliography"/>
       </w:pPr>
-      <w:bookmarkStart w:id="38" w:name="ref-meunier2024"/>
-      <w:bookmarkEnd w:id="37"/>
+      <w:bookmarkStart w:id="47" w:name="ref-meunier2024"/>
+      <w:bookmarkEnd w:id="46"/>
       <w:r>
         <w:t>Meunier, J. 2024. The biology and social life of earwigs (dermaptera). Annu Rev Entomol 69:259–276.</w:t>
       </w:r>
@@ -4712,8 +6060,8 @@
       <w:pPr>
         <w:pStyle w:val="Bibliography"/>
       </w:pPr>
-      <w:bookmarkStart w:id="39" w:name="ref-nelson2004"/>
-      <w:bookmarkEnd w:id="38"/>
+      <w:bookmarkStart w:id="48" w:name="ref-nelson2004"/>
+      <w:bookmarkEnd w:id="47"/>
       <w:r>
         <w:t>Nelson, N. J., M. B. Thompson, S. Pledger, S. N. Keall, and C. H. Daugherty. 2004. Egg mass determines hatchling size, and incubation temperature influences post‐hatching growth, of tuatara sphenodon punctatus. J Zool 263:77–87.</w:t>
       </w:r>
@@ -4722,8 +6070,8 @@
       <w:pPr>
         <w:pStyle w:val="Bibliography"/>
       </w:pPr>
-      <w:bookmarkStart w:id="40" w:name="ref-nilsson1993"/>
-      <w:bookmarkEnd w:id="39"/>
+      <w:bookmarkStart w:id="49" w:name="ref-nilsson1993"/>
+      <w:bookmarkEnd w:id="48"/>
       <w:r>
         <w:t>Nilsson, J. ‐Å., and E. Svensson. 1993. Causes and consequences of egg mass variation between and within blue tit clutches. J Zool 230:469–481.</w:t>
       </w:r>
@@ -4732,8 +6080,8 @@
       <w:pPr>
         <w:pStyle w:val="Bibliography"/>
       </w:pPr>
-      <w:bookmarkStart w:id="41" w:name="ref-parker1982"/>
-      <w:bookmarkEnd w:id="40"/>
+      <w:bookmarkStart w:id="50" w:name="ref-parker1982"/>
+      <w:bookmarkEnd w:id="49"/>
       <w:r>
         <w:t>Parker, G. A. 1982. Why are there so many tiny sperm? Sperm competition and the maintenance of two sexes. J Theor Biol 96:281–294.</w:t>
       </w:r>
@@ -4742,8 +6090,8 @@
       <w:pPr>
         <w:pStyle w:val="Bibliography"/>
       </w:pPr>
-      <w:bookmarkStart w:id="42" w:name="ref-peig2009"/>
-      <w:bookmarkEnd w:id="41"/>
+      <w:bookmarkStart w:id="51" w:name="ref-peig2009"/>
+      <w:bookmarkEnd w:id="50"/>
       <w:r>
         <w:t>Peig, J., and A. J. Green. 2009. New perspectives for estimating body condition from mass/length data: The scaled mass index as an alternative method. Oikos 118:1883–1891.</w:t>
       </w:r>
@@ -4752,8 +6100,8 @@
       <w:pPr>
         <w:pStyle w:val="Bibliography"/>
       </w:pPr>
-      <w:bookmarkStart w:id="43" w:name="ref-peig2010"/>
-      <w:bookmarkEnd w:id="42"/>
+      <w:bookmarkStart w:id="52" w:name="ref-peig2010"/>
+      <w:bookmarkEnd w:id="51"/>
       <w:r>
         <w:t>Peig, J., and A. J. Green. 2010. The paradigm of body condition: A critical reappraisal of current methods based on mass and length. Funct Ecol 24:1323–1332.</w:t>
       </w:r>
@@ -4762,8 +6110,8 @@
       <w:pPr>
         <w:pStyle w:val="Bibliography"/>
       </w:pPr>
-      <w:bookmarkStart w:id="44" w:name="ref-r2013"/>
-      <w:bookmarkEnd w:id="43"/>
+      <w:bookmarkStart w:id="53" w:name="ref-r2013"/>
+      <w:bookmarkEnd w:id="52"/>
       <w:r>
         <w:t>R Core Team. 2025. R: A language and environment for statistical computing. Vienna, Austria.</w:t>
       </w:r>
@@ -4772,8 +6120,8 @@
       <w:pPr>
         <w:pStyle w:val="Bibliography"/>
       </w:pPr>
-      <w:bookmarkStart w:id="45" w:name="ref-reznick2000"/>
-      <w:bookmarkEnd w:id="44"/>
+      <w:bookmarkStart w:id="54" w:name="ref-reznick2000"/>
+      <w:bookmarkEnd w:id="53"/>
       <w:r>
         <w:t>Reznick, D., L. Nunney, and A. Tessier. 2000. Big houses, big cars, superfleas and the costs of reproduction. Trends Ecol Evol 15:421–425.</w:t>
       </w:r>
@@ -4782,8 +6130,8 @@
       <w:pPr>
         <w:pStyle w:val="Bibliography"/>
       </w:pPr>
-      <w:bookmarkStart w:id="46" w:name="ref-roff1992a"/>
-      <w:bookmarkEnd w:id="45"/>
+      <w:bookmarkStart w:id="55" w:name="ref-roff1992a"/>
+      <w:bookmarkEnd w:id="54"/>
       <w:r>
         <w:t>Roff, D. 1992. Evolution of Life Histories: Theory and Analysis. Chapman &amp; Hall, Inc., New York, NY.</w:t>
       </w:r>
@@ -4792,8 +6140,8 @@
       <w:pPr>
         <w:pStyle w:val="Bibliography"/>
       </w:pPr>
-      <w:bookmarkStart w:id="47" w:name="ref-schindelin2012"/>
-      <w:bookmarkEnd w:id="46"/>
+      <w:bookmarkStart w:id="56" w:name="ref-schindelin2012"/>
+      <w:bookmarkEnd w:id="55"/>
       <w:r>
         <w:t>Schindelin, J., I. Arganda-Carreras, E. Frise, V. Kaynig, M. Longair, T. Pietzsch, S. Preibisch, C. Rueden, S. Saalfeld, B. Schmid, J.-Y. Tinevez, D. J. White, V. Hartenstein, K. Eliceiri, P. Tomancak, and A. Cardona. 2012. Fiji: An open-source platform for biological-image analysis. Nat Methods 9:676–682. Max Planck Institute of Molecular Cell Biology; Genetics, Dresden, Germany.</w:t>
       </w:r>
@@ -4802,8 +6150,8 @@
       <w:pPr>
         <w:pStyle w:val="Bibliography"/>
       </w:pPr>
-      <w:bookmarkStart w:id="48" w:name="ref-seko2006"/>
-      <w:bookmarkEnd w:id="47"/>
+      <w:bookmarkStart w:id="57" w:name="ref-seko2006"/>
+      <w:bookmarkEnd w:id="56"/>
       <w:r>
         <w:t>Seko, T., T. Miyatake, S. Fujioka, and F. Nakasuji. 2006. Genetic and environmental sources of egg size, fecundity and body size in the migrant skipper, parnara guttata guttata (lepidoptera: hesperiidae). Popul Ecol 48:225–232.</w:t>
       </w:r>
@@ -4812,8 +6160,8 @@
       <w:pPr>
         <w:pStyle w:val="Bibliography"/>
       </w:pPr>
-      <w:bookmarkStart w:id="49" w:name="ref-shine1978"/>
-      <w:bookmarkEnd w:id="48"/>
+      <w:bookmarkStart w:id="58" w:name="ref-shine1978"/>
+      <w:bookmarkEnd w:id="57"/>
       <w:r>
         <w:t>Shine, R. 1978. Propagule size and parental care: The “safe harbor” hypothesis. J Theor Biol 75:417–424.</w:t>
       </w:r>
@@ -4822,8 +6170,8 @@
       <w:pPr>
         <w:pStyle w:val="Bibliography"/>
       </w:pPr>
-      <w:bookmarkStart w:id="50" w:name="ref-simpson1951"/>
-      <w:bookmarkEnd w:id="49"/>
+      <w:bookmarkStart w:id="59" w:name="ref-simpson1951"/>
+      <w:bookmarkEnd w:id="58"/>
       <w:r>
         <w:t>Simpson, E. H. 1951. The interpretation of interaction in contingency tables. Journal of the Royal Statistical Society: Series B (Methodological) 13:238–241.</w:t>
       </w:r>
@@ -4832,8 +6180,8 @@
       <w:pPr>
         <w:pStyle w:val="Bibliography"/>
       </w:pPr>
-      <w:bookmarkStart w:id="51" w:name="ref-slagsvold1984"/>
-      <w:bookmarkEnd w:id="50"/>
+      <w:bookmarkStart w:id="60" w:name="ref-slagsvold1984"/>
+      <w:bookmarkEnd w:id="59"/>
       <w:r>
         <w:lastRenderedPageBreak/>
         <w:t>Slagsvold, T., J. Sandvik, G. Rofstad, Ö. Lorentsen, and M. Husby. 1984. On the adaptive value of intraclutch egg-size variation in birds. The Auk 101:685–697.</w:t>
@@ -4843,8 +6191,8 @@
       <w:pPr>
         <w:pStyle w:val="Bibliography"/>
       </w:pPr>
-      <w:bookmarkStart w:id="52" w:name="ref-smith1974"/>
-      <w:bookmarkEnd w:id="51"/>
+      <w:bookmarkStart w:id="61" w:name="ref-smith1974"/>
+      <w:bookmarkEnd w:id="60"/>
       <w:r>
         <w:t>Smith, C. C., and S. D. Fretwell. 1974. The optimal balance between size and number of offspring. Am Nat 108:499–506.</w:t>
       </w:r>
@@ -4853,8 +6201,8 @@
       <w:pPr>
         <w:pStyle w:val="Bibliography"/>
       </w:pPr>
-      <w:bookmarkStart w:id="53" w:name="ref-staerkle2008"/>
-      <w:bookmarkEnd w:id="52"/>
+      <w:bookmarkStart w:id="62" w:name="ref-staerkle2008"/>
+      <w:bookmarkEnd w:id="61"/>
       <w:r>
         <w:t>Staerkle, M., and M. Kölliker. 2008. Maternal food regurgitation to nymphs in earwigs (</w:t>
       </w:r>
@@ -4873,8 +6221,8 @@
       <w:pPr>
         <w:pStyle w:val="Bibliography"/>
       </w:pPr>
-      <w:bookmarkStart w:id="54" w:name="ref-stearns1992"/>
-      <w:bookmarkEnd w:id="53"/>
+      <w:bookmarkStart w:id="63" w:name="ref-stearns1992"/>
+      <w:bookmarkEnd w:id="62"/>
       <w:r>
         <w:t>Stearns, S. C. 1992. The Evolution of Life Histories. Oxford University Press.</w:t>
       </w:r>
@@ -4883,8 +6231,8 @@
       <w:pPr>
         <w:pStyle w:val="Bibliography"/>
       </w:pPr>
-      <w:bookmarkStart w:id="55" w:name="ref-stoffel2017"/>
-      <w:bookmarkEnd w:id="54"/>
+      <w:bookmarkStart w:id="64" w:name="ref-stoffel2017"/>
+      <w:bookmarkEnd w:id="63"/>
       <w:r>
         <w:t>Stoffel, M. A., S. Nakagawa, and H. Schielzeth. 2017. RptR: Repeatability estimation and variance decomposition by generalized linear mixed‐effects models. Methods Ecol Evol 8:1639–1644.</w:t>
       </w:r>
@@ -4893,8 +6241,8 @@
       <w:pPr>
         <w:pStyle w:val="Bibliography"/>
       </w:pPr>
-      <w:bookmarkStart w:id="56" w:name="ref-torres-vila2012"/>
-      <w:bookmarkEnd w:id="55"/>
+      <w:bookmarkStart w:id="65" w:name="ref-torres-vila2012"/>
+      <w:bookmarkEnd w:id="64"/>
       <w:r>
         <w:t xml:space="preserve">Torres-Vila, L., E. Cruces-Caldera, M. Rodrı́guez-Molina, and L. Cauterruccio. 2012. Host plant selects for egg size in the moth lobesia botrana: Integrating reproductive and ecological trade-offs is not a simple matter. Pp. 145–167 </w:t>
       </w:r>
@@ -4913,8 +6261,8 @@
       <w:pPr>
         <w:pStyle w:val="Bibliography"/>
       </w:pPr>
-      <w:bookmarkStart w:id="57" w:name="ref-tourneur2018"/>
-      <w:bookmarkEnd w:id="56"/>
+      <w:bookmarkStart w:id="66" w:name="ref-tourneur2018"/>
+      <w:bookmarkEnd w:id="65"/>
       <w:r>
         <w:t xml:space="preserve">Tourneur, J.-C. 2018. Factors affecting the egg-laying pattern of </w:t>
       </w:r>
@@ -4933,8 +6281,8 @@
       <w:pPr>
         <w:pStyle w:val="Bibliography"/>
       </w:pPr>
-      <w:bookmarkStart w:id="58" w:name="ref-tourneur1992"/>
-      <w:bookmarkEnd w:id="57"/>
+      <w:bookmarkStart w:id="67" w:name="ref-tourneur1992"/>
+      <w:bookmarkEnd w:id="66"/>
       <w:r>
         <w:t xml:space="preserve">Tourneur, J.-C., and J. Gingras. 1992. Egg laying in a northeastern North American (montréal, québec) population of </w:t>
       </w:r>
@@ -4953,8 +6301,8 @@
       <w:pPr>
         <w:pStyle w:val="Bibliography"/>
       </w:pPr>
-      <w:bookmarkStart w:id="59" w:name="ref-vannoordwijk1986"/>
-      <w:bookmarkEnd w:id="58"/>
+      <w:bookmarkStart w:id="68" w:name="ref-vannoordwijk1986"/>
+      <w:bookmarkEnd w:id="67"/>
       <w:r>
         <w:t>Van Noordwijk, A. J., and G. de Jong. 1986. Acquisition and allocation of resources: Their influence on variation in life history tactics. Am Nat 128:137–142.</w:t>
       </w:r>
@@ -4963,8 +6311,8 @@
       <w:pPr>
         <w:pStyle w:val="Bibliography"/>
       </w:pPr>
-      <w:bookmarkStart w:id="60" w:name="ref-williams1994"/>
-      <w:bookmarkEnd w:id="59"/>
+      <w:bookmarkStart w:id="69" w:name="ref-williams1994"/>
+      <w:bookmarkEnd w:id="68"/>
       <w:r>
         <w:t>Williams, T. D. 1994. Intraspecific variation in egg size and egg composition in birds: Effects on offspring fitness. Biol Rev Camb Philos Soc 69:35–59.</w:t>
       </w:r>
@@ -4973,8 +6321,8 @@
       <w:pPr>
         <w:pStyle w:val="Bibliography"/>
       </w:pPr>
-      <w:bookmarkStart w:id="61" w:name="ref-winkler1987"/>
-      <w:bookmarkEnd w:id="60"/>
+      <w:bookmarkStart w:id="70" w:name="ref-winkler1987"/>
+      <w:bookmarkEnd w:id="69"/>
       <w:r>
         <w:t>Winkler, D. W., and K. Wallin. 1987. Offspring size and number: A life history model linking effort per offspring and total effort. Am Nat 129:708–720.</w:t>
       </w:r>
@@ -4983,8 +6331,8 @@
       <w:pPr>
         <w:pStyle w:val="Bibliography"/>
       </w:pPr>
-      <w:bookmarkStart w:id="62" w:name="ref-yanagi2006"/>
-      <w:bookmarkEnd w:id="61"/>
+      <w:bookmarkStart w:id="71" w:name="ref-yanagi2006"/>
+      <w:bookmarkEnd w:id="70"/>
       <w:r>
         <w:t>Yanagi, S., T. Oikawa, and T. Miyatake. 2006. Heritability and genetic correlation estimates for egg size and number in callosobruchus chinensis (coleoptera: bruchidae). Ann Entomol Soc Am 99:364–368.</w:t>
       </w:r>
@@ -4993,14 +6341,14 @@
       <w:pPr>
         <w:pStyle w:val="Bibliography"/>
       </w:pPr>
-      <w:bookmarkStart w:id="63" w:name="ref-yosef2008"/>
-      <w:bookmarkEnd w:id="62"/>
+      <w:bookmarkStart w:id="72" w:name="ref-yosef2008"/>
+      <w:bookmarkEnd w:id="71"/>
       <w:r>
         <w:t>Yosef, R., and P. Zduniak. 2008. Variation in clutch size, egg size variability and reproductive output in the desert finch (rhodospiza obsoleta). J Arid Environ 72:1631–1635.</w:t>
       </w:r>
     </w:p>
-    <w:bookmarkEnd w:id="22"/>
-    <w:bookmarkEnd w:id="63"/>
+    <w:bookmarkEnd w:id="31"/>
+    <w:bookmarkEnd w:id="72"/>
     <w:p>
       <w:pPr>
         <w:pStyle w:val="BodyText"/>
@@ -5038,22 +6386,22 @@
               <w:pStyle w:val="Compact"/>
               <w:jc w:val="center"/>
             </w:pPr>
-            <w:bookmarkStart w:id="64" w:name="fig-one"/>
+            <w:bookmarkStart w:id="73" w:name="fig-one"/>
             <w:r>
               <w:rPr>
                 <w:noProof/>
               </w:rPr>
               <w:drawing>
-                <wp:inline distT="0" distB="0" distL="0" distR="0" wp14:anchorId="265547F7" wp14:editId="30B69C95">
+                <wp:inline distT="0" distB="0" distL="0" distR="0" wp14:anchorId="545B7255" wp14:editId="533DFB3F">
                   <wp:extent cx="3810000" cy="2540000"/>
                   <wp:effectExtent l="0" t="0" r="0" b="0"/>
-                  <wp:docPr id="85" name="Picture"/>
+                  <wp:docPr id="94" name="Picture"/>
                   <wp:cNvGraphicFramePr/>
                   <a:graphic xmlns:a="http://schemas.openxmlformats.org/drawingml/2006/main">
                     <a:graphicData uri="http://schemas.openxmlformats.org/drawingml/2006/picture">
                       <pic:pic xmlns:pic="http://schemas.openxmlformats.org/drawingml/2006/picture">
                         <pic:nvPicPr>
-                          <pic:cNvPr id="86" name="Picture" descr="figure_1.jpg"/>
+                          <pic:cNvPr id="95" name="Picture" descr="figure_1.jpg"/>
                           <pic:cNvPicPr>
                             <a:picLocks noChangeAspect="1" noChangeArrowheads="1"/>
                           </pic:cNvPicPr>
@@ -5106,7 +6454,7 @@
             </w:r>
           </w:p>
         </w:tc>
-        <w:bookmarkEnd w:id="64"/>
+        <w:bookmarkEnd w:id="73"/>
       </w:tr>
     </w:tbl>
     <w:p>
@@ -5137,22 +6485,22 @@
               <w:pStyle w:val="Compact"/>
               <w:jc w:val="center"/>
             </w:pPr>
-            <w:bookmarkStart w:id="65" w:name="fig-two"/>
+            <w:bookmarkStart w:id="74" w:name="fig-two"/>
             <w:r>
               <w:rPr>
                 <w:noProof/>
               </w:rPr>
               <w:drawing>
-                <wp:inline distT="0" distB="0" distL="0" distR="0" wp14:anchorId="68A1CF67" wp14:editId="229E8301">
+                <wp:inline distT="0" distB="0" distL="0" distR="0" wp14:anchorId="0BDC8DF6" wp14:editId="273EC353">
                   <wp:extent cx="3810000" cy="2540000"/>
                   <wp:effectExtent l="0" t="0" r="0" b="0"/>
-                  <wp:docPr id="89" name="Picture"/>
+                  <wp:docPr id="98" name="Picture"/>
                   <wp:cNvGraphicFramePr/>
                   <a:graphic xmlns:a="http://schemas.openxmlformats.org/drawingml/2006/main">
                     <a:graphicData uri="http://schemas.openxmlformats.org/drawingml/2006/picture">
                       <pic:pic xmlns:pic="http://schemas.openxmlformats.org/drawingml/2006/picture">
                         <pic:nvPicPr>
-                          <pic:cNvPr id="90" name="Picture" descr="figure_2.jpg"/>
+                          <pic:cNvPr id="99" name="Picture" descr="figure_2.jpg"/>
                           <pic:cNvPicPr>
                             <a:picLocks noChangeAspect="1" noChangeArrowheads="1"/>
                           </pic:cNvPicPr>
@@ -5205,9 +6553,9 @@
             </w:r>
           </w:p>
         </w:tc>
-        <w:bookmarkEnd w:id="65"/>
+        <w:bookmarkEnd w:id="74"/>
       </w:tr>
-      <w:bookmarkEnd w:id="20"/>
+      <w:bookmarkEnd w:id="29"/>
     </w:tbl>
     <w:p/>
     <w:sectPr>
@@ -5669,7 +7017,7 @@
   <w:abstractNum w:abstractNumId="10" w15:restartNumberingAfterBreak="0">
     <w:nsid w:val="0000A990"/>
     <w:multiLevelType w:val="multilevel"/>
-    <w:tmpl w:val="B428F156"/>
+    <w:tmpl w:val="8B8600AE"/>
     <w:lvl w:ilvl="0">
       <w:numFmt w:val="bullet"/>
       <w:lvlText w:val=" "/>
@@ -5746,7 +7094,7 @@
   <w:abstractNum w:abstractNumId="11" w15:restartNumberingAfterBreak="0">
     <w:nsid w:val="00A99411"/>
     <w:multiLevelType w:val="multilevel"/>
-    <w:tmpl w:val="50C4FAAC"/>
+    <w:tmpl w:val="00E49014"/>
     <w:lvl w:ilvl="0">
       <w:start w:val="1"/>
       <w:numFmt w:val="decimal"/>
@@ -5832,7 +7180,7 @@
   <w:abstractNum w:abstractNumId="12" w15:restartNumberingAfterBreak="0">
     <w:nsid w:val="00A99412"/>
     <w:multiLevelType w:val="multilevel"/>
-    <w:tmpl w:val="E83CC8D6"/>
+    <w:tmpl w:val="ADB239D8"/>
     <w:lvl w:ilvl="0">
       <w:start w:val="2"/>
       <w:numFmt w:val="decimal"/>
@@ -6230,10 +7578,10 @@
   <w:num w:numId="13" w16cid:durableId="442194333">
     <w:abstractNumId w:val="14"/>
   </w:num>
-  <w:num w:numId="14" w16cid:durableId="742337998">
+  <w:num w:numId="14" w16cid:durableId="605622670">
     <w:abstractNumId w:val="10"/>
   </w:num>
-  <w:num w:numId="15" w16cid:durableId="683480457">
+  <w:num w:numId="15" w16cid:durableId="1870681935">
     <w:abstractNumId w:val="11"/>
     <w:lvlOverride w:ilvl="0">
       <w:startOverride w:val="1"/>
@@ -6263,7 +7611,7 @@
       <w:startOverride w:val="1"/>
     </w:lvlOverride>
   </w:num>
-  <w:num w:numId="16" w16cid:durableId="1201823662">
+  <w:num w:numId="16" w16cid:durableId="1209416791">
     <w:abstractNumId w:val="12"/>
     <w:lvlOverride w:ilvl="0">
       <w:startOverride w:val="2"/>

--- a/2025_earwig_fecundity_revised.docx
+++ b/2025_earwig_fecundity_revised.docx
@@ -13,50 +13,31 @@
     <w:p>
       <w:pPr>
         <w:pStyle w:val="Author"/>
-        <w:rPr>
-          <w:lang w:val="fr-CA"/>
-        </w:rPr>
-      </w:pPr>
-      <w:r>
-        <w:rPr>
-          <w:lang w:val="fr-CA"/>
-        </w:rPr>
+      </w:pPr>
+      <w:r>
         <w:t>Clint D. Kelly</w:t>
       </w:r>
-      <w:proofErr w:type="gramStart"/>
       <w:r>
         <w:rPr>
           <w:vertAlign w:val="superscript"/>
-          <w:lang w:val="fr-CA"/>
         </w:rPr>
         <w:t>1,✉</w:t>
       </w:r>
-      <w:proofErr w:type="gramEnd"/>
     </w:p>
     <w:p>
       <w:pPr>
         <w:pStyle w:val="FirstParagraph"/>
-        <w:rPr>
-          <w:lang w:val="fr-CA"/>
-        </w:rPr>
       </w:pPr>
       <w:r>
         <w:rPr>
           <w:vertAlign w:val="superscript"/>
-          <w:lang w:val="fr-CA"/>
         </w:rPr>
         <w:t>1</w:t>
       </w:r>
       <w:r>
-        <w:rPr>
-          <w:lang w:val="fr-CA"/>
-        </w:rPr>
         <w:t xml:space="preserve"> </w:t>
       </w:r>
       <w:r>
-        <w:rPr>
-          <w:lang w:val="fr-CA"/>
-        </w:rPr>
         <w:t>Département des Sciences biologiques, Université du Québec à Montréal, Montréal, Canada</w:t>
       </w:r>
     </w:p>
@@ -273,7 +254,7 @@
         <w:t>rptR</w:t>
       </w:r>
       <w:r>
-        <w:t xml:space="preserve"> (Stoffel et al. 2017). I entered the trait of interest as the response variable, female ID as a random effect, and assumed a Gaussian distribution. Each analysis was based on 1000 bootstrap samples. Because the measurements of my three traits were highly repeatable (pronotum length: </w:t>
+        <w:t xml:space="preserve"> (Stoffel et al. 2017). I entered the trait of interest as the response variable, female ID as a random effect, and assumed a Gaussian distribution. Each analysis was based on 1000 bootstrap samples. The measurements of my two morphological traits were highly repeatable (pronotum length: </w:t>
       </w:r>
       <w:r>
         <w:rPr>
@@ -293,7 +274,10 @@
         <w:t>R</w:t>
       </w:r>
       <w:r>
-        <w:t xml:space="preserve"> [95% CI] = 0.99 [0.988, 0.996] egg perimeter in the first brood: </w:t>
+        <w:t xml:space="preserve"> [95% CI] = 0.99 [0.988, 0.996]); therefore, I used each female’s mean value for each trait where necessary. Because egg perimeter was highly repeatable in both clutches (firs</w:t>
+      </w:r>
+      <w:r>
+        <w:t xml:space="preserve">t clutch: </w:t>
       </w:r>
       <w:r>
         <w:rPr>
@@ -303,7 +287,7 @@
         <w:t>R</w:t>
       </w:r>
       <w:r>
-        <w:t xml:space="preserve"> [95% CI] = 0.977 [0.976, 0.979] and in the second brood: </w:t>
+        <w:t xml:space="preserve"> [95% CI] = 0.977 [0.976, 0.979]; second clutch: </w:t>
       </w:r>
       <w:r>
         <w:rPr>
@@ -313,18 +297,11 @@
         <w:t>R</w:t>
       </w:r>
       <w:r>
-        <w:t xml:space="preserve"> [95% CI] = 0.93 [0.926, 0.937] ), I used each female</w:t>
-      </w:r>
-      <w:r>
-        <w:t>’s mean value for each trait in all subsequent analyses.</w:t>
-      </w:r>
-    </w:p>
-    <w:p>
-      <w:pPr>
-        <w:pStyle w:val="BodyText"/>
-      </w:pPr>
-      <w:r>
-        <w:t xml:space="preserve">I reduced the two measurements representing body size (pronotum length and body mass) to a single value (PC1) by performing a principal components analysis (PCA) on the correlation matrix of standardized measurements using the </w:t>
+        <w:t xml:space="preserve"> [95% CI] = 0.93 [0.926, 0.937] ), I calculated each egg’s average perimeter and then used these values to calculate the mean egg size for each clutch for each female. I reduced the two measurements representing body size (pronotum length and body mass) to a single value (PC1) by performing a principal components analysis (PCA) on the correlation </w:t>
+      </w:r>
+      <w:r>
+        <w:lastRenderedPageBreak/>
+        <w:t xml:space="preserve">matrix of standardized measurements using the </w:t>
       </w:r>
       <w:r>
         <w:rPr>
@@ -334,54 +311,51 @@
         <w:t>prcomp</w:t>
       </w:r>
       <w:r>
-        <w:t xml:space="preserve"> function in the stats package in R (R </w:t>
-      </w:r>
-      <w:r>
-        <w:lastRenderedPageBreak/>
-        <w:t>Core Team 2025). The first PC accounted for 60.8% of the variation. I also standardised female body mass relative to body size using the scaled mass index procedure of Peig and Green (2009, 2010; see also Kelly et al. 2014).</w:t>
-      </w:r>
-    </w:p>
-    <w:p>
-      <w:pPr>
-        <w:pStyle w:val="BodyText"/>
-      </w:pPr>
-      <w:r>
-        <w:t xml:space="preserve">I tested whether egg number and egg size changed across successive broods by fitting a multivariate Bayesian mixed-effects model including clutch order (first vs. second clutch) as a fixed effect for both traits. Egg size was modelled using a Gaussian distribution with an identity link, whereas egg number was modelled using a Poisson distribution with a log link. For female </w:t>
+        <w:t xml:space="preserve"> function in the R </w:t>
       </w:r>
       <w:r>
         <w:rPr>
           <w:i/>
           <w:iCs/>
         </w:rPr>
-        <w:t>i</w:t>
-      </w:r>
-      <w:r>
-        <w:t xml:space="preserve"> and brood </w:t>
+        <w:t>stats</w:t>
+      </w:r>
+      <w:r>
+        <w:t xml:space="preserve"> package (R Core Team 2025</w:t>
+      </w:r>
+      <w:r>
+        <w:t>). The first PC accounted for 60.8% of the variation. I also standardised female body mass relative to structural body size (i.e. pronotum length) using the scaled mass index procedure of Peig and Green (2009, 2010; see also Kelly et al. 2014).</w:t>
+      </w:r>
+    </w:p>
+    <w:p>
+      <w:pPr>
+        <w:pStyle w:val="BodyText"/>
+      </w:pPr>
+      <w:r>
+        <w:t xml:space="preserve">The following analyses were conducted in a Bayesian framework using the </w:t>
       </w:r>
       <w:r>
         <w:rPr>
           <w:i/>
           <w:iCs/>
         </w:rPr>
-        <w:t>j</w:t>
-      </w:r>
-      <w:r>
-        <w:t>, the model was specified as:</w:t>
-      </w:r>
-    </w:p>
-    <w:p>
-      <w:pPr>
-        <w:pStyle w:val="Heading2"/>
-      </w:pPr>
-      <w:bookmarkStart w:id="4" w:name="multivariate-clutch-order-model"/>
-      <w:bookmarkEnd w:id="3"/>
-      <w:r>
-        <w:t>Multivariate Clutch-Order Model</w:t>
-      </w:r>
-    </w:p>
-    <w:p>
-      <w:pPr>
-        <w:pStyle w:val="FirstParagraph"/>
+        <w:t>brms</w:t>
+      </w:r>
+      <w:r>
+        <w:t xml:space="preserve"> package (Bürkner 2017) in R.</w:t>
+      </w:r>
+    </w:p>
+    <w:p>
+      <w:pPr>
+        <w:pStyle w:val="BodyText"/>
+      </w:pPr>
+      <w:r>
+        <w:t>I tested whether egg number and egg size changed across successive clutches by fitting a multivariate Bayesian mixed-effects model including clutch order (first vs. second clutch) as a fixed effect for both traits. Egg size was modelled using a Gaussian distribution with an identity link, whereas egg number was modelled using a Poisson distribution with a log link.</w:t>
+      </w:r>
+    </w:p>
+    <w:p>
+      <w:pPr>
+        <w:pStyle w:val="BodyText"/>
       </w:pPr>
       <w:r>
         <w:t xml:space="preserve">For female </w:t>
@@ -409,7 +383,7 @@
         <w:t>, mean egg size and egg number were modelled jointly as:</w:t>
       </w:r>
     </w:p>
-    <w:bookmarkStart w:id="5" w:name="eq-clutchorder"/>
+    <w:bookmarkStart w:id="4" w:name="eq-clutchorder"/>
     <w:p>
       <w:pPr>
         <w:pStyle w:val="BodyText"/>
@@ -1390,7 +1364,7 @@
           </m:d>
         </m:oMath>
       </m:oMathPara>
-      <w:bookmarkEnd w:id="5"/>
+      <w:bookmarkEnd w:id="4"/>
     </w:p>
     <w:p>
       <w:pPr>
@@ -1526,32 +1500,16 @@
         <w:t>set_rescor(FALSE)</w:t>
       </w:r>
       <w:r>
-        <w:t>). Female identity was included as a random effect for both traits to account for repeated measures. This model tested whether egg traits systematically differed between first and second clutches while accounting for among-female variation.</w:t>
-      </w:r>
-    </w:p>
-    <w:p>
-      <w:pPr>
-        <w:pStyle w:val="Heading2"/>
-      </w:pPr>
-      <w:bookmarkStart w:id="6" w:name="multilevel-correlations"/>
-      <w:bookmarkEnd w:id="4"/>
+        <w:t xml:space="preserve">). Female identity was included as a random effect for both traits to account </w:t>
+      </w:r>
       <w:r>
         <w:lastRenderedPageBreak/>
-        <w:t>Multilevel correlations</w:t>
-      </w:r>
-    </w:p>
-    <w:p>
-      <w:pPr>
-        <w:pStyle w:val="Heading3"/>
-      </w:pPr>
-      <w:bookmarkStart w:id="7" w:name="raw-phenotypic-correlation"/>
-      <w:r>
-        <w:t>Raw phenotypic correlation</w:t>
-      </w:r>
-    </w:p>
-    <w:p>
-      <w:pPr>
-        <w:pStyle w:val="FirstParagraph"/>
+        <w:t>for repeated measures. This model tested whether egg traits systematically differed between first and second clutches while accounting for among-female variation.</w:t>
+      </w:r>
+    </w:p>
+    <w:p>
+      <w:pPr>
+        <w:pStyle w:val="BodyText"/>
       </w:pPr>
       <w:r>
         <w:t>I first calculated the raw phenotypic association between egg number and egg size across all observations using Pearson’s correlation coefficient (</w:t>
@@ -1564,46 +1522,13 @@
         <w:t>r</w:t>
       </w:r>
       <w:r>
-        <w:t>). This estimate reflects the overall linear association between traits without accounting for repeated measures or hierarchical structure.</w:t>
-      </w:r>
-    </w:p>
-    <w:p>
-      <w:pPr>
-        <w:pStyle w:val="Heading3"/>
-      </w:pPr>
-      <w:bookmarkStart w:id="8" w:name="between-female-correlation"/>
-      <w:bookmarkEnd w:id="7"/>
-      <w:r>
-        <w:t>Between-female correlation</w:t>
-      </w:r>
-    </w:p>
-    <w:p>
-      <w:pPr>
-        <w:pStyle w:val="FirstParagraph"/>
-      </w:pPr>
-      <w:r>
-        <w:t>To quantify among-female covariation, I calculated the Pearson correlation between female mean egg number and female mean egg size. Female means were calculated across broods. This approach isolates between-female covariance independent of within-female variation.</w:t>
-      </w:r>
-    </w:p>
-    <w:p>
-      <w:pPr>
-        <w:pStyle w:val="Heading3"/>
-      </w:pPr>
-      <w:bookmarkStart w:id="9" w:name="X87e37a818f147ef2a5a26f637cd19304f3671a4"/>
-      <w:bookmarkEnd w:id="8"/>
-      <w:r>
-        <w:t>Partitioning among- and residual covariance</w:t>
-      </w:r>
-    </w:p>
-    <w:p>
-      <w:pPr>
-        <w:pStyle w:val="FirstParagraph"/>
-      </w:pPr>
-      <w:r>
-        <w:t>To formally partition covariance into among-female and residual components, I fitted a multivariate Gaussian mixed-effects model:</w:t>
-      </w:r>
-    </w:p>
-    <w:bookmarkStart w:id="10" w:name="eq-residual"/>
+        <w:t>). This estimate reflects the overall linear association between traits without accounting for repeated measures or hierarchical structure. To quantify among-female covariation, I calculated the Pearson correlation between female mean egg number and female mean egg size. Female means were calculated across broods. This approach isolates between-female covariance independent of within-female variation. To formally partition covariance into among-female and residual components, I fitted a multivariate Gaussi</w:t>
+      </w:r>
+      <w:r>
+        <w:t>an mixed-effects model:</w:t>
+      </w:r>
+    </w:p>
+    <w:bookmarkStart w:id="5" w:name="eq-residual"/>
     <w:p>
       <w:pPr>
         <w:pStyle w:val="BodyText"/>
@@ -2022,7 +1947,7 @@
           </m:d>
         </m:oMath>
       </m:oMathPara>
-      <w:bookmarkEnd w:id="10"/>
+      <w:bookmarkEnd w:id="5"/>
     </w:p>
     <w:p>
       <w:pPr>
@@ -2600,22 +2525,20 @@
     </w:p>
     <w:p>
       <w:pPr>
-        <w:pStyle w:val="Heading2"/>
-      </w:pPr>
-      <w:bookmarkStart w:id="11" w:name="withinbetween-fixed-effects-model"/>
-      <w:bookmarkEnd w:id="6"/>
-      <w:bookmarkEnd w:id="9"/>
-      <w:r>
-        <w:lastRenderedPageBreak/>
-        <w:t>Within–Between Fixed Effects Model</w:t>
-      </w:r>
-    </w:p>
-    <w:p>
-      <w:pPr>
-        <w:pStyle w:val="FirstParagraph"/>
-      </w:pPr>
-      <w:r>
-        <w:t>To explicitly separate within- and between-female effects of egg number on egg size, egg number was decomposed as:</w:t>
+        <w:pStyle w:val="BodyText"/>
+      </w:pPr>
+      <w:r>
+        <w:t>In addition to calculating correlations between egg number and size at multiple levels, I also explicitly separated within- and between-female effects of egg number on egg size following van de Pol &amp; Wright (</w:t>
+      </w:r>
+      <w:r>
+        <w:rPr>
+          <w:b/>
+          <w:bCs/>
+        </w:rPr>
+        <w:t>vandepol2009?</w:t>
+      </w:r>
+      <w:r>
+        <w:t>) by decomposing egg number as:</w:t>
       </w:r>
     </w:p>
     <w:p>
@@ -2627,10 +2550,11 @@
         </w:numPr>
       </w:pPr>
       <w:r>
+        <w:lastRenderedPageBreak/>
         <w:t>Within-female deviation</w:t>
       </w:r>
     </w:p>
-    <w:bookmarkStart w:id="12" w:name="eq-within"/>
+    <w:bookmarkStart w:id="6" w:name="eq-within"/>
     <w:p>
       <w:pPr>
         <w:pStyle w:val="FirstParagraph"/>
@@ -2785,7 +2709,7 @@
           </m:d>
         </m:oMath>
       </m:oMathPara>
-      <w:bookmarkEnd w:id="12"/>
+      <w:bookmarkEnd w:id="6"/>
     </w:p>
     <w:p>
       <w:pPr>
@@ -2799,7 +2723,7 @@
         <w:t>Between-female component</w:t>
       </w:r>
     </w:p>
-    <w:bookmarkStart w:id="13" w:name="eq-between"/>
+    <w:bookmarkStart w:id="7" w:name="eq-between"/>
     <w:p>
       <w:pPr>
         <w:pStyle w:val="FirstParagraph"/>
@@ -2947,7 +2871,7 @@
           </m:d>
         </m:oMath>
       </m:oMathPara>
-      <w:bookmarkEnd w:id="13"/>
+      <w:bookmarkEnd w:id="7"/>
     </w:p>
     <w:p>
       <w:pPr>
@@ -2957,7 +2881,7 @@
         <w:t>I then fitted the following linear mixed-effects model:</w:t>
       </w:r>
     </w:p>
-    <w:bookmarkStart w:id="14" w:name="eq-withinbetween"/>
+    <w:bookmarkStart w:id="8" w:name="eq-withinbetween"/>
     <w:p>
       <w:pPr>
         <w:pStyle w:val="BodyText"/>
@@ -3285,7 +3209,7 @@
           </m:d>
         </m:oMath>
       </m:oMathPara>
-      <w:bookmarkEnd w:id="14"/>
+      <w:bookmarkEnd w:id="8"/>
     </w:p>
     <w:p>
       <w:pPr>
@@ -3561,7 +3485,10 @@
         </m:sSub>
       </m:oMath>
       <w:r>
-        <w:t xml:space="preserve"> estimates the within-female (plastic) effect of egg number on egg size, whereas </w:t>
+        <w:t xml:space="preserve"> </w:t>
+      </w:r>
+      <w:r>
+        <w:t xml:space="preserve">estimates the within-female (plastic) effect of egg number on egg size, whereas </w:t>
       </w:r>
       <m:oMath>
         <m:sSub>
@@ -3602,7 +3529,7 @@
         <w:t>To facilitate comparison of effect sizes, continuous predictors were standardized by subtracting the mean and dividing by the standard deviation:</w:t>
       </w:r>
     </w:p>
-    <w:bookmarkStart w:id="15" w:name="eq-standardization"/>
+    <w:bookmarkStart w:id="9" w:name="eq-standardization"/>
     <w:p>
       <w:pPr>
         <w:pStyle w:val="BodyText"/>
@@ -3743,15 +3670,18 @@
           </m:d>
         </m:oMath>
       </m:oMathPara>
-      <w:bookmarkEnd w:id="15"/>
+      <w:bookmarkEnd w:id="9"/>
     </w:p>
     <w:p>
       <w:pPr>
         <w:pStyle w:val="FirstParagraph"/>
       </w:pPr>
       <w:r>
+        <w:t xml:space="preserve">The within-female and between-female components were standardized across their respective distributions. When estimating standardized regression coefficients, the response variable was also scaled to unit standard deviation. Standardized coefficients therefore represent the expected </w:t>
+      </w:r>
+      <w:r>
         <w:lastRenderedPageBreak/>
-        <w:t>The within-female and between-female components were standardized across their respective distributions. When estimating standardized regression coefficients, the response variable was also scaled to unit standard deviation. Standardized coefficients therefore represent the expected change (in standard deviation units) in egg size per one standard deviation change in the predictor.</w:t>
+        <w:t>change (in standard deviation units) in egg size per one standard deviation change in the predictor.</w:t>
       </w:r>
     </w:p>
     <w:p>
@@ -3762,14 +3692,10 @@
         <w:t>To test whether females differed in their propensity to trade off egg size against egg number, I fitted a random-slopes model allowing the within-female effect of egg number to vary among females:</w:t>
       </w:r>
     </w:p>
-    <w:bookmarkStart w:id="16" w:name="eq-randomslopes"/>
+    <w:bookmarkStart w:id="10" w:name="eq-randomslopes"/>
     <w:p>
       <w:pPr>
         <w:pStyle w:val="BodyText"/>
-        <w:rPr>
-          <w:sz w:val="20"/>
-          <w:szCs w:val="20"/>
-        </w:rPr>
       </w:pPr>
       <m:oMathPara>
         <m:oMathParaPr>
@@ -3781,8 +3707,6 @@
               <m:ctrlPr>
                 <w:rPr>
                   <w:rFonts w:ascii="Cambria Math" w:hAnsi="Cambria Math"/>
-                  <w:sz w:val="20"/>
-                  <w:szCs w:val="20"/>
                 </w:rPr>
               </m:ctrlPr>
             </m:sSubPr>
@@ -3791,10 +3715,6 @@
                 <m:rPr>
                   <m:nor/>
                 </m:rPr>
-                <w:rPr>
-                  <w:sz w:val="20"/>
-                  <w:szCs w:val="20"/>
-                </w:rPr>
                 <m:t>mean egg size</m:t>
               </m:r>
             </m:e>
@@ -3802,8 +3722,6 @@
               <m:r>
                 <w:rPr>
                   <w:rFonts w:ascii="Cambria Math" w:hAnsi="Cambria Math"/>
-                  <w:sz w:val="20"/>
-                  <w:szCs w:val="20"/>
                 </w:rPr>
                 <m:t>ij</m:t>
               </m:r>
@@ -3815,8 +3733,6 @@
             </m:rPr>
             <w:rPr>
               <w:rFonts w:ascii="Cambria Math" w:hAnsi="Cambria Math"/>
-              <w:sz w:val="20"/>
-              <w:szCs w:val="20"/>
             </w:rPr>
             <m:t>=</m:t>
           </m:r>
@@ -3825,8 +3741,6 @@
               <m:ctrlPr>
                 <w:rPr>
                   <w:rFonts w:ascii="Cambria Math" w:hAnsi="Cambria Math"/>
-                  <w:sz w:val="20"/>
-                  <w:szCs w:val="20"/>
                 </w:rPr>
               </m:ctrlPr>
             </m:sSubPr>
@@ -3834,8 +3748,6 @@
               <m:r>
                 <w:rPr>
                   <w:rFonts w:ascii="Cambria Math" w:hAnsi="Cambria Math"/>
-                  <w:sz w:val="20"/>
-                  <w:szCs w:val="20"/>
                 </w:rPr>
                 <m:t>β</m:t>
               </m:r>
@@ -3844,8 +3756,6 @@
               <m:r>
                 <w:rPr>
                   <w:rFonts w:ascii="Cambria Math" w:hAnsi="Cambria Math"/>
-                  <w:sz w:val="20"/>
-                  <w:szCs w:val="20"/>
                 </w:rPr>
                 <m:t>0</m:t>
               </m:r>
@@ -3857,8 +3767,6 @@
             </m:rPr>
             <w:rPr>
               <w:rFonts w:ascii="Cambria Math" w:hAnsi="Cambria Math"/>
-              <w:sz w:val="20"/>
-              <w:szCs w:val="20"/>
             </w:rPr>
             <m:t>+</m:t>
           </m:r>
@@ -3867,8 +3775,6 @@
               <m:ctrlPr>
                 <w:rPr>
                   <w:rFonts w:ascii="Cambria Math" w:hAnsi="Cambria Math"/>
-                  <w:sz w:val="20"/>
-                  <w:szCs w:val="20"/>
                 </w:rPr>
               </m:ctrlPr>
             </m:sSubPr>
@@ -3876,8 +3782,6 @@
               <m:r>
                 <w:rPr>
                   <w:rFonts w:ascii="Cambria Math" w:hAnsi="Cambria Math"/>
-                  <w:sz w:val="20"/>
-                  <w:szCs w:val="20"/>
                 </w:rPr>
                 <m:t>β</m:t>
               </m:r>
@@ -3886,8 +3790,6 @@
               <m:r>
                 <w:rPr>
                   <w:rFonts w:ascii="Cambria Math" w:hAnsi="Cambria Math"/>
-                  <w:sz w:val="20"/>
-                  <w:szCs w:val="20"/>
                 </w:rPr>
                 <m:t>W</m:t>
               </m:r>
@@ -3896,8 +3798,6 @@
           <m:r>
             <w:rPr>
               <w:rFonts w:ascii="Cambria Math" w:hAnsi="Cambria Math"/>
-              <w:sz w:val="20"/>
-              <w:szCs w:val="20"/>
             </w:rPr>
             <m:t> </m:t>
           </m:r>
@@ -3906,8 +3806,6 @@
               <m:ctrlPr>
                 <w:rPr>
                   <w:rFonts w:ascii="Cambria Math" w:hAnsi="Cambria Math"/>
-                  <w:sz w:val="20"/>
-                  <w:szCs w:val="20"/>
                 </w:rPr>
               </m:ctrlPr>
             </m:sSubPr>
@@ -3916,10 +3814,6 @@
                 <m:rPr>
                   <m:nor/>
                 </m:rPr>
-                <w:rPr>
-                  <w:sz w:val="20"/>
-                  <w:szCs w:val="20"/>
-                </w:rPr>
                 <m:t>egg_number</m:t>
               </m:r>
             </m:e>
@@ -3928,10 +3822,6 @@
                 <m:rPr>
                   <m:nor/>
                 </m:rPr>
-                <w:rPr>
-                  <w:sz w:val="20"/>
-                  <w:szCs w:val="20"/>
-                </w:rPr>
                 <m:t>within</m:t>
               </m:r>
               <m:r>
@@ -3940,16 +3830,12 @@
                 </m:rPr>
                 <w:rPr>
                   <w:rFonts w:ascii="Cambria Math" w:hAnsi="Cambria Math"/>
-                  <w:sz w:val="20"/>
-                  <w:szCs w:val="20"/>
                 </w:rPr>
                 <m:t>,</m:t>
               </m:r>
               <m:r>
                 <w:rPr>
                   <w:rFonts w:ascii="Cambria Math" w:hAnsi="Cambria Math"/>
-                  <w:sz w:val="20"/>
-                  <w:szCs w:val="20"/>
                 </w:rPr>
                 <m:t>ij</m:t>
               </m:r>
@@ -3961,8 +3847,6 @@
             </m:rPr>
             <w:rPr>
               <w:rFonts w:ascii="Cambria Math" w:hAnsi="Cambria Math"/>
-              <w:sz w:val="20"/>
-              <w:szCs w:val="20"/>
             </w:rPr>
             <m:t>+</m:t>
           </m:r>
@@ -3971,8 +3855,6 @@
               <m:ctrlPr>
                 <w:rPr>
                   <w:rFonts w:ascii="Cambria Math" w:hAnsi="Cambria Math"/>
-                  <w:sz w:val="20"/>
-                  <w:szCs w:val="20"/>
                 </w:rPr>
               </m:ctrlPr>
             </m:sSubPr>
@@ -3980,8 +3862,6 @@
               <m:r>
                 <w:rPr>
                   <w:rFonts w:ascii="Cambria Math" w:hAnsi="Cambria Math"/>
-                  <w:sz w:val="20"/>
-                  <w:szCs w:val="20"/>
                 </w:rPr>
                 <m:t>β</m:t>
               </m:r>
@@ -3990,8 +3870,6 @@
               <m:r>
                 <w:rPr>
                   <w:rFonts w:ascii="Cambria Math" w:hAnsi="Cambria Math"/>
-                  <w:sz w:val="20"/>
-                  <w:szCs w:val="20"/>
                 </w:rPr>
                 <m:t>B</m:t>
               </m:r>
@@ -4000,8 +3878,6 @@
           <m:r>
             <w:rPr>
               <w:rFonts w:ascii="Cambria Math" w:hAnsi="Cambria Math"/>
-              <w:sz w:val="20"/>
-              <w:szCs w:val="20"/>
             </w:rPr>
             <m:t> </m:t>
           </m:r>
@@ -4010,8 +3886,6 @@
               <m:ctrlPr>
                 <w:rPr>
                   <w:rFonts w:ascii="Cambria Math" w:hAnsi="Cambria Math"/>
-                  <w:sz w:val="20"/>
-                  <w:szCs w:val="20"/>
                 </w:rPr>
               </m:ctrlPr>
             </m:sSubPr>
@@ -4020,10 +3894,6 @@
                 <m:rPr>
                   <m:nor/>
                 </m:rPr>
-                <w:rPr>
-                  <w:sz w:val="20"/>
-                  <w:szCs w:val="20"/>
-                </w:rPr>
                 <m:t>egg_number</m:t>
               </m:r>
             </m:e>
@@ -4032,10 +3902,6 @@
                 <m:rPr>
                   <m:nor/>
                 </m:rPr>
-                <w:rPr>
-                  <w:sz w:val="20"/>
-                  <w:szCs w:val="20"/>
-                </w:rPr>
                 <m:t>between</m:t>
               </m:r>
               <m:r>
@@ -4044,16 +3910,12 @@
                 </m:rPr>
                 <w:rPr>
                   <w:rFonts w:ascii="Cambria Math" w:hAnsi="Cambria Math"/>
-                  <w:sz w:val="20"/>
-                  <w:szCs w:val="20"/>
                 </w:rPr>
                 <m:t>,</m:t>
               </m:r>
               <m:r>
                 <w:rPr>
                   <w:rFonts w:ascii="Cambria Math" w:hAnsi="Cambria Math"/>
-                  <w:sz w:val="20"/>
-                  <w:szCs w:val="20"/>
                 </w:rPr>
                 <m:t>i</m:t>
               </m:r>
@@ -4065,8 +3927,6 @@
             </m:rPr>
             <w:rPr>
               <w:rFonts w:ascii="Cambria Math" w:hAnsi="Cambria Math"/>
-              <w:sz w:val="20"/>
-              <w:szCs w:val="20"/>
             </w:rPr>
             <m:t>+</m:t>
           </m:r>
@@ -4075,8 +3935,6 @@
               <m:ctrlPr>
                 <w:rPr>
                   <w:rFonts w:ascii="Cambria Math" w:hAnsi="Cambria Math"/>
-                  <w:sz w:val="20"/>
-                  <w:szCs w:val="20"/>
                 </w:rPr>
               </m:ctrlPr>
             </m:dPr>
@@ -4084,8 +3942,6 @@
               <m:r>
                 <w:rPr>
                   <w:rFonts w:ascii="Cambria Math" w:hAnsi="Cambria Math"/>
-                  <w:sz w:val="20"/>
-                  <w:szCs w:val="20"/>
                 </w:rPr>
                 <m:t>1</m:t>
               </m:r>
@@ -4095,8 +3951,6 @@
                 </m:rPr>
                 <w:rPr>
                   <w:rFonts w:ascii="Cambria Math" w:hAnsi="Cambria Math"/>
-                  <w:sz w:val="20"/>
-                  <w:szCs w:val="20"/>
                 </w:rPr>
                 <m:t>+</m:t>
               </m:r>
@@ -4105,8 +3959,6 @@
                   <m:ctrlPr>
                     <w:rPr>
                       <w:rFonts w:ascii="Cambria Math" w:hAnsi="Cambria Math"/>
-                      <w:sz w:val="20"/>
-                      <w:szCs w:val="20"/>
                     </w:rPr>
                   </m:ctrlPr>
                 </m:sSubPr>
@@ -4115,10 +3967,6 @@
                     <m:rPr>
                       <m:nor/>
                     </m:rPr>
-                    <w:rPr>
-                      <w:sz w:val="20"/>
-                      <w:szCs w:val="20"/>
-                    </w:rPr>
                     <m:t>egg_number</m:t>
                   </m:r>
                 </m:e>
@@ -4127,10 +3975,6 @@
                     <m:rPr>
                       <m:nor/>
                     </m:rPr>
-                    <w:rPr>
-                      <w:sz w:val="20"/>
-                      <w:szCs w:val="20"/>
-                    </w:rPr>
                     <m:t>within</m:t>
                   </m:r>
                 </m:sub>
@@ -4141,8 +3985,6 @@
                 </m:rPr>
                 <w:rPr>
                   <w:rFonts w:ascii="Cambria Math" w:hAnsi="Cambria Math"/>
-                  <w:sz w:val="20"/>
-                  <w:szCs w:val="20"/>
                 </w:rPr>
                 <m:t>∣</m:t>
               </m:r>
@@ -4150,10 +3992,6 @@
                 <m:rPr>
                   <m:nor/>
                 </m:rPr>
-                <w:rPr>
-                  <w:sz w:val="20"/>
-                  <w:szCs w:val="20"/>
-                </w:rPr>
                 <m:t>id</m:t>
               </m:r>
             </m:e>
@@ -4164,8 +4002,6 @@
             </m:rPr>
             <w:rPr>
               <w:rFonts w:ascii="Cambria Math" w:hAnsi="Cambria Math"/>
-              <w:sz w:val="20"/>
-              <w:szCs w:val="20"/>
             </w:rPr>
             <m:t>+</m:t>
           </m:r>
@@ -4174,8 +4010,6 @@
               <m:ctrlPr>
                 <w:rPr>
                   <w:rFonts w:ascii="Cambria Math" w:hAnsi="Cambria Math"/>
-                  <w:sz w:val="20"/>
-                  <w:szCs w:val="20"/>
                 </w:rPr>
               </m:ctrlPr>
             </m:sSubPr>
@@ -4183,8 +4017,6 @@
               <m:r>
                 <w:rPr>
                   <w:rFonts w:ascii="Cambria Math" w:hAnsi="Cambria Math"/>
-                  <w:sz w:val="20"/>
-                  <w:szCs w:val="20"/>
                 </w:rPr>
                 <m:t>ε</m:t>
               </m:r>
@@ -4193,8 +4025,6 @@
               <m:r>
                 <w:rPr>
                   <w:rFonts w:ascii="Cambria Math" w:hAnsi="Cambria Math"/>
-                  <w:sz w:val="20"/>
-                  <w:szCs w:val="20"/>
                 </w:rPr>
                 <m:t>ij</m:t>
               </m:r>
@@ -4203,8 +4033,6 @@
           <m:r>
             <w:rPr>
               <w:rFonts w:ascii="Cambria Math" w:hAnsi="Cambria Math"/>
-              <w:sz w:val="20"/>
-              <w:szCs w:val="20"/>
             </w:rPr>
             <m:t>  </m:t>
           </m:r>
@@ -4213,8 +4041,6 @@
               <m:ctrlPr>
                 <w:rPr>
                   <w:rFonts w:ascii="Cambria Math" w:hAnsi="Cambria Math"/>
-                  <w:sz w:val="20"/>
-                  <w:szCs w:val="20"/>
                 </w:rPr>
               </m:ctrlPr>
             </m:dPr>
@@ -4222,8 +4048,6 @@
               <m:r>
                 <w:rPr>
                   <w:rFonts w:ascii="Cambria Math" w:hAnsi="Cambria Math"/>
-                  <w:sz w:val="20"/>
-                  <w:szCs w:val="20"/>
                 </w:rPr>
                 <m:t>7</m:t>
               </m:r>
@@ -4231,7 +4055,7 @@
           </m:d>
         </m:oMath>
       </m:oMathPara>
-      <w:bookmarkEnd w:id="16"/>
+      <w:bookmarkEnd w:id="10"/>
     </w:p>
     <w:p>
       <w:pPr>
@@ -4243,23 +4067,13 @@
     </w:p>
     <w:p>
       <w:pPr>
-        <w:pStyle w:val="Heading2"/>
-      </w:pPr>
-      <w:bookmarkStart w:id="17" w:name="X66c50ccfd0266e428f76d39573138b87b12f29d"/>
-      <w:bookmarkEnd w:id="11"/>
-      <w:r>
-        <w:t>Controlling for clutch order in within–between models</w:t>
-      </w:r>
-    </w:p>
-    <w:p>
-      <w:pPr>
-        <w:pStyle w:val="FirstParagraph"/>
+        <w:pStyle w:val="BodyText"/>
       </w:pPr>
       <w:r>
         <w:t>Because both egg number and egg size varied systematically across clutches, we tested whether clutch order explained the within-female association by including clutch as a fixed effect in the within–between model:</w:t>
       </w:r>
     </w:p>
-    <w:bookmarkStart w:id="18" w:name="eq-clutchorderwithinbetween"/>
+    <w:bookmarkStart w:id="11" w:name="eq-clutchorderwithinbetween"/>
     <w:p>
       <w:pPr>
         <w:pStyle w:val="BodyText"/>
@@ -4273,9 +4087,7 @@
             <m:sSubPr>
               <m:ctrlPr>
                 <w:rPr>
-                  <w:rFonts w:ascii="Cambria Math" w:hAnsi="Cambria Math" w:cs="Times New Roman"/>
-                  <w:sz w:val="20"/>
-                  <w:szCs w:val="20"/>
+                  <w:rFonts w:ascii="Cambria Math" w:hAnsi="Cambria Math"/>
                 </w:rPr>
               </m:ctrlPr>
             </m:sSubPr>
@@ -4284,20 +4096,13 @@
                 <m:rPr>
                   <m:nor/>
                 </m:rPr>
-                <w:rPr>
-                  <w:rFonts w:cs="Times New Roman"/>
-                  <w:sz w:val="20"/>
-                  <w:szCs w:val="20"/>
-                </w:rPr>
                 <m:t>mean egg size</m:t>
               </m:r>
             </m:e>
             <m:sub>
               <m:r>
                 <w:rPr>
-                  <w:rFonts w:ascii="Cambria Math" w:hAnsi="Cambria Math" w:cs="Times New Roman"/>
-                  <w:sz w:val="20"/>
-                  <w:szCs w:val="20"/>
+                  <w:rFonts w:ascii="Cambria Math" w:hAnsi="Cambria Math"/>
                 </w:rPr>
                 <m:t>ij</m:t>
               </m:r>
@@ -4308,9 +4113,7 @@
               <m:sty m:val="p"/>
             </m:rPr>
             <w:rPr>
-              <w:rFonts w:ascii="Cambria Math" w:hAnsi="Cambria Math" w:cs="Times New Roman"/>
-              <w:sz w:val="20"/>
-              <w:szCs w:val="20"/>
+              <w:rFonts w:ascii="Cambria Math" w:hAnsi="Cambria Math"/>
             </w:rPr>
             <m:t>=</m:t>
           </m:r>
@@ -4318,18 +4121,14 @@
             <m:sSubPr>
               <m:ctrlPr>
                 <w:rPr>
-                  <w:rFonts w:ascii="Cambria Math" w:hAnsi="Cambria Math" w:cs="Times New Roman"/>
-                  <w:sz w:val="20"/>
-                  <w:szCs w:val="20"/>
+                  <w:rFonts w:ascii="Cambria Math" w:hAnsi="Cambria Math"/>
                 </w:rPr>
               </m:ctrlPr>
             </m:sSubPr>
             <m:e>
               <m:r>
                 <w:rPr>
-                  <w:rFonts w:ascii="Cambria Math" w:hAnsi="Cambria Math" w:cs="Times New Roman"/>
-                  <w:sz w:val="20"/>
-                  <w:szCs w:val="20"/>
+                  <w:rFonts w:ascii="Cambria Math" w:hAnsi="Cambria Math"/>
                 </w:rPr>
                 <m:t>β</m:t>
               </m:r>
@@ -4337,9 +4136,7 @@
             <m:sub>
               <m:r>
                 <w:rPr>
-                  <w:rFonts w:ascii="Cambria Math" w:hAnsi="Cambria Math" w:cs="Times New Roman"/>
-                  <w:sz w:val="20"/>
-                  <w:szCs w:val="20"/>
+                  <w:rFonts w:ascii="Cambria Math" w:hAnsi="Cambria Math"/>
                 </w:rPr>
                 <m:t>0</m:t>
               </m:r>
@@ -4350,9 +4147,7 @@
               <m:sty m:val="p"/>
             </m:rPr>
             <w:rPr>
-              <w:rFonts w:ascii="Cambria Math" w:hAnsi="Cambria Math" w:cs="Times New Roman"/>
-              <w:sz w:val="20"/>
-              <w:szCs w:val="20"/>
+              <w:rFonts w:ascii="Cambria Math" w:hAnsi="Cambria Math"/>
             </w:rPr>
             <m:t>+</m:t>
           </m:r>
@@ -4360,18 +4155,14 @@
             <m:sSubPr>
               <m:ctrlPr>
                 <w:rPr>
-                  <w:rFonts w:ascii="Cambria Math" w:hAnsi="Cambria Math" w:cs="Times New Roman"/>
-                  <w:sz w:val="20"/>
-                  <w:szCs w:val="20"/>
+                  <w:rFonts w:ascii="Cambria Math" w:hAnsi="Cambria Math"/>
                 </w:rPr>
               </m:ctrlPr>
             </m:sSubPr>
             <m:e>
               <m:r>
                 <w:rPr>
-                  <w:rFonts w:ascii="Cambria Math" w:hAnsi="Cambria Math" w:cs="Times New Roman"/>
-                  <w:sz w:val="20"/>
-                  <w:szCs w:val="20"/>
+                  <w:rFonts w:ascii="Cambria Math" w:hAnsi="Cambria Math"/>
                 </w:rPr>
                 <m:t>β</m:t>
               </m:r>
@@ -4379,9 +4170,7 @@
             <m:sub>
               <m:r>
                 <w:rPr>
-                  <w:rFonts w:ascii="Cambria Math" w:hAnsi="Cambria Math" w:cs="Times New Roman"/>
-                  <w:sz w:val="20"/>
-                  <w:szCs w:val="20"/>
+                  <w:rFonts w:ascii="Cambria Math" w:hAnsi="Cambria Math"/>
                 </w:rPr>
                 <m:t>W</m:t>
               </m:r>
@@ -4389,9 +4178,7 @@
           </m:sSub>
           <m:r>
             <w:rPr>
-              <w:rFonts w:ascii="Cambria Math" w:hAnsi="Cambria Math" w:cs="Times New Roman"/>
-              <w:sz w:val="20"/>
-              <w:szCs w:val="20"/>
+              <w:rFonts w:ascii="Cambria Math" w:hAnsi="Cambria Math"/>
             </w:rPr>
             <m:t> </m:t>
           </m:r>
@@ -4399,9 +4186,7 @@
             <m:sSubPr>
               <m:ctrlPr>
                 <w:rPr>
-                  <w:rFonts w:ascii="Cambria Math" w:hAnsi="Cambria Math" w:cs="Times New Roman"/>
-                  <w:sz w:val="20"/>
-                  <w:szCs w:val="20"/>
+                  <w:rFonts w:ascii="Cambria Math" w:hAnsi="Cambria Math"/>
                 </w:rPr>
               </m:ctrlPr>
             </m:sSubPr>
@@ -4410,11 +4195,6 @@
                 <m:rPr>
                   <m:nor/>
                 </m:rPr>
-                <w:rPr>
-                  <w:rFonts w:cs="Times New Roman"/>
-                  <w:sz w:val="20"/>
-                  <w:szCs w:val="20"/>
-                </w:rPr>
                 <m:t>egg_number</m:t>
               </m:r>
             </m:e>
@@ -4423,11 +4203,6 @@
                 <m:rPr>
                   <m:nor/>
                 </m:rPr>
-                <w:rPr>
-                  <w:rFonts w:cs="Times New Roman"/>
-                  <w:sz w:val="20"/>
-                  <w:szCs w:val="20"/>
-                </w:rPr>
                 <m:t>within</m:t>
               </m:r>
               <m:r>
@@ -4435,17 +4210,13 @@
                   <m:sty m:val="p"/>
                 </m:rPr>
                 <w:rPr>
-                  <w:rFonts w:ascii="Cambria Math" w:hAnsi="Cambria Math" w:cs="Times New Roman"/>
-                  <w:sz w:val="20"/>
-                  <w:szCs w:val="20"/>
+                  <w:rFonts w:ascii="Cambria Math" w:hAnsi="Cambria Math"/>
                 </w:rPr>
                 <m:t>,</m:t>
               </m:r>
               <m:r>
                 <w:rPr>
-                  <w:rFonts w:ascii="Cambria Math" w:hAnsi="Cambria Math" w:cs="Times New Roman"/>
-                  <w:sz w:val="20"/>
-                  <w:szCs w:val="20"/>
+                  <w:rFonts w:ascii="Cambria Math" w:hAnsi="Cambria Math"/>
                 </w:rPr>
                 <m:t>ij</m:t>
               </m:r>
@@ -4456,9 +4227,7 @@
               <m:sty m:val="p"/>
             </m:rPr>
             <w:rPr>
-              <w:rFonts w:ascii="Cambria Math" w:hAnsi="Cambria Math" w:cs="Times New Roman"/>
-              <w:sz w:val="20"/>
-              <w:szCs w:val="20"/>
+              <w:rFonts w:ascii="Cambria Math" w:hAnsi="Cambria Math"/>
             </w:rPr>
             <m:t>+</m:t>
           </m:r>
@@ -4466,18 +4235,14 @@
             <m:sSubPr>
               <m:ctrlPr>
                 <w:rPr>
-                  <w:rFonts w:ascii="Cambria Math" w:hAnsi="Cambria Math" w:cs="Times New Roman"/>
-                  <w:sz w:val="20"/>
-                  <w:szCs w:val="20"/>
+                  <w:rFonts w:ascii="Cambria Math" w:hAnsi="Cambria Math"/>
                 </w:rPr>
               </m:ctrlPr>
             </m:sSubPr>
             <m:e>
               <m:r>
                 <w:rPr>
-                  <w:rFonts w:ascii="Cambria Math" w:hAnsi="Cambria Math" w:cs="Times New Roman"/>
-                  <w:sz w:val="20"/>
-                  <w:szCs w:val="20"/>
+                  <w:rFonts w:ascii="Cambria Math" w:hAnsi="Cambria Math"/>
                 </w:rPr>
                 <m:t>β</m:t>
               </m:r>
@@ -4485,9 +4250,7 @@
             <m:sub>
               <m:r>
                 <w:rPr>
-                  <w:rFonts w:ascii="Cambria Math" w:hAnsi="Cambria Math" w:cs="Times New Roman"/>
-                  <w:sz w:val="20"/>
-                  <w:szCs w:val="20"/>
+                  <w:rFonts w:ascii="Cambria Math" w:hAnsi="Cambria Math"/>
                 </w:rPr>
                 <m:t>B</m:t>
               </m:r>
@@ -4495,9 +4258,7 @@
           </m:sSub>
           <m:r>
             <w:rPr>
-              <w:rFonts w:ascii="Cambria Math" w:hAnsi="Cambria Math" w:cs="Times New Roman"/>
-              <w:sz w:val="20"/>
-              <w:szCs w:val="20"/>
+              <w:rFonts w:ascii="Cambria Math" w:hAnsi="Cambria Math"/>
             </w:rPr>
             <m:t> </m:t>
           </m:r>
@@ -4505,9 +4266,7 @@
             <m:sSubPr>
               <m:ctrlPr>
                 <w:rPr>
-                  <w:rFonts w:ascii="Cambria Math" w:hAnsi="Cambria Math" w:cs="Times New Roman"/>
-                  <w:sz w:val="20"/>
-                  <w:szCs w:val="20"/>
+                  <w:rFonts w:ascii="Cambria Math" w:hAnsi="Cambria Math"/>
                 </w:rPr>
               </m:ctrlPr>
             </m:sSubPr>
@@ -4516,11 +4275,6 @@
                 <m:rPr>
                   <m:nor/>
                 </m:rPr>
-                <w:rPr>
-                  <w:rFonts w:cs="Times New Roman"/>
-                  <w:sz w:val="20"/>
-                  <w:szCs w:val="20"/>
-                </w:rPr>
                 <m:t>egg_number</m:t>
               </m:r>
             </m:e>
@@ -4529,11 +4283,6 @@
                 <m:rPr>
                   <m:nor/>
                 </m:rPr>
-                <w:rPr>
-                  <w:rFonts w:cs="Times New Roman"/>
-                  <w:sz w:val="20"/>
-                  <w:szCs w:val="20"/>
-                </w:rPr>
                 <m:t>between</m:t>
               </m:r>
               <m:r>
@@ -4541,17 +4290,13 @@
                   <m:sty m:val="p"/>
                 </m:rPr>
                 <w:rPr>
-                  <w:rFonts w:ascii="Cambria Math" w:hAnsi="Cambria Math" w:cs="Times New Roman"/>
-                  <w:sz w:val="20"/>
-                  <w:szCs w:val="20"/>
+                  <w:rFonts w:ascii="Cambria Math" w:hAnsi="Cambria Math"/>
                 </w:rPr>
                 <m:t>,</m:t>
               </m:r>
               <m:r>
                 <w:rPr>
-                  <w:rFonts w:ascii="Cambria Math" w:hAnsi="Cambria Math" w:cs="Times New Roman"/>
-                  <w:sz w:val="20"/>
-                  <w:szCs w:val="20"/>
+                  <w:rFonts w:ascii="Cambria Math" w:hAnsi="Cambria Math"/>
                 </w:rPr>
                 <m:t>i</m:t>
               </m:r>
@@ -4562,9 +4307,7 @@
               <m:sty m:val="p"/>
             </m:rPr>
             <w:rPr>
-              <w:rFonts w:ascii="Cambria Math" w:hAnsi="Cambria Math" w:cs="Times New Roman"/>
-              <w:sz w:val="20"/>
-              <w:szCs w:val="20"/>
+              <w:rFonts w:ascii="Cambria Math" w:hAnsi="Cambria Math"/>
             </w:rPr>
             <m:t>+</m:t>
           </m:r>
@@ -4572,18 +4315,14 @@
             <m:sSubPr>
               <m:ctrlPr>
                 <w:rPr>
-                  <w:rFonts w:ascii="Cambria Math" w:hAnsi="Cambria Math" w:cs="Times New Roman"/>
-                  <w:sz w:val="20"/>
-                  <w:szCs w:val="20"/>
+                  <w:rFonts w:ascii="Cambria Math" w:hAnsi="Cambria Math"/>
                 </w:rPr>
               </m:ctrlPr>
             </m:sSubPr>
             <m:e>
               <m:r>
                 <w:rPr>
-                  <w:rFonts w:ascii="Cambria Math" w:hAnsi="Cambria Math" w:cs="Times New Roman"/>
-                  <w:sz w:val="20"/>
-                  <w:szCs w:val="20"/>
+                  <w:rFonts w:ascii="Cambria Math" w:hAnsi="Cambria Math"/>
                 </w:rPr>
                 <m:t>β</m:t>
               </m:r>
@@ -4593,20 +4332,13 @@
                 <m:rPr>
                   <m:nor/>
                 </m:rPr>
-                <w:rPr>
-                  <w:rFonts w:cs="Times New Roman"/>
-                  <w:sz w:val="20"/>
-                  <w:szCs w:val="20"/>
-                </w:rPr>
                 <m:t>brood</m:t>
               </m:r>
             </m:sub>
           </m:sSub>
           <m:r>
             <w:rPr>
-              <w:rFonts w:ascii="Cambria Math" w:hAnsi="Cambria Math" w:cs="Times New Roman"/>
-              <w:sz w:val="20"/>
-              <w:szCs w:val="20"/>
+              <w:rFonts w:ascii="Cambria Math" w:hAnsi="Cambria Math"/>
             </w:rPr>
             <m:t> </m:t>
           </m:r>
@@ -4614,9 +4346,7 @@
             <m:sSubPr>
               <m:ctrlPr>
                 <w:rPr>
-                  <w:rFonts w:ascii="Cambria Math" w:hAnsi="Cambria Math" w:cs="Times New Roman"/>
-                  <w:sz w:val="20"/>
-                  <w:szCs w:val="20"/>
+                  <w:rFonts w:ascii="Cambria Math" w:hAnsi="Cambria Math"/>
                 </w:rPr>
               </m:ctrlPr>
             </m:sSubPr>
@@ -4625,20 +4355,13 @@
                 <m:rPr>
                   <m:nor/>
                 </m:rPr>
-                <w:rPr>
-                  <w:rFonts w:cs="Times New Roman"/>
-                  <w:sz w:val="20"/>
-                  <w:szCs w:val="20"/>
-                </w:rPr>
                 <m:t>brood</m:t>
               </m:r>
             </m:e>
             <m:sub>
               <m:r>
                 <w:rPr>
-                  <w:rFonts w:ascii="Cambria Math" w:hAnsi="Cambria Math" w:cs="Times New Roman"/>
-                  <w:sz w:val="20"/>
-                  <w:szCs w:val="20"/>
+                  <w:rFonts w:ascii="Cambria Math" w:hAnsi="Cambria Math"/>
                 </w:rPr>
                 <m:t>ij</m:t>
               </m:r>
@@ -4649,9 +4372,7 @@
               <m:sty m:val="p"/>
             </m:rPr>
             <w:rPr>
-              <w:rFonts w:ascii="Cambria Math" w:hAnsi="Cambria Math" w:cs="Times New Roman"/>
-              <w:sz w:val="20"/>
-              <w:szCs w:val="20"/>
+              <w:rFonts w:ascii="Cambria Math" w:hAnsi="Cambria Math"/>
             </w:rPr>
             <m:t>+</m:t>
           </m:r>
@@ -4659,18 +4380,14 @@
             <m:sSubPr>
               <m:ctrlPr>
                 <w:rPr>
-                  <w:rFonts w:ascii="Cambria Math" w:hAnsi="Cambria Math" w:cs="Times New Roman"/>
-                  <w:sz w:val="20"/>
-                  <w:szCs w:val="20"/>
+                  <w:rFonts w:ascii="Cambria Math" w:hAnsi="Cambria Math"/>
                 </w:rPr>
               </m:ctrlPr>
             </m:sSubPr>
             <m:e>
               <m:r>
                 <w:rPr>
-                  <w:rFonts w:ascii="Cambria Math" w:hAnsi="Cambria Math" w:cs="Times New Roman"/>
-                  <w:sz w:val="20"/>
-                  <w:szCs w:val="20"/>
+                  <w:rFonts w:ascii="Cambria Math" w:hAnsi="Cambria Math"/>
                 </w:rPr>
                 <m:t>b</m:t>
               </m:r>
@@ -4678,17 +4395,13 @@
             <m:sub>
               <m:r>
                 <w:rPr>
-                  <w:rFonts w:ascii="Cambria Math" w:hAnsi="Cambria Math" w:cs="Times New Roman"/>
-                  <w:sz w:val="20"/>
-                  <w:szCs w:val="20"/>
+                  <w:rFonts w:ascii="Cambria Math" w:hAnsi="Cambria Math"/>
                 </w:rPr>
                 <m:t>0</m:t>
               </m:r>
               <m:r>
                 <w:rPr>
-                  <w:rFonts w:ascii="Cambria Math" w:hAnsi="Cambria Math" w:cs="Times New Roman"/>
-                  <w:sz w:val="20"/>
-                  <w:szCs w:val="20"/>
+                  <w:rFonts w:ascii="Cambria Math" w:hAnsi="Cambria Math"/>
                 </w:rPr>
                 <m:t>i</m:t>
               </m:r>
@@ -4699,9 +4412,7 @@
               <m:sty m:val="p"/>
             </m:rPr>
             <w:rPr>
-              <w:rFonts w:ascii="Cambria Math" w:hAnsi="Cambria Math" w:cs="Times New Roman"/>
-              <w:sz w:val="20"/>
-              <w:szCs w:val="20"/>
+              <w:rFonts w:ascii="Cambria Math" w:hAnsi="Cambria Math"/>
             </w:rPr>
             <m:t>+</m:t>
           </m:r>
@@ -4709,18 +4420,14 @@
             <m:sSubPr>
               <m:ctrlPr>
                 <w:rPr>
-                  <w:rFonts w:ascii="Cambria Math" w:hAnsi="Cambria Math" w:cs="Times New Roman"/>
-                  <w:sz w:val="20"/>
-                  <w:szCs w:val="20"/>
+                  <w:rFonts w:ascii="Cambria Math" w:hAnsi="Cambria Math"/>
                 </w:rPr>
               </m:ctrlPr>
             </m:sSubPr>
             <m:e>
               <m:r>
                 <w:rPr>
-                  <w:rFonts w:ascii="Cambria Math" w:hAnsi="Cambria Math" w:cs="Times New Roman"/>
-                  <w:sz w:val="20"/>
-                  <w:szCs w:val="20"/>
+                  <w:rFonts w:ascii="Cambria Math" w:hAnsi="Cambria Math"/>
                 </w:rPr>
                 <m:t>ε</m:t>
               </m:r>
@@ -4728,9 +4435,7 @@
             <m:sub>
               <m:r>
                 <w:rPr>
-                  <w:rFonts w:ascii="Cambria Math" w:hAnsi="Cambria Math" w:cs="Times New Roman"/>
-                  <w:sz w:val="20"/>
-                  <w:szCs w:val="20"/>
+                  <w:rFonts w:ascii="Cambria Math" w:hAnsi="Cambria Math"/>
                 </w:rPr>
                 <m:t>ij</m:t>
               </m:r>
@@ -4738,9 +4443,7 @@
           </m:sSub>
           <m:r>
             <w:rPr>
-              <w:rFonts w:ascii="Cambria Math" w:hAnsi="Cambria Math" w:cs="Times New Roman"/>
-              <w:sz w:val="20"/>
-              <w:szCs w:val="20"/>
+              <w:rFonts w:ascii="Cambria Math" w:hAnsi="Cambria Math"/>
             </w:rPr>
             <m:t>  </m:t>
           </m:r>
@@ -4748,18 +4451,14 @@
             <m:dPr>
               <m:ctrlPr>
                 <w:rPr>
-                  <w:rFonts w:ascii="Cambria Math" w:hAnsi="Cambria Math" w:cs="Times New Roman"/>
-                  <w:sz w:val="20"/>
-                  <w:szCs w:val="20"/>
+                  <w:rFonts w:ascii="Cambria Math" w:hAnsi="Cambria Math"/>
                 </w:rPr>
               </m:ctrlPr>
             </m:dPr>
             <m:e>
               <m:r>
                 <w:rPr>
-                  <w:rFonts w:ascii="Cambria Math" w:hAnsi="Cambria Math" w:cs="Times New Roman"/>
-                  <w:sz w:val="20"/>
-                  <w:szCs w:val="20"/>
+                  <w:rFonts w:ascii="Cambria Math" w:hAnsi="Cambria Math"/>
                 </w:rPr>
                 <m:t>8</m:t>
               </m:r>
@@ -4767,7 +4466,7 @@
           </m:d>
         </m:oMath>
       </m:oMathPara>
-      <w:bookmarkEnd w:id="18"/>
+      <w:bookmarkEnd w:id="11"/>
     </w:p>
     <w:p>
       <w:pPr>
@@ -4915,16 +4614,36 @@
         <w:t>) females by constructing a univariate hierarchical linear mixed-effects model with scaled mean egg perimeter as the response variable, clutch (first or second) as a fixed effect, and female body size as a continuous covariate. I also included, as random effects, a random slope for each clutch for each female. In the dispersion part of the model, I included clutch as a fixed effect to estimate the within-individual (i.e. residual) variance in egg size for each clutch. I then teste</w:t>
       </w:r>
       <w:r>
-        <w:t>d whether the first and second clutch differed in egg size at the among- and within-female levels.</w:t>
+        <w:t xml:space="preserve">d whether the first and second clutch differed in egg size at the among- and within-female levels. Data were visualized using </w:t>
+      </w:r>
+      <w:r>
+        <w:rPr>
+          <w:i/>
+          <w:iCs/>
+        </w:rPr>
+        <w:t>ggplot</w:t>
+      </w:r>
+      <w:r>
+        <w:t xml:space="preserve"> (</w:t>
+      </w:r>
+      <w:r>
+        <w:rPr>
+          <w:b/>
+          <w:bCs/>
+        </w:rPr>
+        <w:t>wickham2016?</w:t>
+      </w:r>
+      <w:r>
+        <w:t>).</w:t>
       </w:r>
     </w:p>
     <w:p>
       <w:pPr>
         <w:pStyle w:val="Heading1"/>
       </w:pPr>
-      <w:bookmarkStart w:id="19" w:name="results"/>
+      <w:bookmarkStart w:id="12" w:name="results"/>
       <w:bookmarkEnd w:id="2"/>
-      <w:bookmarkEnd w:id="17"/>
+      <w:bookmarkEnd w:id="3"/>
       <w:r>
         <w:lastRenderedPageBreak/>
         <w:t>Results</w:t>
@@ -4932,66 +4651,9 @@
     </w:p>
     <w:p>
       <w:pPr>
-        <w:pStyle w:val="FirstParagraph"/>
-      </w:pPr>
-      <w:r>
-        <w:t xml:space="preserve">Equation </w:t>
-      </w:r>
-      <w:hyperlink w:anchor="eq-clutchorder">
-        <w:r>
-          <w:rPr>
-            <w:rStyle w:val="Hyperlink"/>
-          </w:rPr>
-          <w:t>Equation 1</w:t>
-        </w:r>
-      </w:hyperlink>
-    </w:p>
-    <w:p>
-      <w:pPr>
-        <w:pStyle w:val="BodyText"/>
-      </w:pPr>
-      <w:r>
-        <w:t>Results Effect of clutch order on egg size and number Both egg number and egg size declined in the second clutch. In the multivariate Gaussian–Poisson model, egg size was smaller in clutch two (x̄ ± SE = 3.41 ± 0.03) relative to clutch one (3.54 ± 0.03; β = −0.12, 95% CrI [−0.21, −0.04]). Egg number also declined substantially (clutch one: 51.55 ± 2.49; clutch two: 34.14 ± 2.65; log-scale β = −0.41, 95% CrI [−0.48, −0.34]), corresponding to an approximate 34% reduction on the natural scale (e^(−0.41) ≈ 0.66</w:t>
-      </w:r>
-      <w:r>
-        <w:t xml:space="preserve">). Among-female variation remained detectable for both egg size (SD = 0.091, 95% CrI [0.009, 0.165]) and egg number (SD = 0.355, 95% CrI [0.273, 0.460]), indicating persistent heterogeneity among females across broods. Correlations between egg number and egg size Across all observations, the raw Pearson correlation between egg number and egg size was weak and close to zero (r_raw = −0.04, 95% CI [−0.25, 0.19]), suggesting no clear phenotypic association when hierarchical structure was ignored. In contrast, </w:t>
-      </w:r>
-      <w:r>
-        <w:t>the between-female Pearson correlation calculated from female means was moderate and negative (r_between = −0.31, 95% CI [−0.55, −0.02]). Females that produced more eggs on average tended to lay smaller eggs. The multivariate Gaussian model partitioned covariation into among-female and residual components. After accounting for female identity, the residual (within-female) correlation between egg number and egg size was effectively zero and highly uncertain (r_within = 0.0025, 95% CrI [−0.86, 0.85]). Thus, a</w:t>
-      </w:r>
-      <w:r>
-        <w:t xml:space="preserve">pparent phenotypic independence masked a moderate negative association among females but no detectable clutch-level trade-off within females. Within–between mixed-effects models In the within–between mixed-effects model, egg size varied among females (random-intercept SD = 0.07, 95% CrI [0.00, 0.14]). The </w:t>
-      </w:r>
-      <w:r>
-        <w:lastRenderedPageBreak/>
-        <w:t>within-female effect of egg number on egg size was small and uncertain (β_W = 0.0027, 95% CrI [−0.0006, 0.0057]). On the natural scale, this corresponds to an increase of approximately 0.027 units in egg s</w:t>
-      </w:r>
-      <w:r>
-        <w:t>ize for every additional 10 eggs within a female—an effect that was not credibly different from zero. In contrast, the between-female effect was negative (β_B = −0.0038, 95% CrI [−0.0076, 0.0000]). Females differing by 10 eggs in mean clutch size differed by approximately 0.038 units in egg size. Although the credible interval extended to zero, the posterior distribution was predominantly negative, consistent with a modest among-female trade-off. Standardized coefficients reinforced the difference in magnit</w:t>
-      </w:r>
-      <w:r>
-        <w:t>ude between hierarchical levels. The standardized within-female effect was positive but uncertain (β_W,standardized = 0.17, 95% CrI [−0.04, 0.36]), whereas the standardized between-female effect was negative and its credible interval did not overlap zero (β_B,standardized = −0.23, 95% CrI [−0.452, −0.002]). Thus, the negative association was stronger and more consistent among females than within females. Allowing within-female slopes to vary among females produced similar fixed-effect estimates (β_W = 0.003</w:t>
-      </w:r>
-      <w:r>
-        <w:t>4, 95% CrI [−0.0004, 0.0076]; β_B = −0.0041, 95% CrI [−0.0082, −0.0002]). Variation in within-female slopes was small (SD = 0.0046, 95% CrI [0.0003, 0.0110]), and the intercept–slope correlation was highly uncertain (r = 0.20, 95% CrI [−0.67, 0.85]), indicating no strong evidence that females differed substantially in plastic allocation patterns. Because both egg number and egg size declined across clutches, clutch order was included as an additional fixed effect to test whether it explained the weak positi</w:t>
-      </w:r>
-      <w:r>
-        <w:t xml:space="preserve">ve within-female slope. When clutch order was accounted for, the within-female effect collapsed to zero (β_W = −0.0004, 95% CrI [−0.0045, 0.0035]). Thus, there was no evidence that females plastically traded egg number against egg size within clutches; the apparent association in the initial model was entirely explained by parallel </w:t>
-      </w:r>
-      <w:r>
-        <w:lastRenderedPageBreak/>
-        <w:t>declines from clutch one to clutch two. Summary Overall, egg size and egg number declined substantially between clutches. Persistent differences among females generated a moderat</w:t>
-      </w:r>
-      <w:r>
-        <w:t>e negative association between mean egg size and number, whereas there was no evidence for a consistent within-female trade-off once clutch order was accounted for. These results indicate that apparent number–size trade-offs arise primarily from stable among-female differences rather than dynamic allocation decisions within females.</w:t>
-      </w:r>
-    </w:p>
-    <w:p>
-      <w:pPr>
-        <w:pStyle w:val="Heading1"/>
-      </w:pPr>
-      <w:bookmarkStart w:id="20" w:name="X2adf980c3cdf557e751ed69a8410e917bd83bb9"/>
-      <w:bookmarkEnd w:id="19"/>
+        <w:pStyle w:val="Heading3"/>
+      </w:pPr>
+      <w:bookmarkStart w:id="13" w:name="X2adf980c3cdf557e751ed69a8410e917bd83bb9"/>
       <w:r>
         <w:t>Effect of clutch order on egg size and number</w:t>
       </w:r>
@@ -5174,12 +4836,12 @@
     </w:p>
     <w:p>
       <w:pPr>
-        <w:pStyle w:val="Heading1"/>
-      </w:pPr>
-      <w:bookmarkStart w:id="21" w:name="correlations"/>
-      <w:bookmarkEnd w:id="20"/>
-      <w:r>
-        <w:t>Correlations</w:t>
+        <w:pStyle w:val="Heading3"/>
+      </w:pPr>
+      <w:bookmarkStart w:id="14" w:name="X8f40dbed1f2515dba178cdbe2247c63c8a0b998"/>
+      <w:bookmarkEnd w:id="13"/>
+      <w:r>
+        <w:t>Multilevel correlations between egg number and egg size</w:t>
       </w:r>
     </w:p>
     <w:p>
@@ -5217,7 +4879,7 @@
         </m:sSub>
       </m:oMath>
       <w:r>
-        <w:t xml:space="preserve"> = -0.04, 95% CI [-0.25, 0.19]). Thus, ignoring hierarchical structure, there was no clear phenotypic association between the two traits. The between-female Pearson correlation calculated using female means was moderate and negative (</w:t>
+        <w:t xml:space="preserve"> = -0.04, 95% CI [-0.25, 0.19]), suggesting no clear phenotypic association when hierarchical structure was ignored. In contrast, the between-female Pearson correlation calculated from female means was moderate and negative (</w:t>
       </w:r>
       <m:oMath>
         <m:sSub>
@@ -5247,11 +4909,7 @@
         </m:sSub>
       </m:oMath>
       <w:r>
-        <w:t xml:space="preserve"> = -0.31, 95% CI </w:t>
-      </w:r>
-      <w:r>
-        <w:lastRenderedPageBreak/>
-        <w:t>[-0.55, -0.02]). Females that produced more eggs on average tended to lay smaller eggs. The multivariate Gaussian model partitioned covariation into among-female and residual components. After accounting for female identity, the residual correlation between egg number and egg size was effectively zero and highly uncertain (</w:t>
+        <w:t xml:space="preserve"> = -0.31, 95% CI [-0.55, -0.02]). Females that produced more eggs on average tended to lay smaller eggs. The multivariate Gaussian model partitioned covariation into among-female and residual components. After accounting for female identity, the residual (within-female) correlation between egg number and egg size was effectively zero and highly uncertain (</w:t>
       </w:r>
       <m:oMath>
         <m:sSub>
@@ -5293,17 +4951,18 @@
         </m:sSub>
       </m:oMath>
       <w:r>
-        <w:t xml:space="preserve"> = 0.0025, 95% CI [-0.86, 0.85]). This indicates no evidence for consistent clutch-level covariation beyond hierarchical structure.</w:t>
-      </w:r>
-    </w:p>
-    <w:p>
-      <w:pPr>
-        <w:pStyle w:val="Heading1"/>
-      </w:pPr>
-      <w:bookmarkStart w:id="22" w:name="withinbetween-fixed-effects-models"/>
-      <w:bookmarkEnd w:id="21"/>
-      <w:r>
-        <w:t>Within–between fixed-effects models</w:t>
+        <w:t xml:space="preserve"> = 0.0025, 95% CI [-0.86, 0.85]). Thus, apparent phenotypic independence masked a moderate negative association among females but no detectable clutch-level trade-off within females.</w:t>
+      </w:r>
+    </w:p>
+    <w:p>
+      <w:pPr>
+        <w:pStyle w:val="Heading3"/>
+      </w:pPr>
+      <w:bookmarkStart w:id="15" w:name="withinbetween-mixed-effects-models"/>
+      <w:bookmarkEnd w:id="14"/>
+      <w:r>
+        <w:lastRenderedPageBreak/>
+        <w:t>Within–between mixed-effects models</w:t>
       </w:r>
     </w:p>
     <w:p>
@@ -5341,7 +5000,7 @@
         </m:sSub>
       </m:oMath>
       <w:r>
-        <w:t xml:space="preserve"> = 0.0028, 95% CrI [-0.0005, 0.0061]). In contrast, the between-female effect was negative and its credible interval narrowly excluded zero (</w:t>
+        <w:t xml:space="preserve"> = 0.0028, 95% CrI [-0.0005, 0.0061]). On the natural scale, this corresponds to an increase of approximately 0.027 units in egg size for every additional 10 eggs within a female — an effect that was not credibly different from zero. In contrast, the between-female effect was negative (</w:t>
       </w:r>
       <m:oMath>
         <m:sSub>
@@ -5371,7 +5030,83 @@
         </m:sSub>
       </m:oMath>
       <w:r>
-        <w:t xml:space="preserve"> = -0.0039, 95% CrI [-0.0076, -0.0001]). Allowing within-female slopes to vary among females produced similar fixed-effect estimates (</w:t>
+        <w:t xml:space="preserve"> = -0.0039, 95% CrI [-0.0076, -0.0001]). Females differing by 10 eggs in mean clutch size differed by approximately 0.038 units in egg size. Although the credible interval extended to zero, the posterior distribution was predominantly negative, consistent with a modest among-female trade-off.</w:t>
+      </w:r>
+    </w:p>
+    <w:p>
+      <w:pPr>
+        <w:pStyle w:val="BodyText"/>
+      </w:pPr>
+      <w:r>
+        <w:t>Standardized coefficients reinforced the difference in magnitude between hierarchical levels. The standardized within-female effect was positive but uncertain (</w:t>
+      </w:r>
+      <m:oMath>
+        <m:sSub>
+          <m:sSubPr>
+            <m:ctrlPr>
+              <w:rPr>
+                <w:rFonts w:ascii="Cambria Math" w:hAnsi="Cambria Math"/>
+              </w:rPr>
+            </m:ctrlPr>
+          </m:sSubPr>
+          <m:e>
+            <m:r>
+              <w:rPr>
+                <w:rFonts w:ascii="Cambria Math" w:hAnsi="Cambria Math"/>
+              </w:rPr>
+              <m:t>β</m:t>
+            </m:r>
+          </m:e>
+          <m:sub>
+            <m:r>
+              <w:rPr>
+                <w:rFonts w:ascii="Cambria Math" w:hAnsi="Cambria Math"/>
+              </w:rPr>
+              <m:t>Wstandardized</m:t>
+            </m:r>
+          </m:sub>
+        </m:sSub>
+      </m:oMath>
+      <w:r>
+        <w:t xml:space="preserve"> = 0.17, 95% CrI [-0.03, 0.38]), whereas the standardized between-female effect was negative and its credible interval did not overlap zero (</w:t>
+      </w:r>
+      <m:oMath>
+        <m:sSub>
+          <m:sSubPr>
+            <m:ctrlPr>
+              <w:rPr>
+                <w:rFonts w:ascii="Cambria Math" w:hAnsi="Cambria Math"/>
+              </w:rPr>
+            </m:ctrlPr>
+          </m:sSubPr>
+          <m:e>
+            <m:r>
+              <w:rPr>
+                <w:rFonts w:ascii="Cambria Math" w:hAnsi="Cambria Math"/>
+              </w:rPr>
+              <m:t>β</m:t>
+            </m:r>
+          </m:e>
+          <m:sub>
+            <m:r>
+              <w:rPr>
+                <w:rFonts w:ascii="Cambria Math" w:hAnsi="Cambria Math"/>
+              </w:rPr>
+              <m:t>Bstandardized</m:t>
+            </m:r>
+          </m:sub>
+        </m:sSub>
+      </m:oMath>
+      <w:r>
+        <w:t xml:space="preserve"> = -0.23, 95% CrI [-0.455, -0.006]). Thus, the negative association was stronger and more consistent among females than within females.</w:t>
+      </w:r>
+    </w:p>
+    <w:p>
+      <w:pPr>
+        <w:pStyle w:val="BodyText"/>
+      </w:pPr>
+      <w:r>
+        <w:t>Allowing within-female slopes to vary among females produced similar fixed-effect estimates (</w:t>
       </w:r>
       <m:oMath>
         <m:sSub>
@@ -5431,7 +5166,7 @@
         </m:sSub>
       </m:oMath>
       <w:r>
-        <w:t xml:space="preserve"> = -0.0041, 95% CrI [-0.0082, -0.0002]). The variance in within-female slopes was small (SD = 0.0046, 95% CrI [0.0003, 0.0110]), and the intercept–slope correlation was highly uncertain (</w:t>
+        <w:t xml:space="preserve"> = -0.0041, 95% CrI [-0.0082, -0.0002]). Variation in within-female slopes was small (SD = 0.0046, 95% CrI [0.0003, 0.0110]), and the intercept–slope correlation was highly uncertain (</w:t>
       </w:r>
       <w:r>
         <w:rPr>
@@ -5441,7 +5176,7 @@
         <w:t>r</w:t>
       </w:r>
       <w:r>
-        <w:t xml:space="preserve"> = 0.20, 95% CrI [-0.67, 0.85]).</w:t>
+        <w:t xml:space="preserve"> = 0.20, 95% CrI [-0.67, 0.85]), indicating no strong evidence that females differed substantially in plastic allocation patterns.</w:t>
       </w:r>
     </w:p>
     <w:p>
@@ -5449,76 +5184,8 @@
         <w:pStyle w:val="BodyText"/>
       </w:pPr>
       <w:r>
-        <w:t>Standardized coefficients confirmed the difference in magnitude between hierarchical levels. The standardized within-female effect was positive but uncertain (</w:t>
-      </w:r>
-      <m:oMath>
-        <m:sSub>
-          <m:sSubPr>
-            <m:ctrlPr>
-              <w:rPr>
-                <w:rFonts w:ascii="Cambria Math" w:hAnsi="Cambria Math"/>
-              </w:rPr>
-            </m:ctrlPr>
-          </m:sSubPr>
-          <m:e>
-            <m:r>
-              <w:rPr>
-                <w:rFonts w:ascii="Cambria Math" w:hAnsi="Cambria Math"/>
-              </w:rPr>
-              <m:t>β</m:t>
-            </m:r>
-          </m:e>
-          <m:sub>
-            <m:r>
-              <w:rPr>
-                <w:rFonts w:ascii="Cambria Math" w:hAnsi="Cambria Math"/>
-              </w:rPr>
-              <m:t>Wstandardized</m:t>
-            </m:r>
-          </m:sub>
-        </m:sSub>
-      </m:oMath>
-      <w:r>
-        <w:t xml:space="preserve"> = 0.17, 95% CrI [-0.03, 0.38]). The standardized between-female effect was negative and did not overlap zero (</w:t>
-      </w:r>
-      <m:oMath>
-        <m:sSub>
-          <m:sSubPr>
-            <m:ctrlPr>
-              <w:rPr>
-                <w:rFonts w:ascii="Cambria Math" w:hAnsi="Cambria Math"/>
-              </w:rPr>
-            </m:ctrlPr>
-          </m:sSubPr>
-          <m:e>
-            <m:r>
-              <w:rPr>
-                <w:rFonts w:ascii="Cambria Math" w:hAnsi="Cambria Math"/>
-              </w:rPr>
-              <m:t>β</m:t>
-            </m:r>
-          </m:e>
-          <m:sub>
-            <m:r>
-              <w:rPr>
-                <w:rFonts w:ascii="Cambria Math" w:hAnsi="Cambria Math"/>
-              </w:rPr>
-              <m:t>Bstandardized</m:t>
-            </m:r>
-          </m:sub>
-        </m:sSub>
-      </m:oMath>
-      <w:r>
-        <w:t xml:space="preserve"> = -0.23, 95% CrI [-0.455, -0.006]). Thus, the negative association was stronger and more consistent among females than within females, a finding that supports the between-female Pearson correlation.</w:t>
-      </w:r>
-    </w:p>
-    <w:p>
-      <w:pPr>
-        <w:pStyle w:val="BodyText"/>
-      </w:pPr>
-      <w:r>
         <w:lastRenderedPageBreak/>
-        <w:t>Because both egg number and egg size declined across clutches, I evaluated whether clutch order explained the within-female association. When clutch-order was included as a fixed effect, the within-female slope collapsed to zero (</w:t>
+        <w:t>Because both egg number and egg size declined across clutches, clutch order was included as an additional fixed effect to test whether it explained the weak positive within-female slope. When clutch order was accounted for, the within-female effect collapsed to zero (</w:t>
       </w:r>
       <m:oMath>
         <m:sSub>
@@ -5548,15 +5215,16 @@
         </m:sSub>
       </m:oMath>
       <w:r>
-        <w:t xml:space="preserve"> = -0.0004, 95% CrI [-0.0045, 0.0035]). This indicates that the small positive within-female association observed in the initial model was driven by parallel clutch-order declines in both traits rather than plastic allocation within females.</w:t>
+        <w:t xml:space="preserve"> = -0.0004, 95% CrI [-0.0045, 0.0035]). Thus, there was no evidence that females plastically traded egg number against egg size within clutches; the apparent association in the initial model was entirely explained by parallel declines from clutch one to clutch two.</w:t>
       </w:r>
     </w:p>
     <w:p>
       <w:pPr>
         <w:pStyle w:val="Heading1"/>
       </w:pPr>
-      <w:bookmarkStart w:id="23" w:name="discussion"/>
-      <w:bookmarkEnd w:id="22"/>
+      <w:bookmarkStart w:id="16" w:name="discussion"/>
+      <w:bookmarkEnd w:id="12"/>
+      <w:bookmarkEnd w:id="15"/>
       <w:r>
         <w:t>Discussion</w:t>
       </w:r>
@@ -5566,10 +5234,22 @@
         <w:pStyle w:val="FirstParagraph"/>
       </w:pPr>
       <w:r>
+        <w:t>Summary Overall, egg size and egg number declined substantially between clutches. Persistent differences among females generated a moderate negative association between mean egg size and number, whereas there was no evidence for a consistent within-female trade-off once clutch order was accounted for. These results indicate that apparent number–size trade-offs arise primarily from stable among-female differences rather than dynamic allocation decisions within females.</w:t>
+      </w:r>
+    </w:p>
+    <w:p>
+      <w:pPr>
+        <w:pStyle w:val="BodyText"/>
+      </w:pPr>
+      <w:r>
         <w:t>My multivariate repeated-measures analysis of clutch and egg size found no evidence that female European earwigs trade off egg number and egg size. Despite failing to support general life history theory (Roff 1992; Stearns 1992) and contradicting the results of a previous study in this species (Koch and Meunier 2014), it is the first, to my knowledge, to partition the phenotypic correlation between egg number and size into its among- and within-individual components. Although many studies have supported the</w:t>
       </w:r>
       <w:r>
-        <w:t xml:space="preserve"> prediction that egg number and size trade off, some have not (Roff 1992; Fox and Czesak 2000). Because these previous studies relied on phenotypic correlations to examine the relationship between egg number and size, it is not possible to assess the extent to which this prediction is empirically supported across taxa, given the propensity for phenotypic correlations to generate spurious and misleading associations. For example, Koch and Meunier (2014) showed that, in an Italian population of </w:t>
+        <w:t xml:space="preserve"> prediction that egg number and size trade off, some have not (Roff 1992; Fox and Czesak 2000). Because these previous studies relied on phenotypic correlations to examine the relationship between egg number and size, it is not possible to assess the extent to which this prediction is empirically supported across taxa, given the propensity for </w:t>
+      </w:r>
+      <w:r>
+        <w:lastRenderedPageBreak/>
+        <w:t xml:space="preserve">phenotypic correlations to generate spurious and misleading associations. For example, Koch and Meunier (2014) showed that, in an Italian population of </w:t>
       </w:r>
       <w:r>
         <w:rPr>
@@ -5579,11 +5259,7 @@
         <w:t>F. auricularia</w:t>
       </w:r>
       <w:r>
-        <w:t xml:space="preserve">, residual egg number and residual egg size (adjusted for female body mass) are negatively correlated at the phenotypic level. However, these findings must be treated with caution; they are based on pseudo-replicated data (both clutches for each female were pooled and treated as independent), a situation that can lead to Simpson’s Paradox (Simpson 1951) and spurious correlations because within-individual </w:t>
-      </w:r>
-      <w:r>
-        <w:lastRenderedPageBreak/>
-        <w:t>relationships are masked by among-individual variation. Indeed, I also observed a negative, albeit weake</w:t>
+        <w:t>, residual egg number and residual egg size (adjusted for female body mass) are negatively correlated at the phenotypic level. However, these findings must be treated with caution; they are based on pseudo-replicated data (both clutches for each female were pooled and treated as independent), a situation that can lead to Simpson’s Paradox (Simpson 1951) and spurious correlations because within-individual relationships are masked by among-individual variation. Indeed, I also observed a negative, albeit weake</w:t>
       </w:r>
       <w:r>
         <w:t>r, correlation at the phenotypic level. However, by partitioning the variance into its among- and within-individual components, I found that females do not make the predicted trade-off. Rather, I found evidence that egg number and size are positively correlated within females.</w:t>
@@ -5607,7 +5283,11 @@
         <w:t>. Specifically, they suggested that second clutches are smaller than first ones because some (or all) oviarioles become non-functional and thus produce no eggs after the first clutch. This reduction in ovariole number might explain the smaller second clutches that I observed here, but why did females not produce larger eggs and thus exhibit the expected number-size trade-off? One possibility is that females had a shallower resource pool from which to build eggs for the second clutch, for examp</w:t>
       </w:r>
       <w:r>
-        <w:t>le, because they had less time to accumulate reproductive resources for the second clutch than for the first. Females in the wild presumably spent from mid-spring to mid-fall acquiring resources for reproduction, while they had only about a month in the laboratory to do so for the second one. Hence, by partitioning their fewer resources equally to each functional ovariole during their second bout of oogenesis, females produced fewer and smaller eggs than in their first clutches. This proximate explanation a</w:t>
+        <w:t xml:space="preserve">le, because they had less time to accumulate reproductive resources for the second clutch than for the first. Females in the wild </w:t>
+      </w:r>
+      <w:r>
+        <w:lastRenderedPageBreak/>
+        <w:t>presumably spent from mid-spring to mid-fall acquiring resources for reproduction, while they had only about a month in the laboratory to do so for the second one. Hence, by partitioning their fewer resources equally to each functional ovariole during their second bout of oogenesis, females produced fewer and smaller eggs than in their first clutches. This proximate explanation a</w:t>
       </w:r>
       <w:r>
         <w:t>ssumes that females use a resource-allocation strategy for eggs that does not vary across their clutches.</w:t>
@@ -5618,7 +5298,6 @@
         <w:pStyle w:val="BodyText"/>
       </w:pPr>
       <w:r>
-        <w:lastRenderedPageBreak/>
         <w:t>Producing fewer but smaller eggs seems like a costly fitness decision since, in most animal taxa, larger eggs generally have a higher probability of hatching and producing larger offspring, which, in turn, have a higher probability of surviving to adulthood (e.g. birds: Williams 1994; amphibians: Ficetola and De Bernardi 2009; reptiles: Nelson et al. 2004; fish: Einum and Fleming 2000). Although this does not appear to be the typical case in insects (Church et al. 2019), larger eggs are more likely to hatch</w:t>
       </w:r>
       <w:r>
@@ -5645,7 +5324,11 @@
         <w:t xml:space="preserve"> might have reduced fitness, except for two extenuating factors. First, maternal care in this species likely improves the survival chances of smaller eggs (Kölliker 2007; e.g., Boos et al. 2014), and the poor outcomes commonly associated with s</w:t>
       </w:r>
       <w:r>
-        <w:t>maller nymphs might be mitigated by maternal provisioning (Staerkle and Kölliker 2008). Second, smaller eggs tend to hatch faster as development time is positively related to egg size across animal species (Shine 1978). This would be advantageous if a second clutch is produced later in the reproductive season, such as mid-winter, because it would mean the eggs would hatch at a time of year (e.g., late-winter) that allows nymphs to emerge at an optimal time in spring. Empirical evidence, however, suggests th</w:t>
+        <w:t xml:space="preserve">maller nymphs might be mitigated by maternal provisioning (Staerkle and Kölliker 2008). Second, smaller eggs tend to hatch faster as development time is positively related to egg size across animal species (Shine 1978). This would be advantageous if a second clutch is produced later in the reproductive season, such as mid-winter, because it would mean the eggs would hatch at a time of year (e.g., late-winter) that allows nymphs to emerge at an optimal time in spring. Empirical evidence, </w:t>
+      </w:r>
+      <w:r>
+        <w:lastRenderedPageBreak/>
+        <w:t>however, suggests th</w:t>
       </w:r>
       <w:r>
         <w:t xml:space="preserve">at time-to-hatch is unrelated to egg mass in at least one (Italian) population of </w:t>
@@ -5658,17 +5341,16 @@
         <w:t>F. auricularia</w:t>
       </w:r>
       <w:r>
-        <w:t xml:space="preserve"> (Koch and Meunier 2014). This latter population, however, is from a more temperate locale than Montreal, which experiences a milder climate and thus perhaps less intense selection on reduced development time. I did not find the predicted positive among-female correlation between clutch and egg size. Rather, the weak negative among-individual correlation between clutch and egg size suggests that variance in resou</w:t>
-      </w:r>
-      <w:r>
-        <w:t xml:space="preserve">rce allocation may exceed variance in </w:t>
-      </w:r>
-      <w:r>
-        <w:lastRenderedPageBreak/>
-        <w:t>resource acquisition in this population of earwigs (see Careau and Wilson 2017). In other words, some female earwigs in my study population might prioritise investment in egg number versus egg size and vice versa. Taken together, my results resemble Careau and Wilson’s (2017) “sink or swim” scenario, which is generally reserved for performance trade-offs. That is, females in my population of earwigs might ultimately produce an among-female (albeit weak) trade-off due to</w:t>
-      </w:r>
-      <w:r>
-        <w:t xml:space="preserve"> differences among females in how they allocate resources to clutch and egg size, with some females prioritising egg number over size, while also producing a positive residual correlation due to a combination of ovary (dis)function, and the equal apportionment of fewer resources to eggs. Further research is needed to identify the proximate mechanisms underlying the observed multilevel correlation patterns.</w:t>
+        <w:t xml:space="preserve"> (Koch and Meunier 2014)</w:t>
+      </w:r>
+      <w:r>
+        <w:t>. This latter population, however, is from a more temperate locale than Montreal, which experiences a milder climate and thus perhaps less intense selection on reduced development time. I did not find the predicted positive among-female correlation between clutch and egg size. Rather, the weak negative among-individual correlation between clutch and egg size suggests that variance in resource allocation may exceed variance in resource acquisition in this population of earwigs (see Careau and Wilson 2017). I</w:t>
+      </w:r>
+      <w:r>
+        <w:t>n other words, some female earwigs in my study population might prioritise investment in egg number versus egg size and vice versa. Taken together, my results resemble Careau and Wilson’s (2017) “sink or swim” scenario, which is generally reserved for performance trade-offs. That is, females in my population of earwigs might ultimately produce an among-female (albeit weak) trade-off due to differences among females in how they allocate resources to clutch and egg size, with some females prioritising egg num</w:t>
+      </w:r>
+      <w:r>
+        <w:t>ber over size, while also producing a positive residual correlation due to a combination of ovary (dis)function, and the equal apportionment of fewer resources to eggs. Further research is needed to identify the proximate mechanisms underlying the observed multilevel correlation patterns.</w:t>
       </w:r>
     </w:p>
     <w:p>
@@ -5703,6 +5385,7 @@
           <w:i/>
           <w:iCs/>
         </w:rPr>
+        <w:lastRenderedPageBreak/>
         <w:t>Lobesia botrana</w:t>
       </w:r>
       <w:r>
@@ -5724,11 +5407,7 @@
         <w:pStyle w:val="BodyText"/>
       </w:pPr>
       <w:r>
-        <w:t xml:space="preserve">In contrast, I found evidence that variation in egg size within a clutch was greater in second clutches than in first clutches, the opposite of the pattern observed in birds. (e.g., Yosef and </w:t>
-      </w:r>
-      <w:r>
-        <w:lastRenderedPageBreak/>
-        <w:t>Zduniak 2008). Empiricists have argued that lower variation in egg size within a clutch is probably linked to environmental factors and food availability. For example, desert finches (</w:t>
+        <w:t>In contrast, I found evidence that variation in egg size within a clutch was greater in second clutches than in first clutches, the opposite of the pattern observed in birds. (e.g., Yosef and Zduniak 2008). Empiricists have argued that lower variation in egg size within a clutch is probably linked to environmental factors and food availability. For example, desert finches (</w:t>
       </w:r>
       <w:r>
         <w:rPr>
@@ -5758,16 +5437,20 @@
         <w:t>Paris caeruleus</w:t>
       </w:r>
       <w:r>
-        <w:t>) in better nutritional condition had clutc</w:t>
-      </w:r>
-      <w:r>
-        <w:t>hes with less variation in egg size (Nilsson and Svensson 1993). Although information on intraclutch egg-size variation and its proximal drivers is scarce in insects, the same principles may apply, given that female earwigs in my study had less time to accumulate resources and maximise their body condition before producing their second clutch. If true, then females might have allocated resources maximally to the eggs in their first clutch, following an individual allocation strategy based on intrinsic facto</w:t>
-      </w:r>
-      <w:r>
-        <w:t>rs such as body condition. This strategy would produce individual-specific egg sizes that are consistent across eggs within a clutch. In second clutches, by contrast, females might have allocated an optimal (but smaller) amount of resources to each oocyte until the last few oocytes, when they had fewer resources remaining and thus produced a few significantly smaller eggs. I did not record laying order in this study and therefore cannot assess whether larger eggs were laid first or last. Within-clutch varia</w:t>
-      </w:r>
-      <w:r>
-        <w:t>tion in egg size is adaptive in birds. For example, larger eggs later in the egg-laying sequence may be a brood-survival strategy that counteracts the effects of hatching asynchrony, whereas smaller eggs later in the laying sequence may be a brood-reduction strategy (Slagsvold et al. 1984). However, it is unknown whether variation in egg size has an equivalent adaptive function in insects expressing maternal care.</w:t>
+        <w:t>) in better nutritional condition had clutches with less variation in egg size (Nilsson and Svensson 1993). Although information on intraclutch egg-size variation and its proximal drivers is scarce in insects, the same principl</w:t>
+      </w:r>
+      <w:r>
+        <w:t>es may apply, given that female earwigs in my study had less time to accumulate resources and maximise their body condition before producing their second clutch. If true, then females might have allocated resources maximally to the eggs in their first clutch, following an individual allocation strategy based on intrinsic factors such as body condition. This strategy would produce individual-specific egg sizes that are consistent across eggs within a clutch. In second clutches, by contrast, females might hav</w:t>
+      </w:r>
+      <w:r>
+        <w:t xml:space="preserve">e allocated an optimal (but smaller) amount of resources to each oocyte until the last few oocytes, when they had fewer resources remaining and thus produced a few significantly smaller eggs. I did not record laying order in this study and therefore cannot assess whether larger eggs were laid first or last. Within-clutch </w:t>
+      </w:r>
+      <w:r>
+        <w:lastRenderedPageBreak/>
+        <w:t>variation in egg size is adaptive in birds. For example, larger eggs later in the egg-laying sequence may be a brood-survival strategy that counteracts the effects of hatching asynchrony, w</w:t>
+      </w:r>
+      <w:r>
+        <w:t>hereas smaller eggs later in the laying sequence may be a brood-reduction strategy (Slagsvold et al. 1984). However, it is unknown whether variation in egg size has an equivalent adaptive function in insects expressing maternal care.</w:t>
       </w:r>
     </w:p>
     <w:p>
@@ -5775,18 +5458,90 @@
         <w:pStyle w:val="BodyText"/>
       </w:pPr>
       <w:r>
+        <w:t>In conclusion, by partitioning variance into its among- and within-individual components, I found that female European earwigs do not trade off clutch and egg size. Instead, I found a positive correlation between egg number and size and some evidence for an among-female trade-off. I also discovered that second clutches consist of eggs with a more variable size than first clutches, but the among-female variation in average egg size was similar between the two clutches.</w:t>
+      </w:r>
+    </w:p>
+    <w:p>
+      <w:pPr>
+        <w:pStyle w:val="Heading1"/>
+      </w:pPr>
+      <w:bookmarkStart w:id="17" w:name="data-availability"/>
+      <w:bookmarkEnd w:id="16"/>
+      <w:r>
+        <w:t>Data availability</w:t>
+      </w:r>
+    </w:p>
+    <w:p>
+      <w:pPr>
+        <w:pStyle w:val="FirstParagraph"/>
+      </w:pPr>
+      <w:r>
+        <w:t>Data are available through the OSF repository at 10.17605/OSF.IO/KWCS8.</w:t>
+      </w:r>
+    </w:p>
+    <w:p>
+      <w:pPr>
+        <w:pStyle w:val="Heading1"/>
+      </w:pPr>
+      <w:bookmarkStart w:id="18" w:name="author-contributions"/>
+      <w:bookmarkEnd w:id="17"/>
+      <w:r>
+        <w:t>Author contributions</w:t>
+      </w:r>
+    </w:p>
+    <w:p>
+      <w:pPr>
+        <w:pStyle w:val="FirstParagraph"/>
+      </w:pPr>
+      <w:r>
+        <w:t>CDK collected and analyzed the data, and wrote the manuscript.</w:t>
+      </w:r>
+    </w:p>
+    <w:p>
+      <w:pPr>
+        <w:pStyle w:val="Heading1"/>
+      </w:pPr>
+      <w:bookmarkStart w:id="19" w:name="funding"/>
+      <w:bookmarkEnd w:id="18"/>
+      <w:r>
+        <w:t>Funding</w:t>
+      </w:r>
+    </w:p>
+    <w:p>
+      <w:pPr>
+        <w:pStyle w:val="FirstParagraph"/>
+      </w:pPr>
+      <w:r>
+        <w:t>The study was funded by a Discovery Grant from the Natural Sciences and Engineering Research Council of Canada (NSERC).</w:t>
+      </w:r>
+    </w:p>
+    <w:p>
+      <w:pPr>
+        <w:pStyle w:val="Heading1"/>
+      </w:pPr>
+      <w:bookmarkStart w:id="20" w:name="conflict-of-interest"/>
+      <w:bookmarkEnd w:id="19"/>
+      <w:r>
         <w:lastRenderedPageBreak/>
-        <w:t>In conclusion, by partitioning variance into its among- and within-individual components, I found that female European earwigs do not trade off clutch and egg size. Instead, I found a positive correlation between egg number and size and some evidence for an among-female trade-off. I also discovered that second clutches consist of eggs with a more variable size than first clutches, but the among-female variation in average egg size was similar between the two clutches.</w:t>
+        <w:t>Conflict of Interest</w:t>
+      </w:r>
+    </w:p>
+    <w:p>
+      <w:pPr>
+        <w:pStyle w:val="FirstParagraph"/>
+      </w:pPr>
+      <w:r>
+        <w:t>I declare no conflict of interest.</w:t>
       </w:r>
     </w:p>
     <w:p>
       <w:pPr>
         <w:pStyle w:val="Heading1"/>
       </w:pPr>
-      <w:bookmarkStart w:id="24" w:name="data-availability"/>
-      <w:bookmarkEnd w:id="23"/>
-      <w:r>
-        <w:t>Data availability</w:t>
+      <w:bookmarkStart w:id="21" w:name="acknowledgements"/>
+      <w:bookmarkEnd w:id="20"/>
+      <w:r>
+        <w:t>Acknowledgements</w:t>
       </w:r>
     </w:p>
     <w:p>
@@ -5794,92 +5549,20 @@
         <w:pStyle w:val="FirstParagraph"/>
       </w:pPr>
       <w:r>
-        <w:t>Data are available through the OSF repository at 10.17605/OSF.IO/KWCS8.</w:t>
+        <w:t>I thank Andréanne Nault and Clara Smythe for assistance in animal care and data collection.</w:t>
+      </w:r>
+    </w:p>
+    <w:p>
+      <w:r>
+        <w:br w:type="page"/>
       </w:r>
     </w:p>
     <w:p>
       <w:pPr>
         <w:pStyle w:val="Heading1"/>
       </w:pPr>
-      <w:bookmarkStart w:id="25" w:name="author-contributions"/>
-      <w:bookmarkEnd w:id="24"/>
-      <w:r>
-        <w:t>Author contributions</w:t>
-      </w:r>
-    </w:p>
-    <w:p>
-      <w:pPr>
-        <w:pStyle w:val="FirstParagraph"/>
-      </w:pPr>
-      <w:r>
-        <w:t>CDK collected and analyzed the data, and wrote the manuscript.</w:t>
-      </w:r>
-    </w:p>
-    <w:p>
-      <w:pPr>
-        <w:pStyle w:val="Heading1"/>
-      </w:pPr>
-      <w:bookmarkStart w:id="26" w:name="funding"/>
-      <w:bookmarkEnd w:id="25"/>
-      <w:r>
-        <w:t>Funding</w:t>
-      </w:r>
-    </w:p>
-    <w:p>
-      <w:pPr>
-        <w:pStyle w:val="FirstParagraph"/>
-      </w:pPr>
-      <w:r>
-        <w:t>The study was funded by a Discovery Grant from the Natural Sciences and Engineering Research Council of Canada (NSERC).</w:t>
-      </w:r>
-    </w:p>
-    <w:p>
-      <w:pPr>
-        <w:pStyle w:val="Heading1"/>
-      </w:pPr>
-      <w:bookmarkStart w:id="27" w:name="conflict-of-interest"/>
-      <w:bookmarkEnd w:id="26"/>
-      <w:r>
-        <w:t>Conflict of Interest</w:t>
-      </w:r>
-    </w:p>
-    <w:p>
-      <w:pPr>
-        <w:pStyle w:val="FirstParagraph"/>
-      </w:pPr>
-      <w:r>
-        <w:t>I declare no conflict of interest.</w:t>
-      </w:r>
-    </w:p>
-    <w:p>
-      <w:pPr>
-        <w:pStyle w:val="Heading1"/>
-      </w:pPr>
-      <w:bookmarkStart w:id="28" w:name="acknowledgements"/>
-      <w:bookmarkEnd w:id="27"/>
-      <w:r>
-        <w:t>Acknowledgements</w:t>
-      </w:r>
-    </w:p>
-    <w:p>
-      <w:pPr>
-        <w:pStyle w:val="FirstParagraph"/>
-      </w:pPr>
-      <w:r>
-        <w:t>I thank Andréanne Nault and Clara Smythe for assistance in animal care and data collection.</w:t>
-      </w:r>
-    </w:p>
-    <w:p>
-      <w:r>
-        <w:br w:type="page"/>
-      </w:r>
-    </w:p>
-    <w:p>
-      <w:pPr>
-        <w:pStyle w:val="Heading1"/>
-      </w:pPr>
-      <w:bookmarkStart w:id="29" w:name="references"/>
-      <w:bookmarkEnd w:id="28"/>
+      <w:bookmarkStart w:id="22" w:name="references"/>
+      <w:bookmarkEnd w:id="21"/>
       <w:r>
         <w:lastRenderedPageBreak/>
         <w:t>References</w:t>
@@ -5889,8 +5572,8 @@
       <w:pPr>
         <w:pStyle w:val="Bibliography"/>
       </w:pPr>
-      <w:bookmarkStart w:id="30" w:name="ref-bernardo1996"/>
-      <w:bookmarkStart w:id="31" w:name="refs"/>
+      <w:bookmarkStart w:id="23" w:name="ref-bernardo1996"/>
+      <w:bookmarkStart w:id="24" w:name="refs"/>
       <w:r>
         <w:t>Bernardo, J. 1996. The particular maternal effect of propagule size, especially egg size: Patterns, models, quality of evidence and interpretations. Am Zool 36:216–236.</w:t>
       </w:r>
@@ -5899,310 +5582,320 @@
       <w:pPr>
         <w:pStyle w:val="Bibliography"/>
       </w:pPr>
-      <w:bookmarkStart w:id="32" w:name="ref-boos2014"/>
+      <w:bookmarkStart w:id="25" w:name="ref-boos2014"/>
+      <w:bookmarkEnd w:id="23"/>
+      <w:r>
+        <w:t>Boos, S., J. Meunier, S. Pichon, and M. Kölliker. 2014. Maternal care provides antifungal protection to eggs in the european earwig. Behav Ecol 25:754–761.</w:t>
+      </w:r>
+    </w:p>
+    <w:p>
+      <w:pPr>
+        <w:pStyle w:val="Bibliography"/>
+      </w:pPr>
+      <w:bookmarkStart w:id="26" w:name="ref-burkner2017"/>
+      <w:bookmarkEnd w:id="25"/>
+      <w:r>
+        <w:t>Bürkner, P.-C. 2017. brms: An R package for Bayesian multilevel models using Stan. Journal of Statistical Software 80:4308.</w:t>
+      </w:r>
+    </w:p>
+    <w:p>
+      <w:pPr>
+        <w:pStyle w:val="Bibliography"/>
+      </w:pPr>
+      <w:bookmarkStart w:id="27" w:name="ref-careau2017"/>
+      <w:bookmarkEnd w:id="26"/>
+      <w:r>
+        <w:t>Careau, V., and R. Wilson. 2017. Of uberfleas and krakens: Detecting trade-offs using mixed models. Integr Comp Biol 57:362–371.</w:t>
+      </w:r>
+    </w:p>
+    <w:p>
+      <w:pPr>
+        <w:pStyle w:val="Bibliography"/>
+      </w:pPr>
+      <w:bookmarkStart w:id="28" w:name="ref-cavaleiro2014"/>
+      <w:bookmarkEnd w:id="27"/>
+      <w:r>
+        <w:t>Cavaleiro, F. I., and M. J. Santos. 2014. Egg number-egg size: An important trade-off in parasite life history strategies. Int J Parasitol 44:173–182.</w:t>
+      </w:r>
+    </w:p>
+    <w:p>
+      <w:pPr>
+        <w:pStyle w:val="Bibliography"/>
+      </w:pPr>
+      <w:bookmarkStart w:id="29" w:name="ref-church2019"/>
+      <w:bookmarkEnd w:id="28"/>
+      <w:r>
+        <w:t>Church, S. H., S. Donoughe, B. A. S. de Medeiros, and C. G. Extavour. 2019. Insect egg size and shape evolve with ecology but not developmental rate. Nature 571:58–62.</w:t>
+      </w:r>
+    </w:p>
+    <w:p>
+      <w:pPr>
+        <w:pStyle w:val="Bibliography"/>
+      </w:pPr>
+      <w:bookmarkStart w:id="30" w:name="ref-clutton-brock1984"/>
+      <w:bookmarkEnd w:id="29"/>
+      <w:r>
+        <w:t>Clutton-Brock, T. H. 1984. Reproductive effort and terminal investment in iteroparous animals. Am Nat 123:212–229.</w:t>
+      </w:r>
+    </w:p>
+    <w:p>
+      <w:pPr>
+        <w:pStyle w:val="Bibliography"/>
+      </w:pPr>
+      <w:bookmarkStart w:id="31" w:name="ref-clutton-brock1991"/>
       <w:bookmarkEnd w:id="30"/>
       <w:r>
-        <w:t>Boos, S., J. Meunier, S. Pichon, and M. Kölliker. 2014. Maternal care provides antifungal protection to eggs in the european earwig. Behav Ecol 25:754–761.</w:t>
+        <w:t>Clutton-Brock, T. H. 1991. The Evolution of Parental Care. Princeton University Press.</w:t>
       </w:r>
     </w:p>
     <w:p>
       <w:pPr>
         <w:pStyle w:val="Bibliography"/>
       </w:pPr>
-      <w:bookmarkStart w:id="33" w:name="ref-careau2017"/>
+      <w:bookmarkStart w:id="32" w:name="ref-einum2000"/>
+      <w:bookmarkEnd w:id="31"/>
+      <w:r>
+        <w:t>Einum, S., and I. A. Fleming. 2000. Highly fecund mothers sacrifice offspring survival to maximize fitness. Nature 405:565–567.</w:t>
+      </w:r>
+    </w:p>
+    <w:p>
+      <w:pPr>
+        <w:pStyle w:val="Bibliography"/>
+      </w:pPr>
+      <w:bookmarkStart w:id="33" w:name="ref-falconer1996"/>
       <w:bookmarkEnd w:id="32"/>
       <w:r>
-        <w:t>Careau, V., and R. Wilson. 2017. Of uberfleas and krakens: Detecting trade-offs using mixed models. Integr Comp Biol 57:362–371.</w:t>
+        <w:t>Falconer, D. S., and T. F. C. MacKay. 1996. An Introduction Quantitative Genetics. Pearson Education Limited, Essex, England.</w:t>
       </w:r>
     </w:p>
     <w:p>
       <w:pPr>
         <w:pStyle w:val="Bibliography"/>
       </w:pPr>
-      <w:bookmarkStart w:id="34" w:name="ref-cavaleiro2014"/>
+      <w:bookmarkStart w:id="34" w:name="ref-ficetola2009"/>
       <w:bookmarkEnd w:id="33"/>
       <w:r>
-        <w:t>Cavaleiro, F. I., and M. J. Santos. 2014. Egg number-egg size: An important trade-off in parasite life history strategies. Int J Parasitol 44:173–182.</w:t>
+        <w:t>Ficetola, G. F., and F. De Bernardi. 2009. Offspring size and survival in the frog rana latastei: From among-population to within-clutch variation. Biol J Linn Soc 97:845–853.</w:t>
       </w:r>
     </w:p>
     <w:p>
       <w:pPr>
         <w:pStyle w:val="Bibliography"/>
       </w:pPr>
-      <w:bookmarkStart w:id="35" w:name="ref-church2019"/>
+      <w:bookmarkStart w:id="35" w:name="ref-fox2000"/>
       <w:bookmarkEnd w:id="34"/>
       <w:r>
-        <w:t>Church, S. H., S. Donoughe, B. A. S. de Medeiros, and C. G. Extavour. 2019. Insect egg size and shape evolve with ecology but not developmental rate. Nature 571:58–62.</w:t>
+        <w:t>Fox, C. W., and M. E. Czesak. 2000. Evolutionary ecology of progeny size in arthropods. Annu Rev Entomol 45:341–369.</w:t>
       </w:r>
     </w:p>
     <w:p>
       <w:pPr>
         <w:pStyle w:val="Bibliography"/>
       </w:pPr>
-      <w:bookmarkStart w:id="36" w:name="ref-clutton-brock1984"/>
+      <w:bookmarkStart w:id="36" w:name="ref-hargitai2005"/>
       <w:bookmarkEnd w:id="35"/>
       <w:r>
-        <w:t>Clutton-Brock, T. H. 1984. Reproductive effort and terminal investment in iteroparous animals. Am Nat 123:212–229.</w:t>
+        <w:t>Hargitai, R., J. Török, L. Tóth, G. Hegyi, B. Rosivall, B. Szigeti, and E. Szöllősi. 2005. Effects of environmental conditions and parental quality on inter-and intraclutch egg-size variation in the collared flycatcher (ficedula albicollis). The Auk 122:509–522.</w:t>
       </w:r>
     </w:p>
     <w:p>
       <w:pPr>
         <w:pStyle w:val="Bibliography"/>
       </w:pPr>
-      <w:bookmarkStart w:id="37" w:name="ref-clutton-brock1991"/>
+      <w:bookmarkStart w:id="37" w:name="ref-harvey1983"/>
       <w:bookmarkEnd w:id="36"/>
       <w:r>
-        <w:t>Clutton-Brock, T. H. 1991. The Evolution of Parental Care. Princeton University Press.</w:t>
+        <w:t>Harvey, G. T. 1983. Environmental and genetic effects on mean egg weight in spruce budworm (lepidoptera: tortricidae). The Canadian Entomologist 115:1109–1117.</w:t>
       </w:r>
     </w:p>
     <w:p>
       <w:pPr>
         <w:pStyle w:val="Bibliography"/>
       </w:pPr>
-      <w:bookmarkStart w:id="38" w:name="ref-einum2000"/>
+      <w:bookmarkStart w:id="38" w:name="ref-kelly2014"/>
       <w:bookmarkEnd w:id="37"/>
       <w:r>
-        <w:t>Einum, S., and I. A. Fleming. 2000. Highly fecund mothers sacrifice offspring survival to maximize fitness. Nature 405:565–567.</w:t>
+        <w:t>Kelly, C. D., B. Tawes, and A. Worthington. 2014. Evaluating indices of body condition in two cricket species. Ecology and Evolution 4:4476–4487.</w:t>
       </w:r>
     </w:p>
     <w:p>
       <w:pPr>
         <w:pStyle w:val="Bibliography"/>
       </w:pPr>
-      <w:bookmarkStart w:id="39" w:name="ref-falconer1996"/>
+      <w:bookmarkStart w:id="39" w:name="ref-koch2014"/>
       <w:bookmarkEnd w:id="38"/>
       <w:r>
-        <w:t>Falconer, D. S., and T. F. C. MacKay. 1996. An Introduction Quantitative Genetics. Pearson Education Limited, Essex, England.</w:t>
+        <w:lastRenderedPageBreak/>
+        <w:t>Koch, L. K., and J. Meunier. 2014. Mother and offspring fitness in an insect with maternal care: Phenotypic trade-offs between egg number, egg mass and egg care. BMC Evol Biol 14:125.</w:t>
       </w:r>
     </w:p>
     <w:p>
       <w:pPr>
         <w:pStyle w:val="Bibliography"/>
       </w:pPr>
-      <w:bookmarkStart w:id="40" w:name="ref-ficetola2009"/>
+      <w:bookmarkStart w:id="40" w:name="ref-kolliker2007"/>
       <w:bookmarkEnd w:id="39"/>
       <w:r>
-        <w:t>Ficetola, G. F., and F. De Bernardi. 2009. Offspring size and survival in the frog rana latastei: From among-population to within-clutch variation. Biol J Linn Soc 97:845–853.</w:t>
+        <w:t>Kölliker, M. 2007. Benefits and costs of earwig (forficula auricularia) family life. Behav Ecol Sociobiol 61:1489–1497.</w:t>
       </w:r>
     </w:p>
     <w:p>
       <w:pPr>
         <w:pStyle w:val="Bibliography"/>
       </w:pPr>
-      <w:bookmarkStart w:id="41" w:name="ref-fox2000"/>
+      <w:bookmarkStart w:id="41" w:name="ref-meunier2024"/>
       <w:bookmarkEnd w:id="40"/>
       <w:r>
-        <w:t>Fox, C. W., and M. E. Czesak. 2000. Evolutionary ecology of progeny size in arthropods. Annu Rev Entomol 45:341–369.</w:t>
+        <w:t>Meunier, J. 2024. The biology and social life of earwigs (dermaptera). Annu Rev Entomol 69:259–276.</w:t>
       </w:r>
     </w:p>
     <w:p>
       <w:pPr>
         <w:pStyle w:val="Bibliography"/>
       </w:pPr>
-      <w:bookmarkStart w:id="42" w:name="ref-hargitai2005"/>
+      <w:bookmarkStart w:id="42" w:name="ref-nelson2004"/>
       <w:bookmarkEnd w:id="41"/>
       <w:r>
-        <w:t>Hargitai, R., J. Török, L. Tóth, G. Hegyi, B. Rosivall, B. Szigeti, and E. Szöllősi. 2005. Effects of environmental conditions and parental quality on inter-and intraclutch egg-size variation in the collared flycatcher (ficedula albicollis). The Auk 122:509–522.</w:t>
+        <w:t>Nelson, N. J., M. B. Thompson, S. Pledger, S. N. Keall, and C. H. Daugherty. 2004. Egg mass determines hatchling size, and incubation temperature influences post‐hatching growth, of tuatara sphenodon punctatus. J Zool 263:77–87.</w:t>
       </w:r>
     </w:p>
     <w:p>
       <w:pPr>
         <w:pStyle w:val="Bibliography"/>
       </w:pPr>
-      <w:bookmarkStart w:id="43" w:name="ref-harvey1983"/>
+      <w:bookmarkStart w:id="43" w:name="ref-nilsson1993"/>
       <w:bookmarkEnd w:id="42"/>
       <w:r>
-        <w:t>Harvey, G. T. 1983. Environmental and genetic effects on mean egg weight in spruce budworm (lepidoptera: tortricidae). The Canadian Entomologist 115:1109–1117.</w:t>
+        <w:t>Nilsson, J. ‐Å., and E. Svensson. 1993. Causes and consequences of egg mass variation between and within blue tit clutches. J Zool 230:469–481.</w:t>
       </w:r>
     </w:p>
     <w:p>
       <w:pPr>
         <w:pStyle w:val="Bibliography"/>
       </w:pPr>
-      <w:bookmarkStart w:id="44" w:name="ref-kelly2014"/>
+      <w:bookmarkStart w:id="44" w:name="ref-parker1982"/>
       <w:bookmarkEnd w:id="43"/>
       <w:r>
-        <w:t>Kelly, C. D., B. Tawes, and A. Worthington. 2014. Evaluating indices of body condition in two cricket species. Ecology and Evolution 4:4476–4487.</w:t>
+        <w:t>Parker, G. A. 1982. Why are there so many tiny sperm? Sperm competition and the maintenance of two sexes. J Theor Biol 96:281–294.</w:t>
       </w:r>
     </w:p>
     <w:p>
       <w:pPr>
         <w:pStyle w:val="Bibliography"/>
       </w:pPr>
-      <w:bookmarkStart w:id="45" w:name="ref-koch2014"/>
+      <w:bookmarkStart w:id="45" w:name="ref-peig2009"/>
       <w:bookmarkEnd w:id="44"/>
       <w:r>
-        <w:t>Koch, L. K., and J. Meunier. 2014. Mother and offspring fitness in an insect with maternal care: Phenotypic trade-offs between egg number, egg mass and egg care. BMC Evol Biol 14:125.</w:t>
+        <w:t>Peig, J., and A. J. Green. 2009. New perspectives for estimating body condition from mass/length data: The scaled mass index as an alternative method. Oikos 118:1883–1891.</w:t>
       </w:r>
     </w:p>
     <w:p>
       <w:pPr>
         <w:pStyle w:val="Bibliography"/>
       </w:pPr>
-      <w:bookmarkStart w:id="46" w:name="ref-kolliker2007"/>
+      <w:bookmarkStart w:id="46" w:name="ref-peig2010"/>
       <w:bookmarkEnd w:id="45"/>
       <w:r>
+        <w:t>Peig, J., and A. J. Green. 2010. The paradigm of body condition: A critical reappraisal of current methods based on mass and length. Funct Ecol 24:1323–1332.</w:t>
+      </w:r>
+    </w:p>
+    <w:p>
+      <w:pPr>
+        <w:pStyle w:val="Bibliography"/>
+      </w:pPr>
+      <w:bookmarkStart w:id="47" w:name="ref-r2013"/>
+      <w:bookmarkEnd w:id="46"/>
+      <w:r>
+        <w:t>R Core Team. 2025. R: A language and environment for statistical computing. Vienna, Austria.</w:t>
+      </w:r>
+    </w:p>
+    <w:p>
+      <w:pPr>
+        <w:pStyle w:val="Bibliography"/>
+      </w:pPr>
+      <w:bookmarkStart w:id="48" w:name="ref-reznick2000"/>
+      <w:bookmarkEnd w:id="47"/>
+      <w:r>
+        <w:t>Reznick, D., L. Nunney, and A. Tessier. 2000. Big houses, big cars, superfleas and the costs of reproduction. Trends Ecol Evol 15:421–425.</w:t>
+      </w:r>
+    </w:p>
+    <w:p>
+      <w:pPr>
+        <w:pStyle w:val="Bibliography"/>
+      </w:pPr>
+      <w:bookmarkStart w:id="49" w:name="ref-roff1992a"/>
+      <w:bookmarkEnd w:id="48"/>
+      <w:r>
+        <w:t>Roff, D. 1992. Evolution of Life Histories: Theory and Analysis. Chapman &amp; Hall, Inc., New York, NY.</w:t>
+      </w:r>
+    </w:p>
+    <w:p>
+      <w:pPr>
+        <w:pStyle w:val="Bibliography"/>
+      </w:pPr>
+      <w:bookmarkStart w:id="50" w:name="ref-schindelin2012"/>
+      <w:bookmarkEnd w:id="49"/>
+      <w:r>
+        <w:t>Schindelin, J., I. Arganda-Carreras, E. Frise, V. Kaynig, M. Longair, T. Pietzsch, S. Preibisch, C. Rueden, S. Saalfeld, B. Schmid, J.-Y. Tinevez, D. J. White, V. Hartenstein, K. Eliceiri, P. Tomancak, and A. Cardona. 2012. Fiji: An open-source platform for biological-image analysis. Nat Methods 9:676–682. Max Planck Institute of Molecular Cell Biology; Genetics, Dresden, Germany.</w:t>
+      </w:r>
+    </w:p>
+    <w:p>
+      <w:pPr>
+        <w:pStyle w:val="Bibliography"/>
+      </w:pPr>
+      <w:bookmarkStart w:id="51" w:name="ref-seko2006"/>
+      <w:bookmarkEnd w:id="50"/>
+      <w:r>
+        <w:t>Seko, T., T. Miyatake, S. Fujioka, and F. Nakasuji. 2006. Genetic and environmental sources of egg size, fecundity and body size in the migrant skipper, parnara guttata guttata (lepidoptera: hesperiidae). Popul Ecol 48:225–232.</w:t>
+      </w:r>
+    </w:p>
+    <w:p>
+      <w:pPr>
+        <w:pStyle w:val="Bibliography"/>
+      </w:pPr>
+      <w:bookmarkStart w:id="52" w:name="ref-shine1978"/>
+      <w:bookmarkEnd w:id="51"/>
+      <w:r>
+        <w:t>Shine, R. 1978. Propagule size and parental care: The “safe harbor” hypothesis. J Theor Biol 75:417–424.</w:t>
+      </w:r>
+    </w:p>
+    <w:p>
+      <w:pPr>
+        <w:pStyle w:val="Bibliography"/>
+      </w:pPr>
+      <w:bookmarkStart w:id="53" w:name="ref-simpson1951"/>
+      <w:bookmarkEnd w:id="52"/>
+      <w:r>
         <w:lastRenderedPageBreak/>
-        <w:t>Kölliker, M. 2007. Benefits and costs of earwig (forficula auricularia) family life. Behav Ecol Sociobiol 61:1489–1497.</w:t>
+        <w:t>Simpson, E. H. 1951. The interpretation of interaction in contingency tables. Journal of the Royal Statistical Society: Series B (Methodological) 13:238–241.</w:t>
       </w:r>
     </w:p>
     <w:p>
       <w:pPr>
         <w:pStyle w:val="Bibliography"/>
       </w:pPr>
-      <w:bookmarkStart w:id="47" w:name="ref-meunier2024"/>
-      <w:bookmarkEnd w:id="46"/>
-      <w:r>
-        <w:t>Meunier, J. 2024. The biology and social life of earwigs (dermaptera). Annu Rev Entomol 69:259–276.</w:t>
+      <w:bookmarkStart w:id="54" w:name="ref-slagsvold1984"/>
+      <w:bookmarkEnd w:id="53"/>
+      <w:r>
+        <w:t>Slagsvold, T., J. Sandvik, G. Rofstad, Ö. Lorentsen, and M. Husby. 1984. On the adaptive value of intraclutch egg-size variation in birds. The Auk 101:685–697.</w:t>
       </w:r>
     </w:p>
     <w:p>
       <w:pPr>
         <w:pStyle w:val="Bibliography"/>
       </w:pPr>
-      <w:bookmarkStart w:id="48" w:name="ref-nelson2004"/>
-      <w:bookmarkEnd w:id="47"/>
-      <w:r>
-        <w:t>Nelson, N. J., M. B. Thompson, S. Pledger, S. N. Keall, and C. H. Daugherty. 2004. Egg mass determines hatchling size, and incubation temperature influences post‐hatching growth, of tuatara sphenodon punctatus. J Zool 263:77–87.</w:t>
+      <w:bookmarkStart w:id="55" w:name="ref-smith1974"/>
+      <w:bookmarkEnd w:id="54"/>
+      <w:r>
+        <w:t>Smith, C. C., and S. D. Fretwell. 1974. The optimal balance between size and number of offspring. Am Nat 108:499–506.</w:t>
       </w:r>
     </w:p>
     <w:p>
       <w:pPr>
         <w:pStyle w:val="Bibliography"/>
       </w:pPr>
-      <w:bookmarkStart w:id="49" w:name="ref-nilsson1993"/>
-      <w:bookmarkEnd w:id="48"/>
-      <w:r>
-        <w:t>Nilsson, J. ‐Å., and E. Svensson. 1993. Causes and consequences of egg mass variation between and within blue tit clutches. J Zool 230:469–481.</w:t>
-      </w:r>
-    </w:p>
-    <w:p>
-      <w:pPr>
-        <w:pStyle w:val="Bibliography"/>
-      </w:pPr>
-      <w:bookmarkStart w:id="50" w:name="ref-parker1982"/>
-      <w:bookmarkEnd w:id="49"/>
-      <w:r>
-        <w:t>Parker, G. A. 1982. Why are there so many tiny sperm? Sperm competition and the maintenance of two sexes. J Theor Biol 96:281–294.</w:t>
-      </w:r>
-    </w:p>
-    <w:p>
-      <w:pPr>
-        <w:pStyle w:val="Bibliography"/>
-      </w:pPr>
-      <w:bookmarkStart w:id="51" w:name="ref-peig2009"/>
-      <w:bookmarkEnd w:id="50"/>
-      <w:r>
-        <w:t>Peig, J., and A. J. Green. 2009. New perspectives for estimating body condition from mass/length data: The scaled mass index as an alternative method. Oikos 118:1883–1891.</w:t>
-      </w:r>
-    </w:p>
-    <w:p>
-      <w:pPr>
-        <w:pStyle w:val="Bibliography"/>
-      </w:pPr>
-      <w:bookmarkStart w:id="52" w:name="ref-peig2010"/>
-      <w:bookmarkEnd w:id="51"/>
-      <w:r>
-        <w:t>Peig, J., and A. J. Green. 2010. The paradigm of body condition: A critical reappraisal of current methods based on mass and length. Funct Ecol 24:1323–1332.</w:t>
-      </w:r>
-    </w:p>
-    <w:p>
-      <w:pPr>
-        <w:pStyle w:val="Bibliography"/>
-      </w:pPr>
-      <w:bookmarkStart w:id="53" w:name="ref-r2013"/>
-      <w:bookmarkEnd w:id="52"/>
-      <w:r>
-        <w:t>R Core Team. 2025. R: A language and environment for statistical computing. Vienna, Austria.</w:t>
-      </w:r>
-    </w:p>
-    <w:p>
-      <w:pPr>
-        <w:pStyle w:val="Bibliography"/>
-      </w:pPr>
-      <w:bookmarkStart w:id="54" w:name="ref-reznick2000"/>
-      <w:bookmarkEnd w:id="53"/>
-      <w:r>
-        <w:t>Reznick, D., L. Nunney, and A. Tessier. 2000. Big houses, big cars, superfleas and the costs of reproduction. Trends Ecol Evol 15:421–425.</w:t>
-      </w:r>
-    </w:p>
-    <w:p>
-      <w:pPr>
-        <w:pStyle w:val="Bibliography"/>
-      </w:pPr>
-      <w:bookmarkStart w:id="55" w:name="ref-roff1992a"/>
-      <w:bookmarkEnd w:id="54"/>
-      <w:r>
-        <w:t>Roff, D. 1992. Evolution of Life Histories: Theory and Analysis. Chapman &amp; Hall, Inc., New York, NY.</w:t>
-      </w:r>
-    </w:p>
-    <w:p>
-      <w:pPr>
-        <w:pStyle w:val="Bibliography"/>
-      </w:pPr>
-      <w:bookmarkStart w:id="56" w:name="ref-schindelin2012"/>
+      <w:bookmarkStart w:id="56" w:name="ref-staerkle2008"/>
       <w:bookmarkEnd w:id="55"/>
-      <w:r>
-        <w:t>Schindelin, J., I. Arganda-Carreras, E. Frise, V. Kaynig, M. Longair, T. Pietzsch, S. Preibisch, C. Rueden, S. Saalfeld, B. Schmid, J.-Y. Tinevez, D. J. White, V. Hartenstein, K. Eliceiri, P. Tomancak, and A. Cardona. 2012. Fiji: An open-source platform for biological-image analysis. Nat Methods 9:676–682. Max Planck Institute of Molecular Cell Biology; Genetics, Dresden, Germany.</w:t>
-      </w:r>
-    </w:p>
-    <w:p>
-      <w:pPr>
-        <w:pStyle w:val="Bibliography"/>
-      </w:pPr>
-      <w:bookmarkStart w:id="57" w:name="ref-seko2006"/>
-      <w:bookmarkEnd w:id="56"/>
-      <w:r>
-        <w:t>Seko, T., T. Miyatake, S. Fujioka, and F. Nakasuji. 2006. Genetic and environmental sources of egg size, fecundity and body size in the migrant skipper, parnara guttata guttata (lepidoptera: hesperiidae). Popul Ecol 48:225–232.</w:t>
-      </w:r>
-    </w:p>
-    <w:p>
-      <w:pPr>
-        <w:pStyle w:val="Bibliography"/>
-      </w:pPr>
-      <w:bookmarkStart w:id="58" w:name="ref-shine1978"/>
-      <w:bookmarkEnd w:id="57"/>
-      <w:r>
-        <w:t>Shine, R. 1978. Propagule size and parental care: The “safe harbor” hypothesis. J Theor Biol 75:417–424.</w:t>
-      </w:r>
-    </w:p>
-    <w:p>
-      <w:pPr>
-        <w:pStyle w:val="Bibliography"/>
-      </w:pPr>
-      <w:bookmarkStart w:id="59" w:name="ref-simpson1951"/>
-      <w:bookmarkEnd w:id="58"/>
-      <w:r>
-        <w:t>Simpson, E. H. 1951. The interpretation of interaction in contingency tables. Journal of the Royal Statistical Society: Series B (Methodological) 13:238–241.</w:t>
-      </w:r>
-    </w:p>
-    <w:p>
-      <w:pPr>
-        <w:pStyle w:val="Bibliography"/>
-      </w:pPr>
-      <w:bookmarkStart w:id="60" w:name="ref-slagsvold1984"/>
-      <w:bookmarkEnd w:id="59"/>
-      <w:r>
-        <w:lastRenderedPageBreak/>
-        <w:t>Slagsvold, T., J. Sandvik, G. Rofstad, Ö. Lorentsen, and M. Husby. 1984. On the adaptive value of intraclutch egg-size variation in birds. The Auk 101:685–697.</w:t>
-      </w:r>
-    </w:p>
-    <w:p>
-      <w:pPr>
-        <w:pStyle w:val="Bibliography"/>
-      </w:pPr>
-      <w:bookmarkStart w:id="61" w:name="ref-smith1974"/>
-      <w:bookmarkEnd w:id="60"/>
-      <w:r>
-        <w:t>Smith, C. C., and S. D. Fretwell. 1974. The optimal balance between size and number of offspring. Am Nat 108:499–506.</w:t>
-      </w:r>
-    </w:p>
-    <w:p>
-      <w:pPr>
-        <w:pStyle w:val="Bibliography"/>
-      </w:pPr>
-      <w:bookmarkStart w:id="62" w:name="ref-staerkle2008"/>
-      <w:bookmarkEnd w:id="61"/>
       <w:r>
         <w:t>Staerkle, M., and M. Kölliker. 2008. Maternal food regurgitation to nymphs in earwigs (</w:t>
       </w:r>
@@ -6221,8 +5914,8 @@
       <w:pPr>
         <w:pStyle w:val="Bibliography"/>
       </w:pPr>
-      <w:bookmarkStart w:id="63" w:name="ref-stearns1992"/>
-      <w:bookmarkEnd w:id="62"/>
+      <w:bookmarkStart w:id="57" w:name="ref-stearns1992"/>
+      <w:bookmarkEnd w:id="56"/>
       <w:r>
         <w:t>Stearns, S. C. 1992. The Evolution of Life Histories. Oxford University Press.</w:t>
       </w:r>
@@ -6231,18 +5924,21 @@
       <w:pPr>
         <w:pStyle w:val="Bibliography"/>
       </w:pPr>
-      <w:bookmarkStart w:id="64" w:name="ref-stoffel2017"/>
-      <w:bookmarkEnd w:id="63"/>
-      <w:r>
-        <w:t>Stoffel, M. A., S. Nakagawa, and H. Schielzeth. 2017. RptR: Repeatability estimation and variance decomposition by generalized linear mixed‐effects models. Methods Ecol Evol 8:1639–1644.</w:t>
+      <w:bookmarkStart w:id="58" w:name="ref-stoffel2017"/>
+      <w:bookmarkEnd w:id="57"/>
+      <w:r>
+        <w:t>Stoffel, M. A., S. Nakagawa, and H. Schielzeth. 2017. RptR</w:t>
+      </w:r>
+      <w:r>
+        <w:t>: Repeatability estimation and variance decomposition by generalized linear mixed‐effects models. Methods Ecol Evol 8:1639–1644.</w:t>
       </w:r>
     </w:p>
     <w:p>
       <w:pPr>
         <w:pStyle w:val="Bibliography"/>
       </w:pPr>
-      <w:bookmarkStart w:id="65" w:name="ref-torres-vila2012"/>
-      <w:bookmarkEnd w:id="64"/>
+      <w:bookmarkStart w:id="59" w:name="ref-torres-vila2012"/>
+      <w:bookmarkEnd w:id="58"/>
       <w:r>
         <w:t xml:space="preserve">Torres-Vila, L., E. Cruces-Caldera, M. Rodrı́guez-Molina, and L. Cauterruccio. 2012. Host plant selects for egg size in the moth lobesia botrana: Integrating reproductive and ecological trade-offs is not a simple matter. Pp. 145–167 </w:t>
       </w:r>
@@ -6261,8 +5957,8 @@
       <w:pPr>
         <w:pStyle w:val="Bibliography"/>
       </w:pPr>
-      <w:bookmarkStart w:id="66" w:name="ref-tourneur2018"/>
-      <w:bookmarkEnd w:id="65"/>
+      <w:bookmarkStart w:id="60" w:name="ref-tourneur2018"/>
+      <w:bookmarkEnd w:id="59"/>
       <w:r>
         <w:t xml:space="preserve">Tourneur, J.-C. 2018. Factors affecting the egg-laying pattern of </w:t>
       </w:r>
@@ -6281,8 +5977,8 @@
       <w:pPr>
         <w:pStyle w:val="Bibliography"/>
       </w:pPr>
-      <w:bookmarkStart w:id="67" w:name="ref-tourneur1992"/>
-      <w:bookmarkEnd w:id="66"/>
+      <w:bookmarkStart w:id="61" w:name="ref-tourneur1992"/>
+      <w:bookmarkEnd w:id="60"/>
       <w:r>
         <w:t xml:space="preserve">Tourneur, J.-C., and J. Gingras. 1992. Egg laying in a northeastern North American (montréal, québec) population of </w:t>
       </w:r>
@@ -6301,8 +5997,8 @@
       <w:pPr>
         <w:pStyle w:val="Bibliography"/>
       </w:pPr>
-      <w:bookmarkStart w:id="68" w:name="ref-vannoordwijk1986"/>
-      <w:bookmarkEnd w:id="67"/>
+      <w:bookmarkStart w:id="62" w:name="ref-vannoordwijk1986"/>
+      <w:bookmarkEnd w:id="61"/>
       <w:r>
         <w:t>Van Noordwijk, A. J., and G. de Jong. 1986. Acquisition and allocation of resources: Their influence on variation in life history tactics. Am Nat 128:137–142.</w:t>
       </w:r>
@@ -6311,8 +6007,8 @@
       <w:pPr>
         <w:pStyle w:val="Bibliography"/>
       </w:pPr>
-      <w:bookmarkStart w:id="69" w:name="ref-williams1994"/>
-      <w:bookmarkEnd w:id="68"/>
+      <w:bookmarkStart w:id="63" w:name="ref-williams1994"/>
+      <w:bookmarkEnd w:id="62"/>
       <w:r>
         <w:t>Williams, T. D. 1994. Intraspecific variation in egg size and egg composition in birds: Effects on offspring fitness. Biol Rev Camb Philos Soc 69:35–59.</w:t>
       </w:r>
@@ -6321,8 +6017,8 @@
       <w:pPr>
         <w:pStyle w:val="Bibliography"/>
       </w:pPr>
-      <w:bookmarkStart w:id="70" w:name="ref-winkler1987"/>
-      <w:bookmarkEnd w:id="69"/>
+      <w:bookmarkStart w:id="64" w:name="ref-winkler1987"/>
+      <w:bookmarkEnd w:id="63"/>
       <w:r>
         <w:t>Winkler, D. W., and K. Wallin. 1987. Offspring size and number: A life history model linking effort per offspring and total effort. Am Nat 129:708–720.</w:t>
       </w:r>
@@ -6331,8 +6027,8 @@
       <w:pPr>
         <w:pStyle w:val="Bibliography"/>
       </w:pPr>
-      <w:bookmarkStart w:id="71" w:name="ref-yanagi2006"/>
-      <w:bookmarkEnd w:id="70"/>
+      <w:bookmarkStart w:id="65" w:name="ref-yanagi2006"/>
+      <w:bookmarkEnd w:id="64"/>
       <w:r>
         <w:t>Yanagi, S., T. Oikawa, and T. Miyatake. 2006. Heritability and genetic correlation estimates for egg size and number in callosobruchus chinensis (coleoptera: bruchidae). Ann Entomol Soc Am 99:364–368.</w:t>
       </w:r>
@@ -6341,19 +6037,20 @@
       <w:pPr>
         <w:pStyle w:val="Bibliography"/>
       </w:pPr>
-      <w:bookmarkStart w:id="72" w:name="ref-yosef2008"/>
-      <w:bookmarkEnd w:id="71"/>
+      <w:bookmarkStart w:id="66" w:name="ref-yosef2008"/>
+      <w:bookmarkEnd w:id="65"/>
       <w:r>
         <w:t>Yosef, R., and P. Zduniak. 2008. Variation in clutch size, egg size variability and reproductive output in the desert finch (rhodospiza obsoleta). J Arid Environ 72:1631–1635.</w:t>
       </w:r>
     </w:p>
-    <w:bookmarkEnd w:id="31"/>
-    <w:bookmarkEnd w:id="72"/>
+    <w:bookmarkEnd w:id="24"/>
+    <w:bookmarkEnd w:id="66"/>
     <w:p>
       <w:pPr>
         <w:pStyle w:val="BodyText"/>
       </w:pPr>
       <w:r>
+        <w:lastRenderedPageBreak/>
         <w:t>—– end of section:</w:t>
       </w:r>
     </w:p>
@@ -6362,7 +6059,6 @@
         <w:pStyle w:val="BodyText"/>
       </w:pPr>
       <w:r>
-        <w:lastRenderedPageBreak/>
         <w:t>##Figures</w:t>
       </w:r>
     </w:p>
@@ -6386,22 +6082,22 @@
               <w:pStyle w:val="Compact"/>
               <w:jc w:val="center"/>
             </w:pPr>
-            <w:bookmarkStart w:id="73" w:name="fig-one"/>
+            <w:bookmarkStart w:id="67" w:name="fig-one"/>
             <w:r>
               <w:rPr>
                 <w:noProof/>
               </w:rPr>
               <w:drawing>
-                <wp:inline distT="0" distB="0" distL="0" distR="0" wp14:anchorId="545B7255" wp14:editId="533DFB3F">
+                <wp:inline distT="0" distB="0" distL="0" distR="0" wp14:anchorId="2BAD2D16" wp14:editId="2DA76A3A">
                   <wp:extent cx="3810000" cy="2540000"/>
                   <wp:effectExtent l="0" t="0" r="0" b="0"/>
-                  <wp:docPr id="94" name="Picture"/>
+                  <wp:docPr id="88" name="Picture"/>
                   <wp:cNvGraphicFramePr/>
                   <a:graphic xmlns:a="http://schemas.openxmlformats.org/drawingml/2006/main">
                     <a:graphicData uri="http://schemas.openxmlformats.org/drawingml/2006/picture">
                       <pic:pic xmlns:pic="http://schemas.openxmlformats.org/drawingml/2006/picture">
                         <pic:nvPicPr>
-                          <pic:cNvPr id="95" name="Picture" descr="figure_1.jpg"/>
+                          <pic:cNvPr id="89" name="Picture" descr="Figure_1.jpg"/>
                           <pic:cNvPicPr>
                             <a:picLocks noChangeAspect="1" noChangeArrowheads="1"/>
                           </pic:cNvPicPr>
@@ -6440,21 +6136,71 @@
               <w:spacing w:before="200"/>
             </w:pPr>
             <w:r>
-              <w:t>Figure 1: Mean egg perimeter (mm) plotted against clutch size for the first (salmon) and second (blue) clutches of n = 42 female European earwigs (</w:t>
+              <w:t>Figure 1: Relationship between mean egg number per female and mean egg size per female. Each point represents a single female (averaged across clutches). The solid black line shows the posterior mean regression from the within–between mixed-effects model, and the shaded ribbon represents the 95% credible interval of the fitted relationship. The slope reflects the between-female effect (</w:t>
             </w:r>
+            <m:oMath>
+              <m:sSub>
+                <m:sSubPr>
+                  <m:ctrlPr>
+                    <w:rPr>
+                      <w:rFonts w:ascii="Cambria Math" w:hAnsi="Cambria Math"/>
+                    </w:rPr>
+                  </m:ctrlPr>
+                </m:sSubPr>
+                <m:e>
+                  <m:r>
+                    <w:rPr>
+                      <w:rFonts w:ascii="Cambria Math" w:hAnsi="Cambria Math"/>
+                    </w:rPr>
+                    <m:t>β</m:t>
+                  </m:r>
+                </m:e>
+                <m:sub>
+                  <m:r>
+                    <w:rPr>
+                      <w:rFonts w:ascii="Cambria Math" w:hAnsi="Cambria Math"/>
+                    </w:rPr>
+                    <m:t>B</m:t>
+                  </m:r>
+                </m:sub>
+              </m:sSub>
+            </m:oMath>
             <w:r>
-              <w:rPr>
-                <w:i/>
-                <w:iCs/>
-              </w:rPr>
-              <w:t>F. auricularia</w:t>
+              <w:t xml:space="preserve"> = -0.0039, 95% CrI [-0.0076, -0.0001]), indicating whether females that produce more eggs on average lay larger or smaller eggs. This relationship corresponds to the Pearson correlation calculated among female means (</w:t>
             </w:r>
+            <m:oMath>
+              <m:sSub>
+                <m:sSubPr>
+                  <m:ctrlPr>
+                    <w:rPr>
+                      <w:rFonts w:ascii="Cambria Math" w:hAnsi="Cambria Math"/>
+                    </w:rPr>
+                  </m:ctrlPr>
+                </m:sSubPr>
+                <m:e>
+                  <m:r>
+                    <w:rPr>
+                      <w:rFonts w:ascii="Cambria Math" w:hAnsi="Cambria Math"/>
+                    </w:rPr>
+                    <m:t>r</m:t>
+                  </m:r>
+                </m:e>
+                <m:sub>
+                  <m:r>
+                    <w:rPr>
+                      <w:rFonts w:ascii="Cambria Math" w:hAnsi="Cambria Math"/>
+                    </w:rPr>
+                    <m:t>between</m:t>
+                  </m:r>
+                </m:sub>
+              </m:sSub>
+            </m:oMath>
             <w:r>
-              <w:t>). Data are raw values.</w:t>
+              <w:t xml:space="preserve"> = -0.31, 95% CI [-0.55, -0.02]).</w:t>
             </w:r>
           </w:p>
         </w:tc>
-        <w:bookmarkEnd w:id="73"/>
+        <w:bookmarkEnd w:id="67"/>
       </w:tr>
     </w:tbl>
     <w:p>
@@ -6485,22 +6231,23 @@
               <w:pStyle w:val="Compact"/>
               <w:jc w:val="center"/>
             </w:pPr>
-            <w:bookmarkStart w:id="74" w:name="fig-two"/>
+            <w:bookmarkStart w:id="68" w:name="fig-two"/>
             <w:r>
               <w:rPr>
                 <w:noProof/>
               </w:rPr>
+              <w:lastRenderedPageBreak/>
               <w:drawing>
-                <wp:inline distT="0" distB="0" distL="0" distR="0" wp14:anchorId="0BDC8DF6" wp14:editId="273EC353">
+                <wp:inline distT="0" distB="0" distL="0" distR="0" wp14:anchorId="0AA3069E" wp14:editId="2B41A32E">
                   <wp:extent cx="3810000" cy="2540000"/>
                   <wp:effectExtent l="0" t="0" r="0" b="0"/>
-                  <wp:docPr id="98" name="Picture"/>
+                  <wp:docPr id="92" name="Picture"/>
                   <wp:cNvGraphicFramePr/>
                   <a:graphic xmlns:a="http://schemas.openxmlformats.org/drawingml/2006/main">
                     <a:graphicData uri="http://schemas.openxmlformats.org/drawingml/2006/picture">
                       <pic:pic xmlns:pic="http://schemas.openxmlformats.org/drawingml/2006/picture">
                         <pic:nvPicPr>
-                          <pic:cNvPr id="99" name="Picture" descr="figure_2.jpg"/>
+                          <pic:cNvPr id="93" name="Picture" descr="Figure_2.jpg"/>
                           <pic:cNvPicPr>
                             <a:picLocks noChangeAspect="1" noChangeArrowheads="1"/>
                           </pic:cNvPicPr>
@@ -6539,23 +6286,16 @@
               <w:spacing w:before="200"/>
             </w:pPr>
             <w:r>
-              <w:t>Figure 2: (a) Among and (b) within-female egg size variation in the first and second clutches of n = 42 female European earwigs (</w:t>
+              <w:t>Figure 2: Mean egg size plotted against within-female deviation in egg number (clutch size minus each female’s mean). Points represent individual broods, and thin gray lines connect successive broods from the same female. The solid black line shows the posterior mean population-level effect of within-female egg-number deviation estimated from the mixed-effects model. The shaded ribbon represents the 95% credible interval of the posterior expected value (random effects excluded). Positive values on the x-axi</w:t>
             </w:r>
             <w:r>
-              <w:rPr>
-                <w:i/>
-                <w:iCs/>
-              </w:rPr>
-              <w:t>F. auricularia</w:t>
-            </w:r>
-            <w:r>
-              <w:t>).</w:t>
+              <w:t>s indicate broods in which a female laid more eggs than her average, whereas negative values indicate broods with fewer eggs than her average. Note that second clutches (blue points) tend to negatively deviate from zero whereas first clutches (salmon points) tend to positively deviate from zero.The slope of the population-level line reflects the estimated within-female plastic response of egg size to changes in egg number 0.]</w:t>
             </w:r>
           </w:p>
         </w:tc>
-        <w:bookmarkEnd w:id="74"/>
+        <w:bookmarkEnd w:id="68"/>
       </w:tr>
-      <w:bookmarkEnd w:id="29"/>
+      <w:bookmarkEnd w:id="22"/>
     </w:tbl>
     <w:p/>
     <w:sectPr>
@@ -7017,7 +6757,7 @@
   <w:abstractNum w:abstractNumId="10" w15:restartNumberingAfterBreak="0">
     <w:nsid w:val="0000A990"/>
     <w:multiLevelType w:val="multilevel"/>
-    <w:tmpl w:val="8B8600AE"/>
+    <w:tmpl w:val="2EC0E438"/>
     <w:lvl w:ilvl="0">
       <w:numFmt w:val="bullet"/>
       <w:lvlText w:val=" "/>
@@ -7094,7 +6834,7 @@
   <w:abstractNum w:abstractNumId="11" w15:restartNumberingAfterBreak="0">
     <w:nsid w:val="00A99411"/>
     <w:multiLevelType w:val="multilevel"/>
-    <w:tmpl w:val="00E49014"/>
+    <w:tmpl w:val="BD32ABA6"/>
     <w:lvl w:ilvl="0">
       <w:start w:val="1"/>
       <w:numFmt w:val="decimal"/>
@@ -7180,7 +6920,7 @@
   <w:abstractNum w:abstractNumId="12" w15:restartNumberingAfterBreak="0">
     <w:nsid w:val="00A99412"/>
     <w:multiLevelType w:val="multilevel"/>
-    <w:tmpl w:val="ADB239D8"/>
+    <w:tmpl w:val="61042C2C"/>
     <w:lvl w:ilvl="0">
       <w:start w:val="2"/>
       <w:numFmt w:val="decimal"/>
@@ -7578,10 +7318,10 @@
   <w:num w:numId="13" w16cid:durableId="442194333">
     <w:abstractNumId w:val="14"/>
   </w:num>
-  <w:num w:numId="14" w16cid:durableId="605622670">
+  <w:num w:numId="14" w16cid:durableId="268388866">
     <w:abstractNumId w:val="10"/>
   </w:num>
-  <w:num w:numId="15" w16cid:durableId="1870681935">
+  <w:num w:numId="15" w16cid:durableId="882715298">
     <w:abstractNumId w:val="11"/>
     <w:lvlOverride w:ilvl="0">
       <w:startOverride w:val="1"/>
@@ -7611,7 +7351,7 @@
       <w:startOverride w:val="1"/>
     </w:lvlOverride>
   </w:num>
-  <w:num w:numId="16" w16cid:durableId="1209416791">
+  <w:num w:numId="16" w16cid:durableId="1629244222">
     <w:abstractNumId w:val="12"/>
     <w:lvlOverride w:ilvl="0">
       <w:startOverride w:val="2"/>

--- a/2025_earwig_fecundity_revised.docx
+++ b/2025_earwig_fecundity_revised.docx
@@ -1522,10 +1522,27 @@
         <w:t>r</w:t>
       </w:r>
       <w:r>
-        <w:t>). This estimate reflects the overall linear association between traits without accounting for repeated measures or hierarchical structure. To quantify among-female covariation, I calculated the Pearson correlation between female mean egg number and female mean egg size. Female means were calculated across broods. This approach isolates between-female covariance independent of within-female variation. To formally partition covariance into among-female and residual components, I fitted a multivariate Gaussi</w:t>
-      </w:r>
-      <w:r>
-        <w:t>an mixed-effects model:</w:t>
+        <w:t>). This estimate reflects the overall linear association between traits without accounting for repeated measures or hierarchical structure. To quantify among-female covariation, I calculated the Pearson correlation between female mean egg number and female mean egg size. Female means were calculated across broods. This approach isolates between-female covariance independent of within-female variation. To formally partition covariance into among-female and residual components, I fitted a multivariate mixed-</w:t>
+      </w:r>
+      <w:r>
+        <w:t>effects model in which both traits were modelled as Gaussian responses with female identity included as a random intercept, and residual correlations were estimated (</w:t>
+      </w:r>
+      <w:r>
+        <w:rPr>
+          <w:rStyle w:val="VerbatimChar"/>
+        </w:rPr>
+        <w:t>set_rescor(TRUE)</w:t>
+      </w:r>
+      <w:r>
+        <w:t>).</w:t>
+      </w:r>
+    </w:p>
+    <w:p>
+      <w:pPr>
+        <w:pStyle w:val="BodyText"/>
+      </w:pPr>
+      <w:r>
+        <w:t>I modelled egg size and egg number jointly as:</w:t>
       </w:r>
     </w:p>
     <w:bookmarkStart w:id="5" w:name="eq-residual"/>
@@ -1576,7 +1593,7 @@
                       <m:rPr>
                         <m:nor/>
                       </m:rPr>
-                      <m:t>MeanEggSize</m:t>
+                      <m:t>mean_egg_size</m:t>
                     </m:r>
                   </m:e>
                   <m:sub>
@@ -1612,30 +1629,15 @@
                       <w:rPr>
                         <w:rFonts w:ascii="Cambria Math" w:hAnsi="Cambria Math"/>
                       </w:rPr>
-                      <m:t>β</m:t>
+                      <m:t>α</m:t>
                     </m:r>
                   </m:e>
                   <m:sub>
                     <m:r>
-                      <w:rPr>
-                        <w:rFonts w:ascii="Cambria Math" w:hAnsi="Cambria Math"/>
-                      </w:rPr>
-                      <m:t>1</m:t>
-                    </m:r>
-                    <m:r>
                       <m:rPr>
-                        <m:sty m:val="p"/>
+                        <m:nor/>
                       </m:rPr>
-                      <w:rPr>
-                        <w:rFonts w:ascii="Cambria Math" w:hAnsi="Cambria Math"/>
-                      </w:rPr>
-                      <m:t>,</m:t>
-                    </m:r>
-                    <m:r>
-                      <w:rPr>
-                        <w:rFonts w:ascii="Cambria Math" w:hAnsi="Cambria Math"/>
-                      </w:rPr>
-                      <m:t>0</m:t>
+                      <m:t>size</m:t>
                     </m:r>
                   </m:sub>
                 </m:sSub>
@@ -1661,15 +1663,15 @@
                       <w:rPr>
                         <w:rFonts w:ascii="Cambria Math" w:hAnsi="Cambria Math"/>
                       </w:rPr>
-                      <m:t>b</m:t>
+                      <m:t>u</m:t>
                     </m:r>
                   </m:e>
                   <m:sub>
                     <m:r>
-                      <w:rPr>
-                        <w:rFonts w:ascii="Cambria Math" w:hAnsi="Cambria Math"/>
-                      </w:rPr>
-                      <m:t>1</m:t>
+                      <m:rPr>
+                        <m:nor/>
+                      </m:rPr>
+                      <m:t>size</m:t>
                     </m:r>
                     <m:r>
                       <m:rPr>
@@ -1715,10 +1717,10 @@
                   </m:e>
                   <m:sub>
                     <m:r>
-                      <w:rPr>
-                        <w:rFonts w:ascii="Cambria Math" w:hAnsi="Cambria Math"/>
-                      </w:rPr>
-                      <m:t>1</m:t>
+                      <m:rPr>
+                        <m:nor/>
+                      </m:rPr>
+                      <m:t>size</m:t>
                     </m:r>
                     <m:r>
                       <m:rPr>
@@ -1740,10 +1742,6 @@
               </m:e>
             </m:mr>
             <m:mr>
-              <m:e/>
-              <m:e/>
-            </m:mr>
-            <m:mr>
               <m:e>
                 <m:sSub>
                   <m:sSubPr>
@@ -1758,7 +1756,7 @@
                       <m:rPr>
                         <m:nor/>
                       </m:rPr>
-                      <m:t>EggNumber</m:t>
+                      <m:t>egg_number</m:t>
                     </m:r>
                   </m:e>
                   <m:sub>
@@ -1794,30 +1792,15 @@
                       <w:rPr>
                         <w:rFonts w:ascii="Cambria Math" w:hAnsi="Cambria Math"/>
                       </w:rPr>
-                      <m:t>β</m:t>
+                      <m:t>α</m:t>
                     </m:r>
                   </m:e>
                   <m:sub>
                     <m:r>
-                      <w:rPr>
-                        <w:rFonts w:ascii="Cambria Math" w:hAnsi="Cambria Math"/>
-                      </w:rPr>
-                      <m:t>2</m:t>
-                    </m:r>
-                    <m:r>
                       <m:rPr>
-                        <m:sty m:val="p"/>
+                        <m:nor/>
                       </m:rPr>
-                      <w:rPr>
-                        <w:rFonts w:ascii="Cambria Math" w:hAnsi="Cambria Math"/>
-                      </w:rPr>
-                      <m:t>,</m:t>
-                    </m:r>
-                    <m:r>
-                      <w:rPr>
-                        <w:rFonts w:ascii="Cambria Math" w:hAnsi="Cambria Math"/>
-                      </w:rPr>
-                      <m:t>0</m:t>
+                      <m:t>number</m:t>
                     </m:r>
                   </m:sub>
                 </m:sSub>
@@ -1843,15 +1826,15 @@
                       <w:rPr>
                         <w:rFonts w:ascii="Cambria Math" w:hAnsi="Cambria Math"/>
                       </w:rPr>
-                      <m:t>b</m:t>
+                      <m:t>u</m:t>
                     </m:r>
                   </m:e>
                   <m:sub>
                     <m:r>
-                      <w:rPr>
-                        <w:rFonts w:ascii="Cambria Math" w:hAnsi="Cambria Math"/>
-                      </w:rPr>
-                      <m:t>2</m:t>
+                      <m:rPr>
+                        <m:nor/>
+                      </m:rPr>
+                      <m:t>number</m:t>
                     </m:r>
                     <m:r>
                       <m:rPr>
@@ -1897,10 +1880,10 @@
                   </m:e>
                   <m:sub>
                     <m:r>
-                      <w:rPr>
-                        <w:rFonts w:ascii="Cambria Math" w:hAnsi="Cambria Math"/>
-                      </w:rPr>
-                      <m:t>2</m:t>
+                      <m:rPr>
+                        <m:nor/>
+                      </m:rPr>
+                      <m:t>number</m:t>
                     </m:r>
                     <m:r>
                       <m:rPr>
@@ -1954,504 +1937,7 @@
         <w:pStyle w:val="FirstParagraph"/>
       </w:pPr>
       <w:r>
-        <w:t>with random effects and residuals distributed as:</w:t>
-      </w:r>
-    </w:p>
-    <w:p>
-      <w:pPr>
-        <w:pStyle w:val="BodyText"/>
-      </w:pPr>
-      <m:oMathPara>
-        <m:oMathParaPr>
-          <m:jc m:val="center"/>
-        </m:oMathParaPr>
-        <m:oMath>
-          <m:d>
-            <m:dPr>
-              <m:ctrlPr>
-                <w:rPr>
-                  <w:rFonts w:ascii="Cambria Math" w:hAnsi="Cambria Math"/>
-                </w:rPr>
-              </m:ctrlPr>
-            </m:dPr>
-            <m:e>
-              <m:m>
-                <m:mPr>
-                  <m:plcHide m:val="1"/>
-                  <m:mcs>
-                    <m:mc>
-                      <m:mcPr>
-                        <m:count m:val="1"/>
-                        <m:mcJc m:val="center"/>
-                      </m:mcPr>
-                    </m:mc>
-                  </m:mcs>
-                  <m:ctrlPr>
-                    <w:rPr>
-                      <w:rFonts w:ascii="Cambria Math" w:hAnsi="Cambria Math"/>
-                    </w:rPr>
-                  </m:ctrlPr>
-                </m:mPr>
-                <m:mr>
-                  <m:e>
-                    <m:sSub>
-                      <m:sSubPr>
-                        <m:ctrlPr>
-                          <w:rPr>
-                            <w:rFonts w:ascii="Cambria Math" w:hAnsi="Cambria Math"/>
-                          </w:rPr>
-                        </m:ctrlPr>
-                      </m:sSubPr>
-                      <m:e>
-                        <m:r>
-                          <w:rPr>
-                            <w:rFonts w:ascii="Cambria Math" w:hAnsi="Cambria Math"/>
-                          </w:rPr>
-                          <m:t>b</m:t>
-                        </m:r>
-                      </m:e>
-                      <m:sub>
-                        <m:r>
-                          <w:rPr>
-                            <w:rFonts w:ascii="Cambria Math" w:hAnsi="Cambria Math"/>
-                          </w:rPr>
-                          <m:t>1</m:t>
-                        </m:r>
-                        <m:r>
-                          <m:rPr>
-                            <m:sty m:val="p"/>
-                          </m:rPr>
-                          <w:rPr>
-                            <w:rFonts w:ascii="Cambria Math" w:hAnsi="Cambria Math"/>
-                          </w:rPr>
-                          <m:t>,</m:t>
-                        </m:r>
-                        <m:r>
-                          <w:rPr>
-                            <w:rFonts w:ascii="Cambria Math" w:hAnsi="Cambria Math"/>
-                          </w:rPr>
-                          <m:t>i</m:t>
-                        </m:r>
-                      </m:sub>
-                    </m:sSub>
-                  </m:e>
-                </m:mr>
-                <m:mr>
-                  <m:e>
-                    <m:sSub>
-                      <m:sSubPr>
-                        <m:ctrlPr>
-                          <w:rPr>
-                            <w:rFonts w:ascii="Cambria Math" w:hAnsi="Cambria Math"/>
-                          </w:rPr>
-                        </m:ctrlPr>
-                      </m:sSubPr>
-                      <m:e>
-                        <m:r>
-                          <w:rPr>
-                            <w:rFonts w:ascii="Cambria Math" w:hAnsi="Cambria Math"/>
-                          </w:rPr>
-                          <m:t>b</m:t>
-                        </m:r>
-                      </m:e>
-                      <m:sub>
-                        <m:r>
-                          <w:rPr>
-                            <w:rFonts w:ascii="Cambria Math" w:hAnsi="Cambria Math"/>
-                          </w:rPr>
-                          <m:t>2</m:t>
-                        </m:r>
-                        <m:r>
-                          <m:rPr>
-                            <m:sty m:val="p"/>
-                          </m:rPr>
-                          <w:rPr>
-                            <w:rFonts w:ascii="Cambria Math" w:hAnsi="Cambria Math"/>
-                          </w:rPr>
-                          <m:t>,</m:t>
-                        </m:r>
-                        <m:r>
-                          <w:rPr>
-                            <w:rFonts w:ascii="Cambria Math" w:hAnsi="Cambria Math"/>
-                          </w:rPr>
-                          <m:t>i</m:t>
-                        </m:r>
-                      </m:sub>
-                    </m:sSub>
-                  </m:e>
-                </m:mr>
-              </m:m>
-            </m:e>
-          </m:d>
-          <m:r>
-            <m:rPr>
-              <m:scr m:val="script"/>
-              <m:sty m:val="p"/>
-            </m:rPr>
-            <w:rPr>
-              <w:rFonts w:ascii="Cambria Math" w:hAnsi="Cambria Math"/>
-            </w:rPr>
-            <m:t>∼M</m:t>
-          </m:r>
-          <m:r>
-            <m:rPr>
-              <m:scr m:val="script"/>
-              <m:sty m:val="p"/>
-            </m:rPr>
-            <w:rPr>
-              <w:rFonts w:ascii="Cambria Math" w:hAnsi="Cambria Math"/>
-            </w:rPr>
-            <m:t>VN</m:t>
-          </m:r>
-          <m:d>
-            <m:dPr>
-              <m:ctrlPr>
-                <w:rPr>
-                  <w:rFonts w:ascii="Cambria Math" w:hAnsi="Cambria Math"/>
-                </w:rPr>
-              </m:ctrlPr>
-            </m:dPr>
-            <m:e>
-              <m:d>
-                <m:dPr>
-                  <m:ctrlPr>
-                    <w:rPr>
-                      <w:rFonts w:ascii="Cambria Math" w:hAnsi="Cambria Math"/>
-                    </w:rPr>
-                  </m:ctrlPr>
-                </m:dPr>
-                <m:e>
-                  <m:m>
-                    <m:mPr>
-                      <m:plcHide m:val="1"/>
-                      <m:mcs>
-                        <m:mc>
-                          <m:mcPr>
-                            <m:count m:val="1"/>
-                            <m:mcJc m:val="center"/>
-                          </m:mcPr>
-                        </m:mc>
-                      </m:mcs>
-                      <m:ctrlPr>
-                        <w:rPr>
-                          <w:rFonts w:ascii="Cambria Math" w:hAnsi="Cambria Math"/>
-                        </w:rPr>
-                      </m:ctrlPr>
-                    </m:mPr>
-                    <m:mr>
-                      <m:e>
-                        <m:r>
-                          <w:rPr>
-                            <w:rFonts w:ascii="Cambria Math" w:hAnsi="Cambria Math"/>
-                          </w:rPr>
-                          <m:t>0</m:t>
-                        </m:r>
-                      </m:e>
-                    </m:mr>
-                    <m:mr>
-                      <m:e>
-                        <m:r>
-                          <w:rPr>
-                            <w:rFonts w:ascii="Cambria Math" w:hAnsi="Cambria Math"/>
-                          </w:rPr>
-                          <m:t>0</m:t>
-                        </m:r>
-                      </m:e>
-                    </m:mr>
-                  </m:m>
-                </m:e>
-              </m:d>
-              <m:r>
-                <m:rPr>
-                  <m:sty m:val="p"/>
-                </m:rPr>
-                <w:rPr>
-                  <w:rFonts w:ascii="Cambria Math" w:hAnsi="Cambria Math"/>
-                </w:rPr>
-                <m:t>,</m:t>
-              </m:r>
-              <m:sSub>
-                <m:sSubPr>
-                  <m:ctrlPr>
-                    <w:rPr>
-                      <w:rFonts w:ascii="Cambria Math" w:hAnsi="Cambria Math"/>
-                    </w:rPr>
-                  </m:ctrlPr>
-                </m:sSubPr>
-                <m:e>
-                  <m:r>
-                    <w:rPr>
-                      <w:rFonts w:ascii="Cambria Math" w:hAnsi="Cambria Math"/>
-                    </w:rPr>
-                    <m:t>Σ</m:t>
-                  </m:r>
-                </m:e>
-                <m:sub>
-                  <m:r>
-                    <w:rPr>
-                      <w:rFonts w:ascii="Cambria Math" w:hAnsi="Cambria Math"/>
-                    </w:rPr>
-                    <m:t>b</m:t>
-                  </m:r>
-                </m:sub>
-              </m:sSub>
-            </m:e>
-          </m:d>
-          <m:r>
-            <m:rPr>
-              <m:sty m:val="p"/>
-            </m:rPr>
-            <w:rPr>
-              <w:rFonts w:ascii="Cambria Math" w:hAnsi="Cambria Math"/>
-            </w:rPr>
-            <m:t>,</m:t>
-          </m:r>
-          <m:r>
-            <w:rPr>
-              <w:rFonts w:ascii="Cambria Math" w:hAnsi="Cambria Math"/>
-            </w:rPr>
-            <m:t>  </m:t>
-          </m:r>
-          <m:d>
-            <m:dPr>
-              <m:ctrlPr>
-                <w:rPr>
-                  <w:rFonts w:ascii="Cambria Math" w:hAnsi="Cambria Math"/>
-                </w:rPr>
-              </m:ctrlPr>
-            </m:dPr>
-            <m:e>
-              <m:m>
-                <m:mPr>
-                  <m:plcHide m:val="1"/>
-                  <m:mcs>
-                    <m:mc>
-                      <m:mcPr>
-                        <m:count m:val="1"/>
-                        <m:mcJc m:val="center"/>
-                      </m:mcPr>
-                    </m:mc>
-                  </m:mcs>
-                  <m:ctrlPr>
-                    <w:rPr>
-                      <w:rFonts w:ascii="Cambria Math" w:hAnsi="Cambria Math"/>
-                    </w:rPr>
-                  </m:ctrlPr>
-                </m:mPr>
-                <m:mr>
-                  <m:e>
-                    <m:sSub>
-                      <m:sSubPr>
-                        <m:ctrlPr>
-                          <w:rPr>
-                            <w:rFonts w:ascii="Cambria Math" w:hAnsi="Cambria Math"/>
-                          </w:rPr>
-                        </m:ctrlPr>
-                      </m:sSubPr>
-                      <m:e>
-                        <m:r>
-                          <w:rPr>
-                            <w:rFonts w:ascii="Cambria Math" w:hAnsi="Cambria Math"/>
-                          </w:rPr>
-                          <m:t>ε</m:t>
-                        </m:r>
-                      </m:e>
-                      <m:sub>
-                        <m:r>
-                          <w:rPr>
-                            <w:rFonts w:ascii="Cambria Math" w:hAnsi="Cambria Math"/>
-                          </w:rPr>
-                          <m:t>1</m:t>
-                        </m:r>
-                        <m:r>
-                          <m:rPr>
-                            <m:sty m:val="p"/>
-                          </m:rPr>
-                          <w:rPr>
-                            <w:rFonts w:ascii="Cambria Math" w:hAnsi="Cambria Math"/>
-                          </w:rPr>
-                          <m:t>,</m:t>
-                        </m:r>
-                        <m:r>
-                          <w:rPr>
-                            <w:rFonts w:ascii="Cambria Math" w:hAnsi="Cambria Math"/>
-                          </w:rPr>
-                          <m:t>ij</m:t>
-                        </m:r>
-                      </m:sub>
-                    </m:sSub>
-                  </m:e>
-                </m:mr>
-                <m:mr>
-                  <m:e>
-                    <m:sSub>
-                      <m:sSubPr>
-                        <m:ctrlPr>
-                          <w:rPr>
-                            <w:rFonts w:ascii="Cambria Math" w:hAnsi="Cambria Math"/>
-                          </w:rPr>
-                        </m:ctrlPr>
-                      </m:sSubPr>
-                      <m:e>
-                        <m:r>
-                          <w:rPr>
-                            <w:rFonts w:ascii="Cambria Math" w:hAnsi="Cambria Math"/>
-                          </w:rPr>
-                          <m:t>ε</m:t>
-                        </m:r>
-                      </m:e>
-                      <m:sub>
-                        <m:r>
-                          <w:rPr>
-                            <w:rFonts w:ascii="Cambria Math" w:hAnsi="Cambria Math"/>
-                          </w:rPr>
-                          <m:t>2</m:t>
-                        </m:r>
-                        <m:r>
-                          <m:rPr>
-                            <m:sty m:val="p"/>
-                          </m:rPr>
-                          <w:rPr>
-                            <w:rFonts w:ascii="Cambria Math" w:hAnsi="Cambria Math"/>
-                          </w:rPr>
-                          <m:t>,</m:t>
-                        </m:r>
-                        <m:r>
-                          <w:rPr>
-                            <w:rFonts w:ascii="Cambria Math" w:hAnsi="Cambria Math"/>
-                          </w:rPr>
-                          <m:t>ij</m:t>
-                        </m:r>
-                      </m:sub>
-                    </m:sSub>
-                  </m:e>
-                </m:mr>
-              </m:m>
-            </m:e>
-          </m:d>
-          <m:r>
-            <m:rPr>
-              <m:scr m:val="script"/>
-              <m:sty m:val="p"/>
-            </m:rPr>
-            <w:rPr>
-              <w:rFonts w:ascii="Cambria Math" w:hAnsi="Cambria Math"/>
-            </w:rPr>
-            <m:t>∼M</m:t>
-          </m:r>
-          <m:r>
-            <m:rPr>
-              <m:scr m:val="script"/>
-              <m:sty m:val="p"/>
-            </m:rPr>
-            <w:rPr>
-              <w:rFonts w:ascii="Cambria Math" w:hAnsi="Cambria Math"/>
-            </w:rPr>
-            <m:t>VN</m:t>
-          </m:r>
-          <m:d>
-            <m:dPr>
-              <m:ctrlPr>
-                <w:rPr>
-                  <w:rFonts w:ascii="Cambria Math" w:hAnsi="Cambria Math"/>
-                </w:rPr>
-              </m:ctrlPr>
-            </m:dPr>
-            <m:e>
-              <m:d>
-                <m:dPr>
-                  <m:ctrlPr>
-                    <w:rPr>
-                      <w:rFonts w:ascii="Cambria Math" w:hAnsi="Cambria Math"/>
-                    </w:rPr>
-                  </m:ctrlPr>
-                </m:dPr>
-                <m:e>
-                  <m:m>
-                    <m:mPr>
-                      <m:plcHide m:val="1"/>
-                      <m:mcs>
-                        <m:mc>
-                          <m:mcPr>
-                            <m:count m:val="1"/>
-                            <m:mcJc m:val="center"/>
-                          </m:mcPr>
-                        </m:mc>
-                      </m:mcs>
-                      <m:ctrlPr>
-                        <w:rPr>
-                          <w:rFonts w:ascii="Cambria Math" w:hAnsi="Cambria Math"/>
-                        </w:rPr>
-                      </m:ctrlPr>
-                    </m:mPr>
-                    <m:mr>
-                      <m:e>
-                        <m:r>
-                          <w:rPr>
-                            <w:rFonts w:ascii="Cambria Math" w:hAnsi="Cambria Math"/>
-                          </w:rPr>
-                          <m:t>0</m:t>
-                        </m:r>
-                      </m:e>
-                    </m:mr>
-                    <m:mr>
-                      <m:e>
-                        <m:r>
-                          <w:rPr>
-                            <w:rFonts w:ascii="Cambria Math" w:hAnsi="Cambria Math"/>
-                          </w:rPr>
-                          <m:t>0</m:t>
-                        </m:r>
-                      </m:e>
-                    </m:mr>
-                  </m:m>
-                </m:e>
-              </m:d>
-              <m:r>
-                <m:rPr>
-                  <m:sty m:val="p"/>
-                </m:rPr>
-                <w:rPr>
-                  <w:rFonts w:ascii="Cambria Math" w:hAnsi="Cambria Math"/>
-                </w:rPr>
-                <m:t>,</m:t>
-              </m:r>
-              <m:sSub>
-                <m:sSubPr>
-                  <m:ctrlPr>
-                    <w:rPr>
-                      <w:rFonts w:ascii="Cambria Math" w:hAnsi="Cambria Math"/>
-                    </w:rPr>
-                  </m:ctrlPr>
-                </m:sSubPr>
-                <m:e>
-                  <m:r>
-                    <w:rPr>
-                      <w:rFonts w:ascii="Cambria Math" w:hAnsi="Cambria Math"/>
-                    </w:rPr>
-                    <m:t>Σ</m:t>
-                  </m:r>
-                </m:e>
-                <m:sub>
-                  <m:r>
-                    <w:rPr>
-                      <w:rFonts w:ascii="Cambria Math" w:hAnsi="Cambria Math"/>
-                    </w:rPr>
-                    <m:t>ε</m:t>
-                  </m:r>
-                </m:sub>
-              </m:sSub>
-            </m:e>
-          </m:d>
-        </m:oMath>
-      </m:oMathPara>
-    </w:p>
-    <w:p>
-      <w:pPr>
-        <w:pStyle w:val="FirstParagraph"/>
-      </w:pPr>
-      <w:r>
-        <w:t xml:space="preserve">The covariance matrix </w:t>
+        <w:t xml:space="preserve">where </w:t>
       </w:r>
       <m:oMath>
         <m:sSub>
@@ -2467,7 +1953,7 @@
               <w:rPr>
                 <w:rFonts w:ascii="Cambria Math" w:hAnsi="Cambria Math"/>
               </w:rPr>
-              <m:t>Σ</m:t>
+              <m:t>u</m:t>
             </m:r>
           </m:e>
           <m:sub>
@@ -2475,13 +1961,16 @@
               <w:rPr>
                 <w:rFonts w:ascii="Cambria Math" w:hAnsi="Cambria Math"/>
               </w:rPr>
-              <m:t>b</m:t>
+              <m:t>i</m:t>
             </m:r>
           </m:sub>
         </m:sSub>
       </m:oMath>
       <w:r>
-        <w:t xml:space="preserve"> captures among-female covariance, whereas </w:t>
+        <w:t xml:space="preserve"> </w:t>
+      </w:r>
+      <w:r>
+        <w:t xml:space="preserve">represents female-specific random intercepts (with an estimated correlation between traits), and </w:t>
       </w:r>
       <m:oMath>
         <m:sSub>
@@ -2497,7 +1986,7 @@
               <w:rPr>
                 <w:rFonts w:ascii="Cambria Math" w:hAnsi="Cambria Math"/>
               </w:rPr>
-              <m:t>Σ</m:t>
+              <m:t>ε</m:t>
             </m:r>
           </m:e>
           <m:sub>
@@ -2505,22 +1994,13 @@
               <w:rPr>
                 <w:rFonts w:ascii="Cambria Math" w:hAnsi="Cambria Math"/>
               </w:rPr>
-              <m:t>ε</m:t>
+              <m:t>ij</m:t>
             </m:r>
           </m:sub>
         </m:sSub>
       </m:oMath>
       <w:r>
-        <w:t xml:space="preserve"> estimates residual (within-female) covariance after accounting for female identity (</w:t>
-      </w:r>
-      <w:r>
-        <w:rPr>
-          <w:rStyle w:val="VerbatimChar"/>
-        </w:rPr>
-        <w:t>set_rescor(TRUE)</w:t>
-      </w:r>
-      <w:r>
-        <w:t>).</w:t>
+        <w:t xml:space="preserve"> represents residual errors (with an estimated residual correlation).</w:t>
       </w:r>
     </w:p>
     <w:p>
@@ -3485,10 +2965,7 @@
         </m:sSub>
       </m:oMath>
       <w:r>
-        <w:t xml:space="preserve"> </w:t>
-      </w:r>
-      <w:r>
-        <w:t xml:space="preserve">estimates the within-female (plastic) effect of egg number on egg size, whereas </w:t>
+        <w:t xml:space="preserve"> estimates the within-female (plastic) effect of egg number on egg size, whereas </w:t>
       </w:r>
       <m:oMath>
         <m:sSub>
@@ -4909,7 +4386,18 @@
         </m:sSub>
       </m:oMath>
       <w:r>
-        <w:t xml:space="preserve"> = -0.31, 95% CI [-0.55, -0.02]). Females that produced more eggs on average tended to lay smaller eggs. The multivariate Gaussian model partitioned covariation into among-female and residual components. After accounting for female identity, the residual (within-female) correlation between egg number and egg size was effectively zero and highly uncertain (</w:t>
+        <w:t xml:space="preserve"> = -0.31, 95% CI [-0.55, -0.02]; </w:t>
+      </w:r>
+      <w:hyperlink w:anchor="fig-one">
+        <w:r>
+          <w:rPr>
+            <w:rStyle w:val="Hyperlink"/>
+          </w:rPr>
+          <w:t>Figure 1</w:t>
+        </w:r>
+      </w:hyperlink>
+      <w:r>
+        <w:t>). Females that produced more eggs on average tended to lay smaller eggs. The multivariate Gaussian model partitioned covariation into among-female and residual components. After accounting for female identity, the residual (within-female) correlation between egg number and egg size was effectively zero and highly uncertain (</w:t>
       </w:r>
       <m:oMath>
         <m:sSub>
@@ -4951,7 +4439,18 @@
         </m:sSub>
       </m:oMath>
       <w:r>
-        <w:t xml:space="preserve"> = 0.0025, 95% CI [-0.86, 0.85]). Thus, apparent phenotypic independence masked a moderate negative association among females but no detectable clutch-level trade-off within females.</w:t>
+        <w:t xml:space="preserve"> = 0.0066, 95% CI [-0.20, 0.23]; </w:t>
+      </w:r>
+      <w:hyperlink w:anchor="fig-two">
+        <w:r>
+          <w:rPr>
+            <w:rStyle w:val="Hyperlink"/>
+          </w:rPr>
+          <w:t>Figure 2</w:t>
+        </w:r>
+      </w:hyperlink>
+      <w:r>
+        <w:t>). Thus, apparent phenotypic independence masked a moderate negative association among females but no detectable clutch-level trade-off within females.</w:t>
       </w:r>
     </w:p>
     <w:p>
@@ -5000,7 +4499,18 @@
         </m:sSub>
       </m:oMath>
       <w:r>
-        <w:t xml:space="preserve"> = 0.0028, 95% CrI [-0.0005, 0.0061]). On the natural scale, this corresponds to an increase of approximately 0.027 units in egg size for every additional 10 eggs within a female — an effect that was not credibly different from zero. In contrast, the between-female effect was negative (</w:t>
+        <w:t xml:space="preserve"> = 0.0028, 95% CrI [-0.0005, 0.0061]; </w:t>
+      </w:r>
+      <w:hyperlink w:anchor="fig-three">
+        <w:r>
+          <w:rPr>
+            <w:rStyle w:val="Hyperlink"/>
+          </w:rPr>
+          <w:t>Figure 3</w:t>
+        </w:r>
+      </w:hyperlink>
+      <w:r>
+        <w:t>). On the natural scale, this corresponds to an increase of approximately 0.027 units in egg size for every additional 10 eggs within a female — an effect that was not credibly different from zero. In contrast, the between-female effect was negative (</w:t>
       </w:r>
       <m:oMath>
         <m:sSub>
@@ -5030,7 +4540,18 @@
         </m:sSub>
       </m:oMath>
       <w:r>
-        <w:t xml:space="preserve"> = -0.0039, 95% CrI [-0.0076, -0.0001]). Females differing by 10 eggs in mean clutch size differed by approximately 0.038 units in egg size. Although the credible interval extended to zero, the posterior distribution was predominantly negative, consistent with a modest among-female trade-off.</w:t>
+        <w:t xml:space="preserve"> = -0.0039, 95% CrI [-0.0076, -0.0001]; </w:t>
+      </w:r>
+      <w:hyperlink w:anchor="fig-one">
+        <w:r>
+          <w:rPr>
+            <w:rStyle w:val="Hyperlink"/>
+          </w:rPr>
+          <w:t>Figure 1</w:t>
+        </w:r>
+      </w:hyperlink>
+      <w:r>
+        <w:t>). Females differing by 10 eggs in mean clutch size differed by approximately 0.038 units in egg size. Although the credible interval extended to zero, the posterior distribution was predominantly negative, consistent with a modest among-female trade-off.</w:t>
       </w:r>
     </w:p>
     <w:p>
@@ -5166,7 +4687,18 @@
         </m:sSub>
       </m:oMath>
       <w:r>
-        <w:t xml:space="preserve"> = -0.0041, 95% CrI [-0.0082, -0.0002]). Variation in within-female slopes was small (SD = 0.0046, 95% CrI [0.0003, 0.0110]), and the intercept–slope correlation was highly uncertain (</w:t>
+        <w:t xml:space="preserve"> = -0.0041, 95% CrI [-0.0082, -0.0002]; </w:t>
+      </w:r>
+      <w:hyperlink w:anchor="fig-three">
+        <w:r>
+          <w:rPr>
+            <w:rStyle w:val="Hyperlink"/>
+          </w:rPr>
+          <w:t>Figure 3</w:t>
+        </w:r>
+      </w:hyperlink>
+      <w:r>
+        <w:t>). Variation in within-female slopes was small (SD = 0.0046, 95% CrI [0.0003, 0.0110]), and the intercept–slope correlation was highly uncertain (</w:t>
       </w:r>
       <w:r>
         <w:rPr>
@@ -5234,7 +4766,10 @@
         <w:pStyle w:val="FirstParagraph"/>
       </w:pPr>
       <w:r>
-        <w:t>Summary Overall, egg size and egg number declined substantially between clutches. Persistent differences among females generated a moderate negative association between mean egg size and number, whereas there was no evidence for a consistent within-female trade-off once clutch order was accounted for. These results indicate that apparent number–size trade-offs arise primarily from stable among-female differences rather than dynamic allocation decisions within females.</w:t>
+        <w:t xml:space="preserve">Summary </w:t>
+      </w:r>
+      <w:r>
+        <w:t>Overall, egg size and egg number declined substantially between clutches. Persistent differences among females generated a moderate negative association between mean egg size and number, whereas there was no evidence for a consistent within-female trade-off once clutch order was accounted for. These results indicate that apparent number–size trade-offs arise primarily from stable among-female differences rather than dynamic allocation decisions within females.</w:t>
       </w:r>
     </w:p>
     <w:p>
@@ -5341,16 +4876,13 @@
         <w:t>F. auricularia</w:t>
       </w:r>
       <w:r>
-        <w:t xml:space="preserve"> (Koch and Meunier 2014)</w:t>
-      </w:r>
-      <w:r>
-        <w:t>. This latter population, however, is from a more temperate locale than Montreal, which experiences a milder climate and thus perhaps less intense selection on reduced development time. I did not find the predicted positive among-female correlation between clutch and egg size. Rather, the weak negative among-individual correlation between clutch and egg size suggests that variance in resource allocation may exceed variance in resource acquisition in this population of earwigs (see Careau and Wilson 2017). I</w:t>
-      </w:r>
-      <w:r>
-        <w:t>n other words, some female earwigs in my study population might prioritise investment in egg number versus egg size and vice versa. Taken together, my results resemble Careau and Wilson’s (2017) “sink or swim” scenario, which is generally reserved for performance trade-offs. That is, females in my population of earwigs might ultimately produce an among-female (albeit weak) trade-off due to differences among females in how they allocate resources to clutch and egg size, with some females prioritising egg num</w:t>
-      </w:r>
-      <w:r>
-        <w:t>ber over size, while also producing a positive residual correlation due to a combination of ovary (dis)function, and the equal apportionment of fewer resources to eggs. Further research is needed to identify the proximate mechanisms underlying the observed multilevel correlation patterns.</w:t>
+        <w:t xml:space="preserve"> (Koch and Meunier 2014). This latter population, however, is from a more temperate locale than Montreal, which experiences a milder climate and thus perhaps less intense selection on reduced development time. I did not find the predicted positive among-female correlation between clutch and egg size. Rather, the weak negative among-individual correlation between clutch and egg size suggests that variance in resou</w:t>
+      </w:r>
+      <w:r>
+        <w:t>rce allocation may exceed variance in resource acquisition in this population of earwigs (see Careau and Wilson 2017). In other words, some female earwigs in my study population might prioritise investment in egg number versus egg size and vice versa. Taken together, my results resemble Careau and Wilson’s (2017) “sink or swim” scenario, which is generally reserved for performance trade-offs. That is, females in my population of earwigs might ultimately produce an among-female (albeit weak) trade-off due to</w:t>
+      </w:r>
+      <w:r>
+        <w:t xml:space="preserve"> differences among females in how they allocate resources to clutch and egg size, with some females prioritising egg number over size, while also producing a positive residual correlation due to a combination of ovary (dis)function, and the equal apportionment of fewer resources to eggs. Further research is needed to identify the proximate mechanisms underlying the observed multilevel correlation patterns.</w:t>
       </w:r>
     </w:p>
     <w:p>
@@ -6088,7 +5620,7 @@
                 <w:noProof/>
               </w:rPr>
               <w:drawing>
-                <wp:inline distT="0" distB="0" distL="0" distR="0" wp14:anchorId="2BAD2D16" wp14:editId="2DA76A3A">
+                <wp:inline distT="0" distB="0" distL="0" distR="0" wp14:anchorId="21B07974" wp14:editId="0A300F6A">
                   <wp:extent cx="3810000" cy="2540000"/>
                   <wp:effectExtent l="0" t="0" r="0" b="0"/>
                   <wp:docPr id="88" name="Picture"/>
@@ -6097,7 +5629,7 @@
                     <a:graphicData uri="http://schemas.openxmlformats.org/drawingml/2006/picture">
                       <pic:pic xmlns:pic="http://schemas.openxmlformats.org/drawingml/2006/picture">
                         <pic:nvPicPr>
-                          <pic:cNvPr id="89" name="Picture" descr="Figure_1.jpg"/>
+                          <pic:cNvPr id="89" name="Picture" descr="figure_1.jpg"/>
                           <pic:cNvPicPr>
                             <a:picLocks noChangeAspect="1" noChangeArrowheads="1"/>
                           </pic:cNvPicPr>
@@ -6238,7 +5770,7 @@
               </w:rPr>
               <w:lastRenderedPageBreak/>
               <w:drawing>
-                <wp:inline distT="0" distB="0" distL="0" distR="0" wp14:anchorId="0AA3069E" wp14:editId="2B41A32E">
+                <wp:inline distT="0" distB="0" distL="0" distR="0" wp14:anchorId="70CC18CA" wp14:editId="60E001EE">
                   <wp:extent cx="3810000" cy="2540000"/>
                   <wp:effectExtent l="0" t="0" r="0" b="0"/>
                   <wp:docPr id="92" name="Picture"/>
@@ -6247,7 +5779,7 @@
                     <a:graphicData uri="http://schemas.openxmlformats.org/drawingml/2006/picture">
                       <pic:pic xmlns:pic="http://schemas.openxmlformats.org/drawingml/2006/picture">
                         <pic:nvPicPr>
-                          <pic:cNvPr id="93" name="Picture" descr="Figure_2.jpg"/>
+                          <pic:cNvPr id="93" name="Picture" descr="figure_2.jpg"/>
                           <pic:cNvPicPr>
                             <a:picLocks noChangeAspect="1" noChangeArrowheads="1"/>
                           </pic:cNvPicPr>
@@ -6286,23 +5818,143 @@
               <w:spacing w:before="200"/>
             </w:pPr>
             <w:r>
-              <w:t>Figure 2: Mean egg size plotted against within-female deviation in egg number (clutch size minus each female’s mean). Points represent individual broods, and thin gray lines connect successive broods from the same female. The solid black line shows the posterior mean population-level effect of within-female egg-number deviation estimated from the mixed-effects model. The shaded ribbon represents the 95% credible interval of the posterior expected value (random effects excluded). Positive values on the x-axi</w:t>
+              <w:t xml:space="preserve">Figure 2: Within-female residual relationship between egg number and egg size from a multivariate Bayesian model. Points show posterior mean residuals for egg number and mean egg size for each clutch (n=82), extracted from a multivariate Gaussian </w:t>
+            </w:r>
+            <w:r>
+              <w:rPr>
+                <w:i/>
+                <w:iCs/>
+              </w:rPr>
+              <w:t>brms</w:t>
+            </w:r>
+            <w:r>
+              <w:t xml:space="preserve"> model fitted with correlated residuals (</w:t>
+            </w:r>
+            <w:r>
+              <w:rPr>
+                <w:rStyle w:val="VerbatimChar"/>
+              </w:rPr>
+              <w:t>set_rescor(TRUE)</w:t>
+            </w:r>
+            <w:r>
+              <w:t xml:space="preserve">). Residuals therefore represent variation remaining after accounting for all fixed and random effects specified in </w:t>
+            </w:r>
+            <w:hyperlink w:anchor="eq-residual">
+              <w:r>
+                <w:rPr>
+                  <w:rStyle w:val="Hyperlink"/>
+                </w:rPr>
+                <w:t>Equation 2</w:t>
+              </w:r>
+            </w:hyperlink>
+            <w:r>
+              <w:t>, isolating within-female covariance between traits. The solid black line shows the linear regression fit to the residual values for visualization (0.0066). The shallow slope is consistent with the posterior residual correlation estimated by the model (mean and 95% credible interval reported in text), indicating little evidence for a within-female trade-off between egg number and egg size.</w:t>
+            </w:r>
+          </w:p>
+        </w:tc>
+        <w:bookmarkEnd w:id="68"/>
+      </w:tr>
+    </w:tbl>
+    <w:p>
+      <w:pPr>
+        <w:pStyle w:val="BodyText"/>
+      </w:pPr>
+      <w:r>
+        <w:t xml:space="preserve"> </w:t>
+      </w:r>
+    </w:p>
+    <w:tbl>
+      <w:tblPr>
+        <w:tblStyle w:val="Table"/>
+        <w:tblW w:w="5000" w:type="pct"/>
+        <w:tblLayout w:type="fixed"/>
+        <w:tblLook w:val="0000" w:firstRow="0" w:lastRow="0" w:firstColumn="0" w:lastColumn="0" w:noHBand="0" w:noVBand="0"/>
+      </w:tblPr>
+      <w:tblGrid>
+        <w:gridCol w:w="9620"/>
+      </w:tblGrid>
+      <w:tr>
+        <w:tc>
+          <w:tcPr>
+            <w:tcW w:w="7920" w:type="dxa"/>
+          </w:tcPr>
+          <w:p>
+            <w:pPr>
+              <w:pStyle w:val="Compact"/>
+              <w:jc w:val="center"/>
+            </w:pPr>
+            <w:bookmarkStart w:id="69" w:name="fig-three"/>
+            <w:r>
+              <w:rPr>
+                <w:noProof/>
+              </w:rPr>
+              <w:lastRenderedPageBreak/>
+              <w:drawing>
+                <wp:inline distT="0" distB="0" distL="0" distR="0" wp14:anchorId="0CB6EDBE" wp14:editId="60CB432D">
+                  <wp:extent cx="3810000" cy="2540000"/>
+                  <wp:effectExtent l="0" t="0" r="0" b="0"/>
+                  <wp:docPr id="96" name="Picture"/>
+                  <wp:cNvGraphicFramePr/>
+                  <a:graphic xmlns:a="http://schemas.openxmlformats.org/drawingml/2006/main">
+                    <a:graphicData uri="http://schemas.openxmlformats.org/drawingml/2006/picture">
+                      <pic:pic xmlns:pic="http://schemas.openxmlformats.org/drawingml/2006/picture">
+                        <pic:nvPicPr>
+                          <pic:cNvPr id="97" name="Picture" descr="figure_3.jpg"/>
+                          <pic:cNvPicPr>
+                            <a:picLocks noChangeAspect="1" noChangeArrowheads="1"/>
+                          </pic:cNvPicPr>
+                        </pic:nvPicPr>
+                        <pic:blipFill>
+                          <a:blip r:embed="rId10"/>
+                          <a:stretch>
+                            <a:fillRect/>
+                          </a:stretch>
+                        </pic:blipFill>
+                        <pic:spPr bwMode="auto">
+                          <a:xfrm>
+                            <a:off x="0" y="0"/>
+                            <a:ext cx="3810000" cy="2540000"/>
+                          </a:xfrm>
+                          <a:prstGeom prst="rect">
+                            <a:avLst/>
+                          </a:prstGeom>
+                          <a:noFill/>
+                          <a:ln w="9525">
+                            <a:noFill/>
+                            <a:headEnd/>
+                            <a:tailEnd/>
+                          </a:ln>
+                        </pic:spPr>
+                      </pic:pic>
+                    </a:graphicData>
+                  </a:graphic>
+                </wp:inline>
+              </w:drawing>
+            </w:r>
+          </w:p>
+          <w:p>
+            <w:pPr>
+              <w:pStyle w:val="ImageCaption"/>
+              <w:spacing w:before="200"/>
+            </w:pPr>
+            <w:r>
+              <w:t>Figure 3: Mean egg size plotted against within-female deviation in egg number (clutch size minus each female’s mean). Points represent individual broods, and thin gray lines connect successive broods from the same female. The solid black line shows the posterior mean population-level effect of within-female egg-number deviation estimated from the mixed-effects model. The shaded ribbon represents the 95% credible interval of the posterior expected value (random effects excluded). Positive values on the x-axi</w:t>
             </w:r>
             <w:r>
               <w:t>s indicate broods in which a female laid more eggs than her average, whereas negative values indicate broods with fewer eggs than her average. Note that second clutches (blue points) tend to negatively deviate from zero whereas first clutches (salmon points) tend to positively deviate from zero.The slope of the population-level line reflects the estimated within-female plastic response of egg size to changes in egg number 0.]</w:t>
             </w:r>
           </w:p>
         </w:tc>
-        <w:bookmarkEnd w:id="68"/>
+        <w:bookmarkEnd w:id="69"/>
       </w:tr>
       <w:bookmarkEnd w:id="22"/>
     </w:tbl>
     <w:p/>
     <w:sectPr>
-      <w:headerReference w:type="even" r:id="rId10"/>
-      <w:headerReference w:type="default" r:id="rId11"/>
-      <w:footerReference w:type="even" r:id="rId12"/>
-      <w:footerReference w:type="default" r:id="rId13"/>
+      <w:headerReference w:type="even" r:id="rId11"/>
+      <w:headerReference w:type="default" r:id="rId12"/>
+      <w:footerReference w:type="even" r:id="rId13"/>
+      <w:footerReference w:type="default" r:id="rId14"/>
       <w:pgSz w:w="12240" w:h="15840"/>
       <w:pgMar w:top="1531" w:right="1418" w:bottom="2024" w:left="1418" w:header="737" w:footer="737" w:gutter="0"/>
       <w:lnNumType w:countBy="1" w:restart="continuous"/>
@@ -6757,7 +6409,7 @@
   <w:abstractNum w:abstractNumId="10" w15:restartNumberingAfterBreak="0">
     <w:nsid w:val="0000A990"/>
     <w:multiLevelType w:val="multilevel"/>
-    <w:tmpl w:val="2EC0E438"/>
+    <w:tmpl w:val="805491B4"/>
     <w:lvl w:ilvl="0">
       <w:numFmt w:val="bullet"/>
       <w:lvlText w:val=" "/>
@@ -6834,7 +6486,7 @@
   <w:abstractNum w:abstractNumId="11" w15:restartNumberingAfterBreak="0">
     <w:nsid w:val="00A99411"/>
     <w:multiLevelType w:val="multilevel"/>
-    <w:tmpl w:val="BD32ABA6"/>
+    <w:tmpl w:val="59EE723E"/>
     <w:lvl w:ilvl="0">
       <w:start w:val="1"/>
       <w:numFmt w:val="decimal"/>
@@ -6920,7 +6572,7 @@
   <w:abstractNum w:abstractNumId="12" w15:restartNumberingAfterBreak="0">
     <w:nsid w:val="00A99412"/>
     <w:multiLevelType w:val="multilevel"/>
-    <w:tmpl w:val="61042C2C"/>
+    <w:tmpl w:val="07D82282"/>
     <w:lvl w:ilvl="0">
       <w:start w:val="2"/>
       <w:numFmt w:val="decimal"/>
@@ -7318,10 +6970,10 @@
   <w:num w:numId="13" w16cid:durableId="442194333">
     <w:abstractNumId w:val="14"/>
   </w:num>
-  <w:num w:numId="14" w16cid:durableId="268388866">
+  <w:num w:numId="14" w16cid:durableId="1965456144">
     <w:abstractNumId w:val="10"/>
   </w:num>
-  <w:num w:numId="15" w16cid:durableId="882715298">
+  <w:num w:numId="15" w16cid:durableId="713893338">
     <w:abstractNumId w:val="11"/>
     <w:lvlOverride w:ilvl="0">
       <w:startOverride w:val="1"/>
@@ -7351,7 +7003,7 @@
       <w:startOverride w:val="1"/>
     </w:lvlOverride>
   </w:num>
-  <w:num w:numId="16" w16cid:durableId="1629244222">
+  <w:num w:numId="16" w16cid:durableId="1151600759">
     <w:abstractNumId w:val="12"/>
     <w:lvlOverride w:ilvl="0">
       <w:startOverride w:val="2"/>

--- a/2025_earwig_fecundity_revised.docx
+++ b/2025_earwig_fecundity_revised.docx
@@ -1,82 +1,71 @@
 
 <file path=word/document.xml><?xml version="1.0" encoding="utf-8"?>
-<w:document xmlns:wpc="http://schemas.microsoft.com/office/word/2010/wordprocessingCanvas" xmlns:cx="http://schemas.microsoft.com/office/drawing/2014/chartex" xmlns:cx1="http://schemas.microsoft.com/office/drawing/2015/9/8/chartex" xmlns:cx2="http://schemas.microsoft.com/office/drawing/2015/10/21/chartex" xmlns:cx3="http://schemas.microsoft.com/office/drawing/2016/5/9/chartex" xmlns:cx4="http://schemas.microsoft.com/office/drawing/2016/5/10/chartex" xmlns:cx5="http://schemas.microsoft.com/office/drawing/2016/5/11/chartex" xmlns:cx6="http://schemas.microsoft.com/office/drawing/2016/5/12/chartex" xmlns:cx7="http://schemas.microsoft.com/office/drawing/2016/5/13/chartex" xmlns:cx8="http://schemas.microsoft.com/office/drawing/2016/5/14/chartex" xmlns:mc="http://schemas.openxmlformats.org/markup-compatibility/2006" xmlns:aink="http://schemas.microsoft.com/office/drawing/2016/ink" xmlns:am3d="http://schemas.microsoft.com/office/drawing/2017/model3d" xmlns:o="urn:schemas-microsoft-com:office:office" xmlns:oel="http://schemas.microsoft.com/office/2019/extlst" xmlns:r="http://schemas.openxmlformats.org/officeDocument/2006/relationships" xmlns:m="http://schemas.openxmlformats.org/officeDocument/2006/math" xmlns:v="urn:schemas-microsoft-com:vml" xmlns:wp14="http://schemas.microsoft.com/office/word/2010/wordprocessingDrawing" xmlns:wp="http://schemas.openxmlformats.org/drawingml/2006/wordprocessingDrawing" xmlns:w10="urn:schemas-microsoft-com:office:word" xmlns:w="http://schemas.openxmlformats.org/wordprocessingml/2006/main" xmlns:w14="http://schemas.microsoft.com/office/word/2010/wordml" xmlns:w15="http://schemas.microsoft.com/office/word/2012/wordml" xmlns:w16cex="http://schemas.microsoft.com/office/word/2018/wordml/cex" xmlns:w16cid="http://schemas.microsoft.com/office/word/2016/wordml/cid" xmlns:w16="http://schemas.microsoft.com/office/word/2018/wordml" xmlns:w16du="http://schemas.microsoft.com/office/word/2023/wordml/word16du" xmlns:w16sdtdh="http://schemas.microsoft.com/office/word/2020/wordml/sdtdatahash" xmlns:w16sdtfl="http://schemas.microsoft.com/office/word/2024/wordml/sdtformatlock" xmlns:w16se="http://schemas.microsoft.com/office/word/2015/wordml/symex" xmlns:wpg="http://schemas.microsoft.com/office/word/2010/wordprocessingGroup" xmlns:wpi="http://schemas.microsoft.com/office/word/2010/wordprocessingInk" xmlns:wne="http://schemas.microsoft.com/office/word/2006/wordml" xmlns:wps="http://schemas.microsoft.com/office/word/2010/wordprocessingShape" mc:Ignorable="w14 w15 w16se w16cid w16 w16cex w16sdtdh w16sdtfl w16du wp14">
+<w:document xmlns:w="http://schemas.openxmlformats.org/wordprocessingml/2006/main" xmlns:m="http://schemas.openxmlformats.org/officeDocument/2006/math" xmlns:r="http://schemas.openxmlformats.org/officeDocument/2006/relationships" xmlns:o="urn:schemas-microsoft-com:office:office" xmlns:v="urn:schemas-microsoft-com:vml" xmlns:w10="urn:schemas-microsoft-com:office:word" xmlns:a="http://schemas.openxmlformats.org/drawingml/2006/main" xmlns:pic="http://schemas.openxmlformats.org/drawingml/2006/picture" xmlns:wp="http://schemas.openxmlformats.org/drawingml/2006/wordprocessingDrawing">
   <w:body>
     <w:p>
       <w:pPr>
         <w:pStyle w:val="Title"/>
       </w:pPr>
       <w:r>
-        <w:t>Residual correlation shows that European earwigs do not trade off clutch and egg size.</w:t>
+        <w:t xml:space="preserve">Disentangling within- and between-female egg size–number trade-offs in the European earwig.</w:t>
       </w:r>
     </w:p>
     <w:p>
       <w:pPr>
         <w:pStyle w:val="Author"/>
-        <w:rPr>
-          <w:lang w:val="fr-CA"/>
-        </w:rPr>
-      </w:pPr>
-      <w:r>
-        <w:rPr>
-          <w:lang w:val="fr-CA"/>
-        </w:rPr>
-        <w:t>Clint D. Kelly</w:t>
-      </w:r>
-      <w:r>
-        <w:rPr>
-          <w:vertAlign w:val="superscript"/>
-          <w:lang w:val="fr-CA"/>
-        </w:rPr>
-        <w:t>1,✉</w:t>
-      </w:r>
-    </w:p>
-    <w:p>
-      <w:pPr>
-        <w:pStyle w:val="FirstParagraph"/>
-        <w:rPr>
-          <w:lang w:val="fr-CA"/>
-        </w:rPr>
-      </w:pPr>
-      <w:r>
-        <w:rPr>
-          <w:vertAlign w:val="superscript"/>
-          <w:lang w:val="fr-CA"/>
-        </w:rPr>
-        <w:t>1</w:t>
-      </w:r>
-      <w:r>
-        <w:rPr>
-          <w:lang w:val="fr-CA"/>
-        </w:rPr>
-        <w:t xml:space="preserve"> </w:t>
-      </w:r>
-      <w:r>
-        <w:rPr>
-          <w:lang w:val="fr-CA"/>
-        </w:rPr>
-        <w:t>Département des Sciences biologiques, Université du Québec à Montréal, Montréal, Canada</w:t>
-      </w:r>
-    </w:p>
-    <w:p>
-      <w:pPr>
-        <w:pStyle w:val="BodyText"/>
-      </w:pPr>
+      </w:pPr>
+      <w:r>
+        <w:t xml:space="preserve">Clint D. Kelly</w:t>
+      </w:r>
       <w:r>
         <w:rPr>
           <w:vertAlign w:val="superscript"/>
         </w:rPr>
-        <w:t>✉</w:t>
-      </w:r>
-      <w:r>
-        <w:t xml:space="preserve"> Correspondence: </w:t>
-      </w:r>
-      <w:hyperlink r:id="rId7">
+        <w:t xml:space="preserve">1,✉</w:t>
+      </w:r>
+    </w:p>
+    <w:p>
+      <w:pPr>
+        <w:pStyle w:val="FirstParagraph"/>
+      </w:pPr>
+      <w:r>
+        <w:rPr>
+          <w:vertAlign w:val="superscript"/>
+        </w:rPr>
+        <w:t xml:space="preserve">1</w:t>
+      </w:r>
+      <w:r>
+        <w:t xml:space="preserve"> </w:t>
+      </w:r>
+      <w:r>
+        <w:t xml:space="preserve">Département des Sciences biologiques, Université du Québec à Montréal, Montréal, Canada</w:t>
+      </w:r>
+    </w:p>
+    <w:p>
+      <w:pPr>
+        <w:pStyle w:val="BodyText"/>
+      </w:pPr>
+      <w:r>
+        <w:rPr>
+          <w:vertAlign w:val="superscript"/>
+        </w:rPr>
+        <w:t xml:space="preserve">✉</w:t>
+      </w:r>
+      <w:r>
+        <w:t xml:space="preserve"> </w:t>
+      </w:r>
+      <w:r>
+        <w:t xml:space="preserve">Correspondence:</w:t>
+      </w:r>
+      <w:r>
+        <w:t xml:space="preserve"> </w:t>
+      </w:r>
+      <w:hyperlink r:id="rId20">
         <w:r>
           <w:rPr>
             <w:rStyle w:val="Hyperlink"/>
           </w:rPr>
-          <w:t>Clint D. Kelly &lt;kelly.clint@uqam.ca&gt;</w:t>
+          <w:t xml:space="preserve">Clint D. Kelly &lt;kelly.clint@uqam.ca&gt;</w:t>
         </w:r>
       </w:hyperlink>
     </w:p>
@@ -85,14 +74,13 @@
         <w:br w:type="page"/>
       </w:r>
     </w:p>
+    <w:bookmarkStart w:id="21" w:name="abstract"/>
     <w:p>
       <w:pPr>
         <w:pStyle w:val="Heading1"/>
       </w:pPr>
-      <w:bookmarkStart w:id="0" w:name="abstract"/>
-      <w:r>
-        <w:lastRenderedPageBreak/>
-        <w:t>Abstract</w:t>
+      <w:r>
+        <w:t xml:space="preserve">Abstract</w:t>
       </w:r>
     </w:p>
     <w:p>
@@ -100,23 +88,17 @@
         <w:pStyle w:val="FirstParagraph"/>
       </w:pPr>
       <w:r>
-        <w:t>Life history theory predicts that clutch and egg size trade off because both traits compete for the same limited resource pool. Tests of this prediction often show a positive phenotypic correlation, probably because some females acquire more resources than others and can produce more and larger eggs. To accurately assess whether a trade-off exists, it is necessary to examine within-individual correlations, since phenotypic correlations can be misleading. I addressed this issue using a multivariate mixed mod</w:t>
-      </w:r>
-      <w:r>
-        <w:t>el to decompose the phenotypic correlation between egg number and size in European earwigs (</w:t>
+        <w:t xml:space="preserve">Life-history theory predicts a trade-off between offspring size and number, yet empirical studies often fail to detect the expected negative association. This discrepancy may arise because phenotypic correlations conflate variation in resource acquisition with variation in allocation strategy. Using repeated measures of female European earwigs (</w:t>
       </w:r>
       <w:r>
         <w:rPr>
           <w:i/>
           <w:iCs/>
         </w:rPr>
-        <w:t>Forficula auricularia</w:t>
-      </w:r>
-      <w:r>
-        <w:t>) into among-female and within-female (residual) components. I found that earwigs do not trade off clutch and egg size; instead, these traits are positively correlated. This unexpected result is likely due to changes in ovarian structure after laying the first clutch, combined with how limited resources are allocated to fewer developing oocytes in the second clutch. Contrary to expectation, evide</w:t>
-      </w:r>
-      <w:r>
-        <w:t>nce suggests that the among-female correlation is negative. Additionally, I found that second clutches have greater variation in egg size than first clutches, although the average variation in egg size among females is similar across clutches. Further research is needed to clarify the proximate reasons for the tendency of second clutches to have fewer and smaller eggs than first clutches, as well as to identify the proximate and ultimate causes of the greater variation in egg size in second clutches.</w:t>
+        <w:t xml:space="preserve">Forficula auricularia</w:t>
+      </w:r>
+      <w:r>
+        <w:t xml:space="preserve">), I partitioned covariance between egg size and egg number into among- and within-female components using Bayesian mixed models. The raw phenotypic correlation was near zero. However, females that produced more eggs on average laid smaller eggs, revealing a moderate negative among-female association consistent with an allocation trade-off. In contrast, there was no detectable within-female covariance once clutch order was accounted for. Egg number repeatability was effectively zero, indicating that clutch size varied primarily within rather than among females, whereas egg size was highly repeatable. Both egg number and egg size declined in second clutches, and within-clutch egg-size variance increased, suggesting a reproductive constraint (i.e. fewer functional variables) under diminished resource state. Together, these results show that the size–number trade-off is expressed primarily among females through consistent differences in allocation strategy, while clutch size itself is labile. By disentangling hierarchical sources of variation, this study demonstrates that allocation trade-offs can remain hidden at the phenotypic level and that evolutionary constraints operate through stable allocation rules rather than flexible clutch-size adjustment..</w:t>
       </w:r>
     </w:p>
     <w:p>
@@ -124,15 +106,14 @@
         <w:br w:type="page"/>
       </w:r>
     </w:p>
+    <w:bookmarkEnd w:id="21"/>
+    <w:bookmarkStart w:id="22" w:name="introduction"/>
     <w:p>
       <w:pPr>
         <w:pStyle w:val="Heading1"/>
       </w:pPr>
-      <w:bookmarkStart w:id="1" w:name="introduction"/>
-      <w:bookmarkEnd w:id="0"/>
-      <w:r>
-        <w:lastRenderedPageBreak/>
-        <w:t>Introduction</w:t>
+      <w:r>
+        <w:t xml:space="preserve">Introduction</w:t>
       </w:r>
     </w:p>
     <w:p>
@@ -140,16 +121,64 @@
         <w:pStyle w:val="FirstParagraph"/>
       </w:pPr>
       <w:r>
-        <w:t>Maternal investment is allocated between offspring fitness and quantity, with larger eggs generally enhancing offspring fitness (Clutton-Brock 1991). A limited pool of reproductive resources, therefore, requires females to balance investment between the number and quality of eggs produced during a reproductive cycle (Smith and Fretwell 1974; Roff 1992; Fox and Czesak 2000; see also Parker 1982). However, these traits do not always trade off against each other (Roff 1992; Stearns 1992; Bernardo 1996; Fox and</w:t>
-      </w:r>
-      <w:r>
-        <w:t xml:space="preserve"> Czesak 2000; Hargitai et al. 2005; Cavaleiro and Santos 2014). Or at least, they do not appear to trade off. Positive correlations between traits that should otherwise covary negatively could be due to how individuals acquire resources and subsequently allocate them among competing traits (Reznick et al. 2000). Van Noordwijk and DeJong (1986; see also Reznick et al. 2000) explained that whether I observe positive or negative correlations between fitness-related traits (e.g., egg number or egg size) depends</w:t>
-      </w:r>
-      <w:r>
-        <w:t xml:space="preserve"> on whether some individuals in a population can acquire more resources than others and thus possess a larger resource pool that can be partitioned to competing traits. Consequently, such variation in acquisition can lead to a positive correlation between traits (e.g., egg number vs. egg size) when measured across individuals within a population, while masking allocation trade-offs within individuals (i.e. Simpson’s Paradox, Simpson 1951), assuming that all individuals follow a similar allocation strategy. </w:t>
-      </w:r>
-      <w:r>
-        <w:t>This means that females that acquire more reproductive resources can produce more and larger eggs, but must nevertheless trade off size and number.</w:t>
+        <w:t xml:space="preserve">Life-history theory predicts that organisms must allocate finite resources among competing fitness components. Because energy and time are limited, investment in one trait constrains investment in others</w:t>
+      </w:r>
+      <w:r>
+        <w:t xml:space="preserve"> </w:t>
+      </w:r>
+      <w:r>
+        <w:t xml:space="preserve">(Stearns 1992; Roff 1992)</w:t>
+      </w:r>
+      <w:r>
+        <w:t xml:space="preserve">. A central expression of this principle is the offspring size–number trade-off: for a given reproductive budget, producing larger offspring reduces the number that can be produced</w:t>
+      </w:r>
+      <w:r>
+        <w:t xml:space="preserve"> </w:t>
+      </w:r>
+      <w:r>
+        <w:t xml:space="preserve">(Smith and Fretwell 1974; Parker 1982)</w:t>
+      </w:r>
+      <w:r>
+        <w:t xml:space="preserve">. Since larger eggs often enhance offspring performance and survival</w:t>
+      </w:r>
+      <w:r>
+        <w:t xml:space="preserve"> </w:t>
+      </w:r>
+      <w:r>
+        <w:t xml:space="preserve">(Clutton-Brock 1991)</w:t>
+      </w:r>
+      <w:r>
+        <w:t xml:space="preserve">, selection is expected to favour an optimal balance between egg size and egg number that maximises maternal fitness. Yet empirical tests of the size–number trade-off often fail to reveal the expected negative relationship. Across individuals within populations, egg size and egg number are often positively correlated</w:t>
+      </w:r>
+      <w:r>
+        <w:t xml:space="preserve"> </w:t>
+      </w:r>
+      <w:r>
+        <w:t xml:space="preserve">(Roff 1992; Bernardo 1996; Fox and Czesak 2000; Hargitai et al. 2005)</w:t>
+      </w:r>
+      <w:r>
+        <w:t xml:space="preserve">. This apparent contradiction arises because phenotypic correlations conflate two distinct biological processes: variation in resource acquisition and variation in allocation strategy. Van Noordwijk and De Jong</w:t>
+      </w:r>
+      <w:r>
+        <w:t xml:space="preserve"> </w:t>
+      </w:r>
+      <w:r>
+        <w:t xml:space="preserve">(1986)</w:t>
+      </w:r>
+      <w:r>
+        <w:t xml:space="preserve"> </w:t>
+      </w:r>
+      <w:r>
+        <w:t xml:space="preserve">showed that when variance in acquisition exceeds variance in allocation, individuals with greater resource pools can produce both more and larger eggs, generating positive among-individual correlations even if all individuals are constrained by the same underlying allocation trade-off. In such cases, the population-level pattern masks allocation constraints operating within individuals—an outcome conceptually analogous to Simpson’s paradox</w:t>
+      </w:r>
+      <w:r>
+        <w:t xml:space="preserve"> </w:t>
+      </w:r>
+      <w:r>
+        <w:t xml:space="preserve">(Simpson 1951)</w:t>
+      </w:r>
+      <w:r>
+        <w:t xml:space="preserve">.</w:t>
       </w:r>
     </w:p>
     <w:p>
@@ -157,209 +186,366 @@
         <w:pStyle w:val="BodyText"/>
       </w:pPr>
       <w:r>
-        <w:t xml:space="preserve">Careau and Wilson (2017) argue that revealing a trade-off when contrasting processes occur at the among- and within-individual levels requires partitioning the phenotypic correlation between two competing traits into its among- and within-individual components. This can be achieved by </w:t>
-      </w:r>
-      <w:r>
-        <w:lastRenderedPageBreak/>
-        <w:t>repeatedly measuring traits of interest (i.e. egg number and size) for a group of individuals and then using multivariate mixed models to estimate the among- and within-individual correlations. To my knowledge, no study has yet adopted this approach to show that females indeed trade off egg number and size, despite these traits positively correlating across a population of females. I use the approach of Careau and Wilson (2017) here to test the hypothesis that European earwigs (</w:t>
+        <w:t xml:space="preserve">From this perspective, the critical prediction of life-history theory is not simply a negative phenotypic correlation, but a negative within-individual covariance between egg size and egg number once among-individual differences in acquisition are accounted for</w:t>
+      </w:r>
+      <w:r>
+        <w:t xml:space="preserve"> </w:t>
+      </w:r>
+      <w:r>
+        <w:t xml:space="preserve">(Careau and Wilson 2017)</w:t>
+      </w:r>
+      <w:r>
+        <w:t xml:space="preserve">. Detecting such a masked trade-off, therefore, requires partitioning phenotypic variance and covariance into hierarchical components. Repeated measures of individuals allow estimation of (i) among-individual variance, reflecting consistent differences among females in total reproductive investment, and (ii) within-individual variance, reflecting how females adjust allocation across reproductive bouts. Careau and Wilson</w:t>
+      </w:r>
+      <w:r>
+        <w:t xml:space="preserve"> </w:t>
+      </w:r>
+      <w:r>
+        <w:t xml:space="preserve">(2017)</w:t>
+      </w:r>
+      <w:r>
+        <w:t xml:space="preserve"> </w:t>
+      </w:r>
+      <w:r>
+        <w:t xml:space="preserve">argue that only by decomposing covariance into these components using multivariate mixed models can we determine whether allocation trade-offs operate within individuals despite positive population-level associations.</w:t>
+      </w:r>
+      <w:r>
+        <w:t xml:space="preserve"> </w:t>
+      </w:r>
+      <w:r>
+        <w:t xml:space="preserve">Crucially, this framework also predicts that traits involved in allocation trade-offs should show substantial repeatability. If females differ consistently in resource acquisition, egg size and egg number should exhibit among-individual variance across clutches. High repeatability would therefore indicate persistent differences in total reproductive investment among females, consistent with variation in acquisition. At the same time, detecting a negative within-individual covariance would indicate that, conditional on their resource pool, females trade off egg size against egg number across reproductive events. Thus, variance partitioning and repeatability are not merely statistical descriptors, but tests of the underlying acquisition–allocation structure predicted by life-history theory.</w:t>
+      </w:r>
+    </w:p>
+    <w:p>
+      <w:pPr>
+        <w:pStyle w:val="BodyText"/>
+      </w:pPr>
+      <w:r>
+        <w:t xml:space="preserve">Despite the foundational importance of the size–number trade-off, no studies have explicitly applied this framework to test whether positive phenotypic correlations conceal negative within-individual allocation trade-offs. Here, I address this gap using the European earwig,</w:t>
+      </w:r>
+      <w:r>
+        <w:t xml:space="preserve"> </w:t>
       </w:r>
       <w:r>
         <w:rPr>
           <w:i/>
           <w:iCs/>
         </w:rPr>
-        <w:t>Forficula auricularia</w:t>
-      </w:r>
-      <w:r>
-        <w:t xml:space="preserve">) trade </w:t>
-      </w:r>
-      <w:r>
-        <w:t xml:space="preserve">off clutch and egg size. </w:t>
+        <w:t xml:space="preserve">Forficula auriculari</w:t>
+      </w:r>
+      <w:r>
+        <w:t xml:space="preserve">, a species that allows repeated measures of reproductive investment within females but whose pattern of allocation to egg number and size is unclear</w:t>
+      </w:r>
+      <w:r>
+        <w:t xml:space="preserve"> </w:t>
+      </w:r>
+      <w:r>
+        <w:t xml:space="preserve">(Koch and Meunier 2014)</w:t>
+      </w:r>
+      <w:r>
+        <w:t xml:space="preserve">. Female earwigs lay a clutch within a short temporal window in a subterranean burrow</w:t>
+      </w:r>
+      <w:r>
+        <w:t xml:space="preserve"> </w:t>
+      </w:r>
+      <w:r>
+        <w:t xml:space="preserve">(Meunier 2024)</w:t>
+      </w:r>
+      <w:r>
+        <w:t xml:space="preserve"> </w:t>
+      </w:r>
+      <w:r>
+        <w:t xml:space="preserve">and provide extended maternal care</w:t>
+      </w:r>
+      <w:r>
+        <w:t xml:space="preserve"> </w:t>
+      </w:r>
+      <w:r>
+        <w:t xml:space="preserve">(Staerkle and Kölliker 2008; Meunier 2024)</w:t>
+      </w:r>
+      <w:r>
+        <w:t xml:space="preserve">. In Quebec populations, environmental constraints typically render females effectively semelparous</w:t>
+      </w:r>
+      <w:r>
+        <w:t xml:space="preserve"> </w:t>
+      </w:r>
+      <w:r>
+        <w:t xml:space="preserve">(Tourneur 2018)</w:t>
+      </w:r>
+      <w:r>
+        <w:t xml:space="preserve">, but under favourable laboratory conditions, they can produce a second clutch. This system, therefore, enables direct estimation of within-female covariance across successive reproductive bouts. I test three predictions derived from acquisition–allocation theory</w:t>
+      </w:r>
+      <w:r>
+        <w:t xml:space="preserve"> </w:t>
+      </w:r>
+      <w:r>
+        <w:t xml:space="preserve">(Van Noordwijk and Jong 1986; see also Reznick et al. 2000)</w:t>
+      </w:r>
+      <w:r>
+        <w:t xml:space="preserve">. First, if variance in resource acquisition among females exceeds variance in allocation strategy, then egg size and egg number should exhibit substantial repeatability and a positive among-individual correlation, whereas the within-individual correlation should be negative, revealing a masked allocation trade-off. Second, if maternal fitness is maximised at a particular offspring size or number</w:t>
+      </w:r>
+      <w:r>
+        <w:t xml:space="preserve"> </w:t>
+      </w:r>
+      <w:r>
+        <w:t xml:space="preserve">(Smith and Fretwell 1974)</w:t>
+      </w:r>
+      <w:r>
+        <w:t xml:space="preserve">, then one trait should remain relatively invariant across clutches while the other adjusts between reproductive bouts</w:t>
+      </w:r>
+      <w:r>
+        <w:t xml:space="preserve"> </w:t>
+      </w:r>
+      <w:r>
+        <w:t xml:space="preserve">(Winkler and Wallin 1987)</w:t>
+      </w:r>
+      <w:r>
+        <w:t xml:space="preserve">. Third, if reproductive investment is structured differently across bouts, then variance in egg size may differ between first and second clutches at both the among-female and within-clutch levels</w:t>
+      </w:r>
+      <w:r>
+        <w:t xml:space="preserve"> </w:t>
+      </w:r>
+      <w:r>
+        <w:t xml:space="preserve">(e.g. Hargitai et al. 2005)</w:t>
+      </w:r>
+      <w:r>
+        <w:t xml:space="preserve">, providing further insight into how selection shapes the distribution of maternal investment across reproductive events.</w:t>
+      </w:r>
+    </w:p>
+    <w:p>
+      <w:pPr>
+        <w:pStyle w:val="BodyText"/>
+      </w:pPr>
+      <w:r>
+        <w:t xml:space="preserve">By separating among-female differences in total reproductive investment from within-female allocation decisions, this study tests a fundamental question in life-history theory: do apparent positive associations between egg size and number reflect relaxed constraints, or do allocation trade-offs persist but remain hidden within individuals? Demonstrating a negative within-female covariance despite positive population-level patterns would show that acquisition can mask, but not erase, the constraints imposed by finite resources. In this way, my study assesses not only the presence of a trade-off but also the hierarchical structure through which life-history constraints are articulated.</w:t>
+      </w:r>
+    </w:p>
+    <w:bookmarkEnd w:id="22"/>
+    <w:bookmarkStart w:id="24" w:name="methods"/>
+    <w:p>
+      <w:pPr>
+        <w:pStyle w:val="Heading1"/>
+      </w:pPr>
+      <w:r>
+        <w:t xml:space="preserve">Methods</w:t>
+      </w:r>
+    </w:p>
+    <w:p>
+      <w:pPr>
+        <w:pStyle w:val="FirstParagraph"/>
+      </w:pPr>
+      <w:r>
+        <w:t xml:space="preserve">I collected adult female earwigs (n=42) in September and October 2024 in an urban parks (Parc Outremont) in Montréal, Canada. All earwigs were brought into the laboratory, assigned a unique ID, and individually placed in a 90-mm-diameter Petri dish containing a thin layer of moist sand. Females were provided a cotton-plugged water vial and fed TetraMin Tropical fish flakes ad libitum. Females were maintained in an incubator (Percival) at 10°C in constant darkness.</w:t>
+      </w:r>
+    </w:p>
+    <w:p>
+      <w:pPr>
+        <w:pStyle w:val="BodyText"/>
+      </w:pPr>
+      <w:r>
+        <w:t xml:space="preserve">Females were checked daily for oviposition. When a female laid eggs, I recorded the date and collected all eggs from the sand and placed them on filter paper in a new Petri dish. The eggs were then photographed under a Leica S6D stereo microscope (Leica Microsystems Inc., Concord, ON, Canada) at 0.68x magnification using Enersight software (Leica Microsystems Inc., Concord, ON, Canada), which automatically adds a scale bar to the photo. Eggs were then discarded.</w:t>
+      </w:r>
+    </w:p>
+    <w:p>
+      <w:pPr>
+        <w:pStyle w:val="BodyText"/>
+      </w:pPr>
+      <w:r>
+        <w:t xml:space="preserve">To stimulate females to lay a second clutch of eggs, I recreated a brief period of spring where they were allowed to accumulate resources for egg production and replenish their sperm stores. To achieve this, females that had recently oviposited were placed in a new Petri dish containing a cotton-plugged water vial, TetraMin Tropical fish flakes, and a shelter consisting of four 4 cm-long pieces of paper straw (Blowholes, Markham, Canada) glued together. These Petri dishes were placed in a 23 °C incubator with a 12L:12D light: dark cycle. Females were maintained under these conditions for two weeks, at which time a haphazardly chosen stock male from our colony was placed with her. The pair was kept together for a week, after which a new stock male replaced the original male, and that pair was kept together for another week. Females were then transferred to the 10 °C incubator and treated as previously until they laid their second clutch, at which point their eggs were photographed. Females were euthanised by freezing after laying their second clutch, and their pronotum was photographed as described above. Because female fecundity is often related to body size in insects</w:t>
+      </w:r>
+      <w:r>
+        <w:t xml:space="preserve"> </w:t>
+      </w:r>
+      <w:r>
+        <w:t xml:space="preserve">(Honek 1993)</w:t>
+      </w:r>
+      <w:r>
+        <w:t xml:space="preserve"> </w:t>
+      </w:r>
+      <w:r>
+        <w:t xml:space="preserve">and could thus possibly explain a postive among-female covariance between egg number and size I measured to proxies of size, pronotumlength and body mass. Females were weighed to the nearest 0.01 mg using a Sartorius Secura 224-1S analytical balance. Females were weighed three times, with each weighing bout separated by four days. I used Fiji image analysis software</w:t>
+      </w:r>
+      <w:r>
+        <w:t xml:space="preserve"> </w:t>
+      </w:r>
+      <w:r>
+        <w:t xml:space="preserve">(Schindelin et al. 2012)</w:t>
+      </w:r>
+      <w:r>
+        <w:t xml:space="preserve"> </w:t>
+      </w:r>
+      <w:r>
+        <w:t xml:space="preserve">to measure the length of the female pronotum to the nearest 0.001 mm three times, with each measurement separated by 4 days. I used the same procedure to measure the perimeter of each egg.</w:t>
+      </w:r>
+    </w:p>
+    <w:bookmarkStart w:id="23" w:name="statistical-analysis"/>
+    <w:p>
+      <w:pPr>
+        <w:pStyle w:val="Heading3"/>
+      </w:pPr>
+      <w:r>
+        <w:t xml:space="preserve">Statistical analysis</w:t>
+      </w:r>
+    </w:p>
+    <w:p>
+      <w:pPr>
+        <w:pStyle w:val="FirstParagraph"/>
+      </w:pPr>
+      <w:r>
+        <w:t xml:space="preserve">I calculated the repeatability of the body mass, pronotum length and egg perimeter measurements using the R package</w:t>
+      </w:r>
+      <w:r>
+        <w:t xml:space="preserve"> </w:t>
       </w:r>
       <w:r>
         <w:rPr>
           <w:i/>
           <w:iCs/>
         </w:rPr>
-        <w:t>F. auricularia</w:t>
-      </w:r>
-      <w:r>
-        <w:t xml:space="preserve"> is an ideal insect for testing this hypothesis because females lay a single clutch of eggs in a subterranean burrow within a short period of time (i.e. hours) (Meunier 2024). Females care for eggs and the nymphs for up to 2 weeks post-hatching (Staerkle and Kölliker 2008; Meunier 2024). Earwigs in Quebec, Canada, are semelparous because the harsh environmental conditions extend the incubation and egg-care period beyond the point at which a second clutch is possible (T</w:t>
-      </w:r>
-      <w:r>
-        <w:t>ourneur 2018). However, females can be induced to lay a second clutch under optimal laboratory conditions. I use this system to test the prediction that if resource allocation to clutches is greater among than within individuals, then the phenotypic and among-individual correlations between egg size and number will be positive, but the within-individual correlation will be negative because individual females trade off egg number for size. Second, I compare the average number and size of eggs across clutches</w:t>
-      </w:r>
-      <w:r>
-        <w:t xml:space="preserve"> to test whether fitness gains are optimised at a specific egg quantity or quality (e.g., Smith and Fretwell 1974). If so, one trait should not differ between clutches (e.g., egg number), whereas the other (e.g., egg size) is adjusted accordingly (Winkler and Wallin 1987). Alternatively, females laying a second clutch may recognise their low residual reproductive value and, consequently, terminally invest in current reproduction by producing either more or larger eggs in this clutch </w:t>
-      </w:r>
-      <w:r>
-        <w:lastRenderedPageBreak/>
-        <w:t>(Clutton-Brock 1984). Fi</w:t>
-      </w:r>
-      <w:r>
-        <w:t>nally, I explore whether eggs in first and second clutches differ in their size variation at the among- and within-female (clutch) levels (e.g. Hargitai et al. 2005).</w:t>
-      </w:r>
-    </w:p>
-    <w:p>
-      <w:pPr>
-        <w:pStyle w:val="Heading1"/>
-      </w:pPr>
-      <w:bookmarkStart w:id="2" w:name="methods"/>
-      <w:bookmarkEnd w:id="1"/>
-      <w:r>
-        <w:t>Methods</w:t>
-      </w:r>
-    </w:p>
-    <w:p>
-      <w:pPr>
-        <w:pStyle w:val="FirstParagraph"/>
-      </w:pPr>
-      <w:r>
-        <w:t>I collected adult female earwigs (n=42) in September and October 2024 in an urban parks (Parc Outremont) in Montréal, Canada. All earwigs were brought into the laboratory, assigned a unique ID, and individually placed in a 90-mm-diameter Petri dish containing a thin layer of moist sand. Females were provided a cotton-plugged water vial and fed TetraMin Tropical fish flakes ad libitum. Females were maintained in an incubator (Percival) at 10°C in constant darkness.</w:t>
-      </w:r>
-    </w:p>
-    <w:p>
-      <w:pPr>
-        <w:pStyle w:val="BodyText"/>
-      </w:pPr>
-      <w:r>
-        <w:t>Females were checked daily for oviposition. When a female laid eggs, I recorded the date and collected all eggs from the sand and placed them on filter paper in a new Petri dish. The eggs were then photographed under a Leica S6D stereo microscope (Leica Microsystems Inc., Concord, ON, Canada) at 0.68x magnification using Enersight software (Leica Microsystems Inc., Concord, ON, Canada), which automatically adds a scale bar to the photo. Eggs were then discarded.</w:t>
-      </w:r>
-    </w:p>
-    <w:p>
-      <w:pPr>
-        <w:pStyle w:val="BodyText"/>
-      </w:pPr>
-      <w:r>
-        <w:t>To stimulate females to lay a second clutch of eggs, I recreated a brief period of spring where they were allowed to accumulate resources for egg production and replenish their sperm stores. To achieve this, females that had recently oviposited were placed in a new Petri dish containing a cotton-plugged water vial, TetraMin Tropical fish flakes, and a shelter consisting of four 4 cm-long pieces of paper straw (Blowholes, Markham, Canada) glued together. These Petri dishes were placed in a 23 °C incubator wi</w:t>
-      </w:r>
-      <w:r>
-        <w:t xml:space="preserve">th a 12L:12D light: dark cycle. Females were maintained under these conditions for two weeks, at which time a haphazardly chosen stock male from our </w:t>
-      </w:r>
-      <w:r>
-        <w:lastRenderedPageBreak/>
-        <w:t>colony was placed with her. The pair was kept together for a week, after which a new stock male replaced the original male, and that pair was kept together for another week. Females were then transferred to the 10 °C incubator and treated as previously until they laid their second clutch, at which point their eggs were photographed. Females were euthanised by f</w:t>
-      </w:r>
-      <w:r>
-        <w:t>reezing after laying their second clutch, and their pronotum was photographed as described above. Females were then weighed to the nearest 0.01 mg using a Sartorius Secura 224-1S analytical balance. Females were weighed three times, with each weighing bout separated by four days. I used Fiji image analysis software (Schindelin et al. 2012) to measure the length of the female pronotum and the perimeter of each egg to the nearest 0.001 mm. Both traits were measured three times, with each measurement separated</w:t>
-      </w:r>
-      <w:r>
-        <w:t xml:space="preserve"> by 4 days.</w:t>
-      </w:r>
-    </w:p>
-    <w:p>
-      <w:pPr>
-        <w:pStyle w:val="Heading3"/>
-      </w:pPr>
-      <w:bookmarkStart w:id="3" w:name="statistical-analysis"/>
-      <w:r>
-        <w:t>Statistical analysis</w:t>
-      </w:r>
-    </w:p>
-    <w:p>
-      <w:pPr>
-        <w:pStyle w:val="FirstParagraph"/>
-      </w:pPr>
-      <w:r>
-        <w:t xml:space="preserve">I calculated the repeatability of the body mass, pronotum length and egg perimeter measurements using the R package </w:t>
+        <w:t xml:space="preserve">rptR</w:t>
+      </w:r>
+      <w:r>
+        <w:t xml:space="preserve"> </w:t>
+      </w:r>
+      <w:r>
+        <w:t xml:space="preserve">(Stoffel et al. 2017)</w:t>
+      </w:r>
+      <w:r>
+        <w:t xml:space="preserve">. I entered the trait of interest as the response variable, female ID as a random effect, and assumed a Gaussian distribution. Each analysis was based on 1000 bootstrap samples. The measurements of my two morphological traits were highly repeatable (pronotum length:</w:t>
+      </w:r>
+      <w:r>
+        <w:t xml:space="preserve"> </w:t>
       </w:r>
       <w:r>
         <w:rPr>
           <w:i/>
           <w:iCs/>
         </w:rPr>
-        <w:t>rptR</w:t>
-      </w:r>
-      <w:r>
-        <w:t xml:space="preserve"> (Stoffel et al. 2017). I entered the trait of interest as the response variable, female ID as a random effect, and assumed a Gaussian distribution. Each analysis was based on 1000 bootstrap samples. The measurements of my two morphological traits were highly repeatable (pronotum length: </w:t>
+        <w:t xml:space="preserve">R</w:t>
+      </w:r>
+      <w:r>
+        <w:t xml:space="preserve"> </w:t>
+      </w:r>
+      <w:r>
+        <w:t xml:space="preserve">[95% CI] = 0.98 [0.97, 0.99]; body mass:</w:t>
+      </w:r>
+      <w:r>
+        <w:t xml:space="preserve"> </w:t>
       </w:r>
       <w:r>
         <w:rPr>
           <w:i/>
           <w:iCs/>
         </w:rPr>
-        <w:t>R</w:t>
-      </w:r>
-      <w:r>
-        <w:t xml:space="preserve"> [95% CI] = 0.98 [0.97, 0.99]; body mass: </w:t>
+        <w:t xml:space="preserve">R</w:t>
+      </w:r>
+      <w:r>
+        <w:t xml:space="preserve"> </w:t>
+      </w:r>
+      <w:r>
+        <w:t xml:space="preserve">[95% CI] = 0.99 [0.988, 0.996]); therefore, I used each female’s mean value for each trait where necessary. Because egg perimeter was highly repeatable in both clutches (first clutch:</w:t>
+      </w:r>
+      <w:r>
+        <w:t xml:space="preserve"> </w:t>
       </w:r>
       <w:r>
         <w:rPr>
           <w:i/>
           <w:iCs/>
         </w:rPr>
-        <w:t>R</w:t>
-      </w:r>
-      <w:r>
-        <w:t xml:space="preserve"> [95% CI] = 0.99 [0.988, 0.996]); therefore, I used each female’s mean value for each trait where necessary. Because egg perimeter was highly repeatable in both clutches (firs</w:t>
-      </w:r>
-      <w:r>
-        <w:t xml:space="preserve">t clutch: </w:t>
+        <w:t xml:space="preserve">R</w:t>
+      </w:r>
+      <w:r>
+        <w:t xml:space="preserve"> </w:t>
+      </w:r>
+      <w:r>
+        <w:t xml:space="preserve">[95% CI] = 0.977 [0.976, 0.979]; second clutch:</w:t>
+      </w:r>
+      <w:r>
+        <w:t xml:space="preserve"> </w:t>
       </w:r>
       <w:r>
         <w:rPr>
           <w:i/>
           <w:iCs/>
         </w:rPr>
-        <w:t>R</w:t>
-      </w:r>
-      <w:r>
-        <w:t xml:space="preserve"> [95% CI] = 0.977 [0.976, 0.979]; second clutch: </w:t>
+        <w:t xml:space="preserve">R</w:t>
+      </w:r>
+      <w:r>
+        <w:t xml:space="preserve"> </w:t>
+      </w:r>
+      <w:r>
+        <w:t xml:space="preserve">[95% CI] = 0.93 [0.926, 0.937] ), I calculated each egg’s average perimeter and then used these values to calculate the mean egg size for each clutch for each female.</w:t>
+      </w:r>
+    </w:p>
+    <w:p>
+      <w:pPr>
+        <w:pStyle w:val="BodyText"/>
+      </w:pPr>
+      <w:r>
+        <w:t xml:space="preserve">To reduce the two correlated measures of body size (pronotum length and body mass) to a single structural size metric, I performed a principal components analysis (PCA) on the correlation matrix of standardized variables using the prcomp function in the R stats package</w:t>
+      </w:r>
+      <w:r>
+        <w:t xml:space="preserve"> </w:t>
+      </w:r>
+      <w:r>
+        <w:t xml:space="preserve">(R Core Team 2025)</w:t>
+      </w:r>
+      <w:r>
+        <w:t xml:space="preserve">. The first principal component (PC1) explained 60.8% of the total variance and was used as an index of structural body size. In addition, female body condition was estimated using the scaled mass index (SMI) following Peig and Green</w:t>
+      </w:r>
+      <w:r>
+        <w:t xml:space="preserve"> </w:t>
+      </w:r>
+      <w:r>
+        <w:t xml:space="preserve">(2009, 2010; see also Kelly et al. 2014)</w:t>
+      </w:r>
+      <w:r>
+        <w:t xml:space="preserve">, which standardizes body mass relative to structural size (pronotum length).</w:t>
+      </w:r>
+    </w:p>
+    <w:p>
+      <w:pPr>
+        <w:pStyle w:val="BodyText"/>
+      </w:pPr>
+      <w:r>
+        <w:t xml:space="preserve">All subsequent analyses were conducted in a Bayesian framework using the</w:t>
+      </w:r>
+      <w:r>
+        <w:t xml:space="preserve"> </w:t>
       </w:r>
       <w:r>
         <w:rPr>
           <w:i/>
           <w:iCs/>
         </w:rPr>
-        <w:t>R</w:t>
-      </w:r>
-      <w:r>
-        <w:t xml:space="preserve"> [95% CI] = 0.93 [0.926, 0.937] ), I calculated each egg’s average perimeter and then used these values to calculate the mean egg size for each clutch for each female.</w:t>
-      </w:r>
-    </w:p>
-    <w:p>
-      <w:pPr>
-        <w:pStyle w:val="BodyText"/>
-      </w:pPr>
-      <w:r>
-        <w:lastRenderedPageBreak/>
-        <w:t xml:space="preserve">To reduce the two correlated measures of body size (pronotum length and body mass) to a single structural size metric, I performed a principal components analysis (PCA) on the correlation matrix of standardized variables using the prcomp function in the R stats package (R Core Team 2025). The first principal component (PC1) explained 60.8% of the total variance and was used as an index of structural body size. In addition, female body condition was estimated using the scaled mass index (SMI) following Peig </w:t>
-      </w:r>
-      <w:r>
-        <w:t>and Green (2009, 2010; see also Kelly et al. 2014), which standardizes body mass relative to structural size (pronotum length).</w:t>
-      </w:r>
-    </w:p>
-    <w:p>
-      <w:pPr>
-        <w:pStyle w:val="BodyText"/>
-      </w:pPr>
-      <w:r>
-        <w:t xml:space="preserve">All subsequent analyses were conducted in a Bayesian framework using the </w:t>
-      </w:r>
-      <w:r>
-        <w:rPr>
-          <w:i/>
-          <w:iCs/>
-        </w:rPr>
-        <w:t>brms</w:t>
-      </w:r>
-      <w:r>
-        <w:t xml:space="preserve"> package (Bürkner 2017) in R. Models were fitted using Hamiltonian Monte Carlo sampling with four independent chains and 4,000 iterations per chain. Weakly informative priors were specified for all parameters to regularize estimation while remaining minimally restrictive. Convergence was evaluated using the potential scale reduction factor (</w:t>
+        <w:t xml:space="preserve">brms</w:t>
+      </w:r>
+      <w:r>
+        <w:t xml:space="preserve"> </w:t>
+      </w:r>
+      <w:r>
+        <w:t xml:space="preserve">package</w:t>
+      </w:r>
+      <w:r>
+        <w:t xml:space="preserve"> </w:t>
+      </w:r>
+      <w:r>
+        <w:t xml:space="preserve">(Bürkner 2017)</w:t>
+      </w:r>
+      <w:r>
+        <w:t xml:space="preserve"> </w:t>
+      </w:r>
+      <w:r>
+        <w:t xml:space="preserve">in R. Models were fitted using Hamiltonian Monte Carlo sampling with four independent chains and 4,000 iterations per chain. Weakly informative priors were specified for all parameters to regularize estimation while remaining minimally restrictive. Convergence was evaluated using the potential scale reduction factor (</w:t>
       </w:r>
       <m:oMath>
         <m:acc>
           <m:accPr>
-            <m:ctrlPr>
-              <w:rPr>
-                <w:rFonts w:ascii="Cambria Math" w:hAnsi="Cambria Math"/>
-              </w:rPr>
-            </m:ctrlPr>
+            <m:chr m:val="̂"/>
           </m:accPr>
           <m:e>
             <m:r>
-              <w:rPr>
-                <w:rFonts w:ascii="Cambria Math" w:hAnsi="Cambria Math"/>
-              </w:rPr>
               <m:t>R</m:t>
             </m:r>
           </m:e>
@@ -368,20 +554,14 @@
           <m:rPr>
             <m:sty m:val="p"/>
           </m:rPr>
-          <w:rPr>
-            <w:rFonts w:ascii="Cambria Math" w:hAnsi="Cambria Math"/>
-          </w:rPr>
           <m:t>≈</m:t>
         </m:r>
         <m:r>
-          <w:rPr>
-            <w:rFonts w:ascii="Cambria Math" w:hAnsi="Cambria Math"/>
-          </w:rPr>
           <m:t>1.00</m:t>
         </m:r>
       </m:oMath>
       <w:r>
-        <w:t>), effective sample sizes (bulk and tail ESS), and visual inspection of trace plots. All reported parameters met standard convergence criteria. Unless otherwise noted, parameter estimates are presented as posterior means with 95% credible intervals (CrIs), and effects were considered supported when CrIs did not include zero.</w:t>
+        <w:t xml:space="preserve">), effective sample sizes (bulk and tail ESS), and visual inspection of trace plots. All reported parameters met standard convergence criteria. Unless otherwise noted, parameter estimates are presented as posterior means with 95% credible intervals (CrIs), and effects were considered supported when CrIs did not include zero.</w:t>
       </w:r>
     </w:p>
     <w:p>
@@ -389,26 +569,16 @@
         <w:pStyle w:val="BodyText"/>
       </w:pPr>
       <w:r>
-        <w:t>To test whether egg size and egg number differed between first and second clutches, I fitted a multivariate Bayesian mixed-effects model. Mean egg size was modelled assuming a Gaussian error distribution with an identity link, whereas egg number was modelled using a Poisson distribution with a log link. Both traits were modelled jointly to account for covariance at the female level. For each response variable, the model included a fixed intercept and clutch order (first versus second clutch) as a fixed effe</w:t>
-      </w:r>
-      <w:r>
-        <w:t>ct. Female identity was included as a random intercept for both egg size and egg number to account for repeated measures across clutches. The female-</w:t>
-      </w:r>
-      <w:r>
-        <w:lastRenderedPageBreak/>
-        <w:t>level random intercepts for the two traits were allowed to covary, thereby estimating the among-female variance–covariance structure between egg size and egg number. Residual correlations were not estimated (</w:t>
+        <w:t xml:space="preserve">To test whether egg size and egg number differed between first and second clutches, I fitted a multivariate Bayesian mixed-effects model. Mean egg size was modelled assuming a Gaussian error distribution with an identity link, whereas egg number was modelled using a Poisson distribution with a log link. Both traits were modelled jointly to account for covariance at the female level. For each response variable, the model included a fixed intercept and clutch order (first versus second clutch) as a fixed effect. Female identity was included as a random intercept for both egg size and egg number to account for repeated measures across clutches. The female-level random intercepts for the two traits were allowed to covary, thereby estimating the among-female variance–covariance structure between egg size and egg number. Residual correlations were not estimated (</w:t>
       </w:r>
       <w:r>
         <w:rPr>
           <w:rStyle w:val="VerbatimChar"/>
         </w:rPr>
-        <w:t>set_rescor(FALSE)</w:t>
-      </w:r>
-      <w:r>
-        <w:t xml:space="preserve">), such that covariance between traits was modelled exclusively at the female level. This model therefore tested whether egg size and egg </w:t>
-      </w:r>
-      <w:r>
-        <w:t>number differed systematically between clutches while accounting for repeated measures and among-female variation.</w:t>
+        <w:t xml:space="preserve">set_rescor(FALSE)</w:t>
+      </w:r>
+      <w:r>
+        <w:t xml:space="preserve">), such that covariance between traits was modelled exclusively at the female level. This model therefore tested whether egg size and egg number differed systematically between clutches while accounting for repeated measures and among-female variation.</w:t>
       </w:r>
     </w:p>
     <w:p>
@@ -416,22 +586,16 @@
         <w:pStyle w:val="BodyText"/>
       </w:pPr>
       <w:r>
-        <w:t>The raw phenotypic association between egg number and egg size was calculated using Pearson’s correlation coefficient across all observations. This estimate reflects the overall linear association between traits without accounting for repeated measures or hierarchical structure. To estimate among-female covariation, I calculated the Pearson correlation between female mean egg number and female mean egg size, averaging across broods. This approach isolates between-female covariance independent of within-fema</w:t>
-      </w:r>
-      <w:r>
-        <w:t>le variation. To formally partition covariance into among-female and within-female components, I fitted a multivariate Gaussian mixed-effects model including egg size and egg number as joint responses. Female identity was included as a random intercept for both traits, and both female-level and residual correlations were estimated (</w:t>
+        <w:t xml:space="preserve">I used two approaches to test the prediction that females will exhibit negative within-female and positive between-female covariance between egg number and size The raw phenotypic association between egg number and egg size was calculated using Pearson’s correlation coefficient across all observations. This estimate reflects the overall linear association between traits without accounting for repeated measures or hierarchical structure. To estimate among-female covariation, I calculated the Pearson correlation between female mean egg number and female mean egg size, averaging across broods. This approach isolates between-female covariance independent of within-female variation. To formally partition covariance into among-female and within-female components, I fitted a multivariate Gaussian mixed-effects model including egg size and egg number as joint responses. Female identity was included as a random intercept for both traits, and both female-level and residual correlations were estimated (</w:t>
       </w:r>
       <w:r>
         <w:rPr>
           <w:rStyle w:val="VerbatimChar"/>
         </w:rPr>
-        <w:t>set_rescor(TRUE)</w:t>
-      </w:r>
-      <w:r>
-        <w:t>). The correlation between female-specific intercepts quantified the among-female association, whereas the residual correlation quantified the within-female (clut</w:t>
-      </w:r>
-      <w:r>
-        <w:t>ch-level) association between egg number and egg size.</w:t>
+        <w:t xml:space="preserve">set_rescor(TRUE)</w:t>
+      </w:r>
+      <w:r>
+        <w:t xml:space="preserve">). The correlation between female-specific intercepts quantified the among-female association, whereas the residual correlation quantified the within-female (clutch-level) association between egg number and egg size.</w:t>
       </w:r>
     </w:p>
     <w:p>
@@ -439,27 +603,28 @@
         <w:pStyle w:val="BodyText"/>
       </w:pPr>
       <w:r>
-        <w:t>To distinguish plastic from strategic effects, I followed van de Pol and Wright (</w:t>
-      </w:r>
-      <w:r>
-        <w:rPr>
-          <w:b/>
-          <w:bCs/>
-        </w:rPr>
-        <w:t>vandepol2009?</w:t>
-      </w:r>
-      <w:r>
-        <w:t xml:space="preserve">) by decomposing egg number into two components. The within-female component represented the deviation of each observation from a female’s own mean egg number, and the between-female component represented each female’s mean egg number relative to the population mean. I then </w:t>
-      </w:r>
-      <w:r>
-        <w:lastRenderedPageBreak/>
-        <w:t>fitted alinear mixed-effects model with mean egg size as the response variable, including both components as fixed effects and female identity as a random intercept. In this framework, the within-female coefficient estimates</w:t>
-      </w:r>
-      <w:r>
-        <w:t xml:space="preserve"> the plastic allocation response, whereas the between-female coefficient estimates the among-female (strategic) association. Continuous predictors were standardized by centering them on their mean and scaling by their standard deviation. The within- and between-female components were each standardized using the mean and standard deviation of their respective distributions. When estimating standardized regression coefficients, the response variable was also scaled to have a standard deviation of one. Standar</w:t>
-      </w:r>
-      <w:r>
-        <w:t>dized coefficients therefore represent the expected change in egg size, measured in standard deviation units, associated with a one standard deviation change in the predictor.</w:t>
+        <w:t xml:space="preserve">To distinguish plastic from strategic effects, I followed van de Pol and Wright</w:t>
+      </w:r>
+      <w:r>
+        <w:t xml:space="preserve"> </w:t>
+      </w:r>
+      <w:r>
+        <w:t xml:space="preserve">(2009)</w:t>
+      </w:r>
+      <w:r>
+        <w:t xml:space="preserve"> </w:t>
+      </w:r>
+      <w:r>
+        <w:t xml:space="preserve">by decomposing egg number into two components. The within-female component represented the deviation of each observation from a female’s own mean egg number, and the between-female component represented each female’s mean egg number relative to the population mean. Although mean-centering has been shown to impose assumptions about biological process</w:t>
+      </w:r>
+      <w:r>
+        <w:t xml:space="preserve"> </w:t>
+      </w:r>
+      <w:r>
+        <w:t xml:space="preserve">(Westneat et al. 2020)</w:t>
+      </w:r>
+      <w:r>
+        <w:t xml:space="preserve">, these assumptions align with my biological question, which concerns deviations in reproductive allocation within females across clutches. I fitted a linear mixed-effects model with mean egg size as the response variable, including both components as fixed effects and female identity as a random intercept. In this framework, the within-female coefficient estimates the plastic allocation response, whereas the between-female coefficient estimates the among-female (strategic) association. Continuous predictors were standardized by centering them on their mean and scaling by their standard deviation. The within- and between-female components were each standardized using the mean and standard deviation of their respective distributions. When estimating standardized regression coefficients, the response variable was also scaled to have a standard deviation of one. Standardized coefficients therefore represent the expected change in egg size, measured in standard deviation units, associated with a one standard deviation change in the predictor.</w:t>
       </w:r>
     </w:p>
     <w:p>
@@ -467,10 +632,16 @@
         <w:pStyle w:val="BodyText"/>
       </w:pPr>
       <w:r>
-        <w:t>To test whether females differed in their propensity to trade off egg size against egg number, I fitted a mixed-effects model allowing the within-female effect of egg number to vary among females. Mean egg size was included as the response variable, and egg number was partitioned into within-female and between-female components as described above. The within-female component was included as both a fixed effect and a random slope, while the between-female component was included as a fixed effect. Female iden</w:t>
-      </w:r>
-      <w:r>
-        <w:t>tity was included as a random effect with both intercepts and random slopes for the within-female component. This parameterisation estimates among-female variation in within-female slopes and the correlation between intercepts and slopes, thereby quantifying heterogeneity in allocation strategies and testing whether females with larger average egg size differ systematically in the strength or direction of their within-female trade-off.</w:t>
+        <w:t xml:space="preserve">To test whether females differed in their propensity to trade off egg size against egg number, I fitted a mixed-effects random-slopes model allowing the within-female effect of egg number to vary among females</w:t>
+      </w:r>
+      <w:r>
+        <w:t xml:space="preserve"> </w:t>
+      </w:r>
+      <w:r>
+        <w:t xml:space="preserve">(see Pol and Wright 2009)</w:t>
+      </w:r>
+      <w:r>
+        <w:t xml:space="preserve">. Mean egg size was included as the response variable, and egg number was partitioned into within-female and between-female components as described above. The within-female component was included as both a fixed effect and a random slope, while the between-female component was included as a fixed effect. Female identity was included as a random effect with both intercepts and random slopes for the within-female component. This parameterisation estimates among-female variation in within-female slopes and the correlation between intercepts and slopes, thereby quantifying heterogeneity in allocation strategies and testing whether females with larger average egg size differ systematically in the strength or direction of their within-female trade-off.</w:t>
       </w:r>
     </w:p>
     <w:p>
@@ -478,11 +649,7 @@
         <w:pStyle w:val="BodyText"/>
       </w:pPr>
       <w:r>
-        <w:lastRenderedPageBreak/>
-        <w:t>Because egg number and egg size both changed systematically across clutches, I tested whether clutch order explained the observed within-female association by adding clutch order as an additional fixed effect to the within–between model. In this extended model, mean egg size was predicted by the within-female deviation in egg number, the between-female mean egg number, and clutch order, while female identity was retained as a random intercept. If the within-female slope was reduced toward zero after includi</w:t>
-      </w:r>
-      <w:r>
-        <w:t>ng clutch order, this would indicate that the apparent within-female association was largely driven by parallel shifts between first and second clutches rather than by plastic allocation within females.</w:t>
+        <w:t xml:space="preserve">Because egg number and egg size both changed systematically across clutches, I tested whether clutch order explained the observed within-female association by adding clutch order as an additional fixed effect to the within–between model. In this extended model, mean egg size was predicted by the within-female deviation in egg number, the between-female mean egg number, and clutch order, while female identity was retained as a random intercept. If the within-female slope was reduced toward zero after including clutch order, this would indicate that the apparent within-female association was largely driven by parallel shifts between first and second clutches rather than by plastic allocation within females.</w:t>
       </w:r>
     </w:p>
     <w:p>
@@ -490,10 +657,7 @@
         <w:pStyle w:val="BodyText"/>
       </w:pPr>
       <w:r>
-        <w:t>To compare clutch-specific variance components independently of random-slope parameterisation, I fitted a hierarchical Gaussian model in which female effects were estimated separately for first and second clutches. Scaled egg size was modelled as a function of clutch order with clutch-specific random intercepts for female identity. This parameterisation estimated separate among-female variance components for clutch 1 and clutch 2, as well as their correlation, allowing direct comparison of female-level vari</w:t>
-      </w:r>
-      <w:r>
-        <w:t>ation across reproductive events. Residual standard deviations were also allowed to differ between clutches. Clutch-specific variance components were derived from posterior samples, and differences between clutches were evaluated using posterior contrasts.</w:t>
+        <w:t xml:space="preserve">To compare clutch-specific variance components independently of random-slope parameterisation, I fitted a hierarchical Gaussian model in which female effects were estimated separately for first and second clutches. Scaled egg size was modelled as a function of clutch order with clutch-specific random intercepts for female identity. This parameterisation estimated separate among-female variance components for clutch 1 and clutch 2, as well as their correlation, allowing direct comparison of female-level variation across reproductive events. Residual standard deviations were also allowed to differ between clutches. Clutch-specific variance components were derived from posterior samples, and differences between clutches were evaluated using posterior contrasts.</w:t>
       </w:r>
     </w:p>
     <w:p>
@@ -501,48 +665,68 @@
         <w:pStyle w:val="BodyText"/>
       </w:pPr>
       <w:r>
-        <w:t xml:space="preserve">Data were visualized using </w:t>
+        <w:t xml:space="preserve">Data were visualized using</w:t>
+      </w:r>
+      <w:r>
+        <w:t xml:space="preserve"> </w:t>
       </w:r>
       <w:r>
         <w:rPr>
           <w:i/>
           <w:iCs/>
         </w:rPr>
-        <w:t>ggplot</w:t>
-      </w:r>
-      <w:r>
-        <w:t xml:space="preserve"> (</w:t>
+        <w:t xml:space="preserve">ggplot</w:t>
+      </w:r>
+      <w:r>
+        <w:t xml:space="preserve"> </w:t>
+      </w:r>
+      <w:r>
+        <w:t xml:space="preserve">(Wickham 2016)</w:t>
+      </w:r>
+      <w:r>
+        <w:t xml:space="preserve"> </w:t>
+      </w:r>
+      <w:r>
+        <w:t xml:space="preserve">and</w:t>
+      </w:r>
+      <w:r>
+        <w:t xml:space="preserve"> </w:t>
       </w:r>
       <w:r>
         <w:rPr>
-          <w:b/>
-          <w:bCs/>
+          <w:i/>
+          <w:iCs/>
         </w:rPr>
-        <w:t>wickham2016?</w:t>
-      </w:r>
-      <w:r>
-        <w:t>).</w:t>
-      </w:r>
-    </w:p>
+        <w:t xml:space="preserve">tidybayes</w:t>
+      </w:r>
+      <w:r>
+        <w:t xml:space="preserve"> </w:t>
+      </w:r>
+      <w:r>
+        <w:t xml:space="preserve">(Kay 2020)</w:t>
+      </w:r>
+      <w:r>
+        <w:t xml:space="preserve">.</w:t>
+      </w:r>
+    </w:p>
+    <w:bookmarkEnd w:id="23"/>
+    <w:bookmarkEnd w:id="24"/>
+    <w:bookmarkStart w:id="29" w:name="results"/>
     <w:p>
       <w:pPr>
         <w:pStyle w:val="Heading1"/>
       </w:pPr>
-      <w:bookmarkStart w:id="4" w:name="results"/>
-      <w:bookmarkEnd w:id="2"/>
-      <w:bookmarkEnd w:id="3"/>
-      <w:r>
-        <w:lastRenderedPageBreak/>
-        <w:t>Results</w:t>
-      </w:r>
-    </w:p>
+      <w:r>
+        <w:t xml:space="preserve">Results</w:t>
+      </w:r>
+    </w:p>
+    <w:bookmarkStart w:id="25" w:name="X2adf980c3cdf557e751ed69a8410e917bd83bb9"/>
     <w:p>
       <w:pPr>
         <w:pStyle w:val="Heading3"/>
       </w:pPr>
-      <w:bookmarkStart w:id="5" w:name="X2adf980c3cdf557e751ed69a8410e917bd83bb9"/>
-      <w:r>
-        <w:t>Effect of clutch order on egg size and number</w:t>
+      <w:r>
+        <w:t xml:space="preserve">Effect of clutch order on egg size and number</w:t>
       </w:r>
     </w:p>
     <w:p>
@@ -550,136 +734,118 @@
         <w:pStyle w:val="FirstParagraph"/>
       </w:pPr>
       <w:r>
-        <w:t>Both egg number and egg size declined in the second clutch. In the multivariate Gaussian–Poisson model, egg size was smaller in clutch two (</w:t>
+        <w:t xml:space="preserve">Both egg number and egg size declined in the second clutch. In the multivariate Gaussian–Poisson model, egg size was smaller in clutch two (</w:t>
       </w:r>
       <m:oMath>
         <m:acc>
           <m:accPr>
             <m:chr m:val="‾"/>
-            <m:ctrlPr>
-              <w:rPr>
-                <w:rFonts w:ascii="Cambria Math" w:hAnsi="Cambria Math"/>
-              </w:rPr>
-            </m:ctrlPr>
           </m:accPr>
           <m:e>
             <m:r>
-              <w:rPr>
-                <w:rFonts w:ascii="Cambria Math" w:hAnsi="Cambria Math"/>
-              </w:rPr>
               <m:t>x</m:t>
             </m:r>
           </m:e>
         </m:acc>
       </m:oMath>
       <w:r>
-        <w:t xml:space="preserve"> ± SE = 3.41 ± 0.03) relative to clutch one (</w:t>
+        <w:t xml:space="preserve"> </w:t>
+      </w:r>
+      <w:r>
+        <w:t xml:space="preserve">± SE = 3.41 ± 0.03) relative to clutch one (</w:t>
       </w:r>
       <m:oMath>
         <m:acc>
           <m:accPr>
             <m:chr m:val="‾"/>
-            <m:ctrlPr>
-              <w:rPr>
-                <w:rFonts w:ascii="Cambria Math" w:hAnsi="Cambria Math"/>
-              </w:rPr>
-            </m:ctrlPr>
           </m:accPr>
           <m:e>
             <m:r>
-              <w:rPr>
-                <w:rFonts w:ascii="Cambria Math" w:hAnsi="Cambria Math"/>
-              </w:rPr>
               <m:t>x</m:t>
             </m:r>
           </m:e>
         </m:acc>
       </m:oMath>
       <w:r>
-        <w:t xml:space="preserve"> = 3.54 ± 0.03; </w:t>
+        <w:t xml:space="preserve"> </w:t>
+      </w:r>
+      <w:r>
+        <w:t xml:space="preserve">= 3.54 ± 0.03;</w:t>
+      </w:r>
+      <w:r>
+        <w:t xml:space="preserve"> </w:t>
       </w:r>
       <m:oMath>
         <m:r>
-          <w:rPr>
-            <w:rFonts w:ascii="Cambria Math" w:hAnsi="Cambria Math"/>
-          </w:rPr>
           <m:t>β</m:t>
         </m:r>
       </m:oMath>
       <w:r>
-        <w:t xml:space="preserve"> = -0.12, 95% CrI (-0.21, -0.04). Egg number also declined significantly (clutch one: </w:t>
+        <w:t xml:space="preserve"> </w:t>
+      </w:r>
+      <w:r>
+        <w:t xml:space="preserve">= -0.12, 95% CrI (-0.21, -0.04). Egg number also declined significantly (clutch one:</w:t>
+      </w:r>
+      <w:r>
+        <w:t xml:space="preserve"> </w:t>
       </w:r>
       <m:oMath>
         <m:acc>
           <m:accPr>
             <m:chr m:val="‾"/>
-            <m:ctrlPr>
-              <w:rPr>
-                <w:rFonts w:ascii="Cambria Math" w:hAnsi="Cambria Math"/>
-              </w:rPr>
-            </m:ctrlPr>
           </m:accPr>
           <m:e>
             <m:r>
-              <w:rPr>
-                <w:rFonts w:ascii="Cambria Math" w:hAnsi="Cambria Math"/>
-              </w:rPr>
               <m:t>x</m:t>
             </m:r>
           </m:e>
         </m:acc>
       </m:oMath>
       <w:r>
-        <w:t xml:space="preserve"> = 51.55 ± 2.49; clutch two: </w:t>
+        <w:t xml:space="preserve"> </w:t>
+      </w:r>
+      <w:r>
+        <w:t xml:space="preserve">= 51.55 ± 2.49; clutch two:</w:t>
+      </w:r>
+      <w:r>
+        <w:t xml:space="preserve"> </w:t>
       </w:r>
       <m:oMath>
         <m:acc>
           <m:accPr>
             <m:chr m:val="‾"/>
-            <m:ctrlPr>
-              <w:rPr>
-                <w:rFonts w:ascii="Cambria Math" w:hAnsi="Cambria Math"/>
-              </w:rPr>
-            </m:ctrlPr>
           </m:accPr>
           <m:e>
             <m:r>
-              <w:rPr>
-                <w:rFonts w:ascii="Cambria Math" w:hAnsi="Cambria Math"/>
-              </w:rPr>
               <m:t>x</m:t>
             </m:r>
           </m:e>
         </m:acc>
       </m:oMath>
       <w:r>
-        <w:t xml:space="preserve"> = 34.14 ± 2.65; log-scale </w:t>
+        <w:t xml:space="preserve"> </w:t>
+      </w:r>
+      <w:r>
+        <w:t xml:space="preserve">= 34.14 ± 2.65; log-scale</w:t>
+      </w:r>
+      <w:r>
+        <w:t xml:space="preserve"> </w:t>
       </w:r>
       <m:oMath>
         <m:r>
-          <w:rPr>
-            <w:rFonts w:ascii="Cambria Math" w:hAnsi="Cambria Math"/>
-          </w:rPr>
           <m:t>β</m:t>
         </m:r>
       </m:oMath>
       <w:r>
-        <w:t xml:space="preserve"> = -0.41, 95% CrI (-0.48, -0.34), corresponding to an approximate 34% reduction on the natural scale (</w:t>
+        <w:t xml:space="preserve"> </w:t>
+      </w:r>
+      <w:r>
+        <w:t xml:space="preserve">= -0.41, 95% CrI (-0.48, -0.34), corresponding to an approximate 34% reduction on the natural scale (</w:t>
       </w:r>
       <m:oMath>
         <m:sSup>
-          <m:sSupPr>
-            <m:ctrlPr>
-              <w:rPr>
-                <w:rFonts w:ascii="Cambria Math" w:hAnsi="Cambria Math"/>
-              </w:rPr>
-            </m:ctrlPr>
-          </m:sSupPr>
           <m:e>
             <m:r>
-              <w:rPr>
-                <w:rFonts w:ascii="Cambria Math" w:hAnsi="Cambria Math"/>
-              </w:rPr>
               <m:t>e</m:t>
             </m:r>
           </m:e>
@@ -688,15 +854,9 @@
               <m:rPr>
                 <m:sty m:val="p"/>
               </m:rPr>
-              <w:rPr>
-                <w:rFonts w:ascii="Cambria Math" w:hAnsi="Cambria Math"/>
-              </w:rPr>
-              <m:t>-</m:t>
-            </m:r>
-            <m:r>
-              <w:rPr>
-                <w:rFonts w:ascii="Cambria Math" w:hAnsi="Cambria Math"/>
-              </w:rPr>
+              <m:t>−</m:t>
+            </m:r>
+            <m:r>
               <m:t>0.410</m:t>
             </m:r>
           </m:sup>
@@ -705,30 +865,24 @@
           <m:rPr>
             <m:sty m:val="p"/>
           </m:rPr>
-          <w:rPr>
-            <w:rFonts w:ascii="Cambria Math" w:hAnsi="Cambria Math"/>
-          </w:rPr>
           <m:t>≈</m:t>
         </m:r>
         <m:r>
-          <w:rPr>
-            <w:rFonts w:ascii="Cambria Math" w:hAnsi="Cambria Math"/>
-          </w:rPr>
           <m:t>0.66</m:t>
         </m:r>
       </m:oMath>
       <w:r>
-        <w:t>). Among-female variation remained detectable for both egg size (SD = 0.091, 95% CrI [0.009, 0.165]) and egg number (SD = 0.355, 95% CrI [0.273, 0.460]), indicating persistent heterogeneity across broods.</w:t>
-      </w:r>
-    </w:p>
+        <w:t xml:space="preserve">). Among-female variation remained detectable for both egg size (SD = 0.091, 95% CrI [0.009, 0.165]) and egg number (SD = 0.355, 95% CrI [0.273, 0.460]), indicating persistent heterogeneity across broods.</w:t>
+      </w:r>
+    </w:p>
+    <w:bookmarkEnd w:id="25"/>
+    <w:bookmarkStart w:id="26" w:name="X8f40dbed1f2515dba178cdbe2247c63c8a0b998"/>
     <w:p>
       <w:pPr>
         <w:pStyle w:val="Heading3"/>
       </w:pPr>
-      <w:bookmarkStart w:id="6" w:name="X8f40dbed1f2515dba178cdbe2247c63c8a0b998"/>
-      <w:bookmarkEnd w:id="5"/>
-      <w:r>
-        <w:t>Multilevel correlations between egg number and egg size</w:t>
+      <w:r>
+        <w:t xml:space="preserve">Multilevel correlations between egg number and egg size</w:t>
       </w:r>
     </w:p>
     <w:p>
@@ -736,142 +890,144 @@
         <w:pStyle w:val="FirstParagraph"/>
       </w:pPr>
       <w:r>
-        <w:t>Across all observations, the raw Pearson correlation between egg number and egg size was weak and close to zero (</w:t>
+        <w:t xml:space="preserve">Across all observations, the raw Pearson correlation between egg number and egg size was weak and close to zero (</w:t>
       </w:r>
       <m:oMath>
         <m:sSub>
-          <m:sSubPr>
-            <m:ctrlPr>
-              <w:rPr>
-                <w:rFonts w:ascii="Cambria Math" w:hAnsi="Cambria Math"/>
-              </w:rPr>
-            </m:ctrlPr>
-          </m:sSubPr>
           <m:e>
             <m:r>
-              <w:rPr>
-                <w:rFonts w:ascii="Cambria Math" w:hAnsi="Cambria Math"/>
-              </w:rPr>
               <m:t>r</m:t>
             </m:r>
           </m:e>
           <m:sub>
             <m:r>
-              <w:rPr>
-                <w:rFonts w:ascii="Cambria Math" w:hAnsi="Cambria Math"/>
-              </w:rPr>
-              <m:t>raw</m:t>
+              <m:t>r</m:t>
+            </m:r>
+            <m:r>
+              <m:t>a</m:t>
+            </m:r>
+            <m:r>
+              <m:t>w</m:t>
             </m:r>
           </m:sub>
         </m:sSub>
       </m:oMath>
       <w:r>
-        <w:t xml:space="preserve"> = -0.04, 95% CI [-0.25, 0.19]), suggesting no clear phenotypic association when hierarchical structure was ignored. In contrast, the between-female Pearson correlation calculated from female means was moderate and negative (</w:t>
+        <w:t xml:space="preserve"> </w:t>
+      </w:r>
+      <w:r>
+        <w:t xml:space="preserve">= -0.04, 95% CI [-0.25, 0.19]), suggesting no clear phenotypic association when hierarchical structure was ignored. In contrast, the between-female Pearson correlation calculated from female means was moderate and negative (</w:t>
       </w:r>
       <m:oMath>
         <m:sSub>
-          <m:sSubPr>
-            <m:ctrlPr>
-              <w:rPr>
-                <w:rFonts w:ascii="Cambria Math" w:hAnsi="Cambria Math"/>
-              </w:rPr>
-            </m:ctrlPr>
-          </m:sSubPr>
           <m:e>
             <m:r>
-              <w:rPr>
-                <w:rFonts w:ascii="Cambria Math" w:hAnsi="Cambria Math"/>
-              </w:rPr>
               <m:t>r</m:t>
             </m:r>
           </m:e>
           <m:sub>
             <m:r>
-              <w:rPr>
-                <w:rFonts w:ascii="Cambria Math" w:hAnsi="Cambria Math"/>
-              </w:rPr>
-              <m:t>between</m:t>
+              <m:t>b</m:t>
+            </m:r>
+            <m:r>
+              <m:t>e</m:t>
+            </m:r>
+            <m:r>
+              <m:t>t</m:t>
+            </m:r>
+            <m:r>
+              <m:t>w</m:t>
+            </m:r>
+            <m:r>
+              <m:t>e</m:t>
+            </m:r>
+            <m:r>
+              <m:t>e</m:t>
+            </m:r>
+            <m:r>
+              <m:t>n</m:t>
             </m:r>
           </m:sub>
         </m:sSub>
       </m:oMath>
       <w:r>
-        <w:t xml:space="preserve"> = -0.31, 95% CI [-0.55, -0.02]; </w:t>
+        <w:t xml:space="preserve"> </w:t>
+      </w:r>
+      <w:r>
+        <w:t xml:space="preserve">= -0.31, 95% CI [-0.55, -0.02];</w:t>
+      </w:r>
+      <w:r>
+        <w:t xml:space="preserve"> </w:t>
       </w:r>
       <w:hyperlink w:anchor="fig-one">
         <w:r>
           <w:rPr>
             <w:rStyle w:val="Hyperlink"/>
           </w:rPr>
-          <w:t>Figure 1</w:t>
+          <w:t xml:space="preserve">Figure 1</w:t>
         </w:r>
       </w:hyperlink>
       <w:r>
-        <w:t>). Females that produced more eggs on average tended to lay smaller eggs. The multivariate Gaussian model partitioned covariation into among-female and residual components. After accounting for female identity, the residual (within-female) correlation between egg number and egg size was effectively zero and highly uncertain (</w:t>
+        <w:t xml:space="preserve">). Females that produced more eggs on average tended to lay smaller eggs. The multivariate Gaussian model partitioned covariation into among-female and residual components. After accounting for female identity, the residual (within-female) correlation between egg number and egg size was effectively zero and highly uncertain (</w:t>
       </w:r>
       <m:oMath>
         <m:sSub>
-          <m:sSubPr>
-            <m:ctrlPr>
-              <w:rPr>
-                <w:rFonts w:ascii="Cambria Math" w:hAnsi="Cambria Math"/>
-              </w:rPr>
-            </m:ctrlPr>
-          </m:sSubPr>
           <m:e>
             <m:r>
-              <w:rPr>
-                <w:rFonts w:ascii="Cambria Math" w:hAnsi="Cambria Math"/>
-              </w:rPr>
               <m:t>r</m:t>
             </m:r>
           </m:e>
           <m:sub>
             <m:r>
-              <w:rPr>
-                <w:rFonts w:ascii="Cambria Math" w:hAnsi="Cambria Math"/>
-              </w:rPr>
-              <m:t>wit</m:t>
-            </m:r>
-            <m:r>
-              <w:rPr>
-                <w:rFonts w:ascii="Cambria Math" w:hAnsi="Cambria Math"/>
-              </w:rPr>
+              <m:t>w</m:t>
+            </m:r>
+            <m:r>
+              <m:t>i</m:t>
+            </m:r>
+            <m:r>
+              <m:t>t</m:t>
+            </m:r>
+            <m:r>
               <m:t>h</m:t>
             </m:r>
             <m:r>
-              <w:rPr>
-                <w:rFonts w:ascii="Cambria Math" w:hAnsi="Cambria Math"/>
-              </w:rPr>
-              <m:t>in</m:t>
+              <m:t>i</m:t>
+            </m:r>
+            <m:r>
+              <m:t>n</m:t>
             </m:r>
           </m:sub>
         </m:sSub>
       </m:oMath>
       <w:r>
-        <w:t xml:space="preserve"> = 0.0066, 95% CI [-0.20, 0.23]; </w:t>
+        <w:t xml:space="preserve"> </w:t>
+      </w:r>
+      <w:r>
+        <w:t xml:space="preserve">= 0.0066, 95% CI [-0.20, 0.23];</w:t>
+      </w:r>
+      <w:r>
+        <w:t xml:space="preserve"> </w:t>
       </w:r>
       <w:hyperlink w:anchor="fig-two">
         <w:r>
           <w:rPr>
             <w:rStyle w:val="Hyperlink"/>
           </w:rPr>
-          <w:t>Figure 2</w:t>
+          <w:t xml:space="preserve">Figure 2</w:t>
         </w:r>
       </w:hyperlink>
       <w:r>
-        <w:t>). Thus, apparent phenotypic independence masked a moderate negative association among females but no detectable clutch-level trade-off within females.</w:t>
-      </w:r>
-    </w:p>
+        <w:t xml:space="preserve">). Thus, apparent phenotypic independence masked a moderate negative association among females but no detectable clutch-level trade-off within females. From this model I also calculated egg number repeatability, which was effectively zero (R = 0.0017 [95% CrI: 0.0000, 0.0589]), indicating that most variation occurred within rather than among females. For completeness I also calculated the repeatability of egg size, which was low (R = 0.12 [95% CrI: 0.00, 0.43]), with the proviso that this estimate is based on mean egg size per female; better estimate of egg size repeatability is given below.</w:t>
+      </w:r>
+    </w:p>
+    <w:bookmarkEnd w:id="26"/>
+    <w:bookmarkStart w:id="28" w:name="withinbetween-mixed-effects-models"/>
     <w:p>
       <w:pPr>
         <w:pStyle w:val="Heading3"/>
       </w:pPr>
-      <w:bookmarkStart w:id="7" w:name="withinbetween-mixed-effects-models"/>
-      <w:bookmarkEnd w:id="6"/>
-      <w:r>
-        <w:lastRenderedPageBreak/>
-        <w:t>Within–between mixed-effects models</w:t>
+      <w:r>
+        <w:t xml:space="preserve">Within–between mixed-effects models</w:t>
       </w:r>
     </w:p>
     <w:p>
@@ -879,246 +1035,344 @@
         <w:pStyle w:val="FirstParagraph"/>
       </w:pPr>
       <w:r>
-        <w:t>In the within–between mixed-effects model, egg size varied among females (random-intercept SD = 0.07, 95% CrI [0.00, 0.15]). The within-female effect of egg number on egg size was small and uncertain (</w:t>
+        <w:t xml:space="preserve">In the within–between mixed-effects model, egg size varied among females (random-intercept SD = 0.07, 95% CrI [0.00, 0.15]). The within-female effect of egg number on egg size was small and uncertain (</w:t>
       </w:r>
       <m:oMath>
         <m:sSub>
-          <m:sSubPr>
-            <m:ctrlPr>
-              <w:rPr>
-                <w:rFonts w:ascii="Cambria Math" w:hAnsi="Cambria Math"/>
-              </w:rPr>
-            </m:ctrlPr>
-          </m:sSubPr>
           <m:e>
             <m:r>
-              <w:rPr>
-                <w:rFonts w:ascii="Cambria Math" w:hAnsi="Cambria Math"/>
-              </w:rPr>
               <m:t>β</m:t>
             </m:r>
           </m:e>
           <m:sub>
             <m:r>
-              <w:rPr>
-                <w:rFonts w:ascii="Cambria Math" w:hAnsi="Cambria Math"/>
-              </w:rPr>
               <m:t>W</m:t>
             </m:r>
           </m:sub>
         </m:sSub>
       </m:oMath>
       <w:r>
-        <w:t xml:space="preserve"> = 0.0028, 95% CrI [-0.0005, 0.0061]; </w:t>
+        <w:t xml:space="preserve"> </w:t>
+      </w:r>
+      <w:r>
+        <w:t xml:space="preserve">= 0.0028, 95% CrI [-0.0005, 0.0061];</w:t>
+      </w:r>
+      <w:r>
+        <w:t xml:space="preserve"> </w:t>
       </w:r>
       <w:hyperlink w:anchor="fig-three">
         <w:r>
           <w:rPr>
             <w:rStyle w:val="Hyperlink"/>
           </w:rPr>
-          <w:t>Figure 3</w:t>
+          <w:t xml:space="preserve">Figure 3</w:t>
         </w:r>
       </w:hyperlink>
       <w:r>
-        <w:t>). On the natural scale, this corresponds to an increase of approximately 0.027 units in egg size for every additional 10 eggs within a female — an effect that was not credibly different from zero. In contrast, the between-female effect was negative (</w:t>
+        <w:t xml:space="preserve">). On the natural scale, this corresponds to an increase of approximately 0.027 units in egg size for every additional 10 eggs within a female — an effect that was not credibly different from zero. In contrast, the between-female effect was negative (</w:t>
       </w:r>
       <m:oMath>
         <m:sSub>
-          <m:sSubPr>
-            <m:ctrlPr>
-              <w:rPr>
-                <w:rFonts w:ascii="Cambria Math" w:hAnsi="Cambria Math"/>
-              </w:rPr>
-            </m:ctrlPr>
-          </m:sSubPr>
           <m:e>
             <m:r>
-              <w:rPr>
-                <w:rFonts w:ascii="Cambria Math" w:hAnsi="Cambria Math"/>
-              </w:rPr>
               <m:t>β</m:t>
             </m:r>
           </m:e>
           <m:sub>
             <m:r>
-              <w:rPr>
-                <w:rFonts w:ascii="Cambria Math" w:hAnsi="Cambria Math"/>
-              </w:rPr>
               <m:t>B</m:t>
             </m:r>
           </m:sub>
         </m:sSub>
       </m:oMath>
       <w:r>
-        <w:t xml:space="preserve"> = -0.0039, 95% CrI [-0.0076, -0.0001]; </w:t>
+        <w:t xml:space="preserve"> </w:t>
+      </w:r>
+      <w:r>
+        <w:t xml:space="preserve">= -0.0039, 95% CrI [-0.0076, -0.0001];</w:t>
+      </w:r>
+      <w:r>
+        <w:t xml:space="preserve"> </w:t>
       </w:r>
       <w:hyperlink w:anchor="fig-one">
         <w:r>
           <w:rPr>
             <w:rStyle w:val="Hyperlink"/>
           </w:rPr>
-          <w:t>Figure 1</w:t>
+          <w:t xml:space="preserve">Figure 1</w:t>
         </w:r>
       </w:hyperlink>
       <w:r>
-        <w:t>). Females differing by 10 eggs in mean clutch size differed by approximately 0.038 units in egg size. Although the credible interval extended to zero, the posterior distribution was predominantly negative, consistent with a modest among-female trade-off.</w:t>
-      </w:r>
-    </w:p>
-    <w:p>
-      <w:pPr>
-        <w:pStyle w:val="BodyText"/>
-      </w:pPr>
-      <w:r>
-        <w:t>Standardized coefficients reinforced the difference in magnitude between hierarchical levels. The standardized within-female effect was positive but uncertain (</w:t>
+        <w:t xml:space="preserve">). Females differing by 10 eggs in mean clutch size differed by approximately 0.038 units in egg size. Although the credible interval extended to zero, the posterior distribution was predominantly negative, consistent with a modest among-female trade-off. No measure of female size/condition was positively correlated with the number of eggs in the first brood (pronotum length:</w:t>
+      </w:r>
+      <w:r>
+        <w:t xml:space="preserve"> </w:t>
+      </w:r>
+      <m:oMath>
+        <m:r>
+          <m:t>r</m:t>
+        </m:r>
+      </m:oMath>
+      <w:r>
+        <w:t xml:space="preserve"> </w:t>
+      </w:r>
+      <w:r>
+        <w:t xml:space="preserve">= 0.14, 95% CI [-0.19, 0.43]; body mass:</w:t>
+      </w:r>
+      <w:r>
+        <w:t xml:space="preserve"> </w:t>
+      </w:r>
+      <m:oMath>
+        <m:r>
+          <m:t>r</m:t>
+        </m:r>
+      </m:oMath>
+      <w:r>
+        <w:t xml:space="preserve"> </w:t>
+      </w:r>
+      <w:r>
+        <w:t xml:space="preserve">= 0.12, 95% CI [-0.21, 0.43]; PC1:</w:t>
+      </w:r>
+      <w:r>
+        <w:t xml:space="preserve"> </w:t>
+      </w:r>
+      <m:oMath>
+        <m:r>
+          <m:t>r</m:t>
+        </m:r>
+      </m:oMath>
+      <w:r>
+        <w:t xml:space="preserve"> </w:t>
+      </w:r>
+      <w:r>
+        <w:t xml:space="preserve">= -0.17, 95% CI [-0.44, 0.15]; scaled mass index:</w:t>
+      </w:r>
+      <w:r>
+        <w:t xml:space="preserve"> </w:t>
       </w:r>
       <m:oMath>
         <m:sSub>
-          <m:sSubPr>
-            <m:ctrlPr>
-              <w:rPr>
-                <w:rFonts w:ascii="Cambria Math" w:hAnsi="Cambria Math"/>
-              </w:rPr>
-            </m:ctrlPr>
-          </m:sSubPr>
           <m:e>
             <m:r>
-              <w:rPr>
-                <w:rFonts w:ascii="Cambria Math" w:hAnsi="Cambria Math"/>
-              </w:rPr>
-              <m:t>β</m:t>
+              <m:t>r</m:t>
             </m:r>
           </m:e>
           <m:sub>
             <m:r>
-              <w:rPr>
-                <w:rFonts w:ascii="Cambria Math" w:hAnsi="Cambria Math"/>
-              </w:rPr>
-              <m:t>Wstandardized</m:t>
+              <m:t>r</m:t>
+            </m:r>
+            <m:r>
+              <m:t>a</m:t>
+            </m:r>
+            <m:r>
+              <m:t>w</m:t>
             </m:r>
           </m:sub>
         </m:sSub>
       </m:oMath>
       <w:r>
-        <w:t xml:space="preserve"> = 0.17, 95% CrI [-0.03, 0.38]), whereas the standardized between-female effect was negative and its credible interval did not overlap zero (</w:t>
+        <w:t xml:space="preserve"> </w:t>
+      </w:r>
+      <w:r>
+        <w:t xml:space="preserve">= -0.02, 95% CI [-0.35, 0.33]) suggesting that larger females or those in better condition produce more eggs. I therefore did not inlcude a measure of size/condition in this model.</w:t>
+      </w:r>
+    </w:p>
+    <w:p>
+      <w:pPr>
+        <w:pStyle w:val="BodyText"/>
+      </w:pPr>
+      <w:r>
+        <w:t xml:space="preserve">Standardized coefficients reinforced the difference in magnitude between hierarchical levels. The standardized within-female effect was positive but uncertain (</w:t>
       </w:r>
       <m:oMath>
         <m:sSub>
-          <m:sSubPr>
-            <m:ctrlPr>
-              <w:rPr>
-                <w:rFonts w:ascii="Cambria Math" w:hAnsi="Cambria Math"/>
-              </w:rPr>
-            </m:ctrlPr>
-          </m:sSubPr>
           <m:e>
             <m:r>
-              <w:rPr>
-                <w:rFonts w:ascii="Cambria Math" w:hAnsi="Cambria Math"/>
-              </w:rPr>
               <m:t>β</m:t>
             </m:r>
           </m:e>
           <m:sub>
             <m:r>
-              <w:rPr>
-                <w:rFonts w:ascii="Cambria Math" w:hAnsi="Cambria Math"/>
-              </w:rPr>
-              <m:t>Bstandardized</m:t>
+              <m:t>W</m:t>
+            </m:r>
+            <m:r>
+              <m:t>s</m:t>
+            </m:r>
+            <m:r>
+              <m:t>t</m:t>
+            </m:r>
+            <m:r>
+              <m:t>a</m:t>
+            </m:r>
+            <m:r>
+              <m:t>n</m:t>
+            </m:r>
+            <m:r>
+              <m:t>d</m:t>
+            </m:r>
+            <m:r>
+              <m:t>a</m:t>
+            </m:r>
+            <m:r>
+              <m:t>r</m:t>
+            </m:r>
+            <m:r>
+              <m:t>d</m:t>
+            </m:r>
+            <m:r>
+              <m:t>i</m:t>
+            </m:r>
+            <m:r>
+              <m:t>z</m:t>
+            </m:r>
+            <m:r>
+              <m:t>e</m:t>
+            </m:r>
+            <m:r>
+              <m:t>d</m:t>
             </m:r>
           </m:sub>
         </m:sSub>
       </m:oMath>
       <w:r>
-        <w:t xml:space="preserve"> = -0.23, 95% CrI [-0.455, -0.006]). Thus, the negative association was stronger and more consistent among females than within females.</w:t>
-      </w:r>
-    </w:p>
-    <w:p>
-      <w:pPr>
-        <w:pStyle w:val="BodyText"/>
-      </w:pPr>
-      <w:r>
-        <w:t>Allowing within-female slopes to vary among females produced similar fixed-effect estimates (</w:t>
+        <w:t xml:space="preserve"> </w:t>
+      </w:r>
+      <w:r>
+        <w:t xml:space="preserve">= 0.17, 95% CrI [-0.03, 0.38]), whereas the standardized between-female effect was negative and its credible interval did not overlap zero (</w:t>
       </w:r>
       <m:oMath>
         <m:sSub>
-          <m:sSubPr>
-            <m:ctrlPr>
-              <w:rPr>
-                <w:rFonts w:ascii="Cambria Math" w:hAnsi="Cambria Math"/>
-              </w:rPr>
-            </m:ctrlPr>
-          </m:sSubPr>
           <m:e>
             <m:r>
-              <w:rPr>
-                <w:rFonts w:ascii="Cambria Math" w:hAnsi="Cambria Math"/>
-              </w:rPr>
               <m:t>β</m:t>
             </m:r>
           </m:e>
           <m:sub>
             <m:r>
-              <w:rPr>
-                <w:rFonts w:ascii="Cambria Math" w:hAnsi="Cambria Math"/>
-              </w:rPr>
-              <m:t>W</m:t>
+              <m:t>B</m:t>
+            </m:r>
+            <m:r>
+              <m:t>s</m:t>
+            </m:r>
+            <m:r>
+              <m:t>t</m:t>
+            </m:r>
+            <m:r>
+              <m:t>a</m:t>
+            </m:r>
+            <m:r>
+              <m:t>n</m:t>
+            </m:r>
+            <m:r>
+              <m:t>d</m:t>
+            </m:r>
+            <m:r>
+              <m:t>a</m:t>
+            </m:r>
+            <m:r>
+              <m:t>r</m:t>
+            </m:r>
+            <m:r>
+              <m:t>d</m:t>
+            </m:r>
+            <m:r>
+              <m:t>i</m:t>
+            </m:r>
+            <m:r>
+              <m:t>z</m:t>
+            </m:r>
+            <m:r>
+              <m:t>e</m:t>
+            </m:r>
+            <m:r>
+              <m:t>d</m:t>
             </m:r>
           </m:sub>
         </m:sSub>
       </m:oMath>
       <w:r>
-        <w:t xml:space="preserve"> = 0.0034, 95% CrI [-0.0004, 0.0076]; </w:t>
+        <w:t xml:space="preserve"> </w:t>
+      </w:r>
+      <w:r>
+        <w:t xml:space="preserve">= -0.23, 95% CrI [-0.455, -0.006]). Thus, the negative association was stronger and more consistent among females than within females.</w:t>
+      </w:r>
+    </w:p>
+    <w:p>
+      <w:pPr>
+        <w:pStyle w:val="BodyText"/>
+      </w:pPr>
+      <w:r>
+        <w:t xml:space="preserve">Allowing within-female slopes to vary among females produced similar fixed-effect estimates (</w:t>
       </w:r>
       <m:oMath>
         <m:sSub>
-          <m:sSubPr>
-            <m:ctrlPr>
-              <w:rPr>
-                <w:rFonts w:ascii="Cambria Math" w:hAnsi="Cambria Math"/>
-              </w:rPr>
-            </m:ctrlPr>
-          </m:sSubPr>
           <m:e>
             <m:r>
-              <w:rPr>
-                <w:rFonts w:ascii="Cambria Math" w:hAnsi="Cambria Math"/>
-              </w:rPr>
               <m:t>β</m:t>
             </m:r>
           </m:e>
           <m:sub>
             <m:r>
-              <w:rPr>
-                <w:rFonts w:ascii="Cambria Math" w:hAnsi="Cambria Math"/>
-              </w:rPr>
-              <m:t>B</m:t>
+              <m:t>W</m:t>
             </m:r>
           </m:sub>
         </m:sSub>
       </m:oMath>
       <w:r>
-        <w:t xml:space="preserve"> = -0.0041, 95% CrI [-0.0082, -0.0002]; </w:t>
+        <w:t xml:space="preserve"> </w:t>
+      </w:r>
+      <w:r>
+        <w:t xml:space="preserve">= 0.0034, 95% CrI [-0.0004, 0.0076];</w:t>
+      </w:r>
+      <w:r>
+        <w:t xml:space="preserve"> </w:t>
+      </w:r>
+      <m:oMath>
+        <m:sSub>
+          <m:e>
+            <m:r>
+              <m:t>β</m:t>
+            </m:r>
+          </m:e>
+          <m:sub>
+            <m:r>
+              <m:t>B</m:t>
+            </m:r>
+          </m:sub>
+        </m:sSub>
+      </m:oMath>
+      <w:r>
+        <w:t xml:space="preserve"> </w:t>
+      </w:r>
+      <w:r>
+        <w:t xml:space="preserve">= -0.0041, 95% CrI [-0.0082, -0.0002];</w:t>
+      </w:r>
+      <w:r>
+        <w:t xml:space="preserve"> </w:t>
       </w:r>
       <w:hyperlink w:anchor="fig-three">
         <w:r>
           <w:rPr>
             <w:rStyle w:val="Hyperlink"/>
           </w:rPr>
-          <w:t>Figure 3</w:t>
+          <w:t xml:space="preserve">Figure 3</w:t>
         </w:r>
       </w:hyperlink>
       <w:r>
-        <w:t>). Variation in within-female slopes was small (SD = 0.0046, 95% CrI [0.0003, 0.0110]), and the intercept–slope correlation was highly uncertain (</w:t>
+        <w:t xml:space="preserve">). Variation in within-female slopes was small (SD = 0.0046, 95% CrI [0.0003, 0.0110]), and the intercept–slope correlation was highly uncertain (</w:t>
       </w:r>
       <w:r>
         <w:rPr>
           <w:i/>
           <w:iCs/>
         </w:rPr>
-        <w:t>r</w:t>
-      </w:r>
-      <w:r>
-        <w:t xml:space="preserve"> = 0.20, 95% CrI [-0.67, 0.85]), indicating no strong evidence that females differed substantially in plastic allocation patterns.</w:t>
+        <w:t xml:space="preserve">r</w:t>
+      </w:r>
+      <w:r>
+        <w:t xml:space="preserve"> </w:t>
+      </w:r>
+      <w:r>
+        <w:t xml:space="preserve">= 0.20, 95% CrI [-0.67, 0.85]), indicating no strong evidence that females differed substantially in plastic allocation patterns.</w:t>
       </w:r>
     </w:p>
     <w:p>
@@ -1126,47 +1380,36 @@
         <w:pStyle w:val="BodyText"/>
       </w:pPr>
       <w:r>
-        <w:lastRenderedPageBreak/>
-        <w:t>Because both egg number and egg size declined across clutches, clutch order was included as an additional fixed effect to test whether it explained the weak positive within-female slope. When clutch order was accounted for, the within-female effect collapsed to zero (</w:t>
+        <w:t xml:space="preserve">Because both egg number and egg size declined across clutches, clutch order was included as an additional fixed effect to test whether it explained the weak positive within-female slope. When clutch order was accounted for, the within-female effect collapsed to zero (</w:t>
       </w:r>
       <m:oMath>
         <m:sSub>
-          <m:sSubPr>
-            <m:ctrlPr>
-              <w:rPr>
-                <w:rFonts w:ascii="Cambria Math" w:hAnsi="Cambria Math"/>
-              </w:rPr>
-            </m:ctrlPr>
-          </m:sSubPr>
           <m:e>
             <m:r>
-              <w:rPr>
-                <w:rFonts w:ascii="Cambria Math" w:hAnsi="Cambria Math"/>
-              </w:rPr>
               <m:t>β</m:t>
             </m:r>
           </m:e>
           <m:sub>
             <m:r>
-              <w:rPr>
-                <w:rFonts w:ascii="Cambria Math" w:hAnsi="Cambria Math"/>
-              </w:rPr>
               <m:t>W</m:t>
             </m:r>
           </m:sub>
         </m:sSub>
       </m:oMath>
       <w:r>
-        <w:t xml:space="preserve"> = -0.0004, 95% CrI [-0.0045, 0.0035]). Thus, there was no evidence that females plastically traded egg number against egg size within clutches; the apparent association in the initial model was entirely explained by parallel declines from clutch one to clutch two.</w:t>
-      </w:r>
-    </w:p>
+        <w:t xml:space="preserve"> </w:t>
+      </w:r>
+      <w:r>
+        <w:t xml:space="preserve">= -0.0004, 95% CrI [-0.0045, 0.0035]). Thus, there was no evidence that females plastically traded egg number against egg size within clutches; the apparent association in the initial model was entirely explained by parallel declines from clutch one to clutch two.</w:t>
+      </w:r>
+    </w:p>
+    <w:bookmarkStart w:id="27" w:name="Xa0713afe1a0937a4c359af3d72eeaa97e62c984"/>
     <w:p>
       <w:pPr>
         <w:pStyle w:val="Heading4"/>
       </w:pPr>
-      <w:bookmarkStart w:id="8" w:name="Xa0713afe1a0937a4c359af3d72eeaa97e62c984"/>
-      <w:r>
-        <w:t>Egg size variation between females and within clutches</w:t>
+      <w:r>
+        <w:t xml:space="preserve">Egg size variation between females and within clutches</w:t>
       </w:r>
     </w:p>
     <w:p>
@@ -1174,21 +1417,18 @@
         <w:pStyle w:val="FirstParagraph"/>
       </w:pPr>
       <w:r>
-        <w:t>Egg size exhibited substantial variation at both the between-female and within-clutch levels (</w:t>
+        <w:t xml:space="preserve">Egg size exhibited substantial variation at both the between-female and within-clutch levels (</w:t>
       </w:r>
       <w:hyperlink w:anchor="fig-four">
         <w:r>
           <w:rPr>
             <w:rStyle w:val="Hyperlink"/>
           </w:rPr>
-          <w:t>Figure 4</w:t>
+          <w:t xml:space="preserve">Figure 4</w:t>
         </w:r>
       </w:hyperlink>
       <w:r>
-        <w:t xml:space="preserve">). Between-female variance was similar across reproductive events, with a median of 0.77 (95% CrI: 0.52, 1.23) in first clutches and 0.64 (95% CrI: 0.42, 1.00) in second clutches. The posterior median difference (second − first) was -0.14 (95% CrI: -0.60, 0.29), and the posterior probability that between-female variance was greater in second clutches was 0.26, indicating no clear evidence of a difference. In contrast, within-clutch (egg-to-egg) variance was substantially higher in second clutches (median = </w:t>
-      </w:r>
-      <w:r>
-        <w:t>0.35 (95% CrI: 0.33, 0.38) than in first clutches (median = 0.21 (95% CrI: 0.20, 0.22). The posterior median difference was 0.14 (95% CrI: 0.12, 0.17), with a posterior probability of 1.00, that within-clutch variance was greater in second clutches.</w:t>
+        <w:t xml:space="preserve">). Between-female variance was similar across reproductive events, with a median of 0.77 (95% CrI: 0.52, 1.23) in first clutches and 0.64 (95% CrI: 0.42, 1.00) in second clutches. The posterior median difference (second − first) was -0.14 (95% CrI: -0.60, 0.29), and the posterior probability that between-female variance was greater in second clutches was 0.26, indicating no clear evidence of a difference. In contrast, within-clutch (egg-to-egg) variance was substantially higher in second clutches (median = 0.35 (95% CrI: 0.33, 0.38) than in first clutches (median = 0.21 (95% CrI: 0.20, 0.22). The posterior median difference was 0.14 (95% CrI: 0.12, 0.17), with a posterior probability of 1.00, that within-clutch variance was greater in second clutches.</w:t>
       </w:r>
     </w:p>
     <w:p>
@@ -1196,20 +1436,19 @@
         <w:pStyle w:val="BodyText"/>
       </w:pPr>
       <w:r>
-        <w:t>Egg size was highly repeatable in both broods, but repeatability was higher in first broods (R = 0.64 [95% CrI: 0.54, 0.74]) than in second broods (R = 0.79 [95% CrI: 0.71, 0.86]), indicating greater within-female variance in egg size expression during second reproductive attempts.</w:t>
-      </w:r>
-    </w:p>
+        <w:t xml:space="preserve">Egg size was highly repeatable in both broods, but repeatability was higher in first broods (R = 0.64 [95% CrI: 0.54, 0.74]) than in second broods (R = 0.79 [95% CrI: 0.71, 0.86]), indicating greater within-female variance in egg size expression during second reproductive attempts.</w:t>
+      </w:r>
+    </w:p>
+    <w:bookmarkEnd w:id="27"/>
+    <w:bookmarkEnd w:id="28"/>
+    <w:bookmarkEnd w:id="29"/>
+    <w:bookmarkStart w:id="30" w:name="discussion"/>
     <w:p>
       <w:pPr>
         <w:pStyle w:val="Heading1"/>
       </w:pPr>
-      <w:bookmarkStart w:id="9" w:name="discussion"/>
-      <w:bookmarkEnd w:id="4"/>
-      <w:bookmarkEnd w:id="7"/>
-      <w:bookmarkEnd w:id="8"/>
-      <w:r>
-        <w:lastRenderedPageBreak/>
-        <w:t>Discussion</w:t>
+      <w:r>
+        <w:t xml:space="preserve">Discussion</w:t>
       </w:r>
     </w:p>
     <w:p>
@@ -1217,10 +1456,25 @@
         <w:pStyle w:val="FirstParagraph"/>
       </w:pPr>
       <w:r>
-        <w:t>Egg size is more tightly structured among females in first broods and more flexible in second broods. Summary Overall, egg size and egg number declined substantially between clutches. Persistent differences among females generated a moderate negative association between mean egg size and number, whereas there was no evidence for a consistent within-female trade-off once clutch order was accounted for. These results indicate that apparent number–size trade-offs arise primarily from stable among-female differ</w:t>
-      </w:r>
-      <w:r>
-        <w:t>ences rather than dynamic allocation decisions within females.</w:t>
+        <w:t xml:space="preserve">Life-history theory predicts a trade-off between offspring size and number because both traits draw from a finite pool of reproductive resources</w:t>
+      </w:r>
+      <w:r>
+        <w:t xml:space="preserve"> </w:t>
+      </w:r>
+      <w:r>
+        <w:t xml:space="preserve">(Lack 1947; Smith and Fretwell 1974; Stearns 1992; Roff 1992)</w:t>
+      </w:r>
+      <w:r>
+        <w:t xml:space="preserve">. However, whether this trade-off is detectable depends on the hierarchical scale at which variation is examined. As formalized by van Noordwijk and de Jong</w:t>
+      </w:r>
+      <w:r>
+        <w:t xml:space="preserve"> </w:t>
+      </w:r>
+      <w:r>
+        <w:t xml:space="preserve">(1986; see also Reznick et al. 2000)</w:t>
+      </w:r>
+      <w:r>
+        <w:t xml:space="preserve">, variation in resource acquisition can mask allocation trade-offs at the phenotypic level. By partitioning covariance into among-female and within-female components, my results show that the size–number trade-off in this population is expressed primarily among females, not within them, and that late reproduction is characterized more by constraint than by adaptive plasticity. Crucially, this pattern emerges against a background of near-zero repeatability in egg number, indicating that clutch size itself is not a stable female attribute in this system.</w:t>
       </w:r>
     </w:p>
     <w:p>
@@ -1228,27 +1482,139 @@
         <w:pStyle w:val="BodyText"/>
       </w:pPr>
       <w:r>
-        <w:t>My multivariate repeated-measures analysis of clutch and egg size found no evidence that female European earwigs trade off egg number and egg size. Despite failing to support general life history theory (Roff 1992; Stearns 1992) and contradicting the results of a previous study in this species (Koch and Meunier 2014), it is the first, to my knowledge, to partition the phenotypic correlation between egg number and size into its among- and within-individual components. Although many studies have supported the</w:t>
-      </w:r>
-      <w:r>
-        <w:t xml:space="preserve"> prediction that egg number and size trade off, some have not (Roff 1992; Fox and Czesak 2000). Because these previous studies relied on phenotypic correlations to examine the relationship between egg number and size, it is not possible to assess the extent to which this prediction is empirically supported across taxa, given the propensity for phenotypic correlations to generate spurious and misleading associations. For example, Koch and Meunier (2014) showed that, in an Italian population of </w:t>
+        <w:t xml:space="preserve">Across females, mean egg number and mean egg size were moderately and negatively associated. Females that produced more eggs on average laid smaller eggs, and the standardized between-female effect was credibly negative. This pattern is consistent with a classical allocation trade-off</w:t>
+      </w:r>
+      <w:r>
+        <w:t xml:space="preserve"> </w:t>
+      </w:r>
+      <w:r>
+        <w:t xml:space="preserve">(Smith and Fretwell 1974)</w:t>
+      </w:r>
+      <w:r>
+        <w:t xml:space="preserve">, indicating systematic differences in how females distribute reproductive resources between offspring number and offspring size. Under the van Noordwijk and de Jong</w:t>
+      </w:r>
+      <w:r>
+        <w:t xml:space="preserve"> </w:t>
+      </w:r>
+      <w:r>
+        <w:t xml:space="preserve">(1986)</w:t>
+      </w:r>
+      <w:r>
+        <w:t xml:space="preserve"> </w:t>
+      </w:r>
+      <w:r>
+        <w:t xml:space="preserve">framework, a negative among-individual correlation implies that variation in allocation outweighs variation in acquisition. If acquisition differences dominated, females with greater resources would produce both more and larger eggs, generating a positive or null association. Instead, females align along an allocation axis: some produce relatively many small eggs, whereas others produce fewer large eggs. Importantly, this trade-off was not visible in the raw phenotypic correlation, which was near zero; a finding similar to that of Koch and Meunier</w:t>
+      </w:r>
+      <w:r>
+        <w:t xml:space="preserve"> </w:t>
+      </w:r>
+      <w:r>
+        <w:t xml:space="preserve">(2014)</w:t>
+      </w:r>
+      <w:r>
+        <w:t xml:space="preserve">. Only after partitioning covariance did the negative among-female relationship emerge, directly illustrating how hierarchical structure can obscure allocation trade-offs when levels of variation are conflated</w:t>
+      </w:r>
+      <w:r>
+        <w:t xml:space="preserve"> </w:t>
+      </w:r>
+      <w:r>
+        <w:t xml:space="preserve">(1986; Stearns 1992)</w:t>
+      </w:r>
+      <w:r>
+        <w:t xml:space="preserve">.</w:t>
+      </w:r>
+    </w:p>
+    <w:p>
+      <w:pPr>
+        <w:pStyle w:val="BodyText"/>
+      </w:pPr>
+      <w:r>
+        <w:t xml:space="preserve">High repeatability of egg size further supports this interpretation. Substantial among-female variance and repeatability estimates (R ≈ 0.79 in first broods and 0.64 in second broods) indicate persistent differences in mean reproductive phenotype</w:t>
+      </w:r>
+      <w:r>
+        <w:t xml:space="preserve"> </w:t>
+      </w:r>
+      <w:r>
+        <w:t xml:space="preserve">(Lessells and Boag 1987; Dingemanse and Dochtermann 2013)</w:t>
+      </w:r>
+      <w:r>
+        <w:t xml:space="preserve">. In sharp contrast, egg number repeatability was effectively zero, with credible intervals overlapping zero. Thus, while egg size reflects stable, female-specific allocation strategies, clutch size does not. The among-female trade-off therefore arises because females differ consistently in allocation rule (egg size), whereas egg number appears much more labile and context-dependent. In other words, what is evolutionarily stable among females is how resources are divided per offspring, not how many offspring are produced per reproductive bout.</w:t>
+      </w:r>
+    </w:p>
+    <w:p>
+      <w:pPr>
+        <w:pStyle w:val="BodyText"/>
+      </w:pPr>
+      <w:r>
+        <w:t xml:space="preserve">The near-zero repeatability of egg number has important implications for interpreting the trade-off. Repeatability sets the upper limit to heritability and reflects the proportion of variance attributable to consistent among-individual differences</w:t>
+      </w:r>
+      <w:r>
+        <w:t xml:space="preserve"> </w:t>
+      </w:r>
+      <w:r>
+        <w:t xml:space="preserve">(Lessells and Boag 1987; Falconer and MacKay 1996)</w:t>
+      </w:r>
+      <w:r>
+        <w:t xml:space="preserve">. In my study, clutch size varied primarily within females rather than among them. This suggests that egg number is strongly influenced by short-term resource state, brood order, or physiological constraints, rather than reflecting a stable reproductive strategy. Consequently, selection on clutch size per se may be weak unless environmental or physiological conditions stabilize it across reproductive bouts. By contrast, egg size shows high consistency within females, making it a more likely target of persistent selection. Indeed, several studies have shown that egg size is significantly heritable in a variety of insect species</w:t>
+      </w:r>
+      <w:r>
+        <w:t xml:space="preserve"> </w:t>
+      </w:r>
+      <w:r>
+        <w:t xml:space="preserve">(Harvey 1983; e.g., Yanagi et al. 2006; Seko et al. 2006; Torres-Vila et al. 2012)</w:t>
+      </w:r>
+      <w:r>
+        <w:t xml:space="preserve">. The allocation trade-off observed among female earwigs in my study is therefore driven by consistent differences in egg size combined with flexible, low-repeatability variation in egg number.</w:t>
+      </w:r>
+    </w:p>
+    <w:p>
+      <w:pPr>
+        <w:pStyle w:val="BodyText"/>
+      </w:pPr>
+      <w:r>
+        <w:t xml:space="preserve">There was no detectable size–number trade-off within females once clutch order was accounted for. The residual covariance was effectively zero, and the variance in within-female slopes was small and uncertain. Females did not plastically reduce egg size when producing more eggs within a given clutch. Instead, egg size and egg number declined in parallel from first to second clutches. This shared brood effect entirely explained the weak within-female association observed prior to accounting for clutch order. Allocation decisions, therefore, appear to operate at the scale of the reproductive bout rather than being dynamically adjusted in response to clutch size. The absence of within-female covariance is consistent with the near-zero repeatability of egg number: clutch size changes across broods, but not in a way that reflects a systematic, female-specific reallocation rule. Rather than fine-tuning egg size in response to clutch size, females appear to follow a relatively fixed size-allocation strategy while clutch size fluctuates according to resource state or reproductive capacity.</w:t>
+      </w:r>
+    </w:p>
+    <w:p>
+      <w:pPr>
+        <w:pStyle w:val="BodyText"/>
+      </w:pPr>
+      <w:r>
+        <w:t xml:space="preserve">Second clutches comprised fewer and smaller eggs than first clutches, a pattern consistent with previous studies in both Montreal and Italian populations</w:t>
+      </w:r>
+      <w:r>
+        <w:t xml:space="preserve"> </w:t>
+      </w:r>
+      <w:r>
+        <w:t xml:space="preserve">(Tourneur and Gingras 1992; Koch and Meunier 2014)</w:t>
+      </w:r>
+      <w:r>
+        <w:t xml:space="preserve">. Tourneur and Gingras</w:t>
+      </w:r>
+      <w:r>
+        <w:t xml:space="preserve"> </w:t>
+      </w:r>
+      <w:r>
+        <w:t xml:space="preserve">(1992)</w:t>
+      </w:r>
+      <w:r>
+        <w:t xml:space="preserve"> </w:t>
+      </w:r>
+      <w:r>
+        <w:t xml:space="preserve">proposed a proximate explanation based on ovarian structure in</w:t>
+      </w:r>
+      <w:r>
+        <w:t xml:space="preserve"> </w:t>
       </w:r>
       <w:r>
         <w:rPr>
           <w:i/>
           <w:iCs/>
         </w:rPr>
-        <w:t>F. auricularia</w:t>
-      </w:r>
-      <w:r>
-        <w:t xml:space="preserve">, residual egg number and residual egg size (adjusted for female body mass) are negatively correlated at the phenotypic level. However, these findings must be treated with caution; they are based on pseudo-replicated data (both clutches for each female were pooled and treated as independent), a situation that can </w:t>
-      </w:r>
-      <w:r>
-        <w:lastRenderedPageBreak/>
-        <w:t>lead to Simpson’s Paradox (Simpson 1951) and spurious correlations because within-individual relationships are masked by among-individual variation. Indeed, I also observed a negative, albeit weake</w:t>
-      </w:r>
-      <w:r>
-        <w:t>r, correlation at the phenotypic level. However, by partitioning the variance into its among- and within-individual components, I found that females do not make the predicted trade-off. Rather, I found evidence that egg number and size are positively correlated within females.</w:t>
+        <w:t xml:space="preserve">F. auricularia</w:t>
+      </w:r>
+      <w:r>
+        <w:t xml:space="preserve">, suggesting that some ovarioles become non-functional after the first clutch. A reduction in functional ovarioles would directly limit egg production (reproductive) capacity and may partially explain the smaller second clutches observed here. However, reduced ovariole number alone does not explain why egg size also declines. If females simply redistributed a fixed resource pool across fewer eggs, a compensatory increase in egg size might be expected under a strict size–number trade-off. Instead, both egg number and egg size decreased, suggesting that females entered the second reproductive bout with diminished overall resource reserves. In the wild, females accumulate resources over many months prior to their first clutch, whereas in the laboratory, they had only a short interval to acquire resources for the second clutch. Under this scenario, females partition a reduced resource pool across the remaining functional ovarioles without altering their allocation rule, producing both fewer and smaller eggs.</w:t>
       </w:r>
     </w:p>
     <w:p>
@@ -1256,184 +1622,1064 @@
         <w:pStyle w:val="BodyText"/>
       </w:pPr>
       <w:r>
-        <w:t xml:space="preserve">My study revealed that second clutches comprised, on average, fewer and smaller eggs than first clutches, which can be explained at both the proximate and ultimate levels of causation. My findings are consistent with those of another study on a Montreal population (Tourneur and Gingras 1992) and with one involving an Italian population (Koch and Meunier 2014). Tourneur and Gingras (1992) proximally attributed the fewer, smaller eggs in second clutches to ovarian structure and function in </w:t>
+        <w:t xml:space="preserve">The variance structure reinforces this constraint-based interpretation. Although egg size remained highly repeatable, within-clutch (egg-to-egg) variance increased substantially in second broods. These findings operate at different hierarchical levels and are not contradictory. High egg-size repeatability reflects stability in mean allocation strategy among females, whereas within-clutch variance reflects the precision with which individual eggs are constructed around that mean. The increase in egg-to-egg heterogeneity in second broods therefore suggests reduced developmental precision under diminished resource state rather than adaptive diversification of offspring phenotypes</w:t>
+      </w:r>
+      <w:r>
+        <w:t xml:space="preserve"> </w:t>
+      </w:r>
+      <w:r>
+        <w:t xml:space="preserve">(see Fox and Czesak 2000)</w:t>
+      </w:r>
+      <w:r>
+        <w:t xml:space="preserve">. Taken together, the absence of residual covariance, minimal variation in within-female slopes, near-zero repeatability of egg number, and increased within-clutch variance indicate that females do not plastically adjust egg size in response to clutch size. Instead, second clutches seem to be defined by physiological constraints, variable clutch sizes, and diminished control over egg construction.</w:t>
+      </w:r>
+    </w:p>
+    <w:p>
+      <w:pPr>
+        <w:pStyle w:val="BodyText"/>
+      </w:pPr>
+      <w:r>
+        <w:t xml:space="preserve">Egg-size variation within clutches was greater in second than in first clutches in earwigs, a pattern opposite to that reported in birds</w:t>
+      </w:r>
+      <w:r>
+        <w:t xml:space="preserve"> </w:t>
+      </w:r>
+      <w:r>
+        <w:t xml:space="preserve">(e.g. Yosef and Zduniak 2008)</w:t>
+      </w:r>
+      <w:r>
+        <w:t xml:space="preserve">. In birds, lower intraclutch variation is often associated with favourable environmental conditions and good nutritional state. For example, desert finches (</w:t>
       </w:r>
       <w:r>
         <w:rPr>
           <w:i/>
           <w:iCs/>
         </w:rPr>
-        <w:t>F. auricularia</w:t>
-      </w:r>
-      <w:r>
-        <w:t>. Specifically, they suggested that second clutches are smaller than first ones because some (or all) oviarioles become non-functional and thus produce no eggs after the first clutch. This reduction in ovariole number might explain the smaller second clutches that I observed here, but why did females not produce larger eggs and thus exhibit the expected number-size trade-off? One possibility is that females had a shallower resource pool from which to build eggs for the second clutch, for examp</w:t>
-      </w:r>
-      <w:r>
-        <w:t xml:space="preserve">le, because they had less time to accumulate reproductive resources for the second clutch than for the first. Females in the wild presumably spent from mid-spring to mid-fall acquiring resources for reproduction, while they had only about a month in the laboratory to do so for the second one. Hence, by partitioning their fewer resources equally to each functional ovariole during their second bout of oogenesis, females produced fewer and smaller eggs than in their first clutches. This proximate explanation </w:t>
-      </w:r>
-      <w:r>
-        <w:lastRenderedPageBreak/>
-        <w:t>a</w:t>
-      </w:r>
-      <w:r>
-        <w:t>ssumes that females use a resource-allocation strategy for eggs that does not vary across their clutches.</w:t>
-      </w:r>
-    </w:p>
-    <w:p>
-      <w:pPr>
-        <w:pStyle w:val="BodyText"/>
-      </w:pPr>
-      <w:r>
-        <w:t>Producing fewer but smaller eggs seems like a costly fitness decision since, in most animal taxa, larger eggs generally have a higher probability of hatching and producing larger offspring, which, in turn, have a higher probability of surviving to adulthood (e.g. birds: Williams 1994; amphibians: Ficetola and De Bernardi 2009; reptiles: Nelson et al. 2004; fish: Einum and Fleming 2000). Although this does not appear to be the typical case in insects (Church et al. 2019), larger eggs are more likely to hatch</w:t>
-      </w:r>
-      <w:r>
-        <w:t xml:space="preserve"> and to produce larger nymphs in </w:t>
+        <w:t xml:space="preserve">Rhodopsiza obsoleta</w:t>
+      </w:r>
+      <w:r>
+        <w:t xml:space="preserve">) produced more uniformly sized eggs under stable conditions</w:t>
+      </w:r>
+      <w:r>
+        <w:t xml:space="preserve"> </w:t>
+      </w:r>
+      <w:r>
+        <w:t xml:space="preserve">(Yosef and Zduniak 2008)</w:t>
+      </w:r>
+      <w:r>
+        <w:t xml:space="preserve">; collared flycatchers (</w:t>
       </w:r>
       <w:r>
         <w:rPr>
           <w:i/>
           <w:iCs/>
         </w:rPr>
-        <w:t>F. auricularia</w:t>
-      </w:r>
-      <w:r>
-        <w:t xml:space="preserve"> (Koch and Meunier 2014), so egg size appears to ultimately have some positive fitness effects for the mother and offspring in this species. Therefore, the smaller earwig eggs in the second clutch by female </w:t>
+        <w:t xml:space="preserve">Ficedula albicollis</w:t>
+      </w:r>
+      <w:r>
+        <w:t xml:space="preserve">) laid progressively larger eggs in favourable environments</w:t>
+      </w:r>
+      <w:r>
+        <w:t xml:space="preserve"> </w:t>
+      </w:r>
+      <w:r>
+        <w:t xml:space="preserve">(Hargitai et al. 2005)</w:t>
+      </w:r>
+      <w:r>
+        <w:t xml:space="preserve">; and blue tits (</w:t>
       </w:r>
       <w:r>
         <w:rPr>
           <w:i/>
           <w:iCs/>
         </w:rPr>
-        <w:t>F. auricularia</w:t>
-      </w:r>
-      <w:r>
-        <w:t xml:space="preserve"> might have reduced fitness, except for two extenuating factors. First, maternal care in this species likely improves the survival chances of smaller eggs (Kölliker 2007; e.g., Boos et al. 2014), and the poor outcomes commonly associated with s</w:t>
-      </w:r>
-      <w:r>
-        <w:t>maller nymphs might be mitigated by maternal provisioning (Staerkle and Kölliker 2008). Second, smaller eggs tend to hatch faster as development time is positively related to egg size across animal species (Shine 1978). This would be advantageous if a second clutch is produced later in the reproductive season, such as mid-winter, because it would mean the eggs would hatch at a time of year (e.g., late-winter) that allows nymphs to emerge at an optimal time in spring. Empirical evidence, however, suggests th</w:t>
-      </w:r>
-      <w:r>
-        <w:t xml:space="preserve">at time-to-hatch is unrelated to egg mass in at least one (Italian) population of </w:t>
+        <w:t xml:space="preserve">Parus caeruleus</w:t>
+      </w:r>
+      <w:r>
+        <w:t xml:space="preserve">) in better condition produced clutches with less egg-size variation</w:t>
+      </w:r>
+      <w:r>
+        <w:t xml:space="preserve"> </w:t>
+      </w:r>
+      <w:r>
+        <w:t xml:space="preserve">(Nilsson and Svensson 1993)</w:t>
+      </w:r>
+      <w:r>
+        <w:t xml:space="preserve">. Although comparable data are scarce in insects, similar principles may apply. In my study, females likely had less time to replenish resources before producing their second clutch. If so, first clutches may reflect allocation based primarily on intrinsic factors such as body condition, resulting in relatively uniform egg sizes within clutches. In contrast, second clutches may reflect progressive resource depletion, with females allocating optimally sized eggs early in the laying sequence and producing smaller eggs as resources become limiting. Because laying order was not recorded, I cannot test whether smaller eggs occurred late in the sequence. In birds, intraclutch egg-size variation can be adaptive. Larger late-laid eggs may offset hatching asynchrony, whereas smaller late-laid eggs may facilitate brood reduction</w:t>
+      </w:r>
+      <w:r>
+        <w:t xml:space="preserve"> </w:t>
+      </w:r>
+      <w:r>
+        <w:t xml:space="preserve">(Slagsvold et al. 1984)</w:t>
+      </w:r>
+      <w:r>
+        <w:t xml:space="preserve">. Whether intraclutch egg-size variation serves a comparable adaptive function in insects with maternal care remains unknown.</w:t>
+      </w:r>
+    </w:p>
+    <w:p>
+      <w:pPr>
+        <w:pStyle w:val="BodyText"/>
+      </w:pPr>
+      <w:r>
+        <w:t xml:space="preserve">Viewed hierarchically, a coherent pattern emerges. The size–number trade-off is expressed at the among-female level, where persistent differences in allocation strategy—primarily manifested in egg size—generate a negative covariance with mean clutch size. At the within-female level, there is little evidence for dynamic reallocation across clutches. At the within-clutch level, variance increases in second broods, indicating declining developmental precision under reduced resource state. This structure aligns closely with theoretical expectations when allocation strategies differ among individuals, but short-term plasticity is constrained</w:t>
+      </w:r>
+      <w:r>
+        <w:t xml:space="preserve"> </w:t>
+      </w:r>
+      <w:r>
+        <w:t xml:space="preserve">(1986; Stearns 1992; Roff 1992)</w:t>
+      </w:r>
+      <w:r>
+        <w:t xml:space="preserve">. Variation in allocation is dominant among females, whereas clutch size itself is largely dependent on clutch order and weakly repeatable. Thus, the evolutionary signal lies in stable allocation rules rather than in flexible clutch-size adjustment.</w:t>
+      </w:r>
+    </w:p>
+    <w:p>
+      <w:pPr>
+        <w:pStyle w:val="BodyText"/>
+      </w:pPr>
+      <w:r>
+        <w:t xml:space="preserve">Because the trade-off is expressed primarily among females—and because egg size is highly repeatable—selection is most likely to act on persistent differences in allocation strategy if they are heritable or predictably condition-dependent</w:t>
+      </w:r>
+      <w:r>
+        <w:t xml:space="preserve"> </w:t>
+      </w:r>
+      <w:r>
+        <w:t xml:space="preserve">(Stearns 1992; Roff 1992)</w:t>
+      </w:r>
+      <w:r>
+        <w:t xml:space="preserve">. In contrast, the near-zero repeatability of egg number suggests that clutch size may respond primarily to short-term physiological or environmental conditions, potentially limiting its direct evolutionary response. Future work measuring resource acquisition directly, experimentally manipulating resource availability, or estimating genetic correlations between egg size and egg number would help determine whether the observed among-female trade-off reflects adaptive divergence in allocation rules or condition-dependent constraint.</w:t>
+      </w:r>
+    </w:p>
+    <w:bookmarkEnd w:id="30"/>
+    <w:bookmarkStart w:id="31" w:name="data-availability"/>
+    <w:p>
+      <w:pPr>
+        <w:pStyle w:val="Heading1"/>
+      </w:pPr>
+      <w:r>
+        <w:t xml:space="preserve">Data availability</w:t>
+      </w:r>
+    </w:p>
+    <w:p>
+      <w:pPr>
+        <w:pStyle w:val="FirstParagraph"/>
+      </w:pPr>
+      <w:r>
+        <w:t xml:space="preserve">Data are available through the OSF repository at 10.17605/OSF.IO/KWCS8.</w:t>
+      </w:r>
+    </w:p>
+    <w:bookmarkEnd w:id="31"/>
+    <w:bookmarkStart w:id="32" w:name="author-contributions"/>
+    <w:p>
+      <w:pPr>
+        <w:pStyle w:val="Heading1"/>
+      </w:pPr>
+      <w:r>
+        <w:t xml:space="preserve">Author contributions</w:t>
+      </w:r>
+    </w:p>
+    <w:p>
+      <w:pPr>
+        <w:pStyle w:val="FirstParagraph"/>
+      </w:pPr>
+      <w:r>
+        <w:t xml:space="preserve">CDK collected and analyzed the data, and wrote the manuscript.</w:t>
+      </w:r>
+    </w:p>
+    <w:bookmarkEnd w:id="32"/>
+    <w:bookmarkStart w:id="33" w:name="funding"/>
+    <w:p>
+      <w:pPr>
+        <w:pStyle w:val="Heading1"/>
+      </w:pPr>
+      <w:r>
+        <w:t xml:space="preserve">Funding</w:t>
+      </w:r>
+    </w:p>
+    <w:p>
+      <w:pPr>
+        <w:pStyle w:val="FirstParagraph"/>
+      </w:pPr>
+      <w:r>
+        <w:t xml:space="preserve">The study was funded by a Discovery Grant from the Natural Sciences and Engineering Research Council of Canada (NSERC).</w:t>
+      </w:r>
+    </w:p>
+    <w:bookmarkEnd w:id="33"/>
+    <w:bookmarkStart w:id="34" w:name="conflict-of-interest"/>
+    <w:p>
+      <w:pPr>
+        <w:pStyle w:val="Heading1"/>
+      </w:pPr>
+      <w:r>
+        <w:t xml:space="preserve">Conflict of Interest</w:t>
+      </w:r>
+    </w:p>
+    <w:p>
+      <w:pPr>
+        <w:pStyle w:val="FirstParagraph"/>
+      </w:pPr>
+      <w:r>
+        <w:t xml:space="preserve">I declare no conflict of interest.</w:t>
+      </w:r>
+    </w:p>
+    <w:bookmarkEnd w:id="34"/>
+    <w:bookmarkStart w:id="35" w:name="acknowledgements"/>
+    <w:p>
+      <w:pPr>
+        <w:pStyle w:val="Heading1"/>
+      </w:pPr>
+      <w:r>
+        <w:t xml:space="preserve">Acknowledgements</w:t>
+      </w:r>
+    </w:p>
+    <w:p>
+      <w:pPr>
+        <w:pStyle w:val="FirstParagraph"/>
+      </w:pPr>
+      <w:r>
+        <w:t xml:space="preserve">I thank Andréanne Nault and Clara Smythe for assistance in animal care and data collection.</w:t>
+      </w:r>
+    </w:p>
+    <w:p>
+      <w:r>
+        <w:br w:type="page"/>
+      </w:r>
+    </w:p>
+    <w:bookmarkEnd w:id="35"/>
+    <w:bookmarkStart w:id="95" w:name="references"/>
+    <w:p>
+      <w:pPr>
+        <w:pStyle w:val="Heading1"/>
+      </w:pPr>
+      <w:r>
+        <w:t xml:space="preserve">References</w:t>
+      </w:r>
+    </w:p>
+    <w:bookmarkStart w:id="78" w:name="refs"/>
+    <w:bookmarkStart w:id="36" w:name="ref-bernardo1996"/>
+    <w:p>
+      <w:pPr>
+        <w:pStyle w:val="Bibliography"/>
+      </w:pPr>
+      <w:r>
+        <w:t xml:space="preserve">Bernardo, J. 1996. The particular maternal effect of propagule size, especially egg size: Patterns, models, quality of evidence and interpretations. Am Zool 36:216–236.</w:t>
+      </w:r>
+    </w:p>
+    <w:bookmarkEnd w:id="36"/>
+    <w:bookmarkStart w:id="37" w:name="ref-burkner2017"/>
+    <w:p>
+      <w:pPr>
+        <w:pStyle w:val="Bibliography"/>
+      </w:pPr>
+      <w:r>
+        <w:t xml:space="preserve">Bürkner, P.-C. 2017.</w:t>
+      </w:r>
+      <w:r>
+        <w:t xml:space="preserve"> </w:t>
+      </w:r>
+      <w:r>
+        <w:t xml:space="preserve">brms</w:t>
+      </w:r>
+      <w:r>
+        <w:t xml:space="preserve">: An</w:t>
+      </w:r>
+      <w:r>
+        <w:t xml:space="preserve"> </w:t>
+      </w:r>
+      <w:r>
+        <w:t xml:space="preserve">R</w:t>
+      </w:r>
+      <w:r>
+        <w:t xml:space="preserve"> </w:t>
+      </w:r>
+      <w:r>
+        <w:t xml:space="preserve">package for</w:t>
+      </w:r>
+      <w:r>
+        <w:t xml:space="preserve"> </w:t>
+      </w:r>
+      <w:r>
+        <w:t xml:space="preserve">B</w:t>
+      </w:r>
+      <w:r>
+        <w:t xml:space="preserve">ayesian multilevel models using</w:t>
+      </w:r>
+      <w:r>
+        <w:t xml:space="preserve"> </w:t>
+      </w:r>
+      <w:r>
+        <w:t xml:space="preserve">S</w:t>
+      </w:r>
+      <w:r>
+        <w:t xml:space="preserve">tan. Journal of Statistical Software 80:4308.</w:t>
+      </w:r>
+    </w:p>
+    <w:bookmarkEnd w:id="37"/>
+    <w:bookmarkStart w:id="38" w:name="ref-careau2017"/>
+    <w:p>
+      <w:pPr>
+        <w:pStyle w:val="Bibliography"/>
+      </w:pPr>
+      <w:r>
+        <w:t xml:space="preserve">Careau, V., and R. Wilson. 2017. Of uberfleas and krakens: Detecting trade-offs using mixed models. Integr Comp Biol 57:362–371.</w:t>
+      </w:r>
+    </w:p>
+    <w:bookmarkEnd w:id="38"/>
+    <w:bookmarkStart w:id="39" w:name="ref-clutton-brock1991"/>
+    <w:p>
+      <w:pPr>
+        <w:pStyle w:val="Bibliography"/>
+      </w:pPr>
+      <w:r>
+        <w:t xml:space="preserve">Clutton-Brock, T. H. 1991.</w:t>
+      </w:r>
+      <w:r>
+        <w:t xml:space="preserve"> </w:t>
+      </w:r>
+      <w:r>
+        <w:t xml:space="preserve">The Evolution of Parental Care</w:t>
+      </w:r>
+      <w:r>
+        <w:t xml:space="preserve">. Princeton University Press.</w:t>
+      </w:r>
+    </w:p>
+    <w:bookmarkEnd w:id="39"/>
+    <w:bookmarkStart w:id="40" w:name="ref-dingemanse2013"/>
+    <w:p>
+      <w:pPr>
+        <w:pStyle w:val="Bibliography"/>
+      </w:pPr>
+      <w:r>
+        <w:t xml:space="preserve">Dingemanse, N., and N. Dochtermann. 2013. Quantifying individual variation in behaviour: Mixed-effect modelling approaches. J Anim Ecol 82:39–54. Evolutionary Ecology of Variation Group, Max Planck Institute for Ornithology, Eberhard-Gwinner-Stra</w:t>
+      </w:r>
+      <w:r>
+        <w:t xml:space="preserve">ß</w:t>
+      </w:r>
+      <w:r>
+        <w:t xml:space="preserve">e, 82319 Seewiesen (Starnberg), Germany. ndingemanse@orn.mpg.de.</w:t>
+      </w:r>
+    </w:p>
+    <w:bookmarkEnd w:id="40"/>
+    <w:bookmarkStart w:id="41" w:name="ref-falconer1996"/>
+    <w:p>
+      <w:pPr>
+        <w:pStyle w:val="Bibliography"/>
+      </w:pPr>
+      <w:r>
+        <w:t xml:space="preserve">Falconer, D. S., and T. F. C. MacKay. 1996.</w:t>
+      </w:r>
+      <w:r>
+        <w:t xml:space="preserve"> </w:t>
+      </w:r>
+      <w:r>
+        <w:t xml:space="preserve">An Introduction Quantitative Genetics</w:t>
+      </w:r>
+      <w:r>
+        <w:t xml:space="preserve">. Pearson Education Limited, Essex, England.</w:t>
+      </w:r>
+    </w:p>
+    <w:bookmarkEnd w:id="41"/>
+    <w:bookmarkStart w:id="42" w:name="ref-fox2000"/>
+    <w:p>
+      <w:pPr>
+        <w:pStyle w:val="Bibliography"/>
+      </w:pPr>
+      <w:r>
+        <w:t xml:space="preserve">Fox, C. W., and M. E. Czesak. 2000. Evolutionary ecology of progeny size in arthropods. Annu Rev Entomol 45:341–369.</w:t>
+      </w:r>
+    </w:p>
+    <w:bookmarkEnd w:id="42"/>
+    <w:bookmarkStart w:id="43" w:name="ref-hargitai2005"/>
+    <w:p>
+      <w:pPr>
+        <w:pStyle w:val="Bibliography"/>
+      </w:pPr>
+      <w:r>
+        <w:t xml:space="preserve">Hargitai, R., J. Török, L. Tóth, G. Hegyi, B. Rosivall, B. Szigeti, and E. Szöllősi. 2005. Effects of environmental conditions and parental quality on inter-and intraclutch egg-size variation in the collared flycatcher (ficedula albicollis). The Auk 122:509–522.</w:t>
+      </w:r>
+    </w:p>
+    <w:bookmarkEnd w:id="43"/>
+    <w:bookmarkStart w:id="44" w:name="ref-harvey1983"/>
+    <w:p>
+      <w:pPr>
+        <w:pStyle w:val="Bibliography"/>
+      </w:pPr>
+      <w:r>
+        <w:t xml:space="preserve">Harvey, G. T. 1983. Environmental and genetic effects on mean egg weight in spruce budworm (lepidoptera: tortricidae). The Canadian Entomologist 115:1109–1117.</w:t>
+      </w:r>
+    </w:p>
+    <w:bookmarkEnd w:id="44"/>
+    <w:bookmarkStart w:id="45" w:name="ref-honek1993"/>
+    <w:p>
+      <w:pPr>
+        <w:pStyle w:val="Bibliography"/>
+      </w:pPr>
+      <w:r>
+        <w:t xml:space="preserve">Honek, A. 1993. Intraspecific variation in body size and fecundity in insects: A general relationship. Oikos 483–492.</w:t>
+      </w:r>
+    </w:p>
+    <w:bookmarkEnd w:id="45"/>
+    <w:bookmarkStart w:id="47" w:name="ref-kay2020"/>
+    <w:p>
+      <w:pPr>
+        <w:pStyle w:val="Bibliography"/>
+      </w:pPr>
+      <w:r>
+        <w:t xml:space="preserve">Kay, M. 2020.</w:t>
+      </w:r>
+      <w:r>
+        <w:t xml:space="preserve"> </w:t>
+      </w:r>
+      <w:hyperlink r:id="rId46">
+        <w:r>
+          <w:rPr>
+            <w:rStyle w:val="Hyperlink"/>
+          </w:rPr>
+          <w:t xml:space="preserve">tidybayes</w:t>
+        </w:r>
+        <w:r>
+          <w:rPr>
+            <w:rStyle w:val="Hyperlink"/>
+          </w:rPr>
+          <w:t xml:space="preserve">:</w:t>
+        </w:r>
+        <w:r>
+          <w:rPr>
+            <w:rStyle w:val="Hyperlink"/>
+          </w:rPr>
+          <w:t xml:space="preserve"> </w:t>
+        </w:r>
+        <w:r>
+          <w:rPr>
+            <w:rStyle w:val="Hyperlink"/>
+          </w:rPr>
+          <w:t xml:space="preserve">T</w:t>
+        </w:r>
+        <w:r>
+          <w:rPr>
+            <w:rStyle w:val="Hyperlink"/>
+          </w:rPr>
+          <w:t xml:space="preserve">idy Data and Geoms for</w:t>
+        </w:r>
+        <w:r>
+          <w:rPr>
+            <w:rStyle w:val="Hyperlink"/>
+          </w:rPr>
+          <w:t xml:space="preserve"> </w:t>
+        </w:r>
+        <w:r>
+          <w:rPr>
+            <w:rStyle w:val="Hyperlink"/>
+          </w:rPr>
+          <w:t xml:space="preserve">Bayesian</w:t>
+        </w:r>
+        <w:r>
+          <w:rPr>
+            <w:rStyle w:val="Hyperlink"/>
+          </w:rPr>
+          <w:t xml:space="preserve"> </w:t>
+        </w:r>
+        <w:r>
+          <w:rPr>
+            <w:rStyle w:val="Hyperlink"/>
+          </w:rPr>
+          <w:t xml:space="preserve">Models</w:t>
+        </w:r>
+      </w:hyperlink>
+      <w:r>
+        <w:t xml:space="preserve">.</w:t>
+      </w:r>
+    </w:p>
+    <w:bookmarkEnd w:id="47"/>
+    <w:bookmarkStart w:id="48" w:name="ref-kelly2014"/>
+    <w:p>
+      <w:pPr>
+        <w:pStyle w:val="Bibliography"/>
+      </w:pPr>
+      <w:r>
+        <w:t xml:space="preserve">Kelly, C. D., B. Tawes, and A. Worthington. 2014. Evaluating indices of body condition in two cricket species. Ecology and Evolution 4:4476–4487.</w:t>
+      </w:r>
+    </w:p>
+    <w:bookmarkEnd w:id="48"/>
+    <w:bookmarkStart w:id="49" w:name="ref-koch2014"/>
+    <w:p>
+      <w:pPr>
+        <w:pStyle w:val="Bibliography"/>
+      </w:pPr>
+      <w:r>
+        <w:t xml:space="preserve">Koch, L. K., and J. Meunier. 2014. Mother and offspring fitness in an insect with maternal care: Phenotypic trade-offs between egg number, egg mass and egg care. BMC Evol Biol 14:125.</w:t>
+      </w:r>
+    </w:p>
+    <w:bookmarkEnd w:id="49"/>
+    <w:bookmarkStart w:id="50" w:name="ref-lack1947"/>
+    <w:p>
+      <w:pPr>
+        <w:pStyle w:val="Bibliography"/>
+      </w:pPr>
+      <w:r>
+        <w:t xml:space="preserve">Lack, D. 1947. The significance of clutch-size in the partridge (</w:t>
       </w:r>
       <w:r>
         <w:rPr>
           <w:i/>
           <w:iCs/>
         </w:rPr>
-        <w:t>F. auricularia</w:t>
-      </w:r>
-      <w:r>
-        <w:t xml:space="preserve"> (Koch and Meunier 2014). This latter population, however, is from a more temperate locale than Montreal, which experiences a milder climate and thus perhaps less intense selection on reduced development time. I did not find the predicted positive among-female </w:t>
-      </w:r>
-      <w:r>
-        <w:lastRenderedPageBreak/>
-        <w:t>correlation between clutch and egg size. Rather, the weak negative among-individual correlation between clutch and egg size suggests that variance in resou</w:t>
-      </w:r>
-      <w:r>
-        <w:t>rce allocation may exceed variance in resource acquisition in this population of earwigs (see Careau and Wilson 2017). In other words, some female earwigs in my study population might prioritise investment in egg number versus egg size and vice versa. Taken together, my results resemble Careau and Wilson’s (2017) “sink or swim” scenario, which is generally reserved for performance trade-offs. That is, females in my population of earwigs might ultimately produce an among-female (albeit weak) trade-off due to</w:t>
-      </w:r>
-      <w:r>
-        <w:t xml:space="preserve"> differences among females in how they allocate resources to clutch and egg size, with some females prioritising egg number over size, while also producing a positive residual correlation due to a combination of ovary (dis)function, and the equal apportionment of fewer resources to eggs. Further research is needed to identify the proximate mechanisms underlying the observed multilevel correlation patterns.</w:t>
-      </w:r>
-    </w:p>
-    <w:p>
-      <w:pPr>
-        <w:pStyle w:val="BodyText"/>
-      </w:pPr>
-      <w:r>
-        <w:t xml:space="preserve">Among-female variation in average egg size was similar in both clutches, meaning that females exhibited similar levels of individuality in average egg size in both clutches. The repeatability of average egg size between clutches could indicate that egg size is a significantly heritable trait (e.g. Falconer and MacKay 1996). This would not be surprising as egg size has been demonstrated to be significantly heritable in a variety of insect species, including </w:t>
+        <w:t xml:space="preserve">perdix perdix</w:t>
+      </w:r>
+      <w:r>
+        <w:t xml:space="preserve">). The Journal of Animal Ecology 19–25.</w:t>
+      </w:r>
+    </w:p>
+    <w:bookmarkEnd w:id="50"/>
+    <w:bookmarkStart w:id="51" w:name="ref-lessells1987"/>
+    <w:p>
+      <w:pPr>
+        <w:pStyle w:val="Bibliography"/>
+      </w:pPr>
+      <w:r>
+        <w:t xml:space="preserve">Lessells, C., and P. T. Boag. 1987. Unrepeatable repeatabilities: A common mistake. The Auk 104:116–121.</w:t>
+      </w:r>
+    </w:p>
+    <w:bookmarkEnd w:id="51"/>
+    <w:bookmarkStart w:id="52" w:name="ref-meunier2024"/>
+    <w:p>
+      <w:pPr>
+        <w:pStyle w:val="Bibliography"/>
+      </w:pPr>
+      <w:r>
+        <w:t xml:space="preserve">Meunier, J. 2024. The biology and social life of earwigs (dermaptera). Annu Rev Entomol 69:259–276.</w:t>
+      </w:r>
+    </w:p>
+    <w:bookmarkEnd w:id="52"/>
+    <w:bookmarkStart w:id="53" w:name="ref-nilsson1993"/>
+    <w:p>
+      <w:pPr>
+        <w:pStyle w:val="Bibliography"/>
+      </w:pPr>
+      <w:r>
+        <w:t xml:space="preserve">Nilsson, J. ‐Å., and E. Svensson. 1993. Causes and consequences of egg mass variation between and within blue tit clutches. J Zool 230:469–481.</w:t>
+      </w:r>
+    </w:p>
+    <w:bookmarkEnd w:id="53"/>
+    <w:bookmarkStart w:id="54" w:name="ref-parker1982"/>
+    <w:p>
+      <w:pPr>
+        <w:pStyle w:val="Bibliography"/>
+      </w:pPr>
+      <w:r>
+        <w:t xml:space="preserve">Parker, G. A. 1982. Why are there so many tiny sperm? Sperm competition and the maintenance of two sexes. J Theor Biol 96:281–294.</w:t>
+      </w:r>
+    </w:p>
+    <w:bookmarkEnd w:id="54"/>
+    <w:bookmarkStart w:id="55" w:name="ref-peig2009"/>
+    <w:p>
+      <w:pPr>
+        <w:pStyle w:val="Bibliography"/>
+      </w:pPr>
+      <w:r>
+        <w:t xml:space="preserve">Peig, J., and A. J. Green. 2009. New perspectives for estimating body condition from mass/length data: The scaled mass index as an alternative method. Oikos 118:1883–1891.</w:t>
+      </w:r>
+    </w:p>
+    <w:bookmarkEnd w:id="55"/>
+    <w:bookmarkStart w:id="56" w:name="ref-peig2010"/>
+    <w:p>
+      <w:pPr>
+        <w:pStyle w:val="Bibliography"/>
+      </w:pPr>
+      <w:r>
+        <w:t xml:space="preserve">Peig, J., and A. J. Green. 2010. The paradigm of body condition: A critical reappraisal of current methods based on mass and length. Funct Ecol 24:1323–1332.</w:t>
+      </w:r>
+    </w:p>
+    <w:bookmarkEnd w:id="56"/>
+    <w:bookmarkStart w:id="57" w:name="ref-vandepol2009"/>
+    <w:p>
+      <w:pPr>
+        <w:pStyle w:val="Bibliography"/>
+      </w:pPr>
+      <w:r>
+        <w:t xml:space="preserve">Pol, M. van de, and J. Wright. 2009. A simple method for distinguishing within- versus between-subject effects using mixed models. Anim Behav 77:753–758.</w:t>
+      </w:r>
+    </w:p>
+    <w:bookmarkEnd w:id="57"/>
+    <w:bookmarkStart w:id="58" w:name="ref-r2013"/>
+    <w:p>
+      <w:pPr>
+        <w:pStyle w:val="Bibliography"/>
+      </w:pPr>
+      <w:r>
+        <w:t xml:space="preserve">R Core Team. 2025.</w:t>
+      </w:r>
+      <w:r>
+        <w:t xml:space="preserve"> </w:t>
+      </w:r>
+      <w:r>
+        <w:t xml:space="preserve">R</w:t>
+      </w:r>
+      <w:r>
+        <w:t xml:space="preserve">:</w:t>
+      </w:r>
+      <w:r>
+        <w:t xml:space="preserve"> </w:t>
+      </w:r>
+      <w:r>
+        <w:t xml:space="preserve">A</w:t>
+      </w:r>
+      <w:r>
+        <w:t xml:space="preserve"> </w:t>
+      </w:r>
+      <w:r>
+        <w:t xml:space="preserve">language and environment for statistical computing. Vienna, Austria.</w:t>
+      </w:r>
+    </w:p>
+    <w:bookmarkEnd w:id="58"/>
+    <w:bookmarkStart w:id="59" w:name="ref-reznick2000"/>
+    <w:p>
+      <w:pPr>
+        <w:pStyle w:val="Bibliography"/>
+      </w:pPr>
+      <w:r>
+        <w:t xml:space="preserve">Reznick, D., L. Nunney, and A. Tessier. 2000. Big houses, big cars, superfleas and the costs of reproduction. Trends Ecol Evol 15:421–425.</w:t>
+      </w:r>
+    </w:p>
+    <w:bookmarkEnd w:id="59"/>
+    <w:bookmarkStart w:id="60" w:name="ref-roff1992a"/>
+    <w:p>
+      <w:pPr>
+        <w:pStyle w:val="Bibliography"/>
+      </w:pPr>
+      <w:r>
+        <w:t xml:space="preserve">Roff, D. 1992.</w:t>
+      </w:r>
+      <w:r>
+        <w:t xml:space="preserve"> </w:t>
+      </w:r>
+      <w:r>
+        <w:t xml:space="preserve">Evolution of Life Histories: Theory and Analysis</w:t>
+      </w:r>
+      <w:r>
+        <w:t xml:space="preserve">. Chapman &amp; Hall, Inc., New York, NY.</w:t>
+      </w:r>
+    </w:p>
+    <w:bookmarkEnd w:id="60"/>
+    <w:bookmarkStart w:id="61" w:name="ref-schindelin2012"/>
+    <w:p>
+      <w:pPr>
+        <w:pStyle w:val="Bibliography"/>
+      </w:pPr>
+      <w:r>
+        <w:t xml:space="preserve">Schindelin, J., I. Arganda-Carreras, E. Frise, V. Kaynig, M. Longair, T. Pietzsch, S. Preibisch, C. Rueden, S. Saalfeld, B. Schmid, J.-Y. Tinevez, D. J. White, V. Hartenstein, K. Eliceiri, P. Tomancak, and A. Cardona. 2012. Fiji: An open-source platform for biological-image analysis. Nat Methods 9:676–682. Max Planck Institute of Molecular Cell Biology; Genetics, Dresden, Germany.</w:t>
+      </w:r>
+    </w:p>
+    <w:bookmarkEnd w:id="61"/>
+    <w:bookmarkStart w:id="62" w:name="ref-seko2006"/>
+    <w:p>
+      <w:pPr>
+        <w:pStyle w:val="Bibliography"/>
+      </w:pPr>
+      <w:r>
+        <w:t xml:space="preserve">Seko, T., T. Miyatake, S. Fujioka, and F. Nakasuji. 2006. Genetic and environmental sources of egg size, fecundity and body size in the migrant skipper, parnara guttata guttata (lepidoptera: hesperiidae). Popul Ecol 48:225–232.</w:t>
+      </w:r>
+    </w:p>
+    <w:bookmarkEnd w:id="62"/>
+    <w:bookmarkStart w:id="63" w:name="ref-simpson1951"/>
+    <w:p>
+      <w:pPr>
+        <w:pStyle w:val="Bibliography"/>
+      </w:pPr>
+      <w:r>
+        <w:t xml:space="preserve">Simpson, E. H. 1951. The interpretation of interaction in contingency tables. Journal of the Royal Statistical Society: Series B (Methodological) 13:238–241.</w:t>
+      </w:r>
+    </w:p>
+    <w:bookmarkEnd w:id="63"/>
+    <w:bookmarkStart w:id="64" w:name="ref-slagsvold1984"/>
+    <w:p>
+      <w:pPr>
+        <w:pStyle w:val="Bibliography"/>
+      </w:pPr>
+      <w:r>
+        <w:t xml:space="preserve">Slagsvold, T., J. Sandvik, G. Rofstad, Ö. Lorentsen, and M. Husby. 1984. On the adaptive value of intraclutch egg-size variation in birds. The Auk 101:685–697.</w:t>
+      </w:r>
+    </w:p>
+    <w:bookmarkEnd w:id="64"/>
+    <w:bookmarkStart w:id="65" w:name="ref-smith1974"/>
+    <w:p>
+      <w:pPr>
+        <w:pStyle w:val="Bibliography"/>
+      </w:pPr>
+      <w:r>
+        <w:t xml:space="preserve">Smith, C. C., and S. D. Fretwell. 1974. The optimal balance between size and number of offspring. Am Nat 108:499–506.</w:t>
+      </w:r>
+    </w:p>
+    <w:bookmarkEnd w:id="65"/>
+    <w:bookmarkStart w:id="66" w:name="ref-staerkle2008"/>
+    <w:p>
+      <w:pPr>
+        <w:pStyle w:val="Bibliography"/>
+      </w:pPr>
+      <w:r>
+        <w:t xml:space="preserve">Staerkle, M., and M. Kölliker. 2008. Maternal food regurgitation to nymphs in earwigs (</w:t>
       </w:r>
       <w:r>
         <w:rPr>
           <w:i/>
           <w:iCs/>
         </w:rPr>
-        <w:t>Callosobruchus chinensis</w:t>
-      </w:r>
-      <w:r>
-        <w:t xml:space="preserve"> seed beetles (Yanagi et al. 2006), </w:t>
+        <w:t xml:space="preserve">forficula auricularia</w:t>
+      </w:r>
+      <w:r>
+        <w:t xml:space="preserve">). Ethology 114:844–850.</w:t>
+      </w:r>
+    </w:p>
+    <w:bookmarkEnd w:id="66"/>
+    <w:bookmarkStart w:id="67" w:name="ref-stearns1992"/>
+    <w:p>
+      <w:pPr>
+        <w:pStyle w:val="Bibliography"/>
+      </w:pPr>
+      <w:r>
+        <w:t xml:space="preserve">Stearns, S. C. 1992.</w:t>
+      </w:r>
+      <w:r>
+        <w:t xml:space="preserve"> </w:t>
+      </w:r>
+      <w:r>
+        <w:t xml:space="preserve">The Evolution of Life Histories</w:t>
+      </w:r>
+      <w:r>
+        <w:t xml:space="preserve">. Oxford University Press.</w:t>
+      </w:r>
+    </w:p>
+    <w:bookmarkEnd w:id="67"/>
+    <w:bookmarkStart w:id="68" w:name="ref-stoffel2017"/>
+    <w:p>
+      <w:pPr>
+        <w:pStyle w:val="Bibliography"/>
+      </w:pPr>
+      <w:r>
+        <w:t xml:space="preserve">Stoffel, M. A., S. Nakagawa, and H. Schielzeth. 2017. Rpt</w:t>
+      </w:r>
+      <w:r>
+        <w:t xml:space="preserve">R</w:t>
+      </w:r>
+      <w:r>
+        <w:t xml:space="preserve">: Repeatability estimation and variance decomposition by generalized linear mixed‐effects models. Methods Ecol Evol 8:1639–1644.</w:t>
+      </w:r>
+    </w:p>
+    <w:bookmarkEnd w:id="68"/>
+    <w:bookmarkStart w:id="69" w:name="ref-torres-vila2012"/>
+    <w:p>
+      <w:pPr>
+        <w:pStyle w:val="Bibliography"/>
+      </w:pPr>
+      <w:r>
+        <w:t xml:space="preserve">Torres-Vila, L., E. Cruces-Caldera, M. Rodrı́guez-Molina, and L. Cauterruccio. 2012. Host plant selects for egg size in the moth lobesia botrana: Integrating reproductive and ecological trade-offs is not a simple matter. Pp. 145–167</w:t>
+      </w:r>
+      <w:r>
+        <w:t xml:space="preserve"> </w:t>
       </w:r>
       <w:r>
         <w:rPr>
           <w:i/>
           <w:iCs/>
         </w:rPr>
-        <w:t>Parnara guttata guttata</w:t>
-      </w:r>
-      <w:r>
-        <w:t xml:space="preserve"> butterflies (Seko et al. 2006), </w:t>
+        <w:t xml:space="preserve">in</w:t>
+      </w:r>
+      <w:r>
+        <w:t xml:space="preserve"> </w:t>
+      </w:r>
+      <w:r>
+        <w:t xml:space="preserve">L. Cauterruccio, ed. Moths: Types, ecological significance and control methods. Nova Science Publishers, New York, NY.</w:t>
+      </w:r>
+    </w:p>
+    <w:bookmarkEnd w:id="69"/>
+    <w:bookmarkStart w:id="70" w:name="ref-tourneur2018"/>
+    <w:p>
+      <w:pPr>
+        <w:pStyle w:val="Bibliography"/>
+      </w:pPr>
+      <w:r>
+        <w:t xml:space="preserve">Tourneur, J.-C. 2018. Factors affecting the egg-laying pattern of</w:t>
+      </w:r>
+      <w:r>
+        <w:t xml:space="preserve"> </w:t>
       </w:r>
       <w:r>
         <w:rPr>
           <w:i/>
           <w:iCs/>
         </w:rPr>
-        <w:t>Lobesia botrana</w:t>
-      </w:r>
-      <w:r>
-        <w:t xml:space="preserve"> moths (Torres-Vila et al. 2012), and spruce budworm (</w:t>
+        <w:t xml:space="preserve">forficula auricularia</w:t>
+      </w:r>
+      <w:r>
+        <w:t xml:space="preserve"> </w:t>
+      </w:r>
+      <w:r>
+        <w:t xml:space="preserve">(dermaptera: Forficulidae) in three climatologically different zones of north america. The Canadian Entomologist 150:511–519.</w:t>
+      </w:r>
+    </w:p>
+    <w:bookmarkEnd w:id="70"/>
+    <w:bookmarkStart w:id="71" w:name="ref-tourneur1992"/>
+    <w:p>
+      <w:pPr>
+        <w:pStyle w:val="Bibliography"/>
+      </w:pPr>
+      <w:r>
+        <w:t xml:space="preserve">Tourneur, J.-C., and J. Gingras. 1992. Egg laying in a northeastern</w:t>
+      </w:r>
+      <w:r>
+        <w:t xml:space="preserve"> </w:t>
+      </w:r>
+      <w:r>
+        <w:t xml:space="preserve">N</w:t>
+      </w:r>
+      <w:r>
+        <w:t xml:space="preserve">orth</w:t>
+      </w:r>
+      <w:r>
+        <w:t xml:space="preserve"> </w:t>
+      </w:r>
+      <w:r>
+        <w:t xml:space="preserve">A</w:t>
+      </w:r>
+      <w:r>
+        <w:t xml:space="preserve">merican (montr</w:t>
+      </w:r>
+      <w:r>
+        <w:t xml:space="preserve">é</w:t>
+      </w:r>
+      <w:r>
+        <w:t xml:space="preserve">al, qu</w:t>
+      </w:r>
+      <w:r>
+        <w:t xml:space="preserve">é</w:t>
+      </w:r>
+      <w:r>
+        <w:t xml:space="preserve">bec) population of</w:t>
+      </w:r>
+      <w:r>
+        <w:t xml:space="preserve"> </w:t>
       </w:r>
       <w:r>
         <w:rPr>
           <w:i/>
           <w:iCs/>
         </w:rPr>
-        <w:t>Choristoneura fumiferana</w:t>
-      </w:r>
-      <w:r>
-        <w:t>) (Harvey 1983). Moreover, the lack of between-female variation in average egg size between first and second clutches suggests that the food-acquisition environment (i.e. wild vs. lab) had little effect on average egg size.</w:t>
-      </w:r>
-    </w:p>
+        <w:t xml:space="preserve">forficula auricularia</w:t>
+      </w:r>
+      <w:r>
+        <w:t xml:space="preserve"> </w:t>
+      </w:r>
+      <w:r>
+        <w:t xml:space="preserve">l. (</w:t>
+      </w:r>
+      <w:r>
+        <w:t xml:space="preserve">D</w:t>
+      </w:r>
+      <w:r>
+        <w:t xml:space="preserve">ermaptera:</w:t>
+      </w:r>
+      <w:r>
+        <w:t xml:space="preserve"> </w:t>
+      </w:r>
+      <w:r>
+        <w:t xml:space="preserve">F</w:t>
+      </w:r>
+      <w:r>
+        <w:t xml:space="preserve">orficulidae). The Canadian Entomologist 124:1055–1061.</w:t>
+      </w:r>
+    </w:p>
+    <w:bookmarkEnd w:id="71"/>
+    <w:bookmarkStart w:id="72" w:name="ref-vannoordwijk1986"/>
+    <w:p>
+      <w:pPr>
+        <w:pStyle w:val="Bibliography"/>
+      </w:pPr>
+      <w:r>
+        <w:t xml:space="preserve">Van Noordwijk, A. J., and G. de Jong. 1986. Acquisition and allocation of resources: Their influence on variation in life history tactics. Am Nat 128:137–142.</w:t>
+      </w:r>
+    </w:p>
+    <w:bookmarkEnd w:id="72"/>
+    <w:bookmarkStart w:id="73" w:name="ref-westneat2020"/>
+    <w:p>
+      <w:pPr>
+        <w:pStyle w:val="Bibliography"/>
+      </w:pPr>
+      <w:r>
+        <w:t xml:space="preserve">Westneat, D. F., Y. G. Araya-Ajoy, H. Allegue, B. Class, N. Dingemanse, N. A. Dochtermann, L. Z. Garamszegi, J. G. A. Martin, S. Nakagawa, D. Réale, and H. Schielzeth. 2020. Collision between biological process and statistical analysis revealed by mean centring. J Anim Ecol 89:2813–2824. Department of Biology, University of Kentucky, Lexington, KY, USA. Centre for Biodiversity Dynamics (CBD), Department of Biology, Norwegian University of Science; Technology (NTNU), Trondheim, Norway. D</w:t>
+      </w:r>
+      <w:r>
+        <w:t xml:space="preserve">é</w:t>
+      </w:r>
+      <w:r>
+        <w:t xml:space="preserve">partement des Sciences Biologiques, Universit</w:t>
+      </w:r>
+      <w:r>
+        <w:t xml:space="preserve">é</w:t>
+      </w:r>
+      <w:r>
+        <w:t xml:space="preserve"> </w:t>
+      </w:r>
+      <w:r>
+        <w:t xml:space="preserve">du Qu</w:t>
+      </w:r>
+      <w:r>
+        <w:t xml:space="preserve">é</w:t>
+      </w:r>
+      <w:r>
+        <w:t xml:space="preserve">bec</w:t>
+      </w:r>
+      <w:r>
+        <w:t xml:space="preserve"> </w:t>
+      </w:r>
+      <w:r>
+        <w:t xml:space="preserve">à</w:t>
+      </w:r>
+      <w:r>
+        <w:t xml:space="preserve"> </w:t>
+      </w:r>
+      <w:r>
+        <w:t xml:space="preserve">Montr</w:t>
+      </w:r>
+      <w:r>
+        <w:t xml:space="preserve">é</w:t>
+      </w:r>
+      <w:r>
+        <w:t xml:space="preserve">al, Montreal, QC, Canada. Global Change Ecology Research Group, University of the Sunshine Coast, Sunshine Coast, QLD, Australia. Behavioural Ecology, Department of Biology, Ludwig-Maximilians University of Munich, Planegg-Martinsried, Germany. Department of Biological Sciences, North Dakota State University, Fargo, ND, USA. Centre for Ecological Research, Institute of Ecology; Botany, V</w:t>
+      </w:r>
+      <w:r>
+        <w:t xml:space="preserve">á</w:t>
+      </w:r>
+      <w:r>
+        <w:t xml:space="preserve">cr</w:t>
+      </w:r>
+      <w:r>
+        <w:t xml:space="preserve">á</w:t>
+      </w:r>
+      <w:r>
+        <w:t xml:space="preserve">t</w:t>
+      </w:r>
+      <w:r>
+        <w:t xml:space="preserve">ó</w:t>
+      </w:r>
+      <w:r>
+        <w:t xml:space="preserve">t, Hungary. MTA-ELTE, Theoretical Biology; Evolutionary Ecology Research Group, Department of Plant Systematics, Ecology; Theoretical Biology, E</w:t>
+      </w:r>
+      <w:r>
+        <w:t xml:space="preserve">ö</w:t>
+      </w:r>
+      <w:r>
+        <w:t xml:space="preserve">tv</w:t>
+      </w:r>
+      <w:r>
+        <w:t xml:space="preserve">ö</w:t>
+      </w:r>
+      <w:r>
+        <w:t xml:space="preserve">s Lor</w:t>
+      </w:r>
+      <w:r>
+        <w:t xml:space="preserve">á</w:t>
+      </w:r>
+      <w:r>
+        <w:t xml:space="preserve">nd University, Budapest, Hungary. Department of Biology, University of Ottawa, Ottawa, ON, Canada. Evolution &amp; Ecology Research Centre; School of Biological, Earth; Environmental Sciences, University of New South Wales, Sydney, Australia. D</w:t>
+      </w:r>
+      <w:r>
+        <w:t xml:space="preserve">é</w:t>
+      </w:r>
+      <w:r>
+        <w:t xml:space="preserve">partement des Sciences Biologiques, Universit</w:t>
+      </w:r>
+      <w:r>
+        <w:t xml:space="preserve">é</w:t>
+      </w:r>
+      <w:r>
+        <w:t xml:space="preserve"> </w:t>
+      </w:r>
+      <w:r>
+        <w:t xml:space="preserve">du Qu</w:t>
+      </w:r>
+      <w:r>
+        <w:t xml:space="preserve">é</w:t>
+      </w:r>
+      <w:r>
+        <w:t xml:space="preserve">bec</w:t>
+      </w:r>
+      <w:r>
+        <w:t xml:space="preserve"> </w:t>
+      </w:r>
+      <w:r>
+        <w:t xml:space="preserve">à</w:t>
+      </w:r>
+      <w:r>
+        <w:t xml:space="preserve"> </w:t>
+      </w:r>
+      <w:r>
+        <w:t xml:space="preserve">Montr</w:t>
+      </w:r>
+      <w:r>
+        <w:t xml:space="preserve">é</w:t>
+      </w:r>
+      <w:r>
+        <w:t xml:space="preserve">al, Montreal, QC, Canada. Institute of Ecology; Evolution, Friedrich Schiller University, Jena, Germany.</w:t>
+      </w:r>
+    </w:p>
+    <w:bookmarkEnd w:id="73"/>
+    <w:bookmarkStart w:id="74" w:name="ref-wickham2016"/>
+    <w:p>
+      <w:pPr>
+        <w:pStyle w:val="Bibliography"/>
+      </w:pPr>
+      <w:r>
+        <w:t xml:space="preserve">Wickham, H. 2016. ggplot2:</w:t>
+      </w:r>
+      <w:r>
+        <w:t xml:space="preserve"> </w:t>
+      </w:r>
+      <w:r>
+        <w:t xml:space="preserve">E</w:t>
+      </w:r>
+      <w:r>
+        <w:t xml:space="preserve">legant graphics for data analysis. Springer, New York.</w:t>
+      </w:r>
+    </w:p>
+    <w:bookmarkEnd w:id="74"/>
+    <w:bookmarkStart w:id="75" w:name="ref-winkler1987"/>
+    <w:p>
+      <w:pPr>
+        <w:pStyle w:val="Bibliography"/>
+      </w:pPr>
+      <w:r>
+        <w:t xml:space="preserve">Winkler, D. W., and K. Wallin. 1987. Offspring size and number: A life history model linking effort per offspring and total effort. Am Nat 129:708–720.</w:t>
+      </w:r>
+    </w:p>
+    <w:bookmarkEnd w:id="75"/>
+    <w:bookmarkStart w:id="76" w:name="ref-yanagi2006"/>
+    <w:p>
+      <w:pPr>
+        <w:pStyle w:val="Bibliography"/>
+      </w:pPr>
+      <w:r>
+        <w:t xml:space="preserve">Yanagi, S., T. Oikawa, and T. Miyatake. 2006. Heritability and genetic correlation estimates for egg size and number in callosobruchus chinensis (coleoptera: bruchidae). Ann Entomol Soc Am 99:364–368.</w:t>
+      </w:r>
+    </w:p>
+    <w:bookmarkEnd w:id="76"/>
+    <w:bookmarkStart w:id="77" w:name="ref-yosef2008"/>
+    <w:p>
+      <w:pPr>
+        <w:pStyle w:val="Bibliography"/>
+      </w:pPr>
+      <w:r>
+        <w:t xml:space="preserve">Yosef, R., and P. Zduniak. 2008. Variation in clutch size, egg size variability and reproductive output in the desert finch (rhodospiza obsoleta). J Arid Environ 72:1631–1635.</w:t>
+      </w:r>
+    </w:p>
+    <w:bookmarkEnd w:id="77"/>
+    <w:bookmarkEnd w:id="78"/>
     <w:p>
       <w:pPr>
         <w:pStyle w:val="BodyText"/>
       </w:pPr>
       <w:r>
-        <w:lastRenderedPageBreak/>
-        <w:t>In contrast, I found evidence that variation in egg size within a clutch was greater in second clutches than in first clutches, the opposite of the pattern observed in birds. (e.g., Yosef and Zduniak 2008). Empiricists have argued that lower variation in egg size within a clutch is probably linked to environmental factors and food availability. For example, desert finches (</w:t>
-      </w:r>
-      <w:r>
-        <w:rPr>
-          <w:i/>
-          <w:iCs/>
-        </w:rPr>
-        <w:t>Rhodopsiza obsoleta</w:t>
-      </w:r>
-      <w:r>
-        <w:t>) produced similar-sized eggs when environmental conditions were stable (Yosef and Zduniak 2008), collared flycatchers (</w:t>
-      </w:r>
-      <w:r>
-        <w:rPr>
-          <w:i/>
-          <w:iCs/>
-        </w:rPr>
-        <w:t>Ficedula albicollis</w:t>
-      </w:r>
-      <w:r>
-        <w:t>) produced larger eggs with the laying sequence in favourable conditions (Hargitai et al. 2005), and blue tits (</w:t>
-      </w:r>
-      <w:r>
-        <w:rPr>
-          <w:i/>
-          <w:iCs/>
-        </w:rPr>
-        <w:t>Paris caeruleus</w:t>
-      </w:r>
-      <w:r>
-        <w:t>) in better nutritional condition had clutches with less variation in egg size (Nilsson and Svensson 1993). Although information on intraclutch egg-size variation and its proximal drivers is scarce in insects, the same principl</w:t>
-      </w:r>
-      <w:r>
-        <w:t>es may apply, given that female earwigs in my study had less time to accumulate resources and maximise their body condition before producing their second clutch. If true, then females might have allocated resources maximally to the eggs in their first clutch, following an individual allocation strategy based on intrinsic factors such as body condition. This strategy would produce individual-specific egg sizes that are consistent across eggs within a clutch. In second clutches, by contrast, females might hav</w:t>
-      </w:r>
-      <w:r>
-        <w:t>e allocated an optimal (but smaller) amount of resources to each oocyte until the last few oocytes, when they had fewer resources remaining and thus produced a few significantly smaller eggs. I did not record laying order in this study and therefore cannot assess whether larger eggs were laid first or last. Within-clutch variation in egg size is adaptive in birds. For example, larger eggs later in the egg-laying sequence may be a brood-survival strategy that counteracts the effects of hatching asynchrony, w</w:t>
-      </w:r>
-      <w:r>
-        <w:t xml:space="preserve">hereas smaller eggs later in the laying sequence may be a brood-reduction strategy (Slagsvold </w:t>
-      </w:r>
-      <w:r>
-        <w:lastRenderedPageBreak/>
-        <w:t>et al. 1984). However, it is unknown whether variation in egg size has an equivalent adaptive function in insects expressing maternal care.</w:t>
+        <w:t xml:space="preserve">—– end of section:</w:t>
       </w:r>
     </w:p>
     <w:p>
@@ -1441,649 +2687,45 @@
         <w:pStyle w:val="BodyText"/>
       </w:pPr>
       <w:r>
-        <w:t>In conclusion, by partitioning variance into its among- and within-individual components, I found that female European earwigs do not trade off clutch and egg size. Instead, I found a positive correlation between egg number and size and some evidence for an among-female trade-off. I also discovered that second clutches consist of eggs with a more variable size than first clutches, but the among-female variation in average egg size was similar between the two clutches.</w:t>
-      </w:r>
-    </w:p>
-    <w:p>
-      <w:pPr>
-        <w:pStyle w:val="Heading1"/>
-      </w:pPr>
-      <w:bookmarkStart w:id="10" w:name="data-availability"/>
-      <w:bookmarkEnd w:id="9"/>
-      <w:r>
-        <w:t>Data availability</w:t>
-      </w:r>
-    </w:p>
-    <w:p>
-      <w:pPr>
-        <w:pStyle w:val="FirstParagraph"/>
-      </w:pPr>
-      <w:r>
-        <w:t>Data are available through the OSF repository at 10.17605/OSF.IO/KWCS8.</w:t>
-      </w:r>
-    </w:p>
-    <w:p>
-      <w:pPr>
-        <w:pStyle w:val="Heading1"/>
-      </w:pPr>
-      <w:bookmarkStart w:id="11" w:name="author-contributions"/>
-      <w:bookmarkEnd w:id="10"/>
-      <w:r>
-        <w:t>Author contributions</w:t>
-      </w:r>
-    </w:p>
-    <w:p>
-      <w:pPr>
-        <w:pStyle w:val="FirstParagraph"/>
-      </w:pPr>
-      <w:r>
-        <w:t>CDK collected and analyzed the data, and wrote the manuscript.</w:t>
-      </w:r>
-    </w:p>
-    <w:p>
-      <w:pPr>
-        <w:pStyle w:val="Heading1"/>
-      </w:pPr>
-      <w:bookmarkStart w:id="12" w:name="funding"/>
-      <w:bookmarkEnd w:id="11"/>
-      <w:r>
-        <w:t>Funding</w:t>
-      </w:r>
-    </w:p>
-    <w:p>
-      <w:pPr>
-        <w:pStyle w:val="FirstParagraph"/>
-      </w:pPr>
-      <w:r>
-        <w:t>The study was funded by a Discovery Grant from the Natural Sciences and Engineering Research Council of Canada (NSERC).</w:t>
-      </w:r>
-    </w:p>
-    <w:p>
-      <w:pPr>
-        <w:pStyle w:val="Heading1"/>
-      </w:pPr>
-      <w:bookmarkStart w:id="13" w:name="conflict-of-interest"/>
-      <w:bookmarkEnd w:id="12"/>
-      <w:r>
-        <w:t>Conflict of Interest</w:t>
-      </w:r>
-    </w:p>
-    <w:p>
-      <w:pPr>
-        <w:pStyle w:val="FirstParagraph"/>
-      </w:pPr>
-      <w:r>
-        <w:t>I declare no conflict of interest.</w:t>
-      </w:r>
-    </w:p>
-    <w:p>
-      <w:pPr>
-        <w:pStyle w:val="Heading1"/>
-      </w:pPr>
-      <w:bookmarkStart w:id="14" w:name="acknowledgements"/>
-      <w:bookmarkEnd w:id="13"/>
-      <w:r>
-        <w:lastRenderedPageBreak/>
-        <w:t>Acknowledgements</w:t>
-      </w:r>
-    </w:p>
-    <w:p>
-      <w:pPr>
-        <w:pStyle w:val="FirstParagraph"/>
-      </w:pPr>
-      <w:r>
-        <w:t>I thank Andréanne Nault and Clara Smythe for assistance in animal care and data collection.</w:t>
-      </w:r>
-    </w:p>
-    <w:p>
-      <w:r>
-        <w:br w:type="page"/>
-      </w:r>
-    </w:p>
-    <w:p>
-      <w:pPr>
-        <w:pStyle w:val="Heading1"/>
-      </w:pPr>
-      <w:bookmarkStart w:id="15" w:name="references"/>
-      <w:bookmarkEnd w:id="14"/>
-      <w:r>
-        <w:lastRenderedPageBreak/>
-        <w:t>References</w:t>
-      </w:r>
-    </w:p>
-    <w:p>
-      <w:pPr>
-        <w:pStyle w:val="Bibliography"/>
-      </w:pPr>
-      <w:bookmarkStart w:id="16" w:name="ref-bernardo1996"/>
-      <w:bookmarkStart w:id="17" w:name="refs"/>
-      <w:r>
-        <w:t>Bernardo, J. 1996. The particular maternal effect of propagule size, especially egg size: Patterns, models, quality of evidence and interpretations. Am Zool 36:216–236.</w:t>
-      </w:r>
-    </w:p>
-    <w:p>
-      <w:pPr>
-        <w:pStyle w:val="Bibliography"/>
-      </w:pPr>
-      <w:bookmarkStart w:id="18" w:name="ref-boos2014"/>
-      <w:bookmarkEnd w:id="16"/>
-      <w:r>
-        <w:t>Boos, S., J. Meunier, S. Pichon, and M. Kölliker. 2014. Maternal care provides antifungal protection to eggs in the european earwig. Behav Ecol 25:754–761.</w:t>
-      </w:r>
-    </w:p>
-    <w:p>
-      <w:pPr>
-        <w:pStyle w:val="Bibliography"/>
-      </w:pPr>
-      <w:bookmarkStart w:id="19" w:name="ref-burkner2017"/>
-      <w:bookmarkEnd w:id="18"/>
-      <w:r>
-        <w:t>Bürkner, P.-C. 2017. brms: An R package for Bayesian multilevel models using Stan. Journal of Statistical Software 80:4308.</w:t>
-      </w:r>
-    </w:p>
-    <w:p>
-      <w:pPr>
-        <w:pStyle w:val="Bibliography"/>
-      </w:pPr>
-      <w:bookmarkStart w:id="20" w:name="ref-careau2017"/>
-      <w:bookmarkEnd w:id="19"/>
-      <w:r>
-        <w:t>Careau, V., and R. Wilson. 2017. Of uberfleas and krakens: Detecting trade-offs using mixed models. Integr Comp Biol 57:362–371.</w:t>
-      </w:r>
-    </w:p>
-    <w:p>
-      <w:pPr>
-        <w:pStyle w:val="Bibliography"/>
-      </w:pPr>
-      <w:bookmarkStart w:id="21" w:name="ref-cavaleiro2014"/>
-      <w:bookmarkEnd w:id="20"/>
-      <w:r>
-        <w:t>Cavaleiro, F. I., and M. J. Santos. 2014. Egg number-egg size: An important trade-off in parasite life history strategies. Int J Parasitol 44:173–182.</w:t>
-      </w:r>
-    </w:p>
-    <w:p>
-      <w:pPr>
-        <w:pStyle w:val="Bibliography"/>
-      </w:pPr>
-      <w:bookmarkStart w:id="22" w:name="ref-church2019"/>
-      <w:bookmarkEnd w:id="21"/>
-      <w:r>
-        <w:t>Church, S. H., S. Donoughe, B. A. S. de Medeiros, and C. G. Extavour. 2019. Insect egg size and shape evolve with ecology but not developmental rate. Nature 571:58–62.</w:t>
-      </w:r>
-    </w:p>
-    <w:p>
-      <w:pPr>
-        <w:pStyle w:val="Bibliography"/>
-      </w:pPr>
-      <w:bookmarkStart w:id="23" w:name="ref-clutton-brock1984"/>
-      <w:bookmarkEnd w:id="22"/>
-      <w:r>
-        <w:t>Clutton-Brock, T. H. 1984. Reproductive effort and terminal investment in iteroparous animals. Am Nat 123:212–229.</w:t>
-      </w:r>
-    </w:p>
-    <w:p>
-      <w:pPr>
-        <w:pStyle w:val="Bibliography"/>
-      </w:pPr>
-      <w:bookmarkStart w:id="24" w:name="ref-clutton-brock1991"/>
-      <w:bookmarkEnd w:id="23"/>
-      <w:r>
-        <w:t>Clutton-Brock, T. H. 1991. The Evolution of Parental Care. Princeton University Press.</w:t>
-      </w:r>
-    </w:p>
-    <w:p>
-      <w:pPr>
-        <w:pStyle w:val="Bibliography"/>
-      </w:pPr>
-      <w:bookmarkStart w:id="25" w:name="ref-einum2000"/>
-      <w:bookmarkEnd w:id="24"/>
-      <w:r>
-        <w:t>Einum, S., and I. A. Fleming. 2000. Highly fecund mothers sacrifice offspring survival to maximize fitness. Nature 405:565–567.</w:t>
-      </w:r>
-    </w:p>
-    <w:p>
-      <w:pPr>
-        <w:pStyle w:val="Bibliography"/>
-      </w:pPr>
-      <w:bookmarkStart w:id="26" w:name="ref-falconer1996"/>
-      <w:bookmarkEnd w:id="25"/>
-      <w:r>
-        <w:t>Falconer, D. S., and T. F. C. MacKay. 1996. An Introduction Quantitative Genetics. Pearson Education Limited, Essex, England.</w:t>
-      </w:r>
-    </w:p>
-    <w:p>
-      <w:pPr>
-        <w:pStyle w:val="Bibliography"/>
-      </w:pPr>
-      <w:bookmarkStart w:id="27" w:name="ref-ficetola2009"/>
-      <w:bookmarkEnd w:id="26"/>
-      <w:r>
-        <w:t>Ficetola, G. F., and F. De Bernardi. 2009. Offspring size and survival in the frog rana latastei: From among-population to within-clutch variation. Biol J Linn Soc 97:845–853.</w:t>
-      </w:r>
-    </w:p>
-    <w:p>
-      <w:pPr>
-        <w:pStyle w:val="Bibliography"/>
-      </w:pPr>
-      <w:bookmarkStart w:id="28" w:name="ref-fox2000"/>
-      <w:bookmarkEnd w:id="27"/>
-      <w:r>
-        <w:t>Fox, C. W., and M. E. Czesak. 2000. Evolutionary ecology of progeny size in arthropods. Annu Rev Entomol 45:341–369.</w:t>
-      </w:r>
-    </w:p>
-    <w:p>
-      <w:pPr>
-        <w:pStyle w:val="Bibliography"/>
-      </w:pPr>
-      <w:bookmarkStart w:id="29" w:name="ref-hargitai2005"/>
-      <w:bookmarkEnd w:id="28"/>
-      <w:r>
-        <w:t>Hargitai, R., J. Török, L. Tóth, G. Hegyi, B. Rosivall, B. Szigeti, and E. Szöllősi. 2005. Effects of environmental conditions and parental quality on inter-and intraclutch egg-size variation in the collared flycatcher (ficedula albicollis). The Auk 122:509–522.</w:t>
-      </w:r>
-    </w:p>
-    <w:p>
-      <w:pPr>
-        <w:pStyle w:val="Bibliography"/>
-      </w:pPr>
-      <w:bookmarkStart w:id="30" w:name="ref-harvey1983"/>
-      <w:bookmarkEnd w:id="29"/>
-      <w:r>
-        <w:t>Harvey, G. T. 1983. Environmental and genetic effects on mean egg weight in spruce budworm (lepidoptera: tortricidae). The Canadian Entomologist 115:1109–1117.</w:t>
-      </w:r>
-    </w:p>
-    <w:p>
-      <w:pPr>
-        <w:pStyle w:val="Bibliography"/>
-      </w:pPr>
-      <w:bookmarkStart w:id="31" w:name="ref-kelly2014"/>
-      <w:bookmarkEnd w:id="30"/>
-      <w:r>
-        <w:t>Kelly, C. D., B. Tawes, and A. Worthington. 2014. Evaluating indices of body condition in two cricket species. Ecology and Evolution 4:4476–4487.</w:t>
-      </w:r>
-    </w:p>
-    <w:p>
-      <w:pPr>
-        <w:pStyle w:val="Bibliography"/>
-      </w:pPr>
-      <w:bookmarkStart w:id="32" w:name="ref-koch2014"/>
-      <w:bookmarkEnd w:id="31"/>
-      <w:r>
-        <w:lastRenderedPageBreak/>
-        <w:t>Koch, L. K., and J. Meunier. 2014. Mother and offspring fitness in an insect with maternal care: Phenotypic trade-offs between egg number, egg mass and egg care. BMC Evol Biol 14:125.</w:t>
-      </w:r>
-    </w:p>
-    <w:p>
-      <w:pPr>
-        <w:pStyle w:val="Bibliography"/>
-      </w:pPr>
-      <w:bookmarkStart w:id="33" w:name="ref-kolliker2007"/>
-      <w:bookmarkEnd w:id="32"/>
-      <w:r>
-        <w:t>Kölliker, M. 2007. Benefits and costs of earwig (forficula auricularia) family life. Behav Ecol Sociobiol 61:1489–1497.</w:t>
-      </w:r>
-    </w:p>
-    <w:p>
-      <w:pPr>
-        <w:pStyle w:val="Bibliography"/>
-      </w:pPr>
-      <w:bookmarkStart w:id="34" w:name="ref-meunier2024"/>
-      <w:bookmarkEnd w:id="33"/>
-      <w:r>
-        <w:t>Meunier, J. 2024. The biology and social life of earwigs (dermaptera). Annu Rev Entomol 69:259–276.</w:t>
-      </w:r>
-    </w:p>
-    <w:p>
-      <w:pPr>
-        <w:pStyle w:val="Bibliography"/>
-      </w:pPr>
-      <w:bookmarkStart w:id="35" w:name="ref-nelson2004"/>
-      <w:bookmarkEnd w:id="34"/>
-      <w:r>
-        <w:t>Nelson, N. J., M. B. Thompson, S. Pledger, S. N. Keall, and C. H. Daugherty. 2004. Egg mass determines hatchling size, and incubation temperature influences post‐hatching growth, of tuatara sphenodon punctatus. J Zool 263:77–87.</w:t>
-      </w:r>
-    </w:p>
-    <w:p>
-      <w:pPr>
-        <w:pStyle w:val="Bibliography"/>
-      </w:pPr>
-      <w:bookmarkStart w:id="36" w:name="ref-nilsson1993"/>
-      <w:bookmarkEnd w:id="35"/>
-      <w:r>
-        <w:t>Nilsson, J. ‐Å., and E. Svensson. 1993. Causes and consequences of egg mass variation between and within blue tit clutches. J Zool 230:469–481.</w:t>
-      </w:r>
-    </w:p>
-    <w:p>
-      <w:pPr>
-        <w:pStyle w:val="Bibliography"/>
-      </w:pPr>
-      <w:bookmarkStart w:id="37" w:name="ref-parker1982"/>
-      <w:bookmarkEnd w:id="36"/>
-      <w:r>
-        <w:t>Parker, G. A. 1982. Why are there so many tiny sperm? Sperm competition and the maintenance of two sexes. J Theor Biol 96:281–294.</w:t>
-      </w:r>
-    </w:p>
-    <w:p>
-      <w:pPr>
-        <w:pStyle w:val="Bibliography"/>
-      </w:pPr>
-      <w:bookmarkStart w:id="38" w:name="ref-peig2009"/>
-      <w:bookmarkEnd w:id="37"/>
-      <w:r>
-        <w:t>Peig, J., and A. J. Green. 2009. New perspectives for estimating body condition from mass/length data: The scaled mass index as an alternative method. Oikos 118:1883–1891.</w:t>
-      </w:r>
-    </w:p>
-    <w:p>
-      <w:pPr>
-        <w:pStyle w:val="Bibliography"/>
-      </w:pPr>
-      <w:bookmarkStart w:id="39" w:name="ref-peig2010"/>
-      <w:bookmarkEnd w:id="38"/>
-      <w:r>
-        <w:t>Peig, J., and A. J. Green. 2010. The paradigm of body condition: A critical reappraisal of current methods based on mass and length. Funct Ecol 24:1323–1332.</w:t>
-      </w:r>
-    </w:p>
-    <w:p>
-      <w:pPr>
-        <w:pStyle w:val="Bibliography"/>
-      </w:pPr>
-      <w:bookmarkStart w:id="40" w:name="ref-r2013"/>
-      <w:bookmarkEnd w:id="39"/>
-      <w:r>
-        <w:t>R Core Team. 2025. R: A language and environment for statistical computing. Vienna, Austria.</w:t>
-      </w:r>
-    </w:p>
-    <w:p>
-      <w:pPr>
-        <w:pStyle w:val="Bibliography"/>
-      </w:pPr>
-      <w:bookmarkStart w:id="41" w:name="ref-reznick2000"/>
-      <w:bookmarkEnd w:id="40"/>
-      <w:r>
-        <w:t>Reznick, D., L. Nunney, and A. Tessier. 2000. Big houses, big cars, superfleas and the costs of reproduction. Trends Ecol Evol 15:421–425.</w:t>
-      </w:r>
-    </w:p>
-    <w:p>
-      <w:pPr>
-        <w:pStyle w:val="Bibliography"/>
-      </w:pPr>
-      <w:bookmarkStart w:id="42" w:name="ref-roff1992a"/>
-      <w:bookmarkEnd w:id="41"/>
-      <w:r>
-        <w:t>Roff, D. 1992. Evolution of Life Histories: Theory and Analysis. Chapman &amp; Hall, Inc., New York, NY.</w:t>
-      </w:r>
-    </w:p>
-    <w:p>
-      <w:pPr>
-        <w:pStyle w:val="Bibliography"/>
-      </w:pPr>
-      <w:bookmarkStart w:id="43" w:name="ref-schindelin2012"/>
-      <w:bookmarkEnd w:id="42"/>
-      <w:r>
-        <w:t>Schindelin, J., I. Arganda-Carreras, E. Frise, V. Kaynig, M. Longair, T. Pietzsch, S. Preibisch, C. Rueden, S. Saalfeld, B. Schmid, J.-Y. Tinevez, D. J. White, V. Hartenstein, K. Eliceiri, P. Tomancak, and A. Cardona. 2012. Fiji: An open-source platform for biological-image analysis. Nat Methods 9:676–682. Max Planck Institute of Molecular Cell Biology; Genetics, Dresden, Germany.</w:t>
-      </w:r>
-    </w:p>
-    <w:p>
-      <w:pPr>
-        <w:pStyle w:val="Bibliography"/>
-      </w:pPr>
-      <w:bookmarkStart w:id="44" w:name="ref-seko2006"/>
-      <w:bookmarkEnd w:id="43"/>
-      <w:r>
-        <w:t>Seko, T., T. Miyatake, S. Fujioka, and F. Nakasuji. 2006. Genetic and environmental sources of egg size, fecundity and body size in the migrant skipper, parnara guttata guttata (lepidoptera: hesperiidae). Popul Ecol 48:225–232.</w:t>
-      </w:r>
-    </w:p>
-    <w:p>
-      <w:pPr>
-        <w:pStyle w:val="Bibliography"/>
-      </w:pPr>
-      <w:bookmarkStart w:id="45" w:name="ref-shine1978"/>
-      <w:bookmarkEnd w:id="44"/>
-      <w:r>
-        <w:t>Shine, R. 1978. Propagule size and parental care: The “safe harbor” hypothesis. J Theor Biol 75:417–424.</w:t>
-      </w:r>
-    </w:p>
-    <w:p>
-      <w:pPr>
-        <w:pStyle w:val="Bibliography"/>
-      </w:pPr>
-      <w:bookmarkStart w:id="46" w:name="ref-simpson1951"/>
-      <w:bookmarkEnd w:id="45"/>
-      <w:r>
-        <w:lastRenderedPageBreak/>
-        <w:t>Simpson, E. H. 1951. The interpretation of interaction in contingency tables. Journal of the Royal Statistical Society: Series B (Methodological) 13:238–241.</w:t>
-      </w:r>
-    </w:p>
-    <w:p>
-      <w:pPr>
-        <w:pStyle w:val="Bibliography"/>
-      </w:pPr>
-      <w:bookmarkStart w:id="47" w:name="ref-slagsvold1984"/>
-      <w:bookmarkEnd w:id="46"/>
-      <w:r>
-        <w:t>Slagsvold, T., J. Sandvik, G. Rofstad, Ö. Lorentsen, and M. Husby. 1984. On the adaptive value of intraclutch egg-size variation in birds. The Auk 101:685–697.</w:t>
-      </w:r>
-    </w:p>
-    <w:p>
-      <w:pPr>
-        <w:pStyle w:val="Bibliography"/>
-      </w:pPr>
-      <w:bookmarkStart w:id="48" w:name="ref-smith1974"/>
-      <w:bookmarkEnd w:id="47"/>
-      <w:r>
-        <w:t>Smith, C. C., and S. D. Fretwell. 1974. The optimal balance between size and number of offspring. Am Nat 108:499–506.</w:t>
-      </w:r>
-    </w:p>
-    <w:p>
-      <w:pPr>
-        <w:pStyle w:val="Bibliography"/>
-      </w:pPr>
-      <w:bookmarkStart w:id="49" w:name="ref-staerkle2008"/>
-      <w:bookmarkEnd w:id="48"/>
-      <w:r>
-        <w:t>Staerkle, M., and M. Kölliker. 2008. Maternal food regurgitation to nymphs in earwigs (</w:t>
-      </w:r>
-      <w:r>
-        <w:rPr>
-          <w:i/>
-          <w:iCs/>
-        </w:rPr>
-        <w:t>forficula auricularia</w:t>
-      </w:r>
-      <w:r>
-        <w:t>). Ethology 114:844–850.</w:t>
-      </w:r>
-    </w:p>
-    <w:p>
-      <w:pPr>
-        <w:pStyle w:val="Bibliography"/>
-      </w:pPr>
-      <w:bookmarkStart w:id="50" w:name="ref-stearns1992"/>
-      <w:bookmarkEnd w:id="49"/>
-      <w:r>
-        <w:t>Stearns, S. C. 1992. The Evolution of Life Histories. Oxford University Press.</w:t>
-      </w:r>
-    </w:p>
-    <w:p>
-      <w:pPr>
-        <w:pStyle w:val="Bibliography"/>
-      </w:pPr>
-      <w:bookmarkStart w:id="51" w:name="ref-stoffel2017"/>
-      <w:bookmarkEnd w:id="50"/>
-      <w:r>
-        <w:t>Stoffel, M. A., S. Nakagawa, and H. Schielzeth. 2017. RptR: Repeatability estimation and variance decomposition by generalized linear mixed‐effects models. Methods Ecol Evol 8:1639–1644.</w:t>
-      </w:r>
-    </w:p>
-    <w:p>
-      <w:pPr>
-        <w:pStyle w:val="Bibliography"/>
-      </w:pPr>
-      <w:bookmarkStart w:id="52" w:name="ref-torres-vila2012"/>
-      <w:bookmarkEnd w:id="51"/>
-      <w:r>
-        <w:t xml:space="preserve">Torres-Vila, L., E. Cruces-Caldera, M. Rodrı́guez-Molina, and L. Cauterruccio. 2012. Host plant selects for egg size in the moth lobesia botrana: Integrating reproductive and ecological trade-offs is not a simple matter. Pp. 145–167 </w:t>
-      </w:r>
-      <w:r>
-        <w:rPr>
-          <w:i/>
-          <w:iCs/>
-        </w:rPr>
-        <w:t>in</w:t>
-      </w:r>
-      <w:r>
-        <w:t xml:space="preserve"> L. Cauterruccio, ed. Moths: Types, ecological significance and control methods. Nova Science Publishers, New York, NY.</w:t>
-      </w:r>
-    </w:p>
-    <w:p>
-      <w:pPr>
-        <w:pStyle w:val="Bibliography"/>
-      </w:pPr>
-      <w:bookmarkStart w:id="53" w:name="ref-tourneur2018"/>
-      <w:bookmarkEnd w:id="52"/>
-      <w:r>
-        <w:t xml:space="preserve">Tourneur, J.-C. 2018. Factors affecting the egg-laying pattern of </w:t>
-      </w:r>
-      <w:r>
-        <w:rPr>
-          <w:i/>
-          <w:iCs/>
-        </w:rPr>
-        <w:t>forficula auricularia</w:t>
-      </w:r>
-      <w:r>
-        <w:t xml:space="preserve"> (dermaptera: Forficulidae) in three climatologically different zones of north america. The Canadian Entomologist 150:511–519.</w:t>
-      </w:r>
-    </w:p>
-    <w:p>
-      <w:pPr>
-        <w:pStyle w:val="Bibliography"/>
-      </w:pPr>
-      <w:bookmarkStart w:id="54" w:name="ref-tourneur1992"/>
-      <w:bookmarkEnd w:id="53"/>
-      <w:r>
-        <w:t xml:space="preserve">Tourneur, J.-C., and J. Gingras. 1992. Egg laying in a northeastern North American (montréal, québec) population of </w:t>
-      </w:r>
-      <w:r>
-        <w:rPr>
-          <w:i/>
-          <w:iCs/>
-        </w:rPr>
-        <w:t>forficula auricularia</w:t>
-      </w:r>
-      <w:r>
-        <w:t xml:space="preserve"> l. (Dermaptera: Forficulidae). The Canadian Entomologist 124:1055–1061.</w:t>
-      </w:r>
-    </w:p>
-    <w:p>
-      <w:pPr>
-        <w:pStyle w:val="Bibliography"/>
-      </w:pPr>
-      <w:bookmarkStart w:id="55" w:name="ref-vannoordwijk1986"/>
-      <w:bookmarkEnd w:id="54"/>
-      <w:r>
-        <w:t>Van Noordwijk, A. J., and G. de Jong. 1986. Acquisition and allocation of resources: Their influence on variation in life history tactics. Am Nat 128:137–142.</w:t>
-      </w:r>
-    </w:p>
-    <w:p>
-      <w:pPr>
-        <w:pStyle w:val="Bibliography"/>
-      </w:pPr>
-      <w:bookmarkStart w:id="56" w:name="ref-williams1994"/>
-      <w:bookmarkEnd w:id="55"/>
-      <w:r>
-        <w:t>Williams, T. D. 1994. Intraspecific variation in egg size and egg composition in birds: Effects on offspring fitness. Biol Rev Camb Philos Soc 69:35–59.</w:t>
-      </w:r>
-    </w:p>
-    <w:p>
-      <w:pPr>
-        <w:pStyle w:val="Bibliography"/>
-      </w:pPr>
-      <w:bookmarkStart w:id="57" w:name="ref-winkler1987"/>
-      <w:bookmarkEnd w:id="56"/>
-      <w:r>
-        <w:t>Winkler, D. W., and K. Wallin. 1987. Offspring size and number: A life history model linking effort per offspring and total effort. Am Nat 129:708–720.</w:t>
-      </w:r>
-    </w:p>
-    <w:p>
-      <w:pPr>
-        <w:pStyle w:val="Bibliography"/>
-      </w:pPr>
-      <w:bookmarkStart w:id="58" w:name="ref-yanagi2006"/>
-      <w:bookmarkEnd w:id="57"/>
-      <w:r>
-        <w:t>Yanagi, S., T. Oikawa, and T. Miyatake. 2006. Heritability and genetic correlation estimates for egg size and number in callosobruchus chinensis (coleoptera: bruchidae). Ann Entomol Soc Am 99:364–368.</w:t>
-      </w:r>
-    </w:p>
-    <w:p>
-      <w:pPr>
-        <w:pStyle w:val="Bibliography"/>
-      </w:pPr>
-      <w:bookmarkStart w:id="59" w:name="ref-yosef2008"/>
-      <w:bookmarkEnd w:id="58"/>
-      <w:r>
-        <w:t>Yosef, R., and P. Zduniak. 2008. Variation in clutch size, egg size variability and reproductive output in the desert finch (rhodospiza obsoleta). J Arid Environ 72:1631–1635.</w:t>
-      </w:r>
-    </w:p>
-    <w:bookmarkEnd w:id="17"/>
-    <w:bookmarkEnd w:id="59"/>
-    <w:p>
-      <w:pPr>
-        <w:pStyle w:val="BodyText"/>
-      </w:pPr>
-      <w:r>
-        <w:lastRenderedPageBreak/>
-        <w:t>—– end of section:</w:t>
-      </w:r>
-    </w:p>
-    <w:p>
-      <w:pPr>
-        <w:pStyle w:val="BodyText"/>
-      </w:pPr>
-      <w:r>
-        <w:t>##Figures</w:t>
+        <w:t xml:space="preserve">##Figures</w:t>
       </w:r>
     </w:p>
     <w:tbl>
       <w:tblPr>
         <w:tblStyle w:val="Table"/>
-        <w:tblW w:w="5000" w:type="pct"/>
+        <w:tblW w:type="pct" w:w="5000"/>
         <w:tblLayout w:type="fixed"/>
-        <w:tblLook w:val="0000" w:firstRow="0" w:lastRow="0" w:firstColumn="0" w:lastColumn="0" w:noHBand="0" w:noVBand="0"/>
+        <w:tblLook w:firstRow="0" w:lastRow="0" w:firstColumn="0" w:lastColumn="0" w:noHBand="0" w:noVBand="0" w:val="0000"/>
       </w:tblPr>
       <w:tblGrid>
-        <w:gridCol w:w="9620"/>
+        <w:gridCol w:w="7920"/>
       </w:tblGrid>
       <w:tr>
         <w:tc>
-          <w:tcPr>
-            <w:tcW w:w="7920" w:type="dxa"/>
-          </w:tcPr>
+          <w:tcPr/>
+          <w:bookmarkStart w:id="82" w:name="fig-one"/>
           <w:p>
             <w:pPr>
               <w:pStyle w:val="Compact"/>
               <w:jc w:val="center"/>
             </w:pPr>
-            <w:bookmarkStart w:id="60" w:name="fig-one"/>
             <w:r>
-              <w:rPr>
-                <w:noProof/>
-              </w:rPr>
               <w:drawing>
-                <wp:inline distT="0" distB="0" distL="0" distR="0" wp14:anchorId="0B5F50F9" wp14:editId="62B21DD2">
+                <wp:inline>
                   <wp:extent cx="3810000" cy="2540000"/>
-                  <wp:effectExtent l="0" t="0" r="0" b="0"/>
-                  <wp:docPr id="81" name="Picture"/>
-                  <wp:cNvGraphicFramePr/>
-                  <a:graphic xmlns:a="http://schemas.openxmlformats.org/drawingml/2006/main">
+                  <wp:effectExtent b="0" l="0" r="0" t="0"/>
+                  <wp:docPr descr="" title="" id="80" name="Picture"/>
+                  <a:graphic>
                     <a:graphicData uri="http://schemas.openxmlformats.org/drawingml/2006/picture">
-                      <pic:pic xmlns:pic="http://schemas.openxmlformats.org/drawingml/2006/picture">
+                      <pic:pic>
                         <pic:nvPicPr>
-                          <pic:cNvPr id="82" name="Picture" descr="figure_1.jpg"/>
+                          <pic:cNvPr descr="figure_1.jpg" id="81" name="Picture"/>
                           <pic:cNvPicPr>
-                            <a:picLocks noChangeAspect="1" noChangeArrowheads="1"/>
+                            <a:picLocks noChangeArrowheads="1" noChangeAspect="1"/>
                           </pic:cNvPicPr>
                         </pic:nvPicPr>
                         <pic:blipFill>
-                          <a:blip r:embed="rId8"/>
+                          <a:blip r:embed="rId79"/>
                           <a:stretch>
                             <a:fillRect/>
                           </a:stretch>
@@ -2112,75 +2754,83 @@
           </w:p>
           <w:p>
             <w:pPr>
+              <w:jc w:val="center"/>
+            </w:pPr>
+            <w:pPr>
+              <w:jc w:val="left"/>
+              <w:spacing w:before="200"/>
               <w:pStyle w:val="ImageCaption"/>
-              <w:spacing w:before="200"/>
             </w:pPr>
             <w:r>
-              <w:t>Figure 1: Relationship between mean egg number per female and mean egg size per female. Each point represents a single female (average of both clutches). The solid black line shows the posterior mean regression from the within–between mixed-effects model, and the shaded ribbon represents the 95% credible interval of the fitted relationship. The slope reflects the between-female effect (</w:t>
+              <w:t xml:space="preserve">Figure 1: Relationship between mean egg number per female and mean egg size per female. Each point represents a single female (average of both clutches). The solid black line shows the posterior mean regression from the within–between mixed-effects model,</w:t>
+            </w:r>
+            <w:r>
+              <w:t xml:space="preserve"> </w:t>
+            </w:r>
+            <w:r>
+              <w:t xml:space="preserve">and the shaded ribbon represents the 95% credible interval of the fitted relationship. The slope reflects the between-female effect (</w:t>
             </w:r>
             <m:oMath>
               <m:sSub>
-                <m:sSubPr>
-                  <m:ctrlPr>
-                    <w:rPr>
-                      <w:rFonts w:ascii="Cambria Math" w:hAnsi="Cambria Math"/>
-                    </w:rPr>
-                  </m:ctrlPr>
-                </m:sSubPr>
                 <m:e>
                   <m:r>
-                    <w:rPr>
-                      <w:rFonts w:ascii="Cambria Math" w:hAnsi="Cambria Math"/>
-                    </w:rPr>
                     <m:t>β</m:t>
                   </m:r>
                 </m:e>
                 <m:sub>
                   <m:r>
-                    <w:rPr>
-                      <w:rFonts w:ascii="Cambria Math" w:hAnsi="Cambria Math"/>
-                    </w:rPr>
                     <m:t>B</m:t>
                   </m:r>
                 </m:sub>
               </m:sSub>
             </m:oMath>
             <w:r>
-              <w:t xml:space="preserve"> = -0.0039, 95% CrI [-0.0076, -0.0001]), indicating whether females that produce more eggs on average lay larger or smaller eggs. This relationship corresponds to the Pearson correlation calculated among female means (</w:t>
+              <w:t xml:space="preserve"> </w:t>
+            </w:r>
+            <w:r>
+              <w:t xml:space="preserve">= -0.0039, 95% CrI [-0.0076, -0.0001]), indicating whether females that produce more eggs on average lay larger or smaller eggs. This relationship corresponds to the Pearson correlation calculated among female means (</w:t>
             </w:r>
             <m:oMath>
               <m:sSub>
-                <m:sSubPr>
-                  <m:ctrlPr>
-                    <w:rPr>
-                      <w:rFonts w:ascii="Cambria Math" w:hAnsi="Cambria Math"/>
-                    </w:rPr>
-                  </m:ctrlPr>
-                </m:sSubPr>
                 <m:e>
                   <m:r>
-                    <w:rPr>
-                      <w:rFonts w:ascii="Cambria Math" w:hAnsi="Cambria Math"/>
-                    </w:rPr>
                     <m:t>r</m:t>
                   </m:r>
                 </m:e>
                 <m:sub>
                   <m:r>
-                    <w:rPr>
-                      <w:rFonts w:ascii="Cambria Math" w:hAnsi="Cambria Math"/>
-                    </w:rPr>
-                    <m:t>between</m:t>
+                    <m:t>b</m:t>
+                  </m:r>
+                  <m:r>
+                    <m:t>e</m:t>
+                  </m:r>
+                  <m:r>
+                    <m:t>t</m:t>
+                  </m:r>
+                  <m:r>
+                    <m:t>w</m:t>
+                  </m:r>
+                  <m:r>
+                    <m:t>e</m:t>
+                  </m:r>
+                  <m:r>
+                    <m:t>e</m:t>
+                  </m:r>
+                  <m:r>
+                    <m:t>n</m:t>
                   </m:r>
                 </m:sub>
               </m:sSub>
             </m:oMath>
             <w:r>
-              <w:t xml:space="preserve"> = -0.31, 95% CI [-0.55, -0.02]).</w:t>
+              <w:t xml:space="preserve"> </w:t>
+            </w:r>
+            <w:r>
+              <w:t xml:space="preserve">= -0.31, 95% CI [-0.55, -0.02]).</w:t>
             </w:r>
           </w:p>
+          <w:bookmarkEnd w:id="82"/>
         </w:tc>
-        <w:bookmarkEnd w:id="60"/>
       </w:tr>
     </w:tbl>
     <w:p>
@@ -2194,46 +2844,39 @@
     <w:tbl>
       <w:tblPr>
         <w:tblStyle w:val="Table"/>
-        <w:tblW w:w="5000" w:type="pct"/>
+        <w:tblW w:type="pct" w:w="5000"/>
         <w:tblLayout w:type="fixed"/>
-        <w:tblLook w:val="0000" w:firstRow="0" w:lastRow="0" w:firstColumn="0" w:lastColumn="0" w:noHBand="0" w:noVBand="0"/>
+        <w:tblLook w:firstRow="0" w:lastRow="0" w:firstColumn="0" w:lastColumn="0" w:noHBand="0" w:noVBand="0" w:val="0000"/>
       </w:tblPr>
       <w:tblGrid>
-        <w:gridCol w:w="9620"/>
+        <w:gridCol w:w="7920"/>
       </w:tblGrid>
       <w:tr>
         <w:tc>
-          <w:tcPr>
-            <w:tcW w:w="7920" w:type="dxa"/>
-          </w:tcPr>
+          <w:tcPr/>
+          <w:bookmarkStart w:id="86" w:name="fig-two"/>
           <w:p>
             <w:pPr>
               <w:pStyle w:val="Compact"/>
               <w:jc w:val="center"/>
             </w:pPr>
-            <w:bookmarkStart w:id="61" w:name="fig-two"/>
             <w:r>
-              <w:rPr>
-                <w:noProof/>
-              </w:rPr>
-              <w:lastRenderedPageBreak/>
               <w:drawing>
-                <wp:inline distT="0" distB="0" distL="0" distR="0" wp14:anchorId="662EF86C" wp14:editId="32FD4018">
+                <wp:inline>
                   <wp:extent cx="3810000" cy="2540000"/>
-                  <wp:effectExtent l="0" t="0" r="0" b="0"/>
-                  <wp:docPr id="85" name="Picture"/>
-                  <wp:cNvGraphicFramePr/>
-                  <a:graphic xmlns:a="http://schemas.openxmlformats.org/drawingml/2006/main">
+                  <wp:effectExtent b="0" l="0" r="0" t="0"/>
+                  <wp:docPr descr="" title="" id="84" name="Picture"/>
+                  <a:graphic>
                     <a:graphicData uri="http://schemas.openxmlformats.org/drawingml/2006/picture">
-                      <pic:pic xmlns:pic="http://schemas.openxmlformats.org/drawingml/2006/picture">
+                      <pic:pic>
                         <pic:nvPicPr>
-                          <pic:cNvPr id="86" name="Picture" descr="figure_2.jpg"/>
+                          <pic:cNvPr descr="figure_2.jpg" id="85" name="Picture"/>
                           <pic:cNvPicPr>
-                            <a:picLocks noChangeAspect="1" noChangeArrowheads="1"/>
+                            <a:picLocks noChangeArrowheads="1" noChangeAspect="1"/>
                           </pic:cNvPicPr>
                         </pic:nvPicPr>
                         <pic:blipFill>
-                          <a:blip r:embed="rId9"/>
+                          <a:blip r:embed="rId83"/>
                           <a:stretch>
                             <a:fillRect/>
                           </a:stretch>
@@ -2262,57 +2905,70 @@
           </w:p>
           <w:p>
             <w:pPr>
+              <w:jc w:val="center"/>
+            </w:pPr>
+            <w:pPr>
+              <w:jc w:val="left"/>
+              <w:spacing w:before="200"/>
               <w:pStyle w:val="ImageCaption"/>
-              <w:spacing w:before="200"/>
             </w:pPr>
             <w:r>
-              <w:t xml:space="preserve">Figure 2: Within-female residual relationship between egg number and egg size from a multivariate Bayesian model. Points show posterior mean residuals for egg number and mean egg size for each clutch (n=82), extracted from a multivariate Gaussian </w:t>
+              <w:t xml:space="preserve">Figure 2: Within-female residual relationship between egg number and egg size from a multivariate Bayesian model. Points show posterior mean residuals for egg number and mean egg size for each clutch (n=82), extracted from a multivariate Gaussian</w:t>
+            </w:r>
+            <w:r>
+              <w:t xml:space="preserve"> </w:t>
             </w:r>
             <w:r>
               <w:rPr>
                 <w:i/>
                 <w:iCs/>
               </w:rPr>
-              <w:t>brms</w:t>
+              <w:t xml:space="preserve">brms</w:t>
             </w:r>
             <w:r>
-              <w:t xml:space="preserve"> model fitted with correlated residuals (</w:t>
+              <w:t xml:space="preserve"> </w:t>
+            </w:r>
+            <w:r>
+              <w:t xml:space="preserve">model fitted with correlated residuals (</w:t>
             </w:r>
             <w:r>
               <w:rPr>
                 <w:rStyle w:val="VerbatimChar"/>
               </w:rPr>
-              <w:t>set_rescor(TRUE)</w:t>
+              <w:t xml:space="preserve">set_rescor(TRUE)</w:t>
             </w:r>
             <w:r>
-              <w:t xml:space="preserve">). Residuals therefore represent variation remaining after accounting for the random effects specified in </w:t>
+              <w:t xml:space="preserve">). Residuals therefore represent variation remaining after accounting for the random effects specified in</w:t>
+            </w:r>
+            <w:r>
+              <w:t xml:space="preserve"> </w:t>
             </w:r>
             <w:r>
               <w:rPr>
                 <w:b/>
                 <w:bCs/>
               </w:rPr>
-              <w:t>?@eq-residual</w:t>
+              <w:t xml:space="preserve">?@eq-residual</w:t>
             </w:r>
             <w:r>
-              <w:t>, isolating within-female covariance between traits. The solid black line shows the linear regression fit to the residual values for visualization. The shallow slope is consistent with the posterior residual correlation estimated by the model (</w:t>
+              <w:t xml:space="preserve">, isolating within-female covariance between traits. The solid black line shows the linear regression fit to the residual values for visualization. The shallow slope is consistent with the posterior residual correlation estimated by the model (</w:t>
             </w:r>
             <w:r>
               <w:rPr>
                 <w:i/>
                 <w:iCs/>
               </w:rPr>
-              <w:t>r</w:t>
+              <w:t xml:space="preserve">r</w:t>
             </w:r>
             <w:r>
-              <w:t xml:space="preserve"> = 0.0066 [-0.2018, 0.2299]), indicating little evidence for a within-female trade-off </w:t>
+              <w:t xml:space="preserve"> </w:t>
             </w:r>
             <w:r>
-              <w:t>between egg number and egg size.</w:t>
+              <w:t xml:space="preserve">= 0.0066 [-0.2018, 0.2299]), indicating little evidence for a within-female trade-off between egg number and egg size.</w:t>
             </w:r>
           </w:p>
+          <w:bookmarkEnd w:id="86"/>
         </w:tc>
-        <w:bookmarkEnd w:id="61"/>
       </w:tr>
     </w:tbl>
     <w:p>
@@ -2326,46 +2982,39 @@
     <w:tbl>
       <w:tblPr>
         <w:tblStyle w:val="Table"/>
-        <w:tblW w:w="5000" w:type="pct"/>
+        <w:tblW w:type="pct" w:w="5000"/>
         <w:tblLayout w:type="fixed"/>
-        <w:tblLook w:val="0000" w:firstRow="0" w:lastRow="0" w:firstColumn="0" w:lastColumn="0" w:noHBand="0" w:noVBand="0"/>
+        <w:tblLook w:firstRow="0" w:lastRow="0" w:firstColumn="0" w:lastColumn="0" w:noHBand="0" w:noVBand="0" w:val="0000"/>
       </w:tblPr>
       <w:tblGrid>
-        <w:gridCol w:w="9620"/>
+        <w:gridCol w:w="7920"/>
       </w:tblGrid>
       <w:tr>
         <w:tc>
-          <w:tcPr>
-            <w:tcW w:w="7920" w:type="dxa"/>
-          </w:tcPr>
+          <w:tcPr/>
+          <w:bookmarkStart w:id="90" w:name="fig-three"/>
           <w:p>
             <w:pPr>
               <w:pStyle w:val="Compact"/>
               <w:jc w:val="center"/>
             </w:pPr>
-            <w:bookmarkStart w:id="62" w:name="fig-three"/>
             <w:r>
-              <w:rPr>
-                <w:noProof/>
-              </w:rPr>
-              <w:lastRenderedPageBreak/>
               <w:drawing>
-                <wp:inline distT="0" distB="0" distL="0" distR="0" wp14:anchorId="3890B209" wp14:editId="220ACA87">
+                <wp:inline>
                   <wp:extent cx="3810000" cy="2540000"/>
-                  <wp:effectExtent l="0" t="0" r="0" b="0"/>
-                  <wp:docPr id="89" name="Picture"/>
-                  <wp:cNvGraphicFramePr/>
-                  <a:graphic xmlns:a="http://schemas.openxmlformats.org/drawingml/2006/main">
+                  <wp:effectExtent b="0" l="0" r="0" t="0"/>
+                  <wp:docPr descr="" title="" id="88" name="Picture"/>
+                  <a:graphic>
                     <a:graphicData uri="http://schemas.openxmlformats.org/drawingml/2006/picture">
-                      <pic:pic xmlns:pic="http://schemas.openxmlformats.org/drawingml/2006/picture">
+                      <pic:pic>
                         <pic:nvPicPr>
-                          <pic:cNvPr id="90" name="Picture" descr="figure_3.jpg"/>
+                          <pic:cNvPr descr="figure_3.jpg" id="89" name="Picture"/>
                           <pic:cNvPicPr>
-                            <a:picLocks noChangeAspect="1" noChangeArrowheads="1"/>
+                            <a:picLocks noChangeArrowheads="1" noChangeAspect="1"/>
                           </pic:cNvPicPr>
                         </pic:nvPicPr>
                         <pic:blipFill>
-                          <a:blip r:embed="rId10"/>
+                          <a:blip r:embed="rId87"/>
                           <a:stretch>
                             <a:fillRect/>
                           </a:stretch>
@@ -2394,18 +3043,19 @@
           </w:p>
           <w:p>
             <w:pPr>
+              <w:jc w:val="center"/>
+            </w:pPr>
+            <w:pPr>
+              <w:jc w:val="left"/>
+              <w:spacing w:before="200"/>
               <w:pStyle w:val="ImageCaption"/>
-              <w:spacing w:before="200"/>
             </w:pPr>
             <w:r>
-              <w:t>Figure 3: Mean egg size plotted against within-female deviation in egg number (clutch size minus each female’s mean). Points represent individual clutches, and thin gray lines connect successive clutches from the same female. The solid black line shows the posterior mean population-level effect of within-female egg-number deviation estimated from the mixed-effects model. The shaded ribbon represents the 95% credible interval of the posterior expected value (random effects excluded). Positive values on the x</w:t>
-            </w:r>
-            <w:r>
-              <w:t>-axis indicate broods in which a female laid more eggs than her average, whereas negative values indicate broods with fewer eggs than her average. Note that second clutches (blue points) tend to negatively deviate from zero whereas first clutches (salmon points) tend to positively deviate from zero. The slope of the population-level line reflects the estimated within-female plastic response of egg size to changes in egg number 0.</w:t>
+              <w:t xml:space="preserve">Figure 3: Mean egg size plotted against within-female deviation in egg number (clutch size minus each female’s mean). Points represent individual clutches, and thin gray lines connect successive clutches from the same female. The solid black line shows the posterior mean population-level effect of within-female egg-number deviation estimated from the mixed-effects model. The shaded ribbon represents the 95% credible interval of the posterior expected value (random effects excluded). Positive values on the x-axis indicate broods in which a female laid more eggs than her average, whereas negative values indicate broods with fewer eggs than her average. Note that second clutches (blue points) tend to negatively deviate from zero whereas first clutches (salmon points) tend to positively deviate from zero. The slope of the population-level line reflects the estimated within-female plastic response of egg size to changes in egg number 0.</w:t>
             </w:r>
           </w:p>
+          <w:bookmarkEnd w:id="90"/>
         </w:tc>
-        <w:bookmarkEnd w:id="62"/>
       </w:tr>
     </w:tbl>
     <w:p>
@@ -2419,46 +3069,39 @@
     <w:tbl>
       <w:tblPr>
         <w:tblStyle w:val="Table"/>
-        <w:tblW w:w="5000" w:type="pct"/>
+        <w:tblW w:type="pct" w:w="5000"/>
         <w:tblLayout w:type="fixed"/>
-        <w:tblLook w:val="0000" w:firstRow="0" w:lastRow="0" w:firstColumn="0" w:lastColumn="0" w:noHBand="0" w:noVBand="0"/>
+        <w:tblLook w:firstRow="0" w:lastRow="0" w:firstColumn="0" w:lastColumn="0" w:noHBand="0" w:noVBand="0" w:val="0000"/>
       </w:tblPr>
       <w:tblGrid>
-        <w:gridCol w:w="9620"/>
+        <w:gridCol w:w="7920"/>
       </w:tblGrid>
       <w:tr>
         <w:tc>
-          <w:tcPr>
-            <w:tcW w:w="7920" w:type="dxa"/>
-          </w:tcPr>
+          <w:tcPr/>
+          <w:bookmarkStart w:id="94" w:name="fig-four"/>
           <w:p>
             <w:pPr>
               <w:pStyle w:val="Compact"/>
               <w:jc w:val="center"/>
             </w:pPr>
-            <w:bookmarkStart w:id="63" w:name="fig-four"/>
             <w:r>
-              <w:rPr>
-                <w:noProof/>
-              </w:rPr>
-              <w:lastRenderedPageBreak/>
               <w:drawing>
-                <wp:inline distT="0" distB="0" distL="0" distR="0" wp14:anchorId="13086CEB" wp14:editId="45473EF9">
+                <wp:inline>
                   <wp:extent cx="3810000" cy="2540000"/>
-                  <wp:effectExtent l="0" t="0" r="0" b="0"/>
-                  <wp:docPr id="93" name="Picture"/>
-                  <wp:cNvGraphicFramePr/>
-                  <a:graphic xmlns:a="http://schemas.openxmlformats.org/drawingml/2006/main">
+                  <wp:effectExtent b="0" l="0" r="0" t="0"/>
+                  <wp:docPr descr="" title="" id="92" name="Picture"/>
+                  <a:graphic>
                     <a:graphicData uri="http://schemas.openxmlformats.org/drawingml/2006/picture">
-                      <pic:pic xmlns:pic="http://schemas.openxmlformats.org/drawingml/2006/picture">
+                      <pic:pic>
                         <pic:nvPicPr>
-                          <pic:cNvPr id="94" name="Picture" descr="figure_4.jpg"/>
+                          <pic:cNvPr descr="figure_4.jpg" id="93" name="Picture"/>
                           <pic:cNvPicPr>
-                            <a:picLocks noChangeAspect="1" noChangeArrowheads="1"/>
+                            <a:picLocks noChangeArrowheads="1" noChangeAspect="1"/>
                           </pic:cNvPicPr>
                         </pic:nvPicPr>
                         <pic:blipFill>
-                          <a:blip r:embed="rId11"/>
+                          <a:blip r:embed="rId91"/>
                           <a:stretch>
                             <a:fillRect/>
                           </a:stretch>
@@ -2487,29 +3130,29 @@
           </w:p>
           <w:p>
             <w:pPr>
+              <w:jc w:val="center"/>
+            </w:pPr>
+            <w:pPr>
+              <w:jc w:val="left"/>
+              <w:spacing w:before="200"/>
               <w:pStyle w:val="ImageCaption"/>
-              <w:spacing w:before="200"/>
             </w:pPr>
             <w:r>
-              <w:t>Figure 4: Clutch-specific variance components of egg size. (a) Between-female variance in egg size for first and second clutches, estimated from a hierarchical Bayesian model with clutch-specific female effects. (b) Within-clutch (egg-to-egg) variance for first and second clutches. Grey points represent posterior draws, black points indicate posterior medians, and vertical lines denote 95% credible intervals. Between-female variance did not differ clearly between clutches, whereas within-clutch variance was</w:t>
-            </w:r>
-            <w:r>
-              <w:t xml:space="preserve"> greater in second clutches.</w:t>
+              <w:t xml:space="preserve">Figure 4: Clutch-specific variance components of egg size. (a) Between-female variance in egg size for first and second clutches, estimated from a hierarchical Bayesian model with clutch-specific female effects. (b) Within-clutch (egg-to-egg) variance for first and second clutches. Grey points represent posterior draws, black points indicate posterior medians, and vertical lines denote 95% credible intervals. Between-female variance did not differ clearly between clutches, whereas within-clutch variance was greater in second clutches.</w:t>
             </w:r>
           </w:p>
+          <w:bookmarkEnd w:id="94"/>
         </w:tc>
-        <w:bookmarkEnd w:id="63"/>
       </w:tr>
-      <w:bookmarkEnd w:id="15"/>
     </w:tbl>
-    <w:p/>
+    <w:bookmarkEnd w:id="95"/>
     <w:sectPr>
-      <w:headerReference w:type="even" r:id="rId12"/>
-      <w:headerReference w:type="default" r:id="rId13"/>
-      <w:footerReference w:type="even" r:id="rId14"/>
-      <w:footerReference w:type="default" r:id="rId15"/>
-      <w:pgSz w:w="12240" w:h="15840"/>
-      <w:pgMar w:top="1531" w:right="1418" w:bottom="2024" w:left="1418" w:header="737" w:footer="737" w:gutter="0"/>
+      <w:headerReference r:id="rId10" w:type="even"/>
+      <w:headerReference r:id="rId9" w:type="default"/>
+      <w:footerReference r:id="rId12" w:type="even"/>
+      <w:footerReference r:id="rId11" w:type="default"/>
+      <w:pgSz w:h="15840" w:w="12240"/>
+      <w:pgMar w:bottom="2024" w:footer="737" w:gutter="0" w:header="737" w:left="1418" w:right="1418" w:top="1531"/>
       <w:lnNumType w:countBy="1" w:restart="continuous"/>
       <w:cols w:space="720"/>
       <w:docGrid w:linePitch="326"/>
@@ -2518,29 +3161,8 @@
 </w:document>
 </file>
 
-<file path=word/endnotes.xml><?xml version="1.0" encoding="utf-8"?>
-<w:endnotes xmlns:wpc="http://schemas.microsoft.com/office/word/2010/wordprocessingCanvas" xmlns:cx="http://schemas.microsoft.com/office/drawing/2014/chartex" xmlns:cx1="http://schemas.microsoft.com/office/drawing/2015/9/8/chartex" xmlns:cx2="http://schemas.microsoft.com/office/drawing/2015/10/21/chartex" xmlns:cx3="http://schemas.microsoft.com/office/drawing/2016/5/9/chartex" xmlns:cx4="http://schemas.microsoft.com/office/drawing/2016/5/10/chartex" xmlns:cx5="http://schemas.microsoft.com/office/drawing/2016/5/11/chartex" xmlns:cx6="http://schemas.microsoft.com/office/drawing/2016/5/12/chartex" xmlns:cx7="http://schemas.microsoft.com/office/drawing/2016/5/13/chartex" xmlns:cx8="http://schemas.microsoft.com/office/drawing/2016/5/14/chartex" xmlns:mc="http://schemas.openxmlformats.org/markup-compatibility/2006" xmlns:aink="http://schemas.microsoft.com/office/drawing/2016/ink" xmlns:am3d="http://schemas.microsoft.com/office/drawing/2017/model3d" xmlns:o="urn:schemas-microsoft-com:office:office" xmlns:oel="http://schemas.microsoft.com/office/2019/extlst" xmlns:r="http://schemas.openxmlformats.org/officeDocument/2006/relationships" xmlns:m="http://schemas.openxmlformats.org/officeDocument/2006/math" xmlns:v="urn:schemas-microsoft-com:vml" xmlns:wp14="http://schemas.microsoft.com/office/word/2010/wordprocessingDrawing" xmlns:wp="http://schemas.openxmlformats.org/drawingml/2006/wordprocessingDrawing" xmlns:w10="urn:schemas-microsoft-com:office:word" xmlns:w="http://schemas.openxmlformats.org/wordprocessingml/2006/main" xmlns:w14="http://schemas.microsoft.com/office/word/2010/wordml" xmlns:w15="http://schemas.microsoft.com/office/word/2012/wordml" xmlns:w16cex="http://schemas.microsoft.com/office/word/2018/wordml/cex" xmlns:w16cid="http://schemas.microsoft.com/office/word/2016/wordml/cid" xmlns:w16="http://schemas.microsoft.com/office/word/2018/wordml" xmlns:w16du="http://schemas.microsoft.com/office/word/2023/wordml/word16du" xmlns:w16sdtdh="http://schemas.microsoft.com/office/word/2020/wordml/sdtdatahash" xmlns:w16sdtfl="http://schemas.microsoft.com/office/word/2024/wordml/sdtformatlock" xmlns:w16se="http://schemas.microsoft.com/office/word/2015/wordml/symex" xmlns:wpg="http://schemas.microsoft.com/office/word/2010/wordprocessingGroup" xmlns:wpi="http://schemas.microsoft.com/office/word/2010/wordprocessingInk" xmlns:wne="http://schemas.microsoft.com/office/word/2006/wordml" xmlns:wps="http://schemas.microsoft.com/office/word/2010/wordprocessingShape" mc:Ignorable="w14 w15 w16se w16cid w16 w16cex w16sdtdh w16sdtfl w16du wp14">
-  <w:endnote w:type="separator" w:id="-1">
-    <w:p>
-      <w:pPr>
-        <w:spacing w:after="0"/>
-      </w:pPr>
-      <w:r>
-        <w:separator/>
-      </w:r>
-    </w:p>
-  </w:endnote>
-  <w:endnote w:type="continuationSeparator" w:id="0">
-    <w:p>
-      <w:pPr>
-        <w:spacing w:after="0"/>
-      </w:pPr>
-      <w:r>
-        <w:continuationSeparator/>
-      </w:r>
-    </w:p>
-  </w:endnote>
-</w:endnotes>
+<file path=word/comments.xml><?xml version="1.0" encoding="utf-8"?>
+<w:comments xmlns:w="http://schemas.openxmlformats.org/wordprocessingml/2006/main" xmlns:m="http://schemas.openxmlformats.org/officeDocument/2006/math" xmlns:r="http://schemas.openxmlformats.org/officeDocument/2006/relationships" xmlns:o="urn:schemas-microsoft-com:office:office" xmlns:v="urn:schemas-microsoft-com:vml" xmlns:w10="urn:schemas-microsoft-com:office:word" xmlns:a="http://schemas.openxmlformats.org/drawingml/2006/main" xmlns:pic="http://schemas.openxmlformats.org/drawingml/2006/picture" xmlns:wp="http://schemas.openxmlformats.org/drawingml/2006/wordprocessingDrawing"/>
 </file>
 
 <file path=word/footer1.xml><?xml version="1.0" encoding="utf-8"?>
@@ -2556,11 +3178,6 @@
         <w:docPartUnique/>
       </w:docPartObj>
     </w:sdtPr>
-    <w:sdtEndPr>
-      <w:rPr>
-        <w:rStyle w:val="PageNumber"/>
-      </w:rPr>
-    </w:sdtEndPr>
     <w:sdtContent>
       <w:p>
         <w:pPr>
@@ -2613,11 +3230,6 @@
         <w:docPartUnique/>
       </w:docPartObj>
     </w:sdtPr>
-    <w:sdtEndPr>
-      <w:rPr>
-        <w:rStyle w:val="PageNumber"/>
-      </w:rPr>
-    </w:sdtEndPr>
     <w:sdtContent>
       <w:p>
         <w:pPr>
@@ -2671,24 +3283,18 @@
 </file>
 
 <file path=word/footnotes.xml><?xml version="1.0" encoding="utf-8"?>
-<w:footnotes xmlns:wpc="http://schemas.microsoft.com/office/word/2010/wordprocessingCanvas" xmlns:cx="http://schemas.microsoft.com/office/drawing/2014/chartex" xmlns:cx1="http://schemas.microsoft.com/office/drawing/2015/9/8/chartex" xmlns:cx2="http://schemas.microsoft.com/office/drawing/2015/10/21/chartex" xmlns:cx3="http://schemas.microsoft.com/office/drawing/2016/5/9/chartex" xmlns:cx4="http://schemas.microsoft.com/office/drawing/2016/5/10/chartex" xmlns:cx5="http://schemas.microsoft.com/office/drawing/2016/5/11/chartex" xmlns:cx6="http://schemas.microsoft.com/office/drawing/2016/5/12/chartex" xmlns:cx7="http://schemas.microsoft.com/office/drawing/2016/5/13/chartex" xmlns:cx8="http://schemas.microsoft.com/office/drawing/2016/5/14/chartex" xmlns:mc="http://schemas.openxmlformats.org/markup-compatibility/2006" xmlns:aink="http://schemas.microsoft.com/office/drawing/2016/ink" xmlns:am3d="http://schemas.microsoft.com/office/drawing/2017/model3d" xmlns:o="urn:schemas-microsoft-com:office:office" xmlns:oel="http://schemas.microsoft.com/office/2019/extlst" xmlns:r="http://schemas.openxmlformats.org/officeDocument/2006/relationships" xmlns:m="http://schemas.openxmlformats.org/officeDocument/2006/math" xmlns:v="urn:schemas-microsoft-com:vml" xmlns:wp14="http://schemas.microsoft.com/office/word/2010/wordprocessingDrawing" xmlns:wp="http://schemas.openxmlformats.org/drawingml/2006/wordprocessingDrawing" xmlns:w10="urn:schemas-microsoft-com:office:word" xmlns:w="http://schemas.openxmlformats.org/wordprocessingml/2006/main" xmlns:w14="http://schemas.microsoft.com/office/word/2010/wordml" xmlns:w15="http://schemas.microsoft.com/office/word/2012/wordml" xmlns:w16cex="http://schemas.microsoft.com/office/word/2018/wordml/cex" xmlns:w16cid="http://schemas.microsoft.com/office/word/2016/wordml/cid" xmlns:w16="http://schemas.microsoft.com/office/word/2018/wordml" xmlns:w16du="http://schemas.microsoft.com/office/word/2023/wordml/word16du" xmlns:w16sdtdh="http://schemas.microsoft.com/office/word/2020/wordml/sdtdatahash" xmlns:w16sdtfl="http://schemas.microsoft.com/office/word/2024/wordml/sdtformatlock" xmlns:w16se="http://schemas.microsoft.com/office/word/2015/wordml/symex" xmlns:wpg="http://schemas.microsoft.com/office/word/2010/wordprocessingGroup" xmlns:wpi="http://schemas.microsoft.com/office/word/2010/wordprocessingInk" xmlns:wne="http://schemas.microsoft.com/office/word/2006/wordml" xmlns:wps="http://schemas.microsoft.com/office/word/2010/wordprocessingShape" mc:Ignorable="w14 w15 w16se w16cid w16 w16cex w16sdtdh w16sdtfl w16du wp14">
+<w:footnotes xmlns:w="http://schemas.openxmlformats.org/wordprocessingml/2006/main" xmlns:m="http://schemas.openxmlformats.org/officeDocument/2006/math" xmlns:r="http://schemas.openxmlformats.org/officeDocument/2006/relationships" xmlns:o="urn:schemas-microsoft-com:office:office" xmlns:v="urn:schemas-microsoft-com:vml" xmlns:w10="urn:schemas-microsoft-com:office:word" xmlns:a="http://schemas.openxmlformats.org/drawingml/2006/main" xmlns:pic="http://schemas.openxmlformats.org/drawingml/2006/picture" xmlns:wp="http://schemas.openxmlformats.org/drawingml/2006/wordprocessingDrawing">
+  <w:footnote w:type="continuationSeparator" w:id="0">
+    <w:p>
+      <w:r>
+        <w:continuationSeparator/>
+      </w:r>
+    </w:p>
+  </w:footnote>
   <w:footnote w:type="separator" w:id="-1">
     <w:p>
-      <w:pPr>
-        <w:spacing w:after="0"/>
-      </w:pPr>
       <w:r>
         <w:separator/>
-      </w:r>
-    </w:p>
-  </w:footnote>
-  <w:footnote w:type="continuationSeparator" w:id="0">
-    <w:p>
-      <w:pPr>
-        <w:spacing w:after="0"/>
-      </w:pPr>
-      <w:r>
-        <w:continuationSeparator/>
       </w:r>
     </w:p>
   </w:footnote>
@@ -2708,11 +3314,6 @@
         <w:docPartUnique/>
       </w:docPartObj>
     </w:sdtPr>
-    <w:sdtEndPr>
-      <w:rPr>
-        <w:rStyle w:val="PageNumber"/>
-      </w:rPr>
-    </w:sdtEndPr>
     <w:sdtContent>
       <w:p>
         <w:pPr>
@@ -2773,8 +3374,8 @@
 </file>
 
 <file path=word/numbering.xml><?xml version="1.0" encoding="utf-8"?>
-<w:numbering xmlns:wpc="http://schemas.microsoft.com/office/word/2010/wordprocessingCanvas" xmlns:cx="http://schemas.microsoft.com/office/drawing/2014/chartex" xmlns:cx1="http://schemas.microsoft.com/office/drawing/2015/9/8/chartex" xmlns:cx2="http://schemas.microsoft.com/office/drawing/2015/10/21/chartex" xmlns:cx3="http://schemas.microsoft.com/office/drawing/2016/5/9/chartex" xmlns:cx4="http://schemas.microsoft.com/office/drawing/2016/5/10/chartex" xmlns:cx5="http://schemas.microsoft.com/office/drawing/2016/5/11/chartex" xmlns:cx6="http://schemas.microsoft.com/office/drawing/2016/5/12/chartex" xmlns:cx7="http://schemas.microsoft.com/office/drawing/2016/5/13/chartex" xmlns:cx8="http://schemas.microsoft.com/office/drawing/2016/5/14/chartex" xmlns:mc="http://schemas.openxmlformats.org/markup-compatibility/2006" xmlns:aink="http://schemas.microsoft.com/office/drawing/2016/ink" xmlns:am3d="http://schemas.microsoft.com/office/drawing/2017/model3d" xmlns:o="urn:schemas-microsoft-com:office:office" xmlns:oel="http://schemas.microsoft.com/office/2019/extlst" xmlns:r="http://schemas.openxmlformats.org/officeDocument/2006/relationships" xmlns:m="http://schemas.openxmlformats.org/officeDocument/2006/math" xmlns:v="urn:schemas-microsoft-com:vml" xmlns:wp14="http://schemas.microsoft.com/office/word/2010/wordprocessingDrawing" xmlns:wp="http://schemas.openxmlformats.org/drawingml/2006/wordprocessingDrawing" xmlns:w10="urn:schemas-microsoft-com:office:word" xmlns:w="http://schemas.openxmlformats.org/wordprocessingml/2006/main" xmlns:w14="http://schemas.microsoft.com/office/word/2010/wordml" xmlns:w15="http://schemas.microsoft.com/office/word/2012/wordml" xmlns:w16cex="http://schemas.microsoft.com/office/word/2018/wordml/cex" xmlns:w16cid="http://schemas.microsoft.com/office/word/2016/wordml/cid" xmlns:w16="http://schemas.microsoft.com/office/word/2018/wordml" xmlns:w16du="http://schemas.microsoft.com/office/word/2023/wordml/word16du" xmlns:w16sdtdh="http://schemas.microsoft.com/office/word/2020/wordml/sdtdatahash" xmlns:w16sdtfl="http://schemas.microsoft.com/office/word/2024/wordml/sdtformatlock" xmlns:w16se="http://schemas.microsoft.com/office/word/2015/wordml/symex" xmlns:wpg="http://schemas.microsoft.com/office/word/2010/wordprocessingGroup" xmlns:wpi="http://schemas.microsoft.com/office/word/2010/wordprocessingInk" xmlns:wne="http://schemas.microsoft.com/office/word/2006/wordml" xmlns:wps="http://schemas.microsoft.com/office/word/2010/wordprocessingShape" mc:Ignorable="w14 w15 w16se w16cid w16 w16cex w16sdtdh w16sdtfl w16du wp14">
-  <w:abstractNum w:abstractNumId="0" w15:restartNumberingAfterBreak="0">
+<w:numbering xmlns:aink="http://schemas.microsoft.com/office/drawing/2016/ink" xmlns:am3d="http://schemas.microsoft.com/office/drawing/2017/model3d" xmlns:cx="http://schemas.microsoft.com/office/drawing/2014/chartex" xmlns:cx1="http://schemas.microsoft.com/office/drawing/2015/9/8/chartex" xmlns:cx2="http://schemas.microsoft.com/office/drawing/2015/10/21/chartex" xmlns:cx3="http://schemas.microsoft.com/office/drawing/2016/5/9/chartex" xmlns:cx4="http://schemas.microsoft.com/office/drawing/2016/5/10/chartex" xmlns:cx5="http://schemas.microsoft.com/office/drawing/2016/5/11/chartex" xmlns:cx6="http://schemas.microsoft.com/office/drawing/2016/5/12/chartex" xmlns:cx7="http://schemas.microsoft.com/office/drawing/2016/5/13/chartex" xmlns:cx8="http://schemas.microsoft.com/office/drawing/2016/5/14/chartex" xmlns:m="http://schemas.openxmlformats.org/officeDocument/2006/math" xmlns:mc="http://schemas.openxmlformats.org/markup-compatibility/2006" xmlns:o="urn:schemas-microsoft-com:office:office" xmlns:oel="http://schemas.microsoft.com/office/2019/extlst" xmlns:r="http://schemas.openxmlformats.org/officeDocument/2006/relationships" xmlns:v="urn:schemas-microsoft-com:vml" xmlns:w="http://schemas.openxmlformats.org/wordprocessingml/2006/main" xmlns:w10="urn:schemas-microsoft-com:office:word" xmlns:w14="http://schemas.microsoft.com/office/word/2010/wordml" xmlns:w15="http://schemas.microsoft.com/office/word/2012/wordml" xmlns:w16="http://schemas.microsoft.com/office/word/2018/wordml" xmlns:w16cex="http://schemas.microsoft.com/office/word/2018/wordml/cex" xmlns:w16cid="http://schemas.microsoft.com/office/word/2016/wordml/cid" xmlns:w16du="http://schemas.microsoft.com/office/word/2023/wordml/word16du" xmlns:w16sdtdh="http://schemas.microsoft.com/office/word/2020/wordml/sdtdatahash" xmlns:w16sdtfl="http://schemas.microsoft.com/office/word/2024/wordml/sdtformatlock" xmlns:w16se="http://schemas.microsoft.com/office/word/2015/wordml/symex" xmlns:wne="http://schemas.microsoft.com/office/word/2006/wordml" xmlns:wp="http://schemas.openxmlformats.org/drawingml/2006/wordprocessingDrawing" xmlns:wp14="http://schemas.microsoft.com/office/word/2010/wordprocessingDrawing" xmlns:wpc="http://schemas.microsoft.com/office/word/2010/wordprocessingCanvas" xmlns:wpg="http://schemas.microsoft.com/office/word/2010/wordprocessingGroup" xmlns:wpi="http://schemas.microsoft.com/office/word/2010/wordprocessingInk" xmlns:wps="http://schemas.microsoft.com/office/word/2010/wordprocessingShape" mc:Ignorable="w14 w15 w16se w16cid w16 w16cex w16sdtdh w16sdtfl w16du wp14">
+  <w:abstractNum w15:restartNumberingAfterBreak="0" w:abstractNumId="0">
     <w:nsid w:val="FFFFFF7C"/>
     <w:multiLevelType w:val="singleLevel"/>
     <w:tmpl w:val="BD5E45BC"/>
@@ -2785,13 +3386,13 @@
       <w:lvlJc w:val="left"/>
       <w:pPr>
         <w:tabs>
-          <w:tab w:val="num" w:pos="1492"/>
+          <w:tab w:pos="1492" w:val="num"/>
         </w:tabs>
-        <w:ind w:left="1492" w:hanging="360"/>
+        <w:ind w:hanging="360" w:left="1492"/>
       </w:pPr>
     </w:lvl>
   </w:abstractNum>
-  <w:abstractNum w:abstractNumId="1" w15:restartNumberingAfterBreak="0">
+  <w:abstractNum w15:restartNumberingAfterBreak="0" w:abstractNumId="1">
     <w:nsid w:val="FFFFFF7D"/>
     <w:multiLevelType w:val="singleLevel"/>
     <w:tmpl w:val="C25E26BA"/>
@@ -2802,13 +3403,13 @@
       <w:lvlJc w:val="left"/>
       <w:pPr>
         <w:tabs>
-          <w:tab w:val="num" w:pos="1209"/>
+          <w:tab w:pos="1209" w:val="num"/>
         </w:tabs>
-        <w:ind w:left="1209" w:hanging="360"/>
+        <w:ind w:hanging="360" w:left="1209"/>
       </w:pPr>
     </w:lvl>
   </w:abstractNum>
-  <w:abstractNum w:abstractNumId="2" w15:restartNumberingAfterBreak="0">
+  <w:abstractNum w15:restartNumberingAfterBreak="0" w:abstractNumId="2">
     <w:nsid w:val="FFFFFF7E"/>
     <w:multiLevelType w:val="singleLevel"/>
     <w:tmpl w:val="237EE0FA"/>
@@ -2819,13 +3420,13 @@
       <w:lvlJc w:val="left"/>
       <w:pPr>
         <w:tabs>
-          <w:tab w:val="num" w:pos="926"/>
+          <w:tab w:pos="926" w:val="num"/>
         </w:tabs>
-        <w:ind w:left="926" w:hanging="360"/>
+        <w:ind w:hanging="360" w:left="926"/>
       </w:pPr>
     </w:lvl>
   </w:abstractNum>
-  <w:abstractNum w:abstractNumId="3" w15:restartNumberingAfterBreak="0">
+  <w:abstractNum w15:restartNumberingAfterBreak="0" w:abstractNumId="3">
     <w:nsid w:val="FFFFFF7F"/>
     <w:multiLevelType w:val="singleLevel"/>
     <w:tmpl w:val="5D76EAF2"/>
@@ -2836,13 +3437,13 @@
       <w:lvlJc w:val="left"/>
       <w:pPr>
         <w:tabs>
-          <w:tab w:val="num" w:pos="643"/>
+          <w:tab w:pos="643" w:val="num"/>
         </w:tabs>
-        <w:ind w:left="643" w:hanging="360"/>
+        <w:ind w:hanging="360" w:left="643"/>
       </w:pPr>
     </w:lvl>
   </w:abstractNum>
-  <w:abstractNum w:abstractNumId="4" w15:restartNumberingAfterBreak="0">
+  <w:abstractNum w15:restartNumberingAfterBreak="0" w:abstractNumId="4">
     <w:nsid w:val="FFFFFF80"/>
     <w:multiLevelType w:val="singleLevel"/>
     <w:tmpl w:val="68ACF7EE"/>
@@ -2853,16 +3454,16 @@
       <w:lvlJc w:val="left"/>
       <w:pPr>
         <w:tabs>
-          <w:tab w:val="num" w:pos="1492"/>
+          <w:tab w:pos="1492" w:val="num"/>
         </w:tabs>
-        <w:ind w:left="1492" w:hanging="360"/>
+        <w:ind w:hanging="360" w:left="1492"/>
       </w:pPr>
       <w:rPr>
         <w:rFonts w:ascii="Symbol" w:hAnsi="Symbol" w:hint="default"/>
       </w:rPr>
     </w:lvl>
   </w:abstractNum>
-  <w:abstractNum w:abstractNumId="5" w15:restartNumberingAfterBreak="0">
+  <w:abstractNum w15:restartNumberingAfterBreak="0" w:abstractNumId="5">
     <w:nsid w:val="FFFFFF81"/>
     <w:multiLevelType w:val="singleLevel"/>
     <w:tmpl w:val="1D5CDB1E"/>
@@ -2873,16 +3474,16 @@
       <w:lvlJc w:val="left"/>
       <w:pPr>
         <w:tabs>
-          <w:tab w:val="num" w:pos="1209"/>
+          <w:tab w:pos="1209" w:val="num"/>
         </w:tabs>
-        <w:ind w:left="1209" w:hanging="360"/>
+        <w:ind w:hanging="360" w:left="1209"/>
       </w:pPr>
       <w:rPr>
         <w:rFonts w:ascii="Symbol" w:hAnsi="Symbol" w:hint="default"/>
       </w:rPr>
     </w:lvl>
   </w:abstractNum>
-  <w:abstractNum w:abstractNumId="6" w15:restartNumberingAfterBreak="0">
+  <w:abstractNum w15:restartNumberingAfterBreak="0" w:abstractNumId="6">
     <w:nsid w:val="FFFFFF82"/>
     <w:multiLevelType w:val="singleLevel"/>
     <w:tmpl w:val="CF883DB2"/>
@@ -2893,16 +3494,16 @@
       <w:lvlJc w:val="left"/>
       <w:pPr>
         <w:tabs>
-          <w:tab w:val="num" w:pos="926"/>
+          <w:tab w:pos="926" w:val="num"/>
         </w:tabs>
-        <w:ind w:left="926" w:hanging="360"/>
+        <w:ind w:hanging="360" w:left="926"/>
       </w:pPr>
       <w:rPr>
         <w:rFonts w:ascii="Symbol" w:hAnsi="Symbol" w:hint="default"/>
       </w:rPr>
     </w:lvl>
   </w:abstractNum>
-  <w:abstractNum w:abstractNumId="7" w15:restartNumberingAfterBreak="0">
+  <w:abstractNum w15:restartNumberingAfterBreak="0" w:abstractNumId="7">
     <w:nsid w:val="FFFFFF83"/>
     <w:multiLevelType w:val="singleLevel"/>
     <w:tmpl w:val="3B5A45A8"/>
@@ -2913,16 +3514,16 @@
       <w:lvlJc w:val="left"/>
       <w:pPr>
         <w:tabs>
-          <w:tab w:val="num" w:pos="643"/>
+          <w:tab w:pos="643" w:val="num"/>
         </w:tabs>
-        <w:ind w:left="643" w:hanging="360"/>
+        <w:ind w:hanging="360" w:left="643"/>
       </w:pPr>
       <w:rPr>
         <w:rFonts w:ascii="Symbol" w:hAnsi="Symbol" w:hint="default"/>
       </w:rPr>
     </w:lvl>
   </w:abstractNum>
-  <w:abstractNum w:abstractNumId="8" w15:restartNumberingAfterBreak="0">
+  <w:abstractNum w15:restartNumberingAfterBreak="0" w:abstractNumId="8">
     <w:nsid w:val="FFFFFF88"/>
     <w:multiLevelType w:val="singleLevel"/>
     <w:tmpl w:val="D8826D80"/>
@@ -2933,13 +3534,13 @@
       <w:lvlJc w:val="left"/>
       <w:pPr>
         <w:tabs>
-          <w:tab w:val="num" w:pos="360"/>
+          <w:tab w:pos="360" w:val="num"/>
         </w:tabs>
-        <w:ind w:left="360" w:hanging="360"/>
+        <w:ind w:hanging="360" w:left="360"/>
       </w:pPr>
     </w:lvl>
   </w:abstractNum>
-  <w:abstractNum w:abstractNumId="9" w15:restartNumberingAfterBreak="0">
+  <w:abstractNum w15:restartNumberingAfterBreak="0" w:abstractNumId="9">
     <w:nsid w:val="FFFFFF89"/>
     <w:multiLevelType w:val="singleLevel"/>
     <w:tmpl w:val="92543F56"/>
@@ -2950,93 +3551,16 @@
       <w:lvlJc w:val="left"/>
       <w:pPr>
         <w:tabs>
-          <w:tab w:val="num" w:pos="360"/>
+          <w:tab w:pos="360" w:val="num"/>
         </w:tabs>
-        <w:ind w:left="360" w:hanging="360"/>
+        <w:ind w:hanging="360" w:left="360"/>
       </w:pPr>
       <w:rPr>
         <w:rFonts w:ascii="Symbol" w:hAnsi="Symbol" w:hint="default"/>
       </w:rPr>
     </w:lvl>
   </w:abstractNum>
-  <w:abstractNum w:abstractNumId="10" w15:restartNumberingAfterBreak="0">
-    <w:nsid w:val="0000A990"/>
-    <w:multiLevelType w:val="multilevel"/>
-    <w:tmpl w:val="8EF24EFC"/>
-    <w:lvl w:ilvl="0">
-      <w:numFmt w:val="bullet"/>
-      <w:lvlText w:val=" "/>
-      <w:lvlJc w:val="left"/>
-      <w:pPr>
-        <w:ind w:left="720" w:hanging="360"/>
-      </w:pPr>
-    </w:lvl>
-    <w:lvl w:ilvl="1">
-      <w:numFmt w:val="bullet"/>
-      <w:lvlText w:val=" "/>
-      <w:lvlJc w:val="left"/>
-      <w:pPr>
-        <w:ind w:left="1440" w:hanging="360"/>
-      </w:pPr>
-    </w:lvl>
-    <w:lvl w:ilvl="2">
-      <w:numFmt w:val="bullet"/>
-      <w:lvlText w:val=" "/>
-      <w:lvlJc w:val="left"/>
-      <w:pPr>
-        <w:ind w:left="2160" w:hanging="360"/>
-      </w:pPr>
-    </w:lvl>
-    <w:lvl w:ilvl="3">
-      <w:numFmt w:val="bullet"/>
-      <w:lvlText w:val=" "/>
-      <w:lvlJc w:val="left"/>
-      <w:pPr>
-        <w:ind w:left="2880" w:hanging="360"/>
-      </w:pPr>
-    </w:lvl>
-    <w:lvl w:ilvl="4">
-      <w:numFmt w:val="bullet"/>
-      <w:lvlText w:val=" "/>
-      <w:lvlJc w:val="left"/>
-      <w:pPr>
-        <w:ind w:left="3600" w:hanging="360"/>
-      </w:pPr>
-    </w:lvl>
-    <w:lvl w:ilvl="5">
-      <w:numFmt w:val="bullet"/>
-      <w:lvlText w:val=" "/>
-      <w:lvlJc w:val="left"/>
-      <w:pPr>
-        <w:ind w:left="4320" w:hanging="360"/>
-      </w:pPr>
-    </w:lvl>
-    <w:lvl w:ilvl="6">
-      <w:numFmt w:val="bullet"/>
-      <w:lvlText w:val=" "/>
-      <w:lvlJc w:val="left"/>
-      <w:pPr>
-        <w:ind w:left="5040" w:hanging="360"/>
-      </w:pPr>
-    </w:lvl>
-    <w:lvl w:ilvl="7">
-      <w:numFmt w:val="bullet"/>
-      <w:lvlText w:val=" "/>
-      <w:lvlJc w:val="left"/>
-      <w:pPr>
-        <w:ind w:left="5760" w:hanging="360"/>
-      </w:pPr>
-    </w:lvl>
-    <w:lvl w:ilvl="8">
-      <w:numFmt w:val="bullet"/>
-      <w:lvlText w:val=" "/>
-      <w:lvlJc w:val="left"/>
-      <w:pPr>
-        <w:ind w:left="6480" w:hanging="360"/>
-      </w:pPr>
-    </w:lvl>
-  </w:abstractNum>
-  <w:abstractNum w:abstractNumId="11" w15:restartNumberingAfterBreak="0">
+  <w:abstractNum w15:restartNumberingAfterBreak="0" w:abstractNumId="10">
     <w:nsid w:val="2C1AE401"/>
     <w:multiLevelType w:val="multilevel"/>
     <w:tmpl w:val="05CEFCFA"/>
@@ -3046,9 +3570,9 @@
       <w:lvlJc w:val="left"/>
       <w:pPr>
         <w:tabs>
-          <w:tab w:val="num" w:pos="0"/>
+          <w:tab w:pos="0" w:val="num"/>
         </w:tabs>
-        <w:ind w:left="480" w:hanging="480"/>
+        <w:ind w:hanging="480" w:left="480"/>
       </w:pPr>
     </w:lvl>
     <w:lvl w:ilvl="1">
@@ -3057,9 +3581,9 @@
       <w:lvlJc w:val="left"/>
       <w:pPr>
         <w:tabs>
-          <w:tab w:val="num" w:pos="720"/>
+          <w:tab w:pos="720" w:val="num"/>
         </w:tabs>
-        <w:ind w:left="1200" w:hanging="480"/>
+        <w:ind w:hanging="480" w:left="1200"/>
       </w:pPr>
     </w:lvl>
     <w:lvl w:ilvl="2">
@@ -3068,9 +3592,9 @@
       <w:lvlJc w:val="left"/>
       <w:pPr>
         <w:tabs>
-          <w:tab w:val="num" w:pos="1440"/>
+          <w:tab w:pos="1440" w:val="num"/>
         </w:tabs>
-        <w:ind w:left="1920" w:hanging="480"/>
+        <w:ind w:hanging="480" w:left="1920"/>
       </w:pPr>
     </w:lvl>
     <w:lvl w:ilvl="3">
@@ -3079,9 +3603,9 @@
       <w:lvlJc w:val="left"/>
       <w:pPr>
         <w:tabs>
-          <w:tab w:val="num" w:pos="2160"/>
+          <w:tab w:pos="2160" w:val="num"/>
         </w:tabs>
-        <w:ind w:left="2640" w:hanging="480"/>
+        <w:ind w:hanging="480" w:left="2640"/>
       </w:pPr>
     </w:lvl>
     <w:lvl w:ilvl="4">
@@ -3090,9 +3614,9 @@
       <w:lvlJc w:val="left"/>
       <w:pPr>
         <w:tabs>
-          <w:tab w:val="num" w:pos="2880"/>
+          <w:tab w:pos="2880" w:val="num"/>
         </w:tabs>
-        <w:ind w:left="3360" w:hanging="480"/>
+        <w:ind w:hanging="480" w:left="3360"/>
       </w:pPr>
     </w:lvl>
     <w:lvl w:ilvl="5">
@@ -3101,9 +3625,9 @@
       <w:lvlJc w:val="left"/>
       <w:pPr>
         <w:tabs>
-          <w:tab w:val="num" w:pos="3600"/>
+          <w:tab w:pos="3600" w:val="num"/>
         </w:tabs>
-        <w:ind w:left="4080" w:hanging="480"/>
+        <w:ind w:hanging="480" w:left="4080"/>
       </w:pPr>
     </w:lvl>
     <w:lvl w:ilvl="6">
@@ -3112,9 +3636,9 @@
       <w:lvlJc w:val="left"/>
       <w:pPr>
         <w:tabs>
-          <w:tab w:val="num" w:pos="4320"/>
+          <w:tab w:pos="4320" w:val="num"/>
         </w:tabs>
-        <w:ind w:left="4800" w:hanging="480"/>
+        <w:ind w:hanging="480" w:left="4800"/>
       </w:pPr>
     </w:lvl>
     <w:lvl w:ilvl="7">
@@ -3123,9 +3647,9 @@
       <w:lvlJc w:val="left"/>
       <w:pPr>
         <w:tabs>
-          <w:tab w:val="num" w:pos="5040"/>
+          <w:tab w:pos="5040" w:val="num"/>
         </w:tabs>
-        <w:ind w:left="5520" w:hanging="480"/>
+        <w:ind w:hanging="480" w:left="5520"/>
       </w:pPr>
     </w:lvl>
     <w:lvl w:ilvl="8">
@@ -3134,13 +3658,13 @@
       <w:lvlJc w:val="left"/>
       <w:pPr>
         <w:tabs>
-          <w:tab w:val="num" w:pos="5760"/>
+          <w:tab w:pos="5760" w:val="num"/>
         </w:tabs>
-        <w:ind w:left="6240" w:hanging="480"/>
+        <w:ind w:hanging="480" w:left="6240"/>
       </w:pPr>
     </w:lvl>
   </w:abstractNum>
-  <w:abstractNum w:abstractNumId="12" w15:restartNumberingAfterBreak="0">
+  <w:abstractNum w15:restartNumberingAfterBreak="0" w:abstractNumId="11">
     <w:nsid w:val="2E3D24D9"/>
     <w:multiLevelType w:val="multilevel"/>
     <w:tmpl w:val="1E004D3C"/>
@@ -3150,7 +3674,7 @@
       <w:lvlText w:val="%1."/>
       <w:lvlJc w:val="left"/>
       <w:pPr>
-        <w:ind w:left="720" w:hanging="360"/>
+        <w:ind w:hanging="360" w:left="720"/>
       </w:pPr>
     </w:lvl>
     <w:lvl w:ilvl="1">
@@ -3159,7 +3683,7 @@
       <w:lvlText w:val="%2."/>
       <w:lvlJc w:val="left"/>
       <w:pPr>
-        <w:ind w:left="1440" w:hanging="360"/>
+        <w:ind w:hanging="360" w:left="1440"/>
       </w:pPr>
     </w:lvl>
     <w:lvl w:ilvl="2">
@@ -3168,7 +3692,7 @@
       <w:lvlText w:val="%3."/>
       <w:lvlJc w:val="right"/>
       <w:pPr>
-        <w:ind w:left="2160" w:hanging="180"/>
+        <w:ind w:hanging="180" w:left="2160"/>
       </w:pPr>
     </w:lvl>
     <w:lvl w:ilvl="3">
@@ -3177,7 +3701,7 @@
       <w:lvlText w:val="%4."/>
       <w:lvlJc w:val="left"/>
       <w:pPr>
-        <w:ind w:left="2880" w:hanging="360"/>
+        <w:ind w:hanging="360" w:left="2880"/>
       </w:pPr>
     </w:lvl>
     <w:lvl w:ilvl="4">
@@ -3186,7 +3710,7 @@
       <w:lvlText w:val="%5."/>
       <w:lvlJc w:val="left"/>
       <w:pPr>
-        <w:ind w:left="3600" w:hanging="360"/>
+        <w:ind w:hanging="360" w:left="3600"/>
       </w:pPr>
     </w:lvl>
     <w:lvl w:ilvl="5">
@@ -3195,7 +3719,7 @@
       <w:lvlText w:val="%6."/>
       <w:lvlJc w:val="right"/>
       <w:pPr>
-        <w:ind w:left="4320" w:hanging="180"/>
+        <w:ind w:hanging="180" w:left="4320"/>
       </w:pPr>
     </w:lvl>
     <w:lvl w:ilvl="6">
@@ -3204,7 +3728,7 @@
       <w:lvlText w:val="%7."/>
       <w:lvlJc w:val="left"/>
       <w:pPr>
-        <w:ind w:left="5040" w:hanging="360"/>
+        <w:ind w:hanging="360" w:left="5040"/>
       </w:pPr>
     </w:lvl>
     <w:lvl w:ilvl="7">
@@ -3213,7 +3737,7 @@
       <w:lvlText w:val="%8."/>
       <w:lvlJc w:val="left"/>
       <w:pPr>
-        <w:ind w:left="5760" w:hanging="360"/>
+        <w:ind w:hanging="360" w:left="5760"/>
       </w:pPr>
     </w:lvl>
     <w:lvl w:ilvl="8">
@@ -3222,11 +3746,11 @@
       <w:lvlText w:val="%9."/>
       <w:lvlJc w:val="right"/>
       <w:pPr>
-        <w:ind w:left="6480" w:hanging="180"/>
+        <w:ind w:hanging="180" w:left="6480"/>
       </w:pPr>
     </w:lvl>
   </w:abstractNum>
-  <w:abstractNum w:abstractNumId="13" w15:restartNumberingAfterBreak="0">
+  <w:abstractNum w15:restartNumberingAfterBreak="0" w:abstractNumId="12">
     <w:nsid w:val="4A572E80"/>
     <w:multiLevelType w:val="hybridMultilevel"/>
     <w:tmpl w:val="1E004D3C"/>
@@ -3236,136 +3760,212 @@
       <w:lvlText w:val="%1."/>
       <w:lvlJc w:val="left"/>
       <w:pPr>
-        <w:ind w:left="720" w:hanging="360"/>
+        <w:ind w:hanging="360" w:left="720"/>
       </w:pPr>
     </w:lvl>
-    <w:lvl w:ilvl="1" w:tplc="04090019" w:tentative="1">
+    <w:lvl w:ilvl="1" w:tentative="1" w:tplc="04090019">
       <w:start w:val="1"/>
       <w:numFmt w:val="lowerLetter"/>
       <w:lvlText w:val="%2."/>
       <w:lvlJc w:val="left"/>
       <w:pPr>
-        <w:ind w:left="1440" w:hanging="360"/>
+        <w:ind w:hanging="360" w:left="1440"/>
       </w:pPr>
     </w:lvl>
-    <w:lvl w:ilvl="2" w:tplc="0409001B" w:tentative="1">
+    <w:lvl w:ilvl="2" w:tentative="1" w:tplc="0409001B">
       <w:start w:val="1"/>
       <w:numFmt w:val="lowerRoman"/>
       <w:lvlText w:val="%3."/>
       <w:lvlJc w:val="right"/>
       <w:pPr>
-        <w:ind w:left="2160" w:hanging="180"/>
+        <w:ind w:hanging="180" w:left="2160"/>
       </w:pPr>
     </w:lvl>
-    <w:lvl w:ilvl="3" w:tplc="0409000F" w:tentative="1">
+    <w:lvl w:ilvl="3" w:tentative="1" w:tplc="0409000F">
       <w:start w:val="1"/>
       <w:numFmt w:val="decimal"/>
       <w:lvlText w:val="%4."/>
       <w:lvlJc w:val="left"/>
       <w:pPr>
-        <w:ind w:left="2880" w:hanging="360"/>
+        <w:ind w:hanging="360" w:left="2880"/>
       </w:pPr>
     </w:lvl>
-    <w:lvl w:ilvl="4" w:tplc="04090019" w:tentative="1">
+    <w:lvl w:ilvl="4" w:tentative="1" w:tplc="04090019">
       <w:start w:val="1"/>
       <w:numFmt w:val="lowerLetter"/>
       <w:lvlText w:val="%5."/>
       <w:lvlJc w:val="left"/>
       <w:pPr>
-        <w:ind w:left="3600" w:hanging="360"/>
+        <w:ind w:hanging="360" w:left="3600"/>
       </w:pPr>
     </w:lvl>
-    <w:lvl w:ilvl="5" w:tplc="0409001B" w:tentative="1">
+    <w:lvl w:ilvl="5" w:tentative="1" w:tplc="0409001B">
       <w:start w:val="1"/>
       <w:numFmt w:val="lowerRoman"/>
       <w:lvlText w:val="%6."/>
       <w:lvlJc w:val="right"/>
       <w:pPr>
-        <w:ind w:left="4320" w:hanging="180"/>
+        <w:ind w:hanging="180" w:left="4320"/>
       </w:pPr>
     </w:lvl>
-    <w:lvl w:ilvl="6" w:tplc="0409000F" w:tentative="1">
+    <w:lvl w:ilvl="6" w:tentative="1" w:tplc="0409000F">
       <w:start w:val="1"/>
       <w:numFmt w:val="decimal"/>
       <w:lvlText w:val="%7."/>
       <w:lvlJc w:val="left"/>
       <w:pPr>
-        <w:ind w:left="5040" w:hanging="360"/>
+        <w:ind w:hanging="360" w:left="5040"/>
       </w:pPr>
     </w:lvl>
-    <w:lvl w:ilvl="7" w:tplc="04090019" w:tentative="1">
+    <w:lvl w:ilvl="7" w:tentative="1" w:tplc="04090019">
       <w:start w:val="1"/>
       <w:numFmt w:val="lowerLetter"/>
       <w:lvlText w:val="%8."/>
       <w:lvlJc w:val="left"/>
       <w:pPr>
-        <w:ind w:left="5760" w:hanging="360"/>
+        <w:ind w:hanging="360" w:left="5760"/>
       </w:pPr>
     </w:lvl>
-    <w:lvl w:ilvl="8" w:tplc="0409001B" w:tentative="1">
+    <w:lvl w:ilvl="8" w:tentative="1" w:tplc="0409001B">
       <w:start w:val="1"/>
       <w:numFmt w:val="lowerRoman"/>
       <w:lvlText w:val="%9."/>
       <w:lvlJc w:val="right"/>
       <w:pPr>
-        <w:ind w:left="6480" w:hanging="180"/>
+        <w:ind w:hanging="180" w:left="6480"/>
       </w:pPr>
     </w:lvl>
   </w:abstractNum>
-  <w:num w:numId="1" w16cid:durableId="1845054215">
+  <w:abstractNum w:abstractNumId="990">
+    <w:nsid w:val="0000A990"/>
+    <w:multiLevelType w:val="multilevel"/>
+    <w:lvl w:ilvl="0">
+      <w:numFmt w:val="bullet"/>
+      <w:lvlText w:val=" "/>
+      <w:lvlJc w:val="left"/>
+      <w:pPr>
+        <w:ind w:left="720" w:hanging="360"/>
+      </w:pPr>
+    </w:lvl>
+    <w:lvl w:ilvl="1">
+      <w:numFmt w:val="bullet"/>
+      <w:lvlText w:val=" "/>
+      <w:lvlJc w:val="left"/>
+      <w:pPr>
+        <w:ind w:left="1440" w:hanging="360"/>
+      </w:pPr>
+    </w:lvl>
+    <w:lvl w:ilvl="2">
+      <w:numFmt w:val="bullet"/>
+      <w:lvlText w:val=" "/>
+      <w:lvlJc w:val="left"/>
+      <w:pPr>
+        <w:ind w:left="2160" w:hanging="360"/>
+      </w:pPr>
+    </w:lvl>
+    <w:lvl w:ilvl="3">
+      <w:numFmt w:val="bullet"/>
+      <w:lvlText w:val=" "/>
+      <w:lvlJc w:val="left"/>
+      <w:pPr>
+        <w:ind w:left="2880" w:hanging="360"/>
+      </w:pPr>
+    </w:lvl>
+    <w:lvl w:ilvl="4">
+      <w:numFmt w:val="bullet"/>
+      <w:lvlText w:val=" "/>
+      <w:lvlJc w:val="left"/>
+      <w:pPr>
+        <w:ind w:left="3600" w:hanging="360"/>
+      </w:pPr>
+    </w:lvl>
+    <w:lvl w:ilvl="5">
+      <w:numFmt w:val="bullet"/>
+      <w:lvlText w:val=" "/>
+      <w:lvlJc w:val="left"/>
+      <w:pPr>
+        <w:ind w:left="4320" w:hanging="360"/>
+      </w:pPr>
+    </w:lvl>
+    <w:lvl w:ilvl="6">
+      <w:numFmt w:val="bullet"/>
+      <w:lvlText w:val=" "/>
+      <w:lvlJc w:val="left"/>
+      <w:pPr>
+        <w:ind w:left="5040" w:hanging="360"/>
+      </w:pPr>
+    </w:lvl>
+    <w:lvl w:ilvl="7">
+      <w:numFmt w:val="bullet"/>
+      <w:lvlText w:val=" "/>
+      <w:lvlJc w:val="left"/>
+      <w:pPr>
+        <w:ind w:left="5760" w:hanging="360"/>
+      </w:pPr>
+    </w:lvl>
+    <w:lvl w:ilvl="8">
+      <w:numFmt w:val="bullet"/>
+      <w:lvlText w:val=" "/>
+      <w:lvlJc w:val="left"/>
+      <w:pPr>
+        <w:ind w:left="6480" w:hanging="360"/>
+      </w:pPr>
+    </w:lvl>
+  </w:abstractNum>
+  <w:num w16cid:durableId="1845054215" w:numId="1">
+    <w:abstractNumId w:val="10"/>
+  </w:num>
+  <w:num w16cid:durableId="1866140359" w:numId="2">
+    <w:abstractNumId w:val="0"/>
+  </w:num>
+  <w:num w16cid:durableId="2053848946" w:numId="3">
+    <w:abstractNumId w:val="1"/>
+  </w:num>
+  <w:num w16cid:durableId="1342463185" w:numId="4">
+    <w:abstractNumId w:val="2"/>
+  </w:num>
+  <w:num w16cid:durableId="1274483611" w:numId="5">
+    <w:abstractNumId w:val="3"/>
+  </w:num>
+  <w:num w16cid:durableId="995885320" w:numId="6">
+    <w:abstractNumId w:val="8"/>
+  </w:num>
+  <w:num w16cid:durableId="896205620" w:numId="7">
+    <w:abstractNumId w:val="4"/>
+  </w:num>
+  <w:num w16cid:durableId="1489981213" w:numId="8">
+    <w:abstractNumId w:val="5"/>
+  </w:num>
+  <w:num w16cid:durableId="829293693" w:numId="9">
+    <w:abstractNumId w:val="6"/>
+  </w:num>
+  <w:num w16cid:durableId="456608145" w:numId="10">
+    <w:abstractNumId w:val="7"/>
+  </w:num>
+  <w:num w16cid:durableId="75834470" w:numId="11">
+    <w:abstractNumId w:val="9"/>
+  </w:num>
+  <w:num w16cid:durableId="1124497384" w:numId="12">
+    <w:abstractNumId w:val="12"/>
+  </w:num>
+  <w:num w16cid:durableId="442194333" w:numId="13">
     <w:abstractNumId w:val="11"/>
   </w:num>
-  <w:num w:numId="2" w16cid:durableId="1866140359">
-    <w:abstractNumId w:val="0"/>
-  </w:num>
-  <w:num w:numId="3" w16cid:durableId="2053848946">
-    <w:abstractNumId w:val="1"/>
-  </w:num>
-  <w:num w:numId="4" w16cid:durableId="1342463185">
-    <w:abstractNumId w:val="2"/>
-  </w:num>
-  <w:num w:numId="5" w16cid:durableId="1274483611">
-    <w:abstractNumId w:val="3"/>
-  </w:num>
-  <w:num w:numId="6" w16cid:durableId="995885320">
-    <w:abstractNumId w:val="8"/>
-  </w:num>
-  <w:num w:numId="7" w16cid:durableId="896205620">
-    <w:abstractNumId w:val="4"/>
-  </w:num>
-  <w:num w:numId="8" w16cid:durableId="1489981213">
-    <w:abstractNumId w:val="5"/>
-  </w:num>
-  <w:num w:numId="9" w16cid:durableId="829293693">
-    <w:abstractNumId w:val="6"/>
-  </w:num>
-  <w:num w:numId="10" w16cid:durableId="456608145">
-    <w:abstractNumId w:val="7"/>
-  </w:num>
-  <w:num w:numId="11" w16cid:durableId="75834470">
-    <w:abstractNumId w:val="9"/>
-  </w:num>
-  <w:num w:numId="12" w16cid:durableId="1124497384">
-    <w:abstractNumId w:val="13"/>
-  </w:num>
-  <w:num w:numId="13" w16cid:durableId="442194333">
-    <w:abstractNumId w:val="12"/>
-  </w:num>
-  <w:num w:numId="14" w16cid:durableId="1034579366">
-    <w:abstractNumId w:val="10"/>
+  <w:num w:numId="1000">
+    <w:abstractNumId w:val="990"/>
   </w:num>
 </w:numbering>
 </file>
 
 <file path=word/styles.xml><?xml version="1.0" encoding="utf-8"?>
-<w:styles xmlns:mc="http://schemas.openxmlformats.org/markup-compatibility/2006" xmlns:r="http://schemas.openxmlformats.org/officeDocument/2006/relationships" xmlns:w="http://schemas.openxmlformats.org/wordprocessingml/2006/main" xmlns:w14="http://schemas.microsoft.com/office/word/2010/wordml" xmlns:w15="http://schemas.microsoft.com/office/word/2012/wordml" xmlns:w16cex="http://schemas.microsoft.com/office/word/2018/wordml/cex" xmlns:w16cid="http://schemas.microsoft.com/office/word/2016/wordml/cid" xmlns:w16="http://schemas.microsoft.com/office/word/2018/wordml" xmlns:w16du="http://schemas.microsoft.com/office/word/2023/wordml/word16du" xmlns:w16sdtdh="http://schemas.microsoft.com/office/word/2020/wordml/sdtdatahash" xmlns:w16sdtfl="http://schemas.microsoft.com/office/word/2024/wordml/sdtformatlock" xmlns:w16se="http://schemas.microsoft.com/office/word/2015/wordml/symex" mc:Ignorable="w14 w15 w16se w16cid w16 w16cex w16sdtdh w16sdtfl w16du">
+<w:styles xmlns:mc="http://schemas.openxmlformats.org/markup-compatibility/2006" xmlns:r="http://schemas.openxmlformats.org/officeDocument/2006/relationships" xmlns:w="http://schemas.openxmlformats.org/wordprocessingml/2006/main" xmlns:w14="http://schemas.microsoft.com/office/word/2010/wordml" xmlns:w15="http://schemas.microsoft.com/office/word/2012/wordml" xmlns:w16="http://schemas.microsoft.com/office/word/2018/wordml" xmlns:w16cex="http://schemas.microsoft.com/office/word/2018/wordml/cex" xmlns:w16cid="http://schemas.microsoft.com/office/word/2016/wordml/cid" xmlns:w16du="http://schemas.microsoft.com/office/word/2023/wordml/word16du" xmlns:w16sdtdh="http://schemas.microsoft.com/office/word/2020/wordml/sdtdatahash" xmlns:w16sdtfl="http://schemas.microsoft.com/office/word/2024/wordml/sdtformatlock" xmlns:w16se="http://schemas.microsoft.com/office/word/2015/wordml/symex" mc:Ignorable="w14 w15 w16se w16cid w16 w16cex w16sdtdh w16sdtfl w16du">
   <w:docDefaults>
     <w:rPrDefault>
       <w:rPr>
-        <w:rFonts w:asciiTheme="minorHAnsi" w:eastAsiaTheme="minorHAnsi" w:hAnsiTheme="minorHAnsi" w:cstheme="minorBidi"/>
+        <w:rFonts w:asciiTheme="minorHAnsi" w:cstheme="minorBidi" w:eastAsiaTheme="minorHAnsi" w:hAnsiTheme="minorHAnsi"/>
         <w:sz w:val="24"/>
         <w:szCs w:val="24"/>
-        <w:lang w:val="en-US" w:eastAsia="en-US" w:bidi="ar-SA"/>
+        <w:lang w:bidi="ar-SA" w:eastAsia="en-US" w:val="en-US"/>
       </w:rPr>
     </w:rPrDefault>
     <w:pPrDefault>
@@ -3374,7 +3974,7 @@
       </w:pPr>
     </w:pPrDefault>
   </w:docDefaults>
-  <w:latentStyles w:defLockedState="0" w:defUIPriority="0" w:defSemiHidden="0" w:defUnhideWhenUsed="0" w:defQFormat="0" w:count="376">
+  <w:latentStyles w:count="376" w:defLockedState="0" w:defQFormat="0" w:defSemiHidden="0" w:defUIPriority="0" w:defUnhideWhenUsed="0">
     <w:lsdException w:name="heading 6" w:semiHidden="1" w:unhideWhenUsed="1"/>
     <w:lsdException w:name="index 3" w:semiHidden="1" w:unhideWhenUsed="1"/>
     <w:lsdException w:name="index 4" w:semiHidden="1" w:unhideWhenUsed="1"/>
@@ -3711,11 +4311,11 @@
     <w:lsdException w:name="Unresolved Mention" w:semiHidden="1" w:uiPriority="99" w:unhideWhenUsed="1"/>
     <w:lsdException w:name="Smart Link" w:semiHidden="1" w:uiPriority="99" w:unhideWhenUsed="1"/>
   </w:latentStyles>
-  <w:style w:type="paragraph" w:default="1" w:styleId="Normal">
+  <w:style w:default="1" w:styleId="Normal" w:type="paragraph">
     <w:name w:val="Normal"/>
     <w:qFormat/>
   </w:style>
-  <w:style w:type="paragraph" w:styleId="Heading1">
+  <w:style w:styleId="Heading1" w:type="paragraph">
     <w:name w:val="heading 1"/>
     <w:basedOn w:val="Normal"/>
     <w:next w:val="BodyText"/>
@@ -3725,19 +4325,19 @@
     <w:pPr>
       <w:keepNext/>
       <w:keepLines/>
-      <w:spacing w:before="480" w:after="0"/>
+      <w:spacing w:after="0" w:before="480"/>
       <w:outlineLvl w:val="0"/>
     </w:pPr>
     <w:rPr>
-      <w:rFonts w:asciiTheme="majorHAnsi" w:eastAsiaTheme="majorEastAsia" w:hAnsiTheme="majorHAnsi" w:cstheme="majorBidi"/>
+      <w:rFonts w:asciiTheme="majorHAnsi" w:cstheme="majorBidi" w:eastAsiaTheme="majorEastAsia" w:hAnsiTheme="majorHAnsi"/>
       <w:b/>
       <w:bCs/>
-      <w:color w:val="000000" w:themeColor="text1"/>
+      <w:color w:themeColor="text1" w:val="000000"/>
       <w:sz w:val="32"/>
       <w:szCs w:val="32"/>
     </w:rPr>
   </w:style>
-  <w:style w:type="paragraph" w:styleId="Heading2">
+  <w:style w:styleId="Heading2" w:type="paragraph">
     <w:name w:val="heading 2"/>
     <w:basedOn w:val="Normal"/>
     <w:next w:val="BodyText"/>
@@ -3748,18 +4348,18 @@
     <w:pPr>
       <w:keepNext/>
       <w:keepLines/>
-      <w:spacing w:before="200" w:after="0"/>
+      <w:spacing w:after="0" w:before="200"/>
       <w:outlineLvl w:val="1"/>
     </w:pPr>
     <w:rPr>
-      <w:rFonts w:asciiTheme="majorHAnsi" w:eastAsiaTheme="majorEastAsia" w:hAnsiTheme="majorHAnsi" w:cstheme="majorBidi"/>
+      <w:rFonts w:asciiTheme="majorHAnsi" w:cstheme="majorBidi" w:eastAsiaTheme="majorEastAsia" w:hAnsiTheme="majorHAnsi"/>
       <w:b/>
       <w:bCs/>
-      <w:color w:val="000000" w:themeColor="text1"/>
+      <w:color w:themeColor="text1" w:val="000000"/>
       <w:szCs w:val="32"/>
     </w:rPr>
   </w:style>
-  <w:style w:type="paragraph" w:styleId="Heading3">
+  <w:style w:styleId="Heading3" w:type="paragraph">
     <w:name w:val="heading 3"/>
     <w:basedOn w:val="Normal"/>
     <w:next w:val="BodyText"/>
@@ -3770,19 +4370,19 @@
     <w:pPr>
       <w:keepNext/>
       <w:keepLines/>
-      <w:spacing w:before="200" w:after="0"/>
+      <w:spacing w:after="0" w:before="200"/>
       <w:outlineLvl w:val="2"/>
     </w:pPr>
     <w:rPr>
-      <w:rFonts w:asciiTheme="majorHAnsi" w:eastAsiaTheme="majorEastAsia" w:hAnsiTheme="majorHAnsi" w:cstheme="majorBidi"/>
+      <w:rFonts w:asciiTheme="majorHAnsi" w:cstheme="majorBidi" w:eastAsiaTheme="majorEastAsia" w:hAnsiTheme="majorHAnsi"/>
       <w:b/>
       <w:bCs/>
-      <w:color w:val="000000" w:themeColor="text1"/>
+      <w:color w:themeColor="text1" w:val="000000"/>
       <w:sz w:val="28"/>
       <w:szCs w:val="28"/>
     </w:rPr>
   </w:style>
-  <w:style w:type="paragraph" w:styleId="Heading4">
+  <w:style w:styleId="Heading4" w:type="paragraph">
     <w:name w:val="heading 4"/>
     <w:basedOn w:val="Normal"/>
     <w:next w:val="BodyText"/>
@@ -3793,18 +4393,18 @@
     <w:pPr>
       <w:keepNext/>
       <w:keepLines/>
-      <w:spacing w:before="200" w:after="0"/>
+      <w:spacing w:after="0" w:before="200"/>
       <w:outlineLvl w:val="3"/>
     </w:pPr>
     <w:rPr>
-      <w:rFonts w:asciiTheme="majorHAnsi" w:eastAsiaTheme="majorEastAsia" w:hAnsiTheme="majorHAnsi" w:cstheme="majorBidi"/>
+      <w:rFonts w:asciiTheme="majorHAnsi" w:cstheme="majorBidi" w:eastAsiaTheme="majorEastAsia" w:hAnsiTheme="majorHAnsi"/>
       <w:b/>
       <w:bCs/>
-      <w:color w:val="000000" w:themeColor="text1"/>
+      <w:color w:themeColor="text1" w:val="000000"/>
       <w:sz w:val="32"/>
     </w:rPr>
   </w:style>
-  <w:style w:type="paragraph" w:styleId="Heading5">
+  <w:style w:styleId="Heading5" w:type="paragraph">
     <w:name w:val="heading 5"/>
     <w:basedOn w:val="Normal"/>
     <w:next w:val="BodyText"/>
@@ -3816,18 +4416,18 @@
       <w:keepNext/>
       <w:keepLines/>
       <w:pageBreakBefore/>
-      <w:spacing w:before="200" w:after="0"/>
+      <w:spacing w:after="0" w:before="200"/>
       <w:outlineLvl w:val="4"/>
     </w:pPr>
     <w:rPr>
-      <w:rFonts w:asciiTheme="majorHAnsi" w:eastAsiaTheme="majorEastAsia" w:hAnsiTheme="majorHAnsi" w:cstheme="majorBidi"/>
+      <w:rFonts w:asciiTheme="majorHAnsi" w:cstheme="majorBidi" w:eastAsiaTheme="majorEastAsia" w:hAnsiTheme="majorHAnsi"/>
       <w:i/>
       <w:iCs/>
-      <w:color w:val="FFFFFF" w:themeColor="background1"/>
+      <w:color w:themeColor="background1" w:val="FFFFFF"/>
       <w:sz w:val="10"/>
     </w:rPr>
   </w:style>
-  <w:style w:type="paragraph" w:styleId="Heading6">
+  <w:style w:styleId="Heading6" w:type="paragraph">
     <w:name w:val="heading 6"/>
     <w:basedOn w:val="Normal"/>
     <w:next w:val="BodyText"/>
@@ -3838,17 +4438,17 @@
     <w:pPr>
       <w:keepNext/>
       <w:keepLines/>
-      <w:spacing w:before="200" w:after="0"/>
+      <w:spacing w:after="0" w:before="200"/>
       <w:jc w:val="center"/>
       <w:outlineLvl w:val="5"/>
     </w:pPr>
     <w:rPr>
-      <w:rFonts w:ascii="Times New Roman" w:eastAsiaTheme="majorEastAsia" w:hAnsi="Times New Roman" w:cstheme="majorBidi"/>
-      <w:color w:val="000000" w:themeColor="text1"/>
+      <w:rFonts w:ascii="Times New Roman" w:cstheme="majorBidi" w:eastAsiaTheme="majorEastAsia" w:hAnsi="Times New Roman"/>
+      <w:color w:themeColor="text1" w:val="000000"/>
       <w:sz w:val="28"/>
     </w:rPr>
   </w:style>
-  <w:style w:type="paragraph" w:styleId="Heading7">
+  <w:style w:styleId="Heading7" w:type="paragraph">
     <w:name w:val="heading 7"/>
     <w:basedOn w:val="Normal"/>
     <w:next w:val="BodyText"/>
@@ -3858,15 +4458,15 @@
     <w:pPr>
       <w:keepNext/>
       <w:keepLines/>
-      <w:spacing w:before="200" w:after="0"/>
+      <w:spacing w:after="0" w:before="200"/>
       <w:outlineLvl w:val="6"/>
     </w:pPr>
     <w:rPr>
-      <w:rFonts w:asciiTheme="majorHAnsi" w:eastAsiaTheme="majorEastAsia" w:hAnsiTheme="majorHAnsi" w:cstheme="majorBidi"/>
-      <w:color w:val="4F81BD" w:themeColor="accent1"/>
+      <w:rFonts w:asciiTheme="majorHAnsi" w:cstheme="majorBidi" w:eastAsiaTheme="majorEastAsia" w:hAnsiTheme="majorHAnsi"/>
+      <w:color w:themeColor="accent1" w:val="4F81BD"/>
     </w:rPr>
   </w:style>
-  <w:style w:type="paragraph" w:styleId="Heading8">
+  <w:style w:styleId="Heading8" w:type="paragraph">
     <w:name w:val="heading 8"/>
     <w:basedOn w:val="Normal"/>
     <w:next w:val="BodyText"/>
@@ -3876,15 +4476,15 @@
     <w:pPr>
       <w:keepNext/>
       <w:keepLines/>
-      <w:spacing w:before="200" w:after="0"/>
+      <w:spacing w:after="0" w:before="200"/>
       <w:outlineLvl w:val="7"/>
     </w:pPr>
     <w:rPr>
-      <w:rFonts w:asciiTheme="majorHAnsi" w:eastAsiaTheme="majorEastAsia" w:hAnsiTheme="majorHAnsi" w:cstheme="majorBidi"/>
-      <w:color w:val="4F81BD" w:themeColor="accent1"/>
+      <w:rFonts w:asciiTheme="majorHAnsi" w:cstheme="majorBidi" w:eastAsiaTheme="majorEastAsia" w:hAnsiTheme="majorHAnsi"/>
+      <w:color w:themeColor="accent1" w:val="4F81BD"/>
     </w:rPr>
   </w:style>
-  <w:style w:type="paragraph" w:styleId="Heading9">
+  <w:style w:styleId="Heading9" w:type="paragraph">
     <w:name w:val="heading 9"/>
     <w:basedOn w:val="Normal"/>
     <w:next w:val="BodyText"/>
@@ -3895,69 +4495,69 @@
     <w:pPr>
       <w:keepNext/>
       <w:keepLines/>
-      <w:spacing w:before="200" w:after="0"/>
+      <w:spacing w:after="0" w:before="200"/>
       <w:outlineLvl w:val="8"/>
     </w:pPr>
     <w:rPr>
-      <w:rFonts w:asciiTheme="majorHAnsi" w:eastAsiaTheme="majorEastAsia" w:hAnsiTheme="majorHAnsi" w:cstheme="majorBidi"/>
-      <w:color w:val="000000" w:themeColor="text1"/>
+      <w:rFonts w:asciiTheme="majorHAnsi" w:cstheme="majorBidi" w:eastAsiaTheme="majorEastAsia" w:hAnsiTheme="majorHAnsi"/>
+      <w:color w:themeColor="text1" w:val="000000"/>
     </w:rPr>
   </w:style>
-  <w:style w:type="character" w:default="1" w:styleId="DefaultParagraphFont">
+  <w:style w:default="1" w:styleId="DefaultParagraphFont" w:type="character">
     <w:name w:val="Default Paragraph Font"/>
     <w:uiPriority w:val="1"/>
     <w:semiHidden/>
     <w:unhideWhenUsed/>
   </w:style>
-  <w:style w:type="table" w:default="1" w:styleId="TableNormal">
+  <w:style w:default="1" w:styleId="TableNormal" w:type="table">
     <w:name w:val="Normal Table"/>
     <w:uiPriority w:val="99"/>
     <w:semiHidden/>
     <w:unhideWhenUsed/>
     <w:tblPr>
-      <w:tblInd w:w="0" w:type="dxa"/>
+      <w:tblInd w:type="dxa" w:w="0"/>
       <w:tblCellMar>
-        <w:top w:w="0" w:type="dxa"/>
-        <w:left w:w="108" w:type="dxa"/>
-        <w:bottom w:w="0" w:type="dxa"/>
-        <w:right w:w="108" w:type="dxa"/>
+        <w:top w:type="dxa" w:w="0"/>
+        <w:left w:type="dxa" w:w="108"/>
+        <w:bottom w:type="dxa" w:w="0"/>
+        <w:right w:type="dxa" w:w="108"/>
       </w:tblCellMar>
     </w:tblPr>
   </w:style>
-  <w:style w:type="numbering" w:default="1" w:styleId="NoList">
+  <w:style w:default="1" w:styleId="NoList" w:type="numbering">
     <w:name w:val="No List"/>
     <w:uiPriority w:val="99"/>
     <w:semiHidden/>
     <w:unhideWhenUsed/>
   </w:style>
-  <w:style w:type="paragraph" w:styleId="BodyText">
+  <w:style w:styleId="BodyText" w:type="paragraph">
     <w:name w:val="Body Text"/>
     <w:basedOn w:val="Normal"/>
     <w:link w:val="BodyTextChar"/>
     <w:qFormat/>
     <w:rsid w:val="007F5E62"/>
     <w:pPr>
-      <w:spacing w:before="180" w:after="180" w:line="480" w:lineRule="auto"/>
+      <w:spacing w:after="180" w:before="180" w:line="480" w:lineRule="auto"/>
     </w:pPr>
     <w:rPr>
       <w:rFonts w:ascii="Times New Roman" w:hAnsi="Times New Roman"/>
     </w:rPr>
   </w:style>
-  <w:style w:type="paragraph" w:customStyle="1" w:styleId="FirstParagraph">
+  <w:style w:customStyle="1" w:styleId="FirstParagraph" w:type="paragraph">
     <w:name w:val="First Paragraph"/>
     <w:basedOn w:val="BodyText"/>
     <w:next w:val="BodyText"/>
     <w:qFormat/>
   </w:style>
-  <w:style w:type="paragraph" w:customStyle="1" w:styleId="Compact">
+  <w:style w:customStyle="1" w:styleId="Compact" w:type="paragraph">
     <w:name w:val="Compact"/>
     <w:basedOn w:val="BodyText"/>
     <w:qFormat/>
     <w:pPr>
-      <w:spacing w:before="36" w:after="36"/>
+      <w:spacing w:after="36" w:before="36"/>
     </w:pPr>
   </w:style>
-  <w:style w:type="paragraph" w:styleId="Title">
+  <w:style w:styleId="Title" w:type="paragraph">
     <w:name w:val="Title"/>
     <w:basedOn w:val="Normal"/>
     <w:next w:val="BodyText"/>
@@ -3966,19 +4566,19 @@
     <w:pPr>
       <w:keepNext/>
       <w:keepLines/>
-      <w:spacing w:before="480" w:after="240"/>
+      <w:spacing w:after="240" w:before="480"/>
       <w:jc w:val="center"/>
     </w:pPr>
     <w:rPr>
-      <w:rFonts w:ascii="Times New Roman" w:eastAsiaTheme="majorEastAsia" w:hAnsi="Times New Roman" w:cstheme="majorBidi"/>
+      <w:rFonts w:ascii="Times New Roman" w:cstheme="majorBidi" w:eastAsiaTheme="majorEastAsia" w:hAnsi="Times New Roman"/>
       <w:b/>
       <w:bCs/>
-      <w:color w:val="000000" w:themeColor="text1"/>
+      <w:color w:themeColor="text1" w:val="000000"/>
       <w:sz w:val="36"/>
       <w:szCs w:val="36"/>
     </w:rPr>
   </w:style>
-  <w:style w:type="paragraph" w:styleId="Subtitle">
+  <w:style w:styleId="Subtitle" w:type="paragraph">
     <w:name w:val="Subtitle"/>
     <w:basedOn w:val="Title"/>
     <w:next w:val="BodyText"/>
@@ -3991,7 +4591,7 @@
       <w:szCs w:val="30"/>
     </w:rPr>
   </w:style>
-  <w:style w:type="paragraph" w:customStyle="1" w:styleId="Author">
+  <w:style w:customStyle="1" w:styleId="Author" w:type="paragraph">
     <w:name w:val="Author"/>
     <w:next w:val="BodyText"/>
     <w:qFormat/>
@@ -4001,7 +4601,7 @@
       <w:jc w:val="center"/>
     </w:pPr>
   </w:style>
-  <w:style w:type="paragraph" w:styleId="Date">
+  <w:style w:styleId="Date" w:type="paragraph">
     <w:name w:val="Date"/>
     <w:next w:val="BodyText"/>
     <w:qFormat/>
@@ -4011,7 +4611,7 @@
       <w:jc w:val="center"/>
     </w:pPr>
   </w:style>
-  <w:style w:type="paragraph" w:customStyle="1" w:styleId="Abstract">
+  <w:style w:customStyle="1" w:styleId="Abstract" w:type="paragraph">
     <w:name w:val="Abstract"/>
     <w:basedOn w:val="Normal"/>
     <w:next w:val="BodyText"/>
@@ -4019,19 +4619,19 @@
     <w:pPr>
       <w:keepNext/>
       <w:keepLines/>
-      <w:spacing w:before="300" w:after="300"/>
+      <w:spacing w:after="300" w:before="300"/>
     </w:pPr>
     <w:rPr>
       <w:sz w:val="20"/>
       <w:szCs w:val="20"/>
     </w:rPr>
   </w:style>
-  <w:style w:type="paragraph" w:styleId="Bibliography">
+  <w:style w:styleId="Bibliography" w:type="paragraph">
     <w:name w:val="Bibliography"/>
     <w:basedOn w:val="Normal"/>
     <w:qFormat/>
   </w:style>
-  <w:style w:type="paragraph" w:styleId="BlockText">
+  <w:style w:styleId="BlockText" w:type="paragraph">
     <w:name w:val="Block Text"/>
     <w:basedOn w:val="BodyText"/>
     <w:next w:val="BodyText"/>
@@ -4039,23 +4639,23 @@
     <w:unhideWhenUsed/>
     <w:qFormat/>
     <w:pPr>
-      <w:spacing w:before="100" w:after="100"/>
+      <w:spacing w:after="100" w:before="100"/>
     </w:pPr>
     <w:rPr>
-      <w:rFonts w:asciiTheme="majorHAnsi" w:eastAsiaTheme="majorEastAsia" w:hAnsiTheme="majorHAnsi" w:cstheme="majorBidi"/>
+      <w:rFonts w:asciiTheme="majorHAnsi" w:cstheme="majorBidi" w:eastAsiaTheme="majorEastAsia" w:hAnsiTheme="majorHAnsi"/>
       <w:bCs/>
       <w:sz w:val="20"/>
       <w:szCs w:val="20"/>
     </w:rPr>
   </w:style>
-  <w:style w:type="paragraph" w:styleId="FootnoteText">
+  <w:style w:styleId="FootnoteText" w:type="paragraph">
     <w:name w:val="footnote text"/>
     <w:basedOn w:val="Normal"/>
     <w:uiPriority w:val="9"/>
     <w:unhideWhenUsed/>
     <w:qFormat/>
   </w:style>
-  <w:style w:type="table" w:customStyle="1" w:styleId="Table">
+  <w:style w:customStyle="1" w:styleId="Table" w:type="table">
     <w:name w:val="Table"/>
     <w:unhideWhenUsed/>
     <w:qFormat/>
@@ -4064,16 +4664,16 @@
       <w:rFonts w:ascii="Times New Roman" w:hAnsi="Times New Roman"/>
     </w:rPr>
     <w:tblPr>
-      <w:tblInd w:w="0" w:type="dxa"/>
+      <w:tblInd w:type="dxa" w:w="0"/>
       <w:tblCellMar>
-        <w:top w:w="0" w:type="dxa"/>
-        <w:left w:w="108" w:type="dxa"/>
-        <w:bottom w:w="0" w:type="dxa"/>
-        <w:right w:w="108" w:type="dxa"/>
+        <w:top w:type="dxa" w:w="0"/>
+        <w:left w:type="dxa" w:w="108"/>
+        <w:bottom w:type="dxa" w:w="0"/>
+        <w:right w:type="dxa" w:w="108"/>
       </w:tblCellMar>
     </w:tblPr>
   </w:style>
-  <w:style w:type="paragraph" w:customStyle="1" w:styleId="DefinitionTerm">
+  <w:style w:customStyle="1" w:styleId="DefinitionTerm" w:type="paragraph">
     <w:name w:val="Definition Term"/>
     <w:basedOn w:val="Normal"/>
     <w:next w:val="Definition"/>
@@ -4086,11 +4686,11 @@
       <w:b/>
     </w:rPr>
   </w:style>
-  <w:style w:type="paragraph" w:customStyle="1" w:styleId="Definition">
+  <w:style w:customStyle="1" w:styleId="Definition" w:type="paragraph">
     <w:name w:val="Definition"/>
     <w:basedOn w:val="Normal"/>
   </w:style>
-  <w:style w:type="paragraph" w:styleId="Caption">
+  <w:style w:styleId="Caption" w:type="paragraph">
     <w:name w:val="caption"/>
     <w:basedOn w:val="Normal"/>
     <w:link w:val="CaptionChar"/>
@@ -4101,7 +4701,7 @@
       <w:i/>
     </w:rPr>
   </w:style>
-  <w:style w:type="paragraph" w:customStyle="1" w:styleId="TableCaption">
+  <w:style w:customStyle="1" w:styleId="TableCaption" w:type="paragraph">
     <w:name w:val="Table Caption"/>
     <w:basedOn w:val="Caption"/>
     <w:rsid w:val="00ED4ADB"/>
@@ -4112,7 +4712,7 @@
       <w:i w:val="0"/>
     </w:rPr>
   </w:style>
-  <w:style w:type="paragraph" w:customStyle="1" w:styleId="ImageCaption">
+  <w:style w:customStyle="1" w:styleId="ImageCaption" w:type="paragraph">
     <w:name w:val="Image Caption"/>
     <w:basedOn w:val="Caption"/>
     <w:rsid w:val="00ED4ADB"/>
@@ -4120,23 +4720,23 @@
       <w:i w:val="0"/>
     </w:rPr>
   </w:style>
-  <w:style w:type="paragraph" w:customStyle="1" w:styleId="Figure">
+  <w:style w:customStyle="1" w:styleId="Figure" w:type="paragraph">
     <w:name w:val="Figure"/>
     <w:basedOn w:val="Normal"/>
   </w:style>
-  <w:style w:type="paragraph" w:customStyle="1" w:styleId="CaptionedFigure">
+  <w:style w:customStyle="1" w:styleId="CaptionedFigure" w:type="paragraph">
     <w:name w:val="Captioned Figure"/>
     <w:basedOn w:val="Figure"/>
     <w:pPr>
       <w:keepNext/>
     </w:pPr>
   </w:style>
-  <w:style w:type="character" w:customStyle="1" w:styleId="CaptionChar">
+  <w:style w:customStyle="1" w:styleId="CaptionChar" w:type="character">
     <w:name w:val="Caption Char"/>
     <w:basedOn w:val="DefaultParagraphFont"/>
     <w:link w:val="Caption"/>
   </w:style>
-  <w:style w:type="character" w:customStyle="1" w:styleId="VerbatimChar">
+  <w:style w:customStyle="1" w:styleId="VerbatimChar" w:type="character">
     <w:name w:val="Verbatim Char"/>
     <w:basedOn w:val="CaptionChar"/>
     <w:link w:val="SourceCode"/>
@@ -4145,21 +4745,21 @@
       <w:sz w:val="22"/>
     </w:rPr>
   </w:style>
-  <w:style w:type="character" w:styleId="FootnoteReference">
+  <w:style w:styleId="FootnoteReference" w:type="character">
     <w:name w:val="footnote reference"/>
     <w:basedOn w:val="CaptionChar"/>
     <w:rPr>
       <w:vertAlign w:val="superscript"/>
     </w:rPr>
   </w:style>
-  <w:style w:type="character" w:styleId="Hyperlink">
+  <w:style w:styleId="Hyperlink" w:type="character">
     <w:name w:val="Hyperlink"/>
     <w:basedOn w:val="CaptionChar"/>
     <w:rPr>
-      <w:color w:val="4F81BD" w:themeColor="accent1"/>
+      <w:color w:themeColor="accent1" w:val="4F81BD"/>
     </w:rPr>
   </w:style>
-  <w:style w:type="paragraph" w:styleId="TOCHeading">
+  <w:style w:styleId="TOCHeading" w:type="paragraph">
     <w:name w:val="TOC Heading"/>
     <w:basedOn w:val="Heading1"/>
     <w:next w:val="BodyText"/>
@@ -4173,19 +4773,19 @@
     <w:rPr>
       <w:b w:val="0"/>
       <w:bCs w:val="0"/>
-      <w:color w:val="365F91" w:themeColor="accent1" w:themeShade="BF"/>
+      <w:color w:themeColor="accent1" w:themeShade="BF" w:val="365F91"/>
     </w:rPr>
   </w:style>
-  <w:style w:type="paragraph" w:customStyle="1" w:styleId="SourceCode">
+  <w:style w:customStyle="1" w:styleId="SourceCode" w:type="paragraph">
     <w:name w:val="Source Code"/>
     <w:basedOn w:val="Normal"/>
     <w:link w:val="VerbatimChar"/>
     <w:pPr>
-      <w:shd w:val="clear" w:color="auto" w:fill="F8F8F8"/>
+      <w:shd w:color="auto" w:fill="F8F8F8" w:val="clear"/>
       <w:wordWrap w:val="0"/>
     </w:pPr>
   </w:style>
-  <w:style w:type="character" w:customStyle="1" w:styleId="KeywordTok">
+  <w:style w:customStyle="1" w:styleId="KeywordTok" w:type="character">
     <w:name w:val="KeywordTok"/>
     <w:basedOn w:val="VerbatimChar"/>
     <w:rPr>
@@ -4193,119 +4793,119 @@
       <w:b/>
       <w:color w:val="204A87"/>
       <w:sz w:val="22"/>
-      <w:shd w:val="clear" w:color="auto" w:fill="F8F8F8"/>
+      <w:shd w:color="auto" w:fill="F8F8F8" w:val="clear"/>
     </w:rPr>
   </w:style>
-  <w:style w:type="character" w:customStyle="1" w:styleId="DataTypeTok">
+  <w:style w:customStyle="1" w:styleId="DataTypeTok" w:type="character">
     <w:name w:val="DataTypeTok"/>
     <w:basedOn w:val="VerbatimChar"/>
     <w:rPr>
       <w:rFonts w:ascii="Consolas" w:hAnsi="Consolas"/>
       <w:color w:val="204A87"/>
       <w:sz w:val="22"/>
-      <w:shd w:val="clear" w:color="auto" w:fill="F8F8F8"/>
+      <w:shd w:color="auto" w:fill="F8F8F8" w:val="clear"/>
     </w:rPr>
   </w:style>
-  <w:style w:type="character" w:customStyle="1" w:styleId="DecValTok">
+  <w:style w:customStyle="1" w:styleId="DecValTok" w:type="character">
     <w:name w:val="DecValTok"/>
     <w:basedOn w:val="VerbatimChar"/>
     <w:rPr>
       <w:rFonts w:ascii="Consolas" w:hAnsi="Consolas"/>
       <w:color w:val="0000CF"/>
       <w:sz w:val="22"/>
-      <w:shd w:val="clear" w:color="auto" w:fill="F8F8F8"/>
+      <w:shd w:color="auto" w:fill="F8F8F8" w:val="clear"/>
     </w:rPr>
   </w:style>
-  <w:style w:type="character" w:customStyle="1" w:styleId="BaseNTok">
+  <w:style w:customStyle="1" w:styleId="BaseNTok" w:type="character">
     <w:name w:val="BaseNTok"/>
     <w:basedOn w:val="VerbatimChar"/>
     <w:rPr>
       <w:rFonts w:ascii="Consolas" w:hAnsi="Consolas"/>
       <w:color w:val="0000CF"/>
       <w:sz w:val="22"/>
-      <w:shd w:val="clear" w:color="auto" w:fill="F8F8F8"/>
+      <w:shd w:color="auto" w:fill="F8F8F8" w:val="clear"/>
     </w:rPr>
   </w:style>
-  <w:style w:type="character" w:customStyle="1" w:styleId="FloatTok">
+  <w:style w:customStyle="1" w:styleId="FloatTok" w:type="character">
     <w:name w:val="FloatTok"/>
     <w:basedOn w:val="VerbatimChar"/>
     <w:rPr>
       <w:rFonts w:ascii="Consolas" w:hAnsi="Consolas"/>
       <w:color w:val="0000CF"/>
       <w:sz w:val="22"/>
-      <w:shd w:val="clear" w:color="auto" w:fill="F8F8F8"/>
+      <w:shd w:color="auto" w:fill="F8F8F8" w:val="clear"/>
     </w:rPr>
   </w:style>
-  <w:style w:type="character" w:customStyle="1" w:styleId="ConstantTok">
+  <w:style w:customStyle="1" w:styleId="ConstantTok" w:type="character">
     <w:name w:val="ConstantTok"/>
     <w:basedOn w:val="VerbatimChar"/>
     <w:rPr>
       <w:rFonts w:ascii="Consolas" w:hAnsi="Consolas"/>
       <w:color w:val="000000"/>
       <w:sz w:val="22"/>
-      <w:shd w:val="clear" w:color="auto" w:fill="F8F8F8"/>
+      <w:shd w:color="auto" w:fill="F8F8F8" w:val="clear"/>
     </w:rPr>
   </w:style>
-  <w:style w:type="character" w:customStyle="1" w:styleId="CharTok">
+  <w:style w:customStyle="1" w:styleId="CharTok" w:type="character">
     <w:name w:val="CharTok"/>
     <w:basedOn w:val="VerbatimChar"/>
     <w:rPr>
       <w:rFonts w:ascii="Consolas" w:hAnsi="Consolas"/>
       <w:color w:val="4E9A06"/>
       <w:sz w:val="22"/>
-      <w:shd w:val="clear" w:color="auto" w:fill="F8F8F8"/>
+      <w:shd w:color="auto" w:fill="F8F8F8" w:val="clear"/>
     </w:rPr>
   </w:style>
-  <w:style w:type="character" w:customStyle="1" w:styleId="SpecialCharTok">
+  <w:style w:customStyle="1" w:styleId="SpecialCharTok" w:type="character">
     <w:name w:val="SpecialCharTok"/>
     <w:basedOn w:val="VerbatimChar"/>
     <w:rPr>
       <w:rFonts w:ascii="Consolas" w:hAnsi="Consolas"/>
       <w:color w:val="000000"/>
       <w:sz w:val="22"/>
-      <w:shd w:val="clear" w:color="auto" w:fill="F8F8F8"/>
+      <w:shd w:color="auto" w:fill="F8F8F8" w:val="clear"/>
     </w:rPr>
   </w:style>
-  <w:style w:type="character" w:customStyle="1" w:styleId="StringTok">
+  <w:style w:customStyle="1" w:styleId="StringTok" w:type="character">
     <w:name w:val="StringTok"/>
     <w:basedOn w:val="VerbatimChar"/>
     <w:rPr>
       <w:rFonts w:ascii="Consolas" w:hAnsi="Consolas"/>
       <w:color w:val="4E9A06"/>
       <w:sz w:val="22"/>
-      <w:shd w:val="clear" w:color="auto" w:fill="F8F8F8"/>
+      <w:shd w:color="auto" w:fill="F8F8F8" w:val="clear"/>
     </w:rPr>
   </w:style>
-  <w:style w:type="character" w:customStyle="1" w:styleId="VerbatimStringTok">
+  <w:style w:customStyle="1" w:styleId="VerbatimStringTok" w:type="character">
     <w:name w:val="VerbatimStringTok"/>
     <w:basedOn w:val="VerbatimChar"/>
     <w:rPr>
       <w:rFonts w:ascii="Consolas" w:hAnsi="Consolas"/>
       <w:color w:val="4E9A06"/>
       <w:sz w:val="22"/>
-      <w:shd w:val="clear" w:color="auto" w:fill="F8F8F8"/>
+      <w:shd w:color="auto" w:fill="F8F8F8" w:val="clear"/>
     </w:rPr>
   </w:style>
-  <w:style w:type="character" w:customStyle="1" w:styleId="SpecialStringTok">
+  <w:style w:customStyle="1" w:styleId="SpecialStringTok" w:type="character">
     <w:name w:val="SpecialStringTok"/>
     <w:basedOn w:val="VerbatimChar"/>
     <w:rPr>
       <w:rFonts w:ascii="Consolas" w:hAnsi="Consolas"/>
       <w:color w:val="4E9A06"/>
       <w:sz w:val="22"/>
-      <w:shd w:val="clear" w:color="auto" w:fill="F8F8F8"/>
+      <w:shd w:color="auto" w:fill="F8F8F8" w:val="clear"/>
     </w:rPr>
   </w:style>
-  <w:style w:type="character" w:customStyle="1" w:styleId="ImportTok">
+  <w:style w:customStyle="1" w:styleId="ImportTok" w:type="character">
     <w:name w:val="ImportTok"/>
     <w:basedOn w:val="VerbatimChar"/>
     <w:rPr>
       <w:rFonts w:ascii="Consolas" w:hAnsi="Consolas"/>
       <w:sz w:val="22"/>
-      <w:shd w:val="clear" w:color="auto" w:fill="F8F8F8"/>
+      <w:shd w:color="auto" w:fill="F8F8F8" w:val="clear"/>
     </w:rPr>
   </w:style>
-  <w:style w:type="character" w:customStyle="1" w:styleId="CommentTok">
+  <w:style w:customStyle="1" w:styleId="CommentTok" w:type="character">
     <w:name w:val="CommentTok"/>
     <w:basedOn w:val="VerbatimChar"/>
     <w:rPr>
@@ -4313,10 +4913,10 @@
       <w:i/>
       <w:color w:val="8F5902"/>
       <w:sz w:val="22"/>
-      <w:shd w:val="clear" w:color="auto" w:fill="F8F8F8"/>
+      <w:shd w:color="auto" w:fill="F8F8F8" w:val="clear"/>
     </w:rPr>
   </w:style>
-  <w:style w:type="character" w:customStyle="1" w:styleId="DocumentationTok">
+  <w:style w:customStyle="1" w:styleId="DocumentationTok" w:type="character">
     <w:name w:val="DocumentationTok"/>
     <w:basedOn w:val="VerbatimChar"/>
     <w:rPr>
@@ -4325,10 +4925,10 @@
       <w:i/>
       <w:color w:val="8F5902"/>
       <w:sz w:val="22"/>
-      <w:shd w:val="clear" w:color="auto" w:fill="F8F8F8"/>
+      <w:shd w:color="auto" w:fill="F8F8F8" w:val="clear"/>
     </w:rPr>
   </w:style>
-  <w:style w:type="character" w:customStyle="1" w:styleId="AnnotationTok">
+  <w:style w:customStyle="1" w:styleId="AnnotationTok" w:type="character">
     <w:name w:val="AnnotationTok"/>
     <w:basedOn w:val="VerbatimChar"/>
     <w:rPr>
@@ -4337,10 +4937,10 @@
       <w:i/>
       <w:color w:val="8F5902"/>
       <w:sz w:val="22"/>
-      <w:shd w:val="clear" w:color="auto" w:fill="F8F8F8"/>
+      <w:shd w:color="auto" w:fill="F8F8F8" w:val="clear"/>
     </w:rPr>
   </w:style>
-  <w:style w:type="character" w:customStyle="1" w:styleId="CommentVarTok">
+  <w:style w:customStyle="1" w:styleId="CommentVarTok" w:type="character">
     <w:name w:val="CommentVarTok"/>
     <w:basedOn w:val="VerbatimChar"/>
     <w:rPr>
@@ -4349,40 +4949,40 @@
       <w:i/>
       <w:color w:val="8F5902"/>
       <w:sz w:val="22"/>
-      <w:shd w:val="clear" w:color="auto" w:fill="F8F8F8"/>
+      <w:shd w:color="auto" w:fill="F8F8F8" w:val="clear"/>
     </w:rPr>
   </w:style>
-  <w:style w:type="character" w:customStyle="1" w:styleId="OtherTok">
+  <w:style w:customStyle="1" w:styleId="OtherTok" w:type="character">
     <w:name w:val="OtherTok"/>
     <w:basedOn w:val="VerbatimChar"/>
     <w:rPr>
       <w:rFonts w:ascii="Consolas" w:hAnsi="Consolas"/>
       <w:color w:val="8F5902"/>
       <w:sz w:val="22"/>
-      <w:shd w:val="clear" w:color="auto" w:fill="F8F8F8"/>
+      <w:shd w:color="auto" w:fill="F8F8F8" w:val="clear"/>
     </w:rPr>
   </w:style>
-  <w:style w:type="character" w:customStyle="1" w:styleId="FunctionTok">
+  <w:style w:customStyle="1" w:styleId="FunctionTok" w:type="character">
     <w:name w:val="FunctionTok"/>
     <w:basedOn w:val="VerbatimChar"/>
     <w:rPr>
       <w:rFonts w:ascii="Consolas" w:hAnsi="Consolas"/>
       <w:color w:val="000000"/>
       <w:sz w:val="22"/>
-      <w:shd w:val="clear" w:color="auto" w:fill="F8F8F8"/>
+      <w:shd w:color="auto" w:fill="F8F8F8" w:val="clear"/>
     </w:rPr>
   </w:style>
-  <w:style w:type="character" w:customStyle="1" w:styleId="VariableTok">
+  <w:style w:customStyle="1" w:styleId="VariableTok" w:type="character">
     <w:name w:val="VariableTok"/>
     <w:basedOn w:val="VerbatimChar"/>
     <w:rPr>
       <w:rFonts w:ascii="Consolas" w:hAnsi="Consolas"/>
       <w:color w:val="000000"/>
       <w:sz w:val="22"/>
-      <w:shd w:val="clear" w:color="auto" w:fill="F8F8F8"/>
+      <w:shd w:color="auto" w:fill="F8F8F8" w:val="clear"/>
     </w:rPr>
   </w:style>
-  <w:style w:type="character" w:customStyle="1" w:styleId="ControlFlowTok">
+  <w:style w:customStyle="1" w:styleId="ControlFlowTok" w:type="character">
     <w:name w:val="ControlFlowTok"/>
     <w:basedOn w:val="VerbatimChar"/>
     <w:rPr>
@@ -4390,10 +4990,10 @@
       <w:b/>
       <w:color w:val="204A87"/>
       <w:sz w:val="22"/>
-      <w:shd w:val="clear" w:color="auto" w:fill="F8F8F8"/>
+      <w:shd w:color="auto" w:fill="F8F8F8" w:val="clear"/>
     </w:rPr>
   </w:style>
-  <w:style w:type="character" w:customStyle="1" w:styleId="OperatorTok">
+  <w:style w:customStyle="1" w:styleId="OperatorTok" w:type="character">
     <w:name w:val="OperatorTok"/>
     <w:basedOn w:val="VerbatimChar"/>
     <w:rPr>
@@ -4401,28 +5001,28 @@
       <w:b/>
       <w:color w:val="CE5C00"/>
       <w:sz w:val="22"/>
-      <w:shd w:val="clear" w:color="auto" w:fill="F8F8F8"/>
+      <w:shd w:color="auto" w:fill="F8F8F8" w:val="clear"/>
     </w:rPr>
   </w:style>
-  <w:style w:type="character" w:customStyle="1" w:styleId="BuiltInTok">
+  <w:style w:customStyle="1" w:styleId="BuiltInTok" w:type="character">
     <w:name w:val="BuiltInTok"/>
     <w:basedOn w:val="VerbatimChar"/>
     <w:rPr>
       <w:rFonts w:ascii="Consolas" w:hAnsi="Consolas"/>
       <w:sz w:val="22"/>
-      <w:shd w:val="clear" w:color="auto" w:fill="F8F8F8"/>
+      <w:shd w:color="auto" w:fill="F8F8F8" w:val="clear"/>
     </w:rPr>
   </w:style>
-  <w:style w:type="character" w:customStyle="1" w:styleId="ExtensionTok">
+  <w:style w:customStyle="1" w:styleId="ExtensionTok" w:type="character">
     <w:name w:val="ExtensionTok"/>
     <w:basedOn w:val="VerbatimChar"/>
     <w:rPr>
       <w:rFonts w:ascii="Consolas" w:hAnsi="Consolas"/>
       <w:sz w:val="22"/>
-      <w:shd w:val="clear" w:color="auto" w:fill="F8F8F8"/>
+      <w:shd w:color="auto" w:fill="F8F8F8" w:val="clear"/>
     </w:rPr>
   </w:style>
-  <w:style w:type="character" w:customStyle="1" w:styleId="PreprocessorTok">
+  <w:style w:customStyle="1" w:styleId="PreprocessorTok" w:type="character">
     <w:name w:val="PreprocessorTok"/>
     <w:basedOn w:val="VerbatimChar"/>
     <w:rPr>
@@ -4430,29 +5030,29 @@
       <w:i/>
       <w:color w:val="8F5902"/>
       <w:sz w:val="22"/>
-      <w:shd w:val="clear" w:color="auto" w:fill="F8F8F8"/>
+      <w:shd w:color="auto" w:fill="F8F8F8" w:val="clear"/>
     </w:rPr>
   </w:style>
-  <w:style w:type="character" w:customStyle="1" w:styleId="AttributeTok">
+  <w:style w:customStyle="1" w:styleId="AttributeTok" w:type="character">
     <w:name w:val="AttributeTok"/>
     <w:basedOn w:val="VerbatimChar"/>
     <w:rPr>
       <w:rFonts w:ascii="Consolas" w:hAnsi="Consolas"/>
       <w:color w:val="C4A000"/>
       <w:sz w:val="22"/>
-      <w:shd w:val="clear" w:color="auto" w:fill="F8F8F8"/>
+      <w:shd w:color="auto" w:fill="F8F8F8" w:val="clear"/>
     </w:rPr>
   </w:style>
-  <w:style w:type="character" w:customStyle="1" w:styleId="RegionMarkerTok">
+  <w:style w:customStyle="1" w:styleId="RegionMarkerTok" w:type="character">
     <w:name w:val="RegionMarkerTok"/>
     <w:basedOn w:val="VerbatimChar"/>
     <w:rPr>
       <w:rFonts w:ascii="Consolas" w:hAnsi="Consolas"/>
       <w:sz w:val="22"/>
-      <w:shd w:val="clear" w:color="auto" w:fill="F8F8F8"/>
+      <w:shd w:color="auto" w:fill="F8F8F8" w:val="clear"/>
     </w:rPr>
   </w:style>
-  <w:style w:type="character" w:customStyle="1" w:styleId="InformationTok">
+  <w:style w:customStyle="1" w:styleId="InformationTok" w:type="character">
     <w:name w:val="InformationTok"/>
     <w:basedOn w:val="VerbatimChar"/>
     <w:rPr>
@@ -4461,10 +5061,10 @@
       <w:i/>
       <w:color w:val="8F5902"/>
       <w:sz w:val="22"/>
-      <w:shd w:val="clear" w:color="auto" w:fill="F8F8F8"/>
+      <w:shd w:color="auto" w:fill="F8F8F8" w:val="clear"/>
     </w:rPr>
   </w:style>
-  <w:style w:type="character" w:customStyle="1" w:styleId="WarningTok">
+  <w:style w:customStyle="1" w:styleId="WarningTok" w:type="character">
     <w:name w:val="WarningTok"/>
     <w:basedOn w:val="VerbatimChar"/>
     <w:rPr>
@@ -4473,20 +5073,20 @@
       <w:i/>
       <w:color w:val="8F5902"/>
       <w:sz w:val="22"/>
-      <w:shd w:val="clear" w:color="auto" w:fill="F8F8F8"/>
+      <w:shd w:color="auto" w:fill="F8F8F8" w:val="clear"/>
     </w:rPr>
   </w:style>
-  <w:style w:type="character" w:customStyle="1" w:styleId="AlertTok">
+  <w:style w:customStyle="1" w:styleId="AlertTok" w:type="character">
     <w:name w:val="AlertTok"/>
     <w:basedOn w:val="VerbatimChar"/>
     <w:rPr>
       <w:rFonts w:ascii="Consolas" w:hAnsi="Consolas"/>
       <w:color w:val="EF2929"/>
       <w:sz w:val="22"/>
-      <w:shd w:val="clear" w:color="auto" w:fill="F8F8F8"/>
+      <w:shd w:color="auto" w:fill="F8F8F8" w:val="clear"/>
     </w:rPr>
   </w:style>
-  <w:style w:type="character" w:customStyle="1" w:styleId="ErrorTok">
+  <w:style w:customStyle="1" w:styleId="ErrorTok" w:type="character">
     <w:name w:val="ErrorTok"/>
     <w:basedOn w:val="VerbatimChar"/>
     <w:rPr>
@@ -4494,19 +5094,19 @@
       <w:b/>
       <w:color w:val="A40000"/>
       <w:sz w:val="22"/>
-      <w:shd w:val="clear" w:color="auto" w:fill="F8F8F8"/>
+      <w:shd w:color="auto" w:fill="F8F8F8" w:val="clear"/>
     </w:rPr>
   </w:style>
-  <w:style w:type="character" w:customStyle="1" w:styleId="NormalTok">
+  <w:style w:customStyle="1" w:styleId="NormalTok" w:type="character">
     <w:name w:val="NormalTok"/>
     <w:basedOn w:val="VerbatimChar"/>
     <w:rPr>
       <w:rFonts w:ascii="Consolas" w:hAnsi="Consolas"/>
       <w:sz w:val="22"/>
-      <w:shd w:val="clear" w:color="auto" w:fill="F8F8F8"/>
+      <w:shd w:color="auto" w:fill="F8F8F8" w:val="clear"/>
     </w:rPr>
   </w:style>
-  <w:style w:type="character" w:customStyle="1" w:styleId="BodyTextChar">
+  <w:style w:customStyle="1" w:styleId="BodyTextChar" w:type="character">
     <w:name w:val="Body Text Char"/>
     <w:basedOn w:val="DefaultParagraphFont"/>
     <w:link w:val="BodyText"/>
@@ -4515,14 +5115,14 @@
       <w:rFonts w:ascii="Times New Roman" w:hAnsi="Times New Roman"/>
     </w:rPr>
   </w:style>
-  <w:style w:type="character" w:styleId="LineNumber">
+  <w:style w:styleId="LineNumber" w:type="character">
     <w:name w:val="line number"/>
     <w:basedOn w:val="DefaultParagraphFont"/>
     <w:semiHidden/>
     <w:unhideWhenUsed/>
     <w:rsid w:val="008E79E4"/>
   </w:style>
-  <w:style w:type="table" w:styleId="TableGrid">
+  <w:style w:styleId="TableGrid" w:type="table">
     <w:name w:val="Table Grid"/>
     <w:aliases w:val="Table Paper"/>
     <w:basedOn w:val="TableNormal"/>
@@ -4535,16 +5135,16 @@
     </w:rPr>
     <w:tblPr>
       <w:tblBorders>
-        <w:top w:val="single" w:sz="4" w:space="0" w:color="auto"/>
-        <w:left w:val="single" w:sz="4" w:space="0" w:color="auto"/>
-        <w:bottom w:val="single" w:sz="4" w:space="0" w:color="auto"/>
-        <w:right w:val="single" w:sz="4" w:space="0" w:color="auto"/>
-        <w:insideH w:val="single" w:sz="4" w:space="0" w:color="auto"/>
-        <w:insideV w:val="single" w:sz="4" w:space="0" w:color="auto"/>
+        <w:top w:color="auto" w:space="0" w:sz="4" w:val="single"/>
+        <w:left w:color="auto" w:space="0" w:sz="4" w:val="single"/>
+        <w:bottom w:color="auto" w:space="0" w:sz="4" w:val="single"/>
+        <w:right w:color="auto" w:space="0" w:sz="4" w:val="single"/>
+        <w:insideH w:color="auto" w:space="0" w:sz="4" w:val="single"/>
+        <w:insideV w:color="auto" w:space="0" w:sz="4" w:val="single"/>
       </w:tblBorders>
     </w:tblPr>
   </w:style>
-  <w:style w:type="table" w:customStyle="1" w:styleId="TableA">
+  <w:style w:customStyle="1" w:styleId="TableA" w:type="table">
     <w:name w:val="TableA"/>
     <w:basedOn w:val="TableGrid"/>
     <w:uiPriority w:val="99"/>
@@ -4554,7 +5154,7 @@
     </w:rPr>
     <w:tblPr/>
   </w:style>
-  <w:style w:type="table" w:styleId="PlainTable1">
+  <w:style w:styleId="PlainTable1" w:type="table">
     <w:name w:val="Plain Table 1"/>
     <w:basedOn w:val="TableNormal"/>
     <w:rsid w:val="00921965"/>
@@ -4565,12 +5165,12 @@
       <w:tblStyleRowBandSize w:val="1"/>
       <w:tblStyleColBandSize w:val="1"/>
       <w:tblBorders>
-        <w:top w:val="single" w:sz="4" w:space="0" w:color="BFBFBF" w:themeColor="background1" w:themeShade="BF"/>
-        <w:left w:val="single" w:sz="4" w:space="0" w:color="BFBFBF" w:themeColor="background1" w:themeShade="BF"/>
-        <w:bottom w:val="single" w:sz="4" w:space="0" w:color="BFBFBF" w:themeColor="background1" w:themeShade="BF"/>
-        <w:right w:val="single" w:sz="4" w:space="0" w:color="BFBFBF" w:themeColor="background1" w:themeShade="BF"/>
-        <w:insideH w:val="single" w:sz="4" w:space="0" w:color="BFBFBF" w:themeColor="background1" w:themeShade="BF"/>
-        <w:insideV w:val="single" w:sz="4" w:space="0" w:color="BFBFBF" w:themeColor="background1" w:themeShade="BF"/>
+        <w:top w:color="BFBFBF" w:space="0" w:sz="4" w:themeColor="background1" w:themeShade="BF" w:val="single"/>
+        <w:left w:color="BFBFBF" w:space="0" w:sz="4" w:themeColor="background1" w:themeShade="BF" w:val="single"/>
+        <w:bottom w:color="BFBFBF" w:space="0" w:sz="4" w:themeColor="background1" w:themeShade="BF" w:val="single"/>
+        <w:right w:color="BFBFBF" w:space="0" w:sz="4" w:themeColor="background1" w:themeShade="BF" w:val="single"/>
+        <w:insideH w:color="BFBFBF" w:space="0" w:sz="4" w:themeColor="background1" w:themeShade="BF" w:val="single"/>
+        <w:insideV w:color="BFBFBF" w:space="0" w:sz="4" w:themeColor="background1" w:themeShade="BF" w:val="single"/>
       </w:tblBorders>
     </w:tblPr>
     <w:tblStylePr w:type="firstRow">
@@ -4587,7 +5187,7 @@
       <w:tblPr/>
       <w:tcPr>
         <w:tcBorders>
-          <w:top w:val="double" w:sz="4" w:space="0" w:color="BFBFBF" w:themeColor="background1" w:themeShade="BF"/>
+          <w:top w:color="BFBFBF" w:space="0" w:sz="4" w:themeColor="background1" w:themeShade="BF" w:val="double"/>
         </w:tcBorders>
       </w:tcPr>
     </w:tblStylePr>
@@ -4606,17 +5206,17 @@
     <w:tblStylePr w:type="band1Vert">
       <w:tblPr/>
       <w:tcPr>
-        <w:shd w:val="clear" w:color="auto" w:fill="F2F2F2" w:themeFill="background1" w:themeFillShade="F2"/>
+        <w:shd w:color="auto" w:fill="F2F2F2" w:themeFill="background1" w:themeFillShade="F2" w:val="clear"/>
       </w:tcPr>
     </w:tblStylePr>
     <w:tblStylePr w:type="band1Horz">
       <w:tblPr/>
       <w:tcPr>
-        <w:shd w:val="clear" w:color="auto" w:fill="F2F2F2" w:themeFill="background1" w:themeFillShade="F2"/>
+        <w:shd w:color="auto" w:fill="F2F2F2" w:themeFill="background1" w:themeFillShade="F2" w:val="clear"/>
       </w:tcPr>
     </w:tblStylePr>
   </w:style>
-  <w:style w:type="table" w:styleId="GridTable2">
+  <w:style w:styleId="GridTable2" w:type="table">
     <w:name w:val="Grid Table 2"/>
     <w:basedOn w:val="TableNormal"/>
     <w:rsid w:val="00921965"/>
@@ -4627,10 +5227,10 @@
       <w:tblStyleRowBandSize w:val="1"/>
       <w:tblStyleColBandSize w:val="1"/>
       <w:tblBorders>
-        <w:top w:val="single" w:sz="2" w:space="0" w:color="666666" w:themeColor="text1" w:themeTint="99"/>
-        <w:bottom w:val="single" w:sz="2" w:space="0" w:color="666666" w:themeColor="text1" w:themeTint="99"/>
-        <w:insideH w:val="single" w:sz="2" w:space="0" w:color="666666" w:themeColor="text1" w:themeTint="99"/>
-        <w:insideV w:val="single" w:sz="2" w:space="0" w:color="666666" w:themeColor="text1" w:themeTint="99"/>
+        <w:top w:color="666666" w:space="0" w:sz="2" w:themeColor="text1" w:themeTint="99" w:val="single"/>
+        <w:bottom w:color="666666" w:space="0" w:sz="2" w:themeColor="text1" w:themeTint="99" w:val="single"/>
+        <w:insideH w:color="666666" w:space="0" w:sz="2" w:themeColor="text1" w:themeTint="99" w:val="single"/>
+        <w:insideV w:color="666666" w:space="0" w:sz="2" w:themeColor="text1" w:themeTint="99" w:val="single"/>
       </w:tblBorders>
     </w:tblPr>
     <w:tblStylePr w:type="firstRow">
@@ -4642,11 +5242,11 @@
       <w:tcPr>
         <w:tcBorders>
           <w:top w:val="nil"/>
-          <w:bottom w:val="single" w:sz="12" w:space="0" w:color="666666" w:themeColor="text1" w:themeTint="99"/>
+          <w:bottom w:color="666666" w:space="0" w:sz="12" w:themeColor="text1" w:themeTint="99" w:val="single"/>
           <w:insideH w:val="nil"/>
           <w:insideV w:val="nil"/>
         </w:tcBorders>
-        <w:shd w:val="clear" w:color="auto" w:fill="FFFFFF" w:themeFill="background1"/>
+        <w:shd w:color="auto" w:fill="FFFFFF" w:themeFill="background1" w:val="clear"/>
       </w:tcPr>
     </w:tblStylePr>
     <w:tblStylePr w:type="lastRow">
@@ -4657,12 +5257,12 @@
       <w:tblPr/>
       <w:tcPr>
         <w:tcBorders>
-          <w:top w:val="double" w:sz="2" w:space="0" w:color="666666" w:themeColor="text1" w:themeTint="99"/>
+          <w:top w:color="666666" w:space="0" w:sz="2" w:themeColor="text1" w:themeTint="99" w:val="double"/>
           <w:bottom w:val="nil"/>
           <w:insideH w:val="nil"/>
           <w:insideV w:val="nil"/>
         </w:tcBorders>
-        <w:shd w:val="clear" w:color="auto" w:fill="FFFFFF" w:themeFill="background1"/>
+        <w:shd w:color="auto" w:fill="FFFFFF" w:themeFill="background1" w:val="clear"/>
       </w:tcPr>
     </w:tblStylePr>
     <w:tblStylePr w:type="firstCol">
@@ -4680,17 +5280,17 @@
     <w:tblStylePr w:type="band1Vert">
       <w:tblPr/>
       <w:tcPr>
-        <w:shd w:val="clear" w:color="auto" w:fill="CCCCCC" w:themeFill="text1" w:themeFillTint="33"/>
+        <w:shd w:color="auto" w:fill="CCCCCC" w:themeFill="text1" w:themeFillTint="33" w:val="clear"/>
       </w:tcPr>
     </w:tblStylePr>
     <w:tblStylePr w:type="band1Horz">
       <w:tblPr/>
       <w:tcPr>
-        <w:shd w:val="clear" w:color="auto" w:fill="CCCCCC" w:themeFill="text1" w:themeFillTint="33"/>
+        <w:shd w:color="auto" w:fill="CCCCCC" w:themeFill="text1" w:themeFillTint="33" w:val="clear"/>
       </w:tcPr>
     </w:tblStylePr>
   </w:style>
-  <w:style w:type="paragraph" w:styleId="Header">
+  <w:style w:styleId="Header" w:type="paragraph">
     <w:name w:val="header"/>
     <w:basedOn w:val="Normal"/>
     <w:link w:val="HeaderChar"/>
@@ -4698,19 +5298,19 @@
     <w:rsid w:val="00CE76D0"/>
     <w:pPr>
       <w:tabs>
-        <w:tab w:val="center" w:pos="4680"/>
-        <w:tab w:val="right" w:pos="9360"/>
+        <w:tab w:pos="4680" w:val="center"/>
+        <w:tab w:pos="9360" w:val="right"/>
       </w:tabs>
       <w:spacing w:after="0"/>
     </w:pPr>
   </w:style>
-  <w:style w:type="character" w:customStyle="1" w:styleId="HeaderChar">
+  <w:style w:customStyle="1" w:styleId="HeaderChar" w:type="character">
     <w:name w:val="Header Char"/>
     <w:basedOn w:val="DefaultParagraphFont"/>
     <w:link w:val="Header"/>
     <w:rsid w:val="00CE76D0"/>
   </w:style>
-  <w:style w:type="paragraph" w:styleId="Footer">
+  <w:style w:styleId="Footer" w:type="paragraph">
     <w:name w:val="footer"/>
     <w:basedOn w:val="Normal"/>
     <w:link w:val="FooterChar"/>
@@ -4718,19 +5318,19 @@
     <w:rsid w:val="00CE76D0"/>
     <w:pPr>
       <w:tabs>
-        <w:tab w:val="center" w:pos="4680"/>
-        <w:tab w:val="right" w:pos="9360"/>
+        <w:tab w:pos="4680" w:val="center"/>
+        <w:tab w:pos="9360" w:val="right"/>
       </w:tabs>
       <w:spacing w:after="0"/>
     </w:pPr>
   </w:style>
-  <w:style w:type="character" w:customStyle="1" w:styleId="FooterChar">
+  <w:style w:customStyle="1" w:styleId="FooterChar" w:type="character">
     <w:name w:val="Footer Char"/>
     <w:basedOn w:val="DefaultParagraphFont"/>
     <w:link w:val="Footer"/>
     <w:rsid w:val="00CE76D0"/>
   </w:style>
-  <w:style w:type="character" w:styleId="PageNumber">
+  <w:style w:styleId="PageNumber" w:type="character">
     <w:name w:val="page number"/>
     <w:basedOn w:val="DefaultParagraphFont"/>
     <w:semiHidden/>

--- a/2025_earwig_fecundity_revised.docx
+++ b/2025_earwig_fecundity_revised.docx
@@ -586,7 +586,7 @@
         <w:pStyle w:val="BodyText"/>
       </w:pPr>
       <w:r>
-        <w:t xml:space="preserve">I used two approaches to test the prediction that females will exhibit negative within-female and positive between-female covariance between egg number and size The raw phenotypic association between egg number and egg size was calculated using Pearson’s correlation coefficient across all observations. This estimate reflects the overall linear association between traits without accounting for repeated measures or hierarchical structure. To estimate among-female covariation, I calculated the Pearson correlation between female mean egg number and female mean egg size, averaging across broods. This approach isolates between-female covariance independent of within-female variation. To formally partition covariance into among-female and within-female components, I fitted a multivariate Gaussian mixed-effects model including egg size and egg number as joint responses. Female identity was included as a random intercept for both traits, and both female-level and residual correlations were estimated (</w:t>
+        <w:t xml:space="preserve">I used two approaches to test the prediction that females will exhibit negative within-female and positive between-female covariance between egg number and size. The raw phenotypic association between egg number and egg size was calculated using Pearson’s correlation coefficient across all observations. This estimate reflects the overall linear association between traits without accounting for repeated measures or hierarchical structure. To estimate among-female covariation, I calculated the Pearson correlation between female mean egg number and female mean egg size, averaging across broods. This approach isolates between-female covariance independent of within-female variation. To formally partition covariance into among-female and within-female components, I fitted a multivariate Gaussian mixed-effects model including egg size and egg number as joint responses. Female identity was included as a random intercept for both traits, and both female-level and residual correlations were estimated (</w:t>
       </w:r>
       <w:r>
         <w:rPr>
@@ -1302,6 +1302,34 @@
         <w:pStyle w:val="BodyText"/>
       </w:pPr>
       <w:r>
+        <w:t xml:space="preserve">Because both egg number and egg size declined across clutches, clutch order was included as an additional fixed effect to test whether it explained the weak positive within-female slope. When clutch order was accounted for, the within-female effect collapsed to zero (</w:t>
+      </w:r>
+      <m:oMath>
+        <m:sSub>
+          <m:e>
+            <m:r>
+              <m:t>β</m:t>
+            </m:r>
+          </m:e>
+          <m:sub>
+            <m:r>
+              <m:t>W</m:t>
+            </m:r>
+          </m:sub>
+        </m:sSub>
+      </m:oMath>
+      <w:r>
+        <w:t xml:space="preserve"> </w:t>
+      </w:r>
+      <w:r>
+        <w:t xml:space="preserve">= -0.0004, 95% CrI [-0.0045, 0.0035]). Thus, there was no evidence that females plastically traded egg number against egg size within clutches; the apparent association in the initial model was entirely explained by parallel declines from clutch one to clutch two.</w:t>
+      </w:r>
+    </w:p>
+    <w:p>
+      <w:pPr>
+        <w:pStyle w:val="BodyText"/>
+      </w:pPr>
+      <w:r>
         <w:t xml:space="preserve">Allowing within-female slopes to vary among females produced similar fixed-effect estimates (</w:t>
       </w:r>
       <m:oMath>
@@ -1375,34 +1403,6 @@
         <w:t xml:space="preserve">= 0.20, 95% CrI [-0.67, 0.85]), indicating no strong evidence that females differed substantially in plastic allocation patterns.</w:t>
       </w:r>
     </w:p>
-    <w:p>
-      <w:pPr>
-        <w:pStyle w:val="BodyText"/>
-      </w:pPr>
-      <w:r>
-        <w:t xml:space="preserve">Because both egg number and egg size declined across clutches, clutch order was included as an additional fixed effect to test whether it explained the weak positive within-female slope. When clutch order was accounted for, the within-female effect collapsed to zero (</w:t>
-      </w:r>
-      <m:oMath>
-        <m:sSub>
-          <m:e>
-            <m:r>
-              <m:t>β</m:t>
-            </m:r>
-          </m:e>
-          <m:sub>
-            <m:r>
-              <m:t>W</m:t>
-            </m:r>
-          </m:sub>
-        </m:sSub>
-      </m:oMath>
-      <w:r>
-        <w:t xml:space="preserve"> </w:t>
-      </w:r>
-      <w:r>
-        <w:t xml:space="preserve">= -0.0004, 95% CrI [-0.0045, 0.0035]). Thus, there was no evidence that females plastically traded egg number against egg size within clutches; the apparent association in the initial model was entirely explained by parallel declines from clutch one to clutch two.</w:t>
-      </w:r>
-    </w:p>
     <w:bookmarkStart w:id="27" w:name="Xa0713afe1a0937a4c359af3d72eeaa97e62c984"/>
     <w:p>
       <w:pPr>
@@ -1631,7 +1631,7 @@
         <w:t xml:space="preserve">(see Fox and Czesak 2000)</w:t>
       </w:r>
       <w:r>
-        <w:t xml:space="preserve">. Taken together, the absence of residual covariance, minimal variation in within-female slopes, near-zero repeatability of egg number, and increased within-clutch variance indicate that females do not plastically adjust egg size in response to clutch size. Instead, second clutches seem to be defined by physiological constraints, variable clutch sizes, and diminished control over egg construction.</w:t>
+        <w:t xml:space="preserve">. Taken together, the absence of residual covariance, minimal variation in within-female slopes, near-zero repeatability of egg number, and increased within-clutch variance indicate that females do not plastically adjust egg size in response to clutch size. Instead, second clutches seem to be defined by physiological or constraints (e.g. reduced ovariole number) and diminished control over egg construction (i.e. small resource pool).</w:t>
       </w:r>
     </w:p>
     <w:p>
@@ -3178,6 +3178,11 @@
         <w:docPartUnique/>
       </w:docPartObj>
     </w:sdtPr>
+    <w:sdtEndPr>
+      <w:rPr>
+        <w:rStyle w:val="PageNumber"/>
+      </w:rPr>
+    </w:sdtEndPr>
     <w:sdtContent>
       <w:p>
         <w:pPr>
@@ -3230,6 +3235,11 @@
         <w:docPartUnique/>
       </w:docPartObj>
     </w:sdtPr>
+    <w:sdtEndPr>
+      <w:rPr>
+        <w:rStyle w:val="PageNumber"/>
+      </w:rPr>
+    </w:sdtEndPr>
     <w:sdtContent>
       <w:p>
         <w:pPr>
@@ -3314,6 +3324,11 @@
         <w:docPartUnique/>
       </w:docPartObj>
     </w:sdtPr>
+    <w:sdtEndPr>
+      <w:rPr>
+        <w:rStyle w:val="PageNumber"/>
+      </w:rPr>
+    </w:sdtEndPr>
     <w:sdtContent>
       <w:p>
         <w:pPr>

--- a/2025_earwig_fecundity_revised.docx
+++ b/2025_earwig_fecundity_revised.docx
@@ -1,71 +1,84 @@
 
 <file path=word/document.xml><?xml version="1.0" encoding="utf-8"?>
-<w:document xmlns:w="http://schemas.openxmlformats.org/wordprocessingml/2006/main" xmlns:m="http://schemas.openxmlformats.org/officeDocument/2006/math" xmlns:r="http://schemas.openxmlformats.org/officeDocument/2006/relationships" xmlns:o="urn:schemas-microsoft-com:office:office" xmlns:v="urn:schemas-microsoft-com:vml" xmlns:w10="urn:schemas-microsoft-com:office:word" xmlns:a="http://schemas.openxmlformats.org/drawingml/2006/main" xmlns:pic="http://schemas.openxmlformats.org/drawingml/2006/picture" xmlns:wp="http://schemas.openxmlformats.org/drawingml/2006/wordprocessingDrawing">
+<w:document xmlns:wpc="http://schemas.microsoft.com/office/word/2010/wordprocessingCanvas" xmlns:cx="http://schemas.microsoft.com/office/drawing/2014/chartex" xmlns:cx1="http://schemas.microsoft.com/office/drawing/2015/9/8/chartex" xmlns:cx2="http://schemas.microsoft.com/office/drawing/2015/10/21/chartex" xmlns:cx3="http://schemas.microsoft.com/office/drawing/2016/5/9/chartex" xmlns:cx4="http://schemas.microsoft.com/office/drawing/2016/5/10/chartex" xmlns:cx5="http://schemas.microsoft.com/office/drawing/2016/5/11/chartex" xmlns:cx6="http://schemas.microsoft.com/office/drawing/2016/5/12/chartex" xmlns:cx7="http://schemas.microsoft.com/office/drawing/2016/5/13/chartex" xmlns:cx8="http://schemas.microsoft.com/office/drawing/2016/5/14/chartex" xmlns:mc="http://schemas.openxmlformats.org/markup-compatibility/2006" xmlns:aink="http://schemas.microsoft.com/office/drawing/2016/ink" xmlns:am3d="http://schemas.microsoft.com/office/drawing/2017/model3d" xmlns:o="urn:schemas-microsoft-com:office:office" xmlns:oel="http://schemas.microsoft.com/office/2019/extlst" xmlns:r="http://schemas.openxmlformats.org/officeDocument/2006/relationships" xmlns:m="http://schemas.openxmlformats.org/officeDocument/2006/math" xmlns:v="urn:schemas-microsoft-com:vml" xmlns:wp14="http://schemas.microsoft.com/office/word/2010/wordprocessingDrawing" xmlns:wp="http://schemas.openxmlformats.org/drawingml/2006/wordprocessingDrawing" xmlns:w10="urn:schemas-microsoft-com:office:word" xmlns:w="http://schemas.openxmlformats.org/wordprocessingml/2006/main" xmlns:w14="http://schemas.microsoft.com/office/word/2010/wordml" xmlns:w15="http://schemas.microsoft.com/office/word/2012/wordml" xmlns:w16cex="http://schemas.microsoft.com/office/word/2018/wordml/cex" xmlns:w16cid="http://schemas.microsoft.com/office/word/2016/wordml/cid" xmlns:w16="http://schemas.microsoft.com/office/word/2018/wordml" xmlns:w16du="http://schemas.microsoft.com/office/word/2023/wordml/word16du" xmlns:w16sdtdh="http://schemas.microsoft.com/office/word/2020/wordml/sdtdatahash" xmlns:w16sdtfl="http://schemas.microsoft.com/office/word/2024/wordml/sdtformatlock" xmlns:w16se="http://schemas.microsoft.com/office/word/2015/wordml/symex" xmlns:wpg="http://schemas.microsoft.com/office/word/2010/wordprocessingGroup" xmlns:wpi="http://schemas.microsoft.com/office/word/2010/wordprocessingInk" xmlns:wne="http://schemas.microsoft.com/office/word/2006/wordml" xmlns:wps="http://schemas.microsoft.com/office/word/2010/wordprocessingShape" mc:Ignorable="w14 w15 w16se w16cid w16 w16cex w16sdtdh w16sdtfl w16du wp14">
   <w:body>
     <w:p>
       <w:pPr>
         <w:pStyle w:val="Title"/>
       </w:pPr>
       <w:r>
-        <w:t xml:space="preserve">Disentangling within- and between-female egg size–number trade-offs in the European earwig.</w:t>
+        <w:t>Disentangling within- and between-female egg size–number trade-offs in the European earwig.</w:t>
       </w:r>
     </w:p>
     <w:p>
       <w:pPr>
         <w:pStyle w:val="Author"/>
-      </w:pPr>
-      <w:r>
-        <w:t xml:space="preserve">Clint D. Kelly</w:t>
-      </w:r>
+        <w:rPr>
+          <w:lang w:val="fr-CA"/>
+        </w:rPr>
+      </w:pPr>
+      <w:r>
+        <w:rPr>
+          <w:lang w:val="fr-CA"/>
+        </w:rPr>
+        <w:t>Clint D. Kelly</w:t>
+      </w:r>
+      <w:proofErr w:type="gramStart"/>
+      <w:r>
+        <w:rPr>
+          <w:vertAlign w:val="superscript"/>
+          <w:lang w:val="fr-CA"/>
+        </w:rPr>
+        <w:t>1,✉</w:t>
+      </w:r>
+      <w:proofErr w:type="gramEnd"/>
+    </w:p>
+    <w:p>
+      <w:pPr>
+        <w:pStyle w:val="FirstParagraph"/>
+        <w:rPr>
+          <w:lang w:val="fr-CA"/>
+        </w:rPr>
+      </w:pPr>
+      <w:r>
+        <w:rPr>
+          <w:vertAlign w:val="superscript"/>
+          <w:lang w:val="fr-CA"/>
+        </w:rPr>
+        <w:t>1</w:t>
+      </w:r>
+      <w:r>
+        <w:rPr>
+          <w:lang w:val="fr-CA"/>
+        </w:rPr>
+        <w:t xml:space="preserve"> </w:t>
+      </w:r>
+      <w:r>
+        <w:rPr>
+          <w:lang w:val="fr-CA"/>
+        </w:rPr>
+        <w:t>Département des Sciences biologiques, Université du Québec à Montréal, Montréal, Canada</w:t>
+      </w:r>
+    </w:p>
+    <w:p>
+      <w:pPr>
+        <w:pStyle w:val="BodyText"/>
+      </w:pPr>
       <w:r>
         <w:rPr>
           <w:vertAlign w:val="superscript"/>
         </w:rPr>
-        <w:t xml:space="preserve">1,✉</w:t>
-      </w:r>
-    </w:p>
-    <w:p>
-      <w:pPr>
-        <w:pStyle w:val="FirstParagraph"/>
-      </w:pPr>
-      <w:r>
-        <w:rPr>
-          <w:vertAlign w:val="superscript"/>
-        </w:rPr>
-        <w:t xml:space="preserve">1</w:t>
-      </w:r>
-      <w:r>
-        <w:t xml:space="preserve"> </w:t>
-      </w:r>
-      <w:r>
-        <w:t xml:space="preserve">Département des Sciences biologiques, Université du Québec à Montréal, Montréal, Canada</w:t>
-      </w:r>
-    </w:p>
-    <w:p>
-      <w:pPr>
-        <w:pStyle w:val="BodyText"/>
-      </w:pPr>
-      <w:r>
-        <w:rPr>
-          <w:vertAlign w:val="superscript"/>
-        </w:rPr>
-        <w:t xml:space="preserve">✉</w:t>
-      </w:r>
-      <w:r>
-        <w:t xml:space="preserve"> </w:t>
-      </w:r>
-      <w:r>
-        <w:t xml:space="preserve">Correspondence:</w:t>
-      </w:r>
-      <w:r>
-        <w:t xml:space="preserve"> </w:t>
-      </w:r>
-      <w:hyperlink r:id="rId20">
+        <w:t>✉</w:t>
+      </w:r>
+      <w:r>
+        <w:t xml:space="preserve"> Correspondence: </w:t>
+      </w:r>
+      <w:hyperlink r:id="rId7">
         <w:r>
           <w:rPr>
             <w:rStyle w:val="Hyperlink"/>
           </w:rPr>
-          <w:t xml:space="preserve">Clint D. Kelly &lt;kelly.clint@uqam.ca&gt;</w:t>
+          <w:t>Clint D. Kelly &lt;kelly.clint@uqam.ca&gt;</w:t>
         </w:r>
       </w:hyperlink>
     </w:p>
@@ -74,13 +87,14 @@
         <w:br w:type="page"/>
       </w:r>
     </w:p>
-    <w:bookmarkStart w:id="21" w:name="abstract"/>
     <w:p>
       <w:pPr>
         <w:pStyle w:val="Heading1"/>
       </w:pPr>
-      <w:r>
-        <w:t xml:space="preserve">Abstract</w:t>
+      <w:bookmarkStart w:id="0" w:name="abstract"/>
+      <w:r>
+        <w:lastRenderedPageBreak/>
+        <w:t>Abstract</w:t>
       </w:r>
     </w:p>
     <w:p>
@@ -88,17 +102,23 @@
         <w:pStyle w:val="FirstParagraph"/>
       </w:pPr>
       <w:r>
-        <w:t xml:space="preserve">Life-history theory predicts a trade-off between offspring size and number, yet empirical studies often fail to detect the expected negative association. This discrepancy may arise because phenotypic correlations conflate variation in resource acquisition with variation in allocation strategy. Using repeated measures of female European earwigs (</w:t>
+        <w:t>Life-history theory predicts a trade-off between offspring size and number, yet empirical studies often fail to detect the expected negative association. This discrepancy may arise because phenotypic correlations conflate variation in resource acquisition with variation in allocation strategy. Using repeated measures of female European earwigs (</w:t>
       </w:r>
       <w:r>
         <w:rPr>
           <w:i/>
           <w:iCs/>
         </w:rPr>
-        <w:t xml:space="preserve">Forficula auricularia</w:t>
-      </w:r>
-      <w:r>
-        <w:t xml:space="preserve">), I partitioned covariance between egg size and egg number into among- and within-female components using Bayesian mixed models. The raw phenotypic correlation was near zero. However, females that produced more eggs on average laid smaller eggs, revealing a moderate negative among-female association consistent with an allocation trade-off. In contrast, there was no detectable within-female covariance once clutch order was accounted for. Egg number repeatability was effectively zero, indicating that clutch size varied primarily within rather than among females, whereas egg size was highly repeatable. Both egg number and egg size declined in second clutches, and within-clutch egg-size variance increased, suggesting a reproductive constraint (i.e. fewer functional variables) under diminished resource state. Together, these results show that the size–number trade-off is expressed primarily among females through consistent differences in allocation strategy, while clutch size itself is labile. By disentangling hierarchical sources of variation, this study demonstrates that allocation trade-offs can remain hidden at the phenotypic level and that evolutionary constraints operate through stable allocation rules rather than flexible clutch-size adjustment..</w:t>
+        <w:t>Forficula auricularia</w:t>
+      </w:r>
+      <w:r>
+        <w:t>), I partitioned covariance between egg size and egg number into among- and within-female components using Bayesian mixed models. The raw phenotypic correlation was near zero. However, females that produced more eggs on average laid smaller eggs, revealing a moderate negative among-female association consistent with an allocation trade-off. In contrast, there was no detectable within-female covariance once clutch order was accounted for. Egg number repeatability was effectively zero, in</w:t>
+      </w:r>
+      <w:r>
+        <w:t>dicating that clutch size varied primarily within rather than among females, whereas egg size was highly repeatable. Both egg number and egg size declined in second clutches, and within-clutch egg-size variance increased, suggesting a reproductive constraint (i.e. fewer functional variables) under diminished resource state. Together, these results show that the size–number trade-off is expressed primarily among females through consistent differences in allocation strategy, while clutch size itself is labile</w:t>
+      </w:r>
+      <w:r>
+        <w:t>. By disentangling hierarchical sources of variation, this study demonstrates that allocation trade-offs can remain hidden at the phenotypic level and that evolutionary constraints operate through stable allocation rules rather than flexible clutch-size adjustment..</w:t>
       </w:r>
     </w:p>
     <w:p>
@@ -106,14 +126,15 @@
         <w:br w:type="page"/>
       </w:r>
     </w:p>
-    <w:bookmarkEnd w:id="21"/>
-    <w:bookmarkStart w:id="22" w:name="introduction"/>
     <w:p>
       <w:pPr>
         <w:pStyle w:val="Heading1"/>
       </w:pPr>
-      <w:r>
-        <w:t xml:space="preserve">Introduction</w:t>
+      <w:bookmarkStart w:id="1" w:name="introduction"/>
+      <w:bookmarkEnd w:id="0"/>
+      <w:r>
+        <w:lastRenderedPageBreak/>
+        <w:t>Introduction</w:t>
       </w:r>
     </w:p>
     <w:p>
@@ -121,64 +142,16 @@
         <w:pStyle w:val="FirstParagraph"/>
       </w:pPr>
       <w:r>
-        <w:t xml:space="preserve">Life-history theory predicts that organisms must allocate finite resources among competing fitness components. Because energy and time are limited, investment in one trait constrains investment in others</w:t>
-      </w:r>
-      <w:r>
-        <w:t xml:space="preserve"> </w:t>
-      </w:r>
-      <w:r>
-        <w:t xml:space="preserve">(Stearns 1992; Roff 1992)</w:t>
-      </w:r>
-      <w:r>
-        <w:t xml:space="preserve">. A central expression of this principle is the offspring size–number trade-off: for a given reproductive budget, producing larger offspring reduces the number that can be produced</w:t>
-      </w:r>
-      <w:r>
-        <w:t xml:space="preserve"> </w:t>
-      </w:r>
-      <w:r>
-        <w:t xml:space="preserve">(Smith and Fretwell 1974; Parker 1982)</w:t>
-      </w:r>
-      <w:r>
-        <w:t xml:space="preserve">. Since larger eggs often enhance offspring performance and survival</w:t>
-      </w:r>
-      <w:r>
-        <w:t xml:space="preserve"> </w:t>
-      </w:r>
-      <w:r>
-        <w:t xml:space="preserve">(Clutton-Brock 1991)</w:t>
-      </w:r>
-      <w:r>
-        <w:t xml:space="preserve">, selection is expected to favour an optimal balance between egg size and egg number that maximises maternal fitness. Yet empirical tests of the size–number trade-off often fail to reveal the expected negative relationship. Across individuals within populations, egg size and egg number are often positively correlated</w:t>
-      </w:r>
-      <w:r>
-        <w:t xml:space="preserve"> </w:t>
-      </w:r>
-      <w:r>
-        <w:t xml:space="preserve">(Roff 1992; Bernardo 1996; Fox and Czesak 2000; Hargitai et al. 2005)</w:t>
-      </w:r>
-      <w:r>
-        <w:t xml:space="preserve">. This apparent contradiction arises because phenotypic correlations conflate two distinct biological processes: variation in resource acquisition and variation in allocation strategy. Van Noordwijk and De Jong</w:t>
-      </w:r>
-      <w:r>
-        <w:t xml:space="preserve"> </w:t>
-      </w:r>
-      <w:r>
-        <w:t xml:space="preserve">(1986)</w:t>
-      </w:r>
-      <w:r>
-        <w:t xml:space="preserve"> </w:t>
-      </w:r>
-      <w:r>
-        <w:t xml:space="preserve">showed that when variance in acquisition exceeds variance in allocation, individuals with greater resource pools can produce both more and larger eggs, generating positive among-individual correlations even if all individuals are constrained by the same underlying allocation trade-off. In such cases, the population-level pattern masks allocation constraints operating within individuals—an outcome conceptually analogous to Simpson’s paradox</w:t>
-      </w:r>
-      <w:r>
-        <w:t xml:space="preserve"> </w:t>
-      </w:r>
-      <w:r>
-        <w:t xml:space="preserve">(Simpson 1951)</w:t>
-      </w:r>
-      <w:r>
-        <w:t xml:space="preserve">.</w:t>
+        <w:t>Life-history theory predicts that organisms must allocate finite resources among competing fitness components. Because energy and time are limited, investment in one trait constrains investment in others (Stearns 1992; Roff 1992). A central expression of this principle is the offspring size–number trade-off: for a given reproductive budget, producing larger offspring reduces the number that can be produced (Smith and Fretwell 1974; Parker 1982). Since larger eggs often enhance offspring performance and surv</w:t>
+      </w:r>
+      <w:r>
+        <w:t>ival (Clutton-Brock 1991), selection is expected to favour an optimal balance between egg size and egg number that maximises maternal fitness. Yet empirical tests of the size–number trade-off often fail to reveal the expected negative relationship. Across individuals within populations, egg size and egg number are often positively correlated (Roff 1992; Bernardo 1996; Fox and Czesak 2000; Hargitai et al. 2005). This apparent contradiction arises because phenotypic correlations conflate two distinct biologic</w:t>
+      </w:r>
+      <w:r>
+        <w:t>al processes: variation in resource acquisition and variation in allocation strategy. Van Noordwijk and De Jong (1986) showed that when variance in acquisition exceeds variance in allocation, individuals with greater resource pools can produce both more and larger eggs, generating positive among-individual correlations even if all individuals are constrained by the same underlying allocation trade-off. In such cases, the population-level pattern masks allocation constraints operating within individuals—an o</w:t>
+      </w:r>
+      <w:r>
+        <w:t>utcome conceptually analogous to Simpson’s paradox (Simpson 1951).</w:t>
       </w:r>
     </w:p>
     <w:p>
@@ -186,34 +159,17 @@
         <w:pStyle w:val="BodyText"/>
       </w:pPr>
       <w:r>
-        <w:t xml:space="preserve">From this perspective, the critical prediction of life-history theory is not simply a negative phenotypic correlation, but a negative within-individual covariance between egg size and egg number once among-individual differences in acquisition are accounted for</w:t>
-      </w:r>
-      <w:r>
-        <w:t xml:space="preserve"> </w:t>
-      </w:r>
-      <w:r>
-        <w:t xml:space="preserve">(Careau and Wilson 2017)</w:t>
-      </w:r>
-      <w:r>
-        <w:t xml:space="preserve">. Detecting such a masked trade-off, therefore, requires partitioning phenotypic variance and covariance into hierarchical components. Repeated measures of individuals allow estimation of (i) among-individual variance, reflecting consistent differences among females in total reproductive investment, and (ii) within-individual variance, reflecting how females adjust allocation across reproductive bouts. Careau and Wilson</w:t>
-      </w:r>
-      <w:r>
-        <w:t xml:space="preserve"> </w:t>
-      </w:r>
-      <w:r>
-        <w:t xml:space="preserve">(2017)</w:t>
-      </w:r>
-      <w:r>
-        <w:t xml:space="preserve"> </w:t>
-      </w:r>
-      <w:r>
-        <w:t xml:space="preserve">argue that only by decomposing covariance into these components using multivariate mixed models can we determine whether allocation trade-offs operate within individuals despite positive population-level associations.</w:t>
-      </w:r>
-      <w:r>
-        <w:t xml:space="preserve"> </w:t>
-      </w:r>
-      <w:r>
-        <w:t xml:space="preserve">Crucially, this framework also predicts that traits involved in allocation trade-offs should show substantial repeatability. If females differ consistently in resource acquisition, egg size and egg number should exhibit among-individual variance across clutches. High repeatability would therefore indicate persistent differences in total reproductive investment among females, consistent with variation in acquisition. At the same time, detecting a negative within-individual covariance would indicate that, conditional on their resource pool, females trade off egg size against egg number across reproductive events. Thus, variance partitioning and repeatability are not merely statistical descriptors, but tests of the underlying acquisition–allocation structure predicted by life-history theory.</w:t>
+        <w:t xml:space="preserve">From this perspective, the critical prediction of life-history theory is not simply a negative phenotypic correlation, but a negative within-individual covariance between egg size and egg number once among-individual differences in acquisition are accounted for (Careau and Wilson 2017). Detecting such a masked trade-off, therefore, requires partitioning phenotypic variance </w:t>
+      </w:r>
+      <w:r>
+        <w:lastRenderedPageBreak/>
+        <w:t>and covariance into hierarchical components. Repeated measures of individuals allow estimation of (i) among-individual variance, reflecting consistent differences among females in total reproductive investment, and (ii) within-individual variance, reflecting how females adjust allocation across reproductive bouts. Careau and Wilson (2017) argue that only by decomposing covariance into these components using multivariate mixed models can we determine whether allocation trade-offs operate within individuals d</w:t>
+      </w:r>
+      <w:r>
+        <w:t>espite positive population-level associations. Crucially, this framework also predicts that traits involved in allocation trade-offs should show substantial repeatability. If females differ consistently in resource acquisition, egg size and egg number should exhibit among-individual variance across clutches. High repeatability would therefore indicate persistent differences in total reproductive investment among females, consistent with variation in acquisition. At the same time, detecting a negative within</w:t>
+      </w:r>
+      <w:r>
+        <w:t>-individual covariance would indicate that, conditional on their resource pool, females trade off egg size against egg number across reproductive events. Thus, variance partitioning and repeatability are not merely statistical descriptors, but tests of the underlying acquisition–allocation structure predicted by life-history theory.</w:t>
       </w:r>
     </w:p>
     <w:p>
@@ -221,95 +177,30 @@
         <w:pStyle w:val="BodyText"/>
       </w:pPr>
       <w:r>
-        <w:t xml:space="preserve">Despite the foundational importance of the size–number trade-off, no studies have explicitly applied this framework to test whether positive phenotypic correlations conceal negative within-individual allocation trade-offs. Here, I address this gap using the European earwig,</w:t>
-      </w:r>
-      <w:r>
-        <w:t xml:space="preserve"> </w:t>
+        <w:t xml:space="preserve">Despite the foundational importance of the size–number trade-off, no studies have explicitly applied this framework to test whether positive phenotypic correlations conceal negative within-individual allocation trade-offs. Here, I address this gap using the European earwig, </w:t>
       </w:r>
       <w:r>
         <w:rPr>
           <w:i/>
           <w:iCs/>
         </w:rPr>
-        <w:t xml:space="preserve">Forficula auriculari</w:t>
-      </w:r>
-      <w:r>
-        <w:t xml:space="preserve">, a species that allows repeated measures of reproductive investment within females but whose pattern of allocation to egg number and size is unclear</w:t>
-      </w:r>
-      <w:r>
-        <w:t xml:space="preserve"> </w:t>
-      </w:r>
-      <w:r>
-        <w:t xml:space="preserve">(Koch and Meunier 2014)</w:t>
-      </w:r>
-      <w:r>
-        <w:t xml:space="preserve">. Female earwigs lay a clutch within a short temporal window in a subterranean burrow</w:t>
-      </w:r>
-      <w:r>
-        <w:t xml:space="preserve"> </w:t>
-      </w:r>
-      <w:r>
-        <w:t xml:space="preserve">(Meunier 2024)</w:t>
-      </w:r>
-      <w:r>
-        <w:t xml:space="preserve"> </w:t>
-      </w:r>
-      <w:r>
-        <w:t xml:space="preserve">and provide extended maternal care</w:t>
-      </w:r>
-      <w:r>
-        <w:t xml:space="preserve"> </w:t>
-      </w:r>
-      <w:r>
-        <w:t xml:space="preserve">(Staerkle and Kölliker 2008; Meunier 2024)</w:t>
-      </w:r>
-      <w:r>
-        <w:t xml:space="preserve">. In Quebec populations, environmental constraints typically render females effectively semelparous</w:t>
-      </w:r>
-      <w:r>
-        <w:t xml:space="preserve"> </w:t>
-      </w:r>
-      <w:r>
-        <w:t xml:space="preserve">(Tourneur 2018)</w:t>
-      </w:r>
-      <w:r>
-        <w:t xml:space="preserve">, but under favourable laboratory conditions, they can produce a second clutch. This system, therefore, enables direct estimation of within-female covariance across successive reproductive bouts. I test three predictions derived from acquisition–allocation theory</w:t>
-      </w:r>
-      <w:r>
-        <w:t xml:space="preserve"> </w:t>
-      </w:r>
-      <w:r>
-        <w:t xml:space="preserve">(Van Noordwijk and Jong 1986; see also Reznick et al. 2000)</w:t>
-      </w:r>
-      <w:r>
-        <w:t xml:space="preserve">. First, if variance in resource acquisition among females exceeds variance in allocation strategy, then egg size and egg number should exhibit substantial repeatability and a positive among-individual correlation, whereas the within-individual correlation should be negative, revealing a masked allocation trade-off. Second, if maternal fitness is maximised at a particular offspring size or number</w:t>
-      </w:r>
-      <w:r>
-        <w:t xml:space="preserve"> </w:t>
-      </w:r>
-      <w:r>
-        <w:t xml:space="preserve">(Smith and Fretwell 1974)</w:t>
-      </w:r>
-      <w:r>
-        <w:t xml:space="preserve">, then one trait should remain relatively invariant across clutches while the other adjusts between reproductive bouts</w:t>
-      </w:r>
-      <w:r>
-        <w:t xml:space="preserve"> </w:t>
-      </w:r>
-      <w:r>
-        <w:t xml:space="preserve">(Winkler and Wallin 1987)</w:t>
-      </w:r>
-      <w:r>
-        <w:t xml:space="preserve">. Third, if reproductive investment is structured differently across bouts, then variance in egg size may differ between first and second clutches at both the among-female and within-clutch levels</w:t>
-      </w:r>
-      <w:r>
-        <w:t xml:space="preserve"> </w:t>
-      </w:r>
-      <w:r>
-        <w:t xml:space="preserve">(e.g. Hargitai et al. 2005)</w:t>
-      </w:r>
-      <w:r>
-        <w:t xml:space="preserve">, providing further insight into how selection shapes the distribution of maternal investment across reproductive events.</w:t>
+        <w:t>Forficula auriculari</w:t>
+      </w:r>
+      <w:r>
+        <w:t xml:space="preserve">, a species that allows repeated measures of reproductive investment within females but whose pattern of allocation to egg number and size is unclear (Koch and Meunier 2014). Female earwigs lay a clutch within a short temporal window in a subterranean burrow (Meunier 2024) and provide extended maternal care (Staerkle and Kölliker 2008; Meunier 2024). In Quebec </w:t>
+      </w:r>
+      <w:r>
+        <w:lastRenderedPageBreak/>
+        <w:t>populations, environmental constraints typically render females effectively semelparous (Tourneur 2018), but under favourable lab</w:t>
+      </w:r>
+      <w:r>
+        <w:t xml:space="preserve">oratory conditions, they can produce a second clutch. This system, therefore, enables direct estimation of within-female covariance across successive reproductive bouts. I test three predictions derived from acquisition–allocation theory (Van Noordwijk and Jong 1986; see also Reznick et al. 2000). First, if variance in resource acquisition among females exceeds variance in allocation strategy, then egg size and egg number should exhibit substantial repeatability and a positive among-individual correlation, </w:t>
+      </w:r>
+      <w:r>
+        <w:t>whereas the within-individual correlation should be negative, revealing a masked allocation trade-off. Second, if maternal fitness is maximised at a particular offspring size or number (Smith and Fretwell 1974), then one trait should remain relatively invariant across clutches while the other adjusts between reproductive bouts (Winkler and Wallin 1987). Third, if reproductive investment is structured differently across bouts, then variance in egg size may differ between first and second clutches at both the</w:t>
+      </w:r>
+      <w:r>
+        <w:t xml:space="preserve"> among-female and within-clutch levels (e.g. Hargitai et al. 2005), providing further insight into how selection shapes the distribution of maternal investment across reproductive events.</w:t>
       </w:r>
     </w:p>
     <w:p>
@@ -317,17 +208,24 @@
         <w:pStyle w:val="BodyText"/>
       </w:pPr>
       <w:r>
-        <w:t xml:space="preserve">By separating among-female differences in total reproductive investment from within-female allocation decisions, this study tests a fundamental question in life-history theory: do apparent positive associations between egg size and number reflect relaxed constraints, or do allocation trade-offs persist but remain hidden within individuals? Demonstrating a negative within-female covariance despite positive population-level patterns would show that acquisition can mask, but not erase, the constraints imposed by finite resources. In this way, my study assesses not only the presence of a trade-off but also the hierarchical structure through which life-history constraints are articulated.</w:t>
-      </w:r>
-    </w:p>
-    <w:bookmarkEnd w:id="22"/>
-    <w:bookmarkStart w:id="24" w:name="methods"/>
+        <w:t xml:space="preserve">By separating among-female differences in total reproductive investment from within-female allocation decisions, this study tests a fundamental question in life-history theory: do apparent positive associations between egg size and number reflect relaxed constraints, or do allocation trade-offs persist but remain hidden within individuals? Demonstrating a negative within-female covariance despite positive population-level patterns would show that acquisition can mask, but not erase, the constraints imposed </w:t>
+      </w:r>
+      <w:r>
+        <w:t xml:space="preserve">by finite resources. In this way, my study assesses not only the </w:t>
+      </w:r>
+      <w:r>
+        <w:lastRenderedPageBreak/>
+        <w:t>presence of a trade-off but also the hierarchical structure through which life-history constraints are articulated.</w:t>
+      </w:r>
+    </w:p>
     <w:p>
       <w:pPr>
         <w:pStyle w:val="Heading1"/>
       </w:pPr>
-      <w:r>
-        <w:t xml:space="preserve">Methods</w:t>
+      <w:bookmarkStart w:id="2" w:name="methods"/>
+      <w:bookmarkEnd w:id="1"/>
+      <w:r>
+        <w:t>Methods</w:t>
       </w:r>
     </w:p>
     <w:p>
@@ -335,7 +233,7 @@
         <w:pStyle w:val="FirstParagraph"/>
       </w:pPr>
       <w:r>
-        <w:t xml:space="preserve">I collected adult female earwigs (n=42) in September and October 2024 in an urban parks (Parc Outremont) in Montréal, Canada. All earwigs were brought into the laboratory, assigned a unique ID, and individually placed in a 90-mm-diameter Petri dish containing a thin layer of moist sand. Females were provided a cotton-plugged water vial and fed TetraMin Tropical fish flakes ad libitum. Females were maintained in an incubator (Percival) at 10°C in constant darkness.</w:t>
+        <w:t>I collected adult female earwigs (n=42) in September and October 2024 in an urban parks (Parc Outremont) in Montréal, Canada. All earwigs were brought into the laboratory, assigned a unique ID, and individually placed in a 90-mm-diameter Petri dish containing a thin layer of moist sand. Females were provided a cotton-plugged water vial and fed TetraMin Tropical fish flakes ad libitum. Females were maintained in an incubator (Percival) at 10°C in constant darkness.</w:t>
       </w:r>
     </w:p>
     <w:p>
@@ -343,7 +241,7 @@
         <w:pStyle w:val="BodyText"/>
       </w:pPr>
       <w:r>
-        <w:t xml:space="preserve">Females were checked daily for oviposition. When a female laid eggs, I recorded the date and collected all eggs from the sand and placed them on filter paper in a new Petri dish. The eggs were then photographed under a Leica S6D stereo microscope (Leica Microsystems Inc., Concord, ON, Canada) at 0.68x magnification using Enersight software (Leica Microsystems Inc., Concord, ON, Canada), which automatically adds a scale bar to the photo. Eggs were then discarded.</w:t>
+        <w:t>Females were checked daily for oviposition. When a female laid eggs, I recorded the date and collected all eggs from the sand and placed them on filter paper in a new Petri dish. The eggs were then photographed under a Leica S6D stereo microscope (Leica Microsystems Inc., Concord, ON, Canada) at 0.68x magnification using Enersight software (Leica Microsystems Inc., Concord, ON, Canada), which automatically adds a scale bar to the photo. Eggs were then discarded.</w:t>
       </w:r>
     </w:p>
     <w:p>
@@ -351,40 +249,29 @@
         <w:pStyle w:val="BodyText"/>
       </w:pPr>
       <w:r>
-        <w:t xml:space="preserve">To stimulate females to lay a second clutch of eggs, I recreated a brief period of spring where they were allowed to accumulate resources for egg production and replenish their sperm stores. To achieve this, females that had recently oviposited were placed in a new Petri dish containing a cotton-plugged water vial, TetraMin Tropical fish flakes, and a shelter consisting of four 4 cm-long pieces of paper straw (Blowholes, Markham, Canada) glued together. These Petri dishes were placed in a 23 °C incubator with a 12L:12D light: dark cycle. Females were maintained under these conditions for two weeks, at which time a haphazardly chosen stock male from our colony was placed with her. The pair was kept together for a week, after which a new stock male replaced the original male, and that pair was kept together for another week. Females were then transferred to the 10 °C incubator and treated as previously until they laid their second clutch, at which point their eggs were photographed. Females were euthanised by freezing after laying their second clutch, and their pronotum was photographed as described above. Because female fecundity is often related to body size in insects</w:t>
-      </w:r>
-      <w:r>
-        <w:t xml:space="preserve"> </w:t>
-      </w:r>
-      <w:r>
-        <w:t xml:space="preserve">(Honek 1993)</w:t>
-      </w:r>
-      <w:r>
-        <w:t xml:space="preserve"> </w:t>
-      </w:r>
-      <w:r>
-        <w:t xml:space="preserve">and could thus possibly explain a postive among-female covariance between egg number and size I measured to proxies of size, pronotumlength and body mass. Females were weighed to the nearest 0.01 mg using a Sartorius Secura 224-1S analytical balance. Females were weighed three times, with each weighing bout separated by four days. I used Fiji image analysis software</w:t>
-      </w:r>
-      <w:r>
-        <w:t xml:space="preserve"> </w:t>
-      </w:r>
-      <w:r>
-        <w:t xml:space="preserve">(Schindelin et al. 2012)</w:t>
-      </w:r>
-      <w:r>
-        <w:t xml:space="preserve"> </w:t>
-      </w:r>
-      <w:r>
-        <w:t xml:space="preserve">to measure the length of the female pronotum to the nearest 0.001 mm three times, with each measurement separated by 4 days. I used the same procedure to measure the perimeter of each egg.</w:t>
-      </w:r>
-    </w:p>
-    <w:bookmarkStart w:id="23" w:name="statistical-analysis"/>
+        <w:t>To stimulate females to lay a second clutch of eggs, I recreated a brief period of spring where they were allowed to accumulate resources for egg production and replenish their sperm stores. To achieve this, females that had recently oviposited were placed in a new Petri dish containing a cotton-plugged water vial, TetraMin Tropical fish flakes, and a shelter consisting of four 4 cm-long pieces of paper straw (Blowholes, Markham, Canada) glued together. These Petri dishes were placed in a 23 °C incubator wi</w:t>
+      </w:r>
+      <w:r>
+        <w:t xml:space="preserve">th a 12L:12D light: dark cycle. Females were maintained under these conditions for two weeks, at which time a haphazardly chosen stock male from our </w:t>
+      </w:r>
+      <w:r>
+        <w:lastRenderedPageBreak/>
+        <w:t>colony was placed with her. The pair was kept together for a week, after which a new stock male replaced the original male, and that pair was kept together for another week. Females were then transferred to the 10 °C incubator and treated as previously until they laid their second clutch, at which point their eggs were photographed. Females were euthanised by f</w:t>
+      </w:r>
+      <w:r>
+        <w:t xml:space="preserve">reezing after laying their second clutch, and their pronotum was photographed as described above. Because female fecundity is often related to body size in insects (Honek 1993) and could thus possibly explain a postive among-female covariance between egg number and size I measured to proxies of size, pronotumlength and body mass. Females were weighed to the nearest 0.01 mg using a Sartorius Secura 224-1S analytical balance. Females were weighed three times, with each weighing bout separated by four days. I </w:t>
+      </w:r>
+      <w:r>
+        <w:t>used Fiji image analysis software (Schindelin et al. 2012) to measure the length of the female pronotum to the nearest 0.001 mm three times, with each measurement separated by 4 days. I used the same procedure to measure the perimeter of each egg.</w:t>
+      </w:r>
+    </w:p>
     <w:p>
       <w:pPr>
         <w:pStyle w:val="Heading3"/>
       </w:pPr>
-      <w:r>
-        <w:t xml:space="preserve">Statistical analysis</w:t>
+      <w:bookmarkStart w:id="3" w:name="statistical-analysis"/>
+      <w:r>
+        <w:t>Statistical analysis</w:t>
       </w:r>
     </w:p>
     <w:p>
@@ -392,90 +279,64 @@
         <w:pStyle w:val="FirstParagraph"/>
       </w:pPr>
       <w:r>
-        <w:t xml:space="preserve">I calculated the repeatability of the body mass, pronotum length and egg perimeter measurements using the R package</w:t>
-      </w:r>
-      <w:r>
-        <w:t xml:space="preserve"> </w:t>
+        <w:t xml:space="preserve">I calculated the repeatability of the body mass, pronotum length and egg perimeter measurements using the R package </w:t>
       </w:r>
       <w:r>
         <w:rPr>
           <w:i/>
           <w:iCs/>
         </w:rPr>
-        <w:t xml:space="preserve">rptR</w:t>
-      </w:r>
-      <w:r>
-        <w:t xml:space="preserve"> </w:t>
-      </w:r>
-      <w:r>
-        <w:t xml:space="preserve">(Stoffel et al. 2017)</w:t>
-      </w:r>
-      <w:r>
-        <w:t xml:space="preserve">. I entered the trait of interest as the response variable, female ID as a random effect, and assumed a Gaussian distribution. Each analysis was based on 1000 bootstrap samples. The measurements of my two morphological traits were highly repeatable (pronotum length:</w:t>
-      </w:r>
-      <w:r>
-        <w:t xml:space="preserve"> </w:t>
+        <w:t>rptR</w:t>
+      </w:r>
+      <w:r>
+        <w:t xml:space="preserve"> (Stoffel et al. 2017). I entered the trait of interest as the response variable, female ID as a random effect, and assumed a Gaussian distribution. Each analysis was based on 1000 bootstrap samples. The measurements of my two morphological traits were highly repeatable (pronotum length: </w:t>
       </w:r>
       <w:r>
         <w:rPr>
           <w:i/>
           <w:iCs/>
         </w:rPr>
-        <w:t xml:space="preserve">R</w:t>
-      </w:r>
-      <w:r>
-        <w:t xml:space="preserve"> </w:t>
-      </w:r>
-      <w:r>
-        <w:t xml:space="preserve">[95% CI] = 0.98 [0.97, 0.99]; body mass:</w:t>
-      </w:r>
-      <w:r>
-        <w:t xml:space="preserve"> </w:t>
+        <w:t>R</w:t>
+      </w:r>
+      <w:r>
+        <w:t xml:space="preserve"> [95% CI] = 0.98 [0.97, 0.99]; body mass: </w:t>
       </w:r>
       <w:r>
         <w:rPr>
           <w:i/>
           <w:iCs/>
         </w:rPr>
-        <w:t xml:space="preserve">R</w:t>
-      </w:r>
-      <w:r>
-        <w:t xml:space="preserve"> </w:t>
-      </w:r>
-      <w:r>
-        <w:t xml:space="preserve">[95% CI] = 0.99 [0.988, 0.996]); therefore, I used each female’s mean value for each trait where necessary. Because egg perimeter was highly repeatable in both clutches (first clutch:</w:t>
-      </w:r>
-      <w:r>
-        <w:t xml:space="preserve"> </w:t>
+        <w:t>R</w:t>
+      </w:r>
+      <w:r>
+        <w:t xml:space="preserve"> [95% CI] = 0.99 [0.988, 0.996]); therefore, I used each female’s mean value for each trait where necessary. Because egg perimeter was highly repeatable in both clutches (firs</w:t>
+      </w:r>
+      <w:r>
+        <w:t xml:space="preserve">t clutch: </w:t>
       </w:r>
       <w:r>
         <w:rPr>
           <w:i/>
           <w:iCs/>
         </w:rPr>
-        <w:t xml:space="preserve">R</w:t>
-      </w:r>
-      <w:r>
-        <w:t xml:space="preserve"> </w:t>
-      </w:r>
-      <w:r>
-        <w:t xml:space="preserve">[95% CI] = 0.977 [0.976, 0.979]; second clutch:</w:t>
-      </w:r>
-      <w:r>
-        <w:t xml:space="preserve"> </w:t>
+        <w:t>R</w:t>
+      </w:r>
+      <w:r>
+        <w:t xml:space="preserve"> [95% CI] = 0.977 [0.976, 0.979]; second clutch: </w:t>
       </w:r>
       <w:r>
         <w:rPr>
           <w:i/>
           <w:iCs/>
         </w:rPr>
-        <w:t xml:space="preserve">R</w:t>
-      </w:r>
-      <w:r>
-        <w:t xml:space="preserve"> </w:t>
-      </w:r>
-      <w:r>
-        <w:t xml:space="preserve">[95% CI] = 0.93 [0.926, 0.937] ), I calculated each egg’s average perimeter and then used these values to calculate the mean egg size for each clutch for each female.</w:t>
+        <w:t>R</w:t>
+      </w:r>
+      <w:r>
+        <w:t xml:space="preserve"> [95% CI] = 0.93 [0.926, 0.937] ), I calculated each egg’s average </w:t>
+      </w:r>
+      <w:r>
+        <w:lastRenderedPageBreak/>
+        <w:t>perimeter and then used these values to calculate the mean egg size for each clutch for each female.</w:t>
       </w:r>
     </w:p>
     <w:p>
@@ -483,25 +344,10 @@
         <w:pStyle w:val="BodyText"/>
       </w:pPr>
       <w:r>
-        <w:t xml:space="preserve">To reduce the two correlated measures of body size (pronotum length and body mass) to a single structural size metric, I performed a principal components analysis (PCA) on the correlation matrix of standardized variables using the prcomp function in the R stats package</w:t>
-      </w:r>
-      <w:r>
-        <w:t xml:space="preserve"> </w:t>
-      </w:r>
-      <w:r>
-        <w:t xml:space="preserve">(R Core Team 2025)</w:t>
-      </w:r>
-      <w:r>
-        <w:t xml:space="preserve">. The first principal component (PC1) explained 60.8% of the total variance and was used as an index of structural body size. In addition, female body condition was estimated using the scaled mass index (SMI) following Peig and Green</w:t>
-      </w:r>
-      <w:r>
-        <w:t xml:space="preserve"> </w:t>
-      </w:r>
-      <w:r>
-        <w:t xml:space="preserve">(2009, 2010; see also Kelly et al. 2014)</w:t>
-      </w:r>
-      <w:r>
-        <w:t xml:space="preserve">, which standardizes body mass relative to structural size (pronotum length).</w:t>
+        <w:t xml:space="preserve">To reduce the two correlated measures of body size (pronotum length and body mass) to a single structural size metric, I performed a principal components analysis (PCA) on the correlation matrix of standardized variables using the prcomp function in the R stats package (R Core Team 2025). The first principal component (PC1) explained 60.8% of the total variance and was used as an index of structural body size. In addition, female body condition was estimated using the scaled mass index (SMI) following Peig </w:t>
+      </w:r>
+      <w:r>
+        <w:t>and Green (2009, 2010; see also Kelly et al. 2014), which standardizes body mass relative to structural size (pronotum length).</w:t>
       </w:r>
     </w:p>
     <w:p>
@@ -509,43 +355,32 @@
         <w:pStyle w:val="BodyText"/>
       </w:pPr>
       <w:r>
-        <w:t xml:space="preserve">All subsequent analyses were conducted in a Bayesian framework using the</w:t>
-      </w:r>
-      <w:r>
-        <w:t xml:space="preserve"> </w:t>
+        <w:t xml:space="preserve">All subsequent analyses were conducted in a Bayesian framework using the </w:t>
       </w:r>
       <w:r>
         <w:rPr>
           <w:i/>
           <w:iCs/>
         </w:rPr>
-        <w:t xml:space="preserve">brms</w:t>
-      </w:r>
-      <w:r>
-        <w:t xml:space="preserve"> </w:t>
-      </w:r>
-      <w:r>
-        <w:t xml:space="preserve">package</w:t>
-      </w:r>
-      <w:r>
-        <w:t xml:space="preserve"> </w:t>
-      </w:r>
-      <w:r>
-        <w:t xml:space="preserve">(Bürkner 2017)</w:t>
-      </w:r>
-      <w:r>
-        <w:t xml:space="preserve"> </w:t>
-      </w:r>
-      <w:r>
-        <w:t xml:space="preserve">in R. Models were fitted using Hamiltonian Monte Carlo sampling with four independent chains and 4,000 iterations per chain. Weakly informative priors were specified for all parameters to regularize estimation while remaining minimally restrictive. Convergence was evaluated using the potential scale reduction factor (</w:t>
+        <w:t>brms</w:t>
+      </w:r>
+      <w:r>
+        <w:t xml:space="preserve"> package (Bürkner 2017) in R. Models were fitted using Hamiltonian Monte Carlo sampling with four independent chains and 4,000 iterations per chain. Weakly informative priors were specified for all parameters to regularize estimation while remaining minimally restrictive. Convergence was evaluated using the potential scale reduction factor (</w:t>
       </w:r>
       <m:oMath>
         <m:acc>
           <m:accPr>
-            <m:chr m:val="̂"/>
+            <m:ctrlPr>
+              <w:rPr>
+                <w:rFonts w:ascii="Cambria Math" w:hAnsi="Cambria Math"/>
+              </w:rPr>
+            </m:ctrlPr>
           </m:accPr>
           <m:e>
             <m:r>
+              <w:rPr>
+                <w:rFonts w:ascii="Cambria Math" w:hAnsi="Cambria Math"/>
+              </w:rPr>
               <m:t>R</m:t>
             </m:r>
           </m:e>
@@ -554,14 +389,20 @@
           <m:rPr>
             <m:sty m:val="p"/>
           </m:rPr>
+          <w:rPr>
+            <w:rFonts w:ascii="Cambria Math" w:hAnsi="Cambria Math"/>
+          </w:rPr>
           <m:t>≈</m:t>
         </m:r>
         <m:r>
+          <w:rPr>
+            <w:rFonts w:ascii="Cambria Math" w:hAnsi="Cambria Math"/>
+          </w:rPr>
           <m:t>1.00</m:t>
         </m:r>
       </m:oMath>
       <w:r>
-        <w:t xml:space="preserve">), effective sample sizes (bulk and tail ESS), and visual inspection of trace plots. All reported parameters met standard convergence criteria. Unless otherwise noted, parameter estimates are presented as posterior means with 95% credible intervals (CrIs), and effects were considered supported when CrIs did not include zero.</w:t>
+        <w:t>), effective sample sizes (bulk and tail ESS), and visual inspection of trace plots. All reported parameters met standard convergence criteria. Unless otherwise noted, parameter estimates are presented as posterior means with 95% credible intervals (CrIs), and effects were considered supported when CrIs did not include zero.</w:t>
       </w:r>
     </w:p>
     <w:p>
@@ -569,33 +410,26 @@
         <w:pStyle w:val="BodyText"/>
       </w:pPr>
       <w:r>
-        <w:t xml:space="preserve">To test whether egg size and egg number differed between first and second clutches, I fitted a multivariate Bayesian mixed-effects model. Mean egg size was modelled assuming a Gaussian error distribution with an identity link, whereas egg number was modelled using a Poisson distribution with a log link. Both traits were modelled jointly to account for covariance at the female level. For each response variable, the model included a fixed intercept and clutch order (first versus second clutch) as a fixed effect. Female identity was included as a random intercept for both egg size and egg number to account for repeated measures across clutches. The female-level random intercepts for the two traits were allowed to covary, thereby estimating the among-female variance–covariance structure between egg size and egg number. Residual correlations were not estimated (</w:t>
+        <w:t xml:space="preserve">To test whether egg size and egg number differed between first and second clutches, I fitted a multivariate Bayesian mixed-effects model. Mean egg size was modelled assuming a Gaussian error distribution with an identity link, whereas egg number was modelled using a Poisson distribution with a log link. Both traits were modelled jointly to account for covariance at the </w:t>
+      </w:r>
+      <w:r>
+        <w:lastRenderedPageBreak/>
+        <w:t>female level. For each response variable, the model included a fixed intercept and clutch order (first versus second clutch) as a fixed effect. Female identity was included as a random intercept for both egg size and egg number to account for repeated measures across clutches. The female-level random intercepts for the two traits were allowed to covary, thereby estimating the among-female variance–covariance structure between egg size and egg number. Residual correlations were not estimated (</w:t>
       </w:r>
       <w:r>
         <w:rPr>
           <w:rStyle w:val="VerbatimChar"/>
         </w:rPr>
-        <w:t xml:space="preserve">set_rescor(FALSE)</w:t>
-      </w:r>
-      <w:r>
-        <w:t xml:space="preserve">), such that covariance between traits was modelled exclusively at the female level. This model therefore tested whether egg size and egg number differed systematically between clutches while accounting for repeated measures and among-female variation.</w:t>
-      </w:r>
-    </w:p>
-    <w:p>
-      <w:pPr>
-        <w:pStyle w:val="BodyText"/>
-      </w:pPr>
-      <w:r>
-        <w:t xml:space="preserve">I used two approaches to test the prediction that females will exhibit negative within-female and positive between-female covariance between egg number and size. The raw phenotypic association between egg number and egg size was calculated using Pearson’s correlation coefficient across all observations. This estimate reflects the overall linear association between traits without accounting for repeated measures or hierarchical structure. To estimate among-female covariation, I calculated the Pearson correlation between female mean egg number and female mean egg size, averaging across broods. This approach isolates between-female covariance independent of within-female variation. To formally partition covariance into among-female and within-female components, I fitted a multivariate Gaussian mixed-effects model including egg size and egg number as joint responses. Female identity was included as a random intercept for both traits, and both female-level and residual correlations were estimated (</w:t>
+        <w:t>set_rescor(FALS</w:t>
       </w:r>
       <w:r>
         <w:rPr>
           <w:rStyle w:val="VerbatimChar"/>
         </w:rPr>
-        <w:t xml:space="preserve">set_rescor(TRUE)</w:t>
-      </w:r>
-      <w:r>
-        <w:t xml:space="preserve">). The correlation between female-specific intercepts quantified the among-female association, whereas the residual correlation quantified the within-female (clutch-level) association between egg number and egg size.</w:t>
+        <w:t>E)</w:t>
+      </w:r>
+      <w:r>
+        <w:t>), such that covariance between traits was modelled exclusively at the female level. This model therefore tested whether egg size and egg number differed systematically between clutches while accounting for repeated measures and among-female variation.</w:t>
       </w:r>
     </w:p>
     <w:p>
@@ -603,28 +437,23 @@
         <w:pStyle w:val="BodyText"/>
       </w:pPr>
       <w:r>
-        <w:t xml:space="preserve">To distinguish plastic from strategic effects, I followed van de Pol and Wright</w:t>
-      </w:r>
-      <w:r>
-        <w:t xml:space="preserve"> </w:t>
-      </w:r>
-      <w:r>
-        <w:t xml:space="preserve">(2009)</w:t>
-      </w:r>
-      <w:r>
-        <w:t xml:space="preserve"> </w:t>
-      </w:r>
-      <w:r>
-        <w:t xml:space="preserve">by decomposing egg number into two components. The within-female component represented the deviation of each observation from a female’s own mean egg number, and the between-female component represented each female’s mean egg number relative to the population mean. Although mean-centering has been shown to impose assumptions about biological process</w:t>
-      </w:r>
-      <w:r>
-        <w:t xml:space="preserve"> </w:t>
-      </w:r>
-      <w:r>
-        <w:t xml:space="preserve">(Westneat et al. 2020)</w:t>
-      </w:r>
-      <w:r>
-        <w:t xml:space="preserve">, these assumptions align with my biological question, which concerns deviations in reproductive allocation within females across clutches. I fitted a linear mixed-effects model with mean egg size as the response variable, including both components as fixed effects and female identity as a random intercept. In this framework, the within-female coefficient estimates the plastic allocation response, whereas the between-female coefficient estimates the among-female (strategic) association. Continuous predictors were standardized by centering them on their mean and scaling by their standard deviation. The within- and between-female components were each standardized using the mean and standard deviation of their respective distributions. When estimating standardized regression coefficients, the response variable was also scaled to have a standard deviation of one. Standardized coefficients therefore represent the expected change in egg size, measured in standard deviation units, associated with a one standard deviation change in the predictor.</w:t>
+        <w:t>I used two approaches to test the prediction that females will exhibit negative within-female and positive between-female covariance between egg number and size. The raw phenotypic association between egg number and egg size was calculated using Pearson’s correlation coefficient across all observations. This estimate reflects the overall linear association between traits without accounting for repeated measures or hierarchical structure. To estimate among-female covariation, I calculated the Pearson correla</w:t>
+      </w:r>
+      <w:r>
+        <w:t>tion between female mean egg number and female mean egg size, averaging across broods. This approach isolates between-female covariance independent of within-female variation. To formally partition covariance into among-female and within-female components, I fitted a multivariate Gaussian mixed-effects model including egg size and egg number as joint responses. Female identity was included as a random intercept for both traits, and both female-level and residual correlations were estimated (</w:t>
+      </w:r>
+      <w:r>
+        <w:rPr>
+          <w:rStyle w:val="VerbatimChar"/>
+        </w:rPr>
+        <w:t>set_rescor(TRUE)</w:t>
+      </w:r>
+      <w:r>
+        <w:t>). The correlation between female-specific intercepts quantified the among-</w:t>
+      </w:r>
+      <w:r>
+        <w:lastRenderedPageBreak/>
+        <w:t>female association, whereas the residual correlation quantified the within-female (clutch-level) association between egg number and egg size.</w:t>
       </w:r>
     </w:p>
     <w:p>
@@ -632,16 +461,13 @@
         <w:pStyle w:val="BodyText"/>
       </w:pPr>
       <w:r>
-        <w:t xml:space="preserve">To test whether females differed in their propensity to trade off egg size against egg number, I fitted a mixed-effects random-slopes model allowing the within-female effect of egg number to vary among females</w:t>
-      </w:r>
-      <w:r>
-        <w:t xml:space="preserve"> </w:t>
-      </w:r>
-      <w:r>
-        <w:t xml:space="preserve">(see Pol and Wright 2009)</w:t>
-      </w:r>
-      <w:r>
-        <w:t xml:space="preserve">. Mean egg size was included as the response variable, and egg number was partitioned into within-female and between-female components as described above. The within-female component was included as both a fixed effect and a random slope, while the between-female component was included as a fixed effect. Female identity was included as a random effect with both intercepts and random slopes for the within-female component. This parameterisation estimates among-female variation in within-female slopes and the correlation between intercepts and slopes, thereby quantifying heterogeneity in allocation strategies and testing whether females with larger average egg size differ systematically in the strength or direction of their within-female trade-off.</w:t>
+        <w:t>To distinguish plastic from strategic effects, I followed van de Pol and Wright (2009) by decomposing egg number into two components. The within-female component represented the deviation of each observation from a female’s own mean egg number, and the between-female component represented each female’s mean egg number relative to the population mean. Although mean-centering has been shown to impose assumptions about biological process (Westneat et al. 2020), these assumptions align with my biological questi</w:t>
+      </w:r>
+      <w:r>
+        <w:t>on, which concerns deviations in reproductive allocation within females across clutches. I fitted a linear mixed-effects model with mean egg size as the response variable, including both components as fixed effects and female identity as a random intercept. In this framework, the within-female coefficient estimates the plastic allocation response, whereas the between-female coefficient estimates the among-female (strategic) association. Continuous predictors were standardized by centering them on their mean</w:t>
+      </w:r>
+      <w:r>
+        <w:t xml:space="preserve"> and scaling by their standard deviation. The within- and between-female components were each standardized using the mean and standard deviation of their respective distributions. When estimating standardized regression coefficients, the response variable was also scaled to have a standard deviation of one. Standardized coefficients therefore represent the expected change in egg size, measured in standard deviation units, associated with a one standard deviation change in the predictor.</w:t>
       </w:r>
     </w:p>
     <w:p>
@@ -649,7 +475,14 @@
         <w:pStyle w:val="BodyText"/>
       </w:pPr>
       <w:r>
-        <w:t xml:space="preserve">Because egg number and egg size both changed systematically across clutches, I tested whether clutch order explained the observed within-female association by adding clutch order as an additional fixed effect to the within–between model. In this extended model, mean egg size was predicted by the within-female deviation in egg number, the between-female mean egg number, and clutch order, while female identity was retained as a random intercept. If the within-female slope was reduced toward zero after including clutch order, this would indicate that the apparent within-female association was largely driven by parallel shifts between first and second clutches rather than by plastic allocation within females.</w:t>
+        <w:t xml:space="preserve">To test whether females differed in their propensity to trade off egg size against egg number, I fitted a mixed-effects random-slopes model allowing the within-female effect of egg number to vary among females (see Pol and Wright 2009). Mean egg size was included as the response </w:t>
+      </w:r>
+      <w:r>
+        <w:lastRenderedPageBreak/>
+        <w:t>variable, and egg number was partitioned into within-female and between-female components as described above. The within-female component was included as both a fixed effect and a random slope, while the between-female component was included as a fixed effect. Female identity was included as a random effect with both intercepts and random slopes for the within-female component. This parameterisation estimates among-female variation in within-female slopes and the correlation between intercepts and slopes, t</w:t>
+      </w:r>
+      <w:r>
+        <w:t>hereby quantifying heterogeneity in allocation strategies and testing whether females with larger average egg size differ systematically in the strength or direction of their within-female trade-off.</w:t>
       </w:r>
     </w:p>
     <w:p>
@@ -657,7 +490,10 @@
         <w:pStyle w:val="BodyText"/>
       </w:pPr>
       <w:r>
-        <w:t xml:space="preserve">To compare clutch-specific variance components independently of random-slope parameterisation, I fitted a hierarchical Gaussian model in which female effects were estimated separately for first and second clutches. Scaled egg size was modelled as a function of clutch order with clutch-specific random intercepts for female identity. This parameterisation estimated separate among-female variance components for clutch 1 and clutch 2, as well as their correlation, allowing direct comparison of female-level variation across reproductive events. Residual standard deviations were also allowed to differ between clutches. Clutch-specific variance components were derived from posterior samples, and differences between clutches were evaluated using posterior contrasts.</w:t>
+        <w:t>Because egg number and egg size both changed systematically across clutches, I tested whether clutch order explained the observed within-female association by adding clutch order as an additional fixed effect to the within–between model. In this extended model, mean egg size was predicted by the within-female deviation in egg number, the between-female mean egg number, and clutch order, while female identity was retained as a random intercept. If the within-female slope was reduced toward zero after includi</w:t>
+      </w:r>
+      <w:r>
+        <w:t>ng clutch order, this would indicate that the apparent within-female association was largely driven by parallel shifts between first and second clutches rather than by plastic allocation within females.</w:t>
       </w:r>
     </w:p>
     <w:p>
@@ -665,68 +501,62 @@
         <w:pStyle w:val="BodyText"/>
       </w:pPr>
       <w:r>
-        <w:t xml:space="preserve">Data were visualized using</w:t>
-      </w:r>
-      <w:r>
-        <w:t xml:space="preserve"> </w:t>
+        <w:t>To compare clutch-specific variance components independently of random-slope parameterisation, I fitted a hierarchical Gaussian model in which female effects were estimated separately for first and second clutches. Scaled egg size was modelled as a function of clutch order with clutch-specific random intercepts for female identity. This parameterisation estimated separate among-female variance components for clutch 1 and clutch 2, as well as their correlation, allowing direct comparison of female-level vari</w:t>
+      </w:r>
+      <w:r>
+        <w:t xml:space="preserve">ation across reproductive events. </w:t>
+      </w:r>
+      <w:r>
+        <w:lastRenderedPageBreak/>
+        <w:t>Residual standard deviations were also allowed to differ between clutches. Clutch-specific variance components were derived from posterior samples, and differences between clutches were evaluated using posterior contrasts.</w:t>
+      </w:r>
+    </w:p>
+    <w:p>
+      <w:pPr>
+        <w:pStyle w:val="BodyText"/>
+      </w:pPr>
+      <w:r>
+        <w:t xml:space="preserve">Data were visualized using </w:t>
       </w:r>
       <w:r>
         <w:rPr>
           <w:i/>
           <w:iCs/>
         </w:rPr>
-        <w:t xml:space="preserve">ggplot</w:t>
-      </w:r>
-      <w:r>
-        <w:t xml:space="preserve"> </w:t>
-      </w:r>
-      <w:r>
-        <w:t xml:space="preserve">(Wickham 2016)</w:t>
-      </w:r>
-      <w:r>
-        <w:t xml:space="preserve"> </w:t>
-      </w:r>
-      <w:r>
-        <w:t xml:space="preserve">and</w:t>
-      </w:r>
-      <w:r>
-        <w:t xml:space="preserve"> </w:t>
+        <w:t>ggplot</w:t>
+      </w:r>
+      <w:r>
+        <w:t xml:space="preserve"> (Wickham 2016) and </w:t>
       </w:r>
       <w:r>
         <w:rPr>
           <w:i/>
           <w:iCs/>
         </w:rPr>
-        <w:t xml:space="preserve">tidybayes</w:t>
-      </w:r>
-      <w:r>
-        <w:t xml:space="preserve"> </w:t>
-      </w:r>
-      <w:r>
-        <w:t xml:space="preserve">(Kay 2020)</w:t>
-      </w:r>
-      <w:r>
-        <w:t xml:space="preserve">.</w:t>
-      </w:r>
-    </w:p>
-    <w:bookmarkEnd w:id="23"/>
-    <w:bookmarkEnd w:id="24"/>
-    <w:bookmarkStart w:id="29" w:name="results"/>
+        <w:t>tidybayes</w:t>
+      </w:r>
+      <w:r>
+        <w:t xml:space="preserve"> (Kay 2020).</w:t>
+      </w:r>
+    </w:p>
     <w:p>
       <w:pPr>
         <w:pStyle w:val="Heading1"/>
       </w:pPr>
-      <w:r>
-        <w:t xml:space="preserve">Results</w:t>
-      </w:r>
-    </w:p>
-    <w:bookmarkStart w:id="25" w:name="X2adf980c3cdf557e751ed69a8410e917bd83bb9"/>
+      <w:bookmarkStart w:id="4" w:name="results"/>
+      <w:bookmarkEnd w:id="2"/>
+      <w:bookmarkEnd w:id="3"/>
+      <w:r>
+        <w:t>Results</w:t>
+      </w:r>
+    </w:p>
     <w:p>
       <w:pPr>
         <w:pStyle w:val="Heading3"/>
       </w:pPr>
-      <w:r>
-        <w:t xml:space="preserve">Effect of clutch order on egg size and number</w:t>
+      <w:bookmarkStart w:id="5" w:name="X2adf980c3cdf557e751ed69a8410e917bd83bb9"/>
+      <w:r>
+        <w:t>Effect of clutch order on egg size and number</w:t>
       </w:r>
     </w:p>
     <w:p>
@@ -734,118 +564,136 @@
         <w:pStyle w:val="FirstParagraph"/>
       </w:pPr>
       <w:r>
-        <w:t xml:space="preserve">Both egg number and egg size declined in the second clutch. In the multivariate Gaussian–Poisson model, egg size was smaller in clutch two (</w:t>
+        <w:t>Both egg number and egg size declined in the second clutch. In the multivariate Gaussian–Poisson model, egg size was smaller in clutch two (</w:t>
       </w:r>
       <m:oMath>
         <m:acc>
           <m:accPr>
             <m:chr m:val="‾"/>
+            <m:ctrlPr>
+              <w:rPr>
+                <w:rFonts w:ascii="Cambria Math" w:hAnsi="Cambria Math"/>
+              </w:rPr>
+            </m:ctrlPr>
           </m:accPr>
           <m:e>
             <m:r>
+              <w:rPr>
+                <w:rFonts w:ascii="Cambria Math" w:hAnsi="Cambria Math"/>
+              </w:rPr>
               <m:t>x</m:t>
             </m:r>
           </m:e>
         </m:acc>
       </m:oMath>
       <w:r>
-        <w:t xml:space="preserve"> </w:t>
-      </w:r>
-      <w:r>
-        <w:t xml:space="preserve">± SE = 3.41 ± 0.03) relative to clutch one (</w:t>
+        <w:t xml:space="preserve"> ± SE = 3.41 ± 0.03) relative to clutch one (</w:t>
       </w:r>
       <m:oMath>
         <m:acc>
           <m:accPr>
             <m:chr m:val="‾"/>
+            <m:ctrlPr>
+              <w:rPr>
+                <w:rFonts w:ascii="Cambria Math" w:hAnsi="Cambria Math"/>
+              </w:rPr>
+            </m:ctrlPr>
           </m:accPr>
           <m:e>
             <m:r>
+              <w:rPr>
+                <w:rFonts w:ascii="Cambria Math" w:hAnsi="Cambria Math"/>
+              </w:rPr>
               <m:t>x</m:t>
             </m:r>
           </m:e>
         </m:acc>
       </m:oMath>
       <w:r>
-        <w:t xml:space="preserve"> </w:t>
-      </w:r>
-      <w:r>
-        <w:t xml:space="preserve">= 3.54 ± 0.03;</w:t>
-      </w:r>
-      <w:r>
-        <w:t xml:space="preserve"> </w:t>
+        <w:t xml:space="preserve"> = 3.54 ± 0.03; </w:t>
       </w:r>
       <m:oMath>
         <m:r>
+          <w:rPr>
+            <w:rFonts w:ascii="Cambria Math" w:hAnsi="Cambria Math"/>
+          </w:rPr>
           <m:t>β</m:t>
         </m:r>
       </m:oMath>
       <w:r>
-        <w:t xml:space="preserve"> </w:t>
-      </w:r>
-      <w:r>
-        <w:t xml:space="preserve">= -0.12, 95% CrI (-0.21, -0.04). Egg number also declined significantly (clutch one:</w:t>
-      </w:r>
-      <w:r>
-        <w:t xml:space="preserve"> </w:t>
+        <w:t xml:space="preserve"> = -0.12, 95% CrI (-0.21, -0.04). Egg number also declined significantly (clutch one: </w:t>
       </w:r>
       <m:oMath>
         <m:acc>
           <m:accPr>
             <m:chr m:val="‾"/>
+            <m:ctrlPr>
+              <w:rPr>
+                <w:rFonts w:ascii="Cambria Math" w:hAnsi="Cambria Math"/>
+              </w:rPr>
+            </m:ctrlPr>
           </m:accPr>
           <m:e>
             <m:r>
+              <w:rPr>
+                <w:rFonts w:ascii="Cambria Math" w:hAnsi="Cambria Math"/>
+              </w:rPr>
               <m:t>x</m:t>
             </m:r>
           </m:e>
         </m:acc>
       </m:oMath>
       <w:r>
-        <w:t xml:space="preserve"> </w:t>
-      </w:r>
-      <w:r>
-        <w:t xml:space="preserve">= 51.55 ± 2.49; clutch two:</w:t>
-      </w:r>
-      <w:r>
-        <w:t xml:space="preserve"> </w:t>
+        <w:t xml:space="preserve"> = 51.55 ± 2.49; clutch two: </w:t>
       </w:r>
       <m:oMath>
         <m:acc>
           <m:accPr>
             <m:chr m:val="‾"/>
+            <m:ctrlPr>
+              <w:rPr>
+                <w:rFonts w:ascii="Cambria Math" w:hAnsi="Cambria Math"/>
+              </w:rPr>
+            </m:ctrlPr>
           </m:accPr>
           <m:e>
             <m:r>
+              <w:rPr>
+                <w:rFonts w:ascii="Cambria Math" w:hAnsi="Cambria Math"/>
+              </w:rPr>
               <m:t>x</m:t>
             </m:r>
           </m:e>
         </m:acc>
       </m:oMath>
       <w:r>
-        <w:t xml:space="preserve"> </w:t>
-      </w:r>
-      <w:r>
-        <w:t xml:space="preserve">= 34.14 ± 2.65; log-scale</w:t>
-      </w:r>
-      <w:r>
-        <w:t xml:space="preserve"> </w:t>
+        <w:t xml:space="preserve"> = 34.14 ± 2.65; log-scale </w:t>
       </w:r>
       <m:oMath>
         <m:r>
+          <w:rPr>
+            <w:rFonts w:ascii="Cambria Math" w:hAnsi="Cambria Math"/>
+          </w:rPr>
           <m:t>β</m:t>
         </m:r>
       </m:oMath>
       <w:r>
-        <w:t xml:space="preserve"> </w:t>
-      </w:r>
-      <w:r>
-        <w:t xml:space="preserve">= -0.41, 95% CrI (-0.48, -0.34), corresponding to an approximate 34% reduction on the natural scale (</w:t>
+        <w:t xml:space="preserve"> = -0.41, 95% CrI (-0.48, -0.34), corresponding to an approximate 34% reduction on the natural scale (</w:t>
       </w:r>
       <m:oMath>
         <m:sSup>
+          <m:sSupPr>
+            <m:ctrlPr>
+              <w:rPr>
+                <w:rFonts w:ascii="Cambria Math" w:hAnsi="Cambria Math"/>
+              </w:rPr>
+            </m:ctrlPr>
+          </m:sSupPr>
           <m:e>
             <m:r>
+              <w:rPr>
+                <w:rFonts w:ascii="Cambria Math" w:hAnsi="Cambria Math"/>
+              </w:rPr>
               <m:t>e</m:t>
             </m:r>
           </m:e>
@@ -854,9 +702,15 @@
               <m:rPr>
                 <m:sty m:val="p"/>
               </m:rPr>
-              <m:t>−</m:t>
+              <w:rPr>
+                <w:rFonts w:ascii="Cambria Math" w:hAnsi="Cambria Math"/>
+              </w:rPr>
+              <m:t>-</m:t>
             </m:r>
             <m:r>
+              <w:rPr>
+                <w:rFonts w:ascii="Cambria Math" w:hAnsi="Cambria Math"/>
+              </w:rPr>
               <m:t>0.410</m:t>
             </m:r>
           </m:sup>
@@ -865,24 +719,30 @@
           <m:rPr>
             <m:sty m:val="p"/>
           </m:rPr>
+          <w:rPr>
+            <w:rFonts w:ascii="Cambria Math" w:hAnsi="Cambria Math"/>
+          </w:rPr>
           <m:t>≈</m:t>
         </m:r>
         <m:r>
+          <w:rPr>
+            <w:rFonts w:ascii="Cambria Math" w:hAnsi="Cambria Math"/>
+          </w:rPr>
           <m:t>0.66</m:t>
         </m:r>
       </m:oMath>
       <w:r>
-        <w:t xml:space="preserve">). Among-female variation remained detectable for both egg size (SD = 0.091, 95% CrI [0.009, 0.165]) and egg number (SD = 0.355, 95% CrI [0.273, 0.460]), indicating persistent heterogeneity across broods.</w:t>
-      </w:r>
-    </w:p>
-    <w:bookmarkEnd w:id="25"/>
-    <w:bookmarkStart w:id="26" w:name="X8f40dbed1f2515dba178cdbe2247c63c8a0b998"/>
+        <w:t>). Among-female variation remained detectable for both egg size (SD = 0.091, 95% CrI [0.009, 0.165]) and egg number (SD = 0.355, 95% CrI [0.273, 0.460]), indicating persistent heterogeneity across broods.</w:t>
+      </w:r>
+    </w:p>
     <w:p>
       <w:pPr>
         <w:pStyle w:val="Heading3"/>
       </w:pPr>
-      <w:r>
-        <w:t xml:space="preserve">Multilevel correlations between egg number and egg size</w:t>
+      <w:bookmarkStart w:id="6" w:name="X8f40dbed1f2515dba178cdbe2247c63c8a0b998"/>
+      <w:bookmarkEnd w:id="5"/>
+      <w:r>
+        <w:t>Multilevel correlations between egg number and egg size</w:t>
       </w:r>
     </w:p>
     <w:p>
@@ -890,144 +750,148 @@
         <w:pStyle w:val="FirstParagraph"/>
       </w:pPr>
       <w:r>
-        <w:t xml:space="preserve">Across all observations, the raw Pearson correlation between egg number and egg size was weak and close to zero (</w:t>
+        <w:t>Across all observations, the raw Pearson correlation between egg number and egg size was weak and close to zero (</w:t>
       </w:r>
       <m:oMath>
         <m:sSub>
+          <m:sSubPr>
+            <m:ctrlPr>
+              <w:rPr>
+                <w:rFonts w:ascii="Cambria Math" w:hAnsi="Cambria Math"/>
+              </w:rPr>
+            </m:ctrlPr>
+          </m:sSubPr>
           <m:e>
             <m:r>
+              <w:rPr>
+                <w:rFonts w:ascii="Cambria Math" w:hAnsi="Cambria Math"/>
+              </w:rPr>
               <m:t>r</m:t>
             </m:r>
           </m:e>
           <m:sub>
             <m:r>
-              <m:t>r</m:t>
-            </m:r>
-            <m:r>
-              <m:t>a</m:t>
-            </m:r>
-            <m:r>
-              <m:t>w</m:t>
+              <w:rPr>
+                <w:rFonts w:ascii="Cambria Math" w:hAnsi="Cambria Math"/>
+              </w:rPr>
+              <m:t>raw</m:t>
             </m:r>
           </m:sub>
         </m:sSub>
       </m:oMath>
       <w:r>
-        <w:t xml:space="preserve"> </w:t>
-      </w:r>
-      <w:r>
-        <w:t xml:space="preserve">= -0.04, 95% CI [-0.25, 0.19]), suggesting no clear phenotypic association when hierarchical structure was ignored. In contrast, the between-female Pearson correlation calculated from female means was moderate and negative (</w:t>
+        <w:t xml:space="preserve"> = -0.04, 95% CI [-0.25, 0.19]), suggesting no clear phenotypic association when hierarchical structure was ignored. In contrast, the between-female Pearson correlation calculated from female means was moderate and negative (</w:t>
       </w:r>
       <m:oMath>
         <m:sSub>
+          <m:sSubPr>
+            <m:ctrlPr>
+              <w:rPr>
+                <w:rFonts w:ascii="Cambria Math" w:hAnsi="Cambria Math"/>
+              </w:rPr>
+            </m:ctrlPr>
+          </m:sSubPr>
           <m:e>
             <m:r>
+              <w:rPr>
+                <w:rFonts w:ascii="Cambria Math" w:hAnsi="Cambria Math"/>
+              </w:rPr>
               <m:t>r</m:t>
             </m:r>
           </m:e>
           <m:sub>
             <m:r>
-              <m:t>b</m:t>
-            </m:r>
-            <m:r>
-              <m:t>e</m:t>
-            </m:r>
-            <m:r>
-              <m:t>t</m:t>
-            </m:r>
-            <m:r>
-              <m:t>w</m:t>
-            </m:r>
-            <m:r>
-              <m:t>e</m:t>
-            </m:r>
-            <m:r>
-              <m:t>e</m:t>
-            </m:r>
-            <m:r>
-              <m:t>n</m:t>
+              <w:rPr>
+                <w:rFonts w:ascii="Cambria Math" w:hAnsi="Cambria Math"/>
+              </w:rPr>
+              <m:t>between</m:t>
             </m:r>
           </m:sub>
         </m:sSub>
       </m:oMath>
       <w:r>
-        <w:t xml:space="preserve"> </w:t>
-      </w:r>
-      <w:r>
-        <w:t xml:space="preserve">= -0.31, 95% CI [-0.55, -0.02];</w:t>
-      </w:r>
-      <w:r>
-        <w:t xml:space="preserve"> </w:t>
+        <w:t xml:space="preserve"> = -0.31, 95% CI [-0.55, -0.02]; </w:t>
       </w:r>
       <w:hyperlink w:anchor="fig-one">
         <w:r>
           <w:rPr>
             <w:rStyle w:val="Hyperlink"/>
           </w:rPr>
-          <w:t xml:space="preserve">Figure 1</w:t>
+          <w:t>Figure 1</w:t>
         </w:r>
       </w:hyperlink>
       <w:r>
-        <w:t xml:space="preserve">). Females that produced more eggs on average tended to lay smaller eggs. The multivariate Gaussian model partitioned covariation into among-female and residual components. After accounting for female identity, the residual (within-female) correlation between egg number and egg size was effectively zero and highly uncertain (</w:t>
+        <w:t xml:space="preserve">). Females that produced more eggs on average tended to lay smaller eggs. The multivariate Gaussian model partitioned covariation into among-female and residual components. </w:t>
+      </w:r>
+      <w:r>
+        <w:lastRenderedPageBreak/>
+        <w:t>After accounting for female identity, the residual (within-female) correlation between egg number and egg size was effectively zero and highly uncertain (</w:t>
       </w:r>
       <m:oMath>
         <m:sSub>
+          <m:sSubPr>
+            <m:ctrlPr>
+              <w:rPr>
+                <w:rFonts w:ascii="Cambria Math" w:hAnsi="Cambria Math"/>
+              </w:rPr>
+            </m:ctrlPr>
+          </m:sSubPr>
           <m:e>
             <m:r>
+              <w:rPr>
+                <w:rFonts w:ascii="Cambria Math" w:hAnsi="Cambria Math"/>
+              </w:rPr>
               <m:t>r</m:t>
             </m:r>
           </m:e>
           <m:sub>
             <m:r>
-              <m:t>w</m:t>
+              <w:rPr>
+                <w:rFonts w:ascii="Cambria Math" w:hAnsi="Cambria Math"/>
+              </w:rPr>
+              <m:t>wit</m:t>
             </m:r>
             <m:r>
-              <m:t>i</m:t>
-            </m:r>
-            <m:r>
-              <m:t>t</m:t>
-            </m:r>
-            <m:r>
+              <w:rPr>
+                <w:rFonts w:ascii="Cambria Math" w:hAnsi="Cambria Math"/>
+              </w:rPr>
               <m:t>h</m:t>
             </m:r>
             <m:r>
-              <m:t>i</m:t>
-            </m:r>
-            <m:r>
-              <m:t>n</m:t>
+              <w:rPr>
+                <w:rFonts w:ascii="Cambria Math" w:hAnsi="Cambria Math"/>
+              </w:rPr>
+              <m:t>in</m:t>
             </m:r>
           </m:sub>
         </m:sSub>
       </m:oMath>
       <w:r>
-        <w:t xml:space="preserve"> </w:t>
-      </w:r>
-      <w:r>
-        <w:t xml:space="preserve">= 0.0066, 95% CI [-0.20, 0.23];</w:t>
-      </w:r>
-      <w:r>
-        <w:t xml:space="preserve"> </w:t>
+        <w:t xml:space="preserve"> = 0.0066, 95% CI [-0.20, 0.23]; </w:t>
       </w:r>
       <w:hyperlink w:anchor="fig-two">
         <w:r>
           <w:rPr>
             <w:rStyle w:val="Hyperlink"/>
           </w:rPr>
-          <w:t xml:space="preserve">Figure 2</w:t>
+          <w:t>Figure 2</w:t>
         </w:r>
       </w:hyperlink>
       <w:r>
-        <w:t xml:space="preserve">). Thus, apparent phenotypic independence masked a moderate negative association among females but no detectable clutch-level trade-off within females. From this model I also calculated egg number repeatability, which was effectively zero (R = 0.0017 [95% CrI: 0.0000, 0.0589]), indicating that most variation occurred within rather than among females. For completeness I also calculated the repeatability of egg size, which was low (R = 0.12 [95% CrI: 0.00, 0.43]), with the proviso that this estimate is based on mean egg size per female; better estimate of egg size repeatability is given below.</w:t>
-      </w:r>
-    </w:p>
-    <w:bookmarkEnd w:id="26"/>
-    <w:bookmarkStart w:id="28" w:name="withinbetween-mixed-effects-models"/>
+        <w:t xml:space="preserve">). Thus, apparent phenotypic independence masked a moderate negative association among females but no detectable clutch-level trade-off within females. From this model I also calculated egg number repeatability, which was effectively zero (R = 0.0017 [95% CrI: 0.0000, 0.0589]), indicating that most variation occurred within rather than among females. For completeness I also calculated the repeatability of egg size, which was low (R = 0.12 [95% CrI: 0.00, 0.43]), with the proviso that this estimate is based </w:t>
+      </w:r>
+      <w:r>
+        <w:t>on mean egg size per female; better estimate of egg size repeatability is given below.</w:t>
+      </w:r>
+    </w:p>
     <w:p>
       <w:pPr>
         <w:pStyle w:val="Heading3"/>
       </w:pPr>
-      <w:r>
-        <w:t xml:space="preserve">Within–between mixed-effects models</w:t>
+      <w:bookmarkStart w:id="7" w:name="withinbetween-mixed-effects-models"/>
+      <w:bookmarkEnd w:id="6"/>
+      <w:r>
+        <w:t>Within–between mixed-effects models</w:t>
       </w:r>
     </w:p>
     <w:p>
@@ -1035,146 +899,164 @@
         <w:pStyle w:val="FirstParagraph"/>
       </w:pPr>
       <w:r>
-        <w:t xml:space="preserve">In the within–between mixed-effects model, egg size varied among females (random-intercept SD = 0.07, 95% CrI [0.00, 0.15]). The within-female effect of egg number on egg size was small and uncertain (</w:t>
+        <w:t>In the within–between mixed-effects model, egg size varied among females (random-intercept SD = 0.07, 95% CrI [0.00, 0.15]). The within-female effect of egg number on egg size was small and uncertain (</w:t>
       </w:r>
       <m:oMath>
         <m:sSub>
+          <m:sSubPr>
+            <m:ctrlPr>
+              <w:rPr>
+                <w:rFonts w:ascii="Cambria Math" w:hAnsi="Cambria Math"/>
+              </w:rPr>
+            </m:ctrlPr>
+          </m:sSubPr>
           <m:e>
             <m:r>
+              <w:rPr>
+                <w:rFonts w:ascii="Cambria Math" w:hAnsi="Cambria Math"/>
+              </w:rPr>
               <m:t>β</m:t>
             </m:r>
           </m:e>
           <m:sub>
             <m:r>
+              <w:rPr>
+                <w:rFonts w:ascii="Cambria Math" w:hAnsi="Cambria Math"/>
+              </w:rPr>
               <m:t>W</m:t>
             </m:r>
           </m:sub>
         </m:sSub>
       </m:oMath>
       <w:r>
-        <w:t xml:space="preserve"> </w:t>
-      </w:r>
-      <w:r>
-        <w:t xml:space="preserve">= 0.0028, 95% CrI [-0.0005, 0.0061];</w:t>
-      </w:r>
-      <w:r>
-        <w:t xml:space="preserve"> </w:t>
+        <w:t xml:space="preserve"> = 0.0028, 95% CrI [-0.0005, 0.0061]; </w:t>
       </w:r>
       <w:hyperlink w:anchor="fig-three">
         <w:r>
           <w:rPr>
             <w:rStyle w:val="Hyperlink"/>
           </w:rPr>
-          <w:t xml:space="preserve">Figure 3</w:t>
+          <w:t>Figure 3</w:t>
         </w:r>
       </w:hyperlink>
       <w:r>
-        <w:t xml:space="preserve">). On the natural scale, this corresponds to an increase of approximately 0.027 units in egg size for every additional 10 eggs within a female — an effect that was not credibly different from zero. In contrast, the between-female effect was negative (</w:t>
+        <w:t xml:space="preserve">). </w:t>
+      </w:r>
+      <w:bookmarkStart w:id="8" w:name="OLE_LINK18"/>
+      <w:r>
+        <w:t>On the natural scale, this corresponds to an increase of approximately 0.027 units in egg size for every additional 10 eggs within a female — an effect that was not credibly different from zero. In contrast, the between-female effect was negative (</w:t>
       </w:r>
       <m:oMath>
         <m:sSub>
+          <m:sSubPr>
+            <m:ctrlPr>
+              <w:rPr>
+                <w:rFonts w:ascii="Cambria Math" w:hAnsi="Cambria Math"/>
+              </w:rPr>
+            </m:ctrlPr>
+          </m:sSubPr>
           <m:e>
             <m:r>
+              <w:rPr>
+                <w:rFonts w:ascii="Cambria Math" w:hAnsi="Cambria Math"/>
+              </w:rPr>
               <m:t>β</m:t>
             </m:r>
           </m:e>
           <m:sub>
             <m:r>
+              <w:rPr>
+                <w:rFonts w:ascii="Cambria Math" w:hAnsi="Cambria Math"/>
+              </w:rPr>
               <m:t>B</m:t>
             </m:r>
           </m:sub>
         </m:sSub>
       </m:oMath>
       <w:r>
-        <w:t xml:space="preserve"> </w:t>
-      </w:r>
-      <w:r>
-        <w:t xml:space="preserve">= -0.0039, 95% CrI [-0.0076, -0.0001];</w:t>
-      </w:r>
-      <w:r>
-        <w:t xml:space="preserve"> </w:t>
+        <w:t xml:space="preserve"> = -0.0039, 95% CrI [-0.0076, -0.0001]; </w:t>
       </w:r>
       <w:hyperlink w:anchor="fig-one">
         <w:r>
           <w:rPr>
             <w:rStyle w:val="Hyperlink"/>
           </w:rPr>
-          <w:t xml:space="preserve">Figure 1</w:t>
+          <w:t>Figure 1</w:t>
         </w:r>
       </w:hyperlink>
       <w:r>
-        <w:t xml:space="preserve">). Females differing by 10 eggs in mean clutch size differed by approximately 0.038 units in egg size. Although the credible interval extended to zero, the posterior distribution was predominantly negative, consistent with a modest among-female trade-off. No measure of female size/condition was positively correlated with the number of eggs in the first brood (pronotum length:</w:t>
-      </w:r>
-      <w:r>
-        <w:t xml:space="preserve"> </w:t>
+        <w:t xml:space="preserve">). Females differing by 10 eggs in mean clutch size differed by approximately 0.038 units in egg size. </w:t>
+      </w:r>
+      <w:bookmarkEnd w:id="8"/>
+      <w:r>
+        <w:t xml:space="preserve">Although the credible interval extended to zero, the posterior distribution was predominantly negative, consistent with a modest among-female trade-off. No measure of female size/condition was positively correlated with the number of eggs in the first brood (pronotum length: </w:t>
       </w:r>
       <m:oMath>
         <m:r>
+          <w:rPr>
+            <w:rFonts w:ascii="Cambria Math" w:hAnsi="Cambria Math"/>
+          </w:rPr>
           <m:t>r</m:t>
         </m:r>
       </m:oMath>
       <w:r>
-        <w:t xml:space="preserve"> </w:t>
-      </w:r>
-      <w:r>
-        <w:t xml:space="preserve">= 0.14, 95% CI [-0.19, 0.43]; body mass:</w:t>
-      </w:r>
-      <w:r>
-        <w:t xml:space="preserve"> </w:t>
+        <w:t xml:space="preserve"> = 0.14, 95% CI [-0.19, 0.43]; body mass: </w:t>
       </w:r>
       <m:oMath>
         <m:r>
+          <w:rPr>
+            <w:rFonts w:ascii="Cambria Math" w:hAnsi="Cambria Math"/>
+          </w:rPr>
           <m:t>r</m:t>
         </m:r>
       </m:oMath>
       <w:r>
-        <w:t xml:space="preserve"> </w:t>
-      </w:r>
-      <w:r>
-        <w:t xml:space="preserve">= 0.12, 95% CI [-0.21, 0.43]; PC1:</w:t>
-      </w:r>
-      <w:r>
-        <w:t xml:space="preserve"> </w:t>
+        <w:t xml:space="preserve"> = 0.12, 95% CI [-0.21, 0.43]; PC1: </w:t>
       </w:r>
       <m:oMath>
         <m:r>
+          <w:rPr>
+            <w:rFonts w:ascii="Cambria Math" w:hAnsi="Cambria Math"/>
+          </w:rPr>
           <m:t>r</m:t>
         </m:r>
       </m:oMath>
       <w:r>
-        <w:t xml:space="preserve"> </w:t>
-      </w:r>
-      <w:r>
-        <w:t xml:space="preserve">= -0.17, 95% CI [-0.44, 0.15]; scaled mass index:</w:t>
-      </w:r>
-      <w:r>
-        <w:t xml:space="preserve"> </w:t>
+        <w:t xml:space="preserve"> = -0.17, 95% CI [-0.44, 0.15]; scaled mass index: </w:t>
       </w:r>
       <m:oMath>
         <m:sSub>
+          <m:sSubPr>
+            <m:ctrlPr>
+              <w:rPr>
+                <w:rFonts w:ascii="Cambria Math" w:hAnsi="Cambria Math"/>
+              </w:rPr>
+            </m:ctrlPr>
+          </m:sSubPr>
           <m:e>
             <m:r>
+              <w:rPr>
+                <w:rFonts w:ascii="Cambria Math" w:hAnsi="Cambria Math"/>
+              </w:rPr>
               <m:t>r</m:t>
             </m:r>
           </m:e>
           <m:sub>
             <m:r>
-              <m:t>r</m:t>
-            </m:r>
-            <m:r>
-              <m:t>a</m:t>
-            </m:r>
-            <m:r>
-              <m:t>w</m:t>
+              <w:rPr>
+                <w:rFonts w:ascii="Cambria Math" w:hAnsi="Cambria Math"/>
+              </w:rPr>
+              <m:t>raw</m:t>
             </m:r>
           </m:sub>
         </m:sSub>
       </m:oMath>
       <w:r>
-        <w:t xml:space="preserve"> </w:t>
-      </w:r>
-      <w:r>
-        <w:t xml:space="preserve">= -0.02, 95% CI [-0.35, 0.33]) suggesting that larger females or those in better condition produce more eggs. I therefore did not inlcude a measure of size/condition in this model.</w:t>
+        <w:t xml:space="preserve"> = -0.02, 95% CI [-0.35, 0.33]) suggesting that larger females or </w:t>
+      </w:r>
+      <w:r>
+        <w:lastRenderedPageBreak/>
+        <w:t>those in better condition produce more eggs. I therefore did not inlcude a measure of size/condition in this model.</w:t>
       </w:r>
     </w:p>
     <w:p>
@@ -1182,119 +1064,67 @@
         <w:pStyle w:val="BodyText"/>
       </w:pPr>
       <w:r>
-        <w:t xml:space="preserve">Standardized coefficients reinforced the difference in magnitude between hierarchical levels. The standardized within-female effect was positive but uncertain (</w:t>
+        <w:t>Standardized coefficients reinforced the difference in magnitude between hierarchical levels. The standardized within-female effect was positive but uncertain (</w:t>
       </w:r>
       <m:oMath>
         <m:sSub>
+          <m:sSubPr>
+            <m:ctrlPr>
+              <w:rPr>
+                <w:rFonts w:ascii="Cambria Math" w:hAnsi="Cambria Math"/>
+              </w:rPr>
+            </m:ctrlPr>
+          </m:sSubPr>
           <m:e>
             <m:r>
+              <w:rPr>
+                <w:rFonts w:ascii="Cambria Math" w:hAnsi="Cambria Math"/>
+              </w:rPr>
               <m:t>β</m:t>
             </m:r>
           </m:e>
           <m:sub>
             <m:r>
-              <m:t>W</m:t>
-            </m:r>
-            <m:r>
-              <m:t>s</m:t>
-            </m:r>
-            <m:r>
-              <m:t>t</m:t>
-            </m:r>
-            <m:r>
-              <m:t>a</m:t>
-            </m:r>
-            <m:r>
-              <m:t>n</m:t>
-            </m:r>
-            <m:r>
-              <m:t>d</m:t>
-            </m:r>
-            <m:r>
-              <m:t>a</m:t>
-            </m:r>
-            <m:r>
-              <m:t>r</m:t>
-            </m:r>
-            <m:r>
-              <m:t>d</m:t>
-            </m:r>
-            <m:r>
-              <m:t>i</m:t>
-            </m:r>
-            <m:r>
-              <m:t>z</m:t>
-            </m:r>
-            <m:r>
-              <m:t>e</m:t>
-            </m:r>
-            <m:r>
-              <m:t>d</m:t>
+              <w:rPr>
+                <w:rFonts w:ascii="Cambria Math" w:hAnsi="Cambria Math"/>
+              </w:rPr>
+              <m:t>Wstandardized</m:t>
             </m:r>
           </m:sub>
         </m:sSub>
       </m:oMath>
       <w:r>
-        <w:t xml:space="preserve"> </w:t>
-      </w:r>
-      <w:r>
-        <w:t xml:space="preserve">= 0.17, 95% CrI [-0.03, 0.38]), whereas the standardized between-female effect was negative and its credible interval did not overlap zero (</w:t>
+        <w:t xml:space="preserve"> = 0.17, 95% CrI [-0.03, 0.38]), whereas the standardized between-female effect was negative and its credible interval did not overlap zero (</w:t>
       </w:r>
       <m:oMath>
         <m:sSub>
+          <m:sSubPr>
+            <m:ctrlPr>
+              <w:rPr>
+                <w:rFonts w:ascii="Cambria Math" w:hAnsi="Cambria Math"/>
+              </w:rPr>
+            </m:ctrlPr>
+          </m:sSubPr>
           <m:e>
             <m:r>
+              <w:rPr>
+                <w:rFonts w:ascii="Cambria Math" w:hAnsi="Cambria Math"/>
+              </w:rPr>
               <m:t>β</m:t>
             </m:r>
           </m:e>
           <m:sub>
             <m:r>
-              <m:t>B</m:t>
-            </m:r>
-            <m:r>
-              <m:t>s</m:t>
-            </m:r>
-            <m:r>
-              <m:t>t</m:t>
-            </m:r>
-            <m:r>
-              <m:t>a</m:t>
-            </m:r>
-            <m:r>
-              <m:t>n</m:t>
-            </m:r>
-            <m:r>
-              <m:t>d</m:t>
-            </m:r>
-            <m:r>
-              <m:t>a</m:t>
-            </m:r>
-            <m:r>
-              <m:t>r</m:t>
-            </m:r>
-            <m:r>
-              <m:t>d</m:t>
-            </m:r>
-            <m:r>
-              <m:t>i</m:t>
-            </m:r>
-            <m:r>
-              <m:t>z</m:t>
-            </m:r>
-            <m:r>
-              <m:t>e</m:t>
-            </m:r>
-            <m:r>
-              <m:t>d</m:t>
+              <w:rPr>
+                <w:rFonts w:ascii="Cambria Math" w:hAnsi="Cambria Math"/>
+              </w:rPr>
+              <m:t>Bstandardized</m:t>
             </m:r>
           </m:sub>
         </m:sSub>
       </m:oMath>
       <w:r>
-        <w:t xml:space="preserve"> </w:t>
-      </w:r>
-      <w:r>
-        <w:t xml:space="preserve">= -0.23, 95% CrI [-0.455, -0.006]). Thus, the negative association was stronger and more consistent among females than within females.</w:t>
+        <w:t xml:space="preserve"> = -0.23, 95% CrI [-0.455, -0.006]). Thus, the negative association was stronger and more consistent among females than within females.</w:t>
       </w:r>
     </w:p>
     <w:p>
@@ -1302,27 +1132,37 @@
         <w:pStyle w:val="BodyText"/>
       </w:pPr>
       <w:r>
-        <w:t xml:space="preserve">Because both egg number and egg size declined across clutches, clutch order was included as an additional fixed effect to test whether it explained the weak positive within-female slope. When clutch order was accounted for, the within-female effect collapsed to zero (</w:t>
+        <w:t>Because both egg number and egg size declined across clutches, clutch order was included as an additional fixed effect to test whether it explained the weak positive within-female slope. When clutch order was accounted for, the within-female effect collapsed to zero (</w:t>
       </w:r>
       <m:oMath>
         <m:sSub>
+          <m:sSubPr>
+            <m:ctrlPr>
+              <w:rPr>
+                <w:rFonts w:ascii="Cambria Math" w:hAnsi="Cambria Math"/>
+              </w:rPr>
+            </m:ctrlPr>
+          </m:sSubPr>
           <m:e>
             <m:r>
+              <w:rPr>
+                <w:rFonts w:ascii="Cambria Math" w:hAnsi="Cambria Math"/>
+              </w:rPr>
               <m:t>β</m:t>
             </m:r>
           </m:e>
           <m:sub>
             <m:r>
+              <w:rPr>
+                <w:rFonts w:ascii="Cambria Math" w:hAnsi="Cambria Math"/>
+              </w:rPr>
               <m:t>W</m:t>
             </m:r>
           </m:sub>
         </m:sSub>
       </m:oMath>
       <w:r>
-        <w:t xml:space="preserve"> </w:t>
-      </w:r>
-      <w:r>
-        <w:t xml:space="preserve">= -0.0004, 95% CrI [-0.0045, 0.0035]). Thus, there was no evidence that females plastically traded egg number against egg size within clutches; the apparent association in the initial model was entirely explained by parallel declines from clutch one to clutch two.</w:t>
+        <w:t xml:space="preserve"> = -0.0004, 95% CrI [-0.0045, 0.0035]). Thus, there was no evidence that females plastically traded egg number against egg size within clutches; the apparent association in the initial model was entirely explained by parallel declines from clutch one to clutch two.</w:t>
       </w:r>
     </w:p>
     <w:p>
@@ -1330,86 +1170,97 @@
         <w:pStyle w:val="BodyText"/>
       </w:pPr>
       <w:r>
-        <w:t xml:space="preserve">Allowing within-female slopes to vary among females produced similar fixed-effect estimates (</w:t>
+        <w:t>Allowing within-female slopes to vary among females produced similar fixed-effect estimates (</w:t>
       </w:r>
       <m:oMath>
         <m:sSub>
+          <m:sSubPr>
+            <m:ctrlPr>
+              <w:rPr>
+                <w:rFonts w:ascii="Cambria Math" w:hAnsi="Cambria Math"/>
+              </w:rPr>
+            </m:ctrlPr>
+          </m:sSubPr>
           <m:e>
             <m:r>
+              <w:rPr>
+                <w:rFonts w:ascii="Cambria Math" w:hAnsi="Cambria Math"/>
+              </w:rPr>
               <m:t>β</m:t>
             </m:r>
           </m:e>
           <m:sub>
             <m:r>
+              <w:rPr>
+                <w:rFonts w:ascii="Cambria Math" w:hAnsi="Cambria Math"/>
+              </w:rPr>
               <m:t>W</m:t>
             </m:r>
           </m:sub>
         </m:sSub>
       </m:oMath>
       <w:r>
-        <w:t xml:space="preserve"> </w:t>
-      </w:r>
-      <w:r>
-        <w:t xml:space="preserve">= 0.0034, 95% CrI [-0.0004, 0.0076];</w:t>
-      </w:r>
-      <w:r>
-        <w:t xml:space="preserve"> </w:t>
+        <w:t xml:space="preserve"> = 0.0034, 95% CrI [-0.0004, 0.0076]; </w:t>
       </w:r>
       <m:oMath>
         <m:sSub>
+          <m:sSubPr>
+            <m:ctrlPr>
+              <w:rPr>
+                <w:rFonts w:ascii="Cambria Math" w:hAnsi="Cambria Math"/>
+              </w:rPr>
+            </m:ctrlPr>
+          </m:sSubPr>
           <m:e>
             <m:r>
+              <w:rPr>
+                <w:rFonts w:ascii="Cambria Math" w:hAnsi="Cambria Math"/>
+              </w:rPr>
               <m:t>β</m:t>
             </m:r>
           </m:e>
           <m:sub>
             <m:r>
+              <w:rPr>
+                <w:rFonts w:ascii="Cambria Math" w:hAnsi="Cambria Math"/>
+              </w:rPr>
               <m:t>B</m:t>
             </m:r>
           </m:sub>
         </m:sSub>
       </m:oMath>
       <w:r>
-        <w:t xml:space="preserve"> </w:t>
-      </w:r>
-      <w:r>
-        <w:t xml:space="preserve">= -0.0041, 95% CrI [-0.0082, -0.0002];</w:t>
-      </w:r>
-      <w:r>
-        <w:t xml:space="preserve"> </w:t>
+        <w:t xml:space="preserve"> = -0.0041, 95% CrI [-0.0082, -0.0002]; </w:t>
       </w:r>
       <w:hyperlink w:anchor="fig-three">
         <w:r>
           <w:rPr>
             <w:rStyle w:val="Hyperlink"/>
           </w:rPr>
-          <w:t xml:space="preserve">Figure 3</w:t>
+          <w:t>Figure 3</w:t>
         </w:r>
       </w:hyperlink>
       <w:r>
-        <w:t xml:space="preserve">). Variation in within-female slopes was small (SD = 0.0046, 95% CrI [0.0003, 0.0110]), and the intercept–slope correlation was highly uncertain (</w:t>
+        <w:t>). Variation in within-female slopes was small (SD = 0.0046, 95% CrI [0.0003, 0.0110]), and the intercept–slope correlation was highly uncertain (</w:t>
       </w:r>
       <w:r>
         <w:rPr>
           <w:i/>
           <w:iCs/>
         </w:rPr>
-        <w:t xml:space="preserve">r</w:t>
-      </w:r>
-      <w:r>
-        <w:t xml:space="preserve"> </w:t>
-      </w:r>
-      <w:r>
-        <w:t xml:space="preserve">= 0.20, 95% CrI [-0.67, 0.85]), indicating no strong evidence that females differed substantially in plastic allocation patterns.</w:t>
-      </w:r>
-    </w:p>
-    <w:bookmarkStart w:id="27" w:name="Xa0713afe1a0937a4c359af3d72eeaa97e62c984"/>
+        <w:t>r</w:t>
+      </w:r>
+      <w:r>
+        <w:t xml:space="preserve"> = 0.20, 95% CrI [-0.67, 0.85]), indicating no strong evidence that females differed substantially in plastic allocation patterns.</w:t>
+      </w:r>
+    </w:p>
     <w:p>
       <w:pPr>
         <w:pStyle w:val="Heading4"/>
       </w:pPr>
-      <w:r>
-        <w:t xml:space="preserve">Egg size variation between females and within clutches</w:t>
+      <w:bookmarkStart w:id="9" w:name="Xa0713afe1a0937a4c359af3d72eeaa97e62c984"/>
+      <w:r>
+        <w:t>Egg size variation between females and within clutches</w:t>
       </w:r>
     </w:p>
     <w:p>
@@ -1417,18 +1268,25 @@
         <w:pStyle w:val="FirstParagraph"/>
       </w:pPr>
       <w:r>
-        <w:t xml:space="preserve">Egg size exhibited substantial variation at both the between-female and within-clutch levels (</w:t>
+        <w:t>Egg size exhibited substantial variation at both the between-female and within-clutch levels (</w:t>
       </w:r>
       <w:hyperlink w:anchor="fig-four">
         <w:r>
           <w:rPr>
             <w:rStyle w:val="Hyperlink"/>
           </w:rPr>
-          <w:t xml:space="preserve">Figure 4</w:t>
+          <w:t>Figure 4</w:t>
         </w:r>
       </w:hyperlink>
       <w:r>
-        <w:t xml:space="preserve">). Between-female variance was similar across reproductive events, with a median of 0.77 (95% CrI: 0.52, 1.23) in first clutches and 0.64 (95% CrI: 0.42, 1.00) in second clutches. The posterior median difference (second − first) was -0.14 (95% CrI: -0.60, 0.29), and the posterior probability that between-female variance was greater in second clutches was 0.26, indicating no clear evidence of a difference. In contrast, within-clutch (egg-to-egg) variance was substantially higher in second clutches (median = 0.35 (95% CrI: 0.33, 0.38) than in first clutches (median = 0.21 (95% CrI: 0.20, 0.22). The posterior median difference was 0.14 (95% CrI: 0.12, 0.17), with a posterior probability of 1.00, that within-clutch variance was greater in second clutches.</w:t>
+        <w:t xml:space="preserve">). Between-female variance was similar across reproductive events, with a median of </w:t>
+      </w:r>
+      <w:r>
+        <w:lastRenderedPageBreak/>
+        <w:t xml:space="preserve">0.77 (95% CrI: 0.52, 1.23) in first clutches and 0.64 (95% CrI: 0.42, 1.00) in second clutches. The posterior median difference (second − first) was -0.14 (95% CrI: -0.60, 0.29), and the posterior probability that between-female variance was greater in second clutches was 0.26, indicating no clear evidence of a difference. In contrast, within-clutch (egg-to-egg) variance was substantially higher in second clutches (median = </w:t>
+      </w:r>
+      <w:r>
+        <w:t>0.35 (95% CrI: 0.33, 0.38) than in first clutches (median = 0.21 (95% CrI: 0.20, 0.22). The posterior median difference was 0.14 (95% CrI: 0.12, 0.17), with a posterior probability of 1.00, that within-clutch variance was greater in second clutches.</w:t>
       </w:r>
     </w:p>
     <w:p>
@@ -1436,19 +1294,19 @@
         <w:pStyle w:val="BodyText"/>
       </w:pPr>
       <w:r>
-        <w:t xml:space="preserve">Egg size was highly repeatable in both broods, but repeatability was higher in first broods (R = 0.64 [95% CrI: 0.54, 0.74]) than in second broods (R = 0.79 [95% CrI: 0.71, 0.86]), indicating greater within-female variance in egg size expression during second reproductive attempts.</w:t>
-      </w:r>
-    </w:p>
-    <w:bookmarkEnd w:id="27"/>
-    <w:bookmarkEnd w:id="28"/>
-    <w:bookmarkEnd w:id="29"/>
-    <w:bookmarkStart w:id="30" w:name="discussion"/>
+        <w:t>Egg size was highly repeatable in both broods, but repeatability was higher in first broods (R = 0.64 [95% CrI: 0.54, 0.74]) than in second broods (R = 0.79 [95% CrI: 0.71, 0.86]), indicating greater within-female variance in egg size expression during second reproductive attempts.</w:t>
+      </w:r>
+    </w:p>
     <w:p>
       <w:pPr>
         <w:pStyle w:val="Heading1"/>
       </w:pPr>
-      <w:r>
-        <w:t xml:space="preserve">Discussion</w:t>
+      <w:bookmarkStart w:id="10" w:name="discussion"/>
+      <w:bookmarkEnd w:id="4"/>
+      <w:bookmarkEnd w:id="7"/>
+      <w:bookmarkEnd w:id="9"/>
+      <w:r>
+        <w:t>Discussion</w:t>
       </w:r>
     </w:p>
     <w:p>
@@ -1456,25 +1314,14 @@
         <w:pStyle w:val="FirstParagraph"/>
       </w:pPr>
       <w:r>
-        <w:t xml:space="preserve">Life-history theory predicts a trade-off between offspring size and number because both traits draw from a finite pool of reproductive resources</w:t>
-      </w:r>
-      <w:r>
-        <w:t xml:space="preserve"> </w:t>
-      </w:r>
-      <w:r>
-        <w:t xml:space="preserve">(Lack 1947; Smith and Fretwell 1974; Stearns 1992; Roff 1992)</w:t>
-      </w:r>
-      <w:r>
-        <w:t xml:space="preserve">. However, whether this trade-off is detectable depends on the hierarchical scale at which variation is examined. As formalized by van Noordwijk and de Jong</w:t>
-      </w:r>
-      <w:r>
-        <w:t xml:space="preserve"> </w:t>
-      </w:r>
-      <w:r>
-        <w:t xml:space="preserve">(1986; see also Reznick et al. 2000)</w:t>
-      </w:r>
-      <w:r>
-        <w:t xml:space="preserve">, variation in resource acquisition can mask allocation trade-offs at the phenotypic level. By partitioning covariance into among-female and within-female components, my results show that the size–number trade-off in this population is expressed primarily among females, not within them, and that late reproduction is characterized more by constraint than by adaptive plasticity. Crucially, this pattern emerges against a background of near-zero repeatability in egg number, indicating that clutch size itself is not a stable female attribute in this system.</w:t>
+        <w:t>Life-history theory predicts a trade-off between offspring size and number because both traits draw from a finite pool of reproductive resources (Lack 1947; Smith and Fretwell 1974; Stearns 1992; Roff 1992). However, whether this trade-off is detectable depends on the hierarchical scale at which variation is examined. As formalized by van Noordwijk and de Jong (1986; see also Reznick et al. 2000), variation in resource acquisition can mask allocation trade-offs at the phenotypic level. By partitioning covar</w:t>
+      </w:r>
+      <w:r>
+        <w:t xml:space="preserve">iance into among-female and within-female components, my results show that the size–number trade-off in this population is expressed primarily among females, not within them, and that late reproduction is characterized more by constraint than by </w:t>
+      </w:r>
+      <w:r>
+        <w:lastRenderedPageBreak/>
+        <w:t>adaptive plasticity. Crucially, this pattern emerges against a background of near-zero repeatability in egg number, indicating that clutch size itself is not a stable female attribute in this system.</w:t>
       </w:r>
     </w:p>
     <w:p>
@@ -1482,46 +1329,13 @@
         <w:pStyle w:val="BodyText"/>
       </w:pPr>
       <w:r>
-        <w:t xml:space="preserve">Across females, mean egg number and mean egg size were moderately and negatively associated. Females that produced more eggs on average laid smaller eggs, and the standardized between-female effect was credibly negative. This pattern is consistent with a classical allocation trade-off</w:t>
-      </w:r>
-      <w:r>
-        <w:t xml:space="preserve"> </w:t>
-      </w:r>
-      <w:r>
-        <w:t xml:space="preserve">(Smith and Fretwell 1974)</w:t>
-      </w:r>
-      <w:r>
-        <w:t xml:space="preserve">, indicating systematic differences in how females distribute reproductive resources between offspring number and offspring size. Under the van Noordwijk and de Jong</w:t>
-      </w:r>
-      <w:r>
-        <w:t xml:space="preserve"> </w:t>
-      </w:r>
-      <w:r>
-        <w:t xml:space="preserve">(1986)</w:t>
-      </w:r>
-      <w:r>
-        <w:t xml:space="preserve"> </w:t>
-      </w:r>
-      <w:r>
-        <w:t xml:space="preserve">framework, a negative among-individual correlation implies that variation in allocation outweighs variation in acquisition. If acquisition differences dominated, females with greater resources would produce both more and larger eggs, generating a positive or null association. Instead, females align along an allocation axis: some produce relatively many small eggs, whereas others produce fewer large eggs. Importantly, this trade-off was not visible in the raw phenotypic correlation, which was near zero; a finding similar to that of Koch and Meunier</w:t>
-      </w:r>
-      <w:r>
-        <w:t xml:space="preserve"> </w:t>
-      </w:r>
-      <w:r>
-        <w:t xml:space="preserve">(2014)</w:t>
-      </w:r>
-      <w:r>
-        <w:t xml:space="preserve">. Only after partitioning covariance did the negative among-female relationship emerge, directly illustrating how hierarchical structure can obscure allocation trade-offs when levels of variation are conflated</w:t>
-      </w:r>
-      <w:r>
-        <w:t xml:space="preserve"> </w:t>
-      </w:r>
-      <w:r>
-        <w:t xml:space="preserve">(1986; Stearns 1992)</w:t>
-      </w:r>
-      <w:r>
-        <w:t xml:space="preserve">.</w:t>
+        <w:t>Across females, mean egg number and mean egg size were moderately and negatively associated. Females that produced more eggs on average laid smaller eggs, and the standardized between-female effect was credibly negative. This pattern is consistent with a classical allocation trade-off (Smith and Fretwell 1974), indicating systematic differences in how females distribute reproductive resources between offspring number and offspring size. Under the van Noordwijk and de Jong (1986) framework, a negative among-</w:t>
+      </w:r>
+      <w:r>
+        <w:t>individual correlation implies that variation in allocation outweighs variation in acquisition. If acquisition differences dominated, females with greater resources would produce both more and larger eggs, generating a positive or null association. Instead, females align along an allocation axis: some produce relatively many small eggs, whereas others produce fewer large eggs. Importantly, this trade-off was not visible in the raw phenotypic correlation, which was near zero; a finding similar to that of Koc</w:t>
+      </w:r>
+      <w:r>
+        <w:t>h and Meunier (2014). Only after partitioning covariance did the negative among-female relationship emerge, directly illustrating how hierarchical structure can obscure allocation trade-offs when levels of variation are conflated (1986; Stearns 1992).</w:t>
       </w:r>
     </w:p>
     <w:p>
@@ -1529,16 +1343,14 @@
         <w:pStyle w:val="BodyText"/>
       </w:pPr>
       <w:r>
-        <w:t xml:space="preserve">High repeatability of egg size further supports this interpretation. Substantial among-female variance and repeatability estimates (R ≈ 0.79 in first broods and 0.64 in second broods) indicate persistent differences in mean reproductive phenotype</w:t>
-      </w:r>
-      <w:r>
-        <w:t xml:space="preserve"> </w:t>
-      </w:r>
-      <w:r>
-        <w:t xml:space="preserve">(Lessells and Boag 1987; Dingemanse and Dochtermann 2013)</w:t>
-      </w:r>
-      <w:r>
-        <w:t xml:space="preserve">. In sharp contrast, egg number repeatability was effectively zero, with credible intervals overlapping zero. Thus, while egg size reflects stable, female-specific allocation strategies, clutch size does not. The among-female trade-off therefore arises because females differ consistently in allocation rule (egg size), whereas egg number appears much more labile and context-dependent. In other words, what is evolutionarily stable among females is how resources are divided per offspring, not how many offspring are produced per reproductive bout.</w:t>
+        <w:t>High repeatability of egg size further supports this interpretation. Substantial among-female variance and repeatability estimates (R ≈ 0.79 in first broods and 0.64 in second broods) indicate persistent differences in mean reproductive phenotype (Lessells and Boag 1987; Dingemanse and Dochtermann 2013). In sharp contrast, egg number repeatability was effectively zero, with credible intervals overlapping zero. Thus, while egg size reflects stable, female-specific allocation strategies, clutch size does not.</w:t>
+      </w:r>
+      <w:r>
+        <w:t xml:space="preserve"> The among-female trade-off therefore arises because </w:t>
+      </w:r>
+      <w:r>
+        <w:lastRenderedPageBreak/>
+        <w:t>females differ consistently in allocation rule (egg size), whereas egg number appears much more labile and context-dependent. In other words, what is evolutionarily stable among females is how resources are divided per offspring, not how many offspring are produced per reproductive bout.</w:t>
       </w:r>
     </w:p>
     <w:p>
@@ -1546,25 +1358,13 @@
         <w:pStyle w:val="BodyText"/>
       </w:pPr>
       <w:r>
-        <w:t xml:space="preserve">The near-zero repeatability of egg number has important implications for interpreting the trade-off. Repeatability sets the upper limit to heritability and reflects the proportion of variance attributable to consistent among-individual differences</w:t>
-      </w:r>
-      <w:r>
-        <w:t xml:space="preserve"> </w:t>
-      </w:r>
-      <w:r>
-        <w:t xml:space="preserve">(Lessells and Boag 1987; Falconer and MacKay 1996)</w:t>
-      </w:r>
-      <w:r>
-        <w:t xml:space="preserve">. In my study, clutch size varied primarily within females rather than among them. This suggests that egg number is strongly influenced by short-term resource state, brood order, or physiological constraints, rather than reflecting a stable reproductive strategy. Consequently, selection on clutch size per se may be weak unless environmental or physiological conditions stabilize it across reproductive bouts. By contrast, egg size shows high consistency within females, making it a more likely target of persistent selection. Indeed, several studies have shown that egg size is significantly heritable in a variety of insect species</w:t>
-      </w:r>
-      <w:r>
-        <w:t xml:space="preserve"> </w:t>
-      </w:r>
-      <w:r>
-        <w:t xml:space="preserve">(Harvey 1983; e.g., Yanagi et al. 2006; Seko et al. 2006; Torres-Vila et al. 2012)</w:t>
-      </w:r>
-      <w:r>
-        <w:t xml:space="preserve">. The allocation trade-off observed among female earwigs in my study is therefore driven by consistent differences in egg size combined with flexible, low-repeatability variation in egg number.</w:t>
+        <w:t>The near-zero repeatability of egg number has important implications for interpreting the trade-off. Repeatability sets the upper limit to heritability and reflects the proportion of variance attributable to consistent among-individual differences (Lessells and Boag 1987; Falconer and MacKay 1996). In my study, clutch size varied primarily within females rather than among them. This suggests that egg number is strongly influenced by short-term resource state, brood order, or physiological constraints, rathe</w:t>
+      </w:r>
+      <w:r>
+        <w:t>r than reflecting a stable reproductive strategy. Consequently, selection on clutch size per se may be weak unless environmental or physiological conditions stabilize it across reproductive bouts. By contrast, egg size shows high consistency within females, making it a more likely target of persistent selection. Indeed, several studies have shown that egg size is significantly heritable in a variety of insect species (Harvey 1983; e.g., Yanagi et al. 2006; Seko et al. 2006; Torres-Vila et al. 2012). The all</w:t>
+      </w:r>
+      <w:r>
+        <w:t>ocation trade-off observed among female earwigs in my study is therefore driven by consistent differences in egg size combined with flexible, low-repeatability variation in egg number.</w:t>
       </w:r>
     </w:p>
     <w:p>
@@ -1572,7 +1372,17 @@
         <w:pStyle w:val="BodyText"/>
       </w:pPr>
       <w:r>
-        <w:t xml:space="preserve">There was no detectable size–number trade-off within females once clutch order was accounted for. The residual covariance was effectively zero, and the variance in within-female slopes was small and uncertain. Females did not plastically reduce egg size when producing more eggs within a given clutch. Instead, egg size and egg number declined in parallel from first to second clutches. This shared brood effect entirely explained the weak within-female association observed prior to accounting for clutch order. Allocation decisions, therefore, appear to operate at the scale of the reproductive bout rather than being dynamically adjusted in response to clutch size. The absence of within-female covariance is consistent with the near-zero repeatability of egg number: clutch size changes across broods, but not in a way that reflects a systematic, female-specific reallocation rule. Rather than fine-tuning egg size in response to clutch size, females appear to follow a relatively fixed size-allocation strategy while clutch size fluctuates according to resource state or reproductive capacity.</w:t>
+        <w:t>There was no detectable size–number trade-off within females once clutch order was accounted for. The residual covariance was effectively zero, and the variance in within-female slopes was small and uncertain. Females did not plastically reduce egg size when producing more eggs within a given clutch. Instead, egg size and egg number declined in parallel from first to second clutches. This shared brood effect entirely explained the weak within-female association observed prior to accounting for clutch order.</w:t>
+      </w:r>
+      <w:r>
+        <w:t xml:space="preserve"> Allocation decisions, therefore, appear to operate at </w:t>
+      </w:r>
+      <w:r>
+        <w:lastRenderedPageBreak/>
+        <w:t>the scale of the reproductive bout rather than being dynamically adjusted in response to clutch size. The absence of within-female covariance is consistent with the near-zero repeatability of egg number: clutch size changes across broods, but not in a way that reflects a systematic, female-specific reallocation rule. Rather than fine-tuning egg size in response to clutch size, females appear to follow a relatively fixed size-allocation strategy while cl</w:t>
+      </w:r>
+      <w:r>
+        <w:t>utch size fluctuates according to resource state or reproductive capacity.</w:t>
       </w:r>
     </w:p>
     <w:p>
@@ -1580,41 +1390,23 @@
         <w:pStyle w:val="BodyText"/>
       </w:pPr>
       <w:r>
-        <w:t xml:space="preserve">Second clutches comprised fewer and smaller eggs than first clutches, a pattern consistent with previous studies in both Montreal and Italian populations</w:t>
-      </w:r>
-      <w:r>
-        <w:t xml:space="preserve"> </w:t>
-      </w:r>
-      <w:r>
-        <w:t xml:space="preserve">(Tourneur and Gingras 1992; Koch and Meunier 2014)</w:t>
-      </w:r>
-      <w:r>
-        <w:t xml:space="preserve">. Tourneur and Gingras</w:t>
-      </w:r>
-      <w:r>
-        <w:t xml:space="preserve"> </w:t>
-      </w:r>
-      <w:r>
-        <w:t xml:space="preserve">(1992)</w:t>
-      </w:r>
-      <w:r>
-        <w:t xml:space="preserve"> </w:t>
-      </w:r>
-      <w:r>
-        <w:t xml:space="preserve">proposed a proximate explanation based on ovarian structure in</w:t>
-      </w:r>
-      <w:r>
-        <w:t xml:space="preserve"> </w:t>
+        <w:t xml:space="preserve">Second clutches comprised fewer and smaller eggs than first clutches, a pattern consistent with previous studies in both Montreal and Italian populations (Tourneur and Gingras 1992; Koch and Meunier 2014). Tourneur and Gingras (1992) proposed a proximate explanation based on ovarian structure in </w:t>
       </w:r>
       <w:r>
         <w:rPr>
           <w:i/>
           <w:iCs/>
         </w:rPr>
-        <w:t xml:space="preserve">F. auricularia</w:t>
-      </w:r>
-      <w:r>
-        <w:t xml:space="preserve">, suggesting that some ovarioles become non-functional after the first clutch. A reduction in functional ovarioles would directly limit egg production (reproductive) capacity and may partially explain the smaller second clutches observed here. However, reduced ovariole number alone does not explain why egg size also declines. If females simply redistributed a fixed resource pool across fewer eggs, a compensatory increase in egg size might be expected under a strict size–number trade-off. Instead, both egg number and egg size decreased, suggesting that females entered the second reproductive bout with diminished overall resource reserves. In the wild, females accumulate resources over many months prior to their first clutch, whereas in the laboratory, they had only a short interval to acquire resources for the second clutch. Under this scenario, females partition a reduced resource pool across the remaining functional ovarioles without altering their allocation rule, producing both fewer and smaller eggs.</w:t>
+        <w:t>F. auricularia</w:t>
+      </w:r>
+      <w:r>
+        <w:t>, suggesting that some ovarioles become non-functional after the first clutch. A reduction in functional ovarioles would directly limit egg production (reproductive) capacity and may partially explain the smaller second clutches observed here. However, reduced ovariole number alone does not explain why egg size also declines. If females simply redistributed a fixed resource pool across fewer eggs, a compensatory increase in egg size might be expected under a strict size–number trade-off. Inste</w:t>
+      </w:r>
+      <w:r>
+        <w:t>ad, both egg number and egg size decreased, suggesting that females entered the second reproductive bout with diminished overall resource reserves. In the wild, females accumulate resources over many months prior to their first clutch, whereas in the laboratory, they had only a short interval to acquire resources for the second clutch. Under this scenario, females partition a reduced resource pool across the remaining functional ovarioles without altering their allocation rule, producing both fewer and smal</w:t>
+      </w:r>
+      <w:r>
+        <w:t>ler eggs.</w:t>
       </w:r>
     </w:p>
     <w:p>
@@ -1622,16 +1414,14 @@
         <w:pStyle w:val="BodyText"/>
       </w:pPr>
       <w:r>
-        <w:t xml:space="preserve">The variance structure reinforces this constraint-based interpretation. Although egg size remained highly repeatable, within-clutch (egg-to-egg) variance increased substantially in second broods. These findings operate at different hierarchical levels and are not contradictory. High egg-size repeatability reflects stability in mean allocation strategy among females, whereas within-clutch variance reflects the precision with which individual eggs are constructed around that mean. The increase in egg-to-egg heterogeneity in second broods therefore suggests reduced developmental precision under diminished resource state rather than adaptive diversification of offspring phenotypes</w:t>
-      </w:r>
-      <w:r>
-        <w:t xml:space="preserve"> </w:t>
-      </w:r>
-      <w:r>
-        <w:t xml:space="preserve">(see Fox and Czesak 2000)</w:t>
-      </w:r>
-      <w:r>
-        <w:t xml:space="preserve">. Taken together, the absence of residual covariance, minimal variation in within-female slopes, near-zero repeatability of egg number, and increased within-clutch variance indicate that females do not plastically adjust egg size in response to clutch size. Instead, second clutches seem to be defined by physiological or constraints (e.g. reduced ovariole number) and diminished control over egg construction (i.e. small resource pool).</w:t>
+        <w:lastRenderedPageBreak/>
+        <w:t>The variance structure reinforces this constraint-based interpretation. Although egg size remained highly repeatable, within-clutch (egg-to-egg) variance increased substantially in second broods. These findings operate at different hierarchical levels and are not contradictory. High egg-size repeatability reflects stability in mean allocation strategy among females, whereas within-clutch variance reflects the precision with which individual eggs are constructed around that mean. The increase in egg-to-egg h</w:t>
+      </w:r>
+      <w:r>
+        <w:t>eterogeneity in second broods therefore suggests reduced developmental precision under diminished resource state rather than adaptive diversification of offspring phenotypes (see Fox and Czesak 2000). Taken together, the absence of residual covariance, minimal variation in within-female slopes, near-zero repeatability of egg number, and increased within-clutch variance indicate that females do not plastically adjust egg size in response to clutch size. Instead, second clutches seem to be defined by physiolo</w:t>
+      </w:r>
+      <w:r>
+        <w:t>gical or constraints (e.g. reduced ovariole number) and diminished control over egg construction (i.e. small resource pool).</w:t>
       </w:r>
     </w:p>
     <w:p>
@@ -1639,82 +1429,47 @@
         <w:pStyle w:val="BodyText"/>
       </w:pPr>
       <w:r>
-        <w:t xml:space="preserve">Egg-size variation within clutches was greater in second than in first clutches in earwigs, a pattern opposite to that reported in birds</w:t>
-      </w:r>
-      <w:r>
-        <w:t xml:space="preserve"> </w:t>
-      </w:r>
-      <w:r>
-        <w:t xml:space="preserve">(e.g. Yosef and Zduniak 2008)</w:t>
-      </w:r>
-      <w:r>
-        <w:t xml:space="preserve">. In birds, lower intraclutch variation is often associated with favourable environmental conditions and good nutritional state. For example, desert finches (</w:t>
+        <w:t>Egg-size variation within clutches was greater in second than in first clutches in earwigs, a pattern opposite to that reported in birds (e.g. Yosef and Zduniak 2008). In birds, lower intraclutch variation is often associated with favourable environmental conditions and good nutritional state. For example, desert finches (</w:t>
       </w:r>
       <w:r>
         <w:rPr>
           <w:i/>
           <w:iCs/>
         </w:rPr>
-        <w:t xml:space="preserve">Rhodopsiza obsoleta</w:t>
-      </w:r>
-      <w:r>
-        <w:t xml:space="preserve">) produced more uniformly sized eggs under stable conditions</w:t>
-      </w:r>
-      <w:r>
-        <w:t xml:space="preserve"> </w:t>
-      </w:r>
-      <w:r>
-        <w:t xml:space="preserve">(Yosef and Zduniak 2008)</w:t>
-      </w:r>
-      <w:r>
-        <w:t xml:space="preserve">; collared flycatchers (</w:t>
+        <w:t>Rhodopsiza obsoleta</w:t>
+      </w:r>
+      <w:r>
+        <w:t>) produced more uniformly sized eggs under stable conditions (Yosef and Zduniak 2008); collared flycatchers (</w:t>
       </w:r>
       <w:r>
         <w:rPr>
           <w:i/>
           <w:iCs/>
         </w:rPr>
-        <w:t xml:space="preserve">Ficedula albicollis</w:t>
-      </w:r>
-      <w:r>
-        <w:t xml:space="preserve">) laid progressively larger eggs in favourable environments</w:t>
-      </w:r>
-      <w:r>
-        <w:t xml:space="preserve"> </w:t>
-      </w:r>
-      <w:r>
-        <w:t xml:space="preserve">(Hargitai et al. 2005)</w:t>
-      </w:r>
-      <w:r>
-        <w:t xml:space="preserve">; and blue tits (</w:t>
+        <w:t>Ficedula albicollis</w:t>
+      </w:r>
+      <w:r>
+        <w:t>) laid progressively larger eggs in favourable environments (Hargitai et al. 2005); and blue tits (</w:t>
       </w:r>
       <w:r>
         <w:rPr>
           <w:i/>
           <w:iCs/>
         </w:rPr>
-        <w:t xml:space="preserve">Parus caeruleus</w:t>
-      </w:r>
-      <w:r>
-        <w:t xml:space="preserve">) in better condition produced clutches with less egg-size variation</w:t>
-      </w:r>
-      <w:r>
-        <w:t xml:space="preserve"> </w:t>
-      </w:r>
-      <w:r>
-        <w:t xml:space="preserve">(Nilsson and Svensson 1993)</w:t>
-      </w:r>
-      <w:r>
-        <w:t xml:space="preserve">. Although comparable data are scarce in insects, similar principles may apply. In my study, females likely had less time to replenish resources before producing their second clutch. If so, first clutches may reflect allocation based primarily on intrinsic factors such as body condition, resulting in relatively uniform egg sizes within clutches. In contrast, second clutches may reflect progressive resource depletion, with females allocating optimally sized eggs early in the laying sequence and producing smaller eggs as resources become limiting. Because laying order was not recorded, I cannot test whether smaller eggs occurred late in the sequence. In birds, intraclutch egg-size variation can be adaptive. Larger late-laid eggs may offset hatching asynchrony, whereas smaller late-laid eggs may facilitate brood reduction</w:t>
-      </w:r>
-      <w:r>
-        <w:t xml:space="preserve"> </w:t>
-      </w:r>
-      <w:r>
-        <w:t xml:space="preserve">(Slagsvold et al. 1984)</w:t>
-      </w:r>
-      <w:r>
-        <w:t xml:space="preserve">. Whether intraclutch egg-size variation serves a comparable adaptive function in insects with maternal care remains unknown.</w:t>
+        <w:t>Parus caeruleus</w:t>
+      </w:r>
+      <w:r>
+        <w:t>) in better condition produced clutches with less egg-size variation (Nilsson and Svensson 1993). Although comparable data are scarce in insects, similar principles may apply. In my study, females likely had less time to replenish resources before pro</w:t>
+      </w:r>
+      <w:r>
+        <w:t xml:space="preserve">ducing </w:t>
+      </w:r>
+      <w:r>
+        <w:lastRenderedPageBreak/>
+        <w:t xml:space="preserve">their second clutch. If so, first clutches may reflect allocation based primarily on intrinsic factors such as body condition, resulting in relatively uniform egg sizes within clutches. In contrast, second clutches may reflect progressive resource depletion, with females allocating optimally sized eggs early in the laying sequence and producing smaller eggs as resources become limiting. Because laying order was not recorded, I cannot test whether smaller eggs occurred late in the sequence. In birds, </w:t>
+      </w:r>
+      <w:r>
+        <w:t>intraclutch egg-size variation can be adaptive. Larger late-laid eggs may offset hatching asynchrony, whereas smaller late-laid eggs may facilitate brood reduction (Slagsvold et al. 1984). Whether intraclutch egg-size variation serves a comparable adaptive function in insects with maternal care remains unknown.</w:t>
       </w:r>
     </w:p>
     <w:p>
@@ -1722,16 +1477,10 @@
         <w:pStyle w:val="BodyText"/>
       </w:pPr>
       <w:r>
-        <w:t xml:space="preserve">Viewed hierarchically, a coherent pattern emerges. The size–number trade-off is expressed at the among-female level, where persistent differences in allocation strategy—primarily manifested in egg size—generate a negative covariance with mean clutch size. At the within-female level, there is little evidence for dynamic reallocation across clutches. At the within-clutch level, variance increases in second broods, indicating declining developmental precision under reduced resource state. This structure aligns closely with theoretical expectations when allocation strategies differ among individuals, but short-term plasticity is constrained</w:t>
-      </w:r>
-      <w:r>
-        <w:t xml:space="preserve"> </w:t>
-      </w:r>
-      <w:r>
-        <w:t xml:space="preserve">(1986; Stearns 1992; Roff 1992)</w:t>
-      </w:r>
-      <w:r>
-        <w:t xml:space="preserve">. Variation in allocation is dominant among females, whereas clutch size itself is largely dependent on clutch order and weakly repeatable. Thus, the evolutionary signal lies in stable allocation rules rather than in flexible clutch-size adjustment.</w:t>
+        <w:t>Viewed hierarchically, a coherent pattern emerges. The size–number trade-off is expressed at the among-female level, where persistent differences in allocation strategy—primarily manifested in egg size—generate a negative covariance with mean clutch size. At the within-female level, there is little evidence for dynamic reallocation across clutches. At the within-clutch level, variance increases in second broods, indicating declining developmental precision under reduced resource state. This structure aligns</w:t>
+      </w:r>
+      <w:r>
+        <w:t xml:space="preserve"> closely with theoretical expectations when allocation strategies differ among individuals, but short-term plasticity is constrained (1986; Stearns 1992; Roff 1992). Variation in allocation is dominant among females, whereas clutch size itself is largely dependent on clutch order and weakly repeatable. Thus, the evolutionary signal lies in stable allocation rules rather than in flexible clutch-size adjustment.</w:t>
       </w:r>
     </w:p>
     <w:p>
@@ -1739,26 +1488,21 @@
         <w:pStyle w:val="BodyText"/>
       </w:pPr>
       <w:r>
-        <w:t xml:space="preserve">Because the trade-off is expressed primarily among females—and because egg size is highly repeatable—selection is most likely to act on persistent differences in allocation strategy if they are heritable or predictably condition-dependent</w:t>
-      </w:r>
-      <w:r>
-        <w:t xml:space="preserve"> </w:t>
-      </w:r>
-      <w:r>
-        <w:t xml:space="preserve">(Stearns 1992; Roff 1992)</w:t>
-      </w:r>
-      <w:r>
-        <w:t xml:space="preserve">. In contrast, the near-zero repeatability of egg number suggests that clutch size may respond primarily to short-term physiological or environmental conditions, potentially limiting its direct evolutionary response. Future work measuring resource acquisition directly, experimentally manipulating resource availability, or estimating genetic correlations between egg size and egg number would help determine whether the observed among-female trade-off reflects adaptive divergence in allocation rules or condition-dependent constraint.</w:t>
-      </w:r>
-    </w:p>
-    <w:bookmarkEnd w:id="30"/>
-    <w:bookmarkStart w:id="31" w:name="data-availability"/>
+        <w:t>Because the trade-off is expressed primarily among females—and because egg size is highly repeatable—selection is most likely to act on persistent differences in allocation strategy if they are heritable or predictably condition-dependent (Stearns 1992; Roff 1992). In contrast, the near-</w:t>
+      </w:r>
+      <w:r>
+        <w:lastRenderedPageBreak/>
+        <w:t>zero repeatability of egg number suggests that clutch size may respond primarily to short-term physiological or environmental conditions, potentially limiting its direct evolutionary response. Future work measuring resource acquisition directly, experimentally manipulating resource availability, or estimating genetic correlations between egg size and egg number would help determine whether the observed among-female trade-off reflects adaptive divergence in allocation rules or condition-dependent constraint.</w:t>
+      </w:r>
+    </w:p>
     <w:p>
       <w:pPr>
         <w:pStyle w:val="Heading1"/>
       </w:pPr>
-      <w:r>
-        <w:t xml:space="preserve">Data availability</w:t>
+      <w:bookmarkStart w:id="11" w:name="data-availability"/>
+      <w:bookmarkEnd w:id="10"/>
+      <w:r>
+        <w:t>Data availability</w:t>
       </w:r>
     </w:p>
     <w:p>
@@ -1766,17 +1510,17 @@
         <w:pStyle w:val="FirstParagraph"/>
       </w:pPr>
       <w:r>
-        <w:t xml:space="preserve">Data are available through the OSF repository at 10.17605/OSF.IO/KWCS8.</w:t>
-      </w:r>
-    </w:p>
-    <w:bookmarkEnd w:id="31"/>
-    <w:bookmarkStart w:id="32" w:name="author-contributions"/>
+        <w:t>Data are available through the OSF repository at 10.17605/OSF.IO/KWCS8.</w:t>
+      </w:r>
+    </w:p>
     <w:p>
       <w:pPr>
         <w:pStyle w:val="Heading1"/>
       </w:pPr>
-      <w:r>
-        <w:t xml:space="preserve">Author contributions</w:t>
+      <w:bookmarkStart w:id="12" w:name="author-contributions"/>
+      <w:bookmarkEnd w:id="11"/>
+      <w:r>
+        <w:t>Author contributions</w:t>
       </w:r>
     </w:p>
     <w:p>
@@ -1784,17 +1528,17 @@
         <w:pStyle w:val="FirstParagraph"/>
       </w:pPr>
       <w:r>
-        <w:t xml:space="preserve">CDK collected and analyzed the data, and wrote the manuscript.</w:t>
-      </w:r>
-    </w:p>
-    <w:bookmarkEnd w:id="32"/>
-    <w:bookmarkStart w:id="33" w:name="funding"/>
+        <w:t>CDK collected and analyzed the data, and wrote the manuscript.</w:t>
+      </w:r>
+    </w:p>
     <w:p>
       <w:pPr>
         <w:pStyle w:val="Heading1"/>
       </w:pPr>
-      <w:r>
-        <w:t xml:space="preserve">Funding</w:t>
+      <w:bookmarkStart w:id="13" w:name="funding"/>
+      <w:bookmarkEnd w:id="12"/>
+      <w:r>
+        <w:t>Funding</w:t>
       </w:r>
     </w:p>
     <w:p>
@@ -1802,17 +1546,17 @@
         <w:pStyle w:val="FirstParagraph"/>
       </w:pPr>
       <w:r>
-        <w:t xml:space="preserve">The study was funded by a Discovery Grant from the Natural Sciences and Engineering Research Council of Canada (NSERC).</w:t>
-      </w:r>
-    </w:p>
-    <w:bookmarkEnd w:id="33"/>
-    <w:bookmarkStart w:id="34" w:name="conflict-of-interest"/>
+        <w:t>The study was funded by a Discovery Grant from the Natural Sciences and Engineering Research Council of Canada (NSERC).</w:t>
+      </w:r>
+    </w:p>
     <w:p>
       <w:pPr>
         <w:pStyle w:val="Heading1"/>
       </w:pPr>
-      <w:r>
-        <w:t xml:space="preserve">Conflict of Interest</w:t>
+      <w:bookmarkStart w:id="14" w:name="conflict-of-interest"/>
+      <w:bookmarkEnd w:id="13"/>
+      <w:r>
+        <w:t>Conflict of Interest</w:t>
       </w:r>
     </w:p>
     <w:p>
@@ -1820,17 +1564,17 @@
         <w:pStyle w:val="FirstParagraph"/>
       </w:pPr>
       <w:r>
-        <w:t xml:space="preserve">I declare no conflict of interest.</w:t>
-      </w:r>
-    </w:p>
-    <w:bookmarkEnd w:id="34"/>
-    <w:bookmarkStart w:id="35" w:name="acknowledgements"/>
+        <w:t>I declare no conflict of interest.</w:t>
+      </w:r>
+    </w:p>
     <w:p>
       <w:pPr>
         <w:pStyle w:val="Heading1"/>
       </w:pPr>
-      <w:r>
-        <w:t xml:space="preserve">Acknowledgements</w:t>
+      <w:bookmarkStart w:id="15" w:name="acknowledgements"/>
+      <w:bookmarkEnd w:id="14"/>
+      <w:r>
+        <w:t>Acknowledgements</w:t>
       </w:r>
     </w:p>
     <w:p>
@@ -1838,848 +1582,535 @@
         <w:pStyle w:val="FirstParagraph"/>
       </w:pPr>
       <w:r>
-        <w:t xml:space="preserve">I thank Andréanne Nault and Clara Smythe for assistance in animal care and data collection.</w:t>
-      </w:r>
-    </w:p>
-    <w:p>
-      <w:r>
+        <w:t>I thank Andréanne Nault and Clara Smythe for assistance in animal care and data collection.</w:t>
+      </w:r>
+    </w:p>
+    <w:p>
+      <w:r>
+        <w:lastRenderedPageBreak/>
         <w:br w:type="page"/>
       </w:r>
     </w:p>
-    <w:bookmarkEnd w:id="35"/>
-    <w:bookmarkStart w:id="95" w:name="references"/>
     <w:p>
       <w:pPr>
         <w:pStyle w:val="Heading1"/>
       </w:pPr>
-      <w:r>
-        <w:t xml:space="preserve">References</w:t>
-      </w:r>
-    </w:p>
-    <w:bookmarkStart w:id="78" w:name="refs"/>
-    <w:bookmarkStart w:id="36" w:name="ref-bernardo1996"/>
+      <w:bookmarkStart w:id="16" w:name="references"/>
+      <w:bookmarkEnd w:id="15"/>
+      <w:r>
+        <w:lastRenderedPageBreak/>
+        <w:t>References</w:t>
+      </w:r>
+    </w:p>
     <w:p>
       <w:pPr>
         <w:pStyle w:val="Bibliography"/>
       </w:pPr>
-      <w:r>
-        <w:t xml:space="preserve">Bernardo, J. 1996. The particular maternal effect of propagule size, especially egg size: Patterns, models, quality of evidence and interpretations. Am Zool 36:216–236.</w:t>
-      </w:r>
-    </w:p>
-    <w:bookmarkEnd w:id="36"/>
-    <w:bookmarkStart w:id="37" w:name="ref-burkner2017"/>
+      <w:bookmarkStart w:id="17" w:name="ref-bernardo1996"/>
+      <w:bookmarkStart w:id="18" w:name="refs"/>
+      <w:r>
+        <w:t>Bernardo, J. 1996. The particular maternal effect of propagule size, especially egg size: Patterns, models, quality of evidence and interpretations. Am Zool 36:216–236.</w:t>
+      </w:r>
+    </w:p>
     <w:p>
       <w:pPr>
         <w:pStyle w:val="Bibliography"/>
       </w:pPr>
-      <w:r>
-        <w:t xml:space="preserve">Bürkner, P.-C. 2017.</w:t>
-      </w:r>
-      <w:r>
-        <w:t xml:space="preserve"> </w:t>
-      </w:r>
-      <w:r>
-        <w:t xml:space="preserve">brms</w:t>
-      </w:r>
-      <w:r>
-        <w:t xml:space="preserve">: An</w:t>
-      </w:r>
-      <w:r>
-        <w:t xml:space="preserve"> </w:t>
-      </w:r>
-      <w:r>
-        <w:t xml:space="preserve">R</w:t>
-      </w:r>
-      <w:r>
-        <w:t xml:space="preserve"> </w:t>
-      </w:r>
-      <w:r>
-        <w:t xml:space="preserve">package for</w:t>
-      </w:r>
-      <w:r>
-        <w:t xml:space="preserve"> </w:t>
-      </w:r>
-      <w:r>
-        <w:t xml:space="preserve">B</w:t>
-      </w:r>
-      <w:r>
-        <w:t xml:space="preserve">ayesian multilevel models using</w:t>
-      </w:r>
-      <w:r>
-        <w:t xml:space="preserve"> </w:t>
-      </w:r>
-      <w:r>
-        <w:t xml:space="preserve">S</w:t>
-      </w:r>
-      <w:r>
-        <w:t xml:space="preserve">tan. Journal of Statistical Software 80:4308.</w:t>
-      </w:r>
-    </w:p>
-    <w:bookmarkEnd w:id="37"/>
-    <w:bookmarkStart w:id="38" w:name="ref-careau2017"/>
+      <w:bookmarkStart w:id="19" w:name="ref-burkner2017"/>
+      <w:bookmarkEnd w:id="17"/>
+      <w:r>
+        <w:t>Bürkner, P.-C. 2017. brms: An R package for Bayesian multilevel models using Stan. Journal of Statistical Software 80:4308.</w:t>
+      </w:r>
+    </w:p>
     <w:p>
       <w:pPr>
         <w:pStyle w:val="Bibliography"/>
       </w:pPr>
-      <w:r>
-        <w:t xml:space="preserve">Careau, V., and R. Wilson. 2017. Of uberfleas and krakens: Detecting trade-offs using mixed models. Integr Comp Biol 57:362–371.</w:t>
-      </w:r>
-    </w:p>
-    <w:bookmarkEnd w:id="38"/>
-    <w:bookmarkStart w:id="39" w:name="ref-clutton-brock1991"/>
+      <w:bookmarkStart w:id="20" w:name="ref-careau2017"/>
+      <w:bookmarkEnd w:id="19"/>
+      <w:r>
+        <w:t>Careau, V., and R. Wilson. 2017. Of uberfleas and krakens: Detecting trade-offs using mixed models. Integr Comp Biol 57:362–371.</w:t>
+      </w:r>
+    </w:p>
     <w:p>
       <w:pPr>
         <w:pStyle w:val="Bibliography"/>
       </w:pPr>
-      <w:r>
-        <w:t xml:space="preserve">Clutton-Brock, T. H. 1991.</w:t>
-      </w:r>
-      <w:r>
-        <w:t xml:space="preserve"> </w:t>
-      </w:r>
-      <w:r>
-        <w:t xml:space="preserve">The Evolution of Parental Care</w:t>
-      </w:r>
-      <w:r>
-        <w:t xml:space="preserve">. Princeton University Press.</w:t>
-      </w:r>
-    </w:p>
-    <w:bookmarkEnd w:id="39"/>
-    <w:bookmarkStart w:id="40" w:name="ref-dingemanse2013"/>
+      <w:bookmarkStart w:id="21" w:name="ref-clutton-brock1991"/>
+      <w:bookmarkEnd w:id="20"/>
+      <w:r>
+        <w:t xml:space="preserve">Clutton-Brock, T. H. 1991. </w:t>
+      </w:r>
+      <w:r>
+        <w:t>The Evolution of Parental Care. Princeton University Press.</w:t>
+      </w:r>
+    </w:p>
     <w:p>
       <w:pPr>
         <w:pStyle w:val="Bibliography"/>
       </w:pPr>
-      <w:r>
-        <w:t xml:space="preserve">Dingemanse, N., and N. Dochtermann. 2013. Quantifying individual variation in behaviour: Mixed-effect modelling approaches. J Anim Ecol 82:39–54. Evolutionary Ecology of Variation Group, Max Planck Institute for Ornithology, Eberhard-Gwinner-Stra</w:t>
-      </w:r>
-      <w:r>
-        <w:t xml:space="preserve">ß</w:t>
-      </w:r>
-      <w:r>
-        <w:t xml:space="preserve">e, 82319 Seewiesen (Starnberg), Germany. ndingemanse@orn.mpg.de.</w:t>
-      </w:r>
-    </w:p>
-    <w:bookmarkEnd w:id="40"/>
-    <w:bookmarkStart w:id="41" w:name="ref-falconer1996"/>
+      <w:bookmarkStart w:id="22" w:name="ref-dingemanse2013"/>
+      <w:bookmarkEnd w:id="21"/>
+      <w:r>
+        <w:t>Dingemanse, N., and N. Dochtermann. 2013. Quantifying individual variation in behaviour: Mixed-effect modelling approaches. J Anim Ecol 82:39–54. Evolutionary Ecology of Variation Group, Max Planck Institute for Ornithology, Eberhard-Gwinner-Straße, 82319 Seewiesen (Starnberg), Germany. ndingemanse@orn.mpg.de.</w:t>
+      </w:r>
+    </w:p>
     <w:p>
       <w:pPr>
         <w:pStyle w:val="Bibliography"/>
       </w:pPr>
-      <w:r>
-        <w:t xml:space="preserve">Falconer, D. S., and T. F. C. MacKay. 1996.</w:t>
-      </w:r>
-      <w:r>
-        <w:t xml:space="preserve"> </w:t>
-      </w:r>
-      <w:r>
-        <w:t xml:space="preserve">An Introduction Quantitative Genetics</w:t>
-      </w:r>
-      <w:r>
-        <w:t xml:space="preserve">. Pearson Education Limited, Essex, England.</w:t>
-      </w:r>
-    </w:p>
-    <w:bookmarkEnd w:id="41"/>
-    <w:bookmarkStart w:id="42" w:name="ref-fox2000"/>
+      <w:bookmarkStart w:id="23" w:name="ref-falconer1996"/>
+      <w:bookmarkEnd w:id="22"/>
+      <w:r>
+        <w:t>Falconer, D. S., and T. F. C. MacKay. 1996. An Introduction Quantitative Genetics. Pearson Education Limited, Essex, England.</w:t>
+      </w:r>
+    </w:p>
     <w:p>
       <w:pPr>
         <w:pStyle w:val="Bibliography"/>
       </w:pPr>
-      <w:r>
-        <w:t xml:space="preserve">Fox, C. W., and M. E. Czesak. 2000. Evolutionary ecology of progeny size in arthropods. Annu Rev Entomol 45:341–369.</w:t>
-      </w:r>
-    </w:p>
-    <w:bookmarkEnd w:id="42"/>
-    <w:bookmarkStart w:id="43" w:name="ref-hargitai2005"/>
+      <w:bookmarkStart w:id="24" w:name="ref-fox2000"/>
+      <w:bookmarkEnd w:id="23"/>
+      <w:r>
+        <w:t>Fox, C. W., and M. E. Czesak. 2000. Evolutionary ecology of progeny size in arthropods. Annu Rev Entomol 45:341–369.</w:t>
+      </w:r>
+    </w:p>
     <w:p>
       <w:pPr>
         <w:pStyle w:val="Bibliography"/>
       </w:pPr>
-      <w:r>
-        <w:t xml:space="preserve">Hargitai, R., J. Török, L. Tóth, G. Hegyi, B. Rosivall, B. Szigeti, and E. Szöllősi. 2005. Effects of environmental conditions and parental quality on inter-and intraclutch egg-size variation in the collared flycatcher (ficedula albicollis). The Auk 122:509–522.</w:t>
-      </w:r>
-    </w:p>
-    <w:bookmarkEnd w:id="43"/>
-    <w:bookmarkStart w:id="44" w:name="ref-harvey1983"/>
+      <w:bookmarkStart w:id="25" w:name="ref-hargitai2005"/>
+      <w:bookmarkEnd w:id="24"/>
+      <w:r>
+        <w:t>Hargitai, R., J. Török, L. Tóth, G. Hegyi, B. Rosivall, B. Szigeti, and E. Szöllősi. 2005. Effects of environmental conditions and parental quality on inter-and intraclutch egg-size variation in the collared flycatcher (ficedula albicollis). The Auk 122:509–522.</w:t>
+      </w:r>
+    </w:p>
     <w:p>
       <w:pPr>
         <w:pStyle w:val="Bibliography"/>
       </w:pPr>
-      <w:r>
-        <w:t xml:space="preserve">Harvey, G. T. 1983. Environmental and genetic effects on mean egg weight in spruce budworm (lepidoptera: tortricidae). The Canadian Entomologist 115:1109–1117.</w:t>
-      </w:r>
-    </w:p>
-    <w:bookmarkEnd w:id="44"/>
-    <w:bookmarkStart w:id="45" w:name="ref-honek1993"/>
+      <w:bookmarkStart w:id="26" w:name="ref-harvey1983"/>
+      <w:bookmarkEnd w:id="25"/>
+      <w:r>
+        <w:t>Harvey, G. T. 1983. Environmental and genetic effects on mean egg weight in spruce budworm (lepidoptera: tortricidae). The Canadian Entomologist 115:1109–1117.</w:t>
+      </w:r>
+    </w:p>
     <w:p>
       <w:pPr>
         <w:pStyle w:val="Bibliography"/>
       </w:pPr>
-      <w:r>
-        <w:t xml:space="preserve">Honek, A. 1993. Intraspecific variation in body size and fecundity in insects: A general relationship. Oikos 483–492.</w:t>
-      </w:r>
-    </w:p>
-    <w:bookmarkEnd w:id="45"/>
-    <w:bookmarkStart w:id="47" w:name="ref-kay2020"/>
+      <w:bookmarkStart w:id="27" w:name="ref-honek1993"/>
+      <w:bookmarkEnd w:id="26"/>
+      <w:r>
+        <w:t>Honek, A. 1993. Intraspecific variation in body size and fecundity in insects: A general relationship. Oikos 483–492.</w:t>
+      </w:r>
+    </w:p>
     <w:p>
       <w:pPr>
         <w:pStyle w:val="Bibliography"/>
       </w:pPr>
-      <w:r>
-        <w:t xml:space="preserve">Kay, M. 2020.</w:t>
-      </w:r>
-      <w:r>
-        <w:t xml:space="preserve"> </w:t>
-      </w:r>
-      <w:hyperlink r:id="rId46">
+      <w:bookmarkStart w:id="28" w:name="ref-kay2020"/>
+      <w:bookmarkEnd w:id="27"/>
+      <w:r>
+        <w:t xml:space="preserve">Kay, M. 2020. </w:t>
+      </w:r>
+      <w:hyperlink r:id="rId8">
         <w:r>
           <w:rPr>
             <w:rStyle w:val="Hyperlink"/>
           </w:rPr>
-          <w:t xml:space="preserve">tidybayes</w:t>
-        </w:r>
-        <w:r>
-          <w:rPr>
-            <w:rStyle w:val="Hyperlink"/>
-          </w:rPr>
-          <w:t xml:space="preserve">:</w:t>
-        </w:r>
-        <w:r>
-          <w:rPr>
-            <w:rStyle w:val="Hyperlink"/>
-          </w:rPr>
-          <w:t xml:space="preserve"> </w:t>
-        </w:r>
-        <w:r>
-          <w:rPr>
-            <w:rStyle w:val="Hyperlink"/>
-          </w:rPr>
-          <w:t xml:space="preserve">T</w:t>
-        </w:r>
-        <w:r>
-          <w:rPr>
-            <w:rStyle w:val="Hyperlink"/>
-          </w:rPr>
-          <w:t xml:space="preserve">idy Data and Geoms for</w:t>
-        </w:r>
-        <w:r>
-          <w:rPr>
-            <w:rStyle w:val="Hyperlink"/>
-          </w:rPr>
-          <w:t xml:space="preserve"> </w:t>
-        </w:r>
-        <w:r>
-          <w:rPr>
-            <w:rStyle w:val="Hyperlink"/>
-          </w:rPr>
-          <w:t xml:space="preserve">Bayesian</w:t>
-        </w:r>
-        <w:r>
-          <w:rPr>
-            <w:rStyle w:val="Hyperlink"/>
-          </w:rPr>
-          <w:t xml:space="preserve"> </w:t>
-        </w:r>
-        <w:r>
-          <w:rPr>
-            <w:rStyle w:val="Hyperlink"/>
-          </w:rPr>
-          <w:t xml:space="preserve">Models</w:t>
+          <w:t>tidybayes: Tidy Data and Geoms for Bayesian Models</w:t>
         </w:r>
       </w:hyperlink>
       <w:r>
-        <w:t xml:space="preserve">.</w:t>
-      </w:r>
-    </w:p>
-    <w:bookmarkEnd w:id="47"/>
-    <w:bookmarkStart w:id="48" w:name="ref-kelly2014"/>
+        <w:t>.</w:t>
+      </w:r>
+    </w:p>
     <w:p>
       <w:pPr>
         <w:pStyle w:val="Bibliography"/>
       </w:pPr>
-      <w:r>
-        <w:t xml:space="preserve">Kelly, C. D., B. Tawes, and A. Worthington. 2014. Evaluating indices of body condition in two cricket species. Ecology and Evolution 4:4476–4487.</w:t>
-      </w:r>
-    </w:p>
-    <w:bookmarkEnd w:id="48"/>
-    <w:bookmarkStart w:id="49" w:name="ref-koch2014"/>
+      <w:bookmarkStart w:id="29" w:name="ref-kelly2014"/>
+      <w:bookmarkEnd w:id="28"/>
+      <w:r>
+        <w:t>Kelly, C. D., B. Tawes, and A. Worthington. 2014. Evaluating indices of body condition in two cricket species. Ecology and Evolution 4:4476–4487.</w:t>
+      </w:r>
+    </w:p>
     <w:p>
       <w:pPr>
         <w:pStyle w:val="Bibliography"/>
       </w:pPr>
-      <w:r>
-        <w:t xml:space="preserve">Koch, L. K., and J. Meunier. 2014. Mother and offspring fitness in an insect with maternal care: Phenotypic trade-offs between egg number, egg mass and egg care. BMC Evol Biol 14:125.</w:t>
-      </w:r>
-    </w:p>
-    <w:bookmarkEnd w:id="49"/>
-    <w:bookmarkStart w:id="50" w:name="ref-lack1947"/>
+      <w:bookmarkStart w:id="30" w:name="ref-koch2014"/>
+      <w:bookmarkEnd w:id="29"/>
+      <w:r>
+        <w:t>Koch, L. K., and J. Meunier. 2014. Mother and offspring fitness in an insect with maternal care: Phenotypic trade-offs between egg number, egg mass and egg care. BMC Evol Biol 14:125.</w:t>
+      </w:r>
+    </w:p>
     <w:p>
       <w:pPr>
         <w:pStyle w:val="Bibliography"/>
       </w:pPr>
-      <w:r>
-        <w:t xml:space="preserve">Lack, D. 1947. The significance of clutch-size in the partridge (</w:t>
+      <w:bookmarkStart w:id="31" w:name="ref-lack1947"/>
+      <w:bookmarkEnd w:id="30"/>
+      <w:r>
+        <w:t>Lack, D. 1947. The significance of clutch-size in the partridge (</w:t>
       </w:r>
       <w:r>
         <w:rPr>
           <w:i/>
           <w:iCs/>
         </w:rPr>
-        <w:t xml:space="preserve">perdix perdix</w:t>
-      </w:r>
-      <w:r>
-        <w:t xml:space="preserve">). The Journal of Animal Ecology 19–25.</w:t>
-      </w:r>
-    </w:p>
-    <w:bookmarkEnd w:id="50"/>
-    <w:bookmarkStart w:id="51" w:name="ref-lessells1987"/>
+        <w:t>perdix perdix</w:t>
+      </w:r>
+      <w:r>
+        <w:t>). The Journal of Animal Ecology 19–25.</w:t>
+      </w:r>
+    </w:p>
     <w:p>
       <w:pPr>
         <w:pStyle w:val="Bibliography"/>
       </w:pPr>
-      <w:r>
-        <w:t xml:space="preserve">Lessells, C., and P. T. Boag. 1987. Unrepeatable repeatabilities: A common mistake. The Auk 104:116–121.</w:t>
-      </w:r>
-    </w:p>
-    <w:bookmarkEnd w:id="51"/>
-    <w:bookmarkStart w:id="52" w:name="ref-meunier2024"/>
+      <w:bookmarkStart w:id="32" w:name="ref-lessells1987"/>
+      <w:bookmarkEnd w:id="31"/>
+      <w:r>
+        <w:t>Lessells, C., and P. T. Boag. 1987. Unrepeatable repeatabilities: A common mistake. The Auk 104:116–121.</w:t>
+      </w:r>
+    </w:p>
     <w:p>
       <w:pPr>
         <w:pStyle w:val="Bibliography"/>
       </w:pPr>
-      <w:r>
-        <w:t xml:space="preserve">Meunier, J. 2024. The biology and social life of earwigs (dermaptera). Annu Rev Entomol 69:259–276.</w:t>
-      </w:r>
-    </w:p>
-    <w:bookmarkEnd w:id="52"/>
-    <w:bookmarkStart w:id="53" w:name="ref-nilsson1993"/>
+      <w:bookmarkStart w:id="33" w:name="ref-meunier2024"/>
+      <w:bookmarkEnd w:id="32"/>
+      <w:r>
+        <w:lastRenderedPageBreak/>
+        <w:t>Meunier, J. 2024. The biology and social life of earwigs (dermaptera). Annu Rev Entomol 69:259–276.</w:t>
+      </w:r>
+    </w:p>
     <w:p>
       <w:pPr>
         <w:pStyle w:val="Bibliography"/>
       </w:pPr>
-      <w:r>
-        <w:t xml:space="preserve">Nilsson, J. ‐Å., and E. Svensson. 1993. Causes and consequences of egg mass variation between and within blue tit clutches. J Zool 230:469–481.</w:t>
-      </w:r>
-    </w:p>
-    <w:bookmarkEnd w:id="53"/>
-    <w:bookmarkStart w:id="54" w:name="ref-parker1982"/>
+      <w:bookmarkStart w:id="34" w:name="ref-nilsson1993"/>
+      <w:bookmarkEnd w:id="33"/>
+      <w:r>
+        <w:t>Nilsson, J. ‐Å., and E. Svensson. 1993. Causes and consequences of egg mass variation between and within blue tit clutches. J Zool 230:469–481.</w:t>
+      </w:r>
+    </w:p>
     <w:p>
       <w:pPr>
         <w:pStyle w:val="Bibliography"/>
       </w:pPr>
-      <w:r>
-        <w:t xml:space="preserve">Parker, G. A. 1982. Why are there so many tiny sperm? Sperm competition and the maintenance of two sexes. J Theor Biol 96:281–294.</w:t>
-      </w:r>
-    </w:p>
-    <w:bookmarkEnd w:id="54"/>
-    <w:bookmarkStart w:id="55" w:name="ref-peig2009"/>
+      <w:bookmarkStart w:id="35" w:name="ref-parker1982"/>
+      <w:bookmarkEnd w:id="34"/>
+      <w:r>
+        <w:t>Parker, G. A. 1982. Why are there so many tiny sperm? Sperm competition and the maintenance of two sexes. J Theor Biol 96:281–294.</w:t>
+      </w:r>
+    </w:p>
     <w:p>
       <w:pPr>
         <w:pStyle w:val="Bibliography"/>
       </w:pPr>
-      <w:r>
-        <w:t xml:space="preserve">Peig, J., and A. J. Green. 2009. New perspectives for estimating body condition from mass/length data: The scaled mass index as an alternative method. Oikos 118:1883–1891.</w:t>
-      </w:r>
-    </w:p>
-    <w:bookmarkEnd w:id="55"/>
-    <w:bookmarkStart w:id="56" w:name="ref-peig2010"/>
+      <w:bookmarkStart w:id="36" w:name="ref-peig2009"/>
+      <w:bookmarkEnd w:id="35"/>
+      <w:r>
+        <w:t>Peig, J., and A. J. Green. 2009. New perspectives for estimating body condition from mass/length data: The scaled mass index as an alternative method. Oikos 118:1883–1891.</w:t>
+      </w:r>
+    </w:p>
     <w:p>
       <w:pPr>
         <w:pStyle w:val="Bibliography"/>
       </w:pPr>
-      <w:r>
-        <w:t xml:space="preserve">Peig, J., and A. J. Green. 2010. The paradigm of body condition: A critical reappraisal of current methods based on mass and length. Funct Ecol 24:1323–1332.</w:t>
-      </w:r>
-    </w:p>
-    <w:bookmarkEnd w:id="56"/>
-    <w:bookmarkStart w:id="57" w:name="ref-vandepol2009"/>
+      <w:bookmarkStart w:id="37" w:name="ref-peig2010"/>
+      <w:bookmarkEnd w:id="36"/>
+      <w:r>
+        <w:t>Peig, J., and A. J. Green. 2010. The paradigm of body condition: A critical reappraisal of current methods based on mass and length. Funct Ecol 24:1323–1332.</w:t>
+      </w:r>
+    </w:p>
     <w:p>
       <w:pPr>
         <w:pStyle w:val="Bibliography"/>
       </w:pPr>
-      <w:r>
-        <w:t xml:space="preserve">Pol, M. van de, and J. Wright. 2009. A simple method for distinguishing within- versus between-subject effects using mixed models. Anim Behav 77:753–758.</w:t>
-      </w:r>
-    </w:p>
-    <w:bookmarkEnd w:id="57"/>
-    <w:bookmarkStart w:id="58" w:name="ref-r2013"/>
+      <w:bookmarkStart w:id="38" w:name="ref-vandepol2009"/>
+      <w:bookmarkEnd w:id="37"/>
+      <w:r>
+        <w:t>Pol, M. van de, and J. Wright. 2009. A simple method for distinguishing within- versus between-subject effects using mixed models. Anim Behav 77:753–758.</w:t>
+      </w:r>
+    </w:p>
     <w:p>
       <w:pPr>
         <w:pStyle w:val="Bibliography"/>
       </w:pPr>
-      <w:r>
-        <w:t xml:space="preserve">R Core Team. 2025.</w:t>
-      </w:r>
-      <w:r>
-        <w:t xml:space="preserve"> </w:t>
-      </w:r>
-      <w:r>
-        <w:t xml:space="preserve">R</w:t>
-      </w:r>
-      <w:r>
-        <w:t xml:space="preserve">:</w:t>
-      </w:r>
-      <w:r>
-        <w:t xml:space="preserve"> </w:t>
-      </w:r>
-      <w:r>
-        <w:t xml:space="preserve">A</w:t>
-      </w:r>
-      <w:r>
-        <w:t xml:space="preserve"> </w:t>
-      </w:r>
-      <w:r>
-        <w:t xml:space="preserve">language and environment for statistical computing. Vienna, Austria.</w:t>
-      </w:r>
-    </w:p>
-    <w:bookmarkEnd w:id="58"/>
-    <w:bookmarkStart w:id="59" w:name="ref-reznick2000"/>
+      <w:bookmarkStart w:id="39" w:name="ref-r2013"/>
+      <w:bookmarkEnd w:id="38"/>
+      <w:r>
+        <w:t xml:space="preserve">R Core Team. 2025. R: A </w:t>
+      </w:r>
+      <w:r>
+        <w:t>language and environment for statistical computing. Vienna, Austria.</w:t>
+      </w:r>
+    </w:p>
     <w:p>
       <w:pPr>
         <w:pStyle w:val="Bibliography"/>
       </w:pPr>
-      <w:r>
-        <w:t xml:space="preserve">Reznick, D., L. Nunney, and A. Tessier. 2000. Big houses, big cars, superfleas and the costs of reproduction. Trends Ecol Evol 15:421–425.</w:t>
-      </w:r>
-    </w:p>
-    <w:bookmarkEnd w:id="59"/>
-    <w:bookmarkStart w:id="60" w:name="ref-roff1992a"/>
+      <w:bookmarkStart w:id="40" w:name="ref-reznick2000"/>
+      <w:bookmarkEnd w:id="39"/>
+      <w:r>
+        <w:t>Reznick, D., L. Nunney, and A. Tessier. 2000. Big houses, big cars, superfleas and the costs of reproduction. Trends Ecol Evol 15:421–425.</w:t>
+      </w:r>
+    </w:p>
     <w:p>
       <w:pPr>
         <w:pStyle w:val="Bibliography"/>
       </w:pPr>
-      <w:r>
-        <w:t xml:space="preserve">Roff, D. 1992.</w:t>
-      </w:r>
-      <w:r>
-        <w:t xml:space="preserve"> </w:t>
-      </w:r>
-      <w:r>
-        <w:t xml:space="preserve">Evolution of Life Histories: Theory and Analysis</w:t>
-      </w:r>
-      <w:r>
-        <w:t xml:space="preserve">. Chapman &amp; Hall, Inc., New York, NY.</w:t>
-      </w:r>
-    </w:p>
-    <w:bookmarkEnd w:id="60"/>
-    <w:bookmarkStart w:id="61" w:name="ref-schindelin2012"/>
+      <w:bookmarkStart w:id="41" w:name="ref-roff1992a"/>
+      <w:bookmarkEnd w:id="40"/>
+      <w:r>
+        <w:t>Roff, D. 1992. Evolution of Life Histories: Theory and Analysis. Chapman &amp; Hall, Inc., New York, NY.</w:t>
+      </w:r>
+    </w:p>
     <w:p>
       <w:pPr>
         <w:pStyle w:val="Bibliography"/>
       </w:pPr>
-      <w:r>
-        <w:t xml:space="preserve">Schindelin, J., I. Arganda-Carreras, E. Frise, V. Kaynig, M. Longair, T. Pietzsch, S. Preibisch, C. Rueden, S. Saalfeld, B. Schmid, J.-Y. Tinevez, D. J. White, V. Hartenstein, K. Eliceiri, P. Tomancak, and A. Cardona. 2012. Fiji: An open-source platform for biological-image analysis. Nat Methods 9:676–682. Max Planck Institute of Molecular Cell Biology; Genetics, Dresden, Germany.</w:t>
-      </w:r>
-    </w:p>
-    <w:bookmarkEnd w:id="61"/>
-    <w:bookmarkStart w:id="62" w:name="ref-seko2006"/>
+      <w:bookmarkStart w:id="42" w:name="ref-schindelin2012"/>
+      <w:bookmarkEnd w:id="41"/>
+      <w:r>
+        <w:t>Schindelin, J., I. Arganda-Carreras, E. Frise, V. Kaynig, M. Longair, T. Pietzsch, S. Preibisch, C. Rueden, S. Saalfeld, B. Schmid, J.-Y. Tinevez, D. J. White, V. Hartenstein, K. Eliceiri, P. Tomancak, and A. Cardona. 2012. Fiji: An open-source platform for biological-image analysis. Nat Methods 9:676–682. Max Planck Institute of Molecular Cell Biology; Genetics, Dresden, Germany.</w:t>
+      </w:r>
+    </w:p>
     <w:p>
       <w:pPr>
         <w:pStyle w:val="Bibliography"/>
       </w:pPr>
-      <w:r>
-        <w:t xml:space="preserve">Seko, T., T. Miyatake, S. Fujioka, and F. Nakasuji. 2006. Genetic and environmental sources of egg size, fecundity and body size in the migrant skipper, parnara guttata guttata (lepidoptera: hesperiidae). Popul Ecol 48:225–232.</w:t>
-      </w:r>
-    </w:p>
-    <w:bookmarkEnd w:id="62"/>
-    <w:bookmarkStart w:id="63" w:name="ref-simpson1951"/>
+      <w:bookmarkStart w:id="43" w:name="ref-seko2006"/>
+      <w:bookmarkEnd w:id="42"/>
+      <w:r>
+        <w:t>Seko, T., T. Miyatake, S. Fujioka, and F. Nakasuji. 2006. Genetic and environmental sources of egg size, fecundity and body size in the migrant skipper, parnara guttata guttata (lepidoptera: hesperiidae). Popul Ecol 48:225–232.</w:t>
+      </w:r>
+    </w:p>
     <w:p>
       <w:pPr>
         <w:pStyle w:val="Bibliography"/>
       </w:pPr>
-      <w:r>
-        <w:t xml:space="preserve">Simpson, E. H. 1951. The interpretation of interaction in contingency tables. Journal of the Royal Statistical Society: Series B (Methodological) 13:238–241.</w:t>
-      </w:r>
-    </w:p>
-    <w:bookmarkEnd w:id="63"/>
-    <w:bookmarkStart w:id="64" w:name="ref-slagsvold1984"/>
+      <w:bookmarkStart w:id="44" w:name="ref-simpson1951"/>
+      <w:bookmarkEnd w:id="43"/>
+      <w:r>
+        <w:t>Simpson, E. H. 1951. The interpretation of interaction in contingency tables. Journal of the Royal Statistical Society: Series B (Methodological) 13:238–241.</w:t>
+      </w:r>
+    </w:p>
     <w:p>
       <w:pPr>
         <w:pStyle w:val="Bibliography"/>
       </w:pPr>
-      <w:r>
-        <w:t xml:space="preserve">Slagsvold, T., J. Sandvik, G. Rofstad, Ö. Lorentsen, and M. Husby. 1984. On the adaptive value of intraclutch egg-size variation in birds. The Auk 101:685–697.</w:t>
-      </w:r>
-    </w:p>
-    <w:bookmarkEnd w:id="64"/>
-    <w:bookmarkStart w:id="65" w:name="ref-smith1974"/>
+      <w:bookmarkStart w:id="45" w:name="ref-slagsvold1984"/>
+      <w:bookmarkEnd w:id="44"/>
+      <w:r>
+        <w:t>Slagsvold, T., J. Sandvik, G. Rofstad, Ö. Lorentsen, and M. Husby. 1984. On the adaptive value of intraclutch egg-size variation in birds. The Auk 101:685–697.</w:t>
+      </w:r>
+    </w:p>
     <w:p>
       <w:pPr>
         <w:pStyle w:val="Bibliography"/>
       </w:pPr>
-      <w:r>
-        <w:t xml:space="preserve">Smith, C. C., and S. D. Fretwell. 1974. The optimal balance between size and number of offspring. Am Nat 108:499–506.</w:t>
-      </w:r>
-    </w:p>
-    <w:bookmarkEnd w:id="65"/>
-    <w:bookmarkStart w:id="66" w:name="ref-staerkle2008"/>
+      <w:bookmarkStart w:id="46" w:name="ref-smith1974"/>
+      <w:bookmarkEnd w:id="45"/>
+      <w:r>
+        <w:t>Smith, C. C., and S. D. Fretwell. 1974. The optimal balance between size and number of offspring. Am Nat 108:499–506.</w:t>
+      </w:r>
+    </w:p>
     <w:p>
       <w:pPr>
         <w:pStyle w:val="Bibliography"/>
       </w:pPr>
-      <w:r>
-        <w:t xml:space="preserve">Staerkle, M., and M. Kölliker. 2008. Maternal food regurgitation to nymphs in earwigs (</w:t>
+      <w:bookmarkStart w:id="47" w:name="ref-staerkle2008"/>
+      <w:bookmarkEnd w:id="46"/>
+      <w:r>
+        <w:lastRenderedPageBreak/>
+        <w:t>Staerkle, M., and M. Kölliker. 2008. Maternal food regurgitation to nymphs in earwigs (</w:t>
       </w:r>
       <w:r>
         <w:rPr>
           <w:i/>
           <w:iCs/>
         </w:rPr>
-        <w:t xml:space="preserve">forficula auricularia</w:t>
-      </w:r>
-      <w:r>
-        <w:t xml:space="preserve">). Ethology 114:844–850.</w:t>
-      </w:r>
-    </w:p>
-    <w:bookmarkEnd w:id="66"/>
-    <w:bookmarkStart w:id="67" w:name="ref-stearns1992"/>
+        <w:t>forficula auricularia</w:t>
+      </w:r>
+      <w:r>
+        <w:t>). Ethology 114:844–850.</w:t>
+      </w:r>
+    </w:p>
     <w:p>
       <w:pPr>
         <w:pStyle w:val="Bibliography"/>
       </w:pPr>
-      <w:r>
-        <w:t xml:space="preserve">Stearns, S. C. 1992.</w:t>
-      </w:r>
-      <w:r>
-        <w:t xml:space="preserve"> </w:t>
-      </w:r>
-      <w:r>
-        <w:t xml:space="preserve">The Evolution of Life Histories</w:t>
-      </w:r>
-      <w:r>
-        <w:t xml:space="preserve">. Oxford University Press.</w:t>
-      </w:r>
-    </w:p>
-    <w:bookmarkEnd w:id="67"/>
-    <w:bookmarkStart w:id="68" w:name="ref-stoffel2017"/>
+      <w:bookmarkStart w:id="48" w:name="ref-stearns1992"/>
+      <w:bookmarkEnd w:id="47"/>
+      <w:r>
+        <w:t>Stearns, S. C. 1992. The Evolution of Life Histories. Oxford University Press.</w:t>
+      </w:r>
+    </w:p>
     <w:p>
       <w:pPr>
         <w:pStyle w:val="Bibliography"/>
       </w:pPr>
-      <w:r>
-        <w:t xml:space="preserve">Stoffel, M. A., S. Nakagawa, and H. Schielzeth. 2017. Rpt</w:t>
-      </w:r>
-      <w:r>
-        <w:t xml:space="preserve">R</w:t>
-      </w:r>
-      <w:r>
-        <w:t xml:space="preserve">: Repeatability estimation and variance decomposition by generalized linear mixed‐effects models. Methods Ecol Evol 8:1639–1644.</w:t>
-      </w:r>
-    </w:p>
-    <w:bookmarkEnd w:id="68"/>
-    <w:bookmarkStart w:id="69" w:name="ref-torres-vila2012"/>
+      <w:bookmarkStart w:id="49" w:name="ref-stoffel2017"/>
+      <w:bookmarkEnd w:id="48"/>
+      <w:r>
+        <w:t>Stoffel, M. A., S. Nakagawa, and H. Schielzeth. 2017. RptR: Repeatability estimation and variance decomposition by generalized linear mixed‐effects models. Methods Ecol Evol 8:1639–1644.</w:t>
+      </w:r>
+    </w:p>
     <w:p>
       <w:pPr>
         <w:pStyle w:val="Bibliography"/>
       </w:pPr>
-      <w:r>
-        <w:t xml:space="preserve">Torres-Vila, L., E. Cruces-Caldera, M. Rodrı́guez-Molina, and L. Cauterruccio. 2012. Host plant selects for egg size in the moth lobesia botrana: Integrating reproductive and ecological trade-offs is not a simple matter. Pp. 145–167</w:t>
-      </w:r>
-      <w:r>
-        <w:t xml:space="preserve"> </w:t>
+      <w:bookmarkStart w:id="50" w:name="ref-torres-vila2012"/>
+      <w:bookmarkEnd w:id="49"/>
+      <w:r>
+        <w:t xml:space="preserve">Torres-Vila, L., E. Cruces-Caldera, M. Rodrı́guez-Molina, and L. Cauterruccio. 2012. Host plant selects for egg size in the moth lobesia botrana: Integrating reproductive and ecological trade-offs is not a simple matter. Pp. 145–167 </w:t>
       </w:r>
       <w:r>
         <w:rPr>
           <w:i/>
           <w:iCs/>
         </w:rPr>
-        <w:t xml:space="preserve">in</w:t>
-      </w:r>
-      <w:r>
-        <w:t xml:space="preserve"> </w:t>
-      </w:r>
-      <w:r>
-        <w:t xml:space="preserve">L. Cauterruccio, ed. Moths: Types, ecological significance and control methods. Nova Science Publishers, New York, NY.</w:t>
-      </w:r>
-    </w:p>
-    <w:bookmarkEnd w:id="69"/>
-    <w:bookmarkStart w:id="70" w:name="ref-tourneur2018"/>
+        <w:t>in</w:t>
+      </w:r>
+      <w:r>
+        <w:t xml:space="preserve"> L. Cauterruccio, ed. Moths: Types, ecological significance and control methods. Nova Science Publishers, New York, NY.</w:t>
+      </w:r>
+    </w:p>
     <w:p>
       <w:pPr>
         <w:pStyle w:val="Bibliography"/>
       </w:pPr>
-      <w:r>
-        <w:t xml:space="preserve">Tourneur, J.-C. 2018. Factors affecting the egg-laying pattern of</w:t>
-      </w:r>
-      <w:r>
-        <w:t xml:space="preserve"> </w:t>
+      <w:bookmarkStart w:id="51" w:name="ref-tourneur2018"/>
+      <w:bookmarkEnd w:id="50"/>
+      <w:r>
+        <w:t xml:space="preserve">Tourneur, J.-C. 2018. Factors affecting the egg-laying pattern of </w:t>
       </w:r>
       <w:r>
         <w:rPr>
           <w:i/>
           <w:iCs/>
         </w:rPr>
-        <w:t xml:space="preserve">forficula auricularia</w:t>
-      </w:r>
-      <w:r>
-        <w:t xml:space="preserve"> </w:t>
-      </w:r>
-      <w:r>
-        <w:t xml:space="preserve">(dermaptera: Forficulidae) in three climatologically different zones of north america. The Canadian Entomologist 150:511–519.</w:t>
-      </w:r>
-    </w:p>
-    <w:bookmarkEnd w:id="70"/>
-    <w:bookmarkStart w:id="71" w:name="ref-tourneur1992"/>
+        <w:t>forficula auricularia</w:t>
+      </w:r>
+      <w:r>
+        <w:t xml:space="preserve"> (dermaptera: Forficulidae) in three climatologically different zones of north america. The Canadian Entomologist 150:511–519.</w:t>
+      </w:r>
+    </w:p>
     <w:p>
       <w:pPr>
         <w:pStyle w:val="Bibliography"/>
       </w:pPr>
-      <w:r>
-        <w:t xml:space="preserve">Tourneur, J.-C., and J. Gingras. 1992. Egg laying in a northeastern</w:t>
-      </w:r>
-      <w:r>
-        <w:t xml:space="preserve"> </w:t>
-      </w:r>
-      <w:r>
-        <w:t xml:space="preserve">N</w:t>
-      </w:r>
-      <w:r>
-        <w:t xml:space="preserve">orth</w:t>
-      </w:r>
-      <w:r>
-        <w:t xml:space="preserve"> </w:t>
-      </w:r>
-      <w:r>
-        <w:t xml:space="preserve">A</w:t>
-      </w:r>
-      <w:r>
-        <w:t xml:space="preserve">merican (montr</w:t>
-      </w:r>
-      <w:r>
-        <w:t xml:space="preserve">é</w:t>
-      </w:r>
-      <w:r>
-        <w:t xml:space="preserve">al, qu</w:t>
-      </w:r>
-      <w:r>
-        <w:t xml:space="preserve">é</w:t>
-      </w:r>
-      <w:r>
-        <w:t xml:space="preserve">bec) population of</w:t>
-      </w:r>
-      <w:r>
-        <w:t xml:space="preserve"> </w:t>
+      <w:bookmarkStart w:id="52" w:name="ref-tourneur1992"/>
+      <w:bookmarkEnd w:id="51"/>
+      <w:r>
+        <w:t xml:space="preserve">Tourneur, J.-C., and J. Gingras. 1992. Egg laying in a northeastern North American (montréal, québec) population of </w:t>
       </w:r>
       <w:r>
         <w:rPr>
           <w:i/>
           <w:iCs/>
         </w:rPr>
-        <w:t xml:space="preserve">forficula auricularia</w:t>
-      </w:r>
-      <w:r>
-        <w:t xml:space="preserve"> </w:t>
-      </w:r>
-      <w:r>
-        <w:t xml:space="preserve">l. (</w:t>
-      </w:r>
-      <w:r>
-        <w:t xml:space="preserve">D</w:t>
-      </w:r>
-      <w:r>
-        <w:t xml:space="preserve">ermaptera:</w:t>
-      </w:r>
-      <w:r>
-        <w:t xml:space="preserve"> </w:t>
-      </w:r>
-      <w:r>
-        <w:t xml:space="preserve">F</w:t>
-      </w:r>
-      <w:r>
-        <w:t xml:space="preserve">orficulidae). The Canadian Entomologist 124:1055–1061.</w:t>
-      </w:r>
-    </w:p>
-    <w:bookmarkEnd w:id="71"/>
-    <w:bookmarkStart w:id="72" w:name="ref-vannoordwijk1986"/>
+        <w:t>forficula auricularia</w:t>
+      </w:r>
+      <w:r>
+        <w:t xml:space="preserve"> l. (Dermaptera: Forficulidae). The Canadian Entomologist 124:1055–1061.</w:t>
+      </w:r>
+    </w:p>
     <w:p>
       <w:pPr>
         <w:pStyle w:val="Bibliography"/>
       </w:pPr>
-      <w:r>
-        <w:t xml:space="preserve">Van Noordwijk, A. J., and G. de Jong. 1986. Acquisition and allocation of resources: Their influence on variation in life history tactics. Am Nat 128:137–142.</w:t>
-      </w:r>
-    </w:p>
-    <w:bookmarkEnd w:id="72"/>
-    <w:bookmarkStart w:id="73" w:name="ref-westneat2020"/>
+      <w:bookmarkStart w:id="53" w:name="ref-vannoordwijk1986"/>
+      <w:bookmarkEnd w:id="52"/>
+      <w:r>
+        <w:t>Van Noordwijk, A. J., and G. de Jong. 1986. Acquisition and allocation of resources: Their influence on variation in life history tactics. Am Nat 128:137–142.</w:t>
+      </w:r>
+    </w:p>
     <w:p>
       <w:pPr>
         <w:pStyle w:val="Bibliography"/>
       </w:pPr>
-      <w:r>
-        <w:t xml:space="preserve">Westneat, D. F., Y. G. Araya-Ajoy, H. Allegue, B. Class, N. Dingemanse, N. A. Dochtermann, L. Z. Garamszegi, J. G. A. Martin, S. Nakagawa, D. Réale, and H. Schielzeth. 2020. Collision between biological process and statistical analysis revealed by mean centring. J Anim Ecol 89:2813–2824. Department of Biology, University of Kentucky, Lexington, KY, USA. Centre for Biodiversity Dynamics (CBD), Department of Biology, Norwegian University of Science; Technology (NTNU), Trondheim, Norway. D</w:t>
-      </w:r>
-      <w:r>
-        <w:t xml:space="preserve">é</w:t>
-      </w:r>
-      <w:r>
-        <w:t xml:space="preserve">partement des Sciences Biologiques, Universit</w:t>
-      </w:r>
-      <w:r>
-        <w:t xml:space="preserve">é</w:t>
-      </w:r>
-      <w:r>
-        <w:t xml:space="preserve"> </w:t>
-      </w:r>
-      <w:r>
-        <w:t xml:space="preserve">du Qu</w:t>
-      </w:r>
-      <w:r>
-        <w:t xml:space="preserve">é</w:t>
-      </w:r>
-      <w:r>
-        <w:t xml:space="preserve">bec</w:t>
-      </w:r>
-      <w:r>
-        <w:t xml:space="preserve"> </w:t>
-      </w:r>
-      <w:r>
-        <w:t xml:space="preserve">à</w:t>
-      </w:r>
-      <w:r>
-        <w:t xml:space="preserve"> </w:t>
-      </w:r>
-      <w:r>
-        <w:t xml:space="preserve">Montr</w:t>
-      </w:r>
-      <w:r>
-        <w:t xml:space="preserve">é</w:t>
-      </w:r>
-      <w:r>
-        <w:t xml:space="preserve">al, Montreal, QC, Canada. Global Change Ecology Research Group, University of the Sunshine Coast, Sunshine Coast, QLD, Australia. Behavioural Ecology, Department of Biology, Ludwig-Maximilians University of Munich, Planegg-Martinsried, Germany. Department of Biological Sciences, North Dakota State University, Fargo, ND, USA. Centre for Ecological Research, Institute of Ecology; Botany, V</w:t>
-      </w:r>
-      <w:r>
-        <w:t xml:space="preserve">á</w:t>
-      </w:r>
-      <w:r>
-        <w:t xml:space="preserve">cr</w:t>
-      </w:r>
-      <w:r>
-        <w:t xml:space="preserve">á</w:t>
-      </w:r>
-      <w:r>
-        <w:t xml:space="preserve">t</w:t>
-      </w:r>
-      <w:r>
-        <w:t xml:space="preserve">ó</w:t>
-      </w:r>
-      <w:r>
-        <w:t xml:space="preserve">t, Hungary. MTA-ELTE, Theoretical Biology; Evolutionary Ecology Research Group, Department of Plant Systematics, Ecology; Theoretical Biology, E</w:t>
-      </w:r>
-      <w:r>
-        <w:t xml:space="preserve">ö</w:t>
-      </w:r>
-      <w:r>
-        <w:t xml:space="preserve">tv</w:t>
-      </w:r>
-      <w:r>
-        <w:t xml:space="preserve">ö</w:t>
-      </w:r>
-      <w:r>
-        <w:t xml:space="preserve">s Lor</w:t>
-      </w:r>
-      <w:r>
-        <w:t xml:space="preserve">á</w:t>
-      </w:r>
-      <w:r>
-        <w:t xml:space="preserve">nd University, Budapest, Hungary. Department of Biology, University of Ottawa, Ottawa, ON, Canada. Evolution &amp; Ecology Research Centre; School of Biological, Earth; Environmental Sciences, University of New South Wales, Sydney, Australia. D</w:t>
-      </w:r>
-      <w:r>
-        <w:t xml:space="preserve">é</w:t>
-      </w:r>
-      <w:r>
-        <w:t xml:space="preserve">partement des Sciences Biologiques, Universit</w:t>
-      </w:r>
-      <w:r>
-        <w:t xml:space="preserve">é</w:t>
-      </w:r>
-      <w:r>
-        <w:t xml:space="preserve"> </w:t>
-      </w:r>
-      <w:r>
-        <w:t xml:space="preserve">du Qu</w:t>
-      </w:r>
-      <w:r>
-        <w:t xml:space="preserve">é</w:t>
-      </w:r>
-      <w:r>
-        <w:t xml:space="preserve">bec</w:t>
-      </w:r>
-      <w:r>
-        <w:t xml:space="preserve"> </w:t>
-      </w:r>
-      <w:r>
-        <w:t xml:space="preserve">à</w:t>
-      </w:r>
-      <w:r>
-        <w:t xml:space="preserve"> </w:t>
-      </w:r>
-      <w:r>
-        <w:t xml:space="preserve">Montr</w:t>
-      </w:r>
-      <w:r>
-        <w:t xml:space="preserve">é</w:t>
-      </w:r>
-      <w:r>
-        <w:t xml:space="preserve">al, Montreal, QC, Canada. Institute of Ecology; Evolution, Friedrich Schiller University, Jena, Germany.</w:t>
-      </w:r>
-    </w:p>
-    <w:bookmarkEnd w:id="73"/>
-    <w:bookmarkStart w:id="74" w:name="ref-wickham2016"/>
+      <w:bookmarkStart w:id="54" w:name="ref-westneat2020"/>
+      <w:bookmarkEnd w:id="53"/>
+      <w:r>
+        <w:t xml:space="preserve">Westneat, D. F., Y. G. Araya-Ajoy, H. Allegue, B. Class, N. Dingemanse, N. A. Dochtermann, L. Z. Garamszegi, J. G. A. Martin, S. Nakagawa, D. Réale, and H. Schielzeth. 2020. Collision between biological process and statistical analysis revealed by mean centring. J Anim Ecol 89:2813–2824. Department of Biology, University of Kentucky, Lexington, KY, USA. Centre for Biodiversity Dynamics (CBD), Department of Biology, Norwegian University of Science; Technology (NTNU), Trondheim, Norway. </w:t>
+      </w:r>
+      <w:r>
+        <w:rPr>
+          <w:lang w:val="fr-CA"/>
+        </w:rPr>
+        <w:t xml:space="preserve">Département des Sciences Biologiques, Université du Québec à Montréal, Montreal, QC, Canada. </w:t>
+      </w:r>
+      <w:r>
+        <w:t>Global Change Ecology Research Group, University of the Sunshine Coast, Sunshine Coast, QLD, Australia. Behavioural Ecology, Department of Biology, Ludwig-Maximilians University of Munich, Planegg-Martinsried, Germany. Department of Biological Sciences, North Dakota State University, Fargo, ND, USA. Centre for Ecological Research, Institute of Ecology; Botany, Vácrátót, Hungary. MTA-ELTE, Theoretical Biology; Evolutionary Ecology Research Group, Department of Plant Systematics, Ecology; Theoretical Biology,</w:t>
+      </w:r>
+      <w:r>
+        <w:t xml:space="preserve"> Eötvös Loránd University, Budapest, Hungary. Department of Biology, University of Ottawa, Ottawa, ON, Canada. Evolution &amp; Ecology Research Centre; School of Biological, Earth; Environmental Sciences, University of New South Wales, Sydney, Australia. </w:t>
+      </w:r>
+      <w:r>
+        <w:rPr>
+          <w:lang w:val="fr-CA"/>
+        </w:rPr>
+        <w:t xml:space="preserve">Département des Sciences Biologiques, Université du Québec à Montréal, Montreal, QC, Canada. </w:t>
+      </w:r>
+      <w:r>
+        <w:t>Institute of Ecology; Evolution, Friedrich Schiller University, Jena, Germany.</w:t>
+      </w:r>
+    </w:p>
     <w:p>
       <w:pPr>
         <w:pStyle w:val="Bibliography"/>
       </w:pPr>
-      <w:r>
-        <w:t xml:space="preserve">Wickham, H. 2016. ggplot2:</w:t>
-      </w:r>
-      <w:r>
-        <w:t xml:space="preserve"> </w:t>
-      </w:r>
-      <w:r>
-        <w:t xml:space="preserve">E</w:t>
-      </w:r>
-      <w:r>
-        <w:t xml:space="preserve">legant graphics for data analysis. Springer, New York.</w:t>
-      </w:r>
-    </w:p>
-    <w:bookmarkEnd w:id="74"/>
-    <w:bookmarkStart w:id="75" w:name="ref-winkler1987"/>
+      <w:bookmarkStart w:id="55" w:name="ref-wickham2016"/>
+      <w:bookmarkEnd w:id="54"/>
+      <w:r>
+        <w:t>Wickham, H. 2016. ggplot2: Elegant graphics for data analysis. Springer, New York.</w:t>
+      </w:r>
+    </w:p>
     <w:p>
       <w:pPr>
         <w:pStyle w:val="Bibliography"/>
       </w:pPr>
-      <w:r>
-        <w:t xml:space="preserve">Winkler, D. W., and K. Wallin. 1987. Offspring size and number: A life history model linking effort per offspring and total effort. Am Nat 129:708–720.</w:t>
-      </w:r>
-    </w:p>
-    <w:bookmarkEnd w:id="75"/>
-    <w:bookmarkStart w:id="76" w:name="ref-yanagi2006"/>
+      <w:bookmarkStart w:id="56" w:name="ref-winkler1987"/>
+      <w:bookmarkEnd w:id="55"/>
+      <w:r>
+        <w:lastRenderedPageBreak/>
+        <w:t>Winkler, D. W., and K. Wallin. 1987. Offspring size and number: A life history model linking effort per offspring and total effort. Am Nat 129:708–720.</w:t>
+      </w:r>
+    </w:p>
     <w:p>
       <w:pPr>
         <w:pStyle w:val="Bibliography"/>
       </w:pPr>
-      <w:r>
-        <w:t xml:space="preserve">Yanagi, S., T. Oikawa, and T. Miyatake. 2006. Heritability and genetic correlation estimates for egg size and number in callosobruchus chinensis (coleoptera: bruchidae). Ann Entomol Soc Am 99:364–368.</w:t>
-      </w:r>
-    </w:p>
-    <w:bookmarkEnd w:id="76"/>
-    <w:bookmarkStart w:id="77" w:name="ref-yosef2008"/>
+      <w:bookmarkStart w:id="57" w:name="ref-yanagi2006"/>
+      <w:bookmarkEnd w:id="56"/>
+      <w:r>
+        <w:t>Yanagi, S., T. Oikawa, and T. Miyatake. 2006. Heritability and genetic correlation estimates for egg size and number in callosobruchus chinensis (coleoptera: bruchidae). Ann Entomol Soc Am 99:364–368.</w:t>
+      </w:r>
+    </w:p>
     <w:p>
       <w:pPr>
         <w:pStyle w:val="Bibliography"/>
       </w:pPr>
-      <w:r>
-        <w:t xml:space="preserve">Yosef, R., and P. Zduniak. 2008. Variation in clutch size, egg size variability and reproductive output in the desert finch (rhodospiza obsoleta). J Arid Environ 72:1631–1635.</w:t>
-      </w:r>
-    </w:p>
-    <w:bookmarkEnd w:id="77"/>
-    <w:bookmarkEnd w:id="78"/>
+      <w:bookmarkStart w:id="58" w:name="ref-yosef2008"/>
+      <w:bookmarkEnd w:id="57"/>
+      <w:r>
+        <w:t>Yosef, R., and P. Zduniak. 2008. Variation in clutch size, egg size variability and reproductive output in the desert finch (rhodospiza obsoleta). J Arid Environ 72:1631–1635.</w:t>
+      </w:r>
+    </w:p>
+    <w:bookmarkEnd w:id="18"/>
+    <w:bookmarkEnd w:id="58"/>
     <w:p>
       <w:pPr>
         <w:pStyle w:val="BodyText"/>
       </w:pPr>
       <w:r>
-        <w:t xml:space="preserve">—– end of section:</w:t>
+        <w:t>—– end of section:</w:t>
       </w:r>
     </w:p>
     <w:p>
@@ -2687,45 +2118,51 @@
         <w:pStyle w:val="BodyText"/>
       </w:pPr>
       <w:r>
-        <w:t xml:space="preserve">##Figures</w:t>
+        <w:t>##Figures</w:t>
       </w:r>
     </w:p>
     <w:tbl>
       <w:tblPr>
         <w:tblStyle w:val="Table"/>
-        <w:tblW w:type="pct" w:w="5000"/>
+        <w:tblW w:w="5000" w:type="pct"/>
         <w:tblLayout w:type="fixed"/>
-        <w:tblLook w:firstRow="0" w:lastRow="0" w:firstColumn="0" w:lastColumn="0" w:noHBand="0" w:noVBand="0" w:val="0000"/>
+        <w:tblLook w:val="0000" w:firstRow="0" w:lastRow="0" w:firstColumn="0" w:lastColumn="0" w:noHBand="0" w:noVBand="0"/>
       </w:tblPr>
       <w:tblGrid>
-        <w:gridCol w:w="7920"/>
+        <w:gridCol w:w="9620"/>
       </w:tblGrid>
       <w:tr>
         <w:tc>
-          <w:tcPr/>
-          <w:bookmarkStart w:id="82" w:name="fig-one"/>
+          <w:tcPr>
+            <w:tcW w:w="7920" w:type="dxa"/>
+          </w:tcPr>
           <w:p>
             <w:pPr>
               <w:pStyle w:val="Compact"/>
               <w:jc w:val="center"/>
             </w:pPr>
+            <w:bookmarkStart w:id="59" w:name="fig-one"/>
             <w:r>
+              <w:rPr>
+                <w:noProof/>
+              </w:rPr>
               <w:drawing>
-                <wp:inline>
+                <wp:inline distT="0" distB="0" distL="0" distR="0" wp14:anchorId="42195042" wp14:editId="6028C75F">
                   <wp:extent cx="3810000" cy="2540000"/>
-                  <wp:effectExtent b="0" l="0" r="0" t="0"/>
-                  <wp:docPr descr="" title="" id="80" name="Picture"/>
-                  <a:graphic>
+                  <wp:effectExtent l="0" t="0" r="0" b="0"/>
+                  <wp:docPr id="80" name="Picture"/>
+                  <wp:cNvGraphicFramePr/>
+                  <a:graphic xmlns:a="http://schemas.openxmlformats.org/drawingml/2006/main">
                     <a:graphicData uri="http://schemas.openxmlformats.org/drawingml/2006/picture">
-                      <pic:pic>
+                      <pic:pic xmlns:pic="http://schemas.openxmlformats.org/drawingml/2006/picture">
                         <pic:nvPicPr>
-                          <pic:cNvPr descr="figure_1.jpg" id="81" name="Picture"/>
+                          <pic:cNvPr id="81" name="Picture" descr="figure_1.jpg"/>
                           <pic:cNvPicPr>
-                            <a:picLocks noChangeArrowheads="1" noChangeAspect="1"/>
+                            <a:picLocks noChangeAspect="1" noChangeArrowheads="1"/>
                           </pic:cNvPicPr>
                         </pic:nvPicPr>
                         <pic:blipFill>
-                          <a:blip r:embed="rId79"/>
+                          <a:blip r:embed="rId9"/>
                           <a:stretch>
                             <a:fillRect/>
                           </a:stretch>
@@ -2754,83 +2191,75 @@
           </w:p>
           <w:p>
             <w:pPr>
-              <w:jc w:val="center"/>
-            </w:pPr>
-            <w:pPr>
-              <w:jc w:val="left"/>
+              <w:pStyle w:val="ImageCaption"/>
               <w:spacing w:before="200"/>
-              <w:pStyle w:val="ImageCaption"/>
             </w:pPr>
             <w:r>
-              <w:t xml:space="preserve">Figure 1: Relationship between mean egg number per female and mean egg size per female. Each point represents a single female (average of both clutches). The solid black line shows the posterior mean regression from the within–between mixed-effects model,</w:t>
-            </w:r>
-            <w:r>
-              <w:t xml:space="preserve"> </w:t>
-            </w:r>
-            <w:r>
-              <w:t xml:space="preserve">and the shaded ribbon represents the 95% credible interval of the fitted relationship. The slope reflects the between-female effect (</w:t>
+              <w:t>Figure 1: Relationship between mean egg number per female and mean egg size per female. Each point represents a single female (average of both clutches). The solid black line shows the posterior mean regression from the within–between mixed-effects model, and the shaded ribbon represents the 95% credible interval of the fitted relationship. The slope reflects the between-female effect (</w:t>
             </w:r>
             <m:oMath>
               <m:sSub>
+                <m:sSubPr>
+                  <m:ctrlPr>
+                    <w:rPr>
+                      <w:rFonts w:ascii="Cambria Math" w:hAnsi="Cambria Math"/>
+                    </w:rPr>
+                  </m:ctrlPr>
+                </m:sSubPr>
                 <m:e>
                   <m:r>
+                    <w:rPr>
+                      <w:rFonts w:ascii="Cambria Math" w:hAnsi="Cambria Math"/>
+                    </w:rPr>
                     <m:t>β</m:t>
                   </m:r>
                 </m:e>
                 <m:sub>
                   <m:r>
+                    <w:rPr>
+                      <w:rFonts w:ascii="Cambria Math" w:hAnsi="Cambria Math"/>
+                    </w:rPr>
                     <m:t>B</m:t>
                   </m:r>
                 </m:sub>
               </m:sSub>
             </m:oMath>
             <w:r>
-              <w:t xml:space="preserve"> </w:t>
-            </w:r>
-            <w:r>
-              <w:t xml:space="preserve">= -0.0039, 95% CrI [-0.0076, -0.0001]), indicating whether females that produce more eggs on average lay larger or smaller eggs. This relationship corresponds to the Pearson correlation calculated among female means (</w:t>
+              <w:t xml:space="preserve"> = -0.0039, 95% CrI [-0.0076, -0.0001]), indicating whether females that produce more eggs on average lay larger or smaller eggs. This relationship corresponds to the Pearson correlation calculated among female means (</w:t>
             </w:r>
             <m:oMath>
               <m:sSub>
+                <m:sSubPr>
+                  <m:ctrlPr>
+                    <w:rPr>
+                      <w:rFonts w:ascii="Cambria Math" w:hAnsi="Cambria Math"/>
+                    </w:rPr>
+                  </m:ctrlPr>
+                </m:sSubPr>
                 <m:e>
                   <m:r>
+                    <w:rPr>
+                      <w:rFonts w:ascii="Cambria Math" w:hAnsi="Cambria Math"/>
+                    </w:rPr>
                     <m:t>r</m:t>
                   </m:r>
                 </m:e>
                 <m:sub>
                   <m:r>
-                    <m:t>b</m:t>
-                  </m:r>
-                  <m:r>
-                    <m:t>e</m:t>
-                  </m:r>
-                  <m:r>
-                    <m:t>t</m:t>
-                  </m:r>
-                  <m:r>
-                    <m:t>w</m:t>
-                  </m:r>
-                  <m:r>
-                    <m:t>e</m:t>
-                  </m:r>
-                  <m:r>
-                    <m:t>e</m:t>
-                  </m:r>
-                  <m:r>
-                    <m:t>n</m:t>
+                    <w:rPr>
+                      <w:rFonts w:ascii="Cambria Math" w:hAnsi="Cambria Math"/>
+                    </w:rPr>
+                    <m:t>between</m:t>
                   </m:r>
                 </m:sub>
               </m:sSub>
             </m:oMath>
             <w:r>
-              <w:t xml:space="preserve"> </w:t>
-            </w:r>
-            <w:r>
-              <w:t xml:space="preserve">= -0.31, 95% CI [-0.55, -0.02]).</w:t>
+              <w:t xml:space="preserve"> = -0.31, 95% CI [-0.55, -0.02]).</w:t>
             </w:r>
           </w:p>
-          <w:bookmarkEnd w:id="82"/>
         </w:tc>
+        <w:bookmarkEnd w:id="59"/>
       </w:tr>
     </w:tbl>
     <w:p>
@@ -2844,39 +2273,46 @@
     <w:tbl>
       <w:tblPr>
         <w:tblStyle w:val="Table"/>
-        <w:tblW w:type="pct" w:w="5000"/>
+        <w:tblW w:w="5000" w:type="pct"/>
         <w:tblLayout w:type="fixed"/>
-        <w:tblLook w:firstRow="0" w:lastRow="0" w:firstColumn="0" w:lastColumn="0" w:noHBand="0" w:noVBand="0" w:val="0000"/>
+        <w:tblLook w:val="0000" w:firstRow="0" w:lastRow="0" w:firstColumn="0" w:lastColumn="0" w:noHBand="0" w:noVBand="0"/>
       </w:tblPr>
       <w:tblGrid>
-        <w:gridCol w:w="7920"/>
+        <w:gridCol w:w="9620"/>
       </w:tblGrid>
       <w:tr>
         <w:tc>
-          <w:tcPr/>
-          <w:bookmarkStart w:id="86" w:name="fig-two"/>
+          <w:tcPr>
+            <w:tcW w:w="7920" w:type="dxa"/>
+          </w:tcPr>
           <w:p>
             <w:pPr>
               <w:pStyle w:val="Compact"/>
               <w:jc w:val="center"/>
             </w:pPr>
+            <w:bookmarkStart w:id="60" w:name="fig-two"/>
             <w:r>
+              <w:rPr>
+                <w:noProof/>
+              </w:rPr>
+              <w:lastRenderedPageBreak/>
               <w:drawing>
-                <wp:inline>
+                <wp:inline distT="0" distB="0" distL="0" distR="0" wp14:anchorId="177567B9" wp14:editId="0E18E061">
                   <wp:extent cx="3810000" cy="2540000"/>
-                  <wp:effectExtent b="0" l="0" r="0" t="0"/>
-                  <wp:docPr descr="" title="" id="84" name="Picture"/>
-                  <a:graphic>
+                  <wp:effectExtent l="0" t="0" r="0" b="0"/>
+                  <wp:docPr id="84" name="Picture"/>
+                  <wp:cNvGraphicFramePr/>
+                  <a:graphic xmlns:a="http://schemas.openxmlformats.org/drawingml/2006/main">
                     <a:graphicData uri="http://schemas.openxmlformats.org/drawingml/2006/picture">
-                      <pic:pic>
+                      <pic:pic xmlns:pic="http://schemas.openxmlformats.org/drawingml/2006/picture">
                         <pic:nvPicPr>
-                          <pic:cNvPr descr="figure_2.jpg" id="85" name="Picture"/>
+                          <pic:cNvPr id="85" name="Picture" descr="figure_2.jpg"/>
                           <pic:cNvPicPr>
-                            <a:picLocks noChangeArrowheads="1" noChangeAspect="1"/>
+                            <a:picLocks noChangeAspect="1" noChangeArrowheads="1"/>
                           </pic:cNvPicPr>
                         </pic:nvPicPr>
                         <pic:blipFill>
-                          <a:blip r:embed="rId83"/>
+                          <a:blip r:embed="rId10"/>
                           <a:stretch>
                             <a:fillRect/>
                           </a:stretch>
@@ -2905,70 +2341,57 @@
           </w:p>
           <w:p>
             <w:pPr>
-              <w:jc w:val="center"/>
-            </w:pPr>
-            <w:pPr>
-              <w:jc w:val="left"/>
+              <w:pStyle w:val="ImageCaption"/>
               <w:spacing w:before="200"/>
-              <w:pStyle w:val="ImageCaption"/>
             </w:pPr>
             <w:r>
-              <w:t xml:space="preserve">Figure 2: Within-female residual relationship between egg number and egg size from a multivariate Bayesian model. Points show posterior mean residuals for egg number and mean egg size for each clutch (n=82), extracted from a multivariate Gaussian</w:t>
+              <w:t xml:space="preserve">Figure 2: Within-female residual relationship between egg number and egg size from a multivariate Bayesian model. Points show posterior mean residuals for egg number and mean egg size for each clutch (n=82), extracted from a multivariate Gaussian </w:t>
             </w:r>
             <w:r>
-              <w:t xml:space="preserve"> </w:t>
+              <w:rPr>
+                <w:i/>
+                <w:iCs/>
+              </w:rPr>
+              <w:t>brms</w:t>
             </w:r>
             <w:r>
+              <w:t xml:space="preserve"> model fitted with correlated residuals (</w:t>
+            </w:r>
+            <w:r>
+              <w:rPr>
+                <w:rStyle w:val="VerbatimChar"/>
+              </w:rPr>
+              <w:t>set_rescor(TRUE)</w:t>
+            </w:r>
+            <w:r>
+              <w:t xml:space="preserve">). Residuals therefore represent variation remaining after accounting for the random effects specified in </w:t>
+            </w:r>
+            <w:r>
+              <w:rPr>
+                <w:b/>
+                <w:bCs/>
+              </w:rPr>
+              <w:t>?@eq-residual</w:t>
+            </w:r>
+            <w:r>
+              <w:t>, isolating within-female covariance between traits. The solid black line shows the linear regression fit to the residual values for visualization. The shallow slope is consistent with the posterior residual correlation estimated by the model (</w:t>
+            </w:r>
+            <w:r>
               <w:rPr>
                 <w:i/>
                 <w:iCs/>
               </w:rPr>
-              <w:t xml:space="preserve">brms</w:t>
+              <w:t>r</w:t>
             </w:r>
             <w:r>
-              <w:t xml:space="preserve"> </w:t>
+              <w:t xml:space="preserve"> = 0.0066 [-0.2018, 0.2299]), indicating little evidence for a within-female trade-off </w:t>
             </w:r>
             <w:r>
-              <w:t xml:space="preserve">model fitted with correlated residuals (</w:t>
-            </w:r>
-            <w:r>
-              <w:rPr>
-                <w:rStyle w:val="VerbatimChar"/>
-              </w:rPr>
-              <w:t xml:space="preserve">set_rescor(TRUE)</w:t>
-            </w:r>
-            <w:r>
-              <w:t xml:space="preserve">). Residuals therefore represent variation remaining after accounting for the random effects specified in</w:t>
-            </w:r>
-            <w:r>
-              <w:t xml:space="preserve"> </w:t>
-            </w:r>
-            <w:r>
-              <w:rPr>
-                <w:b/>
-                <w:bCs/>
-              </w:rPr>
-              <w:t xml:space="preserve">?@eq-residual</w:t>
-            </w:r>
-            <w:r>
-              <w:t xml:space="preserve">, isolating within-female covariance between traits. The solid black line shows the linear regression fit to the residual values for visualization. The shallow slope is consistent with the posterior residual correlation estimated by the model (</w:t>
-            </w:r>
-            <w:r>
-              <w:rPr>
-                <w:i/>
-                <w:iCs/>
-              </w:rPr>
-              <w:t xml:space="preserve">r</w:t>
-            </w:r>
-            <w:r>
-              <w:t xml:space="preserve"> </w:t>
-            </w:r>
-            <w:r>
-              <w:t xml:space="preserve">= 0.0066 [-0.2018, 0.2299]), indicating little evidence for a within-female trade-off between egg number and egg size.</w:t>
+              <w:t>between egg number and egg size.</w:t>
             </w:r>
           </w:p>
-          <w:bookmarkEnd w:id="86"/>
         </w:tc>
+        <w:bookmarkEnd w:id="60"/>
       </w:tr>
     </w:tbl>
     <w:p>
@@ -2982,39 +2405,46 @@
     <w:tbl>
       <w:tblPr>
         <w:tblStyle w:val="Table"/>
-        <w:tblW w:type="pct" w:w="5000"/>
+        <w:tblW w:w="5000" w:type="pct"/>
         <w:tblLayout w:type="fixed"/>
-        <w:tblLook w:firstRow="0" w:lastRow="0" w:firstColumn="0" w:lastColumn="0" w:noHBand="0" w:noVBand="0" w:val="0000"/>
+        <w:tblLook w:val="0000" w:firstRow="0" w:lastRow="0" w:firstColumn="0" w:lastColumn="0" w:noHBand="0" w:noVBand="0"/>
       </w:tblPr>
       <w:tblGrid>
-        <w:gridCol w:w="7920"/>
+        <w:gridCol w:w="9620"/>
       </w:tblGrid>
       <w:tr>
         <w:tc>
-          <w:tcPr/>
-          <w:bookmarkStart w:id="90" w:name="fig-three"/>
+          <w:tcPr>
+            <w:tcW w:w="7920" w:type="dxa"/>
+          </w:tcPr>
           <w:p>
             <w:pPr>
               <w:pStyle w:val="Compact"/>
               <w:jc w:val="center"/>
             </w:pPr>
+            <w:bookmarkStart w:id="61" w:name="fig-three"/>
             <w:r>
+              <w:rPr>
+                <w:noProof/>
+              </w:rPr>
+              <w:lastRenderedPageBreak/>
               <w:drawing>
-                <wp:inline>
+                <wp:inline distT="0" distB="0" distL="0" distR="0" wp14:anchorId="6B64973E" wp14:editId="0D0B1399">
                   <wp:extent cx="3810000" cy="2540000"/>
-                  <wp:effectExtent b="0" l="0" r="0" t="0"/>
-                  <wp:docPr descr="" title="" id="88" name="Picture"/>
-                  <a:graphic>
+                  <wp:effectExtent l="0" t="0" r="0" b="0"/>
+                  <wp:docPr id="88" name="Picture"/>
+                  <wp:cNvGraphicFramePr/>
+                  <a:graphic xmlns:a="http://schemas.openxmlformats.org/drawingml/2006/main">
                     <a:graphicData uri="http://schemas.openxmlformats.org/drawingml/2006/picture">
-                      <pic:pic>
+                      <pic:pic xmlns:pic="http://schemas.openxmlformats.org/drawingml/2006/picture">
                         <pic:nvPicPr>
-                          <pic:cNvPr descr="figure_3.jpg" id="89" name="Picture"/>
+                          <pic:cNvPr id="89" name="Picture" descr="figure_3.jpg"/>
                           <pic:cNvPicPr>
-                            <a:picLocks noChangeArrowheads="1" noChangeAspect="1"/>
+                            <a:picLocks noChangeAspect="1" noChangeArrowheads="1"/>
                           </pic:cNvPicPr>
                         </pic:nvPicPr>
                         <pic:blipFill>
-                          <a:blip r:embed="rId87"/>
+                          <a:blip r:embed="rId11"/>
                           <a:stretch>
                             <a:fillRect/>
                           </a:stretch>
@@ -3043,19 +2473,18 @@
           </w:p>
           <w:p>
             <w:pPr>
-              <w:jc w:val="center"/>
-            </w:pPr>
-            <w:pPr>
-              <w:jc w:val="left"/>
+              <w:pStyle w:val="ImageCaption"/>
               <w:spacing w:before="200"/>
-              <w:pStyle w:val="ImageCaption"/>
             </w:pPr>
             <w:r>
-              <w:t xml:space="preserve">Figure 3: Mean egg size plotted against within-female deviation in egg number (clutch size minus each female’s mean). Points represent individual clutches, and thin gray lines connect successive clutches from the same female. The solid black line shows the posterior mean population-level effect of within-female egg-number deviation estimated from the mixed-effects model. The shaded ribbon represents the 95% credible interval of the posterior expected value (random effects excluded). Positive values on the x-axis indicate broods in which a female laid more eggs than her average, whereas negative values indicate broods with fewer eggs than her average. Note that second clutches (blue points) tend to negatively deviate from zero whereas first clutches (salmon points) tend to positively deviate from zero. The slope of the population-level line reflects the estimated within-female plastic response of egg size to changes in egg number 0.</w:t>
+              <w:t>Figure 3: Mean egg size plotted against within-female deviation in egg number (clutch size minus each female’s mean). Points represent individual clutches, and thin gray lines connect successive clutches from the same female. The solid black line shows the posterior mean population-level effect of within-female egg-number deviation estimated from the mixed-effects model. The shaded ribbon represents the 95% credible interval of the posterior expected value (random effects excluded). Positive values on the x</w:t>
+            </w:r>
+            <w:r>
+              <w:t>-axis indicate broods in which a female laid more eggs than her average, whereas negative values indicate broods with fewer eggs than her average. Note that second clutches (blue points) tend to negatively deviate from zero whereas first clutches (salmon points) tend to positively deviate from zero. The slope of the population-level line reflects the estimated within-female plastic response of egg size to changes in egg number 0.</w:t>
             </w:r>
           </w:p>
-          <w:bookmarkEnd w:id="90"/>
         </w:tc>
+        <w:bookmarkEnd w:id="61"/>
       </w:tr>
     </w:tbl>
     <w:p>
@@ -3069,39 +2498,46 @@
     <w:tbl>
       <w:tblPr>
         <w:tblStyle w:val="Table"/>
-        <w:tblW w:type="pct" w:w="5000"/>
+        <w:tblW w:w="5000" w:type="pct"/>
         <w:tblLayout w:type="fixed"/>
-        <w:tblLook w:firstRow="0" w:lastRow="0" w:firstColumn="0" w:lastColumn="0" w:noHBand="0" w:noVBand="0" w:val="0000"/>
+        <w:tblLook w:val="0000" w:firstRow="0" w:lastRow="0" w:firstColumn="0" w:lastColumn="0" w:noHBand="0" w:noVBand="0"/>
       </w:tblPr>
       <w:tblGrid>
-        <w:gridCol w:w="7920"/>
+        <w:gridCol w:w="9620"/>
       </w:tblGrid>
       <w:tr>
         <w:tc>
-          <w:tcPr/>
-          <w:bookmarkStart w:id="94" w:name="fig-four"/>
+          <w:tcPr>
+            <w:tcW w:w="7920" w:type="dxa"/>
+          </w:tcPr>
           <w:p>
             <w:pPr>
               <w:pStyle w:val="Compact"/>
               <w:jc w:val="center"/>
             </w:pPr>
+            <w:bookmarkStart w:id="62" w:name="fig-four"/>
             <w:r>
+              <w:rPr>
+                <w:noProof/>
+              </w:rPr>
+              <w:lastRenderedPageBreak/>
               <w:drawing>
-                <wp:inline>
+                <wp:inline distT="0" distB="0" distL="0" distR="0" wp14:anchorId="7CFB819C" wp14:editId="57A8443E">
                   <wp:extent cx="3810000" cy="2540000"/>
-                  <wp:effectExtent b="0" l="0" r="0" t="0"/>
-                  <wp:docPr descr="" title="" id="92" name="Picture"/>
-                  <a:graphic>
+                  <wp:effectExtent l="0" t="0" r="0" b="0"/>
+                  <wp:docPr id="92" name="Picture"/>
+                  <wp:cNvGraphicFramePr/>
+                  <a:graphic xmlns:a="http://schemas.openxmlformats.org/drawingml/2006/main">
                     <a:graphicData uri="http://schemas.openxmlformats.org/drawingml/2006/picture">
-                      <pic:pic>
+                      <pic:pic xmlns:pic="http://schemas.openxmlformats.org/drawingml/2006/picture">
                         <pic:nvPicPr>
-                          <pic:cNvPr descr="figure_4.jpg" id="93" name="Picture"/>
+                          <pic:cNvPr id="93" name="Picture" descr="figure_4.jpg"/>
                           <pic:cNvPicPr>
-                            <a:picLocks noChangeArrowheads="1" noChangeAspect="1"/>
+                            <a:picLocks noChangeAspect="1" noChangeArrowheads="1"/>
                           </pic:cNvPicPr>
                         </pic:nvPicPr>
                         <pic:blipFill>
-                          <a:blip r:embed="rId91"/>
+                          <a:blip r:embed="rId12"/>
                           <a:stretch>
                             <a:fillRect/>
                           </a:stretch>
@@ -3130,29 +2566,29 @@
           </w:p>
           <w:p>
             <w:pPr>
-              <w:jc w:val="center"/>
-            </w:pPr>
-            <w:pPr>
-              <w:jc w:val="left"/>
+              <w:pStyle w:val="ImageCaption"/>
               <w:spacing w:before="200"/>
-              <w:pStyle w:val="ImageCaption"/>
             </w:pPr>
             <w:r>
-              <w:t xml:space="preserve">Figure 4: Clutch-specific variance components of egg size. (a) Between-female variance in egg size for first and second clutches, estimated from a hierarchical Bayesian model with clutch-specific female effects. (b) Within-clutch (egg-to-egg) variance for first and second clutches. Grey points represent posterior draws, black points indicate posterior medians, and vertical lines denote 95% credible intervals. Between-female variance did not differ clearly between clutches, whereas within-clutch variance was greater in second clutches.</w:t>
+              <w:t>Figure 4: Clutch-specific variance components of egg size. (a) Between-female variance in egg size for first and second clutches, estimated from a hierarchical Bayesian model with clutch-specific female effects. (b) Within-clutch (egg-to-egg) variance for first and second clutches. Grey points represent posterior draws, black points indicate posterior medians, and vertical lines denote 95% credible intervals. Between-female variance did not differ clearly between clutches, whereas within-clutch variance was</w:t>
+            </w:r>
+            <w:r>
+              <w:t xml:space="preserve"> greater in second clutches.</w:t>
             </w:r>
           </w:p>
-          <w:bookmarkEnd w:id="94"/>
         </w:tc>
+        <w:bookmarkEnd w:id="62"/>
       </w:tr>
+      <w:bookmarkEnd w:id="16"/>
     </w:tbl>
-    <w:bookmarkEnd w:id="95"/>
+    <w:p/>
     <w:sectPr>
-      <w:headerReference r:id="rId10" w:type="even"/>
-      <w:headerReference r:id="rId9" w:type="default"/>
-      <w:footerReference r:id="rId12" w:type="even"/>
-      <w:footerReference r:id="rId11" w:type="default"/>
-      <w:pgSz w:h="15840" w:w="12240"/>
-      <w:pgMar w:bottom="2024" w:footer="737" w:gutter="0" w:header="737" w:left="1418" w:right="1418" w:top="1531"/>
+      <w:headerReference w:type="even" r:id="rId13"/>
+      <w:headerReference w:type="default" r:id="rId14"/>
+      <w:footerReference w:type="even" r:id="rId15"/>
+      <w:footerReference w:type="default" r:id="rId16"/>
+      <w:pgSz w:w="12240" w:h="15840"/>
+      <w:pgMar w:top="1531" w:right="1418" w:bottom="2024" w:left="1418" w:header="737" w:footer="737" w:gutter="0"/>
       <w:lnNumType w:countBy="1" w:restart="continuous"/>
       <w:cols w:space="720"/>
       <w:docGrid w:linePitch="326"/>
@@ -3161,8 +2597,29 @@
 </w:document>
 </file>
 
-<file path=word/comments.xml><?xml version="1.0" encoding="utf-8"?>
-<w:comments xmlns:w="http://schemas.openxmlformats.org/wordprocessingml/2006/main" xmlns:m="http://schemas.openxmlformats.org/officeDocument/2006/math" xmlns:r="http://schemas.openxmlformats.org/officeDocument/2006/relationships" xmlns:o="urn:schemas-microsoft-com:office:office" xmlns:v="urn:schemas-microsoft-com:vml" xmlns:w10="urn:schemas-microsoft-com:office:word" xmlns:a="http://schemas.openxmlformats.org/drawingml/2006/main" xmlns:pic="http://schemas.openxmlformats.org/drawingml/2006/picture" xmlns:wp="http://schemas.openxmlformats.org/drawingml/2006/wordprocessingDrawing"/>
+<file path=word/endnotes.xml><?xml version="1.0" encoding="utf-8"?>
+<w:endnotes xmlns:wpc="http://schemas.microsoft.com/office/word/2010/wordprocessingCanvas" xmlns:cx="http://schemas.microsoft.com/office/drawing/2014/chartex" xmlns:cx1="http://schemas.microsoft.com/office/drawing/2015/9/8/chartex" xmlns:cx2="http://schemas.microsoft.com/office/drawing/2015/10/21/chartex" xmlns:cx3="http://schemas.microsoft.com/office/drawing/2016/5/9/chartex" xmlns:cx4="http://schemas.microsoft.com/office/drawing/2016/5/10/chartex" xmlns:cx5="http://schemas.microsoft.com/office/drawing/2016/5/11/chartex" xmlns:cx6="http://schemas.microsoft.com/office/drawing/2016/5/12/chartex" xmlns:cx7="http://schemas.microsoft.com/office/drawing/2016/5/13/chartex" xmlns:cx8="http://schemas.microsoft.com/office/drawing/2016/5/14/chartex" xmlns:mc="http://schemas.openxmlformats.org/markup-compatibility/2006" xmlns:aink="http://schemas.microsoft.com/office/drawing/2016/ink" xmlns:am3d="http://schemas.microsoft.com/office/drawing/2017/model3d" xmlns:o="urn:schemas-microsoft-com:office:office" xmlns:oel="http://schemas.microsoft.com/office/2019/extlst" xmlns:r="http://schemas.openxmlformats.org/officeDocument/2006/relationships" xmlns:m="http://schemas.openxmlformats.org/officeDocument/2006/math" xmlns:v="urn:schemas-microsoft-com:vml" xmlns:wp14="http://schemas.microsoft.com/office/word/2010/wordprocessingDrawing" xmlns:wp="http://schemas.openxmlformats.org/drawingml/2006/wordprocessingDrawing" xmlns:w10="urn:schemas-microsoft-com:office:word" xmlns:w="http://schemas.openxmlformats.org/wordprocessingml/2006/main" xmlns:w14="http://schemas.microsoft.com/office/word/2010/wordml" xmlns:w15="http://schemas.microsoft.com/office/word/2012/wordml" xmlns:w16cex="http://schemas.microsoft.com/office/word/2018/wordml/cex" xmlns:w16cid="http://schemas.microsoft.com/office/word/2016/wordml/cid" xmlns:w16="http://schemas.microsoft.com/office/word/2018/wordml" xmlns:w16du="http://schemas.microsoft.com/office/word/2023/wordml/word16du" xmlns:w16sdtdh="http://schemas.microsoft.com/office/word/2020/wordml/sdtdatahash" xmlns:w16sdtfl="http://schemas.microsoft.com/office/word/2024/wordml/sdtformatlock" xmlns:w16se="http://schemas.microsoft.com/office/word/2015/wordml/symex" xmlns:wpg="http://schemas.microsoft.com/office/word/2010/wordprocessingGroup" xmlns:wpi="http://schemas.microsoft.com/office/word/2010/wordprocessingInk" xmlns:wne="http://schemas.microsoft.com/office/word/2006/wordml" xmlns:wps="http://schemas.microsoft.com/office/word/2010/wordprocessingShape" mc:Ignorable="w14 w15 w16se w16cid w16 w16cex w16sdtdh w16sdtfl w16du wp14">
+  <w:endnote w:type="separator" w:id="-1">
+    <w:p>
+      <w:pPr>
+        <w:spacing w:after="0"/>
+      </w:pPr>
+      <w:r>
+        <w:separator/>
+      </w:r>
+    </w:p>
+  </w:endnote>
+  <w:endnote w:type="continuationSeparator" w:id="0">
+    <w:p>
+      <w:pPr>
+        <w:spacing w:after="0"/>
+      </w:pPr>
+      <w:r>
+        <w:continuationSeparator/>
+      </w:r>
+    </w:p>
+  </w:endnote>
+</w:endnotes>
 </file>
 
 <file path=word/footer1.xml><?xml version="1.0" encoding="utf-8"?>
@@ -3293,18 +2750,24 @@
 </file>
 
 <file path=word/footnotes.xml><?xml version="1.0" encoding="utf-8"?>
-<w:footnotes xmlns:w="http://schemas.openxmlformats.org/wordprocessingml/2006/main" xmlns:m="http://schemas.openxmlformats.org/officeDocument/2006/math" xmlns:r="http://schemas.openxmlformats.org/officeDocument/2006/relationships" xmlns:o="urn:schemas-microsoft-com:office:office" xmlns:v="urn:schemas-microsoft-com:vml" xmlns:w10="urn:schemas-microsoft-com:office:word" xmlns:a="http://schemas.openxmlformats.org/drawingml/2006/main" xmlns:pic="http://schemas.openxmlformats.org/drawingml/2006/picture" xmlns:wp="http://schemas.openxmlformats.org/drawingml/2006/wordprocessingDrawing">
+<w:footnotes xmlns:wpc="http://schemas.microsoft.com/office/word/2010/wordprocessingCanvas" xmlns:cx="http://schemas.microsoft.com/office/drawing/2014/chartex" xmlns:cx1="http://schemas.microsoft.com/office/drawing/2015/9/8/chartex" xmlns:cx2="http://schemas.microsoft.com/office/drawing/2015/10/21/chartex" xmlns:cx3="http://schemas.microsoft.com/office/drawing/2016/5/9/chartex" xmlns:cx4="http://schemas.microsoft.com/office/drawing/2016/5/10/chartex" xmlns:cx5="http://schemas.microsoft.com/office/drawing/2016/5/11/chartex" xmlns:cx6="http://schemas.microsoft.com/office/drawing/2016/5/12/chartex" xmlns:cx7="http://schemas.microsoft.com/office/drawing/2016/5/13/chartex" xmlns:cx8="http://schemas.microsoft.com/office/drawing/2016/5/14/chartex" xmlns:mc="http://schemas.openxmlformats.org/markup-compatibility/2006" xmlns:aink="http://schemas.microsoft.com/office/drawing/2016/ink" xmlns:am3d="http://schemas.microsoft.com/office/drawing/2017/model3d" xmlns:o="urn:schemas-microsoft-com:office:office" xmlns:oel="http://schemas.microsoft.com/office/2019/extlst" xmlns:r="http://schemas.openxmlformats.org/officeDocument/2006/relationships" xmlns:m="http://schemas.openxmlformats.org/officeDocument/2006/math" xmlns:v="urn:schemas-microsoft-com:vml" xmlns:wp14="http://schemas.microsoft.com/office/word/2010/wordprocessingDrawing" xmlns:wp="http://schemas.openxmlformats.org/drawingml/2006/wordprocessingDrawing" xmlns:w10="urn:schemas-microsoft-com:office:word" xmlns:w="http://schemas.openxmlformats.org/wordprocessingml/2006/main" xmlns:w14="http://schemas.microsoft.com/office/word/2010/wordml" xmlns:w15="http://schemas.microsoft.com/office/word/2012/wordml" xmlns:w16cex="http://schemas.microsoft.com/office/word/2018/wordml/cex" xmlns:w16cid="http://schemas.microsoft.com/office/word/2016/wordml/cid" xmlns:w16="http://schemas.microsoft.com/office/word/2018/wordml" xmlns:w16du="http://schemas.microsoft.com/office/word/2023/wordml/word16du" xmlns:w16sdtdh="http://schemas.microsoft.com/office/word/2020/wordml/sdtdatahash" xmlns:w16sdtfl="http://schemas.microsoft.com/office/word/2024/wordml/sdtformatlock" xmlns:w16se="http://schemas.microsoft.com/office/word/2015/wordml/symex" xmlns:wpg="http://schemas.microsoft.com/office/word/2010/wordprocessingGroup" xmlns:wpi="http://schemas.microsoft.com/office/word/2010/wordprocessingInk" xmlns:wne="http://schemas.microsoft.com/office/word/2006/wordml" xmlns:wps="http://schemas.microsoft.com/office/word/2010/wordprocessingShape" mc:Ignorable="w14 w15 w16se w16cid w16 w16cex w16sdtdh w16sdtfl w16du wp14">
+  <w:footnote w:type="separator" w:id="-1">
+    <w:p>
+      <w:pPr>
+        <w:spacing w:after="0"/>
+      </w:pPr>
+      <w:r>
+        <w:separator/>
+      </w:r>
+    </w:p>
+  </w:footnote>
   <w:footnote w:type="continuationSeparator" w:id="0">
     <w:p>
+      <w:pPr>
+        <w:spacing w:after="0"/>
+      </w:pPr>
       <w:r>
         <w:continuationSeparator/>
-      </w:r>
-    </w:p>
-  </w:footnote>
-  <w:footnote w:type="separator" w:id="-1">
-    <w:p>
-      <w:r>
-        <w:separator/>
       </w:r>
     </w:p>
   </w:footnote>
@@ -3389,8 +2852,8 @@
 </file>
 
 <file path=word/numbering.xml><?xml version="1.0" encoding="utf-8"?>
-<w:numbering xmlns:aink="http://schemas.microsoft.com/office/drawing/2016/ink" xmlns:am3d="http://schemas.microsoft.com/office/drawing/2017/model3d" xmlns:cx="http://schemas.microsoft.com/office/drawing/2014/chartex" xmlns:cx1="http://schemas.microsoft.com/office/drawing/2015/9/8/chartex" xmlns:cx2="http://schemas.microsoft.com/office/drawing/2015/10/21/chartex" xmlns:cx3="http://schemas.microsoft.com/office/drawing/2016/5/9/chartex" xmlns:cx4="http://schemas.microsoft.com/office/drawing/2016/5/10/chartex" xmlns:cx5="http://schemas.microsoft.com/office/drawing/2016/5/11/chartex" xmlns:cx6="http://schemas.microsoft.com/office/drawing/2016/5/12/chartex" xmlns:cx7="http://schemas.microsoft.com/office/drawing/2016/5/13/chartex" xmlns:cx8="http://schemas.microsoft.com/office/drawing/2016/5/14/chartex" xmlns:m="http://schemas.openxmlformats.org/officeDocument/2006/math" xmlns:mc="http://schemas.openxmlformats.org/markup-compatibility/2006" xmlns:o="urn:schemas-microsoft-com:office:office" xmlns:oel="http://schemas.microsoft.com/office/2019/extlst" xmlns:r="http://schemas.openxmlformats.org/officeDocument/2006/relationships" xmlns:v="urn:schemas-microsoft-com:vml" xmlns:w="http://schemas.openxmlformats.org/wordprocessingml/2006/main" xmlns:w10="urn:schemas-microsoft-com:office:word" xmlns:w14="http://schemas.microsoft.com/office/word/2010/wordml" xmlns:w15="http://schemas.microsoft.com/office/word/2012/wordml" xmlns:w16="http://schemas.microsoft.com/office/word/2018/wordml" xmlns:w16cex="http://schemas.microsoft.com/office/word/2018/wordml/cex" xmlns:w16cid="http://schemas.microsoft.com/office/word/2016/wordml/cid" xmlns:w16du="http://schemas.microsoft.com/office/word/2023/wordml/word16du" xmlns:w16sdtdh="http://schemas.microsoft.com/office/word/2020/wordml/sdtdatahash" xmlns:w16sdtfl="http://schemas.microsoft.com/office/word/2024/wordml/sdtformatlock" xmlns:w16se="http://schemas.microsoft.com/office/word/2015/wordml/symex" xmlns:wne="http://schemas.microsoft.com/office/word/2006/wordml" xmlns:wp="http://schemas.openxmlformats.org/drawingml/2006/wordprocessingDrawing" xmlns:wp14="http://schemas.microsoft.com/office/word/2010/wordprocessingDrawing" xmlns:wpc="http://schemas.microsoft.com/office/word/2010/wordprocessingCanvas" xmlns:wpg="http://schemas.microsoft.com/office/word/2010/wordprocessingGroup" xmlns:wpi="http://schemas.microsoft.com/office/word/2010/wordprocessingInk" xmlns:wps="http://schemas.microsoft.com/office/word/2010/wordprocessingShape" mc:Ignorable="w14 w15 w16se w16cid w16 w16cex w16sdtdh w16sdtfl w16du wp14">
-  <w:abstractNum w15:restartNumberingAfterBreak="0" w:abstractNumId="0">
+<w:numbering xmlns:wpc="http://schemas.microsoft.com/office/word/2010/wordprocessingCanvas" xmlns:cx="http://schemas.microsoft.com/office/drawing/2014/chartex" xmlns:cx1="http://schemas.microsoft.com/office/drawing/2015/9/8/chartex" xmlns:cx2="http://schemas.microsoft.com/office/drawing/2015/10/21/chartex" xmlns:cx3="http://schemas.microsoft.com/office/drawing/2016/5/9/chartex" xmlns:cx4="http://schemas.microsoft.com/office/drawing/2016/5/10/chartex" xmlns:cx5="http://schemas.microsoft.com/office/drawing/2016/5/11/chartex" xmlns:cx6="http://schemas.microsoft.com/office/drawing/2016/5/12/chartex" xmlns:cx7="http://schemas.microsoft.com/office/drawing/2016/5/13/chartex" xmlns:cx8="http://schemas.microsoft.com/office/drawing/2016/5/14/chartex" xmlns:mc="http://schemas.openxmlformats.org/markup-compatibility/2006" xmlns:aink="http://schemas.microsoft.com/office/drawing/2016/ink" xmlns:am3d="http://schemas.microsoft.com/office/drawing/2017/model3d" xmlns:o="urn:schemas-microsoft-com:office:office" xmlns:oel="http://schemas.microsoft.com/office/2019/extlst" xmlns:r="http://schemas.openxmlformats.org/officeDocument/2006/relationships" xmlns:m="http://schemas.openxmlformats.org/officeDocument/2006/math" xmlns:v="urn:schemas-microsoft-com:vml" xmlns:wp14="http://schemas.microsoft.com/office/word/2010/wordprocessingDrawing" xmlns:wp="http://schemas.openxmlformats.org/drawingml/2006/wordprocessingDrawing" xmlns:w10="urn:schemas-microsoft-com:office:word" xmlns:w="http://schemas.openxmlformats.org/wordprocessingml/2006/main" xmlns:w14="http://schemas.microsoft.com/office/word/2010/wordml" xmlns:w15="http://schemas.microsoft.com/office/word/2012/wordml" xmlns:w16cex="http://schemas.microsoft.com/office/word/2018/wordml/cex" xmlns:w16cid="http://schemas.microsoft.com/office/word/2016/wordml/cid" xmlns:w16="http://schemas.microsoft.com/office/word/2018/wordml" xmlns:w16du="http://schemas.microsoft.com/office/word/2023/wordml/word16du" xmlns:w16sdtdh="http://schemas.microsoft.com/office/word/2020/wordml/sdtdatahash" xmlns:w16sdtfl="http://schemas.microsoft.com/office/word/2024/wordml/sdtformatlock" xmlns:w16se="http://schemas.microsoft.com/office/word/2015/wordml/symex" xmlns:wpg="http://schemas.microsoft.com/office/word/2010/wordprocessingGroup" xmlns:wpi="http://schemas.microsoft.com/office/word/2010/wordprocessingInk" xmlns:wne="http://schemas.microsoft.com/office/word/2006/wordml" xmlns:wps="http://schemas.microsoft.com/office/word/2010/wordprocessingShape" mc:Ignorable="w14 w15 w16se w16cid w16 w16cex w16sdtdh w16sdtfl w16du wp14">
+  <w:abstractNum w:abstractNumId="0" w15:restartNumberingAfterBreak="0">
     <w:nsid w:val="FFFFFF7C"/>
     <w:multiLevelType w:val="singleLevel"/>
     <w:tmpl w:val="BD5E45BC"/>
@@ -3401,13 +2864,13 @@
       <w:lvlJc w:val="left"/>
       <w:pPr>
         <w:tabs>
-          <w:tab w:pos="1492" w:val="num"/>
+          <w:tab w:val="num" w:pos="1492"/>
         </w:tabs>
-        <w:ind w:hanging="360" w:left="1492"/>
+        <w:ind w:left="1492" w:hanging="360"/>
       </w:pPr>
     </w:lvl>
   </w:abstractNum>
-  <w:abstractNum w15:restartNumberingAfterBreak="0" w:abstractNumId="1">
+  <w:abstractNum w:abstractNumId="1" w15:restartNumberingAfterBreak="0">
     <w:nsid w:val="FFFFFF7D"/>
     <w:multiLevelType w:val="singleLevel"/>
     <w:tmpl w:val="C25E26BA"/>
@@ -3418,13 +2881,13 @@
       <w:lvlJc w:val="left"/>
       <w:pPr>
         <w:tabs>
-          <w:tab w:pos="1209" w:val="num"/>
+          <w:tab w:val="num" w:pos="1209"/>
         </w:tabs>
-        <w:ind w:hanging="360" w:left="1209"/>
+        <w:ind w:left="1209" w:hanging="360"/>
       </w:pPr>
     </w:lvl>
   </w:abstractNum>
-  <w:abstractNum w15:restartNumberingAfterBreak="0" w:abstractNumId="2">
+  <w:abstractNum w:abstractNumId="2" w15:restartNumberingAfterBreak="0">
     <w:nsid w:val="FFFFFF7E"/>
     <w:multiLevelType w:val="singleLevel"/>
     <w:tmpl w:val="237EE0FA"/>
@@ -3435,13 +2898,13 @@
       <w:lvlJc w:val="left"/>
       <w:pPr>
         <w:tabs>
-          <w:tab w:pos="926" w:val="num"/>
+          <w:tab w:val="num" w:pos="926"/>
         </w:tabs>
-        <w:ind w:hanging="360" w:left="926"/>
+        <w:ind w:left="926" w:hanging="360"/>
       </w:pPr>
     </w:lvl>
   </w:abstractNum>
-  <w:abstractNum w15:restartNumberingAfterBreak="0" w:abstractNumId="3">
+  <w:abstractNum w:abstractNumId="3" w15:restartNumberingAfterBreak="0">
     <w:nsid w:val="FFFFFF7F"/>
     <w:multiLevelType w:val="singleLevel"/>
     <w:tmpl w:val="5D76EAF2"/>
@@ -3452,13 +2915,13 @@
       <w:lvlJc w:val="left"/>
       <w:pPr>
         <w:tabs>
-          <w:tab w:pos="643" w:val="num"/>
+          <w:tab w:val="num" w:pos="643"/>
         </w:tabs>
-        <w:ind w:hanging="360" w:left="643"/>
+        <w:ind w:left="643" w:hanging="360"/>
       </w:pPr>
     </w:lvl>
   </w:abstractNum>
-  <w:abstractNum w15:restartNumberingAfterBreak="0" w:abstractNumId="4">
+  <w:abstractNum w:abstractNumId="4" w15:restartNumberingAfterBreak="0">
     <w:nsid w:val="FFFFFF80"/>
     <w:multiLevelType w:val="singleLevel"/>
     <w:tmpl w:val="68ACF7EE"/>
@@ -3469,16 +2932,16 @@
       <w:lvlJc w:val="left"/>
       <w:pPr>
         <w:tabs>
-          <w:tab w:pos="1492" w:val="num"/>
+          <w:tab w:val="num" w:pos="1492"/>
         </w:tabs>
-        <w:ind w:hanging="360" w:left="1492"/>
+        <w:ind w:left="1492" w:hanging="360"/>
       </w:pPr>
       <w:rPr>
         <w:rFonts w:ascii="Symbol" w:hAnsi="Symbol" w:hint="default"/>
       </w:rPr>
     </w:lvl>
   </w:abstractNum>
-  <w:abstractNum w15:restartNumberingAfterBreak="0" w:abstractNumId="5">
+  <w:abstractNum w:abstractNumId="5" w15:restartNumberingAfterBreak="0">
     <w:nsid w:val="FFFFFF81"/>
     <w:multiLevelType w:val="singleLevel"/>
     <w:tmpl w:val="1D5CDB1E"/>
@@ -3489,16 +2952,16 @@
       <w:lvlJc w:val="left"/>
       <w:pPr>
         <w:tabs>
-          <w:tab w:pos="1209" w:val="num"/>
+          <w:tab w:val="num" w:pos="1209"/>
         </w:tabs>
-        <w:ind w:hanging="360" w:left="1209"/>
+        <w:ind w:left="1209" w:hanging="360"/>
       </w:pPr>
       <w:rPr>
         <w:rFonts w:ascii="Symbol" w:hAnsi="Symbol" w:hint="default"/>
       </w:rPr>
     </w:lvl>
   </w:abstractNum>
-  <w:abstractNum w15:restartNumberingAfterBreak="0" w:abstractNumId="6">
+  <w:abstractNum w:abstractNumId="6" w15:restartNumberingAfterBreak="0">
     <w:nsid w:val="FFFFFF82"/>
     <w:multiLevelType w:val="singleLevel"/>
     <w:tmpl w:val="CF883DB2"/>
@@ -3509,16 +2972,16 @@
       <w:lvlJc w:val="left"/>
       <w:pPr>
         <w:tabs>
-          <w:tab w:pos="926" w:val="num"/>
+          <w:tab w:val="num" w:pos="926"/>
         </w:tabs>
-        <w:ind w:hanging="360" w:left="926"/>
+        <w:ind w:left="926" w:hanging="360"/>
       </w:pPr>
       <w:rPr>
         <w:rFonts w:ascii="Symbol" w:hAnsi="Symbol" w:hint="default"/>
       </w:rPr>
     </w:lvl>
   </w:abstractNum>
-  <w:abstractNum w15:restartNumberingAfterBreak="0" w:abstractNumId="7">
+  <w:abstractNum w:abstractNumId="7" w15:restartNumberingAfterBreak="0">
     <w:nsid w:val="FFFFFF83"/>
     <w:multiLevelType w:val="singleLevel"/>
     <w:tmpl w:val="3B5A45A8"/>
@@ -3529,16 +2992,16 @@
       <w:lvlJc w:val="left"/>
       <w:pPr>
         <w:tabs>
-          <w:tab w:pos="643" w:val="num"/>
+          <w:tab w:val="num" w:pos="643"/>
         </w:tabs>
-        <w:ind w:hanging="360" w:left="643"/>
+        <w:ind w:left="643" w:hanging="360"/>
       </w:pPr>
       <w:rPr>
         <w:rFonts w:ascii="Symbol" w:hAnsi="Symbol" w:hint="default"/>
       </w:rPr>
     </w:lvl>
   </w:abstractNum>
-  <w:abstractNum w15:restartNumberingAfterBreak="0" w:abstractNumId="8">
+  <w:abstractNum w:abstractNumId="8" w15:restartNumberingAfterBreak="0">
     <w:nsid w:val="FFFFFF88"/>
     <w:multiLevelType w:val="singleLevel"/>
     <w:tmpl w:val="D8826D80"/>
@@ -3549,13 +3012,13 @@
       <w:lvlJc w:val="left"/>
       <w:pPr>
         <w:tabs>
-          <w:tab w:pos="360" w:val="num"/>
+          <w:tab w:val="num" w:pos="360"/>
         </w:tabs>
-        <w:ind w:hanging="360" w:left="360"/>
+        <w:ind w:left="360" w:hanging="360"/>
       </w:pPr>
     </w:lvl>
   </w:abstractNum>
-  <w:abstractNum w15:restartNumberingAfterBreak="0" w:abstractNumId="9">
+  <w:abstractNum w:abstractNumId="9" w15:restartNumberingAfterBreak="0">
     <w:nsid w:val="FFFFFF89"/>
     <w:multiLevelType w:val="singleLevel"/>
     <w:tmpl w:val="92543F56"/>
@@ -3566,16 +3029,93 @@
       <w:lvlJc w:val="left"/>
       <w:pPr>
         <w:tabs>
-          <w:tab w:pos="360" w:val="num"/>
+          <w:tab w:val="num" w:pos="360"/>
         </w:tabs>
-        <w:ind w:hanging="360" w:left="360"/>
+        <w:ind w:left="360" w:hanging="360"/>
       </w:pPr>
       <w:rPr>
         <w:rFonts w:ascii="Symbol" w:hAnsi="Symbol" w:hint="default"/>
       </w:rPr>
     </w:lvl>
   </w:abstractNum>
-  <w:abstractNum w15:restartNumberingAfterBreak="0" w:abstractNumId="10">
+  <w:abstractNum w:abstractNumId="10" w15:restartNumberingAfterBreak="0">
+    <w:nsid w:val="0000A990"/>
+    <w:multiLevelType w:val="multilevel"/>
+    <w:tmpl w:val="DC5E9C3E"/>
+    <w:lvl w:ilvl="0">
+      <w:numFmt w:val="bullet"/>
+      <w:lvlText w:val=" "/>
+      <w:lvlJc w:val="left"/>
+      <w:pPr>
+        <w:ind w:left="720" w:hanging="360"/>
+      </w:pPr>
+    </w:lvl>
+    <w:lvl w:ilvl="1">
+      <w:numFmt w:val="bullet"/>
+      <w:lvlText w:val=" "/>
+      <w:lvlJc w:val="left"/>
+      <w:pPr>
+        <w:ind w:left="1440" w:hanging="360"/>
+      </w:pPr>
+    </w:lvl>
+    <w:lvl w:ilvl="2">
+      <w:numFmt w:val="bullet"/>
+      <w:lvlText w:val=" "/>
+      <w:lvlJc w:val="left"/>
+      <w:pPr>
+        <w:ind w:left="2160" w:hanging="360"/>
+      </w:pPr>
+    </w:lvl>
+    <w:lvl w:ilvl="3">
+      <w:numFmt w:val="bullet"/>
+      <w:lvlText w:val=" "/>
+      <w:lvlJc w:val="left"/>
+      <w:pPr>
+        <w:ind w:left="2880" w:hanging="360"/>
+      </w:pPr>
+    </w:lvl>
+    <w:lvl w:ilvl="4">
+      <w:numFmt w:val="bullet"/>
+      <w:lvlText w:val=" "/>
+      <w:lvlJc w:val="left"/>
+      <w:pPr>
+        <w:ind w:left="3600" w:hanging="360"/>
+      </w:pPr>
+    </w:lvl>
+    <w:lvl w:ilvl="5">
+      <w:numFmt w:val="bullet"/>
+      <w:lvlText w:val=" "/>
+      <w:lvlJc w:val="left"/>
+      <w:pPr>
+        <w:ind w:left="4320" w:hanging="360"/>
+      </w:pPr>
+    </w:lvl>
+    <w:lvl w:ilvl="6">
+      <w:numFmt w:val="bullet"/>
+      <w:lvlText w:val=" "/>
+      <w:lvlJc w:val="left"/>
+      <w:pPr>
+        <w:ind w:left="5040" w:hanging="360"/>
+      </w:pPr>
+    </w:lvl>
+    <w:lvl w:ilvl="7">
+      <w:numFmt w:val="bullet"/>
+      <w:lvlText w:val=" "/>
+      <w:lvlJc w:val="left"/>
+      <w:pPr>
+        <w:ind w:left="5760" w:hanging="360"/>
+      </w:pPr>
+    </w:lvl>
+    <w:lvl w:ilvl="8">
+      <w:numFmt w:val="bullet"/>
+      <w:lvlText w:val=" "/>
+      <w:lvlJc w:val="left"/>
+      <w:pPr>
+        <w:ind w:left="6480" w:hanging="360"/>
+      </w:pPr>
+    </w:lvl>
+  </w:abstractNum>
+  <w:abstractNum w:abstractNumId="11" w15:restartNumberingAfterBreak="0">
     <w:nsid w:val="2C1AE401"/>
     <w:multiLevelType w:val="multilevel"/>
     <w:tmpl w:val="05CEFCFA"/>
@@ -3585,9 +3125,9 @@
       <w:lvlJc w:val="left"/>
       <w:pPr>
         <w:tabs>
-          <w:tab w:pos="0" w:val="num"/>
+          <w:tab w:val="num" w:pos="0"/>
         </w:tabs>
-        <w:ind w:hanging="480" w:left="480"/>
+        <w:ind w:left="480" w:hanging="480"/>
       </w:pPr>
     </w:lvl>
     <w:lvl w:ilvl="1">
@@ -3596,9 +3136,9 @@
       <w:lvlJc w:val="left"/>
       <w:pPr>
         <w:tabs>
-          <w:tab w:pos="720" w:val="num"/>
+          <w:tab w:val="num" w:pos="720"/>
         </w:tabs>
-        <w:ind w:hanging="480" w:left="1200"/>
+        <w:ind w:left="1200" w:hanging="480"/>
       </w:pPr>
     </w:lvl>
     <w:lvl w:ilvl="2">
@@ -3607,9 +3147,9 @@
       <w:lvlJc w:val="left"/>
       <w:pPr>
         <w:tabs>
-          <w:tab w:pos="1440" w:val="num"/>
+          <w:tab w:val="num" w:pos="1440"/>
         </w:tabs>
-        <w:ind w:hanging="480" w:left="1920"/>
+        <w:ind w:left="1920" w:hanging="480"/>
       </w:pPr>
     </w:lvl>
     <w:lvl w:ilvl="3">
@@ -3618,9 +3158,9 @@
       <w:lvlJc w:val="left"/>
       <w:pPr>
         <w:tabs>
-          <w:tab w:pos="2160" w:val="num"/>
+          <w:tab w:val="num" w:pos="2160"/>
         </w:tabs>
-        <w:ind w:hanging="480" w:left="2640"/>
+        <w:ind w:left="2640" w:hanging="480"/>
       </w:pPr>
     </w:lvl>
     <w:lvl w:ilvl="4">
@@ -3629,9 +3169,9 @@
       <w:lvlJc w:val="left"/>
       <w:pPr>
         <w:tabs>
-          <w:tab w:pos="2880" w:val="num"/>
+          <w:tab w:val="num" w:pos="2880"/>
         </w:tabs>
-        <w:ind w:hanging="480" w:left="3360"/>
+        <w:ind w:left="3360" w:hanging="480"/>
       </w:pPr>
     </w:lvl>
     <w:lvl w:ilvl="5">
@@ -3640,9 +3180,9 @@
       <w:lvlJc w:val="left"/>
       <w:pPr>
         <w:tabs>
-          <w:tab w:pos="3600" w:val="num"/>
+          <w:tab w:val="num" w:pos="3600"/>
         </w:tabs>
-        <w:ind w:hanging="480" w:left="4080"/>
+        <w:ind w:left="4080" w:hanging="480"/>
       </w:pPr>
     </w:lvl>
     <w:lvl w:ilvl="6">
@@ -3651,9 +3191,9 @@
       <w:lvlJc w:val="left"/>
       <w:pPr>
         <w:tabs>
-          <w:tab w:pos="4320" w:val="num"/>
+          <w:tab w:val="num" w:pos="4320"/>
         </w:tabs>
-        <w:ind w:hanging="480" w:left="4800"/>
+        <w:ind w:left="4800" w:hanging="480"/>
       </w:pPr>
     </w:lvl>
     <w:lvl w:ilvl="7">
@@ -3662,9 +3202,9 @@
       <w:lvlJc w:val="left"/>
       <w:pPr>
         <w:tabs>
-          <w:tab w:pos="5040" w:val="num"/>
+          <w:tab w:val="num" w:pos="5040"/>
         </w:tabs>
-        <w:ind w:hanging="480" w:left="5520"/>
+        <w:ind w:left="5520" w:hanging="480"/>
       </w:pPr>
     </w:lvl>
     <w:lvl w:ilvl="8">
@@ -3673,13 +3213,13 @@
       <w:lvlJc w:val="left"/>
       <w:pPr>
         <w:tabs>
-          <w:tab w:pos="5760" w:val="num"/>
+          <w:tab w:val="num" w:pos="5760"/>
         </w:tabs>
-        <w:ind w:hanging="480" w:left="6240"/>
+        <w:ind w:left="6240" w:hanging="480"/>
       </w:pPr>
     </w:lvl>
   </w:abstractNum>
-  <w:abstractNum w15:restartNumberingAfterBreak="0" w:abstractNumId="11">
+  <w:abstractNum w:abstractNumId="12" w15:restartNumberingAfterBreak="0">
     <w:nsid w:val="2E3D24D9"/>
     <w:multiLevelType w:val="multilevel"/>
     <w:tmpl w:val="1E004D3C"/>
@@ -3689,7 +3229,7 @@
       <w:lvlText w:val="%1."/>
       <w:lvlJc w:val="left"/>
       <w:pPr>
-        <w:ind w:hanging="360" w:left="720"/>
+        <w:ind w:left="720" w:hanging="360"/>
       </w:pPr>
     </w:lvl>
     <w:lvl w:ilvl="1">
@@ -3698,7 +3238,7 @@
       <w:lvlText w:val="%2."/>
       <w:lvlJc w:val="left"/>
       <w:pPr>
-        <w:ind w:hanging="360" w:left="1440"/>
+        <w:ind w:left="1440" w:hanging="360"/>
       </w:pPr>
     </w:lvl>
     <w:lvl w:ilvl="2">
@@ -3707,7 +3247,7 @@
       <w:lvlText w:val="%3."/>
       <w:lvlJc w:val="right"/>
       <w:pPr>
-        <w:ind w:hanging="180" w:left="2160"/>
+        <w:ind w:left="2160" w:hanging="180"/>
       </w:pPr>
     </w:lvl>
     <w:lvl w:ilvl="3">
@@ -3716,7 +3256,7 @@
       <w:lvlText w:val="%4."/>
       <w:lvlJc w:val="left"/>
       <w:pPr>
-        <w:ind w:hanging="360" w:left="2880"/>
+        <w:ind w:left="2880" w:hanging="360"/>
       </w:pPr>
     </w:lvl>
     <w:lvl w:ilvl="4">
@@ -3725,7 +3265,7 @@
       <w:lvlText w:val="%5."/>
       <w:lvlJc w:val="left"/>
       <w:pPr>
-        <w:ind w:hanging="360" w:left="3600"/>
+        <w:ind w:left="3600" w:hanging="360"/>
       </w:pPr>
     </w:lvl>
     <w:lvl w:ilvl="5">
@@ -3734,7 +3274,7 @@
       <w:lvlText w:val="%6."/>
       <w:lvlJc w:val="right"/>
       <w:pPr>
-        <w:ind w:hanging="180" w:left="4320"/>
+        <w:ind w:left="4320" w:hanging="180"/>
       </w:pPr>
     </w:lvl>
     <w:lvl w:ilvl="6">
@@ -3743,7 +3283,7 @@
       <w:lvlText w:val="%7."/>
       <w:lvlJc w:val="left"/>
       <w:pPr>
-        <w:ind w:hanging="360" w:left="5040"/>
+        <w:ind w:left="5040" w:hanging="360"/>
       </w:pPr>
     </w:lvl>
     <w:lvl w:ilvl="7">
@@ -3752,7 +3292,7 @@
       <w:lvlText w:val="%8."/>
       <w:lvlJc w:val="left"/>
       <w:pPr>
-        <w:ind w:hanging="360" w:left="5760"/>
+        <w:ind w:left="5760" w:hanging="360"/>
       </w:pPr>
     </w:lvl>
     <w:lvl w:ilvl="8">
@@ -3761,11 +3301,11 @@
       <w:lvlText w:val="%9."/>
       <w:lvlJc w:val="right"/>
       <w:pPr>
-        <w:ind w:hanging="180" w:left="6480"/>
+        <w:ind w:left="6480" w:hanging="180"/>
       </w:pPr>
     </w:lvl>
   </w:abstractNum>
-  <w:abstractNum w15:restartNumberingAfterBreak="0" w:abstractNumId="12">
+  <w:abstractNum w:abstractNumId="13" w15:restartNumberingAfterBreak="0">
     <w:nsid w:val="4A572E80"/>
     <w:multiLevelType w:val="hybridMultilevel"/>
     <w:tmpl w:val="1E004D3C"/>
@@ -3775,212 +3315,136 @@
       <w:lvlText w:val="%1."/>
       <w:lvlJc w:val="left"/>
       <w:pPr>
-        <w:ind w:hanging="360" w:left="720"/>
+        <w:ind w:left="720" w:hanging="360"/>
       </w:pPr>
     </w:lvl>
-    <w:lvl w:ilvl="1" w:tentative="1" w:tplc="04090019">
+    <w:lvl w:ilvl="1" w:tplc="04090019" w:tentative="1">
       <w:start w:val="1"/>
       <w:numFmt w:val="lowerLetter"/>
       <w:lvlText w:val="%2."/>
       <w:lvlJc w:val="left"/>
       <w:pPr>
-        <w:ind w:hanging="360" w:left="1440"/>
+        <w:ind w:left="1440" w:hanging="360"/>
       </w:pPr>
     </w:lvl>
-    <w:lvl w:ilvl="2" w:tentative="1" w:tplc="0409001B">
+    <w:lvl w:ilvl="2" w:tplc="0409001B" w:tentative="1">
       <w:start w:val="1"/>
       <w:numFmt w:val="lowerRoman"/>
       <w:lvlText w:val="%3."/>
       <w:lvlJc w:val="right"/>
       <w:pPr>
-        <w:ind w:hanging="180" w:left="2160"/>
+        <w:ind w:left="2160" w:hanging="180"/>
       </w:pPr>
     </w:lvl>
-    <w:lvl w:ilvl="3" w:tentative="1" w:tplc="0409000F">
+    <w:lvl w:ilvl="3" w:tplc="0409000F" w:tentative="1">
       <w:start w:val="1"/>
       <w:numFmt w:val="decimal"/>
       <w:lvlText w:val="%4."/>
       <w:lvlJc w:val="left"/>
       <w:pPr>
-        <w:ind w:hanging="360" w:left="2880"/>
+        <w:ind w:left="2880" w:hanging="360"/>
       </w:pPr>
     </w:lvl>
-    <w:lvl w:ilvl="4" w:tentative="1" w:tplc="04090019">
+    <w:lvl w:ilvl="4" w:tplc="04090019" w:tentative="1">
       <w:start w:val="1"/>
       <w:numFmt w:val="lowerLetter"/>
       <w:lvlText w:val="%5."/>
       <w:lvlJc w:val="left"/>
       <w:pPr>
-        <w:ind w:hanging="360" w:left="3600"/>
+        <w:ind w:left="3600" w:hanging="360"/>
       </w:pPr>
     </w:lvl>
-    <w:lvl w:ilvl="5" w:tentative="1" w:tplc="0409001B">
+    <w:lvl w:ilvl="5" w:tplc="0409001B" w:tentative="1">
       <w:start w:val="1"/>
       <w:numFmt w:val="lowerRoman"/>
       <w:lvlText w:val="%6."/>
       <w:lvlJc w:val="right"/>
       <w:pPr>
-        <w:ind w:hanging="180" w:left="4320"/>
+        <w:ind w:left="4320" w:hanging="180"/>
       </w:pPr>
     </w:lvl>
-    <w:lvl w:ilvl="6" w:tentative="1" w:tplc="0409000F">
+    <w:lvl w:ilvl="6" w:tplc="0409000F" w:tentative="1">
       <w:start w:val="1"/>
       <w:numFmt w:val="decimal"/>
       <w:lvlText w:val="%7."/>
       <w:lvlJc w:val="left"/>
       <w:pPr>
-        <w:ind w:hanging="360" w:left="5040"/>
+        <w:ind w:left="5040" w:hanging="360"/>
       </w:pPr>
     </w:lvl>
-    <w:lvl w:ilvl="7" w:tentative="1" w:tplc="04090019">
+    <w:lvl w:ilvl="7" w:tplc="04090019" w:tentative="1">
       <w:start w:val="1"/>
       <w:numFmt w:val="lowerLetter"/>
       <w:lvlText w:val="%8."/>
       <w:lvlJc w:val="left"/>
       <w:pPr>
-        <w:ind w:hanging="360" w:left="5760"/>
+        <w:ind w:left="5760" w:hanging="360"/>
       </w:pPr>
     </w:lvl>
-    <w:lvl w:ilvl="8" w:tentative="1" w:tplc="0409001B">
+    <w:lvl w:ilvl="8" w:tplc="0409001B" w:tentative="1">
       <w:start w:val="1"/>
       <w:numFmt w:val="lowerRoman"/>
       <w:lvlText w:val="%9."/>
       <w:lvlJc w:val="right"/>
       <w:pPr>
-        <w:ind w:hanging="180" w:left="6480"/>
+        <w:ind w:left="6480" w:hanging="180"/>
       </w:pPr>
     </w:lvl>
   </w:abstractNum>
-  <w:abstractNum w:abstractNumId="990">
-    <w:nsid w:val="0000A990"/>
-    <w:multiLevelType w:val="multilevel"/>
-    <w:lvl w:ilvl="0">
-      <w:numFmt w:val="bullet"/>
-      <w:lvlText w:val=" "/>
-      <w:lvlJc w:val="left"/>
-      <w:pPr>
-        <w:ind w:left="720" w:hanging="360"/>
-      </w:pPr>
-    </w:lvl>
-    <w:lvl w:ilvl="1">
-      <w:numFmt w:val="bullet"/>
-      <w:lvlText w:val=" "/>
-      <w:lvlJc w:val="left"/>
-      <w:pPr>
-        <w:ind w:left="1440" w:hanging="360"/>
-      </w:pPr>
-    </w:lvl>
-    <w:lvl w:ilvl="2">
-      <w:numFmt w:val="bullet"/>
-      <w:lvlText w:val=" "/>
-      <w:lvlJc w:val="left"/>
-      <w:pPr>
-        <w:ind w:left="2160" w:hanging="360"/>
-      </w:pPr>
-    </w:lvl>
-    <w:lvl w:ilvl="3">
-      <w:numFmt w:val="bullet"/>
-      <w:lvlText w:val=" "/>
-      <w:lvlJc w:val="left"/>
-      <w:pPr>
-        <w:ind w:left="2880" w:hanging="360"/>
-      </w:pPr>
-    </w:lvl>
-    <w:lvl w:ilvl="4">
-      <w:numFmt w:val="bullet"/>
-      <w:lvlText w:val=" "/>
-      <w:lvlJc w:val="left"/>
-      <w:pPr>
-        <w:ind w:left="3600" w:hanging="360"/>
-      </w:pPr>
-    </w:lvl>
-    <w:lvl w:ilvl="5">
-      <w:numFmt w:val="bullet"/>
-      <w:lvlText w:val=" "/>
-      <w:lvlJc w:val="left"/>
-      <w:pPr>
-        <w:ind w:left="4320" w:hanging="360"/>
-      </w:pPr>
-    </w:lvl>
-    <w:lvl w:ilvl="6">
-      <w:numFmt w:val="bullet"/>
-      <w:lvlText w:val=" "/>
-      <w:lvlJc w:val="left"/>
-      <w:pPr>
-        <w:ind w:left="5040" w:hanging="360"/>
-      </w:pPr>
-    </w:lvl>
-    <w:lvl w:ilvl="7">
-      <w:numFmt w:val="bullet"/>
-      <w:lvlText w:val=" "/>
-      <w:lvlJc w:val="left"/>
-      <w:pPr>
-        <w:ind w:left="5760" w:hanging="360"/>
-      </w:pPr>
-    </w:lvl>
-    <w:lvl w:ilvl="8">
-      <w:numFmt w:val="bullet"/>
-      <w:lvlText w:val=" "/>
-      <w:lvlJc w:val="left"/>
-      <w:pPr>
-        <w:ind w:left="6480" w:hanging="360"/>
-      </w:pPr>
-    </w:lvl>
-  </w:abstractNum>
-  <w:num w16cid:durableId="1845054215" w:numId="1">
-    <w:abstractNumId w:val="10"/>
+  <w:num w:numId="1" w16cid:durableId="1845054215">
+    <w:abstractNumId w:val="11"/>
   </w:num>
-  <w:num w16cid:durableId="1866140359" w:numId="2">
+  <w:num w:numId="2" w16cid:durableId="1866140359">
     <w:abstractNumId w:val="0"/>
   </w:num>
-  <w:num w16cid:durableId="2053848946" w:numId="3">
+  <w:num w:numId="3" w16cid:durableId="2053848946">
     <w:abstractNumId w:val="1"/>
   </w:num>
-  <w:num w16cid:durableId="1342463185" w:numId="4">
+  <w:num w:numId="4" w16cid:durableId="1342463185">
     <w:abstractNumId w:val="2"/>
   </w:num>
-  <w:num w16cid:durableId="1274483611" w:numId="5">
+  <w:num w:numId="5" w16cid:durableId="1274483611">
     <w:abstractNumId w:val="3"/>
   </w:num>
-  <w:num w16cid:durableId="995885320" w:numId="6">
+  <w:num w:numId="6" w16cid:durableId="995885320">
     <w:abstractNumId w:val="8"/>
   </w:num>
-  <w:num w16cid:durableId="896205620" w:numId="7">
+  <w:num w:numId="7" w16cid:durableId="896205620">
     <w:abstractNumId w:val="4"/>
   </w:num>
-  <w:num w16cid:durableId="1489981213" w:numId="8">
+  <w:num w:numId="8" w16cid:durableId="1489981213">
     <w:abstractNumId w:val="5"/>
   </w:num>
-  <w:num w16cid:durableId="829293693" w:numId="9">
+  <w:num w:numId="9" w16cid:durableId="829293693">
     <w:abstractNumId w:val="6"/>
   </w:num>
-  <w:num w16cid:durableId="456608145" w:numId="10">
+  <w:num w:numId="10" w16cid:durableId="456608145">
     <w:abstractNumId w:val="7"/>
   </w:num>
-  <w:num w16cid:durableId="75834470" w:numId="11">
+  <w:num w:numId="11" w16cid:durableId="75834470">
     <w:abstractNumId w:val="9"/>
   </w:num>
-  <w:num w16cid:durableId="1124497384" w:numId="12">
+  <w:num w:numId="12" w16cid:durableId="1124497384">
+    <w:abstractNumId w:val="13"/>
+  </w:num>
+  <w:num w:numId="13" w16cid:durableId="442194333">
     <w:abstractNumId w:val="12"/>
   </w:num>
-  <w:num w16cid:durableId="442194333" w:numId="13">
-    <w:abstractNumId w:val="11"/>
-  </w:num>
-  <w:num w:numId="1000">
-    <w:abstractNumId w:val="990"/>
+  <w:num w:numId="14" w16cid:durableId="398555973">
+    <w:abstractNumId w:val="10"/>
   </w:num>
 </w:numbering>
 </file>
 
 <file path=word/styles.xml><?xml version="1.0" encoding="utf-8"?>
-<w:styles xmlns:mc="http://schemas.openxmlformats.org/markup-compatibility/2006" xmlns:r="http://schemas.openxmlformats.org/officeDocument/2006/relationships" xmlns:w="http://schemas.openxmlformats.org/wordprocessingml/2006/main" xmlns:w14="http://schemas.microsoft.com/office/word/2010/wordml" xmlns:w15="http://schemas.microsoft.com/office/word/2012/wordml" xmlns:w16="http://schemas.microsoft.com/office/word/2018/wordml" xmlns:w16cex="http://schemas.microsoft.com/office/word/2018/wordml/cex" xmlns:w16cid="http://schemas.microsoft.com/office/word/2016/wordml/cid" xmlns:w16du="http://schemas.microsoft.com/office/word/2023/wordml/word16du" xmlns:w16sdtdh="http://schemas.microsoft.com/office/word/2020/wordml/sdtdatahash" xmlns:w16sdtfl="http://schemas.microsoft.com/office/word/2024/wordml/sdtformatlock" xmlns:w16se="http://schemas.microsoft.com/office/word/2015/wordml/symex" mc:Ignorable="w14 w15 w16se w16cid w16 w16cex w16sdtdh w16sdtfl w16du">
+<w:styles xmlns:mc="http://schemas.openxmlformats.org/markup-compatibility/2006" xmlns:r="http://schemas.openxmlformats.org/officeDocument/2006/relationships" xmlns:w="http://schemas.openxmlformats.org/wordprocessingml/2006/main" xmlns:w14="http://schemas.microsoft.com/office/word/2010/wordml" xmlns:w15="http://schemas.microsoft.com/office/word/2012/wordml" xmlns:w16cex="http://schemas.microsoft.com/office/word/2018/wordml/cex" xmlns:w16cid="http://schemas.microsoft.com/office/word/2016/wordml/cid" xmlns:w16="http://schemas.microsoft.com/office/word/2018/wordml" xmlns:w16du="http://schemas.microsoft.com/office/word/2023/wordml/word16du" xmlns:w16sdtdh="http://schemas.microsoft.com/office/word/2020/wordml/sdtdatahash" xmlns:w16sdtfl="http://schemas.microsoft.com/office/word/2024/wordml/sdtformatlock" xmlns:w16se="http://schemas.microsoft.com/office/word/2015/wordml/symex" mc:Ignorable="w14 w15 w16se w16cid w16 w16cex w16sdtdh w16sdtfl w16du">
   <w:docDefaults>
     <w:rPrDefault>
       <w:rPr>
-        <w:rFonts w:asciiTheme="minorHAnsi" w:cstheme="minorBidi" w:eastAsiaTheme="minorHAnsi" w:hAnsiTheme="minorHAnsi"/>
+        <w:rFonts w:asciiTheme="minorHAnsi" w:eastAsiaTheme="minorHAnsi" w:hAnsiTheme="minorHAnsi" w:cstheme="minorBidi"/>
         <w:sz w:val="24"/>
         <w:szCs w:val="24"/>
-        <w:lang w:bidi="ar-SA" w:eastAsia="en-US" w:val="en-US"/>
+        <w:lang w:val="en-US" w:eastAsia="en-US" w:bidi="ar-SA"/>
       </w:rPr>
     </w:rPrDefault>
     <w:pPrDefault>
@@ -3989,7 +3453,7 @@
       </w:pPr>
     </w:pPrDefault>
   </w:docDefaults>
-  <w:latentStyles w:count="376" w:defLockedState="0" w:defQFormat="0" w:defSemiHidden="0" w:defUIPriority="0" w:defUnhideWhenUsed="0">
+  <w:latentStyles w:defLockedState="0" w:defUIPriority="0" w:defSemiHidden="0" w:defUnhideWhenUsed="0" w:defQFormat="0" w:count="376">
     <w:lsdException w:name="heading 6" w:semiHidden="1" w:unhideWhenUsed="1"/>
     <w:lsdException w:name="index 3" w:semiHidden="1" w:unhideWhenUsed="1"/>
     <w:lsdException w:name="index 4" w:semiHidden="1" w:unhideWhenUsed="1"/>
@@ -4326,11 +3790,11 @@
     <w:lsdException w:name="Unresolved Mention" w:semiHidden="1" w:uiPriority="99" w:unhideWhenUsed="1"/>
     <w:lsdException w:name="Smart Link" w:semiHidden="1" w:uiPriority="99" w:unhideWhenUsed="1"/>
   </w:latentStyles>
-  <w:style w:default="1" w:styleId="Normal" w:type="paragraph">
+  <w:style w:type="paragraph" w:default="1" w:styleId="Normal">
     <w:name w:val="Normal"/>
     <w:qFormat/>
   </w:style>
-  <w:style w:styleId="Heading1" w:type="paragraph">
+  <w:style w:type="paragraph" w:styleId="Heading1">
     <w:name w:val="heading 1"/>
     <w:basedOn w:val="Normal"/>
     <w:next w:val="BodyText"/>
@@ -4340,19 +3804,19 @@
     <w:pPr>
       <w:keepNext/>
       <w:keepLines/>
-      <w:spacing w:after="0" w:before="480"/>
+      <w:spacing w:before="480" w:after="0"/>
       <w:outlineLvl w:val="0"/>
     </w:pPr>
     <w:rPr>
-      <w:rFonts w:asciiTheme="majorHAnsi" w:cstheme="majorBidi" w:eastAsiaTheme="majorEastAsia" w:hAnsiTheme="majorHAnsi"/>
+      <w:rFonts w:asciiTheme="majorHAnsi" w:eastAsiaTheme="majorEastAsia" w:hAnsiTheme="majorHAnsi" w:cstheme="majorBidi"/>
       <w:b/>
       <w:bCs/>
-      <w:color w:themeColor="text1" w:val="000000"/>
+      <w:color w:val="000000" w:themeColor="text1"/>
       <w:sz w:val="32"/>
       <w:szCs w:val="32"/>
     </w:rPr>
   </w:style>
-  <w:style w:styleId="Heading2" w:type="paragraph">
+  <w:style w:type="paragraph" w:styleId="Heading2">
     <w:name w:val="heading 2"/>
     <w:basedOn w:val="Normal"/>
     <w:next w:val="BodyText"/>
@@ -4363,18 +3827,18 @@
     <w:pPr>
       <w:keepNext/>
       <w:keepLines/>
-      <w:spacing w:after="0" w:before="200"/>
+      <w:spacing w:before="200" w:after="0"/>
       <w:outlineLvl w:val="1"/>
     </w:pPr>
     <w:rPr>
-      <w:rFonts w:asciiTheme="majorHAnsi" w:cstheme="majorBidi" w:eastAsiaTheme="majorEastAsia" w:hAnsiTheme="majorHAnsi"/>
+      <w:rFonts w:asciiTheme="majorHAnsi" w:eastAsiaTheme="majorEastAsia" w:hAnsiTheme="majorHAnsi" w:cstheme="majorBidi"/>
       <w:b/>
       <w:bCs/>
-      <w:color w:themeColor="text1" w:val="000000"/>
+      <w:color w:val="000000" w:themeColor="text1"/>
       <w:szCs w:val="32"/>
     </w:rPr>
   </w:style>
-  <w:style w:styleId="Heading3" w:type="paragraph">
+  <w:style w:type="paragraph" w:styleId="Heading3">
     <w:name w:val="heading 3"/>
     <w:basedOn w:val="Normal"/>
     <w:next w:val="BodyText"/>
@@ -4385,19 +3849,19 @@
     <w:pPr>
       <w:keepNext/>
       <w:keepLines/>
-      <w:spacing w:after="0" w:before="200"/>
+      <w:spacing w:before="200" w:after="0"/>
       <w:outlineLvl w:val="2"/>
     </w:pPr>
     <w:rPr>
-      <w:rFonts w:asciiTheme="majorHAnsi" w:cstheme="majorBidi" w:eastAsiaTheme="majorEastAsia" w:hAnsiTheme="majorHAnsi"/>
+      <w:rFonts w:asciiTheme="majorHAnsi" w:eastAsiaTheme="majorEastAsia" w:hAnsiTheme="majorHAnsi" w:cstheme="majorBidi"/>
       <w:b/>
       <w:bCs/>
-      <w:color w:themeColor="text1" w:val="000000"/>
+      <w:color w:val="000000" w:themeColor="text1"/>
       <w:sz w:val="28"/>
       <w:szCs w:val="28"/>
     </w:rPr>
   </w:style>
-  <w:style w:styleId="Heading4" w:type="paragraph">
+  <w:style w:type="paragraph" w:styleId="Heading4">
     <w:name w:val="heading 4"/>
     <w:basedOn w:val="Normal"/>
     <w:next w:val="BodyText"/>
@@ -4408,18 +3872,18 @@
     <w:pPr>
       <w:keepNext/>
       <w:keepLines/>
-      <w:spacing w:after="0" w:before="200"/>
+      <w:spacing w:before="200" w:after="0"/>
       <w:outlineLvl w:val="3"/>
     </w:pPr>
     <w:rPr>
-      <w:rFonts w:asciiTheme="majorHAnsi" w:cstheme="majorBidi" w:eastAsiaTheme="majorEastAsia" w:hAnsiTheme="majorHAnsi"/>
+      <w:rFonts w:asciiTheme="majorHAnsi" w:eastAsiaTheme="majorEastAsia" w:hAnsiTheme="majorHAnsi" w:cstheme="majorBidi"/>
       <w:b/>
       <w:bCs/>
-      <w:color w:themeColor="text1" w:val="000000"/>
+      <w:color w:val="000000" w:themeColor="text1"/>
       <w:sz w:val="32"/>
     </w:rPr>
   </w:style>
-  <w:style w:styleId="Heading5" w:type="paragraph">
+  <w:style w:type="paragraph" w:styleId="Heading5">
     <w:name w:val="heading 5"/>
     <w:basedOn w:val="Normal"/>
     <w:next w:val="BodyText"/>
@@ -4431,18 +3895,18 @@
       <w:keepNext/>
       <w:keepLines/>
       <w:pageBreakBefore/>
-      <w:spacing w:after="0" w:before="200"/>
+      <w:spacing w:before="200" w:after="0"/>
       <w:outlineLvl w:val="4"/>
     </w:pPr>
     <w:rPr>
-      <w:rFonts w:asciiTheme="majorHAnsi" w:cstheme="majorBidi" w:eastAsiaTheme="majorEastAsia" w:hAnsiTheme="majorHAnsi"/>
+      <w:rFonts w:asciiTheme="majorHAnsi" w:eastAsiaTheme="majorEastAsia" w:hAnsiTheme="majorHAnsi" w:cstheme="majorBidi"/>
       <w:i/>
       <w:iCs/>
-      <w:color w:themeColor="background1" w:val="FFFFFF"/>
+      <w:color w:val="FFFFFF" w:themeColor="background1"/>
       <w:sz w:val="10"/>
     </w:rPr>
   </w:style>
-  <w:style w:styleId="Heading6" w:type="paragraph">
+  <w:style w:type="paragraph" w:styleId="Heading6">
     <w:name w:val="heading 6"/>
     <w:basedOn w:val="Normal"/>
     <w:next w:val="BodyText"/>
@@ -4453,17 +3917,17 @@
     <w:pPr>
       <w:keepNext/>
       <w:keepLines/>
-      <w:spacing w:after="0" w:before="200"/>
+      <w:spacing w:before="200" w:after="0"/>
       <w:jc w:val="center"/>
       <w:outlineLvl w:val="5"/>
     </w:pPr>
     <w:rPr>
-      <w:rFonts w:ascii="Times New Roman" w:cstheme="majorBidi" w:eastAsiaTheme="majorEastAsia" w:hAnsi="Times New Roman"/>
-      <w:color w:themeColor="text1" w:val="000000"/>
+      <w:rFonts w:ascii="Times New Roman" w:eastAsiaTheme="majorEastAsia" w:hAnsi="Times New Roman" w:cstheme="majorBidi"/>
+      <w:color w:val="000000" w:themeColor="text1"/>
       <w:sz w:val="28"/>
     </w:rPr>
   </w:style>
-  <w:style w:styleId="Heading7" w:type="paragraph">
+  <w:style w:type="paragraph" w:styleId="Heading7">
     <w:name w:val="heading 7"/>
     <w:basedOn w:val="Normal"/>
     <w:next w:val="BodyText"/>
@@ -4473,15 +3937,15 @@
     <w:pPr>
       <w:keepNext/>
       <w:keepLines/>
-      <w:spacing w:after="0" w:before="200"/>
+      <w:spacing w:before="200" w:after="0"/>
       <w:outlineLvl w:val="6"/>
     </w:pPr>
     <w:rPr>
-      <w:rFonts w:asciiTheme="majorHAnsi" w:cstheme="majorBidi" w:eastAsiaTheme="majorEastAsia" w:hAnsiTheme="majorHAnsi"/>
-      <w:color w:themeColor="accent1" w:val="4F81BD"/>
-    </w:rPr>
-  </w:style>
-  <w:style w:styleId="Heading8" w:type="paragraph">
+      <w:rFonts w:asciiTheme="majorHAnsi" w:eastAsiaTheme="majorEastAsia" w:hAnsiTheme="majorHAnsi" w:cstheme="majorBidi"/>
+      <w:color w:val="4F81BD" w:themeColor="accent1"/>
+    </w:rPr>
+  </w:style>
+  <w:style w:type="paragraph" w:styleId="Heading8">
     <w:name w:val="heading 8"/>
     <w:basedOn w:val="Normal"/>
     <w:next w:val="BodyText"/>
@@ -4491,15 +3955,15 @@
     <w:pPr>
       <w:keepNext/>
       <w:keepLines/>
-      <w:spacing w:after="0" w:before="200"/>
+      <w:spacing w:before="200" w:after="0"/>
       <w:outlineLvl w:val="7"/>
     </w:pPr>
     <w:rPr>
-      <w:rFonts w:asciiTheme="majorHAnsi" w:cstheme="majorBidi" w:eastAsiaTheme="majorEastAsia" w:hAnsiTheme="majorHAnsi"/>
-      <w:color w:themeColor="accent1" w:val="4F81BD"/>
-    </w:rPr>
-  </w:style>
-  <w:style w:styleId="Heading9" w:type="paragraph">
+      <w:rFonts w:asciiTheme="majorHAnsi" w:eastAsiaTheme="majorEastAsia" w:hAnsiTheme="majorHAnsi" w:cstheme="majorBidi"/>
+      <w:color w:val="4F81BD" w:themeColor="accent1"/>
+    </w:rPr>
+  </w:style>
+  <w:style w:type="paragraph" w:styleId="Heading9">
     <w:name w:val="heading 9"/>
     <w:basedOn w:val="Normal"/>
     <w:next w:val="BodyText"/>
@@ -4510,69 +3974,69 @@
     <w:pPr>
       <w:keepNext/>
       <w:keepLines/>
-      <w:spacing w:after="0" w:before="200"/>
+      <w:spacing w:before="200" w:after="0"/>
       <w:outlineLvl w:val="8"/>
     </w:pPr>
     <w:rPr>
-      <w:rFonts w:asciiTheme="majorHAnsi" w:cstheme="majorBidi" w:eastAsiaTheme="majorEastAsia" w:hAnsiTheme="majorHAnsi"/>
-      <w:color w:themeColor="text1" w:val="000000"/>
-    </w:rPr>
-  </w:style>
-  <w:style w:default="1" w:styleId="DefaultParagraphFont" w:type="character">
+      <w:rFonts w:asciiTheme="majorHAnsi" w:eastAsiaTheme="majorEastAsia" w:hAnsiTheme="majorHAnsi" w:cstheme="majorBidi"/>
+      <w:color w:val="000000" w:themeColor="text1"/>
+    </w:rPr>
+  </w:style>
+  <w:style w:type="character" w:default="1" w:styleId="DefaultParagraphFont">
     <w:name w:val="Default Paragraph Font"/>
     <w:uiPriority w:val="1"/>
     <w:semiHidden/>
     <w:unhideWhenUsed/>
   </w:style>
-  <w:style w:default="1" w:styleId="TableNormal" w:type="table">
+  <w:style w:type="table" w:default="1" w:styleId="TableNormal">
     <w:name w:val="Normal Table"/>
     <w:uiPriority w:val="99"/>
     <w:semiHidden/>
     <w:unhideWhenUsed/>
     <w:tblPr>
-      <w:tblInd w:type="dxa" w:w="0"/>
+      <w:tblInd w:w="0" w:type="dxa"/>
       <w:tblCellMar>
-        <w:top w:type="dxa" w:w="0"/>
-        <w:left w:type="dxa" w:w="108"/>
-        <w:bottom w:type="dxa" w:w="0"/>
-        <w:right w:type="dxa" w:w="108"/>
+        <w:top w:w="0" w:type="dxa"/>
+        <w:left w:w="108" w:type="dxa"/>
+        <w:bottom w:w="0" w:type="dxa"/>
+        <w:right w:w="108" w:type="dxa"/>
       </w:tblCellMar>
     </w:tblPr>
   </w:style>
-  <w:style w:default="1" w:styleId="NoList" w:type="numbering">
+  <w:style w:type="numbering" w:default="1" w:styleId="NoList">
     <w:name w:val="No List"/>
     <w:uiPriority w:val="99"/>
     <w:semiHidden/>
     <w:unhideWhenUsed/>
   </w:style>
-  <w:style w:styleId="BodyText" w:type="paragraph">
+  <w:style w:type="paragraph" w:styleId="BodyText">
     <w:name w:val="Body Text"/>
     <w:basedOn w:val="Normal"/>
     <w:link w:val="BodyTextChar"/>
     <w:qFormat/>
     <w:rsid w:val="007F5E62"/>
     <w:pPr>
-      <w:spacing w:after="180" w:before="180" w:line="480" w:lineRule="auto"/>
+      <w:spacing w:before="180" w:after="180" w:line="480" w:lineRule="auto"/>
     </w:pPr>
     <w:rPr>
       <w:rFonts w:ascii="Times New Roman" w:hAnsi="Times New Roman"/>
     </w:rPr>
   </w:style>
-  <w:style w:customStyle="1" w:styleId="FirstParagraph" w:type="paragraph">
+  <w:style w:type="paragraph" w:customStyle="1" w:styleId="FirstParagraph">
     <w:name w:val="First Paragraph"/>
     <w:basedOn w:val="BodyText"/>
     <w:next w:val="BodyText"/>
     <w:qFormat/>
   </w:style>
-  <w:style w:customStyle="1" w:styleId="Compact" w:type="paragraph">
+  <w:style w:type="paragraph" w:customStyle="1" w:styleId="Compact">
     <w:name w:val="Compact"/>
     <w:basedOn w:val="BodyText"/>
     <w:qFormat/>
     <w:pPr>
-      <w:spacing w:after="36" w:before="36"/>
+      <w:spacing w:before="36" w:after="36"/>
     </w:pPr>
   </w:style>
-  <w:style w:styleId="Title" w:type="paragraph">
+  <w:style w:type="paragraph" w:styleId="Title">
     <w:name w:val="Title"/>
     <w:basedOn w:val="Normal"/>
     <w:next w:val="BodyText"/>
@@ -4581,19 +4045,19 @@
     <w:pPr>
       <w:keepNext/>
       <w:keepLines/>
-      <w:spacing w:after="240" w:before="480"/>
+      <w:spacing w:before="480" w:after="240"/>
       <w:jc w:val="center"/>
     </w:pPr>
     <w:rPr>
-      <w:rFonts w:ascii="Times New Roman" w:cstheme="majorBidi" w:eastAsiaTheme="majorEastAsia" w:hAnsi="Times New Roman"/>
+      <w:rFonts w:ascii="Times New Roman" w:eastAsiaTheme="majorEastAsia" w:hAnsi="Times New Roman" w:cstheme="majorBidi"/>
       <w:b/>
       <w:bCs/>
-      <w:color w:themeColor="text1" w:val="000000"/>
+      <w:color w:val="000000" w:themeColor="text1"/>
       <w:sz w:val="36"/>
       <w:szCs w:val="36"/>
     </w:rPr>
   </w:style>
-  <w:style w:styleId="Subtitle" w:type="paragraph">
+  <w:style w:type="paragraph" w:styleId="Subtitle">
     <w:name w:val="Subtitle"/>
     <w:basedOn w:val="Title"/>
     <w:next w:val="BodyText"/>
@@ -4606,7 +4070,7 @@
       <w:szCs w:val="30"/>
     </w:rPr>
   </w:style>
-  <w:style w:customStyle="1" w:styleId="Author" w:type="paragraph">
+  <w:style w:type="paragraph" w:customStyle="1" w:styleId="Author">
     <w:name w:val="Author"/>
     <w:next w:val="BodyText"/>
     <w:qFormat/>
@@ -4616,7 +4080,7 @@
       <w:jc w:val="center"/>
     </w:pPr>
   </w:style>
-  <w:style w:styleId="Date" w:type="paragraph">
+  <w:style w:type="paragraph" w:styleId="Date">
     <w:name w:val="Date"/>
     <w:next w:val="BodyText"/>
     <w:qFormat/>
@@ -4626,7 +4090,7 @@
       <w:jc w:val="center"/>
     </w:pPr>
   </w:style>
-  <w:style w:customStyle="1" w:styleId="Abstract" w:type="paragraph">
+  <w:style w:type="paragraph" w:customStyle="1" w:styleId="Abstract">
     <w:name w:val="Abstract"/>
     <w:basedOn w:val="Normal"/>
     <w:next w:val="BodyText"/>
@@ -4634,19 +4098,19 @@
     <w:pPr>
       <w:keepNext/>
       <w:keepLines/>
-      <w:spacing w:after="300" w:before="300"/>
+      <w:spacing w:before="300" w:after="300"/>
     </w:pPr>
     <w:rPr>
       <w:sz w:val="20"/>
       <w:szCs w:val="20"/>
     </w:rPr>
   </w:style>
-  <w:style w:styleId="Bibliography" w:type="paragraph">
+  <w:style w:type="paragraph" w:styleId="Bibliography">
     <w:name w:val="Bibliography"/>
     <w:basedOn w:val="Normal"/>
     <w:qFormat/>
   </w:style>
-  <w:style w:styleId="BlockText" w:type="paragraph">
+  <w:style w:type="paragraph" w:styleId="BlockText">
     <w:name w:val="Block Text"/>
     <w:basedOn w:val="BodyText"/>
     <w:next w:val="BodyText"/>
@@ -4654,23 +4118,23 @@
     <w:unhideWhenUsed/>
     <w:qFormat/>
     <w:pPr>
-      <w:spacing w:after="100" w:before="100"/>
+      <w:spacing w:before="100" w:after="100"/>
     </w:pPr>
     <w:rPr>
-      <w:rFonts w:asciiTheme="majorHAnsi" w:cstheme="majorBidi" w:eastAsiaTheme="majorEastAsia" w:hAnsiTheme="majorHAnsi"/>
+      <w:rFonts w:asciiTheme="majorHAnsi" w:eastAsiaTheme="majorEastAsia" w:hAnsiTheme="majorHAnsi" w:cstheme="majorBidi"/>
       <w:bCs/>
       <w:sz w:val="20"/>
       <w:szCs w:val="20"/>
     </w:rPr>
   </w:style>
-  <w:style w:styleId="FootnoteText" w:type="paragraph">
+  <w:style w:type="paragraph" w:styleId="FootnoteText">
     <w:name w:val="footnote text"/>
     <w:basedOn w:val="Normal"/>
     <w:uiPriority w:val="9"/>
     <w:unhideWhenUsed/>
     <w:qFormat/>
   </w:style>
-  <w:style w:customStyle="1" w:styleId="Table" w:type="table">
+  <w:style w:type="table" w:customStyle="1" w:styleId="Table">
     <w:name w:val="Table"/>
     <w:unhideWhenUsed/>
     <w:qFormat/>
@@ -4679,16 +4143,16 @@
       <w:rFonts w:ascii="Times New Roman" w:hAnsi="Times New Roman"/>
     </w:rPr>
     <w:tblPr>
-      <w:tblInd w:type="dxa" w:w="0"/>
+      <w:tblInd w:w="0" w:type="dxa"/>
       <w:tblCellMar>
-        <w:top w:type="dxa" w:w="0"/>
-        <w:left w:type="dxa" w:w="108"/>
-        <w:bottom w:type="dxa" w:w="0"/>
-        <w:right w:type="dxa" w:w="108"/>
+        <w:top w:w="0" w:type="dxa"/>
+        <w:left w:w="108" w:type="dxa"/>
+        <w:bottom w:w="0" w:type="dxa"/>
+        <w:right w:w="108" w:type="dxa"/>
       </w:tblCellMar>
     </w:tblPr>
   </w:style>
-  <w:style w:customStyle="1" w:styleId="DefinitionTerm" w:type="paragraph">
+  <w:style w:type="paragraph" w:customStyle="1" w:styleId="DefinitionTerm">
     <w:name w:val="Definition Term"/>
     <w:basedOn w:val="Normal"/>
     <w:next w:val="Definition"/>
@@ -4701,11 +4165,11 @@
       <w:b/>
     </w:rPr>
   </w:style>
-  <w:style w:customStyle="1" w:styleId="Definition" w:type="paragraph">
+  <w:style w:type="paragraph" w:customStyle="1" w:styleId="Definition">
     <w:name w:val="Definition"/>
     <w:basedOn w:val="Normal"/>
   </w:style>
-  <w:style w:styleId="Caption" w:type="paragraph">
+  <w:style w:type="paragraph" w:styleId="Caption">
     <w:name w:val="caption"/>
     <w:basedOn w:val="Normal"/>
     <w:link w:val="CaptionChar"/>
@@ -4716,7 +4180,7 @@
       <w:i/>
     </w:rPr>
   </w:style>
-  <w:style w:customStyle="1" w:styleId="TableCaption" w:type="paragraph">
+  <w:style w:type="paragraph" w:customStyle="1" w:styleId="TableCaption">
     <w:name w:val="Table Caption"/>
     <w:basedOn w:val="Caption"/>
     <w:rsid w:val="00ED4ADB"/>
@@ -4727,7 +4191,7 @@
       <w:i w:val="0"/>
     </w:rPr>
   </w:style>
-  <w:style w:customStyle="1" w:styleId="ImageCaption" w:type="paragraph">
+  <w:style w:type="paragraph" w:customStyle="1" w:styleId="ImageCaption">
     <w:name w:val="Image Caption"/>
     <w:basedOn w:val="Caption"/>
     <w:rsid w:val="00ED4ADB"/>
@@ -4735,23 +4199,23 @@
       <w:i w:val="0"/>
     </w:rPr>
   </w:style>
-  <w:style w:customStyle="1" w:styleId="Figure" w:type="paragraph">
+  <w:style w:type="paragraph" w:customStyle="1" w:styleId="Figure">
     <w:name w:val="Figure"/>
     <w:basedOn w:val="Normal"/>
   </w:style>
-  <w:style w:customStyle="1" w:styleId="CaptionedFigure" w:type="paragraph">
+  <w:style w:type="paragraph" w:customStyle="1" w:styleId="CaptionedFigure">
     <w:name w:val="Captioned Figure"/>
     <w:basedOn w:val="Figure"/>
     <w:pPr>
       <w:keepNext/>
     </w:pPr>
   </w:style>
-  <w:style w:customStyle="1" w:styleId="CaptionChar" w:type="character">
+  <w:style w:type="character" w:customStyle="1" w:styleId="CaptionChar">
     <w:name w:val="Caption Char"/>
     <w:basedOn w:val="DefaultParagraphFont"/>
     <w:link w:val="Caption"/>
   </w:style>
-  <w:style w:customStyle="1" w:styleId="VerbatimChar" w:type="character">
+  <w:style w:type="character" w:customStyle="1" w:styleId="VerbatimChar">
     <w:name w:val="Verbatim Char"/>
     <w:basedOn w:val="CaptionChar"/>
     <w:link w:val="SourceCode"/>
@@ -4760,21 +4224,21 @@
       <w:sz w:val="22"/>
     </w:rPr>
   </w:style>
-  <w:style w:styleId="FootnoteReference" w:type="character">
+  <w:style w:type="character" w:styleId="FootnoteReference">
     <w:name w:val="footnote reference"/>
     <w:basedOn w:val="CaptionChar"/>
     <w:rPr>
       <w:vertAlign w:val="superscript"/>
     </w:rPr>
   </w:style>
-  <w:style w:styleId="Hyperlink" w:type="character">
+  <w:style w:type="character" w:styleId="Hyperlink">
     <w:name w:val="Hyperlink"/>
     <w:basedOn w:val="CaptionChar"/>
     <w:rPr>
-      <w:color w:themeColor="accent1" w:val="4F81BD"/>
-    </w:rPr>
-  </w:style>
-  <w:style w:styleId="TOCHeading" w:type="paragraph">
+      <w:color w:val="4F81BD" w:themeColor="accent1"/>
+    </w:rPr>
+  </w:style>
+  <w:style w:type="paragraph" w:styleId="TOCHeading">
     <w:name w:val="TOC Heading"/>
     <w:basedOn w:val="Heading1"/>
     <w:next w:val="BodyText"/>
@@ -4788,19 +4252,19 @@
     <w:rPr>
       <w:b w:val="0"/>
       <w:bCs w:val="0"/>
-      <w:color w:themeColor="accent1" w:themeShade="BF" w:val="365F91"/>
-    </w:rPr>
-  </w:style>
-  <w:style w:customStyle="1" w:styleId="SourceCode" w:type="paragraph">
+      <w:color w:val="365F91" w:themeColor="accent1" w:themeShade="BF"/>
+    </w:rPr>
+  </w:style>
+  <w:style w:type="paragraph" w:customStyle="1" w:styleId="SourceCode">
     <w:name w:val="Source Code"/>
     <w:basedOn w:val="Normal"/>
     <w:link w:val="VerbatimChar"/>
     <w:pPr>
-      <w:shd w:color="auto" w:fill="F8F8F8" w:val="clear"/>
+      <w:shd w:val="clear" w:color="auto" w:fill="F8F8F8"/>
       <w:wordWrap w:val="0"/>
     </w:pPr>
   </w:style>
-  <w:style w:customStyle="1" w:styleId="KeywordTok" w:type="character">
+  <w:style w:type="character" w:customStyle="1" w:styleId="KeywordTok">
     <w:name w:val="KeywordTok"/>
     <w:basedOn w:val="VerbatimChar"/>
     <w:rPr>
@@ -4808,119 +4272,119 @@
       <w:b/>
       <w:color w:val="204A87"/>
       <w:sz w:val="22"/>
-      <w:shd w:color="auto" w:fill="F8F8F8" w:val="clear"/>
-    </w:rPr>
-  </w:style>
-  <w:style w:customStyle="1" w:styleId="DataTypeTok" w:type="character">
+      <w:shd w:val="clear" w:color="auto" w:fill="F8F8F8"/>
+    </w:rPr>
+  </w:style>
+  <w:style w:type="character" w:customStyle="1" w:styleId="DataTypeTok">
     <w:name w:val="DataTypeTok"/>
     <w:basedOn w:val="VerbatimChar"/>
     <w:rPr>
       <w:rFonts w:ascii="Consolas" w:hAnsi="Consolas"/>
       <w:color w:val="204A87"/>
       <w:sz w:val="22"/>
-      <w:shd w:color="auto" w:fill="F8F8F8" w:val="clear"/>
-    </w:rPr>
-  </w:style>
-  <w:style w:customStyle="1" w:styleId="DecValTok" w:type="character">
+      <w:shd w:val="clear" w:color="auto" w:fill="F8F8F8"/>
+    </w:rPr>
+  </w:style>
+  <w:style w:type="character" w:customStyle="1" w:styleId="DecValTok">
     <w:name w:val="DecValTok"/>
     <w:basedOn w:val="VerbatimChar"/>
     <w:rPr>
       <w:rFonts w:ascii="Consolas" w:hAnsi="Consolas"/>
       <w:color w:val="0000CF"/>
       <w:sz w:val="22"/>
-      <w:shd w:color="auto" w:fill="F8F8F8" w:val="clear"/>
-    </w:rPr>
-  </w:style>
-  <w:style w:customStyle="1" w:styleId="BaseNTok" w:type="character">
+      <w:shd w:val="clear" w:color="auto" w:fill="F8F8F8"/>
+    </w:rPr>
+  </w:style>
+  <w:style w:type="character" w:customStyle="1" w:styleId="BaseNTok">
     <w:name w:val="BaseNTok"/>
     <w:basedOn w:val="VerbatimChar"/>
     <w:rPr>
       <w:rFonts w:ascii="Consolas" w:hAnsi="Consolas"/>
       <w:color w:val="0000CF"/>
       <w:sz w:val="22"/>
-      <w:shd w:color="auto" w:fill="F8F8F8" w:val="clear"/>
-    </w:rPr>
-  </w:style>
-  <w:style w:customStyle="1" w:styleId="FloatTok" w:type="character">
+      <w:shd w:val="clear" w:color="auto" w:fill="F8F8F8"/>
+    </w:rPr>
+  </w:style>
+  <w:style w:type="character" w:customStyle="1" w:styleId="FloatTok">
     <w:name w:val="FloatTok"/>
     <w:basedOn w:val="VerbatimChar"/>
     <w:rPr>
       <w:rFonts w:ascii="Consolas" w:hAnsi="Consolas"/>
       <w:color w:val="0000CF"/>
       <w:sz w:val="22"/>
-      <w:shd w:color="auto" w:fill="F8F8F8" w:val="clear"/>
-    </w:rPr>
-  </w:style>
-  <w:style w:customStyle="1" w:styleId="ConstantTok" w:type="character">
+      <w:shd w:val="clear" w:color="auto" w:fill="F8F8F8"/>
+    </w:rPr>
+  </w:style>
+  <w:style w:type="character" w:customStyle="1" w:styleId="ConstantTok">
     <w:name w:val="ConstantTok"/>
     <w:basedOn w:val="VerbatimChar"/>
     <w:rPr>
       <w:rFonts w:ascii="Consolas" w:hAnsi="Consolas"/>
       <w:color w:val="000000"/>
       <w:sz w:val="22"/>
-      <w:shd w:color="auto" w:fill="F8F8F8" w:val="clear"/>
-    </w:rPr>
-  </w:style>
-  <w:style w:customStyle="1" w:styleId="CharTok" w:type="character">
+      <w:shd w:val="clear" w:color="auto" w:fill="F8F8F8"/>
+    </w:rPr>
+  </w:style>
+  <w:style w:type="character" w:customStyle="1" w:styleId="CharTok">
     <w:name w:val="CharTok"/>
     <w:basedOn w:val="VerbatimChar"/>
     <w:rPr>
       <w:rFonts w:ascii="Consolas" w:hAnsi="Consolas"/>
       <w:color w:val="4E9A06"/>
       <w:sz w:val="22"/>
-      <w:shd w:color="auto" w:fill="F8F8F8" w:val="clear"/>
-    </w:rPr>
-  </w:style>
-  <w:style w:customStyle="1" w:styleId="SpecialCharTok" w:type="character">
+      <w:shd w:val="clear" w:color="auto" w:fill="F8F8F8"/>
+    </w:rPr>
+  </w:style>
+  <w:style w:type="character" w:customStyle="1" w:styleId="SpecialCharTok">
     <w:name w:val="SpecialCharTok"/>
     <w:basedOn w:val="VerbatimChar"/>
     <w:rPr>
       <w:rFonts w:ascii="Consolas" w:hAnsi="Consolas"/>
       <w:color w:val="000000"/>
       <w:sz w:val="22"/>
-      <w:shd w:color="auto" w:fill="F8F8F8" w:val="clear"/>
-    </w:rPr>
-  </w:style>
-  <w:style w:customStyle="1" w:styleId="StringTok" w:type="character">
+      <w:shd w:val="clear" w:color="auto" w:fill="F8F8F8"/>
+    </w:rPr>
+  </w:style>
+  <w:style w:type="character" w:customStyle="1" w:styleId="StringTok">
     <w:name w:val="StringTok"/>
     <w:basedOn w:val="VerbatimChar"/>
     <w:rPr>
       <w:rFonts w:ascii="Consolas" w:hAnsi="Consolas"/>
       <w:color w:val="4E9A06"/>
       <w:sz w:val="22"/>
-      <w:shd w:color="auto" w:fill="F8F8F8" w:val="clear"/>
-    </w:rPr>
-  </w:style>
-  <w:style w:customStyle="1" w:styleId="VerbatimStringTok" w:type="character">
+      <w:shd w:val="clear" w:color="auto" w:fill="F8F8F8"/>
+    </w:rPr>
+  </w:style>
+  <w:style w:type="character" w:customStyle="1" w:styleId="VerbatimStringTok">
     <w:name w:val="VerbatimStringTok"/>
     <w:basedOn w:val="VerbatimChar"/>
     <w:rPr>
       <w:rFonts w:ascii="Consolas" w:hAnsi="Consolas"/>
       <w:color w:val="4E9A06"/>
       <w:sz w:val="22"/>
-      <w:shd w:color="auto" w:fill="F8F8F8" w:val="clear"/>
-    </w:rPr>
-  </w:style>
-  <w:style w:customStyle="1" w:styleId="SpecialStringTok" w:type="character">
+      <w:shd w:val="clear" w:color="auto" w:fill="F8F8F8"/>
+    </w:rPr>
+  </w:style>
+  <w:style w:type="character" w:customStyle="1" w:styleId="SpecialStringTok">
     <w:name w:val="SpecialStringTok"/>
     <w:basedOn w:val="VerbatimChar"/>
     <w:rPr>
       <w:rFonts w:ascii="Consolas" w:hAnsi="Consolas"/>
       <w:color w:val="4E9A06"/>
       <w:sz w:val="22"/>
-      <w:shd w:color="auto" w:fill="F8F8F8" w:val="clear"/>
-    </w:rPr>
-  </w:style>
-  <w:style w:customStyle="1" w:styleId="ImportTok" w:type="character">
+      <w:shd w:val="clear" w:color="auto" w:fill="F8F8F8"/>
+    </w:rPr>
+  </w:style>
+  <w:style w:type="character" w:customStyle="1" w:styleId="ImportTok">
     <w:name w:val="ImportTok"/>
     <w:basedOn w:val="VerbatimChar"/>
     <w:rPr>
       <w:rFonts w:ascii="Consolas" w:hAnsi="Consolas"/>
       <w:sz w:val="22"/>
-      <w:shd w:color="auto" w:fill="F8F8F8" w:val="clear"/>
-    </w:rPr>
-  </w:style>
-  <w:style w:customStyle="1" w:styleId="CommentTok" w:type="character">
+      <w:shd w:val="clear" w:color="auto" w:fill="F8F8F8"/>
+    </w:rPr>
+  </w:style>
+  <w:style w:type="character" w:customStyle="1" w:styleId="CommentTok">
     <w:name w:val="CommentTok"/>
     <w:basedOn w:val="VerbatimChar"/>
     <w:rPr>
@@ -4928,10 +4392,10 @@
       <w:i/>
       <w:color w:val="8F5902"/>
       <w:sz w:val="22"/>
-      <w:shd w:color="auto" w:fill="F8F8F8" w:val="clear"/>
-    </w:rPr>
-  </w:style>
-  <w:style w:customStyle="1" w:styleId="DocumentationTok" w:type="character">
+      <w:shd w:val="clear" w:color="auto" w:fill="F8F8F8"/>
+    </w:rPr>
+  </w:style>
+  <w:style w:type="character" w:customStyle="1" w:styleId="DocumentationTok">
     <w:name w:val="DocumentationTok"/>
     <w:basedOn w:val="VerbatimChar"/>
     <w:rPr>
@@ -4940,10 +4404,10 @@
       <w:i/>
       <w:color w:val="8F5902"/>
       <w:sz w:val="22"/>
-      <w:shd w:color="auto" w:fill="F8F8F8" w:val="clear"/>
-    </w:rPr>
-  </w:style>
-  <w:style w:customStyle="1" w:styleId="AnnotationTok" w:type="character">
+      <w:shd w:val="clear" w:color="auto" w:fill="F8F8F8"/>
+    </w:rPr>
+  </w:style>
+  <w:style w:type="character" w:customStyle="1" w:styleId="AnnotationTok">
     <w:name w:val="AnnotationTok"/>
     <w:basedOn w:val="VerbatimChar"/>
     <w:rPr>
@@ -4952,10 +4416,10 @@
       <w:i/>
       <w:color w:val="8F5902"/>
       <w:sz w:val="22"/>
-      <w:shd w:color="auto" w:fill="F8F8F8" w:val="clear"/>
-    </w:rPr>
-  </w:style>
-  <w:style w:customStyle="1" w:styleId="CommentVarTok" w:type="character">
+      <w:shd w:val="clear" w:color="auto" w:fill="F8F8F8"/>
+    </w:rPr>
+  </w:style>
+  <w:style w:type="character" w:customStyle="1" w:styleId="CommentVarTok">
     <w:name w:val="CommentVarTok"/>
     <w:basedOn w:val="VerbatimChar"/>
     <w:rPr>
@@ -4964,40 +4428,40 @@
       <w:i/>
       <w:color w:val="8F5902"/>
       <w:sz w:val="22"/>
-      <w:shd w:color="auto" w:fill="F8F8F8" w:val="clear"/>
-    </w:rPr>
-  </w:style>
-  <w:style w:customStyle="1" w:styleId="OtherTok" w:type="character">
+      <w:shd w:val="clear" w:color="auto" w:fill="F8F8F8"/>
+    </w:rPr>
+  </w:style>
+  <w:style w:type="character" w:customStyle="1" w:styleId="OtherTok">
     <w:name w:val="OtherTok"/>
     <w:basedOn w:val="VerbatimChar"/>
     <w:rPr>
       <w:rFonts w:ascii="Consolas" w:hAnsi="Consolas"/>
       <w:color w:val="8F5902"/>
       <w:sz w:val="22"/>
-      <w:shd w:color="auto" w:fill="F8F8F8" w:val="clear"/>
-    </w:rPr>
-  </w:style>
-  <w:style w:customStyle="1" w:styleId="FunctionTok" w:type="character">
+      <w:shd w:val="clear" w:color="auto" w:fill="F8F8F8"/>
+    </w:rPr>
+  </w:style>
+  <w:style w:type="character" w:customStyle="1" w:styleId="FunctionTok">
     <w:name w:val="FunctionTok"/>
     <w:basedOn w:val="VerbatimChar"/>
     <w:rPr>
       <w:rFonts w:ascii="Consolas" w:hAnsi="Consolas"/>
       <w:color w:val="000000"/>
       <w:sz w:val="22"/>
-      <w:shd w:color="auto" w:fill="F8F8F8" w:val="clear"/>
-    </w:rPr>
-  </w:style>
-  <w:style w:customStyle="1" w:styleId="VariableTok" w:type="character">
+      <w:shd w:val="clear" w:color="auto" w:fill="F8F8F8"/>
+    </w:rPr>
+  </w:style>
+  <w:style w:type="character" w:customStyle="1" w:styleId="VariableTok">
     <w:name w:val="VariableTok"/>
     <w:basedOn w:val="VerbatimChar"/>
     <w:rPr>
       <w:rFonts w:ascii="Consolas" w:hAnsi="Consolas"/>
       <w:color w:val="000000"/>
       <w:sz w:val="22"/>
-      <w:shd w:color="auto" w:fill="F8F8F8" w:val="clear"/>
-    </w:rPr>
-  </w:style>
-  <w:style w:customStyle="1" w:styleId="ControlFlowTok" w:type="character">
+      <w:shd w:val="clear" w:color="auto" w:fill="F8F8F8"/>
+    </w:rPr>
+  </w:style>
+  <w:style w:type="character" w:customStyle="1" w:styleId="ControlFlowTok">
     <w:name w:val="ControlFlowTok"/>
     <w:basedOn w:val="VerbatimChar"/>
     <w:rPr>
@@ -5005,10 +4469,10 @@
       <w:b/>
       <w:color w:val="204A87"/>
       <w:sz w:val="22"/>
-      <w:shd w:color="auto" w:fill="F8F8F8" w:val="clear"/>
-    </w:rPr>
-  </w:style>
-  <w:style w:customStyle="1" w:styleId="OperatorTok" w:type="character">
+      <w:shd w:val="clear" w:color="auto" w:fill="F8F8F8"/>
+    </w:rPr>
+  </w:style>
+  <w:style w:type="character" w:customStyle="1" w:styleId="OperatorTok">
     <w:name w:val="OperatorTok"/>
     <w:basedOn w:val="VerbatimChar"/>
     <w:rPr>
@@ -5016,28 +4480,28 @@
       <w:b/>
       <w:color w:val="CE5C00"/>
       <w:sz w:val="22"/>
-      <w:shd w:color="auto" w:fill="F8F8F8" w:val="clear"/>
-    </w:rPr>
-  </w:style>
-  <w:style w:customStyle="1" w:styleId="BuiltInTok" w:type="character">
+      <w:shd w:val="clear" w:color="auto" w:fill="F8F8F8"/>
+    </w:rPr>
+  </w:style>
+  <w:style w:type="character" w:customStyle="1" w:styleId="BuiltInTok">
     <w:name w:val="BuiltInTok"/>
     <w:basedOn w:val="VerbatimChar"/>
     <w:rPr>
       <w:rFonts w:ascii="Consolas" w:hAnsi="Consolas"/>
       <w:sz w:val="22"/>
-      <w:shd w:color="auto" w:fill="F8F8F8" w:val="clear"/>
-    </w:rPr>
-  </w:style>
-  <w:style w:customStyle="1" w:styleId="ExtensionTok" w:type="character">
+      <w:shd w:val="clear" w:color="auto" w:fill="F8F8F8"/>
+    </w:rPr>
+  </w:style>
+  <w:style w:type="character" w:customStyle="1" w:styleId="ExtensionTok">
     <w:name w:val="ExtensionTok"/>
     <w:basedOn w:val="VerbatimChar"/>
     <w:rPr>
       <w:rFonts w:ascii="Consolas" w:hAnsi="Consolas"/>
       <w:sz w:val="22"/>
-      <w:shd w:color="auto" w:fill="F8F8F8" w:val="clear"/>
-    </w:rPr>
-  </w:style>
-  <w:style w:customStyle="1" w:styleId="PreprocessorTok" w:type="character">
+      <w:shd w:val="clear" w:color="auto" w:fill="F8F8F8"/>
+    </w:rPr>
+  </w:style>
+  <w:style w:type="character" w:customStyle="1" w:styleId="PreprocessorTok">
     <w:name w:val="PreprocessorTok"/>
     <w:basedOn w:val="VerbatimChar"/>
     <w:rPr>
@@ -5045,29 +4509,29 @@
       <w:i/>
       <w:color w:val="8F5902"/>
       <w:sz w:val="22"/>
-      <w:shd w:color="auto" w:fill="F8F8F8" w:val="clear"/>
-    </w:rPr>
-  </w:style>
-  <w:style w:customStyle="1" w:styleId="AttributeTok" w:type="character">
+      <w:shd w:val="clear" w:color="auto" w:fill="F8F8F8"/>
+    </w:rPr>
+  </w:style>
+  <w:style w:type="character" w:customStyle="1" w:styleId="AttributeTok">
     <w:name w:val="AttributeTok"/>
     <w:basedOn w:val="VerbatimChar"/>
     <w:rPr>
       <w:rFonts w:ascii="Consolas" w:hAnsi="Consolas"/>
       <w:color w:val="C4A000"/>
       <w:sz w:val="22"/>
-      <w:shd w:color="auto" w:fill="F8F8F8" w:val="clear"/>
-    </w:rPr>
-  </w:style>
-  <w:style w:customStyle="1" w:styleId="RegionMarkerTok" w:type="character">
+      <w:shd w:val="clear" w:color="auto" w:fill="F8F8F8"/>
+    </w:rPr>
+  </w:style>
+  <w:style w:type="character" w:customStyle="1" w:styleId="RegionMarkerTok">
     <w:name w:val="RegionMarkerTok"/>
     <w:basedOn w:val="VerbatimChar"/>
     <w:rPr>
       <w:rFonts w:ascii="Consolas" w:hAnsi="Consolas"/>
       <w:sz w:val="22"/>
-      <w:shd w:color="auto" w:fill="F8F8F8" w:val="clear"/>
-    </w:rPr>
-  </w:style>
-  <w:style w:customStyle="1" w:styleId="InformationTok" w:type="character">
+      <w:shd w:val="clear" w:color="auto" w:fill="F8F8F8"/>
+    </w:rPr>
+  </w:style>
+  <w:style w:type="character" w:customStyle="1" w:styleId="InformationTok">
     <w:name w:val="InformationTok"/>
     <w:basedOn w:val="VerbatimChar"/>
     <w:rPr>
@@ -5076,10 +4540,10 @@
       <w:i/>
       <w:color w:val="8F5902"/>
       <w:sz w:val="22"/>
-      <w:shd w:color="auto" w:fill="F8F8F8" w:val="clear"/>
-    </w:rPr>
-  </w:style>
-  <w:style w:customStyle="1" w:styleId="WarningTok" w:type="character">
+      <w:shd w:val="clear" w:color="auto" w:fill="F8F8F8"/>
+    </w:rPr>
+  </w:style>
+  <w:style w:type="character" w:customStyle="1" w:styleId="WarningTok">
     <w:name w:val="WarningTok"/>
     <w:basedOn w:val="VerbatimChar"/>
     <w:rPr>
@@ -5088,20 +4552,20 @@
       <w:i/>
       <w:color w:val="8F5902"/>
       <w:sz w:val="22"/>
-      <w:shd w:color="auto" w:fill="F8F8F8" w:val="clear"/>
-    </w:rPr>
-  </w:style>
-  <w:style w:customStyle="1" w:styleId="AlertTok" w:type="character">
+      <w:shd w:val="clear" w:color="auto" w:fill="F8F8F8"/>
+    </w:rPr>
+  </w:style>
+  <w:style w:type="character" w:customStyle="1" w:styleId="AlertTok">
     <w:name w:val="AlertTok"/>
     <w:basedOn w:val="VerbatimChar"/>
     <w:rPr>
       <w:rFonts w:ascii="Consolas" w:hAnsi="Consolas"/>
       <w:color w:val="EF2929"/>
       <w:sz w:val="22"/>
-      <w:shd w:color="auto" w:fill="F8F8F8" w:val="clear"/>
-    </w:rPr>
-  </w:style>
-  <w:style w:customStyle="1" w:styleId="ErrorTok" w:type="character">
+      <w:shd w:val="clear" w:color="auto" w:fill="F8F8F8"/>
+    </w:rPr>
+  </w:style>
+  <w:style w:type="character" w:customStyle="1" w:styleId="ErrorTok">
     <w:name w:val="ErrorTok"/>
     <w:basedOn w:val="VerbatimChar"/>
     <w:rPr>
@@ -5109,19 +4573,19 @@
       <w:b/>
       <w:color w:val="A40000"/>
       <w:sz w:val="22"/>
-      <w:shd w:color="auto" w:fill="F8F8F8" w:val="clear"/>
-    </w:rPr>
-  </w:style>
-  <w:style w:customStyle="1" w:styleId="NormalTok" w:type="character">
+      <w:shd w:val="clear" w:color="auto" w:fill="F8F8F8"/>
+    </w:rPr>
+  </w:style>
+  <w:style w:type="character" w:customStyle="1" w:styleId="NormalTok">
     <w:name w:val="NormalTok"/>
     <w:basedOn w:val="VerbatimChar"/>
     <w:rPr>
       <w:rFonts w:ascii="Consolas" w:hAnsi="Consolas"/>
       <w:sz w:val="22"/>
-      <w:shd w:color="auto" w:fill="F8F8F8" w:val="clear"/>
-    </w:rPr>
-  </w:style>
-  <w:style w:customStyle="1" w:styleId="BodyTextChar" w:type="character">
+      <w:shd w:val="clear" w:color="auto" w:fill="F8F8F8"/>
+    </w:rPr>
+  </w:style>
+  <w:style w:type="character" w:customStyle="1" w:styleId="BodyTextChar">
     <w:name w:val="Body Text Char"/>
     <w:basedOn w:val="DefaultParagraphFont"/>
     <w:link w:val="BodyText"/>
@@ -5130,14 +4594,14 @@
       <w:rFonts w:ascii="Times New Roman" w:hAnsi="Times New Roman"/>
     </w:rPr>
   </w:style>
-  <w:style w:styleId="LineNumber" w:type="character">
+  <w:style w:type="character" w:styleId="LineNumber">
     <w:name w:val="line number"/>
     <w:basedOn w:val="DefaultParagraphFont"/>
     <w:semiHidden/>
     <w:unhideWhenUsed/>
     <w:rsid w:val="008E79E4"/>
   </w:style>
-  <w:style w:styleId="TableGrid" w:type="table">
+  <w:style w:type="table" w:styleId="TableGrid">
     <w:name w:val="Table Grid"/>
     <w:aliases w:val="Table Paper"/>
     <w:basedOn w:val="TableNormal"/>
@@ -5150,16 +4614,16 @@
     </w:rPr>
     <w:tblPr>
       <w:tblBorders>
-        <w:top w:color="auto" w:space="0" w:sz="4" w:val="single"/>
-        <w:left w:color="auto" w:space="0" w:sz="4" w:val="single"/>
-        <w:bottom w:color="auto" w:space="0" w:sz="4" w:val="single"/>
-        <w:right w:color="auto" w:space="0" w:sz="4" w:val="single"/>
-        <w:insideH w:color="auto" w:space="0" w:sz="4" w:val="single"/>
-        <w:insideV w:color="auto" w:space="0" w:sz="4" w:val="single"/>
+        <w:top w:val="single" w:sz="4" w:space="0" w:color="auto"/>
+        <w:left w:val="single" w:sz="4" w:space="0" w:color="auto"/>
+        <w:bottom w:val="single" w:sz="4" w:space="0" w:color="auto"/>
+        <w:right w:val="single" w:sz="4" w:space="0" w:color="auto"/>
+        <w:insideH w:val="single" w:sz="4" w:space="0" w:color="auto"/>
+        <w:insideV w:val="single" w:sz="4" w:space="0" w:color="auto"/>
       </w:tblBorders>
     </w:tblPr>
   </w:style>
-  <w:style w:customStyle="1" w:styleId="TableA" w:type="table">
+  <w:style w:type="table" w:customStyle="1" w:styleId="TableA">
     <w:name w:val="TableA"/>
     <w:basedOn w:val="TableGrid"/>
     <w:uiPriority w:val="99"/>
@@ -5169,7 +4633,7 @@
     </w:rPr>
     <w:tblPr/>
   </w:style>
-  <w:style w:styleId="PlainTable1" w:type="table">
+  <w:style w:type="table" w:styleId="PlainTable1">
     <w:name w:val="Plain Table 1"/>
     <w:basedOn w:val="TableNormal"/>
     <w:rsid w:val="00921965"/>
@@ -5180,12 +4644,12 @@
       <w:tblStyleRowBandSize w:val="1"/>
       <w:tblStyleColBandSize w:val="1"/>
       <w:tblBorders>
-        <w:top w:color="BFBFBF" w:space="0" w:sz="4" w:themeColor="background1" w:themeShade="BF" w:val="single"/>
-        <w:left w:color="BFBFBF" w:space="0" w:sz="4" w:themeColor="background1" w:themeShade="BF" w:val="single"/>
-        <w:bottom w:color="BFBFBF" w:space="0" w:sz="4" w:themeColor="background1" w:themeShade="BF" w:val="single"/>
-        <w:right w:color="BFBFBF" w:space="0" w:sz="4" w:themeColor="background1" w:themeShade="BF" w:val="single"/>
-        <w:insideH w:color="BFBFBF" w:space="0" w:sz="4" w:themeColor="background1" w:themeShade="BF" w:val="single"/>
-        <w:insideV w:color="BFBFBF" w:space="0" w:sz="4" w:themeColor="background1" w:themeShade="BF" w:val="single"/>
+        <w:top w:val="single" w:sz="4" w:space="0" w:color="BFBFBF" w:themeColor="background1" w:themeShade="BF"/>
+        <w:left w:val="single" w:sz="4" w:space="0" w:color="BFBFBF" w:themeColor="background1" w:themeShade="BF"/>
+        <w:bottom w:val="single" w:sz="4" w:space="0" w:color="BFBFBF" w:themeColor="background1" w:themeShade="BF"/>
+        <w:right w:val="single" w:sz="4" w:space="0" w:color="BFBFBF" w:themeColor="background1" w:themeShade="BF"/>
+        <w:insideH w:val="single" w:sz="4" w:space="0" w:color="BFBFBF" w:themeColor="background1" w:themeShade="BF"/>
+        <w:insideV w:val="single" w:sz="4" w:space="0" w:color="BFBFBF" w:themeColor="background1" w:themeShade="BF"/>
       </w:tblBorders>
     </w:tblPr>
     <w:tblStylePr w:type="firstRow">
@@ -5202,7 +4666,7 @@
       <w:tblPr/>
       <w:tcPr>
         <w:tcBorders>
-          <w:top w:color="BFBFBF" w:space="0" w:sz="4" w:themeColor="background1" w:themeShade="BF" w:val="double"/>
+          <w:top w:val="double" w:sz="4" w:space="0" w:color="BFBFBF" w:themeColor="background1" w:themeShade="BF"/>
         </w:tcBorders>
       </w:tcPr>
     </w:tblStylePr>
@@ -5221,17 +4685,17 @@
     <w:tblStylePr w:type="band1Vert">
       <w:tblPr/>
       <w:tcPr>
-        <w:shd w:color="auto" w:fill="F2F2F2" w:themeFill="background1" w:themeFillShade="F2" w:val="clear"/>
+        <w:shd w:val="clear" w:color="auto" w:fill="F2F2F2" w:themeFill="background1" w:themeFillShade="F2"/>
       </w:tcPr>
     </w:tblStylePr>
     <w:tblStylePr w:type="band1Horz">
       <w:tblPr/>
       <w:tcPr>
-        <w:shd w:color="auto" w:fill="F2F2F2" w:themeFill="background1" w:themeFillShade="F2" w:val="clear"/>
+        <w:shd w:val="clear" w:color="auto" w:fill="F2F2F2" w:themeFill="background1" w:themeFillShade="F2"/>
       </w:tcPr>
     </w:tblStylePr>
   </w:style>
-  <w:style w:styleId="GridTable2" w:type="table">
+  <w:style w:type="table" w:styleId="GridTable2">
     <w:name w:val="Grid Table 2"/>
     <w:basedOn w:val="TableNormal"/>
     <w:rsid w:val="00921965"/>
@@ -5242,10 +4706,10 @@
       <w:tblStyleRowBandSize w:val="1"/>
       <w:tblStyleColBandSize w:val="1"/>
       <w:tblBorders>
-        <w:top w:color="666666" w:space="0" w:sz="2" w:themeColor="text1" w:themeTint="99" w:val="single"/>
-        <w:bottom w:color="666666" w:space="0" w:sz="2" w:themeColor="text1" w:themeTint="99" w:val="single"/>
-        <w:insideH w:color="666666" w:space="0" w:sz="2" w:themeColor="text1" w:themeTint="99" w:val="single"/>
-        <w:insideV w:color="666666" w:space="0" w:sz="2" w:themeColor="text1" w:themeTint="99" w:val="single"/>
+        <w:top w:val="single" w:sz="2" w:space="0" w:color="666666" w:themeColor="text1" w:themeTint="99"/>
+        <w:bottom w:val="single" w:sz="2" w:space="0" w:color="666666" w:themeColor="text1" w:themeTint="99"/>
+        <w:insideH w:val="single" w:sz="2" w:space="0" w:color="666666" w:themeColor="text1" w:themeTint="99"/>
+        <w:insideV w:val="single" w:sz="2" w:space="0" w:color="666666" w:themeColor="text1" w:themeTint="99"/>
       </w:tblBorders>
     </w:tblPr>
     <w:tblStylePr w:type="firstRow">
@@ -5257,11 +4721,11 @@
       <w:tcPr>
         <w:tcBorders>
           <w:top w:val="nil"/>
-          <w:bottom w:color="666666" w:space="0" w:sz="12" w:themeColor="text1" w:themeTint="99" w:val="single"/>
+          <w:bottom w:val="single" w:sz="12" w:space="0" w:color="666666" w:themeColor="text1" w:themeTint="99"/>
           <w:insideH w:val="nil"/>
           <w:insideV w:val="nil"/>
         </w:tcBorders>
-        <w:shd w:color="auto" w:fill="FFFFFF" w:themeFill="background1" w:val="clear"/>
+        <w:shd w:val="clear" w:color="auto" w:fill="FFFFFF" w:themeFill="background1"/>
       </w:tcPr>
     </w:tblStylePr>
     <w:tblStylePr w:type="lastRow">
@@ -5272,12 +4736,12 @@
       <w:tblPr/>
       <w:tcPr>
         <w:tcBorders>
-          <w:top w:color="666666" w:space="0" w:sz="2" w:themeColor="text1" w:themeTint="99" w:val="double"/>
+          <w:top w:val="double" w:sz="2" w:space="0" w:color="666666" w:themeColor="text1" w:themeTint="99"/>
           <w:bottom w:val="nil"/>
           <w:insideH w:val="nil"/>
           <w:insideV w:val="nil"/>
         </w:tcBorders>
-        <w:shd w:color="auto" w:fill="FFFFFF" w:themeFill="background1" w:val="clear"/>
+        <w:shd w:val="clear" w:color="auto" w:fill="FFFFFF" w:themeFill="background1"/>
       </w:tcPr>
     </w:tblStylePr>
     <w:tblStylePr w:type="firstCol">
@@ -5295,17 +4759,17 @@
     <w:tblStylePr w:type="band1Vert">
       <w:tblPr/>
       <w:tcPr>
-        <w:shd w:color="auto" w:fill="CCCCCC" w:themeFill="text1" w:themeFillTint="33" w:val="clear"/>
+        <w:shd w:val="clear" w:color="auto" w:fill="CCCCCC" w:themeFill="text1" w:themeFillTint="33"/>
       </w:tcPr>
     </w:tblStylePr>
     <w:tblStylePr w:type="band1Horz">
       <w:tblPr/>
       <w:tcPr>
-        <w:shd w:color="auto" w:fill="CCCCCC" w:themeFill="text1" w:themeFillTint="33" w:val="clear"/>
+        <w:shd w:val="clear" w:color="auto" w:fill="CCCCCC" w:themeFill="text1" w:themeFillTint="33"/>
       </w:tcPr>
     </w:tblStylePr>
   </w:style>
-  <w:style w:styleId="Header" w:type="paragraph">
+  <w:style w:type="paragraph" w:styleId="Header">
     <w:name w:val="header"/>
     <w:basedOn w:val="Normal"/>
     <w:link w:val="HeaderChar"/>
@@ -5313,19 +4777,19 @@
     <w:rsid w:val="00CE76D0"/>
     <w:pPr>
       <w:tabs>
-        <w:tab w:pos="4680" w:val="center"/>
-        <w:tab w:pos="9360" w:val="right"/>
+        <w:tab w:val="center" w:pos="4680"/>
+        <w:tab w:val="right" w:pos="9360"/>
       </w:tabs>
       <w:spacing w:after="0"/>
     </w:pPr>
   </w:style>
-  <w:style w:customStyle="1" w:styleId="HeaderChar" w:type="character">
+  <w:style w:type="character" w:customStyle="1" w:styleId="HeaderChar">
     <w:name w:val="Header Char"/>
     <w:basedOn w:val="DefaultParagraphFont"/>
     <w:link w:val="Header"/>
     <w:rsid w:val="00CE76D0"/>
   </w:style>
-  <w:style w:styleId="Footer" w:type="paragraph">
+  <w:style w:type="paragraph" w:styleId="Footer">
     <w:name w:val="footer"/>
     <w:basedOn w:val="Normal"/>
     <w:link w:val="FooterChar"/>
@@ -5333,19 +4797,19 @@
     <w:rsid w:val="00CE76D0"/>
     <w:pPr>
       <w:tabs>
-        <w:tab w:pos="4680" w:val="center"/>
-        <w:tab w:pos="9360" w:val="right"/>
+        <w:tab w:val="center" w:pos="4680"/>
+        <w:tab w:val="right" w:pos="9360"/>
       </w:tabs>
       <w:spacing w:after="0"/>
     </w:pPr>
   </w:style>
-  <w:style w:customStyle="1" w:styleId="FooterChar" w:type="character">
+  <w:style w:type="character" w:customStyle="1" w:styleId="FooterChar">
     <w:name w:val="Footer Char"/>
     <w:basedOn w:val="DefaultParagraphFont"/>
     <w:link w:val="Footer"/>
     <w:rsid w:val="00CE76D0"/>
   </w:style>
-  <w:style w:styleId="PageNumber" w:type="character">
+  <w:style w:type="character" w:styleId="PageNumber">
     <w:name w:val="page number"/>
     <w:basedOn w:val="DefaultParagraphFont"/>
     <w:semiHidden/>

--- a/2025_earwig_fecundity_revised.docx
+++ b/2025_earwig_fecundity_revised.docx
@@ -207,7 +207,7 @@
         <w:t xml:space="preserve"> </w:t>
       </w:r>
       <w:r>
-        <w:t xml:space="preserve">argue that only by decomposing covariance into these components using multivariate mixed models can we determine whether allocation trade-offs operate within individuals despite positive population-level associations.</w:t>
+        <w:t xml:space="preserve">argue that only by decomposing covariance into these components using multivariate mixed models can I determine whether allocation trade-offs operate within individuals despite positive population-level associations.</w:t>
       </w:r>
       <w:r>
         <w:t xml:space="preserve"> </w:t>
@@ -509,7 +509,7 @@
         <w:pStyle w:val="BodyText"/>
       </w:pPr>
       <w:r>
-        <w:t xml:space="preserve">We first quantified associations among reproductive traits using raw phenotypic correlations. Pearson correlation coefficients were calculated using individual-level trait values, thereby capturing total phenotypic covariation across all sources of variation. These correlations reflect the combined contribution of consistent differences among females, within-clutch variation, and residual effects. Consequently, raw phenotypic correlations provide a descriptive estimate of overall trait associations but do not distinguish whether covariation arises from stable female differences or from within-clutch processes.</w:t>
+        <w:t xml:space="preserve">I first quantified associations among reproductive traits using raw phenotypic correlations. Pearson correlation coefficients were calculated using individual-level trait values, thereby capturing total phenotypic covariation across all sources of variation. These correlations reflect the combined contribution of consistent differences among females, within-clutch variation, and residual effects. Consequently, raw phenotypic correlations provide a descriptive estimate of overall trait associations but do not distinguish whether covariation arises from stable female differences or from within-clutch processes.</w:t>
       </w:r>
     </w:p>
     <w:p>
@@ -517,13 +517,28 @@
         <w:pStyle w:val="BodyText"/>
       </w:pPr>
       <w:r>
-        <w:t xml:space="preserve">To distinguish covariance arising from within-female plasticity from covariance attributable to consistent among-female differences, I followed the within–between decomposition approach of van de Pol and Wright (2009). For focal predictors that varied across clutches, each trait was decomposed into two components. The within-female component represented the deviation of each observation from that female’s own mean value, thereby capturing clutch-level deviations within individuals. The between-female component represented each female’s mean value relative to the population mean, capturing stable differences among females. Although mean-centering has been shown to impose assumptions about underlying biological processes (Westneat et al. 2020), these assumptions are appropriate here because the biological question concerns how reproductive allocation varies within females across clutches versus how females differ consistently in allocation strategy.</w:t>
-      </w:r>
-      <w:r>
-        <w:t xml:space="preserve"> </w:t>
-      </w:r>
-      <w:r>
-        <w:t xml:space="preserve">I fitted a Bayesian multivariate mixed-effects model in which multiple reproductive traits were modelled jointly. Continuous response variables were modelled assuming Gaussian error distributions with identity link functions, whereas count responses were modelled using negative binomial error distributions to account for overdispersion. The within- and between-female components of focal predictors were included simultaneously as fixed effects. Female identity was included as a random intercept across response variables, allowing estimation of among-female variance for each trait as well as covariance among traits at the female level. This multivariate framework partitions total phenotypic covariance into covariance attributable to consistent differences among females and covariance arising from within-female deviations across clutches.</w:t>
+        <w:t xml:space="preserve">To distinguish covariance arising from within-female plasticity from covariance attributable to consistent among-female differences, I followed the within–between decomposition approach of van de Pol and Wright</w:t>
+      </w:r>
+      <w:r>
+        <w:t xml:space="preserve"> </w:t>
+      </w:r>
+      <w:r>
+        <w:t xml:space="preserve">(2009)</w:t>
+      </w:r>
+      <w:r>
+        <w:t xml:space="preserve"> </w:t>
+      </w:r>
+      <w:r>
+        <w:t xml:space="preserve">by decomposing egg number into two components. The within-female component represented the deviation of each observation from a female’s own mean egg number, and the between-female component represented each female’s mean egg number relative to the population mean. Although mean-centering has been shown to impose assumptions about underlying biological processes</w:t>
+      </w:r>
+      <w:r>
+        <w:t xml:space="preserve"> </w:t>
+      </w:r>
+      <w:r>
+        <w:t xml:space="preserve">(Westneat et al. 2020)</w:t>
+      </w:r>
+      <w:r>
+        <w:t xml:space="preserve">, these assumptions are appropriate here because the biological question concerns how reproductive allocation varies within females across clutches versus how females differ consistently in allocation strategy. I fitted a Bayesian multivariate mixed-effects model in which egg number and mean egg size were modelled jointly. Mean egg size was modelled assuming Gaussian error distributions with identity link functions, whereas egg number was modelled using negative binomial error distributions to account for overdispersion. The within- and between-female components of focal predictors were included simultaneously as fixed effects. Female identity was included as a random intercept across response variables, allowing estimation of among-female variance for each trait as well as covariance among traits at the female level. This multivariate framework partitions total phenotypic covariance into covariance attributable to consistent differences among females and covariance arising from within-female deviations across clutches.</w:t>
       </w:r>
     </w:p>
     <w:p>
@@ -547,7 +562,7 @@
         <w:pStyle w:val="BodyText"/>
       </w:pPr>
       <w:r>
-        <w:t xml:space="preserve">To quantify the structure of egg size variation specifically, we fitted a univariate mixed-effects model in which egg size (standardised mean egg perimeter) was modelled as a Gaussian response with female identity included as a random intercept. This formulation partitions total phenotypic variance in egg size into variance attributable to differences among females and variance occurring within females among eggs within clutches. The among-female variance component represents consistent maternal differences in allocation to egg size, whereas the within-female component captures heterogeneity in provisioning within clutches as well as residual variation.</w:t>
+        <w:t xml:space="preserve">To quantify the structure of egg size variation specifically, I fitted a univariate mixed-effects model in which egg size (standardised mean egg perimeter) was modelled as a Gaussian response with female identity included as a random intercept. This formulation partitions total phenotypic variance in egg size into variance attributable to differences among females and variance occurring within females among eggs within clutches. The among-female variance component represents consistent maternal differences in allocation to egg size, whereas the within-female component captures heterogeneity in provisioning within clutches as well as residual variation.</w:t>
       </w:r>
     </w:p>
     <w:p>
@@ -1419,6 +1434,146 @@
         <w:t xml:space="preserve">= -0.02, 95% CI [-0.35, 0.33]) suggesting that larger females or those in better condition produce more eggs. I therefore did not inlcude a measure of size/condition in this model.</w:t>
       </w:r>
     </w:p>
+    <w:p>
+      <w:pPr>
+        <w:pStyle w:val="BodyText"/>
+      </w:pPr>
+      <w:r>
+        <w:t xml:space="preserve">Repeatability of egg number was extremely low on the observation scale (</w:t>
+      </w:r>
+      <m:oMath>
+        <m:r>
+          <m:t>R</m:t>
+        </m:r>
+        <m:r>
+          <m:rPr>
+            <m:sty m:val="p"/>
+          </m:rPr>
+          <m:t>=</m:t>
+        </m:r>
+        <m:r>
+          <m:t>2.97</m:t>
+        </m:r>
+        <m:r>
+          <m:rPr>
+            <m:sty m:val="p"/>
+          </m:rPr>
+          <m:t>×</m:t>
+        </m:r>
+        <m:sSup>
+          <m:e>
+            <m:r>
+              <m:t>10</m:t>
+            </m:r>
+          </m:e>
+          <m:sup>
+            <m:r>
+              <m:rPr>
+                <m:sty m:val="p"/>
+              </m:rPr>
+              <m:t>−</m:t>
+            </m:r>
+            <m:r>
+              <m:t>5</m:t>
+            </m:r>
+          </m:sup>
+        </m:sSup>
+        <m:r>
+          <m:rPr>
+            <m:sty m:val="p"/>
+          </m:rPr>
+          <m:t>,</m:t>
+        </m:r>
+        <m:r>
+          <m:t>95</m:t>
+        </m:r>
+        <m:r>
+          <m:rPr>
+            <m:sty m:val="p"/>
+          </m:rPr>
+          <m:t>%</m:t>
+        </m:r>
+        <m:r>
+          <m:t>C</m:t>
+        </m:r>
+        <m:r>
+          <m:t>I</m:t>
+        </m:r>
+        <m:d>
+          <m:dPr>
+            <m:begChr m:val="["/>
+            <m:sepChr m:val=""/>
+            <m:endChr m:val="]"/>
+            <m:grow/>
+          </m:dPr>
+          <m:e>
+            <m:r>
+              <m:t>2.01</m:t>
+            </m:r>
+            <m:r>
+              <m:rPr>
+                <m:sty m:val="p"/>
+              </m:rPr>
+              <m:t>×</m:t>
+            </m:r>
+            <m:sSup>
+              <m:e>
+                <m:r>
+                  <m:t>10</m:t>
+                </m:r>
+              </m:e>
+              <m:sup>
+                <m:r>
+                  <m:rPr>
+                    <m:sty m:val="p"/>
+                  </m:rPr>
+                  <m:t>−</m:t>
+                </m:r>
+                <m:r>
+                  <m:t>8</m:t>
+                </m:r>
+              </m:sup>
+            </m:sSup>
+            <m:r>
+              <m:rPr>
+                <m:sty m:val="p"/>
+              </m:rPr>
+              <m:t>,</m:t>
+            </m:r>
+            <m:r>
+              <m:t>1.61</m:t>
+            </m:r>
+            <m:r>
+              <m:rPr>
+                <m:sty m:val="p"/>
+              </m:rPr>
+              <m:t>×</m:t>
+            </m:r>
+            <m:sSup>
+              <m:e>
+                <m:r>
+                  <m:t>10</m:t>
+                </m:r>
+              </m:e>
+              <m:sup>
+                <m:r>
+                  <m:rPr>
+                    <m:sty m:val="p"/>
+                  </m:rPr>
+                  <m:t>−</m:t>
+                </m:r>
+                <m:r>
+                  <m:t>4</m:t>
+                </m:r>
+              </m:sup>
+            </m:sSup>
+          </m:e>
+        </m:d>
+      </m:oMath>
+      <w:r>
+        <w:t xml:space="preserve">). The credible interval was narrowly concentrated near zero and did not suggest meaningful among-female variance relative to total phenotypic variance. These results indicate that virtually none of the variation in egg number was attributable to consistent differences among females, with the overwhelming majority of variance occurring within females.</w:t>
+      </w:r>
+    </w:p>
     <w:bookmarkEnd w:id="25"/>
     <w:bookmarkStart w:id="26" w:name="Xa0713afe1a0937a4c359af3d72eeaa97e62c984"/>
     <w:p>
@@ -1436,13 +1591,14 @@
       <w:r>
         <w:t xml:space="preserve">Egg size exhibited substantial variation at both the between-female and within-clutch levels (</w:t>
       </w:r>
-      <w:r>
-        <w:rPr>
-          <w:b/>
-          <w:bCs/>
-        </w:rPr>
-        <w:t xml:space="preserve">?@fig-four</w:t>
-      </w:r>
+      <w:hyperlink w:anchor="fig-two">
+        <w:r>
+          <w:rPr>
+            <w:rStyle w:val="Hyperlink"/>
+          </w:rPr>
+          <w:t xml:space="preserve">Figure 2</w:t>
+        </w:r>
+      </w:hyperlink>
       <w:r>
         <w:t xml:space="preserve">). Between-female variance was similar across reproductive events, with a median of 0.77 (95% CrI: 0.52, 1.23) in first clutches and 0.64 (95% CrI: 0.42, 1.00) in second clutches. The posterior median difference (second − first) was -0.14 (95% CrI: -0.60, 0.29), and the posterior probability that between-female variance was greater in second clutches was 0.26, indicating no clear evidence of a difference. In contrast, within-clutch (egg-to-egg) variance was substantially higher in second clutches (median = 0.35 (95% CrI: 0.33, 0.38) than in first clutches (median = 0.21 (95% CrI: 0.20, 0.22). The posterior median difference was 0.14 (95% CrI: 0.12, 0.17), with a posterior probability of 1.00, that within-clutch variance was greater in second clutches.</w:t>
       </w:r>
@@ -1862,7 +2018,7 @@
       </w:r>
     </w:p>
     <w:bookmarkEnd w:id="33"/>
-    <w:bookmarkStart w:id="82" w:name="references"/>
+    <w:bookmarkStart w:id="84" w:name="references"/>
     <w:p>
       <w:pPr>
         <w:pStyle w:val="Heading1"/>
@@ -1871,7 +2027,7 @@
         <w:t xml:space="preserve">References</w:t>
       </w:r>
     </w:p>
-    <w:bookmarkStart w:id="73" w:name="refs"/>
+    <w:bookmarkStart w:id="75" w:name="refs"/>
     <w:bookmarkStart w:id="34" w:name="ref-bernardo1996"/>
     <w:p>
       <w:pPr>
@@ -2158,12 +2314,22 @@
       </w:r>
     </w:p>
     <w:bookmarkEnd w:id="53"/>
-    <w:bookmarkStart w:id="54" w:name="ref-r2013"/>
+    <w:bookmarkStart w:id="54" w:name="ref-vandepol2009"/>
     <w:p>
       <w:pPr>
         <w:pStyle w:val="Bibliography"/>
       </w:pPr>
       <w:r>
+        <w:t xml:space="preserve">Pol, M. van de, and J. Wright. 2009. A simple method for distinguishing within- versus between-subject effects using mixed models. Anim Behav 77:753–758.</w:t>
+      </w:r>
+    </w:p>
+    <w:bookmarkEnd w:id="54"/>
+    <w:bookmarkStart w:id="55" w:name="ref-r2013"/>
+    <w:p>
+      <w:pPr>
+        <w:pStyle w:val="Bibliography"/>
+      </w:pPr>
+      <w:r>
         <w:t xml:space="preserve">R Core Team. 2025.</w:t>
       </w:r>
       <w:r>
@@ -2188,8 +2354,8 @@
         <w:t xml:space="preserve">language and environment for statistical computing. Vienna, Austria.</w:t>
       </w:r>
     </w:p>
-    <w:bookmarkEnd w:id="54"/>
-    <w:bookmarkStart w:id="55" w:name="ref-reznick2000"/>
+    <w:bookmarkEnd w:id="55"/>
+    <w:bookmarkStart w:id="56" w:name="ref-reznick2000"/>
     <w:p>
       <w:pPr>
         <w:pStyle w:val="Bibliography"/>
@@ -2198,8 +2364,8 @@
         <w:t xml:space="preserve">Reznick, D., L. Nunney, and A. Tessier. 2000. Big houses, big cars, superfleas and the costs of reproduction. Trends Ecol Evol 15:421–425.</w:t>
       </w:r>
     </w:p>
-    <w:bookmarkEnd w:id="55"/>
-    <w:bookmarkStart w:id="56" w:name="ref-roff1992a"/>
+    <w:bookmarkEnd w:id="56"/>
+    <w:bookmarkStart w:id="57" w:name="ref-roff1992a"/>
     <w:p>
       <w:pPr>
         <w:pStyle w:val="Bibliography"/>
@@ -2217,8 +2383,8 @@
         <w:t xml:space="preserve">. Chapman &amp; Hall, Inc., New York, NY.</w:t>
       </w:r>
     </w:p>
-    <w:bookmarkEnd w:id="56"/>
-    <w:bookmarkStart w:id="57" w:name="ref-schindelin2012"/>
+    <w:bookmarkEnd w:id="57"/>
+    <w:bookmarkStart w:id="58" w:name="ref-schindelin2012"/>
     <w:p>
       <w:pPr>
         <w:pStyle w:val="Bibliography"/>
@@ -2227,8 +2393,8 @@
         <w:t xml:space="preserve">Schindelin, J., I. Arganda-Carreras, E. Frise, V. Kaynig, M. Longair, T. Pietzsch, S. Preibisch, C. Rueden, S. Saalfeld, B. Schmid, J.-Y. Tinevez, D. J. White, V. Hartenstein, K. Eliceiri, P. Tomancak, and A. Cardona. 2012. Fiji: An open-source platform for biological-image analysis. Nat Methods 9:676–682. Max Planck Institute of Molecular Cell Biology; Genetics, Dresden, Germany.</w:t>
       </w:r>
     </w:p>
-    <w:bookmarkEnd w:id="57"/>
-    <w:bookmarkStart w:id="58" w:name="ref-seko2006"/>
+    <w:bookmarkEnd w:id="58"/>
+    <w:bookmarkStart w:id="59" w:name="ref-seko2006"/>
     <w:p>
       <w:pPr>
         <w:pStyle w:val="Bibliography"/>
@@ -2237,8 +2403,8 @@
         <w:t xml:space="preserve">Seko, T., T. Miyatake, S. Fujioka, and F. Nakasuji. 2006. Genetic and environmental sources of egg size, fecundity and body size in the migrant skipper, parnara guttata guttata (lepidoptera: hesperiidae). Popul Ecol 48:225–232.</w:t>
       </w:r>
     </w:p>
-    <w:bookmarkEnd w:id="58"/>
-    <w:bookmarkStart w:id="59" w:name="ref-simpson1951"/>
+    <w:bookmarkEnd w:id="59"/>
+    <w:bookmarkStart w:id="60" w:name="ref-simpson1951"/>
     <w:p>
       <w:pPr>
         <w:pStyle w:val="Bibliography"/>
@@ -2247,8 +2413,8 @@
         <w:t xml:space="preserve">Simpson, E. H. 1951. The interpretation of interaction in contingency tables. Journal of the Royal Statistical Society: Series B (Methodological) 13:238–241.</w:t>
       </w:r>
     </w:p>
-    <w:bookmarkEnd w:id="59"/>
-    <w:bookmarkStart w:id="60" w:name="ref-slagsvold1984"/>
+    <w:bookmarkEnd w:id="60"/>
+    <w:bookmarkStart w:id="61" w:name="ref-slagsvold1984"/>
     <w:p>
       <w:pPr>
         <w:pStyle w:val="Bibliography"/>
@@ -2257,8 +2423,8 @@
         <w:t xml:space="preserve">Slagsvold, T., J. Sandvik, G. Rofstad, Ö. Lorentsen, and M. Husby. 1984. On the adaptive value of intraclutch egg-size variation in birds. The Auk 101:685–697.</w:t>
       </w:r>
     </w:p>
-    <w:bookmarkEnd w:id="60"/>
-    <w:bookmarkStart w:id="61" w:name="ref-smith1974"/>
+    <w:bookmarkEnd w:id="61"/>
+    <w:bookmarkStart w:id="62" w:name="ref-smith1974"/>
     <w:p>
       <w:pPr>
         <w:pStyle w:val="Bibliography"/>
@@ -2267,8 +2433,8 @@
         <w:t xml:space="preserve">Smith, C. C., and S. D. Fretwell. 1974. The optimal balance between size and number of offspring. Am Nat 108:499–506.</w:t>
       </w:r>
     </w:p>
-    <w:bookmarkEnd w:id="61"/>
-    <w:bookmarkStart w:id="62" w:name="ref-staerkle2008"/>
+    <w:bookmarkEnd w:id="62"/>
+    <w:bookmarkStart w:id="63" w:name="ref-staerkle2008"/>
     <w:p>
       <w:pPr>
         <w:pStyle w:val="Bibliography"/>
@@ -2287,8 +2453,8 @@
         <w:t xml:space="preserve">). Ethology 114:844–850.</w:t>
       </w:r>
     </w:p>
-    <w:bookmarkEnd w:id="62"/>
-    <w:bookmarkStart w:id="63" w:name="ref-stearns1992"/>
+    <w:bookmarkEnd w:id="63"/>
+    <w:bookmarkStart w:id="64" w:name="ref-stearns1992"/>
     <w:p>
       <w:pPr>
         <w:pStyle w:val="Bibliography"/>
@@ -2306,8 +2472,8 @@
         <w:t xml:space="preserve">. Oxford University Press.</w:t>
       </w:r>
     </w:p>
-    <w:bookmarkEnd w:id="63"/>
-    <w:bookmarkStart w:id="64" w:name="ref-stoffel2017"/>
+    <w:bookmarkEnd w:id="64"/>
+    <w:bookmarkStart w:id="65" w:name="ref-stoffel2017"/>
     <w:p>
       <w:pPr>
         <w:pStyle w:val="Bibliography"/>
@@ -2322,8 +2488,8 @@
         <w:t xml:space="preserve">: Repeatability estimation and variance decomposition by generalized linear mixed‐effects models. Methods Ecol Evol 8:1639–1644.</w:t>
       </w:r>
     </w:p>
-    <w:bookmarkEnd w:id="64"/>
-    <w:bookmarkStart w:id="65" w:name="ref-torres-vila2012"/>
+    <w:bookmarkEnd w:id="65"/>
+    <w:bookmarkStart w:id="66" w:name="ref-torres-vila2012"/>
     <w:p>
       <w:pPr>
         <w:pStyle w:val="Bibliography"/>
@@ -2348,8 +2514,8 @@
         <w:t xml:space="preserve">L. Cauterruccio, ed. Moths: Types, ecological significance and control methods. Nova Science Publishers, New York, NY.</w:t>
       </w:r>
     </w:p>
-    <w:bookmarkEnd w:id="65"/>
-    <w:bookmarkStart w:id="66" w:name="ref-tourneur2018"/>
+    <w:bookmarkEnd w:id="66"/>
+    <w:bookmarkStart w:id="67" w:name="ref-tourneur2018"/>
     <w:p>
       <w:pPr>
         <w:pStyle w:val="Bibliography"/>
@@ -2374,8 +2540,8 @@
         <w:t xml:space="preserve">(dermaptera: Forficulidae) in three climatologically different zones of north america. The Canadian Entomologist 150:511–519.</w:t>
       </w:r>
     </w:p>
-    <w:bookmarkEnd w:id="66"/>
-    <w:bookmarkStart w:id="67" w:name="ref-tourneur1992"/>
+    <w:bookmarkEnd w:id="67"/>
+    <w:bookmarkStart w:id="68" w:name="ref-tourneur1992"/>
     <w:p>
       <w:pPr>
         <w:pStyle w:val="Bibliography"/>
@@ -2445,8 +2611,8 @@
         <w:t xml:space="preserve">orficulidae). The Canadian Entomologist 124:1055–1061.</w:t>
       </w:r>
     </w:p>
-    <w:bookmarkEnd w:id="67"/>
-    <w:bookmarkStart w:id="68" w:name="ref-vannoordwijk1986"/>
+    <w:bookmarkEnd w:id="68"/>
+    <w:bookmarkStart w:id="69" w:name="ref-vannoordwijk1986"/>
     <w:p>
       <w:pPr>
         <w:pStyle w:val="Bibliography"/>
@@ -2455,13 +2621,137 @@
         <w:t xml:space="preserve">Van Noordwijk, A. J., and G. de Jong. 1986. Acquisition and allocation of resources: Their influence on variation in life history tactics. Am Nat 128:137–142.</w:t>
       </w:r>
     </w:p>
-    <w:bookmarkEnd w:id="68"/>
-    <w:bookmarkStart w:id="69" w:name="ref-wickham2016"/>
+    <w:bookmarkEnd w:id="69"/>
+    <w:bookmarkStart w:id="70" w:name="ref-westneat2020"/>
     <w:p>
       <w:pPr>
         <w:pStyle w:val="Bibliography"/>
       </w:pPr>
       <w:r>
+        <w:t xml:space="preserve">Westneat, D. F., Y. G. Araya-Ajoy, H. Allegue, B. Class, N. Dingemanse, N. A. Dochtermann, L. Z. Garamszegi, J. G. A. Martin, S. Nakagawa, D. Réale, and H. Schielzeth. 2020. Collision between biological process and statistical analysis revealed by mean centring. J Anim Ecol 89:2813–2824. Department of Biology, University of Kentucky, Lexington, KY, USA. Centre for Biodiversity Dynamics (CBD), Department of Biology, Norwegian University of Science; Technology (NTNU), Trondheim, Norway. D</w:t>
+      </w:r>
+      <w:r>
+        <w:t xml:space="preserve">é</w:t>
+      </w:r>
+      <w:r>
+        <w:t xml:space="preserve">partement des Sciences Biologiques, Universit</w:t>
+      </w:r>
+      <w:r>
+        <w:t xml:space="preserve">é</w:t>
+      </w:r>
+      <w:r>
+        <w:t xml:space="preserve"> </w:t>
+      </w:r>
+      <w:r>
+        <w:t xml:space="preserve">du Qu</w:t>
+      </w:r>
+      <w:r>
+        <w:t xml:space="preserve">é</w:t>
+      </w:r>
+      <w:r>
+        <w:t xml:space="preserve">bec</w:t>
+      </w:r>
+      <w:r>
+        <w:t xml:space="preserve"> </w:t>
+      </w:r>
+      <w:r>
+        <w:t xml:space="preserve">à</w:t>
+      </w:r>
+      <w:r>
+        <w:t xml:space="preserve"> </w:t>
+      </w:r>
+      <w:r>
+        <w:t xml:space="preserve">Montr</w:t>
+      </w:r>
+      <w:r>
+        <w:t xml:space="preserve">é</w:t>
+      </w:r>
+      <w:r>
+        <w:t xml:space="preserve">al, Montreal, QC, Canada. Global Change Ecology Research Group, University of the Sunshine Coast, Sunshine Coast, QLD, Australia. Behavioural Ecology, Department of Biology, Ludwig-Maximilians University of Munich, Planegg-Martinsried, Germany. Department of Biological Sciences, North Dakota State University, Fargo, ND, USA. Centre for Ecological Research, Institute of Ecology; Botany, V</w:t>
+      </w:r>
+      <w:r>
+        <w:t xml:space="preserve">á</w:t>
+      </w:r>
+      <w:r>
+        <w:t xml:space="preserve">cr</w:t>
+      </w:r>
+      <w:r>
+        <w:t xml:space="preserve">á</w:t>
+      </w:r>
+      <w:r>
+        <w:t xml:space="preserve">t</w:t>
+      </w:r>
+      <w:r>
+        <w:t xml:space="preserve">ó</w:t>
+      </w:r>
+      <w:r>
+        <w:t xml:space="preserve">t, Hungary. MTA-ELTE, Theoretical Biology; Evolutionary Ecology Research Group, Department of Plant Systematics, Ecology; Theoretical Biology, E</w:t>
+      </w:r>
+      <w:r>
+        <w:t xml:space="preserve">ö</w:t>
+      </w:r>
+      <w:r>
+        <w:t xml:space="preserve">tv</w:t>
+      </w:r>
+      <w:r>
+        <w:t xml:space="preserve">ö</w:t>
+      </w:r>
+      <w:r>
+        <w:t xml:space="preserve">s Lor</w:t>
+      </w:r>
+      <w:r>
+        <w:t xml:space="preserve">á</w:t>
+      </w:r>
+      <w:r>
+        <w:t xml:space="preserve">nd University, Budapest, Hungary. Department of Biology, University of Ottawa, Ottawa, ON, Canada. Evolution &amp; Ecology Research Centre; School of Biological, Earth; Environmental Sciences, University of New South Wales, Sydney, Australia. D</w:t>
+      </w:r>
+      <w:r>
+        <w:t xml:space="preserve">é</w:t>
+      </w:r>
+      <w:r>
+        <w:t xml:space="preserve">partement des Sciences Biologiques, Universit</w:t>
+      </w:r>
+      <w:r>
+        <w:t xml:space="preserve">é</w:t>
+      </w:r>
+      <w:r>
+        <w:t xml:space="preserve"> </w:t>
+      </w:r>
+      <w:r>
+        <w:t xml:space="preserve">du Qu</w:t>
+      </w:r>
+      <w:r>
+        <w:t xml:space="preserve">é</w:t>
+      </w:r>
+      <w:r>
+        <w:t xml:space="preserve">bec</w:t>
+      </w:r>
+      <w:r>
+        <w:t xml:space="preserve"> </w:t>
+      </w:r>
+      <w:r>
+        <w:t xml:space="preserve">à</w:t>
+      </w:r>
+      <w:r>
+        <w:t xml:space="preserve"> </w:t>
+      </w:r>
+      <w:r>
+        <w:t xml:space="preserve">Montr</w:t>
+      </w:r>
+      <w:r>
+        <w:t xml:space="preserve">é</w:t>
+      </w:r>
+      <w:r>
+        <w:t xml:space="preserve">al, Montreal, QC, Canada. Institute of Ecology; Evolution, Friedrich Schiller University, Jena, Germany.</w:t>
+      </w:r>
+    </w:p>
+    <w:bookmarkEnd w:id="70"/>
+    <w:bookmarkStart w:id="71" w:name="ref-wickham2016"/>
+    <w:p>
+      <w:pPr>
+        <w:pStyle w:val="Bibliography"/>
+      </w:pPr>
+      <w:r>
         <w:t xml:space="preserve">Wickham, H. 2016. ggplot2:</w:t>
       </w:r>
       <w:r>
@@ -2474,8 +2764,8 @@
         <w:t xml:space="preserve">legant graphics for data analysis. Springer, New York.</w:t>
       </w:r>
     </w:p>
-    <w:bookmarkEnd w:id="69"/>
-    <w:bookmarkStart w:id="70" w:name="ref-winkler1987"/>
+    <w:bookmarkEnd w:id="71"/>
+    <w:bookmarkStart w:id="72" w:name="ref-winkler1987"/>
     <w:p>
       <w:pPr>
         <w:pStyle w:val="Bibliography"/>
@@ -2484,8 +2774,8 @@
         <w:t xml:space="preserve">Winkler, D. W., and K. Wallin. 1987. Offspring size and number: A life history model linking effort per offspring and total effort. Am Nat 129:708–720.</w:t>
       </w:r>
     </w:p>
-    <w:bookmarkEnd w:id="70"/>
-    <w:bookmarkStart w:id="71" w:name="ref-yanagi2006"/>
+    <w:bookmarkEnd w:id="72"/>
+    <w:bookmarkStart w:id="73" w:name="ref-yanagi2006"/>
     <w:p>
       <w:pPr>
         <w:pStyle w:val="Bibliography"/>
@@ -2494,8 +2784,8 @@
         <w:t xml:space="preserve">Yanagi, S., T. Oikawa, and T. Miyatake. 2006. Heritability and genetic correlation estimates for egg size and number in callosobruchus chinensis (coleoptera: bruchidae). Ann Entomol Soc Am 99:364–368.</w:t>
       </w:r>
     </w:p>
-    <w:bookmarkEnd w:id="71"/>
-    <w:bookmarkStart w:id="72" w:name="ref-yosef2008"/>
+    <w:bookmarkEnd w:id="73"/>
+    <w:bookmarkStart w:id="74" w:name="ref-yosef2008"/>
     <w:p>
       <w:pPr>
         <w:pStyle w:val="Bibliography"/>
@@ -2504,8 +2794,8 @@
         <w:t xml:space="preserve">Yosef, R., and P. Zduniak. 2008. Variation in clutch size, egg size variability and reproductive output in the desert finch (rhodospiza obsoleta). J Arid Environ 72:1631–1635.</w:t>
       </w:r>
     </w:p>
-    <w:bookmarkEnd w:id="72"/>
-    <w:bookmarkEnd w:id="73"/>
+    <w:bookmarkEnd w:id="74"/>
+    <w:bookmarkEnd w:id="75"/>
     <w:p>
       <w:pPr>
         <w:pStyle w:val="BodyText"/>
@@ -2527,7 +2817,7 @@
       <w:tr>
         <w:tc>
           <w:tcPr/>
-          <w:bookmarkStart w:id="77" w:name="fig-one"/>
+          <w:bookmarkStart w:id="79" w:name="fig-one"/>
           <w:p>
             <w:pPr>
               <w:pStyle w:val="Compact"/>
@@ -2538,18 +2828,18 @@
                 <wp:inline>
                   <wp:extent cx="3810000" cy="2540000"/>
                   <wp:effectExtent b="0" l="0" r="0" t="0"/>
-                  <wp:docPr descr="" title="" id="75" name="Picture"/>
+                  <wp:docPr descr="" title="" id="77" name="Picture"/>
                   <a:graphic>
                     <a:graphicData uri="http://schemas.openxmlformats.org/drawingml/2006/picture">
                       <pic:pic>
                         <pic:nvPicPr>
-                          <pic:cNvPr descr="figure_1.jpg" id="76" name="Picture"/>
+                          <pic:cNvPr descr="figure_1.jpg" id="78" name="Picture"/>
                           <pic:cNvPicPr>
                             <a:picLocks noChangeArrowheads="1" noChangeAspect="1"/>
                           </pic:cNvPicPr>
                         </pic:nvPicPr>
                         <pic:blipFill>
-                          <a:blip r:embed="rId74"/>
+                          <a:blip r:embed="rId76"/>
                           <a:stretch>
                             <a:fillRect/>
                           </a:stretch>
@@ -2586,10 +2876,50 @@
               <w:pStyle w:val="ImageCaption"/>
             </w:pPr>
             <w:r>
-              <w:t xml:space="preserve">Figure 1: Partitioning the egg size–number trade-off into within- and between-female components. (a) Within-female (plastic) relationship between egg number and mean egg size. Points represent individual broods (first clutch: pink; second clutch: blue), with grey lines connecting repeated measures from the same female. The x-axis shows standardized within-female deviation in egg number (0 = female mean). The solid black line represents the Bayesian population-level estimate of the within-female slope (β_within = −0.01, 95% credible interval [−0.06, 0.05]). (b) Between-female (strategic) relationship based on female means across broods plotted against standardized between-female deviation in egg number. The black line represents the Bayesian population-level between-female slope (β_between = −0.05, 95% credible interval [−0.10, 0.00]). Together, the panels distinguish plastic allocation within females from strategic differences among females, indicating weak support for a reproductive size–number trade-off.</w:t>
+              <w:t xml:space="preserve">Figure 1: Partitioning the egg size–number trade-off into within- and between-female components. (a) Within-female (plastic) relationship between egg number and mean egg size. Points represent individual broods (first clutch: pink; second clutch: blue), with grey lines connecting repeated measures from the same female. The x-axis shows standardized within-female deviation in egg number (0 = female mean). The solid black line represents the Bayesian population-level estimate of the within-female slope (</w:t>
+            </w:r>
+            <m:oMath>
+              <m:sSub>
+                <m:e>
+                  <m:r>
+                    <m:t>β</m:t>
+                  </m:r>
+                </m:e>
+                <m:sub>
+                  <m:r>
+                    <m:t>W</m:t>
+                  </m:r>
+                </m:sub>
+              </m:sSub>
+            </m:oMath>
+            <w:r>
+              <w:t xml:space="preserve"> </w:t>
+            </w:r>
+            <w:r>
+              <w:t xml:space="preserve">= -0.01, 95% CrI (-0.06, 0.05). (b) Between-female (strategic) relationship based on female means across broods plotted against standardized between-female deviation in egg number. The black line represents the Bayesian population-level between-female slope (β</w:t>
+            </w:r>
+            <m:oMath>
+              <m:sSub>
+                <m:e>
+                  <m:r>
+                    <m:t>β</m:t>
+                  </m:r>
+                </m:e>
+                <m:sub>
+                  <m:r>
+                    <m:t>B</m:t>
+                  </m:r>
+                </m:sub>
+              </m:sSub>
+            </m:oMath>
+            <w:r>
+              <w:t xml:space="preserve"> </w:t>
+            </w:r>
+            <w:r>
+              <w:t xml:space="preserve">= -0.05, 95% CrI (-0.10, 0.00). Together, the panels distinguish plastic allocation within females from strategic differences among females, indicating weak support for a reproductive size–number trade-off.</w:t>
             </w:r>
           </w:p>
-          <w:bookmarkEnd w:id="77"/>
+          <w:bookmarkEnd w:id="79"/>
         </w:tc>
       </w:tr>
     </w:tbl>
@@ -2614,7 +2944,7 @@
       <w:tr>
         <w:tc>
           <w:tcPr/>
-          <w:bookmarkStart w:id="81" w:name="fig-two"/>
+          <w:bookmarkStart w:id="83" w:name="fig-two"/>
           <w:p>
             <w:pPr>
               <w:pStyle w:val="Compact"/>
@@ -2625,18 +2955,18 @@
                 <wp:inline>
                   <wp:extent cx="3810000" cy="2540000"/>
                   <wp:effectExtent b="0" l="0" r="0" t="0"/>
-                  <wp:docPr descr="" title="" id="79" name="Picture"/>
+                  <wp:docPr descr="" title="" id="81" name="Picture"/>
                   <a:graphic>
                     <a:graphicData uri="http://schemas.openxmlformats.org/drawingml/2006/picture">
                       <pic:pic>
                         <pic:nvPicPr>
-                          <pic:cNvPr descr="figure_2.jpg" id="80" name="Picture"/>
+                          <pic:cNvPr descr="figure_2.jpg" id="82" name="Picture"/>
                           <pic:cNvPicPr>
                             <a:picLocks noChangeArrowheads="1" noChangeAspect="1"/>
                           </pic:cNvPicPr>
                         </pic:nvPicPr>
                         <pic:blipFill>
-                          <a:blip r:embed="rId78"/>
+                          <a:blip r:embed="rId80"/>
                           <a:stretch>
                             <a:fillRect/>
                           </a:stretch>
@@ -2676,11 +3006,11 @@
               <w:t xml:space="preserve">Figure 2: Clutch-specific variance components of egg size. (a) Between-female variance in egg size for first and second clutches, estimated from a hierarchical Bayesian model with clutch-specific female effects. (b) Within-clutch (egg-to-egg) variance for first and second clutches. Grey points represent posterior draws, black points indicate posterior medians, and vertical lines denote 95% credible intervals. Between-female variance did not differ clearly between clutches, whereas within-clutch variance was greater in second clutches.</w:t>
             </w:r>
           </w:p>
-          <w:bookmarkEnd w:id="81"/>
+          <w:bookmarkEnd w:id="83"/>
         </w:tc>
       </w:tr>
     </w:tbl>
-    <w:bookmarkEnd w:id="82"/>
+    <w:bookmarkEnd w:id="84"/>
     <w:sectPr>
       <w:headerReference r:id="rId10" w:type="even"/>
       <w:headerReference r:id="rId9" w:type="default"/>

--- a/2025_earwig_fecundity_revised.docx
+++ b/2025_earwig_fecundity_revised.docx
@@ -1,71 +1,84 @@
 
 <file path=word/document.xml><?xml version="1.0" encoding="utf-8"?>
-<w:document xmlns:w="http://schemas.openxmlformats.org/wordprocessingml/2006/main" xmlns:m="http://schemas.openxmlformats.org/officeDocument/2006/math" xmlns:r="http://schemas.openxmlformats.org/officeDocument/2006/relationships" xmlns:o="urn:schemas-microsoft-com:office:office" xmlns:v="urn:schemas-microsoft-com:vml" xmlns:w10="urn:schemas-microsoft-com:office:word" xmlns:a="http://schemas.openxmlformats.org/drawingml/2006/main" xmlns:pic="http://schemas.openxmlformats.org/drawingml/2006/picture" xmlns:wp="http://schemas.openxmlformats.org/drawingml/2006/wordprocessingDrawing">
+<w:document xmlns:wpc="http://schemas.microsoft.com/office/word/2010/wordprocessingCanvas" xmlns:cx="http://schemas.microsoft.com/office/drawing/2014/chartex" xmlns:cx1="http://schemas.microsoft.com/office/drawing/2015/9/8/chartex" xmlns:cx2="http://schemas.microsoft.com/office/drawing/2015/10/21/chartex" xmlns:cx3="http://schemas.microsoft.com/office/drawing/2016/5/9/chartex" xmlns:cx4="http://schemas.microsoft.com/office/drawing/2016/5/10/chartex" xmlns:cx5="http://schemas.microsoft.com/office/drawing/2016/5/11/chartex" xmlns:cx6="http://schemas.microsoft.com/office/drawing/2016/5/12/chartex" xmlns:cx7="http://schemas.microsoft.com/office/drawing/2016/5/13/chartex" xmlns:cx8="http://schemas.microsoft.com/office/drawing/2016/5/14/chartex" xmlns:mc="http://schemas.openxmlformats.org/markup-compatibility/2006" xmlns:aink="http://schemas.microsoft.com/office/drawing/2016/ink" xmlns:am3d="http://schemas.microsoft.com/office/drawing/2017/model3d" xmlns:o="urn:schemas-microsoft-com:office:office" xmlns:oel="http://schemas.microsoft.com/office/2019/extlst" xmlns:r="http://schemas.openxmlformats.org/officeDocument/2006/relationships" xmlns:m="http://schemas.openxmlformats.org/officeDocument/2006/math" xmlns:v="urn:schemas-microsoft-com:vml" xmlns:wp14="http://schemas.microsoft.com/office/word/2010/wordprocessingDrawing" xmlns:wp="http://schemas.openxmlformats.org/drawingml/2006/wordprocessingDrawing" xmlns:w10="urn:schemas-microsoft-com:office:word" xmlns:w="http://schemas.openxmlformats.org/wordprocessingml/2006/main" xmlns:w14="http://schemas.microsoft.com/office/word/2010/wordml" xmlns:w15="http://schemas.microsoft.com/office/word/2012/wordml" xmlns:w16cex="http://schemas.microsoft.com/office/word/2018/wordml/cex" xmlns:w16cid="http://schemas.microsoft.com/office/word/2016/wordml/cid" xmlns:w16="http://schemas.microsoft.com/office/word/2018/wordml" xmlns:w16du="http://schemas.microsoft.com/office/word/2023/wordml/word16du" xmlns:w16sdtdh="http://schemas.microsoft.com/office/word/2020/wordml/sdtdatahash" xmlns:w16sdtfl="http://schemas.microsoft.com/office/word/2024/wordml/sdtformatlock" xmlns:w16se="http://schemas.microsoft.com/office/word/2015/wordml/symex" xmlns:wpg="http://schemas.microsoft.com/office/word/2010/wordprocessingGroup" xmlns:wpi="http://schemas.microsoft.com/office/word/2010/wordprocessingInk" xmlns:wne="http://schemas.microsoft.com/office/word/2006/wordml" xmlns:wps="http://schemas.microsoft.com/office/word/2010/wordprocessingShape" mc:Ignorable="w14 w15 w16se w16cid w16 w16cex w16sdtdh w16sdtfl w16du wp14">
   <w:body>
     <w:p>
       <w:pPr>
         <w:pStyle w:val="Title"/>
       </w:pPr>
       <w:r>
-        <w:t xml:space="preserve">Disentangling within- and between-female egg size–number trade-offs in the European earwig.</w:t>
+        <w:t>Disentangling within- and between-female egg size–number trade-offs in the European earwig.</w:t>
       </w:r>
     </w:p>
     <w:p>
       <w:pPr>
         <w:pStyle w:val="Author"/>
-      </w:pPr>
-      <w:r>
-        <w:t xml:space="preserve">Clint D. Kelly</w:t>
-      </w:r>
+        <w:rPr>
+          <w:lang w:val="fr-CA"/>
+        </w:rPr>
+      </w:pPr>
+      <w:r>
+        <w:rPr>
+          <w:lang w:val="fr-CA"/>
+        </w:rPr>
+        <w:t>Clint D. Kelly</w:t>
+      </w:r>
+      <w:proofErr w:type="gramStart"/>
+      <w:r>
+        <w:rPr>
+          <w:vertAlign w:val="superscript"/>
+          <w:lang w:val="fr-CA"/>
+        </w:rPr>
+        <w:t>1,✉</w:t>
+      </w:r>
+      <w:proofErr w:type="gramEnd"/>
+    </w:p>
+    <w:p>
+      <w:pPr>
+        <w:pStyle w:val="FirstParagraph"/>
+        <w:rPr>
+          <w:lang w:val="fr-CA"/>
+        </w:rPr>
+      </w:pPr>
+      <w:r>
+        <w:rPr>
+          <w:vertAlign w:val="superscript"/>
+          <w:lang w:val="fr-CA"/>
+        </w:rPr>
+        <w:t>1</w:t>
+      </w:r>
+      <w:r>
+        <w:rPr>
+          <w:lang w:val="fr-CA"/>
+        </w:rPr>
+        <w:t xml:space="preserve"> </w:t>
+      </w:r>
+      <w:r>
+        <w:rPr>
+          <w:lang w:val="fr-CA"/>
+        </w:rPr>
+        <w:t>Département des Sciences biologiques, Université du Québec à Montréal, Montréal, Canada</w:t>
+      </w:r>
+    </w:p>
+    <w:p>
+      <w:pPr>
+        <w:pStyle w:val="BodyText"/>
+      </w:pPr>
       <w:r>
         <w:rPr>
           <w:vertAlign w:val="superscript"/>
         </w:rPr>
-        <w:t xml:space="preserve">1,✉</w:t>
-      </w:r>
-    </w:p>
-    <w:p>
-      <w:pPr>
-        <w:pStyle w:val="FirstParagraph"/>
-      </w:pPr>
-      <w:r>
-        <w:rPr>
-          <w:vertAlign w:val="superscript"/>
-        </w:rPr>
-        <w:t xml:space="preserve">1</w:t>
-      </w:r>
-      <w:r>
-        <w:t xml:space="preserve"> </w:t>
-      </w:r>
-      <w:r>
-        <w:t xml:space="preserve">Département des Sciences biologiques, Université du Québec à Montréal, Montréal, Canada</w:t>
-      </w:r>
-    </w:p>
-    <w:p>
-      <w:pPr>
-        <w:pStyle w:val="BodyText"/>
-      </w:pPr>
-      <w:r>
-        <w:rPr>
-          <w:vertAlign w:val="superscript"/>
-        </w:rPr>
-        <w:t xml:space="preserve">✉</w:t>
-      </w:r>
-      <w:r>
-        <w:t xml:space="preserve"> </w:t>
-      </w:r>
-      <w:r>
-        <w:t xml:space="preserve">Correspondence:</w:t>
-      </w:r>
-      <w:r>
-        <w:t xml:space="preserve"> </w:t>
-      </w:r>
-      <w:hyperlink r:id="rId20">
+        <w:t>✉</w:t>
+      </w:r>
+      <w:r>
+        <w:t xml:space="preserve"> Correspondence: </w:t>
+      </w:r>
+      <w:hyperlink r:id="rId7">
         <w:r>
           <w:rPr>
             <w:rStyle w:val="Hyperlink"/>
           </w:rPr>
-          <w:t xml:space="preserve">Clint D. Kelly &lt;kelly.clint@uqam.ca&gt;</w:t>
+          <w:t>Clint D. Kelly &lt;kelly.clint@uqam.ca&gt;</w:t>
         </w:r>
       </w:hyperlink>
     </w:p>
@@ -74,13 +87,14 @@
         <w:br w:type="page"/>
       </w:r>
     </w:p>
-    <w:bookmarkStart w:id="21" w:name="abstract"/>
     <w:p>
       <w:pPr>
         <w:pStyle w:val="Heading1"/>
       </w:pPr>
-      <w:r>
-        <w:t xml:space="preserve">Abstract</w:t>
+      <w:bookmarkStart w:id="0" w:name="abstract"/>
+      <w:r>
+        <w:lastRenderedPageBreak/>
+        <w:t>Abstract</w:t>
       </w:r>
     </w:p>
     <w:p>
@@ -88,17 +102,23 @@
         <w:pStyle w:val="FirstParagraph"/>
       </w:pPr>
       <w:r>
-        <w:t xml:space="preserve">Life-history theory predicts a trade-off between offspring size and number, yet empirical studies often fail to detect the expected negative association. This discrepancy may arise because phenotypic correlations conflate variation in resource acquisition with variation in allocation strategy. Using repeated measures of female European earwigs (</w:t>
+        <w:t>Life-history theory predicts a trade-off between offspring size and number, yet empirical studies often fail to detect the expected negative association. This discrepancy may arise because phenotypic correlations conflate variation in resource acquisition with variation in allocation strategy. Using repeated measures of female European earwigs (</w:t>
       </w:r>
       <w:r>
         <w:rPr>
           <w:i/>
           <w:iCs/>
         </w:rPr>
-        <w:t xml:space="preserve">Forficula auricularia</w:t>
-      </w:r>
-      <w:r>
-        <w:t xml:space="preserve">), I partitioned covariance between egg size and egg number into among- and within-female components using Bayesian mixed models. The raw phenotypic correlation was near zero. However, females that produced more eggs on average laid smaller eggs, revealing a moderate negative among-female association consistent with an allocation trade-off. In contrast, there was no detectable within-female covariance once clutch order was accounted for. Egg number repeatability was effectively zero, indicating that clutch size varied primarily within rather than among females, whereas egg size was highly repeatable. Both egg number and egg size declined in second clutches, and within-clutch egg-size variance increased, suggesting a reproductive constraint (i.e. fewer functional variables) under diminished resource state. Together, these results show that the size–number trade-off is expressed primarily among females through consistent differences in allocation strategy, while clutch size itself is labile. By disentangling hierarchical sources of variation, this study demonstrates that allocation trade-offs can remain hidden at the phenotypic level and that evolutionary constraints operate through stable allocation rules rather than flexible clutch-size adjustment..</w:t>
+        <w:t>Forficula auricularia</w:t>
+      </w:r>
+      <w:r>
+        <w:t>), I partitioned covariance between egg size and egg number into among- and within-female components using Bayesian mixed models. The raw phenotypic correlation was near zero. However, females that produced more eggs on average laid smaller eggs, revealing a moderate negative among-female association consistent with an allocation trade-off. In contrast, there was no detectable within-female covariance once clutch order was accounted for. Egg number repeatability was effectively zero, in</w:t>
+      </w:r>
+      <w:r>
+        <w:t>dicating that clutch size varied primarily within rather than among females, whereas egg size was highly repeatable. Both egg number and egg size declined in second clutches, and within-clutch egg-size variance increased, suggesting a reproductive constraint (i.e. fewer functional variables) under diminished resource state. Together, these results show that the size–number trade-off is expressed primarily among females through consistent differences in allocation strategy, while clutch size itself is labile</w:t>
+      </w:r>
+      <w:r>
+        <w:t>. By disentangling hierarchical sources of variation, this study demonstrates that allocation trade-offs can remain hidden at the phenotypic level and that evolutionary constraints operate through stable allocation rules rather than flexible clutch-size adjustment..</w:t>
       </w:r>
     </w:p>
     <w:p>
@@ -106,14 +126,15 @@
         <w:br w:type="page"/>
       </w:r>
     </w:p>
-    <w:bookmarkEnd w:id="21"/>
-    <w:bookmarkStart w:id="22" w:name="introduction"/>
     <w:p>
       <w:pPr>
         <w:pStyle w:val="Heading1"/>
       </w:pPr>
-      <w:r>
-        <w:t xml:space="preserve">Introduction</w:t>
+      <w:bookmarkStart w:id="1" w:name="introduction"/>
+      <w:bookmarkEnd w:id="0"/>
+      <w:r>
+        <w:lastRenderedPageBreak/>
+        <w:t>Introduction</w:t>
       </w:r>
     </w:p>
     <w:p>
@@ -121,64 +142,16 @@
         <w:pStyle w:val="FirstParagraph"/>
       </w:pPr>
       <w:r>
-        <w:t xml:space="preserve">Life-history theory predicts that organisms must allocate finite resources among competing fitness components. Because energy and time are limited, investment in one trait constrains investment in others</w:t>
-      </w:r>
-      <w:r>
-        <w:t xml:space="preserve"> </w:t>
-      </w:r>
-      <w:r>
-        <w:t xml:space="preserve">(Stearns 1992; Roff 1992)</w:t>
-      </w:r>
-      <w:r>
-        <w:t xml:space="preserve">. A central expression of this principle is the offspring size–number trade-off: for a given reproductive budget, producing larger offspring reduces the number that can be produced</w:t>
-      </w:r>
-      <w:r>
-        <w:t xml:space="preserve"> </w:t>
-      </w:r>
-      <w:r>
-        <w:t xml:space="preserve">(Smith and Fretwell 1974; Parker 1982)</w:t>
-      </w:r>
-      <w:r>
-        <w:t xml:space="preserve">. Since larger eggs often enhance offspring performance and survival</w:t>
-      </w:r>
-      <w:r>
-        <w:t xml:space="preserve"> </w:t>
-      </w:r>
-      <w:r>
-        <w:t xml:space="preserve">(Clutton-Brock 1991)</w:t>
-      </w:r>
-      <w:r>
-        <w:t xml:space="preserve">, selection is expected to favour an optimal balance between egg size and egg number that maximises maternal fitness. Yet empirical tests of the size–number trade-off often fail to reveal the expected negative relationship. Across individuals within populations, egg size and egg number are often positively correlated</w:t>
-      </w:r>
-      <w:r>
-        <w:t xml:space="preserve"> </w:t>
-      </w:r>
-      <w:r>
-        <w:t xml:space="preserve">(Roff 1992; Bernardo 1996; Fox and Czesak 2000; Hargitai et al. 2005)</w:t>
-      </w:r>
-      <w:r>
-        <w:t xml:space="preserve">. This apparent contradiction arises because phenotypic correlations conflate two distinct biological processes: variation in resource acquisition and variation in allocation strategy. Van Noordwijk and De Jong</w:t>
-      </w:r>
-      <w:r>
-        <w:t xml:space="preserve"> </w:t>
-      </w:r>
-      <w:r>
-        <w:t xml:space="preserve">(1986)</w:t>
-      </w:r>
-      <w:r>
-        <w:t xml:space="preserve"> </w:t>
-      </w:r>
-      <w:r>
-        <w:t xml:space="preserve">showed that when variance in acquisition exceeds variance in allocation, individuals with greater resource pools can produce both more and larger eggs, generating positive among-individual correlations even if all individuals are constrained by the same underlying allocation trade-off. In such cases, the population-level pattern masks allocation constraints operating within individuals—an outcome conceptually analogous to Simpson’s paradox</w:t>
-      </w:r>
-      <w:r>
-        <w:t xml:space="preserve"> </w:t>
-      </w:r>
-      <w:r>
-        <w:t xml:space="preserve">(Simpson 1951)</w:t>
-      </w:r>
-      <w:r>
-        <w:t xml:space="preserve">.</w:t>
+        <w:t>Life-history theory predicts that organisms must allocate finite resources among competing fitness components. Because energy and time are limited, investment in one trait constrains investment in others (Stearns 1992; Roff 1992). A central expression of this principle is the offspring size–number trade-off: for a given reproductive budget, producing larger offspring reduces the number that can be produced (Smith and Fretwell 1974; Parker 1982). Since larger eggs often enhance offspring performance and surv</w:t>
+      </w:r>
+      <w:r>
+        <w:t>ival (Clutton-Brock 1991), selection is expected to favour an optimal balance between egg size and egg number that maximises maternal fitness. Yet empirical tests of the size–number trade-off often fail to reveal the expected negative relationship. Across individuals within populations, egg size and egg number are often positively correlated (Roff 1992; Bernardo 1996; Fox and Czesak 2000; Hargitai et al. 2005). This apparent contradiction arises because phenotypic correlations conflate two distinct biologic</w:t>
+      </w:r>
+      <w:r>
+        <w:t>al processes: variation in resource acquisition and variation in allocation strategy. Van Noordwijk and De Jong (1986) showed that when variance in acquisition exceeds variance in allocation, individuals with greater resource pools can produce both more and larger eggs, generating positive among-individual correlations even if all individuals are constrained by the same underlying allocation trade-off. In such cases, the population-level pattern masks allocation constraints operating within individuals—an o</w:t>
+      </w:r>
+      <w:r>
+        <w:t>utcome conceptually analogous to Simpson’s paradox (Simpson 1951).</w:t>
       </w:r>
     </w:p>
     <w:p>
@@ -186,34 +159,17 @@
         <w:pStyle w:val="BodyText"/>
       </w:pPr>
       <w:r>
-        <w:t xml:space="preserve">From this perspective, the critical prediction of life-history theory is not simply a negative phenotypic correlation, but a negative within-individual covariance between egg size and egg number once among-individual differences in acquisition are accounted for</w:t>
-      </w:r>
-      <w:r>
-        <w:t xml:space="preserve"> </w:t>
-      </w:r>
-      <w:r>
-        <w:t xml:space="preserve">(Careau and Wilson 2017)</w:t>
-      </w:r>
-      <w:r>
-        <w:t xml:space="preserve">. Detecting such a masked trade-off, therefore, requires partitioning phenotypic variance and covariance into hierarchical components. Repeated measures of individuals allow estimation of (i) among-individual variance, reflecting consistent differences among females in total reproductive investment, and (ii) within-individual variance, reflecting how females adjust allocation across reproductive bouts. Careau and Wilson</w:t>
-      </w:r>
-      <w:r>
-        <w:t xml:space="preserve"> </w:t>
-      </w:r>
-      <w:r>
-        <w:t xml:space="preserve">(2017)</w:t>
-      </w:r>
-      <w:r>
-        <w:t xml:space="preserve"> </w:t>
-      </w:r>
-      <w:r>
-        <w:t xml:space="preserve">argue that only by decomposing covariance into these components using multivariate mixed models can I determine whether allocation trade-offs operate within individuals despite positive population-level associations.</w:t>
-      </w:r>
-      <w:r>
-        <w:t xml:space="preserve"> </w:t>
-      </w:r>
-      <w:r>
-        <w:t xml:space="preserve">Crucially, this framework also predicts that traits involved in allocation trade-offs should show substantial repeatability. If females differ consistently in resource acquisition, egg size and egg number should exhibit among-individual variance across clutches. High repeatability would therefore indicate persistent differences in total reproductive investment among females, consistent with variation in acquisition. At the same time, detecting a negative within-individual covariance would indicate that, conditional on their resource pool, females trade off egg size against egg number across reproductive events. Thus, variance partitioning and repeatability are not merely statistical descriptors, but tests of the underlying acquisition–allocation structure predicted by life-history theory.</w:t>
+        <w:t xml:space="preserve">From this perspective, the critical prediction of life-history theory is not simply a negative phenotypic correlation, but a negative within-individual covariance between egg size and egg number once among-individual differences in acquisition are accounted for (Careau and Wilson 2017). Detecting such a masked trade-off, therefore, requires partitioning phenotypic variance </w:t>
+      </w:r>
+      <w:r>
+        <w:lastRenderedPageBreak/>
+        <w:t>and covariance into hierarchical components. Repeated measures of individuals allow estimation of (i) among-individual variance, reflecting consistent differences among females in total reproductive investment, and (ii) within-individual variance, reflecting how females adjust allocation across reproductive bouts. Careau and Wilson (2017) argue that only by decomposing covariance into these components using multivariate mixed models can I determine whether allocation trade-offs operate within individuals de</w:t>
+      </w:r>
+      <w:r>
+        <w:t>spite positive population-level associations. Crucially, this framework also predicts that traits involved in allocation trade-offs should show substantial repeatability. If females differ consistently in resource acquisition, egg size and egg number should exhibit among-individual variance across clutches. High repeatability would therefore indicate persistent differences in total reproductive investment among females, consistent with variation in acquisition. At the same time, detecting a negative within-</w:t>
+      </w:r>
+      <w:r>
+        <w:t>individual covariance would indicate that, conditional on their resource pool, females trade off egg size against egg number across reproductive events. Thus, variance partitioning and repeatability are not merely statistical descriptors, but tests of the underlying acquisition–allocation structure predicted by life-history theory.</w:t>
       </w:r>
     </w:p>
     <w:p>
@@ -221,95 +177,30 @@
         <w:pStyle w:val="BodyText"/>
       </w:pPr>
       <w:r>
-        <w:t xml:space="preserve">Despite the foundational importance of the size–number trade-off, no studies have explicitly applied this framework to test whether positive phenotypic correlations conceal negative within-individual allocation trade-offs. Here, I address this gap using the European earwig,</w:t>
-      </w:r>
-      <w:r>
-        <w:t xml:space="preserve"> </w:t>
+        <w:t xml:space="preserve">Despite the foundational importance of the size–number trade-off, no studies have explicitly applied this framework to test whether positive phenotypic correlations conceal negative within-individual allocation trade-offs. Here, I address this gap using the European earwig, </w:t>
       </w:r>
       <w:r>
         <w:rPr>
           <w:i/>
           <w:iCs/>
         </w:rPr>
-        <w:t xml:space="preserve">Forficula auriculari</w:t>
-      </w:r>
-      <w:r>
-        <w:t xml:space="preserve">, a species that allows repeated measures of reproductive investment within females but whose pattern of allocation to egg number and size is unclear</w:t>
-      </w:r>
-      <w:r>
-        <w:t xml:space="preserve"> </w:t>
-      </w:r>
-      <w:r>
-        <w:t xml:space="preserve">(Koch and Meunier 2014)</w:t>
-      </w:r>
-      <w:r>
-        <w:t xml:space="preserve">. Female earwigs lay a clutch within a short temporal window in a subterranean burrow</w:t>
-      </w:r>
-      <w:r>
-        <w:t xml:space="preserve"> </w:t>
-      </w:r>
-      <w:r>
-        <w:t xml:space="preserve">(Meunier 2024)</w:t>
-      </w:r>
-      <w:r>
-        <w:t xml:space="preserve"> </w:t>
-      </w:r>
-      <w:r>
-        <w:t xml:space="preserve">and provide extended maternal care</w:t>
-      </w:r>
-      <w:r>
-        <w:t xml:space="preserve"> </w:t>
-      </w:r>
-      <w:r>
-        <w:t xml:space="preserve">(Staerkle and Kölliker 2008; Meunier 2024)</w:t>
-      </w:r>
-      <w:r>
-        <w:t xml:space="preserve">. In Quebec populations, environmental constraints typically render females effectively semelparous</w:t>
-      </w:r>
-      <w:r>
-        <w:t xml:space="preserve"> </w:t>
-      </w:r>
-      <w:r>
-        <w:t xml:space="preserve">(Tourneur 2018)</w:t>
-      </w:r>
-      <w:r>
-        <w:t xml:space="preserve">, but under favourable laboratory conditions, they can produce a second clutch. This system, therefore, enables direct estimation of within-female covariance across successive reproductive bouts. I test three predictions derived from acquisition–allocation theory</w:t>
-      </w:r>
-      <w:r>
-        <w:t xml:space="preserve"> </w:t>
-      </w:r>
-      <w:r>
-        <w:t xml:space="preserve">(Van Noordwijk and Jong 1986; see also Reznick et al. 2000)</w:t>
-      </w:r>
-      <w:r>
-        <w:t xml:space="preserve">. First, if variance in resource acquisition among females exceeds variance in allocation strategy, then egg size and egg number should exhibit substantial repeatability and a positive among-individual correlation, whereas the within-individual correlation should be negative, revealing a masked allocation trade-off. Second, if maternal fitness is maximised at a particular offspring size or number</w:t>
-      </w:r>
-      <w:r>
-        <w:t xml:space="preserve"> </w:t>
-      </w:r>
-      <w:r>
-        <w:t xml:space="preserve">(Smith and Fretwell 1974)</w:t>
-      </w:r>
-      <w:r>
-        <w:t xml:space="preserve">, then one trait should remain relatively invariant across clutches while the other adjusts between reproductive bouts</w:t>
-      </w:r>
-      <w:r>
-        <w:t xml:space="preserve"> </w:t>
-      </w:r>
-      <w:r>
-        <w:t xml:space="preserve">(Winkler and Wallin 1987)</w:t>
-      </w:r>
-      <w:r>
-        <w:t xml:space="preserve">. Third, if reproductive investment is structured differently across bouts, then variance in egg size may differ between first and second clutches at both the among-female and within-clutch levels</w:t>
-      </w:r>
-      <w:r>
-        <w:t xml:space="preserve"> </w:t>
-      </w:r>
-      <w:r>
-        <w:t xml:space="preserve">(e.g. Hargitai et al. 2005)</w:t>
-      </w:r>
-      <w:r>
-        <w:t xml:space="preserve">, providing further insight into how selection shapes the distribution of maternal investment across reproductive events.</w:t>
+        <w:t>Forficula auriculari</w:t>
+      </w:r>
+      <w:r>
+        <w:t xml:space="preserve">, a species that allows repeated measures of reproductive investment within females but whose pattern of allocation to egg number and size is unclear (Koch and Meunier 2014). Female earwigs lay a clutch within a short temporal window in a subterranean burrow (Meunier 2024) and provide extended maternal care (Staerkle and Kölliker 2008; Meunier 2024). In Quebec </w:t>
+      </w:r>
+      <w:r>
+        <w:lastRenderedPageBreak/>
+        <w:t>populations, environmental constraints typically render females effectively semelparous (Tourneur 2018), but under favourable lab</w:t>
+      </w:r>
+      <w:r>
+        <w:t xml:space="preserve">oratory conditions, they can produce a second clutch. This system, therefore, enables direct estimation of within-female covariance across successive reproductive bouts. I test three predictions derived from acquisition–allocation theory (Van Noordwijk and Jong 1986; see also Reznick et al. 2000). First, if variance in resource acquisition among females exceeds variance in allocation strategy, then egg size and egg number should exhibit substantial repeatability and a positive among-individual correlation, </w:t>
+      </w:r>
+      <w:r>
+        <w:t>whereas the within-individual correlation should be negative, revealing a masked allocation trade-off. Second, if maternal fitness is maximised at a particular offspring size or number (Smith and Fretwell 1974), then one trait should remain relatively invariant across clutches while the other adjusts between reproductive bouts (Winkler and Wallin 1987). Third, if reproductive investment is structured differently across bouts, then variance in egg size may differ between first and second clutches at both the</w:t>
+      </w:r>
+      <w:r>
+        <w:t xml:space="preserve"> among-female and within-clutch levels (e.g. Hargitai et al. 2005), providing further insight into how selection shapes the distribution of maternal investment across reproductive events.</w:t>
       </w:r>
     </w:p>
     <w:p>
@@ -317,17 +208,24 @@
         <w:pStyle w:val="BodyText"/>
       </w:pPr>
       <w:r>
-        <w:t xml:space="preserve">By separating among-female differences in total reproductive investment from within-female allocation decisions, this study tests a fundamental question in life-history theory: do apparent positive associations between egg size and number reflect relaxed constraints, or do allocation trade-offs persist but remain hidden within individuals? Demonstrating a negative within-female covariance despite positive population-level patterns would show that acquisition can mask, but not erase, the constraints imposed by finite resources. In this way, my study assesses not only the presence of a trade-off but also the hierarchical structure through which life-history constraints are articulated.</w:t>
-      </w:r>
-    </w:p>
-    <w:bookmarkEnd w:id="22"/>
-    <w:bookmarkStart w:id="24" w:name="methods"/>
+        <w:t xml:space="preserve">By separating among-female differences in total reproductive investment from within-female allocation decisions, this study tests a fundamental question in life-history theory: do apparent positive associations between egg size and number reflect relaxed constraints, or do allocation trade-offs persist but remain hidden within individuals? Demonstrating a negative within-female covariance despite positive population-level patterns would show that acquisition can mask, but not erase, the constraints imposed </w:t>
+      </w:r>
+      <w:r>
+        <w:t xml:space="preserve">by finite resources. In this way, my study assesses not only the </w:t>
+      </w:r>
+      <w:r>
+        <w:lastRenderedPageBreak/>
+        <w:t>presence of a trade-off but also the hierarchical structure through which life-history constraints are articulated.</w:t>
+      </w:r>
+    </w:p>
     <w:p>
       <w:pPr>
         <w:pStyle w:val="Heading1"/>
       </w:pPr>
-      <w:r>
-        <w:t xml:space="preserve">Methods</w:t>
+      <w:bookmarkStart w:id="2" w:name="methods"/>
+      <w:bookmarkEnd w:id="1"/>
+      <w:r>
+        <w:t>Methods</w:t>
       </w:r>
     </w:p>
     <w:p>
@@ -335,7 +233,7 @@
         <w:pStyle w:val="FirstParagraph"/>
       </w:pPr>
       <w:r>
-        <w:t xml:space="preserve">I collected adult female earwigs (n=42) in September and October 2024 in an urban parks (Parc Outremont) in Montréal, Canada. All earwigs were brought into the laboratory, assigned a unique ID, and individually placed in a 90-mm-diameter Petri dish containing a thin layer of moist sand. Females were provided a cotton-plugged water vial and fed TetraMin Tropical fish flakes ad libitum. Females were maintained in an incubator (Percival) at 10°C in constant darkness.</w:t>
+        <w:t>I collected adult female earwigs (n=42) in September and October 2024 in an urban parks (Parc Outremont) in Montréal, Canada. All earwigs were brought into the laboratory, assigned a unique ID, and individually placed in a 90-mm-diameter Petri dish containing a thin layer of moist sand. Females were provided a cotton-plugged water vial and fed TetraMin Tropical fish flakes ad libitum. Females were maintained in an incubator (Percival) at 10°C in constant darkness.</w:t>
       </w:r>
     </w:p>
     <w:p>
@@ -343,7 +241,7 @@
         <w:pStyle w:val="BodyText"/>
       </w:pPr>
       <w:r>
-        <w:t xml:space="preserve">Females were checked daily for oviposition. When a female laid eggs, I recorded the date and collected all eggs from the sand and placed them on filter paper in a new Petri dish. The eggs were then photographed under a Leica S6D stereo microscope (Leica Microsystems Inc., Concord, ON, Canada) at 0.68x magnification using Enersight software (Leica Microsystems Inc., Concord, ON, Canada), which automatically adds a scale bar to the photo. Eggs were then discarded.</w:t>
+        <w:t>Females were checked daily for oviposition. When a female laid eggs, I recorded the date and collected all eggs from the sand and placed them on filter paper in a new Petri dish. The eggs were then photographed under a Leica S6D stereo microscope (Leica Microsystems Inc., Concord, ON, Canada) at 0.68x magnification using Enersight software (Leica Microsystems Inc., Concord, ON, Canada), which automatically adds a scale bar to the photo. Eggs were then discarded.</w:t>
       </w:r>
     </w:p>
     <w:p>
@@ -351,40 +249,29 @@
         <w:pStyle w:val="BodyText"/>
       </w:pPr>
       <w:r>
-        <w:t xml:space="preserve">To stimulate females to lay a second clutch of eggs, I recreated a brief period of spring where they were allowed to accumulate resources for egg production and replenish their sperm stores. To achieve this, females that had recently oviposited were placed in a new Petri dish containing a cotton-plugged water vial, TetraMin Tropical fish flakes, and a shelter consisting of four 4 cm-long pieces of paper straw (Blowholes, Markham, Canada) glued together. These Petri dishes were placed in a 23 °C incubator with a 12L:12D light: dark cycle. Females were maintained under these conditions for two weeks, at which time a haphazardly chosen stock male from our colony was placed with her. The pair was kept together for a week, after which a new stock male replaced the original male, and that pair was kept together for another week. Females were then transferred to the 10 °C incubator and treated as previously until they laid their second clutch, at which point their eggs were photographed. Females were euthanised by freezing after laying their second clutch, and their pronotum was photographed as described above. Because female fecundity is often related to body size in insects</w:t>
-      </w:r>
-      <w:r>
-        <w:t xml:space="preserve"> </w:t>
-      </w:r>
-      <w:r>
-        <w:t xml:space="preserve">(Honek 1993)</w:t>
-      </w:r>
-      <w:r>
-        <w:t xml:space="preserve"> </w:t>
-      </w:r>
-      <w:r>
-        <w:t xml:space="preserve">and could thus possibly explain a postive among-female covariance between egg number and size I measured to proxies of size, pronotumlength and body mass. Females were weighed to the nearest 0.01 mg using a Sartorius Secura 224-1S analytical balance. Females were weighed three times, with each weighing bout separated by four days. I used Fiji image analysis software</w:t>
-      </w:r>
-      <w:r>
-        <w:t xml:space="preserve"> </w:t>
-      </w:r>
-      <w:r>
-        <w:t xml:space="preserve">(Schindelin et al. 2012)</w:t>
-      </w:r>
-      <w:r>
-        <w:t xml:space="preserve"> </w:t>
-      </w:r>
-      <w:r>
-        <w:t xml:space="preserve">to measure the length of the female pronotum to the nearest 0.001 mm three times, with each measurement separated by 4 days. I used the same procedure to measure the perimeter of each egg.</w:t>
-      </w:r>
-    </w:p>
-    <w:bookmarkStart w:id="23" w:name="statistical-analysis"/>
+        <w:t>To stimulate females to lay a second clutch of eggs, I recreated a brief period of spring where they were allowed to accumulate resources for egg production and replenish their sperm stores. To achieve this, females that had recently oviposited were placed in a new Petri dish containing a cotton-plugged water vial, TetraMin Tropical fish flakes, and a shelter consisting of four 4 cm-long pieces of paper straw (Blowholes, Markham, Canada) glued together. These Petri dishes were placed in a 23 °C incubator wi</w:t>
+      </w:r>
+      <w:r>
+        <w:t xml:space="preserve">th a 12L:12D light: dark cycle. Females were maintained under these conditions for two weeks, at which time a haphazardly chosen stock male from our </w:t>
+      </w:r>
+      <w:r>
+        <w:lastRenderedPageBreak/>
+        <w:t>colony was placed with her. The pair was kept together for a week, after which a new stock male replaced the original male, and that pair was kept together for another week. Females were then transferred to the 10 °C incubator and treated as previously until they laid their second clutch, at which point their eggs were photographed. Females were euthanised by f</w:t>
+      </w:r>
+      <w:r>
+        <w:t xml:space="preserve">reezing after laying their second clutch, and their pronotum was photographed as described above. Because female fecundity is often related to body size in insects (Honek 1993) and could thus possibly explain a postive among-female covariance between egg number and size I measured to proxies of size, pronotumlength and body mass. Females were weighed to the nearest 0.01 mg using a Sartorius Secura 224-1S analytical balance. Females were weighed three times, with each weighing bout separated by four days. I </w:t>
+      </w:r>
+      <w:r>
+        <w:t>used Fiji image analysis software (Schindelin et al. 2012) to measure the length of the female pronotum to the nearest 0.001 mm three times, with each measurement separated by 4 days. I used the same procedure to measure the perimeter of each egg.</w:t>
+      </w:r>
+    </w:p>
     <w:p>
       <w:pPr>
         <w:pStyle w:val="Heading3"/>
       </w:pPr>
-      <w:r>
-        <w:t xml:space="preserve">Statistical analysis</w:t>
+      <w:bookmarkStart w:id="3" w:name="statistical-analysis"/>
+      <w:r>
+        <w:t>Statistical analysis</w:t>
       </w:r>
     </w:p>
     <w:p>
@@ -392,90 +279,64 @@
         <w:pStyle w:val="FirstParagraph"/>
       </w:pPr>
       <w:r>
-        <w:t xml:space="preserve">I calculated the repeatability of the body mass, pronotum length and egg perimeter measurements using the R package</w:t>
-      </w:r>
-      <w:r>
-        <w:t xml:space="preserve"> </w:t>
+        <w:t xml:space="preserve">I calculated the repeatability of the body mass, pronotum length and egg perimeter measurements using the R package </w:t>
       </w:r>
       <w:r>
         <w:rPr>
           <w:i/>
           <w:iCs/>
         </w:rPr>
-        <w:t xml:space="preserve">rptR</w:t>
-      </w:r>
-      <w:r>
-        <w:t xml:space="preserve"> </w:t>
-      </w:r>
-      <w:r>
-        <w:t xml:space="preserve">(Stoffel et al. 2017)</w:t>
-      </w:r>
-      <w:r>
-        <w:t xml:space="preserve">. I entered the trait of interest as the response variable, female ID as a random effect, and assumed a Gaussian distribution. Each analysis was based on 1000 bootstrap samples. The measurements of my two morphological traits were highly repeatable (pronotum length:</w:t>
-      </w:r>
-      <w:r>
-        <w:t xml:space="preserve"> </w:t>
+        <w:t>rptR</w:t>
+      </w:r>
+      <w:r>
+        <w:t xml:space="preserve"> (Stoffel et al. 2017). I entered the trait of interest as the response variable, female ID as a random effect, and assumed a Gaussian distribution. Each analysis was based on 1000 bootstrap samples. The measurements of my two morphological traits were highly repeatable (pronotum length: </w:t>
       </w:r>
       <w:r>
         <w:rPr>
           <w:i/>
           <w:iCs/>
         </w:rPr>
-        <w:t xml:space="preserve">R</w:t>
-      </w:r>
-      <w:r>
-        <w:t xml:space="preserve"> </w:t>
-      </w:r>
-      <w:r>
-        <w:t xml:space="preserve">[95% CI] = 0.98 [0.97, 0.99]; body mass:</w:t>
-      </w:r>
-      <w:r>
-        <w:t xml:space="preserve"> </w:t>
+        <w:t>R</w:t>
+      </w:r>
+      <w:r>
+        <w:t xml:space="preserve"> [95% CI] = 0.98 [0.97, 0.99]; body mass: </w:t>
       </w:r>
       <w:r>
         <w:rPr>
           <w:i/>
           <w:iCs/>
         </w:rPr>
-        <w:t xml:space="preserve">R</w:t>
-      </w:r>
-      <w:r>
-        <w:t xml:space="preserve"> </w:t>
-      </w:r>
-      <w:r>
-        <w:t xml:space="preserve">[95% CI] = 0.99 [0.988, 0.996]); therefore, I used each female’s mean value for each trait where necessary. Because egg perimeter was highly repeatable in both clutches (first clutch:</w:t>
-      </w:r>
-      <w:r>
-        <w:t xml:space="preserve"> </w:t>
+        <w:t>R</w:t>
+      </w:r>
+      <w:r>
+        <w:t xml:space="preserve"> [95% CI] = 0.99 [0.988, 0.996]); therefore, I used each female’s mean value for each trait where necessary. Because egg perimeter was highly repeatable in both clutches (firs</w:t>
+      </w:r>
+      <w:r>
+        <w:t xml:space="preserve">t clutch: </w:t>
       </w:r>
       <w:r>
         <w:rPr>
           <w:i/>
           <w:iCs/>
         </w:rPr>
-        <w:t xml:space="preserve">R</w:t>
-      </w:r>
-      <w:r>
-        <w:t xml:space="preserve"> </w:t>
-      </w:r>
-      <w:r>
-        <w:t xml:space="preserve">[95% CI] = 0.977 [0.976, 0.979]; second clutch:</w:t>
-      </w:r>
-      <w:r>
-        <w:t xml:space="preserve"> </w:t>
+        <w:t>R</w:t>
+      </w:r>
+      <w:r>
+        <w:t xml:space="preserve"> [95% CI] = 0.977 [0.976, 0.979]; second clutch: </w:t>
       </w:r>
       <w:r>
         <w:rPr>
           <w:i/>
           <w:iCs/>
         </w:rPr>
-        <w:t xml:space="preserve">R</w:t>
-      </w:r>
-      <w:r>
-        <w:t xml:space="preserve"> </w:t>
-      </w:r>
-      <w:r>
-        <w:t xml:space="preserve">[95% CI] = 0.93 [0.926, 0.937] ), I calculated each egg’s average perimeter and then used these values to calculate the mean egg size for each clutch for each female.</w:t>
+        <w:t>R</w:t>
+      </w:r>
+      <w:r>
+        <w:t xml:space="preserve"> [95% CI] = 0.93 [0.926, 0.937] ), I calculated each egg’s average </w:t>
+      </w:r>
+      <w:r>
+        <w:lastRenderedPageBreak/>
+        <w:t>perimeter and then used these values to calculate the mean egg size for each clutch for each female.</w:t>
       </w:r>
     </w:p>
     <w:p>
@@ -483,25 +344,10 @@
         <w:pStyle w:val="BodyText"/>
       </w:pPr>
       <w:r>
-        <w:t xml:space="preserve">To reduce the two correlated measures of body size (pronotum length and body mass) to a single structural size metric, I performed a principal components analysis (PCA) on the correlation matrix of standardized variables using the prcomp function in the R stats package</w:t>
-      </w:r>
-      <w:r>
-        <w:t xml:space="preserve"> </w:t>
-      </w:r>
-      <w:r>
-        <w:t xml:space="preserve">(R Core Team 2025)</w:t>
-      </w:r>
-      <w:r>
-        <w:t xml:space="preserve">. The first principal component (PC1) explained 60.8% of the total variance and was used as an index of structural body size. In addition, female body condition was estimated using the scaled mass index (SMI) following Peig and Green</w:t>
-      </w:r>
-      <w:r>
-        <w:t xml:space="preserve"> </w:t>
-      </w:r>
-      <w:r>
-        <w:t xml:space="preserve">(2009, 2010; see also Kelly et al. 2014)</w:t>
-      </w:r>
-      <w:r>
-        <w:t xml:space="preserve">, which standardizes body mass relative to structural size (pronotum length).</w:t>
+        <w:t xml:space="preserve">To reduce the two correlated measures of body size (pronotum length and body mass) to a single structural size metric, I performed a principal components analysis (PCA) on the correlation matrix of standardized variables using the prcomp function in the R stats package (R Core Team 2025). The first principal component (PC1) explained 60.8% of the total variance and was used as an index of structural body size. In addition, female body condition was estimated using the scaled mass index (SMI) following Peig </w:t>
+      </w:r>
+      <w:r>
+        <w:t>and Green (2009, 2010; see also Kelly et al. 2014), which standardizes body mass relative to structural size (pronotum length).</w:t>
       </w:r>
     </w:p>
     <w:p>
@@ -509,7 +355,10 @@
         <w:pStyle w:val="BodyText"/>
       </w:pPr>
       <w:r>
-        <w:t xml:space="preserve">I first quantified associations among reproductive traits using raw phenotypic correlations. Pearson correlation coefficients were calculated using individual-level trait values, thereby capturing total phenotypic covariation across all sources of variation. These correlations reflect the combined contribution of consistent differences among females, within-clutch variation, and residual effects. Consequently, raw phenotypic correlations provide a descriptive estimate of overall trait associations but do not distinguish whether covariation arises from stable female differences or from within-clutch processes.</w:t>
+        <w:t>I first quantified associations among reproductive traits using raw phenotypic correlations. Pearson correlation coefficients were calculated using individual-level trait values, thereby capturing total phenotypic covariation across all sources of variation. These correlations reflect the combined contribution of consistent differences among females, within-clutch variation, and residual effects. Consequently, raw phenotypic correlations provide a descriptive estimate of overall trait associations but do no</w:t>
+      </w:r>
+      <w:r>
+        <w:t>t distinguish whether covariation arises from stable female differences or from within-clutch processes.</w:t>
       </w:r>
     </w:p>
     <w:p>
@@ -517,28 +366,17 @@
         <w:pStyle w:val="BodyText"/>
       </w:pPr>
       <w:r>
-        <w:t xml:space="preserve">To distinguish covariance arising from within-female plasticity from covariance attributable to consistent among-female differences, I followed the within–between decomposition approach of van de Pol and Wright</w:t>
-      </w:r>
-      <w:r>
-        <w:t xml:space="preserve"> </w:t>
-      </w:r>
-      <w:r>
-        <w:t xml:space="preserve">(2009)</w:t>
-      </w:r>
-      <w:r>
-        <w:t xml:space="preserve"> </w:t>
-      </w:r>
-      <w:r>
-        <w:t xml:space="preserve">by decomposing egg number into two components. The within-female component represented the deviation of each observation from a female’s own mean egg number, and the between-female component represented each female’s mean egg number relative to the population mean. Although mean-centering has been shown to impose assumptions about underlying biological processes</w:t>
-      </w:r>
-      <w:r>
-        <w:t xml:space="preserve"> </w:t>
-      </w:r>
-      <w:r>
-        <w:t xml:space="preserve">(Westneat et al. 2020)</w:t>
-      </w:r>
-      <w:r>
-        <w:t xml:space="preserve">, these assumptions are appropriate here because the biological question concerns how reproductive allocation varies within females across clutches versus how females differ consistently in allocation strategy. I fitted a Bayesian multivariate mixed-effects model in which egg number and mean egg size were modelled jointly. Mean egg size was modelled assuming Gaussian error distributions with identity link functions, whereas egg number was modelled using negative binomial error distributions to account for overdispersion. The within- and between-female components of focal predictors were included simultaneously as fixed effects. Female identity was included as a random intercept across response variables, allowing estimation of among-female variance for each trait as well as covariance among traits at the female level. This multivariate framework partitions total phenotypic covariance into covariance attributable to consistent differences among females and covariance arising from within-female deviations across clutches.</w:t>
+        <w:t xml:space="preserve">To distinguish covariance arising from within-female plasticity from covariance attributable to consistent among-female differences, I followed the within–between decomposition approach of van de Pol and Wright (2009) by decomposing egg number into two components. The within-female component represented the deviation of each observation from a female’s own mean egg number, and the between-female component represented each female’s mean egg number relative </w:t>
+      </w:r>
+      <w:r>
+        <w:lastRenderedPageBreak/>
+        <w:t>to the population mean. Although mean-centering has been shown to impose assumptions about underlying biological processes (Westneat et al. 2020), these assumptions are appropriate here because the biological question concerns how reproductive allocation varies within females across clutches versus how females differ consistently in allocation strategy. I fitted a Bayesian multivariate mixed-effects model in which egg number and mean egg size were modelled jointly. Mean egg size was modelled assuming Gaussi</w:t>
+      </w:r>
+      <w:r>
+        <w:t>an error distributions with identity link functions, whereas egg number was modelled using negative binomial error distributions to account for overdispersion. The within- and between-female components of focal predictors were included simultaneously as fixed effects. Female identity was included as a random intercept across response variables, allowing estimation of among-female variance for each trait as well as covariance among traits at the female level. This multivariate framework partitions total phen</w:t>
+      </w:r>
+      <w:r>
+        <w:t>otypic covariance into covariance attributable to consistent differences among females and covariance arising from within-female deviations across clutches.</w:t>
       </w:r>
     </w:p>
     <w:p>
@@ -546,7 +384,10 @@
         <w:pStyle w:val="BodyText"/>
       </w:pPr>
       <w:r>
-        <w:t xml:space="preserve">Within this model, the coefficient associated with the within-female component estimates the plastic response of a trait to clutch-level deviations in the predictor, whereas the coefficient associated with the between-female component estimates the among-female (strategic) association between traits. Because traits were modelled jointly, covariance among traits was estimated simultaneously at both the female and residual levels, thereby accounting for non-independence among reproductive traits and providing biologically interpretable estimates of trait correlations at each hierarchical level.</w:t>
+        <w:t>Within this model, the coefficient associated with the within-female component estimates the plastic response of a trait to clutch-level deviations in the predictor, whereas the coefficient associated with the between-female component estimates the among-female (strategic) association between traits. Because traits were modelled jointly, covariance among traits was estimated simultaneously at both the female and residual levels, thereby accounting for non-independence among reproductive traits and providing</w:t>
+      </w:r>
+      <w:r>
+        <w:t xml:space="preserve"> biologically interpretable estimates of trait correlations at each hierarchical level.</w:t>
       </w:r>
     </w:p>
     <w:p>
@@ -554,7 +395,11 @@
         <w:pStyle w:val="BodyText"/>
       </w:pPr>
       <w:r>
-        <w:t xml:space="preserve">Continuous predictors were standardized by centering on their mean and scaling by their standard deviation prior to analysis. The within- and between-female components were each standardized using the mean and standard deviation of their respective distributions. When estimating standardized regression coefficients, response variables were also scaled to have a standard deviation of one. Standardized coefficients therefore represent the expected change in the response trait, measured in standard deviation units, associated with a one standard deviation change in the predictor, facilitating comparison of effect sizes across traits measured on different scales.</w:t>
+        <w:t xml:space="preserve">Continuous predictors were standardized by centering on their mean and scaling by their standard deviation prior to analysis. The within- and between-female components were each standardized </w:t>
+      </w:r>
+      <w:r>
+        <w:lastRenderedPageBreak/>
+        <w:t>using the mean and standard deviation of their respective distributions. When estimating standardized regression coefficients, response variables were also scaled to have a standard deviation of one. Standardized coefficients therefore represent the expected change in the response trait, measured in standard deviation units, associated with a one standard deviation change in the predictor, facilitating comparison of effect sizes across traits measured on different scales.</w:t>
       </w:r>
     </w:p>
     <w:p>
@@ -562,7 +407,10 @@
         <w:pStyle w:val="BodyText"/>
       </w:pPr>
       <w:r>
-        <w:t xml:space="preserve">To quantify the structure of egg size variation specifically, I fitted a univariate mixed-effects model in which egg size (standardised mean egg perimeter) was modelled as a Gaussian response with female identity included as a random intercept. This formulation partitions total phenotypic variance in egg size into variance attributable to differences among females and variance occurring within females among eggs within clutches. The among-female variance component represents consistent maternal differences in allocation to egg size, whereas the within-female component captures heterogeneity in provisioning within clutches as well as residual variation.</w:t>
+        <w:t xml:space="preserve">To quantify the structure of egg size variation specifically, I fitted a univariate mixed-effects model in which egg size (standardised mean egg perimeter) was modelled as a Gaussian response with female identity included as a random intercept. This formulation partitions total phenotypic variance in egg size into variance attributable to differences among females and variance occurring within females among eggs within clutches. The among-female variance component represents consistent maternal differences </w:t>
+      </w:r>
+      <w:r>
+        <w:t>in allocation to egg size, whereas the within-female component captures heterogeneity in provisioning within clutches as well as residual variation.</w:t>
       </w:r>
     </w:p>
     <w:p>
@@ -570,7 +418,17 @@
         <w:pStyle w:val="BodyText"/>
       </w:pPr>
       <w:r>
-        <w:t xml:space="preserve">Repeatability was estimated separately for each trait. Repeatability for egg size was derived from the univariate variance-partitioning model. For egg number, which was modelled under a negative binomial distribution within the multivariate framework, repeatability was calculated from the corresponding variance components of that model. Repeatability was estimated as the proportion of total phenotypic variance attributable to consistent differences among females. For both traits, repeatability was calculated from posterior samples of variance components, and uncertainty was quantified using 95% credible intervals. Because egg number was modelled using a negative binomial distribution, repeatability was calculated explicitly on the observation scale, ensuring that distribution-specific variance was included in the denominator. For egg size, which was modelled under a Gaussian error distribution, total phenotypic variance is the sum of among-female variance and residual variance. Observation-scale repeatability for egg size was therefore calculated as:</w:t>
+        <w:t>Repeatability was estimated separately for each trait. Repeatability for egg size was derived from the univariate variance-partitioning model. For egg number, which was modelled under a negative binomial distribution within the multivariate framework, repeatability was calculated from the corresponding variance components of that model. Repeatability was estimated as the proportion of total phenotypic variance attributable to consistent differences among females. For both traits, repeatability was calculate</w:t>
+      </w:r>
+      <w:r>
+        <w:t xml:space="preserve">d from posterior samples of variance components, and uncertainty was quantified using 95% credible intervals. Because egg number was modelled using a negative binomial distribution, repeatability was calculated explicitly on the observation scale, ensuring that distribution-specific variance was included in the denominator. For egg size, </w:t>
+      </w:r>
+      <w:r>
+        <w:lastRenderedPageBreak/>
+        <w:t>which was modelled under a Gaussian error distribution, total phenotypic variance is the sum of among-female variance and residual variance. Observation-scale repeatability</w:t>
+      </w:r>
+      <w:r>
+        <w:t xml:space="preserve"> for egg size was therefore calculated as:</w:t>
       </w:r>
     </w:p>
     <w:p>
@@ -583,8 +441,18 @@
         </m:oMathParaPr>
         <m:oMath>
           <m:sSub>
+            <m:sSubPr>
+              <m:ctrlPr>
+                <w:rPr>
+                  <w:rFonts w:ascii="Cambria Math" w:hAnsi="Cambria Math"/>
+                </w:rPr>
+              </m:ctrlPr>
+            </m:sSubPr>
             <m:e>
               <m:r>
+                <w:rPr>
+                  <w:rFonts w:ascii="Cambria Math" w:hAnsi="Cambria Math"/>
+                </w:rPr>
                 <m:t>R</m:t>
               </m:r>
             </m:e>
@@ -592,7 +460,6 @@
               <m:r>
                 <m:rPr>
                   <m:nor/>
-                  <m:sty m:val="p"/>
                 </m:rPr>
                 <m:t>egg size</m:t>
               </m:r>
@@ -602,21 +469,41 @@
             <m:rPr>
               <m:sty m:val="p"/>
             </m:rPr>
+            <w:rPr>
+              <w:rFonts w:ascii="Cambria Math" w:hAnsi="Cambria Math"/>
+            </w:rPr>
             <m:t>=</m:t>
           </m:r>
           <m:f>
             <m:fPr>
-              <m:type m:val="bar"/>
+              <m:ctrlPr>
+                <w:rPr>
+                  <w:rFonts w:ascii="Cambria Math" w:hAnsi="Cambria Math"/>
+                </w:rPr>
+              </m:ctrlPr>
             </m:fPr>
             <m:num>
               <m:sSub>
+                <m:sSubPr>
+                  <m:ctrlPr>
+                    <w:rPr>
+                      <w:rFonts w:ascii="Cambria Math" w:hAnsi="Cambria Math"/>
+                    </w:rPr>
+                  </m:ctrlPr>
+                </m:sSubPr>
                 <m:e>
                   <m:r>
+                    <w:rPr>
+                      <w:rFonts w:ascii="Cambria Math" w:hAnsi="Cambria Math"/>
+                    </w:rPr>
                     <m:t>V</m:t>
                   </m:r>
                 </m:e>
                 <m:sub>
                   <m:r>
+                    <w:rPr>
+                      <w:rFonts w:ascii="Cambria Math" w:hAnsi="Cambria Math"/>
+                    </w:rPr>
                     <m:t>F</m:t>
                   </m:r>
                 </m:sub>
@@ -624,13 +511,26 @@
             </m:num>
             <m:den>
               <m:sSub>
+                <m:sSubPr>
+                  <m:ctrlPr>
+                    <w:rPr>
+                      <w:rFonts w:ascii="Cambria Math" w:hAnsi="Cambria Math"/>
+                    </w:rPr>
+                  </m:ctrlPr>
+                </m:sSubPr>
                 <m:e>
                   <m:r>
+                    <w:rPr>
+                      <w:rFonts w:ascii="Cambria Math" w:hAnsi="Cambria Math"/>
+                    </w:rPr>
                     <m:t>V</m:t>
                   </m:r>
                 </m:e>
                 <m:sub>
                   <m:r>
+                    <w:rPr>
+                      <w:rFonts w:ascii="Cambria Math" w:hAnsi="Cambria Math"/>
+                    </w:rPr>
                     <m:t>F</m:t>
                   </m:r>
                 </m:sub>
@@ -639,16 +539,32 @@
                 <m:rPr>
                   <m:sty m:val="p"/>
                 </m:rPr>
+                <w:rPr>
+                  <w:rFonts w:ascii="Cambria Math" w:hAnsi="Cambria Math"/>
+                </w:rPr>
                 <m:t>+</m:t>
               </m:r>
               <m:sSub>
+                <m:sSubPr>
+                  <m:ctrlPr>
+                    <w:rPr>
+                      <w:rFonts w:ascii="Cambria Math" w:hAnsi="Cambria Math"/>
+                    </w:rPr>
+                  </m:ctrlPr>
+                </m:sSubPr>
                 <m:e>
                   <m:r>
+                    <w:rPr>
+                      <w:rFonts w:ascii="Cambria Math" w:hAnsi="Cambria Math"/>
+                    </w:rPr>
                     <m:t>V</m:t>
                   </m:r>
                 </m:e>
                 <m:sub>
                   <m:r>
+                    <w:rPr>
+                      <w:rFonts w:ascii="Cambria Math" w:hAnsi="Cambria Math"/>
+                    </w:rPr>
                     <m:t>R</m:t>
                   </m:r>
                 </m:sub>
@@ -663,43 +579,60 @@
         <w:pStyle w:val="FirstParagraph"/>
       </w:pPr>
       <w:r>
-        <w:t xml:space="preserve">where</w:t>
-      </w:r>
-      <w:r>
-        <w:t xml:space="preserve"> </w:t>
+        <w:t xml:space="preserve">where </w:t>
       </w:r>
       <m:oMath>
         <m:sSub>
+          <m:sSubPr>
+            <m:ctrlPr>
+              <w:rPr>
+                <w:rFonts w:ascii="Cambria Math" w:hAnsi="Cambria Math"/>
+              </w:rPr>
+            </m:ctrlPr>
+          </m:sSubPr>
           <m:e>
             <m:r>
+              <w:rPr>
+                <w:rFonts w:ascii="Cambria Math" w:hAnsi="Cambria Math"/>
+              </w:rPr>
               <m:t>V</m:t>
             </m:r>
           </m:e>
           <m:sub>
             <m:r>
+              <w:rPr>
+                <w:rFonts w:ascii="Cambria Math" w:hAnsi="Cambria Math"/>
+              </w:rPr>
               <m:t>F</m:t>
             </m:r>
           </m:sub>
         </m:sSub>
       </m:oMath>
       <w:r>
-        <w:t xml:space="preserve"> </w:t>
-      </w:r>
-      <w:r>
-        <w:t xml:space="preserve">is the among-female variance (i.e., variance of the female random intercept) and</w:t>
-      </w:r>
-      <w:r>
-        <w:t xml:space="preserve"> </w:t>
+        <w:t xml:space="preserve"> is the among-female variance (i.e., variance of the female random intercept) and </w:t>
       </w:r>
       <m:oMath>
         <m:sSub>
+          <m:sSubPr>
+            <m:ctrlPr>
+              <w:rPr>
+                <w:rFonts w:ascii="Cambria Math" w:hAnsi="Cambria Math"/>
+              </w:rPr>
+            </m:ctrlPr>
+          </m:sSubPr>
           <m:e>
             <m:r>
+              <w:rPr>
+                <w:rFonts w:ascii="Cambria Math" w:hAnsi="Cambria Math"/>
+              </w:rPr>
               <m:t>V</m:t>
             </m:r>
           </m:e>
           <m:sub>
             <m:r>
+              <w:rPr>
+                <w:rFonts w:ascii="Cambria Math" w:hAnsi="Cambria Math"/>
+              </w:rPr>
               <m:t>R</m:t>
             </m:r>
           </m:sub>
@@ -709,13 +642,7 @@
         <w:t xml:space="preserve"> </w:t>
       </w:r>
       <w:r>
-        <w:t xml:space="preserve">is the residual variance. Because the Gaussian model is parameterized directly on the observation scale, this formulation corresponds to both latent- and observation-scale repeatability.</w:t>
-      </w:r>
-      <w:r>
-        <w:t xml:space="preserve"> </w:t>
-      </w:r>
-      <w:r>
-        <w:t xml:space="preserve">For egg number, which was modelled using a negative binomial distribution, the variance depends on both the mean and the dispersion (shape) parameter. Under the negative binomial parameterization used in brms, the observation-level variance is given by:</w:t>
+        <w:t>is the residual variance. Because the Gaussian model is parameterized directly on the observation scale, this formulation corresponds to both latent- and observation-scale repeatability. For egg number, which was modelled using a negative binomial distribution, the variance depends on both the mean and the dispersion (shape) parameter. Under the negative binomial parameterization used in brms, the observation-level variance is given by:</w:t>
       </w:r>
     </w:p>
     <w:p>
@@ -731,29 +658,24 @@
             <m:rPr>
               <m:sty m:val="p"/>
             </m:rPr>
-            <m:t>V</m:t>
-          </m:r>
-          <m:r>
-            <m:rPr>
-              <m:sty m:val="p"/>
-            </m:rPr>
-            <m:t>a</m:t>
-          </m:r>
-          <m:r>
-            <m:rPr>
-              <m:sty m:val="p"/>
-            </m:rPr>
-            <m:t>r</m:t>
+            <w:rPr>
+              <w:rFonts w:ascii="Cambria Math" w:hAnsi="Cambria Math"/>
+            </w:rPr>
+            <m:t>Var</m:t>
           </m:r>
           <m:d>
             <m:dPr>
-              <m:begChr m:val="("/>
-              <m:sepChr m:val=""/>
-              <m:endChr m:val=")"/>
-              <m:grow/>
+              <m:ctrlPr>
+                <w:rPr>
+                  <w:rFonts w:ascii="Cambria Math" w:hAnsi="Cambria Math"/>
+                </w:rPr>
+              </m:ctrlPr>
             </m:dPr>
             <m:e>
               <m:r>
+                <w:rPr>
+                  <w:rFonts w:ascii="Cambria Math" w:hAnsi="Cambria Math"/>
+                </w:rPr>
                 <m:t>Y</m:t>
               </m:r>
             </m:e>
@@ -762,30 +684,56 @@
             <m:rPr>
               <m:sty m:val="p"/>
             </m:rPr>
+            <w:rPr>
+              <w:rFonts w:ascii="Cambria Math" w:hAnsi="Cambria Math"/>
+            </w:rPr>
             <m:t>=</m:t>
           </m:r>
           <m:r>
+            <w:rPr>
+              <w:rFonts w:ascii="Cambria Math" w:hAnsi="Cambria Math"/>
+            </w:rPr>
             <m:t>μ</m:t>
           </m:r>
           <m:r>
             <m:rPr>
               <m:sty m:val="p"/>
             </m:rPr>
+            <w:rPr>
+              <w:rFonts w:ascii="Cambria Math" w:hAnsi="Cambria Math"/>
+            </w:rPr>
             <m:t>+</m:t>
           </m:r>
           <m:f>
             <m:fPr>
-              <m:type m:val="bar"/>
+              <m:ctrlPr>
+                <w:rPr>
+                  <w:rFonts w:ascii="Cambria Math" w:hAnsi="Cambria Math"/>
+                </w:rPr>
+              </m:ctrlPr>
             </m:fPr>
             <m:num>
               <m:sSup>
+                <m:sSupPr>
+                  <m:ctrlPr>
+                    <w:rPr>
+                      <w:rFonts w:ascii="Cambria Math" w:hAnsi="Cambria Math"/>
+                    </w:rPr>
+                  </m:ctrlPr>
+                </m:sSupPr>
                 <m:e>
                   <m:r>
+                    <w:rPr>
+                      <w:rFonts w:ascii="Cambria Math" w:hAnsi="Cambria Math"/>
+                    </w:rPr>
                     <m:t>μ</m:t>
                   </m:r>
                 </m:e>
                 <m:sup>
                   <m:r>
+                    <w:rPr>
+                      <w:rFonts w:ascii="Cambria Math" w:hAnsi="Cambria Math"/>
+                    </w:rPr>
                     <m:t>2</m:t>
                   </m:r>
                 </m:sup>
@@ -793,6 +741,9 @@
             </m:num>
             <m:den>
               <m:r>
+                <w:rPr>
+                  <w:rFonts w:ascii="Cambria Math" w:hAnsi="Cambria Math"/>
+                </w:rPr>
                 <m:t>θ</m:t>
               </m:r>
             </m:den>
@@ -805,13 +756,13 @@
         <w:pStyle w:val="FirstParagraph"/>
       </w:pPr>
       <w:r>
-        <w:t xml:space="preserve">where</w:t>
-      </w:r>
-      <w:r>
-        <w:t xml:space="preserve"> </w:t>
+        <w:t xml:space="preserve">where </w:t>
       </w:r>
       <m:oMath>
         <m:r>
+          <w:rPr>
+            <w:rFonts w:ascii="Cambria Math" w:hAnsi="Cambria Math"/>
+          </w:rPr>
           <m:t>μ</m:t>
         </m:r>
       </m:oMath>
@@ -819,21 +770,18 @@
         <w:t xml:space="preserve"> </w:t>
       </w:r>
       <w:r>
-        <w:t xml:space="preserve">is the expected mean egg number and</w:t>
-      </w:r>
-      <w:r>
-        <w:t xml:space="preserve"> </w:t>
+        <w:t xml:space="preserve">is the expected mean egg number and </w:t>
       </w:r>
       <m:oMath>
         <m:r>
+          <w:rPr>
+            <w:rFonts w:ascii="Cambria Math" w:hAnsi="Cambria Math"/>
+          </w:rPr>
           <m:t>θ</m:t>
         </m:r>
       </m:oMath>
       <w:r>
-        <w:t xml:space="preserve"> </w:t>
-      </w:r>
-      <w:r>
-        <w:t xml:space="preserve">is the dispersion (shape) parameter. Observation-scale repeatability for egg number was therefore calculated as:</w:t>
+        <w:t xml:space="preserve"> is the dispersion (shape) parameter. Observation-scale repeatability for egg number was therefore calculated as:</w:t>
       </w:r>
     </w:p>
     <w:p>
@@ -846,8 +794,18 @@
         </m:oMathParaPr>
         <m:oMath>
           <m:sSub>
+            <m:sSubPr>
+              <m:ctrlPr>
+                <w:rPr>
+                  <w:rFonts w:ascii="Cambria Math" w:hAnsi="Cambria Math"/>
+                </w:rPr>
+              </m:ctrlPr>
+            </m:sSubPr>
             <m:e>
               <m:r>
+                <w:rPr>
+                  <w:rFonts w:ascii="Cambria Math" w:hAnsi="Cambria Math"/>
+                </w:rPr>
                 <m:t>R</m:t>
               </m:r>
             </m:e>
@@ -855,7 +813,6 @@
               <m:r>
                 <m:rPr>
                   <m:nor/>
-                  <m:sty m:val="p"/>
                 </m:rPr>
                 <m:t>egg number</m:t>
               </m:r>
@@ -865,21 +822,41 @@
             <m:rPr>
               <m:sty m:val="p"/>
             </m:rPr>
+            <w:rPr>
+              <w:rFonts w:ascii="Cambria Math" w:hAnsi="Cambria Math"/>
+            </w:rPr>
             <m:t>=</m:t>
           </m:r>
           <m:f>
             <m:fPr>
-              <m:type m:val="bar"/>
+              <m:ctrlPr>
+                <w:rPr>
+                  <w:rFonts w:ascii="Cambria Math" w:hAnsi="Cambria Math"/>
+                </w:rPr>
+              </m:ctrlPr>
             </m:fPr>
             <m:num>
               <m:sSub>
+                <m:sSubPr>
+                  <m:ctrlPr>
+                    <w:rPr>
+                      <w:rFonts w:ascii="Cambria Math" w:hAnsi="Cambria Math"/>
+                    </w:rPr>
+                  </m:ctrlPr>
+                </m:sSubPr>
                 <m:e>
                   <m:r>
+                    <w:rPr>
+                      <w:rFonts w:ascii="Cambria Math" w:hAnsi="Cambria Math"/>
+                    </w:rPr>
                     <m:t>V</m:t>
                   </m:r>
                 </m:e>
                 <m:sub>
                   <m:r>
+                    <w:rPr>
+                      <w:rFonts w:ascii="Cambria Math" w:hAnsi="Cambria Math"/>
+                    </w:rPr>
                     <m:t>F</m:t>
                   </m:r>
                 </m:sub>
@@ -887,13 +864,26 @@
             </m:num>
             <m:den>
               <m:sSub>
+                <m:sSubPr>
+                  <m:ctrlPr>
+                    <w:rPr>
+                      <w:rFonts w:ascii="Cambria Math" w:hAnsi="Cambria Math"/>
+                    </w:rPr>
+                  </m:ctrlPr>
+                </m:sSubPr>
                 <m:e>
                   <m:r>
+                    <w:rPr>
+                      <w:rFonts w:ascii="Cambria Math" w:hAnsi="Cambria Math"/>
+                    </w:rPr>
                     <m:t>V</m:t>
                   </m:r>
                 </m:e>
                 <m:sub>
                   <m:r>
+                    <w:rPr>
+                      <w:rFonts w:ascii="Cambria Math" w:hAnsi="Cambria Math"/>
+                    </w:rPr>
                     <m:t>F</m:t>
                   </m:r>
                 </m:sub>
@@ -902,38 +892,65 @@
                 <m:rPr>
                   <m:sty m:val="p"/>
                 </m:rPr>
+                <w:rPr>
+                  <w:rFonts w:ascii="Cambria Math" w:hAnsi="Cambria Math"/>
+                </w:rPr>
                 <m:t>+</m:t>
               </m:r>
               <m:d>
                 <m:dPr>
-                  <m:begChr m:val="("/>
-                  <m:sepChr m:val=""/>
-                  <m:endChr m:val=")"/>
-                  <m:grow/>
+                  <m:ctrlPr>
+                    <w:rPr>
+                      <w:rFonts w:ascii="Cambria Math" w:hAnsi="Cambria Math"/>
+                    </w:rPr>
+                  </m:ctrlPr>
                 </m:dPr>
                 <m:e>
                   <m:r>
+                    <w:rPr>
+                      <w:rFonts w:ascii="Cambria Math" w:hAnsi="Cambria Math"/>
+                    </w:rPr>
                     <m:t>μ</m:t>
                   </m:r>
                   <m:r>
                     <m:rPr>
                       <m:sty m:val="p"/>
                     </m:rPr>
+                    <w:rPr>
+                      <w:rFonts w:ascii="Cambria Math" w:hAnsi="Cambria Math"/>
+                    </w:rPr>
                     <m:t>+</m:t>
                   </m:r>
                   <m:f>
                     <m:fPr>
-                      <m:type m:val="bar"/>
+                      <m:ctrlPr>
+                        <w:rPr>
+                          <w:rFonts w:ascii="Cambria Math" w:hAnsi="Cambria Math"/>
+                        </w:rPr>
+                      </m:ctrlPr>
                     </m:fPr>
                     <m:num>
                       <m:sSup>
+                        <m:sSupPr>
+                          <m:ctrlPr>
+                            <w:rPr>
+                              <w:rFonts w:ascii="Cambria Math" w:hAnsi="Cambria Math"/>
+                            </w:rPr>
+                          </m:ctrlPr>
+                        </m:sSupPr>
                         <m:e>
                           <m:r>
+                            <w:rPr>
+                              <w:rFonts w:ascii="Cambria Math" w:hAnsi="Cambria Math"/>
+                            </w:rPr>
                             <m:t>μ</m:t>
                           </m:r>
                         </m:e>
                         <m:sup>
                           <m:r>
+                            <w:rPr>
+                              <w:rFonts w:ascii="Cambria Math" w:hAnsi="Cambria Math"/>
+                            </w:rPr>
                             <m:t>2</m:t>
                           </m:r>
                         </m:sup>
@@ -941,6 +958,9 @@
                     </m:num>
                     <m:den>
                       <m:r>
+                        <w:rPr>
+                          <w:rFonts w:ascii="Cambria Math" w:hAnsi="Cambria Math"/>
+                        </w:rPr>
                         <m:t>θ</m:t>
                       </m:r>
                     </m:den>
@@ -957,52 +977,75 @@
         <w:pStyle w:val="FirstParagraph"/>
       </w:pPr>
       <w:r>
-        <w:t xml:space="preserve">where</w:t>
-      </w:r>
-      <w:r>
-        <w:t xml:space="preserve"> </w:t>
+        <w:t xml:space="preserve">where </w:t>
       </w:r>
       <m:oMath>
         <m:sSub>
+          <m:sSubPr>
+            <m:ctrlPr>
+              <w:rPr>
+                <w:rFonts w:ascii="Cambria Math" w:hAnsi="Cambria Math"/>
+              </w:rPr>
+            </m:ctrlPr>
+          </m:sSubPr>
           <m:e>
             <m:r>
+              <w:rPr>
+                <w:rFonts w:ascii="Cambria Math" w:hAnsi="Cambria Math"/>
+              </w:rPr>
               <m:t>V</m:t>
             </m:r>
           </m:e>
           <m:sub>
             <m:r>
+              <w:rPr>
+                <w:rFonts w:ascii="Cambria Math" w:hAnsi="Cambria Math"/>
+              </w:rPr>
               <m:t>F</m:t>
             </m:r>
           </m:sub>
         </m:sSub>
       </m:oMath>
       <w:r>
-        <w:t xml:space="preserve"> </w:t>
-      </w:r>
-      <w:r>
-        <w:t xml:space="preserve">is the among-female variance estimated from the random intercept. The distribution-specific variance term</w:t>
-      </w:r>
-      <w:r>
-        <w:t xml:space="preserve"> </w:t>
+        <w:t xml:space="preserve"> is the among-female variance estimated from the random intercept. The distribution-specific variance term </w:t>
       </w:r>
       <m:oMath>
         <m:r>
+          <w:rPr>
+            <w:rFonts w:ascii="Cambria Math" w:hAnsi="Cambria Math"/>
+          </w:rPr>
           <m:t>μ</m:t>
         </m:r>
         <m:r>
           <m:rPr>
             <m:sty m:val="p"/>
           </m:rPr>
+          <w:rPr>
+            <w:rFonts w:ascii="Cambria Math" w:hAnsi="Cambria Math"/>
+          </w:rPr>
           <m:t>+</m:t>
         </m:r>
         <m:sSup>
+          <m:sSupPr>
+            <m:ctrlPr>
+              <w:rPr>
+                <w:rFonts w:ascii="Cambria Math" w:hAnsi="Cambria Math"/>
+              </w:rPr>
+            </m:ctrlPr>
+          </m:sSupPr>
           <m:e>
             <m:r>
+              <w:rPr>
+                <w:rFonts w:ascii="Cambria Math" w:hAnsi="Cambria Math"/>
+              </w:rPr>
               <m:t>μ</m:t>
             </m:r>
           </m:e>
           <m:sup>
             <m:r>
+              <w:rPr>
+                <w:rFonts w:ascii="Cambria Math" w:hAnsi="Cambria Math"/>
+              </w:rPr>
               <m:t>2</m:t>
             </m:r>
           </m:sup>
@@ -1011,42 +1054,46 @@
           <m:rPr>
             <m:sty m:val="p"/>
           </m:rPr>
+          <w:rPr>
+            <w:rFonts w:ascii="Cambria Math" w:hAnsi="Cambria Math"/>
+          </w:rPr>
           <m:t>/</m:t>
         </m:r>
         <m:r>
+          <w:rPr>
+            <w:rFonts w:ascii="Cambria Math" w:hAnsi="Cambria Math"/>
+          </w:rPr>
           <m:t>θ</m:t>
         </m:r>
       </m:oMath>
       <w:r>
-        <w:t xml:space="preserve"> </w:t>
-      </w:r>
-      <w:r>
-        <w:t xml:space="preserve">was calculated for each posterior draw using the corresponding posterior samples of</w:t>
-      </w:r>
-      <w:r>
-        <w:t xml:space="preserve"> </w:t>
+        <w:t xml:space="preserve"> was calculated for each posterior draw using the corresponding posterior samples of </w:t>
       </w:r>
       <m:oMath>
         <m:r>
+          <w:rPr>
+            <w:rFonts w:ascii="Cambria Math" w:hAnsi="Cambria Math"/>
+          </w:rPr>
           <m:t>μ</m:t>
         </m:r>
       </m:oMath>
       <w:r>
-        <w:t xml:space="preserve"> </w:t>
-      </w:r>
-      <w:r>
-        <w:t xml:space="preserve">and</w:t>
-      </w:r>
-      <w:r>
-        <w:t xml:space="preserve"> </w:t>
+        <w:t xml:space="preserve"> and </w:t>
       </w:r>
       <m:oMath>
         <m:r>
+          <w:rPr>
+            <w:rFonts w:ascii="Cambria Math" w:hAnsi="Cambria Math"/>
+          </w:rPr>
           <m:t>θ</m:t>
         </m:r>
       </m:oMath>
       <w:r>
-        <w:t xml:space="preserve">, thereby generating a posterior distribution of repeatability. By calculating repeatability on the observation scale for both traits, these estimates represent the proportion of total phenotypic variance in the observed trait that is attributable to consistent differences among females.</w:t>
+        <w:t xml:space="preserve">, thereby generating a posterior distribution of repeatability. By calculating repeatability on the observation scale for both traits, these estimates represent the </w:t>
+      </w:r>
+      <w:r>
+        <w:lastRenderedPageBreak/>
+        <w:t>proportion of total phenotypic variance in the observed trait that is attributable to consistent differences among females.</w:t>
       </w:r>
     </w:p>
     <w:p>
@@ -1054,74 +1101,47 @@
         <w:pStyle w:val="BodyText"/>
       </w:pPr>
       <w:r>
-        <w:t xml:space="preserve">All models were fitted using weakly informative priors on regression coefficients and variance parameters. Posterior distributions were obtained using six Markov chains with 4,000 iterations per chain, including 1,000 warm-up iterations, and convergence was assessed using R ̂ statistics, effective sample sizes, and inspection of trace plots. Posterior distributions are summarised as posterior means with 95% credible intervals.</w:t>
-      </w:r>
-      <w:r>
-        <w:t xml:space="preserve"> </w:t>
-      </w:r>
-      <w:r>
-        <w:t xml:space="preserve">Data were visualized using</w:t>
-      </w:r>
-      <w:r>
-        <w:t xml:space="preserve"> </w:t>
+        <w:t xml:space="preserve">All models were fitted using weakly informative priors on regression coefficients and variance parameters. Posterior distributions were obtained using six Markov chains with 4,000 iterations per chain, including 1,000 warm-up iterations, and convergence was assessed using R ̂ statistics, effective sample sizes, and inspection of trace plots. Posterior distributions are summarised as posterior means with 95% credible intervals. Data were visualized using </w:t>
       </w:r>
       <w:r>
         <w:rPr>
           <w:i/>
           <w:iCs/>
         </w:rPr>
-        <w:t xml:space="preserve">ggplot</w:t>
-      </w:r>
-      <w:r>
-        <w:t xml:space="preserve"> </w:t>
-      </w:r>
-      <w:r>
-        <w:t xml:space="preserve">(Wickham 2016)</w:t>
-      </w:r>
-      <w:r>
-        <w:t xml:space="preserve"> </w:t>
-      </w:r>
-      <w:r>
-        <w:t xml:space="preserve">and</w:t>
-      </w:r>
-      <w:r>
-        <w:t xml:space="preserve"> </w:t>
+        <w:t>ggplot</w:t>
+      </w:r>
+      <w:r>
+        <w:t xml:space="preserve"> (Wickham 2016) and </w:t>
       </w:r>
       <w:r>
         <w:rPr>
           <w:i/>
           <w:iCs/>
         </w:rPr>
-        <w:t xml:space="preserve">tidybayes</w:t>
-      </w:r>
-      <w:r>
-        <w:t xml:space="preserve"> </w:t>
-      </w:r>
-      <w:r>
-        <w:t xml:space="preserve">(Kay 2020)</w:t>
-      </w:r>
-      <w:r>
-        <w:t xml:space="preserve">.</w:t>
-      </w:r>
-    </w:p>
-    <w:bookmarkEnd w:id="23"/>
-    <w:bookmarkEnd w:id="24"/>
-    <w:bookmarkStart w:id="27" w:name="results"/>
+        <w:t>tidybayes</w:t>
+      </w:r>
+      <w:r>
+        <w:t xml:space="preserve"> (Kay 2020).</w:t>
+      </w:r>
+    </w:p>
     <w:p>
       <w:pPr>
         <w:pStyle w:val="Heading1"/>
       </w:pPr>
-      <w:r>
-        <w:t xml:space="preserve">Results</w:t>
-      </w:r>
-    </w:p>
-    <w:bookmarkStart w:id="25" w:name="between-and-within-female-correlations"/>
+      <w:bookmarkStart w:id="4" w:name="results"/>
+      <w:bookmarkEnd w:id="2"/>
+      <w:bookmarkEnd w:id="3"/>
+      <w:r>
+        <w:t>Results</w:t>
+      </w:r>
+    </w:p>
     <w:p>
       <w:pPr>
         <w:pStyle w:val="Heading4"/>
       </w:pPr>
-      <w:r>
-        <w:t xml:space="preserve">Between and within female correlations</w:t>
+      <w:bookmarkStart w:id="5" w:name="between-and-within-female-correlations"/>
+      <w:r>
+        <w:t>Between and within female correlations</w:t>
       </w:r>
     </w:p>
     <w:p>
@@ -1129,33 +1149,37 @@
         <w:pStyle w:val="FirstParagraph"/>
       </w:pPr>
       <w:r>
-        <w:t xml:space="preserve">Across all clutches, the raw phenotypic correlation between egg number and egg size was weak and close to zero (</w:t>
+        <w:t>Across all clutches, the raw phenotypic correlation between egg number and egg size was weak and close to zero (</w:t>
       </w:r>
       <m:oMath>
         <m:sSub>
+          <m:sSubPr>
+            <m:ctrlPr>
+              <w:rPr>
+                <w:rFonts w:ascii="Cambria Math" w:hAnsi="Cambria Math"/>
+              </w:rPr>
+            </m:ctrlPr>
+          </m:sSubPr>
           <m:e>
             <m:r>
+              <w:rPr>
+                <w:rFonts w:ascii="Cambria Math" w:hAnsi="Cambria Math"/>
+              </w:rPr>
               <m:t>r</m:t>
             </m:r>
           </m:e>
           <m:sub>
             <m:r>
-              <m:t>r</m:t>
-            </m:r>
-            <m:r>
-              <m:t>a</m:t>
-            </m:r>
-            <m:r>
-              <m:t>w</m:t>
+              <w:rPr>
+                <w:rFonts w:ascii="Cambria Math" w:hAnsi="Cambria Math"/>
+              </w:rPr>
+              <m:t>raw</m:t>
             </m:r>
           </m:sub>
         </m:sSub>
       </m:oMath>
       <w:r>
-        <w:t xml:space="preserve"> </w:t>
-      </w:r>
-      <w:r>
-        <w:t xml:space="preserve">= -0.04, 95% CI [-0.25, 0.19]), indicating no clear population-level association when hierarchical structure was ignored.</w:t>
+        <w:t xml:space="preserve"> = -0.04, 95% CI [-0.25, 0.19]), indicating no clear population-level association when hierarchical structure was ignored.</w:t>
       </w:r>
     </w:p>
     <w:p>
@@ -1163,110 +1187,125 @@
         <w:pStyle w:val="BodyText"/>
       </w:pPr>
       <w:r>
-        <w:t xml:space="preserve">Egg number (clutch one:</w:t>
-      </w:r>
-      <w:r>
-        <w:t xml:space="preserve"> </w:t>
+        <w:t xml:space="preserve">Egg number (clutch one: </w:t>
       </w:r>
       <m:oMath>
         <m:acc>
           <m:accPr>
             <m:chr m:val="‾"/>
+            <m:ctrlPr>
+              <w:rPr>
+                <w:rFonts w:ascii="Cambria Math" w:hAnsi="Cambria Math"/>
+              </w:rPr>
+            </m:ctrlPr>
           </m:accPr>
           <m:e>
             <m:r>
+              <w:rPr>
+                <w:rFonts w:ascii="Cambria Math" w:hAnsi="Cambria Math"/>
+              </w:rPr>
               <m:t>x</m:t>
             </m:r>
           </m:e>
         </m:acc>
       </m:oMath>
       <w:r>
-        <w:t xml:space="preserve"> </w:t>
-      </w:r>
-      <w:r>
-        <w:t xml:space="preserve">= 51.55 ± 2.49; clutch two:</w:t>
-      </w:r>
-      <w:r>
-        <w:t xml:space="preserve"> </w:t>
+        <w:t xml:space="preserve"> = 51.55 ± 2.49; clutch two: </w:t>
       </w:r>
       <m:oMath>
         <m:acc>
           <m:accPr>
             <m:chr m:val="‾"/>
+            <m:ctrlPr>
+              <w:rPr>
+                <w:rFonts w:ascii="Cambria Math" w:hAnsi="Cambria Math"/>
+              </w:rPr>
+            </m:ctrlPr>
           </m:accPr>
           <m:e>
             <m:r>
+              <w:rPr>
+                <w:rFonts w:ascii="Cambria Math" w:hAnsi="Cambria Math"/>
+              </w:rPr>
               <m:t>x</m:t>
             </m:r>
           </m:e>
         </m:acc>
       </m:oMath>
       <w:r>
-        <w:t xml:space="preserve"> </w:t>
-      </w:r>
-      <w:r>
-        <w:t xml:space="preserve">= 34.14 ± 2.65) and egg size (first clutch:</w:t>
-      </w:r>
-      <w:r>
-        <w:t xml:space="preserve"> </w:t>
+        <w:t xml:space="preserve"> = 34.14 ± 2.65) and egg size (first clutch: </w:t>
       </w:r>
       <m:oMath>
         <m:acc>
           <m:accPr>
             <m:chr m:val="‾"/>
+            <m:ctrlPr>
+              <w:rPr>
+                <w:rFonts w:ascii="Cambria Math" w:hAnsi="Cambria Math"/>
+              </w:rPr>
+            </m:ctrlPr>
           </m:accPr>
           <m:e>
             <m:r>
+              <w:rPr>
+                <w:rFonts w:ascii="Cambria Math" w:hAnsi="Cambria Math"/>
+              </w:rPr>
               <m:t>x</m:t>
             </m:r>
           </m:e>
         </m:acc>
       </m:oMath>
       <w:r>
-        <w:t xml:space="preserve"> </w:t>
-      </w:r>
-      <w:r>
-        <w:t xml:space="preserve">= 3.54 ± 0.03; second clutch:</w:t>
-      </w:r>
-      <w:r>
-        <w:t xml:space="preserve"> </w:t>
+        <w:t xml:space="preserve"> = 3.54 ± 0.03; second clutch: </w:t>
       </w:r>
       <m:oMath>
         <m:acc>
           <m:accPr>
             <m:chr m:val="‾"/>
+            <m:ctrlPr>
+              <w:rPr>
+                <w:rFonts w:ascii="Cambria Math" w:hAnsi="Cambria Math"/>
+              </w:rPr>
+            </m:ctrlPr>
           </m:accPr>
           <m:e>
             <m:r>
+              <w:rPr>
+                <w:rFonts w:ascii="Cambria Math" w:hAnsi="Cambria Math"/>
+              </w:rPr>
               <m:t>x</m:t>
             </m:r>
           </m:e>
         </m:acc>
       </m:oMath>
       <w:r>
-        <w:t xml:space="preserve"> </w:t>
-      </w:r>
-      <w:r>
-        <w:t xml:space="preserve">± SE = 3.41 ± 0.03) both declined in second clutches. Clutch size was substantially lower in brood two (log-scale</w:t>
-      </w:r>
-      <w:r>
-        <w:t xml:space="preserve"> </w:t>
+        <w:t xml:space="preserve"> ± SE = 3.41 ± 0.03) both declined in second clutches. Clutch size was substantially lower in brood two (log-scale </w:t>
       </w:r>
       <m:oMath>
         <m:r>
+          <w:rPr>
+            <w:rFonts w:ascii="Cambria Math" w:hAnsi="Cambria Math"/>
+          </w:rPr>
           <m:t>β</m:t>
         </m:r>
       </m:oMath>
       <w:r>
-        <w:t xml:space="preserve"> </w:t>
-      </w:r>
-      <w:r>
-        <w:t xml:space="preserve">= -0.41, 95% CrI (-0.64, -0.19), corresponding to an approximate 34% reduction in egg number on the natural scale (</w:t>
+        <w:t xml:space="preserve"> = -0.41, 95% CrI (-0.64, -0.19), corresponding to an approximate 34% reduction in egg number on the natural scale (</w:t>
       </w:r>
       <m:oMath>
         <m:sSup>
+          <m:sSupPr>
+            <m:ctrlPr>
+              <w:rPr>
+                <w:rFonts w:ascii="Cambria Math" w:hAnsi="Cambria Math"/>
+              </w:rPr>
+            </m:ctrlPr>
+          </m:sSupPr>
           <m:e>
             <m:r>
+              <w:rPr>
+                <w:rFonts w:ascii="Cambria Math" w:hAnsi="Cambria Math"/>
+              </w:rPr>
               <m:t>e</m:t>
             </m:r>
           </m:e>
@@ -1275,9 +1314,15 @@
               <m:rPr>
                 <m:sty m:val="p"/>
               </m:rPr>
-              <m:t>−</m:t>
+              <w:rPr>
+                <w:rFonts w:ascii="Cambria Math" w:hAnsi="Cambria Math"/>
+              </w:rPr>
+              <m:t>-</m:t>
             </m:r>
             <m:r>
+              <w:rPr>
+                <w:rFonts w:ascii="Cambria Math" w:hAnsi="Cambria Math"/>
+              </w:rPr>
               <m:t>0.413</m:t>
             </m:r>
           </m:sup>
@@ -1286,25 +1331,31 @@
           <m:rPr>
             <m:sty m:val="p"/>
           </m:rPr>
+          <w:rPr>
+            <w:rFonts w:ascii="Cambria Math" w:hAnsi="Cambria Math"/>
+          </w:rPr>
           <m:t>≈</m:t>
         </m:r>
         <m:r>
+          <w:rPr>
+            <w:rFonts w:ascii="Cambria Math" w:hAnsi="Cambria Math"/>
+          </w:rPr>
           <m:t>0.66</m:t>
         </m:r>
       </m:oMath>
       <w:r>
-        <w:t xml:space="preserve">). Mean egg size also decreased in brood two (</w:t>
+        <w:t>). Mean egg size also decreased in brood two (</w:t>
       </w:r>
       <m:oMath>
         <m:r>
+          <w:rPr>
+            <w:rFonts w:ascii="Cambria Math" w:hAnsi="Cambria Math"/>
+          </w:rPr>
           <m:t>β</m:t>
         </m:r>
       </m:oMath>
       <w:r>
-        <w:t xml:space="preserve"> </w:t>
-      </w:r>
-      <w:r>
-        <w:t xml:space="preserve">= -0.13, 95% CrI (-0.24, -0.02)).</w:t>
+        <w:t xml:space="preserve"> = -0.13, 95% CrI (-0.24, -0.02)).</w:t>
       </w:r>
     </w:p>
     <w:p>
@@ -1312,17 +1363,30 @@
         <w:pStyle w:val="BodyText"/>
       </w:pPr>
       <w:r>
-        <w:t xml:space="preserve">There was no evidence of a within-female plastic trade-off between egg number and egg size. The within-female effect of clutch-size deviation on egg size was small and highly uncertain (</w:t>
+        <w:t>There was no evidence of a within-female plastic trade-off between egg number and egg size. The within-female effect of clutch-size deviation on egg size was small and highly uncertain (</w:t>
       </w:r>
       <m:oMath>
         <m:sSub>
+          <m:sSubPr>
+            <m:ctrlPr>
+              <w:rPr>
+                <w:rFonts w:ascii="Cambria Math" w:hAnsi="Cambria Math"/>
+              </w:rPr>
+            </m:ctrlPr>
+          </m:sSubPr>
           <m:e>
             <m:r>
+              <w:rPr>
+                <w:rFonts w:ascii="Cambria Math" w:hAnsi="Cambria Math"/>
+              </w:rPr>
               <m:t>β</m:t>
             </m:r>
           </m:e>
           <m:sub>
             <m:r>
+              <w:rPr>
+                <w:rFonts w:ascii="Cambria Math" w:hAnsi="Cambria Math"/>
+              </w:rPr>
               <m:t>W</m:t>
             </m:r>
           </m:sub>
@@ -1332,7 +1396,8 @@
         <w:t xml:space="preserve"> </w:t>
       </w:r>
       <w:r>
-        <w:t xml:space="preserve">= -0.01, 95% CrI (-0.06, 0.05), indicating that females did not adjust egg size in response to producing more or fewer eggs relative to their own mean.</w:t>
+        <w:lastRenderedPageBreak/>
+        <w:t>= -0.01, 95% CrI (-0.06, 0.05), indicating that females did not adjust egg size in response to producing more or fewer eggs relative to their own mean.</w:t>
       </w:r>
     </w:p>
     <w:p>
@@ -1340,98 +1405,103 @@
         <w:pStyle w:val="BodyText"/>
       </w:pPr>
       <w:r>
-        <w:t xml:space="preserve">In contrast, the between-female component revealed a negative association between mean egg size and egg number. Females that produced more eggs on average tended to lay smaller eggs (</w:t>
+        <w:t>In contrast, the between-female component revealed a negative association between mean egg size and egg number. Females that produced more eggs on average tended to lay smaller eggs (</w:t>
       </w:r>
       <m:oMath>
         <m:sSub>
+          <m:sSubPr>
+            <m:ctrlPr>
+              <w:rPr>
+                <w:rFonts w:ascii="Cambria Math" w:hAnsi="Cambria Math"/>
+              </w:rPr>
+            </m:ctrlPr>
+          </m:sSubPr>
           <m:e>
             <m:r>
+              <w:rPr>
+                <w:rFonts w:ascii="Cambria Math" w:hAnsi="Cambria Math"/>
+              </w:rPr>
               <m:t>β</m:t>
             </m:r>
           </m:e>
           <m:sub>
             <m:r>
+              <w:rPr>
+                <w:rFonts w:ascii="Cambria Math" w:hAnsi="Cambria Math"/>
+              </w:rPr>
               <m:t>B</m:t>
             </m:r>
           </m:sub>
         </m:sSub>
       </m:oMath>
       <w:r>
-        <w:t xml:space="preserve"> </w:t>
-      </w:r>
-      <w:r>
-        <w:t xml:space="preserve">= -0.05, 95% CrI (-0.10, 0.00), consistent with a moderate among-female allocation trade-off. The estimated correlation between female-level intercepts for egg number and egg size was highly uncertain (median ≈ -0.02, 95% CrI: -0.81, 0.82), reflecting limited information for estimating latent covariance with only two clutches per female. Together, these results show that the size–number trade-off is not apparent at the raw phenotypic level, but emerges when variation is partitioned among females, while no evidence for dynamic within-female reallocation was detected. No measure of female size/condition was positively correlated with the number of eggs in the first brood (pronotum length:</w:t>
-      </w:r>
-      <w:r>
-        <w:t xml:space="preserve"> </w:t>
+        <w:t xml:space="preserve"> = -0.05, 95% CrI (-0.10, 0.00), consistent with a moderate among-female allocation trade-off. The estimated correlation between female-level intercepts for egg number and egg size was highly uncertain (median ≈ -0.02, 95% CrI: -0.81, 0.82), reflecting limited information for estimating latent covariance with only two clutches per female. Together, these results show that the size–number trade-off is not apparent at the raw phenotypic level, but emerges when variation is partitioned among females, while no </w:t>
+      </w:r>
+      <w:r>
+        <w:t xml:space="preserve">evidence for dynamic within-female reallocation was detected. No measure of female size/condition was positively correlated with the number of eggs in the first brood (pronotum length: </w:t>
       </w:r>
       <m:oMath>
         <m:r>
+          <w:rPr>
+            <w:rFonts w:ascii="Cambria Math" w:hAnsi="Cambria Math"/>
+          </w:rPr>
           <m:t>r</m:t>
         </m:r>
       </m:oMath>
       <w:r>
-        <w:t xml:space="preserve"> </w:t>
-      </w:r>
-      <w:r>
-        <w:t xml:space="preserve">= 0.14, 95% CI [-0.19, 0.43]; body mass:</w:t>
-      </w:r>
-      <w:r>
-        <w:t xml:space="preserve"> </w:t>
+        <w:t xml:space="preserve"> = 0.14, 95% CI [-0.19, 0.43]; body mass: </w:t>
       </w:r>
       <m:oMath>
         <m:r>
+          <w:rPr>
+            <w:rFonts w:ascii="Cambria Math" w:hAnsi="Cambria Math"/>
+          </w:rPr>
           <m:t>r</m:t>
         </m:r>
       </m:oMath>
       <w:r>
-        <w:t xml:space="preserve"> </w:t>
-      </w:r>
-      <w:r>
-        <w:t xml:space="preserve">= 0.12, 95% CI [-0.21, 0.43]; PC1:</w:t>
-      </w:r>
-      <w:r>
-        <w:t xml:space="preserve"> </w:t>
+        <w:t xml:space="preserve"> = 0.12, 95% CI [-0.21, 0.43]; PC1: </w:t>
       </w:r>
       <m:oMath>
         <m:r>
+          <w:rPr>
+            <w:rFonts w:ascii="Cambria Math" w:hAnsi="Cambria Math"/>
+          </w:rPr>
           <m:t>r</m:t>
         </m:r>
       </m:oMath>
       <w:r>
-        <w:t xml:space="preserve"> </w:t>
-      </w:r>
-      <w:r>
-        <w:t xml:space="preserve">= -0.17, 95% CI [-0.44, 0.15]; scaled mass index:</w:t>
-      </w:r>
-      <w:r>
-        <w:t xml:space="preserve"> </w:t>
+        <w:t xml:space="preserve"> = -0.17, 95% CI [-0.44, 0.15]; scaled mass index: </w:t>
       </w:r>
       <m:oMath>
         <m:sSub>
+          <m:sSubPr>
+            <m:ctrlPr>
+              <w:rPr>
+                <w:rFonts w:ascii="Cambria Math" w:hAnsi="Cambria Math"/>
+              </w:rPr>
+            </m:ctrlPr>
+          </m:sSubPr>
           <m:e>
             <m:r>
+              <w:rPr>
+                <w:rFonts w:ascii="Cambria Math" w:hAnsi="Cambria Math"/>
+              </w:rPr>
               <m:t>r</m:t>
             </m:r>
           </m:e>
           <m:sub>
             <m:r>
-              <m:t>r</m:t>
-            </m:r>
-            <m:r>
-              <m:t>a</m:t>
-            </m:r>
-            <m:r>
-              <m:t>w</m:t>
+              <w:rPr>
+                <w:rFonts w:ascii="Cambria Math" w:hAnsi="Cambria Math"/>
+              </w:rPr>
+              <m:t>raw</m:t>
             </m:r>
           </m:sub>
         </m:sSub>
       </m:oMath>
       <w:r>
-        <w:t xml:space="preserve"> </w:t>
-      </w:r>
-      <w:r>
-        <w:t xml:space="preserve">= -0.02, 95% CI [-0.35, 0.33]) suggesting that larger females or those in better condition produce more eggs. I therefore did not inlcude a measure of size/condition in this model.</w:t>
+        <w:t xml:space="preserve"> = -0.02, 95% CI [-0.35, 0.33]) suggesting that larger females or those in better condition produce more eggs. I therefore did not inlcude a measure of size/condition in this model.</w:t>
       </w:r>
     </w:p>
     <w:p>
@@ -1439,30 +1509,52 @@
         <w:pStyle w:val="BodyText"/>
       </w:pPr>
       <w:r>
-        <w:t xml:space="preserve">Repeatability of egg number was extremely low on the observation scale (</w:t>
+        <w:t>Repeatability of egg number was extremely low on the observation scale (</w:t>
       </w:r>
       <m:oMath>
         <m:r>
+          <w:rPr>
+            <w:rFonts w:ascii="Cambria Math" w:hAnsi="Cambria Math"/>
+          </w:rPr>
           <m:t>R</m:t>
         </m:r>
         <m:r>
           <m:rPr>
             <m:sty m:val="p"/>
           </m:rPr>
+          <w:rPr>
+            <w:rFonts w:ascii="Cambria Math" w:hAnsi="Cambria Math"/>
+          </w:rPr>
           <m:t>=</m:t>
         </m:r>
         <m:r>
+          <w:rPr>
+            <w:rFonts w:ascii="Cambria Math" w:hAnsi="Cambria Math"/>
+          </w:rPr>
           <m:t>2.97</m:t>
         </m:r>
         <m:r>
           <m:rPr>
             <m:sty m:val="p"/>
           </m:rPr>
+          <w:rPr>
+            <w:rFonts w:ascii="Cambria Math" w:hAnsi="Cambria Math"/>
+          </w:rPr>
           <m:t>×</m:t>
         </m:r>
         <m:sSup>
+          <m:sSupPr>
+            <m:ctrlPr>
+              <w:rPr>
+                <w:rFonts w:ascii="Cambria Math" w:hAnsi="Cambria Math"/>
+              </w:rPr>
+            </m:ctrlPr>
+          </m:sSupPr>
           <m:e>
             <m:r>
+              <w:rPr>
+                <w:rFonts w:ascii="Cambria Math" w:hAnsi="Cambria Math"/>
+              </w:rPr>
               <m:t>10</m:t>
             </m:r>
           </m:e>
@@ -1471,9 +1563,15 @@
               <m:rPr>
                 <m:sty m:val="p"/>
               </m:rPr>
-              <m:t>−</m:t>
+              <w:rPr>
+                <w:rFonts w:ascii="Cambria Math" w:hAnsi="Cambria Math"/>
+              </w:rPr>
+              <m:t>-</m:t>
             </m:r>
             <m:r>
+              <w:rPr>
+                <w:rFonts w:ascii="Cambria Math" w:hAnsi="Cambria Math"/>
+              </w:rPr>
               <m:t>5</m:t>
             </m:r>
           </m:sup>
@@ -1482,43 +1580,71 @@
           <m:rPr>
             <m:sty m:val="p"/>
           </m:rPr>
+          <w:rPr>
+            <w:rFonts w:ascii="Cambria Math" w:hAnsi="Cambria Math"/>
+          </w:rPr>
           <m:t>,</m:t>
         </m:r>
         <m:r>
+          <w:rPr>
+            <w:rFonts w:ascii="Cambria Math" w:hAnsi="Cambria Math"/>
+          </w:rPr>
           <m:t>95</m:t>
         </m:r>
         <m:r>
           <m:rPr>
             <m:sty m:val="p"/>
           </m:rPr>
+          <w:rPr>
+            <w:rFonts w:ascii="Cambria Math" w:hAnsi="Cambria Math"/>
+          </w:rPr>
           <m:t>%</m:t>
         </m:r>
         <m:r>
-          <m:t>C</m:t>
-        </m:r>
-        <m:r>
-          <m:t>I</m:t>
+          <w:rPr>
+            <w:rFonts w:ascii="Cambria Math" w:hAnsi="Cambria Math"/>
+          </w:rPr>
+          <m:t>CI</m:t>
         </m:r>
         <m:d>
           <m:dPr>
             <m:begChr m:val="["/>
-            <m:sepChr m:val=""/>
             <m:endChr m:val="]"/>
-            <m:grow/>
+            <m:ctrlPr>
+              <w:rPr>
+                <w:rFonts w:ascii="Cambria Math" w:hAnsi="Cambria Math"/>
+              </w:rPr>
+            </m:ctrlPr>
           </m:dPr>
           <m:e>
             <m:r>
+              <w:rPr>
+                <w:rFonts w:ascii="Cambria Math" w:hAnsi="Cambria Math"/>
+              </w:rPr>
               <m:t>2.01</m:t>
             </m:r>
             <m:r>
               <m:rPr>
                 <m:sty m:val="p"/>
               </m:rPr>
+              <w:rPr>
+                <w:rFonts w:ascii="Cambria Math" w:hAnsi="Cambria Math"/>
+              </w:rPr>
               <m:t>×</m:t>
             </m:r>
             <m:sSup>
+              <m:sSupPr>
+                <m:ctrlPr>
+                  <w:rPr>
+                    <w:rFonts w:ascii="Cambria Math" w:hAnsi="Cambria Math"/>
+                  </w:rPr>
+                </m:ctrlPr>
+              </m:sSupPr>
               <m:e>
                 <m:r>
+                  <w:rPr>
+                    <w:rFonts w:ascii="Cambria Math" w:hAnsi="Cambria Math"/>
+                  </w:rPr>
                   <m:t>10</m:t>
                 </m:r>
               </m:e>
@@ -1527,9 +1653,15 @@
                   <m:rPr>
                     <m:sty m:val="p"/>
                   </m:rPr>
-                  <m:t>−</m:t>
+                  <w:rPr>
+                    <w:rFonts w:ascii="Cambria Math" w:hAnsi="Cambria Math"/>
+                  </w:rPr>
+                  <m:t>-</m:t>
                 </m:r>
                 <m:r>
+                  <w:rPr>
+                    <w:rFonts w:ascii="Cambria Math" w:hAnsi="Cambria Math"/>
+                  </w:rPr>
                   <m:t>8</m:t>
                 </m:r>
               </m:sup>
@@ -1538,20 +1670,39 @@
               <m:rPr>
                 <m:sty m:val="p"/>
               </m:rPr>
+              <w:rPr>
+                <w:rFonts w:ascii="Cambria Math" w:hAnsi="Cambria Math"/>
+              </w:rPr>
               <m:t>,</m:t>
             </m:r>
             <m:r>
+              <w:rPr>
+                <w:rFonts w:ascii="Cambria Math" w:hAnsi="Cambria Math"/>
+              </w:rPr>
               <m:t>1.61</m:t>
             </m:r>
             <m:r>
               <m:rPr>
                 <m:sty m:val="p"/>
               </m:rPr>
+              <w:rPr>
+                <w:rFonts w:ascii="Cambria Math" w:hAnsi="Cambria Math"/>
+              </w:rPr>
               <m:t>×</m:t>
             </m:r>
             <m:sSup>
+              <m:sSupPr>
+                <m:ctrlPr>
+                  <w:rPr>
+                    <w:rFonts w:ascii="Cambria Math" w:hAnsi="Cambria Math"/>
+                  </w:rPr>
+                </m:ctrlPr>
+              </m:sSupPr>
               <m:e>
                 <m:r>
+                  <w:rPr>
+                    <w:rFonts w:ascii="Cambria Math" w:hAnsi="Cambria Math"/>
+                  </w:rPr>
                   <m:t>10</m:t>
                 </m:r>
               </m:e>
@@ -1560,9 +1711,15 @@
                   <m:rPr>
                     <m:sty m:val="p"/>
                   </m:rPr>
-                  <m:t>−</m:t>
+                  <w:rPr>
+                    <w:rFonts w:ascii="Cambria Math" w:hAnsi="Cambria Math"/>
+                  </w:rPr>
+                  <m:t>-</m:t>
                 </m:r>
                 <m:r>
+                  <w:rPr>
+                    <w:rFonts w:ascii="Cambria Math" w:hAnsi="Cambria Math"/>
+                  </w:rPr>
                   <m:t>4</m:t>
                 </m:r>
               </m:sup>
@@ -1571,17 +1728,18 @@
         </m:d>
       </m:oMath>
       <w:r>
-        <w:t xml:space="preserve">). The credible interval was narrowly concentrated near zero and did not suggest meaningful among-female variance relative to total phenotypic variance. These results indicate that virtually none of the variation in egg number was attributable to consistent differences among females, with the overwhelming majority of variance occurring within females.</w:t>
-      </w:r>
-    </w:p>
-    <w:bookmarkEnd w:id="25"/>
-    <w:bookmarkStart w:id="26" w:name="Xa0713afe1a0937a4c359af3d72eeaa97e62c984"/>
+        <w:t>). The credible interval was narrowly concentrated near zero and did not suggest meaningful among-female variance relative to total phenotypic variance. These results indicate that virtually none of the variation in egg number was attributable to consistent differences among females, with the overwhelming majority of variance occurring within females.</w:t>
+      </w:r>
+    </w:p>
     <w:p>
       <w:pPr>
         <w:pStyle w:val="Heading4"/>
       </w:pPr>
-      <w:r>
-        <w:t xml:space="preserve">Egg size variation between females and within clutches</w:t>
+      <w:bookmarkStart w:id="6" w:name="Xa0713afe1a0937a4c359af3d72eeaa97e62c984"/>
+      <w:bookmarkEnd w:id="5"/>
+      <w:r>
+        <w:lastRenderedPageBreak/>
+        <w:t>Egg size variation between females and within clutches</w:t>
       </w:r>
     </w:p>
     <w:p>
@@ -1589,18 +1747,21 @@
         <w:pStyle w:val="FirstParagraph"/>
       </w:pPr>
       <w:r>
-        <w:t xml:space="preserve">Egg size exhibited substantial variation at both the between-female and within-clutch levels (</w:t>
+        <w:t>Egg size exhibited substantial variation at both the between-female and within-clutch levels (</w:t>
       </w:r>
       <w:hyperlink w:anchor="fig-two">
         <w:r>
           <w:rPr>
             <w:rStyle w:val="Hyperlink"/>
           </w:rPr>
-          <w:t xml:space="preserve">Figure 2</w:t>
+          <w:t>Figure 2</w:t>
         </w:r>
       </w:hyperlink>
       <w:r>
-        <w:t xml:space="preserve">). Between-female variance was similar across reproductive events, with a median of 0.77 (95% CrI: 0.52, 1.23) in first clutches and 0.64 (95% CrI: 0.42, 1.00) in second clutches. The posterior median difference (second − first) was -0.14 (95% CrI: -0.60, 0.29), and the posterior probability that between-female variance was greater in second clutches was 0.26, indicating no clear evidence of a difference. In contrast, within-clutch (egg-to-egg) variance was substantially higher in second clutches (median = 0.35 (95% CrI: 0.33, 0.38) than in first clutches (median = 0.21 (95% CrI: 0.20, 0.22). The posterior median difference was 0.14 (95% CrI: 0.12, 0.17), with a posterior probability of 1.00, that within-clutch variance was greater in second clutches.</w:t>
+        <w:t xml:space="preserve">). Between-female variance was similar across reproductive events, with a median of 0.77 (95% CrI: 0.52, 1.23) in first clutches and 0.64 (95% CrI: 0.42, 1.00) in second clutches. The posterior median difference (second − first) was -0.14 (95% CrI: -0.60, 0.29), and the posterior probability that between-female variance was greater in second clutches was 0.26, indicating no clear evidence of a difference. In contrast, within-clutch (egg-to-egg) variance was substantially higher in second clutches (median = </w:t>
+      </w:r>
+      <w:r>
+        <w:t>0.35 (95% CrI: 0.33, 0.38) than in first clutches (median = 0.21 (95% CrI: 0.20, 0.22). The posterior median difference was 0.14 (95% CrI: 0.12, 0.17), with a posterior probability of 1.00, that within-clutch variance was greater in second clutches.</w:t>
       </w:r>
     </w:p>
     <w:p>
@@ -1608,44 +1769,34 @@
         <w:pStyle w:val="BodyText"/>
       </w:pPr>
       <w:r>
-        <w:t xml:space="preserve">Egg size was highly repeatable in both broods, but repeatability was higher in first broods (R = 0.64 [95% CrI: 0.54, 0.74]) than in second broods (R = 0.79 [95% CrI: 0.71, 0.86]), indicating greater within-female variance in egg size expression during second reproductive attempts.</w:t>
-      </w:r>
-    </w:p>
-    <w:bookmarkEnd w:id="26"/>
-    <w:bookmarkEnd w:id="27"/>
-    <w:bookmarkStart w:id="28" w:name="discussion"/>
+        <w:t>Egg size was highly repeatable in both broods, but repeatability was higher in first broods (R = 0.64 [95% CrI: 0.54, 0.74]) than in second broods (R = 0.79 [95% CrI: 0.71, 0.86]), indicating greater within-female variance in egg size expression during second reproductive attempts.</w:t>
+      </w:r>
+    </w:p>
     <w:p>
       <w:pPr>
         <w:pStyle w:val="Heading1"/>
       </w:pPr>
-      <w:r>
-        <w:t xml:space="preserve">Discussion</w:t>
+      <w:bookmarkStart w:id="7" w:name="discussion"/>
+      <w:bookmarkEnd w:id="4"/>
+      <w:bookmarkEnd w:id="6"/>
+      <w:r>
+        <w:t>Discussion</w:t>
       </w:r>
     </w:p>
     <w:p>
       <w:pPr>
         <w:pStyle w:val="FirstParagraph"/>
       </w:pPr>
-      <w:r>
-        <w:t xml:space="preserve">Life-history theory predicts a trade-off between offspring size and number because both traits draw from a finite pool of reproductive resources</w:t>
-      </w:r>
-      <w:r>
-        <w:t xml:space="preserve"> </w:t>
-      </w:r>
-      <w:r>
-        <w:t xml:space="preserve">(Lack 1947; Smith and Fretwell 1974; Stearns 1992; Roff 1992)</w:t>
-      </w:r>
-      <w:r>
-        <w:t xml:space="preserve">. However, whether this trade-off is detectable depends on the hierarchical scale at which variation is examined. As formalized by van Noordwijk and de Jong</w:t>
-      </w:r>
-      <w:r>
-        <w:t xml:space="preserve"> </w:t>
-      </w:r>
-      <w:r>
-        <w:t xml:space="preserve">(1986; see also Reznick et al. 2000)</w:t>
-      </w:r>
-      <w:r>
-        <w:t xml:space="preserve">, variation in resource acquisition can mask allocation trade-offs at the phenotypic level. By partitioning covariance into among-female and within-female components, my results show that the size–number trade-off in this population is expressed primarily among females, not within them, and that late reproduction is characterized more by constraint than by adaptive plasticity. Crucially, this pattern emerges against a background of near-zero repeatability in egg number, indicating that clutch size itself is not a stable female attribute in this system.</w:t>
+      <w:bookmarkStart w:id="8" w:name="_Hlk222498773"/>
+      <w:r>
+        <w:t>Life-history theory predicts a trade-off between offspring size and number because both traits draw from a finite pool of reproductive resources (Lack 1947; Smith and Fretwell 1974; Stearns 1992; Roff 1992). However, whether this trade-off is detectable depends on the hierarchical scale at which variation is examined. As formalized by van Noordwijk and de Jong (1986; see also Reznick et al. 2000), variation in resource acquisition can mask allocation trade-offs at the phenotypic level. By partitioning covar</w:t>
+      </w:r>
+      <w:r>
+        <w:t xml:space="preserve">iance into among-female and within-female components, </w:t>
+      </w:r>
+      <w:r>
+        <w:lastRenderedPageBreak/>
+        <w:t>my results show that the size–number trade-off in this population is expressed primarily among females, not within them, and that late reproduction is characterized more by constraint than by adaptive plasticity. Crucially, this pattern emerges against a background of near-zero repeatability in egg number, indicating that clutch size itself is not a stable female attribute in this system.</w:t>
       </w:r>
     </w:p>
     <w:p>
@@ -1653,46 +1804,13 @@
         <w:pStyle w:val="BodyText"/>
       </w:pPr>
       <w:r>
-        <w:t xml:space="preserve">Across females, mean egg number and mean egg size were moderately and negatively associated. Females that produced more eggs on average laid smaller eggs, and the standardized between-female effect was credibly negative. This pattern is consistent with a classical allocation trade-off</w:t>
-      </w:r>
-      <w:r>
-        <w:t xml:space="preserve"> </w:t>
-      </w:r>
-      <w:r>
-        <w:t xml:space="preserve">(Smith and Fretwell 1974)</w:t>
-      </w:r>
-      <w:r>
-        <w:t xml:space="preserve">, indicating systematic differences in how females distribute reproductive resources between offspring number and offspring size. Under the van Noordwijk and de Jong</w:t>
-      </w:r>
-      <w:r>
-        <w:t xml:space="preserve"> </w:t>
-      </w:r>
-      <w:r>
-        <w:t xml:space="preserve">(1986)</w:t>
-      </w:r>
-      <w:r>
-        <w:t xml:space="preserve"> </w:t>
-      </w:r>
-      <w:r>
-        <w:t xml:space="preserve">framework, a negative among-individual correlation implies that variation in allocation outweighs variation in acquisition. If acquisition differences dominated, females with greater resources would produce both more and larger eggs, generating a positive or null association. Instead, females align along an allocation axis: some produce relatively many small eggs, whereas others produce fewer large eggs. Importantly, this trade-off was not visible in the raw phenotypic correlation, which was near zero; a finding similar to that of Koch and Meunier</w:t>
-      </w:r>
-      <w:r>
-        <w:t xml:space="preserve"> </w:t>
-      </w:r>
-      <w:r>
-        <w:t xml:space="preserve">(2014)</w:t>
-      </w:r>
-      <w:r>
-        <w:t xml:space="preserve">. Only after partitioning covariance did the negative among-female relationship emerge, directly illustrating how hierarchical structure can obscure allocation trade-offs when levels of variation are conflated</w:t>
-      </w:r>
-      <w:r>
-        <w:t xml:space="preserve"> </w:t>
-      </w:r>
-      <w:r>
-        <w:t xml:space="preserve">(1986; Stearns 1992)</w:t>
-      </w:r>
-      <w:r>
-        <w:t xml:space="preserve">.</w:t>
+        <w:t>Across females, mean egg number and mean egg size were moderately and negatively associated. Females that produced more eggs on average laid smaller eggs, and the standardized between-female effect was credibly negative. This pattern is consistent with a classical allocation trade-off (Smith and Fretwell 1974), indicating systematic differences in how females distribute reproductive resources between offspring number and offspring size. Under the van Noordwijk and de Jong (1986) framework, a negative among-</w:t>
+      </w:r>
+      <w:r>
+        <w:t>individual correlation implies that variation in allocation outweighs variation in acquisition. If acquisition differences dominated, females with greater resources would produce both more and larger eggs, generating a positive or null association. Instead, females align along an allocation axis: some produce relatively many small eggs, whereas others produce fewer large eggs. Importantly, this trade-off was not visible in the raw phenotypic correlation, which was near zero; a finding similar to that of Koc</w:t>
+      </w:r>
+      <w:r>
+        <w:t>h and Meunier (2014). Only after partitioning covariance did the negative among-female relationship emerge, directly illustrating how hierarchical structure can obscure allocation trade-offs when levels of variation are conflated (1986; Stearns 1992).</w:t>
       </w:r>
     </w:p>
     <w:p>
@@ -1700,16 +1818,11 @@
         <w:pStyle w:val="BodyText"/>
       </w:pPr>
       <w:r>
-        <w:t xml:space="preserve">High repeatability of egg size further supports this interpretation. Substantial among-female variance and repeatability estimates (R ≈ 0.79 in first broods and 0.64 in second broods) indicate persistent differences in mean reproductive phenotype</w:t>
-      </w:r>
-      <w:r>
-        <w:t xml:space="preserve"> </w:t>
-      </w:r>
-      <w:r>
-        <w:t xml:space="preserve">(Lessells and Boag 1987; Dingemanse and Dochtermann 2013)</w:t>
-      </w:r>
-      <w:r>
-        <w:t xml:space="preserve">. In sharp contrast, egg number repeatability was effectively zero, with credible intervals overlapping zero. Thus, while egg size reflects stable, female-specific allocation strategies, clutch size does not. The among-female trade-off therefore arises because females differ consistently in allocation rule (egg size), whereas egg number appears much more labile and context-dependent. In other words, what is evolutionarily stable among females is how resources are divided per offspring, not how many offspring are produced per reproductive bout.</w:t>
+        <w:t xml:space="preserve">High repeatability of egg size further supports this interpretation. Substantial among-female variance and repeatability estimates (R ≈ 0.79 in first broods and 0.64 in second broods) indicate persistent differences in mean reproductive phenotype (Lessells and Boag 1987; Dingemanse and Dochtermann 2013). In sharp contrast, egg number repeatability was effectively zero, with </w:t>
+      </w:r>
+      <w:r>
+        <w:lastRenderedPageBreak/>
+        <w:t>credible intervals overlapping zero. Thus, while egg size reflects stable, female-specific allocation strategies, clutch size does not. The among-female trade-off therefore arises because females differ consistently in allocation rule (egg size), whereas egg number appears much more labile and context-dependent. In other words, what is evolutionarily stable among females is how resources are divided per offspring, not how many offspring are produced per reproductive bout.</w:t>
       </w:r>
     </w:p>
     <w:p>
@@ -1717,25 +1830,13 @@
         <w:pStyle w:val="BodyText"/>
       </w:pPr>
       <w:r>
-        <w:t xml:space="preserve">The near-zero repeatability of egg number has important implications for interpreting the trade-off. Repeatability sets the upper limit to heritability and reflects the proportion of variance attributable to consistent among-individual differences</w:t>
-      </w:r>
-      <w:r>
-        <w:t xml:space="preserve"> </w:t>
-      </w:r>
-      <w:r>
-        <w:t xml:space="preserve">(Lessells and Boag 1987; Falconer and MacKay 1996)</w:t>
-      </w:r>
-      <w:r>
-        <w:t xml:space="preserve">. In my study, clutch size varied primarily within females rather than among them. This suggests that egg number is strongly influenced by short-term resource state, brood order, or physiological constraints, rather than reflecting a stable reproductive strategy. Consequently, selection on clutch size per se may be weak unless environmental or physiological conditions stabilize it across reproductive bouts. By contrast, egg size shows high consistency within females, making it a more likely target of persistent selection. Indeed, several studies have shown that egg size is significantly heritable in a variety of insect species</w:t>
-      </w:r>
-      <w:r>
-        <w:t xml:space="preserve"> </w:t>
-      </w:r>
-      <w:r>
-        <w:t xml:space="preserve">(Harvey 1983; e.g., Yanagi et al. 2006; Seko et al. 2006; Torres-Vila et al. 2012)</w:t>
-      </w:r>
-      <w:r>
-        <w:t xml:space="preserve">. The allocation trade-off observed among female earwigs in my study is therefore driven by consistent differences in egg size combined with flexible, low-repeatability variation in egg number.</w:t>
+        <w:t>The near-zero repeatability of egg number has important implications for interpreting the trade-off. Repeatability sets the upper limit to heritability and reflects the proportion of variance attributable to consistent among-individual differences (Lessells and Boag 1987; Falconer and MacKay 1996). In my study, clutch size varied primarily within females rather than among them. This suggests that egg number is strongly influenced by short-term resource state, brood order, or physiological constraints, rathe</w:t>
+      </w:r>
+      <w:r>
+        <w:t>r than reflecting a stable reproductive strategy. Consequently, selection on clutch size per se may be weak unless environmental or physiological conditions stabilize it across reproductive bouts. By contrast, egg size shows high consistency within females, making it a more likely target of persistent selection. Indeed, several studies have shown that egg size is significantly heritable in a variety of insect species (Harvey 1983; e.g., Yanagi et al. 2006; Seko et al. 2006; Torres-Vila et al. 2012). The all</w:t>
+      </w:r>
+      <w:r>
+        <w:t>ocation trade-off observed among female earwigs in my study is therefore driven by consistent differences in egg size combined with flexible, low-repeatability variation in egg number.</w:t>
       </w:r>
     </w:p>
     <w:p>
@@ -1743,7 +1844,14 @@
         <w:pStyle w:val="BodyText"/>
       </w:pPr>
       <w:r>
-        <w:t xml:space="preserve">There was no detectable size–number trade-off within females once clutch order was accounted for. The residual covariance was effectively zero, and the variance in within-female slopes was small and uncertain. Females did not plastically reduce egg size when producing more eggs within a given clutch. Instead, egg size and egg number declined in parallel from first to second clutches. This shared brood effect entirely explained the weak within-female association observed prior to accounting for clutch order. Allocation decisions, therefore, appear to operate at the scale of the reproductive bout rather than being dynamically adjusted in response to clutch size. The absence of within-female covariance is consistent with the near-zero repeatability of egg number: clutch size changes across broods, but not in a way that reflects a systematic, female-specific reallocation rule. Rather than fine-tuning egg size in response to clutch size, females appear to follow a relatively fixed size-allocation strategy while clutch size fluctuates according to resource state or reproductive capacity.</w:t>
+        <w:t xml:space="preserve">There was no detectable size–number trade-off within females once clutch order was accounted for. The residual covariance was effectively zero, and the variance in within-female slopes was small and uncertain. Females did not plastically reduce egg size when producing more eggs within a given clutch. Instead, egg size and egg number declined in parallel from first to second </w:t>
+      </w:r>
+      <w:r>
+        <w:lastRenderedPageBreak/>
+        <w:t>clutches. This shared brood effect entirely explained the weak within-female association observed prior to accounting for clutch order. Allocation decisions, therefore, appear to operate at the scale of the reproductive bout rather than being dynamically adjusted in response to clutch size. The absence of within-female covariance is consistent with the near-zero repeatability of egg number: clutch size changes across broods, but not in a way that reflects a systematic, female-specific reallocation rule. Rat</w:t>
+      </w:r>
+      <w:r>
+        <w:t>her than fine-tuning egg size in response to clutch size, females appear to follow a relatively fixed size-allocation strategy while clutch size fluctuates according to resource state or reproductive capacity.</w:t>
       </w:r>
     </w:p>
     <w:p>
@@ -1751,41 +1859,27 @@
         <w:pStyle w:val="BodyText"/>
       </w:pPr>
       <w:r>
-        <w:t xml:space="preserve">Second clutches comprised fewer and smaller eggs than first clutches, a pattern consistent with previous studies in both Montreal and Italian populations</w:t>
-      </w:r>
-      <w:r>
-        <w:t xml:space="preserve"> </w:t>
-      </w:r>
-      <w:r>
-        <w:t xml:space="preserve">(Tourneur and Gingras 1992; Koch and Meunier 2014)</w:t>
-      </w:r>
-      <w:r>
-        <w:t xml:space="preserve">. Tourneur and Gingras</w:t>
-      </w:r>
-      <w:r>
-        <w:t xml:space="preserve"> </w:t>
-      </w:r>
-      <w:r>
-        <w:t xml:space="preserve">(1992)</w:t>
-      </w:r>
-      <w:r>
-        <w:t xml:space="preserve"> </w:t>
-      </w:r>
-      <w:r>
-        <w:t xml:space="preserve">proposed a proximate explanation based on ovarian structure in</w:t>
-      </w:r>
-      <w:r>
-        <w:t xml:space="preserve"> </w:t>
+        <w:t xml:space="preserve">Second clutches comprised fewer and smaller eggs than first clutches, a pattern consistent with previous studies in both Montreal and Italian populations (Tourneur and Gingras 1992; Koch and Meunier 2014). Tourneur and Gingras (1992) proposed a proximate explanation based on ovarian structure in </w:t>
       </w:r>
       <w:r>
         <w:rPr>
           <w:i/>
           <w:iCs/>
         </w:rPr>
-        <w:t xml:space="preserve">F. auricularia</w:t>
-      </w:r>
-      <w:r>
-        <w:t xml:space="preserve">, suggesting that some ovarioles become non-functional after the first clutch. A reduction in functional ovarioles would directly limit egg production (reproductive) capacity and may partially explain the smaller second clutches observed here. However, reduced ovariole number alone does not explain why egg size also declines. If females simply redistributed a fixed resource pool across fewer eggs, a compensatory increase in egg size might be expected under a strict size–number trade-off. Instead, both egg number and egg size decreased, suggesting that females entered the second reproductive bout with diminished overall resource reserves. In the wild, females accumulate resources over many months prior to their first clutch, whereas in the laboratory, they had only a short interval to acquire resources for the second clutch. Under this scenario, females partition a reduced resource pool across the remaining functional ovarioles without altering their allocation rule, producing both fewer and smaller eggs.</w:t>
+        <w:t>F. auricularia</w:t>
+      </w:r>
+      <w:r>
+        <w:t>, suggesting that some ovarioles become non-functional after the first clutch. A reduction in functional ovarioles would directly limit egg production (reproductive) capacity and may partially explain the smaller second clutches observed here. However, reduced ovariole number alone does not explain why egg size also declines. If females simply redistributed a fixed resource pool across fewer eggs, a compensatory increase in egg size might be expected under a strict size–number trade-off. Inste</w:t>
+      </w:r>
+      <w:r>
+        <w:t xml:space="preserve">ad, both egg number and egg size decreased, suggesting that females entered the second reproductive bout with diminished overall resource reserves. In the wild, females accumulate resources over many months prior to their first clutch, whereas in the laboratory, they had only a short interval to acquire resources for the second clutch. Under this scenario, females partition a reduced resource pool across the </w:t>
+      </w:r>
+      <w:r>
+        <w:lastRenderedPageBreak/>
+        <w:t>remaining functional ovarioles without altering their allocation rule, producing both fewer and smal</w:t>
+      </w:r>
+      <w:r>
+        <w:t>ler eggs.</w:t>
       </w:r>
     </w:p>
     <w:p>
@@ -1793,16 +1887,13 @@
         <w:pStyle w:val="BodyText"/>
       </w:pPr>
       <w:r>
-        <w:t xml:space="preserve">The variance structure reinforces this constraint-based interpretation. Although egg size remained highly repeatable, within-clutch (egg-to-egg) variance increased substantially in second broods. These findings operate at different hierarchical levels and are not contradictory. High egg-size repeatability reflects stability in mean allocation strategy among females, whereas within-clutch variance reflects the precision with which individual eggs are constructed around that mean. The increase in egg-to-egg heterogeneity in second broods therefore suggests reduced developmental precision under diminished resource state rather than adaptive diversification of offspring phenotypes</w:t>
-      </w:r>
-      <w:r>
-        <w:t xml:space="preserve"> </w:t>
-      </w:r>
-      <w:r>
-        <w:t xml:space="preserve">(see Fox and Czesak 2000)</w:t>
-      </w:r>
-      <w:r>
-        <w:t xml:space="preserve">. Taken together, the absence of residual covariance, minimal variation in within-female slopes, near-zero repeatability of egg number, and increased within-clutch variance indicate that females do not plastically adjust egg size in response to clutch size. Instead, second clutches seem to be defined by physiological or constraints (e.g. reduced ovariole number) and diminished control over egg construction (i.e. small resource pool).</w:t>
+        <w:t>The variance structure reinforces this constraint-based interpretation. Although egg size remained highly repeatable, within-clutch (egg-to-egg) variance increased substantially in second broods. These findings operate at different hierarchical levels and are not contradictory. High egg-size repeatability reflects stability in mean allocation strategy among females, whereas within-clutch variance reflects the precision with which individual eggs are constructed around that mean. The increase in egg-to-egg h</w:t>
+      </w:r>
+      <w:r>
+        <w:t>eterogeneity in second broods therefore suggests reduced developmental precision under diminished resource state rather than adaptive diversification of offspring phenotypes (see Fox and Czesak 2000). Taken together, the absence of residual covariance, minimal variation in within-female slopes, near-zero repeatability of egg number, and increased within-clutch variance indicate that females do not plastically adjust egg size in response to clutch size. Instead, second clutches seem to be defined by physiolo</w:t>
+      </w:r>
+      <w:r>
+        <w:t>gical or constraints (e.g. reduced ovariole number) and diminished control over egg construction (i.e. small resource pool).</w:t>
       </w:r>
     </w:p>
     <w:p>
@@ -1810,82 +1901,47 @@
         <w:pStyle w:val="BodyText"/>
       </w:pPr>
       <w:r>
-        <w:t xml:space="preserve">Egg-size variation within clutches was greater in second than in first clutches in earwigs, a pattern opposite to that reported in birds</w:t>
-      </w:r>
-      <w:r>
-        <w:t xml:space="preserve"> </w:t>
-      </w:r>
-      <w:r>
-        <w:t xml:space="preserve">(e.g. Yosef and Zduniak 2008)</w:t>
-      </w:r>
-      <w:r>
-        <w:t xml:space="preserve">. In birds, lower intraclutch variation is often associated with favourable environmental conditions and good nutritional state. For example, desert finches (</w:t>
+        <w:t>Egg-size variation within clutches was greater in second than in first clutches in earwigs, a pattern opposite to that reported in birds (e.g. Yosef and Zduniak 2008). In birds, lower intraclutch variation is often associated with favourable environmental conditions and good nutritional state. For example, desert finches (</w:t>
       </w:r>
       <w:r>
         <w:rPr>
           <w:i/>
           <w:iCs/>
         </w:rPr>
-        <w:t xml:space="preserve">Rhodopsiza obsoleta</w:t>
-      </w:r>
-      <w:r>
-        <w:t xml:space="preserve">) produced more uniformly sized eggs under stable conditions</w:t>
-      </w:r>
-      <w:r>
-        <w:t xml:space="preserve"> </w:t>
-      </w:r>
-      <w:r>
-        <w:t xml:space="preserve">(Yosef and Zduniak 2008)</w:t>
-      </w:r>
-      <w:r>
-        <w:t xml:space="preserve">; collared flycatchers (</w:t>
+        <w:t>Rhodopsiza obsoleta</w:t>
+      </w:r>
+      <w:r>
+        <w:t>) produced more uniformly sized eggs under stable conditions (Yosef and Zduniak 2008); collared flycatchers (</w:t>
       </w:r>
       <w:r>
         <w:rPr>
           <w:i/>
           <w:iCs/>
         </w:rPr>
-        <w:t xml:space="preserve">Ficedula albicollis</w:t>
-      </w:r>
-      <w:r>
-        <w:t xml:space="preserve">) laid progressively larger eggs in favourable environments</w:t>
-      </w:r>
-      <w:r>
-        <w:t xml:space="preserve"> </w:t>
-      </w:r>
-      <w:r>
-        <w:t xml:space="preserve">(Hargitai et al. 2005)</w:t>
-      </w:r>
-      <w:r>
-        <w:t xml:space="preserve">; and blue tits (</w:t>
+        <w:t>Ficedula albicollis</w:t>
+      </w:r>
+      <w:r>
+        <w:t>) laid progressively larger eggs in favourable environments (Hargitai et al. 2005); and blue tits (</w:t>
       </w:r>
       <w:r>
         <w:rPr>
           <w:i/>
           <w:iCs/>
         </w:rPr>
-        <w:t xml:space="preserve">Parus caeruleus</w:t>
-      </w:r>
-      <w:r>
-        <w:t xml:space="preserve">) in better condition produced clutches with less egg-size variation</w:t>
-      </w:r>
-      <w:r>
-        <w:t xml:space="preserve"> </w:t>
-      </w:r>
-      <w:r>
-        <w:t xml:space="preserve">(Nilsson and Svensson 1993)</w:t>
-      </w:r>
-      <w:r>
-        <w:t xml:space="preserve">. Although comparable data are scarce in insects, similar principles may apply. In my study, females likely had less time to replenish resources before producing their second clutch. If so, first clutches may reflect allocation based primarily on intrinsic factors such as body condition, resulting in relatively uniform egg sizes within clutches. In contrast, second clutches may reflect progressive resource depletion, with females allocating optimally sized eggs early in the laying sequence and producing smaller eggs as resources become limiting. Because laying order was not recorded, I cannot test whether smaller eggs occurred late in the sequence. In birds, intraclutch egg-size variation can be adaptive. Larger late-laid eggs may offset hatching asynchrony, whereas smaller late-laid eggs may facilitate brood reduction</w:t>
-      </w:r>
-      <w:r>
-        <w:t xml:space="preserve"> </w:t>
-      </w:r>
-      <w:r>
-        <w:t xml:space="preserve">(Slagsvold et al. 1984)</w:t>
-      </w:r>
-      <w:r>
-        <w:t xml:space="preserve">. Whether intraclutch egg-size variation serves a comparable adaptive function in insects with maternal care remains unknown.</w:t>
+        <w:t>Parus caeruleus</w:t>
+      </w:r>
+      <w:r>
+        <w:t xml:space="preserve">) in better condition produced clutches with less egg-size variation </w:t>
+      </w:r>
+      <w:r>
+        <w:lastRenderedPageBreak/>
+        <w:t>(Nilsson and Svensson 1993). Although comparable data are scarce in insects, similar principles may apply. In my study, females likely had less time to replenish resources before pro</w:t>
+      </w:r>
+      <w:r>
+        <w:t xml:space="preserve">ducing their second clutch. If so, first clutches may reflect allocation based primarily on intrinsic factors such as body condition, resulting in relatively uniform egg sizes within clutches. In contrast, second clutches may reflect progressive resource depletion, with females allocating optimally sized eggs early in the laying sequence and producing smaller eggs as resources become limiting. Because laying order was not recorded, I cannot test whether smaller eggs occurred late in the sequence. In birds, </w:t>
+      </w:r>
+      <w:r>
+        <w:t>intraclutch egg-size variation can be adaptive. Larger late-laid eggs may offset hatching asynchrony, whereas smaller late-laid eggs may facilitate brood reduction (Slagsvold et al. 1984). Whether intraclutch egg-size variation serves a comparable adaptive function in insects with maternal care remains unknown.</w:t>
       </w:r>
     </w:p>
     <w:p>
@@ -1893,16 +1949,10 @@
         <w:pStyle w:val="BodyText"/>
       </w:pPr>
       <w:r>
-        <w:t xml:space="preserve">Viewed hierarchically, a coherent pattern emerges. The size–number trade-off is expressed at the among-female level, where persistent differences in allocation strategy—primarily manifested in egg size—generate a negative covariance with mean clutch size. At the within-female level, there is little evidence for dynamic reallocation across clutches. At the within-clutch level, variance increases in second broods, indicating declining developmental precision under reduced resource state. This structure aligns closely with theoretical expectations when allocation strategies differ among individuals, but short-term plasticity is constrained</w:t>
-      </w:r>
-      <w:r>
-        <w:t xml:space="preserve"> </w:t>
-      </w:r>
-      <w:r>
-        <w:t xml:space="preserve">(1986; Stearns 1992; Roff 1992)</w:t>
-      </w:r>
-      <w:r>
-        <w:t xml:space="preserve">. Variation in allocation is dominant among females, whereas clutch size itself is largely dependent on clutch order and weakly repeatable. Thus, the evolutionary signal lies in stable allocation rules rather than in flexible clutch-size adjustment.</w:t>
+        <w:t>Viewed hierarchically, a coherent pattern emerges. The size–number trade-off is expressed at the among-female level, where persistent differences in allocation strategy—primarily manifested in egg size—generate a negative covariance with mean clutch size. At the within-female level, there is little evidence for dynamic reallocation across clutches. At the within-clutch level, variance increases in second broods, indicating declining developmental precision under reduced resource state. This structure aligns</w:t>
+      </w:r>
+      <w:r>
+        <w:t xml:space="preserve"> closely with theoretical expectations when allocation strategies differ among individuals, but short-term plasticity is constrained (1986; Stearns 1992; Roff 1992). Variation in allocation is dominant among females, whereas clutch size itself is largely dependent on clutch order and weakly repeatable. Thus, the evolutionary signal lies in stable allocation rules rather than in flexible clutch-size adjustment.</w:t>
       </w:r>
     </w:p>
     <w:p>
@@ -1910,26 +1960,22 @@
         <w:pStyle w:val="BodyText"/>
       </w:pPr>
       <w:r>
-        <w:t xml:space="preserve">Because the trade-off is expressed primarily among females—and because egg size is highly repeatable—selection is most likely to act on persistent differences in allocation strategy if they are heritable or predictably condition-dependent</w:t>
-      </w:r>
-      <w:r>
-        <w:t xml:space="preserve"> </w:t>
-      </w:r>
-      <w:r>
-        <w:t xml:space="preserve">(Stearns 1992; Roff 1992)</w:t>
-      </w:r>
-      <w:r>
-        <w:t xml:space="preserve">. In contrast, the near-zero repeatability of egg number suggests that clutch size may respond primarily to short-term physiological or environmental conditions, potentially limiting its direct evolutionary response. Future work measuring resource acquisition directly, experimentally manipulating resource availability, or estimating genetic correlations between egg size and egg number would help determine whether the observed among-female trade-off reflects adaptive divergence in allocation rules or condition-dependent constraint.</w:t>
-      </w:r>
-    </w:p>
-    <w:bookmarkEnd w:id="28"/>
-    <w:bookmarkStart w:id="29" w:name="data-availability"/>
+        <w:lastRenderedPageBreak/>
+        <w:t xml:space="preserve">Because the trade-off is expressed primarily among females—and because egg size is highly repeatable—selection is most likely to act on persistent differences in allocation strategy if they are heritable or predictably condition-dependent (Stearns 1992; Roff 1992). In contrast, the near-zero repeatability of egg number suggests that clutch size may respond primarily to short-term physiological or environmental conditions, potentially limiting its direct evolutionary response. Future work measuring resource </w:t>
+      </w:r>
+      <w:r>
+        <w:t>acquisition directly, experimentally manipulating resource availability, or estimating genetic correlations between egg size and egg number would help determine whether the observed among-female trade-off reflects adaptive divergence in allocation rules or condition-dependent constraint.</w:t>
+      </w:r>
+    </w:p>
     <w:p>
       <w:pPr>
         <w:pStyle w:val="Heading1"/>
       </w:pPr>
-      <w:r>
-        <w:t xml:space="preserve">Data availability</w:t>
+      <w:bookmarkStart w:id="9" w:name="data-availability"/>
+      <w:bookmarkEnd w:id="7"/>
+      <w:bookmarkEnd w:id="8"/>
+      <w:r>
+        <w:t>Data availability</w:t>
       </w:r>
     </w:p>
     <w:p>
@@ -1937,17 +1983,17 @@
         <w:pStyle w:val="FirstParagraph"/>
       </w:pPr>
       <w:r>
-        <w:t xml:space="preserve">Data are available through the OSF repository at 10.17605/OSF.IO/KWCS8.</w:t>
-      </w:r>
-    </w:p>
-    <w:bookmarkEnd w:id="29"/>
-    <w:bookmarkStart w:id="30" w:name="author-contributions"/>
+        <w:t>Data are available through the OSF repository at 10.17605/OSF.IO/KWCS8.</w:t>
+      </w:r>
+    </w:p>
     <w:p>
       <w:pPr>
         <w:pStyle w:val="Heading1"/>
       </w:pPr>
-      <w:r>
-        <w:t xml:space="preserve">Author contributions</w:t>
+      <w:bookmarkStart w:id="10" w:name="author-contributions"/>
+      <w:bookmarkEnd w:id="9"/>
+      <w:r>
+        <w:t>Author contributions</w:t>
       </w:r>
     </w:p>
     <w:p>
@@ -1955,17 +2001,17 @@
         <w:pStyle w:val="FirstParagraph"/>
       </w:pPr>
       <w:r>
-        <w:t xml:space="preserve">CDK collected and analyzed the data, and wrote the manuscript.</w:t>
-      </w:r>
-    </w:p>
-    <w:bookmarkEnd w:id="30"/>
-    <w:bookmarkStart w:id="31" w:name="funding"/>
+        <w:t>CDK collected and analyzed the data, and wrote the manuscript.</w:t>
+      </w:r>
+    </w:p>
     <w:p>
       <w:pPr>
         <w:pStyle w:val="Heading1"/>
       </w:pPr>
-      <w:r>
-        <w:t xml:space="preserve">Funding</w:t>
+      <w:bookmarkStart w:id="11" w:name="funding"/>
+      <w:bookmarkEnd w:id="10"/>
+      <w:r>
+        <w:t>Funding</w:t>
       </w:r>
     </w:p>
     <w:p>
@@ -1973,17 +2019,17 @@
         <w:pStyle w:val="FirstParagraph"/>
       </w:pPr>
       <w:r>
-        <w:t xml:space="preserve">The study was funded by a Discovery Grant from the Natural Sciences and Engineering Research Council of Canada (NSERC).</w:t>
-      </w:r>
-    </w:p>
-    <w:bookmarkEnd w:id="31"/>
-    <w:bookmarkStart w:id="32" w:name="conflict-of-interest"/>
+        <w:t>The study was funded by a Discovery Grant from the Natural Sciences and Engineering Research Council of Canada (NSERC).</w:t>
+      </w:r>
+    </w:p>
     <w:p>
       <w:pPr>
         <w:pStyle w:val="Heading1"/>
       </w:pPr>
-      <w:r>
-        <w:t xml:space="preserve">Conflict of Interest</w:t>
+      <w:bookmarkStart w:id="12" w:name="conflict-of-interest"/>
+      <w:bookmarkEnd w:id="11"/>
+      <w:r>
+        <w:t>Conflict of Interest</w:t>
       </w:r>
     </w:p>
     <w:p>
@@ -1991,17 +2037,18 @@
         <w:pStyle w:val="FirstParagraph"/>
       </w:pPr>
       <w:r>
-        <w:t xml:space="preserve">I declare no conflict of interest.</w:t>
-      </w:r>
-    </w:p>
-    <w:bookmarkEnd w:id="32"/>
-    <w:bookmarkStart w:id="33" w:name="acknowledgements"/>
+        <w:t>I declare no conflict of interest.</w:t>
+      </w:r>
+    </w:p>
     <w:p>
       <w:pPr>
         <w:pStyle w:val="Heading1"/>
       </w:pPr>
-      <w:r>
-        <w:t xml:space="preserve">Acknowledgements</w:t>
+      <w:bookmarkStart w:id="13" w:name="acknowledgements"/>
+      <w:bookmarkEnd w:id="12"/>
+      <w:r>
+        <w:lastRenderedPageBreak/>
+        <w:t>Acknowledgements</w:t>
       </w:r>
     </w:p>
     <w:p>
@@ -2009,7 +2056,7 @@
         <w:pStyle w:val="FirstParagraph"/>
       </w:pPr>
       <w:r>
-        <w:t xml:space="preserve">I thank Andréanne Nault and Clara Smythe for assistance in animal care and data collection. I also thank members of Groupe de Recherche sur l’Écologie Évolutive des Interactions Biologiques for discussion.</w:t>
+        <w:t>I thank Andréanne Nault and Clara Smythe for assistance in animal care and data collection. I also thank members of Groupe de Recherche sur l’Écologie Évolutive des Interactions Biologiques for discussion.</w:t>
       </w:r>
     </w:p>
     <w:p>
@@ -2017,829 +2064,554 @@
         <w:br w:type="page"/>
       </w:r>
     </w:p>
-    <w:bookmarkEnd w:id="33"/>
-    <w:bookmarkStart w:id="84" w:name="references"/>
     <w:p>
       <w:pPr>
         <w:pStyle w:val="Heading1"/>
       </w:pPr>
-      <w:r>
-        <w:t xml:space="preserve">References</w:t>
-      </w:r>
-    </w:p>
-    <w:bookmarkStart w:id="75" w:name="refs"/>
-    <w:bookmarkStart w:id="34" w:name="ref-bernardo1996"/>
+      <w:bookmarkStart w:id="14" w:name="references"/>
+      <w:bookmarkEnd w:id="13"/>
+      <w:r>
+        <w:lastRenderedPageBreak/>
+        <w:t>References</w:t>
+      </w:r>
+    </w:p>
     <w:p>
       <w:pPr>
         <w:pStyle w:val="Bibliography"/>
       </w:pPr>
-      <w:r>
-        <w:t xml:space="preserve">Bernardo, J. 1996. The particular maternal effect of propagule size, especially egg size: Patterns, models, quality of evidence and interpretations. Am Zool 36:216–236.</w:t>
-      </w:r>
-    </w:p>
-    <w:bookmarkEnd w:id="34"/>
-    <w:bookmarkStart w:id="35" w:name="ref-careau2017"/>
+      <w:bookmarkStart w:id="15" w:name="ref-bernardo1996"/>
+      <w:bookmarkStart w:id="16" w:name="refs"/>
+      <w:r>
+        <w:t>Bernardo, J. 1996. The particular maternal effect of propagule size, especially egg size: Patterns, models, quality of evidence and interpretations. Am Zool 36:216–236.</w:t>
+      </w:r>
+    </w:p>
     <w:p>
       <w:pPr>
         <w:pStyle w:val="Bibliography"/>
       </w:pPr>
-      <w:r>
-        <w:t xml:space="preserve">Careau, V., and R. Wilson. 2017. Of uberfleas and krakens: Detecting trade-offs using mixed models. Integr Comp Biol 57:362–371.</w:t>
-      </w:r>
-    </w:p>
-    <w:bookmarkEnd w:id="35"/>
-    <w:bookmarkStart w:id="36" w:name="ref-clutton-brock1991"/>
+      <w:bookmarkStart w:id="17" w:name="ref-careau2017"/>
+      <w:bookmarkEnd w:id="15"/>
+      <w:r>
+        <w:t>Careau, V., and R. Wilson. 2017. Of uberfleas and krakens: Detecting trade-offs using mixed models. Integr Comp Biol 57:362–371.</w:t>
+      </w:r>
+    </w:p>
     <w:p>
       <w:pPr>
         <w:pStyle w:val="Bibliography"/>
       </w:pPr>
-      <w:r>
-        <w:t xml:space="preserve">Clutton-Brock, T. H. 1991.</w:t>
-      </w:r>
-      <w:r>
-        <w:t xml:space="preserve"> </w:t>
-      </w:r>
-      <w:r>
-        <w:t xml:space="preserve">The Evolution of Parental Care</w:t>
-      </w:r>
-      <w:r>
-        <w:t xml:space="preserve">. Princeton University Press.</w:t>
-      </w:r>
-    </w:p>
-    <w:bookmarkEnd w:id="36"/>
-    <w:bookmarkStart w:id="37" w:name="ref-dingemanse2013"/>
+      <w:bookmarkStart w:id="18" w:name="ref-clutton-brock1991"/>
+      <w:bookmarkEnd w:id="17"/>
+      <w:r>
+        <w:t>Clutton-Brock, T. H. 1991. The Evolution of Parental Care. Princeton University Press.</w:t>
+      </w:r>
+    </w:p>
     <w:p>
       <w:pPr>
         <w:pStyle w:val="Bibliography"/>
       </w:pPr>
-      <w:r>
-        <w:t xml:space="preserve">Dingemanse, N., and N. Dochtermann. 2013. Quantifying individual variation in behaviour: Mixed-effect modelling approaches. J Anim Ecol 82:39–54. Evolutionary Ecology of Variation Group, Max Planck Institute for Ornithology, Eberhard-Gwinner-Stra</w:t>
-      </w:r>
-      <w:r>
-        <w:t xml:space="preserve">ß</w:t>
-      </w:r>
-      <w:r>
-        <w:t xml:space="preserve">e, 82319 Seewiesen (Starnberg), Germany. ndingemanse@orn.mpg.de.</w:t>
-      </w:r>
-    </w:p>
-    <w:bookmarkEnd w:id="37"/>
-    <w:bookmarkStart w:id="38" w:name="ref-falconer1996"/>
+      <w:bookmarkStart w:id="19" w:name="ref-dingemanse2013"/>
+      <w:bookmarkEnd w:id="18"/>
+      <w:r>
+        <w:t>Dingemanse, N., and N. Dochtermann. 2013. Quantifying individual variation in behaviour: Mixed-effect modelling approaches. J Anim Ecol 82:39–54. Evolutionary Ecology of Variation Group, Max Planck Institute for Ornithology, Eberhard-Gwinner-Straße, 82319 Seewiesen (Starnberg), Germany. ndingemanse@orn.mpg.de.</w:t>
+      </w:r>
+    </w:p>
     <w:p>
       <w:pPr>
         <w:pStyle w:val="Bibliography"/>
       </w:pPr>
-      <w:r>
-        <w:t xml:space="preserve">Falconer, D. S., and T. F. C. MacKay. 1996.</w:t>
-      </w:r>
-      <w:r>
-        <w:t xml:space="preserve"> </w:t>
-      </w:r>
-      <w:r>
-        <w:t xml:space="preserve">An Introduction Quantitative Genetics</w:t>
-      </w:r>
-      <w:r>
-        <w:t xml:space="preserve">. Pearson Education Limited, Essex, England.</w:t>
-      </w:r>
-    </w:p>
-    <w:bookmarkEnd w:id="38"/>
-    <w:bookmarkStart w:id="39" w:name="ref-fox2000"/>
+      <w:bookmarkStart w:id="20" w:name="ref-falconer1996"/>
+      <w:bookmarkEnd w:id="19"/>
+      <w:r>
+        <w:t>Falconer, D. S., and T. F. C. MacKay. 1996. An Introduction Quantitative Genetics. Pearson Education Limited, Essex, England.</w:t>
+      </w:r>
+    </w:p>
     <w:p>
       <w:pPr>
         <w:pStyle w:val="Bibliography"/>
       </w:pPr>
-      <w:r>
-        <w:t xml:space="preserve">Fox, C. W., and M. E. Czesak. 2000. Evolutionary ecology of progeny size in arthropods. Annu Rev Entomol 45:341–369.</w:t>
-      </w:r>
-    </w:p>
-    <w:bookmarkEnd w:id="39"/>
-    <w:bookmarkStart w:id="40" w:name="ref-hargitai2005"/>
+      <w:bookmarkStart w:id="21" w:name="ref-fox2000"/>
+      <w:bookmarkEnd w:id="20"/>
+      <w:r>
+        <w:t>Fox, C. W., and M. E. Czesak. 2000. Evolutionary ecology of progeny size in arthropods. Annu Rev Entomol 45:341–369.</w:t>
+      </w:r>
+    </w:p>
     <w:p>
       <w:pPr>
         <w:pStyle w:val="Bibliography"/>
       </w:pPr>
-      <w:r>
-        <w:t xml:space="preserve">Hargitai, R., J. Török, L. Tóth, G. Hegyi, B. Rosivall, B. Szigeti, and E. Szöllősi. 2005. Effects of environmental conditions and parental quality on inter-and intraclutch egg-size variation in the collared flycatcher (ficedula albicollis). The Auk 122:509–522.</w:t>
-      </w:r>
-    </w:p>
-    <w:bookmarkEnd w:id="40"/>
-    <w:bookmarkStart w:id="41" w:name="ref-harvey1983"/>
+      <w:bookmarkStart w:id="22" w:name="ref-hargitai2005"/>
+      <w:bookmarkEnd w:id="21"/>
+      <w:r>
+        <w:t>Hargitai, R., J. Török, L. Tóth, G. Hegyi, B. Rosivall, B. Szigeti, and E. Szöllősi. 2005. Effects of environmental conditions and parental quality on inter-and intraclutch egg-size variation in the collared flycatcher (ficedula albicollis). The Auk 122:509–522.</w:t>
+      </w:r>
+    </w:p>
     <w:p>
       <w:pPr>
         <w:pStyle w:val="Bibliography"/>
       </w:pPr>
-      <w:r>
-        <w:t xml:space="preserve">Harvey, G. T. 1983. Environmental and genetic effects on mean egg weight in spruce budworm (lepidoptera: tortricidae). The Canadian Entomologist 115:1109–1117.</w:t>
-      </w:r>
-    </w:p>
-    <w:bookmarkEnd w:id="41"/>
-    <w:bookmarkStart w:id="42" w:name="ref-honek1993"/>
+      <w:bookmarkStart w:id="23" w:name="ref-harvey1983"/>
+      <w:bookmarkEnd w:id="22"/>
+      <w:r>
+        <w:t>Harvey, G. T. 1983. Environmental and genetic effects on mean egg weight in spruce budworm (lepidoptera: tortricidae). The Canadian Entomologist 115:1109–1117.</w:t>
+      </w:r>
+    </w:p>
     <w:p>
       <w:pPr>
         <w:pStyle w:val="Bibliography"/>
       </w:pPr>
-      <w:r>
-        <w:t xml:space="preserve">Honek, A. 1993. Intraspecific variation in body size and fecundity in insects: A general relationship. Oikos 483–492.</w:t>
-      </w:r>
-    </w:p>
-    <w:bookmarkEnd w:id="42"/>
-    <w:bookmarkStart w:id="44" w:name="ref-kay2020"/>
+      <w:bookmarkStart w:id="24" w:name="ref-honek1993"/>
+      <w:bookmarkEnd w:id="23"/>
+      <w:r>
+        <w:t>Honek, A. 1993. Intraspecific variation in body size and fecundity in insects: A general relationship. Oikos 483–492.</w:t>
+      </w:r>
+    </w:p>
     <w:p>
       <w:pPr>
         <w:pStyle w:val="Bibliography"/>
       </w:pPr>
-      <w:r>
-        <w:t xml:space="preserve">Kay, M. 2020.</w:t>
-      </w:r>
-      <w:r>
-        <w:t xml:space="preserve"> </w:t>
-      </w:r>
-      <w:hyperlink r:id="rId43">
+      <w:bookmarkStart w:id="25" w:name="ref-kay2020"/>
+      <w:bookmarkEnd w:id="24"/>
+      <w:r>
+        <w:t xml:space="preserve">Kay, M. 2020. </w:t>
+      </w:r>
+      <w:hyperlink r:id="rId8">
         <w:r>
           <w:rPr>
             <w:rStyle w:val="Hyperlink"/>
           </w:rPr>
-          <w:t xml:space="preserve">tidybayes</w:t>
-        </w:r>
-        <w:r>
-          <w:rPr>
-            <w:rStyle w:val="Hyperlink"/>
-          </w:rPr>
-          <w:t xml:space="preserve">:</w:t>
-        </w:r>
-        <w:r>
-          <w:rPr>
-            <w:rStyle w:val="Hyperlink"/>
-          </w:rPr>
-          <w:t xml:space="preserve"> </w:t>
-        </w:r>
-        <w:r>
-          <w:rPr>
-            <w:rStyle w:val="Hyperlink"/>
-          </w:rPr>
-          <w:t xml:space="preserve">T</w:t>
-        </w:r>
-        <w:r>
-          <w:rPr>
-            <w:rStyle w:val="Hyperlink"/>
-          </w:rPr>
-          <w:t xml:space="preserve">idy Data and Geoms for</w:t>
-        </w:r>
-        <w:r>
-          <w:rPr>
-            <w:rStyle w:val="Hyperlink"/>
-          </w:rPr>
-          <w:t xml:space="preserve"> </w:t>
-        </w:r>
-        <w:r>
-          <w:rPr>
-            <w:rStyle w:val="Hyperlink"/>
-          </w:rPr>
-          <w:t xml:space="preserve">Bayesian</w:t>
-        </w:r>
-        <w:r>
-          <w:rPr>
-            <w:rStyle w:val="Hyperlink"/>
-          </w:rPr>
-          <w:t xml:space="preserve"> </w:t>
-        </w:r>
-        <w:r>
-          <w:rPr>
-            <w:rStyle w:val="Hyperlink"/>
-          </w:rPr>
-          <w:t xml:space="preserve">Models</w:t>
+          <w:t>tidybayes: Tidy Data and Geoms for Bayesian Models</w:t>
         </w:r>
       </w:hyperlink>
       <w:r>
-        <w:t xml:space="preserve">.</w:t>
-      </w:r>
-    </w:p>
-    <w:bookmarkEnd w:id="44"/>
-    <w:bookmarkStart w:id="45" w:name="ref-kelly2014"/>
+        <w:t>.</w:t>
+      </w:r>
+    </w:p>
     <w:p>
       <w:pPr>
         <w:pStyle w:val="Bibliography"/>
       </w:pPr>
-      <w:r>
-        <w:t xml:space="preserve">Kelly, C. D., B. Tawes, and A. Worthington. 2014. Evaluating indices of body condition in two cricket species. Ecology and Evolution 4:4476–4487.</w:t>
-      </w:r>
-    </w:p>
-    <w:bookmarkEnd w:id="45"/>
-    <w:bookmarkStart w:id="46" w:name="ref-koch2014"/>
+      <w:bookmarkStart w:id="26" w:name="ref-kelly2014"/>
+      <w:bookmarkEnd w:id="25"/>
+      <w:r>
+        <w:t>Kelly, C. D., B. Tawes, and A. Worthington. 2014. Evaluating indices of body condition in two cricket species. Ecology and Evolution 4:4476–4487.</w:t>
+      </w:r>
+    </w:p>
     <w:p>
       <w:pPr>
         <w:pStyle w:val="Bibliography"/>
       </w:pPr>
-      <w:r>
-        <w:t xml:space="preserve">Koch, L. K., and J. Meunier. 2014. Mother and offspring fitness in an insect with maternal care: Phenotypic trade-offs between egg number, egg mass and egg care. BMC Evol Biol 14:125.</w:t>
-      </w:r>
-    </w:p>
-    <w:bookmarkEnd w:id="46"/>
-    <w:bookmarkStart w:id="47" w:name="ref-lack1947"/>
+      <w:bookmarkStart w:id="27" w:name="ref-koch2014"/>
+      <w:bookmarkEnd w:id="26"/>
+      <w:r>
+        <w:t>Koch, L. K., and J. Meunier. 2014. Mother and offspring fitness in an insect with maternal care: Phenotypic trade-offs between egg number, egg mass and egg care. BMC Evol Biol 14:125.</w:t>
+      </w:r>
+    </w:p>
     <w:p>
       <w:pPr>
         <w:pStyle w:val="Bibliography"/>
       </w:pPr>
-      <w:r>
-        <w:t xml:space="preserve">Lack, D. 1947. The significance of clutch-size in the partridge (</w:t>
+      <w:bookmarkStart w:id="28" w:name="ref-lack1947"/>
+      <w:bookmarkEnd w:id="27"/>
+      <w:r>
+        <w:t>Lack, D. 1947. The significance of clutch-size in the partridge (</w:t>
       </w:r>
       <w:r>
         <w:rPr>
           <w:i/>
           <w:iCs/>
         </w:rPr>
-        <w:t xml:space="preserve">perdix perdix</w:t>
-      </w:r>
-      <w:r>
-        <w:t xml:space="preserve">). The Journal of Animal Ecology 19–25.</w:t>
-      </w:r>
-    </w:p>
-    <w:bookmarkEnd w:id="47"/>
-    <w:bookmarkStart w:id="48" w:name="ref-lessells1987"/>
+        <w:t>perdix perdix</w:t>
+      </w:r>
+      <w:r>
+        <w:t>). The Journal of Animal Ecology 19–25.</w:t>
+      </w:r>
+    </w:p>
     <w:p>
       <w:pPr>
         <w:pStyle w:val="Bibliography"/>
       </w:pPr>
-      <w:r>
-        <w:t xml:space="preserve">Lessells, C., and P. T. Boag. 1987. Unrepeatable repeatabilities: A common mistake. The Auk 104:116–121.</w:t>
-      </w:r>
-    </w:p>
-    <w:bookmarkEnd w:id="48"/>
-    <w:bookmarkStart w:id="49" w:name="ref-meunier2024"/>
+      <w:bookmarkStart w:id="29" w:name="ref-lessells1987"/>
+      <w:bookmarkEnd w:id="28"/>
+      <w:r>
+        <w:t>Lessells, C., and P. T. Boag. 1987. Unrepeatable repeatabilities: A common mistake. The Auk 104:116–121.</w:t>
+      </w:r>
+    </w:p>
     <w:p>
       <w:pPr>
         <w:pStyle w:val="Bibliography"/>
       </w:pPr>
-      <w:r>
-        <w:t xml:space="preserve">Meunier, J. 2024. The biology and social life of earwigs (dermaptera). Annu Rev Entomol 69:259–276.</w:t>
-      </w:r>
-    </w:p>
-    <w:bookmarkEnd w:id="49"/>
-    <w:bookmarkStart w:id="50" w:name="ref-nilsson1993"/>
+      <w:bookmarkStart w:id="30" w:name="ref-meunier2024"/>
+      <w:bookmarkEnd w:id="29"/>
+      <w:r>
+        <w:t>Meunier, J. 2024. The biology and social life of earwigs (dermaptera). Annu Rev Entomol 69:259–276.</w:t>
+      </w:r>
+    </w:p>
     <w:p>
       <w:pPr>
         <w:pStyle w:val="Bibliography"/>
       </w:pPr>
-      <w:r>
-        <w:t xml:space="preserve">Nilsson, J. ‐Å., and E. Svensson. 1993. Causes and consequences of egg mass variation between and within blue tit clutches. J Zool 230:469–481.</w:t>
-      </w:r>
-    </w:p>
-    <w:bookmarkEnd w:id="50"/>
-    <w:bookmarkStart w:id="51" w:name="ref-parker1982"/>
+      <w:bookmarkStart w:id="31" w:name="ref-nilsson1993"/>
+      <w:bookmarkEnd w:id="30"/>
+      <w:r>
+        <w:lastRenderedPageBreak/>
+        <w:t>Nilsson, J. ‐Å., and E. Svensson. 1993. Causes and consequences of egg mass variation between and within blue tit clutches. J Zool 230:469–481.</w:t>
+      </w:r>
+    </w:p>
     <w:p>
       <w:pPr>
         <w:pStyle w:val="Bibliography"/>
       </w:pPr>
-      <w:r>
-        <w:t xml:space="preserve">Parker, G. A. 1982. Why are there so many tiny sperm? Sperm competition and the maintenance of two sexes. J Theor Biol 96:281–294.</w:t>
-      </w:r>
-    </w:p>
-    <w:bookmarkEnd w:id="51"/>
-    <w:bookmarkStart w:id="52" w:name="ref-peig2009"/>
+      <w:bookmarkStart w:id="32" w:name="ref-parker1982"/>
+      <w:bookmarkEnd w:id="31"/>
+      <w:r>
+        <w:t>Parker, G. A. 1982. Why are there so many tiny sperm? Sperm competition and the maintenance of two sexes. J Theor Biol 96:281–294.</w:t>
+      </w:r>
+    </w:p>
     <w:p>
       <w:pPr>
         <w:pStyle w:val="Bibliography"/>
       </w:pPr>
-      <w:r>
-        <w:t xml:space="preserve">Peig, J., and A. J. Green. 2009. New perspectives for estimating body condition from mass/length data: The scaled mass index as an alternative method. Oikos 118:1883–1891.</w:t>
-      </w:r>
-    </w:p>
-    <w:bookmarkEnd w:id="52"/>
-    <w:bookmarkStart w:id="53" w:name="ref-peig2010"/>
+      <w:bookmarkStart w:id="33" w:name="ref-peig2009"/>
+      <w:bookmarkEnd w:id="32"/>
+      <w:r>
+        <w:t>Peig, J., and A. J. Green. 2009. New perspectives for estimating body condition from mass/length data: The scaled mass index as an alternative method. Oikos 118:1883–1891.</w:t>
+      </w:r>
+    </w:p>
     <w:p>
       <w:pPr>
         <w:pStyle w:val="Bibliography"/>
       </w:pPr>
-      <w:r>
-        <w:t xml:space="preserve">Peig, J., and A. J. Green. 2010. The paradigm of body condition: A critical reappraisal of current methods based on mass and length. Funct Ecol 24:1323–1332.</w:t>
-      </w:r>
-    </w:p>
-    <w:bookmarkEnd w:id="53"/>
-    <w:bookmarkStart w:id="54" w:name="ref-vandepol2009"/>
+      <w:bookmarkStart w:id="34" w:name="ref-peig2010"/>
+      <w:bookmarkEnd w:id="33"/>
+      <w:r>
+        <w:t>Peig, J., and A. J. Green. 2010. The paradigm of body condition: A critical reappraisal of current methods based on mass and length. Funct Ecol 24:1323–1332.</w:t>
+      </w:r>
+    </w:p>
     <w:p>
       <w:pPr>
         <w:pStyle w:val="Bibliography"/>
       </w:pPr>
-      <w:r>
-        <w:t xml:space="preserve">Pol, M. van de, and J. Wright. 2009. A simple method for distinguishing within- versus between-subject effects using mixed models. Anim Behav 77:753–758.</w:t>
-      </w:r>
-    </w:p>
-    <w:bookmarkEnd w:id="54"/>
-    <w:bookmarkStart w:id="55" w:name="ref-r2013"/>
+      <w:bookmarkStart w:id="35" w:name="ref-vandepol2009"/>
+      <w:bookmarkEnd w:id="34"/>
+      <w:r>
+        <w:t>Pol, M. van de, and J. Wright. 2009. A simple method for distinguishing within- versus between-subject effects using mixed models. Anim Behav 77:753–758.</w:t>
+      </w:r>
+    </w:p>
     <w:p>
       <w:pPr>
         <w:pStyle w:val="Bibliography"/>
       </w:pPr>
-      <w:r>
-        <w:t xml:space="preserve">R Core Team. 2025.</w:t>
-      </w:r>
-      <w:r>
-        <w:t xml:space="preserve"> </w:t>
-      </w:r>
-      <w:r>
-        <w:t xml:space="preserve">R</w:t>
-      </w:r>
-      <w:r>
-        <w:t xml:space="preserve">:</w:t>
-      </w:r>
-      <w:r>
-        <w:t xml:space="preserve"> </w:t>
-      </w:r>
-      <w:r>
-        <w:t xml:space="preserve">A</w:t>
-      </w:r>
-      <w:r>
-        <w:t xml:space="preserve"> </w:t>
-      </w:r>
-      <w:r>
-        <w:t xml:space="preserve">language and environment for statistical computing. Vienna, Austria.</w:t>
-      </w:r>
-    </w:p>
-    <w:bookmarkEnd w:id="55"/>
-    <w:bookmarkStart w:id="56" w:name="ref-reznick2000"/>
+      <w:bookmarkStart w:id="36" w:name="ref-r2013"/>
+      <w:bookmarkEnd w:id="35"/>
+      <w:r>
+        <w:t>R Core Team. 2025. R: A language and environment for statistical computing. Vienna, Austria.</w:t>
+      </w:r>
+    </w:p>
     <w:p>
       <w:pPr>
         <w:pStyle w:val="Bibliography"/>
       </w:pPr>
-      <w:r>
-        <w:t xml:space="preserve">Reznick, D., L. Nunney, and A. Tessier. 2000. Big houses, big cars, superfleas and the costs of reproduction. Trends Ecol Evol 15:421–425.</w:t>
-      </w:r>
-    </w:p>
-    <w:bookmarkEnd w:id="56"/>
-    <w:bookmarkStart w:id="57" w:name="ref-roff1992a"/>
+      <w:bookmarkStart w:id="37" w:name="ref-reznick2000"/>
+      <w:bookmarkEnd w:id="36"/>
+      <w:r>
+        <w:t>Reznick, D., L. Nunney, and A. Tessier. 2000. Big houses, big cars, superfleas and the costs of reproduction. Trends Ecol Evol 15:421–425.</w:t>
+      </w:r>
+    </w:p>
     <w:p>
       <w:pPr>
         <w:pStyle w:val="Bibliography"/>
       </w:pPr>
-      <w:r>
-        <w:t xml:space="preserve">Roff, D. 1992.</w:t>
-      </w:r>
-      <w:r>
-        <w:t xml:space="preserve"> </w:t>
-      </w:r>
-      <w:r>
-        <w:t xml:space="preserve">Evolution of Life Histories: Theory and Analysis</w:t>
-      </w:r>
-      <w:r>
-        <w:t xml:space="preserve">. Chapman &amp; Hall, Inc., New York, NY.</w:t>
-      </w:r>
-    </w:p>
-    <w:bookmarkEnd w:id="57"/>
-    <w:bookmarkStart w:id="58" w:name="ref-schindelin2012"/>
+      <w:bookmarkStart w:id="38" w:name="ref-roff1992a"/>
+      <w:bookmarkEnd w:id="37"/>
+      <w:r>
+        <w:t>Roff, D. 1992. Evolution of Life Histories: Theory and Analysis. Chapman &amp; Hall, Inc., New York, NY.</w:t>
+      </w:r>
+    </w:p>
     <w:p>
       <w:pPr>
         <w:pStyle w:val="Bibliography"/>
       </w:pPr>
-      <w:r>
-        <w:t xml:space="preserve">Schindelin, J., I. Arganda-Carreras, E. Frise, V. Kaynig, M. Longair, T. Pietzsch, S. Preibisch, C. Rueden, S. Saalfeld, B. Schmid, J.-Y. Tinevez, D. J. White, V. Hartenstein, K. Eliceiri, P. Tomancak, and A. Cardona. 2012. Fiji: An open-source platform for biological-image analysis. Nat Methods 9:676–682. Max Planck Institute of Molecular Cell Biology; Genetics, Dresden, Germany.</w:t>
-      </w:r>
-    </w:p>
-    <w:bookmarkEnd w:id="58"/>
-    <w:bookmarkStart w:id="59" w:name="ref-seko2006"/>
+      <w:bookmarkStart w:id="39" w:name="ref-schindelin2012"/>
+      <w:bookmarkEnd w:id="38"/>
+      <w:r>
+        <w:t>Schindelin, J., I. Arganda-Carreras, E. Frise, V. Kaynig, M. Longair, T. Pietzsch, S. Preibisch, C. Rueden, S. Saalfeld, B. Schmid, J.-Y. Tinevez, D. J. White, V. Hartenstein, K. Eliceiri, P. Tomancak, and A. Cardona. 2012. Fiji: An open-source platform for biological-image analysis. Nat Methods 9:676–682. Max Planck Institute of Molecular Cell Biology; Genetics, Dresden, Germany.</w:t>
+      </w:r>
+    </w:p>
     <w:p>
       <w:pPr>
         <w:pStyle w:val="Bibliography"/>
       </w:pPr>
-      <w:r>
-        <w:t xml:space="preserve">Seko, T., T. Miyatake, S. Fujioka, and F. Nakasuji. 2006. Genetic and environmental sources of egg size, fecundity and body size in the migrant skipper, parnara guttata guttata (lepidoptera: hesperiidae). Popul Ecol 48:225–232.</w:t>
-      </w:r>
-    </w:p>
-    <w:bookmarkEnd w:id="59"/>
-    <w:bookmarkStart w:id="60" w:name="ref-simpson1951"/>
+      <w:bookmarkStart w:id="40" w:name="ref-seko2006"/>
+      <w:bookmarkEnd w:id="39"/>
+      <w:r>
+        <w:t>Seko, T., T. Miyatake, S. Fujioka, and F. Nakasuji. 2006. Genetic and environmental sources of egg size, fecundity and body size in the migrant skipper, parnara guttata guttata (lepidoptera: hesperiidae). Popul Ecol 48:225–232.</w:t>
+      </w:r>
+    </w:p>
     <w:p>
       <w:pPr>
         <w:pStyle w:val="Bibliography"/>
       </w:pPr>
-      <w:r>
-        <w:t xml:space="preserve">Simpson, E. H. 1951. The interpretation of interaction in contingency tables. Journal of the Royal Statistical Society: Series B (Methodological) 13:238–241.</w:t>
-      </w:r>
-    </w:p>
-    <w:bookmarkEnd w:id="60"/>
-    <w:bookmarkStart w:id="61" w:name="ref-slagsvold1984"/>
+      <w:bookmarkStart w:id="41" w:name="ref-simpson1951"/>
+      <w:bookmarkEnd w:id="40"/>
+      <w:r>
+        <w:t>Simpson, E. H. 1951. The interpretation of interaction in contingency tables. Journal of the Royal Statistical Society: Series B (Methodological) 13:238–241.</w:t>
+      </w:r>
+    </w:p>
     <w:p>
       <w:pPr>
         <w:pStyle w:val="Bibliography"/>
       </w:pPr>
-      <w:r>
-        <w:t xml:space="preserve">Slagsvold, T., J. Sandvik, G. Rofstad, Ö. Lorentsen, and M. Husby. 1984. On the adaptive value of intraclutch egg-size variation in birds. The Auk 101:685–697.</w:t>
-      </w:r>
-    </w:p>
-    <w:bookmarkEnd w:id="61"/>
-    <w:bookmarkStart w:id="62" w:name="ref-smith1974"/>
+      <w:bookmarkStart w:id="42" w:name="ref-slagsvold1984"/>
+      <w:bookmarkEnd w:id="41"/>
+      <w:r>
+        <w:t>Slagsvold, T., J. Sandvik, G. Rofstad, Ö. Lorentsen, and M. Husby. 1984. On the adaptive value of intraclutch egg-size variation in birds. The Auk 101:685–697.</w:t>
+      </w:r>
+    </w:p>
     <w:p>
       <w:pPr>
         <w:pStyle w:val="Bibliography"/>
       </w:pPr>
-      <w:r>
-        <w:t xml:space="preserve">Smith, C. C., and S. D. Fretwell. 1974. The optimal balance between size and number of offspring. Am Nat 108:499–506.</w:t>
-      </w:r>
-    </w:p>
-    <w:bookmarkEnd w:id="62"/>
-    <w:bookmarkStart w:id="63" w:name="ref-staerkle2008"/>
+      <w:bookmarkStart w:id="43" w:name="ref-smith1974"/>
+      <w:bookmarkEnd w:id="42"/>
+      <w:r>
+        <w:t>Smith, C. C., and S. D. Fretwell. 1974. The optimal balance between size and number of offspring. Am Nat 108:499–506.</w:t>
+      </w:r>
+    </w:p>
     <w:p>
       <w:pPr>
         <w:pStyle w:val="Bibliography"/>
       </w:pPr>
-      <w:r>
-        <w:t xml:space="preserve">Staerkle, M., and M. Kölliker. 2008. Maternal food regurgitation to nymphs in earwigs (</w:t>
+      <w:bookmarkStart w:id="44" w:name="ref-staerkle2008"/>
+      <w:bookmarkEnd w:id="43"/>
+      <w:r>
+        <w:t>Staerkle, M., and M. Kölliker. 2008. Maternal food regurgitation to nymphs in earwigs (</w:t>
       </w:r>
       <w:r>
         <w:rPr>
           <w:i/>
           <w:iCs/>
         </w:rPr>
-        <w:t xml:space="preserve">forficula auricularia</w:t>
-      </w:r>
-      <w:r>
-        <w:t xml:space="preserve">). Ethology 114:844–850.</w:t>
-      </w:r>
-    </w:p>
-    <w:bookmarkEnd w:id="63"/>
-    <w:bookmarkStart w:id="64" w:name="ref-stearns1992"/>
+        <w:t>forficula auricularia</w:t>
+      </w:r>
+      <w:r>
+        <w:t>). Ethology 114:844–850.</w:t>
+      </w:r>
+    </w:p>
     <w:p>
       <w:pPr>
         <w:pStyle w:val="Bibliography"/>
       </w:pPr>
-      <w:r>
-        <w:t xml:space="preserve">Stearns, S. C. 1992.</w:t>
-      </w:r>
-      <w:r>
-        <w:t xml:space="preserve"> </w:t>
-      </w:r>
-      <w:r>
-        <w:t xml:space="preserve">The Evolution of Life Histories</w:t>
-      </w:r>
-      <w:r>
-        <w:t xml:space="preserve">. Oxford University Press.</w:t>
-      </w:r>
-    </w:p>
-    <w:bookmarkEnd w:id="64"/>
-    <w:bookmarkStart w:id="65" w:name="ref-stoffel2017"/>
+      <w:bookmarkStart w:id="45" w:name="ref-stearns1992"/>
+      <w:bookmarkEnd w:id="44"/>
+      <w:r>
+        <w:t>Stearns, S. C. 1992. The Evolution of Life Histories. Oxford University Press.</w:t>
+      </w:r>
+    </w:p>
     <w:p>
       <w:pPr>
         <w:pStyle w:val="Bibliography"/>
       </w:pPr>
-      <w:r>
-        <w:t xml:space="preserve">Stoffel, M. A., S. Nakagawa, and H. Schielzeth. 2017. Rpt</w:t>
-      </w:r>
-      <w:r>
-        <w:t xml:space="preserve">R</w:t>
-      </w:r>
-      <w:r>
-        <w:t xml:space="preserve">: Repeatability estimation and variance decomposition by generalized linear mixed‐effects models. Methods Ecol Evol 8:1639–1644.</w:t>
-      </w:r>
-    </w:p>
-    <w:bookmarkEnd w:id="65"/>
-    <w:bookmarkStart w:id="66" w:name="ref-torres-vila2012"/>
+      <w:bookmarkStart w:id="46" w:name="ref-stoffel2017"/>
+      <w:bookmarkEnd w:id="45"/>
+      <w:r>
+        <w:lastRenderedPageBreak/>
+        <w:t>Stoffel, M. A., S. Nakagawa, and H. Schielzeth. 2017. RptR: Repeatability estimation and variance decomposition by generalized linear mixed‐effects models. Methods Ecol Evol 8:1639–1644.</w:t>
+      </w:r>
+    </w:p>
     <w:p>
       <w:pPr>
         <w:pStyle w:val="Bibliography"/>
       </w:pPr>
-      <w:r>
-        <w:t xml:space="preserve">Torres-Vila, L., E. Cruces-Caldera, M. Rodrı́guez-Molina, and L. Cauterruccio. 2012. Host plant selects for egg size in the moth lobesia botrana: Integrating reproductive and ecological trade-offs is not a simple matter. Pp. 145–167</w:t>
-      </w:r>
-      <w:r>
-        <w:t xml:space="preserve"> </w:t>
+      <w:bookmarkStart w:id="47" w:name="ref-torres-vila2012"/>
+      <w:bookmarkEnd w:id="46"/>
+      <w:r>
+        <w:t xml:space="preserve">Torres-Vila, L., E. Cruces-Caldera, M. Rodrı́guez-Molina, and L. Cauterruccio. 2012. Host plant selects for egg size in the moth lobesia botrana: Integrating reproductive and ecological trade-offs is not a simple matter. Pp. 145–167 </w:t>
       </w:r>
       <w:r>
         <w:rPr>
           <w:i/>
           <w:iCs/>
         </w:rPr>
-        <w:t xml:space="preserve">in</w:t>
-      </w:r>
-      <w:r>
-        <w:t xml:space="preserve"> </w:t>
-      </w:r>
-      <w:r>
-        <w:t xml:space="preserve">L. Cauterruccio, ed. Moths: Types, ecological significance and control methods. Nova Science Publishers, New York, NY.</w:t>
-      </w:r>
-    </w:p>
-    <w:bookmarkEnd w:id="66"/>
-    <w:bookmarkStart w:id="67" w:name="ref-tourneur2018"/>
+        <w:t>in</w:t>
+      </w:r>
+      <w:r>
+        <w:t xml:space="preserve"> L. Cauterruccio, ed. Moths: Types, ecological significance and control methods. Nova Science Publishers, New York, NY.</w:t>
+      </w:r>
+    </w:p>
     <w:p>
       <w:pPr>
         <w:pStyle w:val="Bibliography"/>
       </w:pPr>
-      <w:r>
-        <w:t xml:space="preserve">Tourneur, J.-C. 2018. Factors affecting the egg-laying pattern of</w:t>
-      </w:r>
-      <w:r>
-        <w:t xml:space="preserve"> </w:t>
+      <w:bookmarkStart w:id="48" w:name="ref-tourneur2018"/>
+      <w:bookmarkEnd w:id="47"/>
+      <w:r>
+        <w:t xml:space="preserve">Tourneur, J.-C. 2018. Factors affecting the egg-laying pattern of </w:t>
       </w:r>
       <w:r>
         <w:rPr>
           <w:i/>
           <w:iCs/>
         </w:rPr>
-        <w:t xml:space="preserve">forficula auricularia</w:t>
-      </w:r>
-      <w:r>
-        <w:t xml:space="preserve"> </w:t>
-      </w:r>
-      <w:r>
-        <w:t xml:space="preserve">(dermaptera: Forficulidae) in three climatologically different zones of north america. The Canadian Entomologist 150:511–519.</w:t>
-      </w:r>
-    </w:p>
-    <w:bookmarkEnd w:id="67"/>
-    <w:bookmarkStart w:id="68" w:name="ref-tourneur1992"/>
+        <w:t>forficula auricularia</w:t>
+      </w:r>
+      <w:r>
+        <w:t xml:space="preserve"> (dermaptera: Forficulidae) in three climatologically different zones of north america. The Canadian Entomologist 150:511–519.</w:t>
+      </w:r>
+    </w:p>
     <w:p>
       <w:pPr>
         <w:pStyle w:val="Bibliography"/>
       </w:pPr>
-      <w:r>
-        <w:t xml:space="preserve">Tourneur, J.-C., and J. Gingras. 1992. Egg laying in a northeastern</w:t>
-      </w:r>
-      <w:r>
-        <w:t xml:space="preserve"> </w:t>
-      </w:r>
-      <w:r>
-        <w:t xml:space="preserve">N</w:t>
-      </w:r>
-      <w:r>
-        <w:t xml:space="preserve">orth</w:t>
-      </w:r>
-      <w:r>
-        <w:t xml:space="preserve"> </w:t>
-      </w:r>
-      <w:r>
-        <w:t xml:space="preserve">A</w:t>
-      </w:r>
-      <w:r>
-        <w:t xml:space="preserve">merican (montr</w:t>
-      </w:r>
-      <w:r>
-        <w:t xml:space="preserve">é</w:t>
-      </w:r>
-      <w:r>
-        <w:t xml:space="preserve">al, qu</w:t>
-      </w:r>
-      <w:r>
-        <w:t xml:space="preserve">é</w:t>
-      </w:r>
-      <w:r>
-        <w:t xml:space="preserve">bec) population of</w:t>
-      </w:r>
-      <w:r>
-        <w:t xml:space="preserve"> </w:t>
+      <w:bookmarkStart w:id="49" w:name="ref-tourneur1992"/>
+      <w:bookmarkEnd w:id="48"/>
+      <w:r>
+        <w:t xml:space="preserve">Tourneur, J.-C., and J. Gingras. 1992. Egg laying in a northeastern North American (montréal, québec) population of </w:t>
       </w:r>
       <w:r>
         <w:rPr>
           <w:i/>
           <w:iCs/>
         </w:rPr>
-        <w:t xml:space="preserve">forficula auricularia</w:t>
-      </w:r>
-      <w:r>
-        <w:t xml:space="preserve"> </w:t>
-      </w:r>
-      <w:r>
-        <w:t xml:space="preserve">l. (</w:t>
-      </w:r>
-      <w:r>
-        <w:t xml:space="preserve">D</w:t>
-      </w:r>
-      <w:r>
-        <w:t xml:space="preserve">ermaptera:</w:t>
-      </w:r>
-      <w:r>
-        <w:t xml:space="preserve"> </w:t>
-      </w:r>
-      <w:r>
-        <w:t xml:space="preserve">F</w:t>
-      </w:r>
-      <w:r>
-        <w:t xml:space="preserve">orficulidae). The Canadian Entomologist 124:1055–1061.</w:t>
-      </w:r>
-    </w:p>
-    <w:bookmarkEnd w:id="68"/>
-    <w:bookmarkStart w:id="69" w:name="ref-vannoordwijk1986"/>
+        <w:t>forficula auricularia</w:t>
+      </w:r>
+      <w:r>
+        <w:t xml:space="preserve"> l. (Dermaptera: Forficulidae). The Canadian Entomologist 124:1055–1061.</w:t>
+      </w:r>
+    </w:p>
     <w:p>
       <w:pPr>
         <w:pStyle w:val="Bibliography"/>
       </w:pPr>
-      <w:r>
-        <w:t xml:space="preserve">Van Noordwijk, A. J., and G. de Jong. 1986. Acquisition and allocation of resources: Their influence on variation in life history tactics. Am Nat 128:137–142.</w:t>
-      </w:r>
-    </w:p>
-    <w:bookmarkEnd w:id="69"/>
-    <w:bookmarkStart w:id="70" w:name="ref-westneat2020"/>
+      <w:bookmarkStart w:id="50" w:name="ref-vannoordwijk1986"/>
+      <w:bookmarkEnd w:id="49"/>
+      <w:r>
+        <w:t>Van Noordwijk, A. J., and G. de Jong. 1986. Acquisition and allocation of resources: Their influence on variation in life history tactics. Am Nat 128:137–142.</w:t>
+      </w:r>
+    </w:p>
     <w:p>
       <w:pPr>
         <w:pStyle w:val="Bibliography"/>
       </w:pPr>
-      <w:r>
-        <w:t xml:space="preserve">Westneat, D. F., Y. G. Araya-Ajoy, H. Allegue, B. Class, N. Dingemanse, N. A. Dochtermann, L. Z. Garamszegi, J. G. A. Martin, S. Nakagawa, D. Réale, and H. Schielzeth. 2020. Collision between biological process and statistical analysis revealed by mean centring. J Anim Ecol 89:2813–2824. Department of Biology, University of Kentucky, Lexington, KY, USA. Centre for Biodiversity Dynamics (CBD), Department of Biology, Norwegian University of Science; Technology (NTNU), Trondheim, Norway. D</w:t>
-      </w:r>
-      <w:r>
-        <w:t xml:space="preserve">é</w:t>
-      </w:r>
-      <w:r>
-        <w:t xml:space="preserve">partement des Sciences Biologiques, Universit</w:t>
-      </w:r>
-      <w:r>
-        <w:t xml:space="preserve">é</w:t>
-      </w:r>
-      <w:r>
-        <w:t xml:space="preserve"> </w:t>
-      </w:r>
-      <w:r>
-        <w:t xml:space="preserve">du Qu</w:t>
-      </w:r>
-      <w:r>
-        <w:t xml:space="preserve">é</w:t>
-      </w:r>
-      <w:r>
-        <w:t xml:space="preserve">bec</w:t>
-      </w:r>
-      <w:r>
-        <w:t xml:space="preserve"> </w:t>
-      </w:r>
-      <w:r>
-        <w:t xml:space="preserve">à</w:t>
-      </w:r>
-      <w:r>
-        <w:t xml:space="preserve"> </w:t>
-      </w:r>
-      <w:r>
-        <w:t xml:space="preserve">Montr</w:t>
-      </w:r>
-      <w:r>
-        <w:t xml:space="preserve">é</w:t>
-      </w:r>
-      <w:r>
-        <w:t xml:space="preserve">al, Montreal, QC, Canada. Global Change Ecology Research Group, University of the Sunshine Coast, Sunshine Coast, QLD, Australia. Behavioural Ecology, Department of Biology, Ludwig-Maximilians University of Munich, Planegg-Martinsried, Germany. Department of Biological Sciences, North Dakota State University, Fargo, ND, USA. Centre for Ecological Research, Institute of Ecology; Botany, V</w:t>
-      </w:r>
-      <w:r>
-        <w:t xml:space="preserve">á</w:t>
-      </w:r>
-      <w:r>
-        <w:t xml:space="preserve">cr</w:t>
-      </w:r>
-      <w:r>
-        <w:t xml:space="preserve">á</w:t>
-      </w:r>
-      <w:r>
-        <w:t xml:space="preserve">t</w:t>
-      </w:r>
-      <w:r>
-        <w:t xml:space="preserve">ó</w:t>
-      </w:r>
-      <w:r>
-        <w:t xml:space="preserve">t, Hungary. MTA-ELTE, Theoretical Biology; Evolutionary Ecology Research Group, Department of Plant Systematics, Ecology; Theoretical Biology, E</w:t>
-      </w:r>
-      <w:r>
-        <w:t xml:space="preserve">ö</w:t>
-      </w:r>
-      <w:r>
-        <w:t xml:space="preserve">tv</w:t>
-      </w:r>
-      <w:r>
-        <w:t xml:space="preserve">ö</w:t>
-      </w:r>
-      <w:r>
-        <w:t xml:space="preserve">s Lor</w:t>
-      </w:r>
-      <w:r>
-        <w:t xml:space="preserve">á</w:t>
-      </w:r>
-      <w:r>
-        <w:t xml:space="preserve">nd University, Budapest, Hungary. Department of Biology, University of Ottawa, Ottawa, ON, Canada. Evolution &amp; Ecology Research Centre; School of Biological, Earth; Environmental Sciences, University of New South Wales, Sydney, Australia. D</w:t>
-      </w:r>
-      <w:r>
-        <w:t xml:space="preserve">é</w:t>
-      </w:r>
-      <w:r>
-        <w:t xml:space="preserve">partement des Sciences Biologiques, Universit</w:t>
-      </w:r>
-      <w:r>
-        <w:t xml:space="preserve">é</w:t>
-      </w:r>
-      <w:r>
-        <w:t xml:space="preserve"> </w:t>
-      </w:r>
-      <w:r>
-        <w:t xml:space="preserve">du Qu</w:t>
-      </w:r>
-      <w:r>
-        <w:t xml:space="preserve">é</w:t>
-      </w:r>
-      <w:r>
-        <w:t xml:space="preserve">bec</w:t>
-      </w:r>
-      <w:r>
-        <w:t xml:space="preserve"> </w:t>
-      </w:r>
-      <w:r>
-        <w:t xml:space="preserve">à</w:t>
-      </w:r>
-      <w:r>
-        <w:t xml:space="preserve"> </w:t>
-      </w:r>
-      <w:r>
-        <w:t xml:space="preserve">Montr</w:t>
-      </w:r>
-      <w:r>
-        <w:t xml:space="preserve">é</w:t>
-      </w:r>
-      <w:r>
-        <w:t xml:space="preserve">al, Montreal, QC, Canada. Institute of Ecology; Evolution, Friedrich Schiller University, Jena, Germany.</w:t>
-      </w:r>
-    </w:p>
-    <w:bookmarkEnd w:id="70"/>
-    <w:bookmarkStart w:id="71" w:name="ref-wickham2016"/>
+      <w:bookmarkStart w:id="51" w:name="ref-westneat2020"/>
+      <w:bookmarkEnd w:id="50"/>
+      <w:r>
+        <w:t xml:space="preserve">Westneat, D. F., Y. G. Araya-Ajoy, H. Allegue, B. Class, N. Dingemanse, N. A. Dochtermann, L. Z. Garamszegi, J. G. A. Martin, S. Nakagawa, D. Réale, and H. Schielzeth. 2020. Collision between biological process and statistical analysis revealed by mean centring. J Anim Ecol 89:2813–2824. Department of Biology, University of Kentucky, Lexington, KY, USA. Centre for Biodiversity Dynamics (CBD), Department of Biology, Norwegian University of Science; Technology (NTNU), Trondheim, Norway. </w:t>
+      </w:r>
+      <w:r>
+        <w:rPr>
+          <w:lang w:val="fr-CA"/>
+        </w:rPr>
+        <w:t xml:space="preserve">Département des Sciences Biologiques, Université du Québec à Montréal, Montreal, QC, Canada. </w:t>
+      </w:r>
+      <w:r>
+        <w:t>Global Change Ecology Research Group, University of the Sunshine Coast, Sunshine Coast, QLD, Australia. Behavioural Ecology, Department of Biology, Ludwig-Maximilians University of Munich, Planegg-Martinsried, Germany. Department of Biological Sciences, North Dakota State University, Fargo, ND, USA. Centre for Ecological Research, Institute of Ecology; Botany, Vácrátót, Hungary. MTA-ELTE, Theoretical Biology; Evolutionary Ecology Research Group, Department of Plant Systematics, Ecology; Theoretical Biology,</w:t>
+      </w:r>
+      <w:r>
+        <w:t xml:space="preserve"> Eötvös Loránd University, Budapest, Hungary. Department of Biology, University of Ottawa, Ottawa, ON, Canada. Evolution &amp; Ecology Research Centre; School of Biological, Earth; Environmental Sciences, University of New South Wales, Sydney, Australia. </w:t>
+      </w:r>
+      <w:r>
+        <w:rPr>
+          <w:lang w:val="fr-CA"/>
+        </w:rPr>
+        <w:t xml:space="preserve">Département des Sciences Biologiques, Université du Québec à Montréal, Montreal, QC, Canada. </w:t>
+      </w:r>
+      <w:r>
+        <w:t>Institute of Ecology; Evolution, Friedrich Schiller University, Jena, Germany.</w:t>
+      </w:r>
+    </w:p>
     <w:p>
       <w:pPr>
         <w:pStyle w:val="Bibliography"/>
       </w:pPr>
-      <w:r>
-        <w:t xml:space="preserve">Wickham, H. 2016. ggplot2:</w:t>
-      </w:r>
-      <w:r>
-        <w:t xml:space="preserve"> </w:t>
-      </w:r>
-      <w:r>
-        <w:t xml:space="preserve">E</w:t>
-      </w:r>
-      <w:r>
-        <w:t xml:space="preserve">legant graphics for data analysis. Springer, New York.</w:t>
-      </w:r>
-    </w:p>
-    <w:bookmarkEnd w:id="71"/>
-    <w:bookmarkStart w:id="72" w:name="ref-winkler1987"/>
+      <w:bookmarkStart w:id="52" w:name="ref-wickham2016"/>
+      <w:bookmarkEnd w:id="51"/>
+      <w:r>
+        <w:t>Wickham, H. 2016. ggplot2: Elegant graphics for data analysis. Springer, New York.</w:t>
+      </w:r>
+    </w:p>
     <w:p>
       <w:pPr>
         <w:pStyle w:val="Bibliography"/>
       </w:pPr>
-      <w:r>
-        <w:t xml:space="preserve">Winkler, D. W., and K. Wallin. 1987. Offspring size and number: A life history model linking effort per offspring and total effort. Am Nat 129:708–720.</w:t>
-      </w:r>
-    </w:p>
-    <w:bookmarkEnd w:id="72"/>
-    <w:bookmarkStart w:id="73" w:name="ref-yanagi2006"/>
+      <w:bookmarkStart w:id="53" w:name="ref-winkler1987"/>
+      <w:bookmarkEnd w:id="52"/>
+      <w:r>
+        <w:t>Winkler, D. W., and K. Wallin. 1987. Offspring size and number: A life history model linking effort per offspring and total effort. Am Nat 129:708–720.</w:t>
+      </w:r>
+    </w:p>
     <w:p>
       <w:pPr>
         <w:pStyle w:val="Bibliography"/>
       </w:pPr>
-      <w:r>
-        <w:t xml:space="preserve">Yanagi, S., T. Oikawa, and T. Miyatake. 2006. Heritability and genetic correlation estimates for egg size and number in callosobruchus chinensis (coleoptera: bruchidae). Ann Entomol Soc Am 99:364–368.</w:t>
-      </w:r>
-    </w:p>
-    <w:bookmarkEnd w:id="73"/>
-    <w:bookmarkStart w:id="74" w:name="ref-yosef2008"/>
+      <w:bookmarkStart w:id="54" w:name="ref-yanagi2006"/>
+      <w:bookmarkEnd w:id="53"/>
+      <w:r>
+        <w:lastRenderedPageBreak/>
+        <w:t>Yanagi, S., T. Oikawa, and T. Miyatake. 2006. Heritability and genetic correlation estimates for egg size and number in callosobruchus chinensis (coleoptera: bruchidae). Ann Entomol Soc Am 99:364–368.</w:t>
+      </w:r>
+    </w:p>
     <w:p>
       <w:pPr>
         <w:pStyle w:val="Bibliography"/>
       </w:pPr>
-      <w:r>
-        <w:t xml:space="preserve">Yosef, R., and P. Zduniak. 2008. Variation in clutch size, egg size variability and reproductive output in the desert finch (rhodospiza obsoleta). J Arid Environ 72:1631–1635.</w:t>
-      </w:r>
-    </w:p>
-    <w:bookmarkEnd w:id="74"/>
-    <w:bookmarkEnd w:id="75"/>
+      <w:bookmarkStart w:id="55" w:name="ref-yosef2008"/>
+      <w:bookmarkEnd w:id="54"/>
+      <w:r>
+        <w:t>Yosef, R., and P. Zduniak. 2008. Variation in clutch size, egg size variability and reproductive output in the desert finch (rhodospiza obsoleta). J Arid Environ 72:1631–1635.</w:t>
+      </w:r>
+    </w:p>
+    <w:bookmarkEnd w:id="16"/>
+    <w:bookmarkEnd w:id="55"/>
     <w:p>
       <w:pPr>
         <w:pStyle w:val="BodyText"/>
       </w:pPr>
       <w:r>
-        <w:t xml:space="preserve">##Figures</w:t>
+        <w:t>##Figures</w:t>
       </w:r>
     </w:p>
     <w:tbl>
       <w:tblPr>
         <w:tblStyle w:val="Table"/>
-        <w:tblW w:type="pct" w:w="5000"/>
+        <w:tblW w:w="5000" w:type="pct"/>
         <w:tblLayout w:type="fixed"/>
-        <w:tblLook w:firstRow="0" w:lastRow="0" w:firstColumn="0" w:lastColumn="0" w:noHBand="0" w:noVBand="0" w:val="0000"/>
+        <w:tblLook w:val="0000" w:firstRow="0" w:lastRow="0" w:firstColumn="0" w:lastColumn="0" w:noHBand="0" w:noVBand="0"/>
       </w:tblPr>
       <w:tblGrid>
-        <w:gridCol w:w="7920"/>
+        <w:gridCol w:w="9620"/>
       </w:tblGrid>
       <w:tr>
         <w:tc>
-          <w:tcPr/>
-          <w:bookmarkStart w:id="79" w:name="fig-one"/>
+          <w:tcPr>
+            <w:tcW w:w="7920" w:type="dxa"/>
+          </w:tcPr>
           <w:p>
             <w:pPr>
               <w:pStyle w:val="Compact"/>
               <w:jc w:val="center"/>
             </w:pPr>
+            <w:bookmarkStart w:id="56" w:name="fig-one"/>
             <w:r>
+              <w:rPr>
+                <w:noProof/>
+              </w:rPr>
               <w:drawing>
-                <wp:inline>
+                <wp:inline distT="0" distB="0" distL="0" distR="0" wp14:anchorId="1D26F00C" wp14:editId="79D3C08B">
                   <wp:extent cx="3810000" cy="2540000"/>
-                  <wp:effectExtent b="0" l="0" r="0" t="0"/>
-                  <wp:docPr descr="" title="" id="77" name="Picture"/>
-                  <a:graphic>
+                  <wp:effectExtent l="0" t="0" r="0" b="0"/>
+                  <wp:docPr id="77" name="Picture"/>
+                  <wp:cNvGraphicFramePr/>
+                  <a:graphic xmlns:a="http://schemas.openxmlformats.org/drawingml/2006/main">
                     <a:graphicData uri="http://schemas.openxmlformats.org/drawingml/2006/picture">
-                      <pic:pic>
+                      <pic:pic xmlns:pic="http://schemas.openxmlformats.org/drawingml/2006/picture">
                         <pic:nvPicPr>
-                          <pic:cNvPr descr="figure_1.jpg" id="78" name="Picture"/>
+                          <pic:cNvPr id="78" name="Picture" descr="figure_1.jpg"/>
                           <pic:cNvPicPr>
-                            <a:picLocks noChangeArrowheads="1" noChangeAspect="1"/>
+                            <a:picLocks noChangeAspect="1" noChangeArrowheads="1"/>
                           </pic:cNvPicPr>
                         </pic:nvPicPr>
                         <pic:blipFill>
-                          <a:blip r:embed="rId76"/>
+                          <a:blip r:embed="rId9"/>
                           <a:stretch>
                             <a:fillRect/>
                           </a:stretch>
@@ -2868,59 +2640,75 @@
           </w:p>
           <w:p>
             <w:pPr>
-              <w:jc w:val="center"/>
-            </w:pPr>
-            <w:pPr>
-              <w:jc w:val="left"/>
+              <w:pStyle w:val="ImageCaption"/>
               <w:spacing w:before="200"/>
-              <w:pStyle w:val="ImageCaption"/>
             </w:pPr>
             <w:r>
-              <w:t xml:space="preserve">Figure 1: Partitioning the egg size–number trade-off into within- and between-female components. (a) Within-female (plastic) relationship between egg number and mean egg size. Points represent individual broods (first clutch: pink; second clutch: blue), with grey lines connecting repeated measures from the same female. The x-axis shows standardized within-female deviation in egg number (0 = female mean). The solid black line represents the Bayesian population-level estimate of the within-female slope (</w:t>
+              <w:t>Figure 1: Partitioning the egg size–number trade-off into within- and between-female components. (a) Within-female (plastic) relationship between egg number and mean egg size. Points represent individual broods (first clutch: pink; second clutch: blue), with grey lines connecting repeated measures from the same female. The x-axis shows standardized within-female deviation in egg number (0 = female mean). The solid black line represents the Bayesian population-level estimate of the within-female slope (</w:t>
             </w:r>
             <m:oMath>
               <m:sSub>
+                <m:sSubPr>
+                  <m:ctrlPr>
+                    <w:rPr>
+                      <w:rFonts w:ascii="Cambria Math" w:hAnsi="Cambria Math"/>
+                    </w:rPr>
+                  </m:ctrlPr>
+                </m:sSubPr>
                 <m:e>
                   <m:r>
+                    <w:rPr>
+                      <w:rFonts w:ascii="Cambria Math" w:hAnsi="Cambria Math"/>
+                    </w:rPr>
                     <m:t>β</m:t>
                   </m:r>
                 </m:e>
                 <m:sub>
                   <m:r>
+                    <w:rPr>
+                      <w:rFonts w:ascii="Cambria Math" w:hAnsi="Cambria Math"/>
+                    </w:rPr>
                     <m:t>W</m:t>
                   </m:r>
                 </m:sub>
               </m:sSub>
             </m:oMath>
             <w:r>
-              <w:t xml:space="preserve"> </w:t>
-            </w:r>
-            <w:r>
-              <w:t xml:space="preserve">= -0.01, 95% CrI (-0.06, 0.05). (b) Between-female (strategic) relationship based on female means across broods plotted against standardized between-female deviation in egg number. The black line represents the Bayesian population-level between-female slope (β</w:t>
+              <w:t xml:space="preserve"> = -0.01, 95% CrI (-0.06, 0.05). (b) Between-female (strategic) relationship based on female means across broods plotted against standardized between-female deviation in egg number. The black line represents the Bayesian population-level between-female slope (β</w:t>
             </w:r>
             <m:oMath>
               <m:sSub>
+                <m:sSubPr>
+                  <m:ctrlPr>
+                    <w:rPr>
+                      <w:rFonts w:ascii="Cambria Math" w:hAnsi="Cambria Math"/>
+                    </w:rPr>
+                  </m:ctrlPr>
+                </m:sSubPr>
                 <m:e>
                   <m:r>
+                    <w:rPr>
+                      <w:rFonts w:ascii="Cambria Math" w:hAnsi="Cambria Math"/>
+                    </w:rPr>
                     <m:t>β</m:t>
                   </m:r>
                 </m:e>
                 <m:sub>
                   <m:r>
+                    <w:rPr>
+                      <w:rFonts w:ascii="Cambria Math" w:hAnsi="Cambria Math"/>
+                    </w:rPr>
                     <m:t>B</m:t>
                   </m:r>
                 </m:sub>
               </m:sSub>
             </m:oMath>
             <w:r>
-              <w:t xml:space="preserve"> </w:t>
-            </w:r>
-            <w:r>
-              <w:t xml:space="preserve">= -0.05, 95% CrI (-0.10, 0.00). Together, the panels distinguish plastic allocation within females from strategic differences among females, indicating weak support for a reproductive size–number trade-off.</w:t>
+              <w:t xml:space="preserve"> = -0.05, 95% CrI (-0.10, 0.00). Together, the panels distinguish plastic allocation within females from strategic differences among females, indicating weak support for a reproductive size–number trade-off.</w:t>
             </w:r>
           </w:p>
-          <w:bookmarkEnd w:id="79"/>
         </w:tc>
+        <w:bookmarkEnd w:id="56"/>
       </w:tr>
     </w:tbl>
     <w:p>
@@ -2934,39 +2722,46 @@
     <w:tbl>
       <w:tblPr>
         <w:tblStyle w:val="Table"/>
-        <w:tblW w:type="pct" w:w="5000"/>
+        <w:tblW w:w="5000" w:type="pct"/>
         <w:tblLayout w:type="fixed"/>
-        <w:tblLook w:firstRow="0" w:lastRow="0" w:firstColumn="0" w:lastColumn="0" w:noHBand="0" w:noVBand="0" w:val="0000"/>
+        <w:tblLook w:val="0000" w:firstRow="0" w:lastRow="0" w:firstColumn="0" w:lastColumn="0" w:noHBand="0" w:noVBand="0"/>
       </w:tblPr>
       <w:tblGrid>
-        <w:gridCol w:w="7920"/>
+        <w:gridCol w:w="9620"/>
       </w:tblGrid>
       <w:tr>
         <w:tc>
-          <w:tcPr/>
-          <w:bookmarkStart w:id="83" w:name="fig-two"/>
+          <w:tcPr>
+            <w:tcW w:w="7920" w:type="dxa"/>
+          </w:tcPr>
           <w:p>
             <w:pPr>
               <w:pStyle w:val="Compact"/>
               <w:jc w:val="center"/>
             </w:pPr>
+            <w:bookmarkStart w:id="57" w:name="fig-two"/>
             <w:r>
+              <w:rPr>
+                <w:noProof/>
+              </w:rPr>
+              <w:lastRenderedPageBreak/>
               <w:drawing>
-                <wp:inline>
+                <wp:inline distT="0" distB="0" distL="0" distR="0" wp14:anchorId="4B8E9094" wp14:editId="374D4FD0">
                   <wp:extent cx="3810000" cy="2540000"/>
-                  <wp:effectExtent b="0" l="0" r="0" t="0"/>
-                  <wp:docPr descr="" title="" id="81" name="Picture"/>
-                  <a:graphic>
+                  <wp:effectExtent l="0" t="0" r="0" b="0"/>
+                  <wp:docPr id="81" name="Picture"/>
+                  <wp:cNvGraphicFramePr/>
+                  <a:graphic xmlns:a="http://schemas.openxmlformats.org/drawingml/2006/main">
                     <a:graphicData uri="http://schemas.openxmlformats.org/drawingml/2006/picture">
-                      <pic:pic>
+                      <pic:pic xmlns:pic="http://schemas.openxmlformats.org/drawingml/2006/picture">
                         <pic:nvPicPr>
-                          <pic:cNvPr descr="figure_2.jpg" id="82" name="Picture"/>
+                          <pic:cNvPr id="82" name="Picture" descr="figure_2.jpg"/>
                           <pic:cNvPicPr>
-                            <a:picLocks noChangeArrowheads="1" noChangeAspect="1"/>
+                            <a:picLocks noChangeAspect="1" noChangeArrowheads="1"/>
                           </pic:cNvPicPr>
                         </pic:nvPicPr>
                         <pic:blipFill>
-                          <a:blip r:embed="rId80"/>
+                          <a:blip r:embed="rId10"/>
                           <a:stretch>
                             <a:fillRect/>
                           </a:stretch>
@@ -2995,29 +2790,29 @@
           </w:p>
           <w:p>
             <w:pPr>
-              <w:jc w:val="center"/>
-            </w:pPr>
-            <w:pPr>
-              <w:jc w:val="left"/>
+              <w:pStyle w:val="ImageCaption"/>
               <w:spacing w:before="200"/>
-              <w:pStyle w:val="ImageCaption"/>
             </w:pPr>
             <w:r>
-              <w:t xml:space="preserve">Figure 2: Clutch-specific variance components of egg size. (a) Between-female variance in egg size for first and second clutches, estimated from a hierarchical Bayesian model with clutch-specific female effects. (b) Within-clutch (egg-to-egg) variance for first and second clutches. Grey points represent posterior draws, black points indicate posterior medians, and vertical lines denote 95% credible intervals. Between-female variance did not differ clearly between clutches, whereas within-clutch variance was greater in second clutches.</w:t>
+              <w:t>Figure 2: Clutch-specific variance components of egg size. (a) Between-female variance in egg size for first and second clutches, estimated from a hierarchical Bayesian model with clutch-specific female effects. (b) Within-clutch (egg-to-egg) variance for first and second clutches. Grey points represent posterior draws, black points indicate posterior medians, and vertical lines denote 95% credible intervals. Between-female variance did not differ clearly between clutches, whereas within-clutch variance was</w:t>
+            </w:r>
+            <w:r>
+              <w:t xml:space="preserve"> greater in second clutches.</w:t>
             </w:r>
           </w:p>
-          <w:bookmarkEnd w:id="83"/>
         </w:tc>
+        <w:bookmarkEnd w:id="57"/>
       </w:tr>
+      <w:bookmarkEnd w:id="14"/>
     </w:tbl>
-    <w:bookmarkEnd w:id="84"/>
+    <w:p/>
     <w:sectPr>
-      <w:headerReference r:id="rId10" w:type="even"/>
-      <w:headerReference r:id="rId9" w:type="default"/>
-      <w:footerReference r:id="rId12" w:type="even"/>
-      <w:footerReference r:id="rId11" w:type="default"/>
-      <w:pgSz w:h="15840" w:w="12240"/>
-      <w:pgMar w:bottom="2024" w:footer="737" w:gutter="0" w:header="737" w:left="1418" w:right="1418" w:top="1531"/>
+      <w:headerReference w:type="even" r:id="rId11"/>
+      <w:headerReference w:type="default" r:id="rId12"/>
+      <w:footerReference w:type="even" r:id="rId13"/>
+      <w:footerReference w:type="default" r:id="rId14"/>
+      <w:pgSz w:w="12240" w:h="15840"/>
+      <w:pgMar w:top="1531" w:right="1418" w:bottom="2024" w:left="1418" w:header="737" w:footer="737" w:gutter="0"/>
       <w:lnNumType w:countBy="1" w:restart="continuous"/>
       <w:cols w:space="720"/>
       <w:docGrid w:linePitch="326"/>
@@ -3026,8 +2821,29 @@
 </w:document>
 </file>
 
-<file path=word/comments.xml><?xml version="1.0" encoding="utf-8"?>
-<w:comments xmlns:w="http://schemas.openxmlformats.org/wordprocessingml/2006/main" xmlns:m="http://schemas.openxmlformats.org/officeDocument/2006/math" xmlns:r="http://schemas.openxmlformats.org/officeDocument/2006/relationships" xmlns:o="urn:schemas-microsoft-com:office:office" xmlns:v="urn:schemas-microsoft-com:vml" xmlns:w10="urn:schemas-microsoft-com:office:word" xmlns:a="http://schemas.openxmlformats.org/drawingml/2006/main" xmlns:pic="http://schemas.openxmlformats.org/drawingml/2006/picture" xmlns:wp="http://schemas.openxmlformats.org/drawingml/2006/wordprocessingDrawing"/>
+<file path=word/endnotes.xml><?xml version="1.0" encoding="utf-8"?>
+<w:endnotes xmlns:wpc="http://schemas.microsoft.com/office/word/2010/wordprocessingCanvas" xmlns:cx="http://schemas.microsoft.com/office/drawing/2014/chartex" xmlns:cx1="http://schemas.microsoft.com/office/drawing/2015/9/8/chartex" xmlns:cx2="http://schemas.microsoft.com/office/drawing/2015/10/21/chartex" xmlns:cx3="http://schemas.microsoft.com/office/drawing/2016/5/9/chartex" xmlns:cx4="http://schemas.microsoft.com/office/drawing/2016/5/10/chartex" xmlns:cx5="http://schemas.microsoft.com/office/drawing/2016/5/11/chartex" xmlns:cx6="http://schemas.microsoft.com/office/drawing/2016/5/12/chartex" xmlns:cx7="http://schemas.microsoft.com/office/drawing/2016/5/13/chartex" xmlns:cx8="http://schemas.microsoft.com/office/drawing/2016/5/14/chartex" xmlns:mc="http://schemas.openxmlformats.org/markup-compatibility/2006" xmlns:aink="http://schemas.microsoft.com/office/drawing/2016/ink" xmlns:am3d="http://schemas.microsoft.com/office/drawing/2017/model3d" xmlns:o="urn:schemas-microsoft-com:office:office" xmlns:oel="http://schemas.microsoft.com/office/2019/extlst" xmlns:r="http://schemas.openxmlformats.org/officeDocument/2006/relationships" xmlns:m="http://schemas.openxmlformats.org/officeDocument/2006/math" xmlns:v="urn:schemas-microsoft-com:vml" xmlns:wp14="http://schemas.microsoft.com/office/word/2010/wordprocessingDrawing" xmlns:wp="http://schemas.openxmlformats.org/drawingml/2006/wordprocessingDrawing" xmlns:w10="urn:schemas-microsoft-com:office:word" xmlns:w="http://schemas.openxmlformats.org/wordprocessingml/2006/main" xmlns:w14="http://schemas.microsoft.com/office/word/2010/wordml" xmlns:w15="http://schemas.microsoft.com/office/word/2012/wordml" xmlns:w16cex="http://schemas.microsoft.com/office/word/2018/wordml/cex" xmlns:w16cid="http://schemas.microsoft.com/office/word/2016/wordml/cid" xmlns:w16="http://schemas.microsoft.com/office/word/2018/wordml" xmlns:w16du="http://schemas.microsoft.com/office/word/2023/wordml/word16du" xmlns:w16sdtdh="http://schemas.microsoft.com/office/word/2020/wordml/sdtdatahash" xmlns:w16sdtfl="http://schemas.microsoft.com/office/word/2024/wordml/sdtformatlock" xmlns:w16se="http://schemas.microsoft.com/office/word/2015/wordml/symex" xmlns:wpg="http://schemas.microsoft.com/office/word/2010/wordprocessingGroup" xmlns:wpi="http://schemas.microsoft.com/office/word/2010/wordprocessingInk" xmlns:wne="http://schemas.microsoft.com/office/word/2006/wordml" xmlns:wps="http://schemas.microsoft.com/office/word/2010/wordprocessingShape" mc:Ignorable="w14 w15 w16se w16cid w16 w16cex w16sdtdh w16sdtfl w16du wp14">
+  <w:endnote w:type="separator" w:id="-1">
+    <w:p>
+      <w:pPr>
+        <w:spacing w:after="0"/>
+      </w:pPr>
+      <w:r>
+        <w:separator/>
+      </w:r>
+    </w:p>
+  </w:endnote>
+  <w:endnote w:type="continuationSeparator" w:id="0">
+    <w:p>
+      <w:pPr>
+        <w:spacing w:after="0"/>
+      </w:pPr>
+      <w:r>
+        <w:continuationSeparator/>
+      </w:r>
+    </w:p>
+  </w:endnote>
+</w:endnotes>
 </file>
 
 <file path=word/footer1.xml><?xml version="1.0" encoding="utf-8"?>
@@ -3043,6 +2859,11 @@
         <w:docPartUnique/>
       </w:docPartObj>
     </w:sdtPr>
+    <w:sdtEndPr>
+      <w:rPr>
+        <w:rStyle w:val="PageNumber"/>
+      </w:rPr>
+    </w:sdtEndPr>
     <w:sdtContent>
       <w:p>
         <w:pPr>
@@ -3095,6 +2916,11 @@
         <w:docPartUnique/>
       </w:docPartObj>
     </w:sdtPr>
+    <w:sdtEndPr>
+      <w:rPr>
+        <w:rStyle w:val="PageNumber"/>
+      </w:rPr>
+    </w:sdtEndPr>
     <w:sdtContent>
       <w:p>
         <w:pPr>
@@ -3148,18 +2974,24 @@
 </file>
 
 <file path=word/footnotes.xml><?xml version="1.0" encoding="utf-8"?>
-<w:footnotes xmlns:w="http://schemas.openxmlformats.org/wordprocessingml/2006/main" xmlns:m="http://schemas.openxmlformats.org/officeDocument/2006/math" xmlns:r="http://schemas.openxmlformats.org/officeDocument/2006/relationships" xmlns:o="urn:schemas-microsoft-com:office:office" xmlns:v="urn:schemas-microsoft-com:vml" xmlns:w10="urn:schemas-microsoft-com:office:word" xmlns:a="http://schemas.openxmlformats.org/drawingml/2006/main" xmlns:pic="http://schemas.openxmlformats.org/drawingml/2006/picture" xmlns:wp="http://schemas.openxmlformats.org/drawingml/2006/wordprocessingDrawing">
+<w:footnotes xmlns:wpc="http://schemas.microsoft.com/office/word/2010/wordprocessingCanvas" xmlns:cx="http://schemas.microsoft.com/office/drawing/2014/chartex" xmlns:cx1="http://schemas.microsoft.com/office/drawing/2015/9/8/chartex" xmlns:cx2="http://schemas.microsoft.com/office/drawing/2015/10/21/chartex" xmlns:cx3="http://schemas.microsoft.com/office/drawing/2016/5/9/chartex" xmlns:cx4="http://schemas.microsoft.com/office/drawing/2016/5/10/chartex" xmlns:cx5="http://schemas.microsoft.com/office/drawing/2016/5/11/chartex" xmlns:cx6="http://schemas.microsoft.com/office/drawing/2016/5/12/chartex" xmlns:cx7="http://schemas.microsoft.com/office/drawing/2016/5/13/chartex" xmlns:cx8="http://schemas.microsoft.com/office/drawing/2016/5/14/chartex" xmlns:mc="http://schemas.openxmlformats.org/markup-compatibility/2006" xmlns:aink="http://schemas.microsoft.com/office/drawing/2016/ink" xmlns:am3d="http://schemas.microsoft.com/office/drawing/2017/model3d" xmlns:o="urn:schemas-microsoft-com:office:office" xmlns:oel="http://schemas.microsoft.com/office/2019/extlst" xmlns:r="http://schemas.openxmlformats.org/officeDocument/2006/relationships" xmlns:m="http://schemas.openxmlformats.org/officeDocument/2006/math" xmlns:v="urn:schemas-microsoft-com:vml" xmlns:wp14="http://schemas.microsoft.com/office/word/2010/wordprocessingDrawing" xmlns:wp="http://schemas.openxmlformats.org/drawingml/2006/wordprocessingDrawing" xmlns:w10="urn:schemas-microsoft-com:office:word" xmlns:w="http://schemas.openxmlformats.org/wordprocessingml/2006/main" xmlns:w14="http://schemas.microsoft.com/office/word/2010/wordml" xmlns:w15="http://schemas.microsoft.com/office/word/2012/wordml" xmlns:w16cex="http://schemas.microsoft.com/office/word/2018/wordml/cex" xmlns:w16cid="http://schemas.microsoft.com/office/word/2016/wordml/cid" xmlns:w16="http://schemas.microsoft.com/office/word/2018/wordml" xmlns:w16du="http://schemas.microsoft.com/office/word/2023/wordml/word16du" xmlns:w16sdtdh="http://schemas.microsoft.com/office/word/2020/wordml/sdtdatahash" xmlns:w16sdtfl="http://schemas.microsoft.com/office/word/2024/wordml/sdtformatlock" xmlns:w16se="http://schemas.microsoft.com/office/word/2015/wordml/symex" xmlns:wpg="http://schemas.microsoft.com/office/word/2010/wordprocessingGroup" xmlns:wpi="http://schemas.microsoft.com/office/word/2010/wordprocessingInk" xmlns:wne="http://schemas.microsoft.com/office/word/2006/wordml" xmlns:wps="http://schemas.microsoft.com/office/word/2010/wordprocessingShape" mc:Ignorable="w14 w15 w16se w16cid w16 w16cex w16sdtdh w16sdtfl w16du wp14">
+  <w:footnote w:type="separator" w:id="-1">
+    <w:p>
+      <w:pPr>
+        <w:spacing w:after="0"/>
+      </w:pPr>
+      <w:r>
+        <w:separator/>
+      </w:r>
+    </w:p>
+  </w:footnote>
   <w:footnote w:type="continuationSeparator" w:id="0">
     <w:p>
+      <w:pPr>
+        <w:spacing w:after="0"/>
+      </w:pPr>
       <w:r>
         <w:continuationSeparator/>
-      </w:r>
-    </w:p>
-  </w:footnote>
-  <w:footnote w:type="separator" w:id="-1">
-    <w:p>
-      <w:r>
-        <w:separator/>
       </w:r>
     </w:p>
   </w:footnote>
@@ -3179,6 +3011,11 @@
         <w:docPartUnique/>
       </w:docPartObj>
     </w:sdtPr>
+    <w:sdtEndPr>
+      <w:rPr>
+        <w:rStyle w:val="PageNumber"/>
+      </w:rPr>
+    </w:sdtEndPr>
     <w:sdtContent>
       <w:p>
         <w:pPr>
@@ -3239,8 +3076,8 @@
 </file>
 
 <file path=word/numbering.xml><?xml version="1.0" encoding="utf-8"?>
-<w:numbering xmlns:aink="http://schemas.microsoft.com/office/drawing/2016/ink" xmlns:am3d="http://schemas.microsoft.com/office/drawing/2017/model3d" xmlns:cx="http://schemas.microsoft.com/office/drawing/2014/chartex" xmlns:cx1="http://schemas.microsoft.com/office/drawing/2015/9/8/chartex" xmlns:cx2="http://schemas.microsoft.com/office/drawing/2015/10/21/chartex" xmlns:cx3="http://schemas.microsoft.com/office/drawing/2016/5/9/chartex" xmlns:cx4="http://schemas.microsoft.com/office/drawing/2016/5/10/chartex" xmlns:cx5="http://schemas.microsoft.com/office/drawing/2016/5/11/chartex" xmlns:cx6="http://schemas.microsoft.com/office/drawing/2016/5/12/chartex" xmlns:cx7="http://schemas.microsoft.com/office/drawing/2016/5/13/chartex" xmlns:cx8="http://schemas.microsoft.com/office/drawing/2016/5/14/chartex" xmlns:m="http://schemas.openxmlformats.org/officeDocument/2006/math" xmlns:mc="http://schemas.openxmlformats.org/markup-compatibility/2006" xmlns:o="urn:schemas-microsoft-com:office:office" xmlns:oel="http://schemas.microsoft.com/office/2019/extlst" xmlns:r="http://schemas.openxmlformats.org/officeDocument/2006/relationships" xmlns:v="urn:schemas-microsoft-com:vml" xmlns:w="http://schemas.openxmlformats.org/wordprocessingml/2006/main" xmlns:w10="urn:schemas-microsoft-com:office:word" xmlns:w14="http://schemas.microsoft.com/office/word/2010/wordml" xmlns:w15="http://schemas.microsoft.com/office/word/2012/wordml" xmlns:w16="http://schemas.microsoft.com/office/word/2018/wordml" xmlns:w16cex="http://schemas.microsoft.com/office/word/2018/wordml/cex" xmlns:w16cid="http://schemas.microsoft.com/office/word/2016/wordml/cid" xmlns:w16du="http://schemas.microsoft.com/office/word/2023/wordml/word16du" xmlns:w16sdtdh="http://schemas.microsoft.com/office/word/2020/wordml/sdtdatahash" xmlns:w16sdtfl="http://schemas.microsoft.com/office/word/2024/wordml/sdtformatlock" xmlns:w16se="http://schemas.microsoft.com/office/word/2015/wordml/symex" xmlns:wne="http://schemas.microsoft.com/office/word/2006/wordml" xmlns:wp="http://schemas.openxmlformats.org/drawingml/2006/wordprocessingDrawing" xmlns:wp14="http://schemas.microsoft.com/office/word/2010/wordprocessingDrawing" xmlns:wpc="http://schemas.microsoft.com/office/word/2010/wordprocessingCanvas" xmlns:wpg="http://schemas.microsoft.com/office/word/2010/wordprocessingGroup" xmlns:wpi="http://schemas.microsoft.com/office/word/2010/wordprocessingInk" xmlns:wps="http://schemas.microsoft.com/office/word/2010/wordprocessingShape" mc:Ignorable="w14 w15 w16se w16cid w16 w16cex w16sdtdh w16sdtfl w16du wp14">
-  <w:abstractNum w15:restartNumberingAfterBreak="0" w:abstractNumId="0">
+<w:numbering xmlns:wpc="http://schemas.microsoft.com/office/word/2010/wordprocessingCanvas" xmlns:cx="http://schemas.microsoft.com/office/drawing/2014/chartex" xmlns:cx1="http://schemas.microsoft.com/office/drawing/2015/9/8/chartex" xmlns:cx2="http://schemas.microsoft.com/office/drawing/2015/10/21/chartex" xmlns:cx3="http://schemas.microsoft.com/office/drawing/2016/5/9/chartex" xmlns:cx4="http://schemas.microsoft.com/office/drawing/2016/5/10/chartex" xmlns:cx5="http://schemas.microsoft.com/office/drawing/2016/5/11/chartex" xmlns:cx6="http://schemas.microsoft.com/office/drawing/2016/5/12/chartex" xmlns:cx7="http://schemas.microsoft.com/office/drawing/2016/5/13/chartex" xmlns:cx8="http://schemas.microsoft.com/office/drawing/2016/5/14/chartex" xmlns:mc="http://schemas.openxmlformats.org/markup-compatibility/2006" xmlns:aink="http://schemas.microsoft.com/office/drawing/2016/ink" xmlns:am3d="http://schemas.microsoft.com/office/drawing/2017/model3d" xmlns:o="urn:schemas-microsoft-com:office:office" xmlns:oel="http://schemas.microsoft.com/office/2019/extlst" xmlns:r="http://schemas.openxmlformats.org/officeDocument/2006/relationships" xmlns:m="http://schemas.openxmlformats.org/officeDocument/2006/math" xmlns:v="urn:schemas-microsoft-com:vml" xmlns:wp14="http://schemas.microsoft.com/office/word/2010/wordprocessingDrawing" xmlns:wp="http://schemas.openxmlformats.org/drawingml/2006/wordprocessingDrawing" xmlns:w10="urn:schemas-microsoft-com:office:word" xmlns:w="http://schemas.openxmlformats.org/wordprocessingml/2006/main" xmlns:w14="http://schemas.microsoft.com/office/word/2010/wordml" xmlns:w15="http://schemas.microsoft.com/office/word/2012/wordml" xmlns:w16cex="http://schemas.microsoft.com/office/word/2018/wordml/cex" xmlns:w16cid="http://schemas.microsoft.com/office/word/2016/wordml/cid" xmlns:w16="http://schemas.microsoft.com/office/word/2018/wordml" xmlns:w16du="http://schemas.microsoft.com/office/word/2023/wordml/word16du" xmlns:w16sdtdh="http://schemas.microsoft.com/office/word/2020/wordml/sdtdatahash" xmlns:w16sdtfl="http://schemas.microsoft.com/office/word/2024/wordml/sdtformatlock" xmlns:w16se="http://schemas.microsoft.com/office/word/2015/wordml/symex" xmlns:wpg="http://schemas.microsoft.com/office/word/2010/wordprocessingGroup" xmlns:wpi="http://schemas.microsoft.com/office/word/2010/wordprocessingInk" xmlns:wne="http://schemas.microsoft.com/office/word/2006/wordml" xmlns:wps="http://schemas.microsoft.com/office/word/2010/wordprocessingShape" mc:Ignorable="w14 w15 w16se w16cid w16 w16cex w16sdtdh w16sdtfl w16du wp14">
+  <w:abstractNum w:abstractNumId="0" w15:restartNumberingAfterBreak="0">
     <w:nsid w:val="FFFFFF7C"/>
     <w:multiLevelType w:val="singleLevel"/>
     <w:tmpl w:val="BD5E45BC"/>
@@ -3251,13 +3088,13 @@
       <w:lvlJc w:val="left"/>
       <w:pPr>
         <w:tabs>
-          <w:tab w:pos="1492" w:val="num"/>
+          <w:tab w:val="num" w:pos="1492"/>
         </w:tabs>
-        <w:ind w:hanging="360" w:left="1492"/>
+        <w:ind w:left="1492" w:hanging="360"/>
       </w:pPr>
     </w:lvl>
   </w:abstractNum>
-  <w:abstractNum w15:restartNumberingAfterBreak="0" w:abstractNumId="1">
+  <w:abstractNum w:abstractNumId="1" w15:restartNumberingAfterBreak="0">
     <w:nsid w:val="FFFFFF7D"/>
     <w:multiLevelType w:val="singleLevel"/>
     <w:tmpl w:val="C25E26BA"/>
@@ -3268,13 +3105,13 @@
       <w:lvlJc w:val="left"/>
       <w:pPr>
         <w:tabs>
-          <w:tab w:pos="1209" w:val="num"/>
+          <w:tab w:val="num" w:pos="1209"/>
         </w:tabs>
-        <w:ind w:hanging="360" w:left="1209"/>
+        <w:ind w:left="1209" w:hanging="360"/>
       </w:pPr>
     </w:lvl>
   </w:abstractNum>
-  <w:abstractNum w15:restartNumberingAfterBreak="0" w:abstractNumId="2">
+  <w:abstractNum w:abstractNumId="2" w15:restartNumberingAfterBreak="0">
     <w:nsid w:val="FFFFFF7E"/>
     <w:multiLevelType w:val="singleLevel"/>
     <w:tmpl w:val="237EE0FA"/>
@@ -3285,13 +3122,13 @@
       <w:lvlJc w:val="left"/>
       <w:pPr>
         <w:tabs>
-          <w:tab w:pos="926" w:val="num"/>
+          <w:tab w:val="num" w:pos="926"/>
         </w:tabs>
-        <w:ind w:hanging="360" w:left="926"/>
+        <w:ind w:left="926" w:hanging="360"/>
       </w:pPr>
     </w:lvl>
   </w:abstractNum>
-  <w:abstractNum w15:restartNumberingAfterBreak="0" w:abstractNumId="3">
+  <w:abstractNum w:abstractNumId="3" w15:restartNumberingAfterBreak="0">
     <w:nsid w:val="FFFFFF7F"/>
     <w:multiLevelType w:val="singleLevel"/>
     <w:tmpl w:val="5D76EAF2"/>
@@ -3302,13 +3139,13 @@
       <w:lvlJc w:val="left"/>
       <w:pPr>
         <w:tabs>
-          <w:tab w:pos="643" w:val="num"/>
+          <w:tab w:val="num" w:pos="643"/>
         </w:tabs>
-        <w:ind w:hanging="360" w:left="643"/>
+        <w:ind w:left="643" w:hanging="360"/>
       </w:pPr>
     </w:lvl>
   </w:abstractNum>
-  <w:abstractNum w15:restartNumberingAfterBreak="0" w:abstractNumId="4">
+  <w:abstractNum w:abstractNumId="4" w15:restartNumberingAfterBreak="0">
     <w:nsid w:val="FFFFFF80"/>
     <w:multiLevelType w:val="singleLevel"/>
     <w:tmpl w:val="68ACF7EE"/>
@@ -3319,16 +3156,16 @@
       <w:lvlJc w:val="left"/>
       <w:pPr>
         <w:tabs>
-          <w:tab w:pos="1492" w:val="num"/>
+          <w:tab w:val="num" w:pos="1492"/>
         </w:tabs>
-        <w:ind w:hanging="360" w:left="1492"/>
+        <w:ind w:left="1492" w:hanging="360"/>
       </w:pPr>
       <w:rPr>
         <w:rFonts w:ascii="Symbol" w:hAnsi="Symbol" w:hint="default"/>
       </w:rPr>
     </w:lvl>
   </w:abstractNum>
-  <w:abstractNum w15:restartNumberingAfterBreak="0" w:abstractNumId="5">
+  <w:abstractNum w:abstractNumId="5" w15:restartNumberingAfterBreak="0">
     <w:nsid w:val="FFFFFF81"/>
     <w:multiLevelType w:val="singleLevel"/>
     <w:tmpl w:val="1D5CDB1E"/>
@@ -3339,16 +3176,16 @@
       <w:lvlJc w:val="left"/>
       <w:pPr>
         <w:tabs>
-          <w:tab w:pos="1209" w:val="num"/>
+          <w:tab w:val="num" w:pos="1209"/>
         </w:tabs>
-        <w:ind w:hanging="360" w:left="1209"/>
+        <w:ind w:left="1209" w:hanging="360"/>
       </w:pPr>
       <w:rPr>
         <w:rFonts w:ascii="Symbol" w:hAnsi="Symbol" w:hint="default"/>
       </w:rPr>
     </w:lvl>
   </w:abstractNum>
-  <w:abstractNum w15:restartNumberingAfterBreak="0" w:abstractNumId="6">
+  <w:abstractNum w:abstractNumId="6" w15:restartNumberingAfterBreak="0">
     <w:nsid w:val="FFFFFF82"/>
     <w:multiLevelType w:val="singleLevel"/>
     <w:tmpl w:val="CF883DB2"/>
@@ -3359,16 +3196,16 @@
       <w:lvlJc w:val="left"/>
       <w:pPr>
         <w:tabs>
-          <w:tab w:pos="926" w:val="num"/>
+          <w:tab w:val="num" w:pos="926"/>
         </w:tabs>
-        <w:ind w:hanging="360" w:left="926"/>
+        <w:ind w:left="926" w:hanging="360"/>
       </w:pPr>
       <w:rPr>
         <w:rFonts w:ascii="Symbol" w:hAnsi="Symbol" w:hint="default"/>
       </w:rPr>
     </w:lvl>
   </w:abstractNum>
-  <w:abstractNum w15:restartNumberingAfterBreak="0" w:abstractNumId="7">
+  <w:abstractNum w:abstractNumId="7" w15:restartNumberingAfterBreak="0">
     <w:nsid w:val="FFFFFF83"/>
     <w:multiLevelType w:val="singleLevel"/>
     <w:tmpl w:val="3B5A45A8"/>
@@ -3379,16 +3216,16 @@
       <w:lvlJc w:val="left"/>
       <w:pPr>
         <w:tabs>
-          <w:tab w:pos="643" w:val="num"/>
+          <w:tab w:val="num" w:pos="643"/>
         </w:tabs>
-        <w:ind w:hanging="360" w:left="643"/>
+        <w:ind w:left="643" w:hanging="360"/>
       </w:pPr>
       <w:rPr>
         <w:rFonts w:ascii="Symbol" w:hAnsi="Symbol" w:hint="default"/>
       </w:rPr>
     </w:lvl>
   </w:abstractNum>
-  <w:abstractNum w15:restartNumberingAfterBreak="0" w:abstractNumId="8">
+  <w:abstractNum w:abstractNumId="8" w15:restartNumberingAfterBreak="0">
     <w:nsid w:val="FFFFFF88"/>
     <w:multiLevelType w:val="singleLevel"/>
     <w:tmpl w:val="D8826D80"/>
@@ -3399,13 +3236,13 @@
       <w:lvlJc w:val="left"/>
       <w:pPr>
         <w:tabs>
-          <w:tab w:pos="360" w:val="num"/>
+          <w:tab w:val="num" w:pos="360"/>
         </w:tabs>
-        <w:ind w:hanging="360" w:left="360"/>
+        <w:ind w:left="360" w:hanging="360"/>
       </w:pPr>
     </w:lvl>
   </w:abstractNum>
-  <w:abstractNum w15:restartNumberingAfterBreak="0" w:abstractNumId="9">
+  <w:abstractNum w:abstractNumId="9" w15:restartNumberingAfterBreak="0">
     <w:nsid w:val="FFFFFF89"/>
     <w:multiLevelType w:val="singleLevel"/>
     <w:tmpl w:val="92543F56"/>
@@ -3416,16 +3253,93 @@
       <w:lvlJc w:val="left"/>
       <w:pPr>
         <w:tabs>
-          <w:tab w:pos="360" w:val="num"/>
+          <w:tab w:val="num" w:pos="360"/>
         </w:tabs>
-        <w:ind w:hanging="360" w:left="360"/>
+        <w:ind w:left="360" w:hanging="360"/>
       </w:pPr>
       <w:rPr>
         <w:rFonts w:ascii="Symbol" w:hAnsi="Symbol" w:hint="default"/>
       </w:rPr>
     </w:lvl>
   </w:abstractNum>
-  <w:abstractNum w15:restartNumberingAfterBreak="0" w:abstractNumId="10">
+  <w:abstractNum w:abstractNumId="10" w15:restartNumberingAfterBreak="0">
+    <w:nsid w:val="0000A990"/>
+    <w:multiLevelType w:val="multilevel"/>
+    <w:tmpl w:val="14124A08"/>
+    <w:lvl w:ilvl="0">
+      <w:numFmt w:val="bullet"/>
+      <w:lvlText w:val=" "/>
+      <w:lvlJc w:val="left"/>
+      <w:pPr>
+        <w:ind w:left="720" w:hanging="360"/>
+      </w:pPr>
+    </w:lvl>
+    <w:lvl w:ilvl="1">
+      <w:numFmt w:val="bullet"/>
+      <w:lvlText w:val=" "/>
+      <w:lvlJc w:val="left"/>
+      <w:pPr>
+        <w:ind w:left="1440" w:hanging="360"/>
+      </w:pPr>
+    </w:lvl>
+    <w:lvl w:ilvl="2">
+      <w:numFmt w:val="bullet"/>
+      <w:lvlText w:val=" "/>
+      <w:lvlJc w:val="left"/>
+      <w:pPr>
+        <w:ind w:left="2160" w:hanging="360"/>
+      </w:pPr>
+    </w:lvl>
+    <w:lvl w:ilvl="3">
+      <w:numFmt w:val="bullet"/>
+      <w:lvlText w:val=" "/>
+      <w:lvlJc w:val="left"/>
+      <w:pPr>
+        <w:ind w:left="2880" w:hanging="360"/>
+      </w:pPr>
+    </w:lvl>
+    <w:lvl w:ilvl="4">
+      <w:numFmt w:val="bullet"/>
+      <w:lvlText w:val=" "/>
+      <w:lvlJc w:val="left"/>
+      <w:pPr>
+        <w:ind w:left="3600" w:hanging="360"/>
+      </w:pPr>
+    </w:lvl>
+    <w:lvl w:ilvl="5">
+      <w:numFmt w:val="bullet"/>
+      <w:lvlText w:val=" "/>
+      <w:lvlJc w:val="left"/>
+      <w:pPr>
+        <w:ind w:left="4320" w:hanging="360"/>
+      </w:pPr>
+    </w:lvl>
+    <w:lvl w:ilvl="6">
+      <w:numFmt w:val="bullet"/>
+      <w:lvlText w:val=" "/>
+      <w:lvlJc w:val="left"/>
+      <w:pPr>
+        <w:ind w:left="5040" w:hanging="360"/>
+      </w:pPr>
+    </w:lvl>
+    <w:lvl w:ilvl="7">
+      <w:numFmt w:val="bullet"/>
+      <w:lvlText w:val=" "/>
+      <w:lvlJc w:val="left"/>
+      <w:pPr>
+        <w:ind w:left="5760" w:hanging="360"/>
+      </w:pPr>
+    </w:lvl>
+    <w:lvl w:ilvl="8">
+      <w:numFmt w:val="bullet"/>
+      <w:lvlText w:val=" "/>
+      <w:lvlJc w:val="left"/>
+      <w:pPr>
+        <w:ind w:left="6480" w:hanging="360"/>
+      </w:pPr>
+    </w:lvl>
+  </w:abstractNum>
+  <w:abstractNum w:abstractNumId="11" w15:restartNumberingAfterBreak="0">
     <w:nsid w:val="2C1AE401"/>
     <w:multiLevelType w:val="multilevel"/>
     <w:tmpl w:val="05CEFCFA"/>
@@ -3435,9 +3349,9 @@
       <w:lvlJc w:val="left"/>
       <w:pPr>
         <w:tabs>
-          <w:tab w:pos="0" w:val="num"/>
+          <w:tab w:val="num" w:pos="0"/>
         </w:tabs>
-        <w:ind w:hanging="480" w:left="480"/>
+        <w:ind w:left="480" w:hanging="480"/>
       </w:pPr>
     </w:lvl>
     <w:lvl w:ilvl="1">
@@ -3446,9 +3360,9 @@
       <w:lvlJc w:val="left"/>
       <w:pPr>
         <w:tabs>
-          <w:tab w:pos="720" w:val="num"/>
+          <w:tab w:val="num" w:pos="720"/>
         </w:tabs>
-        <w:ind w:hanging="480" w:left="1200"/>
+        <w:ind w:left="1200" w:hanging="480"/>
       </w:pPr>
     </w:lvl>
     <w:lvl w:ilvl="2">
@@ -3457,9 +3371,9 @@
       <w:lvlJc w:val="left"/>
       <w:pPr>
         <w:tabs>
-          <w:tab w:pos="1440" w:val="num"/>
+          <w:tab w:val="num" w:pos="1440"/>
         </w:tabs>
-        <w:ind w:hanging="480" w:left="1920"/>
+        <w:ind w:left="1920" w:hanging="480"/>
       </w:pPr>
     </w:lvl>
     <w:lvl w:ilvl="3">
@@ -3468,9 +3382,9 @@
       <w:lvlJc w:val="left"/>
       <w:pPr>
         <w:tabs>
-          <w:tab w:pos="2160" w:val="num"/>
+          <w:tab w:val="num" w:pos="2160"/>
         </w:tabs>
-        <w:ind w:hanging="480" w:left="2640"/>
+        <w:ind w:left="2640" w:hanging="480"/>
       </w:pPr>
     </w:lvl>
     <w:lvl w:ilvl="4">
@@ -3479,9 +3393,9 @@
       <w:lvlJc w:val="left"/>
       <w:pPr>
         <w:tabs>
-          <w:tab w:pos="2880" w:val="num"/>
+          <w:tab w:val="num" w:pos="2880"/>
         </w:tabs>
-        <w:ind w:hanging="480" w:left="3360"/>
+        <w:ind w:left="3360" w:hanging="480"/>
       </w:pPr>
     </w:lvl>
     <w:lvl w:ilvl="5">
@@ -3490,9 +3404,9 @@
       <w:lvlJc w:val="left"/>
       <w:pPr>
         <w:tabs>
-          <w:tab w:pos="3600" w:val="num"/>
+          <w:tab w:val="num" w:pos="3600"/>
         </w:tabs>
-        <w:ind w:hanging="480" w:left="4080"/>
+        <w:ind w:left="4080" w:hanging="480"/>
       </w:pPr>
     </w:lvl>
     <w:lvl w:ilvl="6">
@@ -3501,9 +3415,9 @@
       <w:lvlJc w:val="left"/>
       <w:pPr>
         <w:tabs>
-          <w:tab w:pos="4320" w:val="num"/>
+          <w:tab w:val="num" w:pos="4320"/>
         </w:tabs>
-        <w:ind w:hanging="480" w:left="4800"/>
+        <w:ind w:left="4800" w:hanging="480"/>
       </w:pPr>
     </w:lvl>
     <w:lvl w:ilvl="7">
@@ -3512,9 +3426,9 @@
       <w:lvlJc w:val="left"/>
       <w:pPr>
         <w:tabs>
-          <w:tab w:pos="5040" w:val="num"/>
+          <w:tab w:val="num" w:pos="5040"/>
         </w:tabs>
-        <w:ind w:hanging="480" w:left="5520"/>
+        <w:ind w:left="5520" w:hanging="480"/>
       </w:pPr>
     </w:lvl>
     <w:lvl w:ilvl="8">
@@ -3523,13 +3437,13 @@
       <w:lvlJc w:val="left"/>
       <w:pPr>
         <w:tabs>
-          <w:tab w:pos="5760" w:val="num"/>
+          <w:tab w:val="num" w:pos="5760"/>
         </w:tabs>
-        <w:ind w:hanging="480" w:left="6240"/>
+        <w:ind w:left="6240" w:hanging="480"/>
       </w:pPr>
     </w:lvl>
   </w:abstractNum>
-  <w:abstractNum w15:restartNumberingAfterBreak="0" w:abstractNumId="11">
+  <w:abstractNum w:abstractNumId="12" w15:restartNumberingAfterBreak="0">
     <w:nsid w:val="2E3D24D9"/>
     <w:multiLevelType w:val="multilevel"/>
     <w:tmpl w:val="1E004D3C"/>
@@ -3539,7 +3453,7 @@
       <w:lvlText w:val="%1."/>
       <w:lvlJc w:val="left"/>
       <w:pPr>
-        <w:ind w:hanging="360" w:left="720"/>
+        <w:ind w:left="720" w:hanging="360"/>
       </w:pPr>
     </w:lvl>
     <w:lvl w:ilvl="1">
@@ -3548,7 +3462,7 @@
       <w:lvlText w:val="%2."/>
       <w:lvlJc w:val="left"/>
       <w:pPr>
-        <w:ind w:hanging="360" w:left="1440"/>
+        <w:ind w:left="1440" w:hanging="360"/>
       </w:pPr>
     </w:lvl>
     <w:lvl w:ilvl="2">
@@ -3557,7 +3471,7 @@
       <w:lvlText w:val="%3."/>
       <w:lvlJc w:val="right"/>
       <w:pPr>
-        <w:ind w:hanging="180" w:left="2160"/>
+        <w:ind w:left="2160" w:hanging="180"/>
       </w:pPr>
     </w:lvl>
     <w:lvl w:ilvl="3">
@@ -3566,7 +3480,7 @@
       <w:lvlText w:val="%4."/>
       <w:lvlJc w:val="left"/>
       <w:pPr>
-        <w:ind w:hanging="360" w:left="2880"/>
+        <w:ind w:left="2880" w:hanging="360"/>
       </w:pPr>
     </w:lvl>
     <w:lvl w:ilvl="4">
@@ -3575,7 +3489,7 @@
       <w:lvlText w:val="%5."/>
       <w:lvlJc w:val="left"/>
       <w:pPr>
-        <w:ind w:hanging="360" w:left="3600"/>
+        <w:ind w:left="3600" w:hanging="360"/>
       </w:pPr>
     </w:lvl>
     <w:lvl w:ilvl="5">
@@ -3584,7 +3498,7 @@
       <w:lvlText w:val="%6."/>
       <w:lvlJc w:val="right"/>
       <w:pPr>
-        <w:ind w:hanging="180" w:left="4320"/>
+        <w:ind w:left="4320" w:hanging="180"/>
       </w:pPr>
     </w:lvl>
     <w:lvl w:ilvl="6">
@@ -3593,7 +3507,7 @@
       <w:lvlText w:val="%7."/>
       <w:lvlJc w:val="left"/>
       <w:pPr>
-        <w:ind w:hanging="360" w:left="5040"/>
+        <w:ind w:left="5040" w:hanging="360"/>
       </w:pPr>
     </w:lvl>
     <w:lvl w:ilvl="7">
@@ -3602,7 +3516,7 @@
       <w:lvlText w:val="%8."/>
       <w:lvlJc w:val="left"/>
       <w:pPr>
-        <w:ind w:hanging="360" w:left="5760"/>
+        <w:ind w:left="5760" w:hanging="360"/>
       </w:pPr>
     </w:lvl>
     <w:lvl w:ilvl="8">
@@ -3611,11 +3525,11 @@
       <w:lvlText w:val="%9."/>
       <w:lvlJc w:val="right"/>
       <w:pPr>
-        <w:ind w:hanging="180" w:left="6480"/>
+        <w:ind w:left="6480" w:hanging="180"/>
       </w:pPr>
     </w:lvl>
   </w:abstractNum>
-  <w:abstractNum w15:restartNumberingAfterBreak="0" w:abstractNumId="12">
+  <w:abstractNum w:abstractNumId="13" w15:restartNumberingAfterBreak="0">
     <w:nsid w:val="4A572E80"/>
     <w:multiLevelType w:val="hybridMultilevel"/>
     <w:tmpl w:val="1E004D3C"/>
@@ -3625,212 +3539,136 @@
       <w:lvlText w:val="%1."/>
       <w:lvlJc w:val="left"/>
       <w:pPr>
-        <w:ind w:hanging="360" w:left="720"/>
+        <w:ind w:left="720" w:hanging="360"/>
       </w:pPr>
     </w:lvl>
-    <w:lvl w:ilvl="1" w:tentative="1" w:tplc="04090019">
+    <w:lvl w:ilvl="1" w:tplc="04090019" w:tentative="1">
       <w:start w:val="1"/>
       <w:numFmt w:val="lowerLetter"/>
       <w:lvlText w:val="%2."/>
       <w:lvlJc w:val="left"/>
       <w:pPr>
-        <w:ind w:hanging="360" w:left="1440"/>
+        <w:ind w:left="1440" w:hanging="360"/>
       </w:pPr>
     </w:lvl>
-    <w:lvl w:ilvl="2" w:tentative="1" w:tplc="0409001B">
+    <w:lvl w:ilvl="2" w:tplc="0409001B" w:tentative="1">
       <w:start w:val="1"/>
       <w:numFmt w:val="lowerRoman"/>
       <w:lvlText w:val="%3."/>
       <w:lvlJc w:val="right"/>
       <w:pPr>
-        <w:ind w:hanging="180" w:left="2160"/>
+        <w:ind w:left="2160" w:hanging="180"/>
       </w:pPr>
     </w:lvl>
-    <w:lvl w:ilvl="3" w:tentative="1" w:tplc="0409000F">
+    <w:lvl w:ilvl="3" w:tplc="0409000F" w:tentative="1">
       <w:start w:val="1"/>
       <w:numFmt w:val="decimal"/>
       <w:lvlText w:val="%4."/>
       <w:lvlJc w:val="left"/>
       <w:pPr>
-        <w:ind w:hanging="360" w:left="2880"/>
+        <w:ind w:left="2880" w:hanging="360"/>
       </w:pPr>
     </w:lvl>
-    <w:lvl w:ilvl="4" w:tentative="1" w:tplc="04090019">
+    <w:lvl w:ilvl="4" w:tplc="04090019" w:tentative="1">
       <w:start w:val="1"/>
       <w:numFmt w:val="lowerLetter"/>
       <w:lvlText w:val="%5."/>
       <w:lvlJc w:val="left"/>
       <w:pPr>
-        <w:ind w:hanging="360" w:left="3600"/>
+        <w:ind w:left="3600" w:hanging="360"/>
       </w:pPr>
     </w:lvl>
-    <w:lvl w:ilvl="5" w:tentative="1" w:tplc="0409001B">
+    <w:lvl w:ilvl="5" w:tplc="0409001B" w:tentative="1">
       <w:start w:val="1"/>
       <w:numFmt w:val="lowerRoman"/>
       <w:lvlText w:val="%6."/>
       <w:lvlJc w:val="right"/>
       <w:pPr>
-        <w:ind w:hanging="180" w:left="4320"/>
+        <w:ind w:left="4320" w:hanging="180"/>
       </w:pPr>
     </w:lvl>
-    <w:lvl w:ilvl="6" w:tentative="1" w:tplc="0409000F">
+    <w:lvl w:ilvl="6" w:tplc="0409000F" w:tentative="1">
       <w:start w:val="1"/>
       <w:numFmt w:val="decimal"/>
       <w:lvlText w:val="%7."/>
       <w:lvlJc w:val="left"/>
       <w:pPr>
-        <w:ind w:hanging="360" w:left="5040"/>
+        <w:ind w:left="5040" w:hanging="360"/>
       </w:pPr>
     </w:lvl>
-    <w:lvl w:ilvl="7" w:tentative="1" w:tplc="04090019">
+    <w:lvl w:ilvl="7" w:tplc="04090019" w:tentative="1">
       <w:start w:val="1"/>
       <w:numFmt w:val="lowerLetter"/>
       <w:lvlText w:val="%8."/>
       <w:lvlJc w:val="left"/>
       <w:pPr>
-        <w:ind w:hanging="360" w:left="5760"/>
+        <w:ind w:left="5760" w:hanging="360"/>
       </w:pPr>
     </w:lvl>
-    <w:lvl w:ilvl="8" w:tentative="1" w:tplc="0409001B">
+    <w:lvl w:ilvl="8" w:tplc="0409001B" w:tentative="1">
       <w:start w:val="1"/>
       <w:numFmt w:val="lowerRoman"/>
       <w:lvlText w:val="%9."/>
       <w:lvlJc w:val="right"/>
       <w:pPr>
-        <w:ind w:hanging="180" w:left="6480"/>
+        <w:ind w:left="6480" w:hanging="180"/>
       </w:pPr>
     </w:lvl>
   </w:abstractNum>
-  <w:abstractNum w:abstractNumId="990">
-    <w:nsid w:val="0000A990"/>
-    <w:multiLevelType w:val="multilevel"/>
-    <w:lvl w:ilvl="0">
-      <w:numFmt w:val="bullet"/>
-      <w:lvlText w:val=" "/>
-      <w:lvlJc w:val="left"/>
-      <w:pPr>
-        <w:ind w:left="720" w:hanging="360"/>
-      </w:pPr>
-    </w:lvl>
-    <w:lvl w:ilvl="1">
-      <w:numFmt w:val="bullet"/>
-      <w:lvlText w:val=" "/>
-      <w:lvlJc w:val="left"/>
-      <w:pPr>
-        <w:ind w:left="1440" w:hanging="360"/>
-      </w:pPr>
-    </w:lvl>
-    <w:lvl w:ilvl="2">
-      <w:numFmt w:val="bullet"/>
-      <w:lvlText w:val=" "/>
-      <w:lvlJc w:val="left"/>
-      <w:pPr>
-        <w:ind w:left="2160" w:hanging="360"/>
-      </w:pPr>
-    </w:lvl>
-    <w:lvl w:ilvl="3">
-      <w:numFmt w:val="bullet"/>
-      <w:lvlText w:val=" "/>
-      <w:lvlJc w:val="left"/>
-      <w:pPr>
-        <w:ind w:left="2880" w:hanging="360"/>
-      </w:pPr>
-    </w:lvl>
-    <w:lvl w:ilvl="4">
-      <w:numFmt w:val="bullet"/>
-      <w:lvlText w:val=" "/>
-      <w:lvlJc w:val="left"/>
-      <w:pPr>
-        <w:ind w:left="3600" w:hanging="360"/>
-      </w:pPr>
-    </w:lvl>
-    <w:lvl w:ilvl="5">
-      <w:numFmt w:val="bullet"/>
-      <w:lvlText w:val=" "/>
-      <w:lvlJc w:val="left"/>
-      <w:pPr>
-        <w:ind w:left="4320" w:hanging="360"/>
-      </w:pPr>
-    </w:lvl>
-    <w:lvl w:ilvl="6">
-      <w:numFmt w:val="bullet"/>
-      <w:lvlText w:val=" "/>
-      <w:lvlJc w:val="left"/>
-      <w:pPr>
-        <w:ind w:left="5040" w:hanging="360"/>
-      </w:pPr>
-    </w:lvl>
-    <w:lvl w:ilvl="7">
-      <w:numFmt w:val="bullet"/>
-      <w:lvlText w:val=" "/>
-      <w:lvlJc w:val="left"/>
-      <w:pPr>
-        <w:ind w:left="5760" w:hanging="360"/>
-      </w:pPr>
-    </w:lvl>
-    <w:lvl w:ilvl="8">
-      <w:numFmt w:val="bullet"/>
-      <w:lvlText w:val=" "/>
-      <w:lvlJc w:val="left"/>
-      <w:pPr>
-        <w:ind w:left="6480" w:hanging="360"/>
-      </w:pPr>
-    </w:lvl>
-  </w:abstractNum>
-  <w:num w16cid:durableId="1845054215" w:numId="1">
-    <w:abstractNumId w:val="10"/>
+  <w:num w:numId="1" w16cid:durableId="1845054215">
+    <w:abstractNumId w:val="11"/>
   </w:num>
-  <w:num w16cid:durableId="1866140359" w:numId="2">
+  <w:num w:numId="2" w16cid:durableId="1866140359">
     <w:abstractNumId w:val="0"/>
   </w:num>
-  <w:num w16cid:durableId="2053848946" w:numId="3">
+  <w:num w:numId="3" w16cid:durableId="2053848946">
     <w:abstractNumId w:val="1"/>
   </w:num>
-  <w:num w16cid:durableId="1342463185" w:numId="4">
+  <w:num w:numId="4" w16cid:durableId="1342463185">
     <w:abstractNumId w:val="2"/>
   </w:num>
-  <w:num w16cid:durableId="1274483611" w:numId="5">
+  <w:num w:numId="5" w16cid:durableId="1274483611">
     <w:abstractNumId w:val="3"/>
   </w:num>
-  <w:num w16cid:durableId="995885320" w:numId="6">
+  <w:num w:numId="6" w16cid:durableId="995885320">
     <w:abstractNumId w:val="8"/>
   </w:num>
-  <w:num w16cid:durableId="896205620" w:numId="7">
+  <w:num w:numId="7" w16cid:durableId="896205620">
     <w:abstractNumId w:val="4"/>
   </w:num>
-  <w:num w16cid:durableId="1489981213" w:numId="8">
+  <w:num w:numId="8" w16cid:durableId="1489981213">
     <w:abstractNumId w:val="5"/>
   </w:num>
-  <w:num w16cid:durableId="829293693" w:numId="9">
+  <w:num w:numId="9" w16cid:durableId="829293693">
     <w:abstractNumId w:val="6"/>
   </w:num>
-  <w:num w16cid:durableId="456608145" w:numId="10">
+  <w:num w:numId="10" w16cid:durableId="456608145">
     <w:abstractNumId w:val="7"/>
   </w:num>
-  <w:num w16cid:durableId="75834470" w:numId="11">
+  <w:num w:numId="11" w16cid:durableId="75834470">
     <w:abstractNumId w:val="9"/>
   </w:num>
-  <w:num w16cid:durableId="1124497384" w:numId="12">
+  <w:num w:numId="12" w16cid:durableId="1124497384">
+    <w:abstractNumId w:val="13"/>
+  </w:num>
+  <w:num w:numId="13" w16cid:durableId="442194333">
     <w:abstractNumId w:val="12"/>
   </w:num>
-  <w:num w16cid:durableId="442194333" w:numId="13">
-    <w:abstractNumId w:val="11"/>
-  </w:num>
-  <w:num w:numId="1000">
-    <w:abstractNumId w:val="990"/>
+  <w:num w:numId="14" w16cid:durableId="530191383">
+    <w:abstractNumId w:val="10"/>
   </w:num>
 </w:numbering>
 </file>
 
 <file path=word/styles.xml><?xml version="1.0" encoding="utf-8"?>
-<w:styles xmlns:mc="http://schemas.openxmlformats.org/markup-compatibility/2006" xmlns:r="http://schemas.openxmlformats.org/officeDocument/2006/relationships" xmlns:w="http://schemas.openxmlformats.org/wordprocessingml/2006/main" xmlns:w14="http://schemas.microsoft.com/office/word/2010/wordml" xmlns:w15="http://schemas.microsoft.com/office/word/2012/wordml" xmlns:w16="http://schemas.microsoft.com/office/word/2018/wordml" xmlns:w16cex="http://schemas.microsoft.com/office/word/2018/wordml/cex" xmlns:w16cid="http://schemas.microsoft.com/office/word/2016/wordml/cid" xmlns:w16du="http://schemas.microsoft.com/office/word/2023/wordml/word16du" xmlns:w16sdtdh="http://schemas.microsoft.com/office/word/2020/wordml/sdtdatahash" xmlns:w16sdtfl="http://schemas.microsoft.com/office/word/2024/wordml/sdtformatlock" xmlns:w16se="http://schemas.microsoft.com/office/word/2015/wordml/symex" mc:Ignorable="w14 w15 w16se w16cid w16 w16cex w16sdtdh w16sdtfl w16du">
+<w:styles xmlns:mc="http://schemas.openxmlformats.org/markup-compatibility/2006" xmlns:r="http://schemas.openxmlformats.org/officeDocument/2006/relationships" xmlns:w="http://schemas.openxmlformats.org/wordprocessingml/2006/main" xmlns:w14="http://schemas.microsoft.com/office/word/2010/wordml" xmlns:w15="http://schemas.microsoft.com/office/word/2012/wordml" xmlns:w16cex="http://schemas.microsoft.com/office/word/2018/wordml/cex" xmlns:w16cid="http://schemas.microsoft.com/office/word/2016/wordml/cid" xmlns:w16="http://schemas.microsoft.com/office/word/2018/wordml" xmlns:w16du="http://schemas.microsoft.com/office/word/2023/wordml/word16du" xmlns:w16sdtdh="http://schemas.microsoft.com/office/word/2020/wordml/sdtdatahash" xmlns:w16sdtfl="http://schemas.microsoft.com/office/word/2024/wordml/sdtformatlock" xmlns:w16se="http://schemas.microsoft.com/office/word/2015/wordml/symex" mc:Ignorable="w14 w15 w16se w16cid w16 w16cex w16sdtdh w16sdtfl w16du">
   <w:docDefaults>
     <w:rPrDefault>
       <w:rPr>
-        <w:rFonts w:asciiTheme="minorHAnsi" w:cstheme="minorBidi" w:eastAsiaTheme="minorHAnsi" w:hAnsiTheme="minorHAnsi"/>
+        <w:rFonts w:asciiTheme="minorHAnsi" w:eastAsiaTheme="minorHAnsi" w:hAnsiTheme="minorHAnsi" w:cstheme="minorBidi"/>
         <w:sz w:val="24"/>
         <w:szCs w:val="24"/>
-        <w:lang w:bidi="ar-SA" w:eastAsia="en-US" w:val="en-US"/>
+        <w:lang w:val="en-US" w:eastAsia="en-US" w:bidi="ar-SA"/>
       </w:rPr>
     </w:rPrDefault>
     <w:pPrDefault>
@@ -3839,7 +3677,7 @@
       </w:pPr>
     </w:pPrDefault>
   </w:docDefaults>
-  <w:latentStyles w:count="376" w:defLockedState="0" w:defQFormat="0" w:defSemiHidden="0" w:defUIPriority="0" w:defUnhideWhenUsed="0">
+  <w:latentStyles w:defLockedState="0" w:defUIPriority="0" w:defSemiHidden="0" w:defUnhideWhenUsed="0" w:defQFormat="0" w:count="376">
     <w:lsdException w:name="heading 6" w:semiHidden="1" w:unhideWhenUsed="1"/>
     <w:lsdException w:name="index 3" w:semiHidden="1" w:unhideWhenUsed="1"/>
     <w:lsdException w:name="index 4" w:semiHidden="1" w:unhideWhenUsed="1"/>
@@ -4176,11 +4014,11 @@
     <w:lsdException w:name="Unresolved Mention" w:semiHidden="1" w:uiPriority="99" w:unhideWhenUsed="1"/>
     <w:lsdException w:name="Smart Link" w:semiHidden="1" w:uiPriority="99" w:unhideWhenUsed="1"/>
   </w:latentStyles>
-  <w:style w:default="1" w:styleId="Normal" w:type="paragraph">
+  <w:style w:type="paragraph" w:default="1" w:styleId="Normal">
     <w:name w:val="Normal"/>
     <w:qFormat/>
   </w:style>
-  <w:style w:styleId="Heading1" w:type="paragraph">
+  <w:style w:type="paragraph" w:styleId="Heading1">
     <w:name w:val="heading 1"/>
     <w:basedOn w:val="Normal"/>
     <w:next w:val="BodyText"/>
@@ -4190,19 +4028,19 @@
     <w:pPr>
       <w:keepNext/>
       <w:keepLines/>
-      <w:spacing w:after="0" w:before="480"/>
+      <w:spacing w:before="480" w:after="0"/>
       <w:outlineLvl w:val="0"/>
     </w:pPr>
     <w:rPr>
-      <w:rFonts w:asciiTheme="majorHAnsi" w:cstheme="majorBidi" w:eastAsiaTheme="majorEastAsia" w:hAnsiTheme="majorHAnsi"/>
+      <w:rFonts w:asciiTheme="majorHAnsi" w:eastAsiaTheme="majorEastAsia" w:hAnsiTheme="majorHAnsi" w:cstheme="majorBidi"/>
       <w:b/>
       <w:bCs/>
-      <w:color w:themeColor="text1" w:val="000000"/>
+      <w:color w:val="000000" w:themeColor="text1"/>
       <w:sz w:val="32"/>
       <w:szCs w:val="32"/>
     </w:rPr>
   </w:style>
-  <w:style w:styleId="Heading2" w:type="paragraph">
+  <w:style w:type="paragraph" w:styleId="Heading2">
     <w:name w:val="heading 2"/>
     <w:basedOn w:val="Normal"/>
     <w:next w:val="BodyText"/>
@@ -4213,18 +4051,18 @@
     <w:pPr>
       <w:keepNext/>
       <w:keepLines/>
-      <w:spacing w:after="0" w:before="200"/>
+      <w:spacing w:before="200" w:after="0"/>
       <w:outlineLvl w:val="1"/>
     </w:pPr>
     <w:rPr>
-      <w:rFonts w:asciiTheme="majorHAnsi" w:cstheme="majorBidi" w:eastAsiaTheme="majorEastAsia" w:hAnsiTheme="majorHAnsi"/>
+      <w:rFonts w:asciiTheme="majorHAnsi" w:eastAsiaTheme="majorEastAsia" w:hAnsiTheme="majorHAnsi" w:cstheme="majorBidi"/>
       <w:b/>
       <w:bCs/>
-      <w:color w:themeColor="text1" w:val="000000"/>
+      <w:color w:val="000000" w:themeColor="text1"/>
       <w:szCs w:val="32"/>
     </w:rPr>
   </w:style>
-  <w:style w:styleId="Heading3" w:type="paragraph">
+  <w:style w:type="paragraph" w:styleId="Heading3">
     <w:name w:val="heading 3"/>
     <w:basedOn w:val="Normal"/>
     <w:next w:val="BodyText"/>
@@ -4235,19 +4073,19 @@
     <w:pPr>
       <w:keepNext/>
       <w:keepLines/>
-      <w:spacing w:after="0" w:before="200"/>
+      <w:spacing w:before="200" w:after="0"/>
       <w:outlineLvl w:val="2"/>
     </w:pPr>
     <w:rPr>
-      <w:rFonts w:asciiTheme="majorHAnsi" w:cstheme="majorBidi" w:eastAsiaTheme="majorEastAsia" w:hAnsiTheme="majorHAnsi"/>
+      <w:rFonts w:asciiTheme="majorHAnsi" w:eastAsiaTheme="majorEastAsia" w:hAnsiTheme="majorHAnsi" w:cstheme="majorBidi"/>
       <w:b/>
       <w:bCs/>
-      <w:color w:themeColor="text1" w:val="000000"/>
+      <w:color w:val="000000" w:themeColor="text1"/>
       <w:sz w:val="28"/>
       <w:szCs w:val="28"/>
     </w:rPr>
   </w:style>
-  <w:style w:styleId="Heading4" w:type="paragraph">
+  <w:style w:type="paragraph" w:styleId="Heading4">
     <w:name w:val="heading 4"/>
     <w:basedOn w:val="Normal"/>
     <w:next w:val="BodyText"/>
@@ -4258,18 +4096,18 @@
     <w:pPr>
       <w:keepNext/>
       <w:keepLines/>
-      <w:spacing w:after="0" w:before="200"/>
+      <w:spacing w:before="200" w:after="0"/>
       <w:outlineLvl w:val="3"/>
     </w:pPr>
     <w:rPr>
-      <w:rFonts w:asciiTheme="majorHAnsi" w:cstheme="majorBidi" w:eastAsiaTheme="majorEastAsia" w:hAnsiTheme="majorHAnsi"/>
+      <w:rFonts w:asciiTheme="majorHAnsi" w:eastAsiaTheme="majorEastAsia" w:hAnsiTheme="majorHAnsi" w:cstheme="majorBidi"/>
       <w:b/>
       <w:bCs/>
-      <w:color w:themeColor="text1" w:val="000000"/>
+      <w:color w:val="000000" w:themeColor="text1"/>
       <w:sz w:val="32"/>
     </w:rPr>
   </w:style>
-  <w:style w:styleId="Heading5" w:type="paragraph">
+  <w:style w:type="paragraph" w:styleId="Heading5">
     <w:name w:val="heading 5"/>
     <w:basedOn w:val="Normal"/>
     <w:next w:val="BodyText"/>
@@ -4281,18 +4119,18 @@
       <w:keepNext/>
       <w:keepLines/>
       <w:pageBreakBefore/>
-      <w:spacing w:after="0" w:before="200"/>
+      <w:spacing w:before="200" w:after="0"/>
       <w:outlineLvl w:val="4"/>
     </w:pPr>
     <w:rPr>
-      <w:rFonts w:asciiTheme="majorHAnsi" w:cstheme="majorBidi" w:eastAsiaTheme="majorEastAsia" w:hAnsiTheme="majorHAnsi"/>
+      <w:rFonts w:asciiTheme="majorHAnsi" w:eastAsiaTheme="majorEastAsia" w:hAnsiTheme="majorHAnsi" w:cstheme="majorBidi"/>
       <w:i/>
       <w:iCs/>
-      <w:color w:themeColor="background1" w:val="FFFFFF"/>
+      <w:color w:val="FFFFFF" w:themeColor="background1"/>
       <w:sz w:val="10"/>
     </w:rPr>
   </w:style>
-  <w:style w:styleId="Heading6" w:type="paragraph">
+  <w:style w:type="paragraph" w:styleId="Heading6">
     <w:name w:val="heading 6"/>
     <w:basedOn w:val="Normal"/>
     <w:next w:val="BodyText"/>
@@ -4303,17 +4141,17 @@
     <w:pPr>
       <w:keepNext/>
       <w:keepLines/>
-      <w:spacing w:after="0" w:before="200"/>
+      <w:spacing w:before="200" w:after="0"/>
       <w:jc w:val="center"/>
       <w:outlineLvl w:val="5"/>
     </w:pPr>
     <w:rPr>
-      <w:rFonts w:ascii="Times New Roman" w:cstheme="majorBidi" w:eastAsiaTheme="majorEastAsia" w:hAnsi="Times New Roman"/>
-      <w:color w:themeColor="text1" w:val="000000"/>
+      <w:rFonts w:ascii="Times New Roman" w:eastAsiaTheme="majorEastAsia" w:hAnsi="Times New Roman" w:cstheme="majorBidi"/>
+      <w:color w:val="000000" w:themeColor="text1"/>
       <w:sz w:val="28"/>
     </w:rPr>
   </w:style>
-  <w:style w:styleId="Heading7" w:type="paragraph">
+  <w:style w:type="paragraph" w:styleId="Heading7">
     <w:name w:val="heading 7"/>
     <w:basedOn w:val="Normal"/>
     <w:next w:val="BodyText"/>
@@ -4323,15 +4161,15 @@
     <w:pPr>
       <w:keepNext/>
       <w:keepLines/>
-      <w:spacing w:after="0" w:before="200"/>
+      <w:spacing w:before="200" w:after="0"/>
       <w:outlineLvl w:val="6"/>
     </w:pPr>
     <w:rPr>
-      <w:rFonts w:asciiTheme="majorHAnsi" w:cstheme="majorBidi" w:eastAsiaTheme="majorEastAsia" w:hAnsiTheme="majorHAnsi"/>
-      <w:color w:themeColor="accent1" w:val="4F81BD"/>
-    </w:rPr>
-  </w:style>
-  <w:style w:styleId="Heading8" w:type="paragraph">
+      <w:rFonts w:asciiTheme="majorHAnsi" w:eastAsiaTheme="majorEastAsia" w:hAnsiTheme="majorHAnsi" w:cstheme="majorBidi"/>
+      <w:color w:val="4F81BD" w:themeColor="accent1"/>
+    </w:rPr>
+  </w:style>
+  <w:style w:type="paragraph" w:styleId="Heading8">
     <w:name w:val="heading 8"/>
     <w:basedOn w:val="Normal"/>
     <w:next w:val="BodyText"/>
@@ -4341,15 +4179,15 @@
     <w:pPr>
       <w:keepNext/>
       <w:keepLines/>
-      <w:spacing w:after="0" w:before="200"/>
+      <w:spacing w:before="200" w:after="0"/>
       <w:outlineLvl w:val="7"/>
     </w:pPr>
     <w:rPr>
-      <w:rFonts w:asciiTheme="majorHAnsi" w:cstheme="majorBidi" w:eastAsiaTheme="majorEastAsia" w:hAnsiTheme="majorHAnsi"/>
-      <w:color w:themeColor="accent1" w:val="4F81BD"/>
-    </w:rPr>
-  </w:style>
-  <w:style w:styleId="Heading9" w:type="paragraph">
+      <w:rFonts w:asciiTheme="majorHAnsi" w:eastAsiaTheme="majorEastAsia" w:hAnsiTheme="majorHAnsi" w:cstheme="majorBidi"/>
+      <w:color w:val="4F81BD" w:themeColor="accent1"/>
+    </w:rPr>
+  </w:style>
+  <w:style w:type="paragraph" w:styleId="Heading9">
     <w:name w:val="heading 9"/>
     <w:basedOn w:val="Normal"/>
     <w:next w:val="BodyText"/>
@@ -4360,69 +4198,69 @@
     <w:pPr>
       <w:keepNext/>
       <w:keepLines/>
-      <w:spacing w:after="0" w:before="200"/>
+      <w:spacing w:before="200" w:after="0"/>
       <w:outlineLvl w:val="8"/>
     </w:pPr>
     <w:rPr>
-      <w:rFonts w:asciiTheme="majorHAnsi" w:cstheme="majorBidi" w:eastAsiaTheme="majorEastAsia" w:hAnsiTheme="majorHAnsi"/>
-      <w:color w:themeColor="text1" w:val="000000"/>
-    </w:rPr>
-  </w:style>
-  <w:style w:default="1" w:styleId="DefaultParagraphFont" w:type="character">
+      <w:rFonts w:asciiTheme="majorHAnsi" w:eastAsiaTheme="majorEastAsia" w:hAnsiTheme="majorHAnsi" w:cstheme="majorBidi"/>
+      <w:color w:val="000000" w:themeColor="text1"/>
+    </w:rPr>
+  </w:style>
+  <w:style w:type="character" w:default="1" w:styleId="DefaultParagraphFont">
     <w:name w:val="Default Paragraph Font"/>
     <w:uiPriority w:val="1"/>
     <w:semiHidden/>
     <w:unhideWhenUsed/>
   </w:style>
-  <w:style w:default="1" w:styleId="TableNormal" w:type="table">
+  <w:style w:type="table" w:default="1" w:styleId="TableNormal">
     <w:name w:val="Normal Table"/>
     <w:uiPriority w:val="99"/>
     <w:semiHidden/>
     <w:unhideWhenUsed/>
     <w:tblPr>
-      <w:tblInd w:type="dxa" w:w="0"/>
+      <w:tblInd w:w="0" w:type="dxa"/>
       <w:tblCellMar>
-        <w:top w:type="dxa" w:w="0"/>
-        <w:left w:type="dxa" w:w="108"/>
-        <w:bottom w:type="dxa" w:w="0"/>
-        <w:right w:type="dxa" w:w="108"/>
+        <w:top w:w="0" w:type="dxa"/>
+        <w:left w:w="108" w:type="dxa"/>
+        <w:bottom w:w="0" w:type="dxa"/>
+        <w:right w:w="108" w:type="dxa"/>
       </w:tblCellMar>
     </w:tblPr>
   </w:style>
-  <w:style w:default="1" w:styleId="NoList" w:type="numbering">
+  <w:style w:type="numbering" w:default="1" w:styleId="NoList">
     <w:name w:val="No List"/>
     <w:uiPriority w:val="99"/>
     <w:semiHidden/>
     <w:unhideWhenUsed/>
   </w:style>
-  <w:style w:styleId="BodyText" w:type="paragraph">
+  <w:style w:type="paragraph" w:styleId="BodyText">
     <w:name w:val="Body Text"/>
     <w:basedOn w:val="Normal"/>
     <w:link w:val="BodyTextChar"/>
     <w:qFormat/>
     <w:rsid w:val="007F5E62"/>
     <w:pPr>
-      <w:spacing w:after="180" w:before="180" w:line="480" w:lineRule="auto"/>
+      <w:spacing w:before="180" w:after="180" w:line="480" w:lineRule="auto"/>
     </w:pPr>
     <w:rPr>
       <w:rFonts w:ascii="Times New Roman" w:hAnsi="Times New Roman"/>
     </w:rPr>
   </w:style>
-  <w:style w:customStyle="1" w:styleId="FirstParagraph" w:type="paragraph">
+  <w:style w:type="paragraph" w:customStyle="1" w:styleId="FirstParagraph">
     <w:name w:val="First Paragraph"/>
     <w:basedOn w:val="BodyText"/>
     <w:next w:val="BodyText"/>
     <w:qFormat/>
   </w:style>
-  <w:style w:customStyle="1" w:styleId="Compact" w:type="paragraph">
+  <w:style w:type="paragraph" w:customStyle="1" w:styleId="Compact">
     <w:name w:val="Compact"/>
     <w:basedOn w:val="BodyText"/>
     <w:qFormat/>
     <w:pPr>
-      <w:spacing w:after="36" w:before="36"/>
+      <w:spacing w:before="36" w:after="36"/>
     </w:pPr>
   </w:style>
-  <w:style w:styleId="Title" w:type="paragraph">
+  <w:style w:type="paragraph" w:styleId="Title">
     <w:name w:val="Title"/>
     <w:basedOn w:val="Normal"/>
     <w:next w:val="BodyText"/>
@@ -4431,19 +4269,19 @@
     <w:pPr>
       <w:keepNext/>
       <w:keepLines/>
-      <w:spacing w:after="240" w:before="480"/>
+      <w:spacing w:before="480" w:after="240"/>
       <w:jc w:val="center"/>
     </w:pPr>
     <w:rPr>
-      <w:rFonts w:ascii="Times New Roman" w:cstheme="majorBidi" w:eastAsiaTheme="majorEastAsia" w:hAnsi="Times New Roman"/>
+      <w:rFonts w:ascii="Times New Roman" w:eastAsiaTheme="majorEastAsia" w:hAnsi="Times New Roman" w:cstheme="majorBidi"/>
       <w:b/>
       <w:bCs/>
-      <w:color w:themeColor="text1" w:val="000000"/>
+      <w:color w:val="000000" w:themeColor="text1"/>
       <w:sz w:val="36"/>
       <w:szCs w:val="36"/>
     </w:rPr>
   </w:style>
-  <w:style w:styleId="Subtitle" w:type="paragraph">
+  <w:style w:type="paragraph" w:styleId="Subtitle">
     <w:name w:val="Subtitle"/>
     <w:basedOn w:val="Title"/>
     <w:next w:val="BodyText"/>
@@ -4456,7 +4294,7 @@
       <w:szCs w:val="30"/>
     </w:rPr>
   </w:style>
-  <w:style w:customStyle="1" w:styleId="Author" w:type="paragraph">
+  <w:style w:type="paragraph" w:customStyle="1" w:styleId="Author">
     <w:name w:val="Author"/>
     <w:next w:val="BodyText"/>
     <w:qFormat/>
@@ -4466,7 +4304,7 @@
       <w:jc w:val="center"/>
     </w:pPr>
   </w:style>
-  <w:style w:styleId="Date" w:type="paragraph">
+  <w:style w:type="paragraph" w:styleId="Date">
     <w:name w:val="Date"/>
     <w:next w:val="BodyText"/>
     <w:qFormat/>
@@ -4476,7 +4314,7 @@
       <w:jc w:val="center"/>
     </w:pPr>
   </w:style>
-  <w:style w:customStyle="1" w:styleId="Abstract" w:type="paragraph">
+  <w:style w:type="paragraph" w:customStyle="1" w:styleId="Abstract">
     <w:name w:val="Abstract"/>
     <w:basedOn w:val="Normal"/>
     <w:next w:val="BodyText"/>
@@ -4484,19 +4322,19 @@
     <w:pPr>
       <w:keepNext/>
       <w:keepLines/>
-      <w:spacing w:after="300" w:before="300"/>
+      <w:spacing w:before="300" w:after="300"/>
     </w:pPr>
     <w:rPr>
       <w:sz w:val="20"/>
       <w:szCs w:val="20"/>
     </w:rPr>
   </w:style>
-  <w:style w:styleId="Bibliography" w:type="paragraph">
+  <w:style w:type="paragraph" w:styleId="Bibliography">
     <w:name w:val="Bibliography"/>
     <w:basedOn w:val="Normal"/>
     <w:qFormat/>
   </w:style>
-  <w:style w:styleId="BlockText" w:type="paragraph">
+  <w:style w:type="paragraph" w:styleId="BlockText">
     <w:name w:val="Block Text"/>
     <w:basedOn w:val="BodyText"/>
     <w:next w:val="BodyText"/>
@@ -4504,23 +4342,23 @@
     <w:unhideWhenUsed/>
     <w:qFormat/>
     <w:pPr>
-      <w:spacing w:after="100" w:before="100"/>
+      <w:spacing w:before="100" w:after="100"/>
     </w:pPr>
     <w:rPr>
-      <w:rFonts w:asciiTheme="majorHAnsi" w:cstheme="majorBidi" w:eastAsiaTheme="majorEastAsia" w:hAnsiTheme="majorHAnsi"/>
+      <w:rFonts w:asciiTheme="majorHAnsi" w:eastAsiaTheme="majorEastAsia" w:hAnsiTheme="majorHAnsi" w:cstheme="majorBidi"/>
       <w:bCs/>
       <w:sz w:val="20"/>
       <w:szCs w:val="20"/>
     </w:rPr>
   </w:style>
-  <w:style w:styleId="FootnoteText" w:type="paragraph">
+  <w:style w:type="paragraph" w:styleId="FootnoteText">
     <w:name w:val="footnote text"/>
     <w:basedOn w:val="Normal"/>
     <w:uiPriority w:val="9"/>
     <w:unhideWhenUsed/>
     <w:qFormat/>
   </w:style>
-  <w:style w:customStyle="1" w:styleId="Table" w:type="table">
+  <w:style w:type="table" w:customStyle="1" w:styleId="Table">
     <w:name w:val="Table"/>
     <w:unhideWhenUsed/>
     <w:qFormat/>
@@ -4529,16 +4367,16 @@
       <w:rFonts w:ascii="Times New Roman" w:hAnsi="Times New Roman"/>
     </w:rPr>
     <w:tblPr>
-      <w:tblInd w:type="dxa" w:w="0"/>
+      <w:tblInd w:w="0" w:type="dxa"/>
       <w:tblCellMar>
-        <w:top w:type="dxa" w:w="0"/>
-        <w:left w:type="dxa" w:w="108"/>
-        <w:bottom w:type="dxa" w:w="0"/>
-        <w:right w:type="dxa" w:w="108"/>
+        <w:top w:w="0" w:type="dxa"/>
+        <w:left w:w="108" w:type="dxa"/>
+        <w:bottom w:w="0" w:type="dxa"/>
+        <w:right w:w="108" w:type="dxa"/>
       </w:tblCellMar>
     </w:tblPr>
   </w:style>
-  <w:style w:customStyle="1" w:styleId="DefinitionTerm" w:type="paragraph">
+  <w:style w:type="paragraph" w:customStyle="1" w:styleId="DefinitionTerm">
     <w:name w:val="Definition Term"/>
     <w:basedOn w:val="Normal"/>
     <w:next w:val="Definition"/>
@@ -4551,11 +4389,11 @@
       <w:b/>
     </w:rPr>
   </w:style>
-  <w:style w:customStyle="1" w:styleId="Definition" w:type="paragraph">
+  <w:style w:type="paragraph" w:customStyle="1" w:styleId="Definition">
     <w:name w:val="Definition"/>
     <w:basedOn w:val="Normal"/>
   </w:style>
-  <w:style w:styleId="Caption" w:type="paragraph">
+  <w:style w:type="paragraph" w:styleId="Caption">
     <w:name w:val="caption"/>
     <w:basedOn w:val="Normal"/>
     <w:link w:val="CaptionChar"/>
@@ -4566,7 +4404,7 @@
       <w:i/>
     </w:rPr>
   </w:style>
-  <w:style w:customStyle="1" w:styleId="TableCaption" w:type="paragraph">
+  <w:style w:type="paragraph" w:customStyle="1" w:styleId="TableCaption">
     <w:name w:val="Table Caption"/>
     <w:basedOn w:val="Caption"/>
     <w:rsid w:val="00ED4ADB"/>
@@ -4577,7 +4415,7 @@
       <w:i w:val="0"/>
     </w:rPr>
   </w:style>
-  <w:style w:customStyle="1" w:styleId="ImageCaption" w:type="paragraph">
+  <w:style w:type="paragraph" w:customStyle="1" w:styleId="ImageCaption">
     <w:name w:val="Image Caption"/>
     <w:basedOn w:val="Caption"/>
     <w:rsid w:val="00ED4ADB"/>
@@ -4585,23 +4423,23 @@
       <w:i w:val="0"/>
     </w:rPr>
   </w:style>
-  <w:style w:customStyle="1" w:styleId="Figure" w:type="paragraph">
+  <w:style w:type="paragraph" w:customStyle="1" w:styleId="Figure">
     <w:name w:val="Figure"/>
     <w:basedOn w:val="Normal"/>
   </w:style>
-  <w:style w:customStyle="1" w:styleId="CaptionedFigure" w:type="paragraph">
+  <w:style w:type="paragraph" w:customStyle="1" w:styleId="CaptionedFigure">
     <w:name w:val="Captioned Figure"/>
     <w:basedOn w:val="Figure"/>
     <w:pPr>
       <w:keepNext/>
     </w:pPr>
   </w:style>
-  <w:style w:customStyle="1" w:styleId="CaptionChar" w:type="character">
+  <w:style w:type="character" w:customStyle="1" w:styleId="CaptionChar">
     <w:name w:val="Caption Char"/>
     <w:basedOn w:val="DefaultParagraphFont"/>
     <w:link w:val="Caption"/>
   </w:style>
-  <w:style w:customStyle="1" w:styleId="VerbatimChar" w:type="character">
+  <w:style w:type="character" w:customStyle="1" w:styleId="VerbatimChar">
     <w:name w:val="Verbatim Char"/>
     <w:basedOn w:val="CaptionChar"/>
     <w:link w:val="SourceCode"/>
@@ -4610,21 +4448,21 @@
       <w:sz w:val="22"/>
     </w:rPr>
   </w:style>
-  <w:style w:styleId="FootnoteReference" w:type="character">
+  <w:style w:type="character" w:styleId="FootnoteReference">
     <w:name w:val="footnote reference"/>
     <w:basedOn w:val="CaptionChar"/>
     <w:rPr>
       <w:vertAlign w:val="superscript"/>
     </w:rPr>
   </w:style>
-  <w:style w:styleId="Hyperlink" w:type="character">
+  <w:style w:type="character" w:styleId="Hyperlink">
     <w:name w:val="Hyperlink"/>
     <w:basedOn w:val="CaptionChar"/>
     <w:rPr>
-      <w:color w:themeColor="accent1" w:val="4F81BD"/>
-    </w:rPr>
-  </w:style>
-  <w:style w:styleId="TOCHeading" w:type="paragraph">
+      <w:color w:val="4F81BD" w:themeColor="accent1"/>
+    </w:rPr>
+  </w:style>
+  <w:style w:type="paragraph" w:styleId="TOCHeading">
     <w:name w:val="TOC Heading"/>
     <w:basedOn w:val="Heading1"/>
     <w:next w:val="BodyText"/>
@@ -4638,19 +4476,19 @@
     <w:rPr>
       <w:b w:val="0"/>
       <w:bCs w:val="0"/>
-      <w:color w:themeColor="accent1" w:themeShade="BF" w:val="365F91"/>
-    </w:rPr>
-  </w:style>
-  <w:style w:customStyle="1" w:styleId="SourceCode" w:type="paragraph">
+      <w:color w:val="365F91" w:themeColor="accent1" w:themeShade="BF"/>
+    </w:rPr>
+  </w:style>
+  <w:style w:type="paragraph" w:customStyle="1" w:styleId="SourceCode">
     <w:name w:val="Source Code"/>
     <w:basedOn w:val="Normal"/>
     <w:link w:val="VerbatimChar"/>
     <w:pPr>
-      <w:shd w:color="auto" w:fill="F8F8F8" w:val="clear"/>
+      <w:shd w:val="clear" w:color="auto" w:fill="F8F8F8"/>
       <w:wordWrap w:val="0"/>
     </w:pPr>
   </w:style>
-  <w:style w:customStyle="1" w:styleId="KeywordTok" w:type="character">
+  <w:style w:type="character" w:customStyle="1" w:styleId="KeywordTok">
     <w:name w:val="KeywordTok"/>
     <w:basedOn w:val="VerbatimChar"/>
     <w:rPr>
@@ -4658,119 +4496,119 @@
       <w:b/>
       <w:color w:val="204A87"/>
       <w:sz w:val="22"/>
-      <w:shd w:color="auto" w:fill="F8F8F8" w:val="clear"/>
-    </w:rPr>
-  </w:style>
-  <w:style w:customStyle="1" w:styleId="DataTypeTok" w:type="character">
+      <w:shd w:val="clear" w:color="auto" w:fill="F8F8F8"/>
+    </w:rPr>
+  </w:style>
+  <w:style w:type="character" w:customStyle="1" w:styleId="DataTypeTok">
     <w:name w:val="DataTypeTok"/>
     <w:basedOn w:val="VerbatimChar"/>
     <w:rPr>
       <w:rFonts w:ascii="Consolas" w:hAnsi="Consolas"/>
       <w:color w:val="204A87"/>
       <w:sz w:val="22"/>
-      <w:shd w:color="auto" w:fill="F8F8F8" w:val="clear"/>
-    </w:rPr>
-  </w:style>
-  <w:style w:customStyle="1" w:styleId="DecValTok" w:type="character">
+      <w:shd w:val="clear" w:color="auto" w:fill="F8F8F8"/>
+    </w:rPr>
+  </w:style>
+  <w:style w:type="character" w:customStyle="1" w:styleId="DecValTok">
     <w:name w:val="DecValTok"/>
     <w:basedOn w:val="VerbatimChar"/>
     <w:rPr>
       <w:rFonts w:ascii="Consolas" w:hAnsi="Consolas"/>
       <w:color w:val="0000CF"/>
       <w:sz w:val="22"/>
-      <w:shd w:color="auto" w:fill="F8F8F8" w:val="clear"/>
-    </w:rPr>
-  </w:style>
-  <w:style w:customStyle="1" w:styleId="BaseNTok" w:type="character">
+      <w:shd w:val="clear" w:color="auto" w:fill="F8F8F8"/>
+    </w:rPr>
+  </w:style>
+  <w:style w:type="character" w:customStyle="1" w:styleId="BaseNTok">
     <w:name w:val="BaseNTok"/>
     <w:basedOn w:val="VerbatimChar"/>
     <w:rPr>
       <w:rFonts w:ascii="Consolas" w:hAnsi="Consolas"/>
       <w:color w:val="0000CF"/>
       <w:sz w:val="22"/>
-      <w:shd w:color="auto" w:fill="F8F8F8" w:val="clear"/>
-    </w:rPr>
-  </w:style>
-  <w:style w:customStyle="1" w:styleId="FloatTok" w:type="character">
+      <w:shd w:val="clear" w:color="auto" w:fill="F8F8F8"/>
+    </w:rPr>
+  </w:style>
+  <w:style w:type="character" w:customStyle="1" w:styleId="FloatTok">
     <w:name w:val="FloatTok"/>
     <w:basedOn w:val="VerbatimChar"/>
     <w:rPr>
       <w:rFonts w:ascii="Consolas" w:hAnsi="Consolas"/>
       <w:color w:val="0000CF"/>
       <w:sz w:val="22"/>
-      <w:shd w:color="auto" w:fill="F8F8F8" w:val="clear"/>
-    </w:rPr>
-  </w:style>
-  <w:style w:customStyle="1" w:styleId="ConstantTok" w:type="character">
+      <w:shd w:val="clear" w:color="auto" w:fill="F8F8F8"/>
+    </w:rPr>
+  </w:style>
+  <w:style w:type="character" w:customStyle="1" w:styleId="ConstantTok">
     <w:name w:val="ConstantTok"/>
     <w:basedOn w:val="VerbatimChar"/>
     <w:rPr>
       <w:rFonts w:ascii="Consolas" w:hAnsi="Consolas"/>
       <w:color w:val="000000"/>
       <w:sz w:val="22"/>
-      <w:shd w:color="auto" w:fill="F8F8F8" w:val="clear"/>
-    </w:rPr>
-  </w:style>
-  <w:style w:customStyle="1" w:styleId="CharTok" w:type="character">
+      <w:shd w:val="clear" w:color="auto" w:fill="F8F8F8"/>
+    </w:rPr>
+  </w:style>
+  <w:style w:type="character" w:customStyle="1" w:styleId="CharTok">
     <w:name w:val="CharTok"/>
     <w:basedOn w:val="VerbatimChar"/>
     <w:rPr>
       <w:rFonts w:ascii="Consolas" w:hAnsi="Consolas"/>
       <w:color w:val="4E9A06"/>
       <w:sz w:val="22"/>
-      <w:shd w:color="auto" w:fill="F8F8F8" w:val="clear"/>
-    </w:rPr>
-  </w:style>
-  <w:style w:customStyle="1" w:styleId="SpecialCharTok" w:type="character">
+      <w:shd w:val="clear" w:color="auto" w:fill="F8F8F8"/>
+    </w:rPr>
+  </w:style>
+  <w:style w:type="character" w:customStyle="1" w:styleId="SpecialCharTok">
     <w:name w:val="SpecialCharTok"/>
     <w:basedOn w:val="VerbatimChar"/>
     <w:rPr>
       <w:rFonts w:ascii="Consolas" w:hAnsi="Consolas"/>
       <w:color w:val="000000"/>
       <w:sz w:val="22"/>
-      <w:shd w:color="auto" w:fill="F8F8F8" w:val="clear"/>
-    </w:rPr>
-  </w:style>
-  <w:style w:customStyle="1" w:styleId="StringTok" w:type="character">
+      <w:shd w:val="clear" w:color="auto" w:fill="F8F8F8"/>
+    </w:rPr>
+  </w:style>
+  <w:style w:type="character" w:customStyle="1" w:styleId="StringTok">
     <w:name w:val="StringTok"/>
     <w:basedOn w:val="VerbatimChar"/>
     <w:rPr>
       <w:rFonts w:ascii="Consolas" w:hAnsi="Consolas"/>
       <w:color w:val="4E9A06"/>
       <w:sz w:val="22"/>
-      <w:shd w:color="auto" w:fill="F8F8F8" w:val="clear"/>
-    </w:rPr>
-  </w:style>
-  <w:style w:customStyle="1" w:styleId="VerbatimStringTok" w:type="character">
+      <w:shd w:val="clear" w:color="auto" w:fill="F8F8F8"/>
+    </w:rPr>
+  </w:style>
+  <w:style w:type="character" w:customStyle="1" w:styleId="VerbatimStringTok">
     <w:name w:val="VerbatimStringTok"/>
     <w:basedOn w:val="VerbatimChar"/>
     <w:rPr>
       <w:rFonts w:ascii="Consolas" w:hAnsi="Consolas"/>
       <w:color w:val="4E9A06"/>
       <w:sz w:val="22"/>
-      <w:shd w:color="auto" w:fill="F8F8F8" w:val="clear"/>
-    </w:rPr>
-  </w:style>
-  <w:style w:customStyle="1" w:styleId="SpecialStringTok" w:type="character">
+      <w:shd w:val="clear" w:color="auto" w:fill="F8F8F8"/>
+    </w:rPr>
+  </w:style>
+  <w:style w:type="character" w:customStyle="1" w:styleId="SpecialStringTok">
     <w:name w:val="SpecialStringTok"/>
     <w:basedOn w:val="VerbatimChar"/>
     <w:rPr>
       <w:rFonts w:ascii="Consolas" w:hAnsi="Consolas"/>
       <w:color w:val="4E9A06"/>
       <w:sz w:val="22"/>
-      <w:shd w:color="auto" w:fill="F8F8F8" w:val="clear"/>
-    </w:rPr>
-  </w:style>
-  <w:style w:customStyle="1" w:styleId="ImportTok" w:type="character">
+      <w:shd w:val="clear" w:color="auto" w:fill="F8F8F8"/>
+    </w:rPr>
+  </w:style>
+  <w:style w:type="character" w:customStyle="1" w:styleId="ImportTok">
     <w:name w:val="ImportTok"/>
     <w:basedOn w:val="VerbatimChar"/>
     <w:rPr>
       <w:rFonts w:ascii="Consolas" w:hAnsi="Consolas"/>
       <w:sz w:val="22"/>
-      <w:shd w:color="auto" w:fill="F8F8F8" w:val="clear"/>
-    </w:rPr>
-  </w:style>
-  <w:style w:customStyle="1" w:styleId="CommentTok" w:type="character">
+      <w:shd w:val="clear" w:color="auto" w:fill="F8F8F8"/>
+    </w:rPr>
+  </w:style>
+  <w:style w:type="character" w:customStyle="1" w:styleId="CommentTok">
     <w:name w:val="CommentTok"/>
     <w:basedOn w:val="VerbatimChar"/>
     <w:rPr>
@@ -4778,10 +4616,10 @@
       <w:i/>
       <w:color w:val="8F5902"/>
       <w:sz w:val="22"/>
-      <w:shd w:color="auto" w:fill="F8F8F8" w:val="clear"/>
-    </w:rPr>
-  </w:style>
-  <w:style w:customStyle="1" w:styleId="DocumentationTok" w:type="character">
+      <w:shd w:val="clear" w:color="auto" w:fill="F8F8F8"/>
+    </w:rPr>
+  </w:style>
+  <w:style w:type="character" w:customStyle="1" w:styleId="DocumentationTok">
     <w:name w:val="DocumentationTok"/>
     <w:basedOn w:val="VerbatimChar"/>
     <w:rPr>
@@ -4790,10 +4628,10 @@
       <w:i/>
       <w:color w:val="8F5902"/>
       <w:sz w:val="22"/>
-      <w:shd w:color="auto" w:fill="F8F8F8" w:val="clear"/>
-    </w:rPr>
-  </w:style>
-  <w:style w:customStyle="1" w:styleId="AnnotationTok" w:type="character">
+      <w:shd w:val="clear" w:color="auto" w:fill="F8F8F8"/>
+    </w:rPr>
+  </w:style>
+  <w:style w:type="character" w:customStyle="1" w:styleId="AnnotationTok">
     <w:name w:val="AnnotationTok"/>
     <w:basedOn w:val="VerbatimChar"/>
     <w:rPr>
@@ -4802,10 +4640,10 @@
       <w:i/>
       <w:color w:val="8F5902"/>
       <w:sz w:val="22"/>
-      <w:shd w:color="auto" w:fill="F8F8F8" w:val="clear"/>
-    </w:rPr>
-  </w:style>
-  <w:style w:customStyle="1" w:styleId="CommentVarTok" w:type="character">
+      <w:shd w:val="clear" w:color="auto" w:fill="F8F8F8"/>
+    </w:rPr>
+  </w:style>
+  <w:style w:type="character" w:customStyle="1" w:styleId="CommentVarTok">
     <w:name w:val="CommentVarTok"/>
     <w:basedOn w:val="VerbatimChar"/>
     <w:rPr>
@@ -4814,40 +4652,40 @@
       <w:i/>
       <w:color w:val="8F5902"/>
       <w:sz w:val="22"/>
-      <w:shd w:color="auto" w:fill="F8F8F8" w:val="clear"/>
-    </w:rPr>
-  </w:style>
-  <w:style w:customStyle="1" w:styleId="OtherTok" w:type="character">
+      <w:shd w:val="clear" w:color="auto" w:fill="F8F8F8"/>
+    </w:rPr>
+  </w:style>
+  <w:style w:type="character" w:customStyle="1" w:styleId="OtherTok">
     <w:name w:val="OtherTok"/>
     <w:basedOn w:val="VerbatimChar"/>
     <w:rPr>
       <w:rFonts w:ascii="Consolas" w:hAnsi="Consolas"/>
       <w:color w:val="8F5902"/>
       <w:sz w:val="22"/>
-      <w:shd w:color="auto" w:fill="F8F8F8" w:val="clear"/>
-    </w:rPr>
-  </w:style>
-  <w:style w:customStyle="1" w:styleId="FunctionTok" w:type="character">
+      <w:shd w:val="clear" w:color="auto" w:fill="F8F8F8"/>
+    </w:rPr>
+  </w:style>
+  <w:style w:type="character" w:customStyle="1" w:styleId="FunctionTok">
     <w:name w:val="FunctionTok"/>
     <w:basedOn w:val="VerbatimChar"/>
     <w:rPr>
       <w:rFonts w:ascii="Consolas" w:hAnsi="Consolas"/>
       <w:color w:val="000000"/>
       <w:sz w:val="22"/>
-      <w:shd w:color="auto" w:fill="F8F8F8" w:val="clear"/>
-    </w:rPr>
-  </w:style>
-  <w:style w:customStyle="1" w:styleId="VariableTok" w:type="character">
+      <w:shd w:val="clear" w:color="auto" w:fill="F8F8F8"/>
+    </w:rPr>
+  </w:style>
+  <w:style w:type="character" w:customStyle="1" w:styleId="VariableTok">
     <w:name w:val="VariableTok"/>
     <w:basedOn w:val="VerbatimChar"/>
     <w:rPr>
       <w:rFonts w:ascii="Consolas" w:hAnsi="Consolas"/>
       <w:color w:val="000000"/>
       <w:sz w:val="22"/>
-      <w:shd w:color="auto" w:fill="F8F8F8" w:val="clear"/>
-    </w:rPr>
-  </w:style>
-  <w:style w:customStyle="1" w:styleId="ControlFlowTok" w:type="character">
+      <w:shd w:val="clear" w:color="auto" w:fill="F8F8F8"/>
+    </w:rPr>
+  </w:style>
+  <w:style w:type="character" w:customStyle="1" w:styleId="ControlFlowTok">
     <w:name w:val="ControlFlowTok"/>
     <w:basedOn w:val="VerbatimChar"/>
     <w:rPr>
@@ -4855,10 +4693,10 @@
       <w:b/>
       <w:color w:val="204A87"/>
       <w:sz w:val="22"/>
-      <w:shd w:color="auto" w:fill="F8F8F8" w:val="clear"/>
-    </w:rPr>
-  </w:style>
-  <w:style w:customStyle="1" w:styleId="OperatorTok" w:type="character">
+      <w:shd w:val="clear" w:color="auto" w:fill="F8F8F8"/>
+    </w:rPr>
+  </w:style>
+  <w:style w:type="character" w:customStyle="1" w:styleId="OperatorTok">
     <w:name w:val="OperatorTok"/>
     <w:basedOn w:val="VerbatimChar"/>
     <w:rPr>
@@ -4866,28 +4704,28 @@
       <w:b/>
       <w:color w:val="CE5C00"/>
       <w:sz w:val="22"/>
-      <w:shd w:color="auto" w:fill="F8F8F8" w:val="clear"/>
-    </w:rPr>
-  </w:style>
-  <w:style w:customStyle="1" w:styleId="BuiltInTok" w:type="character">
+      <w:shd w:val="clear" w:color="auto" w:fill="F8F8F8"/>
+    </w:rPr>
+  </w:style>
+  <w:style w:type="character" w:customStyle="1" w:styleId="BuiltInTok">
     <w:name w:val="BuiltInTok"/>
     <w:basedOn w:val="VerbatimChar"/>
     <w:rPr>
       <w:rFonts w:ascii="Consolas" w:hAnsi="Consolas"/>
       <w:sz w:val="22"/>
-      <w:shd w:color="auto" w:fill="F8F8F8" w:val="clear"/>
-    </w:rPr>
-  </w:style>
-  <w:style w:customStyle="1" w:styleId="ExtensionTok" w:type="character">
+      <w:shd w:val="clear" w:color="auto" w:fill="F8F8F8"/>
+    </w:rPr>
+  </w:style>
+  <w:style w:type="character" w:customStyle="1" w:styleId="ExtensionTok">
     <w:name w:val="ExtensionTok"/>
     <w:basedOn w:val="VerbatimChar"/>
     <w:rPr>
       <w:rFonts w:ascii="Consolas" w:hAnsi="Consolas"/>
       <w:sz w:val="22"/>
-      <w:shd w:color="auto" w:fill="F8F8F8" w:val="clear"/>
-    </w:rPr>
-  </w:style>
-  <w:style w:customStyle="1" w:styleId="PreprocessorTok" w:type="character">
+      <w:shd w:val="clear" w:color="auto" w:fill="F8F8F8"/>
+    </w:rPr>
+  </w:style>
+  <w:style w:type="character" w:customStyle="1" w:styleId="PreprocessorTok">
     <w:name w:val="PreprocessorTok"/>
     <w:basedOn w:val="VerbatimChar"/>
     <w:rPr>
@@ -4895,29 +4733,29 @@
       <w:i/>
       <w:color w:val="8F5902"/>
       <w:sz w:val="22"/>
-      <w:shd w:color="auto" w:fill="F8F8F8" w:val="clear"/>
-    </w:rPr>
-  </w:style>
-  <w:style w:customStyle="1" w:styleId="AttributeTok" w:type="character">
+      <w:shd w:val="clear" w:color="auto" w:fill="F8F8F8"/>
+    </w:rPr>
+  </w:style>
+  <w:style w:type="character" w:customStyle="1" w:styleId="AttributeTok">
     <w:name w:val="AttributeTok"/>
     <w:basedOn w:val="VerbatimChar"/>
     <w:rPr>
       <w:rFonts w:ascii="Consolas" w:hAnsi="Consolas"/>
       <w:color w:val="C4A000"/>
       <w:sz w:val="22"/>
-      <w:shd w:color="auto" w:fill="F8F8F8" w:val="clear"/>
-    </w:rPr>
-  </w:style>
-  <w:style w:customStyle="1" w:styleId="RegionMarkerTok" w:type="character">
+      <w:shd w:val="clear" w:color="auto" w:fill="F8F8F8"/>
+    </w:rPr>
+  </w:style>
+  <w:style w:type="character" w:customStyle="1" w:styleId="RegionMarkerTok">
     <w:name w:val="RegionMarkerTok"/>
     <w:basedOn w:val="VerbatimChar"/>
     <w:rPr>
       <w:rFonts w:ascii="Consolas" w:hAnsi="Consolas"/>
       <w:sz w:val="22"/>
-      <w:shd w:color="auto" w:fill="F8F8F8" w:val="clear"/>
-    </w:rPr>
-  </w:style>
-  <w:style w:customStyle="1" w:styleId="InformationTok" w:type="character">
+      <w:shd w:val="clear" w:color="auto" w:fill="F8F8F8"/>
+    </w:rPr>
+  </w:style>
+  <w:style w:type="character" w:customStyle="1" w:styleId="InformationTok">
     <w:name w:val="InformationTok"/>
     <w:basedOn w:val="VerbatimChar"/>
     <w:rPr>
@@ -4926,10 +4764,10 @@
       <w:i/>
       <w:color w:val="8F5902"/>
       <w:sz w:val="22"/>
-      <w:shd w:color="auto" w:fill="F8F8F8" w:val="clear"/>
-    </w:rPr>
-  </w:style>
-  <w:style w:customStyle="1" w:styleId="WarningTok" w:type="character">
+      <w:shd w:val="clear" w:color="auto" w:fill="F8F8F8"/>
+    </w:rPr>
+  </w:style>
+  <w:style w:type="character" w:customStyle="1" w:styleId="WarningTok">
     <w:name w:val="WarningTok"/>
     <w:basedOn w:val="VerbatimChar"/>
     <w:rPr>
@@ -4938,20 +4776,20 @@
       <w:i/>
       <w:color w:val="8F5902"/>
       <w:sz w:val="22"/>
-      <w:shd w:color="auto" w:fill="F8F8F8" w:val="clear"/>
-    </w:rPr>
-  </w:style>
-  <w:style w:customStyle="1" w:styleId="AlertTok" w:type="character">
+      <w:shd w:val="clear" w:color="auto" w:fill="F8F8F8"/>
+    </w:rPr>
+  </w:style>
+  <w:style w:type="character" w:customStyle="1" w:styleId="AlertTok">
     <w:name w:val="AlertTok"/>
     <w:basedOn w:val="VerbatimChar"/>
     <w:rPr>
       <w:rFonts w:ascii="Consolas" w:hAnsi="Consolas"/>
       <w:color w:val="EF2929"/>
       <w:sz w:val="22"/>
-      <w:shd w:color="auto" w:fill="F8F8F8" w:val="clear"/>
-    </w:rPr>
-  </w:style>
-  <w:style w:customStyle="1" w:styleId="ErrorTok" w:type="character">
+      <w:shd w:val="clear" w:color="auto" w:fill="F8F8F8"/>
+    </w:rPr>
+  </w:style>
+  <w:style w:type="character" w:customStyle="1" w:styleId="ErrorTok">
     <w:name w:val="ErrorTok"/>
     <w:basedOn w:val="VerbatimChar"/>
     <w:rPr>
@@ -4959,19 +4797,19 @@
       <w:b/>
       <w:color w:val="A40000"/>
       <w:sz w:val="22"/>
-      <w:shd w:color="auto" w:fill="F8F8F8" w:val="clear"/>
-    </w:rPr>
-  </w:style>
-  <w:style w:customStyle="1" w:styleId="NormalTok" w:type="character">
+      <w:shd w:val="clear" w:color="auto" w:fill="F8F8F8"/>
+    </w:rPr>
+  </w:style>
+  <w:style w:type="character" w:customStyle="1" w:styleId="NormalTok">
     <w:name w:val="NormalTok"/>
     <w:basedOn w:val="VerbatimChar"/>
     <w:rPr>
       <w:rFonts w:ascii="Consolas" w:hAnsi="Consolas"/>
       <w:sz w:val="22"/>
-      <w:shd w:color="auto" w:fill="F8F8F8" w:val="clear"/>
-    </w:rPr>
-  </w:style>
-  <w:style w:customStyle="1" w:styleId="BodyTextChar" w:type="character">
+      <w:shd w:val="clear" w:color="auto" w:fill="F8F8F8"/>
+    </w:rPr>
+  </w:style>
+  <w:style w:type="character" w:customStyle="1" w:styleId="BodyTextChar">
     <w:name w:val="Body Text Char"/>
     <w:basedOn w:val="DefaultParagraphFont"/>
     <w:link w:val="BodyText"/>
@@ -4980,14 +4818,14 @@
       <w:rFonts w:ascii="Times New Roman" w:hAnsi="Times New Roman"/>
     </w:rPr>
   </w:style>
-  <w:style w:styleId="LineNumber" w:type="character">
+  <w:style w:type="character" w:styleId="LineNumber">
     <w:name w:val="line number"/>
     <w:basedOn w:val="DefaultParagraphFont"/>
     <w:semiHidden/>
     <w:unhideWhenUsed/>
     <w:rsid w:val="008E79E4"/>
   </w:style>
-  <w:style w:styleId="TableGrid" w:type="table">
+  <w:style w:type="table" w:styleId="TableGrid">
     <w:name w:val="Table Grid"/>
     <w:aliases w:val="Table Paper"/>
     <w:basedOn w:val="TableNormal"/>
@@ -5000,16 +4838,16 @@
     </w:rPr>
     <w:tblPr>
       <w:tblBorders>
-        <w:top w:color="auto" w:space="0" w:sz="4" w:val="single"/>
-        <w:left w:color="auto" w:space="0" w:sz="4" w:val="single"/>
-        <w:bottom w:color="auto" w:space="0" w:sz="4" w:val="single"/>
-        <w:right w:color="auto" w:space="0" w:sz="4" w:val="single"/>
-        <w:insideH w:color="auto" w:space="0" w:sz="4" w:val="single"/>
-        <w:insideV w:color="auto" w:space="0" w:sz="4" w:val="single"/>
+        <w:top w:val="single" w:sz="4" w:space="0" w:color="auto"/>
+        <w:left w:val="single" w:sz="4" w:space="0" w:color="auto"/>
+        <w:bottom w:val="single" w:sz="4" w:space="0" w:color="auto"/>
+        <w:right w:val="single" w:sz="4" w:space="0" w:color="auto"/>
+        <w:insideH w:val="single" w:sz="4" w:space="0" w:color="auto"/>
+        <w:insideV w:val="single" w:sz="4" w:space="0" w:color="auto"/>
       </w:tblBorders>
     </w:tblPr>
   </w:style>
-  <w:style w:customStyle="1" w:styleId="TableA" w:type="table">
+  <w:style w:type="table" w:customStyle="1" w:styleId="TableA">
     <w:name w:val="TableA"/>
     <w:basedOn w:val="TableGrid"/>
     <w:uiPriority w:val="99"/>
@@ -5019,7 +4857,7 @@
     </w:rPr>
     <w:tblPr/>
   </w:style>
-  <w:style w:styleId="PlainTable1" w:type="table">
+  <w:style w:type="table" w:styleId="PlainTable1">
     <w:name w:val="Plain Table 1"/>
     <w:basedOn w:val="TableNormal"/>
     <w:rsid w:val="00921965"/>
@@ -5030,12 +4868,12 @@
       <w:tblStyleRowBandSize w:val="1"/>
       <w:tblStyleColBandSize w:val="1"/>
       <w:tblBorders>
-        <w:top w:color="BFBFBF" w:space="0" w:sz="4" w:themeColor="background1" w:themeShade="BF" w:val="single"/>
-        <w:left w:color="BFBFBF" w:space="0" w:sz="4" w:themeColor="background1" w:themeShade="BF" w:val="single"/>
-        <w:bottom w:color="BFBFBF" w:space="0" w:sz="4" w:themeColor="background1" w:themeShade="BF" w:val="single"/>
-        <w:right w:color="BFBFBF" w:space="0" w:sz="4" w:themeColor="background1" w:themeShade="BF" w:val="single"/>
-        <w:insideH w:color="BFBFBF" w:space="0" w:sz="4" w:themeColor="background1" w:themeShade="BF" w:val="single"/>
-        <w:insideV w:color="BFBFBF" w:space="0" w:sz="4" w:themeColor="background1" w:themeShade="BF" w:val="single"/>
+        <w:top w:val="single" w:sz="4" w:space="0" w:color="BFBFBF" w:themeColor="background1" w:themeShade="BF"/>
+        <w:left w:val="single" w:sz="4" w:space="0" w:color="BFBFBF" w:themeColor="background1" w:themeShade="BF"/>
+        <w:bottom w:val="single" w:sz="4" w:space="0" w:color="BFBFBF" w:themeColor="background1" w:themeShade="BF"/>
+        <w:right w:val="single" w:sz="4" w:space="0" w:color="BFBFBF" w:themeColor="background1" w:themeShade="BF"/>
+        <w:insideH w:val="single" w:sz="4" w:space="0" w:color="BFBFBF" w:themeColor="background1" w:themeShade="BF"/>
+        <w:insideV w:val="single" w:sz="4" w:space="0" w:color="BFBFBF" w:themeColor="background1" w:themeShade="BF"/>
       </w:tblBorders>
     </w:tblPr>
     <w:tblStylePr w:type="firstRow">
@@ -5052,7 +4890,7 @@
       <w:tblPr/>
       <w:tcPr>
         <w:tcBorders>
-          <w:top w:color="BFBFBF" w:space="0" w:sz="4" w:themeColor="background1" w:themeShade="BF" w:val="double"/>
+          <w:top w:val="double" w:sz="4" w:space="0" w:color="BFBFBF" w:themeColor="background1" w:themeShade="BF"/>
         </w:tcBorders>
       </w:tcPr>
     </w:tblStylePr>
@@ -5071,17 +4909,17 @@
     <w:tblStylePr w:type="band1Vert">
       <w:tblPr/>
       <w:tcPr>
-        <w:shd w:color="auto" w:fill="F2F2F2" w:themeFill="background1" w:themeFillShade="F2" w:val="clear"/>
+        <w:shd w:val="clear" w:color="auto" w:fill="F2F2F2" w:themeFill="background1" w:themeFillShade="F2"/>
       </w:tcPr>
     </w:tblStylePr>
     <w:tblStylePr w:type="band1Horz">
       <w:tblPr/>
       <w:tcPr>
-        <w:shd w:color="auto" w:fill="F2F2F2" w:themeFill="background1" w:themeFillShade="F2" w:val="clear"/>
+        <w:shd w:val="clear" w:color="auto" w:fill="F2F2F2" w:themeFill="background1" w:themeFillShade="F2"/>
       </w:tcPr>
     </w:tblStylePr>
   </w:style>
-  <w:style w:styleId="GridTable2" w:type="table">
+  <w:style w:type="table" w:styleId="GridTable2">
     <w:name w:val="Grid Table 2"/>
     <w:basedOn w:val="TableNormal"/>
     <w:rsid w:val="00921965"/>
@@ -5092,10 +4930,10 @@
       <w:tblStyleRowBandSize w:val="1"/>
       <w:tblStyleColBandSize w:val="1"/>
       <w:tblBorders>
-        <w:top w:color="666666" w:space="0" w:sz="2" w:themeColor="text1" w:themeTint="99" w:val="single"/>
-        <w:bottom w:color="666666" w:space="0" w:sz="2" w:themeColor="text1" w:themeTint="99" w:val="single"/>
-        <w:insideH w:color="666666" w:space="0" w:sz="2" w:themeColor="text1" w:themeTint="99" w:val="single"/>
-        <w:insideV w:color="666666" w:space="0" w:sz="2" w:themeColor="text1" w:themeTint="99" w:val="single"/>
+        <w:top w:val="single" w:sz="2" w:space="0" w:color="666666" w:themeColor="text1" w:themeTint="99"/>
+        <w:bottom w:val="single" w:sz="2" w:space="0" w:color="666666" w:themeColor="text1" w:themeTint="99"/>
+        <w:insideH w:val="single" w:sz="2" w:space="0" w:color="666666" w:themeColor="text1" w:themeTint="99"/>
+        <w:insideV w:val="single" w:sz="2" w:space="0" w:color="666666" w:themeColor="text1" w:themeTint="99"/>
       </w:tblBorders>
     </w:tblPr>
     <w:tblStylePr w:type="firstRow">
@@ -5107,11 +4945,11 @@
       <w:tcPr>
         <w:tcBorders>
           <w:top w:val="nil"/>
-          <w:bottom w:color="666666" w:space="0" w:sz="12" w:themeColor="text1" w:themeTint="99" w:val="single"/>
+          <w:bottom w:val="single" w:sz="12" w:space="0" w:color="666666" w:themeColor="text1" w:themeTint="99"/>
           <w:insideH w:val="nil"/>
           <w:insideV w:val="nil"/>
         </w:tcBorders>
-        <w:shd w:color="auto" w:fill="FFFFFF" w:themeFill="background1" w:val="clear"/>
+        <w:shd w:val="clear" w:color="auto" w:fill="FFFFFF" w:themeFill="background1"/>
       </w:tcPr>
     </w:tblStylePr>
     <w:tblStylePr w:type="lastRow">
@@ -5122,12 +4960,12 @@
       <w:tblPr/>
       <w:tcPr>
         <w:tcBorders>
-          <w:top w:color="666666" w:space="0" w:sz="2" w:themeColor="text1" w:themeTint="99" w:val="double"/>
+          <w:top w:val="double" w:sz="2" w:space="0" w:color="666666" w:themeColor="text1" w:themeTint="99"/>
           <w:bottom w:val="nil"/>
           <w:insideH w:val="nil"/>
           <w:insideV w:val="nil"/>
         </w:tcBorders>
-        <w:shd w:color="auto" w:fill="FFFFFF" w:themeFill="background1" w:val="clear"/>
+        <w:shd w:val="clear" w:color="auto" w:fill="FFFFFF" w:themeFill="background1"/>
       </w:tcPr>
     </w:tblStylePr>
     <w:tblStylePr w:type="firstCol">
@@ -5145,17 +4983,17 @@
     <w:tblStylePr w:type="band1Vert">
       <w:tblPr/>
       <w:tcPr>
-        <w:shd w:color="auto" w:fill="CCCCCC" w:themeFill="text1" w:themeFillTint="33" w:val="clear"/>
+        <w:shd w:val="clear" w:color="auto" w:fill="CCCCCC" w:themeFill="text1" w:themeFillTint="33"/>
       </w:tcPr>
     </w:tblStylePr>
     <w:tblStylePr w:type="band1Horz">
       <w:tblPr/>
       <w:tcPr>
-        <w:shd w:color="auto" w:fill="CCCCCC" w:themeFill="text1" w:themeFillTint="33" w:val="clear"/>
+        <w:shd w:val="clear" w:color="auto" w:fill="CCCCCC" w:themeFill="text1" w:themeFillTint="33"/>
       </w:tcPr>
     </w:tblStylePr>
   </w:style>
-  <w:style w:styleId="Header" w:type="paragraph">
+  <w:style w:type="paragraph" w:styleId="Header">
     <w:name w:val="header"/>
     <w:basedOn w:val="Normal"/>
     <w:link w:val="HeaderChar"/>
@@ -5163,19 +5001,19 @@
     <w:rsid w:val="00CE76D0"/>
     <w:pPr>
       <w:tabs>
-        <w:tab w:pos="4680" w:val="center"/>
-        <w:tab w:pos="9360" w:val="right"/>
+        <w:tab w:val="center" w:pos="4680"/>
+        <w:tab w:val="right" w:pos="9360"/>
       </w:tabs>
       <w:spacing w:after="0"/>
     </w:pPr>
   </w:style>
-  <w:style w:customStyle="1" w:styleId="HeaderChar" w:type="character">
+  <w:style w:type="character" w:customStyle="1" w:styleId="HeaderChar">
     <w:name w:val="Header Char"/>
     <w:basedOn w:val="DefaultParagraphFont"/>
     <w:link w:val="Header"/>
     <w:rsid w:val="00CE76D0"/>
   </w:style>
-  <w:style w:styleId="Footer" w:type="paragraph">
+  <w:style w:type="paragraph" w:styleId="Footer">
     <w:name w:val="footer"/>
     <w:basedOn w:val="Normal"/>
     <w:link w:val="FooterChar"/>
@@ -5183,19 +5021,19 @@
     <w:rsid w:val="00CE76D0"/>
     <w:pPr>
       <w:tabs>
-        <w:tab w:pos="4680" w:val="center"/>
-        <w:tab w:pos="9360" w:val="right"/>
+        <w:tab w:val="center" w:pos="4680"/>
+        <w:tab w:val="right" w:pos="9360"/>
       </w:tabs>
       <w:spacing w:after="0"/>
     </w:pPr>
   </w:style>
-  <w:style w:customStyle="1" w:styleId="FooterChar" w:type="character">
+  <w:style w:type="character" w:customStyle="1" w:styleId="FooterChar">
     <w:name w:val="Footer Char"/>
     <w:basedOn w:val="DefaultParagraphFont"/>
     <w:link w:val="Footer"/>
     <w:rsid w:val="00CE76D0"/>
   </w:style>
-  <w:style w:styleId="PageNumber" w:type="character">
+  <w:style w:type="character" w:styleId="PageNumber">
     <w:name w:val="page number"/>
     <w:basedOn w:val="DefaultParagraphFont"/>
     <w:semiHidden/>

--- a/2025_earwig_fecundity_revised.docx
+++ b/2025_earwig_fecundity_revised.docx
@@ -1,84 +1,71 @@
 
 <file path=word/document.xml><?xml version="1.0" encoding="utf-8"?>
-<w:document xmlns:wpc="http://schemas.microsoft.com/office/word/2010/wordprocessingCanvas" xmlns:cx="http://schemas.microsoft.com/office/drawing/2014/chartex" xmlns:cx1="http://schemas.microsoft.com/office/drawing/2015/9/8/chartex" xmlns:cx2="http://schemas.microsoft.com/office/drawing/2015/10/21/chartex" xmlns:cx3="http://schemas.microsoft.com/office/drawing/2016/5/9/chartex" xmlns:cx4="http://schemas.microsoft.com/office/drawing/2016/5/10/chartex" xmlns:cx5="http://schemas.microsoft.com/office/drawing/2016/5/11/chartex" xmlns:cx6="http://schemas.microsoft.com/office/drawing/2016/5/12/chartex" xmlns:cx7="http://schemas.microsoft.com/office/drawing/2016/5/13/chartex" xmlns:cx8="http://schemas.microsoft.com/office/drawing/2016/5/14/chartex" xmlns:mc="http://schemas.openxmlformats.org/markup-compatibility/2006" xmlns:aink="http://schemas.microsoft.com/office/drawing/2016/ink" xmlns:am3d="http://schemas.microsoft.com/office/drawing/2017/model3d" xmlns:o="urn:schemas-microsoft-com:office:office" xmlns:oel="http://schemas.microsoft.com/office/2019/extlst" xmlns:r="http://schemas.openxmlformats.org/officeDocument/2006/relationships" xmlns:m="http://schemas.openxmlformats.org/officeDocument/2006/math" xmlns:v="urn:schemas-microsoft-com:vml" xmlns:wp14="http://schemas.microsoft.com/office/word/2010/wordprocessingDrawing" xmlns:wp="http://schemas.openxmlformats.org/drawingml/2006/wordprocessingDrawing" xmlns:w10="urn:schemas-microsoft-com:office:word" xmlns:w="http://schemas.openxmlformats.org/wordprocessingml/2006/main" xmlns:w14="http://schemas.microsoft.com/office/word/2010/wordml" xmlns:w15="http://schemas.microsoft.com/office/word/2012/wordml" xmlns:w16cex="http://schemas.microsoft.com/office/word/2018/wordml/cex" xmlns:w16cid="http://schemas.microsoft.com/office/word/2016/wordml/cid" xmlns:w16="http://schemas.microsoft.com/office/word/2018/wordml" xmlns:w16du="http://schemas.microsoft.com/office/word/2023/wordml/word16du" xmlns:w16sdtdh="http://schemas.microsoft.com/office/word/2020/wordml/sdtdatahash" xmlns:w16sdtfl="http://schemas.microsoft.com/office/word/2024/wordml/sdtformatlock" xmlns:w16se="http://schemas.microsoft.com/office/word/2015/wordml/symex" xmlns:wpg="http://schemas.microsoft.com/office/word/2010/wordprocessingGroup" xmlns:wpi="http://schemas.microsoft.com/office/word/2010/wordprocessingInk" xmlns:wne="http://schemas.microsoft.com/office/word/2006/wordml" xmlns:wps="http://schemas.microsoft.com/office/word/2010/wordprocessingShape" mc:Ignorable="w14 w15 w16se w16cid w16 w16cex w16sdtdh w16sdtfl w16du wp14">
+<w:document xmlns:w="http://schemas.openxmlformats.org/wordprocessingml/2006/main" xmlns:m="http://schemas.openxmlformats.org/officeDocument/2006/math" xmlns:r="http://schemas.openxmlformats.org/officeDocument/2006/relationships" xmlns:o="urn:schemas-microsoft-com:office:office" xmlns:v="urn:schemas-microsoft-com:vml" xmlns:w10="urn:schemas-microsoft-com:office:word" xmlns:a="http://schemas.openxmlformats.org/drawingml/2006/main" xmlns:pic="http://schemas.openxmlformats.org/drawingml/2006/picture" xmlns:wp="http://schemas.openxmlformats.org/drawingml/2006/wordprocessingDrawing">
   <w:body>
     <w:p>
       <w:pPr>
         <w:pStyle w:val="Title"/>
       </w:pPr>
       <w:r>
-        <w:t>Disentangling within- and between-female egg size–number trade-offs in the European earwig.</w:t>
+        <w:t xml:space="preserve">Disentangling within- and between-female egg size–number trade-offs in the European earwig.</w:t>
       </w:r>
     </w:p>
     <w:p>
       <w:pPr>
         <w:pStyle w:val="Author"/>
-        <w:rPr>
-          <w:lang w:val="fr-CA"/>
-        </w:rPr>
-      </w:pPr>
-      <w:r>
-        <w:rPr>
-          <w:lang w:val="fr-CA"/>
-        </w:rPr>
-        <w:t>Clint D. Kelly</w:t>
-      </w:r>
-      <w:proofErr w:type="gramStart"/>
-      <w:r>
-        <w:rPr>
-          <w:vertAlign w:val="superscript"/>
-          <w:lang w:val="fr-CA"/>
-        </w:rPr>
-        <w:t>1,✉</w:t>
-      </w:r>
-      <w:proofErr w:type="gramEnd"/>
-    </w:p>
-    <w:p>
-      <w:pPr>
-        <w:pStyle w:val="FirstParagraph"/>
-        <w:rPr>
-          <w:lang w:val="fr-CA"/>
-        </w:rPr>
-      </w:pPr>
-      <w:r>
-        <w:rPr>
-          <w:vertAlign w:val="superscript"/>
-          <w:lang w:val="fr-CA"/>
-        </w:rPr>
-        <w:t>1</w:t>
-      </w:r>
-      <w:r>
-        <w:rPr>
-          <w:lang w:val="fr-CA"/>
-        </w:rPr>
-        <w:t xml:space="preserve"> </w:t>
-      </w:r>
-      <w:r>
-        <w:rPr>
-          <w:lang w:val="fr-CA"/>
-        </w:rPr>
-        <w:t>Département des Sciences biologiques, Université du Québec à Montréal, Montréal, Canada</w:t>
-      </w:r>
-    </w:p>
-    <w:p>
-      <w:pPr>
-        <w:pStyle w:val="BodyText"/>
-      </w:pPr>
+      </w:pPr>
+      <w:r>
+        <w:t xml:space="preserve">Clint D. Kelly</w:t>
+      </w:r>
       <w:r>
         <w:rPr>
           <w:vertAlign w:val="superscript"/>
         </w:rPr>
-        <w:t>✉</w:t>
-      </w:r>
-      <w:r>
-        <w:t xml:space="preserve"> Correspondence: </w:t>
-      </w:r>
-      <w:hyperlink r:id="rId7">
+        <w:t xml:space="preserve">1,✉</w:t>
+      </w:r>
+    </w:p>
+    <w:p>
+      <w:pPr>
+        <w:pStyle w:val="FirstParagraph"/>
+      </w:pPr>
+      <w:r>
+        <w:rPr>
+          <w:vertAlign w:val="superscript"/>
+        </w:rPr>
+        <w:t xml:space="preserve">1</w:t>
+      </w:r>
+      <w:r>
+        <w:t xml:space="preserve"> </w:t>
+      </w:r>
+      <w:r>
+        <w:t xml:space="preserve">Département des Sciences biologiques, Université du Québec à Montréal, Montréal, Canada</w:t>
+      </w:r>
+    </w:p>
+    <w:p>
+      <w:pPr>
+        <w:pStyle w:val="BodyText"/>
+      </w:pPr>
+      <w:r>
+        <w:rPr>
+          <w:vertAlign w:val="superscript"/>
+        </w:rPr>
+        <w:t xml:space="preserve">✉</w:t>
+      </w:r>
+      <w:r>
+        <w:t xml:space="preserve"> </w:t>
+      </w:r>
+      <w:r>
+        <w:t xml:space="preserve">Correspondence:</w:t>
+      </w:r>
+      <w:r>
+        <w:t xml:space="preserve"> </w:t>
+      </w:r>
+      <w:hyperlink r:id="rId20">
         <w:r>
           <w:rPr>
             <w:rStyle w:val="Hyperlink"/>
           </w:rPr>
-          <w:t>Clint D. Kelly &lt;kelly.clint@uqam.ca&gt;</w:t>
+          <w:t xml:space="preserve">Clint D. Kelly &lt;kelly.clint@uqam.ca&gt;</w:t>
         </w:r>
       </w:hyperlink>
     </w:p>
@@ -87,14 +74,13 @@
         <w:br w:type="page"/>
       </w:r>
     </w:p>
+    <w:bookmarkStart w:id="21" w:name="abstract"/>
     <w:p>
       <w:pPr>
         <w:pStyle w:val="Heading1"/>
       </w:pPr>
-      <w:bookmarkStart w:id="0" w:name="abstract"/>
-      <w:r>
-        <w:lastRenderedPageBreak/>
-        <w:t>Abstract</w:t>
+      <w:r>
+        <w:t xml:space="preserve">Abstract</w:t>
       </w:r>
     </w:p>
     <w:p>
@@ -102,23 +88,17 @@
         <w:pStyle w:val="FirstParagraph"/>
       </w:pPr>
       <w:r>
-        <w:t>Life-history theory predicts a trade-off between offspring size and number, yet empirical studies often fail to detect the expected negative association. This discrepancy may arise because phenotypic correlations conflate variation in resource acquisition with variation in allocation strategy. Using repeated measures of female European earwigs (</w:t>
+        <w:t xml:space="preserve">Life-history theory predicts a trade-off between offspring size and number, yet empirical studies often fail to detect the expected negative association. This discrepancy may arise because phenotypic correlations conflate variation in resource acquisition with variation in allocation strategy. Using repeated measures of female European earwigs (</w:t>
       </w:r>
       <w:r>
         <w:rPr>
           <w:i/>
           <w:iCs/>
         </w:rPr>
-        <w:t>Forficula auricularia</w:t>
-      </w:r>
-      <w:r>
-        <w:t>), I partitioned covariance between egg size and egg number into among- and within-female components using Bayesian mixed models. The raw phenotypic correlation was near zero. However, females that produced more eggs on average laid smaller eggs, revealing a moderate negative among-female association consistent with an allocation trade-off. In contrast, there was no detectable within-female covariance once clutch order was accounted for. Egg number repeatability was effectively zero, in</w:t>
-      </w:r>
-      <w:r>
-        <w:t>dicating that clutch size varied primarily within rather than among females, whereas egg size was highly repeatable. Both egg number and egg size declined in second clutches, and within-clutch egg-size variance increased, suggesting a reproductive constraint (i.e. fewer functional variables) under diminished resource state. Together, these results show that the size–number trade-off is expressed primarily among females through consistent differences in allocation strategy, while clutch size itself is labile</w:t>
-      </w:r>
-      <w:r>
-        <w:t>. By disentangling hierarchical sources of variation, this study demonstrates that allocation trade-offs can remain hidden at the phenotypic level and that evolutionary constraints operate through stable allocation rules rather than flexible clutch-size adjustment..</w:t>
+        <w:t xml:space="preserve">Forficula auricularia</w:t>
+      </w:r>
+      <w:r>
+        <w:t xml:space="preserve">), I partitioned covariance between egg size and egg number into among- and within-female components using Bayesian mixed models. The raw phenotypic correlation was near zero. However, females that produced more eggs on average laid smaller eggs, revealing a modest negative among-female association consistent with an allocation trade-off. In contrast, there was no detectable within-female covariance once clutch order was accounted for. Egg number repeatability was effectively zero, indicating that clutch size varied primarily within rather than among females, whereas egg size was highly repeatable. Both egg number and egg size declined in second clutches, and within-clutch egg-size variance increased, suggesting a reproductive constraint (i.e. fewer functional ovarioles) under diminished resource state. Together, these results show that the size–number trade-off is expressed primarily among females through consistent differences in allocation strategy, while clutch size itself is labile. By disentangling hierarchical sources of variation, this study demonstrates that allocation trade-offs can remain undetectable at the phenotypic level and that evolutionary constraints operate through stable allocation rules rather than flexible clutch-size adjustment.</w:t>
       </w:r>
     </w:p>
     <w:p>
@@ -126,15 +106,14 @@
         <w:br w:type="page"/>
       </w:r>
     </w:p>
+    <w:bookmarkEnd w:id="21"/>
+    <w:bookmarkStart w:id="22" w:name="introduction"/>
     <w:p>
       <w:pPr>
         <w:pStyle w:val="Heading1"/>
       </w:pPr>
-      <w:bookmarkStart w:id="1" w:name="introduction"/>
-      <w:bookmarkEnd w:id="0"/>
-      <w:r>
-        <w:lastRenderedPageBreak/>
-        <w:t>Introduction</w:t>
+      <w:r>
+        <w:t xml:space="preserve">Introduction</w:t>
       </w:r>
     </w:p>
     <w:p>
@@ -142,16 +121,64 @@
         <w:pStyle w:val="FirstParagraph"/>
       </w:pPr>
       <w:r>
-        <w:t>Life-history theory predicts that organisms must allocate finite resources among competing fitness components. Because energy and time are limited, investment in one trait constrains investment in others (Stearns 1992; Roff 1992). A central expression of this principle is the offspring size–number trade-off: for a given reproductive budget, producing larger offspring reduces the number that can be produced (Smith and Fretwell 1974; Parker 1982). Since larger eggs often enhance offspring performance and surv</w:t>
-      </w:r>
-      <w:r>
-        <w:t>ival (Clutton-Brock 1991), selection is expected to favour an optimal balance between egg size and egg number that maximises maternal fitness. Yet empirical tests of the size–number trade-off often fail to reveal the expected negative relationship. Across individuals within populations, egg size and egg number are often positively correlated (Roff 1992; Bernardo 1996; Fox and Czesak 2000; Hargitai et al. 2005). This apparent contradiction arises because phenotypic correlations conflate two distinct biologic</w:t>
-      </w:r>
-      <w:r>
-        <w:t>al processes: variation in resource acquisition and variation in allocation strategy. Van Noordwijk and De Jong (1986) showed that when variance in acquisition exceeds variance in allocation, individuals with greater resource pools can produce both more and larger eggs, generating positive among-individual correlations even if all individuals are constrained by the same underlying allocation trade-off. In such cases, the population-level pattern masks allocation constraints operating within individuals—an o</w:t>
-      </w:r>
-      <w:r>
-        <w:t>utcome conceptually analogous to Simpson’s paradox (Simpson 1951).</w:t>
+        <w:t xml:space="preserve">Life-history theory predicts that organisms must allocate finite resources among competing fitness components. Because energy and time are limited, investment in one trait constrains investment in others</w:t>
+      </w:r>
+      <w:r>
+        <w:t xml:space="preserve"> </w:t>
+      </w:r>
+      <w:r>
+        <w:t xml:space="preserve">(Stearns 1992; Roff 1992)</w:t>
+      </w:r>
+      <w:r>
+        <w:t xml:space="preserve">. A central expression of this principle is the offspring size–number trade-off: for a given reproductive budget, producing larger offspring reduces the number that can be produced</w:t>
+      </w:r>
+      <w:r>
+        <w:t xml:space="preserve"> </w:t>
+      </w:r>
+      <w:r>
+        <w:t xml:space="preserve">(Smith and Fretwell 1974; Parker 1982)</w:t>
+      </w:r>
+      <w:r>
+        <w:t xml:space="preserve">. Since larger eggs often enhance offspring performance and survival</w:t>
+      </w:r>
+      <w:r>
+        <w:t xml:space="preserve"> </w:t>
+      </w:r>
+      <w:r>
+        <w:t xml:space="preserve">(Clutton-Brock 1991)</w:t>
+      </w:r>
+      <w:r>
+        <w:t xml:space="preserve">, selection is expected to favour an optimal balance between egg size and egg number that maximises maternal fitness. Yet empirical tests of the size–number trade-off often fail to reveal the expected negative relationship. Across individuals within populations, egg size and egg number are often positively correlated</w:t>
+      </w:r>
+      <w:r>
+        <w:t xml:space="preserve"> </w:t>
+      </w:r>
+      <w:r>
+        <w:t xml:space="preserve">(Roff 1992; Bernardo 1996; Fox and Czesak 2000; Hargitai et al. 2005)</w:t>
+      </w:r>
+      <w:r>
+        <w:t xml:space="preserve">. This apparent contradiction arises because phenotypic correlations conflate two distinct biological processes: variation in resource acquisition and variation in allocation strategy. Van Noordwijk and De Jong</w:t>
+      </w:r>
+      <w:r>
+        <w:t xml:space="preserve"> </w:t>
+      </w:r>
+      <w:r>
+        <w:t xml:space="preserve">(1986)</w:t>
+      </w:r>
+      <w:r>
+        <w:t xml:space="preserve"> </w:t>
+      </w:r>
+      <w:r>
+        <w:t xml:space="preserve">showed that when variance in acquisition exceeds variance in allocation, individuals with greater resource pools can produce both more and larger eggs, generating positive among-individual correlations even if all individuals are constrained by the same underlying allocation trade-off. In such cases, the population-level pattern masks allocation constraints operating within individuals—an outcome conceptually analogous to Simpson’s paradox</w:t>
+      </w:r>
+      <w:r>
+        <w:t xml:space="preserve"> </w:t>
+      </w:r>
+      <w:r>
+        <w:t xml:space="preserve">(Simpson 1951)</w:t>
+      </w:r>
+      <w:r>
+        <w:t xml:space="preserve">.</w:t>
       </w:r>
     </w:p>
     <w:p>
@@ -159,17 +186,28 @@
         <w:pStyle w:val="BodyText"/>
       </w:pPr>
       <w:r>
-        <w:t xml:space="preserve">From this perspective, the critical prediction of life-history theory is not simply a negative phenotypic correlation, but a negative within-individual covariance between egg size and egg number once among-individual differences in acquisition are accounted for (Careau and Wilson 2017). Detecting such a masked trade-off, therefore, requires partitioning phenotypic variance </w:t>
-      </w:r>
-      <w:r>
-        <w:lastRenderedPageBreak/>
-        <w:t>and covariance into hierarchical components. Repeated measures of individuals allow estimation of (i) among-individual variance, reflecting consistent differences among females in total reproductive investment, and (ii) within-individual variance, reflecting how females adjust allocation across reproductive bouts. Careau and Wilson (2017) argue that only by decomposing covariance into these components using multivariate mixed models can I determine whether allocation trade-offs operate within individuals de</w:t>
-      </w:r>
-      <w:r>
-        <w:t>spite positive population-level associations. Crucially, this framework also predicts that traits involved in allocation trade-offs should show substantial repeatability. If females differ consistently in resource acquisition, egg size and egg number should exhibit among-individual variance across clutches. High repeatability would therefore indicate persistent differences in total reproductive investment among females, consistent with variation in acquisition. At the same time, detecting a negative within-</w:t>
-      </w:r>
-      <w:r>
-        <w:t>individual covariance would indicate that, conditional on their resource pool, females trade off egg size against egg number across reproductive events. Thus, variance partitioning and repeatability are not merely statistical descriptors, but tests of the underlying acquisition–allocation structure predicted by life-history theory.</w:t>
+        <w:t xml:space="preserve">From this perspective, the critical prediction of life-history theory is not simply a negative phenotypic correlation, but a negative within-individual covariance between egg size and egg number once among-individual differences in acquisition are accounted for</w:t>
+      </w:r>
+      <w:r>
+        <w:t xml:space="preserve"> </w:t>
+      </w:r>
+      <w:r>
+        <w:t xml:space="preserve">(Careau and Wilson 2017)</w:t>
+      </w:r>
+      <w:r>
+        <w:t xml:space="preserve">. Detecting such a masked trade-off, therefore, requires partitioning phenotypic variance and covariance into hierarchical components. Repeated measures of individuals allow estimation of (i) among-individual variance, reflecting consistent differences among females in total reproductive investment, and (ii) within-individual variance, reflecting how females adjust allocation across reproductive bouts. Careau and Wilson</w:t>
+      </w:r>
+      <w:r>
+        <w:t xml:space="preserve"> </w:t>
+      </w:r>
+      <w:r>
+        <w:t xml:space="preserve">(2017)</w:t>
+      </w:r>
+      <w:r>
+        <w:t xml:space="preserve"> </w:t>
+      </w:r>
+      <w:r>
+        <w:t xml:space="preserve">argue that only by decomposing covariance into these components using multivariate mixed models can I determine whether allocation trade-offs operate within individuals despite positive population-level associations.</w:t>
       </w:r>
     </w:p>
     <w:p>
@@ -177,30 +215,103 @@
         <w:pStyle w:val="BodyText"/>
       </w:pPr>
       <w:r>
-        <w:t xml:space="preserve">Despite the foundational importance of the size–number trade-off, no studies have explicitly applied this framework to test whether positive phenotypic correlations conceal negative within-individual allocation trade-offs. Here, I address this gap using the European earwig, </w:t>
+        <w:t xml:space="preserve">Crucially, this framework also predicts that traits involved in allocation trade-offs should show substantial repeatability. If females differ consistently in resource acquisition, egg size and egg number should exhibit among-individual variance across clutches. High repeatability would therefore indicate persistent differences in total reproductive investment among females, consistent with variation in acquisition. At the same time, detecting a negative within-individual covariance would indicate that, conditional on their resource pool, females trade off egg size against egg number across reproductive events. Thus, variance partitioning and repeatability are not merely statistical descriptors, but tests of the underlying acquisition–allocation structure predicted by life-history theory.</w:t>
+      </w:r>
+    </w:p>
+    <w:p>
+      <w:pPr>
+        <w:pStyle w:val="BodyText"/>
+      </w:pPr>
+      <w:r>
+        <w:t xml:space="preserve">Despite the foundational importance of the size–number trade-off, empirical tests rarely partition covariance into within- and among-individual components to distinguish allocation from acquisition effects. Here, I address this gap using the European earwig,</w:t>
+      </w:r>
+      <w:r>
+        <w:t xml:space="preserve"> </w:t>
       </w:r>
       <w:r>
         <w:rPr>
           <w:i/>
           <w:iCs/>
         </w:rPr>
-        <w:t>Forficula auriculari</w:t>
-      </w:r>
-      <w:r>
-        <w:t xml:space="preserve">, a species that allows repeated measures of reproductive investment within females but whose pattern of allocation to egg number and size is unclear (Koch and Meunier 2014). Female earwigs lay a clutch within a short temporal window in a subterranean burrow (Meunier 2024) and provide extended maternal care (Staerkle and Kölliker 2008; Meunier 2024). In Quebec </w:t>
-      </w:r>
-      <w:r>
-        <w:lastRenderedPageBreak/>
-        <w:t>populations, environmental constraints typically render females effectively semelparous (Tourneur 2018), but under favourable lab</w:t>
-      </w:r>
-      <w:r>
-        <w:t xml:space="preserve">oratory conditions, they can produce a second clutch. This system, therefore, enables direct estimation of within-female covariance across successive reproductive bouts. I test three predictions derived from acquisition–allocation theory (Van Noordwijk and Jong 1986; see also Reznick et al. 2000). First, if variance in resource acquisition among females exceeds variance in allocation strategy, then egg size and egg number should exhibit substantial repeatability and a positive among-individual correlation, </w:t>
-      </w:r>
-      <w:r>
-        <w:t>whereas the within-individual correlation should be negative, revealing a masked allocation trade-off. Second, if maternal fitness is maximised at a particular offspring size or number (Smith and Fretwell 1974), then one trait should remain relatively invariant across clutches while the other adjusts between reproductive bouts (Winkler and Wallin 1987). Third, if reproductive investment is structured differently across bouts, then variance in egg size may differ between first and second clutches at both the</w:t>
-      </w:r>
-      <w:r>
-        <w:t xml:space="preserve"> among-female and within-clutch levels (e.g. Hargitai et al. 2005), providing further insight into how selection shapes the distribution of maternal investment across reproductive events.</w:t>
+        <w:t xml:space="preserve">Forficula auricularia</w:t>
+      </w:r>
+      <w:r>
+        <w:t xml:space="preserve">, a species that allows repeated measures of reproductive investment within females but whose pattern of allocation to egg number and size is unclear</w:t>
+      </w:r>
+      <w:r>
+        <w:t xml:space="preserve"> </w:t>
+      </w:r>
+      <w:r>
+        <w:t xml:space="preserve">(Koch and Meunier 2014)</w:t>
+      </w:r>
+      <w:r>
+        <w:t xml:space="preserve">. Female earwigs lay a clutch within a short temporal window in a subterranean burrow</w:t>
+      </w:r>
+      <w:r>
+        <w:t xml:space="preserve"> </w:t>
+      </w:r>
+      <w:r>
+        <w:t xml:space="preserve">(Meunier 2024)</w:t>
+      </w:r>
+      <w:r>
+        <w:t xml:space="preserve"> </w:t>
+      </w:r>
+      <w:r>
+        <w:t xml:space="preserve">and provide extended maternal care</w:t>
+      </w:r>
+      <w:r>
+        <w:t xml:space="preserve"> </w:t>
+      </w:r>
+      <w:r>
+        <w:t xml:space="preserve">(Staerkle and Kölliker 2008; Meunier 2024)</w:t>
+      </w:r>
+      <w:r>
+        <w:t xml:space="preserve">. In Quebec populations, environmental constraints typically render females effectively semelparous</w:t>
+      </w:r>
+      <w:r>
+        <w:t xml:space="preserve"> </w:t>
+      </w:r>
+      <w:r>
+        <w:t xml:space="preserve">(Tourneur 2018)</w:t>
+      </w:r>
+      <w:r>
+        <w:t xml:space="preserve">, but under favourable laboratory conditions, they can produce a second clutch. This system, therefore, enables direct estimation of within-female covariance across successive reproductive bouts. I test three predictions derived from acquisition–allocation theory</w:t>
+      </w:r>
+      <w:r>
+        <w:t xml:space="preserve"> </w:t>
+      </w:r>
+      <w:r>
+        <w:t xml:space="preserve">(Van Noordwijk and Jong 1986; see also Reznick et al. 2000)</w:t>
+      </w:r>
+      <w:r>
+        <w:t xml:space="preserve">. First, if variance in resource acquisition among females exceeds variance in allocation strategy, then egg size and egg number should exhibit substantial repeatability and a positive among-individual correlation, whereas the within-individual correlation should be negative, revealing a masked allocation trade-off. Second, if maternal fitness is maximised at a particular offspring size or number</w:t>
+      </w:r>
+      <w:r>
+        <w:t xml:space="preserve"> </w:t>
+      </w:r>
+      <w:r>
+        <w:t xml:space="preserve">(Smith and Fretwell 1974)</w:t>
+      </w:r>
+      <w:r>
+        <w:t xml:space="preserve">, then one trait should remain relatively invariant across clutches while the other adjusts between reproductive bouts</w:t>
+      </w:r>
+      <w:r>
+        <w:t xml:space="preserve"> </w:t>
+      </w:r>
+      <w:r>
+        <w:t xml:space="preserve">(Winkler and Wallin 1987)</w:t>
+      </w:r>
+      <w:r>
+        <w:t xml:space="preserve">. Third, if reproductive investment is structured differently across bouts, then variance in egg size may differ between first and second clutches at both the among-female and within-clutch levels</w:t>
+      </w:r>
+      <w:r>
+        <w:t xml:space="preserve"> </w:t>
+      </w:r>
+      <w:r>
+        <w:t xml:space="preserve">(e.g. Hargitai et al. 2005)</w:t>
+      </w:r>
+      <w:r>
+        <w:t xml:space="preserve">, providing further insight into how selection shapes the distribution of maternal investment across reproductive events.</w:t>
       </w:r>
     </w:p>
     <w:p>
@@ -208,24 +319,17 @@
         <w:pStyle w:val="BodyText"/>
       </w:pPr>
       <w:r>
-        <w:t xml:space="preserve">By separating among-female differences in total reproductive investment from within-female allocation decisions, this study tests a fundamental question in life-history theory: do apparent positive associations between egg size and number reflect relaxed constraints, or do allocation trade-offs persist but remain hidden within individuals? Demonstrating a negative within-female covariance despite positive population-level patterns would show that acquisition can mask, but not erase, the constraints imposed </w:t>
-      </w:r>
-      <w:r>
-        <w:t xml:space="preserve">by finite resources. In this way, my study assesses not only the </w:t>
-      </w:r>
-      <w:r>
-        <w:lastRenderedPageBreak/>
-        <w:t>presence of a trade-off but also the hierarchical structure through which life-history constraints are articulated.</w:t>
-      </w:r>
-    </w:p>
+        <w:t xml:space="preserve">By separating among-female differences in total reproductive investment from within-female allocation decisions, this study tests a fundamental question in life-history theory: do apparent positive associations between egg size and number reflect relaxed constraints, or do allocation trade-offs persist but remain hidden within individuals? Demonstrating a negative within-female covariance despite positive population-level patterns would show that acquisition can mask, but not erase, the constraints imposed by finite resources. In this way, my study assesses not only the presence of a trade-off but also the hierarchical structure through which life-history constraints are articulated.</w:t>
+      </w:r>
+    </w:p>
+    <w:bookmarkEnd w:id="22"/>
+    <w:bookmarkStart w:id="24" w:name="methods"/>
     <w:p>
       <w:pPr>
         <w:pStyle w:val="Heading1"/>
       </w:pPr>
-      <w:bookmarkStart w:id="2" w:name="methods"/>
-      <w:bookmarkEnd w:id="1"/>
-      <w:r>
-        <w:t>Methods</w:t>
+      <w:r>
+        <w:t xml:space="preserve">Methods</w:t>
       </w:r>
     </w:p>
     <w:p>
@@ -233,7 +337,7 @@
         <w:pStyle w:val="FirstParagraph"/>
       </w:pPr>
       <w:r>
-        <w:t>I collected adult female earwigs (n=42) in September and October 2024 in an urban parks (Parc Outremont) in Montréal, Canada. All earwigs were brought into the laboratory, assigned a unique ID, and individually placed in a 90-mm-diameter Petri dish containing a thin layer of moist sand. Females were provided a cotton-plugged water vial and fed TetraMin Tropical fish flakes ad libitum. Females were maintained in an incubator (Percival) at 10°C in constant darkness.</w:t>
+        <w:t xml:space="preserve">I collected adult female earwigs (n=42) in September and October 2024 in an urban park (Parc Outremont) in Montréal, Canada. All earwigs were brought into the laboratory, assigned a unique ID, and individually placed in a 90-mm-diameter Petri dish containing a thin layer of moist sand. Females were provided a cotton-plugged water vial and fed TetraMin Tropical fish flakes ad libitum. Females were maintained in an incubator (Percival) at 10°C in constant darkness.</w:t>
       </w:r>
     </w:p>
     <w:p>
@@ -241,7 +345,7 @@
         <w:pStyle w:val="BodyText"/>
       </w:pPr>
       <w:r>
-        <w:t>Females were checked daily for oviposition. When a female laid eggs, I recorded the date and collected all eggs from the sand and placed them on filter paper in a new Petri dish. The eggs were then photographed under a Leica S6D stereo microscope (Leica Microsystems Inc., Concord, ON, Canada) at 0.68x magnification using Enersight software (Leica Microsystems Inc., Concord, ON, Canada), which automatically adds a scale bar to the photo. Eggs were then discarded.</w:t>
+        <w:t xml:space="preserve">Females were checked daily for oviposition. When a female laid eggs, I recorded the date and collected all eggs from the sand and placed them on filter paper in a new Petri dish. The eggs were then photographed under a Leica S6D stereo microscope (Leica Microsystems Inc., Concord, ON, Canada) at 0.68x magnification using Enersight software (Leica Microsystems Inc., Concord, ON, Canada), which automatically adds a scale bar to the photo. Eggs were then discarded.</w:t>
       </w:r>
     </w:p>
     <w:p>
@@ -249,29 +353,40 @@
         <w:pStyle w:val="BodyText"/>
       </w:pPr>
       <w:r>
-        <w:t>To stimulate females to lay a second clutch of eggs, I recreated a brief period of spring where they were allowed to accumulate resources for egg production and replenish their sperm stores. To achieve this, females that had recently oviposited were placed in a new Petri dish containing a cotton-plugged water vial, TetraMin Tropical fish flakes, and a shelter consisting of four 4 cm-long pieces of paper straw (Blowholes, Markham, Canada) glued together. These Petri dishes were placed in a 23 °C incubator wi</w:t>
-      </w:r>
-      <w:r>
-        <w:t xml:space="preserve">th a 12L:12D light: dark cycle. Females were maintained under these conditions for two weeks, at which time a haphazardly chosen stock male from our </w:t>
-      </w:r>
-      <w:r>
-        <w:lastRenderedPageBreak/>
-        <w:t>colony was placed with her. The pair was kept together for a week, after which a new stock male replaced the original male, and that pair was kept together for another week. Females were then transferred to the 10 °C incubator and treated as previously until they laid their second clutch, at which point their eggs were photographed. Females were euthanised by f</w:t>
-      </w:r>
-      <w:r>
-        <w:t xml:space="preserve">reezing after laying their second clutch, and their pronotum was photographed as described above. Because female fecundity is often related to body size in insects (Honek 1993) and could thus possibly explain a postive among-female covariance between egg number and size I measured to proxies of size, pronotumlength and body mass. Females were weighed to the nearest 0.01 mg using a Sartorius Secura 224-1S analytical balance. Females were weighed three times, with each weighing bout separated by four days. I </w:t>
-      </w:r>
-      <w:r>
-        <w:t>used Fiji image analysis software (Schindelin et al. 2012) to measure the length of the female pronotum to the nearest 0.001 mm three times, with each measurement separated by 4 days. I used the same procedure to measure the perimeter of each egg.</w:t>
-      </w:r>
-    </w:p>
+        <w:t xml:space="preserve">To stimulate females to lay a second clutch of eggs, I recreated a brief period of spring where they were allowed to accumulate resources for egg production and replenish their sperm stores. To achieve this, females that had recently oviposited were placed in a new Petri dish containing a cotton-plugged water vial, TetraMin Tropical fish flakes, and a shelter consisting of four 4 cm-long pieces of paper straw (Blowholes, Markham, Canada) glued together. These Petri dishes were placed in a 23 °C incubator with a 12L:12D light: dark cycle. Females were maintained under these conditions for two weeks, at which time a haphazardly chosen stock male from our colony was placed with her. The pair was kept together for a week, after which a new stock male replaced the original male, and that pair was kept together for another week. Females were then transferred to the 10 °C incubator and treated as previously until they laid their second clutch, at which point their eggs were photographed. Females were euthanised by freezing after laying their second clutch, and their pronotum was photographed as described above. Because female fecundity is often related to body size in insects</w:t>
+      </w:r>
+      <w:r>
+        <w:t xml:space="preserve"> </w:t>
+      </w:r>
+      <w:r>
+        <w:t xml:space="preserve">(Honek 1993)</w:t>
+      </w:r>
+      <w:r>
+        <w:t xml:space="preserve"> </w:t>
+      </w:r>
+      <w:r>
+        <w:t xml:space="preserve">and could thus possibly explain a positive among-female covariance between egg number and size I measured to proxies of size, pronotum length and body mass. Females were weighed to the nearest 0.01 mg using a Sartorius Secura 224-1S analytical balance. Females were weighed three times, with each weighing bout separated by four days. I used Fiji image analysis software</w:t>
+      </w:r>
+      <w:r>
+        <w:t xml:space="preserve"> </w:t>
+      </w:r>
+      <w:r>
+        <w:t xml:space="preserve">(Schindelin et al. 2012)</w:t>
+      </w:r>
+      <w:r>
+        <w:t xml:space="preserve"> </w:t>
+      </w:r>
+      <w:r>
+        <w:t xml:space="preserve">to measure the length of the female pronotum to the nearest 0.001 mm three times, with each measurement separated by 4 days. I used the same procedure to measure the perimeter of each egg.</w:t>
+      </w:r>
+    </w:p>
+    <w:bookmarkStart w:id="23" w:name="statistical-analysis"/>
     <w:p>
       <w:pPr>
         <w:pStyle w:val="Heading3"/>
       </w:pPr>
-      <w:bookmarkStart w:id="3" w:name="statistical-analysis"/>
-      <w:r>
-        <w:t>Statistical analysis</w:t>
+      <w:r>
+        <w:t xml:space="preserve">Statistical analysis</w:t>
       </w:r>
     </w:p>
     <w:p>
@@ -279,64 +394,90 @@
         <w:pStyle w:val="FirstParagraph"/>
       </w:pPr>
       <w:r>
-        <w:t xml:space="preserve">I calculated the repeatability of the body mass, pronotum length and egg perimeter measurements using the R package </w:t>
+        <w:t xml:space="preserve">I calculated the repeatability of the body mass, pronotum length and egg perimeter measurements using the R package</w:t>
+      </w:r>
+      <w:r>
+        <w:t xml:space="preserve"> </w:t>
       </w:r>
       <w:r>
         <w:rPr>
           <w:i/>
           <w:iCs/>
         </w:rPr>
-        <w:t>rptR</w:t>
-      </w:r>
-      <w:r>
-        <w:t xml:space="preserve"> (Stoffel et al. 2017). I entered the trait of interest as the response variable, female ID as a random effect, and assumed a Gaussian distribution. Each analysis was based on 1000 bootstrap samples. The measurements of my two morphological traits were highly repeatable (pronotum length: </w:t>
+        <w:t xml:space="preserve">rptR</w:t>
+      </w:r>
+      <w:r>
+        <w:t xml:space="preserve"> </w:t>
+      </w:r>
+      <w:r>
+        <w:t xml:space="preserve">(Stoffel et al. 2017)</w:t>
+      </w:r>
+      <w:r>
+        <w:t xml:space="preserve">. I entered the trait of interest as the response variable, female ID as a random effect, and assumed a Gaussian distribution. Each analysis was based on 1000 bootstrap samples. The measurements of my two morphological traits were highly repeatable (pronotum length:</w:t>
+      </w:r>
+      <w:r>
+        <w:t xml:space="preserve"> </w:t>
       </w:r>
       <w:r>
         <w:rPr>
           <w:i/>
           <w:iCs/>
         </w:rPr>
-        <w:t>R</w:t>
-      </w:r>
-      <w:r>
-        <w:t xml:space="preserve"> [95% CI] = 0.98 [0.97, 0.99]; body mass: </w:t>
+        <w:t xml:space="preserve">R</w:t>
+      </w:r>
+      <w:r>
+        <w:t xml:space="preserve"> </w:t>
+      </w:r>
+      <w:r>
+        <w:t xml:space="preserve">[95% CI] = 0.98 [0.97, 0.99]; body mass:</w:t>
+      </w:r>
+      <w:r>
+        <w:t xml:space="preserve"> </w:t>
       </w:r>
       <w:r>
         <w:rPr>
           <w:i/>
           <w:iCs/>
         </w:rPr>
-        <w:t>R</w:t>
-      </w:r>
-      <w:r>
-        <w:t xml:space="preserve"> [95% CI] = 0.99 [0.988, 0.996]); therefore, I used each female’s mean value for each trait where necessary. Because egg perimeter was highly repeatable in both clutches (firs</w:t>
-      </w:r>
-      <w:r>
-        <w:t xml:space="preserve">t clutch: </w:t>
+        <w:t xml:space="preserve">R</w:t>
+      </w:r>
+      <w:r>
+        <w:t xml:space="preserve"> </w:t>
+      </w:r>
+      <w:r>
+        <w:t xml:space="preserve">[95% CI] = 0.99 [0.988, 0.996]); therefore, I used each female’s mean value for each trait where necessary. Because egg perimeter was highly repeatable in both clutches (first clutch:</w:t>
+      </w:r>
+      <w:r>
+        <w:t xml:space="preserve"> </w:t>
       </w:r>
       <w:r>
         <w:rPr>
           <w:i/>
           <w:iCs/>
         </w:rPr>
-        <w:t>R</w:t>
-      </w:r>
-      <w:r>
-        <w:t xml:space="preserve"> [95% CI] = 0.977 [0.976, 0.979]; second clutch: </w:t>
+        <w:t xml:space="preserve">R</w:t>
+      </w:r>
+      <w:r>
+        <w:t xml:space="preserve"> </w:t>
+      </w:r>
+      <w:r>
+        <w:t xml:space="preserve">[95% CI] = 0.977 [0.976, 0.979]; second clutch:</w:t>
+      </w:r>
+      <w:r>
+        <w:t xml:space="preserve"> </w:t>
       </w:r>
       <w:r>
         <w:rPr>
           <w:i/>
           <w:iCs/>
         </w:rPr>
-        <w:t>R</w:t>
-      </w:r>
-      <w:r>
-        <w:t xml:space="preserve"> [95% CI] = 0.93 [0.926, 0.937] ), I calculated each egg’s average </w:t>
-      </w:r>
-      <w:r>
-        <w:lastRenderedPageBreak/>
-        <w:t>perimeter and then used these values to calculate the mean egg size for each clutch for each female.</w:t>
+        <w:t xml:space="preserve">R</w:t>
+      </w:r>
+      <w:r>
+        <w:t xml:space="preserve"> </w:t>
+      </w:r>
+      <w:r>
+        <w:t xml:space="preserve">[95% CI] = 0.93 [0.926, 0.937] ), I calculated each egg’s average perimeter and then used these values to calculate the mean egg size for each clutch for each female.</w:t>
       </w:r>
     </w:p>
     <w:p>
@@ -344,10 +485,25 @@
         <w:pStyle w:val="BodyText"/>
       </w:pPr>
       <w:r>
-        <w:t xml:space="preserve">To reduce the two correlated measures of body size (pronotum length and body mass) to a single structural size metric, I performed a principal components analysis (PCA) on the correlation matrix of standardized variables using the prcomp function in the R stats package (R Core Team 2025). The first principal component (PC1) explained 60.8% of the total variance and was used as an index of structural body size. In addition, female body condition was estimated using the scaled mass index (SMI) following Peig </w:t>
-      </w:r>
-      <w:r>
-        <w:t>and Green (2009, 2010; see also Kelly et al. 2014), which standardizes body mass relative to structural size (pronotum length).</w:t>
+        <w:t xml:space="preserve">To reduce the two correlated measures of body size (pronotum length and body mass) to a single structural size metric, I performed a principal components analysis (PCA) on the correlation matrix of standardized variables using the prcomp function in the R stats package</w:t>
+      </w:r>
+      <w:r>
+        <w:t xml:space="preserve"> </w:t>
+      </w:r>
+      <w:r>
+        <w:t xml:space="preserve">(R Core Team 2025)</w:t>
+      </w:r>
+      <w:r>
+        <w:t xml:space="preserve">. The first principal component (PC1) explained 60.8% of the total variance and was used as an index of structural body size. In addition, female body condition was estimated using the scaled mass index (SMI) following Peig and Green</w:t>
+      </w:r>
+      <w:r>
+        <w:t xml:space="preserve"> </w:t>
+      </w:r>
+      <w:r>
+        <w:t xml:space="preserve">(2009, 2010; see also Kelly et al. 2014)</w:t>
+      </w:r>
+      <w:r>
+        <w:t xml:space="preserve">, which standardizes body mass relative to structural size (pronotum length).</w:t>
       </w:r>
     </w:p>
     <w:p>
@@ -355,10 +511,7 @@
         <w:pStyle w:val="BodyText"/>
       </w:pPr>
       <w:r>
-        <w:t>I first quantified associations among reproductive traits using raw phenotypic correlations. Pearson correlation coefficients were calculated using individual-level trait values, thereby capturing total phenotypic covariation across all sources of variation. These correlations reflect the combined contribution of consistent differences among females, within-clutch variation, and residual effects. Consequently, raw phenotypic correlations provide a descriptive estimate of overall trait associations but do no</w:t>
-      </w:r>
-      <w:r>
-        <w:t>t distinguish whether covariation arises from stable female differences or from within-clutch processes.</w:t>
+        <w:t xml:space="preserve">I first quantified associations among reproductive traits using raw phenotypic correlations. Pearson correlation coefficients were calculated using individual-level trait values, thereby capturing total phenotypic covariation across all sources of variation. These correlations reflect the combined contribution of consistent differences among females, within-clutch variation, and residual effects. Consequently, raw phenotypic correlations provide a descriptive estimate of overall trait associations but do not distinguish whether covariation arises from stable female differences or from within-clutch processes.</w:t>
       </w:r>
     </w:p>
     <w:p>
@@ -366,17 +519,22 @@
         <w:pStyle w:val="BodyText"/>
       </w:pPr>
       <w:r>
-        <w:t xml:space="preserve">To distinguish covariance arising from within-female plasticity from covariance attributable to consistent among-female differences, I followed the within–between decomposition approach of van de Pol and Wright (2009) by decomposing egg number into two components. The within-female component represented the deviation of each observation from a female’s own mean egg number, and the between-female component represented each female’s mean egg number relative </w:t>
-      </w:r>
-      <w:r>
-        <w:lastRenderedPageBreak/>
-        <w:t>to the population mean. Although mean-centering has been shown to impose assumptions about underlying biological processes (Westneat et al. 2020), these assumptions are appropriate here because the biological question concerns how reproductive allocation varies within females across clutches versus how females differ consistently in allocation strategy. I fitted a Bayesian multivariate mixed-effects model in which egg number and mean egg size were modelled jointly. Mean egg size was modelled assuming Gaussi</w:t>
-      </w:r>
-      <w:r>
-        <w:t>an error distributions with identity link functions, whereas egg number was modelled using negative binomial error distributions to account for overdispersion. The within- and between-female components of focal predictors were included simultaneously as fixed effects. Female identity was included as a random intercept across response variables, allowing estimation of among-female variance for each trait as well as covariance among traits at the female level. This multivariate framework partitions total phen</w:t>
-      </w:r>
-      <w:r>
-        <w:t>otypic covariance into covariance attributable to consistent differences among females and covariance arising from within-female deviations across clutches.</w:t>
+        <w:t xml:space="preserve">To distinguish covariance arising from within-female plasticity from covariance attributable to consistent among-female differences, I followed the within–between decomposition approach of van de Pol and Wright [</w:t>
+      </w:r>
+      <w:r>
+        <w:t xml:space="preserve">(2009)</w:t>
+      </w:r>
+      <w:r>
+        <w:t xml:space="preserve">; see equations in Supplementary Materials]. Although mean-centering has been shown to impose assumptions about underlying biological processes</w:t>
+      </w:r>
+      <w:r>
+        <w:t xml:space="preserve"> </w:t>
+      </w:r>
+      <w:r>
+        <w:t xml:space="preserve">(Westneat et al. 2020)</w:t>
+      </w:r>
+      <w:r>
+        <w:t xml:space="preserve">, these assumptions are appropriate here because the biological question concerns how reproductive allocation varies within females across clutches versus how females differ consistently in allocation strategy. Egg number was decomposed into two components: a between-female component, defined as each female’s mean egg number across broods centered on the population mean, and a within-female component, defined as the deviation of each brood from that female’s own mean. These two predictors were included simultaneously in a Bayesian multivariate mixed-effects model in which egg number and mean egg size were modelled jointly. Egg number was modelled using a negative binomial distribution with a log link to account for overdispersion, whereas mean egg size was modelled assuming a Gaussian distribution with an identity link. Clutch (first vs. second clutch) was included as a fixed effect in both submodels. Female identity was included as a random intercept for both response variables. This structure allowed estimation of among-female variance in egg number, among-female variance in egg size, and the covariance (correlation) between female-level intercepts for the two traits.</w:t>
       </w:r>
     </w:p>
     <w:p>
@@ -384,10 +542,7 @@
         <w:pStyle w:val="BodyText"/>
       </w:pPr>
       <w:r>
-        <w:t>Within this model, the coefficient associated with the within-female component estimates the plastic response of a trait to clutch-level deviations in the predictor, whereas the coefficient associated with the between-female component estimates the among-female (strategic) association between traits. Because traits were modelled jointly, covariance among traits was estimated simultaneously at both the female and residual levels, thereby accounting for non-independence among reproductive traits and providing</w:t>
-      </w:r>
-      <w:r>
-        <w:t xml:space="preserve"> biologically interpretable estimates of trait correlations at each hierarchical level.</w:t>
+        <w:t xml:space="preserve">This multivariate framework partitions total phenotypic covariance into two components: covariance attributable to consistent differences among females is captured by the female-level random effects, whereas covariance arising from deviations within females across clutches is captured by the fixed within-female component of egg number (See equations in Supplementary Materials). The fixed between-female component quantifies how mean egg size differs among females as a function of their average egg number, thereby estimating the among-female (strategic) association. In contrast, the fixed within-female component estimates whether egg size changes plastically when a female produces more or fewer eggs than her own mean. The correlation between female-level intercepts represents covariance in baseline trait values among females after accounting for all fixed effects. Thus, the between-female slope tests whether females diverge in their mean allocation strategy (i.e., whether females that consistently produce more eggs also consistently produce smaller eggs). In contrast, the intercept correlation tests for latent covariance between baseline egg number and egg size after accounting for brood effects and the within–between decomposition, reflecting residual integration not explained by mean allocation differences. Continuous predictors were standardized prior to analysis. Standardized coefficients therefore represent the expected change in egg size, measured in standard deviation units, associated with a one standard deviation change in egg number at the relevant hierarchical level.</w:t>
       </w:r>
     </w:p>
     <w:p>
@@ -395,11 +550,7 @@
         <w:pStyle w:val="BodyText"/>
       </w:pPr>
       <w:r>
-        <w:t xml:space="preserve">Continuous predictors were standardized by centering on their mean and scaling by their standard deviation prior to analysis. The within- and between-female components were each standardized </w:t>
-      </w:r>
-      <w:r>
-        <w:lastRenderedPageBreak/>
-        <w:t>using the mean and standard deviation of their respective distributions. When estimating standardized regression coefficients, response variables were also scaled to have a standard deviation of one. Standardized coefficients therefore represent the expected change in the response trait, measured in standard deviation units, associated with a one standard deviation change in the predictor, facilitating comparison of effect sizes across traits measured on different scales.</w:t>
+        <w:t xml:space="preserve">To quantify the structure of egg size variation specifically, I fitted a univariate mixed-effects model in which egg size (standardised mean egg perimeter) was modelled as a Gaussian response with female identity included as a random intercept. This formulation partitions total phenotypic variance in egg size into variance attributable to differences among females and variance occurring within females among eggs within clutches. The among-female variance component reflects consistent maternal differences in egg size allocation, whereas the within-female component captures heterogeneity in provisioning within clutches and residual variation.</w:t>
       </w:r>
     </w:p>
     <w:p>
@@ -407,28 +558,7 @@
         <w:pStyle w:val="BodyText"/>
       </w:pPr>
       <w:r>
-        <w:t xml:space="preserve">To quantify the structure of egg size variation specifically, I fitted a univariate mixed-effects model in which egg size (standardised mean egg perimeter) was modelled as a Gaussian response with female identity included as a random intercept. This formulation partitions total phenotypic variance in egg size into variance attributable to differences among females and variance occurring within females among eggs within clutches. The among-female variance component represents consistent maternal differences </w:t>
-      </w:r>
-      <w:r>
-        <w:t>in allocation to egg size, whereas the within-female component captures heterogeneity in provisioning within clutches as well as residual variation.</w:t>
-      </w:r>
-    </w:p>
-    <w:p>
-      <w:pPr>
-        <w:pStyle w:val="BodyText"/>
-      </w:pPr>
-      <w:r>
-        <w:t>Repeatability was estimated separately for each trait. Repeatability for egg size was derived from the univariate variance-partitioning model. For egg number, which was modelled under a negative binomial distribution within the multivariate framework, repeatability was calculated from the corresponding variance components of that model. Repeatability was estimated as the proportion of total phenotypic variance attributable to consistent differences among females. For both traits, repeatability was calculate</w:t>
-      </w:r>
-      <w:r>
-        <w:t xml:space="preserve">d from posterior samples of variance components, and uncertainty was quantified using 95% credible intervals. Because egg number was modelled using a negative binomial distribution, repeatability was calculated explicitly on the observation scale, ensuring that distribution-specific variance was included in the denominator. For egg size, </w:t>
-      </w:r>
-      <w:r>
-        <w:lastRenderedPageBreak/>
-        <w:t>which was modelled under a Gaussian error distribution, total phenotypic variance is the sum of among-female variance and residual variance. Observation-scale repeatability</w:t>
-      </w:r>
-      <w:r>
-        <w:t xml:space="preserve"> for egg size was therefore calculated as:</w:t>
+        <w:t xml:space="preserve">Repeatability was calculated on the observation scale for both traits. For egg size (Gaussian model):</w:t>
       </w:r>
     </w:p>
     <w:p>
@@ -441,18 +571,8 @@
         </m:oMathParaPr>
         <m:oMath>
           <m:sSub>
-            <m:sSubPr>
-              <m:ctrlPr>
-                <w:rPr>
-                  <w:rFonts w:ascii="Cambria Math" w:hAnsi="Cambria Math"/>
-                </w:rPr>
-              </m:ctrlPr>
-            </m:sSubPr>
             <m:e>
               <m:r>
-                <w:rPr>
-                  <w:rFonts w:ascii="Cambria Math" w:hAnsi="Cambria Math"/>
-                </w:rPr>
                 <m:t>R</m:t>
               </m:r>
             </m:e>
@@ -460,6 +580,7 @@
               <m:r>
                 <m:rPr>
                   <m:nor/>
+                  <m:sty m:val="p"/>
                 </m:rPr>
                 <m:t>egg size</m:t>
               </m:r>
@@ -469,41 +590,21 @@
             <m:rPr>
               <m:sty m:val="p"/>
             </m:rPr>
-            <w:rPr>
-              <w:rFonts w:ascii="Cambria Math" w:hAnsi="Cambria Math"/>
-            </w:rPr>
             <m:t>=</m:t>
           </m:r>
           <m:f>
             <m:fPr>
-              <m:ctrlPr>
-                <w:rPr>
-                  <w:rFonts w:ascii="Cambria Math" w:hAnsi="Cambria Math"/>
-                </w:rPr>
-              </m:ctrlPr>
+              <m:type m:val="bar"/>
             </m:fPr>
             <m:num>
               <m:sSub>
-                <m:sSubPr>
-                  <m:ctrlPr>
-                    <w:rPr>
-                      <w:rFonts w:ascii="Cambria Math" w:hAnsi="Cambria Math"/>
-                    </w:rPr>
-                  </m:ctrlPr>
-                </m:sSubPr>
                 <m:e>
                   <m:r>
-                    <w:rPr>
-                      <w:rFonts w:ascii="Cambria Math" w:hAnsi="Cambria Math"/>
-                    </w:rPr>
                     <m:t>V</m:t>
                   </m:r>
                 </m:e>
                 <m:sub>
                   <m:r>
-                    <w:rPr>
-                      <w:rFonts w:ascii="Cambria Math" w:hAnsi="Cambria Math"/>
-                    </w:rPr>
                     <m:t>F</m:t>
                   </m:r>
                 </m:sub>
@@ -511,26 +612,13 @@
             </m:num>
             <m:den>
               <m:sSub>
-                <m:sSubPr>
-                  <m:ctrlPr>
-                    <w:rPr>
-                      <w:rFonts w:ascii="Cambria Math" w:hAnsi="Cambria Math"/>
-                    </w:rPr>
-                  </m:ctrlPr>
-                </m:sSubPr>
                 <m:e>
                   <m:r>
-                    <w:rPr>
-                      <w:rFonts w:ascii="Cambria Math" w:hAnsi="Cambria Math"/>
-                    </w:rPr>
                     <m:t>V</m:t>
                   </m:r>
                 </m:e>
                 <m:sub>
                   <m:r>
-                    <w:rPr>
-                      <w:rFonts w:ascii="Cambria Math" w:hAnsi="Cambria Math"/>
-                    </w:rPr>
                     <m:t>F</m:t>
                   </m:r>
                 </m:sub>
@@ -539,32 +627,16 @@
                 <m:rPr>
                   <m:sty m:val="p"/>
                 </m:rPr>
-                <w:rPr>
-                  <w:rFonts w:ascii="Cambria Math" w:hAnsi="Cambria Math"/>
-                </w:rPr>
                 <m:t>+</m:t>
               </m:r>
               <m:sSub>
-                <m:sSubPr>
-                  <m:ctrlPr>
-                    <w:rPr>
-                      <w:rFonts w:ascii="Cambria Math" w:hAnsi="Cambria Math"/>
-                    </w:rPr>
-                  </m:ctrlPr>
-                </m:sSubPr>
                 <m:e>
                   <m:r>
-                    <w:rPr>
-                      <w:rFonts w:ascii="Cambria Math" w:hAnsi="Cambria Math"/>
-                    </w:rPr>
                     <m:t>V</m:t>
                   </m:r>
                 </m:e>
                 <m:sub>
                   <m:r>
-                    <w:rPr>
-                      <w:rFonts w:ascii="Cambria Math" w:hAnsi="Cambria Math"/>
-                    </w:rPr>
                     <m:t>R</m:t>
                   </m:r>
                 </m:sub>
@@ -579,60 +651,43 @@
         <w:pStyle w:val="FirstParagraph"/>
       </w:pPr>
       <w:r>
-        <w:t xml:space="preserve">where </w:t>
+        <w:t xml:space="preserve">where</w:t>
+      </w:r>
+      <w:r>
+        <w:t xml:space="preserve"> </w:t>
       </w:r>
       <m:oMath>
         <m:sSub>
-          <m:sSubPr>
-            <m:ctrlPr>
-              <w:rPr>
-                <w:rFonts w:ascii="Cambria Math" w:hAnsi="Cambria Math"/>
-              </w:rPr>
-            </m:ctrlPr>
-          </m:sSubPr>
           <m:e>
             <m:r>
-              <w:rPr>
-                <w:rFonts w:ascii="Cambria Math" w:hAnsi="Cambria Math"/>
-              </w:rPr>
               <m:t>V</m:t>
             </m:r>
           </m:e>
           <m:sub>
             <m:r>
-              <w:rPr>
-                <w:rFonts w:ascii="Cambria Math" w:hAnsi="Cambria Math"/>
-              </w:rPr>
               <m:t>F</m:t>
             </m:r>
           </m:sub>
         </m:sSub>
       </m:oMath>
       <w:r>
-        <w:t xml:space="preserve"> is the among-female variance (i.e., variance of the female random intercept) and </w:t>
+        <w:t xml:space="preserve"> </w:t>
+      </w:r>
+      <w:r>
+        <w:t xml:space="preserve">is the among-female variance (i.e., variance of the female random intercept) and</w:t>
+      </w:r>
+      <w:r>
+        <w:t xml:space="preserve"> </w:t>
       </w:r>
       <m:oMath>
         <m:sSub>
-          <m:sSubPr>
-            <m:ctrlPr>
-              <w:rPr>
-                <w:rFonts w:ascii="Cambria Math" w:hAnsi="Cambria Math"/>
-              </w:rPr>
-            </m:ctrlPr>
-          </m:sSubPr>
           <m:e>
             <m:r>
-              <w:rPr>
-                <w:rFonts w:ascii="Cambria Math" w:hAnsi="Cambria Math"/>
-              </w:rPr>
               <m:t>V</m:t>
             </m:r>
           </m:e>
           <m:sub>
             <m:r>
-              <w:rPr>
-                <w:rFonts w:ascii="Cambria Math" w:hAnsi="Cambria Math"/>
-              </w:rPr>
               <m:t>R</m:t>
             </m:r>
           </m:sub>
@@ -642,7 +697,28 @@
         <w:t xml:space="preserve"> </w:t>
       </w:r>
       <w:r>
-        <w:t>is the residual variance. Because the Gaussian model is parameterized directly on the observation scale, this formulation corresponds to both latent- and observation-scale repeatability. For egg number, which was modelled using a negative binomial distribution, the variance depends on both the mean and the dispersion (shape) parameter. Under the negative binomial parameterization used in brms, the observation-level variance is given by:</w:t>
+        <w:t xml:space="preserve">is the residual variance. Because the Gaussian model is parameterized directly on the observation scale, this formulation corresponds to both latent- and observation-scale repeatability.</w:t>
+      </w:r>
+    </w:p>
+    <w:p>
+      <w:pPr>
+        <w:pStyle w:val="BodyText"/>
+      </w:pPr>
+      <w:r>
+        <w:t xml:space="preserve">For egg number, which was modelled using a negative binomial distribution, the variance depends on both the mean and the dispersion (shape) parameter. Under the negative binomial parameterization used in</w:t>
+      </w:r>
+      <w:r>
+        <w:t xml:space="preserve"> </w:t>
+      </w:r>
+      <w:r>
+        <w:rPr>
+          <w:i/>
+          <w:iCs/>
+        </w:rPr>
+        <w:t xml:space="preserve">brms</w:t>
+      </w:r>
+      <w:r>
+        <w:t xml:space="preserve">, the observation-level variance is given by:</w:t>
       </w:r>
     </w:p>
     <w:p>
@@ -658,24 +734,29 @@
             <m:rPr>
               <m:sty m:val="p"/>
             </m:rPr>
-            <w:rPr>
-              <w:rFonts w:ascii="Cambria Math" w:hAnsi="Cambria Math"/>
-            </w:rPr>
-            <m:t>Var</m:t>
+            <m:t>V</m:t>
+          </m:r>
+          <m:r>
+            <m:rPr>
+              <m:sty m:val="p"/>
+            </m:rPr>
+            <m:t>a</m:t>
+          </m:r>
+          <m:r>
+            <m:rPr>
+              <m:sty m:val="p"/>
+            </m:rPr>
+            <m:t>r</m:t>
           </m:r>
           <m:d>
             <m:dPr>
-              <m:ctrlPr>
-                <w:rPr>
-                  <w:rFonts w:ascii="Cambria Math" w:hAnsi="Cambria Math"/>
-                </w:rPr>
-              </m:ctrlPr>
+              <m:begChr m:val="("/>
+              <m:sepChr m:val=""/>
+              <m:endChr m:val=")"/>
+              <m:grow/>
             </m:dPr>
             <m:e>
               <m:r>
-                <w:rPr>
-                  <w:rFonts w:ascii="Cambria Math" w:hAnsi="Cambria Math"/>
-                </w:rPr>
                 <m:t>Y</m:t>
               </m:r>
             </m:e>
@@ -684,56 +765,30 @@
             <m:rPr>
               <m:sty m:val="p"/>
             </m:rPr>
-            <w:rPr>
-              <w:rFonts w:ascii="Cambria Math" w:hAnsi="Cambria Math"/>
-            </w:rPr>
             <m:t>=</m:t>
           </m:r>
           <m:r>
-            <w:rPr>
-              <w:rFonts w:ascii="Cambria Math" w:hAnsi="Cambria Math"/>
-            </w:rPr>
             <m:t>μ</m:t>
           </m:r>
           <m:r>
             <m:rPr>
               <m:sty m:val="p"/>
             </m:rPr>
-            <w:rPr>
-              <w:rFonts w:ascii="Cambria Math" w:hAnsi="Cambria Math"/>
-            </w:rPr>
             <m:t>+</m:t>
           </m:r>
           <m:f>
             <m:fPr>
-              <m:ctrlPr>
-                <w:rPr>
-                  <w:rFonts w:ascii="Cambria Math" w:hAnsi="Cambria Math"/>
-                </w:rPr>
-              </m:ctrlPr>
+              <m:type m:val="bar"/>
             </m:fPr>
             <m:num>
               <m:sSup>
-                <m:sSupPr>
-                  <m:ctrlPr>
-                    <w:rPr>
-                      <w:rFonts w:ascii="Cambria Math" w:hAnsi="Cambria Math"/>
-                    </w:rPr>
-                  </m:ctrlPr>
-                </m:sSupPr>
                 <m:e>
                   <m:r>
-                    <w:rPr>
-                      <w:rFonts w:ascii="Cambria Math" w:hAnsi="Cambria Math"/>
-                    </w:rPr>
                     <m:t>μ</m:t>
                   </m:r>
                 </m:e>
                 <m:sup>
                   <m:r>
-                    <w:rPr>
-                      <w:rFonts w:ascii="Cambria Math" w:hAnsi="Cambria Math"/>
-                    </w:rPr>
                     <m:t>2</m:t>
                   </m:r>
                 </m:sup>
@@ -741,9 +796,6 @@
             </m:num>
             <m:den>
               <m:r>
-                <w:rPr>
-                  <w:rFonts w:ascii="Cambria Math" w:hAnsi="Cambria Math"/>
-                </w:rPr>
                 <m:t>θ</m:t>
               </m:r>
             </m:den>
@@ -756,13 +808,13 @@
         <w:pStyle w:val="FirstParagraph"/>
       </w:pPr>
       <w:r>
-        <w:t xml:space="preserve">where </w:t>
+        <w:t xml:space="preserve">where</w:t>
+      </w:r>
+      <w:r>
+        <w:t xml:space="preserve"> </w:t>
       </w:r>
       <m:oMath>
         <m:r>
-          <w:rPr>
-            <w:rFonts w:ascii="Cambria Math" w:hAnsi="Cambria Math"/>
-          </w:rPr>
           <m:t>μ</m:t>
         </m:r>
       </m:oMath>
@@ -770,18 +822,21 @@
         <w:t xml:space="preserve"> </w:t>
       </w:r>
       <w:r>
-        <w:t xml:space="preserve">is the expected mean egg number and </w:t>
+        <w:t xml:space="preserve">is the expected mean egg number and</w:t>
+      </w:r>
+      <w:r>
+        <w:t xml:space="preserve"> </w:t>
       </w:r>
       <m:oMath>
         <m:r>
-          <w:rPr>
-            <w:rFonts w:ascii="Cambria Math" w:hAnsi="Cambria Math"/>
-          </w:rPr>
           <m:t>θ</m:t>
         </m:r>
       </m:oMath>
       <w:r>
-        <w:t xml:space="preserve"> is the dispersion (shape) parameter. Observation-scale repeatability for egg number was therefore calculated as:</w:t>
+        <w:t xml:space="preserve"> </w:t>
+      </w:r>
+      <w:r>
+        <w:t xml:space="preserve">is the dispersion (shape) parameter. Observation-scale repeatability for egg number was therefore calculated as:</w:t>
       </w:r>
     </w:p>
     <w:p>
@@ -794,18 +849,8 @@
         </m:oMathParaPr>
         <m:oMath>
           <m:sSub>
-            <m:sSubPr>
-              <m:ctrlPr>
-                <w:rPr>
-                  <w:rFonts w:ascii="Cambria Math" w:hAnsi="Cambria Math"/>
-                </w:rPr>
-              </m:ctrlPr>
-            </m:sSubPr>
             <m:e>
               <m:r>
-                <w:rPr>
-                  <w:rFonts w:ascii="Cambria Math" w:hAnsi="Cambria Math"/>
-                </w:rPr>
                 <m:t>R</m:t>
               </m:r>
             </m:e>
@@ -813,6 +858,7 @@
               <m:r>
                 <m:rPr>
                   <m:nor/>
+                  <m:sty m:val="p"/>
                 </m:rPr>
                 <m:t>egg number</m:t>
               </m:r>
@@ -822,41 +868,21 @@
             <m:rPr>
               <m:sty m:val="p"/>
             </m:rPr>
-            <w:rPr>
-              <w:rFonts w:ascii="Cambria Math" w:hAnsi="Cambria Math"/>
-            </w:rPr>
             <m:t>=</m:t>
           </m:r>
           <m:f>
             <m:fPr>
-              <m:ctrlPr>
-                <w:rPr>
-                  <w:rFonts w:ascii="Cambria Math" w:hAnsi="Cambria Math"/>
-                </w:rPr>
-              </m:ctrlPr>
+              <m:type m:val="bar"/>
             </m:fPr>
             <m:num>
               <m:sSub>
-                <m:sSubPr>
-                  <m:ctrlPr>
-                    <w:rPr>
-                      <w:rFonts w:ascii="Cambria Math" w:hAnsi="Cambria Math"/>
-                    </w:rPr>
-                  </m:ctrlPr>
-                </m:sSubPr>
                 <m:e>
                   <m:r>
-                    <w:rPr>
-                      <w:rFonts w:ascii="Cambria Math" w:hAnsi="Cambria Math"/>
-                    </w:rPr>
                     <m:t>V</m:t>
                   </m:r>
                 </m:e>
                 <m:sub>
                   <m:r>
-                    <w:rPr>
-                      <w:rFonts w:ascii="Cambria Math" w:hAnsi="Cambria Math"/>
-                    </w:rPr>
                     <m:t>F</m:t>
                   </m:r>
                 </m:sub>
@@ -864,26 +890,13 @@
             </m:num>
             <m:den>
               <m:sSub>
-                <m:sSubPr>
-                  <m:ctrlPr>
-                    <w:rPr>
-                      <w:rFonts w:ascii="Cambria Math" w:hAnsi="Cambria Math"/>
-                    </w:rPr>
-                  </m:ctrlPr>
-                </m:sSubPr>
                 <m:e>
                   <m:r>
-                    <w:rPr>
-                      <w:rFonts w:ascii="Cambria Math" w:hAnsi="Cambria Math"/>
-                    </w:rPr>
                     <m:t>V</m:t>
                   </m:r>
                 </m:e>
                 <m:sub>
                   <m:r>
-                    <w:rPr>
-                      <w:rFonts w:ascii="Cambria Math" w:hAnsi="Cambria Math"/>
-                    </w:rPr>
                     <m:t>F</m:t>
                   </m:r>
                 </m:sub>
@@ -892,65 +905,38 @@
                 <m:rPr>
                   <m:sty m:val="p"/>
                 </m:rPr>
-                <w:rPr>
-                  <w:rFonts w:ascii="Cambria Math" w:hAnsi="Cambria Math"/>
-                </w:rPr>
                 <m:t>+</m:t>
               </m:r>
               <m:d>
                 <m:dPr>
-                  <m:ctrlPr>
-                    <w:rPr>
-                      <w:rFonts w:ascii="Cambria Math" w:hAnsi="Cambria Math"/>
-                    </w:rPr>
-                  </m:ctrlPr>
+                  <m:begChr m:val="("/>
+                  <m:sepChr m:val=""/>
+                  <m:endChr m:val=")"/>
+                  <m:grow/>
                 </m:dPr>
                 <m:e>
                   <m:r>
-                    <w:rPr>
-                      <w:rFonts w:ascii="Cambria Math" w:hAnsi="Cambria Math"/>
-                    </w:rPr>
                     <m:t>μ</m:t>
                   </m:r>
                   <m:r>
                     <m:rPr>
                       <m:sty m:val="p"/>
                     </m:rPr>
-                    <w:rPr>
-                      <w:rFonts w:ascii="Cambria Math" w:hAnsi="Cambria Math"/>
-                    </w:rPr>
                     <m:t>+</m:t>
                   </m:r>
                   <m:f>
                     <m:fPr>
-                      <m:ctrlPr>
-                        <w:rPr>
-                          <w:rFonts w:ascii="Cambria Math" w:hAnsi="Cambria Math"/>
-                        </w:rPr>
-                      </m:ctrlPr>
+                      <m:type m:val="bar"/>
                     </m:fPr>
                     <m:num>
                       <m:sSup>
-                        <m:sSupPr>
-                          <m:ctrlPr>
-                            <w:rPr>
-                              <w:rFonts w:ascii="Cambria Math" w:hAnsi="Cambria Math"/>
-                            </w:rPr>
-                          </m:ctrlPr>
-                        </m:sSupPr>
                         <m:e>
                           <m:r>
-                            <w:rPr>
-                              <w:rFonts w:ascii="Cambria Math" w:hAnsi="Cambria Math"/>
-                            </w:rPr>
                             <m:t>μ</m:t>
                           </m:r>
                         </m:e>
                         <m:sup>
                           <m:r>
-                            <w:rPr>
-                              <w:rFonts w:ascii="Cambria Math" w:hAnsi="Cambria Math"/>
-                            </w:rPr>
                             <m:t>2</m:t>
                           </m:r>
                         </m:sup>
@@ -958,9 +944,6 @@
                     </m:num>
                     <m:den>
                       <m:r>
-                        <w:rPr>
-                          <w:rFonts w:ascii="Cambria Math" w:hAnsi="Cambria Math"/>
-                        </w:rPr>
                         <m:t>θ</m:t>
                       </m:r>
                     </m:den>
@@ -977,75 +960,52 @@
         <w:pStyle w:val="FirstParagraph"/>
       </w:pPr>
       <w:r>
-        <w:t xml:space="preserve">where </w:t>
+        <w:t xml:space="preserve">where</w:t>
+      </w:r>
+      <w:r>
+        <w:t xml:space="preserve"> </w:t>
       </w:r>
       <m:oMath>
         <m:sSub>
-          <m:sSubPr>
-            <m:ctrlPr>
-              <w:rPr>
-                <w:rFonts w:ascii="Cambria Math" w:hAnsi="Cambria Math"/>
-              </w:rPr>
-            </m:ctrlPr>
-          </m:sSubPr>
           <m:e>
             <m:r>
-              <w:rPr>
-                <w:rFonts w:ascii="Cambria Math" w:hAnsi="Cambria Math"/>
-              </w:rPr>
               <m:t>V</m:t>
             </m:r>
           </m:e>
           <m:sub>
             <m:r>
-              <w:rPr>
-                <w:rFonts w:ascii="Cambria Math" w:hAnsi="Cambria Math"/>
-              </w:rPr>
               <m:t>F</m:t>
             </m:r>
           </m:sub>
         </m:sSub>
       </m:oMath>
       <w:r>
-        <w:t xml:space="preserve"> is the among-female variance estimated from the random intercept. The distribution-specific variance term </w:t>
+        <w:t xml:space="preserve"> </w:t>
+      </w:r>
+      <w:r>
+        <w:t xml:space="preserve">is the among-female variance estimated from the random intercept. The distribution-specific variance term</w:t>
+      </w:r>
+      <w:r>
+        <w:t xml:space="preserve"> </w:t>
       </w:r>
       <m:oMath>
         <m:r>
-          <w:rPr>
-            <w:rFonts w:ascii="Cambria Math" w:hAnsi="Cambria Math"/>
-          </w:rPr>
           <m:t>μ</m:t>
         </m:r>
         <m:r>
           <m:rPr>
             <m:sty m:val="p"/>
           </m:rPr>
-          <w:rPr>
-            <w:rFonts w:ascii="Cambria Math" w:hAnsi="Cambria Math"/>
-          </w:rPr>
           <m:t>+</m:t>
         </m:r>
         <m:sSup>
-          <m:sSupPr>
-            <m:ctrlPr>
-              <w:rPr>
-                <w:rFonts w:ascii="Cambria Math" w:hAnsi="Cambria Math"/>
-              </w:rPr>
-            </m:ctrlPr>
-          </m:sSupPr>
           <m:e>
             <m:r>
-              <w:rPr>
-                <w:rFonts w:ascii="Cambria Math" w:hAnsi="Cambria Math"/>
-              </w:rPr>
               <m:t>μ</m:t>
             </m:r>
           </m:e>
           <m:sup>
             <m:r>
-              <w:rPr>
-                <w:rFonts w:ascii="Cambria Math" w:hAnsi="Cambria Math"/>
-              </w:rPr>
               <m:t>2</m:t>
             </m:r>
           </m:sup>
@@ -1054,46 +1014,90 @@
           <m:rPr>
             <m:sty m:val="p"/>
           </m:rPr>
-          <w:rPr>
-            <w:rFonts w:ascii="Cambria Math" w:hAnsi="Cambria Math"/>
-          </w:rPr>
           <m:t>/</m:t>
         </m:r>
         <m:r>
-          <w:rPr>
-            <w:rFonts w:ascii="Cambria Math" w:hAnsi="Cambria Math"/>
-          </w:rPr>
           <m:t>θ</m:t>
         </m:r>
       </m:oMath>
       <w:r>
-        <w:t xml:space="preserve"> was calculated for each posterior draw using the corresponding posterior samples of </w:t>
+        <w:t xml:space="preserve"> </w:t>
+      </w:r>
+      <w:r>
+        <w:t xml:space="preserve">was calculated for each posterior draw using the corresponding posterior samples of</w:t>
+      </w:r>
+      <w:r>
+        <w:t xml:space="preserve"> </w:t>
       </w:r>
       <m:oMath>
         <m:r>
-          <w:rPr>
-            <w:rFonts w:ascii="Cambria Math" w:hAnsi="Cambria Math"/>
-          </w:rPr>
           <m:t>μ</m:t>
         </m:r>
       </m:oMath>
       <w:r>
-        <w:t xml:space="preserve"> and </w:t>
+        <w:t xml:space="preserve"> </w:t>
+      </w:r>
+      <w:r>
+        <w:t xml:space="preserve">and</w:t>
+      </w:r>
+      <w:r>
+        <w:t xml:space="preserve"> </w:t>
       </w:r>
       <m:oMath>
         <m:r>
-          <w:rPr>
-            <w:rFonts w:ascii="Cambria Math" w:hAnsi="Cambria Math"/>
-          </w:rPr>
           <m:t>θ</m:t>
         </m:r>
       </m:oMath>
       <w:r>
-        <w:t xml:space="preserve">, thereby generating a posterior distribution of repeatability. By calculating repeatability on the observation scale for both traits, these estimates represent the </w:t>
-      </w:r>
-      <w:r>
-        <w:lastRenderedPageBreak/>
-        <w:t>proportion of total phenotypic variance in the observed trait that is attributable to consistent differences among females.</w:t>
+        <w:t xml:space="preserve">, thereby generating a posterior distribution of repeatability. Repeatability for non-Gaussian traits was calculated following the framework of Nakagawa and Schielzeth</w:t>
+      </w:r>
+      <w:r>
+        <w:t xml:space="preserve"> </w:t>
+      </w:r>
+      <w:r>
+        <w:t xml:space="preserve">(2010)</w:t>
+      </w:r>
+      <w:r>
+        <w:t xml:space="preserve"> </w:t>
+      </w:r>
+      <w:r>
+        <w:t xml:space="preserve">and the extensions for generalized linear mixed models described by Nakagawa et al.</w:t>
+      </w:r>
+      <w:r>
+        <w:t xml:space="preserve"> </w:t>
+      </w:r>
+      <w:r>
+        <w:t xml:space="preserve">(2017)</w:t>
+      </w:r>
+      <w:r>
+        <w:t xml:space="preserve">. Because distribution-specific variance can contribute substantially to total phenotypic variance in negative binomial models, repeatability estimates for count data are often lower than those obtained under Gaussian assumptions, even when among-individual variance is present</w:t>
+      </w:r>
+      <w:r>
+        <w:t xml:space="preserve"> </w:t>
+      </w:r>
+      <w:r>
+        <w:t xml:space="preserve">(Nakagawa and Schielzeth 2010; Nakagawa et al. 2017)</w:t>
+      </w:r>
+      <w:r>
+        <w:t xml:space="preserve">. By calculating repeatability on the observation scale for both traits, these estimates represent the proportion of total phenotypic variance in the observed trait attributable to consistent differences among females</w:t>
+      </w:r>
+      <w:r>
+        <w:t xml:space="preserve"> </w:t>
+      </w:r>
+      <w:r>
+        <w:t xml:space="preserve">(Nakagawa and Schielzeth 2010)</w:t>
+      </w:r>
+      <w:r>
+        <w:t xml:space="preserve">. Derived repeatability values were calculated for each posterior draw to propagate uncertainty from all variance components</w:t>
+      </w:r>
+      <w:r>
+        <w:t xml:space="preserve"> </w:t>
+      </w:r>
+      <w:r>
+        <w:t xml:space="preserve">(Villemereuil et al. 2013)</w:t>
+      </w:r>
+      <w:r>
+        <w:t xml:space="preserve">.</w:t>
       </w:r>
     </w:p>
     <w:p>
@@ -1101,47 +1105,89 @@
         <w:pStyle w:val="BodyText"/>
       </w:pPr>
       <w:r>
-        <w:t xml:space="preserve">All models were fitted using weakly informative priors on regression coefficients and variance parameters. Posterior distributions were obtained using six Markov chains with 4,000 iterations per chain, including 1,000 warm-up iterations, and convergence was assessed using R ̂ statistics, effective sample sizes, and inspection of trace plots. Posterior distributions are summarised as posterior means with 95% credible intervals. Data were visualized using </w:t>
+        <w:t xml:space="preserve">I used weakly informative priors to constrain parameters to biologically realistic ranges while allowing the data to drive inference. Regression coefficients were assigned normal priors centered at zero (Normal(0, 0.5–1)), reflecting the expectation that clutch effects on egg traits would be moderate in magnitude. Intercepts were given normal priors scaled to each trait (egg number: Normal(0, 5); mean egg size: Normal(3.5, 1); standardized egg size: Normal(0, 0.5)). Among-female variation was assigned exponential priors (Exponential(1–2)), which favor small but non-zero individual differences. Residual variance (Gaussian models) and the negative binomial dispersion parameter were given Exponential(1) priors. Correlations among female-level random effects were regularized using an LKJ(2) prior to avoid overestimating trait associations. Posterior distributions were obtained using six Markov chains with 4,000 iterations per chain, including 1,000 warm-up iterations, and convergence was assessed using</w:t>
+      </w:r>
+      <w:r>
+        <w:t xml:space="preserve"> </w:t>
+      </w:r>
+      <m:oMath>
+        <m:acc>
+          <m:accPr>
+            <m:chr m:val="̂"/>
+          </m:accPr>
+          <m:e>
+            <m:r>
+              <m:t>R</m:t>
+            </m:r>
+          </m:e>
+        </m:acc>
+      </m:oMath>
+      <w:r>
+        <w:t xml:space="preserve"> </w:t>
+      </w:r>
+      <w:r>
+        <w:t xml:space="preserve">statistics, effective sample sizes, and inspection of trace plots. Posterior distributions are summarised as posterior means with 95% credible intervals. Data were visualized using</w:t>
+      </w:r>
+      <w:r>
+        <w:t xml:space="preserve"> </w:t>
       </w:r>
       <w:r>
         <w:rPr>
           <w:i/>
           <w:iCs/>
         </w:rPr>
-        <w:t>ggplot</w:t>
-      </w:r>
-      <w:r>
-        <w:t xml:space="preserve"> (Wickham 2016) and </w:t>
+        <w:t xml:space="preserve">ggplot</w:t>
+      </w:r>
+      <w:r>
+        <w:t xml:space="preserve"> </w:t>
+      </w:r>
+      <w:r>
+        <w:t xml:space="preserve">(Wickham 2016)</w:t>
+      </w:r>
+      <w:r>
+        <w:t xml:space="preserve"> </w:t>
+      </w:r>
+      <w:r>
+        <w:t xml:space="preserve">and</w:t>
+      </w:r>
+      <w:r>
+        <w:t xml:space="preserve"> </w:t>
       </w:r>
       <w:r>
         <w:rPr>
           <w:i/>
           <w:iCs/>
         </w:rPr>
-        <w:t>tidybayes</w:t>
-      </w:r>
-      <w:r>
-        <w:t xml:space="preserve"> (Kay 2020).</w:t>
-      </w:r>
-    </w:p>
+        <w:t xml:space="preserve">tidybayes</w:t>
+      </w:r>
+      <w:r>
+        <w:t xml:space="preserve"> </w:t>
+      </w:r>
+      <w:r>
+        <w:t xml:space="preserve">(Kay 2020)</w:t>
+      </w:r>
+      <w:r>
+        <w:t xml:space="preserve">.</w:t>
+      </w:r>
+    </w:p>
+    <w:bookmarkEnd w:id="23"/>
+    <w:bookmarkEnd w:id="24"/>
+    <w:bookmarkStart w:id="28" w:name="results"/>
     <w:p>
       <w:pPr>
         <w:pStyle w:val="Heading1"/>
       </w:pPr>
-      <w:bookmarkStart w:id="4" w:name="results"/>
-      <w:bookmarkEnd w:id="2"/>
-      <w:bookmarkEnd w:id="3"/>
-      <w:r>
-        <w:t>Results</w:t>
-      </w:r>
-    </w:p>
-    <w:p>
-      <w:pPr>
-        <w:pStyle w:val="Heading4"/>
-      </w:pPr>
-      <w:bookmarkStart w:id="5" w:name="between-and-within-female-correlations"/>
-      <w:r>
-        <w:t>Between and within female correlations</w:t>
+      <w:r>
+        <w:t xml:space="preserve">Results</w:t>
+      </w:r>
+    </w:p>
+    <w:bookmarkStart w:id="25" w:name="between--and-within-female-associations"/>
+    <w:p>
+      <w:pPr>
+        <w:pStyle w:val="Heading3"/>
+      </w:pPr>
+      <w:r>
+        <w:t xml:space="preserve">Between- and within-female associations</w:t>
       </w:r>
     </w:p>
     <w:p>
@@ -1149,37 +1195,33 @@
         <w:pStyle w:val="FirstParagraph"/>
       </w:pPr>
       <w:r>
-        <w:t>Across all clutches, the raw phenotypic correlation between egg number and egg size was weak and close to zero (</w:t>
+        <w:t xml:space="preserve">Across all broods, the raw phenotypic correlation between egg number and egg size was weak and near zero (</w:t>
       </w:r>
       <m:oMath>
         <m:sSub>
-          <m:sSubPr>
-            <m:ctrlPr>
-              <w:rPr>
-                <w:rFonts w:ascii="Cambria Math" w:hAnsi="Cambria Math"/>
-              </w:rPr>
-            </m:ctrlPr>
-          </m:sSubPr>
           <m:e>
             <m:r>
-              <w:rPr>
-                <w:rFonts w:ascii="Cambria Math" w:hAnsi="Cambria Math"/>
-              </w:rPr>
               <m:t>r</m:t>
             </m:r>
           </m:e>
           <m:sub>
             <m:r>
-              <w:rPr>
-                <w:rFonts w:ascii="Cambria Math" w:hAnsi="Cambria Math"/>
-              </w:rPr>
-              <m:t>raw</m:t>
+              <m:t>r</m:t>
+            </m:r>
+            <m:r>
+              <m:t>a</m:t>
+            </m:r>
+            <m:r>
+              <m:t>w</m:t>
             </m:r>
           </m:sub>
         </m:sSub>
       </m:oMath>
       <w:r>
-        <w:t xml:space="preserve"> = -0.04, 95% CI [-0.25, 0.19]), indicating no clear population-level association when hierarchical structure was ignored.</w:t>
+        <w:t xml:space="preserve"> </w:t>
+      </w:r>
+      <w:r>
+        <w:t xml:space="preserve">= -0.04, 95% CI [-0.25, 0.19]), indicating no detectable population-level association when hierarchical structure was ignored.</w:t>
       </w:r>
     </w:p>
     <w:p>
@@ -1187,125 +1229,121 @@
         <w:pStyle w:val="BodyText"/>
       </w:pPr>
       <w:r>
-        <w:t xml:space="preserve">Egg number (clutch one: </w:t>
+        <w:t xml:space="preserve">Egg number (clutch one:</w:t>
+      </w:r>
+      <w:r>
+        <w:t xml:space="preserve"> </w:t>
       </w:r>
       <m:oMath>
         <m:acc>
           <m:accPr>
             <m:chr m:val="‾"/>
-            <m:ctrlPr>
-              <w:rPr>
-                <w:rFonts w:ascii="Cambria Math" w:hAnsi="Cambria Math"/>
-              </w:rPr>
-            </m:ctrlPr>
           </m:accPr>
           <m:e>
             <m:r>
-              <w:rPr>
-                <w:rFonts w:ascii="Cambria Math" w:hAnsi="Cambria Math"/>
-              </w:rPr>
               <m:t>x</m:t>
             </m:r>
           </m:e>
         </m:acc>
       </m:oMath>
       <w:r>
-        <w:t xml:space="preserve"> = 51.55 ± 2.49; clutch two: </w:t>
+        <w:t xml:space="preserve"> </w:t>
+      </w:r>
+      <w:r>
+        <w:t xml:space="preserve">= 51.55 ± 2.49 eggs; clutch two:</w:t>
+      </w:r>
+      <w:r>
+        <w:t xml:space="preserve"> </w:t>
       </w:r>
       <m:oMath>
         <m:acc>
           <m:accPr>
             <m:chr m:val="‾"/>
-            <m:ctrlPr>
-              <w:rPr>
-                <w:rFonts w:ascii="Cambria Math" w:hAnsi="Cambria Math"/>
-              </w:rPr>
-            </m:ctrlPr>
           </m:accPr>
           <m:e>
             <m:r>
-              <w:rPr>
-                <w:rFonts w:ascii="Cambria Math" w:hAnsi="Cambria Math"/>
-              </w:rPr>
               <m:t>x</m:t>
             </m:r>
           </m:e>
         </m:acc>
       </m:oMath>
       <w:r>
-        <w:t xml:space="preserve"> = 34.14 ± 2.65) and egg size (first clutch: </w:t>
+        <w:t xml:space="preserve"> </w:t>
+      </w:r>
+      <w:r>
+        <w:t xml:space="preserve">= 34.14 ± 2.65 eggs) and egg size (first clutch:</w:t>
+      </w:r>
+      <w:r>
+        <w:t xml:space="preserve"> </w:t>
       </w:r>
       <m:oMath>
         <m:acc>
           <m:accPr>
             <m:chr m:val="‾"/>
-            <m:ctrlPr>
-              <w:rPr>
-                <w:rFonts w:ascii="Cambria Math" w:hAnsi="Cambria Math"/>
-              </w:rPr>
-            </m:ctrlPr>
           </m:accPr>
           <m:e>
             <m:r>
-              <w:rPr>
-                <w:rFonts w:ascii="Cambria Math" w:hAnsi="Cambria Math"/>
-              </w:rPr>
               <m:t>x</m:t>
             </m:r>
           </m:e>
         </m:acc>
       </m:oMath>
       <w:r>
-        <w:t xml:space="preserve"> = 3.54 ± 0.03; second clutch: </w:t>
+        <w:t xml:space="preserve"> </w:t>
+      </w:r>
+      <w:r>
+        <w:t xml:space="preserve">= 3.54 ± 0.03 mm; second clutch:</w:t>
+      </w:r>
+      <w:r>
+        <w:t xml:space="preserve"> </w:t>
       </w:r>
       <m:oMath>
         <m:acc>
           <m:accPr>
             <m:chr m:val="‾"/>
-            <m:ctrlPr>
-              <w:rPr>
-                <w:rFonts w:ascii="Cambria Math" w:hAnsi="Cambria Math"/>
-              </w:rPr>
-            </m:ctrlPr>
           </m:accPr>
           <m:e>
             <m:r>
-              <w:rPr>
-                <w:rFonts w:ascii="Cambria Math" w:hAnsi="Cambria Math"/>
-              </w:rPr>
               <m:t>x</m:t>
             </m:r>
           </m:e>
         </m:acc>
       </m:oMath>
       <w:r>
-        <w:t xml:space="preserve"> ± SE = 3.41 ± 0.03) both declined in second clutches. Clutch size was substantially lower in brood two (log-scale </w:t>
+        <w:t xml:space="preserve"> </w:t>
+      </w:r>
+      <w:r>
+        <w:t xml:space="preserve">± SE = 3.41 ± 0.03 mm) both declined in second clutches. Egg number decreased on the log scale (</w:t>
       </w:r>
       <m:oMath>
         <m:r>
-          <w:rPr>
-            <w:rFonts w:ascii="Cambria Math" w:hAnsi="Cambria Math"/>
-          </w:rPr>
           <m:t>β</m:t>
         </m:r>
       </m:oMath>
       <w:r>
-        <w:t xml:space="preserve"> = -0.41, 95% CrI (-0.64, -0.19), corresponding to an approximate 34% reduction in egg number on the natural scale (</w:t>
+        <w:t xml:space="preserve"> </w:t>
+      </w:r>
+      <w:r>
+        <w:t xml:space="preserve">= -0.41, 95% CrI (-0.64, -0.19;</w:t>
+      </w:r>
+      <w:r>
+        <w:t xml:space="preserve"> </w:t>
+      </w:r>
+      <w:hyperlink w:anchor="fig-one">
+        <w:r>
+          <w:rPr>
+            <w:rStyle w:val="Hyperlink"/>
+          </w:rPr>
+          <w:t xml:space="preserve">Figure 1</w:t>
+        </w:r>
+      </w:hyperlink>
+      <w:r>
+        <w:t xml:space="preserve">; Supplementary Table 1), corresponding to an approximate 34% reduction on the natural scale (</w:t>
       </w:r>
       <m:oMath>
         <m:sSup>
-          <m:sSupPr>
-            <m:ctrlPr>
-              <w:rPr>
-                <w:rFonts w:ascii="Cambria Math" w:hAnsi="Cambria Math"/>
-              </w:rPr>
-            </m:ctrlPr>
-          </m:sSupPr>
           <m:e>
             <m:r>
-              <w:rPr>
-                <w:rFonts w:ascii="Cambria Math" w:hAnsi="Cambria Math"/>
-              </w:rPr>
               <m:t>e</m:t>
             </m:r>
           </m:e>
@@ -1314,15 +1352,9 @@
               <m:rPr>
                 <m:sty m:val="p"/>
               </m:rPr>
-              <w:rPr>
-                <w:rFonts w:ascii="Cambria Math" w:hAnsi="Cambria Math"/>
-              </w:rPr>
-              <m:t>-</m:t>
+              <m:t>−</m:t>
             </m:r>
             <m:r>
-              <w:rPr>
-                <w:rFonts w:ascii="Cambria Math" w:hAnsi="Cambria Math"/>
-              </w:rPr>
               <m:t>0.413</m:t>
             </m:r>
           </m:sup>
@@ -1331,31 +1363,25 @@
           <m:rPr>
             <m:sty m:val="p"/>
           </m:rPr>
-          <w:rPr>
-            <w:rFonts w:ascii="Cambria Math" w:hAnsi="Cambria Math"/>
-          </w:rPr>
           <m:t>≈</m:t>
         </m:r>
         <m:r>
-          <w:rPr>
-            <w:rFonts w:ascii="Cambria Math" w:hAnsi="Cambria Math"/>
-          </w:rPr>
           <m:t>0.66</m:t>
         </m:r>
       </m:oMath>
       <w:r>
-        <w:t>). Mean egg size also decreased in brood two (</w:t>
+        <w:t xml:space="preserve">). Mean egg size also declined in the second clutch (</w:t>
       </w:r>
       <m:oMath>
         <m:r>
-          <w:rPr>
-            <w:rFonts w:ascii="Cambria Math" w:hAnsi="Cambria Math"/>
-          </w:rPr>
           <m:t>β</m:t>
         </m:r>
       </m:oMath>
       <w:r>
-        <w:t xml:space="preserve"> = -0.13, 95% CrI (-0.24, -0.02)).</w:t>
+        <w:t xml:space="preserve"> </w:t>
+      </w:r>
+      <w:r>
+        <w:t xml:space="preserve">= -0.13, 95% CrI (-0.24, -0.02)).</w:t>
       </w:r>
     </w:p>
     <w:p>
@@ -1363,30 +1389,31 @@
         <w:pStyle w:val="BodyText"/>
       </w:pPr>
       <w:r>
-        <w:t>There was no evidence of a within-female plastic trade-off between egg number and egg size. The within-female effect of clutch-size deviation on egg size was small and highly uncertain (</w:t>
+        <w:t xml:space="preserve">The results did not support my prediction of a within-female plastic trade-off between egg number and egg size (</w:t>
+      </w:r>
+      <w:hyperlink w:anchor="fig-one">
+        <w:r>
+          <w:rPr>
+            <w:rStyle w:val="Hyperlink"/>
+          </w:rPr>
+          <w:t xml:space="preserve">Figure 1</w:t>
+        </w:r>
+      </w:hyperlink>
+      <w:r>
+        <w:t xml:space="preserve"> </w:t>
+      </w:r>
+      <w:r>
+        <w:t xml:space="preserve">a). The within-female deviation in egg number had a slope near zero (</w:t>
       </w:r>
       <m:oMath>
         <m:sSub>
-          <m:sSubPr>
-            <m:ctrlPr>
-              <w:rPr>
-                <w:rFonts w:ascii="Cambria Math" w:hAnsi="Cambria Math"/>
-              </w:rPr>
-            </m:ctrlPr>
-          </m:sSubPr>
           <m:e>
             <m:r>
-              <w:rPr>
-                <w:rFonts w:ascii="Cambria Math" w:hAnsi="Cambria Math"/>
-              </w:rPr>
               <m:t>β</m:t>
             </m:r>
           </m:e>
           <m:sub>
             <m:r>
-              <w:rPr>
-                <w:rFonts w:ascii="Cambria Math" w:hAnsi="Cambria Math"/>
-              </w:rPr>
               <m:t>W</m:t>
             </m:r>
           </m:sub>
@@ -1396,165 +1423,193 @@
         <w:t xml:space="preserve"> </w:t>
       </w:r>
       <w:r>
-        <w:lastRenderedPageBreak/>
-        <w:t>= -0.01, 95% CrI (-0.06, 0.05), indicating that females did not adjust egg size in response to producing more or fewer eggs relative to their own mean.</w:t>
-      </w:r>
-    </w:p>
-    <w:p>
-      <w:pPr>
-        <w:pStyle w:val="BodyText"/>
-      </w:pPr>
-      <w:r>
-        <w:t>In contrast, the between-female component revealed a negative association between mean egg size and egg number. Females that produced more eggs on average tended to lay smaller eggs (</w:t>
+        <w:t xml:space="preserve">= -0.01, 95% CrI (-0.06, 0.05), indicating that females did not systematically adjust egg size when producing more or fewer eggs relative to their own mean. In contrast, the between-female component revealed a negative association between egg size and mean female egg number (</w:t>
       </w:r>
       <m:oMath>
         <m:sSub>
-          <m:sSubPr>
-            <m:ctrlPr>
-              <w:rPr>
-                <w:rFonts w:ascii="Cambria Math" w:hAnsi="Cambria Math"/>
-              </w:rPr>
-            </m:ctrlPr>
-          </m:sSubPr>
           <m:e>
             <m:r>
-              <w:rPr>
-                <w:rFonts w:ascii="Cambria Math" w:hAnsi="Cambria Math"/>
-              </w:rPr>
               <m:t>β</m:t>
             </m:r>
           </m:e>
           <m:sub>
             <m:r>
-              <w:rPr>
-                <w:rFonts w:ascii="Cambria Math" w:hAnsi="Cambria Math"/>
-              </w:rPr>
               <m:t>B</m:t>
             </m:r>
           </m:sub>
         </m:sSub>
       </m:oMath>
       <w:r>
-        <w:t xml:space="preserve"> = -0.05, 95% CrI (-0.10, 0.00), consistent with a moderate among-female allocation trade-off. The estimated correlation between female-level intercepts for egg number and egg size was highly uncertain (median ≈ -0.02, 95% CrI: -0.81, 0.82), reflecting limited information for estimating latent covariance with only two clutches per female. Together, these results show that the size–number trade-off is not apparent at the raw phenotypic level, but emerges when variation is partitioned among females, while no </w:t>
-      </w:r>
-      <w:r>
-        <w:t xml:space="preserve">evidence for dynamic within-female reallocation was detected. No measure of female size/condition was positively correlated with the number of eggs in the first brood (pronotum length: </w:t>
+        <w:t xml:space="preserve"> </w:t>
+      </w:r>
+      <w:r>
+        <w:t xml:space="preserve">= -0.05, 95% CrI (-0.10, 0.00;</w:t>
+      </w:r>
+      <w:r>
+        <w:t xml:space="preserve"> </w:t>
+      </w:r>
+      <w:hyperlink w:anchor="fig-one">
+        <w:r>
+          <w:rPr>
+            <w:rStyle w:val="Hyperlink"/>
+          </w:rPr>
+          <w:t xml:space="preserve">Figure 1</w:t>
+        </w:r>
+      </w:hyperlink>
+      <w:r>
+        <w:t xml:space="preserve"> </w:t>
+      </w:r>
+      <w:r>
+        <w:t xml:space="preserve">b). The posterior distribution of the among-female slope was centered on negative values, suggesting weak evidence for divergence in allocation strategy among females. The correlation between female-level intercepts for egg number and egg size was highly uncertain (median = -0.02, 95% CrI: -0.81, 0.82), indicating limited information for estimating latent covariance with only two broods per female. With only two repeated measures per female, intercept correlations are weakly identifiable and should be interpreted cautiously.</w:t>
+      </w:r>
+    </w:p>
+    <w:p>
+      <w:pPr>
+        <w:pStyle w:val="BodyText"/>
+      </w:pPr>
+      <w:r>
+        <w:t xml:space="preserve">No measure of female size/condition was positively correlated with the number of eggs in the first brood (pronotum length:</w:t>
+      </w:r>
+      <w:r>
+        <w:t xml:space="preserve"> </w:t>
       </w:r>
       <m:oMath>
         <m:r>
-          <w:rPr>
-            <w:rFonts w:ascii="Cambria Math" w:hAnsi="Cambria Math"/>
-          </w:rPr>
           <m:t>r</m:t>
         </m:r>
       </m:oMath>
       <w:r>
-        <w:t xml:space="preserve"> = 0.14, 95% CI [-0.19, 0.43]; body mass: </w:t>
+        <w:t xml:space="preserve"> </w:t>
+      </w:r>
+      <w:r>
+        <w:t xml:space="preserve">= 0.14, 95% CI [-0.19, 0.43]; body mass:</w:t>
+      </w:r>
+      <w:r>
+        <w:t xml:space="preserve"> </w:t>
       </w:r>
       <m:oMath>
         <m:r>
-          <w:rPr>
-            <w:rFonts w:ascii="Cambria Math" w:hAnsi="Cambria Math"/>
-          </w:rPr>
           <m:t>r</m:t>
         </m:r>
       </m:oMath>
       <w:r>
-        <w:t xml:space="preserve"> = 0.12, 95% CI [-0.21, 0.43]; PC1: </w:t>
+        <w:t xml:space="preserve"> </w:t>
+      </w:r>
+      <w:r>
+        <w:t xml:space="preserve">= 0.12, 95% CI [-0.21, 0.43]; PC1:</w:t>
+      </w:r>
+      <w:r>
+        <w:t xml:space="preserve"> </w:t>
       </w:r>
       <m:oMath>
         <m:r>
-          <w:rPr>
-            <w:rFonts w:ascii="Cambria Math" w:hAnsi="Cambria Math"/>
-          </w:rPr>
           <m:t>r</m:t>
         </m:r>
       </m:oMath>
       <w:r>
-        <w:t xml:space="preserve"> = -0.17, 95% CI [-0.44, 0.15]; scaled mass index: </w:t>
+        <w:t xml:space="preserve"> </w:t>
+      </w:r>
+      <w:r>
+        <w:t xml:space="preserve">= -0.17, 95% CI [-0.44, 0.15]; scaled mass index:</w:t>
+      </w:r>
+      <w:r>
+        <w:t xml:space="preserve"> </w:t>
       </w:r>
       <m:oMath>
         <m:sSub>
-          <m:sSubPr>
-            <m:ctrlPr>
-              <w:rPr>
-                <w:rFonts w:ascii="Cambria Math" w:hAnsi="Cambria Math"/>
-              </w:rPr>
-            </m:ctrlPr>
-          </m:sSubPr>
           <m:e>
             <m:r>
-              <w:rPr>
-                <w:rFonts w:ascii="Cambria Math" w:hAnsi="Cambria Math"/>
-              </w:rPr>
               <m:t>r</m:t>
             </m:r>
           </m:e>
           <m:sub>
             <m:r>
-              <w:rPr>
-                <w:rFonts w:ascii="Cambria Math" w:hAnsi="Cambria Math"/>
-              </w:rPr>
-              <m:t>raw</m:t>
+              <m:t>r</m:t>
+            </m:r>
+            <m:r>
+              <m:t>a</m:t>
+            </m:r>
+            <m:r>
+              <m:t>w</m:t>
             </m:r>
           </m:sub>
         </m:sSub>
       </m:oMath>
       <w:r>
-        <w:t xml:space="preserve"> = -0.02, 95% CI [-0.35, 0.33]) suggesting that larger females or those in better condition produce more eggs. I therefore did not inlcude a measure of size/condition in this model.</w:t>
-      </w:r>
-    </w:p>
-    <w:p>
-      <w:pPr>
-        <w:pStyle w:val="BodyText"/>
-      </w:pPr>
-      <w:r>
-        <w:t>Repeatability of egg number was extremely low on the observation scale (</w:t>
+        <w:t xml:space="preserve"> </w:t>
+      </w:r>
+      <w:r>
+        <w:t xml:space="preserve">= -0.02, 95% CI [-0.35, 0.33]) providing no evidence that larger females or those in better condition produce more eggs. I therefore did not include a measure of size/condition in this model. Together, these results show that the size–number trade-off is not apparent at the raw phenotypic level and is not expressed as within-female plasticity, but emerges as a modest negative association at the among-female level through differences in average allocation strategy.</w:t>
+      </w:r>
+    </w:p>
+    <w:bookmarkEnd w:id="25"/>
+    <w:bookmarkStart w:id="26" w:name="Xa0713afe1a0937a4c359af3d72eeaa97e62c984"/>
+    <w:p>
+      <w:pPr>
+        <w:pStyle w:val="Heading3"/>
+      </w:pPr>
+      <w:r>
+        <w:t xml:space="preserve">Egg size variation between females and within clutches</w:t>
+      </w:r>
+    </w:p>
+    <w:p>
+      <w:pPr>
+        <w:pStyle w:val="FirstParagraph"/>
+      </w:pPr>
+      <w:r>
+        <w:t xml:space="preserve">Egg size exhibited substantial variation at both the between-female and within-clutch levels (</w:t>
+      </w:r>
+      <w:hyperlink w:anchor="fig-two">
+        <w:r>
+          <w:rPr>
+            <w:rStyle w:val="Hyperlink"/>
+          </w:rPr>
+          <w:t xml:space="preserve">Figure 2</w:t>
+        </w:r>
+      </w:hyperlink>
+      <w:r>
+        <w:t xml:space="preserve">; Supplementary Table 2). Between-female variance was similar across reproductive events, with a median of 0.73 (95% CrI: 0.50, 1.12) in first clutches and 0.61 (95% CrI: 0.41, 0.96) in second clutches. The posterior median difference (second − first) was -0.11 (95% CrI: -0.56, 0.28), and the posterior probability that between-female variance was greater in second clutches was 0.28, indicating no clear evidence of a difference. In contrast, within-clutch (egg-to-egg) variance was substantially higher in second clutches (median = 0.35 (95% CrI: 0.33, 0.38) than in first clutches (median = 0.21 (95% CrI: 0.20, 0.22). The posterior median difference was 0.14 (95% CrI: 0.12, 0.17), with a posterior probability of 1.00, that within-clutch variance was greater in second clutches.</w:t>
+      </w:r>
+    </w:p>
+    <w:bookmarkEnd w:id="26"/>
+    <w:bookmarkStart w:id="27" w:name="egg-number-and-egg-size-repeatability"/>
+    <w:p>
+      <w:pPr>
+        <w:pStyle w:val="Heading3"/>
+      </w:pPr>
+      <w:r>
+        <w:t xml:space="preserve">Egg number and egg size repeatability</w:t>
+      </w:r>
+    </w:p>
+    <w:p>
+      <w:pPr>
+        <w:pStyle w:val="FirstParagraph"/>
+      </w:pPr>
+      <w:r>
+        <w:t xml:space="preserve">Repeatability was calculated on the observation scale from posterior samples of variance components. Egg number exhibited extremely low repeatability. Although there was some among-female variance in egg number (SD = 0.078, 95% CrI [0.003, 0.270]; Supplementary Table 1), the overwhelming majority of variance arose from distribution-specific (negative binomial) variance. Consequently, observation-scale repeatability was near zero (</w:t>
       </w:r>
       <m:oMath>
         <m:r>
-          <w:rPr>
-            <w:rFonts w:ascii="Cambria Math" w:hAnsi="Cambria Math"/>
-          </w:rPr>
           <m:t>R</m:t>
         </m:r>
         <m:r>
           <m:rPr>
             <m:sty m:val="p"/>
           </m:rPr>
-          <w:rPr>
-            <w:rFonts w:ascii="Cambria Math" w:hAnsi="Cambria Math"/>
-          </w:rPr>
           <m:t>=</m:t>
         </m:r>
         <m:r>
-          <w:rPr>
-            <w:rFonts w:ascii="Cambria Math" w:hAnsi="Cambria Math"/>
-          </w:rPr>
           <m:t>2.97</m:t>
         </m:r>
         <m:r>
           <m:rPr>
             <m:sty m:val="p"/>
           </m:rPr>
-          <w:rPr>
-            <w:rFonts w:ascii="Cambria Math" w:hAnsi="Cambria Math"/>
-          </w:rPr>
           <m:t>×</m:t>
         </m:r>
         <m:sSup>
-          <m:sSupPr>
-            <m:ctrlPr>
-              <w:rPr>
-                <w:rFonts w:ascii="Cambria Math" w:hAnsi="Cambria Math"/>
-              </w:rPr>
-            </m:ctrlPr>
-          </m:sSupPr>
           <m:e>
             <m:r>
-              <w:rPr>
-                <w:rFonts w:ascii="Cambria Math" w:hAnsi="Cambria Math"/>
-              </w:rPr>
               <m:t>10</m:t>
             </m:r>
           </m:e>
@@ -1563,15 +1618,9 @@
               <m:rPr>
                 <m:sty m:val="p"/>
               </m:rPr>
-              <w:rPr>
-                <w:rFonts w:ascii="Cambria Math" w:hAnsi="Cambria Math"/>
-              </w:rPr>
-              <m:t>-</m:t>
+              <m:t>−</m:t>
             </m:r>
             <m:r>
-              <w:rPr>
-                <w:rFonts w:ascii="Cambria Math" w:hAnsi="Cambria Math"/>
-              </w:rPr>
               <m:t>5</m:t>
             </m:r>
           </m:sup>
@@ -1580,71 +1629,43 @@
           <m:rPr>
             <m:sty m:val="p"/>
           </m:rPr>
-          <w:rPr>
-            <w:rFonts w:ascii="Cambria Math" w:hAnsi="Cambria Math"/>
-          </w:rPr>
           <m:t>,</m:t>
         </m:r>
         <m:r>
-          <w:rPr>
-            <w:rFonts w:ascii="Cambria Math" w:hAnsi="Cambria Math"/>
-          </w:rPr>
           <m:t>95</m:t>
         </m:r>
         <m:r>
           <m:rPr>
             <m:sty m:val="p"/>
           </m:rPr>
-          <w:rPr>
-            <w:rFonts w:ascii="Cambria Math" w:hAnsi="Cambria Math"/>
-          </w:rPr>
           <m:t>%</m:t>
         </m:r>
         <m:r>
-          <w:rPr>
-            <w:rFonts w:ascii="Cambria Math" w:hAnsi="Cambria Math"/>
-          </w:rPr>
-          <m:t>CI</m:t>
+          <m:t>C</m:t>
+        </m:r>
+        <m:r>
+          <m:t>I</m:t>
         </m:r>
         <m:d>
           <m:dPr>
             <m:begChr m:val="["/>
+            <m:sepChr m:val=""/>
             <m:endChr m:val="]"/>
-            <m:ctrlPr>
-              <w:rPr>
-                <w:rFonts w:ascii="Cambria Math" w:hAnsi="Cambria Math"/>
-              </w:rPr>
-            </m:ctrlPr>
+            <m:grow/>
           </m:dPr>
           <m:e>
             <m:r>
-              <w:rPr>
-                <w:rFonts w:ascii="Cambria Math" w:hAnsi="Cambria Math"/>
-              </w:rPr>
               <m:t>2.01</m:t>
             </m:r>
             <m:r>
               <m:rPr>
                 <m:sty m:val="p"/>
               </m:rPr>
-              <w:rPr>
-                <w:rFonts w:ascii="Cambria Math" w:hAnsi="Cambria Math"/>
-              </w:rPr>
               <m:t>×</m:t>
             </m:r>
             <m:sSup>
-              <m:sSupPr>
-                <m:ctrlPr>
-                  <w:rPr>
-                    <w:rFonts w:ascii="Cambria Math" w:hAnsi="Cambria Math"/>
-                  </w:rPr>
-                </m:ctrlPr>
-              </m:sSupPr>
               <m:e>
                 <m:r>
-                  <w:rPr>
-                    <w:rFonts w:ascii="Cambria Math" w:hAnsi="Cambria Math"/>
-                  </w:rPr>
                   <m:t>10</m:t>
                 </m:r>
               </m:e>
@@ -1653,15 +1674,9 @@
                   <m:rPr>
                     <m:sty m:val="p"/>
                   </m:rPr>
-                  <w:rPr>
-                    <w:rFonts w:ascii="Cambria Math" w:hAnsi="Cambria Math"/>
-                  </w:rPr>
-                  <m:t>-</m:t>
+                  <m:t>−</m:t>
                 </m:r>
                 <m:r>
-                  <w:rPr>
-                    <w:rFonts w:ascii="Cambria Math" w:hAnsi="Cambria Math"/>
-                  </w:rPr>
                   <m:t>8</m:t>
                 </m:r>
               </m:sup>
@@ -1670,39 +1685,20 @@
               <m:rPr>
                 <m:sty m:val="p"/>
               </m:rPr>
-              <w:rPr>
-                <w:rFonts w:ascii="Cambria Math" w:hAnsi="Cambria Math"/>
-              </w:rPr>
               <m:t>,</m:t>
             </m:r>
             <m:r>
-              <w:rPr>
-                <w:rFonts w:ascii="Cambria Math" w:hAnsi="Cambria Math"/>
-              </w:rPr>
               <m:t>1.61</m:t>
             </m:r>
             <m:r>
               <m:rPr>
                 <m:sty m:val="p"/>
               </m:rPr>
-              <w:rPr>
-                <w:rFonts w:ascii="Cambria Math" w:hAnsi="Cambria Math"/>
-              </w:rPr>
               <m:t>×</m:t>
             </m:r>
             <m:sSup>
-              <m:sSupPr>
-                <m:ctrlPr>
-                  <w:rPr>
-                    <w:rFonts w:ascii="Cambria Math" w:hAnsi="Cambria Math"/>
-                  </w:rPr>
-                </m:ctrlPr>
-              </m:sSupPr>
               <m:e>
                 <m:r>
-                  <w:rPr>
-                    <w:rFonts w:ascii="Cambria Math" w:hAnsi="Cambria Math"/>
-                  </w:rPr>
                   <m:t>10</m:t>
                 </m:r>
               </m:e>
@@ -1711,15 +1707,9 @@
                   <m:rPr>
                     <m:sty m:val="p"/>
                   </m:rPr>
-                  <w:rPr>
-                    <w:rFonts w:ascii="Cambria Math" w:hAnsi="Cambria Math"/>
-                  </w:rPr>
-                  <m:t>-</m:t>
+                  <m:t>−</m:t>
                 </m:r>
                 <m:r>
-                  <w:rPr>
-                    <w:rFonts w:ascii="Cambria Math" w:hAnsi="Cambria Math"/>
-                  </w:rPr>
                   <m:t>4</m:t>
                 </m:r>
               </m:sup>
@@ -1728,18 +1718,26 @@
         </m:d>
       </m:oMath>
       <w:r>
-        <w:t>). The credible interval was narrowly concentrated near zero and did not suggest meaningful among-female variance relative to total phenotypic variance. These results indicate that virtually none of the variation in egg number was attributable to consistent differences among females, with the overwhelming majority of variance occurring within females.</w:t>
-      </w:r>
-    </w:p>
-    <w:p>
-      <w:pPr>
-        <w:pStyle w:val="Heading4"/>
-      </w:pPr>
-      <w:bookmarkStart w:id="6" w:name="Xa0713afe1a0937a4c359af3d72eeaa97e62c984"/>
-      <w:bookmarkEnd w:id="5"/>
-      <w:r>
-        <w:lastRenderedPageBreak/>
-        <w:t>Egg size variation between females and within clutches</w:t>
+        <w:t xml:space="preserve">), indicating that very little of the total phenotypic variation in clutch size was attributable to consistent differences among females.</w:t>
+      </w:r>
+    </w:p>
+    <w:p>
+      <w:pPr>
+        <w:pStyle w:val="BodyText"/>
+      </w:pPr>
+      <w:r>
+        <w:t xml:space="preserve">In contrast, egg size showed moderate repeatability on the observation scale. Among-female variance (SD = 0.082, 95% CrI [0.006, 0.155]; Supplementary Table 2) was substantial relative to residual variance (SD = 0.191, 95% CrI [0.155, 0.235]), yielding R = 0.63 (95% CrI: 0.53, 0.73) in first broods and R = 0.78 (95% CrI: 0.70, 0.84) in second broods. These results indicate that females differed consistently in their mean egg size across broods, whereas clutch size was largely context-dependent.</w:t>
+      </w:r>
+    </w:p>
+    <w:bookmarkEnd w:id="27"/>
+    <w:bookmarkEnd w:id="28"/>
+    <w:bookmarkStart w:id="29" w:name="discussion"/>
+    <w:p>
+      <w:pPr>
+        <w:pStyle w:val="Heading1"/>
+      </w:pPr>
+      <w:r>
+        <w:t xml:space="preserve">Discussion</w:t>
       </w:r>
     </w:p>
     <w:p>
@@ -1747,871 +1745,1083 @@
         <w:pStyle w:val="FirstParagraph"/>
       </w:pPr>
       <w:r>
-        <w:t>Egg size exhibited substantial variation at both the between-female and within-clutch levels (</w:t>
-      </w:r>
-      <w:hyperlink w:anchor="fig-two">
+        <w:t xml:space="preserve">Life-history theory predicts a trade-off between offspring size and number because both traits draw from a finite pool of reproductive resources</w:t>
+      </w:r>
+      <w:r>
+        <w:t xml:space="preserve"> </w:t>
+      </w:r>
+      <w:r>
+        <w:t xml:space="preserve">Roff (1992)</w:t>
+      </w:r>
+      <w:r>
+        <w:t xml:space="preserve">. Yet, as emphasised by van Noordwijk and de Jong</w:t>
+      </w:r>
+      <w:r>
+        <w:t xml:space="preserve"> </w:t>
+      </w:r>
+      <w:r>
+        <w:t xml:space="preserve">(1992)</w:t>
+      </w:r>
+      <w:r>
+        <w:t xml:space="preserve">, phenotypic correlations need not directly reveal allocation trade-offs, because variation in resource acquisition can obscure underlying allocation rules</w:t>
+      </w:r>
+      <w:r>
+        <w:t xml:space="preserve"> </w:t>
+      </w:r>
+      <w:r>
+        <w:t xml:space="preserve">(Careau and Wilson 2017; Johnson and Nassrullah 2024)</w:t>
+      </w:r>
+      <w:r>
+        <w:t xml:space="preserve">. This acquisition–allocation framework has become central to interpreting life-history covariance</w:t>
+      </w:r>
+      <w:r>
+        <w:t xml:space="preserve"> </w:t>
+      </w:r>
+      <w:r>
+        <w:t xml:space="preserve">(Houle 1991; Reznick et al. 2000)</w:t>
+      </w:r>
+      <w:r>
+        <w:t xml:space="preserve">. By partitioning covariance into within- and among-female components, my results show that the size–number trade-off in this population of earwigs is modestly expressed among females but absent within them, illustrating how hierarchical structure shapes the detectability of life-history trade-offs</w:t>
+      </w:r>
+      <w:r>
+        <w:t xml:space="preserve"> </w:t>
+      </w:r>
+      <w:r>
+        <w:t xml:space="preserve">(Pol and Wright 2009; Dingemanse and Dochtermann 2013; Careau and Wilson 2017; Westneat et al. 2020)</w:t>
+      </w:r>
+      <w:r>
+        <w:t xml:space="preserve">.</w:t>
+      </w:r>
+    </w:p>
+    <w:p>
+      <w:pPr>
+        <w:pStyle w:val="BodyText"/>
+      </w:pPr>
+      <w:r>
+        <w:t xml:space="preserve">At the phenotypic level, egg size and egg number were uncorrelated in my earwig population, consistent with Koch and Meunier</w:t>
+      </w:r>
+      <w:r>
+        <w:t xml:space="preserve"> </w:t>
+      </w:r>
+      <w:r>
+        <w:t xml:space="preserve">(2014)</w:t>
+      </w:r>
+      <w:r>
+        <w:t xml:space="preserve">. After decomposition, however, a negative association emerged at the among-female level: females that produced more eggs on average tended to lay slightly smaller eggs. Although modest in magnitude, this pattern is consistent with divergence in mean allocation strategy among females. The key result is therefore not the strength of the slope itself, but that hierarchical decomposition reveals a directional association that is undetectable at the phenotypic level. Importantly, the correlation between female-level intercepts was highly uncertain, suggesting that the trade-off is better understood as variation in allocation rules rather than as a strongly integrated life-history syndrome</w:t>
+      </w:r>
+      <w:r>
+        <w:t xml:space="preserve"> </w:t>
+      </w:r>
+      <w:r>
+        <w:t xml:space="preserve">(Stearns 1989; Roff and Fairbairn 2007)</w:t>
+      </w:r>
+      <w:r>
+        <w:t xml:space="preserve">. Females vary along a modest axis of allocation divergence, but the traits do not form a tightly constrained covariance structure.</w:t>
+      </w:r>
+    </w:p>
+    <w:p>
+      <w:pPr>
+        <w:pStyle w:val="BodyText"/>
+      </w:pPr>
+      <w:r>
+        <w:t xml:space="preserve">In contrast, there was no evidence for a within-female plastic trade-off. Although each female contributed only two broods, the posterior distribution of the within-female slope was tightly centered on zero, suggesting that this absence reflects genuine biological stability rather than limited statistical power. Females did not reduce egg size when producing more eggs than their own average; instead, egg number and egg size shifted together across broods. This pattern is consistent with state-dependent life-history models in which allocation rules remain relatively stable while total resource state fluctuates across reproductive bouts</w:t>
+      </w:r>
+      <w:r>
+        <w:t xml:space="preserve"> </w:t>
+      </w:r>
+      <w:r>
+        <w:t xml:space="preserve">(McNamara and Houston 1996; Houston and McNamara 1999)</w:t>
+      </w:r>
+      <w:r>
+        <w:t xml:space="preserve">. Rather than dynamically reallocating resources between offspring size and number, females appear to exhibit clutch-level shifts driven by overall energetic state.</w:t>
+      </w:r>
+    </w:p>
+    <w:p>
+      <w:pPr>
+        <w:pStyle w:val="BodyText"/>
+      </w:pPr>
+      <w:r>
+        <w:t xml:space="preserve">Notably, egg number was not correlated with female structural size or body condition (i.e. scaled mass), indicating that persistent differences in morphology do not explain clutch-size variation. If stable acquisition differences were driving among-female variation, we would expect egg number to show repeatability and to covary with these morphological indicators. The absence of such patterns weakens the interpretation that persistent acquisition differences—at least as reflected by morphology—underlie among-female differences in reproductive output. Instead, clutch size appears predominantly state-sensitive and influenced by clutch-level constraints.</w:t>
+      </w:r>
+    </w:p>
+    <w:p>
+      <w:pPr>
+        <w:pStyle w:val="BodyText"/>
+      </w:pPr>
+      <w:r>
+        <w:t xml:space="preserve">This interpretation also helps explain the pronounced decline in second clutches. That second clutches comprised both fewer and smaller eggs is consistent with previous work in North American and European populations</w:t>
+      </w:r>
+      <w:r>
+        <w:t xml:space="preserve"> </w:t>
+      </w:r>
+      <w:r>
+        <w:t xml:space="preserve">(Tourneur and Gingras 1992; Koch and Meunier 2014)</w:t>
+      </w:r>
+      <w:r>
+        <w:t xml:space="preserve">. Tourneur and Gingras</w:t>
+      </w:r>
+      <w:r>
+        <w:t xml:space="preserve"> </w:t>
+      </w:r>
+      <w:r>
+        <w:t xml:space="preserve">(1992)</w:t>
+      </w:r>
+      <w:r>
+        <w:t xml:space="preserve"> </w:t>
+      </w:r>
+      <w:r>
+        <w:t xml:space="preserve">proposed that some ovarioles become non-functional after the first clutch, thereby reducing egg production capacity. Structural limitation could therefore contribute to smaller second clutches. However, structural reduction alone cannot explain the simultaneous decline in egg size. Under a strict allocation trade-off, a reduction in egg number would be expected to produce compensatory increases in egg size if total resources were constant. Instead, both traits declined, indicating that females likely entered the second reproductive bout with diminished resource reserves in addition to any physiological constraint. In the wild, females accumulate resources for months before producing their first clutch, whereas in the laboratory they had only a brief interval (approx. one month) to replenish reserves before producing the second. Late reproduction therefore likely reflects both reduced energetic state and structural limitation.</w:t>
+      </w:r>
+    </w:p>
+    <w:p>
+      <w:pPr>
+        <w:pStyle w:val="BodyText"/>
+      </w:pPr>
+      <w:r>
+        <w:t xml:space="preserve">The hierarchical variance structure supports a constraint-based interpretation of clutch-size variation. Egg size exhibited moderate repeatability across broods, indicating stable differences among females in mean per-offspring investment. In contrast, egg number showed extremely low repeatability, with most variance arising from brood effects and distribution-level variance rather than persistent female differences. The absence of any association between egg number and female structural size or condition, together with the near-zero repeatability of clutch size, suggests that variation in egg number is not driven by stable differences in resource acquisition but instead reflects transient physiological state or clutch-level constraint. Thus, clutch size appears primarily state-sensitive, whereas egg size reflects a more stable allocation strategy</w:t>
+      </w:r>
+      <w:r>
+        <w:t xml:space="preserve"> </w:t>
+      </w:r>
+      <w:r>
+        <w:t xml:space="preserve">(McNamara and Houston 1996; Houston and McNamara 1999)</w:t>
+      </w:r>
+      <w:r>
+        <w:t xml:space="preserve">. At the same time, within-clutch variance increased substantially in second broods, indicating reduced developmental precision under diminished resource availability. Structural and energetic constraints therefore appear to reduce total reproductive output while leaving mean allocation rules largely intact</w:t>
+      </w:r>
+      <w:r>
+        <w:t xml:space="preserve"> </w:t>
+      </w:r>
+      <w:r>
+        <w:t xml:space="preserve">(Zera and Harshman 2001; Ricklefs and Wikelski 2002)</w:t>
+      </w:r>
+      <w:r>
+        <w:t xml:space="preserve">.</w:t>
+      </w:r>
+    </w:p>
+    <w:p>
+      <w:pPr>
+        <w:pStyle w:val="BodyText"/>
+      </w:pPr>
+      <w:r>
+        <w:t xml:space="preserve">These patterns have broader implications for phenotypic integration and evolutionary potential. Repeatability places an upper bound on heritability</w:t>
+      </w:r>
+      <w:r>
+        <w:t xml:space="preserve"> </w:t>
+      </w:r>
+      <w:r>
+        <w:t xml:space="preserve">(Lessells and Boag 1987; Falconer and MacKay 1996; Nakagawa and Schielzeth 2010; Nakagawa and Schielzeth 2013; but see Dohm 2002)</w:t>
+      </w:r>
+      <w:r>
+        <w:t xml:space="preserve">. The moderate repeatability of egg size suggests that selection could act on persistent differences in mean provisioning, whereas the extremely low repeatability of egg number implies that clutch size may respond primarily to short-term environmental or physiological conditions (i.e. reduced ovariole function). The weak intercept correlation further indicates that egg size and egg number are only loosely integrated, consistent with models in which traits differ in their sensitivity to resource state versus allocation strategy</w:t>
+      </w:r>
+      <w:r>
+        <w:t xml:space="preserve"> </w:t>
+      </w:r>
+      <w:r>
+        <w:t xml:space="preserve">(Houle 1991)</w:t>
+      </w:r>
+      <w:r>
+        <w:t xml:space="preserve">. In this system, per-offspring investment appears more evolutionarily stable than total offspring number.</w:t>
+      </w:r>
+    </w:p>
+    <w:p>
+      <w:pPr>
+        <w:pStyle w:val="BodyText"/>
+      </w:pPr>
+      <w:r>
+        <w:t xml:space="preserve">Viewed hierarchically, the results illustrate a broader conceptual point: life-history trade-offs may operate primarily through stable differences in allocation rules among individuals, while short-term variation reflects state-dependent constraint. Without decomposing within- and among-individual covariance, the modest among-female trade-off detected here would have remained obscured. More generally, the evolutionary consequences of trade-offs depend not only on their sign but on their hierarchical expression and repeatability. A trade-off that reflects consistent among-individual differences in a repeatable trait is more likely to shape evolutionary responses than one arising primarily from transient, plastic variation within individuals. Future work measuring resource acquisition directly, experimentally manipulating condition, or estimating genetic correlations between egg size and egg number will help determine whether the allocation divergence observed here reflects adaptive differentiation in allocation strategy or condition-dependent constraint</w:t>
+      </w:r>
+      <w:r>
+        <w:t xml:space="preserve"> </w:t>
+      </w:r>
+      <w:r>
+        <w:t xml:space="preserve">(Lande 1980; Roff 1992)</w:t>
+      </w:r>
+      <w:r>
+        <w:t xml:space="preserve">.</w:t>
+      </w:r>
+    </w:p>
+    <w:bookmarkEnd w:id="29"/>
+    <w:bookmarkStart w:id="30" w:name="data-availability"/>
+    <w:p>
+      <w:pPr>
+        <w:pStyle w:val="Heading1"/>
+      </w:pPr>
+      <w:r>
+        <w:t xml:space="preserve">Data availability</w:t>
+      </w:r>
+    </w:p>
+    <w:p>
+      <w:pPr>
+        <w:pStyle w:val="FirstParagraph"/>
+      </w:pPr>
+      <w:r>
+        <w:t xml:space="preserve">Data are available through the OSF repository at 10.17605/OSF.IO/KWCS8.</w:t>
+      </w:r>
+    </w:p>
+    <w:bookmarkEnd w:id="30"/>
+    <w:bookmarkStart w:id="31" w:name="author-contributions"/>
+    <w:p>
+      <w:pPr>
+        <w:pStyle w:val="Heading1"/>
+      </w:pPr>
+      <w:r>
+        <w:t xml:space="preserve">Author contributions</w:t>
+      </w:r>
+    </w:p>
+    <w:p>
+      <w:pPr>
+        <w:pStyle w:val="FirstParagraph"/>
+      </w:pPr>
+      <w:r>
+        <w:t xml:space="preserve">CDK collected and analyzed the data, and wrote the manuscript.</w:t>
+      </w:r>
+    </w:p>
+    <w:bookmarkEnd w:id="31"/>
+    <w:bookmarkStart w:id="32" w:name="funding"/>
+    <w:p>
+      <w:pPr>
+        <w:pStyle w:val="Heading1"/>
+      </w:pPr>
+      <w:r>
+        <w:t xml:space="preserve">Funding</w:t>
+      </w:r>
+    </w:p>
+    <w:p>
+      <w:pPr>
+        <w:pStyle w:val="FirstParagraph"/>
+      </w:pPr>
+      <w:r>
+        <w:t xml:space="preserve">The study was funded by a Discovery Grant from the Natural Sciences and Engineering Research Council of Canada (NSERC).</w:t>
+      </w:r>
+    </w:p>
+    <w:bookmarkEnd w:id="32"/>
+    <w:bookmarkStart w:id="33" w:name="conflict-of-interest"/>
+    <w:p>
+      <w:pPr>
+        <w:pStyle w:val="Heading1"/>
+      </w:pPr>
+      <w:r>
+        <w:t xml:space="preserve">Conflict of Interest</w:t>
+      </w:r>
+    </w:p>
+    <w:p>
+      <w:pPr>
+        <w:pStyle w:val="FirstParagraph"/>
+      </w:pPr>
+      <w:r>
+        <w:t xml:space="preserve">I declare no conflict of interest.</w:t>
+      </w:r>
+    </w:p>
+    <w:bookmarkEnd w:id="33"/>
+    <w:bookmarkStart w:id="34" w:name="acknowledgements"/>
+    <w:p>
+      <w:pPr>
+        <w:pStyle w:val="Heading1"/>
+      </w:pPr>
+      <w:r>
+        <w:t xml:space="preserve">Acknowledgements</w:t>
+      </w:r>
+    </w:p>
+    <w:p>
+      <w:pPr>
+        <w:pStyle w:val="FirstParagraph"/>
+      </w:pPr>
+      <w:r>
+        <w:t xml:space="preserve">I thank Andréanne Nault and Clara Smythe for assistance in animal care and data collection. I also thank members of Groupe de Recherche sur l’Écologie Évolutive des Interactions Biologiques for discussion.</w:t>
+      </w:r>
+    </w:p>
+    <w:p>
+      <w:r>
+        <w:br w:type="page"/>
+      </w:r>
+    </w:p>
+    <w:bookmarkEnd w:id="34"/>
+    <w:bookmarkStart w:id="93" w:name="references"/>
+    <w:p>
+      <w:pPr>
+        <w:pStyle w:val="Heading1"/>
+      </w:pPr>
+      <w:r>
+        <w:t xml:space="preserve">References</w:t>
+      </w:r>
+    </w:p>
+    <w:bookmarkStart w:id="84" w:name="refs"/>
+    <w:bookmarkStart w:id="35" w:name="ref-bernardo1996"/>
+    <w:p>
+      <w:pPr>
+        <w:pStyle w:val="Bibliography"/>
+      </w:pPr>
+      <w:r>
+        <w:t xml:space="preserve">Bernardo, J. 1996. The particular maternal effect of propagule size, especially egg size: Patterns, models, quality of evidence and interpretations. Am Zool 36:216–236.</w:t>
+      </w:r>
+    </w:p>
+    <w:bookmarkEnd w:id="35"/>
+    <w:bookmarkStart w:id="36" w:name="ref-careau2017"/>
+    <w:p>
+      <w:pPr>
+        <w:pStyle w:val="Bibliography"/>
+      </w:pPr>
+      <w:r>
+        <w:t xml:space="preserve">Careau, V., and R. Wilson. 2017. Of uberfleas and krakens: Detecting trade-offs using mixed models. Integr Comp Biol 57:362–371.</w:t>
+      </w:r>
+    </w:p>
+    <w:bookmarkEnd w:id="36"/>
+    <w:bookmarkStart w:id="37" w:name="ref-clutton-brock1991"/>
+    <w:p>
+      <w:pPr>
+        <w:pStyle w:val="Bibliography"/>
+      </w:pPr>
+      <w:r>
+        <w:t xml:space="preserve">Clutton-Brock, T. H. 1991.</w:t>
+      </w:r>
+      <w:r>
+        <w:t xml:space="preserve"> </w:t>
+      </w:r>
+      <w:r>
+        <w:t xml:space="preserve">The Evolution of Parental Care</w:t>
+      </w:r>
+      <w:r>
+        <w:t xml:space="preserve">. Princeton University Press.</w:t>
+      </w:r>
+    </w:p>
+    <w:bookmarkEnd w:id="37"/>
+    <w:bookmarkStart w:id="38" w:name="ref-dejong1992"/>
+    <w:p>
+      <w:pPr>
+        <w:pStyle w:val="Bibliography"/>
+      </w:pPr>
+      <w:r>
+        <w:t xml:space="preserve">De Jong, G., and A. Van Noordwijk. 1992. Acquisition and allocation of resources: Genetic (co) variances, selection, and life histories. Am Nat 139:749–770.</w:t>
+      </w:r>
+    </w:p>
+    <w:bookmarkEnd w:id="38"/>
+    <w:bookmarkStart w:id="39" w:name="ref-dingemanse2013"/>
+    <w:p>
+      <w:pPr>
+        <w:pStyle w:val="Bibliography"/>
+      </w:pPr>
+      <w:r>
+        <w:t xml:space="preserve">Dingemanse, N., and N. Dochtermann. 2013. Quantifying individual variation in behaviour: Mixed-effect modelling approaches. J Anim Ecol 82:39–54. Evolutionary Ecology of Variation Group, Max Planck Institute for Ornithology, Eberhard-Gwinner-Stra</w:t>
+      </w:r>
+      <w:r>
+        <w:t xml:space="preserve">ß</w:t>
+      </w:r>
+      <w:r>
+        <w:t xml:space="preserve">e, 82319 Seewiesen (Starnberg), Germany. ndingemanse@orn.mpg.de.</w:t>
+      </w:r>
+    </w:p>
+    <w:bookmarkEnd w:id="39"/>
+    <w:bookmarkStart w:id="40" w:name="ref-dohm2002"/>
+    <w:p>
+      <w:pPr>
+        <w:pStyle w:val="Bibliography"/>
+      </w:pPr>
+      <w:r>
+        <w:t xml:space="preserve">Dohm, M. R. 2002. Repeatability estimates do not always set an upper limit to heritability. Funct Ecol 16:273–280.</w:t>
+      </w:r>
+    </w:p>
+    <w:bookmarkEnd w:id="40"/>
+    <w:bookmarkStart w:id="41" w:name="ref-falconer1996"/>
+    <w:p>
+      <w:pPr>
+        <w:pStyle w:val="Bibliography"/>
+      </w:pPr>
+      <w:r>
+        <w:t xml:space="preserve">Falconer, D. S., and T. F. C. MacKay. 1996.</w:t>
+      </w:r>
+      <w:r>
+        <w:t xml:space="preserve"> </w:t>
+      </w:r>
+      <w:r>
+        <w:t xml:space="preserve">An Introduction Quantitative Genetics</w:t>
+      </w:r>
+      <w:r>
+        <w:t xml:space="preserve">. Pearson Education Limited, Essex, England.</w:t>
+      </w:r>
+    </w:p>
+    <w:bookmarkEnd w:id="41"/>
+    <w:bookmarkStart w:id="42" w:name="ref-fox2000"/>
+    <w:p>
+      <w:pPr>
+        <w:pStyle w:val="Bibliography"/>
+      </w:pPr>
+      <w:r>
+        <w:t xml:space="preserve">Fox, C. W., and M. E. Czesak. 2000. Evolutionary ecology of progeny size in arthropods. Annu Rev Entomol 45:341–369.</w:t>
+      </w:r>
+    </w:p>
+    <w:bookmarkEnd w:id="42"/>
+    <w:bookmarkStart w:id="43" w:name="ref-hargitai2005"/>
+    <w:p>
+      <w:pPr>
+        <w:pStyle w:val="Bibliography"/>
+      </w:pPr>
+      <w:r>
+        <w:t xml:space="preserve">Hargitai, R., J. Török, L. Tóth, G. Hegyi, B. Rosivall, B. Szigeti, and E. Szöllősi. 2005. Effects of environmental conditions and parental quality on inter-and intraclutch egg-size variation in the collared flycatcher (ficedula albicollis). The Auk 122:509–522.</w:t>
+      </w:r>
+    </w:p>
+    <w:bookmarkEnd w:id="43"/>
+    <w:bookmarkStart w:id="44" w:name="ref-honek1993"/>
+    <w:p>
+      <w:pPr>
+        <w:pStyle w:val="Bibliography"/>
+      </w:pPr>
+      <w:r>
+        <w:t xml:space="preserve">Honek, A. 1993. Intraspecific variation in body size and fecundity in insects: A general relationship. Oikos 483–492.</w:t>
+      </w:r>
+    </w:p>
+    <w:bookmarkEnd w:id="44"/>
+    <w:bookmarkStart w:id="45" w:name="ref-houle1991"/>
+    <w:p>
+      <w:pPr>
+        <w:pStyle w:val="Bibliography"/>
+      </w:pPr>
+      <w:r>
+        <w:t xml:space="preserve">Houle, D. 1991. Genetic covariance of fitness correlates: What genetic correlations are made of and why it matters. Evolution 45:630–648.</w:t>
+      </w:r>
+    </w:p>
+    <w:bookmarkEnd w:id="45"/>
+    <w:bookmarkStart w:id="46" w:name="ref-houston1999"/>
+    <w:p>
+      <w:pPr>
+        <w:pStyle w:val="Bibliography"/>
+      </w:pPr>
+      <w:r>
+        <w:t xml:space="preserve">Houston, A. I., and J. M. McNamara. 1999. Models of adaptive behaviour: An approach based on state. Cambridge University Press.</w:t>
+      </w:r>
+    </w:p>
+    <w:bookmarkEnd w:id="46"/>
+    <w:bookmarkStart w:id="47" w:name="ref-johnson2024"/>
+    <w:p>
+      <w:pPr>
+        <w:pStyle w:val="Bibliography"/>
+      </w:pPr>
+      <w:r>
+        <w:t xml:space="preserve">Johnson, M. T. J., and Z. Nassrullah. 2024. The improbability of detecting trade-offs and some practical solutions. J Evol Biol 37:1205–1214. Department of Biology, University of Toronto Mississauga, Mississauga, Ontario, Canada.</w:t>
+      </w:r>
+    </w:p>
+    <w:bookmarkEnd w:id="47"/>
+    <w:bookmarkStart w:id="49" w:name="ref-kay2020"/>
+    <w:p>
+      <w:pPr>
+        <w:pStyle w:val="Bibliography"/>
+      </w:pPr>
+      <w:r>
+        <w:t xml:space="preserve">Kay, M. 2020.</w:t>
+      </w:r>
+      <w:r>
+        <w:t xml:space="preserve"> </w:t>
+      </w:r>
+      <w:hyperlink r:id="rId48">
         <w:r>
           <w:rPr>
             <w:rStyle w:val="Hyperlink"/>
           </w:rPr>
-          <w:t>Figure 2</w:t>
+          <w:t xml:space="preserve">tidybayes</w:t>
+        </w:r>
+        <w:r>
+          <w:rPr>
+            <w:rStyle w:val="Hyperlink"/>
+          </w:rPr>
+          <w:t xml:space="preserve">:</w:t>
+        </w:r>
+        <w:r>
+          <w:rPr>
+            <w:rStyle w:val="Hyperlink"/>
+          </w:rPr>
+          <w:t xml:space="preserve"> </w:t>
+        </w:r>
+        <w:r>
+          <w:rPr>
+            <w:rStyle w:val="Hyperlink"/>
+          </w:rPr>
+          <w:t xml:space="preserve">T</w:t>
+        </w:r>
+        <w:r>
+          <w:rPr>
+            <w:rStyle w:val="Hyperlink"/>
+          </w:rPr>
+          <w:t xml:space="preserve">idy Data and Geoms for</w:t>
+        </w:r>
+        <w:r>
+          <w:rPr>
+            <w:rStyle w:val="Hyperlink"/>
+          </w:rPr>
+          <w:t xml:space="preserve"> </w:t>
+        </w:r>
+        <w:r>
+          <w:rPr>
+            <w:rStyle w:val="Hyperlink"/>
+          </w:rPr>
+          <w:t xml:space="preserve">Bayesian</w:t>
+        </w:r>
+        <w:r>
+          <w:rPr>
+            <w:rStyle w:val="Hyperlink"/>
+          </w:rPr>
+          <w:t xml:space="preserve"> </w:t>
+        </w:r>
+        <w:r>
+          <w:rPr>
+            <w:rStyle w:val="Hyperlink"/>
+          </w:rPr>
+          <w:t xml:space="preserve">Models</w:t>
         </w:r>
       </w:hyperlink>
       <w:r>
-        <w:t xml:space="preserve">). Between-female variance was similar across reproductive events, with a median of 0.77 (95% CrI: 0.52, 1.23) in first clutches and 0.64 (95% CrI: 0.42, 1.00) in second clutches. The posterior median difference (second − first) was -0.14 (95% CrI: -0.60, 0.29), and the posterior probability that between-female variance was greater in second clutches was 0.26, indicating no clear evidence of a difference. In contrast, within-clutch (egg-to-egg) variance was substantially higher in second clutches (median = </w:t>
-      </w:r>
-      <w:r>
-        <w:t>0.35 (95% CrI: 0.33, 0.38) than in first clutches (median = 0.21 (95% CrI: 0.20, 0.22). The posterior median difference was 0.14 (95% CrI: 0.12, 0.17), with a posterior probability of 1.00, that within-clutch variance was greater in second clutches.</w:t>
-      </w:r>
-    </w:p>
-    <w:p>
-      <w:pPr>
-        <w:pStyle w:val="BodyText"/>
-      </w:pPr>
-      <w:r>
-        <w:t>Egg size was highly repeatable in both broods, but repeatability was higher in first broods (R = 0.64 [95% CrI: 0.54, 0.74]) than in second broods (R = 0.79 [95% CrI: 0.71, 0.86]), indicating greater within-female variance in egg size expression during second reproductive attempts.</w:t>
-      </w:r>
-    </w:p>
-    <w:p>
-      <w:pPr>
-        <w:pStyle w:val="Heading1"/>
-      </w:pPr>
-      <w:bookmarkStart w:id="7" w:name="discussion"/>
-      <w:bookmarkEnd w:id="4"/>
-      <w:bookmarkEnd w:id="6"/>
-      <w:r>
-        <w:t>Discussion</w:t>
-      </w:r>
-    </w:p>
-    <w:p>
-      <w:pPr>
-        <w:pStyle w:val="FirstParagraph"/>
-      </w:pPr>
-      <w:bookmarkStart w:id="8" w:name="_Hlk222498773"/>
-      <w:r>
-        <w:t>Life-history theory predicts a trade-off between offspring size and number because both traits draw from a finite pool of reproductive resources (Lack 1947; Smith and Fretwell 1974; Stearns 1992; Roff 1992). However, whether this trade-off is detectable depends on the hierarchical scale at which variation is examined. As formalized by van Noordwijk and de Jong (1986; see also Reznick et al. 2000), variation in resource acquisition can mask allocation trade-offs at the phenotypic level. By partitioning covar</w:t>
-      </w:r>
-      <w:r>
-        <w:t xml:space="preserve">iance into among-female and within-female components, </w:t>
-      </w:r>
-      <w:r>
-        <w:lastRenderedPageBreak/>
-        <w:t>my results show that the size–number trade-off in this population is expressed primarily among females, not within them, and that late reproduction is characterized more by constraint than by adaptive plasticity. Crucially, this pattern emerges against a background of near-zero repeatability in egg number, indicating that clutch size itself is not a stable female attribute in this system.</w:t>
-      </w:r>
-    </w:p>
-    <w:p>
-      <w:pPr>
-        <w:pStyle w:val="BodyText"/>
-      </w:pPr>
-      <w:r>
-        <w:t>Across females, mean egg number and mean egg size were moderately and negatively associated. Females that produced more eggs on average laid smaller eggs, and the standardized between-female effect was credibly negative. This pattern is consistent with a classical allocation trade-off (Smith and Fretwell 1974), indicating systematic differences in how females distribute reproductive resources between offspring number and offspring size. Under the van Noordwijk and de Jong (1986) framework, a negative among-</w:t>
-      </w:r>
-      <w:r>
-        <w:t>individual correlation implies that variation in allocation outweighs variation in acquisition. If acquisition differences dominated, females with greater resources would produce both more and larger eggs, generating a positive or null association. Instead, females align along an allocation axis: some produce relatively many small eggs, whereas others produce fewer large eggs. Importantly, this trade-off was not visible in the raw phenotypic correlation, which was near zero; a finding similar to that of Koc</w:t>
-      </w:r>
-      <w:r>
-        <w:t>h and Meunier (2014). Only after partitioning covariance did the negative among-female relationship emerge, directly illustrating how hierarchical structure can obscure allocation trade-offs when levels of variation are conflated (1986; Stearns 1992).</w:t>
-      </w:r>
-    </w:p>
-    <w:p>
-      <w:pPr>
-        <w:pStyle w:val="BodyText"/>
-      </w:pPr>
-      <w:r>
-        <w:t xml:space="preserve">High repeatability of egg size further supports this interpretation. Substantial among-female variance and repeatability estimates (R ≈ 0.79 in first broods and 0.64 in second broods) indicate persistent differences in mean reproductive phenotype (Lessells and Boag 1987; Dingemanse and Dochtermann 2013). In sharp contrast, egg number repeatability was effectively zero, with </w:t>
-      </w:r>
-      <w:r>
-        <w:lastRenderedPageBreak/>
-        <w:t>credible intervals overlapping zero. Thus, while egg size reflects stable, female-specific allocation strategies, clutch size does not. The among-female trade-off therefore arises because females differ consistently in allocation rule (egg size), whereas egg number appears much more labile and context-dependent. In other words, what is evolutionarily stable among females is how resources are divided per offspring, not how many offspring are produced per reproductive bout.</w:t>
-      </w:r>
-    </w:p>
-    <w:p>
-      <w:pPr>
-        <w:pStyle w:val="BodyText"/>
-      </w:pPr>
-      <w:r>
-        <w:t>The near-zero repeatability of egg number has important implications for interpreting the trade-off. Repeatability sets the upper limit to heritability and reflects the proportion of variance attributable to consistent among-individual differences (Lessells and Boag 1987; Falconer and MacKay 1996). In my study, clutch size varied primarily within females rather than among them. This suggests that egg number is strongly influenced by short-term resource state, brood order, or physiological constraints, rathe</w:t>
-      </w:r>
-      <w:r>
-        <w:t>r than reflecting a stable reproductive strategy. Consequently, selection on clutch size per se may be weak unless environmental or physiological conditions stabilize it across reproductive bouts. By contrast, egg size shows high consistency within females, making it a more likely target of persistent selection. Indeed, several studies have shown that egg size is significantly heritable in a variety of insect species (Harvey 1983; e.g., Yanagi et al. 2006; Seko et al. 2006; Torres-Vila et al. 2012). The all</w:t>
-      </w:r>
-      <w:r>
-        <w:t>ocation trade-off observed among female earwigs in my study is therefore driven by consistent differences in egg size combined with flexible, low-repeatability variation in egg number.</w:t>
-      </w:r>
-    </w:p>
-    <w:p>
-      <w:pPr>
-        <w:pStyle w:val="BodyText"/>
-      </w:pPr>
-      <w:r>
-        <w:t xml:space="preserve">There was no detectable size–number trade-off within females once clutch order was accounted for. The residual covariance was effectively zero, and the variance in within-female slopes was small and uncertain. Females did not plastically reduce egg size when producing more eggs within a given clutch. Instead, egg size and egg number declined in parallel from first to second </w:t>
-      </w:r>
-      <w:r>
-        <w:lastRenderedPageBreak/>
-        <w:t>clutches. This shared brood effect entirely explained the weak within-female association observed prior to accounting for clutch order. Allocation decisions, therefore, appear to operate at the scale of the reproductive bout rather than being dynamically adjusted in response to clutch size. The absence of within-female covariance is consistent with the near-zero repeatability of egg number: clutch size changes across broods, but not in a way that reflects a systematic, female-specific reallocation rule. Rat</w:t>
-      </w:r>
-      <w:r>
-        <w:t>her than fine-tuning egg size in response to clutch size, females appear to follow a relatively fixed size-allocation strategy while clutch size fluctuates according to resource state or reproductive capacity.</w:t>
-      </w:r>
-    </w:p>
-    <w:p>
-      <w:pPr>
-        <w:pStyle w:val="BodyText"/>
-      </w:pPr>
-      <w:r>
-        <w:t xml:space="preserve">Second clutches comprised fewer and smaller eggs than first clutches, a pattern consistent with previous studies in both Montreal and Italian populations (Tourneur and Gingras 1992; Koch and Meunier 2014). Tourneur and Gingras (1992) proposed a proximate explanation based on ovarian structure in </w:t>
+        <w:t xml:space="preserve">.</w:t>
+      </w:r>
+    </w:p>
+    <w:bookmarkEnd w:id="49"/>
+    <w:bookmarkStart w:id="50" w:name="ref-kelly2014"/>
+    <w:p>
+      <w:pPr>
+        <w:pStyle w:val="Bibliography"/>
+      </w:pPr>
+      <w:r>
+        <w:t xml:space="preserve">Kelly, C. D., B. Tawes, and A. Worthington. 2014. Evaluating indices of body condition in two cricket species. Ecology and Evolution 4:4476–4487.</w:t>
+      </w:r>
+    </w:p>
+    <w:bookmarkEnd w:id="50"/>
+    <w:bookmarkStart w:id="51" w:name="ref-koch2014"/>
+    <w:p>
+      <w:pPr>
+        <w:pStyle w:val="Bibliography"/>
+      </w:pPr>
+      <w:r>
+        <w:t xml:space="preserve">Koch, L. K., and J. Meunier. 2014. Mother and offspring fitness in an insect with maternal care: Phenotypic trade-offs between egg number, egg mass and egg care. BMC Evol Biol 14:125.</w:t>
+      </w:r>
+    </w:p>
+    <w:bookmarkEnd w:id="51"/>
+    <w:bookmarkStart w:id="52" w:name="ref-lack1947"/>
+    <w:p>
+      <w:pPr>
+        <w:pStyle w:val="Bibliography"/>
+      </w:pPr>
+      <w:r>
+        <w:t xml:space="preserve">Lack, D. 1947. The significance of clutch-size in the partridge (</w:t>
       </w:r>
       <w:r>
         <w:rPr>
           <w:i/>
           <w:iCs/>
         </w:rPr>
-        <w:t>F. auricularia</w:t>
-      </w:r>
-      <w:r>
-        <w:t>, suggesting that some ovarioles become non-functional after the first clutch. A reduction in functional ovarioles would directly limit egg production (reproductive) capacity and may partially explain the smaller second clutches observed here. However, reduced ovariole number alone does not explain why egg size also declines. If females simply redistributed a fixed resource pool across fewer eggs, a compensatory increase in egg size might be expected under a strict size–number trade-off. Inste</w:t>
-      </w:r>
-      <w:r>
-        <w:t xml:space="preserve">ad, both egg number and egg size decreased, suggesting that females entered the second reproductive bout with diminished overall resource reserves. In the wild, females accumulate resources over many months prior to their first clutch, whereas in the laboratory, they had only a short interval to acquire resources for the second clutch. Under this scenario, females partition a reduced resource pool across the </w:t>
-      </w:r>
-      <w:r>
-        <w:lastRenderedPageBreak/>
-        <w:t>remaining functional ovarioles without altering their allocation rule, producing both fewer and smal</w:t>
-      </w:r>
-      <w:r>
-        <w:t>ler eggs.</w:t>
-      </w:r>
-    </w:p>
-    <w:p>
-      <w:pPr>
-        <w:pStyle w:val="BodyText"/>
-      </w:pPr>
-      <w:r>
-        <w:t>The variance structure reinforces this constraint-based interpretation. Although egg size remained highly repeatable, within-clutch (egg-to-egg) variance increased substantially in second broods. These findings operate at different hierarchical levels and are not contradictory. High egg-size repeatability reflects stability in mean allocation strategy among females, whereas within-clutch variance reflects the precision with which individual eggs are constructed around that mean. The increase in egg-to-egg h</w:t>
-      </w:r>
-      <w:r>
-        <w:t>eterogeneity in second broods therefore suggests reduced developmental precision under diminished resource state rather than adaptive diversification of offspring phenotypes (see Fox and Czesak 2000). Taken together, the absence of residual covariance, minimal variation in within-female slopes, near-zero repeatability of egg number, and increased within-clutch variance indicate that females do not plastically adjust egg size in response to clutch size. Instead, second clutches seem to be defined by physiolo</w:t>
-      </w:r>
-      <w:r>
-        <w:t>gical or constraints (e.g. reduced ovariole number) and diminished control over egg construction (i.e. small resource pool).</w:t>
-      </w:r>
-    </w:p>
-    <w:p>
-      <w:pPr>
-        <w:pStyle w:val="BodyText"/>
-      </w:pPr>
-      <w:r>
-        <w:t>Egg-size variation within clutches was greater in second than in first clutches in earwigs, a pattern opposite to that reported in birds (e.g. Yosef and Zduniak 2008). In birds, lower intraclutch variation is often associated with favourable environmental conditions and good nutritional state. For example, desert finches (</w:t>
+        <w:t xml:space="preserve">perdix perdix</w:t>
+      </w:r>
+      <w:r>
+        <w:t xml:space="preserve">). The Journal of Animal Ecology 19–25.</w:t>
+      </w:r>
+    </w:p>
+    <w:bookmarkEnd w:id="52"/>
+    <w:bookmarkStart w:id="53" w:name="ref-lande1980a"/>
+    <w:p>
+      <w:pPr>
+        <w:pStyle w:val="Bibliography"/>
+      </w:pPr>
+      <w:r>
+        <w:t xml:space="preserve">Lande, R. 1980. The genetic covariance between characters maintained by pleiotropic mutations. Genetics 94:203–215.</w:t>
+      </w:r>
+    </w:p>
+    <w:bookmarkEnd w:id="53"/>
+    <w:bookmarkStart w:id="54" w:name="ref-lessells1987"/>
+    <w:p>
+      <w:pPr>
+        <w:pStyle w:val="Bibliography"/>
+      </w:pPr>
+      <w:r>
+        <w:t xml:space="preserve">Lessells, C., and P. T. Boag. 1987. Unrepeatable repeatabilities: A common mistake. The Auk 104:116–121.</w:t>
+      </w:r>
+    </w:p>
+    <w:bookmarkEnd w:id="54"/>
+    <w:bookmarkStart w:id="55" w:name="ref-mcnamara1996"/>
+    <w:p>
+      <w:pPr>
+        <w:pStyle w:val="Bibliography"/>
+      </w:pPr>
+      <w:r>
+        <w:t xml:space="preserve">McNamara, J. M., and A. I. Houston. 1996. State-dependent life histories. Nature 380:215–221.</w:t>
+      </w:r>
+    </w:p>
+    <w:bookmarkEnd w:id="55"/>
+    <w:bookmarkStart w:id="56" w:name="ref-meunier2024"/>
+    <w:p>
+      <w:pPr>
+        <w:pStyle w:val="Bibliography"/>
+      </w:pPr>
+      <w:r>
+        <w:t xml:space="preserve">Meunier, J. 2024. The biology and social life of earwigs (dermaptera). Annu Rev Entomol 69:259–276.</w:t>
+      </w:r>
+    </w:p>
+    <w:bookmarkEnd w:id="56"/>
+    <w:bookmarkStart w:id="57" w:name="ref-nakagawa2017"/>
+    <w:p>
+      <w:pPr>
+        <w:pStyle w:val="Bibliography"/>
+      </w:pPr>
+      <w:r>
+        <w:t xml:space="preserve">Nakagawa, S., P. C. D. Johnson, and H. Schielzeth. 2017. The coefficient of determination r</w:t>
+      </w:r>
+      <w:r>
+        <w:rPr>
+          <w:vertAlign w:val="superscript"/>
+        </w:rPr>
+        <w:t xml:space="preserve">2</w:t>
+      </w:r>
+      <w:r>
+        <w:t xml:space="preserve"> </w:t>
+      </w:r>
+      <w:r>
+        <w:t xml:space="preserve">and intra-class correlation coefficient from generalized linear mixed-effects models revisited and expanded. J R Soc Interface 14:20170213. Evolution; Ecology Research Centre,; School of Biological, Earth; Environmental Sciences, University of New South Wales, Sydney, New South Wales 2052, Australia s.nakagawa@unsw.edu.au. Diabetes; Metabolism Division, Garvan Institute of Medical Research, Sydney, New South Wales 2010, Australia. Institute of Biodiversity, Animal Health; Comparative Medicine, University of Glasgow, Graham Kerr Building, Glasgow G12 8QQ, UK. Population Ecology Group, Institute of Ecology, Friedrich Schiller University Jena, Dornburger Strasse 159, 07743 Jena, Germany holger.schielzeth@uni-jena.de.</w:t>
+      </w:r>
+    </w:p>
+    <w:bookmarkEnd w:id="57"/>
+    <w:bookmarkStart w:id="58" w:name="ref-nakagawa2013"/>
+    <w:p>
+      <w:pPr>
+        <w:pStyle w:val="Bibliography"/>
+      </w:pPr>
+      <w:r>
+        <w:t xml:space="preserve">Nakagawa, S., and H. Schielzeth. 2013. A general and simple method for obtaining R2 from generalized linear mixed‐effects models. Methods Ecol Evol 4:133–142.</w:t>
+      </w:r>
+    </w:p>
+    <w:bookmarkEnd w:id="58"/>
+    <w:bookmarkStart w:id="59" w:name="ref-nakagawa2010"/>
+    <w:p>
+      <w:pPr>
+        <w:pStyle w:val="Bibliography"/>
+      </w:pPr>
+      <w:r>
+        <w:t xml:space="preserve">Nakagawa, S., and H. Schielzeth. 2010. Repeatability for gaussian and non-gaussian data: A practical guide for biologists. Biol Rev Camb Philos Soc 85:935–956. Department of Zoology, University of Otago, 340 Great King Street, Dunedin, 9054, New Zealand. shinichi.nakagawa@otago.ac.nz.</w:t>
+      </w:r>
+    </w:p>
+    <w:bookmarkEnd w:id="59"/>
+    <w:bookmarkStart w:id="60" w:name="ref-parker1982"/>
+    <w:p>
+      <w:pPr>
+        <w:pStyle w:val="Bibliography"/>
+      </w:pPr>
+      <w:r>
+        <w:t xml:space="preserve">Parker, G. A. 1982. Why are there so many tiny sperm? Sperm competition and the maintenance of two sexes. J Theor Biol 96:281–294.</w:t>
+      </w:r>
+    </w:p>
+    <w:bookmarkEnd w:id="60"/>
+    <w:bookmarkStart w:id="61" w:name="ref-peig2009"/>
+    <w:p>
+      <w:pPr>
+        <w:pStyle w:val="Bibliography"/>
+      </w:pPr>
+      <w:r>
+        <w:t xml:space="preserve">Peig, J., and A. J. Green. 2009. New perspectives for estimating body condition from mass/length data: The scaled mass index as an alternative method. Oikos 118:1883–1891.</w:t>
+      </w:r>
+    </w:p>
+    <w:bookmarkEnd w:id="61"/>
+    <w:bookmarkStart w:id="62" w:name="ref-peig2010"/>
+    <w:p>
+      <w:pPr>
+        <w:pStyle w:val="Bibliography"/>
+      </w:pPr>
+      <w:r>
+        <w:t xml:space="preserve">Peig, J., and A. J. Green. 2010. The paradigm of body condition: A critical reappraisal of current methods based on mass and length. Funct Ecol 24:1323–1332.</w:t>
+      </w:r>
+    </w:p>
+    <w:bookmarkEnd w:id="62"/>
+    <w:bookmarkStart w:id="63" w:name="ref-vandepol2009"/>
+    <w:p>
+      <w:pPr>
+        <w:pStyle w:val="Bibliography"/>
+      </w:pPr>
+      <w:r>
+        <w:t xml:space="preserve">Pol, M. van de, and J. Wright. 2009. A simple method for distinguishing within- versus between-subject effects using mixed models. Anim Behav 77:753–758.</w:t>
+      </w:r>
+    </w:p>
+    <w:bookmarkEnd w:id="63"/>
+    <w:bookmarkStart w:id="64" w:name="ref-r2013"/>
+    <w:p>
+      <w:pPr>
+        <w:pStyle w:val="Bibliography"/>
+      </w:pPr>
+      <w:r>
+        <w:t xml:space="preserve">R Core Team. 2025.</w:t>
+      </w:r>
+      <w:r>
+        <w:t xml:space="preserve"> </w:t>
+      </w:r>
+      <w:r>
+        <w:t xml:space="preserve">R</w:t>
+      </w:r>
+      <w:r>
+        <w:t xml:space="preserve">:</w:t>
+      </w:r>
+      <w:r>
+        <w:t xml:space="preserve"> </w:t>
+      </w:r>
+      <w:r>
+        <w:t xml:space="preserve">A</w:t>
+      </w:r>
+      <w:r>
+        <w:t xml:space="preserve"> </w:t>
+      </w:r>
+      <w:r>
+        <w:t xml:space="preserve">language and environment for statistical computing. Vienna, Austria.</w:t>
+      </w:r>
+    </w:p>
+    <w:bookmarkEnd w:id="64"/>
+    <w:bookmarkStart w:id="65" w:name="ref-reznick2000"/>
+    <w:p>
+      <w:pPr>
+        <w:pStyle w:val="Bibliography"/>
+      </w:pPr>
+      <w:r>
+        <w:t xml:space="preserve">Reznick, D., L. Nunney, and A. Tessier. 2000. Big houses, big cars, superfleas and the costs of reproduction. Trends Ecol Evol 15:421–425.</w:t>
+      </w:r>
+    </w:p>
+    <w:bookmarkEnd w:id="65"/>
+    <w:bookmarkStart w:id="66" w:name="ref-ricklefs2002"/>
+    <w:p>
+      <w:pPr>
+        <w:pStyle w:val="Bibliography"/>
+      </w:pPr>
+      <w:r>
+        <w:t xml:space="preserve">Ricklefs, R. E., and M. Wikelski. 2002. The physiology/life-history nexus. Trends Ecol Evol 17:462–468.</w:t>
+      </w:r>
+    </w:p>
+    <w:bookmarkEnd w:id="66"/>
+    <w:bookmarkStart w:id="67" w:name="ref-roff1992a"/>
+    <w:p>
+      <w:pPr>
+        <w:pStyle w:val="Bibliography"/>
+      </w:pPr>
+      <w:r>
+        <w:t xml:space="preserve">Roff, D. 1992.</w:t>
+      </w:r>
+      <w:r>
+        <w:t xml:space="preserve"> </w:t>
+      </w:r>
+      <w:r>
+        <w:t xml:space="preserve">Evolution of Life Histories: Theory and Analysis</w:t>
+      </w:r>
+      <w:r>
+        <w:t xml:space="preserve">. Chapman &amp; Hall, Inc., New York, NY.</w:t>
+      </w:r>
+    </w:p>
+    <w:bookmarkEnd w:id="67"/>
+    <w:bookmarkStart w:id="68" w:name="ref-roff2007a"/>
+    <w:p>
+      <w:pPr>
+        <w:pStyle w:val="Bibliography"/>
+      </w:pPr>
+      <w:r>
+        <w:t xml:space="preserve">Roff, D. A., and D. J. Fairbairn. 2007. The evolution of trade-offs: Where are we? J Evol Biol 20:433–447. Department of Biology, University of California, Riverside, CA 92507, USA. derek.roff@ucr.edu.</w:t>
+      </w:r>
+    </w:p>
+    <w:bookmarkEnd w:id="68"/>
+    <w:bookmarkStart w:id="69" w:name="ref-schindelin2012"/>
+    <w:p>
+      <w:pPr>
+        <w:pStyle w:val="Bibliography"/>
+      </w:pPr>
+      <w:r>
+        <w:t xml:space="preserve">Schindelin, J., I. Arganda-Carreras, E. Frise, V. Kaynig, M. Longair, T. Pietzsch, S. Preibisch, C. Rueden, S. Saalfeld, B. Schmid, J.-Y. Tinevez, D. J. White, V. Hartenstein, K. Eliceiri, P. Tomancak, and A. Cardona. 2012. Fiji: An open-source platform for biological-image analysis. Nat Methods 9:676–682. Max Planck Institute of Molecular Cell Biology; Genetics, Dresden, Germany.</w:t>
+      </w:r>
+    </w:p>
+    <w:bookmarkEnd w:id="69"/>
+    <w:bookmarkStart w:id="70" w:name="ref-simpson1951"/>
+    <w:p>
+      <w:pPr>
+        <w:pStyle w:val="Bibliography"/>
+      </w:pPr>
+      <w:r>
+        <w:t xml:space="preserve">Simpson, E. H. 1951. The interpretation of interaction in contingency tables. Journal of the Royal Statistical Society: Series B (Methodological) 13:238–241.</w:t>
+      </w:r>
+    </w:p>
+    <w:bookmarkEnd w:id="70"/>
+    <w:bookmarkStart w:id="71" w:name="ref-smith1974"/>
+    <w:p>
+      <w:pPr>
+        <w:pStyle w:val="Bibliography"/>
+      </w:pPr>
+      <w:r>
+        <w:t xml:space="preserve">Smith, C. C., and S. D. Fretwell. 1974. The optimal balance between size and number of offspring. Am Nat 108:499–506.</w:t>
+      </w:r>
+    </w:p>
+    <w:bookmarkEnd w:id="71"/>
+    <w:bookmarkStart w:id="72" w:name="ref-staerkle2008"/>
+    <w:p>
+      <w:pPr>
+        <w:pStyle w:val="Bibliography"/>
+      </w:pPr>
+      <w:r>
+        <w:t xml:space="preserve">Staerkle, M., and M. Kölliker. 2008. Maternal food regurgitation to nymphs in earwigs (</w:t>
       </w:r>
       <w:r>
         <w:rPr>
           <w:i/>
           <w:iCs/>
         </w:rPr>
-        <w:t>Rhodopsiza obsoleta</w:t>
-      </w:r>
-      <w:r>
-        <w:t>) produced more uniformly sized eggs under stable conditions (Yosef and Zduniak 2008); collared flycatchers (</w:t>
+        <w:t xml:space="preserve">forficula auricularia</w:t>
+      </w:r>
+      <w:r>
+        <w:t xml:space="preserve">). Ethology 114:844–850.</w:t>
+      </w:r>
+    </w:p>
+    <w:bookmarkEnd w:id="72"/>
+    <w:bookmarkStart w:id="73" w:name="ref-stearns1992"/>
+    <w:p>
+      <w:pPr>
+        <w:pStyle w:val="Bibliography"/>
+      </w:pPr>
+      <w:r>
+        <w:t xml:space="preserve">Stearns, S. C. 1992.</w:t>
+      </w:r>
+      <w:r>
+        <w:t xml:space="preserve"> </w:t>
+      </w:r>
+      <w:r>
+        <w:t xml:space="preserve">The Evolution of Life Histories</w:t>
+      </w:r>
+      <w:r>
+        <w:t xml:space="preserve">. Oxford University Press.</w:t>
+      </w:r>
+    </w:p>
+    <w:bookmarkEnd w:id="73"/>
+    <w:bookmarkStart w:id="74" w:name="ref-stearns1989"/>
+    <w:p>
+      <w:pPr>
+        <w:pStyle w:val="Bibliography"/>
+      </w:pPr>
+      <w:r>
+        <w:t xml:space="preserve">Stearns, S. C. 1989. Trade-offs in life-history evolution. Funct Ecol 3:259–268.</w:t>
+      </w:r>
+    </w:p>
+    <w:bookmarkEnd w:id="74"/>
+    <w:bookmarkStart w:id="75" w:name="ref-stoffel2017"/>
+    <w:p>
+      <w:pPr>
+        <w:pStyle w:val="Bibliography"/>
+      </w:pPr>
+      <w:r>
+        <w:t xml:space="preserve">Stoffel, M. A., S. Nakagawa, and H. Schielzeth. 2017. Rpt</w:t>
+      </w:r>
+      <w:r>
+        <w:t xml:space="preserve">R</w:t>
+      </w:r>
+      <w:r>
+        <w:t xml:space="preserve">: Repeatability estimation and variance decomposition by generalized linear mixed‐effects models. Methods Ecol Evol 8:1639–1644.</w:t>
+      </w:r>
+    </w:p>
+    <w:bookmarkEnd w:id="75"/>
+    <w:bookmarkStart w:id="76" w:name="ref-tourneur2018"/>
+    <w:p>
+      <w:pPr>
+        <w:pStyle w:val="Bibliography"/>
+      </w:pPr>
+      <w:r>
+        <w:t xml:space="preserve">Tourneur, J.-C. 2018. Factors affecting the egg-laying pattern of</w:t>
+      </w:r>
+      <w:r>
+        <w:t xml:space="preserve"> </w:t>
       </w:r>
       <w:r>
         <w:rPr>
           <w:i/>
           <w:iCs/>
         </w:rPr>
-        <w:t>Ficedula albicollis</w:t>
-      </w:r>
-      <w:r>
-        <w:t>) laid progressively larger eggs in favourable environments (Hargitai et al. 2005); and blue tits (</w:t>
+        <w:t xml:space="preserve">forficula auricularia</w:t>
+      </w:r>
+      <w:r>
+        <w:t xml:space="preserve"> </w:t>
+      </w:r>
+      <w:r>
+        <w:t xml:space="preserve">(dermaptera: Forficulidae) in three climatologically different zones of north america. The Canadian Entomologist 150:511–519.</w:t>
+      </w:r>
+    </w:p>
+    <w:bookmarkEnd w:id="76"/>
+    <w:bookmarkStart w:id="77" w:name="ref-tourneur1992"/>
+    <w:p>
+      <w:pPr>
+        <w:pStyle w:val="Bibliography"/>
+      </w:pPr>
+      <w:r>
+        <w:t xml:space="preserve">Tourneur, J.-C., and J. Gingras. 1992. Egg laying in a northeastern</w:t>
+      </w:r>
+      <w:r>
+        <w:t xml:space="preserve"> </w:t>
+      </w:r>
+      <w:r>
+        <w:t xml:space="preserve">N</w:t>
+      </w:r>
+      <w:r>
+        <w:t xml:space="preserve">orth</w:t>
+      </w:r>
+      <w:r>
+        <w:t xml:space="preserve"> </w:t>
+      </w:r>
+      <w:r>
+        <w:t xml:space="preserve">A</w:t>
+      </w:r>
+      <w:r>
+        <w:t xml:space="preserve">merican (montr</w:t>
+      </w:r>
+      <w:r>
+        <w:t xml:space="preserve">é</w:t>
+      </w:r>
+      <w:r>
+        <w:t xml:space="preserve">al, qu</w:t>
+      </w:r>
+      <w:r>
+        <w:t xml:space="preserve">é</w:t>
+      </w:r>
+      <w:r>
+        <w:t xml:space="preserve">bec) population of</w:t>
+      </w:r>
+      <w:r>
+        <w:t xml:space="preserve"> </w:t>
       </w:r>
       <w:r>
         <w:rPr>
           <w:i/>
           <w:iCs/>
         </w:rPr>
-        <w:t>Parus caeruleus</w:t>
-      </w:r>
-      <w:r>
-        <w:t xml:space="preserve">) in better condition produced clutches with less egg-size variation </w:t>
-      </w:r>
-      <w:r>
-        <w:lastRenderedPageBreak/>
-        <w:t>(Nilsson and Svensson 1993). Although comparable data are scarce in insects, similar principles may apply. In my study, females likely had less time to replenish resources before pro</w:t>
-      </w:r>
-      <w:r>
-        <w:t xml:space="preserve">ducing their second clutch. If so, first clutches may reflect allocation based primarily on intrinsic factors such as body condition, resulting in relatively uniform egg sizes within clutches. In contrast, second clutches may reflect progressive resource depletion, with females allocating optimally sized eggs early in the laying sequence and producing smaller eggs as resources become limiting. Because laying order was not recorded, I cannot test whether smaller eggs occurred late in the sequence. In birds, </w:t>
-      </w:r>
-      <w:r>
-        <w:t>intraclutch egg-size variation can be adaptive. Larger late-laid eggs may offset hatching asynchrony, whereas smaller late-laid eggs may facilitate brood reduction (Slagsvold et al. 1984). Whether intraclutch egg-size variation serves a comparable adaptive function in insects with maternal care remains unknown.</w:t>
-      </w:r>
-    </w:p>
+        <w:t xml:space="preserve">forficula auricularia</w:t>
+      </w:r>
+      <w:r>
+        <w:t xml:space="preserve"> </w:t>
+      </w:r>
+      <w:r>
+        <w:t xml:space="preserve">l. (</w:t>
+      </w:r>
+      <w:r>
+        <w:t xml:space="preserve">D</w:t>
+      </w:r>
+      <w:r>
+        <w:t xml:space="preserve">ermaptera:</w:t>
+      </w:r>
+      <w:r>
+        <w:t xml:space="preserve"> </w:t>
+      </w:r>
+      <w:r>
+        <w:t xml:space="preserve">F</w:t>
+      </w:r>
+      <w:r>
+        <w:t xml:space="preserve">orficulidae). The Canadian Entomologist 124:1055–1061.</w:t>
+      </w:r>
+    </w:p>
+    <w:bookmarkEnd w:id="77"/>
+    <w:bookmarkStart w:id="78" w:name="ref-vannoordwijk1986"/>
+    <w:p>
+      <w:pPr>
+        <w:pStyle w:val="Bibliography"/>
+      </w:pPr>
+      <w:r>
+        <w:t xml:space="preserve">Van Noordwijk, A. J., and G. de Jong. 1986. Acquisition and allocation of resources: Their influence on variation in life history tactics. Am Nat 128:137–142.</w:t>
+      </w:r>
+    </w:p>
+    <w:bookmarkEnd w:id="78"/>
+    <w:bookmarkStart w:id="79" w:name="ref-devillemereuil2013"/>
+    <w:p>
+      <w:pPr>
+        <w:pStyle w:val="Bibliography"/>
+      </w:pPr>
+      <w:r>
+        <w:t xml:space="preserve">Villemereuil, P. de, O. Gimenez, and B. Doligez. 2013. Comparing parent–offspring regression with frequentist and bayesian animal models to estimate heritability in wild populations: A simulation study for gaussian and binary traits. Methods Ecol Evol 4:260–275.</w:t>
+      </w:r>
+    </w:p>
+    <w:bookmarkEnd w:id="79"/>
+    <w:bookmarkStart w:id="80" w:name="ref-westneat2020"/>
+    <w:p>
+      <w:pPr>
+        <w:pStyle w:val="Bibliography"/>
+      </w:pPr>
+      <w:r>
+        <w:t xml:space="preserve">Westneat, D. F., Y. G. Araya-Ajoy, H. Allegue, B. Class, N. Dingemanse, N. A. Dochtermann, L. Z. Garamszegi, J. G. A. Martin, S. Nakagawa, D. Réale, and H. Schielzeth. 2020. Collision between biological process and statistical analysis revealed by mean centring. J Anim Ecol 89:2813–2824.</w:t>
+      </w:r>
+    </w:p>
+    <w:bookmarkEnd w:id="80"/>
+    <w:bookmarkStart w:id="81" w:name="ref-wickham2016"/>
+    <w:p>
+      <w:pPr>
+        <w:pStyle w:val="Bibliography"/>
+      </w:pPr>
+      <w:r>
+        <w:t xml:space="preserve">Wickham, H. 2016. ggplot2:</w:t>
+      </w:r>
+      <w:r>
+        <w:t xml:space="preserve"> </w:t>
+      </w:r>
+      <w:r>
+        <w:t xml:space="preserve">E</w:t>
+      </w:r>
+      <w:r>
+        <w:t xml:space="preserve">legant graphics for data analysis. Springer, New York.</w:t>
+      </w:r>
+    </w:p>
+    <w:bookmarkEnd w:id="81"/>
+    <w:bookmarkStart w:id="82" w:name="ref-winkler1987"/>
+    <w:p>
+      <w:pPr>
+        <w:pStyle w:val="Bibliography"/>
+      </w:pPr>
+      <w:r>
+        <w:t xml:space="preserve">Winkler, D. W., and K. Wallin. 1987. Offspring size and number: A life history model linking effort per offspring and total effort. Am Nat 129:708–720.</w:t>
+      </w:r>
+    </w:p>
+    <w:bookmarkEnd w:id="82"/>
+    <w:bookmarkStart w:id="83" w:name="ref-zera2001a"/>
+    <w:p>
+      <w:pPr>
+        <w:pStyle w:val="Bibliography"/>
+      </w:pPr>
+      <w:r>
+        <w:t xml:space="preserve">Zera, A. J., and L. G. Harshman. 2001. The physiology of life history trade-offs in animals. Annu Rev Ecol Syst 32:95–126.</w:t>
+      </w:r>
+    </w:p>
+    <w:bookmarkEnd w:id="83"/>
+    <w:bookmarkEnd w:id="84"/>
     <w:p>
       <w:pPr>
         <w:pStyle w:val="BodyText"/>
       </w:pPr>
       <w:r>
-        <w:t>Viewed hierarchically, a coherent pattern emerges. The size–number trade-off is expressed at the among-female level, where persistent differences in allocation strategy—primarily manifested in egg size—generate a negative covariance with mean clutch size. At the within-female level, there is little evidence for dynamic reallocation across clutches. At the within-clutch level, variance increases in second broods, indicating declining developmental precision under reduced resource state. This structure aligns</w:t>
-      </w:r>
-      <w:r>
-        <w:t xml:space="preserve"> closely with theoretical expectations when allocation strategies differ among individuals, but short-term plasticity is constrained (1986; Stearns 1992; Roff 1992). Variation in allocation is dominant among females, whereas clutch size itself is largely dependent on clutch order and weakly repeatable. Thus, the evolutionary signal lies in stable allocation rules rather than in flexible clutch-size adjustment.</w:t>
-      </w:r>
-    </w:p>
-    <w:p>
-      <w:pPr>
-        <w:pStyle w:val="BodyText"/>
-      </w:pPr>
-      <w:r>
-        <w:lastRenderedPageBreak/>
-        <w:t xml:space="preserve">Because the trade-off is expressed primarily among females—and because egg size is highly repeatable—selection is most likely to act on persistent differences in allocation strategy if they are heritable or predictably condition-dependent (Stearns 1992; Roff 1992). In contrast, the near-zero repeatability of egg number suggests that clutch size may respond primarily to short-term physiological or environmental conditions, potentially limiting its direct evolutionary response. Future work measuring resource </w:t>
-      </w:r>
-      <w:r>
-        <w:t>acquisition directly, experimentally manipulating resource availability, or estimating genetic correlations between egg size and egg number would help determine whether the observed among-female trade-off reflects adaptive divergence in allocation rules or condition-dependent constraint.</w:t>
-      </w:r>
-    </w:p>
-    <w:p>
-      <w:pPr>
-        <w:pStyle w:val="Heading1"/>
-      </w:pPr>
-      <w:bookmarkStart w:id="9" w:name="data-availability"/>
-      <w:bookmarkEnd w:id="7"/>
-      <w:bookmarkEnd w:id="8"/>
-      <w:r>
-        <w:t>Data availability</w:t>
-      </w:r>
-    </w:p>
-    <w:p>
-      <w:pPr>
-        <w:pStyle w:val="FirstParagraph"/>
-      </w:pPr>
-      <w:r>
-        <w:t>Data are available through the OSF repository at 10.17605/OSF.IO/KWCS8.</w:t>
-      </w:r>
-    </w:p>
-    <w:p>
-      <w:pPr>
-        <w:pStyle w:val="Heading1"/>
-      </w:pPr>
-      <w:bookmarkStart w:id="10" w:name="author-contributions"/>
-      <w:bookmarkEnd w:id="9"/>
-      <w:r>
-        <w:t>Author contributions</w:t>
-      </w:r>
-    </w:p>
-    <w:p>
-      <w:pPr>
-        <w:pStyle w:val="FirstParagraph"/>
-      </w:pPr>
-      <w:r>
-        <w:t>CDK collected and analyzed the data, and wrote the manuscript.</w:t>
-      </w:r>
-    </w:p>
-    <w:p>
-      <w:pPr>
-        <w:pStyle w:val="Heading1"/>
-      </w:pPr>
-      <w:bookmarkStart w:id="11" w:name="funding"/>
-      <w:bookmarkEnd w:id="10"/>
-      <w:r>
-        <w:t>Funding</w:t>
-      </w:r>
-    </w:p>
-    <w:p>
-      <w:pPr>
-        <w:pStyle w:val="FirstParagraph"/>
-      </w:pPr>
-      <w:r>
-        <w:t>The study was funded by a Discovery Grant from the Natural Sciences and Engineering Research Council of Canada (NSERC).</w:t>
-      </w:r>
-    </w:p>
-    <w:p>
-      <w:pPr>
-        <w:pStyle w:val="Heading1"/>
-      </w:pPr>
-      <w:bookmarkStart w:id="12" w:name="conflict-of-interest"/>
-      <w:bookmarkEnd w:id="11"/>
-      <w:r>
-        <w:t>Conflict of Interest</w:t>
-      </w:r>
-    </w:p>
-    <w:p>
-      <w:pPr>
-        <w:pStyle w:val="FirstParagraph"/>
-      </w:pPr>
-      <w:r>
-        <w:t>I declare no conflict of interest.</w:t>
-      </w:r>
-    </w:p>
-    <w:p>
-      <w:pPr>
-        <w:pStyle w:val="Heading1"/>
-      </w:pPr>
-      <w:bookmarkStart w:id="13" w:name="acknowledgements"/>
-      <w:bookmarkEnd w:id="12"/>
-      <w:r>
-        <w:lastRenderedPageBreak/>
-        <w:t>Acknowledgements</w:t>
-      </w:r>
-    </w:p>
-    <w:p>
-      <w:pPr>
-        <w:pStyle w:val="FirstParagraph"/>
-      </w:pPr>
-      <w:r>
-        <w:t>I thank Andréanne Nault and Clara Smythe for assistance in animal care and data collection. I also thank members of Groupe de Recherche sur l’Écologie Évolutive des Interactions Biologiques for discussion.</w:t>
-      </w:r>
-    </w:p>
-    <w:p>
-      <w:r>
-        <w:br w:type="page"/>
-      </w:r>
-    </w:p>
-    <w:p>
-      <w:pPr>
-        <w:pStyle w:val="Heading1"/>
-      </w:pPr>
-      <w:bookmarkStart w:id="14" w:name="references"/>
-      <w:bookmarkEnd w:id="13"/>
-      <w:r>
-        <w:lastRenderedPageBreak/>
-        <w:t>References</w:t>
-      </w:r>
-    </w:p>
-    <w:p>
-      <w:pPr>
-        <w:pStyle w:val="Bibliography"/>
-      </w:pPr>
-      <w:bookmarkStart w:id="15" w:name="ref-bernardo1996"/>
-      <w:bookmarkStart w:id="16" w:name="refs"/>
-      <w:r>
-        <w:t>Bernardo, J. 1996. The particular maternal effect of propagule size, especially egg size: Patterns, models, quality of evidence and interpretations. Am Zool 36:216–236.</w:t>
-      </w:r>
-    </w:p>
-    <w:p>
-      <w:pPr>
-        <w:pStyle w:val="Bibliography"/>
-      </w:pPr>
-      <w:bookmarkStart w:id="17" w:name="ref-careau2017"/>
-      <w:bookmarkEnd w:id="15"/>
-      <w:r>
-        <w:t>Careau, V., and R. Wilson. 2017. Of uberfleas and krakens: Detecting trade-offs using mixed models. Integr Comp Biol 57:362–371.</w:t>
-      </w:r>
-    </w:p>
-    <w:p>
-      <w:pPr>
-        <w:pStyle w:val="Bibliography"/>
-      </w:pPr>
-      <w:bookmarkStart w:id="18" w:name="ref-clutton-brock1991"/>
-      <w:bookmarkEnd w:id="17"/>
-      <w:r>
-        <w:t>Clutton-Brock, T. H. 1991. The Evolution of Parental Care. Princeton University Press.</w:t>
-      </w:r>
-    </w:p>
-    <w:p>
-      <w:pPr>
-        <w:pStyle w:val="Bibliography"/>
-      </w:pPr>
-      <w:bookmarkStart w:id="19" w:name="ref-dingemanse2013"/>
-      <w:bookmarkEnd w:id="18"/>
-      <w:r>
-        <w:t>Dingemanse, N., and N. Dochtermann. 2013. Quantifying individual variation in behaviour: Mixed-effect modelling approaches. J Anim Ecol 82:39–54. Evolutionary Ecology of Variation Group, Max Planck Institute for Ornithology, Eberhard-Gwinner-Straße, 82319 Seewiesen (Starnberg), Germany. ndingemanse@orn.mpg.de.</w:t>
-      </w:r>
-    </w:p>
-    <w:p>
-      <w:pPr>
-        <w:pStyle w:val="Bibliography"/>
-      </w:pPr>
-      <w:bookmarkStart w:id="20" w:name="ref-falconer1996"/>
-      <w:bookmarkEnd w:id="19"/>
-      <w:r>
-        <w:t>Falconer, D. S., and T. F. C. MacKay. 1996. An Introduction Quantitative Genetics. Pearson Education Limited, Essex, England.</w:t>
-      </w:r>
-    </w:p>
-    <w:p>
-      <w:pPr>
-        <w:pStyle w:val="Bibliography"/>
-      </w:pPr>
-      <w:bookmarkStart w:id="21" w:name="ref-fox2000"/>
-      <w:bookmarkEnd w:id="20"/>
-      <w:r>
-        <w:t>Fox, C. W., and M. E. Czesak. 2000. Evolutionary ecology of progeny size in arthropods. Annu Rev Entomol 45:341–369.</w:t>
-      </w:r>
-    </w:p>
-    <w:p>
-      <w:pPr>
-        <w:pStyle w:val="Bibliography"/>
-      </w:pPr>
-      <w:bookmarkStart w:id="22" w:name="ref-hargitai2005"/>
-      <w:bookmarkEnd w:id="21"/>
-      <w:r>
-        <w:t>Hargitai, R., J. Török, L. Tóth, G. Hegyi, B. Rosivall, B. Szigeti, and E. Szöllősi. 2005. Effects of environmental conditions and parental quality on inter-and intraclutch egg-size variation in the collared flycatcher (ficedula albicollis). The Auk 122:509–522.</w:t>
-      </w:r>
-    </w:p>
-    <w:p>
-      <w:pPr>
-        <w:pStyle w:val="Bibliography"/>
-      </w:pPr>
-      <w:bookmarkStart w:id="23" w:name="ref-harvey1983"/>
-      <w:bookmarkEnd w:id="22"/>
-      <w:r>
-        <w:t>Harvey, G. T. 1983. Environmental and genetic effects on mean egg weight in spruce budworm (lepidoptera: tortricidae). The Canadian Entomologist 115:1109–1117.</w:t>
-      </w:r>
-    </w:p>
-    <w:p>
-      <w:pPr>
-        <w:pStyle w:val="Bibliography"/>
-      </w:pPr>
-      <w:bookmarkStart w:id="24" w:name="ref-honek1993"/>
-      <w:bookmarkEnd w:id="23"/>
-      <w:r>
-        <w:t>Honek, A. 1993. Intraspecific variation in body size and fecundity in insects: A general relationship. Oikos 483–492.</w:t>
-      </w:r>
-    </w:p>
-    <w:p>
-      <w:pPr>
-        <w:pStyle w:val="Bibliography"/>
-      </w:pPr>
-      <w:bookmarkStart w:id="25" w:name="ref-kay2020"/>
-      <w:bookmarkEnd w:id="24"/>
-      <w:r>
-        <w:t xml:space="preserve">Kay, M. 2020. </w:t>
-      </w:r>
-      <w:hyperlink r:id="rId8">
-        <w:r>
-          <w:rPr>
-            <w:rStyle w:val="Hyperlink"/>
-          </w:rPr>
-          <w:t>tidybayes: Tidy Data and Geoms for Bayesian Models</w:t>
-        </w:r>
-      </w:hyperlink>
-      <w:r>
-        <w:t>.</w:t>
-      </w:r>
-    </w:p>
-    <w:p>
-      <w:pPr>
-        <w:pStyle w:val="Bibliography"/>
-      </w:pPr>
-      <w:bookmarkStart w:id="26" w:name="ref-kelly2014"/>
-      <w:bookmarkEnd w:id="25"/>
-      <w:r>
-        <w:t>Kelly, C. D., B. Tawes, and A. Worthington. 2014. Evaluating indices of body condition in two cricket species. Ecology and Evolution 4:4476–4487.</w:t>
-      </w:r>
-    </w:p>
-    <w:p>
-      <w:pPr>
-        <w:pStyle w:val="Bibliography"/>
-      </w:pPr>
-      <w:bookmarkStart w:id="27" w:name="ref-koch2014"/>
-      <w:bookmarkEnd w:id="26"/>
-      <w:r>
-        <w:t>Koch, L. K., and J. Meunier. 2014. Mother and offspring fitness in an insect with maternal care: Phenotypic trade-offs between egg number, egg mass and egg care. BMC Evol Biol 14:125.</w:t>
-      </w:r>
-    </w:p>
-    <w:p>
-      <w:pPr>
-        <w:pStyle w:val="Bibliography"/>
-      </w:pPr>
-      <w:bookmarkStart w:id="28" w:name="ref-lack1947"/>
-      <w:bookmarkEnd w:id="27"/>
-      <w:r>
-        <w:t>Lack, D. 1947. The significance of clutch-size in the partridge (</w:t>
-      </w:r>
-      <w:r>
-        <w:rPr>
-          <w:i/>
-          <w:iCs/>
-        </w:rPr>
-        <w:t>perdix perdix</w:t>
-      </w:r>
-      <w:r>
-        <w:t>). The Journal of Animal Ecology 19–25.</w:t>
-      </w:r>
-    </w:p>
-    <w:p>
-      <w:pPr>
-        <w:pStyle w:val="Bibliography"/>
-      </w:pPr>
-      <w:bookmarkStart w:id="29" w:name="ref-lessells1987"/>
-      <w:bookmarkEnd w:id="28"/>
-      <w:r>
-        <w:t>Lessells, C., and P. T. Boag. 1987. Unrepeatable repeatabilities: A common mistake. The Auk 104:116–121.</w:t>
-      </w:r>
-    </w:p>
-    <w:p>
-      <w:pPr>
-        <w:pStyle w:val="Bibliography"/>
-      </w:pPr>
-      <w:bookmarkStart w:id="30" w:name="ref-meunier2024"/>
-      <w:bookmarkEnd w:id="29"/>
-      <w:r>
-        <w:t>Meunier, J. 2024. The biology and social life of earwigs (dermaptera). Annu Rev Entomol 69:259–276.</w:t>
-      </w:r>
-    </w:p>
-    <w:p>
-      <w:pPr>
-        <w:pStyle w:val="Bibliography"/>
-      </w:pPr>
-      <w:bookmarkStart w:id="31" w:name="ref-nilsson1993"/>
-      <w:bookmarkEnd w:id="30"/>
-      <w:r>
-        <w:lastRenderedPageBreak/>
-        <w:t>Nilsson, J. ‐Å., and E. Svensson. 1993. Causes and consequences of egg mass variation between and within blue tit clutches. J Zool 230:469–481.</w:t>
-      </w:r>
-    </w:p>
-    <w:p>
-      <w:pPr>
-        <w:pStyle w:val="Bibliography"/>
-      </w:pPr>
-      <w:bookmarkStart w:id="32" w:name="ref-parker1982"/>
-      <w:bookmarkEnd w:id="31"/>
-      <w:r>
-        <w:t>Parker, G. A. 1982. Why are there so many tiny sperm? Sperm competition and the maintenance of two sexes. J Theor Biol 96:281–294.</w:t>
-      </w:r>
-    </w:p>
-    <w:p>
-      <w:pPr>
-        <w:pStyle w:val="Bibliography"/>
-      </w:pPr>
-      <w:bookmarkStart w:id="33" w:name="ref-peig2009"/>
-      <w:bookmarkEnd w:id="32"/>
-      <w:r>
-        <w:t>Peig, J., and A. J. Green. 2009. New perspectives for estimating body condition from mass/length data: The scaled mass index as an alternative method. Oikos 118:1883–1891.</w:t>
-      </w:r>
-    </w:p>
-    <w:p>
-      <w:pPr>
-        <w:pStyle w:val="Bibliography"/>
-      </w:pPr>
-      <w:bookmarkStart w:id="34" w:name="ref-peig2010"/>
-      <w:bookmarkEnd w:id="33"/>
-      <w:r>
-        <w:t>Peig, J., and A. J. Green. 2010. The paradigm of body condition: A critical reappraisal of current methods based on mass and length. Funct Ecol 24:1323–1332.</w:t>
-      </w:r>
-    </w:p>
-    <w:p>
-      <w:pPr>
-        <w:pStyle w:val="Bibliography"/>
-      </w:pPr>
-      <w:bookmarkStart w:id="35" w:name="ref-vandepol2009"/>
-      <w:bookmarkEnd w:id="34"/>
-      <w:r>
-        <w:t>Pol, M. van de, and J. Wright. 2009. A simple method for distinguishing within- versus between-subject effects using mixed models. Anim Behav 77:753–758.</w:t>
-      </w:r>
-    </w:p>
-    <w:p>
-      <w:pPr>
-        <w:pStyle w:val="Bibliography"/>
-      </w:pPr>
-      <w:bookmarkStart w:id="36" w:name="ref-r2013"/>
-      <w:bookmarkEnd w:id="35"/>
-      <w:r>
-        <w:t>R Core Team. 2025. R: A language and environment for statistical computing. Vienna, Austria.</w:t>
-      </w:r>
-    </w:p>
-    <w:p>
-      <w:pPr>
-        <w:pStyle w:val="Bibliography"/>
-      </w:pPr>
-      <w:bookmarkStart w:id="37" w:name="ref-reznick2000"/>
-      <w:bookmarkEnd w:id="36"/>
-      <w:r>
-        <w:t>Reznick, D., L. Nunney, and A. Tessier. 2000. Big houses, big cars, superfleas and the costs of reproduction. Trends Ecol Evol 15:421–425.</w:t>
-      </w:r>
-    </w:p>
-    <w:p>
-      <w:pPr>
-        <w:pStyle w:val="Bibliography"/>
-      </w:pPr>
-      <w:bookmarkStart w:id="38" w:name="ref-roff1992a"/>
-      <w:bookmarkEnd w:id="37"/>
-      <w:r>
-        <w:t>Roff, D. 1992. Evolution of Life Histories: Theory and Analysis. Chapman &amp; Hall, Inc., New York, NY.</w:t>
-      </w:r>
-    </w:p>
-    <w:p>
-      <w:pPr>
-        <w:pStyle w:val="Bibliography"/>
-      </w:pPr>
-      <w:bookmarkStart w:id="39" w:name="ref-schindelin2012"/>
-      <w:bookmarkEnd w:id="38"/>
-      <w:r>
-        <w:t>Schindelin, J., I. Arganda-Carreras, E. Frise, V. Kaynig, M. Longair, T. Pietzsch, S. Preibisch, C. Rueden, S. Saalfeld, B. Schmid, J.-Y. Tinevez, D. J. White, V. Hartenstein, K. Eliceiri, P. Tomancak, and A. Cardona. 2012. Fiji: An open-source platform for biological-image analysis. Nat Methods 9:676–682. Max Planck Institute of Molecular Cell Biology; Genetics, Dresden, Germany.</w:t>
-      </w:r>
-    </w:p>
-    <w:p>
-      <w:pPr>
-        <w:pStyle w:val="Bibliography"/>
-      </w:pPr>
-      <w:bookmarkStart w:id="40" w:name="ref-seko2006"/>
-      <w:bookmarkEnd w:id="39"/>
-      <w:r>
-        <w:t>Seko, T., T. Miyatake, S. Fujioka, and F. Nakasuji. 2006. Genetic and environmental sources of egg size, fecundity and body size in the migrant skipper, parnara guttata guttata (lepidoptera: hesperiidae). Popul Ecol 48:225–232.</w:t>
-      </w:r>
-    </w:p>
-    <w:p>
-      <w:pPr>
-        <w:pStyle w:val="Bibliography"/>
-      </w:pPr>
-      <w:bookmarkStart w:id="41" w:name="ref-simpson1951"/>
-      <w:bookmarkEnd w:id="40"/>
-      <w:r>
-        <w:t>Simpson, E. H. 1951. The interpretation of interaction in contingency tables. Journal of the Royal Statistical Society: Series B (Methodological) 13:238–241.</w:t>
-      </w:r>
-    </w:p>
-    <w:p>
-      <w:pPr>
-        <w:pStyle w:val="Bibliography"/>
-      </w:pPr>
-      <w:bookmarkStart w:id="42" w:name="ref-slagsvold1984"/>
-      <w:bookmarkEnd w:id="41"/>
-      <w:r>
-        <w:t>Slagsvold, T., J. Sandvik, G. Rofstad, Ö. Lorentsen, and M. Husby. 1984. On the adaptive value of intraclutch egg-size variation in birds. The Auk 101:685–697.</w:t>
-      </w:r>
-    </w:p>
-    <w:p>
-      <w:pPr>
-        <w:pStyle w:val="Bibliography"/>
-      </w:pPr>
-      <w:bookmarkStart w:id="43" w:name="ref-smith1974"/>
-      <w:bookmarkEnd w:id="42"/>
-      <w:r>
-        <w:t>Smith, C. C., and S. D. Fretwell. 1974. The optimal balance between size and number of offspring. Am Nat 108:499–506.</w:t>
-      </w:r>
-    </w:p>
-    <w:p>
-      <w:pPr>
-        <w:pStyle w:val="Bibliography"/>
-      </w:pPr>
-      <w:bookmarkStart w:id="44" w:name="ref-staerkle2008"/>
-      <w:bookmarkEnd w:id="43"/>
-      <w:r>
-        <w:t>Staerkle, M., and M. Kölliker. 2008. Maternal food regurgitation to nymphs in earwigs (</w:t>
-      </w:r>
-      <w:r>
-        <w:rPr>
-          <w:i/>
-          <w:iCs/>
-        </w:rPr>
-        <w:t>forficula auricularia</w:t>
-      </w:r>
-      <w:r>
-        <w:t>). Ethology 114:844–850.</w:t>
-      </w:r>
-    </w:p>
-    <w:p>
-      <w:pPr>
-        <w:pStyle w:val="Bibliography"/>
-      </w:pPr>
-      <w:bookmarkStart w:id="45" w:name="ref-stearns1992"/>
-      <w:bookmarkEnd w:id="44"/>
-      <w:r>
-        <w:t>Stearns, S. C. 1992. The Evolution of Life Histories. Oxford University Press.</w:t>
-      </w:r>
-    </w:p>
-    <w:p>
-      <w:pPr>
-        <w:pStyle w:val="Bibliography"/>
-      </w:pPr>
-      <w:bookmarkStart w:id="46" w:name="ref-stoffel2017"/>
-      <w:bookmarkEnd w:id="45"/>
-      <w:r>
-        <w:lastRenderedPageBreak/>
-        <w:t>Stoffel, M. A., S. Nakagawa, and H. Schielzeth. 2017. RptR: Repeatability estimation and variance decomposition by generalized linear mixed‐effects models. Methods Ecol Evol 8:1639–1644.</w:t>
-      </w:r>
-    </w:p>
-    <w:p>
-      <w:pPr>
-        <w:pStyle w:val="Bibliography"/>
-      </w:pPr>
-      <w:bookmarkStart w:id="47" w:name="ref-torres-vila2012"/>
-      <w:bookmarkEnd w:id="46"/>
-      <w:r>
-        <w:t xml:space="preserve">Torres-Vila, L., E. Cruces-Caldera, M. Rodrı́guez-Molina, and L. Cauterruccio. 2012. Host plant selects for egg size in the moth lobesia botrana: Integrating reproductive and ecological trade-offs is not a simple matter. Pp. 145–167 </w:t>
-      </w:r>
-      <w:r>
-        <w:rPr>
-          <w:i/>
-          <w:iCs/>
-        </w:rPr>
-        <w:t>in</w:t>
-      </w:r>
-      <w:r>
-        <w:t xml:space="preserve"> L. Cauterruccio, ed. Moths: Types, ecological significance and control methods. Nova Science Publishers, New York, NY.</w:t>
-      </w:r>
-    </w:p>
-    <w:p>
-      <w:pPr>
-        <w:pStyle w:val="Bibliography"/>
-      </w:pPr>
-      <w:bookmarkStart w:id="48" w:name="ref-tourneur2018"/>
-      <w:bookmarkEnd w:id="47"/>
-      <w:r>
-        <w:t xml:space="preserve">Tourneur, J.-C. 2018. Factors affecting the egg-laying pattern of </w:t>
-      </w:r>
-      <w:r>
-        <w:rPr>
-          <w:i/>
-          <w:iCs/>
-        </w:rPr>
-        <w:t>forficula auricularia</w:t>
-      </w:r>
-      <w:r>
-        <w:t xml:space="preserve"> (dermaptera: Forficulidae) in three climatologically different zones of north america. The Canadian Entomologist 150:511–519.</w:t>
-      </w:r>
-    </w:p>
-    <w:p>
-      <w:pPr>
-        <w:pStyle w:val="Bibliography"/>
-      </w:pPr>
-      <w:bookmarkStart w:id="49" w:name="ref-tourneur1992"/>
-      <w:bookmarkEnd w:id="48"/>
-      <w:r>
-        <w:t xml:space="preserve">Tourneur, J.-C., and J. Gingras. 1992. Egg laying in a northeastern North American (montréal, québec) population of </w:t>
-      </w:r>
-      <w:r>
-        <w:rPr>
-          <w:i/>
-          <w:iCs/>
-        </w:rPr>
-        <w:t>forficula auricularia</w:t>
-      </w:r>
-      <w:r>
-        <w:t xml:space="preserve"> l. (Dermaptera: Forficulidae). The Canadian Entomologist 124:1055–1061.</w:t>
-      </w:r>
-    </w:p>
-    <w:p>
-      <w:pPr>
-        <w:pStyle w:val="Bibliography"/>
-      </w:pPr>
-      <w:bookmarkStart w:id="50" w:name="ref-vannoordwijk1986"/>
-      <w:bookmarkEnd w:id="49"/>
-      <w:r>
-        <w:t>Van Noordwijk, A. J., and G. de Jong. 1986. Acquisition and allocation of resources: Their influence on variation in life history tactics. Am Nat 128:137–142.</w:t>
-      </w:r>
-    </w:p>
-    <w:p>
-      <w:pPr>
-        <w:pStyle w:val="Bibliography"/>
-      </w:pPr>
-      <w:bookmarkStart w:id="51" w:name="ref-westneat2020"/>
-      <w:bookmarkEnd w:id="50"/>
-      <w:r>
-        <w:t xml:space="preserve">Westneat, D. F., Y. G. Araya-Ajoy, H. Allegue, B. Class, N. Dingemanse, N. A. Dochtermann, L. Z. Garamszegi, J. G. A. Martin, S. Nakagawa, D. Réale, and H. Schielzeth. 2020. Collision between biological process and statistical analysis revealed by mean centring. J Anim Ecol 89:2813–2824. Department of Biology, University of Kentucky, Lexington, KY, USA. Centre for Biodiversity Dynamics (CBD), Department of Biology, Norwegian University of Science; Technology (NTNU), Trondheim, Norway. </w:t>
-      </w:r>
-      <w:r>
-        <w:rPr>
-          <w:lang w:val="fr-CA"/>
-        </w:rPr>
-        <w:t xml:space="preserve">Département des Sciences Biologiques, Université du Québec à Montréal, Montreal, QC, Canada. </w:t>
-      </w:r>
-      <w:r>
-        <w:t>Global Change Ecology Research Group, University of the Sunshine Coast, Sunshine Coast, QLD, Australia. Behavioural Ecology, Department of Biology, Ludwig-Maximilians University of Munich, Planegg-Martinsried, Germany. Department of Biological Sciences, North Dakota State University, Fargo, ND, USA. Centre for Ecological Research, Institute of Ecology; Botany, Vácrátót, Hungary. MTA-ELTE, Theoretical Biology; Evolutionary Ecology Research Group, Department of Plant Systematics, Ecology; Theoretical Biology,</w:t>
-      </w:r>
-      <w:r>
-        <w:t xml:space="preserve"> Eötvös Loránd University, Budapest, Hungary. Department of Biology, University of Ottawa, Ottawa, ON, Canada. Evolution &amp; Ecology Research Centre; School of Biological, Earth; Environmental Sciences, University of New South Wales, Sydney, Australia. </w:t>
-      </w:r>
-      <w:r>
-        <w:rPr>
-          <w:lang w:val="fr-CA"/>
-        </w:rPr>
-        <w:t xml:space="preserve">Département des Sciences Biologiques, Université du Québec à Montréal, Montreal, QC, Canada. </w:t>
-      </w:r>
-      <w:r>
-        <w:t>Institute of Ecology; Evolution, Friedrich Schiller University, Jena, Germany.</w:t>
-      </w:r>
-    </w:p>
-    <w:p>
-      <w:pPr>
-        <w:pStyle w:val="Bibliography"/>
-      </w:pPr>
-      <w:bookmarkStart w:id="52" w:name="ref-wickham2016"/>
-      <w:bookmarkEnd w:id="51"/>
-      <w:r>
-        <w:t>Wickham, H. 2016. ggplot2: Elegant graphics for data analysis. Springer, New York.</w:t>
-      </w:r>
-    </w:p>
-    <w:p>
-      <w:pPr>
-        <w:pStyle w:val="Bibliography"/>
-      </w:pPr>
-      <w:bookmarkStart w:id="53" w:name="ref-winkler1987"/>
-      <w:bookmarkEnd w:id="52"/>
-      <w:r>
-        <w:t>Winkler, D. W., and K. Wallin. 1987. Offspring size and number: A life history model linking effort per offspring and total effort. Am Nat 129:708–720.</w:t>
-      </w:r>
-    </w:p>
-    <w:p>
-      <w:pPr>
-        <w:pStyle w:val="Bibliography"/>
-      </w:pPr>
-      <w:bookmarkStart w:id="54" w:name="ref-yanagi2006"/>
-      <w:bookmarkEnd w:id="53"/>
-      <w:r>
-        <w:lastRenderedPageBreak/>
-        <w:t>Yanagi, S., T. Oikawa, and T. Miyatake. 2006. Heritability and genetic correlation estimates for egg size and number in callosobruchus chinensis (coleoptera: bruchidae). Ann Entomol Soc Am 99:364–368.</w:t>
-      </w:r>
-    </w:p>
-    <w:p>
-      <w:pPr>
-        <w:pStyle w:val="Bibliography"/>
-      </w:pPr>
-      <w:bookmarkStart w:id="55" w:name="ref-yosef2008"/>
-      <w:bookmarkEnd w:id="54"/>
-      <w:r>
-        <w:t>Yosef, R., and P. Zduniak. 2008. Variation in clutch size, egg size variability and reproductive output in the desert finch (rhodospiza obsoleta). J Arid Environ 72:1631–1635.</w:t>
-      </w:r>
-    </w:p>
-    <w:bookmarkEnd w:id="16"/>
-    <w:bookmarkEnd w:id="55"/>
-    <w:p>
-      <w:pPr>
-        <w:pStyle w:val="BodyText"/>
-      </w:pPr>
-      <w:r>
-        <w:t>##Figures</w:t>
+        <w:t xml:space="preserve">##Figures</w:t>
       </w:r>
     </w:p>
     <w:tbl>
       <w:tblPr>
         <w:tblStyle w:val="Table"/>
-        <w:tblW w:w="5000" w:type="pct"/>
+        <w:tblW w:type="pct" w:w="5000"/>
         <w:tblLayout w:type="fixed"/>
-        <w:tblLook w:val="0000" w:firstRow="0" w:lastRow="0" w:firstColumn="0" w:lastColumn="0" w:noHBand="0" w:noVBand="0"/>
+        <w:tblLook w:firstRow="0" w:lastRow="0" w:firstColumn="0" w:lastColumn="0" w:noHBand="0" w:noVBand="0" w:val="0000"/>
       </w:tblPr>
       <w:tblGrid>
-        <w:gridCol w:w="9620"/>
+        <w:gridCol w:w="7920"/>
       </w:tblGrid>
       <w:tr>
         <w:tc>
-          <w:tcPr>
-            <w:tcW w:w="7920" w:type="dxa"/>
-          </w:tcPr>
+          <w:tcPr/>
+          <w:bookmarkStart w:id="88" w:name="fig-one"/>
           <w:p>
             <w:pPr>
               <w:pStyle w:val="Compact"/>
               <w:jc w:val="center"/>
             </w:pPr>
-      